--- a/specir/downloads/specir.docx
+++ b/specir/downloads/specir.docx
@@ -2,7 +2,7 @@
 <file path=word/document.xml><?xml version="1.0" encoding="utf-8"?>
 <w:document xmlns:w="http://schemas.openxmlformats.org/wordprocessingml/2006/main" xmlns:m="http://schemas.openxmlformats.org/officeDocument/2006/math" xmlns:r="http://schemas.openxmlformats.org/officeDocument/2006/relationships" xmlns:o="urn:schemas-microsoft-com:office:office" xmlns:v="urn:schemas-microsoft-com:vml" xmlns:w10="urn:schemas-microsoft-com:office:word" xmlns:a="http://schemas.openxmlformats.org/drawingml/2006/main" xmlns:pic="http://schemas.openxmlformats.org/drawingml/2006/picture" xmlns:wp="http://schemas.openxmlformats.org/drawingml/2006/wordprocessingDrawing">
   <w:body>
-    <w:bookmarkStart w:id="20" w:name="SPEC"/>
+    <w:bookmarkStart w:id="9" w:name="SPEC"/>
     <w:p>
       <w:pPr>
         <w:pStyle w:val="Title"/>
@@ -11,7 +11,7 @@
         <w:t xml:space="preserve">SpecIR: Specification Intermediate Representation</w:t>
       </w:r>
     </w:p>
-    <w:bookmarkEnd w:id="20"/>
+    <w:bookmarkEnd w:id="9"/>
     <w:p>
       <w:pPr>
         <w:pStyle w:val="TOCHeading"/>
@@ -44,7 +44,7 @@
         <w:br w:type="page"/>
       </w:r>
     </w:p>
-    <w:bookmarkStart w:id="24" w:name="introduction"/>
+    <w:bookmarkStart w:id="13" w:name="introduction"/>
     <w:p>
       <w:pPr>
         <w:pStyle w:val="Heading1"/>
@@ -57,7 +57,7 @@
         <w:t xml:space="preserve">Introduction</w:t>
       </w:r>
     </w:p>
-    <w:bookmarkStart w:id="21" w:name="what-is-specir"/>
+    <w:bookmarkStart w:id="10" w:name="what-is-specir"/>
     <w:p>
       <w:pPr>
         <w:pStyle w:val="Heading2"/>
@@ -96,8 +96,8 @@
         <w:t xml:space="preserve">Any tool can read and write a SpecIR database. CommonSpec is one input format; ReqIF, DOORS CSV, or direct SQL are others. SpecCompiler is the reference compiler that produces SpecIR from CommonSpec, but the IR is not tied to any single tool.</w:t>
       </w:r>
     </w:p>
-    <w:bookmarkEnd w:id="21"/>
-    <w:bookmarkStart w:id="22" w:name="design-goals"/>
+    <w:bookmarkEnd w:id="10"/>
+    <w:bookmarkStart w:id="11" w:name="design-goals"/>
     <w:p>
       <w:pPr>
         <w:pStyle w:val="Heading2"/>
@@ -158,7 +158,7 @@
         <w:t xml:space="preserve"> </w:t>
       </w:r>
       <w:r>
-        <w:t xml:space="preserve">The schema enforces a type system: every object, float, relation, and view references a declared type. Proof views express structural constraints as SQL queries.</w:t>
+        <w:t xml:space="preserve">The schema enforces a type system: every object, float, relation, and view references a declared type. Verification views express structural constraints as SQL queries.</w:t>
       </w:r>
     </w:p>
     <w:p>
@@ -197,8 +197,8 @@
         <w:t xml:space="preserve">SpecIR is the bridge between formats. Import from ReqIF, edit in CommonSpec, export to DOCX — SpecIR is the common ground.</w:t>
       </w:r>
     </w:p>
-    <w:bookmarkEnd w:id="22"/>
-    <w:bookmarkStart w:id="23" w:name="schema-layers"/>
+    <w:bookmarkEnd w:id="11"/>
+    <w:bookmarkStart w:id="12" w:name="schema-layers"/>
     <w:p>
       <w:pPr>
         <w:pStyle w:val="Heading2"/>
@@ -306,9 +306,9 @@
         <w:t xml:space="preserve">Only layers 1 and 2 constitute the SpecIR standard. External tools reading or writing SpecIR should ignore layer 3 tables.</w:t>
       </w:r>
     </w:p>
-    <w:bookmarkEnd w:id="23"/>
-    <w:bookmarkEnd w:id="24"/>
-    <w:bookmarkStart w:id="35" w:name="core-schema-type-system"/>
+    <w:bookmarkEnd w:id="12"/>
+    <w:bookmarkEnd w:id="13"/>
+    <w:bookmarkStart w:id="24" w:name="core-schema-type-system"/>
     <w:p>
       <w:pPr>
         <w:pStyle w:val="Heading1"/>
@@ -356,7 +356,7 @@
         <w:t xml:space="preserve">src/db/schema/types.lua</w:t>
       </w:r>
     </w:p>
-    <w:bookmarkStart w:id="25" w:name="spec_object_types"/>
+    <w:bookmarkStart w:id="14" w:name="spec_object_types"/>
     <w:p>
       <w:pPr>
         <w:pStyle w:val="Heading2"/>
@@ -379,12 +379,12 @@
     </w:p>
     <w:p>
       <w:pPr>
-        <w:spacing w:line="20" w:lineRule="exact" w:before="0" w:after="0"/>
+        <w:spacing w:before="0" w:line="20" w:after="0" w:lineRule="exact"/>
         <w:rPr>
           <w:sz w:val="2"/>
         </w:rPr>
       </w:pPr>
-      <w:bookmarkStart w:id="64546" w:name="csv-tbl-object-types"/>
+      <w:bookmarkStart w:name="csv-tbl-object-types" w:id="64546"/>
       <w:bookmarkEnd w:id="64546"/>
     </w:p>
     <w:p>
@@ -420,18 +420,18 @@
         <w:tblW w:type="auto" w:w="0"/>
         <w:tblLook w:firstRow="1" w:lastRow="0" w:firstColumn="0" w:lastColumn="0" w:noHBand="0" w:noVBand="0" w:val="0020"/>
         <w:tblBorders>
-          <w:top w:sz="6" w:val="single" w:space="0" w:color="000000"/>
-          <w:left w:sz="6" w:val="single" w:space="0" w:color="000000"/>
-          <w:bottom w:sz="6" w:val="single" w:space="0" w:color="000000"/>
-          <w:right w:sz="6" w:val="single" w:space="0" w:color="000000"/>
-          <w:insideH w:sz="6" w:val="single" w:space="0" w:color="000000"/>
-          <w:insideV w:sz="6" w:val="single" w:space="0" w:color="000000"/>
+          <w:top w:color="000000" w:space="0" w:val="single" w:sz="6"/>
+          <w:left w:color="000000" w:space="0" w:val="single" w:sz="6"/>
+          <w:bottom w:color="000000" w:space="0" w:val="single" w:sz="6"/>
+          <w:right w:color="000000" w:space="0" w:val="single" w:sz="6"/>
+          <w:insideH w:color="000000" w:space="0" w:val="single" w:sz="6"/>
+          <w:insideV w:color="000000" w:space="0" w:val="single" w:sz="6"/>
         </w:tblBorders>
         <w:tblCellMar>
-          <w:top w:type="dxa" w:w="57"/>
-          <w:left w:type="dxa" w:w="108"/>
-          <w:bottom w:type="dxa" w:w="57"/>
-          <w:right w:type="dxa" w:w="108"/>
+          <w:top w:w="57" w:type="dxa"/>
+          <w:left w:w="108" w:type="dxa"/>
+          <w:bottom w:w="57" w:type="dxa"/>
+          <w:right w:w="108" w:type="dxa"/>
         </w:tblCellMar>
       </w:tblPr>
       <w:tblGrid>
@@ -445,13 +445,13 @@
         </w:trPr>
         <w:tc>
           <w:tcPr>
-            <w:shd w:fill="E8E8E8" w:val="clear" w:color="auto"/>
+            <w:shd w:color="auto" w:val="clear" w:fill="E8E8E8"/>
           </w:tcPr>
           <w:p>
             <w:pPr>
               <w:pStyle w:val="Compact"/>
               <w:ind w:right="0" w:firstLine="0" w:left="0"/>
-              <w:spacing w:line="240" w:after="40" w:lineRule="auto" w:before="40"/>
+              <w:spacing w:after="40" w:lineRule="auto" w:before="40" w:line="240"/>
             </w:pPr>
             <w:r>
               <w:rPr>
@@ -463,13 +463,13 @@
         </w:tc>
         <w:tc>
           <w:tcPr>
-            <w:shd w:fill="E8E8E8" w:val="clear" w:color="auto"/>
+            <w:shd w:color="auto" w:val="clear" w:fill="E8E8E8"/>
           </w:tcPr>
           <w:p>
             <w:pPr>
               <w:pStyle w:val="Compact"/>
               <w:ind w:right="0" w:firstLine="0" w:left="0"/>
-              <w:spacing w:line="240" w:after="40" w:lineRule="auto" w:before="40"/>
+              <w:spacing w:after="40" w:lineRule="auto" w:before="40" w:line="240"/>
             </w:pPr>
             <w:r>
               <w:rPr>
@@ -481,13 +481,13 @@
         </w:tc>
         <w:tc>
           <w:tcPr>
-            <w:shd w:fill="E8E8E8" w:val="clear" w:color="auto"/>
+            <w:shd w:color="auto" w:val="clear" w:fill="E8E8E8"/>
           </w:tcPr>
           <w:p>
             <w:pPr>
               <w:pStyle w:val="Compact"/>
               <w:ind w:right="0" w:firstLine="0" w:left="0"/>
-              <w:spacing w:line="240" w:after="40" w:lineRule="auto" w:before="40"/>
+              <w:spacing w:after="40" w:lineRule="auto" w:before="40" w:line="240"/>
             </w:pPr>
             <w:r>
               <w:rPr>
@@ -505,7 +505,7 @@
             <w:pPr>
               <w:pStyle w:val="Compact"/>
               <w:ind w:right="0" w:firstLine="0" w:left="0"/>
-              <w:spacing w:line="240" w:after="40" w:lineRule="auto" w:before="40"/>
+              <w:spacing w:after="40" w:lineRule="auto" w:before="40" w:line="240"/>
             </w:pPr>
             <w:r>
               <w:t xml:space="preserve">identifier</w:t>
@@ -518,7 +518,7 @@
             <w:pPr>
               <w:pStyle w:val="Compact"/>
               <w:ind w:right="0" w:firstLine="0" w:left="0"/>
-              <w:spacing w:line="240" w:after="40" w:lineRule="auto" w:before="40"/>
+              <w:spacing w:after="40" w:lineRule="auto" w:before="40" w:line="240"/>
             </w:pPr>
             <w:r>
               <w:t xml:space="preserve">TEXT PK</w:t>
@@ -531,7 +531,7 @@
             <w:pPr>
               <w:pStyle w:val="Compact"/>
               <w:ind w:right="0" w:firstLine="0" w:left="0"/>
-              <w:spacing w:line="240" w:after="40" w:lineRule="auto" w:before="40"/>
+              <w:spacing w:after="40" w:lineRule="auto" w:before="40" w:line="240"/>
             </w:pPr>
             <w:r>
               <w:t xml:space="preserve">Unique type code (e.g. HLR)</w:t>
@@ -546,7 +546,7 @@
             <w:pPr>
               <w:pStyle w:val="Compact"/>
               <w:ind w:right="0" w:firstLine="0" w:left="0"/>
-              <w:spacing w:line="240" w:after="40" w:lineRule="auto" w:before="40"/>
+              <w:spacing w:after="40" w:lineRule="auto" w:before="40" w:line="240"/>
             </w:pPr>
             <w:r>
               <w:t xml:space="preserve">long_name</w:t>
@@ -559,7 +559,7 @@
             <w:pPr>
               <w:pStyle w:val="Compact"/>
               <w:ind w:right="0" w:firstLine="0" w:left="0"/>
-              <w:spacing w:line="240" w:after="40" w:lineRule="auto" w:before="40"/>
+              <w:spacing w:after="40" w:lineRule="auto" w:before="40" w:line="240"/>
             </w:pPr>
             <w:r>
               <w:t xml:space="preserve">TEXT NOT NULL UNIQUE</w:t>
@@ -572,7 +572,7 @@
             <w:pPr>
               <w:pStyle w:val="Compact"/>
               <w:ind w:right="0" w:firstLine="0" w:left="0"/>
-              <w:spacing w:line="240" w:after="40" w:lineRule="auto" w:before="40"/>
+              <w:spacing w:after="40" w:lineRule="auto" w:before="40" w:line="240"/>
             </w:pPr>
             <w:r>
               <w:t xml:space="preserve">Human-readable name</w:t>
@@ -587,7 +587,7 @@
             <w:pPr>
               <w:pStyle w:val="Compact"/>
               <w:ind w:right="0" w:firstLine="0" w:left="0"/>
-              <w:spacing w:line="240" w:after="40" w:lineRule="auto" w:before="40"/>
+              <w:spacing w:after="40" w:lineRule="auto" w:before="40" w:line="240"/>
             </w:pPr>
             <w:r>
               <w:t xml:space="preserve">description</w:t>
@@ -600,7 +600,7 @@
             <w:pPr>
               <w:pStyle w:val="Compact"/>
               <w:ind w:right="0" w:firstLine="0" w:left="0"/>
-              <w:spacing w:line="240" w:after="40" w:lineRule="auto" w:before="40"/>
+              <w:spacing w:after="40" w:lineRule="auto" w:before="40" w:line="240"/>
             </w:pPr>
             <w:r>
               <w:t xml:space="preserve">TEXT</w:t>
@@ -613,7 +613,7 @@
             <w:pPr>
               <w:pStyle w:val="Compact"/>
               <w:ind w:right="0" w:firstLine="0" w:left="0"/>
-              <w:spacing w:line="240" w:after="40" w:lineRule="auto" w:before="40"/>
+              <w:spacing w:after="40" w:lineRule="auto" w:before="40" w:line="240"/>
             </w:pPr>
             <w:r>
               <w:t xml:space="preserve">Documentation</w:t>
@@ -628,7 +628,7 @@
             <w:pPr>
               <w:pStyle w:val="Compact"/>
               <w:ind w:right="0" w:firstLine="0" w:left="0"/>
-              <w:spacing w:line="240" w:after="40" w:lineRule="auto" w:before="40"/>
+              <w:spacing w:after="40" w:lineRule="auto" w:before="40" w:line="240"/>
             </w:pPr>
             <w:r>
               <w:t xml:space="preserve">extends</w:t>
@@ -641,7 +641,7 @@
             <w:pPr>
               <w:pStyle w:val="Compact"/>
               <w:ind w:right="0" w:firstLine="0" w:left="0"/>
-              <w:spacing w:line="240" w:after="40" w:lineRule="auto" w:before="40"/>
+              <w:spacing w:after="40" w:lineRule="auto" w:before="40" w:line="240"/>
             </w:pPr>
             <w:r>
               <w:t xml:space="preserve">TEXT</w:t>
@@ -654,7 +654,7 @@
             <w:pPr>
               <w:pStyle w:val="Compact"/>
               <w:ind w:right="0" w:firstLine="0" w:left="0"/>
-              <w:spacing w:line="240" w:after="40" w:lineRule="auto" w:before="40"/>
+              <w:spacing w:after="40" w:lineRule="auto" w:before="40" w:line="240"/>
             </w:pPr>
             <w:r>
               <w:t xml:space="preserve">Parent type for inheritance</w:t>
@@ -669,7 +669,7 @@
             <w:pPr>
               <w:pStyle w:val="Compact"/>
               <w:ind w:right="0" w:firstLine="0" w:left="0"/>
-              <w:spacing w:line="240" w:after="40" w:lineRule="auto" w:before="40"/>
+              <w:spacing w:after="40" w:lineRule="auto" w:before="40" w:line="240"/>
             </w:pPr>
             <w:r>
               <w:t xml:space="preserve">is_composite</w:t>
@@ -682,7 +682,7 @@
             <w:pPr>
               <w:pStyle w:val="Compact"/>
               <w:ind w:right="0" w:firstLine="0" w:left="0"/>
-              <w:spacing w:line="240" w:after="40" w:lineRule="auto" w:before="40"/>
+              <w:spacing w:after="40" w:lineRule="auto" w:before="40" w:line="240"/>
             </w:pPr>
             <w:r>
               <w:t xml:space="preserve">INTEGER DEFAULT 0</w:t>
@@ -695,7 +695,7 @@
             <w:pPr>
               <w:pStyle w:val="Compact"/>
               <w:ind w:right="0" w:firstLine="0" w:left="0"/>
-              <w:spacing w:line="240" w:after="40" w:lineRule="auto" w:before="40"/>
+              <w:spacing w:after="40" w:lineRule="auto" w:before="40" w:line="240"/>
             </w:pPr>
             <w:r>
               <w:t xml:space="preserve">1 = container type (e.g. SECTION)</w:t>
@@ -710,7 +710,7 @@
             <w:pPr>
               <w:pStyle w:val="Compact"/>
               <w:ind w:right="0" w:firstLine="0" w:left="0"/>
-              <w:spacing w:line="240" w:after="40" w:lineRule="auto" w:before="40"/>
+              <w:spacing w:after="40" w:lineRule="auto" w:before="40" w:line="240"/>
             </w:pPr>
             <w:r>
               <w:t xml:space="preserve">is_required</w:t>
@@ -723,7 +723,7 @@
             <w:pPr>
               <w:pStyle w:val="Compact"/>
               <w:ind w:right="0" w:firstLine="0" w:left="0"/>
-              <w:spacing w:line="240" w:after="40" w:lineRule="auto" w:before="40"/>
+              <w:spacing w:after="40" w:lineRule="auto" w:before="40" w:line="240"/>
             </w:pPr>
             <w:r>
               <w:t xml:space="preserve">INTEGER DEFAULT 0</w:t>
@@ -736,7 +736,7 @@
             <w:pPr>
               <w:pStyle w:val="Compact"/>
               <w:ind w:right="0" w:firstLine="0" w:left="0"/>
-              <w:spacing w:line="240" w:after="40" w:lineRule="auto" w:before="40"/>
+              <w:spacing w:after="40" w:lineRule="auto" w:before="40" w:line="240"/>
             </w:pPr>
             <w:r>
               <w:t xml:space="preserve">1 = every spec must have at least one</w:t>
@@ -751,7 +751,7 @@
             <w:pPr>
               <w:pStyle w:val="Compact"/>
               <w:ind w:right="0" w:firstLine="0" w:left="0"/>
-              <w:spacing w:line="240" w:after="40" w:lineRule="auto" w:before="40"/>
+              <w:spacing w:after="40" w:lineRule="auto" w:before="40" w:line="240"/>
             </w:pPr>
             <w:r>
               <w:t xml:space="preserve">is_default</w:t>
@@ -764,7 +764,7 @@
             <w:pPr>
               <w:pStyle w:val="Compact"/>
               <w:ind w:right="0" w:firstLine="0" w:left="0"/>
-              <w:spacing w:line="240" w:after="40" w:lineRule="auto" w:before="40"/>
+              <w:spacing w:after="40" w:lineRule="auto" w:before="40" w:line="240"/>
             </w:pPr>
             <w:r>
               <w:t xml:space="preserve">INTEGER DEFAULT 0</w:t>
@@ -777,7 +777,7 @@
             <w:pPr>
               <w:pStyle w:val="Compact"/>
               <w:ind w:right="0" w:firstLine="0" w:left="0"/>
-              <w:spacing w:line="240" w:after="40" w:lineRule="auto" w:before="40"/>
+              <w:spacing w:after="40" w:lineRule="auto" w:before="40" w:line="240"/>
             </w:pPr>
             <w:r>
               <w:t xml:space="preserve">1 = used when header has no explicit type</w:t>
@@ -792,7 +792,7 @@
             <w:pPr>
               <w:pStyle w:val="Compact"/>
               <w:ind w:right="0" w:firstLine="0" w:left="0"/>
-              <w:spacing w:line="240" w:after="40" w:lineRule="auto" w:before="40"/>
+              <w:spacing w:after="40" w:lineRule="auto" w:before="40" w:line="240"/>
             </w:pPr>
             <w:r>
               <w:t xml:space="preserve">pid_prefix</w:t>
@@ -805,7 +805,7 @@
             <w:pPr>
               <w:pStyle w:val="Compact"/>
               <w:ind w:right="0" w:firstLine="0" w:left="0"/>
-              <w:spacing w:line="240" w:after="40" w:lineRule="auto" w:before="40"/>
+              <w:spacing w:after="40" w:lineRule="auto" w:before="40" w:line="240"/>
             </w:pPr>
             <w:r>
               <w:t xml:space="preserve">TEXT</w:t>
@@ -818,7 +818,7 @@
             <w:pPr>
               <w:pStyle w:val="Compact"/>
               <w:ind w:right="0" w:firstLine="0" w:left="0"/>
-              <w:spacing w:line="240" w:after="40" w:lineRule="auto" w:before="40"/>
+              <w:spacing w:after="40" w:lineRule="auto" w:before="40" w:line="240"/>
             </w:pPr>
             <w:r>
               <w:t xml:space="preserve">Default PID prefix for auto-generation</w:t>
@@ -833,7 +833,7 @@
             <w:pPr>
               <w:pStyle w:val="Compact"/>
               <w:ind w:right="0" w:firstLine="0" w:left="0"/>
-              <w:spacing w:line="240" w:after="40" w:lineRule="auto" w:before="40"/>
+              <w:spacing w:after="40" w:lineRule="auto" w:before="40" w:line="240"/>
             </w:pPr>
             <w:r>
               <w:t xml:space="preserve">pid_format</w:t>
@@ -846,7 +846,7 @@
             <w:pPr>
               <w:pStyle w:val="Compact"/>
               <w:ind w:right="0" w:firstLine="0" w:left="0"/>
-              <w:spacing w:line="240" w:after="40" w:lineRule="auto" w:before="40"/>
+              <w:spacing w:after="40" w:lineRule="auto" w:before="40" w:line="240"/>
             </w:pPr>
             <w:r>
               <w:t xml:space="preserve">TEXT DEFAULT '%s-%03d'</w:t>
@@ -859,7 +859,7 @@
             <w:pPr>
               <w:pStyle w:val="Compact"/>
               <w:ind w:right="0" w:firstLine="0" w:left="0"/>
-              <w:spacing w:line="240" w:after="40" w:lineRule="auto" w:before="40"/>
+              <w:spacing w:after="40" w:lineRule="auto" w:before="40" w:line="240"/>
             </w:pPr>
             <w:r>
               <w:t xml:space="preserve">Printf format for auto-generated PIDs</w:t>
@@ -874,7 +874,7 @@
             <w:pPr>
               <w:pStyle w:val="Compact"/>
               <w:ind w:right="0" w:firstLine="0" w:left="0"/>
-              <w:spacing w:line="240" w:after="40" w:lineRule="auto" w:before="40"/>
+              <w:spacing w:after="40" w:lineRule="auto" w:before="40" w:line="240"/>
             </w:pPr>
             <w:r>
               <w:t xml:space="preserve">aliases</w:t>
@@ -887,7 +887,7 @@
             <w:pPr>
               <w:pStyle w:val="Compact"/>
               <w:ind w:right="0" w:firstLine="0" w:left="0"/>
-              <w:spacing w:line="240" w:after="40" w:lineRule="auto" w:before="40"/>
+              <w:spacing w:after="40" w:lineRule="auto" w:before="40" w:line="240"/>
             </w:pPr>
             <w:r>
               <w:t xml:space="preserve">TEXT</w:t>
@@ -900,7 +900,7 @@
             <w:pPr>
               <w:pStyle w:val="Compact"/>
               <w:ind w:right="0" w:firstLine="0" w:left="0"/>
-              <w:spacing w:line="240" w:after="40" w:lineRule="auto" w:before="40"/>
+              <w:spacing w:after="40" w:lineRule="auto" w:before="40" w:line="240"/>
             </w:pPr>
             <w:r>
               <w:t xml:space="preserve">Comma-wrapped aliases (e.g. ",hlr,req,")</w:t>
@@ -909,8 +909,8 @@
         </w:tc>
       </w:tr>
     </w:tbl>
-    <w:bookmarkEnd w:id="25"/>
-    <w:bookmarkStart w:id="26" w:name="spec_float_types"/>
+    <w:bookmarkEnd w:id="14"/>
+    <w:bookmarkStart w:id="15" w:name="spec_float_types"/>
     <w:p>
       <w:pPr>
         <w:pStyle w:val="Heading2"/>
@@ -933,12 +933,12 @@
     </w:p>
     <w:p>
       <w:pPr>
-        <w:spacing w:line="20" w:lineRule="exact" w:before="0" w:after="0"/>
+        <w:spacing w:before="0" w:line="20" w:after="0" w:lineRule="exact"/>
         <w:rPr>
           <w:sz w:val="2"/>
         </w:rPr>
       </w:pPr>
-      <w:bookmarkStart w:id="21619" w:name="csv-tbl-float-types"/>
+      <w:bookmarkStart w:name="csv-tbl-float-types" w:id="21619"/>
       <w:bookmarkEnd w:id="21619"/>
     </w:p>
     <w:p>
@@ -959,7 +959,7 @@
         <w:fldChar w:fldCharType="separate"/>
       </w:r>
       <w:r>
-        <w:t>1</w:t>
+        <w:t>2</w:t>
       </w:r>
       <w:r>
         <w:fldChar w:fldCharType="end"/>
@@ -974,18 +974,18 @@
         <w:tblW w:type="auto" w:w="0"/>
         <w:tblLook w:firstRow="1" w:lastRow="0" w:firstColumn="0" w:lastColumn="0" w:noHBand="0" w:noVBand="0" w:val="0020"/>
         <w:tblBorders>
-          <w:top w:sz="6" w:val="single" w:space="0" w:color="000000"/>
-          <w:left w:sz="6" w:val="single" w:space="0" w:color="000000"/>
-          <w:bottom w:sz="6" w:val="single" w:space="0" w:color="000000"/>
-          <w:right w:sz="6" w:val="single" w:space="0" w:color="000000"/>
-          <w:insideH w:sz="6" w:val="single" w:space="0" w:color="000000"/>
-          <w:insideV w:sz="6" w:val="single" w:space="0" w:color="000000"/>
+          <w:top w:color="000000" w:space="0" w:val="single" w:sz="6"/>
+          <w:left w:color="000000" w:space="0" w:val="single" w:sz="6"/>
+          <w:bottom w:color="000000" w:space="0" w:val="single" w:sz="6"/>
+          <w:right w:color="000000" w:space="0" w:val="single" w:sz="6"/>
+          <w:insideH w:color="000000" w:space="0" w:val="single" w:sz="6"/>
+          <w:insideV w:color="000000" w:space="0" w:val="single" w:sz="6"/>
         </w:tblBorders>
         <w:tblCellMar>
-          <w:top w:type="dxa" w:w="57"/>
-          <w:left w:type="dxa" w:w="108"/>
-          <w:bottom w:type="dxa" w:w="57"/>
-          <w:right w:type="dxa" w:w="108"/>
+          <w:top w:w="57" w:type="dxa"/>
+          <w:left w:w="108" w:type="dxa"/>
+          <w:bottom w:w="57" w:type="dxa"/>
+          <w:right w:w="108" w:type="dxa"/>
         </w:tblCellMar>
       </w:tblPr>
       <w:tblGrid>
@@ -999,13 +999,13 @@
         </w:trPr>
         <w:tc>
           <w:tcPr>
-            <w:shd w:fill="E8E8E8" w:val="clear" w:color="auto"/>
+            <w:shd w:color="auto" w:val="clear" w:fill="E8E8E8"/>
           </w:tcPr>
           <w:p>
             <w:pPr>
               <w:pStyle w:val="Compact"/>
               <w:ind w:right="0" w:firstLine="0" w:left="0"/>
-              <w:spacing w:line="240" w:after="40" w:lineRule="auto" w:before="40"/>
+              <w:spacing w:after="40" w:lineRule="auto" w:before="40" w:line="240"/>
             </w:pPr>
             <w:r>
               <w:rPr>
@@ -1017,13 +1017,13 @@
         </w:tc>
         <w:tc>
           <w:tcPr>
-            <w:shd w:fill="E8E8E8" w:val="clear" w:color="auto"/>
+            <w:shd w:color="auto" w:val="clear" w:fill="E8E8E8"/>
           </w:tcPr>
           <w:p>
             <w:pPr>
               <w:pStyle w:val="Compact"/>
               <w:ind w:right="0" w:firstLine="0" w:left="0"/>
-              <w:spacing w:line="240" w:after="40" w:lineRule="auto" w:before="40"/>
+              <w:spacing w:after="40" w:lineRule="auto" w:before="40" w:line="240"/>
             </w:pPr>
             <w:r>
               <w:rPr>
@@ -1035,13 +1035,13 @@
         </w:tc>
         <w:tc>
           <w:tcPr>
-            <w:shd w:fill="E8E8E8" w:val="clear" w:color="auto"/>
+            <w:shd w:color="auto" w:val="clear" w:fill="E8E8E8"/>
           </w:tcPr>
           <w:p>
             <w:pPr>
               <w:pStyle w:val="Compact"/>
               <w:ind w:right="0" w:firstLine="0" w:left="0"/>
-              <w:spacing w:line="240" w:after="40" w:lineRule="auto" w:before="40"/>
+              <w:spacing w:after="40" w:lineRule="auto" w:before="40" w:line="240"/>
             </w:pPr>
             <w:r>
               <w:rPr>
@@ -1059,7 +1059,7 @@
             <w:pPr>
               <w:pStyle w:val="Compact"/>
               <w:ind w:right="0" w:firstLine="0" w:left="0"/>
-              <w:spacing w:line="240" w:after="40" w:lineRule="auto" w:before="40"/>
+              <w:spacing w:after="40" w:lineRule="auto" w:before="40" w:line="240"/>
             </w:pPr>
             <w:r>
               <w:t xml:space="preserve">identifier</w:t>
@@ -1072,7 +1072,7 @@
             <w:pPr>
               <w:pStyle w:val="Compact"/>
               <w:ind w:right="0" w:firstLine="0" w:left="0"/>
-              <w:spacing w:line="240" w:after="40" w:lineRule="auto" w:before="40"/>
+              <w:spacing w:after="40" w:lineRule="auto" w:before="40" w:line="240"/>
             </w:pPr>
             <w:r>
               <w:t xml:space="preserve">TEXT PK</w:t>
@@ -1085,7 +1085,7 @@
             <w:pPr>
               <w:pStyle w:val="Compact"/>
               <w:ind w:right="0" w:firstLine="0" w:left="0"/>
-              <w:spacing w:line="240" w:after="40" w:lineRule="auto" w:before="40"/>
+              <w:spacing w:after="40" w:lineRule="auto" w:before="40" w:line="240"/>
             </w:pPr>
             <w:r>
               <w:t xml:space="preserve">Unique type code (e.g. FIGURE)</w:t>
@@ -1100,7 +1100,7 @@
             <w:pPr>
               <w:pStyle w:val="Compact"/>
               <w:ind w:right="0" w:firstLine="0" w:left="0"/>
-              <w:spacing w:line="240" w:after="40" w:lineRule="auto" w:before="40"/>
+              <w:spacing w:after="40" w:lineRule="auto" w:before="40" w:line="240"/>
             </w:pPr>
             <w:r>
               <w:t xml:space="preserve">long_name</w:t>
@@ -1113,7 +1113,7 @@
             <w:pPr>
               <w:pStyle w:val="Compact"/>
               <w:ind w:right="0" w:firstLine="0" w:left="0"/>
-              <w:spacing w:line="240" w:after="40" w:lineRule="auto" w:before="40"/>
+              <w:spacing w:after="40" w:lineRule="auto" w:before="40" w:line="240"/>
             </w:pPr>
             <w:r>
               <w:t xml:space="preserve">TEXT NOT NULL UNIQUE</w:t>
@@ -1126,7 +1126,7 @@
             <w:pPr>
               <w:pStyle w:val="Compact"/>
               <w:ind w:right="0" w:firstLine="0" w:left="0"/>
-              <w:spacing w:line="240" w:after="40" w:lineRule="auto" w:before="40"/>
+              <w:spacing w:after="40" w:lineRule="auto" w:before="40" w:line="240"/>
             </w:pPr>
             <w:r>
               <w:t xml:space="preserve">Human-readable name</w:t>
@@ -1141,7 +1141,7 @@
             <w:pPr>
               <w:pStyle w:val="Compact"/>
               <w:ind w:right="0" w:firstLine="0" w:left="0"/>
-              <w:spacing w:line="240" w:after="40" w:lineRule="auto" w:before="40"/>
+              <w:spacing w:after="40" w:lineRule="auto" w:before="40" w:line="240"/>
             </w:pPr>
             <w:r>
               <w:t xml:space="preserve">description</w:t>
@@ -1154,7 +1154,7 @@
             <w:pPr>
               <w:pStyle w:val="Compact"/>
               <w:ind w:right="0" w:firstLine="0" w:left="0"/>
-              <w:spacing w:line="240" w:after="40" w:lineRule="auto" w:before="40"/>
+              <w:spacing w:after="40" w:lineRule="auto" w:before="40" w:line="240"/>
             </w:pPr>
             <w:r>
               <w:t xml:space="preserve">TEXT</w:t>
@@ -1167,7 +1167,7 @@
             <w:pPr>
               <w:pStyle w:val="Compact"/>
               <w:ind w:right="0" w:firstLine="0" w:left="0"/>
-              <w:spacing w:line="240" w:after="40" w:lineRule="auto" w:before="40"/>
+              <w:spacing w:after="40" w:lineRule="auto" w:before="40" w:line="240"/>
             </w:pPr>
             <w:r>
               <w:t xml:space="preserve">Documentation</w:t>
@@ -1182,7 +1182,7 @@
             <w:pPr>
               <w:pStyle w:val="Compact"/>
               <w:ind w:right="0" w:firstLine="0" w:left="0"/>
-              <w:spacing w:line="240" w:after="40" w:lineRule="auto" w:before="40"/>
+              <w:spacing w:after="40" w:lineRule="auto" w:before="40" w:line="240"/>
             </w:pPr>
             <w:r>
               <w:t xml:space="preserve">caption_format</w:t>
@@ -1195,7 +1195,7 @@
             <w:pPr>
               <w:pStyle w:val="Compact"/>
               <w:ind w:right="0" w:firstLine="0" w:left="0"/>
-              <w:spacing w:line="240" w:after="40" w:lineRule="auto" w:before="40"/>
+              <w:spacing w:after="40" w:lineRule="auto" w:before="40" w:line="240"/>
             </w:pPr>
             <w:r>
               <w:t xml:space="preserve">TEXT</w:t>
@@ -1208,7 +1208,7 @@
             <w:pPr>
               <w:pStyle w:val="Compact"/>
               <w:ind w:right="0" w:firstLine="0" w:left="0"/>
-              <w:spacing w:line="240" w:after="40" w:lineRule="auto" w:before="40"/>
+              <w:spacing w:after="40" w:lineRule="auto" w:before="40" w:line="240"/>
             </w:pPr>
             <w:r>
               <w:t xml:space="preserve">Printf format for captions (e.g. Figure %d)</w:t>
@@ -1223,7 +1223,7 @@
             <w:pPr>
               <w:pStyle w:val="Compact"/>
               <w:ind w:right="0" w:firstLine="0" w:left="0"/>
-              <w:spacing w:line="240" w:after="40" w:lineRule="auto" w:before="40"/>
+              <w:spacing w:after="40" w:lineRule="auto" w:before="40" w:line="240"/>
             </w:pPr>
             <w:r>
               <w:t xml:space="preserve">counter_group</w:t>
@@ -1236,7 +1236,7 @@
             <w:pPr>
               <w:pStyle w:val="Compact"/>
               <w:ind w:right="0" w:firstLine="0" w:left="0"/>
-              <w:spacing w:line="240" w:after="40" w:lineRule="auto" w:before="40"/>
+              <w:spacing w:after="40" w:lineRule="auto" w:before="40" w:line="240"/>
             </w:pPr>
             <w:r>
               <w:t xml:space="preserve">TEXT</w:t>
@@ -1249,7 +1249,7 @@
             <w:pPr>
               <w:pStyle w:val="Compact"/>
               <w:ind w:right="0" w:firstLine="0" w:left="0"/>
-              <w:spacing w:line="240" w:after="40" w:lineRule="auto" w:before="40"/>
+              <w:spacing w:after="40" w:lineRule="auto" w:before="40" w:line="240"/>
             </w:pPr>
             <w:r>
               <w:t xml:space="preserve">Shared numbering group</w:t>
@@ -1264,7 +1264,7 @@
             <w:pPr>
               <w:pStyle w:val="Compact"/>
               <w:ind w:right="0" w:firstLine="0" w:left="0"/>
-              <w:spacing w:line="240" w:after="40" w:lineRule="auto" w:before="40"/>
+              <w:spacing w:after="40" w:lineRule="auto" w:before="40" w:line="240"/>
             </w:pPr>
             <w:r>
               <w:t xml:space="preserve">aliases</w:t>
@@ -1277,7 +1277,7 @@
             <w:pPr>
               <w:pStyle w:val="Compact"/>
               <w:ind w:right="0" w:firstLine="0" w:left="0"/>
-              <w:spacing w:line="240" w:after="40" w:lineRule="auto" w:before="40"/>
+              <w:spacing w:after="40" w:lineRule="auto" w:before="40" w:line="240"/>
             </w:pPr>
             <w:r>
               <w:t xml:space="preserve">TEXT</w:t>
@@ -1290,7 +1290,7 @@
             <w:pPr>
               <w:pStyle w:val="Compact"/>
               <w:ind w:right="0" w:firstLine="0" w:left="0"/>
-              <w:spacing w:line="240" w:after="40" w:lineRule="auto" w:before="40"/>
+              <w:spacing w:after="40" w:lineRule="auto" w:before="40" w:line="240"/>
             </w:pPr>
             <w:r>
               <w:t xml:space="preserve">Comma-wrapped aliases for syntax recognition</w:t>
@@ -1305,7 +1305,7 @@
             <w:pPr>
               <w:pStyle w:val="Compact"/>
               <w:ind w:right="0" w:firstLine="0" w:left="0"/>
-              <w:spacing w:line="240" w:after="40" w:lineRule="auto" w:before="40"/>
+              <w:spacing w:after="40" w:lineRule="auto" w:before="40" w:line="240"/>
             </w:pPr>
             <w:r>
               <w:t xml:space="preserve">needs_external_render</w:t>
@@ -1318,7 +1318,7 @@
             <w:pPr>
               <w:pStyle w:val="Compact"/>
               <w:ind w:right="0" w:firstLine="0" w:left="0"/>
-              <w:spacing w:line="240" w:after="40" w:lineRule="auto" w:before="40"/>
+              <w:spacing w:after="40" w:lineRule="auto" w:before="40" w:line="240"/>
             </w:pPr>
             <w:r>
               <w:t xml:space="preserve">INTEGER DEFAULT 0</w:t>
@@ -1331,7 +1331,7 @@
             <w:pPr>
               <w:pStyle w:val="Compact"/>
               <w:ind w:right="0" w:firstLine="0" w:left="0"/>
-              <w:spacing w:line="240" w:after="40" w:lineRule="auto" w:before="40"/>
+              <w:spacing w:after="40" w:lineRule="auto" w:before="40" w:line="240"/>
             </w:pPr>
             <w:r>
               <w:t xml:space="preserve">1 = requires external tool</w:t>
@@ -1340,8 +1340,8 @@
         </w:tc>
       </w:tr>
     </w:tbl>
-    <w:bookmarkEnd w:id="26"/>
-    <w:bookmarkStart w:id="27" w:name="spec_relation_types"/>
+    <w:bookmarkEnd w:id="15"/>
+    <w:bookmarkStart w:id="16" w:name="spec_relation_types"/>
     <w:p>
       <w:pPr>
         <w:pStyle w:val="Heading2"/>
@@ -1364,12 +1364,12 @@
     </w:p>
     <w:p>
       <w:pPr>
-        <w:spacing w:line="20" w:lineRule="exact" w:before="0" w:after="0"/>
+        <w:spacing w:before="0" w:line="20" w:after="0" w:lineRule="exact"/>
         <w:rPr>
           <w:sz w:val="2"/>
         </w:rPr>
       </w:pPr>
-      <w:bookmarkStart w:id="94847" w:name="csv-tbl-relation-types"/>
+      <w:bookmarkStart w:name="csv-tbl-relation-types" w:id="94847"/>
       <w:bookmarkEnd w:id="94847"/>
     </w:p>
     <w:p>
@@ -1390,7 +1390,7 @@
         <w:fldChar w:fldCharType="separate"/>
       </w:r>
       <w:r>
-        <w:t>1</w:t>
+        <w:t>3</w:t>
       </w:r>
       <w:r>
         <w:fldChar w:fldCharType="end"/>
@@ -1405,18 +1405,18 @@
         <w:tblW w:type="auto" w:w="0"/>
         <w:tblLook w:firstRow="1" w:lastRow="0" w:firstColumn="0" w:lastColumn="0" w:noHBand="0" w:noVBand="0" w:val="0020"/>
         <w:tblBorders>
-          <w:top w:sz="6" w:val="single" w:space="0" w:color="000000"/>
-          <w:left w:sz="6" w:val="single" w:space="0" w:color="000000"/>
-          <w:bottom w:sz="6" w:val="single" w:space="0" w:color="000000"/>
-          <w:right w:sz="6" w:val="single" w:space="0" w:color="000000"/>
-          <w:insideH w:sz="6" w:val="single" w:space="0" w:color="000000"/>
-          <w:insideV w:sz="6" w:val="single" w:space="0" w:color="000000"/>
+          <w:top w:color="000000" w:space="0" w:val="single" w:sz="6"/>
+          <w:left w:color="000000" w:space="0" w:val="single" w:sz="6"/>
+          <w:bottom w:color="000000" w:space="0" w:val="single" w:sz="6"/>
+          <w:right w:color="000000" w:space="0" w:val="single" w:sz="6"/>
+          <w:insideH w:color="000000" w:space="0" w:val="single" w:sz="6"/>
+          <w:insideV w:color="000000" w:space="0" w:val="single" w:sz="6"/>
         </w:tblBorders>
         <w:tblCellMar>
-          <w:top w:type="dxa" w:w="57"/>
-          <w:left w:type="dxa" w:w="108"/>
-          <w:bottom w:type="dxa" w:w="57"/>
-          <w:right w:type="dxa" w:w="108"/>
+          <w:top w:w="57" w:type="dxa"/>
+          <w:left w:w="108" w:type="dxa"/>
+          <w:bottom w:w="57" w:type="dxa"/>
+          <w:right w:w="108" w:type="dxa"/>
         </w:tblCellMar>
       </w:tblPr>
       <w:tblGrid>
@@ -1430,13 +1430,13 @@
         </w:trPr>
         <w:tc>
           <w:tcPr>
-            <w:shd w:fill="E8E8E8" w:val="clear" w:color="auto"/>
+            <w:shd w:color="auto" w:val="clear" w:fill="E8E8E8"/>
           </w:tcPr>
           <w:p>
             <w:pPr>
               <w:pStyle w:val="Compact"/>
               <w:ind w:right="0" w:firstLine="0" w:left="0"/>
-              <w:spacing w:line="240" w:after="40" w:lineRule="auto" w:before="40"/>
+              <w:spacing w:after="40" w:lineRule="auto" w:before="40" w:line="240"/>
             </w:pPr>
             <w:r>
               <w:rPr>
@@ -1448,13 +1448,13 @@
         </w:tc>
         <w:tc>
           <w:tcPr>
-            <w:shd w:fill="E8E8E8" w:val="clear" w:color="auto"/>
+            <w:shd w:color="auto" w:val="clear" w:fill="E8E8E8"/>
           </w:tcPr>
           <w:p>
             <w:pPr>
               <w:pStyle w:val="Compact"/>
               <w:ind w:right="0" w:firstLine="0" w:left="0"/>
-              <w:spacing w:line="240" w:after="40" w:lineRule="auto" w:before="40"/>
+              <w:spacing w:after="40" w:lineRule="auto" w:before="40" w:line="240"/>
             </w:pPr>
             <w:r>
               <w:rPr>
@@ -1466,13 +1466,13 @@
         </w:tc>
         <w:tc>
           <w:tcPr>
-            <w:shd w:fill="E8E8E8" w:val="clear" w:color="auto"/>
+            <w:shd w:color="auto" w:val="clear" w:fill="E8E8E8"/>
           </w:tcPr>
           <w:p>
             <w:pPr>
               <w:pStyle w:val="Compact"/>
               <w:ind w:right="0" w:firstLine="0" w:left="0"/>
-              <w:spacing w:line="240" w:after="40" w:lineRule="auto" w:before="40"/>
+              <w:spacing w:after="40" w:lineRule="auto" w:before="40" w:line="240"/>
             </w:pPr>
             <w:r>
               <w:rPr>
@@ -1490,7 +1490,7 @@
             <w:pPr>
               <w:pStyle w:val="Compact"/>
               <w:ind w:right="0" w:firstLine="0" w:left="0"/>
-              <w:spacing w:line="240" w:after="40" w:lineRule="auto" w:before="40"/>
+              <w:spacing w:after="40" w:lineRule="auto" w:before="40" w:line="240"/>
             </w:pPr>
             <w:r>
               <w:t xml:space="preserve">identifier</w:t>
@@ -1503,7 +1503,7 @@
             <w:pPr>
               <w:pStyle w:val="Compact"/>
               <w:ind w:right="0" w:firstLine="0" w:left="0"/>
-              <w:spacing w:line="240" w:after="40" w:lineRule="auto" w:before="40"/>
+              <w:spacing w:after="40" w:lineRule="auto" w:before="40" w:line="240"/>
             </w:pPr>
             <w:r>
               <w:t xml:space="preserve">TEXT PK</w:t>
@@ -1516,7 +1516,7 @@
             <w:pPr>
               <w:pStyle w:val="Compact"/>
               <w:ind w:right="0" w:firstLine="0" w:left="0"/>
-              <w:spacing w:line="240" w:after="40" w:lineRule="auto" w:before="40"/>
+              <w:spacing w:after="40" w:lineRule="auto" w:before="40" w:line="240"/>
             </w:pPr>
             <w:r>
               <w:t xml:space="preserve">Unique relation type code</w:t>
@@ -1531,7 +1531,7 @@
             <w:pPr>
               <w:pStyle w:val="Compact"/>
               <w:ind w:right="0" w:firstLine="0" w:left="0"/>
-              <w:spacing w:line="240" w:after="40" w:lineRule="auto" w:before="40"/>
+              <w:spacing w:after="40" w:lineRule="auto" w:before="40" w:line="240"/>
             </w:pPr>
             <w:r>
               <w:t xml:space="preserve">long_name</w:t>
@@ -1544,7 +1544,7 @@
             <w:pPr>
               <w:pStyle w:val="Compact"/>
               <w:ind w:right="0" w:firstLine="0" w:left="0"/>
-              <w:spacing w:line="240" w:after="40" w:lineRule="auto" w:before="40"/>
+              <w:spacing w:after="40" w:lineRule="auto" w:before="40" w:line="240"/>
             </w:pPr>
             <w:r>
               <w:t xml:space="preserve">TEXT NOT NULL UNIQUE</w:t>
@@ -1557,7 +1557,7 @@
             <w:pPr>
               <w:pStyle w:val="Compact"/>
               <w:ind w:right="0" w:firstLine="0" w:left="0"/>
-              <w:spacing w:line="240" w:after="40" w:lineRule="auto" w:before="40"/>
+              <w:spacing w:after="40" w:lineRule="auto" w:before="40" w:line="240"/>
             </w:pPr>
             <w:r>
               <w:t xml:space="preserve">Human-readable name</w:t>
@@ -1572,7 +1572,7 @@
             <w:pPr>
               <w:pStyle w:val="Compact"/>
               <w:ind w:right="0" w:firstLine="0" w:left="0"/>
-              <w:spacing w:line="240" w:after="40" w:lineRule="auto" w:before="40"/>
+              <w:spacing w:after="40" w:lineRule="auto" w:before="40" w:line="240"/>
             </w:pPr>
             <w:r>
               <w:t xml:space="preserve">description</w:t>
@@ -1585,7 +1585,7 @@
             <w:pPr>
               <w:pStyle w:val="Compact"/>
               <w:ind w:right="0" w:firstLine="0" w:left="0"/>
-              <w:spacing w:line="240" w:after="40" w:lineRule="auto" w:before="40"/>
+              <w:spacing w:after="40" w:lineRule="auto" w:before="40" w:line="240"/>
             </w:pPr>
             <w:r>
               <w:t xml:space="preserve">TEXT</w:t>
@@ -1598,7 +1598,7 @@
             <w:pPr>
               <w:pStyle w:val="Compact"/>
               <w:ind w:right="0" w:firstLine="0" w:left="0"/>
-              <w:spacing w:line="240" w:after="40" w:lineRule="auto" w:before="40"/>
+              <w:spacing w:after="40" w:lineRule="auto" w:before="40" w:line="240"/>
             </w:pPr>
             <w:r>
               <w:t xml:space="preserve">Documentation</w:t>
@@ -1613,7 +1613,7 @@
             <w:pPr>
               <w:pStyle w:val="Compact"/>
               <w:ind w:right="0" w:firstLine="0" w:left="0"/>
-              <w:spacing w:line="240" w:after="40" w:lineRule="auto" w:before="40"/>
+              <w:spacing w:after="40" w:lineRule="auto" w:before="40" w:line="240"/>
             </w:pPr>
             <w:r>
               <w:t xml:space="preserve">extends</w:t>
@@ -1626,7 +1626,7 @@
             <w:pPr>
               <w:pStyle w:val="Compact"/>
               <w:ind w:right="0" w:firstLine="0" w:left="0"/>
-              <w:spacing w:line="240" w:after="40" w:lineRule="auto" w:before="40"/>
+              <w:spacing w:after="40" w:lineRule="auto" w:before="40" w:line="240"/>
             </w:pPr>
             <w:r>
               <w:t xml:space="preserve">TEXT</w:t>
@@ -1639,7 +1639,7 @@
             <w:pPr>
               <w:pStyle w:val="Compact"/>
               <w:ind w:right="0" w:firstLine="0" w:left="0"/>
-              <w:spacing w:line="240" w:after="40" w:lineRule="auto" w:before="40"/>
+              <w:spacing w:after="40" w:lineRule="auto" w:before="40" w:line="240"/>
             </w:pPr>
             <w:r>
               <w:t xml:space="preserve">Parent relation type for inheritance</w:t>
@@ -1654,7 +1654,7 @@
             <w:pPr>
               <w:pStyle w:val="Compact"/>
               <w:ind w:right="0" w:firstLine="0" w:left="0"/>
-              <w:spacing w:line="240" w:after="40" w:lineRule="auto" w:before="40"/>
+              <w:spacing w:after="40" w:lineRule="auto" w:before="40" w:line="240"/>
             </w:pPr>
             <w:r>
               <w:t xml:space="preserve">source_type_ref</w:t>
@@ -1667,7 +1667,7 @@
             <w:pPr>
               <w:pStyle w:val="Compact"/>
               <w:ind w:right="0" w:firstLine="0" w:left="0"/>
-              <w:spacing w:line="240" w:after="40" w:lineRule="auto" w:before="40"/>
+              <w:spacing w:after="40" w:lineRule="auto" w:before="40" w:line="240"/>
             </w:pPr>
             <w:r>
               <w:t xml:space="preserve">TEXT FK</w:t>
@@ -1680,7 +1680,7 @@
             <w:pPr>
               <w:pStyle w:val="Compact"/>
               <w:ind w:right="0" w:firstLine="0" w:left="0"/>
-              <w:spacing w:line="240" w:after="40" w:lineRule="auto" w:before="40"/>
+              <w:spacing w:after="40" w:lineRule="auto" w:before="40" w:line="240"/>
             </w:pPr>
             <w:r>
               <w:t xml:space="preserve">Constrain source object type (NULL = any)</w:t>
@@ -1695,7 +1695,7 @@
             <w:pPr>
               <w:pStyle w:val="Compact"/>
               <w:ind w:right="0" w:firstLine="0" w:left="0"/>
-              <w:spacing w:line="240" w:after="40" w:lineRule="auto" w:before="40"/>
+              <w:spacing w:after="40" w:lineRule="auto" w:before="40" w:line="240"/>
             </w:pPr>
             <w:r>
               <w:t xml:space="preserve">target_type_ref</w:t>
@@ -1708,7 +1708,7 @@
             <w:pPr>
               <w:pStyle w:val="Compact"/>
               <w:ind w:right="0" w:firstLine="0" w:left="0"/>
-              <w:spacing w:line="240" w:after="40" w:lineRule="auto" w:before="40"/>
+              <w:spacing w:after="40" w:lineRule="auto" w:before="40" w:line="240"/>
             </w:pPr>
             <w:r>
               <w:t xml:space="preserve">TEXT FK</w:t>
@@ -1721,7 +1721,7 @@
             <w:pPr>
               <w:pStyle w:val="Compact"/>
               <w:ind w:right="0" w:firstLine="0" w:left="0"/>
-              <w:spacing w:line="240" w:after="40" w:lineRule="auto" w:before="40"/>
+              <w:spacing w:after="40" w:lineRule="auto" w:before="40" w:line="240"/>
             </w:pPr>
             <w:r>
               <w:t xml:space="preserve">Constrain target object type (NULL = any)</w:t>
@@ -1736,7 +1736,7 @@
             <w:pPr>
               <w:pStyle w:val="Compact"/>
               <w:ind w:right="0" w:firstLine="0" w:left="0"/>
-              <w:spacing w:line="240" w:after="40" w:lineRule="auto" w:before="40"/>
+              <w:spacing w:after="40" w:lineRule="auto" w:before="40" w:line="240"/>
             </w:pPr>
             <w:r>
               <w:t xml:space="preserve">link_selector</w:t>
@@ -1749,7 +1749,7 @@
             <w:pPr>
               <w:pStyle w:val="Compact"/>
               <w:ind w:right="0" w:firstLine="0" w:left="0"/>
-              <w:spacing w:line="240" w:after="40" w:lineRule="auto" w:before="40"/>
+              <w:spacing w:after="40" w:lineRule="auto" w:before="40" w:line="240"/>
             </w:pPr>
             <w:r>
               <w:t xml:space="preserve">TEXT</w:t>
@@ -1762,7 +1762,7 @@
             <w:pPr>
               <w:pStyle w:val="Compact"/>
               <w:ind w:right="0" w:firstLine="0" w:left="0"/>
-              <w:spacing w:line="240" w:after="40" w:lineRule="auto" w:before="40"/>
+              <w:spacing w:after="40" w:lineRule="auto" w:before="40" w:line="240"/>
             </w:pPr>
             <w:r>
               <w:t xml:space="preserve">Syntax selector ("@" or "#")</w:t>
@@ -1777,7 +1777,7 @@
             <w:pPr>
               <w:pStyle w:val="Compact"/>
               <w:ind w:right="0" w:firstLine="0" w:left="0"/>
-              <w:spacing w:line="240" w:after="40" w:lineRule="auto" w:before="40"/>
+              <w:spacing w:after="40" w:lineRule="auto" w:before="40" w:line="240"/>
             </w:pPr>
             <w:r>
               <w:t xml:space="preserve">source_attribute</w:t>
@@ -1790,7 +1790,7 @@
             <w:pPr>
               <w:pStyle w:val="Compact"/>
               <w:ind w:right="0" w:firstLine="0" w:left="0"/>
-              <w:spacing w:line="240" w:after="40" w:lineRule="auto" w:before="40"/>
+              <w:spacing w:after="40" w:lineRule="auto" w:before="40" w:line="240"/>
             </w:pPr>
             <w:r>
               <w:t xml:space="preserve">TEXT</w:t>
@@ -1803,7 +1803,7 @@
             <w:pPr>
               <w:pStyle w:val="Compact"/>
               <w:ind w:right="0" w:firstLine="0" w:left="0"/>
-              <w:spacing w:line="240" w:after="40" w:lineRule="auto" w:before="40"/>
+              <w:spacing w:after="40" w:lineRule="auto" w:before="40" w:line="240"/>
             </w:pPr>
             <w:r>
               <w:t xml:space="preserve">Attribute name for inference</w:t>
@@ -1812,8 +1812,8 @@
         </w:tc>
       </w:tr>
     </w:tbl>
-    <w:bookmarkEnd w:id="27"/>
-    <w:bookmarkStart w:id="28" w:name="spec_view_types"/>
+    <w:bookmarkEnd w:id="16"/>
+    <w:bookmarkStart w:id="17" w:name="spec_view_types"/>
     <w:p>
       <w:pPr>
         <w:pStyle w:val="Heading2"/>
@@ -1836,12 +1836,12 @@
     </w:p>
     <w:p>
       <w:pPr>
-        <w:spacing w:line="20" w:lineRule="exact" w:before="0" w:after="0"/>
+        <w:spacing w:before="0" w:line="20" w:after="0" w:lineRule="exact"/>
         <w:rPr>
           <w:sz w:val="2"/>
         </w:rPr>
       </w:pPr>
-      <w:bookmarkStart w:id="16648" w:name="csv-tbl-view-types"/>
+      <w:bookmarkStart w:name="csv-tbl-view-types" w:id="16648"/>
       <w:bookmarkEnd w:id="16648"/>
     </w:p>
     <w:p>
@@ -1862,7 +1862,7 @@
         <w:fldChar w:fldCharType="separate"/>
       </w:r>
       <w:r>
-        <w:t>1</w:t>
+        <w:t>4</w:t>
       </w:r>
       <w:r>
         <w:fldChar w:fldCharType="end"/>
@@ -1877,18 +1877,18 @@
         <w:tblW w:type="auto" w:w="0"/>
         <w:tblLook w:firstRow="1" w:lastRow="0" w:firstColumn="0" w:lastColumn="0" w:noHBand="0" w:noVBand="0" w:val="0020"/>
         <w:tblBorders>
-          <w:top w:sz="6" w:val="single" w:space="0" w:color="000000"/>
-          <w:left w:sz="6" w:val="single" w:space="0" w:color="000000"/>
-          <w:bottom w:sz="6" w:val="single" w:space="0" w:color="000000"/>
-          <w:right w:sz="6" w:val="single" w:space="0" w:color="000000"/>
-          <w:insideH w:sz="6" w:val="single" w:space="0" w:color="000000"/>
-          <w:insideV w:sz="6" w:val="single" w:space="0" w:color="000000"/>
+          <w:top w:color="000000" w:space="0" w:val="single" w:sz="6"/>
+          <w:left w:color="000000" w:space="0" w:val="single" w:sz="6"/>
+          <w:bottom w:color="000000" w:space="0" w:val="single" w:sz="6"/>
+          <w:right w:color="000000" w:space="0" w:val="single" w:sz="6"/>
+          <w:insideH w:color="000000" w:space="0" w:val="single" w:sz="6"/>
+          <w:insideV w:color="000000" w:space="0" w:val="single" w:sz="6"/>
         </w:tblBorders>
         <w:tblCellMar>
-          <w:top w:type="dxa" w:w="57"/>
-          <w:left w:type="dxa" w:w="108"/>
-          <w:bottom w:type="dxa" w:w="57"/>
-          <w:right w:type="dxa" w:w="108"/>
+          <w:top w:w="57" w:type="dxa"/>
+          <w:left w:w="108" w:type="dxa"/>
+          <w:bottom w:w="57" w:type="dxa"/>
+          <w:right w:w="108" w:type="dxa"/>
         </w:tblCellMar>
       </w:tblPr>
       <w:tblGrid>
@@ -1902,13 +1902,13 @@
         </w:trPr>
         <w:tc>
           <w:tcPr>
-            <w:shd w:fill="E8E8E8" w:val="clear" w:color="auto"/>
+            <w:shd w:color="auto" w:val="clear" w:fill="E8E8E8"/>
           </w:tcPr>
           <w:p>
             <w:pPr>
               <w:pStyle w:val="Compact"/>
               <w:ind w:right="0" w:firstLine="0" w:left="0"/>
-              <w:spacing w:line="240" w:after="40" w:lineRule="auto" w:before="40"/>
+              <w:spacing w:after="40" w:lineRule="auto" w:before="40" w:line="240"/>
             </w:pPr>
             <w:r>
               <w:rPr>
@@ -1920,13 +1920,13 @@
         </w:tc>
         <w:tc>
           <w:tcPr>
-            <w:shd w:fill="E8E8E8" w:val="clear" w:color="auto"/>
+            <w:shd w:color="auto" w:val="clear" w:fill="E8E8E8"/>
           </w:tcPr>
           <w:p>
             <w:pPr>
               <w:pStyle w:val="Compact"/>
               <w:ind w:right="0" w:firstLine="0" w:left="0"/>
-              <w:spacing w:line="240" w:after="40" w:lineRule="auto" w:before="40"/>
+              <w:spacing w:after="40" w:lineRule="auto" w:before="40" w:line="240"/>
             </w:pPr>
             <w:r>
               <w:rPr>
@@ -1938,13 +1938,13 @@
         </w:tc>
         <w:tc>
           <w:tcPr>
-            <w:shd w:fill="E8E8E8" w:val="clear" w:color="auto"/>
+            <w:shd w:color="auto" w:val="clear" w:fill="E8E8E8"/>
           </w:tcPr>
           <w:p>
             <w:pPr>
               <w:pStyle w:val="Compact"/>
               <w:ind w:right="0" w:firstLine="0" w:left="0"/>
-              <w:spacing w:line="240" w:after="40" w:lineRule="auto" w:before="40"/>
+              <w:spacing w:after="40" w:lineRule="auto" w:before="40" w:line="240"/>
             </w:pPr>
             <w:r>
               <w:rPr>
@@ -1962,7 +1962,7 @@
             <w:pPr>
               <w:pStyle w:val="Compact"/>
               <w:ind w:right="0" w:firstLine="0" w:left="0"/>
-              <w:spacing w:line="240" w:after="40" w:lineRule="auto" w:before="40"/>
+              <w:spacing w:after="40" w:lineRule="auto" w:before="40" w:line="240"/>
             </w:pPr>
             <w:r>
               <w:t xml:space="preserve">identifier</w:t>
@@ -1975,7 +1975,7 @@
             <w:pPr>
               <w:pStyle w:val="Compact"/>
               <w:ind w:right="0" w:firstLine="0" w:left="0"/>
-              <w:spacing w:line="240" w:after="40" w:lineRule="auto" w:before="40"/>
+              <w:spacing w:after="40" w:lineRule="auto" w:before="40" w:line="240"/>
             </w:pPr>
             <w:r>
               <w:t xml:space="preserve">TEXT PK</w:t>
@@ -1988,7 +1988,7 @@
             <w:pPr>
               <w:pStyle w:val="Compact"/>
               <w:ind w:right="0" w:firstLine="0" w:left="0"/>
-              <w:spacing w:line="240" w:after="40" w:lineRule="auto" w:before="40"/>
+              <w:spacing w:after="40" w:lineRule="auto" w:before="40" w:line="240"/>
             </w:pPr>
             <w:r>
               <w:t xml:space="preserve">Unique view type code</w:t>
@@ -2003,7 +2003,7 @@
             <w:pPr>
               <w:pStyle w:val="Compact"/>
               <w:ind w:right="0" w:firstLine="0" w:left="0"/>
-              <w:spacing w:line="240" w:after="40" w:lineRule="auto" w:before="40"/>
+              <w:spacing w:after="40" w:lineRule="auto" w:before="40" w:line="240"/>
             </w:pPr>
             <w:r>
               <w:t xml:space="preserve">long_name</w:t>
@@ -2016,7 +2016,7 @@
             <w:pPr>
               <w:pStyle w:val="Compact"/>
               <w:ind w:right="0" w:firstLine="0" w:left="0"/>
-              <w:spacing w:line="240" w:after="40" w:lineRule="auto" w:before="40"/>
+              <w:spacing w:after="40" w:lineRule="auto" w:before="40" w:line="240"/>
             </w:pPr>
             <w:r>
               <w:t xml:space="preserve">TEXT NOT NULL UNIQUE</w:t>
@@ -2029,7 +2029,7 @@
             <w:pPr>
               <w:pStyle w:val="Compact"/>
               <w:ind w:right="0" w:firstLine="0" w:left="0"/>
-              <w:spacing w:line="240" w:after="40" w:lineRule="auto" w:before="40"/>
+              <w:spacing w:after="40" w:lineRule="auto" w:before="40" w:line="240"/>
             </w:pPr>
             <w:r>
               <w:t xml:space="preserve">Human-readable name</w:t>
@@ -2044,7 +2044,7 @@
             <w:pPr>
               <w:pStyle w:val="Compact"/>
               <w:ind w:right="0" w:firstLine="0" w:left="0"/>
-              <w:spacing w:line="240" w:after="40" w:lineRule="auto" w:before="40"/>
+              <w:spacing w:after="40" w:lineRule="auto" w:before="40" w:line="240"/>
             </w:pPr>
             <w:r>
               <w:t xml:space="preserve">description</w:t>
@@ -2057,7 +2057,7 @@
             <w:pPr>
               <w:pStyle w:val="Compact"/>
               <w:ind w:right="0" w:firstLine="0" w:left="0"/>
-              <w:spacing w:line="240" w:after="40" w:lineRule="auto" w:before="40"/>
+              <w:spacing w:after="40" w:lineRule="auto" w:before="40" w:line="240"/>
             </w:pPr>
             <w:r>
               <w:t xml:space="preserve">TEXT</w:t>
@@ -2070,7 +2070,7 @@
             <w:pPr>
               <w:pStyle w:val="Compact"/>
               <w:ind w:right="0" w:firstLine="0" w:left="0"/>
-              <w:spacing w:line="240" w:after="40" w:lineRule="auto" w:before="40"/>
+              <w:spacing w:after="40" w:lineRule="auto" w:before="40" w:line="240"/>
             </w:pPr>
             <w:r>
               <w:t xml:space="preserve">Documentation</w:t>
@@ -2085,7 +2085,7 @@
             <w:pPr>
               <w:pStyle w:val="Compact"/>
               <w:ind w:right="0" w:firstLine="0" w:left="0"/>
-              <w:spacing w:line="240" w:after="40" w:lineRule="auto" w:before="40"/>
+              <w:spacing w:after="40" w:lineRule="auto" w:before="40" w:line="240"/>
             </w:pPr>
             <w:r>
               <w:t xml:space="preserve">counter_group</w:t>
@@ -2098,7 +2098,7 @@
             <w:pPr>
               <w:pStyle w:val="Compact"/>
               <w:ind w:right="0" w:firstLine="0" w:left="0"/>
-              <w:spacing w:line="240" w:after="40" w:lineRule="auto" w:before="40"/>
+              <w:spacing w:after="40" w:lineRule="auto" w:before="40" w:line="240"/>
             </w:pPr>
             <w:r>
               <w:t xml:space="preserve">TEXT</w:t>
@@ -2111,7 +2111,7 @@
             <w:pPr>
               <w:pStyle w:val="Compact"/>
               <w:ind w:right="0" w:firstLine="0" w:left="0"/>
-              <w:spacing w:line="240" w:after="40" w:lineRule="auto" w:before="40"/>
+              <w:spacing w:after="40" w:lineRule="auto" w:before="40" w:line="240"/>
             </w:pPr>
             <w:r>
               <w:t xml:space="preserve">Float counter group to list</w:t>
@@ -2126,7 +2126,7 @@
             <w:pPr>
               <w:pStyle w:val="Compact"/>
               <w:ind w:right="0" w:firstLine="0" w:left="0"/>
-              <w:spacing w:line="240" w:after="40" w:lineRule="auto" w:before="40"/>
+              <w:spacing w:after="40" w:lineRule="auto" w:before="40" w:line="240"/>
             </w:pPr>
             <w:r>
               <w:t xml:space="preserve">aliases</w:t>
@@ -2139,7 +2139,7 @@
             <w:pPr>
               <w:pStyle w:val="Compact"/>
               <w:ind w:right="0" w:firstLine="0" w:left="0"/>
-              <w:spacing w:line="240" w:after="40" w:lineRule="auto" w:before="40"/>
+              <w:spacing w:after="40" w:lineRule="auto" w:before="40" w:line="240"/>
             </w:pPr>
             <w:r>
               <w:t xml:space="preserve">TEXT</w:t>
@@ -2152,7 +2152,7 @@
             <w:pPr>
               <w:pStyle w:val="Compact"/>
               <w:ind w:right="0" w:firstLine="0" w:left="0"/>
-              <w:spacing w:line="240" w:after="40" w:lineRule="auto" w:before="40"/>
+              <w:spacing w:after="40" w:lineRule="auto" w:before="40" w:line="240"/>
             </w:pPr>
             <w:r>
               <w:t xml:space="preserve">Comma-wrapped aliases</w:t>
@@ -2167,7 +2167,7 @@
             <w:pPr>
               <w:pStyle w:val="Compact"/>
               <w:ind w:right="0" w:firstLine="0" w:left="0"/>
-              <w:spacing w:line="240" w:after="40" w:lineRule="auto" w:before="40"/>
+              <w:spacing w:after="40" w:lineRule="auto" w:before="40" w:line="240"/>
             </w:pPr>
             <w:r>
               <w:t xml:space="preserve">inline_prefix</w:t>
@@ -2180,7 +2180,7 @@
             <w:pPr>
               <w:pStyle w:val="Compact"/>
               <w:ind w:right="0" w:firstLine="0" w:left="0"/>
-              <w:spacing w:line="240" w:after="40" w:lineRule="auto" w:before="40"/>
+              <w:spacing w:after="40" w:lineRule="auto" w:before="40" w:line="240"/>
             </w:pPr>
             <w:r>
               <w:t xml:space="preserve">TEXT</w:t>
@@ -2193,7 +2193,7 @@
             <w:pPr>
               <w:pStyle w:val="Compact"/>
               <w:ind w:right="0" w:firstLine="0" w:left="0"/>
-              <w:spacing w:line="240" w:after="40" w:lineRule="auto" w:before="40"/>
+              <w:spacing w:after="40" w:lineRule="auto" w:before="40" w:line="240"/>
             </w:pPr>
             <w:r>
               <w:t xml:space="preserve">Prefix for inline syntax (e.g. abbrev)</w:t>
@@ -2208,7 +2208,7 @@
             <w:pPr>
               <w:pStyle w:val="Compact"/>
               <w:ind w:right="0" w:firstLine="0" w:left="0"/>
-              <w:spacing w:line="240" w:after="40" w:lineRule="auto" w:before="40"/>
+              <w:spacing w:after="40" w:lineRule="auto" w:before="40" w:line="240"/>
             </w:pPr>
             <w:r>
               <w:t xml:space="preserve">materializer_type</w:t>
@@ -2221,7 +2221,7 @@
             <w:pPr>
               <w:pStyle w:val="Compact"/>
               <w:ind w:right="0" w:firstLine="0" w:left="0"/>
-              <w:spacing w:line="240" w:after="40" w:lineRule="auto" w:before="40"/>
+              <w:spacing w:after="40" w:lineRule="auto" w:before="40" w:line="240"/>
             </w:pPr>
             <w:r>
               <w:t xml:space="preserve">TEXT</w:t>
@@ -2234,7 +2234,7 @@
             <w:pPr>
               <w:pStyle w:val="Compact"/>
               <w:ind w:right="0" w:firstLine="0" w:left="0"/>
-              <w:spacing w:line="240" w:after="40" w:lineRule="auto" w:before="40"/>
+              <w:spacing w:after="40" w:lineRule="auto" w:before="40" w:line="240"/>
             </w:pPr>
             <w:r>
               <w:t xml:space="preserve">Materialization strategy (toc, lof, abbrev_list, custom)</w:t>
@@ -2249,7 +2249,7 @@
             <w:pPr>
               <w:pStyle w:val="Compact"/>
               <w:ind w:right="0" w:firstLine="0" w:left="0"/>
-              <w:spacing w:line="240" w:after="40" w:lineRule="auto" w:before="40"/>
+              <w:spacing w:after="40" w:lineRule="auto" w:before="40" w:line="240"/>
             </w:pPr>
             <w:r>
               <w:t xml:space="preserve">view_subtype_ref</w:t>
@@ -2262,7 +2262,7 @@
             <w:pPr>
               <w:pStyle w:val="Compact"/>
               <w:ind w:right="0" w:firstLine="0" w:left="0"/>
-              <w:spacing w:line="240" w:after="40" w:lineRule="auto" w:before="40"/>
+              <w:spacing w:after="40" w:lineRule="auto" w:before="40" w:line="240"/>
             </w:pPr>
             <w:r>
               <w:t xml:space="preserve">TEXT</w:t>
@@ -2275,7 +2275,7 @@
             <w:pPr>
               <w:pStyle w:val="Compact"/>
               <w:ind w:right="0" w:firstLine="0" w:left="0"/>
-              <w:spacing w:line="240" w:after="40" w:lineRule="auto" w:before="40"/>
+              <w:spacing w:after="40" w:lineRule="auto" w:before="40" w:line="240"/>
             </w:pPr>
             <w:r>
               <w:t xml:space="preserve">Parent view type for subtyped views</w:t>
@@ -2290,7 +2290,7 @@
             <w:pPr>
               <w:pStyle w:val="Compact"/>
               <w:ind w:right="0" w:firstLine="0" w:left="0"/>
-              <w:spacing w:line="240" w:after="40" w:lineRule="auto" w:before="40"/>
+              <w:spacing w:after="40" w:lineRule="auto" w:before="40" w:line="240"/>
             </w:pPr>
             <w:r>
               <w:t xml:space="preserve">needs_external_render</w:t>
@@ -2303,7 +2303,7 @@
             <w:pPr>
               <w:pStyle w:val="Compact"/>
               <w:ind w:right="0" w:firstLine="0" w:left="0"/>
-              <w:spacing w:line="240" w:after="40" w:lineRule="auto" w:before="40"/>
+              <w:spacing w:after="40" w:lineRule="auto" w:before="40" w:line="240"/>
             </w:pPr>
             <w:r>
               <w:t xml:space="preserve">INTEGER DEFAULT 0</w:t>
@@ -2316,7 +2316,7 @@
             <w:pPr>
               <w:pStyle w:val="Compact"/>
               <w:ind w:right="0" w:firstLine="0" w:left="0"/>
-              <w:spacing w:line="240" w:after="40" w:lineRule="auto" w:before="40"/>
+              <w:spacing w:after="40" w:lineRule="auto" w:before="40" w:line="240"/>
             </w:pPr>
             <w:r>
               <w:t xml:space="preserve">1 = requires external tool</w:t>
@@ -2325,8 +2325,8 @@
         </w:tc>
       </w:tr>
     </w:tbl>
-    <w:bookmarkEnd w:id="28"/>
-    <w:bookmarkStart w:id="29" w:name="spec_specification_types"/>
+    <w:bookmarkEnd w:id="17"/>
+    <w:bookmarkStart w:id="18" w:name="spec_specification_types"/>
     <w:p>
       <w:pPr>
         <w:pStyle w:val="Heading2"/>
@@ -2349,12 +2349,12 @@
     </w:p>
     <w:p>
       <w:pPr>
-        <w:spacing w:line="20" w:lineRule="exact" w:before="0" w:after="0"/>
+        <w:spacing w:before="0" w:line="20" w:after="0" w:lineRule="exact"/>
         <w:rPr>
           <w:sz w:val="2"/>
         </w:rPr>
       </w:pPr>
-      <w:bookmarkStart w:id="23102" w:name="csv-tbl-spec-types"/>
+      <w:bookmarkStart w:name="csv-tbl-spec-types" w:id="23102"/>
       <w:bookmarkEnd w:id="23102"/>
     </w:p>
     <w:p>
@@ -2375,7 +2375,7 @@
         <w:fldChar w:fldCharType="separate"/>
       </w:r>
       <w:r>
-        <w:t>1</w:t>
+        <w:t>5</w:t>
       </w:r>
       <w:r>
         <w:fldChar w:fldCharType="end"/>
@@ -2390,18 +2390,18 @@
         <w:tblW w:type="auto" w:w="0"/>
         <w:tblLook w:firstRow="1" w:lastRow="0" w:firstColumn="0" w:lastColumn="0" w:noHBand="0" w:noVBand="0" w:val="0020"/>
         <w:tblBorders>
-          <w:top w:sz="6" w:val="single" w:space="0" w:color="000000"/>
-          <w:left w:sz="6" w:val="single" w:space="0" w:color="000000"/>
-          <w:bottom w:sz="6" w:val="single" w:space="0" w:color="000000"/>
-          <w:right w:sz="6" w:val="single" w:space="0" w:color="000000"/>
-          <w:insideH w:sz="6" w:val="single" w:space="0" w:color="000000"/>
-          <w:insideV w:sz="6" w:val="single" w:space="0" w:color="000000"/>
+          <w:top w:color="000000" w:space="0" w:val="single" w:sz="6"/>
+          <w:left w:color="000000" w:space="0" w:val="single" w:sz="6"/>
+          <w:bottom w:color="000000" w:space="0" w:val="single" w:sz="6"/>
+          <w:right w:color="000000" w:space="0" w:val="single" w:sz="6"/>
+          <w:insideH w:color="000000" w:space="0" w:val="single" w:sz="6"/>
+          <w:insideV w:color="000000" w:space="0" w:val="single" w:sz="6"/>
         </w:tblBorders>
         <w:tblCellMar>
-          <w:top w:type="dxa" w:w="57"/>
-          <w:left w:type="dxa" w:w="108"/>
-          <w:bottom w:type="dxa" w:w="57"/>
-          <w:right w:type="dxa" w:w="108"/>
+          <w:top w:w="57" w:type="dxa"/>
+          <w:left w:w="108" w:type="dxa"/>
+          <w:bottom w:w="57" w:type="dxa"/>
+          <w:right w:w="108" w:type="dxa"/>
         </w:tblCellMar>
       </w:tblPr>
       <w:tblGrid>
@@ -2415,13 +2415,13 @@
         </w:trPr>
         <w:tc>
           <w:tcPr>
-            <w:shd w:fill="E8E8E8" w:val="clear" w:color="auto"/>
+            <w:shd w:color="auto" w:val="clear" w:fill="E8E8E8"/>
           </w:tcPr>
           <w:p>
             <w:pPr>
               <w:pStyle w:val="Compact"/>
               <w:ind w:right="0" w:firstLine="0" w:left="0"/>
-              <w:spacing w:line="240" w:after="40" w:lineRule="auto" w:before="40"/>
+              <w:spacing w:after="40" w:lineRule="auto" w:before="40" w:line="240"/>
             </w:pPr>
             <w:r>
               <w:rPr>
@@ -2433,13 +2433,13 @@
         </w:tc>
         <w:tc>
           <w:tcPr>
-            <w:shd w:fill="E8E8E8" w:val="clear" w:color="auto"/>
+            <w:shd w:color="auto" w:val="clear" w:fill="E8E8E8"/>
           </w:tcPr>
           <w:p>
             <w:pPr>
               <w:pStyle w:val="Compact"/>
               <w:ind w:right="0" w:firstLine="0" w:left="0"/>
-              <w:spacing w:line="240" w:after="40" w:lineRule="auto" w:before="40"/>
+              <w:spacing w:after="40" w:lineRule="auto" w:before="40" w:line="240"/>
             </w:pPr>
             <w:r>
               <w:rPr>
@@ -2451,13 +2451,13 @@
         </w:tc>
         <w:tc>
           <w:tcPr>
-            <w:shd w:fill="E8E8E8" w:val="clear" w:color="auto"/>
+            <w:shd w:color="auto" w:val="clear" w:fill="E8E8E8"/>
           </w:tcPr>
           <w:p>
             <w:pPr>
               <w:pStyle w:val="Compact"/>
               <w:ind w:right="0" w:firstLine="0" w:left="0"/>
-              <w:spacing w:line="240" w:after="40" w:lineRule="auto" w:before="40"/>
+              <w:spacing w:after="40" w:lineRule="auto" w:before="40" w:line="240"/>
             </w:pPr>
             <w:r>
               <w:rPr>
@@ -2475,7 +2475,7 @@
             <w:pPr>
               <w:pStyle w:val="Compact"/>
               <w:ind w:right="0" w:firstLine="0" w:left="0"/>
-              <w:spacing w:line="240" w:after="40" w:lineRule="auto" w:before="40"/>
+              <w:spacing w:after="40" w:lineRule="auto" w:before="40" w:line="240"/>
             </w:pPr>
             <w:r>
               <w:t xml:space="preserve">identifier</w:t>
@@ -2488,7 +2488,7 @@
             <w:pPr>
               <w:pStyle w:val="Compact"/>
               <w:ind w:right="0" w:firstLine="0" w:left="0"/>
-              <w:spacing w:line="240" w:after="40" w:lineRule="auto" w:before="40"/>
+              <w:spacing w:after="40" w:lineRule="auto" w:before="40" w:line="240"/>
             </w:pPr>
             <w:r>
               <w:t xml:space="preserve">TEXT PK</w:t>
@@ -2501,7 +2501,7 @@
             <w:pPr>
               <w:pStyle w:val="Compact"/>
               <w:ind w:right="0" w:firstLine="0" w:left="0"/>
-              <w:spacing w:line="240" w:after="40" w:lineRule="auto" w:before="40"/>
+              <w:spacing w:after="40" w:lineRule="auto" w:before="40" w:line="240"/>
             </w:pPr>
             <w:r>
               <w:t xml:space="preserve">Unique specification type code</w:t>
@@ -2516,7 +2516,7 @@
             <w:pPr>
               <w:pStyle w:val="Compact"/>
               <w:ind w:right="0" w:firstLine="0" w:left="0"/>
-              <w:spacing w:line="240" w:after="40" w:lineRule="auto" w:before="40"/>
+              <w:spacing w:after="40" w:lineRule="auto" w:before="40" w:line="240"/>
             </w:pPr>
             <w:r>
               <w:t xml:space="preserve">long_name</w:t>
@@ -2529,7 +2529,7 @@
             <w:pPr>
               <w:pStyle w:val="Compact"/>
               <w:ind w:right="0" w:firstLine="0" w:left="0"/>
-              <w:spacing w:line="240" w:after="40" w:lineRule="auto" w:before="40"/>
+              <w:spacing w:after="40" w:lineRule="auto" w:before="40" w:line="240"/>
             </w:pPr>
             <w:r>
               <w:t xml:space="preserve">TEXT NOT NULL UNIQUE</w:t>
@@ -2542,7 +2542,7 @@
             <w:pPr>
               <w:pStyle w:val="Compact"/>
               <w:ind w:right="0" w:firstLine="0" w:left="0"/>
-              <w:spacing w:line="240" w:after="40" w:lineRule="auto" w:before="40"/>
+              <w:spacing w:after="40" w:lineRule="auto" w:before="40" w:line="240"/>
             </w:pPr>
             <w:r>
               <w:t xml:space="preserve">Human-readable name</w:t>
@@ -2557,7 +2557,7 @@
             <w:pPr>
               <w:pStyle w:val="Compact"/>
               <w:ind w:right="0" w:firstLine="0" w:left="0"/>
-              <w:spacing w:line="240" w:after="40" w:lineRule="auto" w:before="40"/>
+              <w:spacing w:after="40" w:lineRule="auto" w:before="40" w:line="240"/>
             </w:pPr>
             <w:r>
               <w:t xml:space="preserve">description</w:t>
@@ -2570,7 +2570,7 @@
             <w:pPr>
               <w:pStyle w:val="Compact"/>
               <w:ind w:right="0" w:firstLine="0" w:left="0"/>
-              <w:spacing w:line="240" w:after="40" w:lineRule="auto" w:before="40"/>
+              <w:spacing w:after="40" w:lineRule="auto" w:before="40" w:line="240"/>
             </w:pPr>
             <w:r>
               <w:t xml:space="preserve">TEXT</w:t>
@@ -2583,7 +2583,7 @@
             <w:pPr>
               <w:pStyle w:val="Compact"/>
               <w:ind w:right="0" w:firstLine="0" w:left="0"/>
-              <w:spacing w:line="240" w:after="40" w:lineRule="auto" w:before="40"/>
+              <w:spacing w:after="40" w:lineRule="auto" w:before="40" w:line="240"/>
             </w:pPr>
             <w:r>
               <w:t xml:space="preserve">Documentation</w:t>
@@ -2598,7 +2598,7 @@
             <w:pPr>
               <w:pStyle w:val="Compact"/>
               <w:ind w:right="0" w:firstLine="0" w:left="0"/>
-              <w:spacing w:line="240" w:after="40" w:lineRule="auto" w:before="40"/>
+              <w:spacing w:after="40" w:lineRule="auto" w:before="40" w:line="240"/>
             </w:pPr>
             <w:r>
               <w:t xml:space="preserve">extends</w:t>
@@ -2611,7 +2611,7 @@
             <w:pPr>
               <w:pStyle w:val="Compact"/>
               <w:ind w:right="0" w:firstLine="0" w:left="0"/>
-              <w:spacing w:line="240" w:after="40" w:lineRule="auto" w:before="40"/>
+              <w:spacing w:after="40" w:lineRule="auto" w:before="40" w:line="240"/>
             </w:pPr>
             <w:r>
               <w:t xml:space="preserve">TEXT</w:t>
@@ -2624,7 +2624,7 @@
             <w:pPr>
               <w:pStyle w:val="Compact"/>
               <w:ind w:right="0" w:firstLine="0" w:left="0"/>
-              <w:spacing w:line="240" w:after="40" w:lineRule="auto" w:before="40"/>
+              <w:spacing w:after="40" w:lineRule="auto" w:before="40" w:line="240"/>
             </w:pPr>
             <w:r>
               <w:t xml:space="preserve">Parent type for inheritance</w:t>
@@ -2639,7 +2639,7 @@
             <w:pPr>
               <w:pStyle w:val="Compact"/>
               <w:ind w:right="0" w:firstLine="0" w:left="0"/>
-              <w:spacing w:line="240" w:after="40" w:lineRule="auto" w:before="40"/>
+              <w:spacing w:after="40" w:lineRule="auto" w:before="40" w:line="240"/>
             </w:pPr>
             <w:r>
               <w:t xml:space="preserve">is_default</w:t>
@@ -2652,7 +2652,7 @@
             <w:pPr>
               <w:pStyle w:val="Compact"/>
               <w:ind w:right="0" w:firstLine="0" w:left="0"/>
-              <w:spacing w:line="240" w:after="40" w:lineRule="auto" w:before="40"/>
+              <w:spacing w:after="40" w:lineRule="auto" w:before="40" w:line="240"/>
             </w:pPr>
             <w:r>
               <w:t xml:space="preserve">INTEGER DEFAULT 0</w:t>
@@ -2665,7 +2665,7 @@
             <w:pPr>
               <w:pStyle w:val="Compact"/>
               <w:ind w:right="0" w:firstLine="0" w:left="0"/>
-              <w:spacing w:line="240" w:after="40" w:lineRule="auto" w:before="40"/>
+              <w:spacing w:after="40" w:lineRule="auto" w:before="40" w:line="240"/>
             </w:pPr>
             <w:r>
               <w:t xml:space="preserve">1 = default when no explicit type</w:t>
@@ -2674,8 +2674,8 @@
         </w:tc>
       </w:tr>
     </w:tbl>
-    <w:bookmarkEnd w:id="29"/>
-    <w:bookmarkStart w:id="30" w:name="datatype_definitions"/>
+    <w:bookmarkEnd w:id="18"/>
+    <w:bookmarkStart w:id="19" w:name="datatype_definitions"/>
     <w:p>
       <w:pPr>
         <w:pStyle w:val="Heading2"/>
@@ -2698,12 +2698,12 @@
     </w:p>
     <w:p>
       <w:pPr>
-        <w:spacing w:line="20" w:lineRule="exact" w:before="0" w:after="0"/>
+        <w:spacing w:before="0" w:line="20" w:after="0" w:lineRule="exact"/>
         <w:rPr>
           <w:sz w:val="2"/>
         </w:rPr>
       </w:pPr>
-      <w:bookmarkStart w:id="92410" w:name="csv-tbl-datatypes"/>
+      <w:bookmarkStart w:name="csv-tbl-datatypes" w:id="92410"/>
       <w:bookmarkEnd w:id="92410"/>
     </w:p>
     <w:p>
@@ -2724,7 +2724,7 @@
         <w:fldChar w:fldCharType="separate"/>
       </w:r>
       <w:r>
-        <w:t>1</w:t>
+        <w:t>6</w:t>
       </w:r>
       <w:r>
         <w:fldChar w:fldCharType="end"/>
@@ -2739,18 +2739,18 @@
         <w:tblW w:type="auto" w:w="0"/>
         <w:tblLook w:firstRow="1" w:lastRow="0" w:firstColumn="0" w:lastColumn="0" w:noHBand="0" w:noVBand="0" w:val="0020"/>
         <w:tblBorders>
-          <w:top w:sz="6" w:val="single" w:space="0" w:color="000000"/>
-          <w:left w:sz="6" w:val="single" w:space="0" w:color="000000"/>
-          <w:bottom w:sz="6" w:val="single" w:space="0" w:color="000000"/>
-          <w:right w:sz="6" w:val="single" w:space="0" w:color="000000"/>
-          <w:insideH w:sz="6" w:val="single" w:space="0" w:color="000000"/>
-          <w:insideV w:sz="6" w:val="single" w:space="0" w:color="000000"/>
+          <w:top w:color="000000" w:space="0" w:val="single" w:sz="6"/>
+          <w:left w:color="000000" w:space="0" w:val="single" w:sz="6"/>
+          <w:bottom w:color="000000" w:space="0" w:val="single" w:sz="6"/>
+          <w:right w:color="000000" w:space="0" w:val="single" w:sz="6"/>
+          <w:insideH w:color="000000" w:space="0" w:val="single" w:sz="6"/>
+          <w:insideV w:color="000000" w:space="0" w:val="single" w:sz="6"/>
         </w:tblBorders>
         <w:tblCellMar>
-          <w:top w:type="dxa" w:w="57"/>
-          <w:left w:type="dxa" w:w="108"/>
-          <w:bottom w:type="dxa" w:w="57"/>
-          <w:right w:type="dxa" w:w="108"/>
+          <w:top w:w="57" w:type="dxa"/>
+          <w:left w:w="108" w:type="dxa"/>
+          <w:bottom w:w="57" w:type="dxa"/>
+          <w:right w:w="108" w:type="dxa"/>
         </w:tblCellMar>
       </w:tblPr>
       <w:tblGrid>
@@ -2764,13 +2764,13 @@
         </w:trPr>
         <w:tc>
           <w:tcPr>
-            <w:shd w:fill="E8E8E8" w:val="clear" w:color="auto"/>
+            <w:shd w:color="auto" w:val="clear" w:fill="E8E8E8"/>
           </w:tcPr>
           <w:p>
             <w:pPr>
               <w:pStyle w:val="Compact"/>
               <w:ind w:right="0" w:firstLine="0" w:left="0"/>
-              <w:spacing w:line="240" w:after="40" w:lineRule="auto" w:before="40"/>
+              <w:spacing w:after="40" w:lineRule="auto" w:before="40" w:line="240"/>
             </w:pPr>
             <w:r>
               <w:rPr>
@@ -2782,13 +2782,13 @@
         </w:tc>
         <w:tc>
           <w:tcPr>
-            <w:shd w:fill="E8E8E8" w:val="clear" w:color="auto"/>
+            <w:shd w:color="auto" w:val="clear" w:fill="E8E8E8"/>
           </w:tcPr>
           <w:p>
             <w:pPr>
               <w:pStyle w:val="Compact"/>
               <w:ind w:right="0" w:firstLine="0" w:left="0"/>
-              <w:spacing w:line="240" w:after="40" w:lineRule="auto" w:before="40"/>
+              <w:spacing w:after="40" w:lineRule="auto" w:before="40" w:line="240"/>
             </w:pPr>
             <w:r>
               <w:rPr>
@@ -2800,13 +2800,13 @@
         </w:tc>
         <w:tc>
           <w:tcPr>
-            <w:shd w:fill="E8E8E8" w:val="clear" w:color="auto"/>
+            <w:shd w:color="auto" w:val="clear" w:fill="E8E8E8"/>
           </w:tcPr>
           <w:p>
             <w:pPr>
               <w:pStyle w:val="Compact"/>
               <w:ind w:right="0" w:firstLine="0" w:left="0"/>
-              <w:spacing w:line="240" w:after="40" w:lineRule="auto" w:before="40"/>
+              <w:spacing w:after="40" w:lineRule="auto" w:before="40" w:line="240"/>
             </w:pPr>
             <w:r>
               <w:rPr>
@@ -2824,7 +2824,7 @@
             <w:pPr>
               <w:pStyle w:val="Compact"/>
               <w:ind w:right="0" w:firstLine="0" w:left="0"/>
-              <w:spacing w:line="240" w:after="40" w:lineRule="auto" w:before="40"/>
+              <w:spacing w:after="40" w:lineRule="auto" w:before="40" w:line="240"/>
             </w:pPr>
             <w:r>
               <w:t xml:space="preserve">identifier</w:t>
@@ -2837,7 +2837,7 @@
             <w:pPr>
               <w:pStyle w:val="Compact"/>
               <w:ind w:right="0" w:firstLine="0" w:left="0"/>
-              <w:spacing w:line="240" w:after="40" w:lineRule="auto" w:before="40"/>
+              <w:spacing w:after="40" w:lineRule="auto" w:before="40" w:line="240"/>
             </w:pPr>
             <w:r>
               <w:t xml:space="preserve">TEXT PK</w:t>
@@ -2850,7 +2850,7 @@
             <w:pPr>
               <w:pStyle w:val="Compact"/>
               <w:ind w:right="0" w:firstLine="0" w:left="0"/>
-              <w:spacing w:line="240" w:after="40" w:lineRule="auto" w:before="40"/>
+              <w:spacing w:after="40" w:lineRule="auto" w:before="40" w:line="240"/>
             </w:pPr>
             <w:r>
               <w:t xml:space="preserve">Unique datatype ID</w:t>
@@ -2865,7 +2865,7 @@
             <w:pPr>
               <w:pStyle w:val="Compact"/>
               <w:ind w:right="0" w:firstLine="0" w:left="0"/>
-              <w:spacing w:line="240" w:after="40" w:lineRule="auto" w:before="40"/>
+              <w:spacing w:after="40" w:lineRule="auto" w:before="40" w:line="240"/>
             </w:pPr>
             <w:r>
               <w:t xml:space="preserve">long_name</w:t>
@@ -2878,7 +2878,7 @@
             <w:pPr>
               <w:pStyle w:val="Compact"/>
               <w:ind w:right="0" w:firstLine="0" w:left="0"/>
-              <w:spacing w:line="240" w:after="40" w:lineRule="auto" w:before="40"/>
+              <w:spacing w:after="40" w:lineRule="auto" w:before="40" w:line="240"/>
             </w:pPr>
             <w:r>
               <w:t xml:space="preserve">TEXT NOT NULL UNIQUE</w:t>
@@ -2891,7 +2891,7 @@
             <w:pPr>
               <w:pStyle w:val="Compact"/>
               <w:ind w:right="0" w:firstLine="0" w:left="0"/>
-              <w:spacing w:line="240" w:after="40" w:lineRule="auto" w:before="40"/>
+              <w:spacing w:after="40" w:lineRule="auto" w:before="40" w:line="240"/>
             </w:pPr>
             <w:r>
               <w:t xml:space="preserve">Human-readable name</w:t>
@@ -2906,7 +2906,7 @@
             <w:pPr>
               <w:pStyle w:val="Compact"/>
               <w:ind w:right="0" w:firstLine="0" w:left="0"/>
-              <w:spacing w:line="240" w:after="40" w:lineRule="auto" w:before="40"/>
+              <w:spacing w:after="40" w:lineRule="auto" w:before="40" w:line="240"/>
             </w:pPr>
             <w:r>
               <w:t xml:space="preserve">type</w:t>
@@ -2919,7 +2919,7 @@
             <w:pPr>
               <w:pStyle w:val="Compact"/>
               <w:ind w:right="0" w:firstLine="0" w:left="0"/>
-              <w:spacing w:line="240" w:after="40" w:lineRule="auto" w:before="40"/>
+              <w:spacing w:after="40" w:lineRule="auto" w:before="40" w:line="240"/>
             </w:pPr>
             <w:r>
               <w:t xml:space="preserve">TEXT NOT NULL</w:t>
@@ -2932,7 +2932,7 @@
             <w:pPr>
               <w:pStyle w:val="Compact"/>
               <w:ind w:right="0" w:firstLine="0" w:left="0"/>
-              <w:spacing w:line="240" w:after="40" w:lineRule="auto" w:before="40"/>
+              <w:spacing w:after="40" w:lineRule="auto" w:before="40" w:line="240"/>
             </w:pPr>
             <w:r>
               <w:t xml:space="preserve">Primitive category: STRING, INTEGER, REAL, BOOLEAN, DATE, ENUM, XHTML</w:t>
@@ -2979,8 +2979,8 @@
         <w:t xml:space="preserve">stores the data.</w:t>
       </w:r>
     </w:p>
-    <w:bookmarkEnd w:id="30"/>
-    <w:bookmarkStart w:id="31" w:name="spec_attribute_types"/>
+    <w:bookmarkEnd w:id="19"/>
+    <w:bookmarkStart w:id="20" w:name="spec_attribute_types"/>
     <w:p>
       <w:pPr>
         <w:pStyle w:val="Heading2"/>
@@ -3003,12 +3003,12 @@
     </w:p>
     <w:p>
       <w:pPr>
-        <w:spacing w:line="20" w:lineRule="exact" w:before="0" w:after="0"/>
+        <w:spacing w:before="0" w:line="20" w:after="0" w:lineRule="exact"/>
         <w:rPr>
           <w:sz w:val="2"/>
         </w:rPr>
       </w:pPr>
-      <w:bookmarkStart w:id="47668" w:name="csv-tbl-attr-types"/>
+      <w:bookmarkStart w:name="csv-tbl-attr-types" w:id="47668"/>
       <w:bookmarkEnd w:id="47668"/>
     </w:p>
     <w:p>
@@ -3029,7 +3029,7 @@
         <w:fldChar w:fldCharType="separate"/>
       </w:r>
       <w:r>
-        <w:t>1</w:t>
+        <w:t>7</w:t>
       </w:r>
       <w:r>
         <w:fldChar w:fldCharType="end"/>
@@ -3044,18 +3044,18 @@
         <w:tblW w:type="auto" w:w="0"/>
         <w:tblLook w:firstRow="1" w:lastRow="0" w:firstColumn="0" w:lastColumn="0" w:noHBand="0" w:noVBand="0" w:val="0020"/>
         <w:tblBorders>
-          <w:top w:sz="6" w:val="single" w:space="0" w:color="000000"/>
-          <w:left w:sz="6" w:val="single" w:space="0" w:color="000000"/>
-          <w:bottom w:sz="6" w:val="single" w:space="0" w:color="000000"/>
-          <w:right w:sz="6" w:val="single" w:space="0" w:color="000000"/>
-          <w:insideH w:sz="6" w:val="single" w:space="0" w:color="000000"/>
-          <w:insideV w:sz="6" w:val="single" w:space="0" w:color="000000"/>
+          <w:top w:color="000000" w:space="0" w:val="single" w:sz="6"/>
+          <w:left w:color="000000" w:space="0" w:val="single" w:sz="6"/>
+          <w:bottom w:color="000000" w:space="0" w:val="single" w:sz="6"/>
+          <w:right w:color="000000" w:space="0" w:val="single" w:sz="6"/>
+          <w:insideH w:color="000000" w:space="0" w:val="single" w:sz="6"/>
+          <w:insideV w:color="000000" w:space="0" w:val="single" w:sz="6"/>
         </w:tblBorders>
         <w:tblCellMar>
-          <w:top w:type="dxa" w:w="57"/>
-          <w:left w:type="dxa" w:w="108"/>
-          <w:bottom w:type="dxa" w:w="57"/>
-          <w:right w:type="dxa" w:w="108"/>
+          <w:top w:w="57" w:type="dxa"/>
+          <w:left w:w="108" w:type="dxa"/>
+          <w:bottom w:w="57" w:type="dxa"/>
+          <w:right w:w="108" w:type="dxa"/>
         </w:tblCellMar>
       </w:tblPr>
       <w:tblGrid>
@@ -3069,13 +3069,13 @@
         </w:trPr>
         <w:tc>
           <w:tcPr>
-            <w:shd w:fill="E8E8E8" w:val="clear" w:color="auto"/>
+            <w:shd w:color="auto" w:val="clear" w:fill="E8E8E8"/>
           </w:tcPr>
           <w:p>
             <w:pPr>
               <w:pStyle w:val="Compact"/>
               <w:ind w:right="0" w:firstLine="0" w:left="0"/>
-              <w:spacing w:line="240" w:after="40" w:lineRule="auto" w:before="40"/>
+              <w:spacing w:after="40" w:lineRule="auto" w:before="40" w:line="240"/>
             </w:pPr>
             <w:r>
               <w:rPr>
@@ -3087,13 +3087,13 @@
         </w:tc>
         <w:tc>
           <w:tcPr>
-            <w:shd w:fill="E8E8E8" w:val="clear" w:color="auto"/>
+            <w:shd w:color="auto" w:val="clear" w:fill="E8E8E8"/>
           </w:tcPr>
           <w:p>
             <w:pPr>
               <w:pStyle w:val="Compact"/>
               <w:ind w:right="0" w:firstLine="0" w:left="0"/>
-              <w:spacing w:line="240" w:after="40" w:lineRule="auto" w:before="40"/>
+              <w:spacing w:after="40" w:lineRule="auto" w:before="40" w:line="240"/>
             </w:pPr>
             <w:r>
               <w:rPr>
@@ -3105,13 +3105,13 @@
         </w:tc>
         <w:tc>
           <w:tcPr>
-            <w:shd w:fill="E8E8E8" w:val="clear" w:color="auto"/>
+            <w:shd w:color="auto" w:val="clear" w:fill="E8E8E8"/>
           </w:tcPr>
           <w:p>
             <w:pPr>
               <w:pStyle w:val="Compact"/>
               <w:ind w:right="0" w:firstLine="0" w:left="0"/>
-              <w:spacing w:line="240" w:after="40" w:lineRule="auto" w:before="40"/>
+              <w:spacing w:after="40" w:lineRule="auto" w:before="40" w:line="240"/>
             </w:pPr>
             <w:r>
               <w:rPr>
@@ -3129,7 +3129,7 @@
             <w:pPr>
               <w:pStyle w:val="Compact"/>
               <w:ind w:right="0" w:firstLine="0" w:left="0"/>
-              <w:spacing w:line="240" w:after="40" w:lineRule="auto" w:before="40"/>
+              <w:spacing w:after="40" w:lineRule="auto" w:before="40" w:line="240"/>
             </w:pPr>
             <w:r>
               <w:t xml:space="preserve">identifier</w:t>
@@ -3142,7 +3142,7 @@
             <w:pPr>
               <w:pStyle w:val="Compact"/>
               <w:ind w:right="0" w:firstLine="0" w:left="0"/>
-              <w:spacing w:line="240" w:after="40" w:lineRule="auto" w:before="40"/>
+              <w:spacing w:after="40" w:lineRule="auto" w:before="40" w:line="240"/>
             </w:pPr>
             <w:r>
               <w:t xml:space="preserve">TEXT PK</w:t>
@@ -3155,7 +3155,7 @@
             <w:pPr>
               <w:pStyle w:val="Compact"/>
               <w:ind w:right="0" w:firstLine="0" w:left="0"/>
-              <w:spacing w:line="240" w:after="40" w:lineRule="auto" w:before="40"/>
+              <w:spacing w:after="40" w:lineRule="auto" w:before="40" w:line="240"/>
             </w:pPr>
             <w:r>
               <w:t xml:space="preserve">Unique attribute definition ID</w:t>
@@ -3170,7 +3170,7 @@
             <w:pPr>
               <w:pStyle w:val="Compact"/>
               <w:ind w:right="0" w:firstLine="0" w:left="0"/>
-              <w:spacing w:line="240" w:after="40" w:lineRule="auto" w:before="40"/>
+              <w:spacing w:after="40" w:lineRule="auto" w:before="40" w:line="240"/>
             </w:pPr>
             <w:r>
               <w:t xml:space="preserve">owner_type_ref</w:t>
@@ -3183,7 +3183,7 @@
             <w:pPr>
               <w:pStyle w:val="Compact"/>
               <w:ind w:right="0" w:firstLine="0" w:left="0"/>
-              <w:spacing w:line="240" w:after="40" w:lineRule="auto" w:before="40"/>
+              <w:spacing w:after="40" w:lineRule="auto" w:before="40" w:line="240"/>
             </w:pPr>
             <w:r>
               <w:t xml:space="preserve">TEXT NOT NULL FK</w:t>
@@ -3196,7 +3196,7 @@
             <w:pPr>
               <w:pStyle w:val="Compact"/>
               <w:ind w:right="0" w:firstLine="0" w:left="0"/>
-              <w:spacing w:line="240" w:after="40" w:lineRule="auto" w:before="40"/>
+              <w:spacing w:after="40" w:lineRule="auto" w:before="40" w:line="240"/>
             </w:pPr>
             <w:r>
               <w:t xml:space="preserve">Object type that owns this attribute</w:t>
@@ -3211,7 +3211,7 @@
             <w:pPr>
               <w:pStyle w:val="Compact"/>
               <w:ind w:right="0" w:firstLine="0" w:left="0"/>
-              <w:spacing w:line="240" w:after="40" w:lineRule="auto" w:before="40"/>
+              <w:spacing w:after="40" w:lineRule="auto" w:before="40" w:line="240"/>
             </w:pPr>
             <w:r>
               <w:t xml:space="preserve">long_name</w:t>
@@ -3224,7 +3224,7 @@
             <w:pPr>
               <w:pStyle w:val="Compact"/>
               <w:ind w:right="0" w:firstLine="0" w:left="0"/>
-              <w:spacing w:line="240" w:after="40" w:lineRule="auto" w:before="40"/>
+              <w:spacing w:after="40" w:lineRule="auto" w:before="40" w:line="240"/>
             </w:pPr>
             <w:r>
               <w:t xml:space="preserve">TEXT NOT NULL</w:t>
@@ -3237,7 +3237,7 @@
             <w:pPr>
               <w:pStyle w:val="Compact"/>
               <w:ind w:right="0" w:firstLine="0" w:left="0"/>
-              <w:spacing w:line="240" w:after="40" w:lineRule="auto" w:before="40"/>
+              <w:spacing w:after="40" w:lineRule="auto" w:before="40" w:line="240"/>
             </w:pPr>
             <w:r>
               <w:t xml:space="preserve">Attribute name as written in source</w:t>
@@ -3252,7 +3252,7 @@
             <w:pPr>
               <w:pStyle w:val="Compact"/>
               <w:ind w:right="0" w:firstLine="0" w:left="0"/>
-              <w:spacing w:line="240" w:after="40" w:lineRule="auto" w:before="40"/>
+              <w:spacing w:after="40" w:lineRule="auto" w:before="40" w:line="240"/>
             </w:pPr>
             <w:r>
               <w:t xml:space="preserve">datatype_ref</w:t>
@@ -3265,7 +3265,7 @@
             <w:pPr>
               <w:pStyle w:val="Compact"/>
               <w:ind w:right="0" w:firstLine="0" w:left="0"/>
-              <w:spacing w:line="240" w:after="40" w:lineRule="auto" w:before="40"/>
+              <w:spacing w:after="40" w:lineRule="auto" w:before="40" w:line="240"/>
             </w:pPr>
             <w:r>
               <w:t xml:space="preserve">TEXT NOT NULL FK</w:t>
@@ -3278,7 +3278,7 @@
             <w:pPr>
               <w:pStyle w:val="Compact"/>
               <w:ind w:right="0" w:firstLine="0" w:left="0"/>
-              <w:spacing w:line="240" w:after="40" w:lineRule="auto" w:before="40"/>
+              <w:spacing w:after="40" w:lineRule="auto" w:before="40" w:line="240"/>
             </w:pPr>
             <w:r>
               <w:t xml:space="preserve">Data type (FK to datatype_definitions)</w:t>
@@ -3293,7 +3293,7 @@
             <w:pPr>
               <w:pStyle w:val="Compact"/>
               <w:ind w:right="0" w:firstLine="0" w:left="0"/>
-              <w:spacing w:line="240" w:after="40" w:lineRule="auto" w:before="40"/>
+              <w:spacing w:after="40" w:lineRule="auto" w:before="40" w:line="240"/>
             </w:pPr>
             <w:r>
               <w:t xml:space="preserve">min_occurs</w:t>
@@ -3306,7 +3306,7 @@
             <w:pPr>
               <w:pStyle w:val="Compact"/>
               <w:ind w:right="0" w:firstLine="0" w:left="0"/>
-              <w:spacing w:line="240" w:after="40" w:lineRule="auto" w:before="40"/>
+              <w:spacing w:after="40" w:lineRule="auto" w:before="40" w:line="240"/>
             </w:pPr>
             <w:r>
               <w:t xml:space="preserve">INTEGER DEFAULT 0</w:t>
@@ -3319,7 +3319,7 @@
             <w:pPr>
               <w:pStyle w:val="Compact"/>
               <w:ind w:right="0" w:firstLine="0" w:left="0"/>
-              <w:spacing w:line="240" w:after="40" w:lineRule="auto" w:before="40"/>
+              <w:spacing w:after="40" w:lineRule="auto" w:before="40" w:line="240"/>
             </w:pPr>
             <w:r>
               <w:t xml:space="preserve">Minimum occurrences (0 = optional)</w:t>
@@ -3334,7 +3334,7 @@
             <w:pPr>
               <w:pStyle w:val="Compact"/>
               <w:ind w:right="0" w:firstLine="0" w:left="0"/>
-              <w:spacing w:line="240" w:after="40" w:lineRule="auto" w:before="40"/>
+              <w:spacing w:after="40" w:lineRule="auto" w:before="40" w:line="240"/>
             </w:pPr>
             <w:r>
               <w:t xml:space="preserve">max_occurs</w:t>
@@ -3347,7 +3347,7 @@
             <w:pPr>
               <w:pStyle w:val="Compact"/>
               <w:ind w:right="0" w:firstLine="0" w:left="0"/>
-              <w:spacing w:line="240" w:after="40" w:lineRule="auto" w:before="40"/>
+              <w:spacing w:after="40" w:lineRule="auto" w:before="40" w:line="240"/>
             </w:pPr>
             <w:r>
               <w:t xml:space="preserve">INTEGER DEFAULT 1</w:t>
@@ -3360,7 +3360,7 @@
             <w:pPr>
               <w:pStyle w:val="Compact"/>
               <w:ind w:right="0" w:firstLine="0" w:left="0"/>
-              <w:spacing w:line="240" w:after="40" w:lineRule="auto" w:before="40"/>
+              <w:spacing w:after="40" w:lineRule="auto" w:before="40" w:line="240"/>
             </w:pPr>
             <w:r>
               <w:t xml:space="preserve">Maximum occurrences</w:t>
@@ -3375,7 +3375,7 @@
             <w:pPr>
               <w:pStyle w:val="Compact"/>
               <w:ind w:right="0" w:firstLine="0" w:left="0"/>
-              <w:spacing w:line="240" w:after="40" w:lineRule="auto" w:before="40"/>
+              <w:spacing w:after="40" w:lineRule="auto" w:before="40" w:line="240"/>
             </w:pPr>
             <w:r>
               <w:t xml:space="preserve">min_value</w:t>
@@ -3388,7 +3388,7 @@
             <w:pPr>
               <w:pStyle w:val="Compact"/>
               <w:ind w:right="0" w:firstLine="0" w:left="0"/>
-              <w:spacing w:line="240" w:after="40" w:lineRule="auto" w:before="40"/>
+              <w:spacing w:after="40" w:lineRule="auto" w:before="40" w:line="240"/>
             </w:pPr>
             <w:r>
               <w:t xml:space="preserve">REAL</w:t>
@@ -3401,7 +3401,7 @@
             <w:pPr>
               <w:pStyle w:val="Compact"/>
               <w:ind w:right="0" w:firstLine="0" w:left="0"/>
-              <w:spacing w:line="240" w:after="40" w:lineRule="auto" w:before="40"/>
+              <w:spacing w:after="40" w:lineRule="auto" w:before="40" w:line="240"/>
             </w:pPr>
             <w:r>
               <w:t xml:space="preserve">Minimum bound for INTEGER/REAL</w:t>
@@ -3416,7 +3416,7 @@
             <w:pPr>
               <w:pStyle w:val="Compact"/>
               <w:ind w:right="0" w:firstLine="0" w:left="0"/>
-              <w:spacing w:line="240" w:after="40" w:lineRule="auto" w:before="40"/>
+              <w:spacing w:after="40" w:lineRule="auto" w:before="40" w:line="240"/>
             </w:pPr>
             <w:r>
               <w:t xml:space="preserve">max_value</w:t>
@@ -3429,7 +3429,7 @@
             <w:pPr>
               <w:pStyle w:val="Compact"/>
               <w:ind w:right="0" w:firstLine="0" w:left="0"/>
-              <w:spacing w:line="240" w:after="40" w:lineRule="auto" w:before="40"/>
+              <w:spacing w:after="40" w:lineRule="auto" w:before="40" w:line="240"/>
             </w:pPr>
             <w:r>
               <w:t xml:space="preserve">REAL</w:t>
@@ -3442,7 +3442,7 @@
             <w:pPr>
               <w:pStyle w:val="Compact"/>
               <w:ind w:right="0" w:firstLine="0" w:left="0"/>
-              <w:spacing w:line="240" w:after="40" w:lineRule="auto" w:before="40"/>
+              <w:spacing w:after="40" w:lineRule="auto" w:before="40" w:line="240"/>
             </w:pPr>
             <w:r>
               <w:t xml:space="preserve">Maximum bound for INTEGER/REAL</w:t>
@@ -3474,8 +3474,8 @@
         <w:t xml:space="preserve">— each type can define an attribute name only once.</w:t>
       </w:r>
     </w:p>
-    <w:bookmarkEnd w:id="31"/>
-    <w:bookmarkStart w:id="32" w:name="enum_values"/>
+    <w:bookmarkEnd w:id="20"/>
+    <w:bookmarkStart w:id="21" w:name="enum_values"/>
     <w:p>
       <w:pPr>
         <w:pStyle w:val="Heading2"/>
@@ -3498,12 +3498,12 @@
     </w:p>
     <w:p>
       <w:pPr>
-        <w:spacing w:line="20" w:lineRule="exact" w:before="0" w:after="0"/>
+        <w:spacing w:before="0" w:line="20" w:after="0" w:lineRule="exact"/>
         <w:rPr>
           <w:sz w:val="2"/>
         </w:rPr>
       </w:pPr>
-      <w:bookmarkStart w:id="93433" w:name="csv-tbl-enum-values"/>
+      <w:bookmarkStart w:name="csv-tbl-enum-values" w:id="93433"/>
       <w:bookmarkEnd w:id="93433"/>
     </w:p>
     <w:p>
@@ -3524,7 +3524,7 @@
         <w:fldChar w:fldCharType="separate"/>
       </w:r>
       <w:r>
-        <w:t>1</w:t>
+        <w:t>8</w:t>
       </w:r>
       <w:r>
         <w:fldChar w:fldCharType="end"/>
@@ -3539,18 +3539,18 @@
         <w:tblW w:type="auto" w:w="0"/>
         <w:tblLook w:firstRow="1" w:lastRow="0" w:firstColumn="0" w:lastColumn="0" w:noHBand="0" w:noVBand="0" w:val="0020"/>
         <w:tblBorders>
-          <w:top w:sz="6" w:val="single" w:space="0" w:color="000000"/>
-          <w:left w:sz="6" w:val="single" w:space="0" w:color="000000"/>
-          <w:bottom w:sz="6" w:val="single" w:space="0" w:color="000000"/>
-          <w:right w:sz="6" w:val="single" w:space="0" w:color="000000"/>
-          <w:insideH w:sz="6" w:val="single" w:space="0" w:color="000000"/>
-          <w:insideV w:sz="6" w:val="single" w:space="0" w:color="000000"/>
+          <w:top w:color="000000" w:space="0" w:val="single" w:sz="6"/>
+          <w:left w:color="000000" w:space="0" w:val="single" w:sz="6"/>
+          <w:bottom w:color="000000" w:space="0" w:val="single" w:sz="6"/>
+          <w:right w:color="000000" w:space="0" w:val="single" w:sz="6"/>
+          <w:insideH w:color="000000" w:space="0" w:val="single" w:sz="6"/>
+          <w:insideV w:color="000000" w:space="0" w:val="single" w:sz="6"/>
         </w:tblBorders>
         <w:tblCellMar>
-          <w:top w:type="dxa" w:w="57"/>
-          <w:left w:type="dxa" w:w="108"/>
-          <w:bottom w:type="dxa" w:w="57"/>
-          <w:right w:type="dxa" w:w="108"/>
+          <w:top w:w="57" w:type="dxa"/>
+          <w:left w:w="108" w:type="dxa"/>
+          <w:bottom w:w="57" w:type="dxa"/>
+          <w:right w:w="108" w:type="dxa"/>
         </w:tblCellMar>
       </w:tblPr>
       <w:tblGrid>
@@ -3564,13 +3564,13 @@
         </w:trPr>
         <w:tc>
           <w:tcPr>
-            <w:shd w:fill="E8E8E8" w:val="clear" w:color="auto"/>
+            <w:shd w:color="auto" w:val="clear" w:fill="E8E8E8"/>
           </w:tcPr>
           <w:p>
             <w:pPr>
               <w:pStyle w:val="Compact"/>
               <w:ind w:right="0" w:firstLine="0" w:left="0"/>
-              <w:spacing w:line="240" w:after="40" w:lineRule="auto" w:before="40"/>
+              <w:spacing w:after="40" w:lineRule="auto" w:before="40" w:line="240"/>
             </w:pPr>
             <w:r>
               <w:rPr>
@@ -3582,13 +3582,13 @@
         </w:tc>
         <w:tc>
           <w:tcPr>
-            <w:shd w:fill="E8E8E8" w:val="clear" w:color="auto"/>
+            <w:shd w:color="auto" w:val="clear" w:fill="E8E8E8"/>
           </w:tcPr>
           <w:p>
             <w:pPr>
               <w:pStyle w:val="Compact"/>
               <w:ind w:right="0" w:firstLine="0" w:left="0"/>
-              <w:spacing w:line="240" w:after="40" w:lineRule="auto" w:before="40"/>
+              <w:spacing w:after="40" w:lineRule="auto" w:before="40" w:line="240"/>
             </w:pPr>
             <w:r>
               <w:rPr>
@@ -3600,13 +3600,13 @@
         </w:tc>
         <w:tc>
           <w:tcPr>
-            <w:shd w:fill="E8E8E8" w:val="clear" w:color="auto"/>
+            <w:shd w:color="auto" w:val="clear" w:fill="E8E8E8"/>
           </w:tcPr>
           <w:p>
             <w:pPr>
               <w:pStyle w:val="Compact"/>
               <w:ind w:right="0" w:firstLine="0" w:left="0"/>
-              <w:spacing w:line="240" w:after="40" w:lineRule="auto" w:before="40"/>
+              <w:spacing w:after="40" w:lineRule="auto" w:before="40" w:line="240"/>
             </w:pPr>
             <w:r>
               <w:rPr>
@@ -3624,7 +3624,7 @@
             <w:pPr>
               <w:pStyle w:val="Compact"/>
               <w:ind w:right="0" w:firstLine="0" w:left="0"/>
-              <w:spacing w:line="240" w:after="40" w:lineRule="auto" w:before="40"/>
+              <w:spacing w:after="40" w:lineRule="auto" w:before="40" w:line="240"/>
             </w:pPr>
             <w:r>
               <w:t xml:space="preserve">identifier</w:t>
@@ -3637,7 +3637,7 @@
             <w:pPr>
               <w:pStyle w:val="Compact"/>
               <w:ind w:right="0" w:firstLine="0" w:left="0"/>
-              <w:spacing w:line="240" w:after="40" w:lineRule="auto" w:before="40"/>
+              <w:spacing w:after="40" w:lineRule="auto" w:before="40" w:line="240"/>
             </w:pPr>
             <w:r>
               <w:t xml:space="preserve">TEXT PK</w:t>
@@ -3650,7 +3650,7 @@
             <w:pPr>
               <w:pStyle w:val="Compact"/>
               <w:ind w:right="0" w:firstLine="0" w:left="0"/>
-              <w:spacing w:line="240" w:after="40" w:lineRule="auto" w:before="40"/>
+              <w:spacing w:after="40" w:lineRule="auto" w:before="40" w:line="240"/>
             </w:pPr>
             <w:r>
               <w:t xml:space="preserve">Unique enum value ID (e.g. STATUS_DRAFT)</w:t>
@@ -3665,7 +3665,7 @@
             <w:pPr>
               <w:pStyle w:val="Compact"/>
               <w:ind w:right="0" w:firstLine="0" w:left="0"/>
-              <w:spacing w:line="240" w:after="40" w:lineRule="auto" w:before="40"/>
+              <w:spacing w:after="40" w:lineRule="auto" w:before="40" w:line="240"/>
             </w:pPr>
             <w:r>
               <w:t xml:space="preserve">datatype_ref</w:t>
@@ -3678,7 +3678,7 @@
             <w:pPr>
               <w:pStyle w:val="Compact"/>
               <w:ind w:right="0" w:firstLine="0" w:left="0"/>
-              <w:spacing w:line="240" w:after="40" w:lineRule="auto" w:before="40"/>
+              <w:spacing w:after="40" w:lineRule="auto" w:before="40" w:line="240"/>
             </w:pPr>
             <w:r>
               <w:t xml:space="preserve">TEXT NOT NULL FK</w:t>
@@ -3691,7 +3691,7 @@
             <w:pPr>
               <w:pStyle w:val="Compact"/>
               <w:ind w:right="0" w:firstLine="0" w:left="0"/>
-              <w:spacing w:line="240" w:after="40" w:lineRule="auto" w:before="40"/>
+              <w:spacing w:after="40" w:lineRule="auto" w:before="40" w:line="240"/>
             </w:pPr>
             <w:r>
               <w:t xml:space="preserve">Parent ENUM datatype</w:t>
@@ -3706,7 +3706,7 @@
             <w:pPr>
               <w:pStyle w:val="Compact"/>
               <w:ind w:right="0" w:firstLine="0" w:left="0"/>
-              <w:spacing w:line="240" w:after="40" w:lineRule="auto" w:before="40"/>
+              <w:spacing w:after="40" w:lineRule="auto" w:before="40" w:line="240"/>
             </w:pPr>
             <w:r>
               <w:t xml:space="preserve">key</w:t>
@@ -3719,7 +3719,7 @@
             <w:pPr>
               <w:pStyle w:val="Compact"/>
               <w:ind w:right="0" w:firstLine="0" w:left="0"/>
-              <w:spacing w:line="240" w:after="40" w:lineRule="auto" w:before="40"/>
+              <w:spacing w:after="40" w:lineRule="auto" w:before="40" w:line="240"/>
             </w:pPr>
             <w:r>
               <w:t xml:space="preserve">TEXT NOT NULL</w:t>
@@ -3732,7 +3732,7 @@
             <w:pPr>
               <w:pStyle w:val="Compact"/>
               <w:ind w:right="0" w:firstLine="0" w:left="0"/>
-              <w:spacing w:line="240" w:after="40" w:lineRule="auto" w:before="40"/>
+              <w:spacing w:after="40" w:lineRule="auto" w:before="40" w:line="240"/>
             </w:pPr>
             <w:r>
               <w:t xml:space="preserve">Value as written in source</w:t>
@@ -3747,7 +3747,7 @@
             <w:pPr>
               <w:pStyle w:val="Compact"/>
               <w:ind w:right="0" w:firstLine="0" w:left="0"/>
-              <w:spacing w:line="240" w:after="40" w:lineRule="auto" w:before="40"/>
+              <w:spacing w:after="40" w:lineRule="auto" w:before="40" w:line="240"/>
             </w:pPr>
             <w:r>
               <w:t xml:space="preserve">sequence</w:t>
@@ -3760,7 +3760,7 @@
             <w:pPr>
               <w:pStyle w:val="Compact"/>
               <w:ind w:right="0" w:firstLine="0" w:left="0"/>
-              <w:spacing w:line="240" w:after="40" w:lineRule="auto" w:before="40"/>
+              <w:spacing w:after="40" w:lineRule="auto" w:before="40" w:line="240"/>
             </w:pPr>
             <w:r>
               <w:t xml:space="preserve">INTEGER DEFAULT 0</w:t>
@@ -3773,7 +3773,7 @@
             <w:pPr>
               <w:pStyle w:val="Compact"/>
               <w:ind w:right="0" w:firstLine="0" w:left="0"/>
-              <w:spacing w:line="240" w:after="40" w:lineRule="auto" w:before="40"/>
+              <w:spacing w:after="40" w:lineRule="auto" w:before="40" w:line="240"/>
             </w:pPr>
             <w:r>
               <w:t xml:space="preserve">Display order</w:t>
@@ -3782,8 +3782,8 @@
         </w:tc>
       </w:tr>
     </w:tbl>
-    <w:bookmarkEnd w:id="32"/>
-    <w:bookmarkStart w:id="33" w:name="implicit_type_aliases"/>
+    <w:bookmarkEnd w:id="21"/>
+    <w:bookmarkStart w:id="22" w:name="implicit_type_aliases"/>
     <w:p>
       <w:pPr>
         <w:pStyle w:val="Heading2"/>
@@ -3806,12 +3806,12 @@
     </w:p>
     <w:p>
       <w:pPr>
-        <w:spacing w:line="20" w:lineRule="exact" w:before="0" w:after="0"/>
+        <w:spacing w:before="0" w:line="20" w:after="0" w:lineRule="exact"/>
         <w:rPr>
           <w:sz w:val="2"/>
         </w:rPr>
       </w:pPr>
-      <w:bookmarkStart w:id="44898" w:name="csv-tbl-type-aliases"/>
+      <w:bookmarkStart w:name="csv-tbl-type-aliases" w:id="44898"/>
       <w:bookmarkEnd w:id="44898"/>
     </w:p>
     <w:p>
@@ -3832,7 +3832,7 @@
         <w:fldChar w:fldCharType="separate"/>
       </w:r>
       <w:r>
-        <w:t>1</w:t>
+        <w:t>9</w:t>
       </w:r>
       <w:r>
         <w:fldChar w:fldCharType="end"/>
@@ -3847,18 +3847,18 @@
         <w:tblW w:type="auto" w:w="0"/>
         <w:tblLook w:firstRow="1" w:lastRow="0" w:firstColumn="0" w:lastColumn="0" w:noHBand="0" w:noVBand="0" w:val="0020"/>
         <w:tblBorders>
-          <w:top w:sz="6" w:val="single" w:space="0" w:color="000000"/>
-          <w:left w:sz="6" w:val="single" w:space="0" w:color="000000"/>
-          <w:bottom w:sz="6" w:val="single" w:space="0" w:color="000000"/>
-          <w:right w:sz="6" w:val="single" w:space="0" w:color="000000"/>
-          <w:insideH w:sz="6" w:val="single" w:space="0" w:color="000000"/>
-          <w:insideV w:sz="6" w:val="single" w:space="0" w:color="000000"/>
+          <w:top w:color="000000" w:space="0" w:val="single" w:sz="6"/>
+          <w:left w:color="000000" w:space="0" w:val="single" w:sz="6"/>
+          <w:bottom w:color="000000" w:space="0" w:val="single" w:sz="6"/>
+          <w:right w:color="000000" w:space="0" w:val="single" w:sz="6"/>
+          <w:insideH w:color="000000" w:space="0" w:val="single" w:sz="6"/>
+          <w:insideV w:color="000000" w:space="0" w:val="single" w:sz="6"/>
         </w:tblBorders>
         <w:tblCellMar>
-          <w:top w:type="dxa" w:w="57"/>
-          <w:left w:type="dxa" w:w="108"/>
-          <w:bottom w:type="dxa" w:w="57"/>
-          <w:right w:type="dxa" w:w="108"/>
+          <w:top w:w="57" w:type="dxa"/>
+          <w:left w:w="108" w:type="dxa"/>
+          <w:bottom w:w="57" w:type="dxa"/>
+          <w:right w:w="108" w:type="dxa"/>
         </w:tblCellMar>
       </w:tblPr>
       <w:tblGrid>
@@ -3872,13 +3872,13 @@
         </w:trPr>
         <w:tc>
           <w:tcPr>
-            <w:shd w:fill="E8E8E8" w:val="clear" w:color="auto"/>
+            <w:shd w:color="auto" w:val="clear" w:fill="E8E8E8"/>
           </w:tcPr>
           <w:p>
             <w:pPr>
               <w:pStyle w:val="Compact"/>
               <w:ind w:right="0" w:firstLine="0" w:left="0"/>
-              <w:spacing w:line="240" w:after="40" w:lineRule="auto" w:before="40"/>
+              <w:spacing w:after="40" w:lineRule="auto" w:before="40" w:line="240"/>
             </w:pPr>
             <w:r>
               <w:rPr>
@@ -3890,13 +3890,13 @@
         </w:tc>
         <w:tc>
           <w:tcPr>
-            <w:shd w:fill="E8E8E8" w:val="clear" w:color="auto"/>
+            <w:shd w:color="auto" w:val="clear" w:fill="E8E8E8"/>
           </w:tcPr>
           <w:p>
             <w:pPr>
               <w:pStyle w:val="Compact"/>
               <w:ind w:right="0" w:firstLine="0" w:left="0"/>
-              <w:spacing w:line="240" w:after="40" w:lineRule="auto" w:before="40"/>
+              <w:spacing w:after="40" w:lineRule="auto" w:before="40" w:line="240"/>
             </w:pPr>
             <w:r>
               <w:rPr>
@@ -3908,13 +3908,13 @@
         </w:tc>
         <w:tc>
           <w:tcPr>
-            <w:shd w:fill="E8E8E8" w:val="clear" w:color="auto"/>
+            <w:shd w:color="auto" w:val="clear" w:fill="E8E8E8"/>
           </w:tcPr>
           <w:p>
             <w:pPr>
               <w:pStyle w:val="Compact"/>
               <w:ind w:right="0" w:firstLine="0" w:left="0"/>
-              <w:spacing w:line="240" w:after="40" w:lineRule="auto" w:before="40"/>
+              <w:spacing w:after="40" w:lineRule="auto" w:before="40" w:line="240"/>
             </w:pPr>
             <w:r>
               <w:rPr>
@@ -3932,7 +3932,7 @@
             <w:pPr>
               <w:pStyle w:val="Compact"/>
               <w:ind w:right="0" w:firstLine="0" w:left="0"/>
-              <w:spacing w:line="240" w:after="40" w:lineRule="auto" w:before="40"/>
+              <w:spacing w:after="40" w:lineRule="auto" w:before="40" w:line="240"/>
             </w:pPr>
             <w:r>
               <w:t xml:space="preserve">alias</w:t>
@@ -3945,7 +3945,7 @@
             <w:pPr>
               <w:pStyle w:val="Compact"/>
               <w:ind w:right="0" w:firstLine="0" w:left="0"/>
-              <w:spacing w:line="240" w:after="40" w:lineRule="auto" w:before="40"/>
+              <w:spacing w:after="40" w:lineRule="auto" w:before="40" w:line="240"/>
             </w:pPr>
             <w:r>
               <w:t xml:space="preserve">TEXT PK COLLATE NOCASE</w:t>
@@ -3958,7 +3958,7 @@
             <w:pPr>
               <w:pStyle w:val="Compact"/>
               <w:ind w:right="0" w:firstLine="0" w:left="0"/>
-              <w:spacing w:line="240" w:after="40" w:lineRule="auto" w:before="40"/>
+              <w:spacing w:after="40" w:lineRule="auto" w:before="40" w:line="240"/>
             </w:pPr>
             <w:r>
               <w:t xml:space="preserve">Title text that triggers this type</w:t>
@@ -3973,7 +3973,7 @@
             <w:pPr>
               <w:pStyle w:val="Compact"/>
               <w:ind w:right="0" w:firstLine="0" w:left="0"/>
-              <w:spacing w:line="240" w:after="40" w:lineRule="auto" w:before="40"/>
+              <w:spacing w:after="40" w:lineRule="auto" w:before="40" w:line="240"/>
             </w:pPr>
             <w:r>
               <w:t xml:space="preserve">object_type_id</w:t>
@@ -3986,7 +3986,7 @@
             <w:pPr>
               <w:pStyle w:val="Compact"/>
               <w:ind w:right="0" w:firstLine="0" w:left="0"/>
-              <w:spacing w:line="240" w:after="40" w:lineRule="auto" w:before="40"/>
+              <w:spacing w:after="40" w:lineRule="auto" w:before="40" w:line="240"/>
             </w:pPr>
             <w:r>
               <w:t xml:space="preserve">TEXT NOT NULL FK</w:t>
@@ -3999,7 +3999,7 @@
             <w:pPr>
               <w:pStyle w:val="Compact"/>
               <w:ind w:right="0" w:firstLine="0" w:left="0"/>
-              <w:spacing w:line="240" w:after="40" w:lineRule="auto" w:before="40"/>
+              <w:spacing w:after="40" w:lineRule="auto" w:before="40" w:line="240"/>
             </w:pPr>
             <w:r>
               <w:t xml:space="preserve">Object type to assign</w:t>
@@ -4008,8 +4008,8 @@
         </w:tc>
       </w:tr>
     </w:tbl>
-    <w:bookmarkEnd w:id="33"/>
-    <w:bookmarkStart w:id="34" w:name="implicit_spec_type_aliases"/>
+    <w:bookmarkEnd w:id="22"/>
+    <w:bookmarkStart w:id="23" w:name="implicit_spec_type_aliases"/>
     <w:p>
       <w:pPr>
         <w:pStyle w:val="Heading2"/>
@@ -4032,12 +4032,12 @@
     </w:p>
     <w:p>
       <w:pPr>
-        <w:spacing w:line="20" w:lineRule="exact" w:before="0" w:after="0"/>
+        <w:spacing w:before="0" w:line="20" w:after="0" w:lineRule="exact"/>
         <w:rPr>
           <w:sz w:val="2"/>
         </w:rPr>
       </w:pPr>
-      <w:bookmarkStart w:id="70595" w:name="csv-tbl-spec-aliases"/>
+      <w:bookmarkStart w:name="csv-tbl-spec-aliases" w:id="70595"/>
       <w:bookmarkEnd w:id="70595"/>
     </w:p>
     <w:p>
@@ -4058,7 +4058,7 @@
         <w:fldChar w:fldCharType="separate"/>
       </w:r>
       <w:r>
-        <w:t>1</w:t>
+        <w:t>10</w:t>
       </w:r>
       <w:r>
         <w:fldChar w:fldCharType="end"/>
@@ -4073,18 +4073,18 @@
         <w:tblW w:type="auto" w:w="0"/>
         <w:tblLook w:firstRow="1" w:lastRow="0" w:firstColumn="0" w:lastColumn="0" w:noHBand="0" w:noVBand="0" w:val="0020"/>
         <w:tblBorders>
-          <w:top w:sz="6" w:val="single" w:space="0" w:color="000000"/>
-          <w:left w:sz="6" w:val="single" w:space="0" w:color="000000"/>
-          <w:bottom w:sz="6" w:val="single" w:space="0" w:color="000000"/>
-          <w:right w:sz="6" w:val="single" w:space="0" w:color="000000"/>
-          <w:insideH w:sz="6" w:val="single" w:space="0" w:color="000000"/>
-          <w:insideV w:sz="6" w:val="single" w:space="0" w:color="000000"/>
+          <w:top w:color="000000" w:space="0" w:val="single" w:sz="6"/>
+          <w:left w:color="000000" w:space="0" w:val="single" w:sz="6"/>
+          <w:bottom w:color="000000" w:space="0" w:val="single" w:sz="6"/>
+          <w:right w:color="000000" w:space="0" w:val="single" w:sz="6"/>
+          <w:insideH w:color="000000" w:space="0" w:val="single" w:sz="6"/>
+          <w:insideV w:color="000000" w:space="0" w:val="single" w:sz="6"/>
         </w:tblBorders>
         <w:tblCellMar>
-          <w:top w:type="dxa" w:w="57"/>
-          <w:left w:type="dxa" w:w="108"/>
-          <w:bottom w:type="dxa" w:w="57"/>
-          <w:right w:type="dxa" w:w="108"/>
+          <w:top w:w="57" w:type="dxa"/>
+          <w:left w:w="108" w:type="dxa"/>
+          <w:bottom w:w="57" w:type="dxa"/>
+          <w:right w:w="108" w:type="dxa"/>
         </w:tblCellMar>
       </w:tblPr>
       <w:tblGrid>
@@ -4098,13 +4098,13 @@
         </w:trPr>
         <w:tc>
           <w:tcPr>
-            <w:shd w:fill="E8E8E8" w:val="clear" w:color="auto"/>
+            <w:shd w:color="auto" w:val="clear" w:fill="E8E8E8"/>
           </w:tcPr>
           <w:p>
             <w:pPr>
               <w:pStyle w:val="Compact"/>
               <w:ind w:right="0" w:firstLine="0" w:left="0"/>
-              <w:spacing w:line="240" w:after="40" w:lineRule="auto" w:before="40"/>
+              <w:spacing w:after="40" w:lineRule="auto" w:before="40" w:line="240"/>
             </w:pPr>
             <w:r>
               <w:rPr>
@@ -4116,13 +4116,13 @@
         </w:tc>
         <w:tc>
           <w:tcPr>
-            <w:shd w:fill="E8E8E8" w:val="clear" w:color="auto"/>
+            <w:shd w:color="auto" w:val="clear" w:fill="E8E8E8"/>
           </w:tcPr>
           <w:p>
             <w:pPr>
               <w:pStyle w:val="Compact"/>
               <w:ind w:right="0" w:firstLine="0" w:left="0"/>
-              <w:spacing w:line="240" w:after="40" w:lineRule="auto" w:before="40"/>
+              <w:spacing w:after="40" w:lineRule="auto" w:before="40" w:line="240"/>
             </w:pPr>
             <w:r>
               <w:rPr>
@@ -4134,13 +4134,13 @@
         </w:tc>
         <w:tc>
           <w:tcPr>
-            <w:shd w:fill="E8E8E8" w:val="clear" w:color="auto"/>
+            <w:shd w:color="auto" w:val="clear" w:fill="E8E8E8"/>
           </w:tcPr>
           <w:p>
             <w:pPr>
               <w:pStyle w:val="Compact"/>
               <w:ind w:right="0" w:firstLine="0" w:left="0"/>
-              <w:spacing w:line="240" w:after="40" w:lineRule="auto" w:before="40"/>
+              <w:spacing w:after="40" w:lineRule="auto" w:before="40" w:line="240"/>
             </w:pPr>
             <w:r>
               <w:rPr>
@@ -4158,7 +4158,7 @@
             <w:pPr>
               <w:pStyle w:val="Compact"/>
               <w:ind w:right="0" w:firstLine="0" w:left="0"/>
-              <w:spacing w:line="240" w:after="40" w:lineRule="auto" w:before="40"/>
+              <w:spacing w:after="40" w:lineRule="auto" w:before="40" w:line="240"/>
             </w:pPr>
             <w:r>
               <w:t xml:space="preserve">alias</w:t>
@@ -4171,7 +4171,7 @@
             <w:pPr>
               <w:pStyle w:val="Compact"/>
               <w:ind w:right="0" w:firstLine="0" w:left="0"/>
-              <w:spacing w:line="240" w:after="40" w:lineRule="auto" w:before="40"/>
+              <w:spacing w:after="40" w:lineRule="auto" w:before="40" w:line="240"/>
             </w:pPr>
             <w:r>
               <w:t xml:space="preserve">TEXT PK COLLATE NOCASE</w:t>
@@ -4184,7 +4184,7 @@
             <w:pPr>
               <w:pStyle w:val="Compact"/>
               <w:ind w:right="0" w:firstLine="0" w:left="0"/>
-              <w:spacing w:line="240" w:after="40" w:lineRule="auto" w:before="40"/>
+              <w:spacing w:after="40" w:lineRule="auto" w:before="40" w:line="240"/>
             </w:pPr>
             <w:r>
               <w:t xml:space="preserve">Title text that triggers this type</w:t>
@@ -4199,7 +4199,7 @@
             <w:pPr>
               <w:pStyle w:val="Compact"/>
               <w:ind w:right="0" w:firstLine="0" w:left="0"/>
-              <w:spacing w:line="240" w:after="40" w:lineRule="auto" w:before="40"/>
+              <w:spacing w:after="40" w:lineRule="auto" w:before="40" w:line="240"/>
             </w:pPr>
             <w:r>
               <w:t xml:space="preserve">spec_type_id</w:t>
@@ -4212,7 +4212,7 @@
             <w:pPr>
               <w:pStyle w:val="Compact"/>
               <w:ind w:right="0" w:firstLine="0" w:left="0"/>
-              <w:spacing w:line="240" w:after="40" w:lineRule="auto" w:before="40"/>
+              <w:spacing w:after="40" w:lineRule="auto" w:before="40" w:line="240"/>
             </w:pPr>
             <w:r>
               <w:t xml:space="preserve">TEXT NOT NULL FK</w:t>
@@ -4225,7 +4225,7 @@
             <w:pPr>
               <w:pStyle w:val="Compact"/>
               <w:ind w:right="0" w:firstLine="0" w:left="0"/>
-              <w:spacing w:line="240" w:after="40" w:lineRule="auto" w:before="40"/>
+              <w:spacing w:after="40" w:lineRule="auto" w:before="40" w:line="240"/>
             </w:pPr>
             <w:r>
               <w:t xml:space="preserve">Specification type to assign</w:t>
@@ -4234,9 +4234,9 @@
         </w:tc>
       </w:tr>
     </w:tbl>
-    <w:bookmarkEnd w:id="34"/>
-    <w:bookmarkEnd w:id="35"/>
-    <w:bookmarkStart w:id="42" w:name="core-schema-content"/>
+    <w:bookmarkEnd w:id="23"/>
+    <w:bookmarkEnd w:id="24"/>
+    <w:bookmarkStart w:id="31" w:name="core-schema-content"/>
     <w:p>
       <w:pPr>
         <w:pStyle w:val="Heading1"/>
@@ -4284,7 +4284,7 @@
         <w:t xml:space="preserve">src/db/schema/content.lua</w:t>
       </w:r>
     </w:p>
-    <w:bookmarkStart w:id="36" w:name="specifications"/>
+    <w:bookmarkStart w:id="25" w:name="specifications"/>
     <w:p>
       <w:pPr>
         <w:pStyle w:val="Heading2"/>
@@ -4322,12 +4322,12 @@
     </w:p>
     <w:p>
       <w:pPr>
-        <w:spacing w:line="20" w:lineRule="exact" w:before="0" w:after="0"/>
+        <w:spacing w:before="0" w:line="20" w:after="0" w:lineRule="exact"/>
         <w:rPr>
           <w:sz w:val="2"/>
         </w:rPr>
       </w:pPr>
-      <w:bookmarkStart w:id="46247" w:name="csv-tbl-specifications"/>
+      <w:bookmarkStart w:name="csv-tbl-specifications" w:id="46247"/>
       <w:bookmarkEnd w:id="46247"/>
     </w:p>
     <w:p>
@@ -4348,7 +4348,7 @@
         <w:fldChar w:fldCharType="separate"/>
       </w:r>
       <w:r>
-        <w:t>1</w:t>
+        <w:t>11</w:t>
       </w:r>
       <w:r>
         <w:fldChar w:fldCharType="end"/>
@@ -4363,18 +4363,18 @@
         <w:tblW w:type="auto" w:w="0"/>
         <w:tblLook w:firstRow="1" w:lastRow="0" w:firstColumn="0" w:lastColumn="0" w:noHBand="0" w:noVBand="0" w:val="0020"/>
         <w:tblBorders>
-          <w:top w:sz="6" w:val="single" w:space="0" w:color="000000"/>
-          <w:left w:sz="6" w:val="single" w:space="0" w:color="000000"/>
-          <w:bottom w:sz="6" w:val="single" w:space="0" w:color="000000"/>
-          <w:right w:sz="6" w:val="single" w:space="0" w:color="000000"/>
-          <w:insideH w:sz="6" w:val="single" w:space="0" w:color="000000"/>
-          <w:insideV w:sz="6" w:val="single" w:space="0" w:color="000000"/>
+          <w:top w:color="000000" w:space="0" w:val="single" w:sz="6"/>
+          <w:left w:color="000000" w:space="0" w:val="single" w:sz="6"/>
+          <w:bottom w:color="000000" w:space="0" w:val="single" w:sz="6"/>
+          <w:right w:color="000000" w:space="0" w:val="single" w:sz="6"/>
+          <w:insideH w:color="000000" w:space="0" w:val="single" w:sz="6"/>
+          <w:insideV w:color="000000" w:space="0" w:val="single" w:sz="6"/>
         </w:tblBorders>
         <w:tblCellMar>
-          <w:top w:type="dxa" w:w="57"/>
-          <w:left w:type="dxa" w:w="108"/>
-          <w:bottom w:type="dxa" w:w="57"/>
-          <w:right w:type="dxa" w:w="108"/>
+          <w:top w:w="57" w:type="dxa"/>
+          <w:left w:w="108" w:type="dxa"/>
+          <w:bottom w:w="57" w:type="dxa"/>
+          <w:right w:w="108" w:type="dxa"/>
         </w:tblCellMar>
       </w:tblPr>
       <w:tblGrid>
@@ -4388,13 +4388,13 @@
         </w:trPr>
         <w:tc>
           <w:tcPr>
-            <w:shd w:fill="E8E8E8" w:val="clear" w:color="auto"/>
+            <w:shd w:color="auto" w:val="clear" w:fill="E8E8E8"/>
           </w:tcPr>
           <w:p>
             <w:pPr>
               <w:pStyle w:val="Compact"/>
               <w:ind w:right="0" w:firstLine="0" w:left="0"/>
-              <w:spacing w:line="240" w:after="40" w:lineRule="auto" w:before="40"/>
+              <w:spacing w:after="40" w:lineRule="auto" w:before="40" w:line="240"/>
             </w:pPr>
             <w:r>
               <w:rPr>
@@ -4406,13 +4406,13 @@
         </w:tc>
         <w:tc>
           <w:tcPr>
-            <w:shd w:fill="E8E8E8" w:val="clear" w:color="auto"/>
+            <w:shd w:color="auto" w:val="clear" w:fill="E8E8E8"/>
           </w:tcPr>
           <w:p>
             <w:pPr>
               <w:pStyle w:val="Compact"/>
               <w:ind w:right="0" w:firstLine="0" w:left="0"/>
-              <w:spacing w:line="240" w:after="40" w:lineRule="auto" w:before="40"/>
+              <w:spacing w:after="40" w:lineRule="auto" w:before="40" w:line="240"/>
             </w:pPr>
             <w:r>
               <w:rPr>
@@ -4424,13 +4424,13 @@
         </w:tc>
         <w:tc>
           <w:tcPr>
-            <w:shd w:fill="E8E8E8" w:val="clear" w:color="auto"/>
+            <w:shd w:color="auto" w:val="clear" w:fill="E8E8E8"/>
           </w:tcPr>
           <w:p>
             <w:pPr>
               <w:pStyle w:val="Compact"/>
               <w:ind w:right="0" w:firstLine="0" w:left="0"/>
-              <w:spacing w:line="240" w:after="40" w:lineRule="auto" w:before="40"/>
+              <w:spacing w:after="40" w:lineRule="auto" w:before="40" w:line="240"/>
             </w:pPr>
             <w:r>
               <w:rPr>
@@ -4448,7 +4448,7 @@
             <w:pPr>
               <w:pStyle w:val="Compact"/>
               <w:ind w:right="0" w:firstLine="0" w:left="0"/>
-              <w:spacing w:line="240" w:after="40" w:lineRule="auto" w:before="40"/>
+              <w:spacing w:after="40" w:lineRule="auto" w:before="40" w:line="240"/>
             </w:pPr>
             <w:r>
               <w:t xml:space="preserve">identifier</w:t>
@@ -4461,7 +4461,7 @@
             <w:pPr>
               <w:pStyle w:val="Compact"/>
               <w:ind w:right="0" w:firstLine="0" w:left="0"/>
-              <w:spacing w:line="240" w:after="40" w:lineRule="auto" w:before="40"/>
+              <w:spacing w:after="40" w:lineRule="auto" w:before="40" w:line="240"/>
             </w:pPr>
             <w:r>
               <w:t xml:space="preserve">TEXT PK</w:t>
@@ -4474,7 +4474,7 @@
             <w:pPr>
               <w:pStyle w:val="Compact"/>
               <w:ind w:right="0" w:firstLine="0" w:left="0"/>
-              <w:spacing w:line="240" w:after="40" w:lineRule="auto" w:before="40"/>
+              <w:spacing w:after="40" w:lineRule="auto" w:before="40" w:line="240"/>
             </w:pPr>
             <w:r>
               <w:t xml:space="preserve">Filename slug (natural key)</w:t>
@@ -4489,7 +4489,7 @@
             <w:pPr>
               <w:pStyle w:val="Compact"/>
               <w:ind w:right="0" w:firstLine="0" w:left="0"/>
-              <w:spacing w:line="240" w:after="40" w:lineRule="auto" w:before="40"/>
+              <w:spacing w:after="40" w:lineRule="auto" w:before="40" w:line="240"/>
             </w:pPr>
             <w:r>
               <w:t xml:space="preserve">root_path</w:t>
@@ -4502,7 +4502,7 @@
             <w:pPr>
               <w:pStyle w:val="Compact"/>
               <w:ind w:right="0" w:firstLine="0" w:left="0"/>
-              <w:spacing w:line="240" w:after="40" w:lineRule="auto" w:before="40"/>
+              <w:spacing w:after="40" w:lineRule="auto" w:before="40" w:line="240"/>
             </w:pPr>
             <w:r>
               <w:t xml:space="preserve">TEXT NOT NULL UNIQUE</w:t>
@@ -4515,7 +4515,7 @@
             <w:pPr>
               <w:pStyle w:val="Compact"/>
               <w:ind w:right="0" w:firstLine="0" w:left="0"/>
-              <w:spacing w:line="240" w:after="40" w:lineRule="auto" w:before="40"/>
+              <w:spacing w:after="40" w:lineRule="auto" w:before="40" w:line="240"/>
             </w:pPr>
             <w:r>
               <w:t xml:space="preserve">Absolute path to root .md file</w:t>
@@ -4530,7 +4530,7 @@
             <w:pPr>
               <w:pStyle w:val="Compact"/>
               <w:ind w:right="0" w:firstLine="0" w:left="0"/>
-              <w:spacing w:line="240" w:after="40" w:lineRule="auto" w:before="40"/>
+              <w:spacing w:after="40" w:lineRule="auto" w:before="40" w:line="240"/>
             </w:pPr>
             <w:r>
               <w:t xml:space="preserve">long_name</w:t>
@@ -4543,7 +4543,7 @@
             <w:pPr>
               <w:pStyle w:val="Compact"/>
               <w:ind w:right="0" w:firstLine="0" w:left="0"/>
-              <w:spacing w:line="240" w:after="40" w:lineRule="auto" w:before="40"/>
+              <w:spacing w:after="40" w:lineRule="auto" w:before="40" w:line="240"/>
             </w:pPr>
             <w:r>
               <w:t xml:space="preserve">TEXT</w:t>
@@ -4556,7 +4556,7 @@
             <w:pPr>
               <w:pStyle w:val="Compact"/>
               <w:ind w:right="0" w:firstLine="0" w:left="0"/>
-              <w:spacing w:line="240" w:after="40" w:lineRule="auto" w:before="40"/>
+              <w:spacing w:after="40" w:lineRule="auto" w:before="40" w:line="240"/>
             </w:pPr>
             <w:r>
               <w:t xml:space="preserve">Document title from H1 header</w:t>
@@ -4571,7 +4571,7 @@
             <w:pPr>
               <w:pStyle w:val="Compact"/>
               <w:ind w:right="0" w:firstLine="0" w:left="0"/>
-              <w:spacing w:line="240" w:after="40" w:lineRule="auto" w:before="40"/>
+              <w:spacing w:after="40" w:lineRule="auto" w:before="40" w:line="240"/>
             </w:pPr>
             <w:r>
               <w:t xml:space="preserve">type_ref</w:t>
@@ -4584,7 +4584,7 @@
             <w:pPr>
               <w:pStyle w:val="Compact"/>
               <w:ind w:right="0" w:firstLine="0" w:left="0"/>
-              <w:spacing w:line="240" w:after="40" w:lineRule="auto" w:before="40"/>
+              <w:spacing w:after="40" w:lineRule="auto" w:before="40" w:line="240"/>
             </w:pPr>
             <w:r>
               <w:t xml:space="preserve">TEXT FK</w:t>
@@ -4597,7 +4597,7 @@
             <w:pPr>
               <w:pStyle w:val="Compact"/>
               <w:ind w:right="0" w:firstLine="0" w:left="0"/>
-              <w:spacing w:line="240" w:after="40" w:lineRule="auto" w:before="40"/>
+              <w:spacing w:after="40" w:lineRule="auto" w:before="40" w:line="240"/>
             </w:pPr>
             <w:r>
               <w:t xml:space="preserve">Specification type</w:t>
@@ -4612,7 +4612,7 @@
             <w:pPr>
               <w:pStyle w:val="Compact"/>
               <w:ind w:right="0" w:firstLine="0" w:left="0"/>
-              <w:spacing w:line="240" w:after="40" w:lineRule="auto" w:before="40"/>
+              <w:spacing w:after="40" w:lineRule="auto" w:before="40" w:line="240"/>
             </w:pPr>
             <w:r>
               <w:t xml:space="preserve">pid</w:t>
@@ -4625,7 +4625,7 @@
             <w:pPr>
               <w:pStyle w:val="Compact"/>
               <w:ind w:right="0" w:firstLine="0" w:left="0"/>
-              <w:spacing w:line="240" w:after="40" w:lineRule="auto" w:before="40"/>
+              <w:spacing w:after="40" w:lineRule="auto" w:before="40" w:line="240"/>
             </w:pPr>
             <w:r>
               <w:t xml:space="preserve">TEXT</w:t>
@@ -4638,7 +4638,7 @@
             <w:pPr>
               <w:pStyle w:val="Compact"/>
               <w:ind w:right="0" w:firstLine="0" w:left="0"/>
-              <w:spacing w:line="240" w:after="40" w:lineRule="auto" w:before="40"/>
+              <w:spacing w:after="40" w:lineRule="auto" w:before="40" w:line="240"/>
             </w:pPr>
             <w:r>
               <w:t xml:space="preserve">Project identifier from @PID syntax</w:t>
@@ -4653,7 +4653,7 @@
             <w:pPr>
               <w:pStyle w:val="Compact"/>
               <w:ind w:right="0" w:firstLine="0" w:left="0"/>
-              <w:spacing w:line="240" w:after="40" w:lineRule="auto" w:before="40"/>
+              <w:spacing w:after="40" w:lineRule="auto" w:before="40" w:line="240"/>
             </w:pPr>
             <w:r>
               <w:t xml:space="preserve">header_ast</w:t>
@@ -4666,7 +4666,7 @@
             <w:pPr>
               <w:pStyle w:val="Compact"/>
               <w:ind w:right="0" w:firstLine="0" w:left="0"/>
-              <w:spacing w:line="240" w:after="40" w:lineRule="auto" w:before="40"/>
+              <w:spacing w:after="40" w:lineRule="auto" w:before="40" w:line="240"/>
             </w:pPr>
             <w:r>
               <w:t xml:space="preserve">JSON</w:t>
@@ -4679,7 +4679,7 @@
             <w:pPr>
               <w:pStyle w:val="Compact"/>
               <w:ind w:right="0" w:firstLine="0" w:left="0"/>
-              <w:spacing w:line="240" w:after="40" w:lineRule="auto" w:before="40"/>
+              <w:spacing w:after="40" w:lineRule="auto" w:before="40" w:line="240"/>
             </w:pPr>
             <w:r>
               <w:t xml:space="preserve">Rendered H1 header as Pandoc AST</w:t>
@@ -4694,7 +4694,7 @@
             <w:pPr>
               <w:pStyle w:val="Compact"/>
               <w:ind w:right="0" w:firstLine="0" w:left="0"/>
-              <w:spacing w:line="240" w:after="40" w:lineRule="auto" w:before="40"/>
+              <w:spacing w:after="40" w:lineRule="auto" w:before="40" w:line="240"/>
             </w:pPr>
             <w:r>
               <w:t xml:space="preserve">body_ast</w:t>
@@ -4707,7 +4707,7 @@
             <w:pPr>
               <w:pStyle w:val="Compact"/>
               <w:ind w:right="0" w:firstLine="0" w:left="0"/>
-              <w:spacing w:line="240" w:after="40" w:lineRule="auto" w:before="40"/>
+              <w:spacing w:after="40" w:lineRule="auto" w:before="40" w:line="240"/>
             </w:pPr>
             <w:r>
               <w:t xml:space="preserve">JSON</w:t>
@@ -4720,7 +4720,7 @@
             <w:pPr>
               <w:pStyle w:val="Compact"/>
               <w:ind w:right="0" w:firstLine="0" w:left="0"/>
-              <w:spacing w:line="240" w:after="40" w:lineRule="auto" w:before="40"/>
+              <w:spacing w:after="40" w:lineRule="auto" w:before="40" w:line="240"/>
             </w:pPr>
             <w:r>
               <w:t xml:space="preserve">Body content between H1 and first H2</w:t>
@@ -4729,8 +4729,8 @@
         </w:tc>
       </w:tr>
     </w:tbl>
-    <w:bookmarkEnd w:id="36"/>
-    <w:bookmarkStart w:id="37" w:name="spec_objects"/>
+    <w:bookmarkEnd w:id="25"/>
+    <w:bookmarkStart w:id="26" w:name="spec_objects"/>
     <w:p>
       <w:pPr>
         <w:pStyle w:val="Heading2"/>
@@ -4753,12 +4753,12 @@
     </w:p>
     <w:p>
       <w:pPr>
-        <w:spacing w:line="20" w:lineRule="exact" w:before="0" w:after="0"/>
+        <w:spacing w:before="0" w:line="20" w:after="0" w:lineRule="exact"/>
         <w:rPr>
           <w:sz w:val="2"/>
         </w:rPr>
       </w:pPr>
-      <w:bookmarkStart w:id="62591" w:name="csv-tbl-objects"/>
+      <w:bookmarkStart w:name="csv-tbl-objects" w:id="62591"/>
       <w:bookmarkEnd w:id="62591"/>
     </w:p>
     <w:p>
@@ -4779,7 +4779,7 @@
         <w:fldChar w:fldCharType="separate"/>
       </w:r>
       <w:r>
-        <w:t>1</w:t>
+        <w:t>12</w:t>
       </w:r>
       <w:r>
         <w:fldChar w:fldCharType="end"/>
@@ -4794,18 +4794,18 @@
         <w:tblW w:type="auto" w:w="0"/>
         <w:tblLook w:firstRow="1" w:lastRow="0" w:firstColumn="0" w:lastColumn="0" w:noHBand="0" w:noVBand="0" w:val="0020"/>
         <w:tblBorders>
-          <w:top w:sz="6" w:val="single" w:space="0" w:color="000000"/>
-          <w:left w:sz="6" w:val="single" w:space="0" w:color="000000"/>
-          <w:bottom w:sz="6" w:val="single" w:space="0" w:color="000000"/>
-          <w:right w:sz="6" w:val="single" w:space="0" w:color="000000"/>
-          <w:insideH w:sz="6" w:val="single" w:space="0" w:color="000000"/>
-          <w:insideV w:sz="6" w:val="single" w:space="0" w:color="000000"/>
+          <w:top w:color="000000" w:space="0" w:val="single" w:sz="6"/>
+          <w:left w:color="000000" w:space="0" w:val="single" w:sz="6"/>
+          <w:bottom w:color="000000" w:space="0" w:val="single" w:sz="6"/>
+          <w:right w:color="000000" w:space="0" w:val="single" w:sz="6"/>
+          <w:insideH w:color="000000" w:space="0" w:val="single" w:sz="6"/>
+          <w:insideV w:color="000000" w:space="0" w:val="single" w:sz="6"/>
         </w:tblBorders>
         <w:tblCellMar>
-          <w:top w:type="dxa" w:w="57"/>
-          <w:left w:type="dxa" w:w="108"/>
-          <w:bottom w:type="dxa" w:w="57"/>
-          <w:right w:type="dxa" w:w="108"/>
+          <w:top w:w="57" w:type="dxa"/>
+          <w:left w:w="108" w:type="dxa"/>
+          <w:bottom w:w="57" w:type="dxa"/>
+          <w:right w:w="108" w:type="dxa"/>
         </w:tblCellMar>
       </w:tblPr>
       <w:tblGrid>
@@ -4819,13 +4819,13 @@
         </w:trPr>
         <w:tc>
           <w:tcPr>
-            <w:shd w:fill="E8E8E8" w:val="clear" w:color="auto"/>
+            <w:shd w:color="auto" w:val="clear" w:fill="E8E8E8"/>
           </w:tcPr>
           <w:p>
             <w:pPr>
               <w:pStyle w:val="Compact"/>
               <w:ind w:right="0" w:firstLine="0" w:left="0"/>
-              <w:spacing w:line="240" w:after="40" w:lineRule="auto" w:before="40"/>
+              <w:spacing w:after="40" w:lineRule="auto" w:before="40" w:line="240"/>
             </w:pPr>
             <w:r>
               <w:rPr>
@@ -4837,13 +4837,13 @@
         </w:tc>
         <w:tc>
           <w:tcPr>
-            <w:shd w:fill="E8E8E8" w:val="clear" w:color="auto"/>
+            <w:shd w:color="auto" w:val="clear" w:fill="E8E8E8"/>
           </w:tcPr>
           <w:p>
             <w:pPr>
               <w:pStyle w:val="Compact"/>
               <w:ind w:right="0" w:firstLine="0" w:left="0"/>
-              <w:spacing w:line="240" w:after="40" w:lineRule="auto" w:before="40"/>
+              <w:spacing w:after="40" w:lineRule="auto" w:before="40" w:line="240"/>
             </w:pPr>
             <w:r>
               <w:rPr>
@@ -4855,13 +4855,13 @@
         </w:tc>
         <w:tc>
           <w:tcPr>
-            <w:shd w:fill="E8E8E8" w:val="clear" w:color="auto"/>
+            <w:shd w:color="auto" w:val="clear" w:fill="E8E8E8"/>
           </w:tcPr>
           <w:p>
             <w:pPr>
               <w:pStyle w:val="Compact"/>
               <w:ind w:right="0" w:firstLine="0" w:left="0"/>
-              <w:spacing w:line="240" w:after="40" w:lineRule="auto" w:before="40"/>
+              <w:spacing w:after="40" w:lineRule="auto" w:before="40" w:line="240"/>
             </w:pPr>
             <w:r>
               <w:rPr>
@@ -4879,7 +4879,7 @@
             <w:pPr>
               <w:pStyle w:val="Compact"/>
               <w:ind w:right="0" w:firstLine="0" w:left="0"/>
-              <w:spacing w:line="240" w:after="40" w:lineRule="auto" w:before="40"/>
+              <w:spacing w:after="40" w:lineRule="auto" w:before="40" w:line="240"/>
             </w:pPr>
             <w:r>
               <w:t xml:space="preserve">id</w:t>
@@ -4892,7 +4892,7 @@
             <w:pPr>
               <w:pStyle w:val="Compact"/>
               <w:ind w:right="0" w:firstLine="0" w:left="0"/>
-              <w:spacing w:line="240" w:after="40" w:lineRule="auto" w:before="40"/>
+              <w:spacing w:after="40" w:lineRule="auto" w:before="40" w:line="240"/>
             </w:pPr>
             <w:r>
               <w:t xml:space="preserve">INTEGER PK</w:t>
@@ -4905,7 +4905,7 @@
             <w:pPr>
               <w:pStyle w:val="Compact"/>
               <w:ind w:right="0" w:firstLine="0" w:left="0"/>
-              <w:spacing w:line="240" w:after="40" w:lineRule="auto" w:before="40"/>
+              <w:spacing w:after="40" w:lineRule="auto" w:before="40" w:line="240"/>
             </w:pPr>
             <w:r>
               <w:t xml:space="preserve">Auto-assigned internal key</w:t>
@@ -4920,7 +4920,7 @@
             <w:pPr>
               <w:pStyle w:val="Compact"/>
               <w:ind w:right="0" w:firstLine="0" w:left="0"/>
-              <w:spacing w:line="240" w:after="40" w:lineRule="auto" w:before="40"/>
+              <w:spacing w:after="40" w:lineRule="auto" w:before="40" w:line="240"/>
             </w:pPr>
             <w:r>
               <w:t xml:space="preserve">content_sha</w:t>
@@ -4933,7 +4933,7 @@
             <w:pPr>
               <w:pStyle w:val="Compact"/>
               <w:ind w:right="0" w:firstLine="0" w:left="0"/>
-              <w:spacing w:line="240" w:after="40" w:lineRule="auto" w:before="40"/>
+              <w:spacing w:after="40" w:lineRule="auto" w:before="40" w:line="240"/>
             </w:pPr>
             <w:r>
               <w:t xml:space="preserve">TEXT</w:t>
@@ -4946,7 +4946,7 @@
             <w:pPr>
               <w:pStyle w:val="Compact"/>
               <w:ind w:right="0" w:firstLine="0" w:left="0"/>
-              <w:spacing w:line="240" w:after="40" w:lineRule="auto" w:before="40"/>
+              <w:spacing w:after="40" w:lineRule="auto" w:before="40" w:line="240"/>
             </w:pPr>
             <w:r>
               <w:t xml:space="preserve">SHA1 checksum for change detection</w:t>
@@ -4961,7 +4961,7 @@
             <w:pPr>
               <w:pStyle w:val="Compact"/>
               <w:ind w:right="0" w:firstLine="0" w:left="0"/>
-              <w:spacing w:line="240" w:after="40" w:lineRule="auto" w:before="40"/>
+              <w:spacing w:after="40" w:lineRule="auto" w:before="40" w:line="240"/>
             </w:pPr>
             <w:r>
               <w:t xml:space="preserve">specification_ref</w:t>
@@ -4974,7 +4974,7 @@
             <w:pPr>
               <w:pStyle w:val="Compact"/>
               <w:ind w:right="0" w:firstLine="0" w:left="0"/>
-              <w:spacing w:line="240" w:after="40" w:lineRule="auto" w:before="40"/>
+              <w:spacing w:after="40" w:lineRule="auto" w:before="40" w:line="240"/>
             </w:pPr>
             <w:r>
               <w:t xml:space="preserve">TEXT NOT NULL FK</w:t>
@@ -4987,7 +4987,7 @@
             <w:pPr>
               <w:pStyle w:val="Compact"/>
               <w:ind w:right="0" w:firstLine="0" w:left="0"/>
-              <w:spacing w:line="240" w:after="40" w:lineRule="auto" w:before="40"/>
+              <w:spacing w:after="40" w:lineRule="auto" w:before="40" w:line="240"/>
             </w:pPr>
             <w:r>
               <w:t xml:space="preserve">Parent specification</w:t>
@@ -5002,7 +5002,7 @@
             <w:pPr>
               <w:pStyle w:val="Compact"/>
               <w:ind w:right="0" w:firstLine="0" w:left="0"/>
-              <w:spacing w:line="240" w:after="40" w:lineRule="auto" w:before="40"/>
+              <w:spacing w:after="40" w:lineRule="auto" w:before="40" w:line="240"/>
             </w:pPr>
             <w:r>
               <w:t xml:space="preserve">type_ref</w:t>
@@ -5015,7 +5015,7 @@
             <w:pPr>
               <w:pStyle w:val="Compact"/>
               <w:ind w:right="0" w:firstLine="0" w:left="0"/>
-              <w:spacing w:line="240" w:after="40" w:lineRule="auto" w:before="40"/>
+              <w:spacing w:after="40" w:lineRule="auto" w:before="40" w:line="240"/>
             </w:pPr>
             <w:r>
               <w:t xml:space="preserve">TEXT NOT NULL FK</w:t>
@@ -5028,7 +5028,7 @@
             <w:pPr>
               <w:pStyle w:val="Compact"/>
               <w:ind w:right="0" w:firstLine="0" w:left="0"/>
-              <w:spacing w:line="240" w:after="40" w:lineRule="auto" w:before="40"/>
+              <w:spacing w:after="40" w:lineRule="auto" w:before="40" w:line="240"/>
             </w:pPr>
             <w:r>
               <w:t xml:space="preserve">Object type</w:t>
@@ -5043,7 +5043,7 @@
             <w:pPr>
               <w:pStyle w:val="Compact"/>
               <w:ind w:right="0" w:firstLine="0" w:left="0"/>
-              <w:spacing w:line="240" w:after="40" w:lineRule="auto" w:before="40"/>
+              <w:spacing w:after="40" w:lineRule="auto" w:before="40" w:line="240"/>
             </w:pPr>
             <w:r>
               <w:t xml:space="preserve">from_file</w:t>
@@ -5056,7 +5056,7 @@
             <w:pPr>
               <w:pStyle w:val="Compact"/>
               <w:ind w:right="0" w:firstLine="0" w:left="0"/>
-              <w:spacing w:line="240" w:after="40" w:lineRule="auto" w:before="40"/>
+              <w:spacing w:after="40" w:lineRule="auto" w:before="40" w:line="240"/>
             </w:pPr>
             <w:r>
               <w:t xml:space="preserve">TEXT NOT NULL</w:t>
@@ -5069,7 +5069,7 @@
             <w:pPr>
               <w:pStyle w:val="Compact"/>
               <w:ind w:right="0" w:firstLine="0" w:left="0"/>
-              <w:spacing w:line="240" w:after="40" w:lineRule="auto" w:before="40"/>
+              <w:spacing w:after="40" w:lineRule="auto" w:before="40" w:line="240"/>
             </w:pPr>
             <w:r>
               <w:t xml:space="preserve">Source file path</w:t>
@@ -5084,7 +5084,7 @@
             <w:pPr>
               <w:pStyle w:val="Compact"/>
               <w:ind w:right="0" w:firstLine="0" w:left="0"/>
-              <w:spacing w:line="240" w:after="40" w:lineRule="auto" w:before="40"/>
+              <w:spacing w:after="40" w:lineRule="auto" w:before="40" w:line="240"/>
             </w:pPr>
             <w:r>
               <w:t xml:space="preserve">file_seq</w:t>
@@ -5097,7 +5097,7 @@
             <w:pPr>
               <w:pStyle w:val="Compact"/>
               <w:ind w:right="0" w:firstLine="0" w:left="0"/>
-              <w:spacing w:line="240" w:after="40" w:lineRule="auto" w:before="40"/>
+              <w:spacing w:after="40" w:lineRule="auto" w:before="40" w:line="240"/>
             </w:pPr>
             <w:r>
               <w:t xml:space="preserve">INTEGER NOT NULL</w:t>
@@ -5110,7 +5110,7 @@
             <w:pPr>
               <w:pStyle w:val="Compact"/>
               <w:ind w:right="0" w:firstLine="0" w:left="0"/>
-              <w:spacing w:line="240" w:after="40" w:lineRule="auto" w:before="40"/>
+              <w:spacing w:after="40" w:lineRule="auto" w:before="40" w:line="240"/>
             </w:pPr>
             <w:r>
               <w:t xml:space="preserve">Sequence within file (0-indexed)</w:t>
@@ -5125,7 +5125,7 @@
             <w:pPr>
               <w:pStyle w:val="Compact"/>
               <w:ind w:right="0" w:firstLine="0" w:left="0"/>
-              <w:spacing w:line="240" w:after="40" w:lineRule="auto" w:before="40"/>
+              <w:spacing w:after="40" w:lineRule="auto" w:before="40" w:line="240"/>
             </w:pPr>
             <w:r>
               <w:t xml:space="preserve">pid</w:t>
@@ -5138,7 +5138,7 @@
             <w:pPr>
               <w:pStyle w:val="Compact"/>
               <w:ind w:right="0" w:firstLine="0" w:left="0"/>
-              <w:spacing w:line="240" w:after="40" w:lineRule="auto" w:before="40"/>
+              <w:spacing w:after="40" w:lineRule="auto" w:before="40" w:line="240"/>
             </w:pPr>
             <w:r>
               <w:t xml:space="preserve">TEXT</w:t>
@@ -5151,7 +5151,7 @@
             <w:pPr>
               <w:pStyle w:val="Compact"/>
               <w:ind w:right="0" w:firstLine="0" w:left="0"/>
-              <w:spacing w:line="240" w:after="40" w:lineRule="auto" w:before="40"/>
+              <w:spacing w:after="40" w:lineRule="auto" w:before="40" w:line="240"/>
             </w:pPr>
             <w:r>
               <w:t xml:space="preserve">Project identifier</w:t>
@@ -5166,7 +5166,7 @@
             <w:pPr>
               <w:pStyle w:val="Compact"/>
               <w:ind w:right="0" w:firstLine="0" w:left="0"/>
-              <w:spacing w:line="240" w:after="40" w:lineRule="auto" w:before="40"/>
+              <w:spacing w:after="40" w:lineRule="auto" w:before="40" w:line="240"/>
             </w:pPr>
             <w:r>
               <w:t xml:space="preserve">pid_prefix</w:t>
@@ -5179,7 +5179,7 @@
             <w:pPr>
               <w:pStyle w:val="Compact"/>
               <w:ind w:right="0" w:firstLine="0" w:left="0"/>
-              <w:spacing w:line="240" w:after="40" w:lineRule="auto" w:before="40"/>
+              <w:spacing w:after="40" w:lineRule="auto" w:before="40" w:line="240"/>
             </w:pPr>
             <w:r>
               <w:t xml:space="preserve">TEXT</w:t>
@@ -5192,7 +5192,7 @@
             <w:pPr>
               <w:pStyle w:val="Compact"/>
               <w:ind w:right="0" w:firstLine="0" w:left="0"/>
-              <w:spacing w:line="240" w:after="40" w:lineRule="auto" w:before="40"/>
+              <w:spacing w:after="40" w:lineRule="auto" w:before="40" w:line="240"/>
             </w:pPr>
             <w:r>
               <w:t xml:space="preserve">Extracted PID prefix</w:t>
@@ -5207,7 +5207,7 @@
             <w:pPr>
               <w:pStyle w:val="Compact"/>
               <w:ind w:right="0" w:firstLine="0" w:left="0"/>
-              <w:spacing w:line="240" w:after="40" w:lineRule="auto" w:before="40"/>
+              <w:spacing w:after="40" w:lineRule="auto" w:before="40" w:line="240"/>
             </w:pPr>
             <w:r>
               <w:t xml:space="preserve">pid_sequence</w:t>
@@ -5220,7 +5220,7 @@
             <w:pPr>
               <w:pStyle w:val="Compact"/>
               <w:ind w:right="0" w:firstLine="0" w:left="0"/>
-              <w:spacing w:line="240" w:after="40" w:lineRule="auto" w:before="40"/>
+              <w:spacing w:after="40" w:lineRule="auto" w:before="40" w:line="240"/>
             </w:pPr>
             <w:r>
               <w:t xml:space="preserve">INTEGER</w:t>
@@ -5233,7 +5233,7 @@
             <w:pPr>
               <w:pStyle w:val="Compact"/>
               <w:ind w:right="0" w:firstLine="0" w:left="0"/>
-              <w:spacing w:line="240" w:after="40" w:lineRule="auto" w:before="40"/>
+              <w:spacing w:after="40" w:lineRule="auto" w:before="40" w:line="240"/>
             </w:pPr>
             <w:r>
               <w:t xml:space="preserve">Extracted PID sequence number</w:t>
@@ -5248,7 +5248,7 @@
             <w:pPr>
               <w:pStyle w:val="Compact"/>
               <w:ind w:right="0" w:firstLine="0" w:left="0"/>
-              <w:spacing w:line="240" w:after="40" w:lineRule="auto" w:before="40"/>
+              <w:spacing w:after="40" w:lineRule="auto" w:before="40" w:line="240"/>
             </w:pPr>
             <w:r>
               <w:t xml:space="preserve">pid_auto_generated</w:t>
@@ -5261,7 +5261,7 @@
             <w:pPr>
               <w:pStyle w:val="Compact"/>
               <w:ind w:right="0" w:firstLine="0" w:left="0"/>
-              <w:spacing w:line="240" w:after="40" w:lineRule="auto" w:before="40"/>
+              <w:spacing w:after="40" w:lineRule="auto" w:before="40" w:line="240"/>
             </w:pPr>
             <w:r>
               <w:t xml:space="preserve">INTEGER DEFAULT 0</w:t>
@@ -5274,7 +5274,7 @@
             <w:pPr>
               <w:pStyle w:val="Compact"/>
               <w:ind w:right="0" w:firstLine="0" w:left="0"/>
-              <w:spacing w:line="240" w:after="40" w:lineRule="auto" w:before="40"/>
+              <w:spacing w:after="40" w:lineRule="auto" w:before="40" w:line="240"/>
             </w:pPr>
             <w:r>
               <w:t xml:space="preserve">1 = PID was auto-generated</w:t>
@@ -5289,7 +5289,7 @@
             <w:pPr>
               <w:pStyle w:val="Compact"/>
               <w:ind w:right="0" w:firstLine="0" w:left="0"/>
-              <w:spacing w:line="240" w:after="40" w:lineRule="auto" w:before="40"/>
+              <w:spacing w:after="40" w:lineRule="auto" w:before="40" w:line="240"/>
             </w:pPr>
             <w:r>
               <w:t xml:space="preserve">title_text</w:t>
@@ -5302,7 +5302,7 @@
             <w:pPr>
               <w:pStyle w:val="Compact"/>
               <w:ind w:right="0" w:firstLine="0" w:left="0"/>
-              <w:spacing w:line="240" w:after="40" w:lineRule="auto" w:before="40"/>
+              <w:spacing w:after="40" w:lineRule="auto" w:before="40" w:line="240"/>
             </w:pPr>
             <w:r>
               <w:t xml:space="preserve">TEXT NOT NULL</w:t>
@@ -5315,7 +5315,7 @@
             <w:pPr>
               <w:pStyle w:val="Compact"/>
               <w:ind w:right="0" w:firstLine="0" w:left="0"/>
-              <w:spacing w:line="240" w:after="40" w:lineRule="auto" w:before="40"/>
+              <w:spacing w:after="40" w:lineRule="auto" w:before="40" w:line="240"/>
             </w:pPr>
             <w:r>
               <w:t xml:space="preserve">Plain-text title</w:t>
@@ -5330,7 +5330,7 @@
             <w:pPr>
               <w:pStyle w:val="Compact"/>
               <w:ind w:right="0" w:firstLine="0" w:left="0"/>
-              <w:spacing w:line="240" w:after="40" w:lineRule="auto" w:before="40"/>
+              <w:spacing w:after="40" w:lineRule="auto" w:before="40" w:line="240"/>
             </w:pPr>
             <w:r>
               <w:t xml:space="preserve">label</w:t>
@@ -5343,7 +5343,7 @@
             <w:pPr>
               <w:pStyle w:val="Compact"/>
               <w:ind w:right="0" w:firstLine="0" w:left="0"/>
-              <w:spacing w:line="240" w:after="40" w:lineRule="auto" w:before="40"/>
+              <w:spacing w:after="40" w:lineRule="auto" w:before="40" w:line="240"/>
             </w:pPr>
             <w:r>
               <w:t xml:space="preserve">TEXT</w:t>
@@ -5356,7 +5356,7 @@
             <w:pPr>
               <w:pStyle w:val="Compact"/>
               <w:ind w:right="0" w:firstLine="0" w:left="0"/>
-              <w:spacing w:line="240" w:after="40" w:lineRule="auto" w:before="40"/>
+              <w:spacing w:after="40" w:lineRule="auto" w:before="40" w:line="240"/>
             </w:pPr>
             <w:r>
               <w:t xml:space="preserve">Unified label for # resolution</w:t>
@@ -5371,7 +5371,7 @@
             <w:pPr>
               <w:pStyle w:val="Compact"/>
               <w:ind w:right="0" w:firstLine="0" w:left="0"/>
-              <w:spacing w:line="240" w:after="40" w:lineRule="auto" w:before="40"/>
+              <w:spacing w:after="40" w:lineRule="auto" w:before="40" w:line="240"/>
             </w:pPr>
             <w:r>
               <w:t xml:space="preserve">level</w:t>
@@ -5384,7 +5384,7 @@
             <w:pPr>
               <w:pStyle w:val="Compact"/>
               <w:ind w:right="0" w:firstLine="0" w:left="0"/>
-              <w:spacing w:line="240" w:after="40" w:lineRule="auto" w:before="40"/>
+              <w:spacing w:after="40" w:lineRule="auto" w:before="40" w:line="240"/>
             </w:pPr>
             <w:r>
               <w:t xml:space="preserve">INTEGER</w:t>
@@ -5397,7 +5397,7 @@
             <w:pPr>
               <w:pStyle w:val="Compact"/>
               <w:ind w:right="0" w:firstLine="0" w:left="0"/>
-              <w:spacing w:line="240" w:after="40" w:lineRule="auto" w:before="40"/>
+              <w:spacing w:after="40" w:lineRule="auto" w:before="40" w:line="240"/>
             </w:pPr>
             <w:r>
               <w:t xml:space="preserve">Heading level (2--6)</w:t>
@@ -5412,7 +5412,7 @@
             <w:pPr>
               <w:pStyle w:val="Compact"/>
               <w:ind w:right="0" w:firstLine="0" w:left="0"/>
-              <w:spacing w:line="240" w:after="40" w:lineRule="auto" w:before="40"/>
+              <w:spacing w:after="40" w:lineRule="auto" w:before="40" w:line="240"/>
             </w:pPr>
             <w:r>
               <w:t xml:space="preserve">start_line</w:t>
@@ -5425,7 +5425,7 @@
             <w:pPr>
               <w:pStyle w:val="Compact"/>
               <w:ind w:right="0" w:firstLine="0" w:left="0"/>
-              <w:spacing w:line="240" w:after="40" w:lineRule="auto" w:before="40"/>
+              <w:spacing w:after="40" w:lineRule="auto" w:before="40" w:line="240"/>
             </w:pPr>
             <w:r>
               <w:t xml:space="preserve">INTEGER</w:t>
@@ -5438,7 +5438,7 @@
             <w:pPr>
               <w:pStyle w:val="Compact"/>
               <w:ind w:right="0" w:firstLine="0" w:left="0"/>
-              <w:spacing w:line="240" w:after="40" w:lineRule="auto" w:before="40"/>
+              <w:spacing w:after="40" w:lineRule="auto" w:before="40" w:line="240"/>
             </w:pPr>
             <w:r>
               <w:t xml:space="preserve">Start line in source (1-indexed)</w:t>
@@ -5453,7 +5453,7 @@
             <w:pPr>
               <w:pStyle w:val="Compact"/>
               <w:ind w:right="0" w:firstLine="0" w:left="0"/>
-              <w:spacing w:line="240" w:after="40" w:lineRule="auto" w:before="40"/>
+              <w:spacing w:after="40" w:lineRule="auto" w:before="40" w:line="240"/>
             </w:pPr>
             <w:r>
               <w:t xml:space="preserve">end_line</w:t>
@@ -5466,7 +5466,7 @@
             <w:pPr>
               <w:pStyle w:val="Compact"/>
               <w:ind w:right="0" w:firstLine="0" w:left="0"/>
-              <w:spacing w:line="240" w:after="40" w:lineRule="auto" w:before="40"/>
+              <w:spacing w:after="40" w:lineRule="auto" w:before="40" w:line="240"/>
             </w:pPr>
             <w:r>
               <w:t xml:space="preserve">INTEGER</w:t>
@@ -5479,7 +5479,7 @@
             <w:pPr>
               <w:pStyle w:val="Compact"/>
               <w:ind w:right="0" w:firstLine="0" w:left="0"/>
-              <w:spacing w:line="240" w:after="40" w:lineRule="auto" w:before="40"/>
+              <w:spacing w:after="40" w:lineRule="auto" w:before="40" w:line="240"/>
             </w:pPr>
             <w:r>
               <w:t xml:space="preserve">End line in source</w:t>
@@ -5494,7 +5494,7 @@
             <w:pPr>
               <w:pStyle w:val="Compact"/>
               <w:ind w:right="0" w:firstLine="0" w:left="0"/>
-              <w:spacing w:line="240" w:after="40" w:lineRule="auto" w:before="40"/>
+              <w:spacing w:after="40" w:lineRule="auto" w:before="40" w:line="240"/>
             </w:pPr>
             <w:r>
               <w:t xml:space="preserve">ast</w:t>
@@ -5507,7 +5507,7 @@
             <w:pPr>
               <w:pStyle w:val="Compact"/>
               <w:ind w:right="0" w:firstLine="0" w:left="0"/>
-              <w:spacing w:line="240" w:after="40" w:lineRule="auto" w:before="40"/>
+              <w:spacing w:after="40" w:lineRule="auto" w:before="40" w:line="240"/>
             </w:pPr>
             <w:r>
               <w:t xml:space="preserve">JSON</w:t>
@@ -5520,51 +5520,10 @@
             <w:pPr>
               <w:pStyle w:val="Compact"/>
               <w:ind w:right="0" w:firstLine="0" w:left="0"/>
-              <w:spacing w:line="240" w:after="40" w:lineRule="auto" w:before="40"/>
+              <w:spacing w:after="40" w:lineRule="auto" w:before="40" w:line="240"/>
             </w:pPr>
             <w:r>
               <w:t xml:space="preserve">Body as Pandoc AST</w:t>
-            </w:r>
-          </w:p>
-        </w:tc>
-      </w:tr>
-      <w:tr>
-        <w:tc>
-          <w:tcPr/>
-          <w:p>
-            <w:pPr>
-              <w:pStyle w:val="Compact"/>
-              <w:ind w:right="0" w:firstLine="0" w:left="0"/>
-              <w:spacing w:line="240" w:after="40" w:lineRule="auto" w:before="40"/>
-            </w:pPr>
-            <w:r>
-              <w:t xml:space="preserve">content_xhtml</w:t>
-            </w:r>
-          </w:p>
-        </w:tc>
-        <w:tc>
-          <w:tcPr/>
-          <w:p>
-            <w:pPr>
-              <w:pStyle w:val="Compact"/>
-              <w:ind w:right="0" w:firstLine="0" w:left="0"/>
-              <w:spacing w:line="240" w:after="40" w:lineRule="auto" w:before="40"/>
-            </w:pPr>
-            <w:r>
-              <w:t xml:space="preserve">TEXT</w:t>
-            </w:r>
-          </w:p>
-        </w:tc>
-        <w:tc>
-          <w:tcPr/>
-          <w:p>
-            <w:pPr>
-              <w:pStyle w:val="Compact"/>
-              <w:ind w:right="0" w:firstLine="0" w:left="0"/>
-              <w:spacing w:line="240" w:after="40" w:lineRule="auto" w:before="40"/>
-            </w:pPr>
-            <w:r>
-              <w:t xml:space="preserve">Cached HTML5 rendering</w:t>
             </w:r>
           </w:p>
         </w:tc>
@@ -5608,8 +5567,8 @@
         <w:t xml:space="preserve">(on specification_ref + pid).</w:t>
       </w:r>
     </w:p>
-    <w:bookmarkEnd w:id="37"/>
-    <w:bookmarkStart w:id="38" w:name="spec_floats"/>
+    <w:bookmarkEnd w:id="26"/>
+    <w:bookmarkStart w:id="27" w:name="spec_floats"/>
     <w:p>
       <w:pPr>
         <w:pStyle w:val="Heading2"/>
@@ -5644,12 +5603,12 @@
     </w:p>
     <w:p>
       <w:pPr>
-        <w:spacing w:line="20" w:lineRule="exact" w:before="0" w:after="0"/>
+        <w:spacing w:before="0" w:line="20" w:after="0" w:lineRule="exact"/>
         <w:rPr>
           <w:sz w:val="2"/>
         </w:rPr>
       </w:pPr>
-      <w:bookmarkStart w:id="59214" w:name="csv-tbl-floats"/>
+      <w:bookmarkStart w:name="csv-tbl-floats" w:id="59214"/>
       <w:bookmarkEnd w:id="59214"/>
     </w:p>
     <w:p>
@@ -5670,7 +5629,7 @@
         <w:fldChar w:fldCharType="separate"/>
       </w:r>
       <w:r>
-        <w:t>1</w:t>
+        <w:t>13</w:t>
       </w:r>
       <w:r>
         <w:fldChar w:fldCharType="end"/>
@@ -5685,18 +5644,18 @@
         <w:tblW w:type="auto" w:w="0"/>
         <w:tblLook w:firstRow="1" w:lastRow="0" w:firstColumn="0" w:lastColumn="0" w:noHBand="0" w:noVBand="0" w:val="0020"/>
         <w:tblBorders>
-          <w:top w:sz="6" w:val="single" w:space="0" w:color="000000"/>
-          <w:left w:sz="6" w:val="single" w:space="0" w:color="000000"/>
-          <w:bottom w:sz="6" w:val="single" w:space="0" w:color="000000"/>
-          <w:right w:sz="6" w:val="single" w:space="0" w:color="000000"/>
-          <w:insideH w:sz="6" w:val="single" w:space="0" w:color="000000"/>
-          <w:insideV w:sz="6" w:val="single" w:space="0" w:color="000000"/>
+          <w:top w:color="000000" w:space="0" w:val="single" w:sz="6"/>
+          <w:left w:color="000000" w:space="0" w:val="single" w:sz="6"/>
+          <w:bottom w:color="000000" w:space="0" w:val="single" w:sz="6"/>
+          <w:right w:color="000000" w:space="0" w:val="single" w:sz="6"/>
+          <w:insideH w:color="000000" w:space="0" w:val="single" w:sz="6"/>
+          <w:insideV w:color="000000" w:space="0" w:val="single" w:sz="6"/>
         </w:tblBorders>
         <w:tblCellMar>
-          <w:top w:type="dxa" w:w="57"/>
-          <w:left w:type="dxa" w:w="108"/>
-          <w:bottom w:type="dxa" w:w="57"/>
-          <w:right w:type="dxa" w:w="108"/>
+          <w:top w:w="57" w:type="dxa"/>
+          <w:left w:w="108" w:type="dxa"/>
+          <w:bottom w:w="57" w:type="dxa"/>
+          <w:right w:w="108" w:type="dxa"/>
         </w:tblCellMar>
       </w:tblPr>
       <w:tblGrid>
@@ -5710,13 +5669,13 @@
         </w:trPr>
         <w:tc>
           <w:tcPr>
-            <w:shd w:fill="E8E8E8" w:val="clear" w:color="auto"/>
+            <w:shd w:color="auto" w:val="clear" w:fill="E8E8E8"/>
           </w:tcPr>
           <w:p>
             <w:pPr>
               <w:pStyle w:val="Compact"/>
               <w:ind w:right="0" w:firstLine="0" w:left="0"/>
-              <w:spacing w:line="240" w:after="40" w:lineRule="auto" w:before="40"/>
+              <w:spacing w:after="40" w:lineRule="auto" w:before="40" w:line="240"/>
             </w:pPr>
             <w:r>
               <w:rPr>
@@ -5728,13 +5687,13 @@
         </w:tc>
         <w:tc>
           <w:tcPr>
-            <w:shd w:fill="E8E8E8" w:val="clear" w:color="auto"/>
+            <w:shd w:color="auto" w:val="clear" w:fill="E8E8E8"/>
           </w:tcPr>
           <w:p>
             <w:pPr>
               <w:pStyle w:val="Compact"/>
               <w:ind w:right="0" w:firstLine="0" w:left="0"/>
-              <w:spacing w:line="240" w:after="40" w:lineRule="auto" w:before="40"/>
+              <w:spacing w:after="40" w:lineRule="auto" w:before="40" w:line="240"/>
             </w:pPr>
             <w:r>
               <w:rPr>
@@ -5746,13 +5705,13 @@
         </w:tc>
         <w:tc>
           <w:tcPr>
-            <w:shd w:fill="E8E8E8" w:val="clear" w:color="auto"/>
+            <w:shd w:color="auto" w:val="clear" w:fill="E8E8E8"/>
           </w:tcPr>
           <w:p>
             <w:pPr>
               <w:pStyle w:val="Compact"/>
               <w:ind w:right="0" w:firstLine="0" w:left="0"/>
-              <w:spacing w:line="240" w:after="40" w:lineRule="auto" w:before="40"/>
+              <w:spacing w:after="40" w:lineRule="auto" w:before="40" w:line="240"/>
             </w:pPr>
             <w:r>
               <w:rPr>
@@ -5770,7 +5729,7 @@
             <w:pPr>
               <w:pStyle w:val="Compact"/>
               <w:ind w:right="0" w:firstLine="0" w:left="0"/>
-              <w:spacing w:line="240" w:after="40" w:lineRule="auto" w:before="40"/>
+              <w:spacing w:after="40" w:lineRule="auto" w:before="40" w:line="240"/>
             </w:pPr>
             <w:r>
               <w:t xml:space="preserve">id</w:t>
@@ -5783,7 +5742,7 @@
             <w:pPr>
               <w:pStyle w:val="Compact"/>
               <w:ind w:right="0" w:firstLine="0" w:left="0"/>
-              <w:spacing w:line="240" w:after="40" w:lineRule="auto" w:before="40"/>
+              <w:spacing w:after="40" w:lineRule="auto" w:before="40" w:line="240"/>
             </w:pPr>
             <w:r>
               <w:t xml:space="preserve">INTEGER PK</w:t>
@@ -5796,7 +5755,7 @@
             <w:pPr>
               <w:pStyle w:val="Compact"/>
               <w:ind w:right="0" w:firstLine="0" w:left="0"/>
-              <w:spacing w:line="240" w:after="40" w:lineRule="auto" w:before="40"/>
+              <w:spacing w:after="40" w:lineRule="auto" w:before="40" w:line="240"/>
             </w:pPr>
             <w:r>
               <w:t xml:space="preserve">Auto-assigned internal key</w:t>
@@ -5811,7 +5770,7 @@
             <w:pPr>
               <w:pStyle w:val="Compact"/>
               <w:ind w:right="0" w:firstLine="0" w:left="0"/>
-              <w:spacing w:line="240" w:after="40" w:lineRule="auto" w:before="40"/>
+              <w:spacing w:after="40" w:lineRule="auto" w:before="40" w:line="240"/>
             </w:pPr>
             <w:r>
               <w:t xml:space="preserve">content_sha</w:t>
@@ -5824,7 +5783,7 @@
             <w:pPr>
               <w:pStyle w:val="Compact"/>
               <w:ind w:right="0" w:firstLine="0" w:left="0"/>
-              <w:spacing w:line="240" w:after="40" w:lineRule="auto" w:before="40"/>
+              <w:spacing w:after="40" w:lineRule="auto" w:before="40" w:line="240"/>
             </w:pPr>
             <w:r>
               <w:t xml:space="preserve">TEXT</w:t>
@@ -5837,7 +5796,7 @@
             <w:pPr>
               <w:pStyle w:val="Compact"/>
               <w:ind w:right="0" w:firstLine="0" w:left="0"/>
-              <w:spacing w:line="240" w:after="40" w:lineRule="auto" w:before="40"/>
+              <w:spacing w:after="40" w:lineRule="auto" w:before="40" w:line="240"/>
             </w:pPr>
             <w:r>
               <w:t xml:space="preserve">SHA1 checksum for change detection</w:t>
@@ -5852,7 +5811,7 @@
             <w:pPr>
               <w:pStyle w:val="Compact"/>
               <w:ind w:right="0" w:firstLine="0" w:left="0"/>
-              <w:spacing w:line="240" w:after="40" w:lineRule="auto" w:before="40"/>
+              <w:spacing w:after="40" w:lineRule="auto" w:before="40" w:line="240"/>
             </w:pPr>
             <w:r>
               <w:t xml:space="preserve">specification_ref</w:t>
@@ -5865,7 +5824,7 @@
             <w:pPr>
               <w:pStyle w:val="Compact"/>
               <w:ind w:right="0" w:firstLine="0" w:left="0"/>
-              <w:spacing w:line="240" w:after="40" w:lineRule="auto" w:before="40"/>
+              <w:spacing w:after="40" w:lineRule="auto" w:before="40" w:line="240"/>
             </w:pPr>
             <w:r>
               <w:t xml:space="preserve">TEXT NOT NULL FK</w:t>
@@ -5878,7 +5837,7 @@
             <w:pPr>
               <w:pStyle w:val="Compact"/>
               <w:ind w:right="0" w:firstLine="0" w:left="0"/>
-              <w:spacing w:line="240" w:after="40" w:lineRule="auto" w:before="40"/>
+              <w:spacing w:after="40" w:lineRule="auto" w:before="40" w:line="240"/>
             </w:pPr>
             <w:r>
               <w:t xml:space="preserve">Parent specification</w:t>
@@ -5893,7 +5852,7 @@
             <w:pPr>
               <w:pStyle w:val="Compact"/>
               <w:ind w:right="0" w:firstLine="0" w:left="0"/>
-              <w:spacing w:line="240" w:after="40" w:lineRule="auto" w:before="40"/>
+              <w:spacing w:after="40" w:lineRule="auto" w:before="40" w:line="240"/>
             </w:pPr>
             <w:r>
               <w:t xml:space="preserve">type_ref</w:t>
@@ -5906,7 +5865,7 @@
             <w:pPr>
               <w:pStyle w:val="Compact"/>
               <w:ind w:right="0" w:firstLine="0" w:left="0"/>
-              <w:spacing w:line="240" w:after="40" w:lineRule="auto" w:before="40"/>
+              <w:spacing w:after="40" w:lineRule="auto" w:before="40" w:line="240"/>
             </w:pPr>
             <w:r>
               <w:t xml:space="preserve">TEXT NOT NULL FK</w:t>
@@ -5919,7 +5878,7 @@
             <w:pPr>
               <w:pStyle w:val="Compact"/>
               <w:ind w:right="0" w:firstLine="0" w:left="0"/>
-              <w:spacing w:line="240" w:after="40" w:lineRule="auto" w:before="40"/>
+              <w:spacing w:after="40" w:lineRule="auto" w:before="40" w:line="240"/>
             </w:pPr>
             <w:r>
               <w:t xml:space="preserve">Float type</w:t>
@@ -5934,7 +5893,7 @@
             <w:pPr>
               <w:pStyle w:val="Compact"/>
               <w:ind w:right="0" w:firstLine="0" w:left="0"/>
-              <w:spacing w:line="240" w:after="40" w:lineRule="auto" w:before="40"/>
+              <w:spacing w:after="40" w:lineRule="auto" w:before="40" w:line="240"/>
             </w:pPr>
             <w:r>
               <w:t xml:space="preserve">from_file</w:t>
@@ -5947,7 +5906,7 @@
             <w:pPr>
               <w:pStyle w:val="Compact"/>
               <w:ind w:right="0" w:firstLine="0" w:left="0"/>
-              <w:spacing w:line="240" w:after="40" w:lineRule="auto" w:before="40"/>
+              <w:spacing w:after="40" w:lineRule="auto" w:before="40" w:line="240"/>
             </w:pPr>
             <w:r>
               <w:t xml:space="preserve">TEXT NOT NULL</w:t>
@@ -5960,7 +5919,7 @@
             <w:pPr>
               <w:pStyle w:val="Compact"/>
               <w:ind w:right="0" w:firstLine="0" w:left="0"/>
-              <w:spacing w:line="240" w:after="40" w:lineRule="auto" w:before="40"/>
+              <w:spacing w:after="40" w:lineRule="auto" w:before="40" w:line="240"/>
             </w:pPr>
             <w:r>
               <w:t xml:space="preserve">Source file path</w:t>
@@ -5975,7 +5934,7 @@
             <w:pPr>
               <w:pStyle w:val="Compact"/>
               <w:ind w:right="0" w:firstLine="0" w:left="0"/>
-              <w:spacing w:line="240" w:after="40" w:lineRule="auto" w:before="40"/>
+              <w:spacing w:after="40" w:lineRule="auto" w:before="40" w:line="240"/>
             </w:pPr>
             <w:r>
               <w:t xml:space="preserve">file_seq</w:t>
@@ -5988,7 +5947,7 @@
             <w:pPr>
               <w:pStyle w:val="Compact"/>
               <w:ind w:right="0" w:firstLine="0" w:left="0"/>
-              <w:spacing w:line="240" w:after="40" w:lineRule="auto" w:before="40"/>
+              <w:spacing w:after="40" w:lineRule="auto" w:before="40" w:line="240"/>
             </w:pPr>
             <w:r>
               <w:t xml:space="preserve">INTEGER NOT NULL</w:t>
@@ -6001,7 +5960,7 @@
             <w:pPr>
               <w:pStyle w:val="Compact"/>
               <w:ind w:right="0" w:firstLine="0" w:left="0"/>
-              <w:spacing w:line="240" w:after="40" w:lineRule="auto" w:before="40"/>
+              <w:spacing w:after="40" w:lineRule="auto" w:before="40" w:line="240"/>
             </w:pPr>
             <w:r>
               <w:t xml:space="preserve">Sequence within file</w:t>
@@ -6016,7 +5975,7 @@
             <w:pPr>
               <w:pStyle w:val="Compact"/>
               <w:ind w:right="0" w:firstLine="0" w:left="0"/>
-              <w:spacing w:line="240" w:after="40" w:lineRule="auto" w:before="40"/>
+              <w:spacing w:after="40" w:lineRule="auto" w:before="40" w:line="240"/>
             </w:pPr>
             <w:r>
               <w:t xml:space="preserve">start_line</w:t>
@@ -6029,7 +5988,7 @@
             <w:pPr>
               <w:pStyle w:val="Compact"/>
               <w:ind w:right="0" w:firstLine="0" w:left="0"/>
-              <w:spacing w:line="240" w:after="40" w:lineRule="auto" w:before="40"/>
+              <w:spacing w:after="40" w:lineRule="auto" w:before="40" w:line="240"/>
             </w:pPr>
             <w:r>
               <w:t xml:space="preserve">INTEGER</w:t>
@@ -6042,7 +6001,7 @@
             <w:pPr>
               <w:pStyle w:val="Compact"/>
               <w:ind w:right="0" w:firstLine="0" w:left="0"/>
-              <w:spacing w:line="240" w:after="40" w:lineRule="auto" w:before="40"/>
+              <w:spacing w:after="40" w:lineRule="auto" w:before="40" w:line="240"/>
             </w:pPr>
             <w:r>
               <w:t xml:space="preserve">Start line in source</w:t>
@@ -6057,7 +6016,7 @@
             <w:pPr>
               <w:pStyle w:val="Compact"/>
               <w:ind w:right="0" w:firstLine="0" w:left="0"/>
-              <w:spacing w:line="240" w:after="40" w:lineRule="auto" w:before="40"/>
+              <w:spacing w:after="40" w:lineRule="auto" w:before="40" w:line="240"/>
             </w:pPr>
             <w:r>
               <w:t xml:space="preserve">label</w:t>
@@ -6070,7 +6029,7 @@
             <w:pPr>
               <w:pStyle w:val="Compact"/>
               <w:ind w:right="0" w:firstLine="0" w:left="0"/>
-              <w:spacing w:line="240" w:after="40" w:lineRule="auto" w:before="40"/>
+              <w:spacing w:after="40" w:lineRule="auto" w:before="40" w:line="240"/>
             </w:pPr>
             <w:r>
               <w:t xml:space="preserve">TEXT NOT NULL</w:t>
@@ -6083,7 +6042,7 @@
             <w:pPr>
               <w:pStyle w:val="Compact"/>
               <w:ind w:right="0" w:firstLine="0" w:left="0"/>
-              <w:spacing w:line="240" w:after="40" w:lineRule="auto" w:before="40"/>
+              <w:spacing w:after="40" w:lineRule="auto" w:before="40" w:line="240"/>
             </w:pPr>
             <w:r>
               <w:t xml:space="preserve">Cross-reference label</w:t>
@@ -6098,7 +6057,7 @@
             <w:pPr>
               <w:pStyle w:val="Compact"/>
               <w:ind w:right="0" w:firstLine="0" w:left="0"/>
-              <w:spacing w:line="240" w:after="40" w:lineRule="auto" w:before="40"/>
+              <w:spacing w:after="40" w:lineRule="auto" w:before="40" w:line="240"/>
             </w:pPr>
             <w:r>
               <w:t xml:space="preserve">number</w:t>
@@ -6111,7 +6070,7 @@
             <w:pPr>
               <w:pStyle w:val="Compact"/>
               <w:ind w:right="0" w:firstLine="0" w:left="0"/>
-              <w:spacing w:line="240" w:after="40" w:lineRule="auto" w:before="40"/>
+              <w:spacing w:after="40" w:lineRule="auto" w:before="40" w:line="240"/>
             </w:pPr>
             <w:r>
               <w:t xml:space="preserve">INTEGER</w:t>
@@ -6124,7 +6083,7 @@
             <w:pPr>
               <w:pStyle w:val="Compact"/>
               <w:ind w:right="0" w:firstLine="0" w:left="0"/>
-              <w:spacing w:line="240" w:after="40" w:lineRule="auto" w:before="40"/>
+              <w:spacing w:after="40" w:lineRule="auto" w:before="40" w:line="240"/>
             </w:pPr>
             <w:r>
               <w:t xml:space="preserve">Auto-assigned number within counter group</w:t>
@@ -6139,7 +6098,7 @@
             <w:pPr>
               <w:pStyle w:val="Compact"/>
               <w:ind w:right="0" w:firstLine="0" w:left="0"/>
-              <w:spacing w:line="240" w:after="40" w:lineRule="auto" w:before="40"/>
+              <w:spacing w:after="40" w:lineRule="auto" w:before="40" w:line="240"/>
             </w:pPr>
             <w:r>
               <w:t xml:space="preserve">caption</w:t>
@@ -6152,7 +6111,7 @@
             <w:pPr>
               <w:pStyle w:val="Compact"/>
               <w:ind w:right="0" w:firstLine="0" w:left="0"/>
-              <w:spacing w:line="240" w:after="40" w:lineRule="auto" w:before="40"/>
+              <w:spacing w:after="40" w:lineRule="auto" w:before="40" w:line="240"/>
             </w:pPr>
             <w:r>
               <w:t xml:space="preserve">TEXT</w:t>
@@ -6165,7 +6124,7 @@
             <w:pPr>
               <w:pStyle w:val="Compact"/>
               <w:ind w:right="0" w:firstLine="0" w:left="0"/>
-              <w:spacing w:line="240" w:after="40" w:lineRule="auto" w:before="40"/>
+              <w:spacing w:after="40" w:lineRule="auto" w:before="40" w:line="240"/>
             </w:pPr>
             <w:r>
               <w:t xml:space="preserve">Caption text</w:t>
@@ -6180,7 +6139,7 @@
             <w:pPr>
               <w:pStyle w:val="Compact"/>
               <w:ind w:right="0" w:firstLine="0" w:left="0"/>
-              <w:spacing w:line="240" w:after="40" w:lineRule="auto" w:before="40"/>
+              <w:spacing w:after="40" w:lineRule="auto" w:before="40" w:line="240"/>
             </w:pPr>
             <w:r>
               <w:t xml:space="preserve">pandoc_attributes</w:t>
@@ -6193,7 +6152,7 @@
             <w:pPr>
               <w:pStyle w:val="Compact"/>
               <w:ind w:right="0" w:firstLine="0" w:left="0"/>
-              <w:spacing w:line="240" w:after="40" w:lineRule="auto" w:before="40"/>
+              <w:spacing w:after="40" w:lineRule="auto" w:before="40" w:line="240"/>
             </w:pPr>
             <w:r>
               <w:t xml:space="preserve">JSON</w:t>
@@ -6206,7 +6165,7 @@
             <w:pPr>
               <w:pStyle w:val="Compact"/>
               <w:ind w:right="0" w:firstLine="0" w:left="0"/>
-              <w:spacing w:line="240" w:after="40" w:lineRule="auto" w:before="40"/>
+              <w:spacing w:after="40" w:lineRule="auto" w:before="40" w:line="240"/>
             </w:pPr>
             <w:r>
               <w:t xml:space="preserve">Parsed attributes from code block</w:t>
@@ -6221,7 +6180,7 @@
             <w:pPr>
               <w:pStyle w:val="Compact"/>
               <w:ind w:right="0" w:firstLine="0" w:left="0"/>
-              <w:spacing w:line="240" w:after="40" w:lineRule="auto" w:before="40"/>
+              <w:spacing w:after="40" w:lineRule="auto" w:before="40" w:line="240"/>
             </w:pPr>
             <w:r>
               <w:t xml:space="preserve">raw_content</w:t>
@@ -6234,7 +6193,7 @@
             <w:pPr>
               <w:pStyle w:val="Compact"/>
               <w:ind w:right="0" w:firstLine="0" w:left="0"/>
-              <w:spacing w:line="240" w:after="40" w:lineRule="auto" w:before="40"/>
+              <w:spacing w:after="40" w:lineRule="auto" w:before="40" w:line="240"/>
             </w:pPr>
             <w:r>
               <w:t xml:space="preserve">TEXT</w:t>
@@ -6247,7 +6206,7 @@
             <w:pPr>
               <w:pStyle w:val="Compact"/>
               <w:ind w:right="0" w:firstLine="0" w:left="0"/>
-              <w:spacing w:line="240" w:after="40" w:lineRule="auto" w:before="40"/>
+              <w:spacing w:after="40" w:lineRule="auto" w:before="40" w:line="240"/>
             </w:pPr>
             <w:r>
               <w:t xml:space="preserve">Original raw content</w:t>
@@ -6262,7 +6221,7 @@
             <w:pPr>
               <w:pStyle w:val="Compact"/>
               <w:ind w:right="0" w:firstLine="0" w:left="0"/>
-              <w:spacing w:line="240" w:after="40" w:lineRule="auto" w:before="40"/>
+              <w:spacing w:after="40" w:lineRule="auto" w:before="40" w:line="240"/>
             </w:pPr>
             <w:r>
               <w:t xml:space="preserve">raw_ast</w:t>
@@ -6275,7 +6234,7 @@
             <w:pPr>
               <w:pStyle w:val="Compact"/>
               <w:ind w:right="0" w:firstLine="0" w:left="0"/>
-              <w:spacing w:line="240" w:after="40" w:lineRule="auto" w:before="40"/>
+              <w:spacing w:after="40" w:lineRule="auto" w:before="40" w:line="240"/>
             </w:pPr>
             <w:r>
               <w:t xml:space="preserve">JSON</w:t>
@@ -6288,7 +6247,7 @@
             <w:pPr>
               <w:pStyle w:val="Compact"/>
               <w:ind w:right="0" w:firstLine="0" w:left="0"/>
-              <w:spacing w:line="240" w:after="40" w:lineRule="auto" w:before="40"/>
+              <w:spacing w:after="40" w:lineRule="auto" w:before="40" w:line="240"/>
             </w:pPr>
             <w:r>
               <w:t xml:space="preserve">Original Pandoc AST</w:t>
@@ -6303,7 +6262,7 @@
             <w:pPr>
               <w:pStyle w:val="Compact"/>
               <w:ind w:right="0" w:firstLine="0" w:left="0"/>
-              <w:spacing w:line="240" w:after="40" w:lineRule="auto" w:before="40"/>
+              <w:spacing w:after="40" w:lineRule="auto" w:before="40" w:line="240"/>
             </w:pPr>
             <w:r>
               <w:t xml:space="preserve">resolved_ast</w:t>
@@ -6316,7 +6275,7 @@
             <w:pPr>
               <w:pStyle w:val="Compact"/>
               <w:ind w:right="0" w:firstLine="0" w:left="0"/>
-              <w:spacing w:line="240" w:after="40" w:lineRule="auto" w:before="40"/>
+              <w:spacing w:after="40" w:lineRule="auto" w:before="40" w:line="240"/>
             </w:pPr>
             <w:r>
               <w:t xml:space="preserve">JSON</w:t>
@@ -6329,7 +6288,7 @@
             <w:pPr>
               <w:pStyle w:val="Compact"/>
               <w:ind w:right="0" w:firstLine="0" w:left="0"/>
-              <w:spacing w:line="240" w:after="40" w:lineRule="auto" w:before="40"/>
+              <w:spacing w:after="40" w:lineRule="auto" w:before="40" w:line="240"/>
             </w:pPr>
             <w:r>
               <w:t xml:space="preserve">Processed AST after rendering</w:t>
@@ -6344,7 +6303,7 @@
             <w:pPr>
               <w:pStyle w:val="Compact"/>
               <w:ind w:right="0" w:firstLine="0" w:left="0"/>
-              <w:spacing w:line="240" w:after="40" w:lineRule="auto" w:before="40"/>
+              <w:spacing w:after="40" w:lineRule="auto" w:before="40" w:line="240"/>
             </w:pPr>
             <w:r>
               <w:t xml:space="preserve">parent_object_id</w:t>
@@ -6357,7 +6316,7 @@
             <w:pPr>
               <w:pStyle w:val="Compact"/>
               <w:ind w:right="0" w:firstLine="0" w:left="0"/>
-              <w:spacing w:line="240" w:after="40" w:lineRule="auto" w:before="40"/>
+              <w:spacing w:after="40" w:lineRule="auto" w:before="40" w:line="240"/>
             </w:pPr>
             <w:r>
               <w:t xml:space="preserve">INTEGER FK</w:t>
@@ -6370,7 +6329,7 @@
             <w:pPr>
               <w:pStyle w:val="Compact"/>
               <w:ind w:right="0" w:firstLine="0" w:left="0"/>
-              <w:spacing w:line="240" w:after="40" w:lineRule="auto" w:before="40"/>
+              <w:spacing w:after="40" w:lineRule="auto" w:before="40" w:line="240"/>
             </w:pPr>
             <w:r>
               <w:t xml:space="preserve">Containing spec object</w:t>
@@ -6385,7 +6344,7 @@
             <w:pPr>
               <w:pStyle w:val="Compact"/>
               <w:ind w:right="0" w:firstLine="0" w:left="0"/>
-              <w:spacing w:line="240" w:after="40" w:lineRule="auto" w:before="40"/>
+              <w:spacing w:after="40" w:lineRule="auto" w:before="40" w:line="240"/>
             </w:pPr>
             <w:r>
               <w:t xml:space="preserve">anchor</w:t>
@@ -6398,7 +6357,7 @@
             <w:pPr>
               <w:pStyle w:val="Compact"/>
               <w:ind w:right="0" w:firstLine="0" w:left="0"/>
-              <w:spacing w:line="240" w:after="40" w:lineRule="auto" w:before="40"/>
+              <w:spacing w:after="40" w:lineRule="auto" w:before="40" w:line="240"/>
             </w:pPr>
             <w:r>
               <w:t xml:space="preserve">TEXT</w:t>
@@ -6411,7 +6370,7 @@
             <w:pPr>
               <w:pStyle w:val="Compact"/>
               <w:ind w:right="0" w:firstLine="0" w:left="0"/>
-              <w:spacing w:line="240" w:after="40" w:lineRule="auto" w:before="40"/>
+              <w:spacing w:after="40" w:lineRule="auto" w:before="40" w:line="240"/>
             </w:pPr>
             <w:r>
               <w:t xml:space="preserve">HTML anchor for linking</w:t>
@@ -6426,7 +6385,7 @@
             <w:pPr>
               <w:pStyle w:val="Compact"/>
               <w:ind w:right="0" w:firstLine="0" w:left="0"/>
-              <w:spacing w:line="240" w:after="40" w:lineRule="auto" w:before="40"/>
+              <w:spacing w:after="40" w:lineRule="auto" w:before="40" w:line="240"/>
             </w:pPr>
             <w:r>
               <w:t xml:space="preserve">syntax_key</w:t>
@@ -6439,7 +6398,7 @@
             <w:pPr>
               <w:pStyle w:val="Compact"/>
               <w:ind w:right="0" w:firstLine="0" w:left="0"/>
-              <w:spacing w:line="240" w:after="40" w:lineRule="auto" w:before="40"/>
+              <w:spacing w:after="40" w:lineRule="auto" w:before="40" w:line="240"/>
             </w:pPr>
             <w:r>
               <w:t xml:space="preserve">TEXT</w:t>
@@ -6452,7 +6411,7 @@
             <w:pPr>
               <w:pStyle w:val="Compact"/>
               <w:ind w:right="0" w:firstLine="0" w:left="0"/>
-              <w:spacing w:line="240" w:after="40" w:lineRule="auto" w:before="40"/>
+              <w:spacing w:after="40" w:lineRule="auto" w:before="40" w:line="240"/>
             </w:pPr>
             <w:r>
               <w:t xml:space="preserve">Original syntax from code block</w:t>
@@ -6461,8 +6420,8 @@
         </w:tc>
       </w:tr>
     </w:tbl>
-    <w:bookmarkEnd w:id="38"/>
-    <w:bookmarkStart w:id="39" w:name="spec_relations"/>
+    <w:bookmarkEnd w:id="27"/>
+    <w:bookmarkStart w:id="28" w:name="spec_relations"/>
     <w:p>
       <w:pPr>
         <w:pStyle w:val="Heading2"/>
@@ -6515,12 +6474,12 @@
     </w:p>
     <w:p>
       <w:pPr>
-        <w:spacing w:line="20" w:lineRule="exact" w:before="0" w:after="0"/>
+        <w:spacing w:before="0" w:line="20" w:after="0" w:lineRule="exact"/>
         <w:rPr>
           <w:sz w:val="2"/>
         </w:rPr>
       </w:pPr>
-      <w:bookmarkStart w:id="66242" w:name="csv-tbl-relations"/>
+      <w:bookmarkStart w:name="csv-tbl-relations" w:id="66242"/>
       <w:bookmarkEnd w:id="66242"/>
     </w:p>
     <w:p>
@@ -6541,7 +6500,7 @@
         <w:fldChar w:fldCharType="separate"/>
       </w:r>
       <w:r>
-        <w:t>1</w:t>
+        <w:t>14</w:t>
       </w:r>
       <w:r>
         <w:fldChar w:fldCharType="end"/>
@@ -6556,18 +6515,18 @@
         <w:tblW w:type="auto" w:w="0"/>
         <w:tblLook w:firstRow="1" w:lastRow="0" w:firstColumn="0" w:lastColumn="0" w:noHBand="0" w:noVBand="0" w:val="0020"/>
         <w:tblBorders>
-          <w:top w:sz="6" w:val="single" w:space="0" w:color="000000"/>
-          <w:left w:sz="6" w:val="single" w:space="0" w:color="000000"/>
-          <w:bottom w:sz="6" w:val="single" w:space="0" w:color="000000"/>
-          <w:right w:sz="6" w:val="single" w:space="0" w:color="000000"/>
-          <w:insideH w:sz="6" w:val="single" w:space="0" w:color="000000"/>
-          <w:insideV w:sz="6" w:val="single" w:space="0" w:color="000000"/>
+          <w:top w:color="000000" w:space="0" w:val="single" w:sz="6"/>
+          <w:left w:color="000000" w:space="0" w:val="single" w:sz="6"/>
+          <w:bottom w:color="000000" w:space="0" w:val="single" w:sz="6"/>
+          <w:right w:color="000000" w:space="0" w:val="single" w:sz="6"/>
+          <w:insideH w:color="000000" w:space="0" w:val="single" w:sz="6"/>
+          <w:insideV w:color="000000" w:space="0" w:val="single" w:sz="6"/>
         </w:tblBorders>
         <w:tblCellMar>
-          <w:top w:type="dxa" w:w="57"/>
-          <w:left w:type="dxa" w:w="108"/>
-          <w:bottom w:type="dxa" w:w="57"/>
-          <w:right w:type="dxa" w:w="108"/>
+          <w:top w:w="57" w:type="dxa"/>
+          <w:left w:w="108" w:type="dxa"/>
+          <w:bottom w:w="57" w:type="dxa"/>
+          <w:right w:w="108" w:type="dxa"/>
         </w:tblCellMar>
       </w:tblPr>
       <w:tblGrid>
@@ -6581,13 +6540,13 @@
         </w:trPr>
         <w:tc>
           <w:tcPr>
-            <w:shd w:fill="E8E8E8" w:val="clear" w:color="auto"/>
+            <w:shd w:color="auto" w:val="clear" w:fill="E8E8E8"/>
           </w:tcPr>
           <w:p>
             <w:pPr>
               <w:pStyle w:val="Compact"/>
               <w:ind w:right="0" w:firstLine="0" w:left="0"/>
-              <w:spacing w:line="240" w:after="40" w:lineRule="auto" w:before="40"/>
+              <w:spacing w:after="40" w:lineRule="auto" w:before="40" w:line="240"/>
             </w:pPr>
             <w:r>
               <w:rPr>
@@ -6599,13 +6558,13 @@
         </w:tc>
         <w:tc>
           <w:tcPr>
-            <w:shd w:fill="E8E8E8" w:val="clear" w:color="auto"/>
+            <w:shd w:color="auto" w:val="clear" w:fill="E8E8E8"/>
           </w:tcPr>
           <w:p>
             <w:pPr>
               <w:pStyle w:val="Compact"/>
               <w:ind w:right="0" w:firstLine="0" w:left="0"/>
-              <w:spacing w:line="240" w:after="40" w:lineRule="auto" w:before="40"/>
+              <w:spacing w:after="40" w:lineRule="auto" w:before="40" w:line="240"/>
             </w:pPr>
             <w:r>
               <w:rPr>
@@ -6617,13 +6576,13 @@
         </w:tc>
         <w:tc>
           <w:tcPr>
-            <w:shd w:fill="E8E8E8" w:val="clear" w:color="auto"/>
+            <w:shd w:color="auto" w:val="clear" w:fill="E8E8E8"/>
           </w:tcPr>
           <w:p>
             <w:pPr>
               <w:pStyle w:val="Compact"/>
               <w:ind w:right="0" w:firstLine="0" w:left="0"/>
-              <w:spacing w:line="240" w:after="40" w:lineRule="auto" w:before="40"/>
+              <w:spacing w:after="40" w:lineRule="auto" w:before="40" w:line="240"/>
             </w:pPr>
             <w:r>
               <w:rPr>
@@ -6641,7 +6600,7 @@
             <w:pPr>
               <w:pStyle w:val="Compact"/>
               <w:ind w:right="0" w:firstLine="0" w:left="0"/>
-              <w:spacing w:line="240" w:after="40" w:lineRule="auto" w:before="40"/>
+              <w:spacing w:after="40" w:lineRule="auto" w:before="40" w:line="240"/>
             </w:pPr>
             <w:r>
               <w:t xml:space="preserve">id</w:t>
@@ -6654,7 +6613,7 @@
             <w:pPr>
               <w:pStyle w:val="Compact"/>
               <w:ind w:right="0" w:firstLine="0" w:left="0"/>
-              <w:spacing w:line="240" w:after="40" w:lineRule="auto" w:before="40"/>
+              <w:spacing w:after="40" w:lineRule="auto" w:before="40" w:line="240"/>
             </w:pPr>
             <w:r>
               <w:t xml:space="preserve">INTEGER PK</w:t>
@@ -6667,7 +6626,7 @@
             <w:pPr>
               <w:pStyle w:val="Compact"/>
               <w:ind w:right="0" w:firstLine="0" w:left="0"/>
-              <w:spacing w:line="240" w:after="40" w:lineRule="auto" w:before="40"/>
+              <w:spacing w:after="40" w:lineRule="auto" w:before="40" w:line="240"/>
             </w:pPr>
             <w:r>
               <w:t xml:space="preserve">Auto-assigned internal key</w:t>
@@ -6682,7 +6641,7 @@
             <w:pPr>
               <w:pStyle w:val="Compact"/>
               <w:ind w:right="0" w:firstLine="0" w:left="0"/>
-              <w:spacing w:line="240" w:after="40" w:lineRule="auto" w:before="40"/>
+              <w:spacing w:after="40" w:lineRule="auto" w:before="40" w:line="240"/>
             </w:pPr>
             <w:r>
               <w:t xml:space="preserve">content_sha</w:t>
@@ -6695,7 +6654,7 @@
             <w:pPr>
               <w:pStyle w:val="Compact"/>
               <w:ind w:right="0" w:firstLine="0" w:left="0"/>
-              <w:spacing w:line="240" w:after="40" w:lineRule="auto" w:before="40"/>
+              <w:spacing w:after="40" w:lineRule="auto" w:before="40" w:line="240"/>
             </w:pPr>
             <w:r>
               <w:t xml:space="preserve">TEXT</w:t>
@@ -6708,7 +6667,7 @@
             <w:pPr>
               <w:pStyle w:val="Compact"/>
               <w:ind w:right="0" w:firstLine="0" w:left="0"/>
-              <w:spacing w:line="240" w:after="40" w:lineRule="auto" w:before="40"/>
+              <w:spacing w:after="40" w:lineRule="auto" w:before="40" w:line="240"/>
             </w:pPr>
             <w:r>
               <w:t xml:space="preserve">SHA1 checksum for change detection</w:t>
@@ -6723,7 +6682,7 @@
             <w:pPr>
               <w:pStyle w:val="Compact"/>
               <w:ind w:right="0" w:firstLine="0" w:left="0"/>
-              <w:spacing w:line="240" w:after="40" w:lineRule="auto" w:before="40"/>
+              <w:spacing w:after="40" w:lineRule="auto" w:before="40" w:line="240"/>
             </w:pPr>
             <w:r>
               <w:t xml:space="preserve">specification_ref</w:t>
@@ -6736,7 +6695,7 @@
             <w:pPr>
               <w:pStyle w:val="Compact"/>
               <w:ind w:right="0" w:firstLine="0" w:left="0"/>
-              <w:spacing w:line="240" w:after="40" w:lineRule="auto" w:before="40"/>
+              <w:spacing w:after="40" w:lineRule="auto" w:before="40" w:line="240"/>
             </w:pPr>
             <w:r>
               <w:t xml:space="preserve">TEXT NOT NULL FK</w:t>
@@ -6749,7 +6708,7 @@
             <w:pPr>
               <w:pStyle w:val="Compact"/>
               <w:ind w:right="0" w:firstLine="0" w:left="0"/>
-              <w:spacing w:line="240" w:after="40" w:lineRule="auto" w:before="40"/>
+              <w:spacing w:after="40" w:lineRule="auto" w:before="40" w:line="240"/>
             </w:pPr>
             <w:r>
               <w:t xml:space="preserve">Parent specification</w:t>
@@ -6764,7 +6723,7 @@
             <w:pPr>
               <w:pStyle w:val="Compact"/>
               <w:ind w:right="0" w:firstLine="0" w:left="0"/>
-              <w:spacing w:line="240" w:after="40" w:lineRule="auto" w:before="40"/>
+              <w:spacing w:after="40" w:lineRule="auto" w:before="40" w:line="240"/>
             </w:pPr>
             <w:r>
               <w:t xml:space="preserve">source_object_id</w:t>
@@ -6777,7 +6736,7 @@
             <w:pPr>
               <w:pStyle w:val="Compact"/>
               <w:ind w:right="0" w:firstLine="0" w:left="0"/>
-              <w:spacing w:line="240" w:after="40" w:lineRule="auto" w:before="40"/>
+              <w:spacing w:after="40" w:lineRule="auto" w:before="40" w:line="240"/>
             </w:pPr>
             <w:r>
               <w:t xml:space="preserve">INTEGER NOT NULL FK</w:t>
@@ -6790,7 +6749,7 @@
             <w:pPr>
               <w:pStyle w:val="Compact"/>
               <w:ind w:right="0" w:firstLine="0" w:left="0"/>
-              <w:spacing w:line="240" w:after="40" w:lineRule="auto" w:before="40"/>
+              <w:spacing w:after="40" w:lineRule="auto" w:before="40" w:line="240"/>
             </w:pPr>
             <w:r>
               <w:t xml:space="preserve">Source object</w:t>
@@ -6805,7 +6764,7 @@
             <w:pPr>
               <w:pStyle w:val="Compact"/>
               <w:ind w:right="0" w:firstLine="0" w:left="0"/>
-              <w:spacing w:line="240" w:after="40" w:lineRule="auto" w:before="40"/>
+              <w:spacing w:after="40" w:lineRule="auto" w:before="40" w:line="240"/>
             </w:pPr>
             <w:r>
               <w:t xml:space="preserve">target_text</w:t>
@@ -6818,7 +6777,7 @@
             <w:pPr>
               <w:pStyle w:val="Compact"/>
               <w:ind w:right="0" w:firstLine="0" w:left="0"/>
-              <w:spacing w:line="240" w:after="40" w:lineRule="auto" w:before="40"/>
+              <w:spacing w:after="40" w:lineRule="auto" w:before="40" w:line="240"/>
             </w:pPr>
             <w:r>
               <w:t xml:space="preserve">TEXT</w:t>
@@ -6831,7 +6790,7 @@
             <w:pPr>
               <w:pStyle w:val="Compact"/>
               <w:ind w:right="0" w:firstLine="0" w:left="0"/>
-              <w:spacing w:line="240" w:after="40" w:lineRule="auto" w:before="40"/>
+              <w:spacing w:after="40" w:lineRule="auto" w:before="40" w:line="240"/>
             </w:pPr>
             <w:r>
               <w:t xml:space="preserve">Target as written (before resolution)</w:t>
@@ -6846,7 +6805,7 @@
             <w:pPr>
               <w:pStyle w:val="Compact"/>
               <w:ind w:right="0" w:firstLine="0" w:left="0"/>
-              <w:spacing w:line="240" w:after="40" w:lineRule="auto" w:before="40"/>
+              <w:spacing w:after="40" w:lineRule="auto" w:before="40" w:line="240"/>
             </w:pPr>
             <w:r>
               <w:t xml:space="preserve">target_object_id</w:t>
@@ -6859,7 +6818,7 @@
             <w:pPr>
               <w:pStyle w:val="Compact"/>
               <w:ind w:right="0" w:firstLine="0" w:left="0"/>
-              <w:spacing w:line="240" w:after="40" w:lineRule="auto" w:before="40"/>
+              <w:spacing w:after="40" w:lineRule="auto" w:before="40" w:line="240"/>
             </w:pPr>
             <w:r>
               <w:t xml:space="preserve">INTEGER FK</w:t>
@@ -6872,7 +6831,7 @@
             <w:pPr>
               <w:pStyle w:val="Compact"/>
               <w:ind w:right="0" w:firstLine="0" w:left="0"/>
-              <w:spacing w:line="240" w:after="40" w:lineRule="auto" w:before="40"/>
+              <w:spacing w:after="40" w:lineRule="auto" w:before="40" w:line="240"/>
             </w:pPr>
             <w:r>
               <w:t xml:space="preserve">Resolved target object (NULL if unresolved)</w:t>
@@ -6887,7 +6846,7 @@
             <w:pPr>
               <w:pStyle w:val="Compact"/>
               <w:ind w:right="0" w:firstLine="0" w:left="0"/>
-              <w:spacing w:line="240" w:after="40" w:lineRule="auto" w:before="40"/>
+              <w:spacing w:after="40" w:lineRule="auto" w:before="40" w:line="240"/>
             </w:pPr>
             <w:r>
               <w:t xml:space="preserve">target_float_id</w:t>
@@ -6900,7 +6859,7 @@
             <w:pPr>
               <w:pStyle w:val="Compact"/>
               <w:ind w:right="0" w:firstLine="0" w:left="0"/>
-              <w:spacing w:line="240" w:after="40" w:lineRule="auto" w:before="40"/>
+              <w:spacing w:after="40" w:lineRule="auto" w:before="40" w:line="240"/>
             </w:pPr>
             <w:r>
               <w:t xml:space="preserve">INTEGER FK</w:t>
@@ -6913,7 +6872,7 @@
             <w:pPr>
               <w:pStyle w:val="Compact"/>
               <w:ind w:right="0" w:firstLine="0" w:left="0"/>
-              <w:spacing w:line="240" w:after="40" w:lineRule="auto" w:before="40"/>
+              <w:spacing w:after="40" w:lineRule="auto" w:before="40" w:line="240"/>
             </w:pPr>
             <w:r>
               <w:t xml:space="preserve">Resolved target float (NULL if unresolved)</w:t>
@@ -6928,7 +6887,7 @@
             <w:pPr>
               <w:pStyle w:val="Compact"/>
               <w:ind w:right="0" w:firstLine="0" w:left="0"/>
-              <w:spacing w:line="240" w:after="40" w:lineRule="auto" w:before="40"/>
+              <w:spacing w:after="40" w:lineRule="auto" w:before="40" w:line="240"/>
             </w:pPr>
             <w:r>
               <w:t xml:space="preserve">type_ref</w:t>
@@ -6941,7 +6900,7 @@
             <w:pPr>
               <w:pStyle w:val="Compact"/>
               <w:ind w:right="0" w:firstLine="0" w:left="0"/>
-              <w:spacing w:line="240" w:after="40" w:lineRule="auto" w:before="40"/>
+              <w:spacing w:after="40" w:lineRule="auto" w:before="40" w:line="240"/>
             </w:pPr>
             <w:r>
               <w:t xml:space="preserve">TEXT FK</w:t>
@@ -6954,7 +6913,7 @@
             <w:pPr>
               <w:pStyle w:val="Compact"/>
               <w:ind w:right="0" w:firstLine="0" w:left="0"/>
-              <w:spacing w:line="240" w:after="40" w:lineRule="auto" w:before="40"/>
+              <w:spacing w:after="40" w:lineRule="auto" w:before="40" w:line="240"/>
             </w:pPr>
             <w:r>
               <w:t xml:space="preserve">Inferred relation type</w:t>
@@ -6969,7 +6928,7 @@
             <w:pPr>
               <w:pStyle w:val="Compact"/>
               <w:ind w:right="0" w:firstLine="0" w:left="0"/>
-              <w:spacing w:line="240" w:after="40" w:lineRule="auto" w:before="40"/>
+              <w:spacing w:after="40" w:lineRule="auto" w:before="40" w:line="240"/>
             </w:pPr>
             <w:r>
               <w:t xml:space="preserve">is_ambiguous</w:t>
@@ -6982,7 +6941,7 @@
             <w:pPr>
               <w:pStyle w:val="Compact"/>
               <w:ind w:right="0" w:firstLine="0" w:left="0"/>
-              <w:spacing w:line="240" w:after="40" w:lineRule="auto" w:before="40"/>
+              <w:spacing w:after="40" w:lineRule="auto" w:before="40" w:line="240"/>
             </w:pPr>
             <w:r>
               <w:t xml:space="preserve">INTEGER DEFAULT 0</w:t>
@@ -6995,7 +6954,7 @@
             <w:pPr>
               <w:pStyle w:val="Compact"/>
               <w:ind w:right="0" w:firstLine="0" w:left="0"/>
-              <w:spacing w:line="240" w:after="40" w:lineRule="auto" w:before="40"/>
+              <w:spacing w:after="40" w:lineRule="auto" w:before="40" w:line="240"/>
             </w:pPr>
             <w:r>
               <w:t xml:space="preserve">1 = multiple matches found</w:t>
@@ -7010,7 +6969,7 @@
             <w:pPr>
               <w:pStyle w:val="Compact"/>
               <w:ind w:right="0" w:firstLine="0" w:left="0"/>
-              <w:spacing w:line="240" w:after="40" w:lineRule="auto" w:before="40"/>
+              <w:spacing w:after="40" w:lineRule="auto" w:before="40" w:line="240"/>
             </w:pPr>
             <w:r>
               <w:t xml:space="preserve">from_file</w:t>
@@ -7023,7 +6982,7 @@
             <w:pPr>
               <w:pStyle w:val="Compact"/>
               <w:ind w:right="0" w:firstLine="0" w:left="0"/>
-              <w:spacing w:line="240" w:after="40" w:lineRule="auto" w:before="40"/>
+              <w:spacing w:after="40" w:lineRule="auto" w:before="40" w:line="240"/>
             </w:pPr>
             <w:r>
               <w:t xml:space="preserve">TEXT NOT NULL</w:t>
@@ -7036,7 +6995,7 @@
             <w:pPr>
               <w:pStyle w:val="Compact"/>
               <w:ind w:right="0" w:firstLine="0" w:left="0"/>
-              <w:spacing w:line="240" w:after="40" w:lineRule="auto" w:before="40"/>
+              <w:spacing w:after="40" w:lineRule="auto" w:before="40" w:line="240"/>
             </w:pPr>
             <w:r>
               <w:t xml:space="preserve">Source file</w:t>
@@ -7051,7 +7010,7 @@
             <w:pPr>
               <w:pStyle w:val="Compact"/>
               <w:ind w:right="0" w:firstLine="0" w:left="0"/>
-              <w:spacing w:line="240" w:after="40" w:lineRule="auto" w:before="40"/>
+              <w:spacing w:after="40" w:lineRule="auto" w:before="40" w:line="240"/>
             </w:pPr>
             <w:r>
               <w:t xml:space="preserve">link_line</w:t>
@@ -7064,7 +7023,7 @@
             <w:pPr>
               <w:pStyle w:val="Compact"/>
               <w:ind w:right="0" w:firstLine="0" w:left="0"/>
-              <w:spacing w:line="240" w:after="40" w:lineRule="auto" w:before="40"/>
+              <w:spacing w:after="40" w:lineRule="auto" w:before="40" w:line="240"/>
             </w:pPr>
             <w:r>
               <w:t xml:space="preserve">INTEGER DEFAULT 0</w:t>
@@ -7077,7 +7036,7 @@
             <w:pPr>
               <w:pStyle w:val="Compact"/>
               <w:ind w:right="0" w:firstLine="0" w:left="0"/>
-              <w:spacing w:line="240" w:after="40" w:lineRule="auto" w:before="40"/>
+              <w:spacing w:after="40" w:lineRule="auto" w:before="40" w:line="240"/>
             </w:pPr>
             <w:r>
               <w:t xml:space="preserve">Line number of link</w:t>
@@ -7092,7 +7051,7 @@
             <w:pPr>
               <w:pStyle w:val="Compact"/>
               <w:ind w:right="0" w:firstLine="0" w:left="0"/>
-              <w:spacing w:line="240" w:after="40" w:lineRule="auto" w:before="40"/>
+              <w:spacing w:after="40" w:lineRule="auto" w:before="40" w:line="240"/>
             </w:pPr>
             <w:r>
               <w:t xml:space="preserve">source_attribute</w:t>
@@ -7105,7 +7064,7 @@
             <w:pPr>
               <w:pStyle w:val="Compact"/>
               <w:ind w:right="0" w:firstLine="0" w:left="0"/>
-              <w:spacing w:line="240" w:after="40" w:lineRule="auto" w:before="40"/>
+              <w:spacing w:after="40" w:lineRule="auto" w:before="40" w:line="240"/>
             </w:pPr>
             <w:r>
               <w:t xml:space="preserve">TEXT</w:t>
@@ -7118,7 +7077,7 @@
             <w:pPr>
               <w:pStyle w:val="Compact"/>
               <w:ind w:right="0" w:firstLine="0" w:left="0"/>
-              <w:spacing w:line="240" w:after="40" w:lineRule="auto" w:before="40"/>
+              <w:spacing w:after="40" w:lineRule="auto" w:before="40" w:line="240"/>
             </w:pPr>
             <w:r>
               <w:t xml:space="preserve">Attribute containing the link (NULL if in body)</w:t>
@@ -7133,7 +7092,7 @@
             <w:pPr>
               <w:pStyle w:val="Compact"/>
               <w:ind w:right="0" w:firstLine="0" w:left="0"/>
-              <w:spacing w:line="240" w:after="40" w:lineRule="auto" w:before="40"/>
+              <w:spacing w:after="40" w:lineRule="auto" w:before="40" w:line="240"/>
             </w:pPr>
             <w:r>
               <w:t xml:space="preserve">link_selector</w:t>
@@ -7146,7 +7105,7 @@
             <w:pPr>
               <w:pStyle w:val="Compact"/>
               <w:ind w:right="0" w:firstLine="0" w:left="0"/>
-              <w:spacing w:line="240" w:after="40" w:lineRule="auto" w:before="40"/>
+              <w:spacing w:after="40" w:lineRule="auto" w:before="40" w:line="240"/>
             </w:pPr>
             <w:r>
               <w:t xml:space="preserve">TEXT</w:t>
@@ -7159,7 +7118,7 @@
             <w:pPr>
               <w:pStyle w:val="Compact"/>
               <w:ind w:right="0" w:firstLine="0" w:left="0"/>
-              <w:spacing w:line="240" w:after="40" w:lineRule="auto" w:before="40"/>
+              <w:spacing w:after="40" w:lineRule="auto" w:before="40" w:line="240"/>
             </w:pPr>
             <w:r>
               <w:t xml:space="preserve">Selector syntax ("@" or "#")</w:t>
@@ -7168,8 +7127,8 @@
         </w:tc>
       </w:tr>
     </w:tbl>
-    <w:bookmarkEnd w:id="39"/>
-    <w:bookmarkStart w:id="40" w:name="spec_views"/>
+    <w:bookmarkEnd w:id="28"/>
+    <w:bookmarkStart w:id="29" w:name="spec_views"/>
     <w:p>
       <w:pPr>
         <w:pStyle w:val="Heading2"/>
@@ -7207,12 +7166,12 @@
     </w:p>
     <w:p>
       <w:pPr>
-        <w:spacing w:line="20" w:lineRule="exact" w:before="0" w:after="0"/>
+        <w:spacing w:before="0" w:line="20" w:after="0" w:lineRule="exact"/>
         <w:rPr>
           <w:sz w:val="2"/>
         </w:rPr>
       </w:pPr>
-      <w:bookmarkStart w:id="86393" w:name="csv-tbl-views"/>
+      <w:bookmarkStart w:name="csv-tbl-views" w:id="86393"/>
       <w:bookmarkEnd w:id="86393"/>
     </w:p>
     <w:p>
@@ -7233,7 +7192,7 @@
         <w:fldChar w:fldCharType="separate"/>
       </w:r>
       <w:r>
-        <w:t>1</w:t>
+        <w:t>15</w:t>
       </w:r>
       <w:r>
         <w:fldChar w:fldCharType="end"/>
@@ -7248,18 +7207,18 @@
         <w:tblW w:type="auto" w:w="0"/>
         <w:tblLook w:firstRow="1" w:lastRow="0" w:firstColumn="0" w:lastColumn="0" w:noHBand="0" w:noVBand="0" w:val="0020"/>
         <w:tblBorders>
-          <w:top w:sz="6" w:val="single" w:space="0" w:color="000000"/>
-          <w:left w:sz="6" w:val="single" w:space="0" w:color="000000"/>
-          <w:bottom w:sz="6" w:val="single" w:space="0" w:color="000000"/>
-          <w:right w:sz="6" w:val="single" w:space="0" w:color="000000"/>
-          <w:insideH w:sz="6" w:val="single" w:space="0" w:color="000000"/>
-          <w:insideV w:sz="6" w:val="single" w:space="0" w:color="000000"/>
+          <w:top w:color="000000" w:space="0" w:val="single" w:sz="6"/>
+          <w:left w:color="000000" w:space="0" w:val="single" w:sz="6"/>
+          <w:bottom w:color="000000" w:space="0" w:val="single" w:sz="6"/>
+          <w:right w:color="000000" w:space="0" w:val="single" w:sz="6"/>
+          <w:insideH w:color="000000" w:space="0" w:val="single" w:sz="6"/>
+          <w:insideV w:color="000000" w:space="0" w:val="single" w:sz="6"/>
         </w:tblBorders>
         <w:tblCellMar>
-          <w:top w:type="dxa" w:w="57"/>
-          <w:left w:type="dxa" w:w="108"/>
-          <w:bottom w:type="dxa" w:w="57"/>
-          <w:right w:type="dxa" w:w="108"/>
+          <w:top w:w="57" w:type="dxa"/>
+          <w:left w:w="108" w:type="dxa"/>
+          <w:bottom w:w="57" w:type="dxa"/>
+          <w:right w:w="108" w:type="dxa"/>
         </w:tblCellMar>
       </w:tblPr>
       <w:tblGrid>
@@ -7273,13 +7232,13 @@
         </w:trPr>
         <w:tc>
           <w:tcPr>
-            <w:shd w:fill="E8E8E8" w:val="clear" w:color="auto"/>
+            <w:shd w:color="auto" w:val="clear" w:fill="E8E8E8"/>
           </w:tcPr>
           <w:p>
             <w:pPr>
               <w:pStyle w:val="Compact"/>
               <w:ind w:right="0" w:firstLine="0" w:left="0"/>
-              <w:spacing w:line="240" w:after="40" w:lineRule="auto" w:before="40"/>
+              <w:spacing w:after="40" w:lineRule="auto" w:before="40" w:line="240"/>
             </w:pPr>
             <w:r>
               <w:rPr>
@@ -7291,13 +7250,13 @@
         </w:tc>
         <w:tc>
           <w:tcPr>
-            <w:shd w:fill="E8E8E8" w:val="clear" w:color="auto"/>
+            <w:shd w:color="auto" w:val="clear" w:fill="E8E8E8"/>
           </w:tcPr>
           <w:p>
             <w:pPr>
               <w:pStyle w:val="Compact"/>
               <w:ind w:right="0" w:firstLine="0" w:left="0"/>
-              <w:spacing w:line="240" w:after="40" w:lineRule="auto" w:before="40"/>
+              <w:spacing w:after="40" w:lineRule="auto" w:before="40" w:line="240"/>
             </w:pPr>
             <w:r>
               <w:rPr>
@@ -7309,13 +7268,13 @@
         </w:tc>
         <w:tc>
           <w:tcPr>
-            <w:shd w:fill="E8E8E8" w:val="clear" w:color="auto"/>
+            <w:shd w:color="auto" w:val="clear" w:fill="E8E8E8"/>
           </w:tcPr>
           <w:p>
             <w:pPr>
               <w:pStyle w:val="Compact"/>
               <w:ind w:right="0" w:firstLine="0" w:left="0"/>
-              <w:spacing w:line="240" w:after="40" w:lineRule="auto" w:before="40"/>
+              <w:spacing w:after="40" w:lineRule="auto" w:before="40" w:line="240"/>
             </w:pPr>
             <w:r>
               <w:rPr>
@@ -7333,7 +7292,7 @@
             <w:pPr>
               <w:pStyle w:val="Compact"/>
               <w:ind w:right="0" w:firstLine="0" w:left="0"/>
-              <w:spacing w:line="240" w:after="40" w:lineRule="auto" w:before="40"/>
+              <w:spacing w:after="40" w:lineRule="auto" w:before="40" w:line="240"/>
             </w:pPr>
             <w:r>
               <w:t xml:space="preserve">id</w:t>
@@ -7346,7 +7305,7 @@
             <w:pPr>
               <w:pStyle w:val="Compact"/>
               <w:ind w:right="0" w:firstLine="0" w:left="0"/>
-              <w:spacing w:line="240" w:after="40" w:lineRule="auto" w:before="40"/>
+              <w:spacing w:after="40" w:lineRule="auto" w:before="40" w:line="240"/>
             </w:pPr>
             <w:r>
               <w:t xml:space="preserve">INTEGER PK</w:t>
@@ -7359,7 +7318,7 @@
             <w:pPr>
               <w:pStyle w:val="Compact"/>
               <w:ind w:right="0" w:firstLine="0" w:left="0"/>
-              <w:spacing w:line="240" w:after="40" w:lineRule="auto" w:before="40"/>
+              <w:spacing w:after="40" w:lineRule="auto" w:before="40" w:line="240"/>
             </w:pPr>
             <w:r>
               <w:t xml:space="preserve">Auto-assigned internal key</w:t>
@@ -7374,7 +7333,7 @@
             <w:pPr>
               <w:pStyle w:val="Compact"/>
               <w:ind w:right="0" w:firstLine="0" w:left="0"/>
-              <w:spacing w:line="240" w:after="40" w:lineRule="auto" w:before="40"/>
+              <w:spacing w:after="40" w:lineRule="auto" w:before="40" w:line="240"/>
             </w:pPr>
             <w:r>
               <w:t xml:space="preserve">content_sha</w:t>
@@ -7387,7 +7346,7 @@
             <w:pPr>
               <w:pStyle w:val="Compact"/>
               <w:ind w:right="0" w:firstLine="0" w:left="0"/>
-              <w:spacing w:line="240" w:after="40" w:lineRule="auto" w:before="40"/>
+              <w:spacing w:after="40" w:lineRule="auto" w:before="40" w:line="240"/>
             </w:pPr>
             <w:r>
               <w:t xml:space="preserve">TEXT</w:t>
@@ -7400,7 +7359,7 @@
             <w:pPr>
               <w:pStyle w:val="Compact"/>
               <w:ind w:right="0" w:firstLine="0" w:left="0"/>
-              <w:spacing w:line="240" w:after="40" w:lineRule="auto" w:before="40"/>
+              <w:spacing w:after="40" w:lineRule="auto" w:before="40" w:line="240"/>
             </w:pPr>
             <w:r>
               <w:t xml:space="preserve">SHA1 checksum for change detection</w:t>
@@ -7415,7 +7374,7 @@
             <w:pPr>
               <w:pStyle w:val="Compact"/>
               <w:ind w:right="0" w:firstLine="0" w:left="0"/>
-              <w:spacing w:line="240" w:after="40" w:lineRule="auto" w:before="40"/>
+              <w:spacing w:after="40" w:lineRule="auto" w:before="40" w:line="240"/>
             </w:pPr>
             <w:r>
               <w:t xml:space="preserve">specification_ref</w:t>
@@ -7428,7 +7387,7 @@
             <w:pPr>
               <w:pStyle w:val="Compact"/>
               <w:ind w:right="0" w:firstLine="0" w:left="0"/>
-              <w:spacing w:line="240" w:after="40" w:lineRule="auto" w:before="40"/>
+              <w:spacing w:after="40" w:lineRule="auto" w:before="40" w:line="240"/>
             </w:pPr>
             <w:r>
               <w:t xml:space="preserve">TEXT NOT NULL FK</w:t>
@@ -7441,7 +7400,7 @@
             <w:pPr>
               <w:pStyle w:val="Compact"/>
               <w:ind w:right="0" w:firstLine="0" w:left="0"/>
-              <w:spacing w:line="240" w:after="40" w:lineRule="auto" w:before="40"/>
+              <w:spacing w:after="40" w:lineRule="auto" w:before="40" w:line="240"/>
             </w:pPr>
             <w:r>
               <w:t xml:space="preserve">Parent specification</w:t>
@@ -7456,7 +7415,7 @@
             <w:pPr>
               <w:pStyle w:val="Compact"/>
               <w:ind w:right="0" w:firstLine="0" w:left="0"/>
-              <w:spacing w:line="240" w:after="40" w:lineRule="auto" w:before="40"/>
+              <w:spacing w:after="40" w:lineRule="auto" w:before="40" w:line="240"/>
             </w:pPr>
             <w:r>
               <w:t xml:space="preserve">view_type_ref</w:t>
@@ -7469,7 +7428,7 @@
             <w:pPr>
               <w:pStyle w:val="Compact"/>
               <w:ind w:right="0" w:firstLine="0" w:left="0"/>
-              <w:spacing w:line="240" w:after="40" w:lineRule="auto" w:before="40"/>
+              <w:spacing w:after="40" w:lineRule="auto" w:before="40" w:line="240"/>
             </w:pPr>
             <w:r>
               <w:t xml:space="preserve">TEXT NOT NULL FK</w:t>
@@ -7482,7 +7441,7 @@
             <w:pPr>
               <w:pStyle w:val="Compact"/>
               <w:ind w:right="0" w:firstLine="0" w:left="0"/>
-              <w:spacing w:line="240" w:after="40" w:lineRule="auto" w:before="40"/>
+              <w:spacing w:after="40" w:lineRule="auto" w:before="40" w:line="240"/>
             </w:pPr>
             <w:r>
               <w:t xml:space="preserve">View type</w:t>
@@ -7497,7 +7456,7 @@
             <w:pPr>
               <w:pStyle w:val="Compact"/>
               <w:ind w:right="0" w:firstLine="0" w:left="0"/>
-              <w:spacing w:line="240" w:after="40" w:lineRule="auto" w:before="40"/>
+              <w:spacing w:after="40" w:lineRule="auto" w:before="40" w:line="240"/>
             </w:pPr>
             <w:r>
               <w:t xml:space="preserve">from_file</w:t>
@@ -7510,7 +7469,7 @@
             <w:pPr>
               <w:pStyle w:val="Compact"/>
               <w:ind w:right="0" w:firstLine="0" w:left="0"/>
-              <w:spacing w:line="240" w:after="40" w:lineRule="auto" w:before="40"/>
+              <w:spacing w:after="40" w:lineRule="auto" w:before="40" w:line="240"/>
             </w:pPr>
             <w:r>
               <w:t xml:space="preserve">TEXT NOT NULL</w:t>
@@ -7523,7 +7482,7 @@
             <w:pPr>
               <w:pStyle w:val="Compact"/>
               <w:ind w:right="0" w:firstLine="0" w:left="0"/>
-              <w:spacing w:line="240" w:after="40" w:lineRule="auto" w:before="40"/>
+              <w:spacing w:after="40" w:lineRule="auto" w:before="40" w:line="240"/>
             </w:pPr>
             <w:r>
               <w:t xml:space="preserve">Source file path</w:t>
@@ -7538,7 +7497,7 @@
             <w:pPr>
               <w:pStyle w:val="Compact"/>
               <w:ind w:right="0" w:firstLine="0" w:left="0"/>
-              <w:spacing w:line="240" w:after="40" w:lineRule="auto" w:before="40"/>
+              <w:spacing w:after="40" w:lineRule="auto" w:before="40" w:line="240"/>
             </w:pPr>
             <w:r>
               <w:t xml:space="preserve">file_seq</w:t>
@@ -7551,7 +7510,7 @@
             <w:pPr>
               <w:pStyle w:val="Compact"/>
               <w:ind w:right="0" w:firstLine="0" w:left="0"/>
-              <w:spacing w:line="240" w:after="40" w:lineRule="auto" w:before="40"/>
+              <w:spacing w:after="40" w:lineRule="auto" w:before="40" w:line="240"/>
             </w:pPr>
             <w:r>
               <w:t xml:space="preserve">INTEGER NOT NULL</w:t>
@@ -7564,7 +7523,7 @@
             <w:pPr>
               <w:pStyle w:val="Compact"/>
               <w:ind w:right="0" w:firstLine="0" w:left="0"/>
-              <w:spacing w:line="240" w:after="40" w:lineRule="auto" w:before="40"/>
+              <w:spacing w:after="40" w:lineRule="auto" w:before="40" w:line="240"/>
             </w:pPr>
             <w:r>
               <w:t xml:space="preserve">Sequence within file</w:t>
@@ -7579,7 +7538,7 @@
             <w:pPr>
               <w:pStyle w:val="Compact"/>
               <w:ind w:right="0" w:firstLine="0" w:left="0"/>
-              <w:spacing w:line="240" w:after="40" w:lineRule="auto" w:before="40"/>
+              <w:spacing w:after="40" w:lineRule="auto" w:before="40" w:line="240"/>
             </w:pPr>
             <w:r>
               <w:t xml:space="preserve">start_line</w:t>
@@ -7592,7 +7551,7 @@
             <w:pPr>
               <w:pStyle w:val="Compact"/>
               <w:ind w:right="0" w:firstLine="0" w:left="0"/>
-              <w:spacing w:line="240" w:after="40" w:lineRule="auto" w:before="40"/>
+              <w:spacing w:after="40" w:lineRule="auto" w:before="40" w:line="240"/>
             </w:pPr>
             <w:r>
               <w:t xml:space="preserve">INTEGER</w:t>
@@ -7605,7 +7564,7 @@
             <w:pPr>
               <w:pStyle w:val="Compact"/>
               <w:ind w:right="0" w:firstLine="0" w:left="0"/>
-              <w:spacing w:line="240" w:after="40" w:lineRule="auto" w:before="40"/>
+              <w:spacing w:after="40" w:lineRule="auto" w:before="40" w:line="240"/>
             </w:pPr>
             <w:r>
               <w:t xml:space="preserve">Start line in source</w:t>
@@ -7620,7 +7579,7 @@
             <w:pPr>
               <w:pStyle w:val="Compact"/>
               <w:ind w:right="0" w:firstLine="0" w:left="0"/>
-              <w:spacing w:line="240" w:after="40" w:lineRule="auto" w:before="40"/>
+              <w:spacing w:after="40" w:lineRule="auto" w:before="40" w:line="240"/>
             </w:pPr>
             <w:r>
               <w:t xml:space="preserve">raw_ast</w:t>
@@ -7633,7 +7592,7 @@
             <w:pPr>
               <w:pStyle w:val="Compact"/>
               <w:ind w:right="0" w:firstLine="0" w:left="0"/>
-              <w:spacing w:line="240" w:after="40" w:lineRule="auto" w:before="40"/>
+              <w:spacing w:after="40" w:lineRule="auto" w:before="40" w:line="240"/>
             </w:pPr>
             <w:r>
               <w:t xml:space="preserve">JSON</w:t>
@@ -7646,7 +7605,7 @@
             <w:pPr>
               <w:pStyle w:val="Compact"/>
               <w:ind w:right="0" w:firstLine="0" w:left="0"/>
-              <w:spacing w:line="240" w:after="40" w:lineRule="auto" w:before="40"/>
+              <w:spacing w:after="40" w:lineRule="auto" w:before="40" w:line="240"/>
             </w:pPr>
             <w:r>
               <w:t xml:space="preserve">Original Pandoc AST</w:t>
@@ -7661,7 +7620,7 @@
             <w:pPr>
               <w:pStyle w:val="Compact"/>
               <w:ind w:right="0" w:firstLine="0" w:left="0"/>
-              <w:spacing w:line="240" w:after="40" w:lineRule="auto" w:before="40"/>
+              <w:spacing w:after="40" w:lineRule="auto" w:before="40" w:line="240"/>
             </w:pPr>
             <w:r>
               <w:t xml:space="preserve">resolved_ast</w:t>
@@ -7674,7 +7633,7 @@
             <w:pPr>
               <w:pStyle w:val="Compact"/>
               <w:ind w:right="0" w:firstLine="0" w:left="0"/>
-              <w:spacing w:line="240" w:after="40" w:lineRule="auto" w:before="40"/>
+              <w:spacing w:after="40" w:lineRule="auto" w:before="40" w:line="240"/>
             </w:pPr>
             <w:r>
               <w:t xml:space="preserve">JSON</w:t>
@@ -7687,7 +7646,7 @@
             <w:pPr>
               <w:pStyle w:val="Compact"/>
               <w:ind w:right="0" w:firstLine="0" w:left="0"/>
-              <w:spacing w:line="240" w:after="40" w:lineRule="auto" w:before="40"/>
+              <w:spacing w:after="40" w:lineRule="auto" w:before="40" w:line="240"/>
             </w:pPr>
             <w:r>
               <w:t xml:space="preserve">Materialized view as Pandoc AST</w:t>
@@ -7702,7 +7661,7 @@
             <w:pPr>
               <w:pStyle w:val="Compact"/>
               <w:ind w:right="0" w:firstLine="0" w:left="0"/>
-              <w:spacing w:line="240" w:after="40" w:lineRule="auto" w:before="40"/>
+              <w:spacing w:after="40" w:lineRule="auto" w:before="40" w:line="240"/>
             </w:pPr>
             <w:r>
               <w:t xml:space="preserve">resolved_data</w:t>
@@ -7715,7 +7674,7 @@
             <w:pPr>
               <w:pStyle w:val="Compact"/>
               <w:ind w:right="0" w:firstLine="0" w:left="0"/>
-              <w:spacing w:line="240" w:after="40" w:lineRule="auto" w:before="40"/>
+              <w:spacing w:after="40" w:lineRule="auto" w:before="40" w:line="240"/>
             </w:pPr>
             <w:r>
               <w:t xml:space="preserve">JSON</w:t>
@@ -7728,7 +7687,7 @@
             <w:pPr>
               <w:pStyle w:val="Compact"/>
               <w:ind w:right="0" w:firstLine="0" w:left="0"/>
-              <w:spacing w:line="240" w:after="40" w:lineRule="auto" w:before="40"/>
+              <w:spacing w:after="40" w:lineRule="auto" w:before="40" w:line="240"/>
             </w:pPr>
             <w:r>
               <w:t xml:space="preserve">Pre-computed view data</w:t>
@@ -7737,8 +7696,8 @@
         </w:tc>
       </w:tr>
     </w:tbl>
-    <w:bookmarkEnd w:id="40"/>
-    <w:bookmarkStart w:id="41" w:name="spec_attribute_values"/>
+    <w:bookmarkEnd w:id="29"/>
+    <w:bookmarkStart w:id="30" w:name="spec_attribute_values"/>
     <w:p>
       <w:pPr>
         <w:pStyle w:val="Heading2"/>
@@ -7761,12 +7720,12 @@
     </w:p>
     <w:p>
       <w:pPr>
-        <w:spacing w:line="20" w:lineRule="exact" w:before="0" w:after="0"/>
+        <w:spacing w:before="0" w:line="20" w:after="0" w:lineRule="exact"/>
         <w:rPr>
           <w:sz w:val="2"/>
         </w:rPr>
       </w:pPr>
-      <w:bookmarkStart w:id="58030" w:name="csv-tbl-attributes"/>
+      <w:bookmarkStart w:name="csv-tbl-attributes" w:id="58030"/>
       <w:bookmarkEnd w:id="58030"/>
     </w:p>
     <w:p>
@@ -7787,7 +7746,7 @@
         <w:fldChar w:fldCharType="separate"/>
       </w:r>
       <w:r>
-        <w:t>1</w:t>
+        <w:t>16</w:t>
       </w:r>
       <w:r>
         <w:fldChar w:fldCharType="end"/>
@@ -7802,18 +7761,18 @@
         <w:tblW w:type="auto" w:w="0"/>
         <w:tblLook w:firstRow="1" w:lastRow="0" w:firstColumn="0" w:lastColumn="0" w:noHBand="0" w:noVBand="0" w:val="0020"/>
         <w:tblBorders>
-          <w:top w:sz="6" w:val="single" w:space="0" w:color="000000"/>
-          <w:left w:sz="6" w:val="single" w:space="0" w:color="000000"/>
-          <w:bottom w:sz="6" w:val="single" w:space="0" w:color="000000"/>
-          <w:right w:sz="6" w:val="single" w:space="0" w:color="000000"/>
-          <w:insideH w:sz="6" w:val="single" w:space="0" w:color="000000"/>
-          <w:insideV w:sz="6" w:val="single" w:space="0" w:color="000000"/>
+          <w:top w:color="000000" w:space="0" w:val="single" w:sz="6"/>
+          <w:left w:color="000000" w:space="0" w:val="single" w:sz="6"/>
+          <w:bottom w:color="000000" w:space="0" w:val="single" w:sz="6"/>
+          <w:right w:color="000000" w:space="0" w:val="single" w:sz="6"/>
+          <w:insideH w:color="000000" w:space="0" w:val="single" w:sz="6"/>
+          <w:insideV w:color="000000" w:space="0" w:val="single" w:sz="6"/>
         </w:tblBorders>
         <w:tblCellMar>
-          <w:top w:type="dxa" w:w="57"/>
-          <w:left w:type="dxa" w:w="108"/>
-          <w:bottom w:type="dxa" w:w="57"/>
-          <w:right w:type="dxa" w:w="108"/>
+          <w:top w:w="57" w:type="dxa"/>
+          <w:left w:w="108" w:type="dxa"/>
+          <w:bottom w:w="57" w:type="dxa"/>
+          <w:right w:w="108" w:type="dxa"/>
         </w:tblCellMar>
       </w:tblPr>
       <w:tblGrid>
@@ -7827,13 +7786,13 @@
         </w:trPr>
         <w:tc>
           <w:tcPr>
-            <w:shd w:fill="E8E8E8" w:val="clear" w:color="auto"/>
+            <w:shd w:color="auto" w:val="clear" w:fill="E8E8E8"/>
           </w:tcPr>
           <w:p>
             <w:pPr>
               <w:pStyle w:val="Compact"/>
               <w:ind w:right="0" w:firstLine="0" w:left="0"/>
-              <w:spacing w:line="240" w:after="40" w:lineRule="auto" w:before="40"/>
+              <w:spacing w:after="40" w:lineRule="auto" w:before="40" w:line="240"/>
             </w:pPr>
             <w:r>
               <w:rPr>
@@ -7845,13 +7804,13 @@
         </w:tc>
         <w:tc>
           <w:tcPr>
-            <w:shd w:fill="E8E8E8" w:val="clear" w:color="auto"/>
+            <w:shd w:color="auto" w:val="clear" w:fill="E8E8E8"/>
           </w:tcPr>
           <w:p>
             <w:pPr>
               <w:pStyle w:val="Compact"/>
               <w:ind w:right="0" w:firstLine="0" w:left="0"/>
-              <w:spacing w:line="240" w:after="40" w:lineRule="auto" w:before="40"/>
+              <w:spacing w:after="40" w:lineRule="auto" w:before="40" w:line="240"/>
             </w:pPr>
             <w:r>
               <w:rPr>
@@ -7863,13 +7822,13 @@
         </w:tc>
         <w:tc>
           <w:tcPr>
-            <w:shd w:fill="E8E8E8" w:val="clear" w:color="auto"/>
+            <w:shd w:color="auto" w:val="clear" w:fill="E8E8E8"/>
           </w:tcPr>
           <w:p>
             <w:pPr>
               <w:pStyle w:val="Compact"/>
               <w:ind w:right="0" w:firstLine="0" w:left="0"/>
-              <w:spacing w:line="240" w:after="40" w:lineRule="auto" w:before="40"/>
+              <w:spacing w:after="40" w:lineRule="auto" w:before="40" w:line="240"/>
             </w:pPr>
             <w:r>
               <w:rPr>
@@ -7887,7 +7846,7 @@
             <w:pPr>
               <w:pStyle w:val="Compact"/>
               <w:ind w:right="0" w:firstLine="0" w:left="0"/>
-              <w:spacing w:line="240" w:after="40" w:lineRule="auto" w:before="40"/>
+              <w:spacing w:after="40" w:lineRule="auto" w:before="40" w:line="240"/>
             </w:pPr>
             <w:r>
               <w:t xml:space="preserve">id</w:t>
@@ -7900,7 +7859,7 @@
             <w:pPr>
               <w:pStyle w:val="Compact"/>
               <w:ind w:right="0" w:firstLine="0" w:left="0"/>
-              <w:spacing w:line="240" w:after="40" w:lineRule="auto" w:before="40"/>
+              <w:spacing w:after="40" w:lineRule="auto" w:before="40" w:line="240"/>
             </w:pPr>
             <w:r>
               <w:t xml:space="preserve">INTEGER PK</w:t>
@@ -7913,7 +7872,7 @@
             <w:pPr>
               <w:pStyle w:val="Compact"/>
               <w:ind w:right="0" w:firstLine="0" w:left="0"/>
-              <w:spacing w:line="240" w:after="40" w:lineRule="auto" w:before="40"/>
+              <w:spacing w:after="40" w:lineRule="auto" w:before="40" w:line="240"/>
             </w:pPr>
             <w:r>
               <w:t xml:space="preserve">Auto-assigned internal key</w:t>
@@ -7928,7 +7887,7 @@
             <w:pPr>
               <w:pStyle w:val="Compact"/>
               <w:ind w:right="0" w:firstLine="0" w:left="0"/>
-              <w:spacing w:line="240" w:after="40" w:lineRule="auto" w:before="40"/>
+              <w:spacing w:after="40" w:lineRule="auto" w:before="40" w:line="240"/>
             </w:pPr>
             <w:r>
               <w:t xml:space="preserve">content_sha</w:t>
@@ -7941,7 +7900,7 @@
             <w:pPr>
               <w:pStyle w:val="Compact"/>
               <w:ind w:right="0" w:firstLine="0" w:left="0"/>
-              <w:spacing w:line="240" w:after="40" w:lineRule="auto" w:before="40"/>
+              <w:spacing w:after="40" w:lineRule="auto" w:before="40" w:line="240"/>
             </w:pPr>
             <w:r>
               <w:t xml:space="preserve">TEXT</w:t>
@@ -7954,7 +7913,7 @@
             <w:pPr>
               <w:pStyle w:val="Compact"/>
               <w:ind w:right="0" w:firstLine="0" w:left="0"/>
-              <w:spacing w:line="240" w:after="40" w:lineRule="auto" w:before="40"/>
+              <w:spacing w:after="40" w:lineRule="auto" w:before="40" w:line="240"/>
             </w:pPr>
             <w:r>
               <w:t xml:space="preserve">SHA1 checksum for change detection</w:t>
@@ -7969,7 +7928,7 @@
             <w:pPr>
               <w:pStyle w:val="Compact"/>
               <w:ind w:right="0" w:firstLine="0" w:left="0"/>
-              <w:spacing w:line="240" w:after="40" w:lineRule="auto" w:before="40"/>
+              <w:spacing w:after="40" w:lineRule="auto" w:before="40" w:line="240"/>
             </w:pPr>
             <w:r>
               <w:t xml:space="preserve">specification_ref</w:t>
@@ -7982,7 +7941,7 @@
             <w:pPr>
               <w:pStyle w:val="Compact"/>
               <w:ind w:right="0" w:firstLine="0" w:left="0"/>
-              <w:spacing w:line="240" w:after="40" w:lineRule="auto" w:before="40"/>
+              <w:spacing w:after="40" w:lineRule="auto" w:before="40" w:line="240"/>
             </w:pPr>
             <w:r>
               <w:t xml:space="preserve">TEXT NOT NULL FK</w:t>
@@ -7995,7 +7954,7 @@
             <w:pPr>
               <w:pStyle w:val="Compact"/>
               <w:ind w:right="0" w:firstLine="0" w:left="0"/>
-              <w:spacing w:line="240" w:after="40" w:lineRule="auto" w:before="40"/>
+              <w:spacing w:after="40" w:lineRule="auto" w:before="40" w:line="240"/>
             </w:pPr>
             <w:r>
               <w:t xml:space="preserve">Parent specification</w:t>
@@ -8010,7 +7969,7 @@
             <w:pPr>
               <w:pStyle w:val="Compact"/>
               <w:ind w:right="0" w:firstLine="0" w:left="0"/>
-              <w:spacing w:line="240" w:after="40" w:lineRule="auto" w:before="40"/>
+              <w:spacing w:after="40" w:lineRule="auto" w:before="40" w:line="240"/>
             </w:pPr>
             <w:r>
               <w:t xml:space="preserve">owner_object_id</w:t>
@@ -8023,7 +7982,7 @@
             <w:pPr>
               <w:pStyle w:val="Compact"/>
               <w:ind w:right="0" w:firstLine="0" w:left="0"/>
-              <w:spacing w:line="240" w:after="40" w:lineRule="auto" w:before="40"/>
+              <w:spacing w:after="40" w:lineRule="auto" w:before="40" w:line="240"/>
             </w:pPr>
             <w:r>
               <w:t xml:space="preserve">INTEGER FK</w:t>
@@ -8036,7 +7995,7 @@
             <w:pPr>
               <w:pStyle w:val="Compact"/>
               <w:ind w:right="0" w:firstLine="0" w:left="0"/>
-              <w:spacing w:line="240" w:after="40" w:lineRule="auto" w:before="40"/>
+              <w:spacing w:after="40" w:lineRule="auto" w:before="40" w:line="240"/>
             </w:pPr>
             <w:r>
               <w:t xml:space="preserve">Owner spec object (NULL if float)</w:t>
@@ -8051,7 +8010,7 @@
             <w:pPr>
               <w:pStyle w:val="Compact"/>
               <w:ind w:right="0" w:firstLine="0" w:left="0"/>
-              <w:spacing w:line="240" w:after="40" w:lineRule="auto" w:before="40"/>
+              <w:spacing w:after="40" w:lineRule="auto" w:before="40" w:line="240"/>
             </w:pPr>
             <w:r>
               <w:t xml:space="preserve">owner_float_id</w:t>
@@ -8064,7 +8023,7 @@
             <w:pPr>
               <w:pStyle w:val="Compact"/>
               <w:ind w:right="0" w:firstLine="0" w:left="0"/>
-              <w:spacing w:line="240" w:after="40" w:lineRule="auto" w:before="40"/>
+              <w:spacing w:after="40" w:lineRule="auto" w:before="40" w:line="240"/>
             </w:pPr>
             <w:r>
               <w:t xml:space="preserve">INTEGER FK</w:t>
@@ -8077,7 +8036,7 @@
             <w:pPr>
               <w:pStyle w:val="Compact"/>
               <w:ind w:right="0" w:firstLine="0" w:left="0"/>
-              <w:spacing w:line="240" w:after="40" w:lineRule="auto" w:before="40"/>
+              <w:spacing w:after="40" w:lineRule="auto" w:before="40" w:line="240"/>
             </w:pPr>
             <w:r>
               <w:t xml:space="preserve">Owner spec float (NULL if object)</w:t>
@@ -8092,7 +8051,7 @@
             <w:pPr>
               <w:pStyle w:val="Compact"/>
               <w:ind w:right="0" w:firstLine="0" w:left="0"/>
-              <w:spacing w:line="240" w:after="40" w:lineRule="auto" w:before="40"/>
+              <w:spacing w:after="40" w:lineRule="auto" w:before="40" w:line="240"/>
             </w:pPr>
             <w:r>
               <w:t xml:space="preserve">name</w:t>
@@ -8105,7 +8064,7 @@
             <w:pPr>
               <w:pStyle w:val="Compact"/>
               <w:ind w:right="0" w:firstLine="0" w:left="0"/>
-              <w:spacing w:line="240" w:after="40" w:lineRule="auto" w:before="40"/>
+              <w:spacing w:after="40" w:lineRule="auto" w:before="40" w:line="240"/>
             </w:pPr>
             <w:r>
               <w:t xml:space="preserve">TEXT NOT NULL</w:t>
@@ -8118,7 +8077,7 @@
             <w:pPr>
               <w:pStyle w:val="Compact"/>
               <w:ind w:right="0" w:firstLine="0" w:left="0"/>
-              <w:spacing w:line="240" w:after="40" w:lineRule="auto" w:before="40"/>
+              <w:spacing w:after="40" w:lineRule="auto" w:before="40" w:line="240"/>
             </w:pPr>
             <w:r>
               <w:t xml:space="preserve">Attribute name</w:t>
@@ -8133,7 +8092,7 @@
             <w:pPr>
               <w:pStyle w:val="Compact"/>
               <w:ind w:right="0" w:firstLine="0" w:left="0"/>
-              <w:spacing w:line="240" w:after="40" w:lineRule="auto" w:before="40"/>
+              <w:spacing w:after="40" w:lineRule="auto" w:before="40" w:line="240"/>
             </w:pPr>
             <w:r>
               <w:t xml:space="preserve">raw_value</w:t>
@@ -8146,7 +8105,7 @@
             <w:pPr>
               <w:pStyle w:val="Compact"/>
               <w:ind w:right="0" w:firstLine="0" w:left="0"/>
-              <w:spacing w:line="240" w:after="40" w:lineRule="auto" w:before="40"/>
+              <w:spacing w:after="40" w:lineRule="auto" w:before="40" w:line="240"/>
             </w:pPr>
             <w:r>
               <w:t xml:space="preserve">TEXT</w:t>
@@ -8159,7 +8118,7 @@
             <w:pPr>
               <w:pStyle w:val="Compact"/>
               <w:ind w:right="0" w:firstLine="0" w:left="0"/>
-              <w:spacing w:line="240" w:after="40" w:lineRule="auto" w:before="40"/>
+              <w:spacing w:after="40" w:lineRule="auto" w:before="40" w:line="240"/>
             </w:pPr>
             <w:r>
               <w:t xml:space="preserve">Original value (before type casting)</w:t>
@@ -8174,7 +8133,7 @@
             <w:pPr>
               <w:pStyle w:val="Compact"/>
               <w:ind w:right="0" w:firstLine="0" w:left="0"/>
-              <w:spacing w:line="240" w:after="40" w:lineRule="auto" w:before="40"/>
+              <w:spacing w:after="40" w:lineRule="auto" w:before="40" w:line="240"/>
             </w:pPr>
             <w:r>
               <w:t xml:space="preserve">string_value</w:t>
@@ -8187,7 +8146,7 @@
             <w:pPr>
               <w:pStyle w:val="Compact"/>
               <w:ind w:right="0" w:firstLine="0" w:left="0"/>
-              <w:spacing w:line="240" w:after="40" w:lineRule="auto" w:before="40"/>
+              <w:spacing w:after="40" w:lineRule="auto" w:before="40" w:line="240"/>
             </w:pPr>
             <w:r>
               <w:t xml:space="preserve">TEXT</w:t>
@@ -8200,7 +8159,7 @@
             <w:pPr>
               <w:pStyle w:val="Compact"/>
               <w:ind w:right="0" w:firstLine="0" w:left="0"/>
-              <w:spacing w:line="240" w:after="40" w:lineRule="auto" w:before="40"/>
+              <w:spacing w:after="40" w:lineRule="auto" w:before="40" w:line="240"/>
             </w:pPr>
             <w:r>
               <w:t xml:space="preserve">For STRING datatype</w:t>
@@ -8215,7 +8174,7 @@
             <w:pPr>
               <w:pStyle w:val="Compact"/>
               <w:ind w:right="0" w:firstLine="0" w:left="0"/>
-              <w:spacing w:line="240" w:after="40" w:lineRule="auto" w:before="40"/>
+              <w:spacing w:after="40" w:lineRule="auto" w:before="40" w:line="240"/>
             </w:pPr>
             <w:r>
               <w:t xml:space="preserve">int_value</w:t>
@@ -8228,7 +8187,7 @@
             <w:pPr>
               <w:pStyle w:val="Compact"/>
               <w:ind w:right="0" w:firstLine="0" w:left="0"/>
-              <w:spacing w:line="240" w:after="40" w:lineRule="auto" w:before="40"/>
+              <w:spacing w:after="40" w:lineRule="auto" w:before="40" w:line="240"/>
             </w:pPr>
             <w:r>
               <w:t xml:space="preserve">INTEGER</w:t>
@@ -8241,7 +8200,7 @@
             <w:pPr>
               <w:pStyle w:val="Compact"/>
               <w:ind w:right="0" w:firstLine="0" w:left="0"/>
-              <w:spacing w:line="240" w:after="40" w:lineRule="auto" w:before="40"/>
+              <w:spacing w:after="40" w:lineRule="auto" w:before="40" w:line="240"/>
             </w:pPr>
             <w:r>
               <w:t xml:space="preserve">For INTEGER datatype</w:t>
@@ -8256,7 +8215,7 @@
             <w:pPr>
               <w:pStyle w:val="Compact"/>
               <w:ind w:right="0" w:firstLine="0" w:left="0"/>
-              <w:spacing w:line="240" w:after="40" w:lineRule="auto" w:before="40"/>
+              <w:spacing w:after="40" w:lineRule="auto" w:before="40" w:line="240"/>
             </w:pPr>
             <w:r>
               <w:t xml:space="preserve">real_value</w:t>
@@ -8269,7 +8228,7 @@
             <w:pPr>
               <w:pStyle w:val="Compact"/>
               <w:ind w:right="0" w:firstLine="0" w:left="0"/>
-              <w:spacing w:line="240" w:after="40" w:lineRule="auto" w:before="40"/>
+              <w:spacing w:after="40" w:lineRule="auto" w:before="40" w:line="240"/>
             </w:pPr>
             <w:r>
               <w:t xml:space="preserve">REAL</w:t>
@@ -8282,7 +8241,7 @@
             <w:pPr>
               <w:pStyle w:val="Compact"/>
               <w:ind w:right="0" w:firstLine="0" w:left="0"/>
-              <w:spacing w:line="240" w:after="40" w:lineRule="auto" w:before="40"/>
+              <w:spacing w:after="40" w:lineRule="auto" w:before="40" w:line="240"/>
             </w:pPr>
             <w:r>
               <w:t xml:space="preserve">For REAL datatype</w:t>
@@ -8297,7 +8256,7 @@
             <w:pPr>
               <w:pStyle w:val="Compact"/>
               <w:ind w:right="0" w:firstLine="0" w:left="0"/>
-              <w:spacing w:line="240" w:after="40" w:lineRule="auto" w:before="40"/>
+              <w:spacing w:after="40" w:lineRule="auto" w:before="40" w:line="240"/>
             </w:pPr>
             <w:r>
               <w:t xml:space="preserve">bool_value</w:t>
@@ -8310,7 +8269,7 @@
             <w:pPr>
               <w:pStyle w:val="Compact"/>
               <w:ind w:right="0" w:firstLine="0" w:left="0"/>
-              <w:spacing w:line="240" w:after="40" w:lineRule="auto" w:before="40"/>
+              <w:spacing w:after="40" w:lineRule="auto" w:before="40" w:line="240"/>
             </w:pPr>
             <w:r>
               <w:t xml:space="preserve">INTEGER</w:t>
@@ -8323,7 +8282,7 @@
             <w:pPr>
               <w:pStyle w:val="Compact"/>
               <w:ind w:right="0" w:firstLine="0" w:left="0"/>
-              <w:spacing w:line="240" w:after="40" w:lineRule="auto" w:before="40"/>
+              <w:spacing w:after="40" w:lineRule="auto" w:before="40" w:line="240"/>
             </w:pPr>
             <w:r>
               <w:t xml:space="preserve">For BOOLEAN datatype (0/1)</w:t>
@@ -8338,7 +8297,7 @@
             <w:pPr>
               <w:pStyle w:val="Compact"/>
               <w:ind w:right="0" w:firstLine="0" w:left="0"/>
-              <w:spacing w:line="240" w:after="40" w:lineRule="auto" w:before="40"/>
+              <w:spacing w:after="40" w:lineRule="auto" w:before="40" w:line="240"/>
             </w:pPr>
             <w:r>
               <w:t xml:space="preserve">date_value</w:t>
@@ -8351,7 +8310,7 @@
             <w:pPr>
               <w:pStyle w:val="Compact"/>
               <w:ind w:right="0" w:firstLine="0" w:left="0"/>
-              <w:spacing w:line="240" w:after="40" w:lineRule="auto" w:before="40"/>
+              <w:spacing w:after="40" w:lineRule="auto" w:before="40" w:line="240"/>
             </w:pPr>
             <w:r>
               <w:t xml:space="preserve">TEXT</w:t>
@@ -8364,7 +8323,7 @@
             <w:pPr>
               <w:pStyle w:val="Compact"/>
               <w:ind w:right="0" w:firstLine="0" w:left="0"/>
-              <w:spacing w:line="240" w:after="40" w:lineRule="auto" w:before="40"/>
+              <w:spacing w:after="40" w:lineRule="auto" w:before="40" w:line="240"/>
             </w:pPr>
             <w:r>
               <w:t xml:space="preserve">For DATE datatype (YYYY-MM-DD)</w:t>
@@ -8379,7 +8338,7 @@
             <w:pPr>
               <w:pStyle w:val="Compact"/>
               <w:ind w:right="0" w:firstLine="0" w:left="0"/>
-              <w:spacing w:line="240" w:after="40" w:lineRule="auto" w:before="40"/>
+              <w:spacing w:after="40" w:lineRule="auto" w:before="40" w:line="240"/>
             </w:pPr>
             <w:r>
               <w:t xml:space="preserve">enum_ref</w:t>
@@ -8392,7 +8351,7 @@
             <w:pPr>
               <w:pStyle w:val="Compact"/>
               <w:ind w:right="0" w:firstLine="0" w:left="0"/>
-              <w:spacing w:line="240" w:after="40" w:lineRule="auto" w:before="40"/>
+              <w:spacing w:after="40" w:lineRule="auto" w:before="40" w:line="240"/>
             </w:pPr>
             <w:r>
               <w:t xml:space="preserve">TEXT FK</w:t>
@@ -8405,7 +8364,7 @@
             <w:pPr>
               <w:pStyle w:val="Compact"/>
               <w:ind w:right="0" w:firstLine="0" w:left="0"/>
-              <w:spacing w:line="240" w:after="40" w:lineRule="auto" w:before="40"/>
+              <w:spacing w:after="40" w:lineRule="auto" w:before="40" w:line="240"/>
             </w:pPr>
             <w:r>
               <w:t xml:space="preserve">For ENUM datatype (FK to enum_values)</w:t>
@@ -8420,7 +8379,7 @@
             <w:pPr>
               <w:pStyle w:val="Compact"/>
               <w:ind w:right="0" w:firstLine="0" w:left="0"/>
-              <w:spacing w:line="240" w:after="40" w:lineRule="auto" w:before="40"/>
+              <w:spacing w:after="40" w:lineRule="auto" w:before="40" w:line="240"/>
             </w:pPr>
             <w:r>
               <w:t xml:space="preserve">ast</w:t>
@@ -8433,7 +8392,7 @@
             <w:pPr>
               <w:pStyle w:val="Compact"/>
               <w:ind w:right="0" w:firstLine="0" w:left="0"/>
-              <w:spacing w:line="240" w:after="40" w:lineRule="auto" w:before="40"/>
+              <w:spacing w:after="40" w:lineRule="auto" w:before="40" w:line="240"/>
             </w:pPr>
             <w:r>
               <w:t xml:space="preserve">JSON</w:t>
@@ -8446,7 +8405,7 @@
             <w:pPr>
               <w:pStyle w:val="Compact"/>
               <w:ind w:right="0" w:firstLine="0" w:left="0"/>
-              <w:spacing w:line="240" w:after="40" w:lineRule="auto" w:before="40"/>
+              <w:spacing w:after="40" w:lineRule="auto" w:before="40" w:line="240"/>
             </w:pPr>
             <w:r>
               <w:t xml:space="preserve">For XHTML datatype (Pandoc AST)</w:t>
@@ -8461,7 +8420,7 @@
             <w:pPr>
               <w:pStyle w:val="Compact"/>
               <w:ind w:right="0" w:firstLine="0" w:left="0"/>
-              <w:spacing w:line="240" w:after="40" w:lineRule="auto" w:before="40"/>
+              <w:spacing w:after="40" w:lineRule="auto" w:before="40" w:line="240"/>
             </w:pPr>
             <w:r>
               <w:t xml:space="preserve">datatype</w:t>
@@ -8474,7 +8433,7 @@
             <w:pPr>
               <w:pStyle w:val="Compact"/>
               <w:ind w:right="0" w:firstLine="0" w:left="0"/>
-              <w:spacing w:line="240" w:after="40" w:lineRule="auto" w:before="40"/>
+              <w:spacing w:after="40" w:lineRule="auto" w:before="40" w:line="240"/>
             </w:pPr>
             <w:r>
               <w:t xml:space="preserve">TEXT NOT NULL</w:t>
@@ -8487,7 +8446,7 @@
             <w:pPr>
               <w:pStyle w:val="Compact"/>
               <w:ind w:right="0" w:firstLine="0" w:left="0"/>
-              <w:spacing w:line="240" w:after="40" w:lineRule="auto" w:before="40"/>
+              <w:spacing w:after="40" w:lineRule="auto" w:before="40" w:line="240"/>
             </w:pPr>
             <w:r>
               <w:t xml:space="preserve">Actual datatype used</w:t>
@@ -8495,47 +8454,6 @@
           </w:p>
         </w:tc>
       </w:tr>
-      <w:tr>
-        <w:tc>
-          <w:tcPr/>
-          <w:p>
-            <w:pPr>
-              <w:pStyle w:val="Compact"/>
-              <w:ind w:right="0" w:firstLine="0" w:left="0"/>
-              <w:spacing w:line="240" w:after="40" w:lineRule="auto" w:before="40"/>
-            </w:pPr>
-            <w:r>
-              <w:t xml:space="preserve">xhtml_value</w:t>
-            </w:r>
-          </w:p>
-        </w:tc>
-        <w:tc>
-          <w:tcPr/>
-          <w:p>
-            <w:pPr>
-              <w:pStyle w:val="Compact"/>
-              <w:ind w:right="0" w:firstLine="0" w:left="0"/>
-              <w:spacing w:line="240" w:after="40" w:lineRule="auto" w:before="40"/>
-            </w:pPr>
-            <w:r>
-              <w:t xml:space="preserve">TEXT</w:t>
-            </w:r>
-          </w:p>
-        </w:tc>
-        <w:tc>
-          <w:tcPr/>
-          <w:p>
-            <w:pPr>
-              <w:pStyle w:val="Compact"/>
-              <w:ind w:right="0" w:firstLine="0" w:left="0"/>
-              <w:spacing w:line="240" w:after="40" w:lineRule="auto" w:before="40"/>
-            </w:pPr>
-            <w:r>
-              <w:t xml:space="preserve">Cached HTML5 rendering</w:t>
-            </w:r>
-          </w:p>
-        </w:tc>
-      </w:tr>
     </w:tbl>
     <w:p>
       <w:pPr>
@@ -8545,9 +8463,9 @@
         <w:t xml:space="preserve">The EAV pattern is used because the attribute set is unknown at schema creation time — models define custom attributes at runtime.</w:t>
       </w:r>
     </w:p>
-    <w:bookmarkEnd w:id="41"/>
-    <w:bookmarkEnd w:id="42"/>
-    <w:bookmarkStart w:id="45" w:name="non-core-tables"/>
+    <w:bookmarkEnd w:id="30"/>
+    <w:bookmarkEnd w:id="31"/>
+    <w:bookmarkStart w:id="34" w:name="non-core-tables"/>
     <w:p>
       <w:pPr>
         <w:pStyle w:val="Heading1"/>
@@ -8617,7 +8535,7 @@
         <w:t xml:space="preserve">src/db/schema/search.lua</w:t>
       </w:r>
     </w:p>
-    <w:bookmarkStart w:id="43" w:name="build-infrastructure"/>
+    <w:bookmarkStart w:id="32" w:name="build-infrastructure"/>
     <w:p>
       <w:pPr>
         <w:pStyle w:val="Heading2"/>
@@ -8804,8 +8722,8 @@
         <w:t xml:space="preserve">.</w:t>
       </w:r>
     </w:p>
-    <w:bookmarkEnd w:id="43"/>
-    <w:bookmarkStart w:id="44" w:name="full-text-search"/>
+    <w:bookmarkEnd w:id="32"/>
+    <w:bookmarkStart w:id="33" w:name="full-text-search"/>
     <w:p>
       <w:pPr>
         <w:pStyle w:val="Heading2"/>
@@ -8892,9 +8810,9 @@
         <w:t xml:space="preserve">These tables are populated during the EMIT phase and used by the HTML5 web application for browser-native search.</w:t>
       </w:r>
     </w:p>
-    <w:bookmarkEnd w:id="44"/>
-    <w:bookmarkEnd w:id="45"/>
-    <w:bookmarkStart w:id="48" w:name="views"/>
+    <w:bookmarkEnd w:id="33"/>
+    <w:bookmarkEnd w:id="34"/>
+    <w:bookmarkStart w:id="37" w:name="views"/>
     <w:p>
       <w:pPr>
         <w:pStyle w:val="Heading1"/>
@@ -8907,7 +8825,7 @@
         <w:t xml:space="preserve">Views</w:t>
       </w:r>
     </w:p>
-    <w:bookmarkStart w:id="46" w:name="eav-pivot-views"/>
+    <w:bookmarkStart w:id="35" w:name="eav-pivot-views"/>
     <w:p>
       <w:pPr>
         <w:pStyle w:val="Heading2"/>
@@ -9033,8 +8951,8 @@
         <w:t xml:space="preserve">External tools querying SpecIR should prefer these pivot views over raw EAV joins.</w:t>
       </w:r>
     </w:p>
-    <w:bookmarkEnd w:id="46"/>
-    <w:bookmarkStart w:id="47" w:name="public-api-views"/>
+    <w:bookmarkEnd w:id="35"/>
+    <w:bookmarkStart w:id="36" w:name="public-api-views"/>
     <w:p>
       <w:pPr>
         <w:pStyle w:val="Heading2"/>
@@ -9208,9 +9126,9 @@
         <w:t xml:space="preserve">— all specifications with object/float/relation counts.</w:t>
       </w:r>
     </w:p>
-    <w:bookmarkEnd w:id="47"/>
-    <w:bookmarkEnd w:id="48"/>
-    <w:bookmarkStart w:id="49" w:name="interoperability"/>
+    <w:bookmarkEnd w:id="36"/>
+    <w:bookmarkEnd w:id="37"/>
+    <w:bookmarkStart w:id="38" w:name="interoperability"/>
     <w:p>
       <w:pPr>
         <w:pStyle w:val="Heading1"/>
@@ -9327,11 +9245,11 @@
         <w:t xml:space="preserve">The formal separation of the SpecIR schema from the SpecCompiler implementation enables third-party tools to produce and consume SpecIR databases without depending on SpecCompiler.</w:t>
       </w:r>
     </w:p>
-    <w:bookmarkEnd w:id="49"/>
+    <w:bookmarkEnd w:id="38"/>
     <w:sectPr>
-      <w:footerReference r:id="rId9200" w:type="default"/>
-      <w:headerReference r:id="rId9101" w:type="default"/>
-      <w:headerReference r:id="rId9100" w:type="first"/>
+      <w:footerReference w:type="default" r:id="rId9200"/>
+      <w:headerReference w:type="default" r:id="rId9101"/>
+      <w:headerReference w:type="first" r:id="rId9100"/>
       <w:footnotePr>
         <w:numRestart w:val="eachSect"/>
       </w:footnotePr>
@@ -9346,17 +9264,17 @@
 </file>
 
 <file path=word/footer1.xml><?xml version="1.0" encoding="utf-8"?>
-<w:ftr xmlns:w="http://schemas.openxmlformats.org/wordprocessingml/2006/main" xmlns:r="http://schemas.openxmlformats.org/officeDocument/2006/relationships">
+<w:ftr xmlns:r="http://schemas.openxmlformats.org/officeDocument/2006/relationships" xmlns:w="http://schemas.openxmlformats.org/wordprocessingml/2006/main">
   <w:tbl>
     <w:tblPr>
-      <w:tblW w:type="pct" w:w="5000"/>
+      <w:tblW w:w="5000" w:type="pct"/>
       <w:tblBorders>
-        <w:top w:sz="4" w:val="single" w:space="1" w:color="CCCCCC"/>
-        <w:bottom w:sz="0" w:val="none" w:space="0" w:color="auto"/>
-        <w:left w:sz="0" w:val="none" w:space="0" w:color="auto"/>
-        <w:right w:sz="0" w:val="none" w:space="0" w:color="auto"/>
-        <w:insideH w:sz="0" w:val="none" w:space="0" w:color="auto"/>
-        <w:insideV w:sz="0" w:val="none" w:space="0" w:color="auto"/>
+        <w:top w:color="CCCCCC" w:space="1" w:val="single" w:sz="4"/>
+        <w:bottom w:color="auto" w:space="0" w:val="none" w:sz="0"/>
+        <w:left w:color="auto" w:space="0" w:val="none" w:sz="0"/>
+        <w:right w:color="auto" w:space="0" w:val="none" w:sz="0"/>
+        <w:insideH w:color="auto" w:space="0" w:val="none" w:sz="0"/>
+        <w:insideV w:color="auto" w:space="0" w:val="none" w:sz="0"/>
       </w:tblBorders>
       <w:tblLayout w:type="fixed"/>
     </w:tblPr>
@@ -9368,7 +9286,7 @@
     <w:tr>
       <w:tc>
         <w:tcPr>
-          <w:tcW w:type="pct" w:w="1667"/>
+          <w:tcW w:w="1667" w:type="pct"/>
         </w:tcPr>
         <w:p>
           <w:pPr>
@@ -9376,13 +9294,13 @@
             <w:jc w:val="left"/>
           </w:pPr>
           <w:r>
-            <w:t xml:space="preserve">v1.0</w:t>
+            <w:t xml:space="preserve"/>
           </w:r>
         </w:p>
       </w:tc>
       <w:tc>
         <w:tcPr>
-          <w:tcW w:type="pct" w:w="1667"/>
+          <w:tcW w:w="1667" w:type="pct"/>
         </w:tcPr>
         <w:p>
           <w:pPr>
@@ -9396,7 +9314,7 @@
       </w:tc>
       <w:tc>
         <w:tcPr>
-          <w:tcW w:type="pct" w:w="1667"/>
+          <w:tcW w:w="1667" w:type="pct"/>
         </w:tcPr>
         <w:p>
           <w:pPr>
@@ -9472,7 +9390,7 @@
 </file>
 
 <file path=word/header1.xml><?xml version="1.0" encoding="utf-8"?>
-<w:hdr xmlns:w="http://schemas.openxmlformats.org/wordprocessingml/2006/main" xmlns:r="http://schemas.openxmlformats.org/officeDocument/2006/relationships">
+<w:hdr xmlns:r="http://schemas.openxmlformats.org/officeDocument/2006/relationships" xmlns:w="http://schemas.openxmlformats.org/wordprocessingml/2006/main">
   <w:p>
     <w:pPr>
       <w:pStyle w:val="Header"/>
@@ -9482,7 +9400,7 @@
 </file>
 
 <file path=word/header2.xml><?xml version="1.0" encoding="utf-8"?>
-<w:hdr xmlns:w="http://schemas.openxmlformats.org/wordprocessingml/2006/main" xmlns:r="http://schemas.openxmlformats.org/officeDocument/2006/relationships">
+<w:hdr xmlns:r="http://schemas.openxmlformats.org/officeDocument/2006/relationships" xmlns:w="http://schemas.openxmlformats.org/wordprocessingml/2006/main">
   <w:p>
     <w:pPr>
       <w:pStyle w:val="Header"/>
@@ -9897,10 +9815,10 @@
   <w:docDefaults>
     <w:rPrDefault>
       <w:rPr>
-        <w:rFonts w:asciiTheme="minorHAnsi" w:cstheme="minorBidi" w:eastAsiaTheme="minorHAnsi" w:hAnsiTheme="minorHAnsi"/>
+        <w:rFonts w:asciiTheme="minorHAnsi" w:cstheme="minorBidi" w:eastAsiaTheme="minorEastAsia" w:hAnsiTheme="minorHAnsi"/>
         <w:sz w:val="24"/>
         <w:szCs w:val="24"/>
-        <w:lang w:bidi="ar-SA" w:eastAsia="en-US" w:val="en-US"/>
+        <w:lang w:bidi="ar-SA" w:eastAsia="zh-CN" w:val="en-US"/>
       </w:rPr>
     </w:rPrDefault>
     <w:pPrDefault>
@@ -9952,8 +9870,6 @@
     </w:pPr>
     <w:rPr>
       <w:rFonts w:asciiTheme="majorHAnsi" w:cstheme="majorBidi" w:eastAsiaTheme="majorEastAsia" w:hAnsiTheme="majorHAnsi"/>
-      <w:spacing w:val="-10"/>
-      <w:kern w:val="28"/>
       <w:sz w:val="56"/>
       <w:szCs w:val="56"/>
     </w:rPr>
@@ -9966,8 +9882,6 @@
     <w:rsid w:val="00A10FD9"/>
     <w:rPr>
       <w:rFonts w:asciiTheme="majorHAnsi" w:cstheme="majorBidi" w:eastAsiaTheme="majorEastAsia" w:hAnsiTheme="majorHAnsi"/>
-      <w:spacing w:val="-10"/>
-      <w:kern w:val="28"/>
       <w:sz w:val="56"/>
       <w:szCs w:val="56"/>
     </w:rPr>
@@ -10008,23 +9922,31 @@
   </w:style>
   <w:style w:customStyle="1" w:styleId="Author" w:type="paragraph">
     <w:name w:val="Author"/>
+    <w:basedOn w:val="Title"/>
     <w:next w:val="BodyText"/>
     <w:qFormat/>
     <w:pPr>
       <w:keepNext/>
       <w:keepLines/>
-      <w:jc w:val="center"/>
     </w:pPr>
+    <w:rPr>
+      <w:sz w:val="24"/>
+      <w:szCs w:val="24"/>
+    </w:rPr>
   </w:style>
   <w:style w:styleId="Date" w:type="paragraph">
     <w:name w:val="Date"/>
+    <w:basedOn w:val="Title"/>
     <w:next w:val="BodyText"/>
     <w:qFormat/>
     <w:pPr>
       <w:keepNext/>
       <w:keepLines/>
-      <w:jc w:val="center"/>
     </w:pPr>
+    <w:rPr>
+      <w:sz w:val="24"/>
+      <w:szCs w:val="24"/>
+    </w:rPr>
   </w:style>
   <w:style w:customStyle="1" w:styleId="AbstractTitle" w:type="paragraph">
     <w:name w:val="Abstract Title"/>
@@ -10438,13 +10360,6 @@
       </w:tblCellMar>
     </w:tblPr>
     <w:tblStylePr w:type="firstRow">
-      <w:tblPr>
-        <w:jc w:val="left"/>
-        <w:tblInd w:type="dxa" w:w="0"/>
-      </w:tblPr>
-      <w:trPr>
-        <w:jc w:val="left"/>
-      </w:trPr>
       <w:tcPr>
         <w:tcBorders>
           <w:bottom w:val="single"/>
@@ -10786,292 +10701,51 @@
     <w:basedOn w:val="VerbatimChar"/>
     <w:rPr/>
   </w:style>
-  <w:style w:customStyle="1" w:styleId="VerbatimChar" w:type="character">
+  <w:style w:styleId="VerbatimChar" w:type="character" w:customStyle="1">
     <w:name w:val="Verbatim Char"/>
     <w:rPr>
-      <w:rFonts w:ascii="Courier New" w:hAnsi="Courier New" w:cs="Courier New"/>
+      <w:rFonts w:ascii="Courier New" w:cs="Courier New" w:hAnsi="Courier New"/>
       <w:sz w:val="20"/>
       <w:szCs w:val="20"/>
     </w:rPr>
   </w:style>
-  <w:style w:customStyle="1" w:styleId="SourceCode" w:type="paragraph">
+  <w:style w:styleId="SourceCode" w:type="paragraph" w:customStyle="1">
     <w:name w:val="Source Code"/>
     <w:basedOn w:val="Normal"/>
     <w:pPr>
-      <w:spacing w:line="240" w:after="0" w:lineRule="auto" w:before="0"/>
+      <w:spacing w:after="0" w:lineRule="auto" w:before="0" w:line="240"/>
       <w:jc w:val="left"/>
       <w:pBdr>
-        <w:top w:sz="4" w:val="single" w:space="1" w:color="CCCCCC"/>
-        <w:bottom w:sz="4" w:val="single" w:space="1" w:color="CCCCCC"/>
-        <w:left w:sz="4" w:val="single" w:space="1" w:color="CCCCCC"/>
-        <w:right w:sz="4" w:val="single" w:space="1" w:color="CCCCCC"/>
+        <w:top w:color="CCCCCC" w:space="1" w:val="single" w:sz="4"/>
+        <w:bottom w:color="CCCCCC" w:space="1" w:val="single" w:sz="4"/>
+        <w:left w:color="CCCCCC" w:space="1" w:val="single" w:sz="4"/>
+        <w:right w:color="CCCCCC" w:space="1" w:val="single" w:sz="4"/>
       </w:pBdr>
-      <w:shd w:fill="F5F5F5" w:val="clear" w:color="auto"/>
+      <w:shd w:color="auto" w:val="clear" w:fill="F5F5F5"/>
     </w:pPr>
     <w:rPr>
-      <w:rFonts w:ascii="Courier New" w:hAnsi="Courier New" w:cs="Courier New"/>
+      <w:rFonts w:ascii="Courier New" w:cs="Courier New" w:hAnsi="Courier New"/>
       <w:sz w:val="20"/>
       <w:szCs w:val="20"/>
     </w:rPr>
   </w:style>
-  <w:style w:styleId="Reference" w:customStyle="1" w:type="paragraph">
-    <w:name w:val="Reference"/>
+  <w:style w:styleId="SpecObjectHeader" w:type="paragraph" w:customStyle="1">
+    <w:name w:val="Spec Object Header"/>
     <w:basedOn w:val="Normal"/>
+    <w:next w:val="FirstParagraph"/>
     <w:qFormat/>
-    <w:uiPriority w:val="99"/>
     <w:pPr>
-      <w:widowControl/>
-      <w:spacing w:line="276" w:after="120" w:lineRule="auto" w:before="0"/>
-      <w:ind w:hanging="720" w:left="720"/>
+      <w:keepNext/>
+      <w:spacing w:after="120" w:lineRule="auto" w:before="280" w:line="276"/>
+      <w:outlineLvl w:val="0"/>
     </w:pPr>
     <w:rPr>
-      <w:rFonts w:eastAsia="Calibri" w:ascii="Calibri" w:hAnsi="Calibri" w:cs="Calibri"/>
-      <w:sz w:val="24"/>
-      <w:szCs w:val="24"/>
-    </w:rPr>
-  </w:style>
-  <w:style w:styleId="TOC3" w:type="paragraph">
-    <w:name w:val="TOC 3"/>
-    <w:basedOn w:val="Normal"/>
-    <w:qFormat/>
-    <w:uiPriority w:val="99"/>
-    <w:pPr>
-      <w:widowControl/>
-      <w:spacing w:line="276" w:after="0" w:lineRule="auto" w:before="0"/>
-      <w:ind w:left="720" w:firstLine="0"/>
-    </w:pPr>
-    <w:rPr>
-      <w:rFonts w:eastAsia="Calibri" w:ascii="Calibri" w:hAnsi="Calibri" w:cs="Calibri"/>
-      <w:sz w:val="24"/>
-      <w:szCs w:val="24"/>
-      <w:color w:val="000000"/>
-    </w:rPr>
-  </w:style>
-  <w:style w:styleId="Footer" w:customStyle="1" w:type="paragraph">
-    <w:name w:val="Footer"/>
-    <w:basedOn w:val="Normal"/>
-    <w:qFormat/>
-    <w:uiPriority w:val="99"/>
-    <w:pPr>
-      <w:widowControl/>
-      <w:spacing w:line="240" w:lineRule="auto" w:after="0"/>
-      <w:ind w:firstLine="0"/>
-    </w:pPr>
-    <w:rPr>
-      <w:rFonts w:eastAsia="Calibri" w:ascii="Calibri" w:hAnsi="Calibri" w:cs="Calibri"/>
-      <w:sz w:val="20"/>
-      <w:szCs w:val="20"/>
-    </w:rPr>
-  </w:style>
-  <w:style w:styleId="Source" w:customStyle="1" w:type="paragraph">
-    <w:name w:val="Source"/>
-    <w:basedOn w:val="Normal"/>
-    <w:qFormat/>
-    <w:uiPriority w:val="99"/>
-    <w:pPr>
-      <w:widowControl/>
-      <w:spacing w:line="240" w:after="80" w:lineRule="auto" w:before="0"/>
-      <w:ind w:firstLine="0"/>
-    </w:pPr>
-    <w:rPr>
-      <w:rFonts w:eastAsia="Calibri" w:ascii="Calibri" w:hAnsi="Calibri" w:cs="Calibri"/>
-      <w:sz w:val="18"/>
-      <w:szCs w:val="18"/>
-    </w:rPr>
-  </w:style>
-  <w:style w:styleId="CoverSubtitle" w:customStyle="1" w:type="paragraph">
-    <w:name w:val="Cover Subtitle"/>
-    <w:basedOn w:val="Normal"/>
-    <w:qFormat/>
-    <w:uiPriority w:val="99"/>
-    <w:pPr>
-      <w:widowControl/>
-      <w:spacing w:line="240" w:after="160" w:lineRule="auto" w:before="0"/>
-      <w:ind w:firstLine="0"/>
-      <w:jc w:val="center"/>
-    </w:pPr>
-    <w:rPr>
-      <w:rFonts w:eastAsia="Calibri" w:ascii="Calibri" w:hAnsi="Calibri" w:cs="Calibri"/>
+      <w:rFonts w:ascii="Calibri Light" w:cs="Calibri Light" w:hAnsi="Calibri Light"/>
+      <w:b/>
+      <w:bCs/>
+      <w:color w:val="0F4C64"/>
       <w:sz w:val="32"/>
       <w:szCs w:val="32"/>
-      <w:color w:val="444444"/>
-    </w:rPr>
-  </w:style>
-  <w:style w:styleId="Quote" w:type="paragraph">
-    <w:name w:val="Quote"/>
-    <w:basedOn w:val="Normal"/>
-    <w:qFormat/>
-    <w:uiPriority w:val="99"/>
-    <w:pPr>
-      <w:widowControl/>
-      <w:spacing w:line="276" w:after="160" w:lineRule="auto" w:before="200"/>
-      <w:ind w:right="720" w:firstLine="0" w:left="720"/>
-    </w:pPr>
-    <w:rPr>
-      <w:rFonts w:eastAsia="Calibri" w:ascii="Calibri" w:hAnsi="Calibri" w:cs="Calibri"/>
-      <w:i/>
-      <w:iCs/>
-      <w:sz w:val="24"/>
-      <w:szCs w:val="24"/>
-      <w:color w:val="404040"/>
-    </w:rPr>
-  </w:style>
-  <w:style w:styleId="CoverDate" w:customStyle="1" w:type="paragraph">
-    <w:name w:val="Cover Date"/>
-    <w:basedOn w:val="Normal"/>
-    <w:qFormat/>
-    <w:uiPriority w:val="99"/>
-    <w:pPr>
-      <w:widowControl/>
-      <w:spacing w:line="240" w:after="80" w:lineRule="auto" w:before="0"/>
-      <w:ind w:firstLine="0"/>
-      <w:jc w:val="center"/>
-    </w:pPr>
-    <w:rPr>
-      <w:rFonts w:eastAsia="Calibri" w:ascii="Calibri" w:hAnsi="Calibri" w:cs="Calibri"/>
-      <w:i/>
-      <w:iCs/>
-      <w:sz w:val="24"/>
-      <w:szCs w:val="24"/>
-      <w:color w:val="666666"/>
-    </w:rPr>
-  </w:style>
-  <w:style w:styleId="CoverVersion" w:customStyle="1" w:type="paragraph">
-    <w:name w:val="Cover Version"/>
-    <w:basedOn w:val="Normal"/>
-    <w:qFormat/>
-    <w:uiPriority w:val="99"/>
-    <w:pPr>
-      <w:widowControl/>
-      <w:spacing w:line="240" w:after="80" w:lineRule="auto" w:before="0"/>
-      <w:ind w:firstLine="0"/>
-      <w:jc w:val="center"/>
-    </w:pPr>
-    <w:rPr>
-      <w:rFonts w:eastAsia="Calibri" w:ascii="Calibri" w:hAnsi="Calibri" w:cs="Calibri"/>
-      <w:sz w:val="20"/>
-      <w:szCs w:val="20"/>
-      <w:color w:val="888888"/>
-    </w:rPr>
-  </w:style>
-  <w:style w:styleId="CoverAuthor" w:customStyle="1" w:type="paragraph">
-    <w:name w:val="Cover Author"/>
-    <w:basedOn w:val="Normal"/>
-    <w:qFormat/>
-    <w:uiPriority w:val="99"/>
-    <w:pPr>
-      <w:widowControl/>
-      <w:spacing w:line="240" w:after="80" w:lineRule="auto" w:before="0"/>
-      <w:ind w:firstLine="0"/>
-      <w:jc w:val="center"/>
-    </w:pPr>
-    <w:rPr>
-      <w:rFonts w:eastAsia="Calibri" w:ascii="Calibri" w:hAnsi="Calibri" w:cs="Calibri"/>
-      <w:sz w:val="24"/>
-      <w:szCs w:val="24"/>
-      <w:color w:val="000000"/>
-    </w:rPr>
-  </w:style>
-  <w:style w:styleId="FigureCenter" w:customStyle="1" w:type="paragraph">
-    <w:name w:val="Figure Center"/>
-    <w:basedOn w:val="Normal"/>
-    <w:qFormat/>
-    <w:uiPriority w:val="99"/>
-    <w:pPr>
-      <w:widowControl/>
-      <w:spacing w:line="240" w:after="120" w:lineRule="auto" w:before="120"/>
-      <w:ind w:firstLine="0"/>
-      <w:jc w:val="center"/>
-    </w:pPr>
-  </w:style>
-  <w:style w:styleId="CoverTitle" w:customStyle="1" w:type="paragraph">
-    <w:name w:val="Cover Title"/>
-    <w:basedOn w:val="Normal"/>
-    <w:qFormat/>
-    <w:uiPriority w:val="99"/>
-    <w:pPr>
-      <w:widowControl/>
-      <w:spacing w:line="240" w:after="240" w:lineRule="auto" w:before="0"/>
-      <w:ind w:firstLine="0"/>
-      <w:jc w:val="center"/>
-    </w:pPr>
-    <w:rPr>
-      <w:rFonts w:eastAsia="Calibri" w:ascii="Calibri" w:hAnsi="Calibri" w:cs="Calibri"/>
-      <w:b/>
-      <w:bCs/>
-      <w:sz w:val="56"/>
-      <w:szCs w:val="56"/>
-      <w:color w:val="000000"/>
-    </w:rPr>
-  </w:style>
-  <w:style w:styleId="CoverDocId" w:customStyle="1" w:type="paragraph">
-    <w:name w:val="Cover Document ID"/>
-    <w:basedOn w:val="Normal"/>
-    <w:qFormat/>
-    <w:uiPriority w:val="99"/>
-    <w:pPr>
-      <w:widowControl/>
-      <w:spacing w:line="240" w:after="80" w:lineRule="auto" w:before="0"/>
-      <w:ind w:firstLine="0"/>
-      <w:jc w:val="center"/>
-    </w:pPr>
-    <w:rPr>
-      <w:rFonts w:eastAsia="Calibri" w:ascii="Calibri" w:hAnsi="Calibri" w:cs="Calibri"/>
-      <w:sz w:val="20"/>
-      <w:szCs w:val="20"/>
-      <w:color w:val="888888"/>
-    </w:rPr>
-  </w:style>
-  <w:style w:styleId="Header" w:customStyle="1" w:type="paragraph">
-    <w:name w:val="Header"/>
-    <w:basedOn w:val="Normal"/>
-    <w:qFormat/>
-    <w:uiPriority w:val="99"/>
-    <w:pPr>
-      <w:widowControl/>
-      <w:spacing w:line="240" w:lineRule="auto" w:after="0"/>
-      <w:ind w:firstLine="0"/>
-    </w:pPr>
-    <w:rPr>
-      <w:rFonts w:eastAsia="Calibri" w:ascii="Calibri" w:hAnsi="Calibri" w:cs="Calibri"/>
-      <w:sz w:val="20"/>
-      <w:szCs w:val="20"/>
-    </w:rPr>
-  </w:style>
-  <w:style w:styleId="TOC1" w:type="paragraph">
-    <w:name w:val="TOC 1"/>
-    <w:basedOn w:val="Normal"/>
-    <w:qFormat/>
-    <w:uiPriority w:val="99"/>
-    <w:pPr>
-      <w:widowControl/>
-      <w:spacing w:line="276" w:after="0" w:lineRule="auto" w:before="120"/>
-      <w:ind w:firstLine="0"/>
-    </w:pPr>
-    <w:rPr>
-      <w:rFonts w:eastAsia="Calibri" w:ascii="Calibri" w:hAnsi="Calibri" w:cs="Calibri"/>
-      <w:b/>
-      <w:bCs/>
-      <w:sz w:val="24"/>
-      <w:szCs w:val="24"/>
-      <w:color w:val="000000"/>
-    </w:rPr>
-  </w:style>
-  <w:style w:styleId="TOC2" w:type="paragraph">
-    <w:name w:val="TOC 2"/>
-    <w:basedOn w:val="Normal"/>
-    <w:qFormat/>
-    <w:uiPriority w:val="99"/>
-    <w:pPr>
-      <w:widowControl/>
-      <w:spacing w:line="276" w:after="0" w:lineRule="auto" w:before="0"/>
-      <w:ind w:left="360" w:firstLine="0"/>
-    </w:pPr>
-    <w:rPr>
-      <w:rFonts w:eastAsia="Calibri" w:ascii="Calibri" w:hAnsi="Calibri" w:cs="Calibri"/>
-      <w:sz w:val="24"/>
-      <w:szCs w:val="24"/>
-      <w:color w:val="000000"/>
     </w:rPr>
   </w:style>
 </w:styles>

--- a/specir/downloads/specir.docx
+++ b/specir/downloads/specir.docx
@@ -379,12 +379,12 @@
     </w:p>
     <w:p>
       <w:pPr>
-        <w:spacing w:before="0" w:line="20" w:after="0" w:lineRule="exact"/>
+        <w:spacing w:before="0" w:lineRule="exact" w:after="0" w:line="20"/>
         <w:rPr>
           <w:sz w:val="2"/>
         </w:rPr>
       </w:pPr>
-      <w:bookmarkStart w:name="csv-tbl-object-types" w:id="64546"/>
+      <w:bookmarkStart w:id="64546" w:name="csv-tbl-object-types"/>
       <w:bookmarkEnd w:id="64546"/>
     </w:p>
     <w:p>
@@ -420,18 +420,18 @@
         <w:tblW w:type="auto" w:w="0"/>
         <w:tblLook w:firstRow="1" w:lastRow="0" w:firstColumn="0" w:lastColumn="0" w:noHBand="0" w:noVBand="0" w:val="0020"/>
         <w:tblBorders>
-          <w:top w:color="000000" w:space="0" w:val="single" w:sz="6"/>
-          <w:left w:color="000000" w:space="0" w:val="single" w:sz="6"/>
-          <w:bottom w:color="000000" w:space="0" w:val="single" w:sz="6"/>
-          <w:right w:color="000000" w:space="0" w:val="single" w:sz="6"/>
-          <w:insideH w:color="000000" w:space="0" w:val="single" w:sz="6"/>
-          <w:insideV w:color="000000" w:space="0" w:val="single" w:sz="6"/>
+          <w:top w:space="0" w:sz="6" w:val="single" w:color="000000"/>
+          <w:left w:space="0" w:sz="6" w:val="single" w:color="000000"/>
+          <w:bottom w:space="0" w:sz="6" w:val="single" w:color="000000"/>
+          <w:right w:space="0" w:sz="6" w:val="single" w:color="000000"/>
+          <w:insideH w:space="0" w:sz="6" w:val="single" w:color="000000"/>
+          <w:insideV w:space="0" w:sz="6" w:val="single" w:color="000000"/>
         </w:tblBorders>
         <w:tblCellMar>
-          <w:top w:w="57" w:type="dxa"/>
-          <w:left w:w="108" w:type="dxa"/>
-          <w:bottom w:w="57" w:type="dxa"/>
-          <w:right w:w="108" w:type="dxa"/>
+          <w:top w:type="dxa" w:w="57"/>
+          <w:left w:type="dxa" w:w="108"/>
+          <w:bottom w:type="dxa" w:w="57"/>
+          <w:right w:type="dxa" w:w="108"/>
         </w:tblCellMar>
       </w:tblPr>
       <w:tblGrid>
@@ -445,13 +445,13 @@
         </w:trPr>
         <w:tc>
           <w:tcPr>
-            <w:shd w:color="auto" w:val="clear" w:fill="E8E8E8"/>
+            <w:shd w:fill="E8E8E8" w:val="clear" w:color="auto"/>
           </w:tcPr>
           <w:p>
             <w:pPr>
               <w:pStyle w:val="Compact"/>
-              <w:ind w:right="0" w:firstLine="0" w:left="0"/>
-              <w:spacing w:after="40" w:lineRule="auto" w:before="40" w:line="240"/>
+              <w:ind w:left="0" w:right="0" w:firstLine="0"/>
+              <w:spacing w:after="40" w:line="240" w:lineRule="auto" w:before="40"/>
             </w:pPr>
             <w:r>
               <w:rPr>
@@ -463,13 +463,13 @@
         </w:tc>
         <w:tc>
           <w:tcPr>
-            <w:shd w:color="auto" w:val="clear" w:fill="E8E8E8"/>
+            <w:shd w:fill="E8E8E8" w:val="clear" w:color="auto"/>
           </w:tcPr>
           <w:p>
             <w:pPr>
               <w:pStyle w:val="Compact"/>
-              <w:ind w:right="0" w:firstLine="0" w:left="0"/>
-              <w:spacing w:after="40" w:lineRule="auto" w:before="40" w:line="240"/>
+              <w:ind w:left="0" w:right="0" w:firstLine="0"/>
+              <w:spacing w:after="40" w:line="240" w:lineRule="auto" w:before="40"/>
             </w:pPr>
             <w:r>
               <w:rPr>
@@ -481,13 +481,13 @@
         </w:tc>
         <w:tc>
           <w:tcPr>
-            <w:shd w:color="auto" w:val="clear" w:fill="E8E8E8"/>
+            <w:shd w:fill="E8E8E8" w:val="clear" w:color="auto"/>
           </w:tcPr>
           <w:p>
             <w:pPr>
               <w:pStyle w:val="Compact"/>
-              <w:ind w:right="0" w:firstLine="0" w:left="0"/>
-              <w:spacing w:after="40" w:lineRule="auto" w:before="40" w:line="240"/>
+              <w:ind w:left="0" w:right="0" w:firstLine="0"/>
+              <w:spacing w:after="40" w:line="240" w:lineRule="auto" w:before="40"/>
             </w:pPr>
             <w:r>
               <w:rPr>
@@ -504,8 +504,8 @@
           <w:p>
             <w:pPr>
               <w:pStyle w:val="Compact"/>
-              <w:ind w:right="0" w:firstLine="0" w:left="0"/>
-              <w:spacing w:after="40" w:lineRule="auto" w:before="40" w:line="240"/>
+              <w:ind w:left="0" w:right="0" w:firstLine="0"/>
+              <w:spacing w:after="40" w:line="240" w:lineRule="auto" w:before="40"/>
             </w:pPr>
             <w:r>
               <w:t xml:space="preserve">identifier</w:t>
@@ -517,8 +517,8 @@
           <w:p>
             <w:pPr>
               <w:pStyle w:val="Compact"/>
-              <w:ind w:right="0" w:firstLine="0" w:left="0"/>
-              <w:spacing w:after="40" w:lineRule="auto" w:before="40" w:line="240"/>
+              <w:ind w:left="0" w:right="0" w:firstLine="0"/>
+              <w:spacing w:after="40" w:line="240" w:lineRule="auto" w:before="40"/>
             </w:pPr>
             <w:r>
               <w:t xml:space="preserve">TEXT PK</w:t>
@@ -530,8 +530,8 @@
           <w:p>
             <w:pPr>
               <w:pStyle w:val="Compact"/>
-              <w:ind w:right="0" w:firstLine="0" w:left="0"/>
-              <w:spacing w:after="40" w:lineRule="auto" w:before="40" w:line="240"/>
+              <w:ind w:left="0" w:right="0" w:firstLine="0"/>
+              <w:spacing w:after="40" w:line="240" w:lineRule="auto" w:before="40"/>
             </w:pPr>
             <w:r>
               <w:t xml:space="preserve">Unique type code (e.g. HLR)</w:t>
@@ -545,8 +545,8 @@
           <w:p>
             <w:pPr>
               <w:pStyle w:val="Compact"/>
-              <w:ind w:right="0" w:firstLine="0" w:left="0"/>
-              <w:spacing w:after="40" w:lineRule="auto" w:before="40" w:line="240"/>
+              <w:ind w:left="0" w:right="0" w:firstLine="0"/>
+              <w:spacing w:after="40" w:line="240" w:lineRule="auto" w:before="40"/>
             </w:pPr>
             <w:r>
               <w:t xml:space="preserve">long_name</w:t>
@@ -558,8 +558,8 @@
           <w:p>
             <w:pPr>
               <w:pStyle w:val="Compact"/>
-              <w:ind w:right="0" w:firstLine="0" w:left="0"/>
-              <w:spacing w:after="40" w:lineRule="auto" w:before="40" w:line="240"/>
+              <w:ind w:left="0" w:right="0" w:firstLine="0"/>
+              <w:spacing w:after="40" w:line="240" w:lineRule="auto" w:before="40"/>
             </w:pPr>
             <w:r>
               <w:t xml:space="preserve">TEXT NOT NULL UNIQUE</w:t>
@@ -571,8 +571,8 @@
           <w:p>
             <w:pPr>
               <w:pStyle w:val="Compact"/>
-              <w:ind w:right="0" w:firstLine="0" w:left="0"/>
-              <w:spacing w:after="40" w:lineRule="auto" w:before="40" w:line="240"/>
+              <w:ind w:left="0" w:right="0" w:firstLine="0"/>
+              <w:spacing w:after="40" w:line="240" w:lineRule="auto" w:before="40"/>
             </w:pPr>
             <w:r>
               <w:t xml:space="preserve">Human-readable name</w:t>
@@ -586,8 +586,8 @@
           <w:p>
             <w:pPr>
               <w:pStyle w:val="Compact"/>
-              <w:ind w:right="0" w:firstLine="0" w:left="0"/>
-              <w:spacing w:after="40" w:lineRule="auto" w:before="40" w:line="240"/>
+              <w:ind w:left="0" w:right="0" w:firstLine="0"/>
+              <w:spacing w:after="40" w:line="240" w:lineRule="auto" w:before="40"/>
             </w:pPr>
             <w:r>
               <w:t xml:space="preserve">description</w:t>
@@ -599,8 +599,8 @@
           <w:p>
             <w:pPr>
               <w:pStyle w:val="Compact"/>
-              <w:ind w:right="0" w:firstLine="0" w:left="0"/>
-              <w:spacing w:after="40" w:lineRule="auto" w:before="40" w:line="240"/>
+              <w:ind w:left="0" w:right="0" w:firstLine="0"/>
+              <w:spacing w:after="40" w:line="240" w:lineRule="auto" w:before="40"/>
             </w:pPr>
             <w:r>
               <w:t xml:space="preserve">TEXT</w:t>
@@ -612,8 +612,8 @@
           <w:p>
             <w:pPr>
               <w:pStyle w:val="Compact"/>
-              <w:ind w:right="0" w:firstLine="0" w:left="0"/>
-              <w:spacing w:after="40" w:lineRule="auto" w:before="40" w:line="240"/>
+              <w:ind w:left="0" w:right="0" w:firstLine="0"/>
+              <w:spacing w:after="40" w:line="240" w:lineRule="auto" w:before="40"/>
             </w:pPr>
             <w:r>
               <w:t xml:space="preserve">Documentation</w:t>
@@ -627,8 +627,8 @@
           <w:p>
             <w:pPr>
               <w:pStyle w:val="Compact"/>
-              <w:ind w:right="0" w:firstLine="0" w:left="0"/>
-              <w:spacing w:after="40" w:lineRule="auto" w:before="40" w:line="240"/>
+              <w:ind w:left="0" w:right="0" w:firstLine="0"/>
+              <w:spacing w:after="40" w:line="240" w:lineRule="auto" w:before="40"/>
             </w:pPr>
             <w:r>
               <w:t xml:space="preserve">extends</w:t>
@@ -640,8 +640,8 @@
           <w:p>
             <w:pPr>
               <w:pStyle w:val="Compact"/>
-              <w:ind w:right="0" w:firstLine="0" w:left="0"/>
-              <w:spacing w:after="40" w:lineRule="auto" w:before="40" w:line="240"/>
+              <w:ind w:left="0" w:right="0" w:firstLine="0"/>
+              <w:spacing w:after="40" w:line="240" w:lineRule="auto" w:before="40"/>
             </w:pPr>
             <w:r>
               <w:t xml:space="preserve">TEXT</w:t>
@@ -653,8 +653,8 @@
           <w:p>
             <w:pPr>
               <w:pStyle w:val="Compact"/>
-              <w:ind w:right="0" w:firstLine="0" w:left="0"/>
-              <w:spacing w:after="40" w:lineRule="auto" w:before="40" w:line="240"/>
+              <w:ind w:left="0" w:right="0" w:firstLine="0"/>
+              <w:spacing w:after="40" w:line="240" w:lineRule="auto" w:before="40"/>
             </w:pPr>
             <w:r>
               <w:t xml:space="preserve">Parent type for inheritance</w:t>
@@ -668,8 +668,8 @@
           <w:p>
             <w:pPr>
               <w:pStyle w:val="Compact"/>
-              <w:ind w:right="0" w:firstLine="0" w:left="0"/>
-              <w:spacing w:after="40" w:lineRule="auto" w:before="40" w:line="240"/>
+              <w:ind w:left="0" w:right="0" w:firstLine="0"/>
+              <w:spacing w:after="40" w:line="240" w:lineRule="auto" w:before="40"/>
             </w:pPr>
             <w:r>
               <w:t xml:space="preserve">is_composite</w:t>
@@ -681,8 +681,8 @@
           <w:p>
             <w:pPr>
               <w:pStyle w:val="Compact"/>
-              <w:ind w:right="0" w:firstLine="0" w:left="0"/>
-              <w:spacing w:after="40" w:lineRule="auto" w:before="40" w:line="240"/>
+              <w:ind w:left="0" w:right="0" w:firstLine="0"/>
+              <w:spacing w:after="40" w:line="240" w:lineRule="auto" w:before="40"/>
             </w:pPr>
             <w:r>
               <w:t xml:space="preserve">INTEGER DEFAULT 0</w:t>
@@ -694,8 +694,8 @@
           <w:p>
             <w:pPr>
               <w:pStyle w:val="Compact"/>
-              <w:ind w:right="0" w:firstLine="0" w:left="0"/>
-              <w:spacing w:after="40" w:lineRule="auto" w:before="40" w:line="240"/>
+              <w:ind w:left="0" w:right="0" w:firstLine="0"/>
+              <w:spacing w:after="40" w:line="240" w:lineRule="auto" w:before="40"/>
             </w:pPr>
             <w:r>
               <w:t xml:space="preserve">1 = container type (e.g. SECTION)</w:t>
@@ -709,8 +709,8 @@
           <w:p>
             <w:pPr>
               <w:pStyle w:val="Compact"/>
-              <w:ind w:right="0" w:firstLine="0" w:left="0"/>
-              <w:spacing w:after="40" w:lineRule="auto" w:before="40" w:line="240"/>
+              <w:ind w:left="0" w:right="0" w:firstLine="0"/>
+              <w:spacing w:after="40" w:line="240" w:lineRule="auto" w:before="40"/>
             </w:pPr>
             <w:r>
               <w:t xml:space="preserve">is_required</w:t>
@@ -722,8 +722,8 @@
           <w:p>
             <w:pPr>
               <w:pStyle w:val="Compact"/>
-              <w:ind w:right="0" w:firstLine="0" w:left="0"/>
-              <w:spacing w:after="40" w:lineRule="auto" w:before="40" w:line="240"/>
+              <w:ind w:left="0" w:right="0" w:firstLine="0"/>
+              <w:spacing w:after="40" w:line="240" w:lineRule="auto" w:before="40"/>
             </w:pPr>
             <w:r>
               <w:t xml:space="preserve">INTEGER DEFAULT 0</w:t>
@@ -735,8 +735,8 @@
           <w:p>
             <w:pPr>
               <w:pStyle w:val="Compact"/>
-              <w:ind w:right="0" w:firstLine="0" w:left="0"/>
-              <w:spacing w:after="40" w:lineRule="auto" w:before="40" w:line="240"/>
+              <w:ind w:left="0" w:right="0" w:firstLine="0"/>
+              <w:spacing w:after="40" w:line="240" w:lineRule="auto" w:before="40"/>
             </w:pPr>
             <w:r>
               <w:t xml:space="preserve">1 = every spec must have at least one</w:t>
@@ -750,8 +750,8 @@
           <w:p>
             <w:pPr>
               <w:pStyle w:val="Compact"/>
-              <w:ind w:right="0" w:firstLine="0" w:left="0"/>
-              <w:spacing w:after="40" w:lineRule="auto" w:before="40" w:line="240"/>
+              <w:ind w:left="0" w:right="0" w:firstLine="0"/>
+              <w:spacing w:after="40" w:line="240" w:lineRule="auto" w:before="40"/>
             </w:pPr>
             <w:r>
               <w:t xml:space="preserve">is_default</w:t>
@@ -763,8 +763,8 @@
           <w:p>
             <w:pPr>
               <w:pStyle w:val="Compact"/>
-              <w:ind w:right="0" w:firstLine="0" w:left="0"/>
-              <w:spacing w:after="40" w:lineRule="auto" w:before="40" w:line="240"/>
+              <w:ind w:left="0" w:right="0" w:firstLine="0"/>
+              <w:spacing w:after="40" w:line="240" w:lineRule="auto" w:before="40"/>
             </w:pPr>
             <w:r>
               <w:t xml:space="preserve">INTEGER DEFAULT 0</w:t>
@@ -776,8 +776,8 @@
           <w:p>
             <w:pPr>
               <w:pStyle w:val="Compact"/>
-              <w:ind w:right="0" w:firstLine="0" w:left="0"/>
-              <w:spacing w:after="40" w:lineRule="auto" w:before="40" w:line="240"/>
+              <w:ind w:left="0" w:right="0" w:firstLine="0"/>
+              <w:spacing w:after="40" w:line="240" w:lineRule="auto" w:before="40"/>
             </w:pPr>
             <w:r>
               <w:t xml:space="preserve">1 = used when header has no explicit type</w:t>
@@ -791,8 +791,8 @@
           <w:p>
             <w:pPr>
               <w:pStyle w:val="Compact"/>
-              <w:ind w:right="0" w:firstLine="0" w:left="0"/>
-              <w:spacing w:after="40" w:lineRule="auto" w:before="40" w:line="240"/>
+              <w:ind w:left="0" w:right="0" w:firstLine="0"/>
+              <w:spacing w:after="40" w:line="240" w:lineRule="auto" w:before="40"/>
             </w:pPr>
             <w:r>
               <w:t xml:space="preserve">pid_prefix</w:t>
@@ -804,8 +804,8 @@
           <w:p>
             <w:pPr>
               <w:pStyle w:val="Compact"/>
-              <w:ind w:right="0" w:firstLine="0" w:left="0"/>
-              <w:spacing w:after="40" w:lineRule="auto" w:before="40" w:line="240"/>
+              <w:ind w:left="0" w:right="0" w:firstLine="0"/>
+              <w:spacing w:after="40" w:line="240" w:lineRule="auto" w:before="40"/>
             </w:pPr>
             <w:r>
               <w:t xml:space="preserve">TEXT</w:t>
@@ -817,8 +817,8 @@
           <w:p>
             <w:pPr>
               <w:pStyle w:val="Compact"/>
-              <w:ind w:right="0" w:firstLine="0" w:left="0"/>
-              <w:spacing w:after="40" w:lineRule="auto" w:before="40" w:line="240"/>
+              <w:ind w:left="0" w:right="0" w:firstLine="0"/>
+              <w:spacing w:after="40" w:line="240" w:lineRule="auto" w:before="40"/>
             </w:pPr>
             <w:r>
               <w:t xml:space="preserve">Default PID prefix for auto-generation</w:t>
@@ -832,8 +832,8 @@
           <w:p>
             <w:pPr>
               <w:pStyle w:val="Compact"/>
-              <w:ind w:right="0" w:firstLine="0" w:left="0"/>
-              <w:spacing w:after="40" w:lineRule="auto" w:before="40" w:line="240"/>
+              <w:ind w:left="0" w:right="0" w:firstLine="0"/>
+              <w:spacing w:after="40" w:line="240" w:lineRule="auto" w:before="40"/>
             </w:pPr>
             <w:r>
               <w:t xml:space="preserve">pid_format</w:t>
@@ -845,8 +845,8 @@
           <w:p>
             <w:pPr>
               <w:pStyle w:val="Compact"/>
-              <w:ind w:right="0" w:firstLine="0" w:left="0"/>
-              <w:spacing w:after="40" w:lineRule="auto" w:before="40" w:line="240"/>
+              <w:ind w:left="0" w:right="0" w:firstLine="0"/>
+              <w:spacing w:after="40" w:line="240" w:lineRule="auto" w:before="40"/>
             </w:pPr>
             <w:r>
               <w:t xml:space="preserve">TEXT DEFAULT '%s-%03d'</w:t>
@@ -858,8 +858,8 @@
           <w:p>
             <w:pPr>
               <w:pStyle w:val="Compact"/>
-              <w:ind w:right="0" w:firstLine="0" w:left="0"/>
-              <w:spacing w:after="40" w:lineRule="auto" w:before="40" w:line="240"/>
+              <w:ind w:left="0" w:right="0" w:firstLine="0"/>
+              <w:spacing w:after="40" w:line="240" w:lineRule="auto" w:before="40"/>
             </w:pPr>
             <w:r>
               <w:t xml:space="preserve">Printf format for auto-generated PIDs</w:t>
@@ -873,8 +873,8 @@
           <w:p>
             <w:pPr>
               <w:pStyle w:val="Compact"/>
-              <w:ind w:right="0" w:firstLine="0" w:left="0"/>
-              <w:spacing w:after="40" w:lineRule="auto" w:before="40" w:line="240"/>
+              <w:ind w:left="0" w:right="0" w:firstLine="0"/>
+              <w:spacing w:after="40" w:line="240" w:lineRule="auto" w:before="40"/>
             </w:pPr>
             <w:r>
               <w:t xml:space="preserve">aliases</w:t>
@@ -886,8 +886,8 @@
           <w:p>
             <w:pPr>
               <w:pStyle w:val="Compact"/>
-              <w:ind w:right="0" w:firstLine="0" w:left="0"/>
-              <w:spacing w:after="40" w:lineRule="auto" w:before="40" w:line="240"/>
+              <w:ind w:left="0" w:right="0" w:firstLine="0"/>
+              <w:spacing w:after="40" w:line="240" w:lineRule="auto" w:before="40"/>
             </w:pPr>
             <w:r>
               <w:t xml:space="preserve">TEXT</w:t>
@@ -899,8 +899,8 @@
           <w:p>
             <w:pPr>
               <w:pStyle w:val="Compact"/>
-              <w:ind w:right="0" w:firstLine="0" w:left="0"/>
-              <w:spacing w:after="40" w:lineRule="auto" w:before="40" w:line="240"/>
+              <w:ind w:left="0" w:right="0" w:firstLine="0"/>
+              <w:spacing w:after="40" w:line="240" w:lineRule="auto" w:before="40"/>
             </w:pPr>
             <w:r>
               <w:t xml:space="preserve">Comma-wrapped aliases (e.g. ",hlr,req,")</w:t>
@@ -933,12 +933,12 @@
     </w:p>
     <w:p>
       <w:pPr>
-        <w:spacing w:before="0" w:line="20" w:after="0" w:lineRule="exact"/>
+        <w:spacing w:before="0" w:lineRule="exact" w:after="0" w:line="20"/>
         <w:rPr>
           <w:sz w:val="2"/>
         </w:rPr>
       </w:pPr>
-      <w:bookmarkStart w:name="csv-tbl-float-types" w:id="21619"/>
+      <w:bookmarkStart w:id="21619" w:name="csv-tbl-float-types"/>
       <w:bookmarkEnd w:id="21619"/>
     </w:p>
     <w:p>
@@ -974,18 +974,18 @@
         <w:tblW w:type="auto" w:w="0"/>
         <w:tblLook w:firstRow="1" w:lastRow="0" w:firstColumn="0" w:lastColumn="0" w:noHBand="0" w:noVBand="0" w:val="0020"/>
         <w:tblBorders>
-          <w:top w:color="000000" w:space="0" w:val="single" w:sz="6"/>
-          <w:left w:color="000000" w:space="0" w:val="single" w:sz="6"/>
-          <w:bottom w:color="000000" w:space="0" w:val="single" w:sz="6"/>
-          <w:right w:color="000000" w:space="0" w:val="single" w:sz="6"/>
-          <w:insideH w:color="000000" w:space="0" w:val="single" w:sz="6"/>
-          <w:insideV w:color="000000" w:space="0" w:val="single" w:sz="6"/>
+          <w:top w:space="0" w:sz="6" w:val="single" w:color="000000"/>
+          <w:left w:space="0" w:sz="6" w:val="single" w:color="000000"/>
+          <w:bottom w:space="0" w:sz="6" w:val="single" w:color="000000"/>
+          <w:right w:space="0" w:sz="6" w:val="single" w:color="000000"/>
+          <w:insideH w:space="0" w:sz="6" w:val="single" w:color="000000"/>
+          <w:insideV w:space="0" w:sz="6" w:val="single" w:color="000000"/>
         </w:tblBorders>
         <w:tblCellMar>
-          <w:top w:w="57" w:type="dxa"/>
-          <w:left w:w="108" w:type="dxa"/>
-          <w:bottom w:w="57" w:type="dxa"/>
-          <w:right w:w="108" w:type="dxa"/>
+          <w:top w:type="dxa" w:w="57"/>
+          <w:left w:type="dxa" w:w="108"/>
+          <w:bottom w:type="dxa" w:w="57"/>
+          <w:right w:type="dxa" w:w="108"/>
         </w:tblCellMar>
       </w:tblPr>
       <w:tblGrid>
@@ -999,13 +999,13 @@
         </w:trPr>
         <w:tc>
           <w:tcPr>
-            <w:shd w:color="auto" w:val="clear" w:fill="E8E8E8"/>
+            <w:shd w:fill="E8E8E8" w:val="clear" w:color="auto"/>
           </w:tcPr>
           <w:p>
             <w:pPr>
               <w:pStyle w:val="Compact"/>
-              <w:ind w:right="0" w:firstLine="0" w:left="0"/>
-              <w:spacing w:after="40" w:lineRule="auto" w:before="40" w:line="240"/>
+              <w:ind w:left="0" w:right="0" w:firstLine="0"/>
+              <w:spacing w:after="40" w:line="240" w:lineRule="auto" w:before="40"/>
             </w:pPr>
             <w:r>
               <w:rPr>
@@ -1017,13 +1017,13 @@
         </w:tc>
         <w:tc>
           <w:tcPr>
-            <w:shd w:color="auto" w:val="clear" w:fill="E8E8E8"/>
+            <w:shd w:fill="E8E8E8" w:val="clear" w:color="auto"/>
           </w:tcPr>
           <w:p>
             <w:pPr>
               <w:pStyle w:val="Compact"/>
-              <w:ind w:right="0" w:firstLine="0" w:left="0"/>
-              <w:spacing w:after="40" w:lineRule="auto" w:before="40" w:line="240"/>
+              <w:ind w:left="0" w:right="0" w:firstLine="0"/>
+              <w:spacing w:after="40" w:line="240" w:lineRule="auto" w:before="40"/>
             </w:pPr>
             <w:r>
               <w:rPr>
@@ -1035,13 +1035,13 @@
         </w:tc>
         <w:tc>
           <w:tcPr>
-            <w:shd w:color="auto" w:val="clear" w:fill="E8E8E8"/>
+            <w:shd w:fill="E8E8E8" w:val="clear" w:color="auto"/>
           </w:tcPr>
           <w:p>
             <w:pPr>
               <w:pStyle w:val="Compact"/>
-              <w:ind w:right="0" w:firstLine="0" w:left="0"/>
-              <w:spacing w:after="40" w:lineRule="auto" w:before="40" w:line="240"/>
+              <w:ind w:left="0" w:right="0" w:firstLine="0"/>
+              <w:spacing w:after="40" w:line="240" w:lineRule="auto" w:before="40"/>
             </w:pPr>
             <w:r>
               <w:rPr>
@@ -1058,8 +1058,8 @@
           <w:p>
             <w:pPr>
               <w:pStyle w:val="Compact"/>
-              <w:ind w:right="0" w:firstLine="0" w:left="0"/>
-              <w:spacing w:after="40" w:lineRule="auto" w:before="40" w:line="240"/>
+              <w:ind w:left="0" w:right="0" w:firstLine="0"/>
+              <w:spacing w:after="40" w:line="240" w:lineRule="auto" w:before="40"/>
             </w:pPr>
             <w:r>
               <w:t xml:space="preserve">identifier</w:t>
@@ -1071,8 +1071,8 @@
           <w:p>
             <w:pPr>
               <w:pStyle w:val="Compact"/>
-              <w:ind w:right="0" w:firstLine="0" w:left="0"/>
-              <w:spacing w:after="40" w:lineRule="auto" w:before="40" w:line="240"/>
+              <w:ind w:left="0" w:right="0" w:firstLine="0"/>
+              <w:spacing w:after="40" w:line="240" w:lineRule="auto" w:before="40"/>
             </w:pPr>
             <w:r>
               <w:t xml:space="preserve">TEXT PK</w:t>
@@ -1084,8 +1084,8 @@
           <w:p>
             <w:pPr>
               <w:pStyle w:val="Compact"/>
-              <w:ind w:right="0" w:firstLine="0" w:left="0"/>
-              <w:spacing w:after="40" w:lineRule="auto" w:before="40" w:line="240"/>
+              <w:ind w:left="0" w:right="0" w:firstLine="0"/>
+              <w:spacing w:after="40" w:line="240" w:lineRule="auto" w:before="40"/>
             </w:pPr>
             <w:r>
               <w:t xml:space="preserve">Unique type code (e.g. FIGURE)</w:t>
@@ -1099,8 +1099,8 @@
           <w:p>
             <w:pPr>
               <w:pStyle w:val="Compact"/>
-              <w:ind w:right="0" w:firstLine="0" w:left="0"/>
-              <w:spacing w:after="40" w:lineRule="auto" w:before="40" w:line="240"/>
+              <w:ind w:left="0" w:right="0" w:firstLine="0"/>
+              <w:spacing w:after="40" w:line="240" w:lineRule="auto" w:before="40"/>
             </w:pPr>
             <w:r>
               <w:t xml:space="preserve">long_name</w:t>
@@ -1112,8 +1112,8 @@
           <w:p>
             <w:pPr>
               <w:pStyle w:val="Compact"/>
-              <w:ind w:right="0" w:firstLine="0" w:left="0"/>
-              <w:spacing w:after="40" w:lineRule="auto" w:before="40" w:line="240"/>
+              <w:ind w:left="0" w:right="0" w:firstLine="0"/>
+              <w:spacing w:after="40" w:line="240" w:lineRule="auto" w:before="40"/>
             </w:pPr>
             <w:r>
               <w:t xml:space="preserve">TEXT NOT NULL UNIQUE</w:t>
@@ -1125,8 +1125,8 @@
           <w:p>
             <w:pPr>
               <w:pStyle w:val="Compact"/>
-              <w:ind w:right="0" w:firstLine="0" w:left="0"/>
-              <w:spacing w:after="40" w:lineRule="auto" w:before="40" w:line="240"/>
+              <w:ind w:left="0" w:right="0" w:firstLine="0"/>
+              <w:spacing w:after="40" w:line="240" w:lineRule="auto" w:before="40"/>
             </w:pPr>
             <w:r>
               <w:t xml:space="preserve">Human-readable name</w:t>
@@ -1140,8 +1140,8 @@
           <w:p>
             <w:pPr>
               <w:pStyle w:val="Compact"/>
-              <w:ind w:right="0" w:firstLine="0" w:left="0"/>
-              <w:spacing w:after="40" w:lineRule="auto" w:before="40" w:line="240"/>
+              <w:ind w:left="0" w:right="0" w:firstLine="0"/>
+              <w:spacing w:after="40" w:line="240" w:lineRule="auto" w:before="40"/>
             </w:pPr>
             <w:r>
               <w:t xml:space="preserve">description</w:t>
@@ -1153,8 +1153,8 @@
           <w:p>
             <w:pPr>
               <w:pStyle w:val="Compact"/>
-              <w:ind w:right="0" w:firstLine="0" w:left="0"/>
-              <w:spacing w:after="40" w:lineRule="auto" w:before="40" w:line="240"/>
+              <w:ind w:left="0" w:right="0" w:firstLine="0"/>
+              <w:spacing w:after="40" w:line="240" w:lineRule="auto" w:before="40"/>
             </w:pPr>
             <w:r>
               <w:t xml:space="preserve">TEXT</w:t>
@@ -1166,8 +1166,8 @@
           <w:p>
             <w:pPr>
               <w:pStyle w:val="Compact"/>
-              <w:ind w:right="0" w:firstLine="0" w:left="0"/>
-              <w:spacing w:after="40" w:lineRule="auto" w:before="40" w:line="240"/>
+              <w:ind w:left="0" w:right="0" w:firstLine="0"/>
+              <w:spacing w:after="40" w:line="240" w:lineRule="auto" w:before="40"/>
             </w:pPr>
             <w:r>
               <w:t xml:space="preserve">Documentation</w:t>
@@ -1181,8 +1181,8 @@
           <w:p>
             <w:pPr>
               <w:pStyle w:val="Compact"/>
-              <w:ind w:right="0" w:firstLine="0" w:left="0"/>
-              <w:spacing w:after="40" w:lineRule="auto" w:before="40" w:line="240"/>
+              <w:ind w:left="0" w:right="0" w:firstLine="0"/>
+              <w:spacing w:after="40" w:line="240" w:lineRule="auto" w:before="40"/>
             </w:pPr>
             <w:r>
               <w:t xml:space="preserve">caption_format</w:t>
@@ -1194,8 +1194,8 @@
           <w:p>
             <w:pPr>
               <w:pStyle w:val="Compact"/>
-              <w:ind w:right="0" w:firstLine="0" w:left="0"/>
-              <w:spacing w:after="40" w:lineRule="auto" w:before="40" w:line="240"/>
+              <w:ind w:left="0" w:right="0" w:firstLine="0"/>
+              <w:spacing w:after="40" w:line="240" w:lineRule="auto" w:before="40"/>
             </w:pPr>
             <w:r>
               <w:t xml:space="preserve">TEXT</w:t>
@@ -1207,8 +1207,8 @@
           <w:p>
             <w:pPr>
               <w:pStyle w:val="Compact"/>
-              <w:ind w:right="0" w:firstLine="0" w:left="0"/>
-              <w:spacing w:after="40" w:lineRule="auto" w:before="40" w:line="240"/>
+              <w:ind w:left="0" w:right="0" w:firstLine="0"/>
+              <w:spacing w:after="40" w:line="240" w:lineRule="auto" w:before="40"/>
             </w:pPr>
             <w:r>
               <w:t xml:space="preserve">Printf format for captions (e.g. Figure %d)</w:t>
@@ -1222,8 +1222,8 @@
           <w:p>
             <w:pPr>
               <w:pStyle w:val="Compact"/>
-              <w:ind w:right="0" w:firstLine="0" w:left="0"/>
-              <w:spacing w:after="40" w:lineRule="auto" w:before="40" w:line="240"/>
+              <w:ind w:left="0" w:right="0" w:firstLine="0"/>
+              <w:spacing w:after="40" w:line="240" w:lineRule="auto" w:before="40"/>
             </w:pPr>
             <w:r>
               <w:t xml:space="preserve">counter_group</w:t>
@@ -1235,8 +1235,8 @@
           <w:p>
             <w:pPr>
               <w:pStyle w:val="Compact"/>
-              <w:ind w:right="0" w:firstLine="0" w:left="0"/>
-              <w:spacing w:after="40" w:lineRule="auto" w:before="40" w:line="240"/>
+              <w:ind w:left="0" w:right="0" w:firstLine="0"/>
+              <w:spacing w:after="40" w:line="240" w:lineRule="auto" w:before="40"/>
             </w:pPr>
             <w:r>
               <w:t xml:space="preserve">TEXT</w:t>
@@ -1248,8 +1248,8 @@
           <w:p>
             <w:pPr>
               <w:pStyle w:val="Compact"/>
-              <w:ind w:right="0" w:firstLine="0" w:left="0"/>
-              <w:spacing w:after="40" w:lineRule="auto" w:before="40" w:line="240"/>
+              <w:ind w:left="0" w:right="0" w:firstLine="0"/>
+              <w:spacing w:after="40" w:line="240" w:lineRule="auto" w:before="40"/>
             </w:pPr>
             <w:r>
               <w:t xml:space="preserve">Shared numbering group</w:t>
@@ -1263,8 +1263,8 @@
           <w:p>
             <w:pPr>
               <w:pStyle w:val="Compact"/>
-              <w:ind w:right="0" w:firstLine="0" w:left="0"/>
-              <w:spacing w:after="40" w:lineRule="auto" w:before="40" w:line="240"/>
+              <w:ind w:left="0" w:right="0" w:firstLine="0"/>
+              <w:spacing w:after="40" w:line="240" w:lineRule="auto" w:before="40"/>
             </w:pPr>
             <w:r>
               <w:t xml:space="preserve">aliases</w:t>
@@ -1276,8 +1276,8 @@
           <w:p>
             <w:pPr>
               <w:pStyle w:val="Compact"/>
-              <w:ind w:right="0" w:firstLine="0" w:left="0"/>
-              <w:spacing w:after="40" w:lineRule="auto" w:before="40" w:line="240"/>
+              <w:ind w:left="0" w:right="0" w:firstLine="0"/>
+              <w:spacing w:after="40" w:line="240" w:lineRule="auto" w:before="40"/>
             </w:pPr>
             <w:r>
               <w:t xml:space="preserve">TEXT</w:t>
@@ -1289,8 +1289,8 @@
           <w:p>
             <w:pPr>
               <w:pStyle w:val="Compact"/>
-              <w:ind w:right="0" w:firstLine="0" w:left="0"/>
-              <w:spacing w:after="40" w:lineRule="auto" w:before="40" w:line="240"/>
+              <w:ind w:left="0" w:right="0" w:firstLine="0"/>
+              <w:spacing w:after="40" w:line="240" w:lineRule="auto" w:before="40"/>
             </w:pPr>
             <w:r>
               <w:t xml:space="preserve">Comma-wrapped aliases for syntax recognition</w:t>
@@ -1304,8 +1304,8 @@
           <w:p>
             <w:pPr>
               <w:pStyle w:val="Compact"/>
-              <w:ind w:right="0" w:firstLine="0" w:left="0"/>
-              <w:spacing w:after="40" w:lineRule="auto" w:before="40" w:line="240"/>
+              <w:ind w:left="0" w:right="0" w:firstLine="0"/>
+              <w:spacing w:after="40" w:line="240" w:lineRule="auto" w:before="40"/>
             </w:pPr>
             <w:r>
               <w:t xml:space="preserve">needs_external_render</w:t>
@@ -1317,8 +1317,8 @@
           <w:p>
             <w:pPr>
               <w:pStyle w:val="Compact"/>
-              <w:ind w:right="0" w:firstLine="0" w:left="0"/>
-              <w:spacing w:after="40" w:lineRule="auto" w:before="40" w:line="240"/>
+              <w:ind w:left="0" w:right="0" w:firstLine="0"/>
+              <w:spacing w:after="40" w:line="240" w:lineRule="auto" w:before="40"/>
             </w:pPr>
             <w:r>
               <w:t xml:space="preserve">INTEGER DEFAULT 0</w:t>
@@ -1330,8 +1330,8 @@
           <w:p>
             <w:pPr>
               <w:pStyle w:val="Compact"/>
-              <w:ind w:right="0" w:firstLine="0" w:left="0"/>
-              <w:spacing w:after="40" w:lineRule="auto" w:before="40" w:line="240"/>
+              <w:ind w:left="0" w:right="0" w:firstLine="0"/>
+              <w:spacing w:after="40" w:line="240" w:lineRule="auto" w:before="40"/>
             </w:pPr>
             <w:r>
               <w:t xml:space="preserve">1 = requires external tool</w:t>
@@ -1364,12 +1364,12 @@
     </w:p>
     <w:p>
       <w:pPr>
-        <w:spacing w:before="0" w:line="20" w:after="0" w:lineRule="exact"/>
+        <w:spacing w:before="0" w:lineRule="exact" w:after="0" w:line="20"/>
         <w:rPr>
           <w:sz w:val="2"/>
         </w:rPr>
       </w:pPr>
-      <w:bookmarkStart w:name="csv-tbl-relation-types" w:id="94847"/>
+      <w:bookmarkStart w:id="94847" w:name="csv-tbl-relation-types"/>
       <w:bookmarkEnd w:id="94847"/>
     </w:p>
     <w:p>
@@ -1405,18 +1405,18 @@
         <w:tblW w:type="auto" w:w="0"/>
         <w:tblLook w:firstRow="1" w:lastRow="0" w:firstColumn="0" w:lastColumn="0" w:noHBand="0" w:noVBand="0" w:val="0020"/>
         <w:tblBorders>
-          <w:top w:color="000000" w:space="0" w:val="single" w:sz="6"/>
-          <w:left w:color="000000" w:space="0" w:val="single" w:sz="6"/>
-          <w:bottom w:color="000000" w:space="0" w:val="single" w:sz="6"/>
-          <w:right w:color="000000" w:space="0" w:val="single" w:sz="6"/>
-          <w:insideH w:color="000000" w:space="0" w:val="single" w:sz="6"/>
-          <w:insideV w:color="000000" w:space="0" w:val="single" w:sz="6"/>
+          <w:top w:space="0" w:sz="6" w:val="single" w:color="000000"/>
+          <w:left w:space="0" w:sz="6" w:val="single" w:color="000000"/>
+          <w:bottom w:space="0" w:sz="6" w:val="single" w:color="000000"/>
+          <w:right w:space="0" w:sz="6" w:val="single" w:color="000000"/>
+          <w:insideH w:space="0" w:sz="6" w:val="single" w:color="000000"/>
+          <w:insideV w:space="0" w:sz="6" w:val="single" w:color="000000"/>
         </w:tblBorders>
         <w:tblCellMar>
-          <w:top w:w="57" w:type="dxa"/>
-          <w:left w:w="108" w:type="dxa"/>
-          <w:bottom w:w="57" w:type="dxa"/>
-          <w:right w:w="108" w:type="dxa"/>
+          <w:top w:type="dxa" w:w="57"/>
+          <w:left w:type="dxa" w:w="108"/>
+          <w:bottom w:type="dxa" w:w="57"/>
+          <w:right w:type="dxa" w:w="108"/>
         </w:tblCellMar>
       </w:tblPr>
       <w:tblGrid>
@@ -1430,13 +1430,13 @@
         </w:trPr>
         <w:tc>
           <w:tcPr>
-            <w:shd w:color="auto" w:val="clear" w:fill="E8E8E8"/>
+            <w:shd w:fill="E8E8E8" w:val="clear" w:color="auto"/>
           </w:tcPr>
           <w:p>
             <w:pPr>
               <w:pStyle w:val="Compact"/>
-              <w:ind w:right="0" w:firstLine="0" w:left="0"/>
-              <w:spacing w:after="40" w:lineRule="auto" w:before="40" w:line="240"/>
+              <w:ind w:left="0" w:right="0" w:firstLine="0"/>
+              <w:spacing w:after="40" w:line="240" w:lineRule="auto" w:before="40"/>
             </w:pPr>
             <w:r>
               <w:rPr>
@@ -1448,13 +1448,13 @@
         </w:tc>
         <w:tc>
           <w:tcPr>
-            <w:shd w:color="auto" w:val="clear" w:fill="E8E8E8"/>
+            <w:shd w:fill="E8E8E8" w:val="clear" w:color="auto"/>
           </w:tcPr>
           <w:p>
             <w:pPr>
               <w:pStyle w:val="Compact"/>
-              <w:ind w:right="0" w:firstLine="0" w:left="0"/>
-              <w:spacing w:after="40" w:lineRule="auto" w:before="40" w:line="240"/>
+              <w:ind w:left="0" w:right="0" w:firstLine="0"/>
+              <w:spacing w:after="40" w:line="240" w:lineRule="auto" w:before="40"/>
             </w:pPr>
             <w:r>
               <w:rPr>
@@ -1466,13 +1466,13 @@
         </w:tc>
         <w:tc>
           <w:tcPr>
-            <w:shd w:color="auto" w:val="clear" w:fill="E8E8E8"/>
+            <w:shd w:fill="E8E8E8" w:val="clear" w:color="auto"/>
           </w:tcPr>
           <w:p>
             <w:pPr>
               <w:pStyle w:val="Compact"/>
-              <w:ind w:right="0" w:firstLine="0" w:left="0"/>
-              <w:spacing w:after="40" w:lineRule="auto" w:before="40" w:line="240"/>
+              <w:ind w:left="0" w:right="0" w:firstLine="0"/>
+              <w:spacing w:after="40" w:line="240" w:lineRule="auto" w:before="40"/>
             </w:pPr>
             <w:r>
               <w:rPr>
@@ -1489,8 +1489,8 @@
           <w:p>
             <w:pPr>
               <w:pStyle w:val="Compact"/>
-              <w:ind w:right="0" w:firstLine="0" w:left="0"/>
-              <w:spacing w:after="40" w:lineRule="auto" w:before="40" w:line="240"/>
+              <w:ind w:left="0" w:right="0" w:firstLine="0"/>
+              <w:spacing w:after="40" w:line="240" w:lineRule="auto" w:before="40"/>
             </w:pPr>
             <w:r>
               <w:t xml:space="preserve">identifier</w:t>
@@ -1502,8 +1502,8 @@
           <w:p>
             <w:pPr>
               <w:pStyle w:val="Compact"/>
-              <w:ind w:right="0" w:firstLine="0" w:left="0"/>
-              <w:spacing w:after="40" w:lineRule="auto" w:before="40" w:line="240"/>
+              <w:ind w:left="0" w:right="0" w:firstLine="0"/>
+              <w:spacing w:after="40" w:line="240" w:lineRule="auto" w:before="40"/>
             </w:pPr>
             <w:r>
               <w:t xml:space="preserve">TEXT PK</w:t>
@@ -1515,8 +1515,8 @@
           <w:p>
             <w:pPr>
               <w:pStyle w:val="Compact"/>
-              <w:ind w:right="0" w:firstLine="0" w:left="0"/>
-              <w:spacing w:after="40" w:lineRule="auto" w:before="40" w:line="240"/>
+              <w:ind w:left="0" w:right="0" w:firstLine="0"/>
+              <w:spacing w:after="40" w:line="240" w:lineRule="auto" w:before="40"/>
             </w:pPr>
             <w:r>
               <w:t xml:space="preserve">Unique relation type code</w:t>
@@ -1530,8 +1530,8 @@
           <w:p>
             <w:pPr>
               <w:pStyle w:val="Compact"/>
-              <w:ind w:right="0" w:firstLine="0" w:left="0"/>
-              <w:spacing w:after="40" w:lineRule="auto" w:before="40" w:line="240"/>
+              <w:ind w:left="0" w:right="0" w:firstLine="0"/>
+              <w:spacing w:after="40" w:line="240" w:lineRule="auto" w:before="40"/>
             </w:pPr>
             <w:r>
               <w:t xml:space="preserve">long_name</w:t>
@@ -1543,8 +1543,8 @@
           <w:p>
             <w:pPr>
               <w:pStyle w:val="Compact"/>
-              <w:ind w:right="0" w:firstLine="0" w:left="0"/>
-              <w:spacing w:after="40" w:lineRule="auto" w:before="40" w:line="240"/>
+              <w:ind w:left="0" w:right="0" w:firstLine="0"/>
+              <w:spacing w:after="40" w:line="240" w:lineRule="auto" w:before="40"/>
             </w:pPr>
             <w:r>
               <w:t xml:space="preserve">TEXT NOT NULL UNIQUE</w:t>
@@ -1556,8 +1556,8 @@
           <w:p>
             <w:pPr>
               <w:pStyle w:val="Compact"/>
-              <w:ind w:right="0" w:firstLine="0" w:left="0"/>
-              <w:spacing w:after="40" w:lineRule="auto" w:before="40" w:line="240"/>
+              <w:ind w:left="0" w:right="0" w:firstLine="0"/>
+              <w:spacing w:after="40" w:line="240" w:lineRule="auto" w:before="40"/>
             </w:pPr>
             <w:r>
               <w:t xml:space="preserve">Human-readable name</w:t>
@@ -1571,8 +1571,8 @@
           <w:p>
             <w:pPr>
               <w:pStyle w:val="Compact"/>
-              <w:ind w:right="0" w:firstLine="0" w:left="0"/>
-              <w:spacing w:after="40" w:lineRule="auto" w:before="40" w:line="240"/>
+              <w:ind w:left="0" w:right="0" w:firstLine="0"/>
+              <w:spacing w:after="40" w:line="240" w:lineRule="auto" w:before="40"/>
             </w:pPr>
             <w:r>
               <w:t xml:space="preserve">description</w:t>
@@ -1584,8 +1584,8 @@
           <w:p>
             <w:pPr>
               <w:pStyle w:val="Compact"/>
-              <w:ind w:right="0" w:firstLine="0" w:left="0"/>
-              <w:spacing w:after="40" w:lineRule="auto" w:before="40" w:line="240"/>
+              <w:ind w:left="0" w:right="0" w:firstLine="0"/>
+              <w:spacing w:after="40" w:line="240" w:lineRule="auto" w:before="40"/>
             </w:pPr>
             <w:r>
               <w:t xml:space="preserve">TEXT</w:t>
@@ -1597,8 +1597,8 @@
           <w:p>
             <w:pPr>
               <w:pStyle w:val="Compact"/>
-              <w:ind w:right="0" w:firstLine="0" w:left="0"/>
-              <w:spacing w:after="40" w:lineRule="auto" w:before="40" w:line="240"/>
+              <w:ind w:left="0" w:right="0" w:firstLine="0"/>
+              <w:spacing w:after="40" w:line="240" w:lineRule="auto" w:before="40"/>
             </w:pPr>
             <w:r>
               <w:t xml:space="preserve">Documentation</w:t>
@@ -1612,8 +1612,8 @@
           <w:p>
             <w:pPr>
               <w:pStyle w:val="Compact"/>
-              <w:ind w:right="0" w:firstLine="0" w:left="0"/>
-              <w:spacing w:after="40" w:lineRule="auto" w:before="40" w:line="240"/>
+              <w:ind w:left="0" w:right="0" w:firstLine="0"/>
+              <w:spacing w:after="40" w:line="240" w:lineRule="auto" w:before="40"/>
             </w:pPr>
             <w:r>
               <w:t xml:space="preserve">extends</w:t>
@@ -1625,8 +1625,8 @@
           <w:p>
             <w:pPr>
               <w:pStyle w:val="Compact"/>
-              <w:ind w:right="0" w:firstLine="0" w:left="0"/>
-              <w:spacing w:after="40" w:lineRule="auto" w:before="40" w:line="240"/>
+              <w:ind w:left="0" w:right="0" w:firstLine="0"/>
+              <w:spacing w:after="40" w:line="240" w:lineRule="auto" w:before="40"/>
             </w:pPr>
             <w:r>
               <w:t xml:space="preserve">TEXT</w:t>
@@ -1638,8 +1638,8 @@
           <w:p>
             <w:pPr>
               <w:pStyle w:val="Compact"/>
-              <w:ind w:right="0" w:firstLine="0" w:left="0"/>
-              <w:spacing w:after="40" w:lineRule="auto" w:before="40" w:line="240"/>
+              <w:ind w:left="0" w:right="0" w:firstLine="0"/>
+              <w:spacing w:after="40" w:line="240" w:lineRule="auto" w:before="40"/>
             </w:pPr>
             <w:r>
               <w:t xml:space="preserve">Parent relation type for inheritance</w:t>
@@ -1653,8 +1653,8 @@
           <w:p>
             <w:pPr>
               <w:pStyle w:val="Compact"/>
-              <w:ind w:right="0" w:firstLine="0" w:left="0"/>
-              <w:spacing w:after="40" w:lineRule="auto" w:before="40" w:line="240"/>
+              <w:ind w:left="0" w:right="0" w:firstLine="0"/>
+              <w:spacing w:after="40" w:line="240" w:lineRule="auto" w:before="40"/>
             </w:pPr>
             <w:r>
               <w:t xml:space="preserve">source_type_ref</w:t>
@@ -1666,8 +1666,8 @@
           <w:p>
             <w:pPr>
               <w:pStyle w:val="Compact"/>
-              <w:ind w:right="0" w:firstLine="0" w:left="0"/>
-              <w:spacing w:after="40" w:lineRule="auto" w:before="40" w:line="240"/>
+              <w:ind w:left="0" w:right="0" w:firstLine="0"/>
+              <w:spacing w:after="40" w:line="240" w:lineRule="auto" w:before="40"/>
             </w:pPr>
             <w:r>
               <w:t xml:space="preserve">TEXT FK</w:t>
@@ -1679,8 +1679,8 @@
           <w:p>
             <w:pPr>
               <w:pStyle w:val="Compact"/>
-              <w:ind w:right="0" w:firstLine="0" w:left="0"/>
-              <w:spacing w:after="40" w:lineRule="auto" w:before="40" w:line="240"/>
+              <w:ind w:left="0" w:right="0" w:firstLine="0"/>
+              <w:spacing w:after="40" w:line="240" w:lineRule="auto" w:before="40"/>
             </w:pPr>
             <w:r>
               <w:t xml:space="preserve">Constrain source object type (NULL = any)</w:t>
@@ -1694,8 +1694,8 @@
           <w:p>
             <w:pPr>
               <w:pStyle w:val="Compact"/>
-              <w:ind w:right="0" w:firstLine="0" w:left="0"/>
-              <w:spacing w:after="40" w:lineRule="auto" w:before="40" w:line="240"/>
+              <w:ind w:left="0" w:right="0" w:firstLine="0"/>
+              <w:spacing w:after="40" w:line="240" w:lineRule="auto" w:before="40"/>
             </w:pPr>
             <w:r>
               <w:t xml:space="preserve">target_type_ref</w:t>
@@ -1707,8 +1707,8 @@
           <w:p>
             <w:pPr>
               <w:pStyle w:val="Compact"/>
-              <w:ind w:right="0" w:firstLine="0" w:left="0"/>
-              <w:spacing w:after="40" w:lineRule="auto" w:before="40" w:line="240"/>
+              <w:ind w:left="0" w:right="0" w:firstLine="0"/>
+              <w:spacing w:after="40" w:line="240" w:lineRule="auto" w:before="40"/>
             </w:pPr>
             <w:r>
               <w:t xml:space="preserve">TEXT FK</w:t>
@@ -1720,8 +1720,8 @@
           <w:p>
             <w:pPr>
               <w:pStyle w:val="Compact"/>
-              <w:ind w:right="0" w:firstLine="0" w:left="0"/>
-              <w:spacing w:after="40" w:lineRule="auto" w:before="40" w:line="240"/>
+              <w:ind w:left="0" w:right="0" w:firstLine="0"/>
+              <w:spacing w:after="40" w:line="240" w:lineRule="auto" w:before="40"/>
             </w:pPr>
             <w:r>
               <w:t xml:space="preserve">Constrain target object type (NULL = any)</w:t>
@@ -1735,8 +1735,8 @@
           <w:p>
             <w:pPr>
               <w:pStyle w:val="Compact"/>
-              <w:ind w:right="0" w:firstLine="0" w:left="0"/>
-              <w:spacing w:after="40" w:lineRule="auto" w:before="40" w:line="240"/>
+              <w:ind w:left="0" w:right="0" w:firstLine="0"/>
+              <w:spacing w:after="40" w:line="240" w:lineRule="auto" w:before="40"/>
             </w:pPr>
             <w:r>
               <w:t xml:space="preserve">link_selector</w:t>
@@ -1748,8 +1748,8 @@
           <w:p>
             <w:pPr>
               <w:pStyle w:val="Compact"/>
-              <w:ind w:right="0" w:firstLine="0" w:left="0"/>
-              <w:spacing w:after="40" w:lineRule="auto" w:before="40" w:line="240"/>
+              <w:ind w:left="0" w:right="0" w:firstLine="0"/>
+              <w:spacing w:after="40" w:line="240" w:lineRule="auto" w:before="40"/>
             </w:pPr>
             <w:r>
               <w:t xml:space="preserve">TEXT</w:t>
@@ -1761,8 +1761,8 @@
           <w:p>
             <w:pPr>
               <w:pStyle w:val="Compact"/>
-              <w:ind w:right="0" w:firstLine="0" w:left="0"/>
-              <w:spacing w:after="40" w:lineRule="auto" w:before="40" w:line="240"/>
+              <w:ind w:left="0" w:right="0" w:firstLine="0"/>
+              <w:spacing w:after="40" w:line="240" w:lineRule="auto" w:before="40"/>
             </w:pPr>
             <w:r>
               <w:t xml:space="preserve">Syntax selector ("@" or "#")</w:t>
@@ -1776,8 +1776,8 @@
           <w:p>
             <w:pPr>
               <w:pStyle w:val="Compact"/>
-              <w:ind w:right="0" w:firstLine="0" w:left="0"/>
-              <w:spacing w:after="40" w:lineRule="auto" w:before="40" w:line="240"/>
+              <w:ind w:left="0" w:right="0" w:firstLine="0"/>
+              <w:spacing w:after="40" w:line="240" w:lineRule="auto" w:before="40"/>
             </w:pPr>
             <w:r>
               <w:t xml:space="preserve">source_attribute</w:t>
@@ -1789,8 +1789,8 @@
           <w:p>
             <w:pPr>
               <w:pStyle w:val="Compact"/>
-              <w:ind w:right="0" w:firstLine="0" w:left="0"/>
-              <w:spacing w:after="40" w:lineRule="auto" w:before="40" w:line="240"/>
+              <w:ind w:left="0" w:right="0" w:firstLine="0"/>
+              <w:spacing w:after="40" w:line="240" w:lineRule="auto" w:before="40"/>
             </w:pPr>
             <w:r>
               <w:t xml:space="preserve">TEXT</w:t>
@@ -1802,8 +1802,8 @@
           <w:p>
             <w:pPr>
               <w:pStyle w:val="Compact"/>
-              <w:ind w:right="0" w:firstLine="0" w:left="0"/>
-              <w:spacing w:after="40" w:lineRule="auto" w:before="40" w:line="240"/>
+              <w:ind w:left="0" w:right="0" w:firstLine="0"/>
+              <w:spacing w:after="40" w:line="240" w:lineRule="auto" w:before="40"/>
             </w:pPr>
             <w:r>
               <w:t xml:space="preserve">Attribute name for inference</w:t>
@@ -1836,12 +1836,12 @@
     </w:p>
     <w:p>
       <w:pPr>
-        <w:spacing w:before="0" w:line="20" w:after="0" w:lineRule="exact"/>
+        <w:spacing w:before="0" w:lineRule="exact" w:after="0" w:line="20"/>
         <w:rPr>
           <w:sz w:val="2"/>
         </w:rPr>
       </w:pPr>
-      <w:bookmarkStart w:name="csv-tbl-view-types" w:id="16648"/>
+      <w:bookmarkStart w:id="16648" w:name="csv-tbl-view-types"/>
       <w:bookmarkEnd w:id="16648"/>
     </w:p>
     <w:p>
@@ -1877,18 +1877,18 @@
         <w:tblW w:type="auto" w:w="0"/>
         <w:tblLook w:firstRow="1" w:lastRow="0" w:firstColumn="0" w:lastColumn="0" w:noHBand="0" w:noVBand="0" w:val="0020"/>
         <w:tblBorders>
-          <w:top w:color="000000" w:space="0" w:val="single" w:sz="6"/>
-          <w:left w:color="000000" w:space="0" w:val="single" w:sz="6"/>
-          <w:bottom w:color="000000" w:space="0" w:val="single" w:sz="6"/>
-          <w:right w:color="000000" w:space="0" w:val="single" w:sz="6"/>
-          <w:insideH w:color="000000" w:space="0" w:val="single" w:sz="6"/>
-          <w:insideV w:color="000000" w:space="0" w:val="single" w:sz="6"/>
+          <w:top w:space="0" w:sz="6" w:val="single" w:color="000000"/>
+          <w:left w:space="0" w:sz="6" w:val="single" w:color="000000"/>
+          <w:bottom w:space="0" w:sz="6" w:val="single" w:color="000000"/>
+          <w:right w:space="0" w:sz="6" w:val="single" w:color="000000"/>
+          <w:insideH w:space="0" w:sz="6" w:val="single" w:color="000000"/>
+          <w:insideV w:space="0" w:sz="6" w:val="single" w:color="000000"/>
         </w:tblBorders>
         <w:tblCellMar>
-          <w:top w:w="57" w:type="dxa"/>
-          <w:left w:w="108" w:type="dxa"/>
-          <w:bottom w:w="57" w:type="dxa"/>
-          <w:right w:w="108" w:type="dxa"/>
+          <w:top w:type="dxa" w:w="57"/>
+          <w:left w:type="dxa" w:w="108"/>
+          <w:bottom w:type="dxa" w:w="57"/>
+          <w:right w:type="dxa" w:w="108"/>
         </w:tblCellMar>
       </w:tblPr>
       <w:tblGrid>
@@ -1902,13 +1902,13 @@
         </w:trPr>
         <w:tc>
           <w:tcPr>
-            <w:shd w:color="auto" w:val="clear" w:fill="E8E8E8"/>
+            <w:shd w:fill="E8E8E8" w:val="clear" w:color="auto"/>
           </w:tcPr>
           <w:p>
             <w:pPr>
               <w:pStyle w:val="Compact"/>
-              <w:ind w:right="0" w:firstLine="0" w:left="0"/>
-              <w:spacing w:after="40" w:lineRule="auto" w:before="40" w:line="240"/>
+              <w:ind w:left="0" w:right="0" w:firstLine="0"/>
+              <w:spacing w:after="40" w:line="240" w:lineRule="auto" w:before="40"/>
             </w:pPr>
             <w:r>
               <w:rPr>
@@ -1920,13 +1920,13 @@
         </w:tc>
         <w:tc>
           <w:tcPr>
-            <w:shd w:color="auto" w:val="clear" w:fill="E8E8E8"/>
+            <w:shd w:fill="E8E8E8" w:val="clear" w:color="auto"/>
           </w:tcPr>
           <w:p>
             <w:pPr>
               <w:pStyle w:val="Compact"/>
-              <w:ind w:right="0" w:firstLine="0" w:left="0"/>
-              <w:spacing w:after="40" w:lineRule="auto" w:before="40" w:line="240"/>
+              <w:ind w:left="0" w:right="0" w:firstLine="0"/>
+              <w:spacing w:after="40" w:line="240" w:lineRule="auto" w:before="40"/>
             </w:pPr>
             <w:r>
               <w:rPr>
@@ -1938,13 +1938,13 @@
         </w:tc>
         <w:tc>
           <w:tcPr>
-            <w:shd w:color="auto" w:val="clear" w:fill="E8E8E8"/>
+            <w:shd w:fill="E8E8E8" w:val="clear" w:color="auto"/>
           </w:tcPr>
           <w:p>
             <w:pPr>
               <w:pStyle w:val="Compact"/>
-              <w:ind w:right="0" w:firstLine="0" w:left="0"/>
-              <w:spacing w:after="40" w:lineRule="auto" w:before="40" w:line="240"/>
+              <w:ind w:left="0" w:right="0" w:firstLine="0"/>
+              <w:spacing w:after="40" w:line="240" w:lineRule="auto" w:before="40"/>
             </w:pPr>
             <w:r>
               <w:rPr>
@@ -1961,8 +1961,8 @@
           <w:p>
             <w:pPr>
               <w:pStyle w:val="Compact"/>
-              <w:ind w:right="0" w:firstLine="0" w:left="0"/>
-              <w:spacing w:after="40" w:lineRule="auto" w:before="40" w:line="240"/>
+              <w:ind w:left="0" w:right="0" w:firstLine="0"/>
+              <w:spacing w:after="40" w:line="240" w:lineRule="auto" w:before="40"/>
             </w:pPr>
             <w:r>
               <w:t xml:space="preserve">identifier</w:t>
@@ -1974,8 +1974,8 @@
           <w:p>
             <w:pPr>
               <w:pStyle w:val="Compact"/>
-              <w:ind w:right="0" w:firstLine="0" w:left="0"/>
-              <w:spacing w:after="40" w:lineRule="auto" w:before="40" w:line="240"/>
+              <w:ind w:left="0" w:right="0" w:firstLine="0"/>
+              <w:spacing w:after="40" w:line="240" w:lineRule="auto" w:before="40"/>
             </w:pPr>
             <w:r>
               <w:t xml:space="preserve">TEXT PK</w:t>
@@ -1987,8 +1987,8 @@
           <w:p>
             <w:pPr>
               <w:pStyle w:val="Compact"/>
-              <w:ind w:right="0" w:firstLine="0" w:left="0"/>
-              <w:spacing w:after="40" w:lineRule="auto" w:before="40" w:line="240"/>
+              <w:ind w:left="0" w:right="0" w:firstLine="0"/>
+              <w:spacing w:after="40" w:line="240" w:lineRule="auto" w:before="40"/>
             </w:pPr>
             <w:r>
               <w:t xml:space="preserve">Unique view type code</w:t>
@@ -2002,8 +2002,8 @@
           <w:p>
             <w:pPr>
               <w:pStyle w:val="Compact"/>
-              <w:ind w:right="0" w:firstLine="0" w:left="0"/>
-              <w:spacing w:after="40" w:lineRule="auto" w:before="40" w:line="240"/>
+              <w:ind w:left="0" w:right="0" w:firstLine="0"/>
+              <w:spacing w:after="40" w:line="240" w:lineRule="auto" w:before="40"/>
             </w:pPr>
             <w:r>
               <w:t xml:space="preserve">long_name</w:t>
@@ -2015,8 +2015,8 @@
           <w:p>
             <w:pPr>
               <w:pStyle w:val="Compact"/>
-              <w:ind w:right="0" w:firstLine="0" w:left="0"/>
-              <w:spacing w:after="40" w:lineRule="auto" w:before="40" w:line="240"/>
+              <w:ind w:left="0" w:right="0" w:firstLine="0"/>
+              <w:spacing w:after="40" w:line="240" w:lineRule="auto" w:before="40"/>
             </w:pPr>
             <w:r>
               <w:t xml:space="preserve">TEXT NOT NULL UNIQUE</w:t>
@@ -2028,8 +2028,8 @@
           <w:p>
             <w:pPr>
               <w:pStyle w:val="Compact"/>
-              <w:ind w:right="0" w:firstLine="0" w:left="0"/>
-              <w:spacing w:after="40" w:lineRule="auto" w:before="40" w:line="240"/>
+              <w:ind w:left="0" w:right="0" w:firstLine="0"/>
+              <w:spacing w:after="40" w:line="240" w:lineRule="auto" w:before="40"/>
             </w:pPr>
             <w:r>
               <w:t xml:space="preserve">Human-readable name</w:t>
@@ -2043,8 +2043,8 @@
           <w:p>
             <w:pPr>
               <w:pStyle w:val="Compact"/>
-              <w:ind w:right="0" w:firstLine="0" w:left="0"/>
-              <w:spacing w:after="40" w:lineRule="auto" w:before="40" w:line="240"/>
+              <w:ind w:left="0" w:right="0" w:firstLine="0"/>
+              <w:spacing w:after="40" w:line="240" w:lineRule="auto" w:before="40"/>
             </w:pPr>
             <w:r>
               <w:t xml:space="preserve">description</w:t>
@@ -2056,8 +2056,8 @@
           <w:p>
             <w:pPr>
               <w:pStyle w:val="Compact"/>
-              <w:ind w:right="0" w:firstLine="0" w:left="0"/>
-              <w:spacing w:after="40" w:lineRule="auto" w:before="40" w:line="240"/>
+              <w:ind w:left="0" w:right="0" w:firstLine="0"/>
+              <w:spacing w:after="40" w:line="240" w:lineRule="auto" w:before="40"/>
             </w:pPr>
             <w:r>
               <w:t xml:space="preserve">TEXT</w:t>
@@ -2069,8 +2069,8 @@
           <w:p>
             <w:pPr>
               <w:pStyle w:val="Compact"/>
-              <w:ind w:right="0" w:firstLine="0" w:left="0"/>
-              <w:spacing w:after="40" w:lineRule="auto" w:before="40" w:line="240"/>
+              <w:ind w:left="0" w:right="0" w:firstLine="0"/>
+              <w:spacing w:after="40" w:line="240" w:lineRule="auto" w:before="40"/>
             </w:pPr>
             <w:r>
               <w:t xml:space="preserve">Documentation</w:t>
@@ -2084,8 +2084,8 @@
           <w:p>
             <w:pPr>
               <w:pStyle w:val="Compact"/>
-              <w:ind w:right="0" w:firstLine="0" w:left="0"/>
-              <w:spacing w:after="40" w:lineRule="auto" w:before="40" w:line="240"/>
+              <w:ind w:left="0" w:right="0" w:firstLine="0"/>
+              <w:spacing w:after="40" w:line="240" w:lineRule="auto" w:before="40"/>
             </w:pPr>
             <w:r>
               <w:t xml:space="preserve">counter_group</w:t>
@@ -2097,8 +2097,8 @@
           <w:p>
             <w:pPr>
               <w:pStyle w:val="Compact"/>
-              <w:ind w:right="0" w:firstLine="0" w:left="0"/>
-              <w:spacing w:after="40" w:lineRule="auto" w:before="40" w:line="240"/>
+              <w:ind w:left="0" w:right="0" w:firstLine="0"/>
+              <w:spacing w:after="40" w:line="240" w:lineRule="auto" w:before="40"/>
             </w:pPr>
             <w:r>
               <w:t xml:space="preserve">TEXT</w:t>
@@ -2110,8 +2110,8 @@
           <w:p>
             <w:pPr>
               <w:pStyle w:val="Compact"/>
-              <w:ind w:right="0" w:firstLine="0" w:left="0"/>
-              <w:spacing w:after="40" w:lineRule="auto" w:before="40" w:line="240"/>
+              <w:ind w:left="0" w:right="0" w:firstLine="0"/>
+              <w:spacing w:after="40" w:line="240" w:lineRule="auto" w:before="40"/>
             </w:pPr>
             <w:r>
               <w:t xml:space="preserve">Float counter group to list</w:t>
@@ -2125,8 +2125,8 @@
           <w:p>
             <w:pPr>
               <w:pStyle w:val="Compact"/>
-              <w:ind w:right="0" w:firstLine="0" w:left="0"/>
-              <w:spacing w:after="40" w:lineRule="auto" w:before="40" w:line="240"/>
+              <w:ind w:left="0" w:right="0" w:firstLine="0"/>
+              <w:spacing w:after="40" w:line="240" w:lineRule="auto" w:before="40"/>
             </w:pPr>
             <w:r>
               <w:t xml:space="preserve">aliases</w:t>
@@ -2138,8 +2138,8 @@
           <w:p>
             <w:pPr>
               <w:pStyle w:val="Compact"/>
-              <w:ind w:right="0" w:firstLine="0" w:left="0"/>
-              <w:spacing w:after="40" w:lineRule="auto" w:before="40" w:line="240"/>
+              <w:ind w:left="0" w:right="0" w:firstLine="0"/>
+              <w:spacing w:after="40" w:line="240" w:lineRule="auto" w:before="40"/>
             </w:pPr>
             <w:r>
               <w:t xml:space="preserve">TEXT</w:t>
@@ -2151,8 +2151,8 @@
           <w:p>
             <w:pPr>
               <w:pStyle w:val="Compact"/>
-              <w:ind w:right="0" w:firstLine="0" w:left="0"/>
-              <w:spacing w:after="40" w:lineRule="auto" w:before="40" w:line="240"/>
+              <w:ind w:left="0" w:right="0" w:firstLine="0"/>
+              <w:spacing w:after="40" w:line="240" w:lineRule="auto" w:before="40"/>
             </w:pPr>
             <w:r>
               <w:t xml:space="preserve">Comma-wrapped aliases</w:t>
@@ -2166,8 +2166,8 @@
           <w:p>
             <w:pPr>
               <w:pStyle w:val="Compact"/>
-              <w:ind w:right="0" w:firstLine="0" w:left="0"/>
-              <w:spacing w:after="40" w:lineRule="auto" w:before="40" w:line="240"/>
+              <w:ind w:left="0" w:right="0" w:firstLine="0"/>
+              <w:spacing w:after="40" w:line="240" w:lineRule="auto" w:before="40"/>
             </w:pPr>
             <w:r>
               <w:t xml:space="preserve">inline_prefix</w:t>
@@ -2179,8 +2179,8 @@
           <w:p>
             <w:pPr>
               <w:pStyle w:val="Compact"/>
-              <w:ind w:right="0" w:firstLine="0" w:left="0"/>
-              <w:spacing w:after="40" w:lineRule="auto" w:before="40" w:line="240"/>
+              <w:ind w:left="0" w:right="0" w:firstLine="0"/>
+              <w:spacing w:after="40" w:line="240" w:lineRule="auto" w:before="40"/>
             </w:pPr>
             <w:r>
               <w:t xml:space="preserve">TEXT</w:t>
@@ -2192,8 +2192,8 @@
           <w:p>
             <w:pPr>
               <w:pStyle w:val="Compact"/>
-              <w:ind w:right="0" w:firstLine="0" w:left="0"/>
-              <w:spacing w:after="40" w:lineRule="auto" w:before="40" w:line="240"/>
+              <w:ind w:left="0" w:right="0" w:firstLine="0"/>
+              <w:spacing w:after="40" w:line="240" w:lineRule="auto" w:before="40"/>
             </w:pPr>
             <w:r>
               <w:t xml:space="preserve">Prefix for inline syntax (e.g. abbrev)</w:t>
@@ -2207,8 +2207,8 @@
           <w:p>
             <w:pPr>
               <w:pStyle w:val="Compact"/>
-              <w:ind w:right="0" w:firstLine="0" w:left="0"/>
-              <w:spacing w:after="40" w:lineRule="auto" w:before="40" w:line="240"/>
+              <w:ind w:left="0" w:right="0" w:firstLine="0"/>
+              <w:spacing w:after="40" w:line="240" w:lineRule="auto" w:before="40"/>
             </w:pPr>
             <w:r>
               <w:t xml:space="preserve">materializer_type</w:t>
@@ -2220,8 +2220,8 @@
           <w:p>
             <w:pPr>
               <w:pStyle w:val="Compact"/>
-              <w:ind w:right="0" w:firstLine="0" w:left="0"/>
-              <w:spacing w:after="40" w:lineRule="auto" w:before="40" w:line="240"/>
+              <w:ind w:left="0" w:right="0" w:firstLine="0"/>
+              <w:spacing w:after="40" w:line="240" w:lineRule="auto" w:before="40"/>
             </w:pPr>
             <w:r>
               <w:t xml:space="preserve">TEXT</w:t>
@@ -2233,8 +2233,8 @@
           <w:p>
             <w:pPr>
               <w:pStyle w:val="Compact"/>
-              <w:ind w:right="0" w:firstLine="0" w:left="0"/>
-              <w:spacing w:after="40" w:lineRule="auto" w:before="40" w:line="240"/>
+              <w:ind w:left="0" w:right="0" w:firstLine="0"/>
+              <w:spacing w:after="40" w:line="240" w:lineRule="auto" w:before="40"/>
             </w:pPr>
             <w:r>
               <w:t xml:space="preserve">Materialization strategy (toc, lof, abbrev_list, custom)</w:t>
@@ -2248,8 +2248,8 @@
           <w:p>
             <w:pPr>
               <w:pStyle w:val="Compact"/>
-              <w:ind w:right="0" w:firstLine="0" w:left="0"/>
-              <w:spacing w:after="40" w:lineRule="auto" w:before="40" w:line="240"/>
+              <w:ind w:left="0" w:right="0" w:firstLine="0"/>
+              <w:spacing w:after="40" w:line="240" w:lineRule="auto" w:before="40"/>
             </w:pPr>
             <w:r>
               <w:t xml:space="preserve">view_subtype_ref</w:t>
@@ -2261,8 +2261,8 @@
           <w:p>
             <w:pPr>
               <w:pStyle w:val="Compact"/>
-              <w:ind w:right="0" w:firstLine="0" w:left="0"/>
-              <w:spacing w:after="40" w:lineRule="auto" w:before="40" w:line="240"/>
+              <w:ind w:left="0" w:right="0" w:firstLine="0"/>
+              <w:spacing w:after="40" w:line="240" w:lineRule="auto" w:before="40"/>
             </w:pPr>
             <w:r>
               <w:t xml:space="preserve">TEXT</w:t>
@@ -2274,8 +2274,8 @@
           <w:p>
             <w:pPr>
               <w:pStyle w:val="Compact"/>
-              <w:ind w:right="0" w:firstLine="0" w:left="0"/>
-              <w:spacing w:after="40" w:lineRule="auto" w:before="40" w:line="240"/>
+              <w:ind w:left="0" w:right="0" w:firstLine="0"/>
+              <w:spacing w:after="40" w:line="240" w:lineRule="auto" w:before="40"/>
             </w:pPr>
             <w:r>
               <w:t xml:space="preserve">Parent view type for subtyped views</w:t>
@@ -2289,8 +2289,8 @@
           <w:p>
             <w:pPr>
               <w:pStyle w:val="Compact"/>
-              <w:ind w:right="0" w:firstLine="0" w:left="0"/>
-              <w:spacing w:after="40" w:lineRule="auto" w:before="40" w:line="240"/>
+              <w:ind w:left="0" w:right="0" w:firstLine="0"/>
+              <w:spacing w:after="40" w:line="240" w:lineRule="auto" w:before="40"/>
             </w:pPr>
             <w:r>
               <w:t xml:space="preserve">needs_external_render</w:t>
@@ -2302,8 +2302,8 @@
           <w:p>
             <w:pPr>
               <w:pStyle w:val="Compact"/>
-              <w:ind w:right="0" w:firstLine="0" w:left="0"/>
-              <w:spacing w:after="40" w:lineRule="auto" w:before="40" w:line="240"/>
+              <w:ind w:left="0" w:right="0" w:firstLine="0"/>
+              <w:spacing w:after="40" w:line="240" w:lineRule="auto" w:before="40"/>
             </w:pPr>
             <w:r>
               <w:t xml:space="preserve">INTEGER DEFAULT 0</w:t>
@@ -2315,8 +2315,8 @@
           <w:p>
             <w:pPr>
               <w:pStyle w:val="Compact"/>
-              <w:ind w:right="0" w:firstLine="0" w:left="0"/>
-              <w:spacing w:after="40" w:lineRule="auto" w:before="40" w:line="240"/>
+              <w:ind w:left="0" w:right="0" w:firstLine="0"/>
+              <w:spacing w:after="40" w:line="240" w:lineRule="auto" w:before="40"/>
             </w:pPr>
             <w:r>
               <w:t xml:space="preserve">1 = requires external tool</w:t>
@@ -2349,12 +2349,12 @@
     </w:p>
     <w:p>
       <w:pPr>
-        <w:spacing w:before="0" w:line="20" w:after="0" w:lineRule="exact"/>
+        <w:spacing w:before="0" w:lineRule="exact" w:after="0" w:line="20"/>
         <w:rPr>
           <w:sz w:val="2"/>
         </w:rPr>
       </w:pPr>
-      <w:bookmarkStart w:name="csv-tbl-spec-types" w:id="23102"/>
+      <w:bookmarkStart w:id="23102" w:name="csv-tbl-spec-types"/>
       <w:bookmarkEnd w:id="23102"/>
     </w:p>
     <w:p>
@@ -2390,18 +2390,18 @@
         <w:tblW w:type="auto" w:w="0"/>
         <w:tblLook w:firstRow="1" w:lastRow="0" w:firstColumn="0" w:lastColumn="0" w:noHBand="0" w:noVBand="0" w:val="0020"/>
         <w:tblBorders>
-          <w:top w:color="000000" w:space="0" w:val="single" w:sz="6"/>
-          <w:left w:color="000000" w:space="0" w:val="single" w:sz="6"/>
-          <w:bottom w:color="000000" w:space="0" w:val="single" w:sz="6"/>
-          <w:right w:color="000000" w:space="0" w:val="single" w:sz="6"/>
-          <w:insideH w:color="000000" w:space="0" w:val="single" w:sz="6"/>
-          <w:insideV w:color="000000" w:space="0" w:val="single" w:sz="6"/>
+          <w:top w:space="0" w:sz="6" w:val="single" w:color="000000"/>
+          <w:left w:space="0" w:sz="6" w:val="single" w:color="000000"/>
+          <w:bottom w:space="0" w:sz="6" w:val="single" w:color="000000"/>
+          <w:right w:space="0" w:sz="6" w:val="single" w:color="000000"/>
+          <w:insideH w:space="0" w:sz="6" w:val="single" w:color="000000"/>
+          <w:insideV w:space="0" w:sz="6" w:val="single" w:color="000000"/>
         </w:tblBorders>
         <w:tblCellMar>
-          <w:top w:w="57" w:type="dxa"/>
-          <w:left w:w="108" w:type="dxa"/>
-          <w:bottom w:w="57" w:type="dxa"/>
-          <w:right w:w="108" w:type="dxa"/>
+          <w:top w:type="dxa" w:w="57"/>
+          <w:left w:type="dxa" w:w="108"/>
+          <w:bottom w:type="dxa" w:w="57"/>
+          <w:right w:type="dxa" w:w="108"/>
         </w:tblCellMar>
       </w:tblPr>
       <w:tblGrid>
@@ -2415,13 +2415,13 @@
         </w:trPr>
         <w:tc>
           <w:tcPr>
-            <w:shd w:color="auto" w:val="clear" w:fill="E8E8E8"/>
+            <w:shd w:fill="E8E8E8" w:val="clear" w:color="auto"/>
           </w:tcPr>
           <w:p>
             <w:pPr>
               <w:pStyle w:val="Compact"/>
-              <w:ind w:right="0" w:firstLine="0" w:left="0"/>
-              <w:spacing w:after="40" w:lineRule="auto" w:before="40" w:line="240"/>
+              <w:ind w:left="0" w:right="0" w:firstLine="0"/>
+              <w:spacing w:after="40" w:line="240" w:lineRule="auto" w:before="40"/>
             </w:pPr>
             <w:r>
               <w:rPr>
@@ -2433,13 +2433,13 @@
         </w:tc>
         <w:tc>
           <w:tcPr>
-            <w:shd w:color="auto" w:val="clear" w:fill="E8E8E8"/>
+            <w:shd w:fill="E8E8E8" w:val="clear" w:color="auto"/>
           </w:tcPr>
           <w:p>
             <w:pPr>
               <w:pStyle w:val="Compact"/>
-              <w:ind w:right="0" w:firstLine="0" w:left="0"/>
-              <w:spacing w:after="40" w:lineRule="auto" w:before="40" w:line="240"/>
+              <w:ind w:left="0" w:right="0" w:firstLine="0"/>
+              <w:spacing w:after="40" w:line="240" w:lineRule="auto" w:before="40"/>
             </w:pPr>
             <w:r>
               <w:rPr>
@@ -2451,13 +2451,13 @@
         </w:tc>
         <w:tc>
           <w:tcPr>
-            <w:shd w:color="auto" w:val="clear" w:fill="E8E8E8"/>
+            <w:shd w:fill="E8E8E8" w:val="clear" w:color="auto"/>
           </w:tcPr>
           <w:p>
             <w:pPr>
               <w:pStyle w:val="Compact"/>
-              <w:ind w:right="0" w:firstLine="0" w:left="0"/>
-              <w:spacing w:after="40" w:lineRule="auto" w:before="40" w:line="240"/>
+              <w:ind w:left="0" w:right="0" w:firstLine="0"/>
+              <w:spacing w:after="40" w:line="240" w:lineRule="auto" w:before="40"/>
             </w:pPr>
             <w:r>
               <w:rPr>
@@ -2474,8 +2474,8 @@
           <w:p>
             <w:pPr>
               <w:pStyle w:val="Compact"/>
-              <w:ind w:right="0" w:firstLine="0" w:left="0"/>
-              <w:spacing w:after="40" w:lineRule="auto" w:before="40" w:line="240"/>
+              <w:ind w:left="0" w:right="0" w:firstLine="0"/>
+              <w:spacing w:after="40" w:line="240" w:lineRule="auto" w:before="40"/>
             </w:pPr>
             <w:r>
               <w:t xml:space="preserve">identifier</w:t>
@@ -2487,8 +2487,8 @@
           <w:p>
             <w:pPr>
               <w:pStyle w:val="Compact"/>
-              <w:ind w:right="0" w:firstLine="0" w:left="0"/>
-              <w:spacing w:after="40" w:lineRule="auto" w:before="40" w:line="240"/>
+              <w:ind w:left="0" w:right="0" w:firstLine="0"/>
+              <w:spacing w:after="40" w:line="240" w:lineRule="auto" w:before="40"/>
             </w:pPr>
             <w:r>
               <w:t xml:space="preserve">TEXT PK</w:t>
@@ -2500,8 +2500,8 @@
           <w:p>
             <w:pPr>
               <w:pStyle w:val="Compact"/>
-              <w:ind w:right="0" w:firstLine="0" w:left="0"/>
-              <w:spacing w:after="40" w:lineRule="auto" w:before="40" w:line="240"/>
+              <w:ind w:left="0" w:right="0" w:firstLine="0"/>
+              <w:spacing w:after="40" w:line="240" w:lineRule="auto" w:before="40"/>
             </w:pPr>
             <w:r>
               <w:t xml:space="preserve">Unique specification type code</w:t>
@@ -2515,8 +2515,8 @@
           <w:p>
             <w:pPr>
               <w:pStyle w:val="Compact"/>
-              <w:ind w:right="0" w:firstLine="0" w:left="0"/>
-              <w:spacing w:after="40" w:lineRule="auto" w:before="40" w:line="240"/>
+              <w:ind w:left="0" w:right="0" w:firstLine="0"/>
+              <w:spacing w:after="40" w:line="240" w:lineRule="auto" w:before="40"/>
             </w:pPr>
             <w:r>
               <w:t xml:space="preserve">long_name</w:t>
@@ -2528,8 +2528,8 @@
           <w:p>
             <w:pPr>
               <w:pStyle w:val="Compact"/>
-              <w:ind w:right="0" w:firstLine="0" w:left="0"/>
-              <w:spacing w:after="40" w:lineRule="auto" w:before="40" w:line="240"/>
+              <w:ind w:left="0" w:right="0" w:firstLine="0"/>
+              <w:spacing w:after="40" w:line="240" w:lineRule="auto" w:before="40"/>
             </w:pPr>
             <w:r>
               <w:t xml:space="preserve">TEXT NOT NULL UNIQUE</w:t>
@@ -2541,8 +2541,8 @@
           <w:p>
             <w:pPr>
               <w:pStyle w:val="Compact"/>
-              <w:ind w:right="0" w:firstLine="0" w:left="0"/>
-              <w:spacing w:after="40" w:lineRule="auto" w:before="40" w:line="240"/>
+              <w:ind w:left="0" w:right="0" w:firstLine="0"/>
+              <w:spacing w:after="40" w:line="240" w:lineRule="auto" w:before="40"/>
             </w:pPr>
             <w:r>
               <w:t xml:space="preserve">Human-readable name</w:t>
@@ -2556,8 +2556,8 @@
           <w:p>
             <w:pPr>
               <w:pStyle w:val="Compact"/>
-              <w:ind w:right="0" w:firstLine="0" w:left="0"/>
-              <w:spacing w:after="40" w:lineRule="auto" w:before="40" w:line="240"/>
+              <w:ind w:left="0" w:right="0" w:firstLine="0"/>
+              <w:spacing w:after="40" w:line="240" w:lineRule="auto" w:before="40"/>
             </w:pPr>
             <w:r>
               <w:t xml:space="preserve">description</w:t>
@@ -2569,8 +2569,8 @@
           <w:p>
             <w:pPr>
               <w:pStyle w:val="Compact"/>
-              <w:ind w:right="0" w:firstLine="0" w:left="0"/>
-              <w:spacing w:after="40" w:lineRule="auto" w:before="40" w:line="240"/>
+              <w:ind w:left="0" w:right="0" w:firstLine="0"/>
+              <w:spacing w:after="40" w:line="240" w:lineRule="auto" w:before="40"/>
             </w:pPr>
             <w:r>
               <w:t xml:space="preserve">TEXT</w:t>
@@ -2582,8 +2582,8 @@
           <w:p>
             <w:pPr>
               <w:pStyle w:val="Compact"/>
-              <w:ind w:right="0" w:firstLine="0" w:left="0"/>
-              <w:spacing w:after="40" w:lineRule="auto" w:before="40" w:line="240"/>
+              <w:ind w:left="0" w:right="0" w:firstLine="0"/>
+              <w:spacing w:after="40" w:line="240" w:lineRule="auto" w:before="40"/>
             </w:pPr>
             <w:r>
               <w:t xml:space="preserve">Documentation</w:t>
@@ -2597,8 +2597,8 @@
           <w:p>
             <w:pPr>
               <w:pStyle w:val="Compact"/>
-              <w:ind w:right="0" w:firstLine="0" w:left="0"/>
-              <w:spacing w:after="40" w:lineRule="auto" w:before="40" w:line="240"/>
+              <w:ind w:left="0" w:right="0" w:firstLine="0"/>
+              <w:spacing w:after="40" w:line="240" w:lineRule="auto" w:before="40"/>
             </w:pPr>
             <w:r>
               <w:t xml:space="preserve">extends</w:t>
@@ -2610,8 +2610,8 @@
           <w:p>
             <w:pPr>
               <w:pStyle w:val="Compact"/>
-              <w:ind w:right="0" w:firstLine="0" w:left="0"/>
-              <w:spacing w:after="40" w:lineRule="auto" w:before="40" w:line="240"/>
+              <w:ind w:left="0" w:right="0" w:firstLine="0"/>
+              <w:spacing w:after="40" w:line="240" w:lineRule="auto" w:before="40"/>
             </w:pPr>
             <w:r>
               <w:t xml:space="preserve">TEXT</w:t>
@@ -2623,8 +2623,8 @@
           <w:p>
             <w:pPr>
               <w:pStyle w:val="Compact"/>
-              <w:ind w:right="0" w:firstLine="0" w:left="0"/>
-              <w:spacing w:after="40" w:lineRule="auto" w:before="40" w:line="240"/>
+              <w:ind w:left="0" w:right="0" w:firstLine="0"/>
+              <w:spacing w:after="40" w:line="240" w:lineRule="auto" w:before="40"/>
             </w:pPr>
             <w:r>
               <w:t xml:space="preserve">Parent type for inheritance</w:t>
@@ -2638,8 +2638,8 @@
           <w:p>
             <w:pPr>
               <w:pStyle w:val="Compact"/>
-              <w:ind w:right="0" w:firstLine="0" w:left="0"/>
-              <w:spacing w:after="40" w:lineRule="auto" w:before="40" w:line="240"/>
+              <w:ind w:left="0" w:right="0" w:firstLine="0"/>
+              <w:spacing w:after="40" w:line="240" w:lineRule="auto" w:before="40"/>
             </w:pPr>
             <w:r>
               <w:t xml:space="preserve">is_default</w:t>
@@ -2651,8 +2651,8 @@
           <w:p>
             <w:pPr>
               <w:pStyle w:val="Compact"/>
-              <w:ind w:right="0" w:firstLine="0" w:left="0"/>
-              <w:spacing w:after="40" w:lineRule="auto" w:before="40" w:line="240"/>
+              <w:ind w:left="0" w:right="0" w:firstLine="0"/>
+              <w:spacing w:after="40" w:line="240" w:lineRule="auto" w:before="40"/>
             </w:pPr>
             <w:r>
               <w:t xml:space="preserve">INTEGER DEFAULT 0</w:t>
@@ -2664,8 +2664,8 @@
           <w:p>
             <w:pPr>
               <w:pStyle w:val="Compact"/>
-              <w:ind w:right="0" w:firstLine="0" w:left="0"/>
-              <w:spacing w:after="40" w:lineRule="auto" w:before="40" w:line="240"/>
+              <w:ind w:left="0" w:right="0" w:firstLine="0"/>
+              <w:spacing w:after="40" w:line="240" w:lineRule="auto" w:before="40"/>
             </w:pPr>
             <w:r>
               <w:t xml:space="preserve">1 = default when no explicit type</w:t>
@@ -2698,12 +2698,12 @@
     </w:p>
     <w:p>
       <w:pPr>
-        <w:spacing w:before="0" w:line="20" w:after="0" w:lineRule="exact"/>
+        <w:spacing w:before="0" w:lineRule="exact" w:after="0" w:line="20"/>
         <w:rPr>
           <w:sz w:val="2"/>
         </w:rPr>
       </w:pPr>
-      <w:bookmarkStart w:name="csv-tbl-datatypes" w:id="92410"/>
+      <w:bookmarkStart w:id="92410" w:name="csv-tbl-datatypes"/>
       <w:bookmarkEnd w:id="92410"/>
     </w:p>
     <w:p>
@@ -2739,18 +2739,18 @@
         <w:tblW w:type="auto" w:w="0"/>
         <w:tblLook w:firstRow="1" w:lastRow="0" w:firstColumn="0" w:lastColumn="0" w:noHBand="0" w:noVBand="0" w:val="0020"/>
         <w:tblBorders>
-          <w:top w:color="000000" w:space="0" w:val="single" w:sz="6"/>
-          <w:left w:color="000000" w:space="0" w:val="single" w:sz="6"/>
-          <w:bottom w:color="000000" w:space="0" w:val="single" w:sz="6"/>
-          <w:right w:color="000000" w:space="0" w:val="single" w:sz="6"/>
-          <w:insideH w:color="000000" w:space="0" w:val="single" w:sz="6"/>
-          <w:insideV w:color="000000" w:space="0" w:val="single" w:sz="6"/>
+          <w:top w:space="0" w:sz="6" w:val="single" w:color="000000"/>
+          <w:left w:space="0" w:sz="6" w:val="single" w:color="000000"/>
+          <w:bottom w:space="0" w:sz="6" w:val="single" w:color="000000"/>
+          <w:right w:space="0" w:sz="6" w:val="single" w:color="000000"/>
+          <w:insideH w:space="0" w:sz="6" w:val="single" w:color="000000"/>
+          <w:insideV w:space="0" w:sz="6" w:val="single" w:color="000000"/>
         </w:tblBorders>
         <w:tblCellMar>
-          <w:top w:w="57" w:type="dxa"/>
-          <w:left w:w="108" w:type="dxa"/>
-          <w:bottom w:w="57" w:type="dxa"/>
-          <w:right w:w="108" w:type="dxa"/>
+          <w:top w:type="dxa" w:w="57"/>
+          <w:left w:type="dxa" w:w="108"/>
+          <w:bottom w:type="dxa" w:w="57"/>
+          <w:right w:type="dxa" w:w="108"/>
         </w:tblCellMar>
       </w:tblPr>
       <w:tblGrid>
@@ -2764,13 +2764,13 @@
         </w:trPr>
         <w:tc>
           <w:tcPr>
-            <w:shd w:color="auto" w:val="clear" w:fill="E8E8E8"/>
+            <w:shd w:fill="E8E8E8" w:val="clear" w:color="auto"/>
           </w:tcPr>
           <w:p>
             <w:pPr>
               <w:pStyle w:val="Compact"/>
-              <w:ind w:right="0" w:firstLine="0" w:left="0"/>
-              <w:spacing w:after="40" w:lineRule="auto" w:before="40" w:line="240"/>
+              <w:ind w:left="0" w:right="0" w:firstLine="0"/>
+              <w:spacing w:after="40" w:line="240" w:lineRule="auto" w:before="40"/>
             </w:pPr>
             <w:r>
               <w:rPr>
@@ -2782,13 +2782,13 @@
         </w:tc>
         <w:tc>
           <w:tcPr>
-            <w:shd w:color="auto" w:val="clear" w:fill="E8E8E8"/>
+            <w:shd w:fill="E8E8E8" w:val="clear" w:color="auto"/>
           </w:tcPr>
           <w:p>
             <w:pPr>
               <w:pStyle w:val="Compact"/>
-              <w:ind w:right="0" w:firstLine="0" w:left="0"/>
-              <w:spacing w:after="40" w:lineRule="auto" w:before="40" w:line="240"/>
+              <w:ind w:left="0" w:right="0" w:firstLine="0"/>
+              <w:spacing w:after="40" w:line="240" w:lineRule="auto" w:before="40"/>
             </w:pPr>
             <w:r>
               <w:rPr>
@@ -2800,13 +2800,13 @@
         </w:tc>
         <w:tc>
           <w:tcPr>
-            <w:shd w:color="auto" w:val="clear" w:fill="E8E8E8"/>
+            <w:shd w:fill="E8E8E8" w:val="clear" w:color="auto"/>
           </w:tcPr>
           <w:p>
             <w:pPr>
               <w:pStyle w:val="Compact"/>
-              <w:ind w:right="0" w:firstLine="0" w:left="0"/>
-              <w:spacing w:after="40" w:lineRule="auto" w:before="40" w:line="240"/>
+              <w:ind w:left="0" w:right="0" w:firstLine="0"/>
+              <w:spacing w:after="40" w:line="240" w:lineRule="auto" w:before="40"/>
             </w:pPr>
             <w:r>
               <w:rPr>
@@ -2823,8 +2823,8 @@
           <w:p>
             <w:pPr>
               <w:pStyle w:val="Compact"/>
-              <w:ind w:right="0" w:firstLine="0" w:left="0"/>
-              <w:spacing w:after="40" w:lineRule="auto" w:before="40" w:line="240"/>
+              <w:ind w:left="0" w:right="0" w:firstLine="0"/>
+              <w:spacing w:after="40" w:line="240" w:lineRule="auto" w:before="40"/>
             </w:pPr>
             <w:r>
               <w:t xml:space="preserve">identifier</w:t>
@@ -2836,8 +2836,8 @@
           <w:p>
             <w:pPr>
               <w:pStyle w:val="Compact"/>
-              <w:ind w:right="0" w:firstLine="0" w:left="0"/>
-              <w:spacing w:after="40" w:lineRule="auto" w:before="40" w:line="240"/>
+              <w:ind w:left="0" w:right="0" w:firstLine="0"/>
+              <w:spacing w:after="40" w:line="240" w:lineRule="auto" w:before="40"/>
             </w:pPr>
             <w:r>
               <w:t xml:space="preserve">TEXT PK</w:t>
@@ -2849,8 +2849,8 @@
           <w:p>
             <w:pPr>
               <w:pStyle w:val="Compact"/>
-              <w:ind w:right="0" w:firstLine="0" w:left="0"/>
-              <w:spacing w:after="40" w:lineRule="auto" w:before="40" w:line="240"/>
+              <w:ind w:left="0" w:right="0" w:firstLine="0"/>
+              <w:spacing w:after="40" w:line="240" w:lineRule="auto" w:before="40"/>
             </w:pPr>
             <w:r>
               <w:t xml:space="preserve">Unique datatype ID</w:t>
@@ -2864,8 +2864,8 @@
           <w:p>
             <w:pPr>
               <w:pStyle w:val="Compact"/>
-              <w:ind w:right="0" w:firstLine="0" w:left="0"/>
-              <w:spacing w:after="40" w:lineRule="auto" w:before="40" w:line="240"/>
+              <w:ind w:left="0" w:right="0" w:firstLine="0"/>
+              <w:spacing w:after="40" w:line="240" w:lineRule="auto" w:before="40"/>
             </w:pPr>
             <w:r>
               <w:t xml:space="preserve">long_name</w:t>
@@ -2877,8 +2877,8 @@
           <w:p>
             <w:pPr>
               <w:pStyle w:val="Compact"/>
-              <w:ind w:right="0" w:firstLine="0" w:left="0"/>
-              <w:spacing w:after="40" w:lineRule="auto" w:before="40" w:line="240"/>
+              <w:ind w:left="0" w:right="0" w:firstLine="0"/>
+              <w:spacing w:after="40" w:line="240" w:lineRule="auto" w:before="40"/>
             </w:pPr>
             <w:r>
               <w:t xml:space="preserve">TEXT NOT NULL UNIQUE</w:t>
@@ -2890,8 +2890,8 @@
           <w:p>
             <w:pPr>
               <w:pStyle w:val="Compact"/>
-              <w:ind w:right="0" w:firstLine="0" w:left="0"/>
-              <w:spacing w:after="40" w:lineRule="auto" w:before="40" w:line="240"/>
+              <w:ind w:left="0" w:right="0" w:firstLine="0"/>
+              <w:spacing w:after="40" w:line="240" w:lineRule="auto" w:before="40"/>
             </w:pPr>
             <w:r>
               <w:t xml:space="preserve">Human-readable name</w:t>
@@ -2905,8 +2905,8 @@
           <w:p>
             <w:pPr>
               <w:pStyle w:val="Compact"/>
-              <w:ind w:right="0" w:firstLine="0" w:left="0"/>
-              <w:spacing w:after="40" w:lineRule="auto" w:before="40" w:line="240"/>
+              <w:ind w:left="0" w:right="0" w:firstLine="0"/>
+              <w:spacing w:after="40" w:line="240" w:lineRule="auto" w:before="40"/>
             </w:pPr>
             <w:r>
               <w:t xml:space="preserve">type</w:t>
@@ -2918,8 +2918,8 @@
           <w:p>
             <w:pPr>
               <w:pStyle w:val="Compact"/>
-              <w:ind w:right="0" w:firstLine="0" w:left="0"/>
-              <w:spacing w:after="40" w:lineRule="auto" w:before="40" w:line="240"/>
+              <w:ind w:left="0" w:right="0" w:firstLine="0"/>
+              <w:spacing w:after="40" w:line="240" w:lineRule="auto" w:before="40"/>
             </w:pPr>
             <w:r>
               <w:t xml:space="preserve">TEXT NOT NULL</w:t>
@@ -2931,8 +2931,8 @@
           <w:p>
             <w:pPr>
               <w:pStyle w:val="Compact"/>
-              <w:ind w:right="0" w:firstLine="0" w:left="0"/>
-              <w:spacing w:after="40" w:lineRule="auto" w:before="40" w:line="240"/>
+              <w:ind w:left="0" w:right="0" w:firstLine="0"/>
+              <w:spacing w:after="40" w:line="240" w:lineRule="auto" w:before="40"/>
             </w:pPr>
             <w:r>
               <w:t xml:space="preserve">Primitive category: STRING, INTEGER, REAL, BOOLEAN, DATE, ENUM, XHTML</w:t>
@@ -3003,12 +3003,12 @@
     </w:p>
     <w:p>
       <w:pPr>
-        <w:spacing w:before="0" w:line="20" w:after="0" w:lineRule="exact"/>
+        <w:spacing w:before="0" w:lineRule="exact" w:after="0" w:line="20"/>
         <w:rPr>
           <w:sz w:val="2"/>
         </w:rPr>
       </w:pPr>
-      <w:bookmarkStart w:name="csv-tbl-attr-types" w:id="47668"/>
+      <w:bookmarkStart w:id="47668" w:name="csv-tbl-attr-types"/>
       <w:bookmarkEnd w:id="47668"/>
     </w:p>
     <w:p>
@@ -3044,18 +3044,18 @@
         <w:tblW w:type="auto" w:w="0"/>
         <w:tblLook w:firstRow="1" w:lastRow="0" w:firstColumn="0" w:lastColumn="0" w:noHBand="0" w:noVBand="0" w:val="0020"/>
         <w:tblBorders>
-          <w:top w:color="000000" w:space="0" w:val="single" w:sz="6"/>
-          <w:left w:color="000000" w:space="0" w:val="single" w:sz="6"/>
-          <w:bottom w:color="000000" w:space="0" w:val="single" w:sz="6"/>
-          <w:right w:color="000000" w:space="0" w:val="single" w:sz="6"/>
-          <w:insideH w:color="000000" w:space="0" w:val="single" w:sz="6"/>
-          <w:insideV w:color="000000" w:space="0" w:val="single" w:sz="6"/>
+          <w:top w:space="0" w:sz="6" w:val="single" w:color="000000"/>
+          <w:left w:space="0" w:sz="6" w:val="single" w:color="000000"/>
+          <w:bottom w:space="0" w:sz="6" w:val="single" w:color="000000"/>
+          <w:right w:space="0" w:sz="6" w:val="single" w:color="000000"/>
+          <w:insideH w:space="0" w:sz="6" w:val="single" w:color="000000"/>
+          <w:insideV w:space="0" w:sz="6" w:val="single" w:color="000000"/>
         </w:tblBorders>
         <w:tblCellMar>
-          <w:top w:w="57" w:type="dxa"/>
-          <w:left w:w="108" w:type="dxa"/>
-          <w:bottom w:w="57" w:type="dxa"/>
-          <w:right w:w="108" w:type="dxa"/>
+          <w:top w:type="dxa" w:w="57"/>
+          <w:left w:type="dxa" w:w="108"/>
+          <w:bottom w:type="dxa" w:w="57"/>
+          <w:right w:type="dxa" w:w="108"/>
         </w:tblCellMar>
       </w:tblPr>
       <w:tblGrid>
@@ -3069,13 +3069,13 @@
         </w:trPr>
         <w:tc>
           <w:tcPr>
-            <w:shd w:color="auto" w:val="clear" w:fill="E8E8E8"/>
+            <w:shd w:fill="E8E8E8" w:val="clear" w:color="auto"/>
           </w:tcPr>
           <w:p>
             <w:pPr>
               <w:pStyle w:val="Compact"/>
-              <w:ind w:right="0" w:firstLine="0" w:left="0"/>
-              <w:spacing w:after="40" w:lineRule="auto" w:before="40" w:line="240"/>
+              <w:ind w:left="0" w:right="0" w:firstLine="0"/>
+              <w:spacing w:after="40" w:line="240" w:lineRule="auto" w:before="40"/>
             </w:pPr>
             <w:r>
               <w:rPr>
@@ -3087,13 +3087,13 @@
         </w:tc>
         <w:tc>
           <w:tcPr>
-            <w:shd w:color="auto" w:val="clear" w:fill="E8E8E8"/>
+            <w:shd w:fill="E8E8E8" w:val="clear" w:color="auto"/>
           </w:tcPr>
           <w:p>
             <w:pPr>
               <w:pStyle w:val="Compact"/>
-              <w:ind w:right="0" w:firstLine="0" w:left="0"/>
-              <w:spacing w:after="40" w:lineRule="auto" w:before="40" w:line="240"/>
+              <w:ind w:left="0" w:right="0" w:firstLine="0"/>
+              <w:spacing w:after="40" w:line="240" w:lineRule="auto" w:before="40"/>
             </w:pPr>
             <w:r>
               <w:rPr>
@@ -3105,13 +3105,13 @@
         </w:tc>
         <w:tc>
           <w:tcPr>
-            <w:shd w:color="auto" w:val="clear" w:fill="E8E8E8"/>
+            <w:shd w:fill="E8E8E8" w:val="clear" w:color="auto"/>
           </w:tcPr>
           <w:p>
             <w:pPr>
               <w:pStyle w:val="Compact"/>
-              <w:ind w:right="0" w:firstLine="0" w:left="0"/>
-              <w:spacing w:after="40" w:lineRule="auto" w:before="40" w:line="240"/>
+              <w:ind w:left="0" w:right="0" w:firstLine="0"/>
+              <w:spacing w:after="40" w:line="240" w:lineRule="auto" w:before="40"/>
             </w:pPr>
             <w:r>
               <w:rPr>
@@ -3128,8 +3128,8 @@
           <w:p>
             <w:pPr>
               <w:pStyle w:val="Compact"/>
-              <w:ind w:right="0" w:firstLine="0" w:left="0"/>
-              <w:spacing w:after="40" w:lineRule="auto" w:before="40" w:line="240"/>
+              <w:ind w:left="0" w:right="0" w:firstLine="0"/>
+              <w:spacing w:after="40" w:line="240" w:lineRule="auto" w:before="40"/>
             </w:pPr>
             <w:r>
               <w:t xml:space="preserve">identifier</w:t>
@@ -3141,8 +3141,8 @@
           <w:p>
             <w:pPr>
               <w:pStyle w:val="Compact"/>
-              <w:ind w:right="0" w:firstLine="0" w:left="0"/>
-              <w:spacing w:after="40" w:lineRule="auto" w:before="40" w:line="240"/>
+              <w:ind w:left="0" w:right="0" w:firstLine="0"/>
+              <w:spacing w:after="40" w:line="240" w:lineRule="auto" w:before="40"/>
             </w:pPr>
             <w:r>
               <w:t xml:space="preserve">TEXT PK</w:t>
@@ -3154,8 +3154,8 @@
           <w:p>
             <w:pPr>
               <w:pStyle w:val="Compact"/>
-              <w:ind w:right="0" w:firstLine="0" w:left="0"/>
-              <w:spacing w:after="40" w:lineRule="auto" w:before="40" w:line="240"/>
+              <w:ind w:left="0" w:right="0" w:firstLine="0"/>
+              <w:spacing w:after="40" w:line="240" w:lineRule="auto" w:before="40"/>
             </w:pPr>
             <w:r>
               <w:t xml:space="preserve">Unique attribute definition ID</w:t>
@@ -3169,8 +3169,8 @@
           <w:p>
             <w:pPr>
               <w:pStyle w:val="Compact"/>
-              <w:ind w:right="0" w:firstLine="0" w:left="0"/>
-              <w:spacing w:after="40" w:lineRule="auto" w:before="40" w:line="240"/>
+              <w:ind w:left="0" w:right="0" w:firstLine="0"/>
+              <w:spacing w:after="40" w:line="240" w:lineRule="auto" w:before="40"/>
             </w:pPr>
             <w:r>
               <w:t xml:space="preserve">owner_type_ref</w:t>
@@ -3182,8 +3182,8 @@
           <w:p>
             <w:pPr>
               <w:pStyle w:val="Compact"/>
-              <w:ind w:right="0" w:firstLine="0" w:left="0"/>
-              <w:spacing w:after="40" w:lineRule="auto" w:before="40" w:line="240"/>
+              <w:ind w:left="0" w:right="0" w:firstLine="0"/>
+              <w:spacing w:after="40" w:line="240" w:lineRule="auto" w:before="40"/>
             </w:pPr>
             <w:r>
               <w:t xml:space="preserve">TEXT NOT NULL FK</w:t>
@@ -3195,8 +3195,8 @@
           <w:p>
             <w:pPr>
               <w:pStyle w:val="Compact"/>
-              <w:ind w:right="0" w:firstLine="0" w:left="0"/>
-              <w:spacing w:after="40" w:lineRule="auto" w:before="40" w:line="240"/>
+              <w:ind w:left="0" w:right="0" w:firstLine="0"/>
+              <w:spacing w:after="40" w:line="240" w:lineRule="auto" w:before="40"/>
             </w:pPr>
             <w:r>
               <w:t xml:space="preserve">Object type that owns this attribute</w:t>
@@ -3210,8 +3210,8 @@
           <w:p>
             <w:pPr>
               <w:pStyle w:val="Compact"/>
-              <w:ind w:right="0" w:firstLine="0" w:left="0"/>
-              <w:spacing w:after="40" w:lineRule="auto" w:before="40" w:line="240"/>
+              <w:ind w:left="0" w:right="0" w:firstLine="0"/>
+              <w:spacing w:after="40" w:line="240" w:lineRule="auto" w:before="40"/>
             </w:pPr>
             <w:r>
               <w:t xml:space="preserve">long_name</w:t>
@@ -3223,8 +3223,8 @@
           <w:p>
             <w:pPr>
               <w:pStyle w:val="Compact"/>
-              <w:ind w:right="0" w:firstLine="0" w:left="0"/>
-              <w:spacing w:after="40" w:lineRule="auto" w:before="40" w:line="240"/>
+              <w:ind w:left="0" w:right="0" w:firstLine="0"/>
+              <w:spacing w:after="40" w:line="240" w:lineRule="auto" w:before="40"/>
             </w:pPr>
             <w:r>
               <w:t xml:space="preserve">TEXT NOT NULL</w:t>
@@ -3236,8 +3236,8 @@
           <w:p>
             <w:pPr>
               <w:pStyle w:val="Compact"/>
-              <w:ind w:right="0" w:firstLine="0" w:left="0"/>
-              <w:spacing w:after="40" w:lineRule="auto" w:before="40" w:line="240"/>
+              <w:ind w:left="0" w:right="0" w:firstLine="0"/>
+              <w:spacing w:after="40" w:line="240" w:lineRule="auto" w:before="40"/>
             </w:pPr>
             <w:r>
               <w:t xml:space="preserve">Attribute name as written in source</w:t>
@@ -3251,8 +3251,8 @@
           <w:p>
             <w:pPr>
               <w:pStyle w:val="Compact"/>
-              <w:ind w:right="0" w:firstLine="0" w:left="0"/>
-              <w:spacing w:after="40" w:lineRule="auto" w:before="40" w:line="240"/>
+              <w:ind w:left="0" w:right="0" w:firstLine="0"/>
+              <w:spacing w:after="40" w:line="240" w:lineRule="auto" w:before="40"/>
             </w:pPr>
             <w:r>
               <w:t xml:space="preserve">datatype_ref</w:t>
@@ -3264,8 +3264,8 @@
           <w:p>
             <w:pPr>
               <w:pStyle w:val="Compact"/>
-              <w:ind w:right="0" w:firstLine="0" w:left="0"/>
-              <w:spacing w:after="40" w:lineRule="auto" w:before="40" w:line="240"/>
+              <w:ind w:left="0" w:right="0" w:firstLine="0"/>
+              <w:spacing w:after="40" w:line="240" w:lineRule="auto" w:before="40"/>
             </w:pPr>
             <w:r>
               <w:t xml:space="preserve">TEXT NOT NULL FK</w:t>
@@ -3277,8 +3277,8 @@
           <w:p>
             <w:pPr>
               <w:pStyle w:val="Compact"/>
-              <w:ind w:right="0" w:firstLine="0" w:left="0"/>
-              <w:spacing w:after="40" w:lineRule="auto" w:before="40" w:line="240"/>
+              <w:ind w:left="0" w:right="0" w:firstLine="0"/>
+              <w:spacing w:after="40" w:line="240" w:lineRule="auto" w:before="40"/>
             </w:pPr>
             <w:r>
               <w:t xml:space="preserve">Data type (FK to datatype_definitions)</w:t>
@@ -3292,8 +3292,8 @@
           <w:p>
             <w:pPr>
               <w:pStyle w:val="Compact"/>
-              <w:ind w:right="0" w:firstLine="0" w:left="0"/>
-              <w:spacing w:after="40" w:lineRule="auto" w:before="40" w:line="240"/>
+              <w:ind w:left="0" w:right="0" w:firstLine="0"/>
+              <w:spacing w:after="40" w:line="240" w:lineRule="auto" w:before="40"/>
             </w:pPr>
             <w:r>
               <w:t xml:space="preserve">min_occurs</w:t>
@@ -3305,8 +3305,8 @@
           <w:p>
             <w:pPr>
               <w:pStyle w:val="Compact"/>
-              <w:ind w:right="0" w:firstLine="0" w:left="0"/>
-              <w:spacing w:after="40" w:lineRule="auto" w:before="40" w:line="240"/>
+              <w:ind w:left="0" w:right="0" w:firstLine="0"/>
+              <w:spacing w:after="40" w:line="240" w:lineRule="auto" w:before="40"/>
             </w:pPr>
             <w:r>
               <w:t xml:space="preserve">INTEGER DEFAULT 0</w:t>
@@ -3318,8 +3318,8 @@
           <w:p>
             <w:pPr>
               <w:pStyle w:val="Compact"/>
-              <w:ind w:right="0" w:firstLine="0" w:left="0"/>
-              <w:spacing w:after="40" w:lineRule="auto" w:before="40" w:line="240"/>
+              <w:ind w:left="0" w:right="0" w:firstLine="0"/>
+              <w:spacing w:after="40" w:line="240" w:lineRule="auto" w:before="40"/>
             </w:pPr>
             <w:r>
               <w:t xml:space="preserve">Minimum occurrences (0 = optional)</w:t>
@@ -3333,8 +3333,8 @@
           <w:p>
             <w:pPr>
               <w:pStyle w:val="Compact"/>
-              <w:ind w:right="0" w:firstLine="0" w:left="0"/>
-              <w:spacing w:after="40" w:lineRule="auto" w:before="40" w:line="240"/>
+              <w:ind w:left="0" w:right="0" w:firstLine="0"/>
+              <w:spacing w:after="40" w:line="240" w:lineRule="auto" w:before="40"/>
             </w:pPr>
             <w:r>
               <w:t xml:space="preserve">max_occurs</w:t>
@@ -3346,8 +3346,8 @@
           <w:p>
             <w:pPr>
               <w:pStyle w:val="Compact"/>
-              <w:ind w:right="0" w:firstLine="0" w:left="0"/>
-              <w:spacing w:after="40" w:lineRule="auto" w:before="40" w:line="240"/>
+              <w:ind w:left="0" w:right="0" w:firstLine="0"/>
+              <w:spacing w:after="40" w:line="240" w:lineRule="auto" w:before="40"/>
             </w:pPr>
             <w:r>
               <w:t xml:space="preserve">INTEGER DEFAULT 1</w:t>
@@ -3359,8 +3359,8 @@
           <w:p>
             <w:pPr>
               <w:pStyle w:val="Compact"/>
-              <w:ind w:right="0" w:firstLine="0" w:left="0"/>
-              <w:spacing w:after="40" w:lineRule="auto" w:before="40" w:line="240"/>
+              <w:ind w:left="0" w:right="0" w:firstLine="0"/>
+              <w:spacing w:after="40" w:line="240" w:lineRule="auto" w:before="40"/>
             </w:pPr>
             <w:r>
               <w:t xml:space="preserve">Maximum occurrences</w:t>
@@ -3374,8 +3374,8 @@
           <w:p>
             <w:pPr>
               <w:pStyle w:val="Compact"/>
-              <w:ind w:right="0" w:firstLine="0" w:left="0"/>
-              <w:spacing w:after="40" w:lineRule="auto" w:before="40" w:line="240"/>
+              <w:ind w:left="0" w:right="0" w:firstLine="0"/>
+              <w:spacing w:after="40" w:line="240" w:lineRule="auto" w:before="40"/>
             </w:pPr>
             <w:r>
               <w:t xml:space="preserve">min_value</w:t>
@@ -3387,8 +3387,8 @@
           <w:p>
             <w:pPr>
               <w:pStyle w:val="Compact"/>
-              <w:ind w:right="0" w:firstLine="0" w:left="0"/>
-              <w:spacing w:after="40" w:lineRule="auto" w:before="40" w:line="240"/>
+              <w:ind w:left="0" w:right="0" w:firstLine="0"/>
+              <w:spacing w:after="40" w:line="240" w:lineRule="auto" w:before="40"/>
             </w:pPr>
             <w:r>
               <w:t xml:space="preserve">REAL</w:t>
@@ -3400,8 +3400,8 @@
           <w:p>
             <w:pPr>
               <w:pStyle w:val="Compact"/>
-              <w:ind w:right="0" w:firstLine="0" w:left="0"/>
-              <w:spacing w:after="40" w:lineRule="auto" w:before="40" w:line="240"/>
+              <w:ind w:left="0" w:right="0" w:firstLine="0"/>
+              <w:spacing w:after="40" w:line="240" w:lineRule="auto" w:before="40"/>
             </w:pPr>
             <w:r>
               <w:t xml:space="preserve">Minimum bound for INTEGER/REAL</w:t>
@@ -3415,8 +3415,8 @@
           <w:p>
             <w:pPr>
               <w:pStyle w:val="Compact"/>
-              <w:ind w:right="0" w:firstLine="0" w:left="0"/>
-              <w:spacing w:after="40" w:lineRule="auto" w:before="40" w:line="240"/>
+              <w:ind w:left="0" w:right="0" w:firstLine="0"/>
+              <w:spacing w:after="40" w:line="240" w:lineRule="auto" w:before="40"/>
             </w:pPr>
             <w:r>
               <w:t xml:space="preserve">max_value</w:t>
@@ -3428,8 +3428,8 @@
           <w:p>
             <w:pPr>
               <w:pStyle w:val="Compact"/>
-              <w:ind w:right="0" w:firstLine="0" w:left="0"/>
-              <w:spacing w:after="40" w:lineRule="auto" w:before="40" w:line="240"/>
+              <w:ind w:left="0" w:right="0" w:firstLine="0"/>
+              <w:spacing w:after="40" w:line="240" w:lineRule="auto" w:before="40"/>
             </w:pPr>
             <w:r>
               <w:t xml:space="preserve">REAL</w:t>
@@ -3441,8 +3441,8 @@
           <w:p>
             <w:pPr>
               <w:pStyle w:val="Compact"/>
-              <w:ind w:right="0" w:firstLine="0" w:left="0"/>
-              <w:spacing w:after="40" w:lineRule="auto" w:before="40" w:line="240"/>
+              <w:ind w:left="0" w:right="0" w:firstLine="0"/>
+              <w:spacing w:after="40" w:line="240" w:lineRule="auto" w:before="40"/>
             </w:pPr>
             <w:r>
               <w:t xml:space="preserve">Maximum bound for INTEGER/REAL</w:t>
@@ -3498,12 +3498,12 @@
     </w:p>
     <w:p>
       <w:pPr>
-        <w:spacing w:before="0" w:line="20" w:after="0" w:lineRule="exact"/>
+        <w:spacing w:before="0" w:lineRule="exact" w:after="0" w:line="20"/>
         <w:rPr>
           <w:sz w:val="2"/>
         </w:rPr>
       </w:pPr>
-      <w:bookmarkStart w:name="csv-tbl-enum-values" w:id="93433"/>
+      <w:bookmarkStart w:id="93433" w:name="csv-tbl-enum-values"/>
       <w:bookmarkEnd w:id="93433"/>
     </w:p>
     <w:p>
@@ -3539,18 +3539,18 @@
         <w:tblW w:type="auto" w:w="0"/>
         <w:tblLook w:firstRow="1" w:lastRow="0" w:firstColumn="0" w:lastColumn="0" w:noHBand="0" w:noVBand="0" w:val="0020"/>
         <w:tblBorders>
-          <w:top w:color="000000" w:space="0" w:val="single" w:sz="6"/>
-          <w:left w:color="000000" w:space="0" w:val="single" w:sz="6"/>
-          <w:bottom w:color="000000" w:space="0" w:val="single" w:sz="6"/>
-          <w:right w:color="000000" w:space="0" w:val="single" w:sz="6"/>
-          <w:insideH w:color="000000" w:space="0" w:val="single" w:sz="6"/>
-          <w:insideV w:color="000000" w:space="0" w:val="single" w:sz="6"/>
+          <w:top w:space="0" w:sz="6" w:val="single" w:color="000000"/>
+          <w:left w:space="0" w:sz="6" w:val="single" w:color="000000"/>
+          <w:bottom w:space="0" w:sz="6" w:val="single" w:color="000000"/>
+          <w:right w:space="0" w:sz="6" w:val="single" w:color="000000"/>
+          <w:insideH w:space="0" w:sz="6" w:val="single" w:color="000000"/>
+          <w:insideV w:space="0" w:sz="6" w:val="single" w:color="000000"/>
         </w:tblBorders>
         <w:tblCellMar>
-          <w:top w:w="57" w:type="dxa"/>
-          <w:left w:w="108" w:type="dxa"/>
-          <w:bottom w:w="57" w:type="dxa"/>
-          <w:right w:w="108" w:type="dxa"/>
+          <w:top w:type="dxa" w:w="57"/>
+          <w:left w:type="dxa" w:w="108"/>
+          <w:bottom w:type="dxa" w:w="57"/>
+          <w:right w:type="dxa" w:w="108"/>
         </w:tblCellMar>
       </w:tblPr>
       <w:tblGrid>
@@ -3564,13 +3564,13 @@
         </w:trPr>
         <w:tc>
           <w:tcPr>
-            <w:shd w:color="auto" w:val="clear" w:fill="E8E8E8"/>
+            <w:shd w:fill="E8E8E8" w:val="clear" w:color="auto"/>
           </w:tcPr>
           <w:p>
             <w:pPr>
               <w:pStyle w:val="Compact"/>
-              <w:ind w:right="0" w:firstLine="0" w:left="0"/>
-              <w:spacing w:after="40" w:lineRule="auto" w:before="40" w:line="240"/>
+              <w:ind w:left="0" w:right="0" w:firstLine="0"/>
+              <w:spacing w:after="40" w:line="240" w:lineRule="auto" w:before="40"/>
             </w:pPr>
             <w:r>
               <w:rPr>
@@ -3582,13 +3582,13 @@
         </w:tc>
         <w:tc>
           <w:tcPr>
-            <w:shd w:color="auto" w:val="clear" w:fill="E8E8E8"/>
+            <w:shd w:fill="E8E8E8" w:val="clear" w:color="auto"/>
           </w:tcPr>
           <w:p>
             <w:pPr>
               <w:pStyle w:val="Compact"/>
-              <w:ind w:right="0" w:firstLine="0" w:left="0"/>
-              <w:spacing w:after="40" w:lineRule="auto" w:before="40" w:line="240"/>
+              <w:ind w:left="0" w:right="0" w:firstLine="0"/>
+              <w:spacing w:after="40" w:line="240" w:lineRule="auto" w:before="40"/>
             </w:pPr>
             <w:r>
               <w:rPr>
@@ -3600,13 +3600,13 @@
         </w:tc>
         <w:tc>
           <w:tcPr>
-            <w:shd w:color="auto" w:val="clear" w:fill="E8E8E8"/>
+            <w:shd w:fill="E8E8E8" w:val="clear" w:color="auto"/>
           </w:tcPr>
           <w:p>
             <w:pPr>
               <w:pStyle w:val="Compact"/>
-              <w:ind w:right="0" w:firstLine="0" w:left="0"/>
-              <w:spacing w:after="40" w:lineRule="auto" w:before="40" w:line="240"/>
+              <w:ind w:left="0" w:right="0" w:firstLine="0"/>
+              <w:spacing w:after="40" w:line="240" w:lineRule="auto" w:before="40"/>
             </w:pPr>
             <w:r>
               <w:rPr>
@@ -3623,8 +3623,8 @@
           <w:p>
             <w:pPr>
               <w:pStyle w:val="Compact"/>
-              <w:ind w:right="0" w:firstLine="0" w:left="0"/>
-              <w:spacing w:after="40" w:lineRule="auto" w:before="40" w:line="240"/>
+              <w:ind w:left="0" w:right="0" w:firstLine="0"/>
+              <w:spacing w:after="40" w:line="240" w:lineRule="auto" w:before="40"/>
             </w:pPr>
             <w:r>
               <w:t xml:space="preserve">identifier</w:t>
@@ -3636,8 +3636,8 @@
           <w:p>
             <w:pPr>
               <w:pStyle w:val="Compact"/>
-              <w:ind w:right="0" w:firstLine="0" w:left="0"/>
-              <w:spacing w:after="40" w:lineRule="auto" w:before="40" w:line="240"/>
+              <w:ind w:left="0" w:right="0" w:firstLine="0"/>
+              <w:spacing w:after="40" w:line="240" w:lineRule="auto" w:before="40"/>
             </w:pPr>
             <w:r>
               <w:t xml:space="preserve">TEXT PK</w:t>
@@ -3649,8 +3649,8 @@
           <w:p>
             <w:pPr>
               <w:pStyle w:val="Compact"/>
-              <w:ind w:right="0" w:firstLine="0" w:left="0"/>
-              <w:spacing w:after="40" w:lineRule="auto" w:before="40" w:line="240"/>
+              <w:ind w:left="0" w:right="0" w:firstLine="0"/>
+              <w:spacing w:after="40" w:line="240" w:lineRule="auto" w:before="40"/>
             </w:pPr>
             <w:r>
               <w:t xml:space="preserve">Unique enum value ID (e.g. STATUS_DRAFT)</w:t>
@@ -3664,8 +3664,8 @@
           <w:p>
             <w:pPr>
               <w:pStyle w:val="Compact"/>
-              <w:ind w:right="0" w:firstLine="0" w:left="0"/>
-              <w:spacing w:after="40" w:lineRule="auto" w:before="40" w:line="240"/>
+              <w:ind w:left="0" w:right="0" w:firstLine="0"/>
+              <w:spacing w:after="40" w:line="240" w:lineRule="auto" w:before="40"/>
             </w:pPr>
             <w:r>
               <w:t xml:space="preserve">datatype_ref</w:t>
@@ -3677,8 +3677,8 @@
           <w:p>
             <w:pPr>
               <w:pStyle w:val="Compact"/>
-              <w:ind w:right="0" w:firstLine="0" w:left="0"/>
-              <w:spacing w:after="40" w:lineRule="auto" w:before="40" w:line="240"/>
+              <w:ind w:left="0" w:right="0" w:firstLine="0"/>
+              <w:spacing w:after="40" w:line="240" w:lineRule="auto" w:before="40"/>
             </w:pPr>
             <w:r>
               <w:t xml:space="preserve">TEXT NOT NULL FK</w:t>
@@ -3690,8 +3690,8 @@
           <w:p>
             <w:pPr>
               <w:pStyle w:val="Compact"/>
-              <w:ind w:right="0" w:firstLine="0" w:left="0"/>
-              <w:spacing w:after="40" w:lineRule="auto" w:before="40" w:line="240"/>
+              <w:ind w:left="0" w:right="0" w:firstLine="0"/>
+              <w:spacing w:after="40" w:line="240" w:lineRule="auto" w:before="40"/>
             </w:pPr>
             <w:r>
               <w:t xml:space="preserve">Parent ENUM datatype</w:t>
@@ -3705,8 +3705,8 @@
           <w:p>
             <w:pPr>
               <w:pStyle w:val="Compact"/>
-              <w:ind w:right="0" w:firstLine="0" w:left="0"/>
-              <w:spacing w:after="40" w:lineRule="auto" w:before="40" w:line="240"/>
+              <w:ind w:left="0" w:right="0" w:firstLine="0"/>
+              <w:spacing w:after="40" w:line="240" w:lineRule="auto" w:before="40"/>
             </w:pPr>
             <w:r>
               <w:t xml:space="preserve">key</w:t>
@@ -3718,8 +3718,8 @@
           <w:p>
             <w:pPr>
               <w:pStyle w:val="Compact"/>
-              <w:ind w:right="0" w:firstLine="0" w:left="0"/>
-              <w:spacing w:after="40" w:lineRule="auto" w:before="40" w:line="240"/>
+              <w:ind w:left="0" w:right="0" w:firstLine="0"/>
+              <w:spacing w:after="40" w:line="240" w:lineRule="auto" w:before="40"/>
             </w:pPr>
             <w:r>
               <w:t xml:space="preserve">TEXT NOT NULL</w:t>
@@ -3731,8 +3731,8 @@
           <w:p>
             <w:pPr>
               <w:pStyle w:val="Compact"/>
-              <w:ind w:right="0" w:firstLine="0" w:left="0"/>
-              <w:spacing w:after="40" w:lineRule="auto" w:before="40" w:line="240"/>
+              <w:ind w:left="0" w:right="0" w:firstLine="0"/>
+              <w:spacing w:after="40" w:line="240" w:lineRule="auto" w:before="40"/>
             </w:pPr>
             <w:r>
               <w:t xml:space="preserve">Value as written in source</w:t>
@@ -3746,8 +3746,8 @@
           <w:p>
             <w:pPr>
               <w:pStyle w:val="Compact"/>
-              <w:ind w:right="0" w:firstLine="0" w:left="0"/>
-              <w:spacing w:after="40" w:lineRule="auto" w:before="40" w:line="240"/>
+              <w:ind w:left="0" w:right="0" w:firstLine="0"/>
+              <w:spacing w:after="40" w:line="240" w:lineRule="auto" w:before="40"/>
             </w:pPr>
             <w:r>
               <w:t xml:space="preserve">sequence</w:t>
@@ -3759,8 +3759,8 @@
           <w:p>
             <w:pPr>
               <w:pStyle w:val="Compact"/>
-              <w:ind w:right="0" w:firstLine="0" w:left="0"/>
-              <w:spacing w:after="40" w:lineRule="auto" w:before="40" w:line="240"/>
+              <w:ind w:left="0" w:right="0" w:firstLine="0"/>
+              <w:spacing w:after="40" w:line="240" w:lineRule="auto" w:before="40"/>
             </w:pPr>
             <w:r>
               <w:t xml:space="preserve">INTEGER DEFAULT 0</w:t>
@@ -3772,8 +3772,8 @@
           <w:p>
             <w:pPr>
               <w:pStyle w:val="Compact"/>
-              <w:ind w:right="0" w:firstLine="0" w:left="0"/>
-              <w:spacing w:after="40" w:lineRule="auto" w:before="40" w:line="240"/>
+              <w:ind w:left="0" w:right="0" w:firstLine="0"/>
+              <w:spacing w:after="40" w:line="240" w:lineRule="auto" w:before="40"/>
             </w:pPr>
             <w:r>
               <w:t xml:space="preserve">Display order</w:t>
@@ -3806,12 +3806,12 @@
     </w:p>
     <w:p>
       <w:pPr>
-        <w:spacing w:before="0" w:line="20" w:after="0" w:lineRule="exact"/>
+        <w:spacing w:before="0" w:lineRule="exact" w:after="0" w:line="20"/>
         <w:rPr>
           <w:sz w:val="2"/>
         </w:rPr>
       </w:pPr>
-      <w:bookmarkStart w:name="csv-tbl-type-aliases" w:id="44898"/>
+      <w:bookmarkStart w:id="44898" w:name="csv-tbl-type-aliases"/>
       <w:bookmarkEnd w:id="44898"/>
     </w:p>
     <w:p>
@@ -3847,18 +3847,18 @@
         <w:tblW w:type="auto" w:w="0"/>
         <w:tblLook w:firstRow="1" w:lastRow="0" w:firstColumn="0" w:lastColumn="0" w:noHBand="0" w:noVBand="0" w:val="0020"/>
         <w:tblBorders>
-          <w:top w:color="000000" w:space="0" w:val="single" w:sz="6"/>
-          <w:left w:color="000000" w:space="0" w:val="single" w:sz="6"/>
-          <w:bottom w:color="000000" w:space="0" w:val="single" w:sz="6"/>
-          <w:right w:color="000000" w:space="0" w:val="single" w:sz="6"/>
-          <w:insideH w:color="000000" w:space="0" w:val="single" w:sz="6"/>
-          <w:insideV w:color="000000" w:space="0" w:val="single" w:sz="6"/>
+          <w:top w:space="0" w:sz="6" w:val="single" w:color="000000"/>
+          <w:left w:space="0" w:sz="6" w:val="single" w:color="000000"/>
+          <w:bottom w:space="0" w:sz="6" w:val="single" w:color="000000"/>
+          <w:right w:space="0" w:sz="6" w:val="single" w:color="000000"/>
+          <w:insideH w:space="0" w:sz="6" w:val="single" w:color="000000"/>
+          <w:insideV w:space="0" w:sz="6" w:val="single" w:color="000000"/>
         </w:tblBorders>
         <w:tblCellMar>
-          <w:top w:w="57" w:type="dxa"/>
-          <w:left w:w="108" w:type="dxa"/>
-          <w:bottom w:w="57" w:type="dxa"/>
-          <w:right w:w="108" w:type="dxa"/>
+          <w:top w:type="dxa" w:w="57"/>
+          <w:left w:type="dxa" w:w="108"/>
+          <w:bottom w:type="dxa" w:w="57"/>
+          <w:right w:type="dxa" w:w="108"/>
         </w:tblCellMar>
       </w:tblPr>
       <w:tblGrid>
@@ -3872,13 +3872,13 @@
         </w:trPr>
         <w:tc>
           <w:tcPr>
-            <w:shd w:color="auto" w:val="clear" w:fill="E8E8E8"/>
+            <w:shd w:fill="E8E8E8" w:val="clear" w:color="auto"/>
           </w:tcPr>
           <w:p>
             <w:pPr>
               <w:pStyle w:val="Compact"/>
-              <w:ind w:right="0" w:firstLine="0" w:left="0"/>
-              <w:spacing w:after="40" w:lineRule="auto" w:before="40" w:line="240"/>
+              <w:ind w:left="0" w:right="0" w:firstLine="0"/>
+              <w:spacing w:after="40" w:line="240" w:lineRule="auto" w:before="40"/>
             </w:pPr>
             <w:r>
               <w:rPr>
@@ -3890,13 +3890,13 @@
         </w:tc>
         <w:tc>
           <w:tcPr>
-            <w:shd w:color="auto" w:val="clear" w:fill="E8E8E8"/>
+            <w:shd w:fill="E8E8E8" w:val="clear" w:color="auto"/>
           </w:tcPr>
           <w:p>
             <w:pPr>
               <w:pStyle w:val="Compact"/>
-              <w:ind w:right="0" w:firstLine="0" w:left="0"/>
-              <w:spacing w:after="40" w:lineRule="auto" w:before="40" w:line="240"/>
+              <w:ind w:left="0" w:right="0" w:firstLine="0"/>
+              <w:spacing w:after="40" w:line="240" w:lineRule="auto" w:before="40"/>
             </w:pPr>
             <w:r>
               <w:rPr>
@@ -3908,13 +3908,13 @@
         </w:tc>
         <w:tc>
           <w:tcPr>
-            <w:shd w:color="auto" w:val="clear" w:fill="E8E8E8"/>
+            <w:shd w:fill="E8E8E8" w:val="clear" w:color="auto"/>
           </w:tcPr>
           <w:p>
             <w:pPr>
               <w:pStyle w:val="Compact"/>
-              <w:ind w:right="0" w:firstLine="0" w:left="0"/>
-              <w:spacing w:after="40" w:lineRule="auto" w:before="40" w:line="240"/>
+              <w:ind w:left="0" w:right="0" w:firstLine="0"/>
+              <w:spacing w:after="40" w:line="240" w:lineRule="auto" w:before="40"/>
             </w:pPr>
             <w:r>
               <w:rPr>
@@ -3931,8 +3931,8 @@
           <w:p>
             <w:pPr>
               <w:pStyle w:val="Compact"/>
-              <w:ind w:right="0" w:firstLine="0" w:left="0"/>
-              <w:spacing w:after="40" w:lineRule="auto" w:before="40" w:line="240"/>
+              <w:ind w:left="0" w:right="0" w:firstLine="0"/>
+              <w:spacing w:after="40" w:line="240" w:lineRule="auto" w:before="40"/>
             </w:pPr>
             <w:r>
               <w:t xml:space="preserve">alias</w:t>
@@ -3944,8 +3944,8 @@
           <w:p>
             <w:pPr>
               <w:pStyle w:val="Compact"/>
-              <w:ind w:right="0" w:firstLine="0" w:left="0"/>
-              <w:spacing w:after="40" w:lineRule="auto" w:before="40" w:line="240"/>
+              <w:ind w:left="0" w:right="0" w:firstLine="0"/>
+              <w:spacing w:after="40" w:line="240" w:lineRule="auto" w:before="40"/>
             </w:pPr>
             <w:r>
               <w:t xml:space="preserve">TEXT PK COLLATE NOCASE</w:t>
@@ -3957,8 +3957,8 @@
           <w:p>
             <w:pPr>
               <w:pStyle w:val="Compact"/>
-              <w:ind w:right="0" w:firstLine="0" w:left="0"/>
-              <w:spacing w:after="40" w:lineRule="auto" w:before="40" w:line="240"/>
+              <w:ind w:left="0" w:right="0" w:firstLine="0"/>
+              <w:spacing w:after="40" w:line="240" w:lineRule="auto" w:before="40"/>
             </w:pPr>
             <w:r>
               <w:t xml:space="preserve">Title text that triggers this type</w:t>
@@ -3972,8 +3972,8 @@
           <w:p>
             <w:pPr>
               <w:pStyle w:val="Compact"/>
-              <w:ind w:right="0" w:firstLine="0" w:left="0"/>
-              <w:spacing w:after="40" w:lineRule="auto" w:before="40" w:line="240"/>
+              <w:ind w:left="0" w:right="0" w:firstLine="0"/>
+              <w:spacing w:after="40" w:line="240" w:lineRule="auto" w:before="40"/>
             </w:pPr>
             <w:r>
               <w:t xml:space="preserve">object_type_id</w:t>
@@ -3985,8 +3985,8 @@
           <w:p>
             <w:pPr>
               <w:pStyle w:val="Compact"/>
-              <w:ind w:right="0" w:firstLine="0" w:left="0"/>
-              <w:spacing w:after="40" w:lineRule="auto" w:before="40" w:line="240"/>
+              <w:ind w:left="0" w:right="0" w:firstLine="0"/>
+              <w:spacing w:after="40" w:line="240" w:lineRule="auto" w:before="40"/>
             </w:pPr>
             <w:r>
               <w:t xml:space="preserve">TEXT NOT NULL FK</w:t>
@@ -3998,8 +3998,8 @@
           <w:p>
             <w:pPr>
               <w:pStyle w:val="Compact"/>
-              <w:ind w:right="0" w:firstLine="0" w:left="0"/>
-              <w:spacing w:after="40" w:lineRule="auto" w:before="40" w:line="240"/>
+              <w:ind w:left="0" w:right="0" w:firstLine="0"/>
+              <w:spacing w:after="40" w:line="240" w:lineRule="auto" w:before="40"/>
             </w:pPr>
             <w:r>
               <w:t xml:space="preserve">Object type to assign</w:t>
@@ -4032,12 +4032,12 @@
     </w:p>
     <w:p>
       <w:pPr>
-        <w:spacing w:before="0" w:line="20" w:after="0" w:lineRule="exact"/>
+        <w:spacing w:before="0" w:lineRule="exact" w:after="0" w:line="20"/>
         <w:rPr>
           <w:sz w:val="2"/>
         </w:rPr>
       </w:pPr>
-      <w:bookmarkStart w:name="csv-tbl-spec-aliases" w:id="70595"/>
+      <w:bookmarkStart w:id="70595" w:name="csv-tbl-spec-aliases"/>
       <w:bookmarkEnd w:id="70595"/>
     </w:p>
     <w:p>
@@ -4073,18 +4073,18 @@
         <w:tblW w:type="auto" w:w="0"/>
         <w:tblLook w:firstRow="1" w:lastRow="0" w:firstColumn="0" w:lastColumn="0" w:noHBand="0" w:noVBand="0" w:val="0020"/>
         <w:tblBorders>
-          <w:top w:color="000000" w:space="0" w:val="single" w:sz="6"/>
-          <w:left w:color="000000" w:space="0" w:val="single" w:sz="6"/>
-          <w:bottom w:color="000000" w:space="0" w:val="single" w:sz="6"/>
-          <w:right w:color="000000" w:space="0" w:val="single" w:sz="6"/>
-          <w:insideH w:color="000000" w:space="0" w:val="single" w:sz="6"/>
-          <w:insideV w:color="000000" w:space="0" w:val="single" w:sz="6"/>
+          <w:top w:space="0" w:sz="6" w:val="single" w:color="000000"/>
+          <w:left w:space="0" w:sz="6" w:val="single" w:color="000000"/>
+          <w:bottom w:space="0" w:sz="6" w:val="single" w:color="000000"/>
+          <w:right w:space="0" w:sz="6" w:val="single" w:color="000000"/>
+          <w:insideH w:space="0" w:sz="6" w:val="single" w:color="000000"/>
+          <w:insideV w:space="0" w:sz="6" w:val="single" w:color="000000"/>
         </w:tblBorders>
         <w:tblCellMar>
-          <w:top w:w="57" w:type="dxa"/>
-          <w:left w:w="108" w:type="dxa"/>
-          <w:bottom w:w="57" w:type="dxa"/>
-          <w:right w:w="108" w:type="dxa"/>
+          <w:top w:type="dxa" w:w="57"/>
+          <w:left w:type="dxa" w:w="108"/>
+          <w:bottom w:type="dxa" w:w="57"/>
+          <w:right w:type="dxa" w:w="108"/>
         </w:tblCellMar>
       </w:tblPr>
       <w:tblGrid>
@@ -4098,13 +4098,13 @@
         </w:trPr>
         <w:tc>
           <w:tcPr>
-            <w:shd w:color="auto" w:val="clear" w:fill="E8E8E8"/>
+            <w:shd w:fill="E8E8E8" w:val="clear" w:color="auto"/>
           </w:tcPr>
           <w:p>
             <w:pPr>
               <w:pStyle w:val="Compact"/>
-              <w:ind w:right="0" w:firstLine="0" w:left="0"/>
-              <w:spacing w:after="40" w:lineRule="auto" w:before="40" w:line="240"/>
+              <w:ind w:left="0" w:right="0" w:firstLine="0"/>
+              <w:spacing w:after="40" w:line="240" w:lineRule="auto" w:before="40"/>
             </w:pPr>
             <w:r>
               <w:rPr>
@@ -4116,13 +4116,13 @@
         </w:tc>
         <w:tc>
           <w:tcPr>
-            <w:shd w:color="auto" w:val="clear" w:fill="E8E8E8"/>
+            <w:shd w:fill="E8E8E8" w:val="clear" w:color="auto"/>
           </w:tcPr>
           <w:p>
             <w:pPr>
               <w:pStyle w:val="Compact"/>
-              <w:ind w:right="0" w:firstLine="0" w:left="0"/>
-              <w:spacing w:after="40" w:lineRule="auto" w:before="40" w:line="240"/>
+              <w:ind w:left="0" w:right="0" w:firstLine="0"/>
+              <w:spacing w:after="40" w:line="240" w:lineRule="auto" w:before="40"/>
             </w:pPr>
             <w:r>
               <w:rPr>
@@ -4134,13 +4134,13 @@
         </w:tc>
         <w:tc>
           <w:tcPr>
-            <w:shd w:color="auto" w:val="clear" w:fill="E8E8E8"/>
+            <w:shd w:fill="E8E8E8" w:val="clear" w:color="auto"/>
           </w:tcPr>
           <w:p>
             <w:pPr>
               <w:pStyle w:val="Compact"/>
-              <w:ind w:right="0" w:firstLine="0" w:left="0"/>
-              <w:spacing w:after="40" w:lineRule="auto" w:before="40" w:line="240"/>
+              <w:ind w:left="0" w:right="0" w:firstLine="0"/>
+              <w:spacing w:after="40" w:line="240" w:lineRule="auto" w:before="40"/>
             </w:pPr>
             <w:r>
               <w:rPr>
@@ -4157,8 +4157,8 @@
           <w:p>
             <w:pPr>
               <w:pStyle w:val="Compact"/>
-              <w:ind w:right="0" w:firstLine="0" w:left="0"/>
-              <w:spacing w:after="40" w:lineRule="auto" w:before="40" w:line="240"/>
+              <w:ind w:left="0" w:right="0" w:firstLine="0"/>
+              <w:spacing w:after="40" w:line="240" w:lineRule="auto" w:before="40"/>
             </w:pPr>
             <w:r>
               <w:t xml:space="preserve">alias</w:t>
@@ -4170,8 +4170,8 @@
           <w:p>
             <w:pPr>
               <w:pStyle w:val="Compact"/>
-              <w:ind w:right="0" w:firstLine="0" w:left="0"/>
-              <w:spacing w:after="40" w:lineRule="auto" w:before="40" w:line="240"/>
+              <w:ind w:left="0" w:right="0" w:firstLine="0"/>
+              <w:spacing w:after="40" w:line="240" w:lineRule="auto" w:before="40"/>
             </w:pPr>
             <w:r>
               <w:t xml:space="preserve">TEXT PK COLLATE NOCASE</w:t>
@@ -4183,8 +4183,8 @@
           <w:p>
             <w:pPr>
               <w:pStyle w:val="Compact"/>
-              <w:ind w:right="0" w:firstLine="0" w:left="0"/>
-              <w:spacing w:after="40" w:lineRule="auto" w:before="40" w:line="240"/>
+              <w:ind w:left="0" w:right="0" w:firstLine="0"/>
+              <w:spacing w:after="40" w:line="240" w:lineRule="auto" w:before="40"/>
             </w:pPr>
             <w:r>
               <w:t xml:space="preserve">Title text that triggers this type</w:t>
@@ -4198,8 +4198,8 @@
           <w:p>
             <w:pPr>
               <w:pStyle w:val="Compact"/>
-              <w:ind w:right="0" w:firstLine="0" w:left="0"/>
-              <w:spacing w:after="40" w:lineRule="auto" w:before="40" w:line="240"/>
+              <w:ind w:left="0" w:right="0" w:firstLine="0"/>
+              <w:spacing w:after="40" w:line="240" w:lineRule="auto" w:before="40"/>
             </w:pPr>
             <w:r>
               <w:t xml:space="preserve">spec_type_id</w:t>
@@ -4211,8 +4211,8 @@
           <w:p>
             <w:pPr>
               <w:pStyle w:val="Compact"/>
-              <w:ind w:right="0" w:firstLine="0" w:left="0"/>
-              <w:spacing w:after="40" w:lineRule="auto" w:before="40" w:line="240"/>
+              <w:ind w:left="0" w:right="0" w:firstLine="0"/>
+              <w:spacing w:after="40" w:line="240" w:lineRule="auto" w:before="40"/>
             </w:pPr>
             <w:r>
               <w:t xml:space="preserve">TEXT NOT NULL FK</w:t>
@@ -4224,8 +4224,8 @@
           <w:p>
             <w:pPr>
               <w:pStyle w:val="Compact"/>
-              <w:ind w:right="0" w:firstLine="0" w:left="0"/>
-              <w:spacing w:after="40" w:lineRule="auto" w:before="40" w:line="240"/>
+              <w:ind w:left="0" w:right="0" w:firstLine="0"/>
+              <w:spacing w:after="40" w:line="240" w:lineRule="auto" w:before="40"/>
             </w:pPr>
             <w:r>
               <w:t xml:space="preserve">Specification type to assign</w:t>
@@ -4322,12 +4322,12 @@
     </w:p>
     <w:p>
       <w:pPr>
-        <w:spacing w:before="0" w:line="20" w:after="0" w:lineRule="exact"/>
+        <w:spacing w:before="0" w:lineRule="exact" w:after="0" w:line="20"/>
         <w:rPr>
           <w:sz w:val="2"/>
         </w:rPr>
       </w:pPr>
-      <w:bookmarkStart w:name="csv-tbl-specifications" w:id="46247"/>
+      <w:bookmarkStart w:id="46247" w:name="csv-tbl-specifications"/>
       <w:bookmarkEnd w:id="46247"/>
     </w:p>
     <w:p>
@@ -4363,18 +4363,18 @@
         <w:tblW w:type="auto" w:w="0"/>
         <w:tblLook w:firstRow="1" w:lastRow="0" w:firstColumn="0" w:lastColumn="0" w:noHBand="0" w:noVBand="0" w:val="0020"/>
         <w:tblBorders>
-          <w:top w:color="000000" w:space="0" w:val="single" w:sz="6"/>
-          <w:left w:color="000000" w:space="0" w:val="single" w:sz="6"/>
-          <w:bottom w:color="000000" w:space="0" w:val="single" w:sz="6"/>
-          <w:right w:color="000000" w:space="0" w:val="single" w:sz="6"/>
-          <w:insideH w:color="000000" w:space="0" w:val="single" w:sz="6"/>
-          <w:insideV w:color="000000" w:space="0" w:val="single" w:sz="6"/>
+          <w:top w:space="0" w:sz="6" w:val="single" w:color="000000"/>
+          <w:left w:space="0" w:sz="6" w:val="single" w:color="000000"/>
+          <w:bottom w:space="0" w:sz="6" w:val="single" w:color="000000"/>
+          <w:right w:space="0" w:sz="6" w:val="single" w:color="000000"/>
+          <w:insideH w:space="0" w:sz="6" w:val="single" w:color="000000"/>
+          <w:insideV w:space="0" w:sz="6" w:val="single" w:color="000000"/>
         </w:tblBorders>
         <w:tblCellMar>
-          <w:top w:w="57" w:type="dxa"/>
-          <w:left w:w="108" w:type="dxa"/>
-          <w:bottom w:w="57" w:type="dxa"/>
-          <w:right w:w="108" w:type="dxa"/>
+          <w:top w:type="dxa" w:w="57"/>
+          <w:left w:type="dxa" w:w="108"/>
+          <w:bottom w:type="dxa" w:w="57"/>
+          <w:right w:type="dxa" w:w="108"/>
         </w:tblCellMar>
       </w:tblPr>
       <w:tblGrid>
@@ -4388,13 +4388,13 @@
         </w:trPr>
         <w:tc>
           <w:tcPr>
-            <w:shd w:color="auto" w:val="clear" w:fill="E8E8E8"/>
+            <w:shd w:fill="E8E8E8" w:val="clear" w:color="auto"/>
           </w:tcPr>
           <w:p>
             <w:pPr>
               <w:pStyle w:val="Compact"/>
-              <w:ind w:right="0" w:firstLine="0" w:left="0"/>
-              <w:spacing w:after="40" w:lineRule="auto" w:before="40" w:line="240"/>
+              <w:ind w:left="0" w:right="0" w:firstLine="0"/>
+              <w:spacing w:after="40" w:line="240" w:lineRule="auto" w:before="40"/>
             </w:pPr>
             <w:r>
               <w:rPr>
@@ -4406,13 +4406,13 @@
         </w:tc>
         <w:tc>
           <w:tcPr>
-            <w:shd w:color="auto" w:val="clear" w:fill="E8E8E8"/>
+            <w:shd w:fill="E8E8E8" w:val="clear" w:color="auto"/>
           </w:tcPr>
           <w:p>
             <w:pPr>
               <w:pStyle w:val="Compact"/>
-              <w:ind w:right="0" w:firstLine="0" w:left="0"/>
-              <w:spacing w:after="40" w:lineRule="auto" w:before="40" w:line="240"/>
+              <w:ind w:left="0" w:right="0" w:firstLine="0"/>
+              <w:spacing w:after="40" w:line="240" w:lineRule="auto" w:before="40"/>
             </w:pPr>
             <w:r>
               <w:rPr>
@@ -4424,13 +4424,13 @@
         </w:tc>
         <w:tc>
           <w:tcPr>
-            <w:shd w:color="auto" w:val="clear" w:fill="E8E8E8"/>
+            <w:shd w:fill="E8E8E8" w:val="clear" w:color="auto"/>
           </w:tcPr>
           <w:p>
             <w:pPr>
               <w:pStyle w:val="Compact"/>
-              <w:ind w:right="0" w:firstLine="0" w:left="0"/>
-              <w:spacing w:after="40" w:lineRule="auto" w:before="40" w:line="240"/>
+              <w:ind w:left="0" w:right="0" w:firstLine="0"/>
+              <w:spacing w:after="40" w:line="240" w:lineRule="auto" w:before="40"/>
             </w:pPr>
             <w:r>
               <w:rPr>
@@ -4447,8 +4447,8 @@
           <w:p>
             <w:pPr>
               <w:pStyle w:val="Compact"/>
-              <w:ind w:right="0" w:firstLine="0" w:left="0"/>
-              <w:spacing w:after="40" w:lineRule="auto" w:before="40" w:line="240"/>
+              <w:ind w:left="0" w:right="0" w:firstLine="0"/>
+              <w:spacing w:after="40" w:line="240" w:lineRule="auto" w:before="40"/>
             </w:pPr>
             <w:r>
               <w:t xml:space="preserve">identifier</w:t>
@@ -4460,8 +4460,8 @@
           <w:p>
             <w:pPr>
               <w:pStyle w:val="Compact"/>
-              <w:ind w:right="0" w:firstLine="0" w:left="0"/>
-              <w:spacing w:after="40" w:lineRule="auto" w:before="40" w:line="240"/>
+              <w:ind w:left="0" w:right="0" w:firstLine="0"/>
+              <w:spacing w:after="40" w:line="240" w:lineRule="auto" w:before="40"/>
             </w:pPr>
             <w:r>
               <w:t xml:space="preserve">TEXT PK</w:t>
@@ -4473,8 +4473,8 @@
           <w:p>
             <w:pPr>
               <w:pStyle w:val="Compact"/>
-              <w:ind w:right="0" w:firstLine="0" w:left="0"/>
-              <w:spacing w:after="40" w:lineRule="auto" w:before="40" w:line="240"/>
+              <w:ind w:left="0" w:right="0" w:firstLine="0"/>
+              <w:spacing w:after="40" w:line="240" w:lineRule="auto" w:before="40"/>
             </w:pPr>
             <w:r>
               <w:t xml:space="preserve">Filename slug (natural key)</w:t>
@@ -4488,8 +4488,8 @@
           <w:p>
             <w:pPr>
               <w:pStyle w:val="Compact"/>
-              <w:ind w:right="0" w:firstLine="0" w:left="0"/>
-              <w:spacing w:after="40" w:lineRule="auto" w:before="40" w:line="240"/>
+              <w:ind w:left="0" w:right="0" w:firstLine="0"/>
+              <w:spacing w:after="40" w:line="240" w:lineRule="auto" w:before="40"/>
             </w:pPr>
             <w:r>
               <w:t xml:space="preserve">root_path</w:t>
@@ -4501,8 +4501,8 @@
           <w:p>
             <w:pPr>
               <w:pStyle w:val="Compact"/>
-              <w:ind w:right="0" w:firstLine="0" w:left="0"/>
-              <w:spacing w:after="40" w:lineRule="auto" w:before="40" w:line="240"/>
+              <w:ind w:left="0" w:right="0" w:firstLine="0"/>
+              <w:spacing w:after="40" w:line="240" w:lineRule="auto" w:before="40"/>
             </w:pPr>
             <w:r>
               <w:t xml:space="preserve">TEXT NOT NULL UNIQUE</w:t>
@@ -4514,8 +4514,8 @@
           <w:p>
             <w:pPr>
               <w:pStyle w:val="Compact"/>
-              <w:ind w:right="0" w:firstLine="0" w:left="0"/>
-              <w:spacing w:after="40" w:lineRule="auto" w:before="40" w:line="240"/>
+              <w:ind w:left="0" w:right="0" w:firstLine="0"/>
+              <w:spacing w:after="40" w:line="240" w:lineRule="auto" w:before="40"/>
             </w:pPr>
             <w:r>
               <w:t xml:space="preserve">Absolute path to root .md file</w:t>
@@ -4529,8 +4529,8 @@
           <w:p>
             <w:pPr>
               <w:pStyle w:val="Compact"/>
-              <w:ind w:right="0" w:firstLine="0" w:left="0"/>
-              <w:spacing w:after="40" w:lineRule="auto" w:before="40" w:line="240"/>
+              <w:ind w:left="0" w:right="0" w:firstLine="0"/>
+              <w:spacing w:after="40" w:line="240" w:lineRule="auto" w:before="40"/>
             </w:pPr>
             <w:r>
               <w:t xml:space="preserve">long_name</w:t>
@@ -4542,8 +4542,8 @@
           <w:p>
             <w:pPr>
               <w:pStyle w:val="Compact"/>
-              <w:ind w:right="0" w:firstLine="0" w:left="0"/>
-              <w:spacing w:after="40" w:lineRule="auto" w:before="40" w:line="240"/>
+              <w:ind w:left="0" w:right="0" w:firstLine="0"/>
+              <w:spacing w:after="40" w:line="240" w:lineRule="auto" w:before="40"/>
             </w:pPr>
             <w:r>
               <w:t xml:space="preserve">TEXT</w:t>
@@ -4555,8 +4555,8 @@
           <w:p>
             <w:pPr>
               <w:pStyle w:val="Compact"/>
-              <w:ind w:right="0" w:firstLine="0" w:left="0"/>
-              <w:spacing w:after="40" w:lineRule="auto" w:before="40" w:line="240"/>
+              <w:ind w:left="0" w:right="0" w:firstLine="0"/>
+              <w:spacing w:after="40" w:line="240" w:lineRule="auto" w:before="40"/>
             </w:pPr>
             <w:r>
               <w:t xml:space="preserve">Document title from H1 header</w:t>
@@ -4570,8 +4570,8 @@
           <w:p>
             <w:pPr>
               <w:pStyle w:val="Compact"/>
-              <w:ind w:right="0" w:firstLine="0" w:left="0"/>
-              <w:spacing w:after="40" w:lineRule="auto" w:before="40" w:line="240"/>
+              <w:ind w:left="0" w:right="0" w:firstLine="0"/>
+              <w:spacing w:after="40" w:line="240" w:lineRule="auto" w:before="40"/>
             </w:pPr>
             <w:r>
               <w:t xml:space="preserve">type_ref</w:t>
@@ -4583,8 +4583,8 @@
           <w:p>
             <w:pPr>
               <w:pStyle w:val="Compact"/>
-              <w:ind w:right="0" w:firstLine="0" w:left="0"/>
-              <w:spacing w:after="40" w:lineRule="auto" w:before="40" w:line="240"/>
+              <w:ind w:left="0" w:right="0" w:firstLine="0"/>
+              <w:spacing w:after="40" w:line="240" w:lineRule="auto" w:before="40"/>
             </w:pPr>
             <w:r>
               <w:t xml:space="preserve">TEXT FK</w:t>
@@ -4596,8 +4596,8 @@
           <w:p>
             <w:pPr>
               <w:pStyle w:val="Compact"/>
-              <w:ind w:right="0" w:firstLine="0" w:left="0"/>
-              <w:spacing w:after="40" w:lineRule="auto" w:before="40" w:line="240"/>
+              <w:ind w:left="0" w:right="0" w:firstLine="0"/>
+              <w:spacing w:after="40" w:line="240" w:lineRule="auto" w:before="40"/>
             </w:pPr>
             <w:r>
               <w:t xml:space="preserve">Specification type</w:t>
@@ -4611,8 +4611,8 @@
           <w:p>
             <w:pPr>
               <w:pStyle w:val="Compact"/>
-              <w:ind w:right="0" w:firstLine="0" w:left="0"/>
-              <w:spacing w:after="40" w:lineRule="auto" w:before="40" w:line="240"/>
+              <w:ind w:left="0" w:right="0" w:firstLine="0"/>
+              <w:spacing w:after="40" w:line="240" w:lineRule="auto" w:before="40"/>
             </w:pPr>
             <w:r>
               <w:t xml:space="preserve">pid</w:t>
@@ -4624,8 +4624,8 @@
           <w:p>
             <w:pPr>
               <w:pStyle w:val="Compact"/>
-              <w:ind w:right="0" w:firstLine="0" w:left="0"/>
-              <w:spacing w:after="40" w:lineRule="auto" w:before="40" w:line="240"/>
+              <w:ind w:left="0" w:right="0" w:firstLine="0"/>
+              <w:spacing w:after="40" w:line="240" w:lineRule="auto" w:before="40"/>
             </w:pPr>
             <w:r>
               <w:t xml:space="preserve">TEXT</w:t>
@@ -4637,8 +4637,8 @@
           <w:p>
             <w:pPr>
               <w:pStyle w:val="Compact"/>
-              <w:ind w:right="0" w:firstLine="0" w:left="0"/>
-              <w:spacing w:after="40" w:lineRule="auto" w:before="40" w:line="240"/>
+              <w:ind w:left="0" w:right="0" w:firstLine="0"/>
+              <w:spacing w:after="40" w:line="240" w:lineRule="auto" w:before="40"/>
             </w:pPr>
             <w:r>
               <w:t xml:space="preserve">Project identifier from @PID syntax</w:t>
@@ -4652,8 +4652,8 @@
           <w:p>
             <w:pPr>
               <w:pStyle w:val="Compact"/>
-              <w:ind w:right="0" w:firstLine="0" w:left="0"/>
-              <w:spacing w:after="40" w:lineRule="auto" w:before="40" w:line="240"/>
+              <w:ind w:left="0" w:right="0" w:firstLine="0"/>
+              <w:spacing w:after="40" w:line="240" w:lineRule="auto" w:before="40"/>
             </w:pPr>
             <w:r>
               <w:t xml:space="preserve">header_ast</w:t>
@@ -4665,8 +4665,8 @@
           <w:p>
             <w:pPr>
               <w:pStyle w:val="Compact"/>
-              <w:ind w:right="0" w:firstLine="0" w:left="0"/>
-              <w:spacing w:after="40" w:lineRule="auto" w:before="40" w:line="240"/>
+              <w:ind w:left="0" w:right="0" w:firstLine="0"/>
+              <w:spacing w:after="40" w:line="240" w:lineRule="auto" w:before="40"/>
             </w:pPr>
             <w:r>
               <w:t xml:space="preserve">JSON</w:t>
@@ -4678,8 +4678,8 @@
           <w:p>
             <w:pPr>
               <w:pStyle w:val="Compact"/>
-              <w:ind w:right="0" w:firstLine="0" w:left="0"/>
-              <w:spacing w:after="40" w:lineRule="auto" w:before="40" w:line="240"/>
+              <w:ind w:left="0" w:right="0" w:firstLine="0"/>
+              <w:spacing w:after="40" w:line="240" w:lineRule="auto" w:before="40"/>
             </w:pPr>
             <w:r>
               <w:t xml:space="preserve">Rendered H1 header as Pandoc AST</w:t>
@@ -4693,8 +4693,8 @@
           <w:p>
             <w:pPr>
               <w:pStyle w:val="Compact"/>
-              <w:ind w:right="0" w:firstLine="0" w:left="0"/>
-              <w:spacing w:after="40" w:lineRule="auto" w:before="40" w:line="240"/>
+              <w:ind w:left="0" w:right="0" w:firstLine="0"/>
+              <w:spacing w:after="40" w:line="240" w:lineRule="auto" w:before="40"/>
             </w:pPr>
             <w:r>
               <w:t xml:space="preserve">body_ast</w:t>
@@ -4706,8 +4706,8 @@
           <w:p>
             <w:pPr>
               <w:pStyle w:val="Compact"/>
-              <w:ind w:right="0" w:firstLine="0" w:left="0"/>
-              <w:spacing w:after="40" w:lineRule="auto" w:before="40" w:line="240"/>
+              <w:ind w:left="0" w:right="0" w:firstLine="0"/>
+              <w:spacing w:after="40" w:line="240" w:lineRule="auto" w:before="40"/>
             </w:pPr>
             <w:r>
               <w:t xml:space="preserve">JSON</w:t>
@@ -4719,8 +4719,8 @@
           <w:p>
             <w:pPr>
               <w:pStyle w:val="Compact"/>
-              <w:ind w:right="0" w:firstLine="0" w:left="0"/>
-              <w:spacing w:after="40" w:lineRule="auto" w:before="40" w:line="240"/>
+              <w:ind w:left="0" w:right="0" w:firstLine="0"/>
+              <w:spacing w:after="40" w:line="240" w:lineRule="auto" w:before="40"/>
             </w:pPr>
             <w:r>
               <w:t xml:space="preserve">Body content between H1 and first H2</w:t>
@@ -4753,12 +4753,12 @@
     </w:p>
     <w:p>
       <w:pPr>
-        <w:spacing w:before="0" w:line="20" w:after="0" w:lineRule="exact"/>
+        <w:spacing w:before="0" w:lineRule="exact" w:after="0" w:line="20"/>
         <w:rPr>
           <w:sz w:val="2"/>
         </w:rPr>
       </w:pPr>
-      <w:bookmarkStart w:name="csv-tbl-objects" w:id="62591"/>
+      <w:bookmarkStart w:id="62591" w:name="csv-tbl-objects"/>
       <w:bookmarkEnd w:id="62591"/>
     </w:p>
     <w:p>
@@ -4794,18 +4794,18 @@
         <w:tblW w:type="auto" w:w="0"/>
         <w:tblLook w:firstRow="1" w:lastRow="0" w:firstColumn="0" w:lastColumn="0" w:noHBand="0" w:noVBand="0" w:val="0020"/>
         <w:tblBorders>
-          <w:top w:color="000000" w:space="0" w:val="single" w:sz="6"/>
-          <w:left w:color="000000" w:space="0" w:val="single" w:sz="6"/>
-          <w:bottom w:color="000000" w:space="0" w:val="single" w:sz="6"/>
-          <w:right w:color="000000" w:space="0" w:val="single" w:sz="6"/>
-          <w:insideH w:color="000000" w:space="0" w:val="single" w:sz="6"/>
-          <w:insideV w:color="000000" w:space="0" w:val="single" w:sz="6"/>
+          <w:top w:space="0" w:sz="6" w:val="single" w:color="000000"/>
+          <w:left w:space="0" w:sz="6" w:val="single" w:color="000000"/>
+          <w:bottom w:space="0" w:sz="6" w:val="single" w:color="000000"/>
+          <w:right w:space="0" w:sz="6" w:val="single" w:color="000000"/>
+          <w:insideH w:space="0" w:sz="6" w:val="single" w:color="000000"/>
+          <w:insideV w:space="0" w:sz="6" w:val="single" w:color="000000"/>
         </w:tblBorders>
         <w:tblCellMar>
-          <w:top w:w="57" w:type="dxa"/>
-          <w:left w:w="108" w:type="dxa"/>
-          <w:bottom w:w="57" w:type="dxa"/>
-          <w:right w:w="108" w:type="dxa"/>
+          <w:top w:type="dxa" w:w="57"/>
+          <w:left w:type="dxa" w:w="108"/>
+          <w:bottom w:type="dxa" w:w="57"/>
+          <w:right w:type="dxa" w:w="108"/>
         </w:tblCellMar>
       </w:tblPr>
       <w:tblGrid>
@@ -4819,13 +4819,13 @@
         </w:trPr>
         <w:tc>
           <w:tcPr>
-            <w:shd w:color="auto" w:val="clear" w:fill="E8E8E8"/>
+            <w:shd w:fill="E8E8E8" w:val="clear" w:color="auto"/>
           </w:tcPr>
           <w:p>
             <w:pPr>
               <w:pStyle w:val="Compact"/>
-              <w:ind w:right="0" w:firstLine="0" w:left="0"/>
-              <w:spacing w:after="40" w:lineRule="auto" w:before="40" w:line="240"/>
+              <w:ind w:left="0" w:right="0" w:firstLine="0"/>
+              <w:spacing w:after="40" w:line="240" w:lineRule="auto" w:before="40"/>
             </w:pPr>
             <w:r>
               <w:rPr>
@@ -4837,13 +4837,13 @@
         </w:tc>
         <w:tc>
           <w:tcPr>
-            <w:shd w:color="auto" w:val="clear" w:fill="E8E8E8"/>
+            <w:shd w:fill="E8E8E8" w:val="clear" w:color="auto"/>
           </w:tcPr>
           <w:p>
             <w:pPr>
               <w:pStyle w:val="Compact"/>
-              <w:ind w:right="0" w:firstLine="0" w:left="0"/>
-              <w:spacing w:after="40" w:lineRule="auto" w:before="40" w:line="240"/>
+              <w:ind w:left="0" w:right="0" w:firstLine="0"/>
+              <w:spacing w:after="40" w:line="240" w:lineRule="auto" w:before="40"/>
             </w:pPr>
             <w:r>
               <w:rPr>
@@ -4855,13 +4855,13 @@
         </w:tc>
         <w:tc>
           <w:tcPr>
-            <w:shd w:color="auto" w:val="clear" w:fill="E8E8E8"/>
+            <w:shd w:fill="E8E8E8" w:val="clear" w:color="auto"/>
           </w:tcPr>
           <w:p>
             <w:pPr>
               <w:pStyle w:val="Compact"/>
-              <w:ind w:right="0" w:firstLine="0" w:left="0"/>
-              <w:spacing w:after="40" w:lineRule="auto" w:before="40" w:line="240"/>
+              <w:ind w:left="0" w:right="0" w:firstLine="0"/>
+              <w:spacing w:after="40" w:line="240" w:lineRule="auto" w:before="40"/>
             </w:pPr>
             <w:r>
               <w:rPr>
@@ -4878,8 +4878,8 @@
           <w:p>
             <w:pPr>
               <w:pStyle w:val="Compact"/>
-              <w:ind w:right="0" w:firstLine="0" w:left="0"/>
-              <w:spacing w:after="40" w:lineRule="auto" w:before="40" w:line="240"/>
+              <w:ind w:left="0" w:right="0" w:firstLine="0"/>
+              <w:spacing w:after="40" w:line="240" w:lineRule="auto" w:before="40"/>
             </w:pPr>
             <w:r>
               <w:t xml:space="preserve">id</w:t>
@@ -4891,8 +4891,8 @@
           <w:p>
             <w:pPr>
               <w:pStyle w:val="Compact"/>
-              <w:ind w:right="0" w:firstLine="0" w:left="0"/>
-              <w:spacing w:after="40" w:lineRule="auto" w:before="40" w:line="240"/>
+              <w:ind w:left="0" w:right="0" w:firstLine="0"/>
+              <w:spacing w:after="40" w:line="240" w:lineRule="auto" w:before="40"/>
             </w:pPr>
             <w:r>
               <w:t xml:space="preserve">INTEGER PK</w:t>
@@ -4904,8 +4904,8 @@
           <w:p>
             <w:pPr>
               <w:pStyle w:val="Compact"/>
-              <w:ind w:right="0" w:firstLine="0" w:left="0"/>
-              <w:spacing w:after="40" w:lineRule="auto" w:before="40" w:line="240"/>
+              <w:ind w:left="0" w:right="0" w:firstLine="0"/>
+              <w:spacing w:after="40" w:line="240" w:lineRule="auto" w:before="40"/>
             </w:pPr>
             <w:r>
               <w:t xml:space="preserve">Auto-assigned internal key</w:t>
@@ -4919,8 +4919,8 @@
           <w:p>
             <w:pPr>
               <w:pStyle w:val="Compact"/>
-              <w:ind w:right="0" w:firstLine="0" w:left="0"/>
-              <w:spacing w:after="40" w:lineRule="auto" w:before="40" w:line="240"/>
+              <w:ind w:left="0" w:right="0" w:firstLine="0"/>
+              <w:spacing w:after="40" w:line="240" w:lineRule="auto" w:before="40"/>
             </w:pPr>
             <w:r>
               <w:t xml:space="preserve">content_sha</w:t>
@@ -4932,8 +4932,8 @@
           <w:p>
             <w:pPr>
               <w:pStyle w:val="Compact"/>
-              <w:ind w:right="0" w:firstLine="0" w:left="0"/>
-              <w:spacing w:after="40" w:lineRule="auto" w:before="40" w:line="240"/>
+              <w:ind w:left="0" w:right="0" w:firstLine="0"/>
+              <w:spacing w:after="40" w:line="240" w:lineRule="auto" w:before="40"/>
             </w:pPr>
             <w:r>
               <w:t xml:space="preserve">TEXT</w:t>
@@ -4945,8 +4945,8 @@
           <w:p>
             <w:pPr>
               <w:pStyle w:val="Compact"/>
-              <w:ind w:right="0" w:firstLine="0" w:left="0"/>
-              <w:spacing w:after="40" w:lineRule="auto" w:before="40" w:line="240"/>
+              <w:ind w:left="0" w:right="0" w:firstLine="0"/>
+              <w:spacing w:after="40" w:line="240" w:lineRule="auto" w:before="40"/>
             </w:pPr>
             <w:r>
               <w:t xml:space="preserve">SHA1 checksum for change detection</w:t>
@@ -4960,8 +4960,8 @@
           <w:p>
             <w:pPr>
               <w:pStyle w:val="Compact"/>
-              <w:ind w:right="0" w:firstLine="0" w:left="0"/>
-              <w:spacing w:after="40" w:lineRule="auto" w:before="40" w:line="240"/>
+              <w:ind w:left="0" w:right="0" w:firstLine="0"/>
+              <w:spacing w:after="40" w:line="240" w:lineRule="auto" w:before="40"/>
             </w:pPr>
             <w:r>
               <w:t xml:space="preserve">specification_ref</w:t>
@@ -4973,8 +4973,8 @@
           <w:p>
             <w:pPr>
               <w:pStyle w:val="Compact"/>
-              <w:ind w:right="0" w:firstLine="0" w:left="0"/>
-              <w:spacing w:after="40" w:lineRule="auto" w:before="40" w:line="240"/>
+              <w:ind w:left="0" w:right="0" w:firstLine="0"/>
+              <w:spacing w:after="40" w:line="240" w:lineRule="auto" w:before="40"/>
             </w:pPr>
             <w:r>
               <w:t xml:space="preserve">TEXT NOT NULL FK</w:t>
@@ -4986,8 +4986,8 @@
           <w:p>
             <w:pPr>
               <w:pStyle w:val="Compact"/>
-              <w:ind w:right="0" w:firstLine="0" w:left="0"/>
-              <w:spacing w:after="40" w:lineRule="auto" w:before="40" w:line="240"/>
+              <w:ind w:left="0" w:right="0" w:firstLine="0"/>
+              <w:spacing w:after="40" w:line="240" w:lineRule="auto" w:before="40"/>
             </w:pPr>
             <w:r>
               <w:t xml:space="preserve">Parent specification</w:t>
@@ -5001,8 +5001,8 @@
           <w:p>
             <w:pPr>
               <w:pStyle w:val="Compact"/>
-              <w:ind w:right="0" w:firstLine="0" w:left="0"/>
-              <w:spacing w:after="40" w:lineRule="auto" w:before="40" w:line="240"/>
+              <w:ind w:left="0" w:right="0" w:firstLine="0"/>
+              <w:spacing w:after="40" w:line="240" w:lineRule="auto" w:before="40"/>
             </w:pPr>
             <w:r>
               <w:t xml:space="preserve">type_ref</w:t>
@@ -5014,8 +5014,8 @@
           <w:p>
             <w:pPr>
               <w:pStyle w:val="Compact"/>
-              <w:ind w:right="0" w:firstLine="0" w:left="0"/>
-              <w:spacing w:after="40" w:lineRule="auto" w:before="40" w:line="240"/>
+              <w:ind w:left="0" w:right="0" w:firstLine="0"/>
+              <w:spacing w:after="40" w:line="240" w:lineRule="auto" w:before="40"/>
             </w:pPr>
             <w:r>
               <w:t xml:space="preserve">TEXT NOT NULL FK</w:t>
@@ -5027,8 +5027,8 @@
           <w:p>
             <w:pPr>
               <w:pStyle w:val="Compact"/>
-              <w:ind w:right="0" w:firstLine="0" w:left="0"/>
-              <w:spacing w:after="40" w:lineRule="auto" w:before="40" w:line="240"/>
+              <w:ind w:left="0" w:right="0" w:firstLine="0"/>
+              <w:spacing w:after="40" w:line="240" w:lineRule="auto" w:before="40"/>
             </w:pPr>
             <w:r>
               <w:t xml:space="preserve">Object type</w:t>
@@ -5042,8 +5042,8 @@
           <w:p>
             <w:pPr>
               <w:pStyle w:val="Compact"/>
-              <w:ind w:right="0" w:firstLine="0" w:left="0"/>
-              <w:spacing w:after="40" w:lineRule="auto" w:before="40" w:line="240"/>
+              <w:ind w:left="0" w:right="0" w:firstLine="0"/>
+              <w:spacing w:after="40" w:line="240" w:lineRule="auto" w:before="40"/>
             </w:pPr>
             <w:r>
               <w:t xml:space="preserve">from_file</w:t>
@@ -5055,8 +5055,8 @@
           <w:p>
             <w:pPr>
               <w:pStyle w:val="Compact"/>
-              <w:ind w:right="0" w:firstLine="0" w:left="0"/>
-              <w:spacing w:after="40" w:lineRule="auto" w:before="40" w:line="240"/>
+              <w:ind w:left="0" w:right="0" w:firstLine="0"/>
+              <w:spacing w:after="40" w:line="240" w:lineRule="auto" w:before="40"/>
             </w:pPr>
             <w:r>
               <w:t xml:space="preserve">TEXT NOT NULL</w:t>
@@ -5068,8 +5068,8 @@
           <w:p>
             <w:pPr>
               <w:pStyle w:val="Compact"/>
-              <w:ind w:right="0" w:firstLine="0" w:left="0"/>
-              <w:spacing w:after="40" w:lineRule="auto" w:before="40" w:line="240"/>
+              <w:ind w:left="0" w:right="0" w:firstLine="0"/>
+              <w:spacing w:after="40" w:line="240" w:lineRule="auto" w:before="40"/>
             </w:pPr>
             <w:r>
               <w:t xml:space="preserve">Source file path</w:t>
@@ -5083,8 +5083,8 @@
           <w:p>
             <w:pPr>
               <w:pStyle w:val="Compact"/>
-              <w:ind w:right="0" w:firstLine="0" w:left="0"/>
-              <w:spacing w:after="40" w:lineRule="auto" w:before="40" w:line="240"/>
+              <w:ind w:left="0" w:right="0" w:firstLine="0"/>
+              <w:spacing w:after="40" w:line="240" w:lineRule="auto" w:before="40"/>
             </w:pPr>
             <w:r>
               <w:t xml:space="preserve">file_seq</w:t>
@@ -5096,8 +5096,8 @@
           <w:p>
             <w:pPr>
               <w:pStyle w:val="Compact"/>
-              <w:ind w:right="0" w:firstLine="0" w:left="0"/>
-              <w:spacing w:after="40" w:lineRule="auto" w:before="40" w:line="240"/>
+              <w:ind w:left="0" w:right="0" w:firstLine="0"/>
+              <w:spacing w:after="40" w:line="240" w:lineRule="auto" w:before="40"/>
             </w:pPr>
             <w:r>
               <w:t xml:space="preserve">INTEGER NOT NULL</w:t>
@@ -5109,8 +5109,8 @@
           <w:p>
             <w:pPr>
               <w:pStyle w:val="Compact"/>
-              <w:ind w:right="0" w:firstLine="0" w:left="0"/>
-              <w:spacing w:after="40" w:lineRule="auto" w:before="40" w:line="240"/>
+              <w:ind w:left="0" w:right="0" w:firstLine="0"/>
+              <w:spacing w:after="40" w:line="240" w:lineRule="auto" w:before="40"/>
             </w:pPr>
             <w:r>
               <w:t xml:space="preserve">Sequence within file (0-indexed)</w:t>
@@ -5124,8 +5124,8 @@
           <w:p>
             <w:pPr>
               <w:pStyle w:val="Compact"/>
-              <w:ind w:right="0" w:firstLine="0" w:left="0"/>
-              <w:spacing w:after="40" w:lineRule="auto" w:before="40" w:line="240"/>
+              <w:ind w:left="0" w:right="0" w:firstLine="0"/>
+              <w:spacing w:after="40" w:line="240" w:lineRule="auto" w:before="40"/>
             </w:pPr>
             <w:r>
               <w:t xml:space="preserve">pid</w:t>
@@ -5137,8 +5137,8 @@
           <w:p>
             <w:pPr>
               <w:pStyle w:val="Compact"/>
-              <w:ind w:right="0" w:firstLine="0" w:left="0"/>
-              <w:spacing w:after="40" w:lineRule="auto" w:before="40" w:line="240"/>
+              <w:ind w:left="0" w:right="0" w:firstLine="0"/>
+              <w:spacing w:after="40" w:line="240" w:lineRule="auto" w:before="40"/>
             </w:pPr>
             <w:r>
               <w:t xml:space="preserve">TEXT</w:t>
@@ -5150,8 +5150,8 @@
           <w:p>
             <w:pPr>
               <w:pStyle w:val="Compact"/>
-              <w:ind w:right="0" w:firstLine="0" w:left="0"/>
-              <w:spacing w:after="40" w:lineRule="auto" w:before="40" w:line="240"/>
+              <w:ind w:left="0" w:right="0" w:firstLine="0"/>
+              <w:spacing w:after="40" w:line="240" w:lineRule="auto" w:before="40"/>
             </w:pPr>
             <w:r>
               <w:t xml:space="preserve">Project identifier</w:t>
@@ -5165,8 +5165,8 @@
           <w:p>
             <w:pPr>
               <w:pStyle w:val="Compact"/>
-              <w:ind w:right="0" w:firstLine="0" w:left="0"/>
-              <w:spacing w:after="40" w:lineRule="auto" w:before="40" w:line="240"/>
+              <w:ind w:left="0" w:right="0" w:firstLine="0"/>
+              <w:spacing w:after="40" w:line="240" w:lineRule="auto" w:before="40"/>
             </w:pPr>
             <w:r>
               <w:t xml:space="preserve">pid_prefix</w:t>
@@ -5178,8 +5178,8 @@
           <w:p>
             <w:pPr>
               <w:pStyle w:val="Compact"/>
-              <w:ind w:right="0" w:firstLine="0" w:left="0"/>
-              <w:spacing w:after="40" w:lineRule="auto" w:before="40" w:line="240"/>
+              <w:ind w:left="0" w:right="0" w:firstLine="0"/>
+              <w:spacing w:after="40" w:line="240" w:lineRule="auto" w:before="40"/>
             </w:pPr>
             <w:r>
               <w:t xml:space="preserve">TEXT</w:t>
@@ -5191,8 +5191,8 @@
           <w:p>
             <w:pPr>
               <w:pStyle w:val="Compact"/>
-              <w:ind w:right="0" w:firstLine="0" w:left="0"/>
-              <w:spacing w:after="40" w:lineRule="auto" w:before="40" w:line="240"/>
+              <w:ind w:left="0" w:right="0" w:firstLine="0"/>
+              <w:spacing w:after="40" w:line="240" w:lineRule="auto" w:before="40"/>
             </w:pPr>
             <w:r>
               <w:t xml:space="preserve">Extracted PID prefix</w:t>
@@ -5206,8 +5206,8 @@
           <w:p>
             <w:pPr>
               <w:pStyle w:val="Compact"/>
-              <w:ind w:right="0" w:firstLine="0" w:left="0"/>
-              <w:spacing w:after="40" w:lineRule="auto" w:before="40" w:line="240"/>
+              <w:ind w:left="0" w:right="0" w:firstLine="0"/>
+              <w:spacing w:after="40" w:line="240" w:lineRule="auto" w:before="40"/>
             </w:pPr>
             <w:r>
               <w:t xml:space="preserve">pid_sequence</w:t>
@@ -5219,8 +5219,8 @@
           <w:p>
             <w:pPr>
               <w:pStyle w:val="Compact"/>
-              <w:ind w:right="0" w:firstLine="0" w:left="0"/>
-              <w:spacing w:after="40" w:lineRule="auto" w:before="40" w:line="240"/>
+              <w:ind w:left="0" w:right="0" w:firstLine="0"/>
+              <w:spacing w:after="40" w:line="240" w:lineRule="auto" w:before="40"/>
             </w:pPr>
             <w:r>
               <w:t xml:space="preserve">INTEGER</w:t>
@@ -5232,8 +5232,8 @@
           <w:p>
             <w:pPr>
               <w:pStyle w:val="Compact"/>
-              <w:ind w:right="0" w:firstLine="0" w:left="0"/>
-              <w:spacing w:after="40" w:lineRule="auto" w:before="40" w:line="240"/>
+              <w:ind w:left="0" w:right="0" w:firstLine="0"/>
+              <w:spacing w:after="40" w:line="240" w:lineRule="auto" w:before="40"/>
             </w:pPr>
             <w:r>
               <w:t xml:space="preserve">Extracted PID sequence number</w:t>
@@ -5247,8 +5247,8 @@
           <w:p>
             <w:pPr>
               <w:pStyle w:val="Compact"/>
-              <w:ind w:right="0" w:firstLine="0" w:left="0"/>
-              <w:spacing w:after="40" w:lineRule="auto" w:before="40" w:line="240"/>
+              <w:ind w:left="0" w:right="0" w:firstLine="0"/>
+              <w:spacing w:after="40" w:line="240" w:lineRule="auto" w:before="40"/>
             </w:pPr>
             <w:r>
               <w:t xml:space="preserve">pid_auto_generated</w:t>
@@ -5260,8 +5260,8 @@
           <w:p>
             <w:pPr>
               <w:pStyle w:val="Compact"/>
-              <w:ind w:right="0" w:firstLine="0" w:left="0"/>
-              <w:spacing w:after="40" w:lineRule="auto" w:before="40" w:line="240"/>
+              <w:ind w:left="0" w:right="0" w:firstLine="0"/>
+              <w:spacing w:after="40" w:line="240" w:lineRule="auto" w:before="40"/>
             </w:pPr>
             <w:r>
               <w:t xml:space="preserve">INTEGER DEFAULT 0</w:t>
@@ -5273,8 +5273,8 @@
           <w:p>
             <w:pPr>
               <w:pStyle w:val="Compact"/>
-              <w:ind w:right="0" w:firstLine="0" w:left="0"/>
-              <w:spacing w:after="40" w:lineRule="auto" w:before="40" w:line="240"/>
+              <w:ind w:left="0" w:right="0" w:firstLine="0"/>
+              <w:spacing w:after="40" w:line="240" w:lineRule="auto" w:before="40"/>
             </w:pPr>
             <w:r>
               <w:t xml:space="preserve">1 = PID was auto-generated</w:t>
@@ -5288,8 +5288,8 @@
           <w:p>
             <w:pPr>
               <w:pStyle w:val="Compact"/>
-              <w:ind w:right="0" w:firstLine="0" w:left="0"/>
-              <w:spacing w:after="40" w:lineRule="auto" w:before="40" w:line="240"/>
+              <w:ind w:left="0" w:right="0" w:firstLine="0"/>
+              <w:spacing w:after="40" w:line="240" w:lineRule="auto" w:before="40"/>
             </w:pPr>
             <w:r>
               <w:t xml:space="preserve">title_text</w:t>
@@ -5301,8 +5301,8 @@
           <w:p>
             <w:pPr>
               <w:pStyle w:val="Compact"/>
-              <w:ind w:right="0" w:firstLine="0" w:left="0"/>
-              <w:spacing w:after="40" w:lineRule="auto" w:before="40" w:line="240"/>
+              <w:ind w:left="0" w:right="0" w:firstLine="0"/>
+              <w:spacing w:after="40" w:line="240" w:lineRule="auto" w:before="40"/>
             </w:pPr>
             <w:r>
               <w:t xml:space="preserve">TEXT NOT NULL</w:t>
@@ -5314,8 +5314,8 @@
           <w:p>
             <w:pPr>
               <w:pStyle w:val="Compact"/>
-              <w:ind w:right="0" w:firstLine="0" w:left="0"/>
-              <w:spacing w:after="40" w:lineRule="auto" w:before="40" w:line="240"/>
+              <w:ind w:left="0" w:right="0" w:firstLine="0"/>
+              <w:spacing w:after="40" w:line="240" w:lineRule="auto" w:before="40"/>
             </w:pPr>
             <w:r>
               <w:t xml:space="preserve">Plain-text title</w:t>
@@ -5329,8 +5329,8 @@
           <w:p>
             <w:pPr>
               <w:pStyle w:val="Compact"/>
-              <w:ind w:right="0" w:firstLine="0" w:left="0"/>
-              <w:spacing w:after="40" w:lineRule="auto" w:before="40" w:line="240"/>
+              <w:ind w:left="0" w:right="0" w:firstLine="0"/>
+              <w:spacing w:after="40" w:line="240" w:lineRule="auto" w:before="40"/>
             </w:pPr>
             <w:r>
               <w:t xml:space="preserve">label</w:t>
@@ -5342,8 +5342,8 @@
           <w:p>
             <w:pPr>
               <w:pStyle w:val="Compact"/>
-              <w:ind w:right="0" w:firstLine="0" w:left="0"/>
-              <w:spacing w:after="40" w:lineRule="auto" w:before="40" w:line="240"/>
+              <w:ind w:left="0" w:right="0" w:firstLine="0"/>
+              <w:spacing w:after="40" w:line="240" w:lineRule="auto" w:before="40"/>
             </w:pPr>
             <w:r>
               <w:t xml:space="preserve">TEXT</w:t>
@@ -5355,8 +5355,8 @@
           <w:p>
             <w:pPr>
               <w:pStyle w:val="Compact"/>
-              <w:ind w:right="0" w:firstLine="0" w:left="0"/>
-              <w:spacing w:after="40" w:lineRule="auto" w:before="40" w:line="240"/>
+              <w:ind w:left="0" w:right="0" w:firstLine="0"/>
+              <w:spacing w:after="40" w:line="240" w:lineRule="auto" w:before="40"/>
             </w:pPr>
             <w:r>
               <w:t xml:space="preserve">Unified label for # resolution</w:t>
@@ -5370,8 +5370,8 @@
           <w:p>
             <w:pPr>
               <w:pStyle w:val="Compact"/>
-              <w:ind w:right="0" w:firstLine="0" w:left="0"/>
-              <w:spacing w:after="40" w:lineRule="auto" w:before="40" w:line="240"/>
+              <w:ind w:left="0" w:right="0" w:firstLine="0"/>
+              <w:spacing w:after="40" w:line="240" w:lineRule="auto" w:before="40"/>
             </w:pPr>
             <w:r>
               <w:t xml:space="preserve">level</w:t>
@@ -5383,8 +5383,8 @@
           <w:p>
             <w:pPr>
               <w:pStyle w:val="Compact"/>
-              <w:ind w:right="0" w:firstLine="0" w:left="0"/>
-              <w:spacing w:after="40" w:lineRule="auto" w:before="40" w:line="240"/>
+              <w:ind w:left="0" w:right="0" w:firstLine="0"/>
+              <w:spacing w:after="40" w:line="240" w:lineRule="auto" w:before="40"/>
             </w:pPr>
             <w:r>
               <w:t xml:space="preserve">INTEGER</w:t>
@@ -5396,8 +5396,8 @@
           <w:p>
             <w:pPr>
               <w:pStyle w:val="Compact"/>
-              <w:ind w:right="0" w:firstLine="0" w:left="0"/>
-              <w:spacing w:after="40" w:lineRule="auto" w:before="40" w:line="240"/>
+              <w:ind w:left="0" w:right="0" w:firstLine="0"/>
+              <w:spacing w:after="40" w:line="240" w:lineRule="auto" w:before="40"/>
             </w:pPr>
             <w:r>
               <w:t xml:space="preserve">Heading level (2--6)</w:t>
@@ -5411,8 +5411,8 @@
           <w:p>
             <w:pPr>
               <w:pStyle w:val="Compact"/>
-              <w:ind w:right="0" w:firstLine="0" w:left="0"/>
-              <w:spacing w:after="40" w:lineRule="auto" w:before="40" w:line="240"/>
+              <w:ind w:left="0" w:right="0" w:firstLine="0"/>
+              <w:spacing w:after="40" w:line="240" w:lineRule="auto" w:before="40"/>
             </w:pPr>
             <w:r>
               <w:t xml:space="preserve">start_line</w:t>
@@ -5424,8 +5424,8 @@
           <w:p>
             <w:pPr>
               <w:pStyle w:val="Compact"/>
-              <w:ind w:right="0" w:firstLine="0" w:left="0"/>
-              <w:spacing w:after="40" w:lineRule="auto" w:before="40" w:line="240"/>
+              <w:ind w:left="0" w:right="0" w:firstLine="0"/>
+              <w:spacing w:after="40" w:line="240" w:lineRule="auto" w:before="40"/>
             </w:pPr>
             <w:r>
               <w:t xml:space="preserve">INTEGER</w:t>
@@ -5437,8 +5437,8 @@
           <w:p>
             <w:pPr>
               <w:pStyle w:val="Compact"/>
-              <w:ind w:right="0" w:firstLine="0" w:left="0"/>
-              <w:spacing w:after="40" w:lineRule="auto" w:before="40" w:line="240"/>
+              <w:ind w:left="0" w:right="0" w:firstLine="0"/>
+              <w:spacing w:after="40" w:line="240" w:lineRule="auto" w:before="40"/>
             </w:pPr>
             <w:r>
               <w:t xml:space="preserve">Start line in source (1-indexed)</w:t>
@@ -5452,8 +5452,8 @@
           <w:p>
             <w:pPr>
               <w:pStyle w:val="Compact"/>
-              <w:ind w:right="0" w:firstLine="0" w:left="0"/>
-              <w:spacing w:after="40" w:lineRule="auto" w:before="40" w:line="240"/>
+              <w:ind w:left="0" w:right="0" w:firstLine="0"/>
+              <w:spacing w:after="40" w:line="240" w:lineRule="auto" w:before="40"/>
             </w:pPr>
             <w:r>
               <w:t xml:space="preserve">end_line</w:t>
@@ -5465,8 +5465,8 @@
           <w:p>
             <w:pPr>
               <w:pStyle w:val="Compact"/>
-              <w:ind w:right="0" w:firstLine="0" w:left="0"/>
-              <w:spacing w:after="40" w:lineRule="auto" w:before="40" w:line="240"/>
+              <w:ind w:left="0" w:right="0" w:firstLine="0"/>
+              <w:spacing w:after="40" w:line="240" w:lineRule="auto" w:before="40"/>
             </w:pPr>
             <w:r>
               <w:t xml:space="preserve">INTEGER</w:t>
@@ -5478,8 +5478,8 @@
           <w:p>
             <w:pPr>
               <w:pStyle w:val="Compact"/>
-              <w:ind w:right="0" w:firstLine="0" w:left="0"/>
-              <w:spacing w:after="40" w:lineRule="auto" w:before="40" w:line="240"/>
+              <w:ind w:left="0" w:right="0" w:firstLine="0"/>
+              <w:spacing w:after="40" w:line="240" w:lineRule="auto" w:before="40"/>
             </w:pPr>
             <w:r>
               <w:t xml:space="preserve">End line in source</w:t>
@@ -5493,8 +5493,8 @@
           <w:p>
             <w:pPr>
               <w:pStyle w:val="Compact"/>
-              <w:ind w:right="0" w:firstLine="0" w:left="0"/>
-              <w:spacing w:after="40" w:lineRule="auto" w:before="40" w:line="240"/>
+              <w:ind w:left="0" w:right="0" w:firstLine="0"/>
+              <w:spacing w:after="40" w:line="240" w:lineRule="auto" w:before="40"/>
             </w:pPr>
             <w:r>
               <w:t xml:space="preserve">ast</w:t>
@@ -5506,8 +5506,8 @@
           <w:p>
             <w:pPr>
               <w:pStyle w:val="Compact"/>
-              <w:ind w:right="0" w:firstLine="0" w:left="0"/>
-              <w:spacing w:after="40" w:lineRule="auto" w:before="40" w:line="240"/>
+              <w:ind w:left="0" w:right="0" w:firstLine="0"/>
+              <w:spacing w:after="40" w:line="240" w:lineRule="auto" w:before="40"/>
             </w:pPr>
             <w:r>
               <w:t xml:space="preserve">JSON</w:t>
@@ -5519,8 +5519,8 @@
           <w:p>
             <w:pPr>
               <w:pStyle w:val="Compact"/>
-              <w:ind w:right="0" w:firstLine="0" w:left="0"/>
-              <w:spacing w:after="40" w:lineRule="auto" w:before="40" w:line="240"/>
+              <w:ind w:left="0" w:right="0" w:firstLine="0"/>
+              <w:spacing w:after="40" w:line="240" w:lineRule="auto" w:before="40"/>
             </w:pPr>
             <w:r>
               <w:t xml:space="preserve">Body as Pandoc AST</w:t>
@@ -5603,12 +5603,12 @@
     </w:p>
     <w:p>
       <w:pPr>
-        <w:spacing w:before="0" w:line="20" w:after="0" w:lineRule="exact"/>
+        <w:spacing w:before="0" w:lineRule="exact" w:after="0" w:line="20"/>
         <w:rPr>
           <w:sz w:val="2"/>
         </w:rPr>
       </w:pPr>
-      <w:bookmarkStart w:name="csv-tbl-floats" w:id="59214"/>
+      <w:bookmarkStart w:id="59214" w:name="csv-tbl-floats"/>
       <w:bookmarkEnd w:id="59214"/>
     </w:p>
     <w:p>
@@ -5644,18 +5644,18 @@
         <w:tblW w:type="auto" w:w="0"/>
         <w:tblLook w:firstRow="1" w:lastRow="0" w:firstColumn="0" w:lastColumn="0" w:noHBand="0" w:noVBand="0" w:val="0020"/>
         <w:tblBorders>
-          <w:top w:color="000000" w:space="0" w:val="single" w:sz="6"/>
-          <w:left w:color="000000" w:space="0" w:val="single" w:sz="6"/>
-          <w:bottom w:color="000000" w:space="0" w:val="single" w:sz="6"/>
-          <w:right w:color="000000" w:space="0" w:val="single" w:sz="6"/>
-          <w:insideH w:color="000000" w:space="0" w:val="single" w:sz="6"/>
-          <w:insideV w:color="000000" w:space="0" w:val="single" w:sz="6"/>
+          <w:top w:space="0" w:sz="6" w:val="single" w:color="000000"/>
+          <w:left w:space="0" w:sz="6" w:val="single" w:color="000000"/>
+          <w:bottom w:space="0" w:sz="6" w:val="single" w:color="000000"/>
+          <w:right w:space="0" w:sz="6" w:val="single" w:color="000000"/>
+          <w:insideH w:space="0" w:sz="6" w:val="single" w:color="000000"/>
+          <w:insideV w:space="0" w:sz="6" w:val="single" w:color="000000"/>
         </w:tblBorders>
         <w:tblCellMar>
-          <w:top w:w="57" w:type="dxa"/>
-          <w:left w:w="108" w:type="dxa"/>
-          <w:bottom w:w="57" w:type="dxa"/>
-          <w:right w:w="108" w:type="dxa"/>
+          <w:top w:type="dxa" w:w="57"/>
+          <w:left w:type="dxa" w:w="108"/>
+          <w:bottom w:type="dxa" w:w="57"/>
+          <w:right w:type="dxa" w:w="108"/>
         </w:tblCellMar>
       </w:tblPr>
       <w:tblGrid>
@@ -5669,13 +5669,13 @@
         </w:trPr>
         <w:tc>
           <w:tcPr>
-            <w:shd w:color="auto" w:val="clear" w:fill="E8E8E8"/>
+            <w:shd w:fill="E8E8E8" w:val="clear" w:color="auto"/>
           </w:tcPr>
           <w:p>
             <w:pPr>
               <w:pStyle w:val="Compact"/>
-              <w:ind w:right="0" w:firstLine="0" w:left="0"/>
-              <w:spacing w:after="40" w:lineRule="auto" w:before="40" w:line="240"/>
+              <w:ind w:left="0" w:right="0" w:firstLine="0"/>
+              <w:spacing w:after="40" w:line="240" w:lineRule="auto" w:before="40"/>
             </w:pPr>
             <w:r>
               <w:rPr>
@@ -5687,13 +5687,13 @@
         </w:tc>
         <w:tc>
           <w:tcPr>
-            <w:shd w:color="auto" w:val="clear" w:fill="E8E8E8"/>
+            <w:shd w:fill="E8E8E8" w:val="clear" w:color="auto"/>
           </w:tcPr>
           <w:p>
             <w:pPr>
               <w:pStyle w:val="Compact"/>
-              <w:ind w:right="0" w:firstLine="0" w:left="0"/>
-              <w:spacing w:after="40" w:lineRule="auto" w:before="40" w:line="240"/>
+              <w:ind w:left="0" w:right="0" w:firstLine="0"/>
+              <w:spacing w:after="40" w:line="240" w:lineRule="auto" w:before="40"/>
             </w:pPr>
             <w:r>
               <w:rPr>
@@ -5705,13 +5705,13 @@
         </w:tc>
         <w:tc>
           <w:tcPr>
-            <w:shd w:color="auto" w:val="clear" w:fill="E8E8E8"/>
+            <w:shd w:fill="E8E8E8" w:val="clear" w:color="auto"/>
           </w:tcPr>
           <w:p>
             <w:pPr>
               <w:pStyle w:val="Compact"/>
-              <w:ind w:right="0" w:firstLine="0" w:left="0"/>
-              <w:spacing w:after="40" w:lineRule="auto" w:before="40" w:line="240"/>
+              <w:ind w:left="0" w:right="0" w:firstLine="0"/>
+              <w:spacing w:after="40" w:line="240" w:lineRule="auto" w:before="40"/>
             </w:pPr>
             <w:r>
               <w:rPr>
@@ -5728,8 +5728,8 @@
           <w:p>
             <w:pPr>
               <w:pStyle w:val="Compact"/>
-              <w:ind w:right="0" w:firstLine="0" w:left="0"/>
-              <w:spacing w:after="40" w:lineRule="auto" w:before="40" w:line="240"/>
+              <w:ind w:left="0" w:right="0" w:firstLine="0"/>
+              <w:spacing w:after="40" w:line="240" w:lineRule="auto" w:before="40"/>
             </w:pPr>
             <w:r>
               <w:t xml:space="preserve">id</w:t>
@@ -5741,8 +5741,8 @@
           <w:p>
             <w:pPr>
               <w:pStyle w:val="Compact"/>
-              <w:ind w:right="0" w:firstLine="0" w:left="0"/>
-              <w:spacing w:after="40" w:lineRule="auto" w:before="40" w:line="240"/>
+              <w:ind w:left="0" w:right="0" w:firstLine="0"/>
+              <w:spacing w:after="40" w:line="240" w:lineRule="auto" w:before="40"/>
             </w:pPr>
             <w:r>
               <w:t xml:space="preserve">INTEGER PK</w:t>
@@ -5754,8 +5754,8 @@
           <w:p>
             <w:pPr>
               <w:pStyle w:val="Compact"/>
-              <w:ind w:right="0" w:firstLine="0" w:left="0"/>
-              <w:spacing w:after="40" w:lineRule="auto" w:before="40" w:line="240"/>
+              <w:ind w:left="0" w:right="0" w:firstLine="0"/>
+              <w:spacing w:after="40" w:line="240" w:lineRule="auto" w:before="40"/>
             </w:pPr>
             <w:r>
               <w:t xml:space="preserve">Auto-assigned internal key</w:t>
@@ -5769,8 +5769,8 @@
           <w:p>
             <w:pPr>
               <w:pStyle w:val="Compact"/>
-              <w:ind w:right="0" w:firstLine="0" w:left="0"/>
-              <w:spacing w:after="40" w:lineRule="auto" w:before="40" w:line="240"/>
+              <w:ind w:left="0" w:right="0" w:firstLine="0"/>
+              <w:spacing w:after="40" w:line="240" w:lineRule="auto" w:before="40"/>
             </w:pPr>
             <w:r>
               <w:t xml:space="preserve">content_sha</w:t>
@@ -5782,8 +5782,8 @@
           <w:p>
             <w:pPr>
               <w:pStyle w:val="Compact"/>
-              <w:ind w:right="0" w:firstLine="0" w:left="0"/>
-              <w:spacing w:after="40" w:lineRule="auto" w:before="40" w:line="240"/>
+              <w:ind w:left="0" w:right="0" w:firstLine="0"/>
+              <w:spacing w:after="40" w:line="240" w:lineRule="auto" w:before="40"/>
             </w:pPr>
             <w:r>
               <w:t xml:space="preserve">TEXT</w:t>
@@ -5795,8 +5795,8 @@
           <w:p>
             <w:pPr>
               <w:pStyle w:val="Compact"/>
-              <w:ind w:right="0" w:firstLine="0" w:left="0"/>
-              <w:spacing w:after="40" w:lineRule="auto" w:before="40" w:line="240"/>
+              <w:ind w:left="0" w:right="0" w:firstLine="0"/>
+              <w:spacing w:after="40" w:line="240" w:lineRule="auto" w:before="40"/>
             </w:pPr>
             <w:r>
               <w:t xml:space="preserve">SHA1 checksum for change detection</w:t>
@@ -5810,8 +5810,8 @@
           <w:p>
             <w:pPr>
               <w:pStyle w:val="Compact"/>
-              <w:ind w:right="0" w:firstLine="0" w:left="0"/>
-              <w:spacing w:after="40" w:lineRule="auto" w:before="40" w:line="240"/>
+              <w:ind w:left="0" w:right="0" w:firstLine="0"/>
+              <w:spacing w:after="40" w:line="240" w:lineRule="auto" w:before="40"/>
             </w:pPr>
             <w:r>
               <w:t xml:space="preserve">specification_ref</w:t>
@@ -5823,8 +5823,8 @@
           <w:p>
             <w:pPr>
               <w:pStyle w:val="Compact"/>
-              <w:ind w:right="0" w:firstLine="0" w:left="0"/>
-              <w:spacing w:after="40" w:lineRule="auto" w:before="40" w:line="240"/>
+              <w:ind w:left="0" w:right="0" w:firstLine="0"/>
+              <w:spacing w:after="40" w:line="240" w:lineRule="auto" w:before="40"/>
             </w:pPr>
             <w:r>
               <w:t xml:space="preserve">TEXT NOT NULL FK</w:t>
@@ -5836,8 +5836,8 @@
           <w:p>
             <w:pPr>
               <w:pStyle w:val="Compact"/>
-              <w:ind w:right="0" w:firstLine="0" w:left="0"/>
-              <w:spacing w:after="40" w:lineRule="auto" w:before="40" w:line="240"/>
+              <w:ind w:left="0" w:right="0" w:firstLine="0"/>
+              <w:spacing w:after="40" w:line="240" w:lineRule="auto" w:before="40"/>
             </w:pPr>
             <w:r>
               <w:t xml:space="preserve">Parent specification</w:t>
@@ -5851,8 +5851,8 @@
           <w:p>
             <w:pPr>
               <w:pStyle w:val="Compact"/>
-              <w:ind w:right="0" w:firstLine="0" w:left="0"/>
-              <w:spacing w:after="40" w:lineRule="auto" w:before="40" w:line="240"/>
+              <w:ind w:left="0" w:right="0" w:firstLine="0"/>
+              <w:spacing w:after="40" w:line="240" w:lineRule="auto" w:before="40"/>
             </w:pPr>
             <w:r>
               <w:t xml:space="preserve">type_ref</w:t>
@@ -5864,8 +5864,8 @@
           <w:p>
             <w:pPr>
               <w:pStyle w:val="Compact"/>
-              <w:ind w:right="0" w:firstLine="0" w:left="0"/>
-              <w:spacing w:after="40" w:lineRule="auto" w:before="40" w:line="240"/>
+              <w:ind w:left="0" w:right="0" w:firstLine="0"/>
+              <w:spacing w:after="40" w:line="240" w:lineRule="auto" w:before="40"/>
             </w:pPr>
             <w:r>
               <w:t xml:space="preserve">TEXT NOT NULL FK</w:t>
@@ -5877,8 +5877,8 @@
           <w:p>
             <w:pPr>
               <w:pStyle w:val="Compact"/>
-              <w:ind w:right="0" w:firstLine="0" w:left="0"/>
-              <w:spacing w:after="40" w:lineRule="auto" w:before="40" w:line="240"/>
+              <w:ind w:left="0" w:right="0" w:firstLine="0"/>
+              <w:spacing w:after="40" w:line="240" w:lineRule="auto" w:before="40"/>
             </w:pPr>
             <w:r>
               <w:t xml:space="preserve">Float type</w:t>
@@ -5892,8 +5892,8 @@
           <w:p>
             <w:pPr>
               <w:pStyle w:val="Compact"/>
-              <w:ind w:right="0" w:firstLine="0" w:left="0"/>
-              <w:spacing w:after="40" w:lineRule="auto" w:before="40" w:line="240"/>
+              <w:ind w:left="0" w:right="0" w:firstLine="0"/>
+              <w:spacing w:after="40" w:line="240" w:lineRule="auto" w:before="40"/>
             </w:pPr>
             <w:r>
               <w:t xml:space="preserve">from_file</w:t>
@@ -5905,8 +5905,8 @@
           <w:p>
             <w:pPr>
               <w:pStyle w:val="Compact"/>
-              <w:ind w:right="0" w:firstLine="0" w:left="0"/>
-              <w:spacing w:after="40" w:lineRule="auto" w:before="40" w:line="240"/>
+              <w:ind w:left="0" w:right="0" w:firstLine="0"/>
+              <w:spacing w:after="40" w:line="240" w:lineRule="auto" w:before="40"/>
             </w:pPr>
             <w:r>
               <w:t xml:space="preserve">TEXT NOT NULL</w:t>
@@ -5918,8 +5918,8 @@
           <w:p>
             <w:pPr>
               <w:pStyle w:val="Compact"/>
-              <w:ind w:right="0" w:firstLine="0" w:left="0"/>
-              <w:spacing w:after="40" w:lineRule="auto" w:before="40" w:line="240"/>
+              <w:ind w:left="0" w:right="0" w:firstLine="0"/>
+              <w:spacing w:after="40" w:line="240" w:lineRule="auto" w:before="40"/>
             </w:pPr>
             <w:r>
               <w:t xml:space="preserve">Source file path</w:t>
@@ -5933,8 +5933,8 @@
           <w:p>
             <w:pPr>
               <w:pStyle w:val="Compact"/>
-              <w:ind w:right="0" w:firstLine="0" w:left="0"/>
-              <w:spacing w:after="40" w:lineRule="auto" w:before="40" w:line="240"/>
+              <w:ind w:left="0" w:right="0" w:firstLine="0"/>
+              <w:spacing w:after="40" w:line="240" w:lineRule="auto" w:before="40"/>
             </w:pPr>
             <w:r>
               <w:t xml:space="preserve">file_seq</w:t>
@@ -5946,8 +5946,8 @@
           <w:p>
             <w:pPr>
               <w:pStyle w:val="Compact"/>
-              <w:ind w:right="0" w:firstLine="0" w:left="0"/>
-              <w:spacing w:after="40" w:lineRule="auto" w:before="40" w:line="240"/>
+              <w:ind w:left="0" w:right="0" w:firstLine="0"/>
+              <w:spacing w:after="40" w:line="240" w:lineRule="auto" w:before="40"/>
             </w:pPr>
             <w:r>
               <w:t xml:space="preserve">INTEGER NOT NULL</w:t>
@@ -5959,8 +5959,8 @@
           <w:p>
             <w:pPr>
               <w:pStyle w:val="Compact"/>
-              <w:ind w:right="0" w:firstLine="0" w:left="0"/>
-              <w:spacing w:after="40" w:lineRule="auto" w:before="40" w:line="240"/>
+              <w:ind w:left="0" w:right="0" w:firstLine="0"/>
+              <w:spacing w:after="40" w:line="240" w:lineRule="auto" w:before="40"/>
             </w:pPr>
             <w:r>
               <w:t xml:space="preserve">Sequence within file</w:t>
@@ -5974,8 +5974,8 @@
           <w:p>
             <w:pPr>
               <w:pStyle w:val="Compact"/>
-              <w:ind w:right="0" w:firstLine="0" w:left="0"/>
-              <w:spacing w:after="40" w:lineRule="auto" w:before="40" w:line="240"/>
+              <w:ind w:left="0" w:right="0" w:firstLine="0"/>
+              <w:spacing w:after="40" w:line="240" w:lineRule="auto" w:before="40"/>
             </w:pPr>
             <w:r>
               <w:t xml:space="preserve">start_line</w:t>
@@ -5987,8 +5987,8 @@
           <w:p>
             <w:pPr>
               <w:pStyle w:val="Compact"/>
-              <w:ind w:right="0" w:firstLine="0" w:left="0"/>
-              <w:spacing w:after="40" w:lineRule="auto" w:before="40" w:line="240"/>
+              <w:ind w:left="0" w:right="0" w:firstLine="0"/>
+              <w:spacing w:after="40" w:line="240" w:lineRule="auto" w:before="40"/>
             </w:pPr>
             <w:r>
               <w:t xml:space="preserve">INTEGER</w:t>
@@ -6000,8 +6000,8 @@
           <w:p>
             <w:pPr>
               <w:pStyle w:val="Compact"/>
-              <w:ind w:right="0" w:firstLine="0" w:left="0"/>
-              <w:spacing w:after="40" w:lineRule="auto" w:before="40" w:line="240"/>
+              <w:ind w:left="0" w:right="0" w:firstLine="0"/>
+              <w:spacing w:after="40" w:line="240" w:lineRule="auto" w:before="40"/>
             </w:pPr>
             <w:r>
               <w:t xml:space="preserve">Start line in source</w:t>
@@ -6015,8 +6015,8 @@
           <w:p>
             <w:pPr>
               <w:pStyle w:val="Compact"/>
-              <w:ind w:right="0" w:firstLine="0" w:left="0"/>
-              <w:spacing w:after="40" w:lineRule="auto" w:before="40" w:line="240"/>
+              <w:ind w:left="0" w:right="0" w:firstLine="0"/>
+              <w:spacing w:after="40" w:line="240" w:lineRule="auto" w:before="40"/>
             </w:pPr>
             <w:r>
               <w:t xml:space="preserve">label</w:t>
@@ -6028,8 +6028,8 @@
           <w:p>
             <w:pPr>
               <w:pStyle w:val="Compact"/>
-              <w:ind w:right="0" w:firstLine="0" w:left="0"/>
-              <w:spacing w:after="40" w:lineRule="auto" w:before="40" w:line="240"/>
+              <w:ind w:left="0" w:right="0" w:firstLine="0"/>
+              <w:spacing w:after="40" w:line="240" w:lineRule="auto" w:before="40"/>
             </w:pPr>
             <w:r>
               <w:t xml:space="preserve">TEXT NOT NULL</w:t>
@@ -6041,8 +6041,8 @@
           <w:p>
             <w:pPr>
               <w:pStyle w:val="Compact"/>
-              <w:ind w:right="0" w:firstLine="0" w:left="0"/>
-              <w:spacing w:after="40" w:lineRule="auto" w:before="40" w:line="240"/>
+              <w:ind w:left="0" w:right="0" w:firstLine="0"/>
+              <w:spacing w:after="40" w:line="240" w:lineRule="auto" w:before="40"/>
             </w:pPr>
             <w:r>
               <w:t xml:space="preserve">Cross-reference label</w:t>
@@ -6056,8 +6056,8 @@
           <w:p>
             <w:pPr>
               <w:pStyle w:val="Compact"/>
-              <w:ind w:right="0" w:firstLine="0" w:left="0"/>
-              <w:spacing w:after="40" w:lineRule="auto" w:before="40" w:line="240"/>
+              <w:ind w:left="0" w:right="0" w:firstLine="0"/>
+              <w:spacing w:after="40" w:line="240" w:lineRule="auto" w:before="40"/>
             </w:pPr>
             <w:r>
               <w:t xml:space="preserve">number</w:t>
@@ -6069,8 +6069,8 @@
           <w:p>
             <w:pPr>
               <w:pStyle w:val="Compact"/>
-              <w:ind w:right="0" w:firstLine="0" w:left="0"/>
-              <w:spacing w:after="40" w:lineRule="auto" w:before="40" w:line="240"/>
+              <w:ind w:left="0" w:right="0" w:firstLine="0"/>
+              <w:spacing w:after="40" w:line="240" w:lineRule="auto" w:before="40"/>
             </w:pPr>
             <w:r>
               <w:t xml:space="preserve">INTEGER</w:t>
@@ -6082,8 +6082,8 @@
           <w:p>
             <w:pPr>
               <w:pStyle w:val="Compact"/>
-              <w:ind w:right="0" w:firstLine="0" w:left="0"/>
-              <w:spacing w:after="40" w:lineRule="auto" w:before="40" w:line="240"/>
+              <w:ind w:left="0" w:right="0" w:firstLine="0"/>
+              <w:spacing w:after="40" w:line="240" w:lineRule="auto" w:before="40"/>
             </w:pPr>
             <w:r>
               <w:t xml:space="preserve">Auto-assigned number within counter group</w:t>
@@ -6097,8 +6097,8 @@
           <w:p>
             <w:pPr>
               <w:pStyle w:val="Compact"/>
-              <w:ind w:right="0" w:firstLine="0" w:left="0"/>
-              <w:spacing w:after="40" w:lineRule="auto" w:before="40" w:line="240"/>
+              <w:ind w:left="0" w:right="0" w:firstLine="0"/>
+              <w:spacing w:after="40" w:line="240" w:lineRule="auto" w:before="40"/>
             </w:pPr>
             <w:r>
               <w:t xml:space="preserve">caption</w:t>
@@ -6110,8 +6110,8 @@
           <w:p>
             <w:pPr>
               <w:pStyle w:val="Compact"/>
-              <w:ind w:right="0" w:firstLine="0" w:left="0"/>
-              <w:spacing w:after="40" w:lineRule="auto" w:before="40" w:line="240"/>
+              <w:ind w:left="0" w:right="0" w:firstLine="0"/>
+              <w:spacing w:after="40" w:line="240" w:lineRule="auto" w:before="40"/>
             </w:pPr>
             <w:r>
               <w:t xml:space="preserve">TEXT</w:t>
@@ -6123,8 +6123,8 @@
           <w:p>
             <w:pPr>
               <w:pStyle w:val="Compact"/>
-              <w:ind w:right="0" w:firstLine="0" w:left="0"/>
-              <w:spacing w:after="40" w:lineRule="auto" w:before="40" w:line="240"/>
+              <w:ind w:left="0" w:right="0" w:firstLine="0"/>
+              <w:spacing w:after="40" w:line="240" w:lineRule="auto" w:before="40"/>
             </w:pPr>
             <w:r>
               <w:t xml:space="preserve">Caption text</w:t>
@@ -6138,8 +6138,8 @@
           <w:p>
             <w:pPr>
               <w:pStyle w:val="Compact"/>
-              <w:ind w:right="0" w:firstLine="0" w:left="0"/>
-              <w:spacing w:after="40" w:lineRule="auto" w:before="40" w:line="240"/>
+              <w:ind w:left="0" w:right="0" w:firstLine="0"/>
+              <w:spacing w:after="40" w:line="240" w:lineRule="auto" w:before="40"/>
             </w:pPr>
             <w:r>
               <w:t xml:space="preserve">pandoc_attributes</w:t>
@@ -6151,8 +6151,8 @@
           <w:p>
             <w:pPr>
               <w:pStyle w:val="Compact"/>
-              <w:ind w:right="0" w:firstLine="0" w:left="0"/>
-              <w:spacing w:after="40" w:lineRule="auto" w:before="40" w:line="240"/>
+              <w:ind w:left="0" w:right="0" w:firstLine="0"/>
+              <w:spacing w:after="40" w:line="240" w:lineRule="auto" w:before="40"/>
             </w:pPr>
             <w:r>
               <w:t xml:space="preserve">JSON</w:t>
@@ -6164,8 +6164,8 @@
           <w:p>
             <w:pPr>
               <w:pStyle w:val="Compact"/>
-              <w:ind w:right="0" w:firstLine="0" w:left="0"/>
-              <w:spacing w:after="40" w:lineRule="auto" w:before="40" w:line="240"/>
+              <w:ind w:left="0" w:right="0" w:firstLine="0"/>
+              <w:spacing w:after="40" w:line="240" w:lineRule="auto" w:before="40"/>
             </w:pPr>
             <w:r>
               <w:t xml:space="preserve">Parsed attributes from code block</w:t>
@@ -6179,8 +6179,8 @@
           <w:p>
             <w:pPr>
               <w:pStyle w:val="Compact"/>
-              <w:ind w:right="0" w:firstLine="0" w:left="0"/>
-              <w:spacing w:after="40" w:lineRule="auto" w:before="40" w:line="240"/>
+              <w:ind w:left="0" w:right="0" w:firstLine="0"/>
+              <w:spacing w:after="40" w:line="240" w:lineRule="auto" w:before="40"/>
             </w:pPr>
             <w:r>
               <w:t xml:space="preserve">raw_content</w:t>
@@ -6192,8 +6192,8 @@
           <w:p>
             <w:pPr>
               <w:pStyle w:val="Compact"/>
-              <w:ind w:right="0" w:firstLine="0" w:left="0"/>
-              <w:spacing w:after="40" w:lineRule="auto" w:before="40" w:line="240"/>
+              <w:ind w:left="0" w:right="0" w:firstLine="0"/>
+              <w:spacing w:after="40" w:line="240" w:lineRule="auto" w:before="40"/>
             </w:pPr>
             <w:r>
               <w:t xml:space="preserve">TEXT</w:t>
@@ -6205,8 +6205,8 @@
           <w:p>
             <w:pPr>
               <w:pStyle w:val="Compact"/>
-              <w:ind w:right="0" w:firstLine="0" w:left="0"/>
-              <w:spacing w:after="40" w:lineRule="auto" w:before="40" w:line="240"/>
+              <w:ind w:left="0" w:right="0" w:firstLine="0"/>
+              <w:spacing w:after="40" w:line="240" w:lineRule="auto" w:before="40"/>
             </w:pPr>
             <w:r>
               <w:t xml:space="preserve">Original raw content</w:t>
@@ -6220,8 +6220,8 @@
           <w:p>
             <w:pPr>
               <w:pStyle w:val="Compact"/>
-              <w:ind w:right="0" w:firstLine="0" w:left="0"/>
-              <w:spacing w:after="40" w:lineRule="auto" w:before="40" w:line="240"/>
+              <w:ind w:left="0" w:right="0" w:firstLine="0"/>
+              <w:spacing w:after="40" w:line="240" w:lineRule="auto" w:before="40"/>
             </w:pPr>
             <w:r>
               <w:t xml:space="preserve">raw_ast</w:t>
@@ -6233,8 +6233,8 @@
           <w:p>
             <w:pPr>
               <w:pStyle w:val="Compact"/>
-              <w:ind w:right="0" w:firstLine="0" w:left="0"/>
-              <w:spacing w:after="40" w:lineRule="auto" w:before="40" w:line="240"/>
+              <w:ind w:left="0" w:right="0" w:firstLine="0"/>
+              <w:spacing w:after="40" w:line="240" w:lineRule="auto" w:before="40"/>
             </w:pPr>
             <w:r>
               <w:t xml:space="preserve">JSON</w:t>
@@ -6246,8 +6246,8 @@
           <w:p>
             <w:pPr>
               <w:pStyle w:val="Compact"/>
-              <w:ind w:right="0" w:firstLine="0" w:left="0"/>
-              <w:spacing w:after="40" w:lineRule="auto" w:before="40" w:line="240"/>
+              <w:ind w:left="0" w:right="0" w:firstLine="0"/>
+              <w:spacing w:after="40" w:line="240" w:lineRule="auto" w:before="40"/>
             </w:pPr>
             <w:r>
               <w:t xml:space="preserve">Original Pandoc AST</w:t>
@@ -6261,8 +6261,8 @@
           <w:p>
             <w:pPr>
               <w:pStyle w:val="Compact"/>
-              <w:ind w:right="0" w:firstLine="0" w:left="0"/>
-              <w:spacing w:after="40" w:lineRule="auto" w:before="40" w:line="240"/>
+              <w:ind w:left="0" w:right="0" w:firstLine="0"/>
+              <w:spacing w:after="40" w:line="240" w:lineRule="auto" w:before="40"/>
             </w:pPr>
             <w:r>
               <w:t xml:space="preserve">resolved_ast</w:t>
@@ -6274,8 +6274,8 @@
           <w:p>
             <w:pPr>
               <w:pStyle w:val="Compact"/>
-              <w:ind w:right="0" w:firstLine="0" w:left="0"/>
-              <w:spacing w:after="40" w:lineRule="auto" w:before="40" w:line="240"/>
+              <w:ind w:left="0" w:right="0" w:firstLine="0"/>
+              <w:spacing w:after="40" w:line="240" w:lineRule="auto" w:before="40"/>
             </w:pPr>
             <w:r>
               <w:t xml:space="preserve">JSON</w:t>
@@ -6287,8 +6287,8 @@
           <w:p>
             <w:pPr>
               <w:pStyle w:val="Compact"/>
-              <w:ind w:right="0" w:firstLine="0" w:left="0"/>
-              <w:spacing w:after="40" w:lineRule="auto" w:before="40" w:line="240"/>
+              <w:ind w:left="0" w:right="0" w:firstLine="0"/>
+              <w:spacing w:after="40" w:line="240" w:lineRule="auto" w:before="40"/>
             </w:pPr>
             <w:r>
               <w:t xml:space="preserve">Processed AST after rendering</w:t>
@@ -6302,8 +6302,8 @@
           <w:p>
             <w:pPr>
               <w:pStyle w:val="Compact"/>
-              <w:ind w:right="0" w:firstLine="0" w:left="0"/>
-              <w:spacing w:after="40" w:lineRule="auto" w:before="40" w:line="240"/>
+              <w:ind w:left="0" w:right="0" w:firstLine="0"/>
+              <w:spacing w:after="40" w:line="240" w:lineRule="auto" w:before="40"/>
             </w:pPr>
             <w:r>
               <w:t xml:space="preserve">parent_object_id</w:t>
@@ -6315,8 +6315,8 @@
           <w:p>
             <w:pPr>
               <w:pStyle w:val="Compact"/>
-              <w:ind w:right="0" w:firstLine="0" w:left="0"/>
-              <w:spacing w:after="40" w:lineRule="auto" w:before="40" w:line="240"/>
+              <w:ind w:left="0" w:right="0" w:firstLine="0"/>
+              <w:spacing w:after="40" w:line="240" w:lineRule="auto" w:before="40"/>
             </w:pPr>
             <w:r>
               <w:t xml:space="preserve">INTEGER FK</w:t>
@@ -6328,8 +6328,8 @@
           <w:p>
             <w:pPr>
               <w:pStyle w:val="Compact"/>
-              <w:ind w:right="0" w:firstLine="0" w:left="0"/>
-              <w:spacing w:after="40" w:lineRule="auto" w:before="40" w:line="240"/>
+              <w:ind w:left="0" w:right="0" w:firstLine="0"/>
+              <w:spacing w:after="40" w:line="240" w:lineRule="auto" w:before="40"/>
             </w:pPr>
             <w:r>
               <w:t xml:space="preserve">Containing spec object</w:t>
@@ -6343,8 +6343,8 @@
           <w:p>
             <w:pPr>
               <w:pStyle w:val="Compact"/>
-              <w:ind w:right="0" w:firstLine="0" w:left="0"/>
-              <w:spacing w:after="40" w:lineRule="auto" w:before="40" w:line="240"/>
+              <w:ind w:left="0" w:right="0" w:firstLine="0"/>
+              <w:spacing w:after="40" w:line="240" w:lineRule="auto" w:before="40"/>
             </w:pPr>
             <w:r>
               <w:t xml:space="preserve">anchor</w:t>
@@ -6356,8 +6356,8 @@
           <w:p>
             <w:pPr>
               <w:pStyle w:val="Compact"/>
-              <w:ind w:right="0" w:firstLine="0" w:left="0"/>
-              <w:spacing w:after="40" w:lineRule="auto" w:before="40" w:line="240"/>
+              <w:ind w:left="0" w:right="0" w:firstLine="0"/>
+              <w:spacing w:after="40" w:line="240" w:lineRule="auto" w:before="40"/>
             </w:pPr>
             <w:r>
               <w:t xml:space="preserve">TEXT</w:t>
@@ -6369,8 +6369,8 @@
           <w:p>
             <w:pPr>
               <w:pStyle w:val="Compact"/>
-              <w:ind w:right="0" w:firstLine="0" w:left="0"/>
-              <w:spacing w:after="40" w:lineRule="auto" w:before="40" w:line="240"/>
+              <w:ind w:left="0" w:right="0" w:firstLine="0"/>
+              <w:spacing w:after="40" w:line="240" w:lineRule="auto" w:before="40"/>
             </w:pPr>
             <w:r>
               <w:t xml:space="preserve">HTML anchor for linking</w:t>
@@ -6384,8 +6384,8 @@
           <w:p>
             <w:pPr>
               <w:pStyle w:val="Compact"/>
-              <w:ind w:right="0" w:firstLine="0" w:left="0"/>
-              <w:spacing w:after="40" w:lineRule="auto" w:before="40" w:line="240"/>
+              <w:ind w:left="0" w:right="0" w:firstLine="0"/>
+              <w:spacing w:after="40" w:line="240" w:lineRule="auto" w:before="40"/>
             </w:pPr>
             <w:r>
               <w:t xml:space="preserve">syntax_key</w:t>
@@ -6397,8 +6397,8 @@
           <w:p>
             <w:pPr>
               <w:pStyle w:val="Compact"/>
-              <w:ind w:right="0" w:firstLine="0" w:left="0"/>
-              <w:spacing w:after="40" w:lineRule="auto" w:before="40" w:line="240"/>
+              <w:ind w:left="0" w:right="0" w:firstLine="0"/>
+              <w:spacing w:after="40" w:line="240" w:lineRule="auto" w:before="40"/>
             </w:pPr>
             <w:r>
               <w:t xml:space="preserve">TEXT</w:t>
@@ -6410,8 +6410,8 @@
           <w:p>
             <w:pPr>
               <w:pStyle w:val="Compact"/>
-              <w:ind w:right="0" w:firstLine="0" w:left="0"/>
-              <w:spacing w:after="40" w:lineRule="auto" w:before="40" w:line="240"/>
+              <w:ind w:left="0" w:right="0" w:firstLine="0"/>
+              <w:spacing w:after="40" w:line="240" w:lineRule="auto" w:before="40"/>
             </w:pPr>
             <w:r>
               <w:t xml:space="preserve">Original syntax from code block</w:t>
@@ -6474,12 +6474,12 @@
     </w:p>
     <w:p>
       <w:pPr>
-        <w:spacing w:before="0" w:line="20" w:after="0" w:lineRule="exact"/>
+        <w:spacing w:before="0" w:lineRule="exact" w:after="0" w:line="20"/>
         <w:rPr>
           <w:sz w:val="2"/>
         </w:rPr>
       </w:pPr>
-      <w:bookmarkStart w:name="csv-tbl-relations" w:id="66242"/>
+      <w:bookmarkStart w:id="66242" w:name="csv-tbl-relations"/>
       <w:bookmarkEnd w:id="66242"/>
     </w:p>
     <w:p>
@@ -6515,18 +6515,18 @@
         <w:tblW w:type="auto" w:w="0"/>
         <w:tblLook w:firstRow="1" w:lastRow="0" w:firstColumn="0" w:lastColumn="0" w:noHBand="0" w:noVBand="0" w:val="0020"/>
         <w:tblBorders>
-          <w:top w:color="000000" w:space="0" w:val="single" w:sz="6"/>
-          <w:left w:color="000000" w:space="0" w:val="single" w:sz="6"/>
-          <w:bottom w:color="000000" w:space="0" w:val="single" w:sz="6"/>
-          <w:right w:color="000000" w:space="0" w:val="single" w:sz="6"/>
-          <w:insideH w:color="000000" w:space="0" w:val="single" w:sz="6"/>
-          <w:insideV w:color="000000" w:space="0" w:val="single" w:sz="6"/>
+          <w:top w:space="0" w:sz="6" w:val="single" w:color="000000"/>
+          <w:left w:space="0" w:sz="6" w:val="single" w:color="000000"/>
+          <w:bottom w:space="0" w:sz="6" w:val="single" w:color="000000"/>
+          <w:right w:space="0" w:sz="6" w:val="single" w:color="000000"/>
+          <w:insideH w:space="0" w:sz="6" w:val="single" w:color="000000"/>
+          <w:insideV w:space="0" w:sz="6" w:val="single" w:color="000000"/>
         </w:tblBorders>
         <w:tblCellMar>
-          <w:top w:w="57" w:type="dxa"/>
-          <w:left w:w="108" w:type="dxa"/>
-          <w:bottom w:w="57" w:type="dxa"/>
-          <w:right w:w="108" w:type="dxa"/>
+          <w:top w:type="dxa" w:w="57"/>
+          <w:left w:type="dxa" w:w="108"/>
+          <w:bottom w:type="dxa" w:w="57"/>
+          <w:right w:type="dxa" w:w="108"/>
         </w:tblCellMar>
       </w:tblPr>
       <w:tblGrid>
@@ -6540,13 +6540,13 @@
         </w:trPr>
         <w:tc>
           <w:tcPr>
-            <w:shd w:color="auto" w:val="clear" w:fill="E8E8E8"/>
+            <w:shd w:fill="E8E8E8" w:val="clear" w:color="auto"/>
           </w:tcPr>
           <w:p>
             <w:pPr>
               <w:pStyle w:val="Compact"/>
-              <w:ind w:right="0" w:firstLine="0" w:left="0"/>
-              <w:spacing w:after="40" w:lineRule="auto" w:before="40" w:line="240"/>
+              <w:ind w:left="0" w:right="0" w:firstLine="0"/>
+              <w:spacing w:after="40" w:line="240" w:lineRule="auto" w:before="40"/>
             </w:pPr>
             <w:r>
               <w:rPr>
@@ -6558,13 +6558,13 @@
         </w:tc>
         <w:tc>
           <w:tcPr>
-            <w:shd w:color="auto" w:val="clear" w:fill="E8E8E8"/>
+            <w:shd w:fill="E8E8E8" w:val="clear" w:color="auto"/>
           </w:tcPr>
           <w:p>
             <w:pPr>
               <w:pStyle w:val="Compact"/>
-              <w:ind w:right="0" w:firstLine="0" w:left="0"/>
-              <w:spacing w:after="40" w:lineRule="auto" w:before="40" w:line="240"/>
+              <w:ind w:left="0" w:right="0" w:firstLine="0"/>
+              <w:spacing w:after="40" w:line="240" w:lineRule="auto" w:before="40"/>
             </w:pPr>
             <w:r>
               <w:rPr>
@@ -6576,13 +6576,13 @@
         </w:tc>
         <w:tc>
           <w:tcPr>
-            <w:shd w:color="auto" w:val="clear" w:fill="E8E8E8"/>
+            <w:shd w:fill="E8E8E8" w:val="clear" w:color="auto"/>
           </w:tcPr>
           <w:p>
             <w:pPr>
               <w:pStyle w:val="Compact"/>
-              <w:ind w:right="0" w:firstLine="0" w:left="0"/>
-              <w:spacing w:after="40" w:lineRule="auto" w:before="40" w:line="240"/>
+              <w:ind w:left="0" w:right="0" w:firstLine="0"/>
+              <w:spacing w:after="40" w:line="240" w:lineRule="auto" w:before="40"/>
             </w:pPr>
             <w:r>
               <w:rPr>
@@ -6599,8 +6599,8 @@
           <w:p>
             <w:pPr>
               <w:pStyle w:val="Compact"/>
-              <w:ind w:right="0" w:firstLine="0" w:left="0"/>
-              <w:spacing w:after="40" w:lineRule="auto" w:before="40" w:line="240"/>
+              <w:ind w:left="0" w:right="0" w:firstLine="0"/>
+              <w:spacing w:after="40" w:line="240" w:lineRule="auto" w:before="40"/>
             </w:pPr>
             <w:r>
               <w:t xml:space="preserve">id</w:t>
@@ -6612,8 +6612,8 @@
           <w:p>
             <w:pPr>
               <w:pStyle w:val="Compact"/>
-              <w:ind w:right="0" w:firstLine="0" w:left="0"/>
-              <w:spacing w:after="40" w:lineRule="auto" w:before="40" w:line="240"/>
+              <w:ind w:left="0" w:right="0" w:firstLine="0"/>
+              <w:spacing w:after="40" w:line="240" w:lineRule="auto" w:before="40"/>
             </w:pPr>
             <w:r>
               <w:t xml:space="preserve">INTEGER PK</w:t>
@@ -6625,8 +6625,8 @@
           <w:p>
             <w:pPr>
               <w:pStyle w:val="Compact"/>
-              <w:ind w:right="0" w:firstLine="0" w:left="0"/>
-              <w:spacing w:after="40" w:lineRule="auto" w:before="40" w:line="240"/>
+              <w:ind w:left="0" w:right="0" w:firstLine="0"/>
+              <w:spacing w:after="40" w:line="240" w:lineRule="auto" w:before="40"/>
             </w:pPr>
             <w:r>
               <w:t xml:space="preserve">Auto-assigned internal key</w:t>
@@ -6640,8 +6640,8 @@
           <w:p>
             <w:pPr>
               <w:pStyle w:val="Compact"/>
-              <w:ind w:right="0" w:firstLine="0" w:left="0"/>
-              <w:spacing w:after="40" w:lineRule="auto" w:before="40" w:line="240"/>
+              <w:ind w:left="0" w:right="0" w:firstLine="0"/>
+              <w:spacing w:after="40" w:line="240" w:lineRule="auto" w:before="40"/>
             </w:pPr>
             <w:r>
               <w:t xml:space="preserve">content_sha</w:t>
@@ -6653,8 +6653,8 @@
           <w:p>
             <w:pPr>
               <w:pStyle w:val="Compact"/>
-              <w:ind w:right="0" w:firstLine="0" w:left="0"/>
-              <w:spacing w:after="40" w:lineRule="auto" w:before="40" w:line="240"/>
+              <w:ind w:left="0" w:right="0" w:firstLine="0"/>
+              <w:spacing w:after="40" w:line="240" w:lineRule="auto" w:before="40"/>
             </w:pPr>
             <w:r>
               <w:t xml:space="preserve">TEXT</w:t>
@@ -6666,8 +6666,8 @@
           <w:p>
             <w:pPr>
               <w:pStyle w:val="Compact"/>
-              <w:ind w:right="0" w:firstLine="0" w:left="0"/>
-              <w:spacing w:after="40" w:lineRule="auto" w:before="40" w:line="240"/>
+              <w:ind w:left="0" w:right="0" w:firstLine="0"/>
+              <w:spacing w:after="40" w:line="240" w:lineRule="auto" w:before="40"/>
             </w:pPr>
             <w:r>
               <w:t xml:space="preserve">SHA1 checksum for change detection</w:t>
@@ -6681,8 +6681,8 @@
           <w:p>
             <w:pPr>
               <w:pStyle w:val="Compact"/>
-              <w:ind w:right="0" w:firstLine="0" w:left="0"/>
-              <w:spacing w:after="40" w:lineRule="auto" w:before="40" w:line="240"/>
+              <w:ind w:left="0" w:right="0" w:firstLine="0"/>
+              <w:spacing w:after="40" w:line="240" w:lineRule="auto" w:before="40"/>
             </w:pPr>
             <w:r>
               <w:t xml:space="preserve">specification_ref</w:t>
@@ -6694,8 +6694,8 @@
           <w:p>
             <w:pPr>
               <w:pStyle w:val="Compact"/>
-              <w:ind w:right="0" w:firstLine="0" w:left="0"/>
-              <w:spacing w:after="40" w:lineRule="auto" w:before="40" w:line="240"/>
+              <w:ind w:left="0" w:right="0" w:firstLine="0"/>
+              <w:spacing w:after="40" w:line="240" w:lineRule="auto" w:before="40"/>
             </w:pPr>
             <w:r>
               <w:t xml:space="preserve">TEXT NOT NULL FK</w:t>
@@ -6707,8 +6707,8 @@
           <w:p>
             <w:pPr>
               <w:pStyle w:val="Compact"/>
-              <w:ind w:right="0" w:firstLine="0" w:left="0"/>
-              <w:spacing w:after="40" w:lineRule="auto" w:before="40" w:line="240"/>
+              <w:ind w:left="0" w:right="0" w:firstLine="0"/>
+              <w:spacing w:after="40" w:line="240" w:lineRule="auto" w:before="40"/>
             </w:pPr>
             <w:r>
               <w:t xml:space="preserve">Parent specification</w:t>
@@ -6722,8 +6722,8 @@
           <w:p>
             <w:pPr>
               <w:pStyle w:val="Compact"/>
-              <w:ind w:right="0" w:firstLine="0" w:left="0"/>
-              <w:spacing w:after="40" w:lineRule="auto" w:before="40" w:line="240"/>
+              <w:ind w:left="0" w:right="0" w:firstLine="0"/>
+              <w:spacing w:after="40" w:line="240" w:lineRule="auto" w:before="40"/>
             </w:pPr>
             <w:r>
               <w:t xml:space="preserve">source_object_id</w:t>
@@ -6735,8 +6735,8 @@
           <w:p>
             <w:pPr>
               <w:pStyle w:val="Compact"/>
-              <w:ind w:right="0" w:firstLine="0" w:left="0"/>
-              <w:spacing w:after="40" w:lineRule="auto" w:before="40" w:line="240"/>
+              <w:ind w:left="0" w:right="0" w:firstLine="0"/>
+              <w:spacing w:after="40" w:line="240" w:lineRule="auto" w:before="40"/>
             </w:pPr>
             <w:r>
               <w:t xml:space="preserve">INTEGER NOT NULL FK</w:t>
@@ -6748,8 +6748,8 @@
           <w:p>
             <w:pPr>
               <w:pStyle w:val="Compact"/>
-              <w:ind w:right="0" w:firstLine="0" w:left="0"/>
-              <w:spacing w:after="40" w:lineRule="auto" w:before="40" w:line="240"/>
+              <w:ind w:left="0" w:right="0" w:firstLine="0"/>
+              <w:spacing w:after="40" w:line="240" w:lineRule="auto" w:before="40"/>
             </w:pPr>
             <w:r>
               <w:t xml:space="preserve">Source object</w:t>
@@ -6763,8 +6763,8 @@
           <w:p>
             <w:pPr>
               <w:pStyle w:val="Compact"/>
-              <w:ind w:right="0" w:firstLine="0" w:left="0"/>
-              <w:spacing w:after="40" w:lineRule="auto" w:before="40" w:line="240"/>
+              <w:ind w:left="0" w:right="0" w:firstLine="0"/>
+              <w:spacing w:after="40" w:line="240" w:lineRule="auto" w:before="40"/>
             </w:pPr>
             <w:r>
               <w:t xml:space="preserve">target_text</w:t>
@@ -6776,8 +6776,8 @@
           <w:p>
             <w:pPr>
               <w:pStyle w:val="Compact"/>
-              <w:ind w:right="0" w:firstLine="0" w:left="0"/>
-              <w:spacing w:after="40" w:lineRule="auto" w:before="40" w:line="240"/>
+              <w:ind w:left="0" w:right="0" w:firstLine="0"/>
+              <w:spacing w:after="40" w:line="240" w:lineRule="auto" w:before="40"/>
             </w:pPr>
             <w:r>
               <w:t xml:space="preserve">TEXT</w:t>
@@ -6789,8 +6789,8 @@
           <w:p>
             <w:pPr>
               <w:pStyle w:val="Compact"/>
-              <w:ind w:right="0" w:firstLine="0" w:left="0"/>
-              <w:spacing w:after="40" w:lineRule="auto" w:before="40" w:line="240"/>
+              <w:ind w:left="0" w:right="0" w:firstLine="0"/>
+              <w:spacing w:after="40" w:line="240" w:lineRule="auto" w:before="40"/>
             </w:pPr>
             <w:r>
               <w:t xml:space="preserve">Target as written (before resolution)</w:t>
@@ -6804,8 +6804,8 @@
           <w:p>
             <w:pPr>
               <w:pStyle w:val="Compact"/>
-              <w:ind w:right="0" w:firstLine="0" w:left="0"/>
-              <w:spacing w:after="40" w:lineRule="auto" w:before="40" w:line="240"/>
+              <w:ind w:left="0" w:right="0" w:firstLine="0"/>
+              <w:spacing w:after="40" w:line="240" w:lineRule="auto" w:before="40"/>
             </w:pPr>
             <w:r>
               <w:t xml:space="preserve">target_object_id</w:t>
@@ -6817,8 +6817,8 @@
           <w:p>
             <w:pPr>
               <w:pStyle w:val="Compact"/>
-              <w:ind w:right="0" w:firstLine="0" w:left="0"/>
-              <w:spacing w:after="40" w:lineRule="auto" w:before="40" w:line="240"/>
+              <w:ind w:left="0" w:right="0" w:firstLine="0"/>
+              <w:spacing w:after="40" w:line="240" w:lineRule="auto" w:before="40"/>
             </w:pPr>
             <w:r>
               <w:t xml:space="preserve">INTEGER FK</w:t>
@@ -6830,8 +6830,8 @@
           <w:p>
             <w:pPr>
               <w:pStyle w:val="Compact"/>
-              <w:ind w:right="0" w:firstLine="0" w:left="0"/>
-              <w:spacing w:after="40" w:lineRule="auto" w:before="40" w:line="240"/>
+              <w:ind w:left="0" w:right="0" w:firstLine="0"/>
+              <w:spacing w:after="40" w:line="240" w:lineRule="auto" w:before="40"/>
             </w:pPr>
             <w:r>
               <w:t xml:space="preserve">Resolved target object (NULL if unresolved)</w:t>
@@ -6845,8 +6845,8 @@
           <w:p>
             <w:pPr>
               <w:pStyle w:val="Compact"/>
-              <w:ind w:right="0" w:firstLine="0" w:left="0"/>
-              <w:spacing w:after="40" w:lineRule="auto" w:before="40" w:line="240"/>
+              <w:ind w:left="0" w:right="0" w:firstLine="0"/>
+              <w:spacing w:after="40" w:line="240" w:lineRule="auto" w:before="40"/>
             </w:pPr>
             <w:r>
               <w:t xml:space="preserve">target_float_id</w:t>
@@ -6858,8 +6858,8 @@
           <w:p>
             <w:pPr>
               <w:pStyle w:val="Compact"/>
-              <w:ind w:right="0" w:firstLine="0" w:left="0"/>
-              <w:spacing w:after="40" w:lineRule="auto" w:before="40" w:line="240"/>
+              <w:ind w:left="0" w:right="0" w:firstLine="0"/>
+              <w:spacing w:after="40" w:line="240" w:lineRule="auto" w:before="40"/>
             </w:pPr>
             <w:r>
               <w:t xml:space="preserve">INTEGER FK</w:t>
@@ -6871,8 +6871,8 @@
           <w:p>
             <w:pPr>
               <w:pStyle w:val="Compact"/>
-              <w:ind w:right="0" w:firstLine="0" w:left="0"/>
-              <w:spacing w:after="40" w:lineRule="auto" w:before="40" w:line="240"/>
+              <w:ind w:left="0" w:right="0" w:firstLine="0"/>
+              <w:spacing w:after="40" w:line="240" w:lineRule="auto" w:before="40"/>
             </w:pPr>
             <w:r>
               <w:t xml:space="preserve">Resolved target float (NULL if unresolved)</w:t>
@@ -6886,8 +6886,8 @@
           <w:p>
             <w:pPr>
               <w:pStyle w:val="Compact"/>
-              <w:ind w:right="0" w:firstLine="0" w:left="0"/>
-              <w:spacing w:after="40" w:lineRule="auto" w:before="40" w:line="240"/>
+              <w:ind w:left="0" w:right="0" w:firstLine="0"/>
+              <w:spacing w:after="40" w:line="240" w:lineRule="auto" w:before="40"/>
             </w:pPr>
             <w:r>
               <w:t xml:space="preserve">type_ref</w:t>
@@ -6899,8 +6899,8 @@
           <w:p>
             <w:pPr>
               <w:pStyle w:val="Compact"/>
-              <w:ind w:right="0" w:firstLine="0" w:left="0"/>
-              <w:spacing w:after="40" w:lineRule="auto" w:before="40" w:line="240"/>
+              <w:ind w:left="0" w:right="0" w:firstLine="0"/>
+              <w:spacing w:after="40" w:line="240" w:lineRule="auto" w:before="40"/>
             </w:pPr>
             <w:r>
               <w:t xml:space="preserve">TEXT FK</w:t>
@@ -6912,8 +6912,8 @@
           <w:p>
             <w:pPr>
               <w:pStyle w:val="Compact"/>
-              <w:ind w:right="0" w:firstLine="0" w:left="0"/>
-              <w:spacing w:after="40" w:lineRule="auto" w:before="40" w:line="240"/>
+              <w:ind w:left="0" w:right="0" w:firstLine="0"/>
+              <w:spacing w:after="40" w:line="240" w:lineRule="auto" w:before="40"/>
             </w:pPr>
             <w:r>
               <w:t xml:space="preserve">Inferred relation type</w:t>
@@ -6927,8 +6927,8 @@
           <w:p>
             <w:pPr>
               <w:pStyle w:val="Compact"/>
-              <w:ind w:right="0" w:firstLine="0" w:left="0"/>
-              <w:spacing w:after="40" w:lineRule="auto" w:before="40" w:line="240"/>
+              <w:ind w:left="0" w:right="0" w:firstLine="0"/>
+              <w:spacing w:after="40" w:line="240" w:lineRule="auto" w:before="40"/>
             </w:pPr>
             <w:r>
               <w:t xml:space="preserve">is_ambiguous</w:t>
@@ -6940,8 +6940,8 @@
           <w:p>
             <w:pPr>
               <w:pStyle w:val="Compact"/>
-              <w:ind w:right="0" w:firstLine="0" w:left="0"/>
-              <w:spacing w:after="40" w:lineRule="auto" w:before="40" w:line="240"/>
+              <w:ind w:left="0" w:right="0" w:firstLine="0"/>
+              <w:spacing w:after="40" w:line="240" w:lineRule="auto" w:before="40"/>
             </w:pPr>
             <w:r>
               <w:t xml:space="preserve">INTEGER DEFAULT 0</w:t>
@@ -6953,8 +6953,8 @@
           <w:p>
             <w:pPr>
               <w:pStyle w:val="Compact"/>
-              <w:ind w:right="0" w:firstLine="0" w:left="0"/>
-              <w:spacing w:after="40" w:lineRule="auto" w:before="40" w:line="240"/>
+              <w:ind w:left="0" w:right="0" w:firstLine="0"/>
+              <w:spacing w:after="40" w:line="240" w:lineRule="auto" w:before="40"/>
             </w:pPr>
             <w:r>
               <w:t xml:space="preserve">1 = multiple matches found</w:t>
@@ -6968,8 +6968,8 @@
           <w:p>
             <w:pPr>
               <w:pStyle w:val="Compact"/>
-              <w:ind w:right="0" w:firstLine="0" w:left="0"/>
-              <w:spacing w:after="40" w:lineRule="auto" w:before="40" w:line="240"/>
+              <w:ind w:left="0" w:right="0" w:firstLine="0"/>
+              <w:spacing w:after="40" w:line="240" w:lineRule="auto" w:before="40"/>
             </w:pPr>
             <w:r>
               <w:t xml:space="preserve">from_file</w:t>
@@ -6981,8 +6981,8 @@
           <w:p>
             <w:pPr>
               <w:pStyle w:val="Compact"/>
-              <w:ind w:right="0" w:firstLine="0" w:left="0"/>
-              <w:spacing w:after="40" w:lineRule="auto" w:before="40" w:line="240"/>
+              <w:ind w:left="0" w:right="0" w:firstLine="0"/>
+              <w:spacing w:after="40" w:line="240" w:lineRule="auto" w:before="40"/>
             </w:pPr>
             <w:r>
               <w:t xml:space="preserve">TEXT NOT NULL</w:t>
@@ -6994,8 +6994,8 @@
           <w:p>
             <w:pPr>
               <w:pStyle w:val="Compact"/>
-              <w:ind w:right="0" w:firstLine="0" w:left="0"/>
-              <w:spacing w:after="40" w:lineRule="auto" w:before="40" w:line="240"/>
+              <w:ind w:left="0" w:right="0" w:firstLine="0"/>
+              <w:spacing w:after="40" w:line="240" w:lineRule="auto" w:before="40"/>
             </w:pPr>
             <w:r>
               <w:t xml:space="preserve">Source file</w:t>
@@ -7009,8 +7009,8 @@
           <w:p>
             <w:pPr>
               <w:pStyle w:val="Compact"/>
-              <w:ind w:right="0" w:firstLine="0" w:left="0"/>
-              <w:spacing w:after="40" w:lineRule="auto" w:before="40" w:line="240"/>
+              <w:ind w:left="0" w:right="0" w:firstLine="0"/>
+              <w:spacing w:after="40" w:line="240" w:lineRule="auto" w:before="40"/>
             </w:pPr>
             <w:r>
               <w:t xml:space="preserve">link_line</w:t>
@@ -7022,8 +7022,8 @@
           <w:p>
             <w:pPr>
               <w:pStyle w:val="Compact"/>
-              <w:ind w:right="0" w:firstLine="0" w:left="0"/>
-              <w:spacing w:after="40" w:lineRule="auto" w:before="40" w:line="240"/>
+              <w:ind w:left="0" w:right="0" w:firstLine="0"/>
+              <w:spacing w:after="40" w:line="240" w:lineRule="auto" w:before="40"/>
             </w:pPr>
             <w:r>
               <w:t xml:space="preserve">INTEGER DEFAULT 0</w:t>
@@ -7035,8 +7035,8 @@
           <w:p>
             <w:pPr>
               <w:pStyle w:val="Compact"/>
-              <w:ind w:right="0" w:firstLine="0" w:left="0"/>
-              <w:spacing w:after="40" w:lineRule="auto" w:before="40" w:line="240"/>
+              <w:ind w:left="0" w:right="0" w:firstLine="0"/>
+              <w:spacing w:after="40" w:line="240" w:lineRule="auto" w:before="40"/>
             </w:pPr>
             <w:r>
               <w:t xml:space="preserve">Line number of link</w:t>
@@ -7050,8 +7050,8 @@
           <w:p>
             <w:pPr>
               <w:pStyle w:val="Compact"/>
-              <w:ind w:right="0" w:firstLine="0" w:left="0"/>
-              <w:spacing w:after="40" w:lineRule="auto" w:before="40" w:line="240"/>
+              <w:ind w:left="0" w:right="0" w:firstLine="0"/>
+              <w:spacing w:after="40" w:line="240" w:lineRule="auto" w:before="40"/>
             </w:pPr>
             <w:r>
               <w:t xml:space="preserve">source_attribute</w:t>
@@ -7063,8 +7063,8 @@
           <w:p>
             <w:pPr>
               <w:pStyle w:val="Compact"/>
-              <w:ind w:right="0" w:firstLine="0" w:left="0"/>
-              <w:spacing w:after="40" w:lineRule="auto" w:before="40" w:line="240"/>
+              <w:ind w:left="0" w:right="0" w:firstLine="0"/>
+              <w:spacing w:after="40" w:line="240" w:lineRule="auto" w:before="40"/>
             </w:pPr>
             <w:r>
               <w:t xml:space="preserve">TEXT</w:t>
@@ -7076,8 +7076,8 @@
           <w:p>
             <w:pPr>
               <w:pStyle w:val="Compact"/>
-              <w:ind w:right="0" w:firstLine="0" w:left="0"/>
-              <w:spacing w:after="40" w:lineRule="auto" w:before="40" w:line="240"/>
+              <w:ind w:left="0" w:right="0" w:firstLine="0"/>
+              <w:spacing w:after="40" w:line="240" w:lineRule="auto" w:before="40"/>
             </w:pPr>
             <w:r>
               <w:t xml:space="preserve">Attribute containing the link (NULL if in body)</w:t>
@@ -7091,8 +7091,8 @@
           <w:p>
             <w:pPr>
               <w:pStyle w:val="Compact"/>
-              <w:ind w:right="0" w:firstLine="0" w:left="0"/>
-              <w:spacing w:after="40" w:lineRule="auto" w:before="40" w:line="240"/>
+              <w:ind w:left="0" w:right="0" w:firstLine="0"/>
+              <w:spacing w:after="40" w:line="240" w:lineRule="auto" w:before="40"/>
             </w:pPr>
             <w:r>
               <w:t xml:space="preserve">link_selector</w:t>
@@ -7104,8 +7104,8 @@
           <w:p>
             <w:pPr>
               <w:pStyle w:val="Compact"/>
-              <w:ind w:right="0" w:firstLine="0" w:left="0"/>
-              <w:spacing w:after="40" w:lineRule="auto" w:before="40" w:line="240"/>
+              <w:ind w:left="0" w:right="0" w:firstLine="0"/>
+              <w:spacing w:after="40" w:line="240" w:lineRule="auto" w:before="40"/>
             </w:pPr>
             <w:r>
               <w:t xml:space="preserve">TEXT</w:t>
@@ -7117,8 +7117,8 @@
           <w:p>
             <w:pPr>
               <w:pStyle w:val="Compact"/>
-              <w:ind w:right="0" w:firstLine="0" w:left="0"/>
-              <w:spacing w:after="40" w:lineRule="auto" w:before="40" w:line="240"/>
+              <w:ind w:left="0" w:right="0" w:firstLine="0"/>
+              <w:spacing w:after="40" w:line="240" w:lineRule="auto" w:before="40"/>
             </w:pPr>
             <w:r>
               <w:t xml:space="preserve">Selector syntax ("@" or "#")</w:t>
@@ -7166,12 +7166,12 @@
     </w:p>
     <w:p>
       <w:pPr>
-        <w:spacing w:before="0" w:line="20" w:after="0" w:lineRule="exact"/>
+        <w:spacing w:before="0" w:lineRule="exact" w:after="0" w:line="20"/>
         <w:rPr>
           <w:sz w:val="2"/>
         </w:rPr>
       </w:pPr>
-      <w:bookmarkStart w:name="csv-tbl-views" w:id="86393"/>
+      <w:bookmarkStart w:id="86393" w:name="csv-tbl-views"/>
       <w:bookmarkEnd w:id="86393"/>
     </w:p>
     <w:p>
@@ -7207,18 +7207,18 @@
         <w:tblW w:type="auto" w:w="0"/>
         <w:tblLook w:firstRow="1" w:lastRow="0" w:firstColumn="0" w:lastColumn="0" w:noHBand="0" w:noVBand="0" w:val="0020"/>
         <w:tblBorders>
-          <w:top w:color="000000" w:space="0" w:val="single" w:sz="6"/>
-          <w:left w:color="000000" w:space="0" w:val="single" w:sz="6"/>
-          <w:bottom w:color="000000" w:space="0" w:val="single" w:sz="6"/>
-          <w:right w:color="000000" w:space="0" w:val="single" w:sz="6"/>
-          <w:insideH w:color="000000" w:space="0" w:val="single" w:sz="6"/>
-          <w:insideV w:color="000000" w:space="0" w:val="single" w:sz="6"/>
+          <w:top w:space="0" w:sz="6" w:val="single" w:color="000000"/>
+          <w:left w:space="0" w:sz="6" w:val="single" w:color="000000"/>
+          <w:bottom w:space="0" w:sz="6" w:val="single" w:color="000000"/>
+          <w:right w:space="0" w:sz="6" w:val="single" w:color="000000"/>
+          <w:insideH w:space="0" w:sz="6" w:val="single" w:color="000000"/>
+          <w:insideV w:space="0" w:sz="6" w:val="single" w:color="000000"/>
         </w:tblBorders>
         <w:tblCellMar>
-          <w:top w:w="57" w:type="dxa"/>
-          <w:left w:w="108" w:type="dxa"/>
-          <w:bottom w:w="57" w:type="dxa"/>
-          <w:right w:w="108" w:type="dxa"/>
+          <w:top w:type="dxa" w:w="57"/>
+          <w:left w:type="dxa" w:w="108"/>
+          <w:bottom w:type="dxa" w:w="57"/>
+          <w:right w:type="dxa" w:w="108"/>
         </w:tblCellMar>
       </w:tblPr>
       <w:tblGrid>
@@ -7232,13 +7232,13 @@
         </w:trPr>
         <w:tc>
           <w:tcPr>
-            <w:shd w:color="auto" w:val="clear" w:fill="E8E8E8"/>
+            <w:shd w:fill="E8E8E8" w:val="clear" w:color="auto"/>
           </w:tcPr>
           <w:p>
             <w:pPr>
               <w:pStyle w:val="Compact"/>
-              <w:ind w:right="0" w:firstLine="0" w:left="0"/>
-              <w:spacing w:after="40" w:lineRule="auto" w:before="40" w:line="240"/>
+              <w:ind w:left="0" w:right="0" w:firstLine="0"/>
+              <w:spacing w:after="40" w:line="240" w:lineRule="auto" w:before="40"/>
             </w:pPr>
             <w:r>
               <w:rPr>
@@ -7250,13 +7250,13 @@
         </w:tc>
         <w:tc>
           <w:tcPr>
-            <w:shd w:color="auto" w:val="clear" w:fill="E8E8E8"/>
+            <w:shd w:fill="E8E8E8" w:val="clear" w:color="auto"/>
           </w:tcPr>
           <w:p>
             <w:pPr>
               <w:pStyle w:val="Compact"/>
-              <w:ind w:right="0" w:firstLine="0" w:left="0"/>
-              <w:spacing w:after="40" w:lineRule="auto" w:before="40" w:line="240"/>
+              <w:ind w:left="0" w:right="0" w:firstLine="0"/>
+              <w:spacing w:after="40" w:line="240" w:lineRule="auto" w:before="40"/>
             </w:pPr>
             <w:r>
               <w:rPr>
@@ -7268,13 +7268,13 @@
         </w:tc>
         <w:tc>
           <w:tcPr>
-            <w:shd w:color="auto" w:val="clear" w:fill="E8E8E8"/>
+            <w:shd w:fill="E8E8E8" w:val="clear" w:color="auto"/>
           </w:tcPr>
           <w:p>
             <w:pPr>
               <w:pStyle w:val="Compact"/>
-              <w:ind w:right="0" w:firstLine="0" w:left="0"/>
-              <w:spacing w:after="40" w:lineRule="auto" w:before="40" w:line="240"/>
+              <w:ind w:left="0" w:right="0" w:firstLine="0"/>
+              <w:spacing w:after="40" w:line="240" w:lineRule="auto" w:before="40"/>
             </w:pPr>
             <w:r>
               <w:rPr>
@@ -7291,8 +7291,8 @@
           <w:p>
             <w:pPr>
               <w:pStyle w:val="Compact"/>
-              <w:ind w:right="0" w:firstLine="0" w:left="0"/>
-              <w:spacing w:after="40" w:lineRule="auto" w:before="40" w:line="240"/>
+              <w:ind w:left="0" w:right="0" w:firstLine="0"/>
+              <w:spacing w:after="40" w:line="240" w:lineRule="auto" w:before="40"/>
             </w:pPr>
             <w:r>
               <w:t xml:space="preserve">id</w:t>
@@ -7304,8 +7304,8 @@
           <w:p>
             <w:pPr>
               <w:pStyle w:val="Compact"/>
-              <w:ind w:right="0" w:firstLine="0" w:left="0"/>
-              <w:spacing w:after="40" w:lineRule="auto" w:before="40" w:line="240"/>
+              <w:ind w:left="0" w:right="0" w:firstLine="0"/>
+              <w:spacing w:after="40" w:line="240" w:lineRule="auto" w:before="40"/>
             </w:pPr>
             <w:r>
               <w:t xml:space="preserve">INTEGER PK</w:t>
@@ -7317,8 +7317,8 @@
           <w:p>
             <w:pPr>
               <w:pStyle w:val="Compact"/>
-              <w:ind w:right="0" w:firstLine="0" w:left="0"/>
-              <w:spacing w:after="40" w:lineRule="auto" w:before="40" w:line="240"/>
+              <w:ind w:left="0" w:right="0" w:firstLine="0"/>
+              <w:spacing w:after="40" w:line="240" w:lineRule="auto" w:before="40"/>
             </w:pPr>
             <w:r>
               <w:t xml:space="preserve">Auto-assigned internal key</w:t>
@@ -7332,8 +7332,8 @@
           <w:p>
             <w:pPr>
               <w:pStyle w:val="Compact"/>
-              <w:ind w:right="0" w:firstLine="0" w:left="0"/>
-              <w:spacing w:after="40" w:lineRule="auto" w:before="40" w:line="240"/>
+              <w:ind w:left="0" w:right="0" w:firstLine="0"/>
+              <w:spacing w:after="40" w:line="240" w:lineRule="auto" w:before="40"/>
             </w:pPr>
             <w:r>
               <w:t xml:space="preserve">content_sha</w:t>
@@ -7345,8 +7345,8 @@
           <w:p>
             <w:pPr>
               <w:pStyle w:val="Compact"/>
-              <w:ind w:right="0" w:firstLine="0" w:left="0"/>
-              <w:spacing w:after="40" w:lineRule="auto" w:before="40" w:line="240"/>
+              <w:ind w:left="0" w:right="0" w:firstLine="0"/>
+              <w:spacing w:after="40" w:line="240" w:lineRule="auto" w:before="40"/>
             </w:pPr>
             <w:r>
               <w:t xml:space="preserve">TEXT</w:t>
@@ -7358,8 +7358,8 @@
           <w:p>
             <w:pPr>
               <w:pStyle w:val="Compact"/>
-              <w:ind w:right="0" w:firstLine="0" w:left="0"/>
-              <w:spacing w:after="40" w:lineRule="auto" w:before="40" w:line="240"/>
+              <w:ind w:left="0" w:right="0" w:firstLine="0"/>
+              <w:spacing w:after="40" w:line="240" w:lineRule="auto" w:before="40"/>
             </w:pPr>
             <w:r>
               <w:t xml:space="preserve">SHA1 checksum for change detection</w:t>
@@ -7373,8 +7373,8 @@
           <w:p>
             <w:pPr>
               <w:pStyle w:val="Compact"/>
-              <w:ind w:right="0" w:firstLine="0" w:left="0"/>
-              <w:spacing w:after="40" w:lineRule="auto" w:before="40" w:line="240"/>
+              <w:ind w:left="0" w:right="0" w:firstLine="0"/>
+              <w:spacing w:after="40" w:line="240" w:lineRule="auto" w:before="40"/>
             </w:pPr>
             <w:r>
               <w:t xml:space="preserve">specification_ref</w:t>
@@ -7386,8 +7386,8 @@
           <w:p>
             <w:pPr>
               <w:pStyle w:val="Compact"/>
-              <w:ind w:right="0" w:firstLine="0" w:left="0"/>
-              <w:spacing w:after="40" w:lineRule="auto" w:before="40" w:line="240"/>
+              <w:ind w:left="0" w:right="0" w:firstLine="0"/>
+              <w:spacing w:after="40" w:line="240" w:lineRule="auto" w:before="40"/>
             </w:pPr>
             <w:r>
               <w:t xml:space="preserve">TEXT NOT NULL FK</w:t>
@@ -7399,8 +7399,8 @@
           <w:p>
             <w:pPr>
               <w:pStyle w:val="Compact"/>
-              <w:ind w:right="0" w:firstLine="0" w:left="0"/>
-              <w:spacing w:after="40" w:lineRule="auto" w:before="40" w:line="240"/>
+              <w:ind w:left="0" w:right="0" w:firstLine="0"/>
+              <w:spacing w:after="40" w:line="240" w:lineRule="auto" w:before="40"/>
             </w:pPr>
             <w:r>
               <w:t xml:space="preserve">Parent specification</w:t>
@@ -7414,8 +7414,8 @@
           <w:p>
             <w:pPr>
               <w:pStyle w:val="Compact"/>
-              <w:ind w:right="0" w:firstLine="0" w:left="0"/>
-              <w:spacing w:after="40" w:lineRule="auto" w:before="40" w:line="240"/>
+              <w:ind w:left="0" w:right="0" w:firstLine="0"/>
+              <w:spacing w:after="40" w:line="240" w:lineRule="auto" w:before="40"/>
             </w:pPr>
             <w:r>
               <w:t xml:space="preserve">view_type_ref</w:t>
@@ -7427,8 +7427,8 @@
           <w:p>
             <w:pPr>
               <w:pStyle w:val="Compact"/>
-              <w:ind w:right="0" w:firstLine="0" w:left="0"/>
-              <w:spacing w:after="40" w:lineRule="auto" w:before="40" w:line="240"/>
+              <w:ind w:left="0" w:right="0" w:firstLine="0"/>
+              <w:spacing w:after="40" w:line="240" w:lineRule="auto" w:before="40"/>
             </w:pPr>
             <w:r>
               <w:t xml:space="preserve">TEXT NOT NULL FK</w:t>
@@ -7440,8 +7440,8 @@
           <w:p>
             <w:pPr>
               <w:pStyle w:val="Compact"/>
-              <w:ind w:right="0" w:firstLine="0" w:left="0"/>
-              <w:spacing w:after="40" w:lineRule="auto" w:before="40" w:line="240"/>
+              <w:ind w:left="0" w:right="0" w:firstLine="0"/>
+              <w:spacing w:after="40" w:line="240" w:lineRule="auto" w:before="40"/>
             </w:pPr>
             <w:r>
               <w:t xml:space="preserve">View type</w:t>
@@ -7455,8 +7455,8 @@
           <w:p>
             <w:pPr>
               <w:pStyle w:val="Compact"/>
-              <w:ind w:right="0" w:firstLine="0" w:left="0"/>
-              <w:spacing w:after="40" w:lineRule="auto" w:before="40" w:line="240"/>
+              <w:ind w:left="0" w:right="0" w:firstLine="0"/>
+              <w:spacing w:after="40" w:line="240" w:lineRule="auto" w:before="40"/>
             </w:pPr>
             <w:r>
               <w:t xml:space="preserve">from_file</w:t>
@@ -7468,8 +7468,8 @@
           <w:p>
             <w:pPr>
               <w:pStyle w:val="Compact"/>
-              <w:ind w:right="0" w:firstLine="0" w:left="0"/>
-              <w:spacing w:after="40" w:lineRule="auto" w:before="40" w:line="240"/>
+              <w:ind w:left="0" w:right="0" w:firstLine="0"/>
+              <w:spacing w:after="40" w:line="240" w:lineRule="auto" w:before="40"/>
             </w:pPr>
             <w:r>
               <w:t xml:space="preserve">TEXT NOT NULL</w:t>
@@ -7481,8 +7481,8 @@
           <w:p>
             <w:pPr>
               <w:pStyle w:val="Compact"/>
-              <w:ind w:right="0" w:firstLine="0" w:left="0"/>
-              <w:spacing w:after="40" w:lineRule="auto" w:before="40" w:line="240"/>
+              <w:ind w:left="0" w:right="0" w:firstLine="0"/>
+              <w:spacing w:after="40" w:line="240" w:lineRule="auto" w:before="40"/>
             </w:pPr>
             <w:r>
               <w:t xml:space="preserve">Source file path</w:t>
@@ -7496,8 +7496,8 @@
           <w:p>
             <w:pPr>
               <w:pStyle w:val="Compact"/>
-              <w:ind w:right="0" w:firstLine="0" w:left="0"/>
-              <w:spacing w:after="40" w:lineRule="auto" w:before="40" w:line="240"/>
+              <w:ind w:left="0" w:right="0" w:firstLine="0"/>
+              <w:spacing w:after="40" w:line="240" w:lineRule="auto" w:before="40"/>
             </w:pPr>
             <w:r>
               <w:t xml:space="preserve">file_seq</w:t>
@@ -7509,8 +7509,8 @@
           <w:p>
             <w:pPr>
               <w:pStyle w:val="Compact"/>
-              <w:ind w:right="0" w:firstLine="0" w:left="0"/>
-              <w:spacing w:after="40" w:lineRule="auto" w:before="40" w:line="240"/>
+              <w:ind w:left="0" w:right="0" w:firstLine="0"/>
+              <w:spacing w:after="40" w:line="240" w:lineRule="auto" w:before="40"/>
             </w:pPr>
             <w:r>
               <w:t xml:space="preserve">INTEGER NOT NULL</w:t>
@@ -7522,8 +7522,8 @@
           <w:p>
             <w:pPr>
               <w:pStyle w:val="Compact"/>
-              <w:ind w:right="0" w:firstLine="0" w:left="0"/>
-              <w:spacing w:after="40" w:lineRule="auto" w:before="40" w:line="240"/>
+              <w:ind w:left="0" w:right="0" w:firstLine="0"/>
+              <w:spacing w:after="40" w:line="240" w:lineRule="auto" w:before="40"/>
             </w:pPr>
             <w:r>
               <w:t xml:space="preserve">Sequence within file</w:t>
@@ -7537,8 +7537,8 @@
           <w:p>
             <w:pPr>
               <w:pStyle w:val="Compact"/>
-              <w:ind w:right="0" w:firstLine="0" w:left="0"/>
-              <w:spacing w:after="40" w:lineRule="auto" w:before="40" w:line="240"/>
+              <w:ind w:left="0" w:right="0" w:firstLine="0"/>
+              <w:spacing w:after="40" w:line="240" w:lineRule="auto" w:before="40"/>
             </w:pPr>
             <w:r>
               <w:t xml:space="preserve">start_line</w:t>
@@ -7550,8 +7550,8 @@
           <w:p>
             <w:pPr>
               <w:pStyle w:val="Compact"/>
-              <w:ind w:right="0" w:firstLine="0" w:left="0"/>
-              <w:spacing w:after="40" w:lineRule="auto" w:before="40" w:line="240"/>
+              <w:ind w:left="0" w:right="0" w:firstLine="0"/>
+              <w:spacing w:after="40" w:line="240" w:lineRule="auto" w:before="40"/>
             </w:pPr>
             <w:r>
               <w:t xml:space="preserve">INTEGER</w:t>
@@ -7563,8 +7563,8 @@
           <w:p>
             <w:pPr>
               <w:pStyle w:val="Compact"/>
-              <w:ind w:right="0" w:firstLine="0" w:left="0"/>
-              <w:spacing w:after="40" w:lineRule="auto" w:before="40" w:line="240"/>
+              <w:ind w:left="0" w:right="0" w:firstLine="0"/>
+              <w:spacing w:after="40" w:line="240" w:lineRule="auto" w:before="40"/>
             </w:pPr>
             <w:r>
               <w:t xml:space="preserve">Start line in source</w:t>
@@ -7578,8 +7578,8 @@
           <w:p>
             <w:pPr>
               <w:pStyle w:val="Compact"/>
-              <w:ind w:right="0" w:firstLine="0" w:left="0"/>
-              <w:spacing w:after="40" w:lineRule="auto" w:before="40" w:line="240"/>
+              <w:ind w:left="0" w:right="0" w:firstLine="0"/>
+              <w:spacing w:after="40" w:line="240" w:lineRule="auto" w:before="40"/>
             </w:pPr>
             <w:r>
               <w:t xml:space="preserve">raw_ast</w:t>
@@ -7591,8 +7591,8 @@
           <w:p>
             <w:pPr>
               <w:pStyle w:val="Compact"/>
-              <w:ind w:right="0" w:firstLine="0" w:left="0"/>
-              <w:spacing w:after="40" w:lineRule="auto" w:before="40" w:line="240"/>
+              <w:ind w:left="0" w:right="0" w:firstLine="0"/>
+              <w:spacing w:after="40" w:line="240" w:lineRule="auto" w:before="40"/>
             </w:pPr>
             <w:r>
               <w:t xml:space="preserve">JSON</w:t>
@@ -7604,8 +7604,8 @@
           <w:p>
             <w:pPr>
               <w:pStyle w:val="Compact"/>
-              <w:ind w:right="0" w:firstLine="0" w:left="0"/>
-              <w:spacing w:after="40" w:lineRule="auto" w:before="40" w:line="240"/>
+              <w:ind w:left="0" w:right="0" w:firstLine="0"/>
+              <w:spacing w:after="40" w:line="240" w:lineRule="auto" w:before="40"/>
             </w:pPr>
             <w:r>
               <w:t xml:space="preserve">Original Pandoc AST</w:t>
@@ -7619,8 +7619,8 @@
           <w:p>
             <w:pPr>
               <w:pStyle w:val="Compact"/>
-              <w:ind w:right="0" w:firstLine="0" w:left="0"/>
-              <w:spacing w:after="40" w:lineRule="auto" w:before="40" w:line="240"/>
+              <w:ind w:left="0" w:right="0" w:firstLine="0"/>
+              <w:spacing w:after="40" w:line="240" w:lineRule="auto" w:before="40"/>
             </w:pPr>
             <w:r>
               <w:t xml:space="preserve">resolved_ast</w:t>
@@ -7632,8 +7632,8 @@
           <w:p>
             <w:pPr>
               <w:pStyle w:val="Compact"/>
-              <w:ind w:right="0" w:firstLine="0" w:left="0"/>
-              <w:spacing w:after="40" w:lineRule="auto" w:before="40" w:line="240"/>
+              <w:ind w:left="0" w:right="0" w:firstLine="0"/>
+              <w:spacing w:after="40" w:line="240" w:lineRule="auto" w:before="40"/>
             </w:pPr>
             <w:r>
               <w:t xml:space="preserve">JSON</w:t>
@@ -7645,8 +7645,8 @@
           <w:p>
             <w:pPr>
               <w:pStyle w:val="Compact"/>
-              <w:ind w:right="0" w:firstLine="0" w:left="0"/>
-              <w:spacing w:after="40" w:lineRule="auto" w:before="40" w:line="240"/>
+              <w:ind w:left="0" w:right="0" w:firstLine="0"/>
+              <w:spacing w:after="40" w:line="240" w:lineRule="auto" w:before="40"/>
             </w:pPr>
             <w:r>
               <w:t xml:space="preserve">Materialized view as Pandoc AST</w:t>
@@ -7660,8 +7660,8 @@
           <w:p>
             <w:pPr>
               <w:pStyle w:val="Compact"/>
-              <w:ind w:right="0" w:firstLine="0" w:left="0"/>
-              <w:spacing w:after="40" w:lineRule="auto" w:before="40" w:line="240"/>
+              <w:ind w:left="0" w:right="0" w:firstLine="0"/>
+              <w:spacing w:after="40" w:line="240" w:lineRule="auto" w:before="40"/>
             </w:pPr>
             <w:r>
               <w:t xml:space="preserve">resolved_data</w:t>
@@ -7673,8 +7673,8 @@
           <w:p>
             <w:pPr>
               <w:pStyle w:val="Compact"/>
-              <w:ind w:right="0" w:firstLine="0" w:left="0"/>
-              <w:spacing w:after="40" w:lineRule="auto" w:before="40" w:line="240"/>
+              <w:ind w:left="0" w:right="0" w:firstLine="0"/>
+              <w:spacing w:after="40" w:line="240" w:lineRule="auto" w:before="40"/>
             </w:pPr>
             <w:r>
               <w:t xml:space="preserve">JSON</w:t>
@@ -7686,8 +7686,8 @@
           <w:p>
             <w:pPr>
               <w:pStyle w:val="Compact"/>
-              <w:ind w:right="0" w:firstLine="0" w:left="0"/>
-              <w:spacing w:after="40" w:lineRule="auto" w:before="40" w:line="240"/>
+              <w:ind w:left="0" w:right="0" w:firstLine="0"/>
+              <w:spacing w:after="40" w:line="240" w:lineRule="auto" w:before="40"/>
             </w:pPr>
             <w:r>
               <w:t xml:space="preserve">Pre-computed view data</w:t>
@@ -7720,12 +7720,12 @@
     </w:p>
     <w:p>
       <w:pPr>
-        <w:spacing w:before="0" w:line="20" w:after="0" w:lineRule="exact"/>
+        <w:spacing w:before="0" w:lineRule="exact" w:after="0" w:line="20"/>
         <w:rPr>
           <w:sz w:val="2"/>
         </w:rPr>
       </w:pPr>
-      <w:bookmarkStart w:name="csv-tbl-attributes" w:id="58030"/>
+      <w:bookmarkStart w:id="58030" w:name="csv-tbl-attributes"/>
       <w:bookmarkEnd w:id="58030"/>
     </w:p>
     <w:p>
@@ -7761,18 +7761,18 @@
         <w:tblW w:type="auto" w:w="0"/>
         <w:tblLook w:firstRow="1" w:lastRow="0" w:firstColumn="0" w:lastColumn="0" w:noHBand="0" w:noVBand="0" w:val="0020"/>
         <w:tblBorders>
-          <w:top w:color="000000" w:space="0" w:val="single" w:sz="6"/>
-          <w:left w:color="000000" w:space="0" w:val="single" w:sz="6"/>
-          <w:bottom w:color="000000" w:space="0" w:val="single" w:sz="6"/>
-          <w:right w:color="000000" w:space="0" w:val="single" w:sz="6"/>
-          <w:insideH w:color="000000" w:space="0" w:val="single" w:sz="6"/>
-          <w:insideV w:color="000000" w:space="0" w:val="single" w:sz="6"/>
+          <w:top w:space="0" w:sz="6" w:val="single" w:color="000000"/>
+          <w:left w:space="0" w:sz="6" w:val="single" w:color="000000"/>
+          <w:bottom w:space="0" w:sz="6" w:val="single" w:color="000000"/>
+          <w:right w:space="0" w:sz="6" w:val="single" w:color="000000"/>
+          <w:insideH w:space="0" w:sz="6" w:val="single" w:color="000000"/>
+          <w:insideV w:space="0" w:sz="6" w:val="single" w:color="000000"/>
         </w:tblBorders>
         <w:tblCellMar>
-          <w:top w:w="57" w:type="dxa"/>
-          <w:left w:w="108" w:type="dxa"/>
-          <w:bottom w:w="57" w:type="dxa"/>
-          <w:right w:w="108" w:type="dxa"/>
+          <w:top w:type="dxa" w:w="57"/>
+          <w:left w:type="dxa" w:w="108"/>
+          <w:bottom w:type="dxa" w:w="57"/>
+          <w:right w:type="dxa" w:w="108"/>
         </w:tblCellMar>
       </w:tblPr>
       <w:tblGrid>
@@ -7786,13 +7786,13 @@
         </w:trPr>
         <w:tc>
           <w:tcPr>
-            <w:shd w:color="auto" w:val="clear" w:fill="E8E8E8"/>
+            <w:shd w:fill="E8E8E8" w:val="clear" w:color="auto"/>
           </w:tcPr>
           <w:p>
             <w:pPr>
               <w:pStyle w:val="Compact"/>
-              <w:ind w:right="0" w:firstLine="0" w:left="0"/>
-              <w:spacing w:after="40" w:lineRule="auto" w:before="40" w:line="240"/>
+              <w:ind w:left="0" w:right="0" w:firstLine="0"/>
+              <w:spacing w:after="40" w:line="240" w:lineRule="auto" w:before="40"/>
             </w:pPr>
             <w:r>
               <w:rPr>
@@ -7804,13 +7804,13 @@
         </w:tc>
         <w:tc>
           <w:tcPr>
-            <w:shd w:color="auto" w:val="clear" w:fill="E8E8E8"/>
+            <w:shd w:fill="E8E8E8" w:val="clear" w:color="auto"/>
           </w:tcPr>
           <w:p>
             <w:pPr>
               <w:pStyle w:val="Compact"/>
-              <w:ind w:right="0" w:firstLine="0" w:left="0"/>
-              <w:spacing w:after="40" w:lineRule="auto" w:before="40" w:line="240"/>
+              <w:ind w:left="0" w:right="0" w:firstLine="0"/>
+              <w:spacing w:after="40" w:line="240" w:lineRule="auto" w:before="40"/>
             </w:pPr>
             <w:r>
               <w:rPr>
@@ -7822,13 +7822,13 @@
         </w:tc>
         <w:tc>
           <w:tcPr>
-            <w:shd w:color="auto" w:val="clear" w:fill="E8E8E8"/>
+            <w:shd w:fill="E8E8E8" w:val="clear" w:color="auto"/>
           </w:tcPr>
           <w:p>
             <w:pPr>
               <w:pStyle w:val="Compact"/>
-              <w:ind w:right="0" w:firstLine="0" w:left="0"/>
-              <w:spacing w:after="40" w:lineRule="auto" w:before="40" w:line="240"/>
+              <w:ind w:left="0" w:right="0" w:firstLine="0"/>
+              <w:spacing w:after="40" w:line="240" w:lineRule="auto" w:before="40"/>
             </w:pPr>
             <w:r>
               <w:rPr>
@@ -7845,8 +7845,8 @@
           <w:p>
             <w:pPr>
               <w:pStyle w:val="Compact"/>
-              <w:ind w:right="0" w:firstLine="0" w:left="0"/>
-              <w:spacing w:after="40" w:lineRule="auto" w:before="40" w:line="240"/>
+              <w:ind w:left="0" w:right="0" w:firstLine="0"/>
+              <w:spacing w:after="40" w:line="240" w:lineRule="auto" w:before="40"/>
             </w:pPr>
             <w:r>
               <w:t xml:space="preserve">id</w:t>
@@ -7858,8 +7858,8 @@
           <w:p>
             <w:pPr>
               <w:pStyle w:val="Compact"/>
-              <w:ind w:right="0" w:firstLine="0" w:left="0"/>
-              <w:spacing w:after="40" w:lineRule="auto" w:before="40" w:line="240"/>
+              <w:ind w:left="0" w:right="0" w:firstLine="0"/>
+              <w:spacing w:after="40" w:line="240" w:lineRule="auto" w:before="40"/>
             </w:pPr>
             <w:r>
               <w:t xml:space="preserve">INTEGER PK</w:t>
@@ -7871,8 +7871,8 @@
           <w:p>
             <w:pPr>
               <w:pStyle w:val="Compact"/>
-              <w:ind w:right="0" w:firstLine="0" w:left="0"/>
-              <w:spacing w:after="40" w:lineRule="auto" w:before="40" w:line="240"/>
+              <w:ind w:left="0" w:right="0" w:firstLine="0"/>
+              <w:spacing w:after="40" w:line="240" w:lineRule="auto" w:before="40"/>
             </w:pPr>
             <w:r>
               <w:t xml:space="preserve">Auto-assigned internal key</w:t>
@@ -7886,8 +7886,8 @@
           <w:p>
             <w:pPr>
               <w:pStyle w:val="Compact"/>
-              <w:ind w:right="0" w:firstLine="0" w:left="0"/>
-              <w:spacing w:after="40" w:lineRule="auto" w:before="40" w:line="240"/>
+              <w:ind w:left="0" w:right="0" w:firstLine="0"/>
+              <w:spacing w:after="40" w:line="240" w:lineRule="auto" w:before="40"/>
             </w:pPr>
             <w:r>
               <w:t xml:space="preserve">content_sha</w:t>
@@ -7899,8 +7899,8 @@
           <w:p>
             <w:pPr>
               <w:pStyle w:val="Compact"/>
-              <w:ind w:right="0" w:firstLine="0" w:left="0"/>
-              <w:spacing w:after="40" w:lineRule="auto" w:before="40" w:line="240"/>
+              <w:ind w:left="0" w:right="0" w:firstLine="0"/>
+              <w:spacing w:after="40" w:line="240" w:lineRule="auto" w:before="40"/>
             </w:pPr>
             <w:r>
               <w:t xml:space="preserve">TEXT</w:t>
@@ -7912,8 +7912,8 @@
           <w:p>
             <w:pPr>
               <w:pStyle w:val="Compact"/>
-              <w:ind w:right="0" w:firstLine="0" w:left="0"/>
-              <w:spacing w:after="40" w:lineRule="auto" w:before="40" w:line="240"/>
+              <w:ind w:left="0" w:right="0" w:firstLine="0"/>
+              <w:spacing w:after="40" w:line="240" w:lineRule="auto" w:before="40"/>
             </w:pPr>
             <w:r>
               <w:t xml:space="preserve">SHA1 checksum for change detection</w:t>
@@ -7927,8 +7927,8 @@
           <w:p>
             <w:pPr>
               <w:pStyle w:val="Compact"/>
-              <w:ind w:right="0" w:firstLine="0" w:left="0"/>
-              <w:spacing w:after="40" w:lineRule="auto" w:before="40" w:line="240"/>
+              <w:ind w:left="0" w:right="0" w:firstLine="0"/>
+              <w:spacing w:after="40" w:line="240" w:lineRule="auto" w:before="40"/>
             </w:pPr>
             <w:r>
               <w:t xml:space="preserve">specification_ref</w:t>
@@ -7940,8 +7940,8 @@
           <w:p>
             <w:pPr>
               <w:pStyle w:val="Compact"/>
-              <w:ind w:right="0" w:firstLine="0" w:left="0"/>
-              <w:spacing w:after="40" w:lineRule="auto" w:before="40" w:line="240"/>
+              <w:ind w:left="0" w:right="0" w:firstLine="0"/>
+              <w:spacing w:after="40" w:line="240" w:lineRule="auto" w:before="40"/>
             </w:pPr>
             <w:r>
               <w:t xml:space="preserve">TEXT NOT NULL FK</w:t>
@@ -7953,8 +7953,8 @@
           <w:p>
             <w:pPr>
               <w:pStyle w:val="Compact"/>
-              <w:ind w:right="0" w:firstLine="0" w:left="0"/>
-              <w:spacing w:after="40" w:lineRule="auto" w:before="40" w:line="240"/>
+              <w:ind w:left="0" w:right="0" w:firstLine="0"/>
+              <w:spacing w:after="40" w:line="240" w:lineRule="auto" w:before="40"/>
             </w:pPr>
             <w:r>
               <w:t xml:space="preserve">Parent specification</w:t>
@@ -7968,8 +7968,8 @@
           <w:p>
             <w:pPr>
               <w:pStyle w:val="Compact"/>
-              <w:ind w:right="0" w:firstLine="0" w:left="0"/>
-              <w:spacing w:after="40" w:lineRule="auto" w:before="40" w:line="240"/>
+              <w:ind w:left="0" w:right="0" w:firstLine="0"/>
+              <w:spacing w:after="40" w:line="240" w:lineRule="auto" w:before="40"/>
             </w:pPr>
             <w:r>
               <w:t xml:space="preserve">owner_object_id</w:t>
@@ -7981,8 +7981,8 @@
           <w:p>
             <w:pPr>
               <w:pStyle w:val="Compact"/>
-              <w:ind w:right="0" w:firstLine="0" w:left="0"/>
-              <w:spacing w:after="40" w:lineRule="auto" w:before="40" w:line="240"/>
+              <w:ind w:left="0" w:right="0" w:firstLine="0"/>
+              <w:spacing w:after="40" w:line="240" w:lineRule="auto" w:before="40"/>
             </w:pPr>
             <w:r>
               <w:t xml:space="preserve">INTEGER FK</w:t>
@@ -7994,8 +7994,8 @@
           <w:p>
             <w:pPr>
               <w:pStyle w:val="Compact"/>
-              <w:ind w:right="0" w:firstLine="0" w:left="0"/>
-              <w:spacing w:after="40" w:lineRule="auto" w:before="40" w:line="240"/>
+              <w:ind w:left="0" w:right="0" w:firstLine="0"/>
+              <w:spacing w:after="40" w:line="240" w:lineRule="auto" w:before="40"/>
             </w:pPr>
             <w:r>
               <w:t xml:space="preserve">Owner spec object (NULL if float)</w:t>
@@ -8009,8 +8009,8 @@
           <w:p>
             <w:pPr>
               <w:pStyle w:val="Compact"/>
-              <w:ind w:right="0" w:firstLine="0" w:left="0"/>
-              <w:spacing w:after="40" w:lineRule="auto" w:before="40" w:line="240"/>
+              <w:ind w:left="0" w:right="0" w:firstLine="0"/>
+              <w:spacing w:after="40" w:line="240" w:lineRule="auto" w:before="40"/>
             </w:pPr>
             <w:r>
               <w:t xml:space="preserve">owner_float_id</w:t>
@@ -8022,8 +8022,8 @@
           <w:p>
             <w:pPr>
               <w:pStyle w:val="Compact"/>
-              <w:ind w:right="0" w:firstLine="0" w:left="0"/>
-              <w:spacing w:after="40" w:lineRule="auto" w:before="40" w:line="240"/>
+              <w:ind w:left="0" w:right="0" w:firstLine="0"/>
+              <w:spacing w:after="40" w:line="240" w:lineRule="auto" w:before="40"/>
             </w:pPr>
             <w:r>
               <w:t xml:space="preserve">INTEGER FK</w:t>
@@ -8035,8 +8035,8 @@
           <w:p>
             <w:pPr>
               <w:pStyle w:val="Compact"/>
-              <w:ind w:right="0" w:firstLine="0" w:left="0"/>
-              <w:spacing w:after="40" w:lineRule="auto" w:before="40" w:line="240"/>
+              <w:ind w:left="0" w:right="0" w:firstLine="0"/>
+              <w:spacing w:after="40" w:line="240" w:lineRule="auto" w:before="40"/>
             </w:pPr>
             <w:r>
               <w:t xml:space="preserve">Owner spec float (NULL if object)</w:t>
@@ -8050,8 +8050,8 @@
           <w:p>
             <w:pPr>
               <w:pStyle w:val="Compact"/>
-              <w:ind w:right="0" w:firstLine="0" w:left="0"/>
-              <w:spacing w:after="40" w:lineRule="auto" w:before="40" w:line="240"/>
+              <w:ind w:left="0" w:right="0" w:firstLine="0"/>
+              <w:spacing w:after="40" w:line="240" w:lineRule="auto" w:before="40"/>
             </w:pPr>
             <w:r>
               <w:t xml:space="preserve">name</w:t>
@@ -8063,8 +8063,8 @@
           <w:p>
             <w:pPr>
               <w:pStyle w:val="Compact"/>
-              <w:ind w:right="0" w:firstLine="0" w:left="0"/>
-              <w:spacing w:after="40" w:lineRule="auto" w:before="40" w:line="240"/>
+              <w:ind w:left="0" w:right="0" w:firstLine="0"/>
+              <w:spacing w:after="40" w:line="240" w:lineRule="auto" w:before="40"/>
             </w:pPr>
             <w:r>
               <w:t xml:space="preserve">TEXT NOT NULL</w:t>
@@ -8076,8 +8076,8 @@
           <w:p>
             <w:pPr>
               <w:pStyle w:val="Compact"/>
-              <w:ind w:right="0" w:firstLine="0" w:left="0"/>
-              <w:spacing w:after="40" w:lineRule="auto" w:before="40" w:line="240"/>
+              <w:ind w:left="0" w:right="0" w:firstLine="0"/>
+              <w:spacing w:after="40" w:line="240" w:lineRule="auto" w:before="40"/>
             </w:pPr>
             <w:r>
               <w:t xml:space="preserve">Attribute name</w:t>
@@ -8091,8 +8091,8 @@
           <w:p>
             <w:pPr>
               <w:pStyle w:val="Compact"/>
-              <w:ind w:right="0" w:firstLine="0" w:left="0"/>
-              <w:spacing w:after="40" w:lineRule="auto" w:before="40" w:line="240"/>
+              <w:ind w:left="0" w:right="0" w:firstLine="0"/>
+              <w:spacing w:after="40" w:line="240" w:lineRule="auto" w:before="40"/>
             </w:pPr>
             <w:r>
               <w:t xml:space="preserve">raw_value</w:t>
@@ -8104,8 +8104,8 @@
           <w:p>
             <w:pPr>
               <w:pStyle w:val="Compact"/>
-              <w:ind w:right="0" w:firstLine="0" w:left="0"/>
-              <w:spacing w:after="40" w:lineRule="auto" w:before="40" w:line="240"/>
+              <w:ind w:left="0" w:right="0" w:firstLine="0"/>
+              <w:spacing w:after="40" w:line="240" w:lineRule="auto" w:before="40"/>
             </w:pPr>
             <w:r>
               <w:t xml:space="preserve">TEXT</w:t>
@@ -8117,8 +8117,8 @@
           <w:p>
             <w:pPr>
               <w:pStyle w:val="Compact"/>
-              <w:ind w:right="0" w:firstLine="0" w:left="0"/>
-              <w:spacing w:after="40" w:lineRule="auto" w:before="40" w:line="240"/>
+              <w:ind w:left="0" w:right="0" w:firstLine="0"/>
+              <w:spacing w:after="40" w:line="240" w:lineRule="auto" w:before="40"/>
             </w:pPr>
             <w:r>
               <w:t xml:space="preserve">Original value (before type casting)</w:t>
@@ -8132,8 +8132,8 @@
           <w:p>
             <w:pPr>
               <w:pStyle w:val="Compact"/>
-              <w:ind w:right="0" w:firstLine="0" w:left="0"/>
-              <w:spacing w:after="40" w:lineRule="auto" w:before="40" w:line="240"/>
+              <w:ind w:left="0" w:right="0" w:firstLine="0"/>
+              <w:spacing w:after="40" w:line="240" w:lineRule="auto" w:before="40"/>
             </w:pPr>
             <w:r>
               <w:t xml:space="preserve">string_value</w:t>
@@ -8145,8 +8145,8 @@
           <w:p>
             <w:pPr>
               <w:pStyle w:val="Compact"/>
-              <w:ind w:right="0" w:firstLine="0" w:left="0"/>
-              <w:spacing w:after="40" w:lineRule="auto" w:before="40" w:line="240"/>
+              <w:ind w:left="0" w:right="0" w:firstLine="0"/>
+              <w:spacing w:after="40" w:line="240" w:lineRule="auto" w:before="40"/>
             </w:pPr>
             <w:r>
               <w:t xml:space="preserve">TEXT</w:t>
@@ -8158,8 +8158,8 @@
           <w:p>
             <w:pPr>
               <w:pStyle w:val="Compact"/>
-              <w:ind w:right="0" w:firstLine="0" w:left="0"/>
-              <w:spacing w:after="40" w:lineRule="auto" w:before="40" w:line="240"/>
+              <w:ind w:left="0" w:right="0" w:firstLine="0"/>
+              <w:spacing w:after="40" w:line="240" w:lineRule="auto" w:before="40"/>
             </w:pPr>
             <w:r>
               <w:t xml:space="preserve">For STRING datatype</w:t>
@@ -8173,8 +8173,8 @@
           <w:p>
             <w:pPr>
               <w:pStyle w:val="Compact"/>
-              <w:ind w:right="0" w:firstLine="0" w:left="0"/>
-              <w:spacing w:after="40" w:lineRule="auto" w:before="40" w:line="240"/>
+              <w:ind w:left="0" w:right="0" w:firstLine="0"/>
+              <w:spacing w:after="40" w:line="240" w:lineRule="auto" w:before="40"/>
             </w:pPr>
             <w:r>
               <w:t xml:space="preserve">int_value</w:t>
@@ -8186,8 +8186,8 @@
           <w:p>
             <w:pPr>
               <w:pStyle w:val="Compact"/>
-              <w:ind w:right="0" w:firstLine="0" w:left="0"/>
-              <w:spacing w:after="40" w:lineRule="auto" w:before="40" w:line="240"/>
+              <w:ind w:left="0" w:right="0" w:firstLine="0"/>
+              <w:spacing w:after="40" w:line="240" w:lineRule="auto" w:before="40"/>
             </w:pPr>
             <w:r>
               <w:t xml:space="preserve">INTEGER</w:t>
@@ -8199,8 +8199,8 @@
           <w:p>
             <w:pPr>
               <w:pStyle w:val="Compact"/>
-              <w:ind w:right="0" w:firstLine="0" w:left="0"/>
-              <w:spacing w:after="40" w:lineRule="auto" w:before="40" w:line="240"/>
+              <w:ind w:left="0" w:right="0" w:firstLine="0"/>
+              <w:spacing w:after="40" w:line="240" w:lineRule="auto" w:before="40"/>
             </w:pPr>
             <w:r>
               <w:t xml:space="preserve">For INTEGER datatype</w:t>
@@ -8214,8 +8214,8 @@
           <w:p>
             <w:pPr>
               <w:pStyle w:val="Compact"/>
-              <w:ind w:right="0" w:firstLine="0" w:left="0"/>
-              <w:spacing w:after="40" w:lineRule="auto" w:before="40" w:line="240"/>
+              <w:ind w:left="0" w:right="0" w:firstLine="0"/>
+              <w:spacing w:after="40" w:line="240" w:lineRule="auto" w:before="40"/>
             </w:pPr>
             <w:r>
               <w:t xml:space="preserve">real_value</w:t>
@@ -8227,8 +8227,8 @@
           <w:p>
             <w:pPr>
               <w:pStyle w:val="Compact"/>
-              <w:ind w:right="0" w:firstLine="0" w:left="0"/>
-              <w:spacing w:after="40" w:lineRule="auto" w:before="40" w:line="240"/>
+              <w:ind w:left="0" w:right="0" w:firstLine="0"/>
+              <w:spacing w:after="40" w:line="240" w:lineRule="auto" w:before="40"/>
             </w:pPr>
             <w:r>
               <w:t xml:space="preserve">REAL</w:t>
@@ -8240,8 +8240,8 @@
           <w:p>
             <w:pPr>
               <w:pStyle w:val="Compact"/>
-              <w:ind w:right="0" w:firstLine="0" w:left="0"/>
-              <w:spacing w:after="40" w:lineRule="auto" w:before="40" w:line="240"/>
+              <w:ind w:left="0" w:right="0" w:firstLine="0"/>
+              <w:spacing w:after="40" w:line="240" w:lineRule="auto" w:before="40"/>
             </w:pPr>
             <w:r>
               <w:t xml:space="preserve">For REAL datatype</w:t>
@@ -8255,8 +8255,8 @@
           <w:p>
             <w:pPr>
               <w:pStyle w:val="Compact"/>
-              <w:ind w:right="0" w:firstLine="0" w:left="0"/>
-              <w:spacing w:after="40" w:lineRule="auto" w:before="40" w:line="240"/>
+              <w:ind w:left="0" w:right="0" w:firstLine="0"/>
+              <w:spacing w:after="40" w:line="240" w:lineRule="auto" w:before="40"/>
             </w:pPr>
             <w:r>
               <w:t xml:space="preserve">bool_value</w:t>
@@ -8268,8 +8268,8 @@
           <w:p>
             <w:pPr>
               <w:pStyle w:val="Compact"/>
-              <w:ind w:right="0" w:firstLine="0" w:left="0"/>
-              <w:spacing w:after="40" w:lineRule="auto" w:before="40" w:line="240"/>
+              <w:ind w:left="0" w:right="0" w:firstLine="0"/>
+              <w:spacing w:after="40" w:line="240" w:lineRule="auto" w:before="40"/>
             </w:pPr>
             <w:r>
               <w:t xml:space="preserve">INTEGER</w:t>
@@ -8281,8 +8281,8 @@
           <w:p>
             <w:pPr>
               <w:pStyle w:val="Compact"/>
-              <w:ind w:right="0" w:firstLine="0" w:left="0"/>
-              <w:spacing w:after="40" w:lineRule="auto" w:before="40" w:line="240"/>
+              <w:ind w:left="0" w:right="0" w:firstLine="0"/>
+              <w:spacing w:after="40" w:line="240" w:lineRule="auto" w:before="40"/>
             </w:pPr>
             <w:r>
               <w:t xml:space="preserve">For BOOLEAN datatype (0/1)</w:t>
@@ -8296,8 +8296,8 @@
           <w:p>
             <w:pPr>
               <w:pStyle w:val="Compact"/>
-              <w:ind w:right="0" w:firstLine="0" w:left="0"/>
-              <w:spacing w:after="40" w:lineRule="auto" w:before="40" w:line="240"/>
+              <w:ind w:left="0" w:right="0" w:firstLine="0"/>
+              <w:spacing w:after="40" w:line="240" w:lineRule="auto" w:before="40"/>
             </w:pPr>
             <w:r>
               <w:t xml:space="preserve">date_value</w:t>
@@ -8309,8 +8309,8 @@
           <w:p>
             <w:pPr>
               <w:pStyle w:val="Compact"/>
-              <w:ind w:right="0" w:firstLine="0" w:left="0"/>
-              <w:spacing w:after="40" w:lineRule="auto" w:before="40" w:line="240"/>
+              <w:ind w:left="0" w:right="0" w:firstLine="0"/>
+              <w:spacing w:after="40" w:line="240" w:lineRule="auto" w:before="40"/>
             </w:pPr>
             <w:r>
               <w:t xml:space="preserve">TEXT</w:t>
@@ -8322,8 +8322,8 @@
           <w:p>
             <w:pPr>
               <w:pStyle w:val="Compact"/>
-              <w:ind w:right="0" w:firstLine="0" w:left="0"/>
-              <w:spacing w:after="40" w:lineRule="auto" w:before="40" w:line="240"/>
+              <w:ind w:left="0" w:right="0" w:firstLine="0"/>
+              <w:spacing w:after="40" w:line="240" w:lineRule="auto" w:before="40"/>
             </w:pPr>
             <w:r>
               <w:t xml:space="preserve">For DATE datatype (YYYY-MM-DD)</w:t>
@@ -8337,8 +8337,8 @@
           <w:p>
             <w:pPr>
               <w:pStyle w:val="Compact"/>
-              <w:ind w:right="0" w:firstLine="0" w:left="0"/>
-              <w:spacing w:after="40" w:lineRule="auto" w:before="40" w:line="240"/>
+              <w:ind w:left="0" w:right="0" w:firstLine="0"/>
+              <w:spacing w:after="40" w:line="240" w:lineRule="auto" w:before="40"/>
             </w:pPr>
             <w:r>
               <w:t xml:space="preserve">enum_ref</w:t>
@@ -8350,8 +8350,8 @@
           <w:p>
             <w:pPr>
               <w:pStyle w:val="Compact"/>
-              <w:ind w:right="0" w:firstLine="0" w:left="0"/>
-              <w:spacing w:after="40" w:lineRule="auto" w:before="40" w:line="240"/>
+              <w:ind w:left="0" w:right="0" w:firstLine="0"/>
+              <w:spacing w:after="40" w:line="240" w:lineRule="auto" w:before="40"/>
             </w:pPr>
             <w:r>
               <w:t xml:space="preserve">TEXT FK</w:t>
@@ -8363,8 +8363,8 @@
           <w:p>
             <w:pPr>
               <w:pStyle w:val="Compact"/>
-              <w:ind w:right="0" w:firstLine="0" w:left="0"/>
-              <w:spacing w:after="40" w:lineRule="auto" w:before="40" w:line="240"/>
+              <w:ind w:left="0" w:right="0" w:firstLine="0"/>
+              <w:spacing w:after="40" w:line="240" w:lineRule="auto" w:before="40"/>
             </w:pPr>
             <w:r>
               <w:t xml:space="preserve">For ENUM datatype (FK to enum_values)</w:t>
@@ -8378,8 +8378,8 @@
           <w:p>
             <w:pPr>
               <w:pStyle w:val="Compact"/>
-              <w:ind w:right="0" w:firstLine="0" w:left="0"/>
-              <w:spacing w:after="40" w:lineRule="auto" w:before="40" w:line="240"/>
+              <w:ind w:left="0" w:right="0" w:firstLine="0"/>
+              <w:spacing w:after="40" w:line="240" w:lineRule="auto" w:before="40"/>
             </w:pPr>
             <w:r>
               <w:t xml:space="preserve">ast</w:t>
@@ -8391,8 +8391,8 @@
           <w:p>
             <w:pPr>
               <w:pStyle w:val="Compact"/>
-              <w:ind w:right="0" w:firstLine="0" w:left="0"/>
-              <w:spacing w:after="40" w:lineRule="auto" w:before="40" w:line="240"/>
+              <w:ind w:left="0" w:right="0" w:firstLine="0"/>
+              <w:spacing w:after="40" w:line="240" w:lineRule="auto" w:before="40"/>
             </w:pPr>
             <w:r>
               <w:t xml:space="preserve">JSON</w:t>
@@ -8404,8 +8404,8 @@
           <w:p>
             <w:pPr>
               <w:pStyle w:val="Compact"/>
-              <w:ind w:right="0" w:firstLine="0" w:left="0"/>
-              <w:spacing w:after="40" w:lineRule="auto" w:before="40" w:line="240"/>
+              <w:ind w:left="0" w:right="0" w:firstLine="0"/>
+              <w:spacing w:after="40" w:line="240" w:lineRule="auto" w:before="40"/>
             </w:pPr>
             <w:r>
               <w:t xml:space="preserve">For XHTML datatype (Pandoc AST)</w:t>
@@ -8419,8 +8419,8 @@
           <w:p>
             <w:pPr>
               <w:pStyle w:val="Compact"/>
-              <w:ind w:right="0" w:firstLine="0" w:left="0"/>
-              <w:spacing w:after="40" w:lineRule="auto" w:before="40" w:line="240"/>
+              <w:ind w:left="0" w:right="0" w:firstLine="0"/>
+              <w:spacing w:after="40" w:line="240" w:lineRule="auto" w:before="40"/>
             </w:pPr>
             <w:r>
               <w:t xml:space="preserve">datatype</w:t>
@@ -8432,8 +8432,8 @@
           <w:p>
             <w:pPr>
               <w:pStyle w:val="Compact"/>
-              <w:ind w:right="0" w:firstLine="0" w:left="0"/>
-              <w:spacing w:after="40" w:lineRule="auto" w:before="40" w:line="240"/>
+              <w:ind w:left="0" w:right="0" w:firstLine="0"/>
+              <w:spacing w:after="40" w:line="240" w:lineRule="auto" w:before="40"/>
             </w:pPr>
             <w:r>
               <w:t xml:space="preserve">TEXT NOT NULL</w:t>
@@ -8445,8 +8445,8 @@
           <w:p>
             <w:pPr>
               <w:pStyle w:val="Compact"/>
-              <w:ind w:right="0" w:firstLine="0" w:left="0"/>
-              <w:spacing w:after="40" w:lineRule="auto" w:before="40" w:line="240"/>
+              <w:ind w:left="0" w:right="0" w:firstLine="0"/>
+              <w:spacing w:after="40" w:line="240" w:lineRule="auto" w:before="40"/>
             </w:pPr>
             <w:r>
               <w:t xml:space="preserve">Actual datatype used</w:t>
@@ -9247,9 +9247,9 @@
     </w:p>
     <w:bookmarkEnd w:id="38"/>
     <w:sectPr>
-      <w:footerReference w:type="default" r:id="rId9200"/>
-      <w:headerReference w:type="default" r:id="rId9101"/>
-      <w:headerReference w:type="first" r:id="rId9100"/>
+      <w:footerReference r:id="rId9200" w:type="default"/>
+      <w:headerReference r:id="rId9101" w:type="default"/>
+      <w:headerReference r:id="rId9100" w:type="first"/>
       <w:footnotePr>
         <w:numRestart w:val="eachSect"/>
       </w:footnotePr>
@@ -9267,14 +9267,14 @@
 <w:ftr xmlns:r="http://schemas.openxmlformats.org/officeDocument/2006/relationships" xmlns:w="http://schemas.openxmlformats.org/wordprocessingml/2006/main">
   <w:tbl>
     <w:tblPr>
-      <w:tblW w:w="5000" w:type="pct"/>
+      <w:tblW w:type="pct" w:w="5000"/>
       <w:tblBorders>
-        <w:top w:color="CCCCCC" w:space="1" w:val="single" w:sz="4"/>
-        <w:bottom w:color="auto" w:space="0" w:val="none" w:sz="0"/>
-        <w:left w:color="auto" w:space="0" w:val="none" w:sz="0"/>
-        <w:right w:color="auto" w:space="0" w:val="none" w:sz="0"/>
-        <w:insideH w:color="auto" w:space="0" w:val="none" w:sz="0"/>
-        <w:insideV w:color="auto" w:space="0" w:val="none" w:sz="0"/>
+        <w:top w:space="1" w:sz="4" w:val="single" w:color="CCCCCC"/>
+        <w:bottom w:space="0" w:sz="0" w:val="none" w:color="auto"/>
+        <w:left w:space="0" w:sz="0" w:val="none" w:color="auto"/>
+        <w:right w:space="0" w:sz="0" w:val="none" w:color="auto"/>
+        <w:insideH w:space="0" w:sz="0" w:val="none" w:color="auto"/>
+        <w:insideV w:space="0" w:sz="0" w:val="none" w:color="auto"/>
       </w:tblBorders>
       <w:tblLayout w:type="fixed"/>
     </w:tblPr>
@@ -9286,7 +9286,7 @@
     <w:tr>
       <w:tc>
         <w:tcPr>
-          <w:tcW w:w="1667" w:type="pct"/>
+          <w:tcW w:type="pct" w:w="1667"/>
         </w:tcPr>
         <w:p>
           <w:pPr>
@@ -9300,7 +9300,7 @@
       </w:tc>
       <w:tc>
         <w:tcPr>
-          <w:tcW w:w="1667" w:type="pct"/>
+          <w:tcW w:type="pct" w:w="1667"/>
         </w:tcPr>
         <w:p>
           <w:pPr>
@@ -9314,7 +9314,7 @@
       </w:tc>
       <w:tc>
         <w:tcPr>
-          <w:tcW w:w="1667" w:type="pct"/>
+          <w:tcW w:type="pct" w:w="1667"/>
         </w:tcPr>
         <w:p>
           <w:pPr>
@@ -9443,7 +9443,7 @@
       <w:lvlText w:val="%1"/>
       <w:lvlJc w:val="left"/>
       <w:pPr>
-        <w:ind w:hanging="0" w:left="0"/>
+        <w:ind w:left="0" w:hanging="0"/>
       </w:pPr>
     </w:lvl>
     <w:lvl w:ilvl="1">
@@ -9455,7 +9455,7 @@
       <w:lvlText w:val="%1.%2"/>
       <w:lvlJc w:val="left"/>
       <w:pPr>
-        <w:ind w:hanging="0" w:left="0"/>
+        <w:ind w:left="0" w:hanging="0"/>
       </w:pPr>
     </w:lvl>
     <w:lvl w:ilvl="2">
@@ -9467,7 +9467,7 @@
       <w:lvlText w:val="%1.%2.%3"/>
       <w:lvlJc w:val="left"/>
       <w:pPr>
-        <w:ind w:hanging="0" w:left="0"/>
+        <w:ind w:left="0" w:hanging="0"/>
       </w:pPr>
     </w:lvl>
     <w:lvl w:ilvl="3">
@@ -9479,7 +9479,7 @@
       <w:lvlText w:val="%1.%2.%3.%4"/>
       <w:lvlJc w:val="left"/>
       <w:pPr>
-        <w:ind w:hanging="0" w:left="0"/>
+        <w:ind w:left="0" w:hanging="0"/>
       </w:pPr>
     </w:lvl>
     <w:lvl w:ilvl="4">
@@ -9491,7 +9491,7 @@
       <w:lvlText w:val="%1.%2.%3.%4.%5"/>
       <w:lvlJc w:val="left"/>
       <w:pPr>
-        <w:ind w:hanging="0" w:left="0"/>
+        <w:ind w:left="0" w:hanging="0"/>
       </w:pPr>
     </w:lvl>
   </w:abstractNum>
@@ -10701,46 +10701,46 @@
     <w:basedOn w:val="VerbatimChar"/>
     <w:rPr/>
   </w:style>
-  <w:style w:styleId="VerbatimChar" w:type="character" w:customStyle="1">
+  <w:style w:customStyle="1" w:styleId="VerbatimChar" w:type="character">
     <w:name w:val="Verbatim Char"/>
     <w:rPr>
-      <w:rFonts w:ascii="Courier New" w:cs="Courier New" w:hAnsi="Courier New"/>
+      <w:rFonts w:hAnsi="Courier New" w:cs="Courier New" w:ascii="Courier New"/>
       <w:sz w:val="20"/>
       <w:szCs w:val="20"/>
     </w:rPr>
   </w:style>
-  <w:style w:styleId="SourceCode" w:type="paragraph" w:customStyle="1">
+  <w:style w:customStyle="1" w:styleId="SourceCode" w:type="paragraph">
     <w:name w:val="Source Code"/>
     <w:basedOn w:val="Normal"/>
     <w:pPr>
-      <w:spacing w:after="0" w:lineRule="auto" w:before="0" w:line="240"/>
+      <w:spacing w:after="0" w:line="240" w:lineRule="auto" w:before="0"/>
       <w:jc w:val="left"/>
       <w:pBdr>
-        <w:top w:color="CCCCCC" w:space="1" w:val="single" w:sz="4"/>
-        <w:bottom w:color="CCCCCC" w:space="1" w:val="single" w:sz="4"/>
-        <w:left w:color="CCCCCC" w:space="1" w:val="single" w:sz="4"/>
-        <w:right w:color="CCCCCC" w:space="1" w:val="single" w:sz="4"/>
+        <w:top w:space="1" w:sz="4" w:val="single" w:color="CCCCCC"/>
+        <w:bottom w:space="1" w:sz="4" w:val="single" w:color="CCCCCC"/>
+        <w:left w:space="1" w:sz="4" w:val="single" w:color="CCCCCC"/>
+        <w:right w:space="1" w:sz="4" w:val="single" w:color="CCCCCC"/>
       </w:pBdr>
-      <w:shd w:color="auto" w:val="clear" w:fill="F5F5F5"/>
+      <w:shd w:fill="F5F5F5" w:val="clear" w:color="auto"/>
     </w:pPr>
     <w:rPr>
-      <w:rFonts w:ascii="Courier New" w:cs="Courier New" w:hAnsi="Courier New"/>
+      <w:rFonts w:hAnsi="Courier New" w:cs="Courier New" w:ascii="Courier New"/>
       <w:sz w:val="20"/>
       <w:szCs w:val="20"/>
     </w:rPr>
   </w:style>
-  <w:style w:styleId="SpecObjectHeader" w:type="paragraph" w:customStyle="1">
+  <w:style w:customStyle="1" w:styleId="SpecObjectHeader" w:type="paragraph">
     <w:name w:val="Spec Object Header"/>
     <w:basedOn w:val="Normal"/>
     <w:next w:val="FirstParagraph"/>
     <w:qFormat/>
     <w:pPr>
       <w:keepNext/>
-      <w:spacing w:after="120" w:lineRule="auto" w:before="280" w:line="276"/>
+      <w:spacing w:after="120" w:line="276" w:lineRule="auto" w:before="280"/>
       <w:outlineLvl w:val="0"/>
     </w:pPr>
     <w:rPr>
-      <w:rFonts w:ascii="Calibri Light" w:cs="Calibri Light" w:hAnsi="Calibri Light"/>
+      <w:rFonts w:hAnsi="Calibri Light" w:cs="Calibri Light" w:ascii="Calibri Light"/>
       <w:b/>
       <w:bCs/>
       <w:color w:val="0F4C64"/>

--- a/specir/downloads/specir.docx
+++ b/specir/downloads/specir.docx
@@ -379,12 +379,12 @@
     </w:p>
     <w:p>
       <w:pPr>
-        <w:spacing w:before="0" w:lineRule="exact" w:after="0" w:line="20"/>
+        <w:spacing w:before="0" w:lineRule="exact" w:line="20" w:after="0"/>
         <w:rPr>
           <w:sz w:val="2"/>
         </w:rPr>
       </w:pPr>
-      <w:bookmarkStart w:id="64546" w:name="csv-tbl-object-types"/>
+      <w:bookmarkStart w:name="csv-tbl-object-types" w:id="64546"/>
       <w:bookmarkEnd w:id="64546"/>
     </w:p>
     <w:p>
@@ -420,12 +420,12 @@
         <w:tblW w:type="auto" w:w="0"/>
         <w:tblLook w:firstRow="1" w:lastRow="0" w:firstColumn="0" w:lastColumn="0" w:noHBand="0" w:noVBand="0" w:val="0020"/>
         <w:tblBorders>
-          <w:top w:space="0" w:sz="6" w:val="single" w:color="000000"/>
-          <w:left w:space="0" w:sz="6" w:val="single" w:color="000000"/>
-          <w:bottom w:space="0" w:sz="6" w:val="single" w:color="000000"/>
-          <w:right w:space="0" w:sz="6" w:val="single" w:color="000000"/>
-          <w:insideH w:space="0" w:sz="6" w:val="single" w:color="000000"/>
-          <w:insideV w:space="0" w:sz="6" w:val="single" w:color="000000"/>
+          <w:top w:space="0" w:sz="6" w:color="000000" w:val="single"/>
+          <w:left w:space="0" w:sz="6" w:color="000000" w:val="single"/>
+          <w:bottom w:space="0" w:sz="6" w:color="000000" w:val="single"/>
+          <w:right w:space="0" w:sz="6" w:color="000000" w:val="single"/>
+          <w:insideH w:space="0" w:sz="6" w:color="000000" w:val="single"/>
+          <w:insideV w:space="0" w:sz="6" w:color="000000" w:val="single"/>
         </w:tblBorders>
         <w:tblCellMar>
           <w:top w:type="dxa" w:w="57"/>
@@ -445,13 +445,13 @@
         </w:trPr>
         <w:tc>
           <w:tcPr>
-            <w:shd w:fill="E8E8E8" w:val="clear" w:color="auto"/>
+            <w:shd w:fill="E8E8E8" w:color="auto" w:val="clear"/>
           </w:tcPr>
           <w:p>
             <w:pPr>
               <w:pStyle w:val="Compact"/>
-              <w:ind w:left="0" w:right="0" w:firstLine="0"/>
-              <w:spacing w:after="40" w:line="240" w:lineRule="auto" w:before="40"/>
+              <w:ind w:firstLine="0" w:left="0" w:right="0"/>
+              <w:spacing w:line="240" w:after="40" w:before="40" w:lineRule="auto"/>
             </w:pPr>
             <w:r>
               <w:rPr>
@@ -463,13 +463,13 @@
         </w:tc>
         <w:tc>
           <w:tcPr>
-            <w:shd w:fill="E8E8E8" w:val="clear" w:color="auto"/>
+            <w:shd w:fill="E8E8E8" w:color="auto" w:val="clear"/>
           </w:tcPr>
           <w:p>
             <w:pPr>
               <w:pStyle w:val="Compact"/>
-              <w:ind w:left="0" w:right="0" w:firstLine="0"/>
-              <w:spacing w:after="40" w:line="240" w:lineRule="auto" w:before="40"/>
+              <w:ind w:firstLine="0" w:left="0" w:right="0"/>
+              <w:spacing w:line="240" w:after="40" w:before="40" w:lineRule="auto"/>
             </w:pPr>
             <w:r>
               <w:rPr>
@@ -481,13 +481,13 @@
         </w:tc>
         <w:tc>
           <w:tcPr>
-            <w:shd w:fill="E8E8E8" w:val="clear" w:color="auto"/>
+            <w:shd w:fill="E8E8E8" w:color="auto" w:val="clear"/>
           </w:tcPr>
           <w:p>
             <w:pPr>
               <w:pStyle w:val="Compact"/>
-              <w:ind w:left="0" w:right="0" w:firstLine="0"/>
-              <w:spacing w:after="40" w:line="240" w:lineRule="auto" w:before="40"/>
+              <w:ind w:firstLine="0" w:left="0" w:right="0"/>
+              <w:spacing w:line="240" w:after="40" w:before="40" w:lineRule="auto"/>
             </w:pPr>
             <w:r>
               <w:rPr>
@@ -504,8 +504,8 @@
           <w:p>
             <w:pPr>
               <w:pStyle w:val="Compact"/>
-              <w:ind w:left="0" w:right="0" w:firstLine="0"/>
-              <w:spacing w:after="40" w:line="240" w:lineRule="auto" w:before="40"/>
+              <w:ind w:firstLine="0" w:left="0" w:right="0"/>
+              <w:spacing w:line="240" w:after="40" w:before="40" w:lineRule="auto"/>
             </w:pPr>
             <w:r>
               <w:t xml:space="preserve">identifier</w:t>
@@ -517,8 +517,8 @@
           <w:p>
             <w:pPr>
               <w:pStyle w:val="Compact"/>
-              <w:ind w:left="0" w:right="0" w:firstLine="0"/>
-              <w:spacing w:after="40" w:line="240" w:lineRule="auto" w:before="40"/>
+              <w:ind w:firstLine="0" w:left="0" w:right="0"/>
+              <w:spacing w:line="240" w:after="40" w:before="40" w:lineRule="auto"/>
             </w:pPr>
             <w:r>
               <w:t xml:space="preserve">TEXT PK</w:t>
@@ -530,8 +530,8 @@
           <w:p>
             <w:pPr>
               <w:pStyle w:val="Compact"/>
-              <w:ind w:left="0" w:right="0" w:firstLine="0"/>
-              <w:spacing w:after="40" w:line="240" w:lineRule="auto" w:before="40"/>
+              <w:ind w:firstLine="0" w:left="0" w:right="0"/>
+              <w:spacing w:line="240" w:after="40" w:before="40" w:lineRule="auto"/>
             </w:pPr>
             <w:r>
               <w:t xml:space="preserve">Unique type code (e.g. HLR)</w:t>
@@ -545,8 +545,8 @@
           <w:p>
             <w:pPr>
               <w:pStyle w:val="Compact"/>
-              <w:ind w:left="0" w:right="0" w:firstLine="0"/>
-              <w:spacing w:after="40" w:line="240" w:lineRule="auto" w:before="40"/>
+              <w:ind w:firstLine="0" w:left="0" w:right="0"/>
+              <w:spacing w:line="240" w:after="40" w:before="40" w:lineRule="auto"/>
             </w:pPr>
             <w:r>
               <w:t xml:space="preserve">long_name</w:t>
@@ -558,8 +558,8 @@
           <w:p>
             <w:pPr>
               <w:pStyle w:val="Compact"/>
-              <w:ind w:left="0" w:right="0" w:firstLine="0"/>
-              <w:spacing w:after="40" w:line="240" w:lineRule="auto" w:before="40"/>
+              <w:ind w:firstLine="0" w:left="0" w:right="0"/>
+              <w:spacing w:line="240" w:after="40" w:before="40" w:lineRule="auto"/>
             </w:pPr>
             <w:r>
               <w:t xml:space="preserve">TEXT NOT NULL UNIQUE</w:t>
@@ -571,8 +571,8 @@
           <w:p>
             <w:pPr>
               <w:pStyle w:val="Compact"/>
-              <w:ind w:left="0" w:right="0" w:firstLine="0"/>
-              <w:spacing w:after="40" w:line="240" w:lineRule="auto" w:before="40"/>
+              <w:ind w:firstLine="0" w:left="0" w:right="0"/>
+              <w:spacing w:line="240" w:after="40" w:before="40" w:lineRule="auto"/>
             </w:pPr>
             <w:r>
               <w:t xml:space="preserve">Human-readable name</w:t>
@@ -586,8 +586,8 @@
           <w:p>
             <w:pPr>
               <w:pStyle w:val="Compact"/>
-              <w:ind w:left="0" w:right="0" w:firstLine="0"/>
-              <w:spacing w:after="40" w:line="240" w:lineRule="auto" w:before="40"/>
+              <w:ind w:firstLine="0" w:left="0" w:right="0"/>
+              <w:spacing w:line="240" w:after="40" w:before="40" w:lineRule="auto"/>
             </w:pPr>
             <w:r>
               <w:t xml:space="preserve">description</w:t>
@@ -599,8 +599,8 @@
           <w:p>
             <w:pPr>
               <w:pStyle w:val="Compact"/>
-              <w:ind w:left="0" w:right="0" w:firstLine="0"/>
-              <w:spacing w:after="40" w:line="240" w:lineRule="auto" w:before="40"/>
+              <w:ind w:firstLine="0" w:left="0" w:right="0"/>
+              <w:spacing w:line="240" w:after="40" w:before="40" w:lineRule="auto"/>
             </w:pPr>
             <w:r>
               <w:t xml:space="preserve">TEXT</w:t>
@@ -612,8 +612,8 @@
           <w:p>
             <w:pPr>
               <w:pStyle w:val="Compact"/>
-              <w:ind w:left="0" w:right="0" w:firstLine="0"/>
-              <w:spacing w:after="40" w:line="240" w:lineRule="auto" w:before="40"/>
+              <w:ind w:firstLine="0" w:left="0" w:right="0"/>
+              <w:spacing w:line="240" w:after="40" w:before="40" w:lineRule="auto"/>
             </w:pPr>
             <w:r>
               <w:t xml:space="preserve">Documentation</w:t>
@@ -627,8 +627,8 @@
           <w:p>
             <w:pPr>
               <w:pStyle w:val="Compact"/>
-              <w:ind w:left="0" w:right="0" w:firstLine="0"/>
-              <w:spacing w:after="40" w:line="240" w:lineRule="auto" w:before="40"/>
+              <w:ind w:firstLine="0" w:left="0" w:right="0"/>
+              <w:spacing w:line="240" w:after="40" w:before="40" w:lineRule="auto"/>
             </w:pPr>
             <w:r>
               <w:t xml:space="preserve">extends</w:t>
@@ -640,8 +640,8 @@
           <w:p>
             <w:pPr>
               <w:pStyle w:val="Compact"/>
-              <w:ind w:left="0" w:right="0" w:firstLine="0"/>
-              <w:spacing w:after="40" w:line="240" w:lineRule="auto" w:before="40"/>
+              <w:ind w:firstLine="0" w:left="0" w:right="0"/>
+              <w:spacing w:line="240" w:after="40" w:before="40" w:lineRule="auto"/>
             </w:pPr>
             <w:r>
               <w:t xml:space="preserve">TEXT</w:t>
@@ -653,8 +653,8 @@
           <w:p>
             <w:pPr>
               <w:pStyle w:val="Compact"/>
-              <w:ind w:left="0" w:right="0" w:firstLine="0"/>
-              <w:spacing w:after="40" w:line="240" w:lineRule="auto" w:before="40"/>
+              <w:ind w:firstLine="0" w:left="0" w:right="0"/>
+              <w:spacing w:line="240" w:after="40" w:before="40" w:lineRule="auto"/>
             </w:pPr>
             <w:r>
               <w:t xml:space="preserve">Parent type for inheritance</w:t>
@@ -668,8 +668,8 @@
           <w:p>
             <w:pPr>
               <w:pStyle w:val="Compact"/>
-              <w:ind w:left="0" w:right="0" w:firstLine="0"/>
-              <w:spacing w:after="40" w:line="240" w:lineRule="auto" w:before="40"/>
+              <w:ind w:firstLine="0" w:left="0" w:right="0"/>
+              <w:spacing w:line="240" w:after="40" w:before="40" w:lineRule="auto"/>
             </w:pPr>
             <w:r>
               <w:t xml:space="preserve">is_composite</w:t>
@@ -681,8 +681,8 @@
           <w:p>
             <w:pPr>
               <w:pStyle w:val="Compact"/>
-              <w:ind w:left="0" w:right="0" w:firstLine="0"/>
-              <w:spacing w:after="40" w:line="240" w:lineRule="auto" w:before="40"/>
+              <w:ind w:firstLine="0" w:left="0" w:right="0"/>
+              <w:spacing w:line="240" w:after="40" w:before="40" w:lineRule="auto"/>
             </w:pPr>
             <w:r>
               <w:t xml:space="preserve">INTEGER DEFAULT 0</w:t>
@@ -694,8 +694,8 @@
           <w:p>
             <w:pPr>
               <w:pStyle w:val="Compact"/>
-              <w:ind w:left="0" w:right="0" w:firstLine="0"/>
-              <w:spacing w:after="40" w:line="240" w:lineRule="auto" w:before="40"/>
+              <w:ind w:firstLine="0" w:left="0" w:right="0"/>
+              <w:spacing w:line="240" w:after="40" w:before="40" w:lineRule="auto"/>
             </w:pPr>
             <w:r>
               <w:t xml:space="preserve">1 = container type (e.g. SECTION)</w:t>
@@ -709,8 +709,8 @@
           <w:p>
             <w:pPr>
               <w:pStyle w:val="Compact"/>
-              <w:ind w:left="0" w:right="0" w:firstLine="0"/>
-              <w:spacing w:after="40" w:line="240" w:lineRule="auto" w:before="40"/>
+              <w:ind w:firstLine="0" w:left="0" w:right="0"/>
+              <w:spacing w:line="240" w:after="40" w:before="40" w:lineRule="auto"/>
             </w:pPr>
             <w:r>
               <w:t xml:space="preserve">is_required</w:t>
@@ -722,8 +722,8 @@
           <w:p>
             <w:pPr>
               <w:pStyle w:val="Compact"/>
-              <w:ind w:left="0" w:right="0" w:firstLine="0"/>
-              <w:spacing w:after="40" w:line="240" w:lineRule="auto" w:before="40"/>
+              <w:ind w:firstLine="0" w:left="0" w:right="0"/>
+              <w:spacing w:line="240" w:after="40" w:before="40" w:lineRule="auto"/>
             </w:pPr>
             <w:r>
               <w:t xml:space="preserve">INTEGER DEFAULT 0</w:t>
@@ -735,8 +735,8 @@
           <w:p>
             <w:pPr>
               <w:pStyle w:val="Compact"/>
-              <w:ind w:left="0" w:right="0" w:firstLine="0"/>
-              <w:spacing w:after="40" w:line="240" w:lineRule="auto" w:before="40"/>
+              <w:ind w:firstLine="0" w:left="0" w:right="0"/>
+              <w:spacing w:line="240" w:after="40" w:before="40" w:lineRule="auto"/>
             </w:pPr>
             <w:r>
               <w:t xml:space="preserve">1 = every spec must have at least one</w:t>
@@ -750,8 +750,8 @@
           <w:p>
             <w:pPr>
               <w:pStyle w:val="Compact"/>
-              <w:ind w:left="0" w:right="0" w:firstLine="0"/>
-              <w:spacing w:after="40" w:line="240" w:lineRule="auto" w:before="40"/>
+              <w:ind w:firstLine="0" w:left="0" w:right="0"/>
+              <w:spacing w:line="240" w:after="40" w:before="40" w:lineRule="auto"/>
             </w:pPr>
             <w:r>
               <w:t xml:space="preserve">is_default</w:t>
@@ -763,8 +763,8 @@
           <w:p>
             <w:pPr>
               <w:pStyle w:val="Compact"/>
-              <w:ind w:left="0" w:right="0" w:firstLine="0"/>
-              <w:spacing w:after="40" w:line="240" w:lineRule="auto" w:before="40"/>
+              <w:ind w:firstLine="0" w:left="0" w:right="0"/>
+              <w:spacing w:line="240" w:after="40" w:before="40" w:lineRule="auto"/>
             </w:pPr>
             <w:r>
               <w:t xml:space="preserve">INTEGER DEFAULT 0</w:t>
@@ -776,8 +776,8 @@
           <w:p>
             <w:pPr>
               <w:pStyle w:val="Compact"/>
-              <w:ind w:left="0" w:right="0" w:firstLine="0"/>
-              <w:spacing w:after="40" w:line="240" w:lineRule="auto" w:before="40"/>
+              <w:ind w:firstLine="0" w:left="0" w:right="0"/>
+              <w:spacing w:line="240" w:after="40" w:before="40" w:lineRule="auto"/>
             </w:pPr>
             <w:r>
               <w:t xml:space="preserve">1 = used when header has no explicit type</w:t>
@@ -791,8 +791,8 @@
           <w:p>
             <w:pPr>
               <w:pStyle w:val="Compact"/>
-              <w:ind w:left="0" w:right="0" w:firstLine="0"/>
-              <w:spacing w:after="40" w:line="240" w:lineRule="auto" w:before="40"/>
+              <w:ind w:firstLine="0" w:left="0" w:right="0"/>
+              <w:spacing w:line="240" w:after="40" w:before="40" w:lineRule="auto"/>
             </w:pPr>
             <w:r>
               <w:t xml:space="preserve">pid_prefix</w:t>
@@ -804,8 +804,8 @@
           <w:p>
             <w:pPr>
               <w:pStyle w:val="Compact"/>
-              <w:ind w:left="0" w:right="0" w:firstLine="0"/>
-              <w:spacing w:after="40" w:line="240" w:lineRule="auto" w:before="40"/>
+              <w:ind w:firstLine="0" w:left="0" w:right="0"/>
+              <w:spacing w:line="240" w:after="40" w:before="40" w:lineRule="auto"/>
             </w:pPr>
             <w:r>
               <w:t xml:space="preserve">TEXT</w:t>
@@ -817,8 +817,8 @@
           <w:p>
             <w:pPr>
               <w:pStyle w:val="Compact"/>
-              <w:ind w:left="0" w:right="0" w:firstLine="0"/>
-              <w:spacing w:after="40" w:line="240" w:lineRule="auto" w:before="40"/>
+              <w:ind w:firstLine="0" w:left="0" w:right="0"/>
+              <w:spacing w:line="240" w:after="40" w:before="40" w:lineRule="auto"/>
             </w:pPr>
             <w:r>
               <w:t xml:space="preserve">Default PID prefix for auto-generation</w:t>
@@ -832,8 +832,8 @@
           <w:p>
             <w:pPr>
               <w:pStyle w:val="Compact"/>
-              <w:ind w:left="0" w:right="0" w:firstLine="0"/>
-              <w:spacing w:after="40" w:line="240" w:lineRule="auto" w:before="40"/>
+              <w:ind w:firstLine="0" w:left="0" w:right="0"/>
+              <w:spacing w:line="240" w:after="40" w:before="40" w:lineRule="auto"/>
             </w:pPr>
             <w:r>
               <w:t xml:space="preserve">pid_format</w:t>
@@ -845,8 +845,8 @@
           <w:p>
             <w:pPr>
               <w:pStyle w:val="Compact"/>
-              <w:ind w:left="0" w:right="0" w:firstLine="0"/>
-              <w:spacing w:after="40" w:line="240" w:lineRule="auto" w:before="40"/>
+              <w:ind w:firstLine="0" w:left="0" w:right="0"/>
+              <w:spacing w:line="240" w:after="40" w:before="40" w:lineRule="auto"/>
             </w:pPr>
             <w:r>
               <w:t xml:space="preserve">TEXT DEFAULT '%s-%03d'</w:t>
@@ -858,8 +858,8 @@
           <w:p>
             <w:pPr>
               <w:pStyle w:val="Compact"/>
-              <w:ind w:left="0" w:right="0" w:firstLine="0"/>
-              <w:spacing w:after="40" w:line="240" w:lineRule="auto" w:before="40"/>
+              <w:ind w:firstLine="0" w:left="0" w:right="0"/>
+              <w:spacing w:line="240" w:after="40" w:before="40" w:lineRule="auto"/>
             </w:pPr>
             <w:r>
               <w:t xml:space="preserve">Printf format for auto-generated PIDs</w:t>
@@ -873,8 +873,8 @@
           <w:p>
             <w:pPr>
               <w:pStyle w:val="Compact"/>
-              <w:ind w:left="0" w:right="0" w:firstLine="0"/>
-              <w:spacing w:after="40" w:line="240" w:lineRule="auto" w:before="40"/>
+              <w:ind w:firstLine="0" w:left="0" w:right="0"/>
+              <w:spacing w:line="240" w:after="40" w:before="40" w:lineRule="auto"/>
             </w:pPr>
             <w:r>
               <w:t xml:space="preserve">aliases</w:t>
@@ -886,8 +886,8 @@
           <w:p>
             <w:pPr>
               <w:pStyle w:val="Compact"/>
-              <w:ind w:left="0" w:right="0" w:firstLine="0"/>
-              <w:spacing w:after="40" w:line="240" w:lineRule="auto" w:before="40"/>
+              <w:ind w:firstLine="0" w:left="0" w:right="0"/>
+              <w:spacing w:line="240" w:after="40" w:before="40" w:lineRule="auto"/>
             </w:pPr>
             <w:r>
               <w:t xml:space="preserve">TEXT</w:t>
@@ -899,8 +899,8 @@
           <w:p>
             <w:pPr>
               <w:pStyle w:val="Compact"/>
-              <w:ind w:left="0" w:right="0" w:firstLine="0"/>
-              <w:spacing w:after="40" w:line="240" w:lineRule="auto" w:before="40"/>
+              <w:ind w:firstLine="0" w:left="0" w:right="0"/>
+              <w:spacing w:line="240" w:after="40" w:before="40" w:lineRule="auto"/>
             </w:pPr>
             <w:r>
               <w:t xml:space="preserve">Comma-wrapped aliases (e.g. ",hlr,req,")</w:t>
@@ -933,12 +933,12 @@
     </w:p>
     <w:p>
       <w:pPr>
-        <w:spacing w:before="0" w:lineRule="exact" w:after="0" w:line="20"/>
+        <w:spacing w:before="0" w:lineRule="exact" w:line="20" w:after="0"/>
         <w:rPr>
           <w:sz w:val="2"/>
         </w:rPr>
       </w:pPr>
-      <w:bookmarkStart w:id="21619" w:name="csv-tbl-float-types"/>
+      <w:bookmarkStart w:name="csv-tbl-float-types" w:id="21619"/>
       <w:bookmarkEnd w:id="21619"/>
     </w:p>
     <w:p>
@@ -974,12 +974,12 @@
         <w:tblW w:type="auto" w:w="0"/>
         <w:tblLook w:firstRow="1" w:lastRow="0" w:firstColumn="0" w:lastColumn="0" w:noHBand="0" w:noVBand="0" w:val="0020"/>
         <w:tblBorders>
-          <w:top w:space="0" w:sz="6" w:val="single" w:color="000000"/>
-          <w:left w:space="0" w:sz="6" w:val="single" w:color="000000"/>
-          <w:bottom w:space="0" w:sz="6" w:val="single" w:color="000000"/>
-          <w:right w:space="0" w:sz="6" w:val="single" w:color="000000"/>
-          <w:insideH w:space="0" w:sz="6" w:val="single" w:color="000000"/>
-          <w:insideV w:space="0" w:sz="6" w:val="single" w:color="000000"/>
+          <w:top w:space="0" w:sz="6" w:color="000000" w:val="single"/>
+          <w:left w:space="0" w:sz="6" w:color="000000" w:val="single"/>
+          <w:bottom w:space="0" w:sz="6" w:color="000000" w:val="single"/>
+          <w:right w:space="0" w:sz="6" w:color="000000" w:val="single"/>
+          <w:insideH w:space="0" w:sz="6" w:color="000000" w:val="single"/>
+          <w:insideV w:space="0" w:sz="6" w:color="000000" w:val="single"/>
         </w:tblBorders>
         <w:tblCellMar>
           <w:top w:type="dxa" w:w="57"/>
@@ -999,13 +999,13 @@
         </w:trPr>
         <w:tc>
           <w:tcPr>
-            <w:shd w:fill="E8E8E8" w:val="clear" w:color="auto"/>
+            <w:shd w:fill="E8E8E8" w:color="auto" w:val="clear"/>
           </w:tcPr>
           <w:p>
             <w:pPr>
               <w:pStyle w:val="Compact"/>
-              <w:ind w:left="0" w:right="0" w:firstLine="0"/>
-              <w:spacing w:after="40" w:line="240" w:lineRule="auto" w:before="40"/>
+              <w:ind w:firstLine="0" w:left="0" w:right="0"/>
+              <w:spacing w:line="240" w:after="40" w:before="40" w:lineRule="auto"/>
             </w:pPr>
             <w:r>
               <w:rPr>
@@ -1017,13 +1017,13 @@
         </w:tc>
         <w:tc>
           <w:tcPr>
-            <w:shd w:fill="E8E8E8" w:val="clear" w:color="auto"/>
+            <w:shd w:fill="E8E8E8" w:color="auto" w:val="clear"/>
           </w:tcPr>
           <w:p>
             <w:pPr>
               <w:pStyle w:val="Compact"/>
-              <w:ind w:left="0" w:right="0" w:firstLine="0"/>
-              <w:spacing w:after="40" w:line="240" w:lineRule="auto" w:before="40"/>
+              <w:ind w:firstLine="0" w:left="0" w:right="0"/>
+              <w:spacing w:line="240" w:after="40" w:before="40" w:lineRule="auto"/>
             </w:pPr>
             <w:r>
               <w:rPr>
@@ -1035,13 +1035,13 @@
         </w:tc>
         <w:tc>
           <w:tcPr>
-            <w:shd w:fill="E8E8E8" w:val="clear" w:color="auto"/>
+            <w:shd w:fill="E8E8E8" w:color="auto" w:val="clear"/>
           </w:tcPr>
           <w:p>
             <w:pPr>
               <w:pStyle w:val="Compact"/>
-              <w:ind w:left="0" w:right="0" w:firstLine="0"/>
-              <w:spacing w:after="40" w:line="240" w:lineRule="auto" w:before="40"/>
+              <w:ind w:firstLine="0" w:left="0" w:right="0"/>
+              <w:spacing w:line="240" w:after="40" w:before="40" w:lineRule="auto"/>
             </w:pPr>
             <w:r>
               <w:rPr>
@@ -1058,8 +1058,8 @@
           <w:p>
             <w:pPr>
               <w:pStyle w:val="Compact"/>
-              <w:ind w:left="0" w:right="0" w:firstLine="0"/>
-              <w:spacing w:after="40" w:line="240" w:lineRule="auto" w:before="40"/>
+              <w:ind w:firstLine="0" w:left="0" w:right="0"/>
+              <w:spacing w:line="240" w:after="40" w:before="40" w:lineRule="auto"/>
             </w:pPr>
             <w:r>
               <w:t xml:space="preserve">identifier</w:t>
@@ -1071,8 +1071,8 @@
           <w:p>
             <w:pPr>
               <w:pStyle w:val="Compact"/>
-              <w:ind w:left="0" w:right="0" w:firstLine="0"/>
-              <w:spacing w:after="40" w:line="240" w:lineRule="auto" w:before="40"/>
+              <w:ind w:firstLine="0" w:left="0" w:right="0"/>
+              <w:spacing w:line="240" w:after="40" w:before="40" w:lineRule="auto"/>
             </w:pPr>
             <w:r>
               <w:t xml:space="preserve">TEXT PK</w:t>
@@ -1084,8 +1084,8 @@
           <w:p>
             <w:pPr>
               <w:pStyle w:val="Compact"/>
-              <w:ind w:left="0" w:right="0" w:firstLine="0"/>
-              <w:spacing w:after="40" w:line="240" w:lineRule="auto" w:before="40"/>
+              <w:ind w:firstLine="0" w:left="0" w:right="0"/>
+              <w:spacing w:line="240" w:after="40" w:before="40" w:lineRule="auto"/>
             </w:pPr>
             <w:r>
               <w:t xml:space="preserve">Unique type code (e.g. FIGURE)</w:t>
@@ -1099,8 +1099,8 @@
           <w:p>
             <w:pPr>
               <w:pStyle w:val="Compact"/>
-              <w:ind w:left="0" w:right="0" w:firstLine="0"/>
-              <w:spacing w:after="40" w:line="240" w:lineRule="auto" w:before="40"/>
+              <w:ind w:firstLine="0" w:left="0" w:right="0"/>
+              <w:spacing w:line="240" w:after="40" w:before="40" w:lineRule="auto"/>
             </w:pPr>
             <w:r>
               <w:t xml:space="preserve">long_name</w:t>
@@ -1112,8 +1112,8 @@
           <w:p>
             <w:pPr>
               <w:pStyle w:val="Compact"/>
-              <w:ind w:left="0" w:right="0" w:firstLine="0"/>
-              <w:spacing w:after="40" w:line="240" w:lineRule="auto" w:before="40"/>
+              <w:ind w:firstLine="0" w:left="0" w:right="0"/>
+              <w:spacing w:line="240" w:after="40" w:before="40" w:lineRule="auto"/>
             </w:pPr>
             <w:r>
               <w:t xml:space="preserve">TEXT NOT NULL UNIQUE</w:t>
@@ -1125,8 +1125,8 @@
           <w:p>
             <w:pPr>
               <w:pStyle w:val="Compact"/>
-              <w:ind w:left="0" w:right="0" w:firstLine="0"/>
-              <w:spacing w:after="40" w:line="240" w:lineRule="auto" w:before="40"/>
+              <w:ind w:firstLine="0" w:left="0" w:right="0"/>
+              <w:spacing w:line="240" w:after="40" w:before="40" w:lineRule="auto"/>
             </w:pPr>
             <w:r>
               <w:t xml:space="preserve">Human-readable name</w:t>
@@ -1140,8 +1140,8 @@
           <w:p>
             <w:pPr>
               <w:pStyle w:val="Compact"/>
-              <w:ind w:left="0" w:right="0" w:firstLine="0"/>
-              <w:spacing w:after="40" w:line="240" w:lineRule="auto" w:before="40"/>
+              <w:ind w:firstLine="0" w:left="0" w:right="0"/>
+              <w:spacing w:line="240" w:after="40" w:before="40" w:lineRule="auto"/>
             </w:pPr>
             <w:r>
               <w:t xml:space="preserve">description</w:t>
@@ -1153,8 +1153,8 @@
           <w:p>
             <w:pPr>
               <w:pStyle w:val="Compact"/>
-              <w:ind w:left="0" w:right="0" w:firstLine="0"/>
-              <w:spacing w:after="40" w:line="240" w:lineRule="auto" w:before="40"/>
+              <w:ind w:firstLine="0" w:left="0" w:right="0"/>
+              <w:spacing w:line="240" w:after="40" w:before="40" w:lineRule="auto"/>
             </w:pPr>
             <w:r>
               <w:t xml:space="preserve">TEXT</w:t>
@@ -1166,8 +1166,8 @@
           <w:p>
             <w:pPr>
               <w:pStyle w:val="Compact"/>
-              <w:ind w:left="0" w:right="0" w:firstLine="0"/>
-              <w:spacing w:after="40" w:line="240" w:lineRule="auto" w:before="40"/>
+              <w:ind w:firstLine="0" w:left="0" w:right="0"/>
+              <w:spacing w:line="240" w:after="40" w:before="40" w:lineRule="auto"/>
             </w:pPr>
             <w:r>
               <w:t xml:space="preserve">Documentation</w:t>
@@ -1181,8 +1181,8 @@
           <w:p>
             <w:pPr>
               <w:pStyle w:val="Compact"/>
-              <w:ind w:left="0" w:right="0" w:firstLine="0"/>
-              <w:spacing w:after="40" w:line="240" w:lineRule="auto" w:before="40"/>
+              <w:ind w:firstLine="0" w:left="0" w:right="0"/>
+              <w:spacing w:line="240" w:after="40" w:before="40" w:lineRule="auto"/>
             </w:pPr>
             <w:r>
               <w:t xml:space="preserve">caption_format</w:t>
@@ -1194,8 +1194,8 @@
           <w:p>
             <w:pPr>
               <w:pStyle w:val="Compact"/>
-              <w:ind w:left="0" w:right="0" w:firstLine="0"/>
-              <w:spacing w:after="40" w:line="240" w:lineRule="auto" w:before="40"/>
+              <w:ind w:firstLine="0" w:left="0" w:right="0"/>
+              <w:spacing w:line="240" w:after="40" w:before="40" w:lineRule="auto"/>
             </w:pPr>
             <w:r>
               <w:t xml:space="preserve">TEXT</w:t>
@@ -1207,8 +1207,8 @@
           <w:p>
             <w:pPr>
               <w:pStyle w:val="Compact"/>
-              <w:ind w:left="0" w:right="0" w:firstLine="0"/>
-              <w:spacing w:after="40" w:line="240" w:lineRule="auto" w:before="40"/>
+              <w:ind w:firstLine="0" w:left="0" w:right="0"/>
+              <w:spacing w:line="240" w:after="40" w:before="40" w:lineRule="auto"/>
             </w:pPr>
             <w:r>
               <w:t xml:space="preserve">Printf format for captions (e.g. Figure %d)</w:t>
@@ -1222,8 +1222,8 @@
           <w:p>
             <w:pPr>
               <w:pStyle w:val="Compact"/>
-              <w:ind w:left="0" w:right="0" w:firstLine="0"/>
-              <w:spacing w:after="40" w:line="240" w:lineRule="auto" w:before="40"/>
+              <w:ind w:firstLine="0" w:left="0" w:right="0"/>
+              <w:spacing w:line="240" w:after="40" w:before="40" w:lineRule="auto"/>
             </w:pPr>
             <w:r>
               <w:t xml:space="preserve">counter_group</w:t>
@@ -1235,8 +1235,8 @@
           <w:p>
             <w:pPr>
               <w:pStyle w:val="Compact"/>
-              <w:ind w:left="0" w:right="0" w:firstLine="0"/>
-              <w:spacing w:after="40" w:line="240" w:lineRule="auto" w:before="40"/>
+              <w:ind w:firstLine="0" w:left="0" w:right="0"/>
+              <w:spacing w:line="240" w:after="40" w:before="40" w:lineRule="auto"/>
             </w:pPr>
             <w:r>
               <w:t xml:space="preserve">TEXT</w:t>
@@ -1248,8 +1248,8 @@
           <w:p>
             <w:pPr>
               <w:pStyle w:val="Compact"/>
-              <w:ind w:left="0" w:right="0" w:firstLine="0"/>
-              <w:spacing w:after="40" w:line="240" w:lineRule="auto" w:before="40"/>
+              <w:ind w:firstLine="0" w:left="0" w:right="0"/>
+              <w:spacing w:line="240" w:after="40" w:before="40" w:lineRule="auto"/>
             </w:pPr>
             <w:r>
               <w:t xml:space="preserve">Shared numbering group</w:t>
@@ -1263,8 +1263,8 @@
           <w:p>
             <w:pPr>
               <w:pStyle w:val="Compact"/>
-              <w:ind w:left="0" w:right="0" w:firstLine="0"/>
-              <w:spacing w:after="40" w:line="240" w:lineRule="auto" w:before="40"/>
+              <w:ind w:firstLine="0" w:left="0" w:right="0"/>
+              <w:spacing w:line="240" w:after="40" w:before="40" w:lineRule="auto"/>
             </w:pPr>
             <w:r>
               <w:t xml:space="preserve">aliases</w:t>
@@ -1276,8 +1276,8 @@
           <w:p>
             <w:pPr>
               <w:pStyle w:val="Compact"/>
-              <w:ind w:left="0" w:right="0" w:firstLine="0"/>
-              <w:spacing w:after="40" w:line="240" w:lineRule="auto" w:before="40"/>
+              <w:ind w:firstLine="0" w:left="0" w:right="0"/>
+              <w:spacing w:line="240" w:after="40" w:before="40" w:lineRule="auto"/>
             </w:pPr>
             <w:r>
               <w:t xml:space="preserve">TEXT</w:t>
@@ -1289,8 +1289,8 @@
           <w:p>
             <w:pPr>
               <w:pStyle w:val="Compact"/>
-              <w:ind w:left="0" w:right="0" w:firstLine="0"/>
-              <w:spacing w:after="40" w:line="240" w:lineRule="auto" w:before="40"/>
+              <w:ind w:firstLine="0" w:left="0" w:right="0"/>
+              <w:spacing w:line="240" w:after="40" w:before="40" w:lineRule="auto"/>
             </w:pPr>
             <w:r>
               <w:t xml:space="preserve">Comma-wrapped aliases for syntax recognition</w:t>
@@ -1304,8 +1304,8 @@
           <w:p>
             <w:pPr>
               <w:pStyle w:val="Compact"/>
-              <w:ind w:left="0" w:right="0" w:firstLine="0"/>
-              <w:spacing w:after="40" w:line="240" w:lineRule="auto" w:before="40"/>
+              <w:ind w:firstLine="0" w:left="0" w:right="0"/>
+              <w:spacing w:line="240" w:after="40" w:before="40" w:lineRule="auto"/>
             </w:pPr>
             <w:r>
               <w:t xml:space="preserve">needs_external_render</w:t>
@@ -1317,8 +1317,8 @@
           <w:p>
             <w:pPr>
               <w:pStyle w:val="Compact"/>
-              <w:ind w:left="0" w:right="0" w:firstLine="0"/>
-              <w:spacing w:after="40" w:line="240" w:lineRule="auto" w:before="40"/>
+              <w:ind w:firstLine="0" w:left="0" w:right="0"/>
+              <w:spacing w:line="240" w:after="40" w:before="40" w:lineRule="auto"/>
             </w:pPr>
             <w:r>
               <w:t xml:space="preserve">INTEGER DEFAULT 0</w:t>
@@ -1330,8 +1330,8 @@
           <w:p>
             <w:pPr>
               <w:pStyle w:val="Compact"/>
-              <w:ind w:left="0" w:right="0" w:firstLine="0"/>
-              <w:spacing w:after="40" w:line="240" w:lineRule="auto" w:before="40"/>
+              <w:ind w:firstLine="0" w:left="0" w:right="0"/>
+              <w:spacing w:line="240" w:after="40" w:before="40" w:lineRule="auto"/>
             </w:pPr>
             <w:r>
               <w:t xml:space="preserve">1 = requires external tool</w:t>
@@ -1364,12 +1364,12 @@
     </w:p>
     <w:p>
       <w:pPr>
-        <w:spacing w:before="0" w:lineRule="exact" w:after="0" w:line="20"/>
+        <w:spacing w:before="0" w:lineRule="exact" w:line="20" w:after="0"/>
         <w:rPr>
           <w:sz w:val="2"/>
         </w:rPr>
       </w:pPr>
-      <w:bookmarkStart w:id="94847" w:name="csv-tbl-relation-types"/>
+      <w:bookmarkStart w:name="csv-tbl-relation-types" w:id="94847"/>
       <w:bookmarkEnd w:id="94847"/>
     </w:p>
     <w:p>
@@ -1405,12 +1405,12 @@
         <w:tblW w:type="auto" w:w="0"/>
         <w:tblLook w:firstRow="1" w:lastRow="0" w:firstColumn="0" w:lastColumn="0" w:noHBand="0" w:noVBand="0" w:val="0020"/>
         <w:tblBorders>
-          <w:top w:space="0" w:sz="6" w:val="single" w:color="000000"/>
-          <w:left w:space="0" w:sz="6" w:val="single" w:color="000000"/>
-          <w:bottom w:space="0" w:sz="6" w:val="single" w:color="000000"/>
-          <w:right w:space="0" w:sz="6" w:val="single" w:color="000000"/>
-          <w:insideH w:space="0" w:sz="6" w:val="single" w:color="000000"/>
-          <w:insideV w:space="0" w:sz="6" w:val="single" w:color="000000"/>
+          <w:top w:space="0" w:sz="6" w:color="000000" w:val="single"/>
+          <w:left w:space="0" w:sz="6" w:color="000000" w:val="single"/>
+          <w:bottom w:space="0" w:sz="6" w:color="000000" w:val="single"/>
+          <w:right w:space="0" w:sz="6" w:color="000000" w:val="single"/>
+          <w:insideH w:space="0" w:sz="6" w:color="000000" w:val="single"/>
+          <w:insideV w:space="0" w:sz="6" w:color="000000" w:val="single"/>
         </w:tblBorders>
         <w:tblCellMar>
           <w:top w:type="dxa" w:w="57"/>
@@ -1430,13 +1430,13 @@
         </w:trPr>
         <w:tc>
           <w:tcPr>
-            <w:shd w:fill="E8E8E8" w:val="clear" w:color="auto"/>
+            <w:shd w:fill="E8E8E8" w:color="auto" w:val="clear"/>
           </w:tcPr>
           <w:p>
             <w:pPr>
               <w:pStyle w:val="Compact"/>
-              <w:ind w:left="0" w:right="0" w:firstLine="0"/>
-              <w:spacing w:after="40" w:line="240" w:lineRule="auto" w:before="40"/>
+              <w:ind w:firstLine="0" w:left="0" w:right="0"/>
+              <w:spacing w:line="240" w:after="40" w:before="40" w:lineRule="auto"/>
             </w:pPr>
             <w:r>
               <w:rPr>
@@ -1448,13 +1448,13 @@
         </w:tc>
         <w:tc>
           <w:tcPr>
-            <w:shd w:fill="E8E8E8" w:val="clear" w:color="auto"/>
+            <w:shd w:fill="E8E8E8" w:color="auto" w:val="clear"/>
           </w:tcPr>
           <w:p>
             <w:pPr>
               <w:pStyle w:val="Compact"/>
-              <w:ind w:left="0" w:right="0" w:firstLine="0"/>
-              <w:spacing w:after="40" w:line="240" w:lineRule="auto" w:before="40"/>
+              <w:ind w:firstLine="0" w:left="0" w:right="0"/>
+              <w:spacing w:line="240" w:after="40" w:before="40" w:lineRule="auto"/>
             </w:pPr>
             <w:r>
               <w:rPr>
@@ -1466,13 +1466,13 @@
         </w:tc>
         <w:tc>
           <w:tcPr>
-            <w:shd w:fill="E8E8E8" w:val="clear" w:color="auto"/>
+            <w:shd w:fill="E8E8E8" w:color="auto" w:val="clear"/>
           </w:tcPr>
           <w:p>
             <w:pPr>
               <w:pStyle w:val="Compact"/>
-              <w:ind w:left="0" w:right="0" w:firstLine="0"/>
-              <w:spacing w:after="40" w:line="240" w:lineRule="auto" w:before="40"/>
+              <w:ind w:firstLine="0" w:left="0" w:right="0"/>
+              <w:spacing w:line="240" w:after="40" w:before="40" w:lineRule="auto"/>
             </w:pPr>
             <w:r>
               <w:rPr>
@@ -1489,8 +1489,8 @@
           <w:p>
             <w:pPr>
               <w:pStyle w:val="Compact"/>
-              <w:ind w:left="0" w:right="0" w:firstLine="0"/>
-              <w:spacing w:after="40" w:line="240" w:lineRule="auto" w:before="40"/>
+              <w:ind w:firstLine="0" w:left="0" w:right="0"/>
+              <w:spacing w:line="240" w:after="40" w:before="40" w:lineRule="auto"/>
             </w:pPr>
             <w:r>
               <w:t xml:space="preserve">identifier</w:t>
@@ -1502,8 +1502,8 @@
           <w:p>
             <w:pPr>
               <w:pStyle w:val="Compact"/>
-              <w:ind w:left="0" w:right="0" w:firstLine="0"/>
-              <w:spacing w:after="40" w:line="240" w:lineRule="auto" w:before="40"/>
+              <w:ind w:firstLine="0" w:left="0" w:right="0"/>
+              <w:spacing w:line="240" w:after="40" w:before="40" w:lineRule="auto"/>
             </w:pPr>
             <w:r>
               <w:t xml:space="preserve">TEXT PK</w:t>
@@ -1515,8 +1515,8 @@
           <w:p>
             <w:pPr>
               <w:pStyle w:val="Compact"/>
-              <w:ind w:left="0" w:right="0" w:firstLine="0"/>
-              <w:spacing w:after="40" w:line="240" w:lineRule="auto" w:before="40"/>
+              <w:ind w:firstLine="0" w:left="0" w:right="0"/>
+              <w:spacing w:line="240" w:after="40" w:before="40" w:lineRule="auto"/>
             </w:pPr>
             <w:r>
               <w:t xml:space="preserve">Unique relation type code</w:t>
@@ -1530,8 +1530,8 @@
           <w:p>
             <w:pPr>
               <w:pStyle w:val="Compact"/>
-              <w:ind w:left="0" w:right="0" w:firstLine="0"/>
-              <w:spacing w:after="40" w:line="240" w:lineRule="auto" w:before="40"/>
+              <w:ind w:firstLine="0" w:left="0" w:right="0"/>
+              <w:spacing w:line="240" w:after="40" w:before="40" w:lineRule="auto"/>
             </w:pPr>
             <w:r>
               <w:t xml:space="preserve">long_name</w:t>
@@ -1543,8 +1543,8 @@
           <w:p>
             <w:pPr>
               <w:pStyle w:val="Compact"/>
-              <w:ind w:left="0" w:right="0" w:firstLine="0"/>
-              <w:spacing w:after="40" w:line="240" w:lineRule="auto" w:before="40"/>
+              <w:ind w:firstLine="0" w:left="0" w:right="0"/>
+              <w:spacing w:line="240" w:after="40" w:before="40" w:lineRule="auto"/>
             </w:pPr>
             <w:r>
               <w:t xml:space="preserve">TEXT NOT NULL UNIQUE</w:t>
@@ -1556,8 +1556,8 @@
           <w:p>
             <w:pPr>
               <w:pStyle w:val="Compact"/>
-              <w:ind w:left="0" w:right="0" w:firstLine="0"/>
-              <w:spacing w:after="40" w:line="240" w:lineRule="auto" w:before="40"/>
+              <w:ind w:firstLine="0" w:left="0" w:right="0"/>
+              <w:spacing w:line="240" w:after="40" w:before="40" w:lineRule="auto"/>
             </w:pPr>
             <w:r>
               <w:t xml:space="preserve">Human-readable name</w:t>
@@ -1571,8 +1571,8 @@
           <w:p>
             <w:pPr>
               <w:pStyle w:val="Compact"/>
-              <w:ind w:left="0" w:right="0" w:firstLine="0"/>
-              <w:spacing w:after="40" w:line="240" w:lineRule="auto" w:before="40"/>
+              <w:ind w:firstLine="0" w:left="0" w:right="0"/>
+              <w:spacing w:line="240" w:after="40" w:before="40" w:lineRule="auto"/>
             </w:pPr>
             <w:r>
               <w:t xml:space="preserve">description</w:t>
@@ -1584,8 +1584,8 @@
           <w:p>
             <w:pPr>
               <w:pStyle w:val="Compact"/>
-              <w:ind w:left="0" w:right="0" w:firstLine="0"/>
-              <w:spacing w:after="40" w:line="240" w:lineRule="auto" w:before="40"/>
+              <w:ind w:firstLine="0" w:left="0" w:right="0"/>
+              <w:spacing w:line="240" w:after="40" w:before="40" w:lineRule="auto"/>
             </w:pPr>
             <w:r>
               <w:t xml:space="preserve">TEXT</w:t>
@@ -1597,8 +1597,8 @@
           <w:p>
             <w:pPr>
               <w:pStyle w:val="Compact"/>
-              <w:ind w:left="0" w:right="0" w:firstLine="0"/>
-              <w:spacing w:after="40" w:line="240" w:lineRule="auto" w:before="40"/>
+              <w:ind w:firstLine="0" w:left="0" w:right="0"/>
+              <w:spacing w:line="240" w:after="40" w:before="40" w:lineRule="auto"/>
             </w:pPr>
             <w:r>
               <w:t xml:space="preserve">Documentation</w:t>
@@ -1612,8 +1612,8 @@
           <w:p>
             <w:pPr>
               <w:pStyle w:val="Compact"/>
-              <w:ind w:left="0" w:right="0" w:firstLine="0"/>
-              <w:spacing w:after="40" w:line="240" w:lineRule="auto" w:before="40"/>
+              <w:ind w:firstLine="0" w:left="0" w:right="0"/>
+              <w:spacing w:line="240" w:after="40" w:before="40" w:lineRule="auto"/>
             </w:pPr>
             <w:r>
               <w:t xml:space="preserve">extends</w:t>
@@ -1625,8 +1625,8 @@
           <w:p>
             <w:pPr>
               <w:pStyle w:val="Compact"/>
-              <w:ind w:left="0" w:right="0" w:firstLine="0"/>
-              <w:spacing w:after="40" w:line="240" w:lineRule="auto" w:before="40"/>
+              <w:ind w:firstLine="0" w:left="0" w:right="0"/>
+              <w:spacing w:line="240" w:after="40" w:before="40" w:lineRule="auto"/>
             </w:pPr>
             <w:r>
               <w:t xml:space="preserve">TEXT</w:t>
@@ -1638,8 +1638,8 @@
           <w:p>
             <w:pPr>
               <w:pStyle w:val="Compact"/>
-              <w:ind w:left="0" w:right="0" w:firstLine="0"/>
-              <w:spacing w:after="40" w:line="240" w:lineRule="auto" w:before="40"/>
+              <w:ind w:firstLine="0" w:left="0" w:right="0"/>
+              <w:spacing w:line="240" w:after="40" w:before="40" w:lineRule="auto"/>
             </w:pPr>
             <w:r>
               <w:t xml:space="preserve">Parent relation type for inheritance</w:t>
@@ -1653,8 +1653,8 @@
           <w:p>
             <w:pPr>
               <w:pStyle w:val="Compact"/>
-              <w:ind w:left="0" w:right="0" w:firstLine="0"/>
-              <w:spacing w:after="40" w:line="240" w:lineRule="auto" w:before="40"/>
+              <w:ind w:firstLine="0" w:left="0" w:right="0"/>
+              <w:spacing w:line="240" w:after="40" w:before="40" w:lineRule="auto"/>
             </w:pPr>
             <w:r>
               <w:t xml:space="preserve">source_type_ref</w:t>
@@ -1666,8 +1666,8 @@
           <w:p>
             <w:pPr>
               <w:pStyle w:val="Compact"/>
-              <w:ind w:left="0" w:right="0" w:firstLine="0"/>
-              <w:spacing w:after="40" w:line="240" w:lineRule="auto" w:before="40"/>
+              <w:ind w:firstLine="0" w:left="0" w:right="0"/>
+              <w:spacing w:line="240" w:after="40" w:before="40" w:lineRule="auto"/>
             </w:pPr>
             <w:r>
               <w:t xml:space="preserve">TEXT FK</w:t>
@@ -1679,8 +1679,8 @@
           <w:p>
             <w:pPr>
               <w:pStyle w:val="Compact"/>
-              <w:ind w:left="0" w:right="0" w:firstLine="0"/>
-              <w:spacing w:after="40" w:line="240" w:lineRule="auto" w:before="40"/>
+              <w:ind w:firstLine="0" w:left="0" w:right="0"/>
+              <w:spacing w:line="240" w:after="40" w:before="40" w:lineRule="auto"/>
             </w:pPr>
             <w:r>
               <w:t xml:space="preserve">Constrain source object type (NULL = any)</w:t>
@@ -1694,8 +1694,8 @@
           <w:p>
             <w:pPr>
               <w:pStyle w:val="Compact"/>
-              <w:ind w:left="0" w:right="0" w:firstLine="0"/>
-              <w:spacing w:after="40" w:line="240" w:lineRule="auto" w:before="40"/>
+              <w:ind w:firstLine="0" w:left="0" w:right="0"/>
+              <w:spacing w:line="240" w:after="40" w:before="40" w:lineRule="auto"/>
             </w:pPr>
             <w:r>
               <w:t xml:space="preserve">target_type_ref</w:t>
@@ -1707,8 +1707,8 @@
           <w:p>
             <w:pPr>
               <w:pStyle w:val="Compact"/>
-              <w:ind w:left="0" w:right="0" w:firstLine="0"/>
-              <w:spacing w:after="40" w:line="240" w:lineRule="auto" w:before="40"/>
+              <w:ind w:firstLine="0" w:left="0" w:right="0"/>
+              <w:spacing w:line="240" w:after="40" w:before="40" w:lineRule="auto"/>
             </w:pPr>
             <w:r>
               <w:t xml:space="preserve">TEXT FK</w:t>
@@ -1720,8 +1720,8 @@
           <w:p>
             <w:pPr>
               <w:pStyle w:val="Compact"/>
-              <w:ind w:left="0" w:right="0" w:firstLine="0"/>
-              <w:spacing w:after="40" w:line="240" w:lineRule="auto" w:before="40"/>
+              <w:ind w:firstLine="0" w:left="0" w:right="0"/>
+              <w:spacing w:line="240" w:after="40" w:before="40" w:lineRule="auto"/>
             </w:pPr>
             <w:r>
               <w:t xml:space="preserve">Constrain target object type (NULL = any)</w:t>
@@ -1735,8 +1735,8 @@
           <w:p>
             <w:pPr>
               <w:pStyle w:val="Compact"/>
-              <w:ind w:left="0" w:right="0" w:firstLine="0"/>
-              <w:spacing w:after="40" w:line="240" w:lineRule="auto" w:before="40"/>
+              <w:ind w:firstLine="0" w:left="0" w:right="0"/>
+              <w:spacing w:line="240" w:after="40" w:before="40" w:lineRule="auto"/>
             </w:pPr>
             <w:r>
               <w:t xml:space="preserve">link_selector</w:t>
@@ -1748,8 +1748,8 @@
           <w:p>
             <w:pPr>
               <w:pStyle w:val="Compact"/>
-              <w:ind w:left="0" w:right="0" w:firstLine="0"/>
-              <w:spacing w:after="40" w:line="240" w:lineRule="auto" w:before="40"/>
+              <w:ind w:firstLine="0" w:left="0" w:right="0"/>
+              <w:spacing w:line="240" w:after="40" w:before="40" w:lineRule="auto"/>
             </w:pPr>
             <w:r>
               <w:t xml:space="preserve">TEXT</w:t>
@@ -1761,8 +1761,8 @@
           <w:p>
             <w:pPr>
               <w:pStyle w:val="Compact"/>
-              <w:ind w:left="0" w:right="0" w:firstLine="0"/>
-              <w:spacing w:after="40" w:line="240" w:lineRule="auto" w:before="40"/>
+              <w:ind w:firstLine="0" w:left="0" w:right="0"/>
+              <w:spacing w:line="240" w:after="40" w:before="40" w:lineRule="auto"/>
             </w:pPr>
             <w:r>
               <w:t xml:space="preserve">Syntax selector ("@" or "#")</w:t>
@@ -1776,8 +1776,8 @@
           <w:p>
             <w:pPr>
               <w:pStyle w:val="Compact"/>
-              <w:ind w:left="0" w:right="0" w:firstLine="0"/>
-              <w:spacing w:after="40" w:line="240" w:lineRule="auto" w:before="40"/>
+              <w:ind w:firstLine="0" w:left="0" w:right="0"/>
+              <w:spacing w:line="240" w:after="40" w:before="40" w:lineRule="auto"/>
             </w:pPr>
             <w:r>
               <w:t xml:space="preserve">source_attribute</w:t>
@@ -1789,8 +1789,8 @@
           <w:p>
             <w:pPr>
               <w:pStyle w:val="Compact"/>
-              <w:ind w:left="0" w:right="0" w:firstLine="0"/>
-              <w:spacing w:after="40" w:line="240" w:lineRule="auto" w:before="40"/>
+              <w:ind w:firstLine="0" w:left="0" w:right="0"/>
+              <w:spacing w:line="240" w:after="40" w:before="40" w:lineRule="auto"/>
             </w:pPr>
             <w:r>
               <w:t xml:space="preserve">TEXT</w:t>
@@ -1802,8 +1802,8 @@
           <w:p>
             <w:pPr>
               <w:pStyle w:val="Compact"/>
-              <w:ind w:left="0" w:right="0" w:firstLine="0"/>
-              <w:spacing w:after="40" w:line="240" w:lineRule="auto" w:before="40"/>
+              <w:ind w:firstLine="0" w:left="0" w:right="0"/>
+              <w:spacing w:line="240" w:after="40" w:before="40" w:lineRule="auto"/>
             </w:pPr>
             <w:r>
               <w:t xml:space="preserve">Attribute name for inference</w:t>
@@ -1836,12 +1836,12 @@
     </w:p>
     <w:p>
       <w:pPr>
-        <w:spacing w:before="0" w:lineRule="exact" w:after="0" w:line="20"/>
+        <w:spacing w:before="0" w:lineRule="exact" w:line="20" w:after="0"/>
         <w:rPr>
           <w:sz w:val="2"/>
         </w:rPr>
       </w:pPr>
-      <w:bookmarkStart w:id="16648" w:name="csv-tbl-view-types"/>
+      <w:bookmarkStart w:name="csv-tbl-view-types" w:id="16648"/>
       <w:bookmarkEnd w:id="16648"/>
     </w:p>
     <w:p>
@@ -1877,12 +1877,12 @@
         <w:tblW w:type="auto" w:w="0"/>
         <w:tblLook w:firstRow="1" w:lastRow="0" w:firstColumn="0" w:lastColumn="0" w:noHBand="0" w:noVBand="0" w:val="0020"/>
         <w:tblBorders>
-          <w:top w:space="0" w:sz="6" w:val="single" w:color="000000"/>
-          <w:left w:space="0" w:sz="6" w:val="single" w:color="000000"/>
-          <w:bottom w:space="0" w:sz="6" w:val="single" w:color="000000"/>
-          <w:right w:space="0" w:sz="6" w:val="single" w:color="000000"/>
-          <w:insideH w:space="0" w:sz="6" w:val="single" w:color="000000"/>
-          <w:insideV w:space="0" w:sz="6" w:val="single" w:color="000000"/>
+          <w:top w:space="0" w:sz="6" w:color="000000" w:val="single"/>
+          <w:left w:space="0" w:sz="6" w:color="000000" w:val="single"/>
+          <w:bottom w:space="0" w:sz="6" w:color="000000" w:val="single"/>
+          <w:right w:space="0" w:sz="6" w:color="000000" w:val="single"/>
+          <w:insideH w:space="0" w:sz="6" w:color="000000" w:val="single"/>
+          <w:insideV w:space="0" w:sz="6" w:color="000000" w:val="single"/>
         </w:tblBorders>
         <w:tblCellMar>
           <w:top w:type="dxa" w:w="57"/>
@@ -1902,13 +1902,13 @@
         </w:trPr>
         <w:tc>
           <w:tcPr>
-            <w:shd w:fill="E8E8E8" w:val="clear" w:color="auto"/>
+            <w:shd w:fill="E8E8E8" w:color="auto" w:val="clear"/>
           </w:tcPr>
           <w:p>
             <w:pPr>
               <w:pStyle w:val="Compact"/>
-              <w:ind w:left="0" w:right="0" w:firstLine="0"/>
-              <w:spacing w:after="40" w:line="240" w:lineRule="auto" w:before="40"/>
+              <w:ind w:firstLine="0" w:left="0" w:right="0"/>
+              <w:spacing w:line="240" w:after="40" w:before="40" w:lineRule="auto"/>
             </w:pPr>
             <w:r>
               <w:rPr>
@@ -1920,13 +1920,13 @@
         </w:tc>
         <w:tc>
           <w:tcPr>
-            <w:shd w:fill="E8E8E8" w:val="clear" w:color="auto"/>
+            <w:shd w:fill="E8E8E8" w:color="auto" w:val="clear"/>
           </w:tcPr>
           <w:p>
             <w:pPr>
               <w:pStyle w:val="Compact"/>
-              <w:ind w:left="0" w:right="0" w:firstLine="0"/>
-              <w:spacing w:after="40" w:line="240" w:lineRule="auto" w:before="40"/>
+              <w:ind w:firstLine="0" w:left="0" w:right="0"/>
+              <w:spacing w:line="240" w:after="40" w:before="40" w:lineRule="auto"/>
             </w:pPr>
             <w:r>
               <w:rPr>
@@ -1938,13 +1938,13 @@
         </w:tc>
         <w:tc>
           <w:tcPr>
-            <w:shd w:fill="E8E8E8" w:val="clear" w:color="auto"/>
+            <w:shd w:fill="E8E8E8" w:color="auto" w:val="clear"/>
           </w:tcPr>
           <w:p>
             <w:pPr>
               <w:pStyle w:val="Compact"/>
-              <w:ind w:left="0" w:right="0" w:firstLine="0"/>
-              <w:spacing w:after="40" w:line="240" w:lineRule="auto" w:before="40"/>
+              <w:ind w:firstLine="0" w:left="0" w:right="0"/>
+              <w:spacing w:line="240" w:after="40" w:before="40" w:lineRule="auto"/>
             </w:pPr>
             <w:r>
               <w:rPr>
@@ -1961,8 +1961,8 @@
           <w:p>
             <w:pPr>
               <w:pStyle w:val="Compact"/>
-              <w:ind w:left="0" w:right="0" w:firstLine="0"/>
-              <w:spacing w:after="40" w:line="240" w:lineRule="auto" w:before="40"/>
+              <w:ind w:firstLine="0" w:left="0" w:right="0"/>
+              <w:spacing w:line="240" w:after="40" w:before="40" w:lineRule="auto"/>
             </w:pPr>
             <w:r>
               <w:t xml:space="preserve">identifier</w:t>
@@ -1974,8 +1974,8 @@
           <w:p>
             <w:pPr>
               <w:pStyle w:val="Compact"/>
-              <w:ind w:left="0" w:right="0" w:firstLine="0"/>
-              <w:spacing w:after="40" w:line="240" w:lineRule="auto" w:before="40"/>
+              <w:ind w:firstLine="0" w:left="0" w:right="0"/>
+              <w:spacing w:line="240" w:after="40" w:before="40" w:lineRule="auto"/>
             </w:pPr>
             <w:r>
               <w:t xml:space="preserve">TEXT PK</w:t>
@@ -1987,8 +1987,8 @@
           <w:p>
             <w:pPr>
               <w:pStyle w:val="Compact"/>
-              <w:ind w:left="0" w:right="0" w:firstLine="0"/>
-              <w:spacing w:after="40" w:line="240" w:lineRule="auto" w:before="40"/>
+              <w:ind w:firstLine="0" w:left="0" w:right="0"/>
+              <w:spacing w:line="240" w:after="40" w:before="40" w:lineRule="auto"/>
             </w:pPr>
             <w:r>
               <w:t xml:space="preserve">Unique view type code</w:t>
@@ -2002,8 +2002,8 @@
           <w:p>
             <w:pPr>
               <w:pStyle w:val="Compact"/>
-              <w:ind w:left="0" w:right="0" w:firstLine="0"/>
-              <w:spacing w:after="40" w:line="240" w:lineRule="auto" w:before="40"/>
+              <w:ind w:firstLine="0" w:left="0" w:right="0"/>
+              <w:spacing w:line="240" w:after="40" w:before="40" w:lineRule="auto"/>
             </w:pPr>
             <w:r>
               <w:t xml:space="preserve">long_name</w:t>
@@ -2015,8 +2015,8 @@
           <w:p>
             <w:pPr>
               <w:pStyle w:val="Compact"/>
-              <w:ind w:left="0" w:right="0" w:firstLine="0"/>
-              <w:spacing w:after="40" w:line="240" w:lineRule="auto" w:before="40"/>
+              <w:ind w:firstLine="0" w:left="0" w:right="0"/>
+              <w:spacing w:line="240" w:after="40" w:before="40" w:lineRule="auto"/>
             </w:pPr>
             <w:r>
               <w:t xml:space="preserve">TEXT NOT NULL UNIQUE</w:t>
@@ -2028,8 +2028,8 @@
           <w:p>
             <w:pPr>
               <w:pStyle w:val="Compact"/>
-              <w:ind w:left="0" w:right="0" w:firstLine="0"/>
-              <w:spacing w:after="40" w:line="240" w:lineRule="auto" w:before="40"/>
+              <w:ind w:firstLine="0" w:left="0" w:right="0"/>
+              <w:spacing w:line="240" w:after="40" w:before="40" w:lineRule="auto"/>
             </w:pPr>
             <w:r>
               <w:t xml:space="preserve">Human-readable name</w:t>
@@ -2043,8 +2043,8 @@
           <w:p>
             <w:pPr>
               <w:pStyle w:val="Compact"/>
-              <w:ind w:left="0" w:right="0" w:firstLine="0"/>
-              <w:spacing w:after="40" w:line="240" w:lineRule="auto" w:before="40"/>
+              <w:ind w:firstLine="0" w:left="0" w:right="0"/>
+              <w:spacing w:line="240" w:after="40" w:before="40" w:lineRule="auto"/>
             </w:pPr>
             <w:r>
               <w:t xml:space="preserve">description</w:t>
@@ -2056,8 +2056,8 @@
           <w:p>
             <w:pPr>
               <w:pStyle w:val="Compact"/>
-              <w:ind w:left="0" w:right="0" w:firstLine="0"/>
-              <w:spacing w:after="40" w:line="240" w:lineRule="auto" w:before="40"/>
+              <w:ind w:firstLine="0" w:left="0" w:right="0"/>
+              <w:spacing w:line="240" w:after="40" w:before="40" w:lineRule="auto"/>
             </w:pPr>
             <w:r>
               <w:t xml:space="preserve">TEXT</w:t>
@@ -2069,8 +2069,8 @@
           <w:p>
             <w:pPr>
               <w:pStyle w:val="Compact"/>
-              <w:ind w:left="0" w:right="0" w:firstLine="0"/>
-              <w:spacing w:after="40" w:line="240" w:lineRule="auto" w:before="40"/>
+              <w:ind w:firstLine="0" w:left="0" w:right="0"/>
+              <w:spacing w:line="240" w:after="40" w:before="40" w:lineRule="auto"/>
             </w:pPr>
             <w:r>
               <w:t xml:space="preserve">Documentation</w:t>
@@ -2084,8 +2084,8 @@
           <w:p>
             <w:pPr>
               <w:pStyle w:val="Compact"/>
-              <w:ind w:left="0" w:right="0" w:firstLine="0"/>
-              <w:spacing w:after="40" w:line="240" w:lineRule="auto" w:before="40"/>
+              <w:ind w:firstLine="0" w:left="0" w:right="0"/>
+              <w:spacing w:line="240" w:after="40" w:before="40" w:lineRule="auto"/>
             </w:pPr>
             <w:r>
               <w:t xml:space="preserve">counter_group</w:t>
@@ -2097,8 +2097,8 @@
           <w:p>
             <w:pPr>
               <w:pStyle w:val="Compact"/>
-              <w:ind w:left="0" w:right="0" w:firstLine="0"/>
-              <w:spacing w:after="40" w:line="240" w:lineRule="auto" w:before="40"/>
+              <w:ind w:firstLine="0" w:left="0" w:right="0"/>
+              <w:spacing w:line="240" w:after="40" w:before="40" w:lineRule="auto"/>
             </w:pPr>
             <w:r>
               <w:t xml:space="preserve">TEXT</w:t>
@@ -2110,8 +2110,8 @@
           <w:p>
             <w:pPr>
               <w:pStyle w:val="Compact"/>
-              <w:ind w:left="0" w:right="0" w:firstLine="0"/>
-              <w:spacing w:after="40" w:line="240" w:lineRule="auto" w:before="40"/>
+              <w:ind w:firstLine="0" w:left="0" w:right="0"/>
+              <w:spacing w:line="240" w:after="40" w:before="40" w:lineRule="auto"/>
             </w:pPr>
             <w:r>
               <w:t xml:space="preserve">Float counter group to list</w:t>
@@ -2125,8 +2125,8 @@
           <w:p>
             <w:pPr>
               <w:pStyle w:val="Compact"/>
-              <w:ind w:left="0" w:right="0" w:firstLine="0"/>
-              <w:spacing w:after="40" w:line="240" w:lineRule="auto" w:before="40"/>
+              <w:ind w:firstLine="0" w:left="0" w:right="0"/>
+              <w:spacing w:line="240" w:after="40" w:before="40" w:lineRule="auto"/>
             </w:pPr>
             <w:r>
               <w:t xml:space="preserve">aliases</w:t>
@@ -2138,8 +2138,8 @@
           <w:p>
             <w:pPr>
               <w:pStyle w:val="Compact"/>
-              <w:ind w:left="0" w:right="0" w:firstLine="0"/>
-              <w:spacing w:after="40" w:line="240" w:lineRule="auto" w:before="40"/>
+              <w:ind w:firstLine="0" w:left="0" w:right="0"/>
+              <w:spacing w:line="240" w:after="40" w:before="40" w:lineRule="auto"/>
             </w:pPr>
             <w:r>
               <w:t xml:space="preserve">TEXT</w:t>
@@ -2151,8 +2151,8 @@
           <w:p>
             <w:pPr>
               <w:pStyle w:val="Compact"/>
-              <w:ind w:left="0" w:right="0" w:firstLine="0"/>
-              <w:spacing w:after="40" w:line="240" w:lineRule="auto" w:before="40"/>
+              <w:ind w:firstLine="0" w:left="0" w:right="0"/>
+              <w:spacing w:line="240" w:after="40" w:before="40" w:lineRule="auto"/>
             </w:pPr>
             <w:r>
               <w:t xml:space="preserve">Comma-wrapped aliases</w:t>
@@ -2166,8 +2166,8 @@
           <w:p>
             <w:pPr>
               <w:pStyle w:val="Compact"/>
-              <w:ind w:left="0" w:right="0" w:firstLine="0"/>
-              <w:spacing w:after="40" w:line="240" w:lineRule="auto" w:before="40"/>
+              <w:ind w:firstLine="0" w:left="0" w:right="0"/>
+              <w:spacing w:line="240" w:after="40" w:before="40" w:lineRule="auto"/>
             </w:pPr>
             <w:r>
               <w:t xml:space="preserve">inline_prefix</w:t>
@@ -2179,8 +2179,8 @@
           <w:p>
             <w:pPr>
               <w:pStyle w:val="Compact"/>
-              <w:ind w:left="0" w:right="0" w:firstLine="0"/>
-              <w:spacing w:after="40" w:line="240" w:lineRule="auto" w:before="40"/>
+              <w:ind w:firstLine="0" w:left="0" w:right="0"/>
+              <w:spacing w:line="240" w:after="40" w:before="40" w:lineRule="auto"/>
             </w:pPr>
             <w:r>
               <w:t xml:space="preserve">TEXT</w:t>
@@ -2192,8 +2192,8 @@
           <w:p>
             <w:pPr>
               <w:pStyle w:val="Compact"/>
-              <w:ind w:left="0" w:right="0" w:firstLine="0"/>
-              <w:spacing w:after="40" w:line="240" w:lineRule="auto" w:before="40"/>
+              <w:ind w:firstLine="0" w:left="0" w:right="0"/>
+              <w:spacing w:line="240" w:after="40" w:before="40" w:lineRule="auto"/>
             </w:pPr>
             <w:r>
               <w:t xml:space="preserve">Prefix for inline syntax (e.g. abbrev)</w:t>
@@ -2207,8 +2207,8 @@
           <w:p>
             <w:pPr>
               <w:pStyle w:val="Compact"/>
-              <w:ind w:left="0" w:right="0" w:firstLine="0"/>
-              <w:spacing w:after="40" w:line="240" w:lineRule="auto" w:before="40"/>
+              <w:ind w:firstLine="0" w:left="0" w:right="0"/>
+              <w:spacing w:line="240" w:after="40" w:before="40" w:lineRule="auto"/>
             </w:pPr>
             <w:r>
               <w:t xml:space="preserve">materializer_type</w:t>
@@ -2220,8 +2220,8 @@
           <w:p>
             <w:pPr>
               <w:pStyle w:val="Compact"/>
-              <w:ind w:left="0" w:right="0" w:firstLine="0"/>
-              <w:spacing w:after="40" w:line="240" w:lineRule="auto" w:before="40"/>
+              <w:ind w:firstLine="0" w:left="0" w:right="0"/>
+              <w:spacing w:line="240" w:after="40" w:before="40" w:lineRule="auto"/>
             </w:pPr>
             <w:r>
               <w:t xml:space="preserve">TEXT</w:t>
@@ -2233,8 +2233,8 @@
           <w:p>
             <w:pPr>
               <w:pStyle w:val="Compact"/>
-              <w:ind w:left="0" w:right="0" w:firstLine="0"/>
-              <w:spacing w:after="40" w:line="240" w:lineRule="auto" w:before="40"/>
+              <w:ind w:firstLine="0" w:left="0" w:right="0"/>
+              <w:spacing w:line="240" w:after="40" w:before="40" w:lineRule="auto"/>
             </w:pPr>
             <w:r>
               <w:t xml:space="preserve">Materialization strategy (toc, lof, abbrev_list, custom)</w:t>
@@ -2248,8 +2248,8 @@
           <w:p>
             <w:pPr>
               <w:pStyle w:val="Compact"/>
-              <w:ind w:left="0" w:right="0" w:firstLine="0"/>
-              <w:spacing w:after="40" w:line="240" w:lineRule="auto" w:before="40"/>
+              <w:ind w:firstLine="0" w:left="0" w:right="0"/>
+              <w:spacing w:line="240" w:after="40" w:before="40" w:lineRule="auto"/>
             </w:pPr>
             <w:r>
               <w:t xml:space="preserve">view_subtype_ref</w:t>
@@ -2261,8 +2261,8 @@
           <w:p>
             <w:pPr>
               <w:pStyle w:val="Compact"/>
-              <w:ind w:left="0" w:right="0" w:firstLine="0"/>
-              <w:spacing w:after="40" w:line="240" w:lineRule="auto" w:before="40"/>
+              <w:ind w:firstLine="0" w:left="0" w:right="0"/>
+              <w:spacing w:line="240" w:after="40" w:before="40" w:lineRule="auto"/>
             </w:pPr>
             <w:r>
               <w:t xml:space="preserve">TEXT</w:t>
@@ -2274,8 +2274,8 @@
           <w:p>
             <w:pPr>
               <w:pStyle w:val="Compact"/>
-              <w:ind w:left="0" w:right="0" w:firstLine="0"/>
-              <w:spacing w:after="40" w:line="240" w:lineRule="auto" w:before="40"/>
+              <w:ind w:firstLine="0" w:left="0" w:right="0"/>
+              <w:spacing w:line="240" w:after="40" w:before="40" w:lineRule="auto"/>
             </w:pPr>
             <w:r>
               <w:t xml:space="preserve">Parent view type for subtyped views</w:t>
@@ -2289,8 +2289,8 @@
           <w:p>
             <w:pPr>
               <w:pStyle w:val="Compact"/>
-              <w:ind w:left="0" w:right="0" w:firstLine="0"/>
-              <w:spacing w:after="40" w:line="240" w:lineRule="auto" w:before="40"/>
+              <w:ind w:firstLine="0" w:left="0" w:right="0"/>
+              <w:spacing w:line="240" w:after="40" w:before="40" w:lineRule="auto"/>
             </w:pPr>
             <w:r>
               <w:t xml:space="preserve">needs_external_render</w:t>
@@ -2302,8 +2302,8 @@
           <w:p>
             <w:pPr>
               <w:pStyle w:val="Compact"/>
-              <w:ind w:left="0" w:right="0" w:firstLine="0"/>
-              <w:spacing w:after="40" w:line="240" w:lineRule="auto" w:before="40"/>
+              <w:ind w:firstLine="0" w:left="0" w:right="0"/>
+              <w:spacing w:line="240" w:after="40" w:before="40" w:lineRule="auto"/>
             </w:pPr>
             <w:r>
               <w:t xml:space="preserve">INTEGER DEFAULT 0</w:t>
@@ -2315,8 +2315,8 @@
           <w:p>
             <w:pPr>
               <w:pStyle w:val="Compact"/>
-              <w:ind w:left="0" w:right="0" w:firstLine="0"/>
-              <w:spacing w:after="40" w:line="240" w:lineRule="auto" w:before="40"/>
+              <w:ind w:firstLine="0" w:left="0" w:right="0"/>
+              <w:spacing w:line="240" w:after="40" w:before="40" w:lineRule="auto"/>
             </w:pPr>
             <w:r>
               <w:t xml:space="preserve">1 = requires external tool</w:t>
@@ -2349,12 +2349,12 @@
     </w:p>
     <w:p>
       <w:pPr>
-        <w:spacing w:before="0" w:lineRule="exact" w:after="0" w:line="20"/>
+        <w:spacing w:before="0" w:lineRule="exact" w:line="20" w:after="0"/>
         <w:rPr>
           <w:sz w:val="2"/>
         </w:rPr>
       </w:pPr>
-      <w:bookmarkStart w:id="23102" w:name="csv-tbl-spec-types"/>
+      <w:bookmarkStart w:name="csv-tbl-spec-types" w:id="23102"/>
       <w:bookmarkEnd w:id="23102"/>
     </w:p>
     <w:p>
@@ -2390,12 +2390,12 @@
         <w:tblW w:type="auto" w:w="0"/>
         <w:tblLook w:firstRow="1" w:lastRow="0" w:firstColumn="0" w:lastColumn="0" w:noHBand="0" w:noVBand="0" w:val="0020"/>
         <w:tblBorders>
-          <w:top w:space="0" w:sz="6" w:val="single" w:color="000000"/>
-          <w:left w:space="0" w:sz="6" w:val="single" w:color="000000"/>
-          <w:bottom w:space="0" w:sz="6" w:val="single" w:color="000000"/>
-          <w:right w:space="0" w:sz="6" w:val="single" w:color="000000"/>
-          <w:insideH w:space="0" w:sz="6" w:val="single" w:color="000000"/>
-          <w:insideV w:space="0" w:sz="6" w:val="single" w:color="000000"/>
+          <w:top w:space="0" w:sz="6" w:color="000000" w:val="single"/>
+          <w:left w:space="0" w:sz="6" w:color="000000" w:val="single"/>
+          <w:bottom w:space="0" w:sz="6" w:color="000000" w:val="single"/>
+          <w:right w:space="0" w:sz="6" w:color="000000" w:val="single"/>
+          <w:insideH w:space="0" w:sz="6" w:color="000000" w:val="single"/>
+          <w:insideV w:space="0" w:sz="6" w:color="000000" w:val="single"/>
         </w:tblBorders>
         <w:tblCellMar>
           <w:top w:type="dxa" w:w="57"/>
@@ -2415,13 +2415,13 @@
         </w:trPr>
         <w:tc>
           <w:tcPr>
-            <w:shd w:fill="E8E8E8" w:val="clear" w:color="auto"/>
+            <w:shd w:fill="E8E8E8" w:color="auto" w:val="clear"/>
           </w:tcPr>
           <w:p>
             <w:pPr>
               <w:pStyle w:val="Compact"/>
-              <w:ind w:left="0" w:right="0" w:firstLine="0"/>
-              <w:spacing w:after="40" w:line="240" w:lineRule="auto" w:before="40"/>
+              <w:ind w:firstLine="0" w:left="0" w:right="0"/>
+              <w:spacing w:line="240" w:after="40" w:before="40" w:lineRule="auto"/>
             </w:pPr>
             <w:r>
               <w:rPr>
@@ -2433,13 +2433,13 @@
         </w:tc>
         <w:tc>
           <w:tcPr>
-            <w:shd w:fill="E8E8E8" w:val="clear" w:color="auto"/>
+            <w:shd w:fill="E8E8E8" w:color="auto" w:val="clear"/>
           </w:tcPr>
           <w:p>
             <w:pPr>
               <w:pStyle w:val="Compact"/>
-              <w:ind w:left="0" w:right="0" w:firstLine="0"/>
-              <w:spacing w:after="40" w:line="240" w:lineRule="auto" w:before="40"/>
+              <w:ind w:firstLine="0" w:left="0" w:right="0"/>
+              <w:spacing w:line="240" w:after="40" w:before="40" w:lineRule="auto"/>
             </w:pPr>
             <w:r>
               <w:rPr>
@@ -2451,13 +2451,13 @@
         </w:tc>
         <w:tc>
           <w:tcPr>
-            <w:shd w:fill="E8E8E8" w:val="clear" w:color="auto"/>
+            <w:shd w:fill="E8E8E8" w:color="auto" w:val="clear"/>
           </w:tcPr>
           <w:p>
             <w:pPr>
               <w:pStyle w:val="Compact"/>
-              <w:ind w:left="0" w:right="0" w:firstLine="0"/>
-              <w:spacing w:after="40" w:line="240" w:lineRule="auto" w:before="40"/>
+              <w:ind w:firstLine="0" w:left="0" w:right="0"/>
+              <w:spacing w:line="240" w:after="40" w:before="40" w:lineRule="auto"/>
             </w:pPr>
             <w:r>
               <w:rPr>
@@ -2474,8 +2474,8 @@
           <w:p>
             <w:pPr>
               <w:pStyle w:val="Compact"/>
-              <w:ind w:left="0" w:right="0" w:firstLine="0"/>
-              <w:spacing w:after="40" w:line="240" w:lineRule="auto" w:before="40"/>
+              <w:ind w:firstLine="0" w:left="0" w:right="0"/>
+              <w:spacing w:line="240" w:after="40" w:before="40" w:lineRule="auto"/>
             </w:pPr>
             <w:r>
               <w:t xml:space="preserve">identifier</w:t>
@@ -2487,8 +2487,8 @@
           <w:p>
             <w:pPr>
               <w:pStyle w:val="Compact"/>
-              <w:ind w:left="0" w:right="0" w:firstLine="0"/>
-              <w:spacing w:after="40" w:line="240" w:lineRule="auto" w:before="40"/>
+              <w:ind w:firstLine="0" w:left="0" w:right="0"/>
+              <w:spacing w:line="240" w:after="40" w:before="40" w:lineRule="auto"/>
             </w:pPr>
             <w:r>
               <w:t xml:space="preserve">TEXT PK</w:t>
@@ -2500,8 +2500,8 @@
           <w:p>
             <w:pPr>
               <w:pStyle w:val="Compact"/>
-              <w:ind w:left="0" w:right="0" w:firstLine="0"/>
-              <w:spacing w:after="40" w:line="240" w:lineRule="auto" w:before="40"/>
+              <w:ind w:firstLine="0" w:left="0" w:right="0"/>
+              <w:spacing w:line="240" w:after="40" w:before="40" w:lineRule="auto"/>
             </w:pPr>
             <w:r>
               <w:t xml:space="preserve">Unique specification type code</w:t>
@@ -2515,8 +2515,8 @@
           <w:p>
             <w:pPr>
               <w:pStyle w:val="Compact"/>
-              <w:ind w:left="0" w:right="0" w:firstLine="0"/>
-              <w:spacing w:after="40" w:line="240" w:lineRule="auto" w:before="40"/>
+              <w:ind w:firstLine="0" w:left="0" w:right="0"/>
+              <w:spacing w:line="240" w:after="40" w:before="40" w:lineRule="auto"/>
             </w:pPr>
             <w:r>
               <w:t xml:space="preserve">long_name</w:t>
@@ -2528,8 +2528,8 @@
           <w:p>
             <w:pPr>
               <w:pStyle w:val="Compact"/>
-              <w:ind w:left="0" w:right="0" w:firstLine="0"/>
-              <w:spacing w:after="40" w:line="240" w:lineRule="auto" w:before="40"/>
+              <w:ind w:firstLine="0" w:left="0" w:right="0"/>
+              <w:spacing w:line="240" w:after="40" w:before="40" w:lineRule="auto"/>
             </w:pPr>
             <w:r>
               <w:t xml:space="preserve">TEXT NOT NULL UNIQUE</w:t>
@@ -2541,8 +2541,8 @@
           <w:p>
             <w:pPr>
               <w:pStyle w:val="Compact"/>
-              <w:ind w:left="0" w:right="0" w:firstLine="0"/>
-              <w:spacing w:after="40" w:line="240" w:lineRule="auto" w:before="40"/>
+              <w:ind w:firstLine="0" w:left="0" w:right="0"/>
+              <w:spacing w:line="240" w:after="40" w:before="40" w:lineRule="auto"/>
             </w:pPr>
             <w:r>
               <w:t xml:space="preserve">Human-readable name</w:t>
@@ -2556,8 +2556,8 @@
           <w:p>
             <w:pPr>
               <w:pStyle w:val="Compact"/>
-              <w:ind w:left="0" w:right="0" w:firstLine="0"/>
-              <w:spacing w:after="40" w:line="240" w:lineRule="auto" w:before="40"/>
+              <w:ind w:firstLine="0" w:left="0" w:right="0"/>
+              <w:spacing w:line="240" w:after="40" w:before="40" w:lineRule="auto"/>
             </w:pPr>
             <w:r>
               <w:t xml:space="preserve">description</w:t>
@@ -2569,8 +2569,8 @@
           <w:p>
             <w:pPr>
               <w:pStyle w:val="Compact"/>
-              <w:ind w:left="0" w:right="0" w:firstLine="0"/>
-              <w:spacing w:after="40" w:line="240" w:lineRule="auto" w:before="40"/>
+              <w:ind w:firstLine="0" w:left="0" w:right="0"/>
+              <w:spacing w:line="240" w:after="40" w:before="40" w:lineRule="auto"/>
             </w:pPr>
             <w:r>
               <w:t xml:space="preserve">TEXT</w:t>
@@ -2582,8 +2582,8 @@
           <w:p>
             <w:pPr>
               <w:pStyle w:val="Compact"/>
-              <w:ind w:left="0" w:right="0" w:firstLine="0"/>
-              <w:spacing w:after="40" w:line="240" w:lineRule="auto" w:before="40"/>
+              <w:ind w:firstLine="0" w:left="0" w:right="0"/>
+              <w:spacing w:line="240" w:after="40" w:before="40" w:lineRule="auto"/>
             </w:pPr>
             <w:r>
               <w:t xml:space="preserve">Documentation</w:t>
@@ -2597,8 +2597,8 @@
           <w:p>
             <w:pPr>
               <w:pStyle w:val="Compact"/>
-              <w:ind w:left="0" w:right="0" w:firstLine="0"/>
-              <w:spacing w:after="40" w:line="240" w:lineRule="auto" w:before="40"/>
+              <w:ind w:firstLine="0" w:left="0" w:right="0"/>
+              <w:spacing w:line="240" w:after="40" w:before="40" w:lineRule="auto"/>
             </w:pPr>
             <w:r>
               <w:t xml:space="preserve">extends</w:t>
@@ -2610,8 +2610,8 @@
           <w:p>
             <w:pPr>
               <w:pStyle w:val="Compact"/>
-              <w:ind w:left="0" w:right="0" w:firstLine="0"/>
-              <w:spacing w:after="40" w:line="240" w:lineRule="auto" w:before="40"/>
+              <w:ind w:firstLine="0" w:left="0" w:right="0"/>
+              <w:spacing w:line="240" w:after="40" w:before="40" w:lineRule="auto"/>
             </w:pPr>
             <w:r>
               <w:t xml:space="preserve">TEXT</w:t>
@@ -2623,8 +2623,8 @@
           <w:p>
             <w:pPr>
               <w:pStyle w:val="Compact"/>
-              <w:ind w:left="0" w:right="0" w:firstLine="0"/>
-              <w:spacing w:after="40" w:line="240" w:lineRule="auto" w:before="40"/>
+              <w:ind w:firstLine="0" w:left="0" w:right="0"/>
+              <w:spacing w:line="240" w:after="40" w:before="40" w:lineRule="auto"/>
             </w:pPr>
             <w:r>
               <w:t xml:space="preserve">Parent type for inheritance</w:t>
@@ -2638,8 +2638,8 @@
           <w:p>
             <w:pPr>
               <w:pStyle w:val="Compact"/>
-              <w:ind w:left="0" w:right="0" w:firstLine="0"/>
-              <w:spacing w:after="40" w:line="240" w:lineRule="auto" w:before="40"/>
+              <w:ind w:firstLine="0" w:left="0" w:right="0"/>
+              <w:spacing w:line="240" w:after="40" w:before="40" w:lineRule="auto"/>
             </w:pPr>
             <w:r>
               <w:t xml:space="preserve">is_default</w:t>
@@ -2651,8 +2651,8 @@
           <w:p>
             <w:pPr>
               <w:pStyle w:val="Compact"/>
-              <w:ind w:left="0" w:right="0" w:firstLine="0"/>
-              <w:spacing w:after="40" w:line="240" w:lineRule="auto" w:before="40"/>
+              <w:ind w:firstLine="0" w:left="0" w:right="0"/>
+              <w:spacing w:line="240" w:after="40" w:before="40" w:lineRule="auto"/>
             </w:pPr>
             <w:r>
               <w:t xml:space="preserve">INTEGER DEFAULT 0</w:t>
@@ -2664,8 +2664,8 @@
           <w:p>
             <w:pPr>
               <w:pStyle w:val="Compact"/>
-              <w:ind w:left="0" w:right="0" w:firstLine="0"/>
-              <w:spacing w:after="40" w:line="240" w:lineRule="auto" w:before="40"/>
+              <w:ind w:firstLine="0" w:left="0" w:right="0"/>
+              <w:spacing w:line="240" w:after="40" w:before="40" w:lineRule="auto"/>
             </w:pPr>
             <w:r>
               <w:t xml:space="preserve">1 = default when no explicit type</w:t>
@@ -2698,12 +2698,12 @@
     </w:p>
     <w:p>
       <w:pPr>
-        <w:spacing w:before="0" w:lineRule="exact" w:after="0" w:line="20"/>
+        <w:spacing w:before="0" w:lineRule="exact" w:line="20" w:after="0"/>
         <w:rPr>
           <w:sz w:val="2"/>
         </w:rPr>
       </w:pPr>
-      <w:bookmarkStart w:id="92410" w:name="csv-tbl-datatypes"/>
+      <w:bookmarkStart w:name="csv-tbl-datatypes" w:id="92410"/>
       <w:bookmarkEnd w:id="92410"/>
     </w:p>
     <w:p>
@@ -2739,12 +2739,12 @@
         <w:tblW w:type="auto" w:w="0"/>
         <w:tblLook w:firstRow="1" w:lastRow="0" w:firstColumn="0" w:lastColumn="0" w:noHBand="0" w:noVBand="0" w:val="0020"/>
         <w:tblBorders>
-          <w:top w:space="0" w:sz="6" w:val="single" w:color="000000"/>
-          <w:left w:space="0" w:sz="6" w:val="single" w:color="000000"/>
-          <w:bottom w:space="0" w:sz="6" w:val="single" w:color="000000"/>
-          <w:right w:space="0" w:sz="6" w:val="single" w:color="000000"/>
-          <w:insideH w:space="0" w:sz="6" w:val="single" w:color="000000"/>
-          <w:insideV w:space="0" w:sz="6" w:val="single" w:color="000000"/>
+          <w:top w:space="0" w:sz="6" w:color="000000" w:val="single"/>
+          <w:left w:space="0" w:sz="6" w:color="000000" w:val="single"/>
+          <w:bottom w:space="0" w:sz="6" w:color="000000" w:val="single"/>
+          <w:right w:space="0" w:sz="6" w:color="000000" w:val="single"/>
+          <w:insideH w:space="0" w:sz="6" w:color="000000" w:val="single"/>
+          <w:insideV w:space="0" w:sz="6" w:color="000000" w:val="single"/>
         </w:tblBorders>
         <w:tblCellMar>
           <w:top w:type="dxa" w:w="57"/>
@@ -2764,13 +2764,13 @@
         </w:trPr>
         <w:tc>
           <w:tcPr>
-            <w:shd w:fill="E8E8E8" w:val="clear" w:color="auto"/>
+            <w:shd w:fill="E8E8E8" w:color="auto" w:val="clear"/>
           </w:tcPr>
           <w:p>
             <w:pPr>
               <w:pStyle w:val="Compact"/>
-              <w:ind w:left="0" w:right="0" w:firstLine="0"/>
-              <w:spacing w:after="40" w:line="240" w:lineRule="auto" w:before="40"/>
+              <w:ind w:firstLine="0" w:left="0" w:right="0"/>
+              <w:spacing w:line="240" w:after="40" w:before="40" w:lineRule="auto"/>
             </w:pPr>
             <w:r>
               <w:rPr>
@@ -2782,13 +2782,13 @@
         </w:tc>
         <w:tc>
           <w:tcPr>
-            <w:shd w:fill="E8E8E8" w:val="clear" w:color="auto"/>
+            <w:shd w:fill="E8E8E8" w:color="auto" w:val="clear"/>
           </w:tcPr>
           <w:p>
             <w:pPr>
               <w:pStyle w:val="Compact"/>
-              <w:ind w:left="0" w:right="0" w:firstLine="0"/>
-              <w:spacing w:after="40" w:line="240" w:lineRule="auto" w:before="40"/>
+              <w:ind w:firstLine="0" w:left="0" w:right="0"/>
+              <w:spacing w:line="240" w:after="40" w:before="40" w:lineRule="auto"/>
             </w:pPr>
             <w:r>
               <w:rPr>
@@ -2800,13 +2800,13 @@
         </w:tc>
         <w:tc>
           <w:tcPr>
-            <w:shd w:fill="E8E8E8" w:val="clear" w:color="auto"/>
+            <w:shd w:fill="E8E8E8" w:color="auto" w:val="clear"/>
           </w:tcPr>
           <w:p>
             <w:pPr>
               <w:pStyle w:val="Compact"/>
-              <w:ind w:left="0" w:right="0" w:firstLine="0"/>
-              <w:spacing w:after="40" w:line="240" w:lineRule="auto" w:before="40"/>
+              <w:ind w:firstLine="0" w:left="0" w:right="0"/>
+              <w:spacing w:line="240" w:after="40" w:before="40" w:lineRule="auto"/>
             </w:pPr>
             <w:r>
               <w:rPr>
@@ -2823,8 +2823,8 @@
           <w:p>
             <w:pPr>
               <w:pStyle w:val="Compact"/>
-              <w:ind w:left="0" w:right="0" w:firstLine="0"/>
-              <w:spacing w:after="40" w:line="240" w:lineRule="auto" w:before="40"/>
+              <w:ind w:firstLine="0" w:left="0" w:right="0"/>
+              <w:spacing w:line="240" w:after="40" w:before="40" w:lineRule="auto"/>
             </w:pPr>
             <w:r>
               <w:t xml:space="preserve">identifier</w:t>
@@ -2836,8 +2836,8 @@
           <w:p>
             <w:pPr>
               <w:pStyle w:val="Compact"/>
-              <w:ind w:left="0" w:right="0" w:firstLine="0"/>
-              <w:spacing w:after="40" w:line="240" w:lineRule="auto" w:before="40"/>
+              <w:ind w:firstLine="0" w:left="0" w:right="0"/>
+              <w:spacing w:line="240" w:after="40" w:before="40" w:lineRule="auto"/>
             </w:pPr>
             <w:r>
               <w:t xml:space="preserve">TEXT PK</w:t>
@@ -2849,8 +2849,8 @@
           <w:p>
             <w:pPr>
               <w:pStyle w:val="Compact"/>
-              <w:ind w:left="0" w:right="0" w:firstLine="0"/>
-              <w:spacing w:after="40" w:line="240" w:lineRule="auto" w:before="40"/>
+              <w:ind w:firstLine="0" w:left="0" w:right="0"/>
+              <w:spacing w:line="240" w:after="40" w:before="40" w:lineRule="auto"/>
             </w:pPr>
             <w:r>
               <w:t xml:space="preserve">Unique datatype ID</w:t>
@@ -2864,8 +2864,8 @@
           <w:p>
             <w:pPr>
               <w:pStyle w:val="Compact"/>
-              <w:ind w:left="0" w:right="0" w:firstLine="0"/>
-              <w:spacing w:after="40" w:line="240" w:lineRule="auto" w:before="40"/>
+              <w:ind w:firstLine="0" w:left="0" w:right="0"/>
+              <w:spacing w:line="240" w:after="40" w:before="40" w:lineRule="auto"/>
             </w:pPr>
             <w:r>
               <w:t xml:space="preserve">long_name</w:t>
@@ -2877,8 +2877,8 @@
           <w:p>
             <w:pPr>
               <w:pStyle w:val="Compact"/>
-              <w:ind w:left="0" w:right="0" w:firstLine="0"/>
-              <w:spacing w:after="40" w:line="240" w:lineRule="auto" w:before="40"/>
+              <w:ind w:firstLine="0" w:left="0" w:right="0"/>
+              <w:spacing w:line="240" w:after="40" w:before="40" w:lineRule="auto"/>
             </w:pPr>
             <w:r>
               <w:t xml:space="preserve">TEXT NOT NULL UNIQUE</w:t>
@@ -2890,8 +2890,8 @@
           <w:p>
             <w:pPr>
               <w:pStyle w:val="Compact"/>
-              <w:ind w:left="0" w:right="0" w:firstLine="0"/>
-              <w:spacing w:after="40" w:line="240" w:lineRule="auto" w:before="40"/>
+              <w:ind w:firstLine="0" w:left="0" w:right="0"/>
+              <w:spacing w:line="240" w:after="40" w:before="40" w:lineRule="auto"/>
             </w:pPr>
             <w:r>
               <w:t xml:space="preserve">Human-readable name</w:t>
@@ -2905,8 +2905,8 @@
           <w:p>
             <w:pPr>
               <w:pStyle w:val="Compact"/>
-              <w:ind w:left="0" w:right="0" w:firstLine="0"/>
-              <w:spacing w:after="40" w:line="240" w:lineRule="auto" w:before="40"/>
+              <w:ind w:firstLine="0" w:left="0" w:right="0"/>
+              <w:spacing w:line="240" w:after="40" w:before="40" w:lineRule="auto"/>
             </w:pPr>
             <w:r>
               <w:t xml:space="preserve">type</w:t>
@@ -2918,8 +2918,8 @@
           <w:p>
             <w:pPr>
               <w:pStyle w:val="Compact"/>
-              <w:ind w:left="0" w:right="0" w:firstLine="0"/>
-              <w:spacing w:after="40" w:line="240" w:lineRule="auto" w:before="40"/>
+              <w:ind w:firstLine="0" w:left="0" w:right="0"/>
+              <w:spacing w:line="240" w:after="40" w:before="40" w:lineRule="auto"/>
             </w:pPr>
             <w:r>
               <w:t xml:space="preserve">TEXT NOT NULL</w:t>
@@ -2931,8 +2931,8 @@
           <w:p>
             <w:pPr>
               <w:pStyle w:val="Compact"/>
-              <w:ind w:left="0" w:right="0" w:firstLine="0"/>
-              <w:spacing w:after="40" w:line="240" w:lineRule="auto" w:before="40"/>
+              <w:ind w:firstLine="0" w:left="0" w:right="0"/>
+              <w:spacing w:line="240" w:after="40" w:before="40" w:lineRule="auto"/>
             </w:pPr>
             <w:r>
               <w:t xml:space="preserve">Primitive category: STRING, INTEGER, REAL, BOOLEAN, DATE, ENUM, XHTML</w:t>
@@ -3003,12 +3003,12 @@
     </w:p>
     <w:p>
       <w:pPr>
-        <w:spacing w:before="0" w:lineRule="exact" w:after="0" w:line="20"/>
+        <w:spacing w:before="0" w:lineRule="exact" w:line="20" w:after="0"/>
         <w:rPr>
           <w:sz w:val="2"/>
         </w:rPr>
       </w:pPr>
-      <w:bookmarkStart w:id="47668" w:name="csv-tbl-attr-types"/>
+      <w:bookmarkStart w:name="csv-tbl-attr-types" w:id="47668"/>
       <w:bookmarkEnd w:id="47668"/>
     </w:p>
     <w:p>
@@ -3044,12 +3044,12 @@
         <w:tblW w:type="auto" w:w="0"/>
         <w:tblLook w:firstRow="1" w:lastRow="0" w:firstColumn="0" w:lastColumn="0" w:noHBand="0" w:noVBand="0" w:val="0020"/>
         <w:tblBorders>
-          <w:top w:space="0" w:sz="6" w:val="single" w:color="000000"/>
-          <w:left w:space="0" w:sz="6" w:val="single" w:color="000000"/>
-          <w:bottom w:space="0" w:sz="6" w:val="single" w:color="000000"/>
-          <w:right w:space="0" w:sz="6" w:val="single" w:color="000000"/>
-          <w:insideH w:space="0" w:sz="6" w:val="single" w:color="000000"/>
-          <w:insideV w:space="0" w:sz="6" w:val="single" w:color="000000"/>
+          <w:top w:space="0" w:sz="6" w:color="000000" w:val="single"/>
+          <w:left w:space="0" w:sz="6" w:color="000000" w:val="single"/>
+          <w:bottom w:space="0" w:sz="6" w:color="000000" w:val="single"/>
+          <w:right w:space="0" w:sz="6" w:color="000000" w:val="single"/>
+          <w:insideH w:space="0" w:sz="6" w:color="000000" w:val="single"/>
+          <w:insideV w:space="0" w:sz="6" w:color="000000" w:val="single"/>
         </w:tblBorders>
         <w:tblCellMar>
           <w:top w:type="dxa" w:w="57"/>
@@ -3069,13 +3069,13 @@
         </w:trPr>
         <w:tc>
           <w:tcPr>
-            <w:shd w:fill="E8E8E8" w:val="clear" w:color="auto"/>
+            <w:shd w:fill="E8E8E8" w:color="auto" w:val="clear"/>
           </w:tcPr>
           <w:p>
             <w:pPr>
               <w:pStyle w:val="Compact"/>
-              <w:ind w:left="0" w:right="0" w:firstLine="0"/>
-              <w:spacing w:after="40" w:line="240" w:lineRule="auto" w:before="40"/>
+              <w:ind w:firstLine="0" w:left="0" w:right="0"/>
+              <w:spacing w:line="240" w:after="40" w:before="40" w:lineRule="auto"/>
             </w:pPr>
             <w:r>
               <w:rPr>
@@ -3087,13 +3087,13 @@
         </w:tc>
         <w:tc>
           <w:tcPr>
-            <w:shd w:fill="E8E8E8" w:val="clear" w:color="auto"/>
+            <w:shd w:fill="E8E8E8" w:color="auto" w:val="clear"/>
           </w:tcPr>
           <w:p>
             <w:pPr>
               <w:pStyle w:val="Compact"/>
-              <w:ind w:left="0" w:right="0" w:firstLine="0"/>
-              <w:spacing w:after="40" w:line="240" w:lineRule="auto" w:before="40"/>
+              <w:ind w:firstLine="0" w:left="0" w:right="0"/>
+              <w:spacing w:line="240" w:after="40" w:before="40" w:lineRule="auto"/>
             </w:pPr>
             <w:r>
               <w:rPr>
@@ -3105,13 +3105,13 @@
         </w:tc>
         <w:tc>
           <w:tcPr>
-            <w:shd w:fill="E8E8E8" w:val="clear" w:color="auto"/>
+            <w:shd w:fill="E8E8E8" w:color="auto" w:val="clear"/>
           </w:tcPr>
           <w:p>
             <w:pPr>
               <w:pStyle w:val="Compact"/>
-              <w:ind w:left="0" w:right="0" w:firstLine="0"/>
-              <w:spacing w:after="40" w:line="240" w:lineRule="auto" w:before="40"/>
+              <w:ind w:firstLine="0" w:left="0" w:right="0"/>
+              <w:spacing w:line="240" w:after="40" w:before="40" w:lineRule="auto"/>
             </w:pPr>
             <w:r>
               <w:rPr>
@@ -3128,8 +3128,8 @@
           <w:p>
             <w:pPr>
               <w:pStyle w:val="Compact"/>
-              <w:ind w:left="0" w:right="0" w:firstLine="0"/>
-              <w:spacing w:after="40" w:line="240" w:lineRule="auto" w:before="40"/>
+              <w:ind w:firstLine="0" w:left="0" w:right="0"/>
+              <w:spacing w:line="240" w:after="40" w:before="40" w:lineRule="auto"/>
             </w:pPr>
             <w:r>
               <w:t xml:space="preserve">identifier</w:t>
@@ -3141,8 +3141,8 @@
           <w:p>
             <w:pPr>
               <w:pStyle w:val="Compact"/>
-              <w:ind w:left="0" w:right="0" w:firstLine="0"/>
-              <w:spacing w:after="40" w:line="240" w:lineRule="auto" w:before="40"/>
+              <w:ind w:firstLine="0" w:left="0" w:right="0"/>
+              <w:spacing w:line="240" w:after="40" w:before="40" w:lineRule="auto"/>
             </w:pPr>
             <w:r>
               <w:t xml:space="preserve">TEXT PK</w:t>
@@ -3154,8 +3154,8 @@
           <w:p>
             <w:pPr>
               <w:pStyle w:val="Compact"/>
-              <w:ind w:left="0" w:right="0" w:firstLine="0"/>
-              <w:spacing w:after="40" w:line="240" w:lineRule="auto" w:before="40"/>
+              <w:ind w:firstLine="0" w:left="0" w:right="0"/>
+              <w:spacing w:line="240" w:after="40" w:before="40" w:lineRule="auto"/>
             </w:pPr>
             <w:r>
               <w:t xml:space="preserve">Unique attribute definition ID</w:t>
@@ -3169,8 +3169,8 @@
           <w:p>
             <w:pPr>
               <w:pStyle w:val="Compact"/>
-              <w:ind w:left="0" w:right="0" w:firstLine="0"/>
-              <w:spacing w:after="40" w:line="240" w:lineRule="auto" w:before="40"/>
+              <w:ind w:firstLine="0" w:left="0" w:right="0"/>
+              <w:spacing w:line="240" w:after="40" w:before="40" w:lineRule="auto"/>
             </w:pPr>
             <w:r>
               <w:t xml:space="preserve">owner_type_ref</w:t>
@@ -3182,8 +3182,8 @@
           <w:p>
             <w:pPr>
               <w:pStyle w:val="Compact"/>
-              <w:ind w:left="0" w:right="0" w:firstLine="0"/>
-              <w:spacing w:after="40" w:line="240" w:lineRule="auto" w:before="40"/>
+              <w:ind w:firstLine="0" w:left="0" w:right="0"/>
+              <w:spacing w:line="240" w:after="40" w:before="40" w:lineRule="auto"/>
             </w:pPr>
             <w:r>
               <w:t xml:space="preserve">TEXT NOT NULL FK</w:t>
@@ -3195,8 +3195,8 @@
           <w:p>
             <w:pPr>
               <w:pStyle w:val="Compact"/>
-              <w:ind w:left="0" w:right="0" w:firstLine="0"/>
-              <w:spacing w:after="40" w:line="240" w:lineRule="auto" w:before="40"/>
+              <w:ind w:firstLine="0" w:left="0" w:right="0"/>
+              <w:spacing w:line="240" w:after="40" w:before="40" w:lineRule="auto"/>
             </w:pPr>
             <w:r>
               <w:t xml:space="preserve">Object type that owns this attribute</w:t>
@@ -3210,8 +3210,8 @@
           <w:p>
             <w:pPr>
               <w:pStyle w:val="Compact"/>
-              <w:ind w:left="0" w:right="0" w:firstLine="0"/>
-              <w:spacing w:after="40" w:line="240" w:lineRule="auto" w:before="40"/>
+              <w:ind w:firstLine="0" w:left="0" w:right="0"/>
+              <w:spacing w:line="240" w:after="40" w:before="40" w:lineRule="auto"/>
             </w:pPr>
             <w:r>
               <w:t xml:space="preserve">long_name</w:t>
@@ -3223,8 +3223,8 @@
           <w:p>
             <w:pPr>
               <w:pStyle w:val="Compact"/>
-              <w:ind w:left="0" w:right="0" w:firstLine="0"/>
-              <w:spacing w:after="40" w:line="240" w:lineRule="auto" w:before="40"/>
+              <w:ind w:firstLine="0" w:left="0" w:right="0"/>
+              <w:spacing w:line="240" w:after="40" w:before="40" w:lineRule="auto"/>
             </w:pPr>
             <w:r>
               <w:t xml:space="preserve">TEXT NOT NULL</w:t>
@@ -3236,8 +3236,8 @@
           <w:p>
             <w:pPr>
               <w:pStyle w:val="Compact"/>
-              <w:ind w:left="0" w:right="0" w:firstLine="0"/>
-              <w:spacing w:after="40" w:line="240" w:lineRule="auto" w:before="40"/>
+              <w:ind w:firstLine="0" w:left="0" w:right="0"/>
+              <w:spacing w:line="240" w:after="40" w:before="40" w:lineRule="auto"/>
             </w:pPr>
             <w:r>
               <w:t xml:space="preserve">Attribute name as written in source</w:t>
@@ -3251,8 +3251,8 @@
           <w:p>
             <w:pPr>
               <w:pStyle w:val="Compact"/>
-              <w:ind w:left="0" w:right="0" w:firstLine="0"/>
-              <w:spacing w:after="40" w:line="240" w:lineRule="auto" w:before="40"/>
+              <w:ind w:firstLine="0" w:left="0" w:right="0"/>
+              <w:spacing w:line="240" w:after="40" w:before="40" w:lineRule="auto"/>
             </w:pPr>
             <w:r>
               <w:t xml:space="preserve">datatype_ref</w:t>
@@ -3264,8 +3264,8 @@
           <w:p>
             <w:pPr>
               <w:pStyle w:val="Compact"/>
-              <w:ind w:left="0" w:right="0" w:firstLine="0"/>
-              <w:spacing w:after="40" w:line="240" w:lineRule="auto" w:before="40"/>
+              <w:ind w:firstLine="0" w:left="0" w:right="0"/>
+              <w:spacing w:line="240" w:after="40" w:before="40" w:lineRule="auto"/>
             </w:pPr>
             <w:r>
               <w:t xml:space="preserve">TEXT NOT NULL FK</w:t>
@@ -3277,8 +3277,8 @@
           <w:p>
             <w:pPr>
               <w:pStyle w:val="Compact"/>
-              <w:ind w:left="0" w:right="0" w:firstLine="0"/>
-              <w:spacing w:after="40" w:line="240" w:lineRule="auto" w:before="40"/>
+              <w:ind w:firstLine="0" w:left="0" w:right="0"/>
+              <w:spacing w:line="240" w:after="40" w:before="40" w:lineRule="auto"/>
             </w:pPr>
             <w:r>
               <w:t xml:space="preserve">Data type (FK to datatype_definitions)</w:t>
@@ -3292,8 +3292,8 @@
           <w:p>
             <w:pPr>
               <w:pStyle w:val="Compact"/>
-              <w:ind w:left="0" w:right="0" w:firstLine="0"/>
-              <w:spacing w:after="40" w:line="240" w:lineRule="auto" w:before="40"/>
+              <w:ind w:firstLine="0" w:left="0" w:right="0"/>
+              <w:spacing w:line="240" w:after="40" w:before="40" w:lineRule="auto"/>
             </w:pPr>
             <w:r>
               <w:t xml:space="preserve">min_occurs</w:t>
@@ -3305,8 +3305,8 @@
           <w:p>
             <w:pPr>
               <w:pStyle w:val="Compact"/>
-              <w:ind w:left="0" w:right="0" w:firstLine="0"/>
-              <w:spacing w:after="40" w:line="240" w:lineRule="auto" w:before="40"/>
+              <w:ind w:firstLine="0" w:left="0" w:right="0"/>
+              <w:spacing w:line="240" w:after="40" w:before="40" w:lineRule="auto"/>
             </w:pPr>
             <w:r>
               <w:t xml:space="preserve">INTEGER DEFAULT 0</w:t>
@@ -3318,8 +3318,8 @@
           <w:p>
             <w:pPr>
               <w:pStyle w:val="Compact"/>
-              <w:ind w:left="0" w:right="0" w:firstLine="0"/>
-              <w:spacing w:after="40" w:line="240" w:lineRule="auto" w:before="40"/>
+              <w:ind w:firstLine="0" w:left="0" w:right="0"/>
+              <w:spacing w:line="240" w:after="40" w:before="40" w:lineRule="auto"/>
             </w:pPr>
             <w:r>
               <w:t xml:space="preserve">Minimum occurrences (0 = optional)</w:t>
@@ -3333,8 +3333,8 @@
           <w:p>
             <w:pPr>
               <w:pStyle w:val="Compact"/>
-              <w:ind w:left="0" w:right="0" w:firstLine="0"/>
-              <w:spacing w:after="40" w:line="240" w:lineRule="auto" w:before="40"/>
+              <w:ind w:firstLine="0" w:left="0" w:right="0"/>
+              <w:spacing w:line="240" w:after="40" w:before="40" w:lineRule="auto"/>
             </w:pPr>
             <w:r>
               <w:t xml:space="preserve">max_occurs</w:t>
@@ -3346,8 +3346,8 @@
           <w:p>
             <w:pPr>
               <w:pStyle w:val="Compact"/>
-              <w:ind w:left="0" w:right="0" w:firstLine="0"/>
-              <w:spacing w:after="40" w:line="240" w:lineRule="auto" w:before="40"/>
+              <w:ind w:firstLine="0" w:left="0" w:right="0"/>
+              <w:spacing w:line="240" w:after="40" w:before="40" w:lineRule="auto"/>
             </w:pPr>
             <w:r>
               <w:t xml:space="preserve">INTEGER DEFAULT 1</w:t>
@@ -3359,8 +3359,8 @@
           <w:p>
             <w:pPr>
               <w:pStyle w:val="Compact"/>
-              <w:ind w:left="0" w:right="0" w:firstLine="0"/>
-              <w:spacing w:after="40" w:line="240" w:lineRule="auto" w:before="40"/>
+              <w:ind w:firstLine="0" w:left="0" w:right="0"/>
+              <w:spacing w:line="240" w:after="40" w:before="40" w:lineRule="auto"/>
             </w:pPr>
             <w:r>
               <w:t xml:space="preserve">Maximum occurrences</w:t>
@@ -3374,8 +3374,8 @@
           <w:p>
             <w:pPr>
               <w:pStyle w:val="Compact"/>
-              <w:ind w:left="0" w:right="0" w:firstLine="0"/>
-              <w:spacing w:after="40" w:line="240" w:lineRule="auto" w:before="40"/>
+              <w:ind w:firstLine="0" w:left="0" w:right="0"/>
+              <w:spacing w:line="240" w:after="40" w:before="40" w:lineRule="auto"/>
             </w:pPr>
             <w:r>
               <w:t xml:space="preserve">min_value</w:t>
@@ -3387,8 +3387,8 @@
           <w:p>
             <w:pPr>
               <w:pStyle w:val="Compact"/>
-              <w:ind w:left="0" w:right="0" w:firstLine="0"/>
-              <w:spacing w:after="40" w:line="240" w:lineRule="auto" w:before="40"/>
+              <w:ind w:firstLine="0" w:left="0" w:right="0"/>
+              <w:spacing w:line="240" w:after="40" w:before="40" w:lineRule="auto"/>
             </w:pPr>
             <w:r>
               <w:t xml:space="preserve">REAL</w:t>
@@ -3400,8 +3400,8 @@
           <w:p>
             <w:pPr>
               <w:pStyle w:val="Compact"/>
-              <w:ind w:left="0" w:right="0" w:firstLine="0"/>
-              <w:spacing w:after="40" w:line="240" w:lineRule="auto" w:before="40"/>
+              <w:ind w:firstLine="0" w:left="0" w:right="0"/>
+              <w:spacing w:line="240" w:after="40" w:before="40" w:lineRule="auto"/>
             </w:pPr>
             <w:r>
               <w:t xml:space="preserve">Minimum bound for INTEGER/REAL</w:t>
@@ -3415,8 +3415,8 @@
           <w:p>
             <w:pPr>
               <w:pStyle w:val="Compact"/>
-              <w:ind w:left="0" w:right="0" w:firstLine="0"/>
-              <w:spacing w:after="40" w:line="240" w:lineRule="auto" w:before="40"/>
+              <w:ind w:firstLine="0" w:left="0" w:right="0"/>
+              <w:spacing w:line="240" w:after="40" w:before="40" w:lineRule="auto"/>
             </w:pPr>
             <w:r>
               <w:t xml:space="preserve">max_value</w:t>
@@ -3428,8 +3428,8 @@
           <w:p>
             <w:pPr>
               <w:pStyle w:val="Compact"/>
-              <w:ind w:left="0" w:right="0" w:firstLine="0"/>
-              <w:spacing w:after="40" w:line="240" w:lineRule="auto" w:before="40"/>
+              <w:ind w:firstLine="0" w:left="0" w:right="0"/>
+              <w:spacing w:line="240" w:after="40" w:before="40" w:lineRule="auto"/>
             </w:pPr>
             <w:r>
               <w:t xml:space="preserve">REAL</w:t>
@@ -3441,8 +3441,8 @@
           <w:p>
             <w:pPr>
               <w:pStyle w:val="Compact"/>
-              <w:ind w:left="0" w:right="0" w:firstLine="0"/>
-              <w:spacing w:after="40" w:line="240" w:lineRule="auto" w:before="40"/>
+              <w:ind w:firstLine="0" w:left="0" w:right="0"/>
+              <w:spacing w:line="240" w:after="40" w:before="40" w:lineRule="auto"/>
             </w:pPr>
             <w:r>
               <w:t xml:space="preserve">Maximum bound for INTEGER/REAL</w:t>
@@ -3498,12 +3498,12 @@
     </w:p>
     <w:p>
       <w:pPr>
-        <w:spacing w:before="0" w:lineRule="exact" w:after="0" w:line="20"/>
+        <w:spacing w:before="0" w:lineRule="exact" w:line="20" w:after="0"/>
         <w:rPr>
           <w:sz w:val="2"/>
         </w:rPr>
       </w:pPr>
-      <w:bookmarkStart w:id="93433" w:name="csv-tbl-enum-values"/>
+      <w:bookmarkStart w:name="csv-tbl-enum-values" w:id="93433"/>
       <w:bookmarkEnd w:id="93433"/>
     </w:p>
     <w:p>
@@ -3539,12 +3539,12 @@
         <w:tblW w:type="auto" w:w="0"/>
         <w:tblLook w:firstRow="1" w:lastRow="0" w:firstColumn="0" w:lastColumn="0" w:noHBand="0" w:noVBand="0" w:val="0020"/>
         <w:tblBorders>
-          <w:top w:space="0" w:sz="6" w:val="single" w:color="000000"/>
-          <w:left w:space="0" w:sz="6" w:val="single" w:color="000000"/>
-          <w:bottom w:space="0" w:sz="6" w:val="single" w:color="000000"/>
-          <w:right w:space="0" w:sz="6" w:val="single" w:color="000000"/>
-          <w:insideH w:space="0" w:sz="6" w:val="single" w:color="000000"/>
-          <w:insideV w:space="0" w:sz="6" w:val="single" w:color="000000"/>
+          <w:top w:space="0" w:sz="6" w:color="000000" w:val="single"/>
+          <w:left w:space="0" w:sz="6" w:color="000000" w:val="single"/>
+          <w:bottom w:space="0" w:sz="6" w:color="000000" w:val="single"/>
+          <w:right w:space="0" w:sz="6" w:color="000000" w:val="single"/>
+          <w:insideH w:space="0" w:sz="6" w:color="000000" w:val="single"/>
+          <w:insideV w:space="0" w:sz="6" w:color="000000" w:val="single"/>
         </w:tblBorders>
         <w:tblCellMar>
           <w:top w:type="dxa" w:w="57"/>
@@ -3564,13 +3564,13 @@
         </w:trPr>
         <w:tc>
           <w:tcPr>
-            <w:shd w:fill="E8E8E8" w:val="clear" w:color="auto"/>
+            <w:shd w:fill="E8E8E8" w:color="auto" w:val="clear"/>
           </w:tcPr>
           <w:p>
             <w:pPr>
               <w:pStyle w:val="Compact"/>
-              <w:ind w:left="0" w:right="0" w:firstLine="0"/>
-              <w:spacing w:after="40" w:line="240" w:lineRule="auto" w:before="40"/>
+              <w:ind w:firstLine="0" w:left="0" w:right="0"/>
+              <w:spacing w:line="240" w:after="40" w:before="40" w:lineRule="auto"/>
             </w:pPr>
             <w:r>
               <w:rPr>
@@ -3582,13 +3582,13 @@
         </w:tc>
         <w:tc>
           <w:tcPr>
-            <w:shd w:fill="E8E8E8" w:val="clear" w:color="auto"/>
+            <w:shd w:fill="E8E8E8" w:color="auto" w:val="clear"/>
           </w:tcPr>
           <w:p>
             <w:pPr>
               <w:pStyle w:val="Compact"/>
-              <w:ind w:left="0" w:right="0" w:firstLine="0"/>
-              <w:spacing w:after="40" w:line="240" w:lineRule="auto" w:before="40"/>
+              <w:ind w:firstLine="0" w:left="0" w:right="0"/>
+              <w:spacing w:line="240" w:after="40" w:before="40" w:lineRule="auto"/>
             </w:pPr>
             <w:r>
               <w:rPr>
@@ -3600,13 +3600,13 @@
         </w:tc>
         <w:tc>
           <w:tcPr>
-            <w:shd w:fill="E8E8E8" w:val="clear" w:color="auto"/>
+            <w:shd w:fill="E8E8E8" w:color="auto" w:val="clear"/>
           </w:tcPr>
           <w:p>
             <w:pPr>
               <w:pStyle w:val="Compact"/>
-              <w:ind w:left="0" w:right="0" w:firstLine="0"/>
-              <w:spacing w:after="40" w:line="240" w:lineRule="auto" w:before="40"/>
+              <w:ind w:firstLine="0" w:left="0" w:right="0"/>
+              <w:spacing w:line="240" w:after="40" w:before="40" w:lineRule="auto"/>
             </w:pPr>
             <w:r>
               <w:rPr>
@@ -3623,8 +3623,8 @@
           <w:p>
             <w:pPr>
               <w:pStyle w:val="Compact"/>
-              <w:ind w:left="0" w:right="0" w:firstLine="0"/>
-              <w:spacing w:after="40" w:line="240" w:lineRule="auto" w:before="40"/>
+              <w:ind w:firstLine="0" w:left="0" w:right="0"/>
+              <w:spacing w:line="240" w:after="40" w:before="40" w:lineRule="auto"/>
             </w:pPr>
             <w:r>
               <w:t xml:space="preserve">identifier</w:t>
@@ -3636,8 +3636,8 @@
           <w:p>
             <w:pPr>
               <w:pStyle w:val="Compact"/>
-              <w:ind w:left="0" w:right="0" w:firstLine="0"/>
-              <w:spacing w:after="40" w:line="240" w:lineRule="auto" w:before="40"/>
+              <w:ind w:firstLine="0" w:left="0" w:right="0"/>
+              <w:spacing w:line="240" w:after="40" w:before="40" w:lineRule="auto"/>
             </w:pPr>
             <w:r>
               <w:t xml:space="preserve">TEXT PK</w:t>
@@ -3649,8 +3649,8 @@
           <w:p>
             <w:pPr>
               <w:pStyle w:val="Compact"/>
-              <w:ind w:left="0" w:right="0" w:firstLine="0"/>
-              <w:spacing w:after="40" w:line="240" w:lineRule="auto" w:before="40"/>
+              <w:ind w:firstLine="0" w:left="0" w:right="0"/>
+              <w:spacing w:line="240" w:after="40" w:before="40" w:lineRule="auto"/>
             </w:pPr>
             <w:r>
               <w:t xml:space="preserve">Unique enum value ID (e.g. STATUS_DRAFT)</w:t>
@@ -3664,8 +3664,8 @@
           <w:p>
             <w:pPr>
               <w:pStyle w:val="Compact"/>
-              <w:ind w:left="0" w:right="0" w:firstLine="0"/>
-              <w:spacing w:after="40" w:line="240" w:lineRule="auto" w:before="40"/>
+              <w:ind w:firstLine="0" w:left="0" w:right="0"/>
+              <w:spacing w:line="240" w:after="40" w:before="40" w:lineRule="auto"/>
             </w:pPr>
             <w:r>
               <w:t xml:space="preserve">datatype_ref</w:t>
@@ -3677,8 +3677,8 @@
           <w:p>
             <w:pPr>
               <w:pStyle w:val="Compact"/>
-              <w:ind w:left="0" w:right="0" w:firstLine="0"/>
-              <w:spacing w:after="40" w:line="240" w:lineRule="auto" w:before="40"/>
+              <w:ind w:firstLine="0" w:left="0" w:right="0"/>
+              <w:spacing w:line="240" w:after="40" w:before="40" w:lineRule="auto"/>
             </w:pPr>
             <w:r>
               <w:t xml:space="preserve">TEXT NOT NULL FK</w:t>
@@ -3690,8 +3690,8 @@
           <w:p>
             <w:pPr>
               <w:pStyle w:val="Compact"/>
-              <w:ind w:left="0" w:right="0" w:firstLine="0"/>
-              <w:spacing w:after="40" w:line="240" w:lineRule="auto" w:before="40"/>
+              <w:ind w:firstLine="0" w:left="0" w:right="0"/>
+              <w:spacing w:line="240" w:after="40" w:before="40" w:lineRule="auto"/>
             </w:pPr>
             <w:r>
               <w:t xml:space="preserve">Parent ENUM datatype</w:t>
@@ -3705,8 +3705,8 @@
           <w:p>
             <w:pPr>
               <w:pStyle w:val="Compact"/>
-              <w:ind w:left="0" w:right="0" w:firstLine="0"/>
-              <w:spacing w:after="40" w:line="240" w:lineRule="auto" w:before="40"/>
+              <w:ind w:firstLine="0" w:left="0" w:right="0"/>
+              <w:spacing w:line="240" w:after="40" w:before="40" w:lineRule="auto"/>
             </w:pPr>
             <w:r>
               <w:t xml:space="preserve">key</w:t>
@@ -3718,8 +3718,8 @@
           <w:p>
             <w:pPr>
               <w:pStyle w:val="Compact"/>
-              <w:ind w:left="0" w:right="0" w:firstLine="0"/>
-              <w:spacing w:after="40" w:line="240" w:lineRule="auto" w:before="40"/>
+              <w:ind w:firstLine="0" w:left="0" w:right="0"/>
+              <w:spacing w:line="240" w:after="40" w:before="40" w:lineRule="auto"/>
             </w:pPr>
             <w:r>
               <w:t xml:space="preserve">TEXT NOT NULL</w:t>
@@ -3731,8 +3731,8 @@
           <w:p>
             <w:pPr>
               <w:pStyle w:val="Compact"/>
-              <w:ind w:left="0" w:right="0" w:firstLine="0"/>
-              <w:spacing w:after="40" w:line="240" w:lineRule="auto" w:before="40"/>
+              <w:ind w:firstLine="0" w:left="0" w:right="0"/>
+              <w:spacing w:line="240" w:after="40" w:before="40" w:lineRule="auto"/>
             </w:pPr>
             <w:r>
               <w:t xml:space="preserve">Value as written in source</w:t>
@@ -3746,8 +3746,8 @@
           <w:p>
             <w:pPr>
               <w:pStyle w:val="Compact"/>
-              <w:ind w:left="0" w:right="0" w:firstLine="0"/>
-              <w:spacing w:after="40" w:line="240" w:lineRule="auto" w:before="40"/>
+              <w:ind w:firstLine="0" w:left="0" w:right="0"/>
+              <w:spacing w:line="240" w:after="40" w:before="40" w:lineRule="auto"/>
             </w:pPr>
             <w:r>
               <w:t xml:space="preserve">sequence</w:t>
@@ -3759,8 +3759,8 @@
           <w:p>
             <w:pPr>
               <w:pStyle w:val="Compact"/>
-              <w:ind w:left="0" w:right="0" w:firstLine="0"/>
-              <w:spacing w:after="40" w:line="240" w:lineRule="auto" w:before="40"/>
+              <w:ind w:firstLine="0" w:left="0" w:right="0"/>
+              <w:spacing w:line="240" w:after="40" w:before="40" w:lineRule="auto"/>
             </w:pPr>
             <w:r>
               <w:t xml:space="preserve">INTEGER DEFAULT 0</w:t>
@@ -3772,8 +3772,8 @@
           <w:p>
             <w:pPr>
               <w:pStyle w:val="Compact"/>
-              <w:ind w:left="0" w:right="0" w:firstLine="0"/>
-              <w:spacing w:after="40" w:line="240" w:lineRule="auto" w:before="40"/>
+              <w:ind w:firstLine="0" w:left="0" w:right="0"/>
+              <w:spacing w:line="240" w:after="40" w:before="40" w:lineRule="auto"/>
             </w:pPr>
             <w:r>
               <w:t xml:space="preserve">Display order</w:t>
@@ -3806,12 +3806,12 @@
     </w:p>
     <w:p>
       <w:pPr>
-        <w:spacing w:before="0" w:lineRule="exact" w:after="0" w:line="20"/>
+        <w:spacing w:before="0" w:lineRule="exact" w:line="20" w:after="0"/>
         <w:rPr>
           <w:sz w:val="2"/>
         </w:rPr>
       </w:pPr>
-      <w:bookmarkStart w:id="44898" w:name="csv-tbl-type-aliases"/>
+      <w:bookmarkStart w:name="csv-tbl-type-aliases" w:id="44898"/>
       <w:bookmarkEnd w:id="44898"/>
     </w:p>
     <w:p>
@@ -3847,12 +3847,12 @@
         <w:tblW w:type="auto" w:w="0"/>
         <w:tblLook w:firstRow="1" w:lastRow="0" w:firstColumn="0" w:lastColumn="0" w:noHBand="0" w:noVBand="0" w:val="0020"/>
         <w:tblBorders>
-          <w:top w:space="0" w:sz="6" w:val="single" w:color="000000"/>
-          <w:left w:space="0" w:sz="6" w:val="single" w:color="000000"/>
-          <w:bottom w:space="0" w:sz="6" w:val="single" w:color="000000"/>
-          <w:right w:space="0" w:sz="6" w:val="single" w:color="000000"/>
-          <w:insideH w:space="0" w:sz="6" w:val="single" w:color="000000"/>
-          <w:insideV w:space="0" w:sz="6" w:val="single" w:color="000000"/>
+          <w:top w:space="0" w:sz="6" w:color="000000" w:val="single"/>
+          <w:left w:space="0" w:sz="6" w:color="000000" w:val="single"/>
+          <w:bottom w:space="0" w:sz="6" w:color="000000" w:val="single"/>
+          <w:right w:space="0" w:sz="6" w:color="000000" w:val="single"/>
+          <w:insideH w:space="0" w:sz="6" w:color="000000" w:val="single"/>
+          <w:insideV w:space="0" w:sz="6" w:color="000000" w:val="single"/>
         </w:tblBorders>
         <w:tblCellMar>
           <w:top w:type="dxa" w:w="57"/>
@@ -3872,13 +3872,13 @@
         </w:trPr>
         <w:tc>
           <w:tcPr>
-            <w:shd w:fill="E8E8E8" w:val="clear" w:color="auto"/>
+            <w:shd w:fill="E8E8E8" w:color="auto" w:val="clear"/>
           </w:tcPr>
           <w:p>
             <w:pPr>
               <w:pStyle w:val="Compact"/>
-              <w:ind w:left="0" w:right="0" w:firstLine="0"/>
-              <w:spacing w:after="40" w:line="240" w:lineRule="auto" w:before="40"/>
+              <w:ind w:firstLine="0" w:left="0" w:right="0"/>
+              <w:spacing w:line="240" w:after="40" w:before="40" w:lineRule="auto"/>
             </w:pPr>
             <w:r>
               <w:rPr>
@@ -3890,13 +3890,13 @@
         </w:tc>
         <w:tc>
           <w:tcPr>
-            <w:shd w:fill="E8E8E8" w:val="clear" w:color="auto"/>
+            <w:shd w:fill="E8E8E8" w:color="auto" w:val="clear"/>
           </w:tcPr>
           <w:p>
             <w:pPr>
               <w:pStyle w:val="Compact"/>
-              <w:ind w:left="0" w:right="0" w:firstLine="0"/>
-              <w:spacing w:after="40" w:line="240" w:lineRule="auto" w:before="40"/>
+              <w:ind w:firstLine="0" w:left="0" w:right="0"/>
+              <w:spacing w:line="240" w:after="40" w:before="40" w:lineRule="auto"/>
             </w:pPr>
             <w:r>
               <w:rPr>
@@ -3908,13 +3908,13 @@
         </w:tc>
         <w:tc>
           <w:tcPr>
-            <w:shd w:fill="E8E8E8" w:val="clear" w:color="auto"/>
+            <w:shd w:fill="E8E8E8" w:color="auto" w:val="clear"/>
           </w:tcPr>
           <w:p>
             <w:pPr>
               <w:pStyle w:val="Compact"/>
-              <w:ind w:left="0" w:right="0" w:firstLine="0"/>
-              <w:spacing w:after="40" w:line="240" w:lineRule="auto" w:before="40"/>
+              <w:ind w:firstLine="0" w:left="0" w:right="0"/>
+              <w:spacing w:line="240" w:after="40" w:before="40" w:lineRule="auto"/>
             </w:pPr>
             <w:r>
               <w:rPr>
@@ -3931,8 +3931,8 @@
           <w:p>
             <w:pPr>
               <w:pStyle w:val="Compact"/>
-              <w:ind w:left="0" w:right="0" w:firstLine="0"/>
-              <w:spacing w:after="40" w:line="240" w:lineRule="auto" w:before="40"/>
+              <w:ind w:firstLine="0" w:left="0" w:right="0"/>
+              <w:spacing w:line="240" w:after="40" w:before="40" w:lineRule="auto"/>
             </w:pPr>
             <w:r>
               <w:t xml:space="preserve">alias</w:t>
@@ -3944,8 +3944,8 @@
           <w:p>
             <w:pPr>
               <w:pStyle w:val="Compact"/>
-              <w:ind w:left="0" w:right="0" w:firstLine="0"/>
-              <w:spacing w:after="40" w:line="240" w:lineRule="auto" w:before="40"/>
+              <w:ind w:firstLine="0" w:left="0" w:right="0"/>
+              <w:spacing w:line="240" w:after="40" w:before="40" w:lineRule="auto"/>
             </w:pPr>
             <w:r>
               <w:t xml:space="preserve">TEXT PK COLLATE NOCASE</w:t>
@@ -3957,8 +3957,8 @@
           <w:p>
             <w:pPr>
               <w:pStyle w:val="Compact"/>
-              <w:ind w:left="0" w:right="0" w:firstLine="0"/>
-              <w:spacing w:after="40" w:line="240" w:lineRule="auto" w:before="40"/>
+              <w:ind w:firstLine="0" w:left="0" w:right="0"/>
+              <w:spacing w:line="240" w:after="40" w:before="40" w:lineRule="auto"/>
             </w:pPr>
             <w:r>
               <w:t xml:space="preserve">Title text that triggers this type</w:t>
@@ -3972,8 +3972,8 @@
           <w:p>
             <w:pPr>
               <w:pStyle w:val="Compact"/>
-              <w:ind w:left="0" w:right="0" w:firstLine="0"/>
-              <w:spacing w:after="40" w:line="240" w:lineRule="auto" w:before="40"/>
+              <w:ind w:firstLine="0" w:left="0" w:right="0"/>
+              <w:spacing w:line="240" w:after="40" w:before="40" w:lineRule="auto"/>
             </w:pPr>
             <w:r>
               <w:t xml:space="preserve">object_type_id</w:t>
@@ -3985,8 +3985,8 @@
           <w:p>
             <w:pPr>
               <w:pStyle w:val="Compact"/>
-              <w:ind w:left="0" w:right="0" w:firstLine="0"/>
-              <w:spacing w:after="40" w:line="240" w:lineRule="auto" w:before="40"/>
+              <w:ind w:firstLine="0" w:left="0" w:right="0"/>
+              <w:spacing w:line="240" w:after="40" w:before="40" w:lineRule="auto"/>
             </w:pPr>
             <w:r>
               <w:t xml:space="preserve">TEXT NOT NULL FK</w:t>
@@ -3998,8 +3998,8 @@
           <w:p>
             <w:pPr>
               <w:pStyle w:val="Compact"/>
-              <w:ind w:left="0" w:right="0" w:firstLine="0"/>
-              <w:spacing w:after="40" w:line="240" w:lineRule="auto" w:before="40"/>
+              <w:ind w:firstLine="0" w:left="0" w:right="0"/>
+              <w:spacing w:line="240" w:after="40" w:before="40" w:lineRule="auto"/>
             </w:pPr>
             <w:r>
               <w:t xml:space="preserve">Object type to assign</w:t>
@@ -4032,12 +4032,12 @@
     </w:p>
     <w:p>
       <w:pPr>
-        <w:spacing w:before="0" w:lineRule="exact" w:after="0" w:line="20"/>
+        <w:spacing w:before="0" w:lineRule="exact" w:line="20" w:after="0"/>
         <w:rPr>
           <w:sz w:val="2"/>
         </w:rPr>
       </w:pPr>
-      <w:bookmarkStart w:id="70595" w:name="csv-tbl-spec-aliases"/>
+      <w:bookmarkStart w:name="csv-tbl-spec-aliases" w:id="70595"/>
       <w:bookmarkEnd w:id="70595"/>
     </w:p>
     <w:p>
@@ -4073,12 +4073,12 @@
         <w:tblW w:type="auto" w:w="0"/>
         <w:tblLook w:firstRow="1" w:lastRow="0" w:firstColumn="0" w:lastColumn="0" w:noHBand="0" w:noVBand="0" w:val="0020"/>
         <w:tblBorders>
-          <w:top w:space="0" w:sz="6" w:val="single" w:color="000000"/>
-          <w:left w:space="0" w:sz="6" w:val="single" w:color="000000"/>
-          <w:bottom w:space="0" w:sz="6" w:val="single" w:color="000000"/>
-          <w:right w:space="0" w:sz="6" w:val="single" w:color="000000"/>
-          <w:insideH w:space="0" w:sz="6" w:val="single" w:color="000000"/>
-          <w:insideV w:space="0" w:sz="6" w:val="single" w:color="000000"/>
+          <w:top w:space="0" w:sz="6" w:color="000000" w:val="single"/>
+          <w:left w:space="0" w:sz="6" w:color="000000" w:val="single"/>
+          <w:bottom w:space="0" w:sz="6" w:color="000000" w:val="single"/>
+          <w:right w:space="0" w:sz="6" w:color="000000" w:val="single"/>
+          <w:insideH w:space="0" w:sz="6" w:color="000000" w:val="single"/>
+          <w:insideV w:space="0" w:sz="6" w:color="000000" w:val="single"/>
         </w:tblBorders>
         <w:tblCellMar>
           <w:top w:type="dxa" w:w="57"/>
@@ -4098,13 +4098,13 @@
         </w:trPr>
         <w:tc>
           <w:tcPr>
-            <w:shd w:fill="E8E8E8" w:val="clear" w:color="auto"/>
+            <w:shd w:fill="E8E8E8" w:color="auto" w:val="clear"/>
           </w:tcPr>
           <w:p>
             <w:pPr>
               <w:pStyle w:val="Compact"/>
-              <w:ind w:left="0" w:right="0" w:firstLine="0"/>
-              <w:spacing w:after="40" w:line="240" w:lineRule="auto" w:before="40"/>
+              <w:ind w:firstLine="0" w:left="0" w:right="0"/>
+              <w:spacing w:line="240" w:after="40" w:before="40" w:lineRule="auto"/>
             </w:pPr>
             <w:r>
               <w:rPr>
@@ -4116,13 +4116,13 @@
         </w:tc>
         <w:tc>
           <w:tcPr>
-            <w:shd w:fill="E8E8E8" w:val="clear" w:color="auto"/>
+            <w:shd w:fill="E8E8E8" w:color="auto" w:val="clear"/>
           </w:tcPr>
           <w:p>
             <w:pPr>
               <w:pStyle w:val="Compact"/>
-              <w:ind w:left="0" w:right="0" w:firstLine="0"/>
-              <w:spacing w:after="40" w:line="240" w:lineRule="auto" w:before="40"/>
+              <w:ind w:firstLine="0" w:left="0" w:right="0"/>
+              <w:spacing w:line="240" w:after="40" w:before="40" w:lineRule="auto"/>
             </w:pPr>
             <w:r>
               <w:rPr>
@@ -4134,13 +4134,13 @@
         </w:tc>
         <w:tc>
           <w:tcPr>
-            <w:shd w:fill="E8E8E8" w:val="clear" w:color="auto"/>
+            <w:shd w:fill="E8E8E8" w:color="auto" w:val="clear"/>
           </w:tcPr>
           <w:p>
             <w:pPr>
               <w:pStyle w:val="Compact"/>
-              <w:ind w:left="0" w:right="0" w:firstLine="0"/>
-              <w:spacing w:after="40" w:line="240" w:lineRule="auto" w:before="40"/>
+              <w:ind w:firstLine="0" w:left="0" w:right="0"/>
+              <w:spacing w:line="240" w:after="40" w:before="40" w:lineRule="auto"/>
             </w:pPr>
             <w:r>
               <w:rPr>
@@ -4157,8 +4157,8 @@
           <w:p>
             <w:pPr>
               <w:pStyle w:val="Compact"/>
-              <w:ind w:left="0" w:right="0" w:firstLine="0"/>
-              <w:spacing w:after="40" w:line="240" w:lineRule="auto" w:before="40"/>
+              <w:ind w:firstLine="0" w:left="0" w:right="0"/>
+              <w:spacing w:line="240" w:after="40" w:before="40" w:lineRule="auto"/>
             </w:pPr>
             <w:r>
               <w:t xml:space="preserve">alias</w:t>
@@ -4170,8 +4170,8 @@
           <w:p>
             <w:pPr>
               <w:pStyle w:val="Compact"/>
-              <w:ind w:left="0" w:right="0" w:firstLine="0"/>
-              <w:spacing w:after="40" w:line="240" w:lineRule="auto" w:before="40"/>
+              <w:ind w:firstLine="0" w:left="0" w:right="0"/>
+              <w:spacing w:line="240" w:after="40" w:before="40" w:lineRule="auto"/>
             </w:pPr>
             <w:r>
               <w:t xml:space="preserve">TEXT PK COLLATE NOCASE</w:t>
@@ -4183,8 +4183,8 @@
           <w:p>
             <w:pPr>
               <w:pStyle w:val="Compact"/>
-              <w:ind w:left="0" w:right="0" w:firstLine="0"/>
-              <w:spacing w:after="40" w:line="240" w:lineRule="auto" w:before="40"/>
+              <w:ind w:firstLine="0" w:left="0" w:right="0"/>
+              <w:spacing w:line="240" w:after="40" w:before="40" w:lineRule="auto"/>
             </w:pPr>
             <w:r>
               <w:t xml:space="preserve">Title text that triggers this type</w:t>
@@ -4198,8 +4198,8 @@
           <w:p>
             <w:pPr>
               <w:pStyle w:val="Compact"/>
-              <w:ind w:left="0" w:right="0" w:firstLine="0"/>
-              <w:spacing w:after="40" w:line="240" w:lineRule="auto" w:before="40"/>
+              <w:ind w:firstLine="0" w:left="0" w:right="0"/>
+              <w:spacing w:line="240" w:after="40" w:before="40" w:lineRule="auto"/>
             </w:pPr>
             <w:r>
               <w:t xml:space="preserve">spec_type_id</w:t>
@@ -4211,8 +4211,8 @@
           <w:p>
             <w:pPr>
               <w:pStyle w:val="Compact"/>
-              <w:ind w:left="0" w:right="0" w:firstLine="0"/>
-              <w:spacing w:after="40" w:line="240" w:lineRule="auto" w:before="40"/>
+              <w:ind w:firstLine="0" w:left="0" w:right="0"/>
+              <w:spacing w:line="240" w:after="40" w:before="40" w:lineRule="auto"/>
             </w:pPr>
             <w:r>
               <w:t xml:space="preserve">TEXT NOT NULL FK</w:t>
@@ -4224,8 +4224,8 @@
           <w:p>
             <w:pPr>
               <w:pStyle w:val="Compact"/>
-              <w:ind w:left="0" w:right="0" w:firstLine="0"/>
-              <w:spacing w:after="40" w:line="240" w:lineRule="auto" w:before="40"/>
+              <w:ind w:firstLine="0" w:left="0" w:right="0"/>
+              <w:spacing w:line="240" w:after="40" w:before="40" w:lineRule="auto"/>
             </w:pPr>
             <w:r>
               <w:t xml:space="preserve">Specification type to assign</w:t>
@@ -4322,12 +4322,12 @@
     </w:p>
     <w:p>
       <w:pPr>
-        <w:spacing w:before="0" w:lineRule="exact" w:after="0" w:line="20"/>
+        <w:spacing w:before="0" w:lineRule="exact" w:line="20" w:after="0"/>
         <w:rPr>
           <w:sz w:val="2"/>
         </w:rPr>
       </w:pPr>
-      <w:bookmarkStart w:id="46247" w:name="csv-tbl-specifications"/>
+      <w:bookmarkStart w:name="csv-tbl-specifications" w:id="46247"/>
       <w:bookmarkEnd w:id="46247"/>
     </w:p>
     <w:p>
@@ -4363,12 +4363,12 @@
         <w:tblW w:type="auto" w:w="0"/>
         <w:tblLook w:firstRow="1" w:lastRow="0" w:firstColumn="0" w:lastColumn="0" w:noHBand="0" w:noVBand="0" w:val="0020"/>
         <w:tblBorders>
-          <w:top w:space="0" w:sz="6" w:val="single" w:color="000000"/>
-          <w:left w:space="0" w:sz="6" w:val="single" w:color="000000"/>
-          <w:bottom w:space="0" w:sz="6" w:val="single" w:color="000000"/>
-          <w:right w:space="0" w:sz="6" w:val="single" w:color="000000"/>
-          <w:insideH w:space="0" w:sz="6" w:val="single" w:color="000000"/>
-          <w:insideV w:space="0" w:sz="6" w:val="single" w:color="000000"/>
+          <w:top w:space="0" w:sz="6" w:color="000000" w:val="single"/>
+          <w:left w:space="0" w:sz="6" w:color="000000" w:val="single"/>
+          <w:bottom w:space="0" w:sz="6" w:color="000000" w:val="single"/>
+          <w:right w:space="0" w:sz="6" w:color="000000" w:val="single"/>
+          <w:insideH w:space="0" w:sz="6" w:color="000000" w:val="single"/>
+          <w:insideV w:space="0" w:sz="6" w:color="000000" w:val="single"/>
         </w:tblBorders>
         <w:tblCellMar>
           <w:top w:type="dxa" w:w="57"/>
@@ -4388,13 +4388,13 @@
         </w:trPr>
         <w:tc>
           <w:tcPr>
-            <w:shd w:fill="E8E8E8" w:val="clear" w:color="auto"/>
+            <w:shd w:fill="E8E8E8" w:color="auto" w:val="clear"/>
           </w:tcPr>
           <w:p>
             <w:pPr>
               <w:pStyle w:val="Compact"/>
-              <w:ind w:left="0" w:right="0" w:firstLine="0"/>
-              <w:spacing w:after="40" w:line="240" w:lineRule="auto" w:before="40"/>
+              <w:ind w:firstLine="0" w:left="0" w:right="0"/>
+              <w:spacing w:line="240" w:after="40" w:before="40" w:lineRule="auto"/>
             </w:pPr>
             <w:r>
               <w:rPr>
@@ -4406,13 +4406,13 @@
         </w:tc>
         <w:tc>
           <w:tcPr>
-            <w:shd w:fill="E8E8E8" w:val="clear" w:color="auto"/>
+            <w:shd w:fill="E8E8E8" w:color="auto" w:val="clear"/>
           </w:tcPr>
           <w:p>
             <w:pPr>
               <w:pStyle w:val="Compact"/>
-              <w:ind w:left="0" w:right="0" w:firstLine="0"/>
-              <w:spacing w:after="40" w:line="240" w:lineRule="auto" w:before="40"/>
+              <w:ind w:firstLine="0" w:left="0" w:right="0"/>
+              <w:spacing w:line="240" w:after="40" w:before="40" w:lineRule="auto"/>
             </w:pPr>
             <w:r>
               <w:rPr>
@@ -4424,13 +4424,13 @@
         </w:tc>
         <w:tc>
           <w:tcPr>
-            <w:shd w:fill="E8E8E8" w:val="clear" w:color="auto"/>
+            <w:shd w:fill="E8E8E8" w:color="auto" w:val="clear"/>
           </w:tcPr>
           <w:p>
             <w:pPr>
               <w:pStyle w:val="Compact"/>
-              <w:ind w:left="0" w:right="0" w:firstLine="0"/>
-              <w:spacing w:after="40" w:line="240" w:lineRule="auto" w:before="40"/>
+              <w:ind w:firstLine="0" w:left="0" w:right="0"/>
+              <w:spacing w:line="240" w:after="40" w:before="40" w:lineRule="auto"/>
             </w:pPr>
             <w:r>
               <w:rPr>
@@ -4447,8 +4447,8 @@
           <w:p>
             <w:pPr>
               <w:pStyle w:val="Compact"/>
-              <w:ind w:left="0" w:right="0" w:firstLine="0"/>
-              <w:spacing w:after="40" w:line="240" w:lineRule="auto" w:before="40"/>
+              <w:ind w:firstLine="0" w:left="0" w:right="0"/>
+              <w:spacing w:line="240" w:after="40" w:before="40" w:lineRule="auto"/>
             </w:pPr>
             <w:r>
               <w:t xml:space="preserve">identifier</w:t>
@@ -4460,8 +4460,8 @@
           <w:p>
             <w:pPr>
               <w:pStyle w:val="Compact"/>
-              <w:ind w:left="0" w:right="0" w:firstLine="0"/>
-              <w:spacing w:after="40" w:line="240" w:lineRule="auto" w:before="40"/>
+              <w:ind w:firstLine="0" w:left="0" w:right="0"/>
+              <w:spacing w:line="240" w:after="40" w:before="40" w:lineRule="auto"/>
             </w:pPr>
             <w:r>
               <w:t xml:space="preserve">TEXT PK</w:t>
@@ -4473,8 +4473,8 @@
           <w:p>
             <w:pPr>
               <w:pStyle w:val="Compact"/>
-              <w:ind w:left="0" w:right="0" w:firstLine="0"/>
-              <w:spacing w:after="40" w:line="240" w:lineRule="auto" w:before="40"/>
+              <w:ind w:firstLine="0" w:left="0" w:right="0"/>
+              <w:spacing w:line="240" w:after="40" w:before="40" w:lineRule="auto"/>
             </w:pPr>
             <w:r>
               <w:t xml:space="preserve">Filename slug (natural key)</w:t>
@@ -4488,8 +4488,8 @@
           <w:p>
             <w:pPr>
               <w:pStyle w:val="Compact"/>
-              <w:ind w:left="0" w:right="0" w:firstLine="0"/>
-              <w:spacing w:after="40" w:line="240" w:lineRule="auto" w:before="40"/>
+              <w:ind w:firstLine="0" w:left="0" w:right="0"/>
+              <w:spacing w:line="240" w:after="40" w:before="40" w:lineRule="auto"/>
             </w:pPr>
             <w:r>
               <w:t xml:space="preserve">root_path</w:t>
@@ -4501,8 +4501,8 @@
           <w:p>
             <w:pPr>
               <w:pStyle w:val="Compact"/>
-              <w:ind w:left="0" w:right="0" w:firstLine="0"/>
-              <w:spacing w:after="40" w:line="240" w:lineRule="auto" w:before="40"/>
+              <w:ind w:firstLine="0" w:left="0" w:right="0"/>
+              <w:spacing w:line="240" w:after="40" w:before="40" w:lineRule="auto"/>
             </w:pPr>
             <w:r>
               <w:t xml:space="preserve">TEXT NOT NULL UNIQUE</w:t>
@@ -4514,8 +4514,8 @@
           <w:p>
             <w:pPr>
               <w:pStyle w:val="Compact"/>
-              <w:ind w:left="0" w:right="0" w:firstLine="0"/>
-              <w:spacing w:after="40" w:line="240" w:lineRule="auto" w:before="40"/>
+              <w:ind w:firstLine="0" w:left="0" w:right="0"/>
+              <w:spacing w:line="240" w:after="40" w:before="40" w:lineRule="auto"/>
             </w:pPr>
             <w:r>
               <w:t xml:space="preserve">Absolute path to root .md file</w:t>
@@ -4529,8 +4529,8 @@
           <w:p>
             <w:pPr>
               <w:pStyle w:val="Compact"/>
-              <w:ind w:left="0" w:right="0" w:firstLine="0"/>
-              <w:spacing w:after="40" w:line="240" w:lineRule="auto" w:before="40"/>
+              <w:ind w:firstLine="0" w:left="0" w:right="0"/>
+              <w:spacing w:line="240" w:after="40" w:before="40" w:lineRule="auto"/>
             </w:pPr>
             <w:r>
               <w:t xml:space="preserve">long_name</w:t>
@@ -4542,8 +4542,8 @@
           <w:p>
             <w:pPr>
               <w:pStyle w:val="Compact"/>
-              <w:ind w:left="0" w:right="0" w:firstLine="0"/>
-              <w:spacing w:after="40" w:line="240" w:lineRule="auto" w:before="40"/>
+              <w:ind w:firstLine="0" w:left="0" w:right="0"/>
+              <w:spacing w:line="240" w:after="40" w:before="40" w:lineRule="auto"/>
             </w:pPr>
             <w:r>
               <w:t xml:space="preserve">TEXT</w:t>
@@ -4555,8 +4555,8 @@
           <w:p>
             <w:pPr>
               <w:pStyle w:val="Compact"/>
-              <w:ind w:left="0" w:right="0" w:firstLine="0"/>
-              <w:spacing w:after="40" w:line="240" w:lineRule="auto" w:before="40"/>
+              <w:ind w:firstLine="0" w:left="0" w:right="0"/>
+              <w:spacing w:line="240" w:after="40" w:before="40" w:lineRule="auto"/>
             </w:pPr>
             <w:r>
               <w:t xml:space="preserve">Document title from H1 header</w:t>
@@ -4570,8 +4570,8 @@
           <w:p>
             <w:pPr>
               <w:pStyle w:val="Compact"/>
-              <w:ind w:left="0" w:right="0" w:firstLine="0"/>
-              <w:spacing w:after="40" w:line="240" w:lineRule="auto" w:before="40"/>
+              <w:ind w:firstLine="0" w:left="0" w:right="0"/>
+              <w:spacing w:line="240" w:after="40" w:before="40" w:lineRule="auto"/>
             </w:pPr>
             <w:r>
               <w:t xml:space="preserve">type_ref</w:t>
@@ -4583,8 +4583,8 @@
           <w:p>
             <w:pPr>
               <w:pStyle w:val="Compact"/>
-              <w:ind w:left="0" w:right="0" w:firstLine="0"/>
-              <w:spacing w:after="40" w:line="240" w:lineRule="auto" w:before="40"/>
+              <w:ind w:firstLine="0" w:left="0" w:right="0"/>
+              <w:spacing w:line="240" w:after="40" w:before="40" w:lineRule="auto"/>
             </w:pPr>
             <w:r>
               <w:t xml:space="preserve">TEXT FK</w:t>
@@ -4596,8 +4596,8 @@
           <w:p>
             <w:pPr>
               <w:pStyle w:val="Compact"/>
-              <w:ind w:left="0" w:right="0" w:firstLine="0"/>
-              <w:spacing w:after="40" w:line="240" w:lineRule="auto" w:before="40"/>
+              <w:ind w:firstLine="0" w:left="0" w:right="0"/>
+              <w:spacing w:line="240" w:after="40" w:before="40" w:lineRule="auto"/>
             </w:pPr>
             <w:r>
               <w:t xml:space="preserve">Specification type</w:t>
@@ -4611,8 +4611,8 @@
           <w:p>
             <w:pPr>
               <w:pStyle w:val="Compact"/>
-              <w:ind w:left="0" w:right="0" w:firstLine="0"/>
-              <w:spacing w:after="40" w:line="240" w:lineRule="auto" w:before="40"/>
+              <w:ind w:firstLine="0" w:left="0" w:right="0"/>
+              <w:spacing w:line="240" w:after="40" w:before="40" w:lineRule="auto"/>
             </w:pPr>
             <w:r>
               <w:t xml:space="preserve">pid</w:t>
@@ -4624,8 +4624,8 @@
           <w:p>
             <w:pPr>
               <w:pStyle w:val="Compact"/>
-              <w:ind w:left="0" w:right="0" w:firstLine="0"/>
-              <w:spacing w:after="40" w:line="240" w:lineRule="auto" w:before="40"/>
+              <w:ind w:firstLine="0" w:left="0" w:right="0"/>
+              <w:spacing w:line="240" w:after="40" w:before="40" w:lineRule="auto"/>
             </w:pPr>
             <w:r>
               <w:t xml:space="preserve">TEXT</w:t>
@@ -4637,8 +4637,8 @@
           <w:p>
             <w:pPr>
               <w:pStyle w:val="Compact"/>
-              <w:ind w:left="0" w:right="0" w:firstLine="0"/>
-              <w:spacing w:after="40" w:line="240" w:lineRule="auto" w:before="40"/>
+              <w:ind w:firstLine="0" w:left="0" w:right="0"/>
+              <w:spacing w:line="240" w:after="40" w:before="40" w:lineRule="auto"/>
             </w:pPr>
             <w:r>
               <w:t xml:space="preserve">Project identifier from @PID syntax</w:t>
@@ -4652,8 +4652,8 @@
           <w:p>
             <w:pPr>
               <w:pStyle w:val="Compact"/>
-              <w:ind w:left="0" w:right="0" w:firstLine="0"/>
-              <w:spacing w:after="40" w:line="240" w:lineRule="auto" w:before="40"/>
+              <w:ind w:firstLine="0" w:left="0" w:right="0"/>
+              <w:spacing w:line="240" w:after="40" w:before="40" w:lineRule="auto"/>
             </w:pPr>
             <w:r>
               <w:t xml:space="preserve">header_ast</w:t>
@@ -4665,8 +4665,8 @@
           <w:p>
             <w:pPr>
               <w:pStyle w:val="Compact"/>
-              <w:ind w:left="0" w:right="0" w:firstLine="0"/>
-              <w:spacing w:after="40" w:line="240" w:lineRule="auto" w:before="40"/>
+              <w:ind w:firstLine="0" w:left="0" w:right="0"/>
+              <w:spacing w:line="240" w:after="40" w:before="40" w:lineRule="auto"/>
             </w:pPr>
             <w:r>
               <w:t xml:space="preserve">JSON</w:t>
@@ -4678,8 +4678,8 @@
           <w:p>
             <w:pPr>
               <w:pStyle w:val="Compact"/>
-              <w:ind w:left="0" w:right="0" w:firstLine="0"/>
-              <w:spacing w:after="40" w:line="240" w:lineRule="auto" w:before="40"/>
+              <w:ind w:firstLine="0" w:left="0" w:right="0"/>
+              <w:spacing w:line="240" w:after="40" w:before="40" w:lineRule="auto"/>
             </w:pPr>
             <w:r>
               <w:t xml:space="preserve">Rendered H1 header as Pandoc AST</w:t>
@@ -4693,8 +4693,8 @@
           <w:p>
             <w:pPr>
               <w:pStyle w:val="Compact"/>
-              <w:ind w:left="0" w:right="0" w:firstLine="0"/>
-              <w:spacing w:after="40" w:line="240" w:lineRule="auto" w:before="40"/>
+              <w:ind w:firstLine="0" w:left="0" w:right="0"/>
+              <w:spacing w:line="240" w:after="40" w:before="40" w:lineRule="auto"/>
             </w:pPr>
             <w:r>
               <w:t xml:space="preserve">body_ast</w:t>
@@ -4706,8 +4706,8 @@
           <w:p>
             <w:pPr>
               <w:pStyle w:val="Compact"/>
-              <w:ind w:left="0" w:right="0" w:firstLine="0"/>
-              <w:spacing w:after="40" w:line="240" w:lineRule="auto" w:before="40"/>
+              <w:ind w:firstLine="0" w:left="0" w:right="0"/>
+              <w:spacing w:line="240" w:after="40" w:before="40" w:lineRule="auto"/>
             </w:pPr>
             <w:r>
               <w:t xml:space="preserve">JSON</w:t>
@@ -4719,8 +4719,8 @@
           <w:p>
             <w:pPr>
               <w:pStyle w:val="Compact"/>
-              <w:ind w:left="0" w:right="0" w:firstLine="0"/>
-              <w:spacing w:after="40" w:line="240" w:lineRule="auto" w:before="40"/>
+              <w:ind w:firstLine="0" w:left="0" w:right="0"/>
+              <w:spacing w:line="240" w:after="40" w:before="40" w:lineRule="auto"/>
             </w:pPr>
             <w:r>
               <w:t xml:space="preserve">Body content between H1 and first H2</w:t>
@@ -4753,12 +4753,12 @@
     </w:p>
     <w:p>
       <w:pPr>
-        <w:spacing w:before="0" w:lineRule="exact" w:after="0" w:line="20"/>
+        <w:spacing w:before="0" w:lineRule="exact" w:line="20" w:after="0"/>
         <w:rPr>
           <w:sz w:val="2"/>
         </w:rPr>
       </w:pPr>
-      <w:bookmarkStart w:id="62591" w:name="csv-tbl-objects"/>
+      <w:bookmarkStart w:name="csv-tbl-objects" w:id="62591"/>
       <w:bookmarkEnd w:id="62591"/>
     </w:p>
     <w:p>
@@ -4794,12 +4794,12 @@
         <w:tblW w:type="auto" w:w="0"/>
         <w:tblLook w:firstRow="1" w:lastRow="0" w:firstColumn="0" w:lastColumn="0" w:noHBand="0" w:noVBand="0" w:val="0020"/>
         <w:tblBorders>
-          <w:top w:space="0" w:sz="6" w:val="single" w:color="000000"/>
-          <w:left w:space="0" w:sz="6" w:val="single" w:color="000000"/>
-          <w:bottom w:space="0" w:sz="6" w:val="single" w:color="000000"/>
-          <w:right w:space="0" w:sz="6" w:val="single" w:color="000000"/>
-          <w:insideH w:space="0" w:sz="6" w:val="single" w:color="000000"/>
-          <w:insideV w:space="0" w:sz="6" w:val="single" w:color="000000"/>
+          <w:top w:space="0" w:sz="6" w:color="000000" w:val="single"/>
+          <w:left w:space="0" w:sz="6" w:color="000000" w:val="single"/>
+          <w:bottom w:space="0" w:sz="6" w:color="000000" w:val="single"/>
+          <w:right w:space="0" w:sz="6" w:color="000000" w:val="single"/>
+          <w:insideH w:space="0" w:sz="6" w:color="000000" w:val="single"/>
+          <w:insideV w:space="0" w:sz="6" w:color="000000" w:val="single"/>
         </w:tblBorders>
         <w:tblCellMar>
           <w:top w:type="dxa" w:w="57"/>
@@ -4819,13 +4819,13 @@
         </w:trPr>
         <w:tc>
           <w:tcPr>
-            <w:shd w:fill="E8E8E8" w:val="clear" w:color="auto"/>
+            <w:shd w:fill="E8E8E8" w:color="auto" w:val="clear"/>
           </w:tcPr>
           <w:p>
             <w:pPr>
               <w:pStyle w:val="Compact"/>
-              <w:ind w:left="0" w:right="0" w:firstLine="0"/>
-              <w:spacing w:after="40" w:line="240" w:lineRule="auto" w:before="40"/>
+              <w:ind w:firstLine="0" w:left="0" w:right="0"/>
+              <w:spacing w:line="240" w:after="40" w:before="40" w:lineRule="auto"/>
             </w:pPr>
             <w:r>
               <w:rPr>
@@ -4837,13 +4837,13 @@
         </w:tc>
         <w:tc>
           <w:tcPr>
-            <w:shd w:fill="E8E8E8" w:val="clear" w:color="auto"/>
+            <w:shd w:fill="E8E8E8" w:color="auto" w:val="clear"/>
           </w:tcPr>
           <w:p>
             <w:pPr>
               <w:pStyle w:val="Compact"/>
-              <w:ind w:left="0" w:right="0" w:firstLine="0"/>
-              <w:spacing w:after="40" w:line="240" w:lineRule="auto" w:before="40"/>
+              <w:ind w:firstLine="0" w:left="0" w:right="0"/>
+              <w:spacing w:line="240" w:after="40" w:before="40" w:lineRule="auto"/>
             </w:pPr>
             <w:r>
               <w:rPr>
@@ -4855,13 +4855,13 @@
         </w:tc>
         <w:tc>
           <w:tcPr>
-            <w:shd w:fill="E8E8E8" w:val="clear" w:color="auto"/>
+            <w:shd w:fill="E8E8E8" w:color="auto" w:val="clear"/>
           </w:tcPr>
           <w:p>
             <w:pPr>
               <w:pStyle w:val="Compact"/>
-              <w:ind w:left="0" w:right="0" w:firstLine="0"/>
-              <w:spacing w:after="40" w:line="240" w:lineRule="auto" w:before="40"/>
+              <w:ind w:firstLine="0" w:left="0" w:right="0"/>
+              <w:spacing w:line="240" w:after="40" w:before="40" w:lineRule="auto"/>
             </w:pPr>
             <w:r>
               <w:rPr>
@@ -4878,8 +4878,8 @@
           <w:p>
             <w:pPr>
               <w:pStyle w:val="Compact"/>
-              <w:ind w:left="0" w:right="0" w:firstLine="0"/>
-              <w:spacing w:after="40" w:line="240" w:lineRule="auto" w:before="40"/>
+              <w:ind w:firstLine="0" w:left="0" w:right="0"/>
+              <w:spacing w:line="240" w:after="40" w:before="40" w:lineRule="auto"/>
             </w:pPr>
             <w:r>
               <w:t xml:space="preserve">id</w:t>
@@ -4891,8 +4891,8 @@
           <w:p>
             <w:pPr>
               <w:pStyle w:val="Compact"/>
-              <w:ind w:left="0" w:right="0" w:firstLine="0"/>
-              <w:spacing w:after="40" w:line="240" w:lineRule="auto" w:before="40"/>
+              <w:ind w:firstLine="0" w:left="0" w:right="0"/>
+              <w:spacing w:line="240" w:after="40" w:before="40" w:lineRule="auto"/>
             </w:pPr>
             <w:r>
               <w:t xml:space="preserve">INTEGER PK</w:t>
@@ -4904,8 +4904,8 @@
           <w:p>
             <w:pPr>
               <w:pStyle w:val="Compact"/>
-              <w:ind w:left="0" w:right="0" w:firstLine="0"/>
-              <w:spacing w:after="40" w:line="240" w:lineRule="auto" w:before="40"/>
+              <w:ind w:firstLine="0" w:left="0" w:right="0"/>
+              <w:spacing w:line="240" w:after="40" w:before="40" w:lineRule="auto"/>
             </w:pPr>
             <w:r>
               <w:t xml:space="preserve">Auto-assigned internal key</w:t>
@@ -4919,8 +4919,8 @@
           <w:p>
             <w:pPr>
               <w:pStyle w:val="Compact"/>
-              <w:ind w:left="0" w:right="0" w:firstLine="0"/>
-              <w:spacing w:after="40" w:line="240" w:lineRule="auto" w:before="40"/>
+              <w:ind w:firstLine="0" w:left="0" w:right="0"/>
+              <w:spacing w:line="240" w:after="40" w:before="40" w:lineRule="auto"/>
             </w:pPr>
             <w:r>
               <w:t xml:space="preserve">content_sha</w:t>
@@ -4932,8 +4932,8 @@
           <w:p>
             <w:pPr>
               <w:pStyle w:val="Compact"/>
-              <w:ind w:left="0" w:right="0" w:firstLine="0"/>
-              <w:spacing w:after="40" w:line="240" w:lineRule="auto" w:before="40"/>
+              <w:ind w:firstLine="0" w:left="0" w:right="0"/>
+              <w:spacing w:line="240" w:after="40" w:before="40" w:lineRule="auto"/>
             </w:pPr>
             <w:r>
               <w:t xml:space="preserve">TEXT</w:t>
@@ -4945,8 +4945,8 @@
           <w:p>
             <w:pPr>
               <w:pStyle w:val="Compact"/>
-              <w:ind w:left="0" w:right="0" w:firstLine="0"/>
-              <w:spacing w:after="40" w:line="240" w:lineRule="auto" w:before="40"/>
+              <w:ind w:firstLine="0" w:left="0" w:right="0"/>
+              <w:spacing w:line="240" w:after="40" w:before="40" w:lineRule="auto"/>
             </w:pPr>
             <w:r>
               <w:t xml:space="preserve">SHA1 checksum for change detection</w:t>
@@ -4960,8 +4960,8 @@
           <w:p>
             <w:pPr>
               <w:pStyle w:val="Compact"/>
-              <w:ind w:left="0" w:right="0" w:firstLine="0"/>
-              <w:spacing w:after="40" w:line="240" w:lineRule="auto" w:before="40"/>
+              <w:ind w:firstLine="0" w:left="0" w:right="0"/>
+              <w:spacing w:line="240" w:after="40" w:before="40" w:lineRule="auto"/>
             </w:pPr>
             <w:r>
               <w:t xml:space="preserve">specification_ref</w:t>
@@ -4973,8 +4973,8 @@
           <w:p>
             <w:pPr>
               <w:pStyle w:val="Compact"/>
-              <w:ind w:left="0" w:right="0" w:firstLine="0"/>
-              <w:spacing w:after="40" w:line="240" w:lineRule="auto" w:before="40"/>
+              <w:ind w:firstLine="0" w:left="0" w:right="0"/>
+              <w:spacing w:line="240" w:after="40" w:before="40" w:lineRule="auto"/>
             </w:pPr>
             <w:r>
               <w:t xml:space="preserve">TEXT NOT NULL FK</w:t>
@@ -4986,8 +4986,8 @@
           <w:p>
             <w:pPr>
               <w:pStyle w:val="Compact"/>
-              <w:ind w:left="0" w:right="0" w:firstLine="0"/>
-              <w:spacing w:after="40" w:line="240" w:lineRule="auto" w:before="40"/>
+              <w:ind w:firstLine="0" w:left="0" w:right="0"/>
+              <w:spacing w:line="240" w:after="40" w:before="40" w:lineRule="auto"/>
             </w:pPr>
             <w:r>
               <w:t xml:space="preserve">Parent specification</w:t>
@@ -5001,8 +5001,8 @@
           <w:p>
             <w:pPr>
               <w:pStyle w:val="Compact"/>
-              <w:ind w:left="0" w:right="0" w:firstLine="0"/>
-              <w:spacing w:after="40" w:line="240" w:lineRule="auto" w:before="40"/>
+              <w:ind w:firstLine="0" w:left="0" w:right="0"/>
+              <w:spacing w:line="240" w:after="40" w:before="40" w:lineRule="auto"/>
             </w:pPr>
             <w:r>
               <w:t xml:space="preserve">type_ref</w:t>
@@ -5014,8 +5014,8 @@
           <w:p>
             <w:pPr>
               <w:pStyle w:val="Compact"/>
-              <w:ind w:left="0" w:right="0" w:firstLine="0"/>
-              <w:spacing w:after="40" w:line="240" w:lineRule="auto" w:before="40"/>
+              <w:ind w:firstLine="0" w:left="0" w:right="0"/>
+              <w:spacing w:line="240" w:after="40" w:before="40" w:lineRule="auto"/>
             </w:pPr>
             <w:r>
               <w:t xml:space="preserve">TEXT NOT NULL FK</w:t>
@@ -5027,8 +5027,8 @@
           <w:p>
             <w:pPr>
               <w:pStyle w:val="Compact"/>
-              <w:ind w:left="0" w:right="0" w:firstLine="0"/>
-              <w:spacing w:after="40" w:line="240" w:lineRule="auto" w:before="40"/>
+              <w:ind w:firstLine="0" w:left="0" w:right="0"/>
+              <w:spacing w:line="240" w:after="40" w:before="40" w:lineRule="auto"/>
             </w:pPr>
             <w:r>
               <w:t xml:space="preserve">Object type</w:t>
@@ -5042,8 +5042,8 @@
           <w:p>
             <w:pPr>
               <w:pStyle w:val="Compact"/>
-              <w:ind w:left="0" w:right="0" w:firstLine="0"/>
-              <w:spacing w:after="40" w:line="240" w:lineRule="auto" w:before="40"/>
+              <w:ind w:firstLine="0" w:left="0" w:right="0"/>
+              <w:spacing w:line="240" w:after="40" w:before="40" w:lineRule="auto"/>
             </w:pPr>
             <w:r>
               <w:t xml:space="preserve">from_file</w:t>
@@ -5055,8 +5055,8 @@
           <w:p>
             <w:pPr>
               <w:pStyle w:val="Compact"/>
-              <w:ind w:left="0" w:right="0" w:firstLine="0"/>
-              <w:spacing w:after="40" w:line="240" w:lineRule="auto" w:before="40"/>
+              <w:ind w:firstLine="0" w:left="0" w:right="0"/>
+              <w:spacing w:line="240" w:after="40" w:before="40" w:lineRule="auto"/>
             </w:pPr>
             <w:r>
               <w:t xml:space="preserve">TEXT NOT NULL</w:t>
@@ -5068,8 +5068,8 @@
           <w:p>
             <w:pPr>
               <w:pStyle w:val="Compact"/>
-              <w:ind w:left="0" w:right="0" w:firstLine="0"/>
-              <w:spacing w:after="40" w:line="240" w:lineRule="auto" w:before="40"/>
+              <w:ind w:firstLine="0" w:left="0" w:right="0"/>
+              <w:spacing w:line="240" w:after="40" w:before="40" w:lineRule="auto"/>
             </w:pPr>
             <w:r>
               <w:t xml:space="preserve">Source file path</w:t>
@@ -5083,8 +5083,8 @@
           <w:p>
             <w:pPr>
               <w:pStyle w:val="Compact"/>
-              <w:ind w:left="0" w:right="0" w:firstLine="0"/>
-              <w:spacing w:after="40" w:line="240" w:lineRule="auto" w:before="40"/>
+              <w:ind w:firstLine="0" w:left="0" w:right="0"/>
+              <w:spacing w:line="240" w:after="40" w:before="40" w:lineRule="auto"/>
             </w:pPr>
             <w:r>
               <w:t xml:space="preserve">file_seq</w:t>
@@ -5096,8 +5096,8 @@
           <w:p>
             <w:pPr>
               <w:pStyle w:val="Compact"/>
-              <w:ind w:left="0" w:right="0" w:firstLine="0"/>
-              <w:spacing w:after="40" w:line="240" w:lineRule="auto" w:before="40"/>
+              <w:ind w:firstLine="0" w:left="0" w:right="0"/>
+              <w:spacing w:line="240" w:after="40" w:before="40" w:lineRule="auto"/>
             </w:pPr>
             <w:r>
               <w:t xml:space="preserve">INTEGER NOT NULL</w:t>
@@ -5109,8 +5109,8 @@
           <w:p>
             <w:pPr>
               <w:pStyle w:val="Compact"/>
-              <w:ind w:left="0" w:right="0" w:firstLine="0"/>
-              <w:spacing w:after="40" w:line="240" w:lineRule="auto" w:before="40"/>
+              <w:ind w:firstLine="0" w:left="0" w:right="0"/>
+              <w:spacing w:line="240" w:after="40" w:before="40" w:lineRule="auto"/>
             </w:pPr>
             <w:r>
               <w:t xml:space="preserve">Sequence within file (0-indexed)</w:t>
@@ -5124,8 +5124,8 @@
           <w:p>
             <w:pPr>
               <w:pStyle w:val="Compact"/>
-              <w:ind w:left="0" w:right="0" w:firstLine="0"/>
-              <w:spacing w:after="40" w:line="240" w:lineRule="auto" w:before="40"/>
+              <w:ind w:firstLine="0" w:left="0" w:right="0"/>
+              <w:spacing w:line="240" w:after="40" w:before="40" w:lineRule="auto"/>
             </w:pPr>
             <w:r>
               <w:t xml:space="preserve">pid</w:t>
@@ -5137,8 +5137,8 @@
           <w:p>
             <w:pPr>
               <w:pStyle w:val="Compact"/>
-              <w:ind w:left="0" w:right="0" w:firstLine="0"/>
-              <w:spacing w:after="40" w:line="240" w:lineRule="auto" w:before="40"/>
+              <w:ind w:firstLine="0" w:left="0" w:right="0"/>
+              <w:spacing w:line="240" w:after="40" w:before="40" w:lineRule="auto"/>
             </w:pPr>
             <w:r>
               <w:t xml:space="preserve">TEXT</w:t>
@@ -5150,8 +5150,8 @@
           <w:p>
             <w:pPr>
               <w:pStyle w:val="Compact"/>
-              <w:ind w:left="0" w:right="0" w:firstLine="0"/>
-              <w:spacing w:after="40" w:line="240" w:lineRule="auto" w:before="40"/>
+              <w:ind w:firstLine="0" w:left="0" w:right="0"/>
+              <w:spacing w:line="240" w:after="40" w:before="40" w:lineRule="auto"/>
             </w:pPr>
             <w:r>
               <w:t xml:space="preserve">Project identifier</w:t>
@@ -5165,8 +5165,8 @@
           <w:p>
             <w:pPr>
               <w:pStyle w:val="Compact"/>
-              <w:ind w:left="0" w:right="0" w:firstLine="0"/>
-              <w:spacing w:after="40" w:line="240" w:lineRule="auto" w:before="40"/>
+              <w:ind w:firstLine="0" w:left="0" w:right="0"/>
+              <w:spacing w:line="240" w:after="40" w:before="40" w:lineRule="auto"/>
             </w:pPr>
             <w:r>
               <w:t xml:space="preserve">pid_prefix</w:t>
@@ -5178,8 +5178,8 @@
           <w:p>
             <w:pPr>
               <w:pStyle w:val="Compact"/>
-              <w:ind w:left="0" w:right="0" w:firstLine="0"/>
-              <w:spacing w:after="40" w:line="240" w:lineRule="auto" w:before="40"/>
+              <w:ind w:firstLine="0" w:left="0" w:right="0"/>
+              <w:spacing w:line="240" w:after="40" w:before="40" w:lineRule="auto"/>
             </w:pPr>
             <w:r>
               <w:t xml:space="preserve">TEXT</w:t>
@@ -5191,8 +5191,8 @@
           <w:p>
             <w:pPr>
               <w:pStyle w:val="Compact"/>
-              <w:ind w:left="0" w:right="0" w:firstLine="0"/>
-              <w:spacing w:after="40" w:line="240" w:lineRule="auto" w:before="40"/>
+              <w:ind w:firstLine="0" w:left="0" w:right="0"/>
+              <w:spacing w:line="240" w:after="40" w:before="40" w:lineRule="auto"/>
             </w:pPr>
             <w:r>
               <w:t xml:space="preserve">Extracted PID prefix</w:t>
@@ -5206,8 +5206,8 @@
           <w:p>
             <w:pPr>
               <w:pStyle w:val="Compact"/>
-              <w:ind w:left="0" w:right="0" w:firstLine="0"/>
-              <w:spacing w:after="40" w:line="240" w:lineRule="auto" w:before="40"/>
+              <w:ind w:firstLine="0" w:left="0" w:right="0"/>
+              <w:spacing w:line="240" w:after="40" w:before="40" w:lineRule="auto"/>
             </w:pPr>
             <w:r>
               <w:t xml:space="preserve">pid_sequence</w:t>
@@ -5219,8 +5219,8 @@
           <w:p>
             <w:pPr>
               <w:pStyle w:val="Compact"/>
-              <w:ind w:left="0" w:right="0" w:firstLine="0"/>
-              <w:spacing w:after="40" w:line="240" w:lineRule="auto" w:before="40"/>
+              <w:ind w:firstLine="0" w:left="0" w:right="0"/>
+              <w:spacing w:line="240" w:after="40" w:before="40" w:lineRule="auto"/>
             </w:pPr>
             <w:r>
               <w:t xml:space="preserve">INTEGER</w:t>
@@ -5232,8 +5232,8 @@
           <w:p>
             <w:pPr>
               <w:pStyle w:val="Compact"/>
-              <w:ind w:left="0" w:right="0" w:firstLine="0"/>
-              <w:spacing w:after="40" w:line="240" w:lineRule="auto" w:before="40"/>
+              <w:ind w:firstLine="0" w:left="0" w:right="0"/>
+              <w:spacing w:line="240" w:after="40" w:before="40" w:lineRule="auto"/>
             </w:pPr>
             <w:r>
               <w:t xml:space="preserve">Extracted PID sequence number</w:t>
@@ -5247,8 +5247,8 @@
           <w:p>
             <w:pPr>
               <w:pStyle w:val="Compact"/>
-              <w:ind w:left="0" w:right="0" w:firstLine="0"/>
-              <w:spacing w:after="40" w:line="240" w:lineRule="auto" w:before="40"/>
+              <w:ind w:firstLine="0" w:left="0" w:right="0"/>
+              <w:spacing w:line="240" w:after="40" w:before="40" w:lineRule="auto"/>
             </w:pPr>
             <w:r>
               <w:t xml:space="preserve">pid_auto_generated</w:t>
@@ -5260,8 +5260,8 @@
           <w:p>
             <w:pPr>
               <w:pStyle w:val="Compact"/>
-              <w:ind w:left="0" w:right="0" w:firstLine="0"/>
-              <w:spacing w:after="40" w:line="240" w:lineRule="auto" w:before="40"/>
+              <w:ind w:firstLine="0" w:left="0" w:right="0"/>
+              <w:spacing w:line="240" w:after="40" w:before="40" w:lineRule="auto"/>
             </w:pPr>
             <w:r>
               <w:t xml:space="preserve">INTEGER DEFAULT 0</w:t>
@@ -5273,8 +5273,8 @@
           <w:p>
             <w:pPr>
               <w:pStyle w:val="Compact"/>
-              <w:ind w:left="0" w:right="0" w:firstLine="0"/>
-              <w:spacing w:after="40" w:line="240" w:lineRule="auto" w:before="40"/>
+              <w:ind w:firstLine="0" w:left="0" w:right="0"/>
+              <w:spacing w:line="240" w:after="40" w:before="40" w:lineRule="auto"/>
             </w:pPr>
             <w:r>
               <w:t xml:space="preserve">1 = PID was auto-generated</w:t>
@@ -5288,8 +5288,8 @@
           <w:p>
             <w:pPr>
               <w:pStyle w:val="Compact"/>
-              <w:ind w:left="0" w:right="0" w:firstLine="0"/>
-              <w:spacing w:after="40" w:line="240" w:lineRule="auto" w:before="40"/>
+              <w:ind w:firstLine="0" w:left="0" w:right="0"/>
+              <w:spacing w:line="240" w:after="40" w:before="40" w:lineRule="auto"/>
             </w:pPr>
             <w:r>
               <w:t xml:space="preserve">title_text</w:t>
@@ -5301,8 +5301,8 @@
           <w:p>
             <w:pPr>
               <w:pStyle w:val="Compact"/>
-              <w:ind w:left="0" w:right="0" w:firstLine="0"/>
-              <w:spacing w:after="40" w:line="240" w:lineRule="auto" w:before="40"/>
+              <w:ind w:firstLine="0" w:left="0" w:right="0"/>
+              <w:spacing w:line="240" w:after="40" w:before="40" w:lineRule="auto"/>
             </w:pPr>
             <w:r>
               <w:t xml:space="preserve">TEXT NOT NULL</w:t>
@@ -5314,8 +5314,8 @@
           <w:p>
             <w:pPr>
               <w:pStyle w:val="Compact"/>
-              <w:ind w:left="0" w:right="0" w:firstLine="0"/>
-              <w:spacing w:after="40" w:line="240" w:lineRule="auto" w:before="40"/>
+              <w:ind w:firstLine="0" w:left="0" w:right="0"/>
+              <w:spacing w:line="240" w:after="40" w:before="40" w:lineRule="auto"/>
             </w:pPr>
             <w:r>
               <w:t xml:space="preserve">Plain-text title</w:t>
@@ -5329,8 +5329,8 @@
           <w:p>
             <w:pPr>
               <w:pStyle w:val="Compact"/>
-              <w:ind w:left="0" w:right="0" w:firstLine="0"/>
-              <w:spacing w:after="40" w:line="240" w:lineRule="auto" w:before="40"/>
+              <w:ind w:firstLine="0" w:left="0" w:right="0"/>
+              <w:spacing w:line="240" w:after="40" w:before="40" w:lineRule="auto"/>
             </w:pPr>
             <w:r>
               <w:t xml:space="preserve">label</w:t>
@@ -5342,8 +5342,8 @@
           <w:p>
             <w:pPr>
               <w:pStyle w:val="Compact"/>
-              <w:ind w:left="0" w:right="0" w:firstLine="0"/>
-              <w:spacing w:after="40" w:line="240" w:lineRule="auto" w:before="40"/>
+              <w:ind w:firstLine="0" w:left="0" w:right="0"/>
+              <w:spacing w:line="240" w:after="40" w:before="40" w:lineRule="auto"/>
             </w:pPr>
             <w:r>
               <w:t xml:space="preserve">TEXT</w:t>
@@ -5355,8 +5355,8 @@
           <w:p>
             <w:pPr>
               <w:pStyle w:val="Compact"/>
-              <w:ind w:left="0" w:right="0" w:firstLine="0"/>
-              <w:spacing w:after="40" w:line="240" w:lineRule="auto" w:before="40"/>
+              <w:ind w:firstLine="0" w:left="0" w:right="0"/>
+              <w:spacing w:line="240" w:after="40" w:before="40" w:lineRule="auto"/>
             </w:pPr>
             <w:r>
               <w:t xml:space="preserve">Unified label for # resolution</w:t>
@@ -5370,8 +5370,8 @@
           <w:p>
             <w:pPr>
               <w:pStyle w:val="Compact"/>
-              <w:ind w:left="0" w:right="0" w:firstLine="0"/>
-              <w:spacing w:after="40" w:line="240" w:lineRule="auto" w:before="40"/>
+              <w:ind w:firstLine="0" w:left="0" w:right="0"/>
+              <w:spacing w:line="240" w:after="40" w:before="40" w:lineRule="auto"/>
             </w:pPr>
             <w:r>
               <w:t xml:space="preserve">level</w:t>
@@ -5383,8 +5383,8 @@
           <w:p>
             <w:pPr>
               <w:pStyle w:val="Compact"/>
-              <w:ind w:left="0" w:right="0" w:firstLine="0"/>
-              <w:spacing w:after="40" w:line="240" w:lineRule="auto" w:before="40"/>
+              <w:ind w:firstLine="0" w:left="0" w:right="0"/>
+              <w:spacing w:line="240" w:after="40" w:before="40" w:lineRule="auto"/>
             </w:pPr>
             <w:r>
               <w:t xml:space="preserve">INTEGER</w:t>
@@ -5396,8 +5396,8 @@
           <w:p>
             <w:pPr>
               <w:pStyle w:val="Compact"/>
-              <w:ind w:left="0" w:right="0" w:firstLine="0"/>
-              <w:spacing w:after="40" w:line="240" w:lineRule="auto" w:before="40"/>
+              <w:ind w:firstLine="0" w:left="0" w:right="0"/>
+              <w:spacing w:line="240" w:after="40" w:before="40" w:lineRule="auto"/>
             </w:pPr>
             <w:r>
               <w:t xml:space="preserve">Heading level (2--6)</w:t>
@@ -5411,8 +5411,8 @@
           <w:p>
             <w:pPr>
               <w:pStyle w:val="Compact"/>
-              <w:ind w:left="0" w:right="0" w:firstLine="0"/>
-              <w:spacing w:after="40" w:line="240" w:lineRule="auto" w:before="40"/>
+              <w:ind w:firstLine="0" w:left="0" w:right="0"/>
+              <w:spacing w:line="240" w:after="40" w:before="40" w:lineRule="auto"/>
             </w:pPr>
             <w:r>
               <w:t xml:space="preserve">start_line</w:t>
@@ -5424,8 +5424,8 @@
           <w:p>
             <w:pPr>
               <w:pStyle w:val="Compact"/>
-              <w:ind w:left="0" w:right="0" w:firstLine="0"/>
-              <w:spacing w:after="40" w:line="240" w:lineRule="auto" w:before="40"/>
+              <w:ind w:firstLine="0" w:left="0" w:right="0"/>
+              <w:spacing w:line="240" w:after="40" w:before="40" w:lineRule="auto"/>
             </w:pPr>
             <w:r>
               <w:t xml:space="preserve">INTEGER</w:t>
@@ -5437,8 +5437,8 @@
           <w:p>
             <w:pPr>
               <w:pStyle w:val="Compact"/>
-              <w:ind w:left="0" w:right="0" w:firstLine="0"/>
-              <w:spacing w:after="40" w:line="240" w:lineRule="auto" w:before="40"/>
+              <w:ind w:firstLine="0" w:left="0" w:right="0"/>
+              <w:spacing w:line="240" w:after="40" w:before="40" w:lineRule="auto"/>
             </w:pPr>
             <w:r>
               <w:t xml:space="preserve">Start line in source (1-indexed)</w:t>
@@ -5452,8 +5452,8 @@
           <w:p>
             <w:pPr>
               <w:pStyle w:val="Compact"/>
-              <w:ind w:left="0" w:right="0" w:firstLine="0"/>
-              <w:spacing w:after="40" w:line="240" w:lineRule="auto" w:before="40"/>
+              <w:ind w:firstLine="0" w:left="0" w:right="0"/>
+              <w:spacing w:line="240" w:after="40" w:before="40" w:lineRule="auto"/>
             </w:pPr>
             <w:r>
               <w:t xml:space="preserve">end_line</w:t>
@@ -5465,8 +5465,8 @@
           <w:p>
             <w:pPr>
               <w:pStyle w:val="Compact"/>
-              <w:ind w:left="0" w:right="0" w:firstLine="0"/>
-              <w:spacing w:after="40" w:line="240" w:lineRule="auto" w:before="40"/>
+              <w:ind w:firstLine="0" w:left="0" w:right="0"/>
+              <w:spacing w:line="240" w:after="40" w:before="40" w:lineRule="auto"/>
             </w:pPr>
             <w:r>
               <w:t xml:space="preserve">INTEGER</w:t>
@@ -5478,8 +5478,8 @@
           <w:p>
             <w:pPr>
               <w:pStyle w:val="Compact"/>
-              <w:ind w:left="0" w:right="0" w:firstLine="0"/>
-              <w:spacing w:after="40" w:line="240" w:lineRule="auto" w:before="40"/>
+              <w:ind w:firstLine="0" w:left="0" w:right="0"/>
+              <w:spacing w:line="240" w:after="40" w:before="40" w:lineRule="auto"/>
             </w:pPr>
             <w:r>
               <w:t xml:space="preserve">End line in source</w:t>
@@ -5493,8 +5493,8 @@
           <w:p>
             <w:pPr>
               <w:pStyle w:val="Compact"/>
-              <w:ind w:left="0" w:right="0" w:firstLine="0"/>
-              <w:spacing w:after="40" w:line="240" w:lineRule="auto" w:before="40"/>
+              <w:ind w:firstLine="0" w:left="0" w:right="0"/>
+              <w:spacing w:line="240" w:after="40" w:before="40" w:lineRule="auto"/>
             </w:pPr>
             <w:r>
               <w:t xml:space="preserve">ast</w:t>
@@ -5506,8 +5506,8 @@
           <w:p>
             <w:pPr>
               <w:pStyle w:val="Compact"/>
-              <w:ind w:left="0" w:right="0" w:firstLine="0"/>
-              <w:spacing w:after="40" w:line="240" w:lineRule="auto" w:before="40"/>
+              <w:ind w:firstLine="0" w:left="0" w:right="0"/>
+              <w:spacing w:line="240" w:after="40" w:before="40" w:lineRule="auto"/>
             </w:pPr>
             <w:r>
               <w:t xml:space="preserve">JSON</w:t>
@@ -5519,8 +5519,8 @@
           <w:p>
             <w:pPr>
               <w:pStyle w:val="Compact"/>
-              <w:ind w:left="0" w:right="0" w:firstLine="0"/>
-              <w:spacing w:after="40" w:line="240" w:lineRule="auto" w:before="40"/>
+              <w:ind w:firstLine="0" w:left="0" w:right="0"/>
+              <w:spacing w:line="240" w:after="40" w:before="40" w:lineRule="auto"/>
             </w:pPr>
             <w:r>
               <w:t xml:space="preserve">Body as Pandoc AST</w:t>
@@ -5603,12 +5603,12 @@
     </w:p>
     <w:p>
       <w:pPr>
-        <w:spacing w:before="0" w:lineRule="exact" w:after="0" w:line="20"/>
+        <w:spacing w:before="0" w:lineRule="exact" w:line="20" w:after="0"/>
         <w:rPr>
           <w:sz w:val="2"/>
         </w:rPr>
       </w:pPr>
-      <w:bookmarkStart w:id="59214" w:name="csv-tbl-floats"/>
+      <w:bookmarkStart w:name="csv-tbl-floats" w:id="59214"/>
       <w:bookmarkEnd w:id="59214"/>
     </w:p>
     <w:p>
@@ -5644,12 +5644,12 @@
         <w:tblW w:type="auto" w:w="0"/>
         <w:tblLook w:firstRow="1" w:lastRow="0" w:firstColumn="0" w:lastColumn="0" w:noHBand="0" w:noVBand="0" w:val="0020"/>
         <w:tblBorders>
-          <w:top w:space="0" w:sz="6" w:val="single" w:color="000000"/>
-          <w:left w:space="0" w:sz="6" w:val="single" w:color="000000"/>
-          <w:bottom w:space="0" w:sz="6" w:val="single" w:color="000000"/>
-          <w:right w:space="0" w:sz="6" w:val="single" w:color="000000"/>
-          <w:insideH w:space="0" w:sz="6" w:val="single" w:color="000000"/>
-          <w:insideV w:space="0" w:sz="6" w:val="single" w:color="000000"/>
+          <w:top w:space="0" w:sz="6" w:color="000000" w:val="single"/>
+          <w:left w:space="0" w:sz="6" w:color="000000" w:val="single"/>
+          <w:bottom w:space="0" w:sz="6" w:color="000000" w:val="single"/>
+          <w:right w:space="0" w:sz="6" w:color="000000" w:val="single"/>
+          <w:insideH w:space="0" w:sz="6" w:color="000000" w:val="single"/>
+          <w:insideV w:space="0" w:sz="6" w:color="000000" w:val="single"/>
         </w:tblBorders>
         <w:tblCellMar>
           <w:top w:type="dxa" w:w="57"/>
@@ -5669,13 +5669,13 @@
         </w:trPr>
         <w:tc>
           <w:tcPr>
-            <w:shd w:fill="E8E8E8" w:val="clear" w:color="auto"/>
+            <w:shd w:fill="E8E8E8" w:color="auto" w:val="clear"/>
           </w:tcPr>
           <w:p>
             <w:pPr>
               <w:pStyle w:val="Compact"/>
-              <w:ind w:left="0" w:right="0" w:firstLine="0"/>
-              <w:spacing w:after="40" w:line="240" w:lineRule="auto" w:before="40"/>
+              <w:ind w:firstLine="0" w:left="0" w:right="0"/>
+              <w:spacing w:line="240" w:after="40" w:before="40" w:lineRule="auto"/>
             </w:pPr>
             <w:r>
               <w:rPr>
@@ -5687,13 +5687,13 @@
         </w:tc>
         <w:tc>
           <w:tcPr>
-            <w:shd w:fill="E8E8E8" w:val="clear" w:color="auto"/>
+            <w:shd w:fill="E8E8E8" w:color="auto" w:val="clear"/>
           </w:tcPr>
           <w:p>
             <w:pPr>
               <w:pStyle w:val="Compact"/>
-              <w:ind w:left="0" w:right="0" w:firstLine="0"/>
-              <w:spacing w:after="40" w:line="240" w:lineRule="auto" w:before="40"/>
+              <w:ind w:firstLine="0" w:left="0" w:right="0"/>
+              <w:spacing w:line="240" w:after="40" w:before="40" w:lineRule="auto"/>
             </w:pPr>
             <w:r>
               <w:rPr>
@@ -5705,13 +5705,13 @@
         </w:tc>
         <w:tc>
           <w:tcPr>
-            <w:shd w:fill="E8E8E8" w:val="clear" w:color="auto"/>
+            <w:shd w:fill="E8E8E8" w:color="auto" w:val="clear"/>
           </w:tcPr>
           <w:p>
             <w:pPr>
               <w:pStyle w:val="Compact"/>
-              <w:ind w:left="0" w:right="0" w:firstLine="0"/>
-              <w:spacing w:after="40" w:line="240" w:lineRule="auto" w:before="40"/>
+              <w:ind w:firstLine="0" w:left="0" w:right="0"/>
+              <w:spacing w:line="240" w:after="40" w:before="40" w:lineRule="auto"/>
             </w:pPr>
             <w:r>
               <w:rPr>
@@ -5728,8 +5728,8 @@
           <w:p>
             <w:pPr>
               <w:pStyle w:val="Compact"/>
-              <w:ind w:left="0" w:right="0" w:firstLine="0"/>
-              <w:spacing w:after="40" w:line="240" w:lineRule="auto" w:before="40"/>
+              <w:ind w:firstLine="0" w:left="0" w:right="0"/>
+              <w:spacing w:line="240" w:after="40" w:before="40" w:lineRule="auto"/>
             </w:pPr>
             <w:r>
               <w:t xml:space="preserve">id</w:t>
@@ -5741,8 +5741,8 @@
           <w:p>
             <w:pPr>
               <w:pStyle w:val="Compact"/>
-              <w:ind w:left="0" w:right="0" w:firstLine="0"/>
-              <w:spacing w:after="40" w:line="240" w:lineRule="auto" w:before="40"/>
+              <w:ind w:firstLine="0" w:left="0" w:right="0"/>
+              <w:spacing w:line="240" w:after="40" w:before="40" w:lineRule="auto"/>
             </w:pPr>
             <w:r>
               <w:t xml:space="preserve">INTEGER PK</w:t>
@@ -5754,8 +5754,8 @@
           <w:p>
             <w:pPr>
               <w:pStyle w:val="Compact"/>
-              <w:ind w:left="0" w:right="0" w:firstLine="0"/>
-              <w:spacing w:after="40" w:line="240" w:lineRule="auto" w:before="40"/>
+              <w:ind w:firstLine="0" w:left="0" w:right="0"/>
+              <w:spacing w:line="240" w:after="40" w:before="40" w:lineRule="auto"/>
             </w:pPr>
             <w:r>
               <w:t xml:space="preserve">Auto-assigned internal key</w:t>
@@ -5769,8 +5769,8 @@
           <w:p>
             <w:pPr>
               <w:pStyle w:val="Compact"/>
-              <w:ind w:left="0" w:right="0" w:firstLine="0"/>
-              <w:spacing w:after="40" w:line="240" w:lineRule="auto" w:before="40"/>
+              <w:ind w:firstLine="0" w:left="0" w:right="0"/>
+              <w:spacing w:line="240" w:after="40" w:before="40" w:lineRule="auto"/>
             </w:pPr>
             <w:r>
               <w:t xml:space="preserve">content_sha</w:t>
@@ -5782,8 +5782,8 @@
           <w:p>
             <w:pPr>
               <w:pStyle w:val="Compact"/>
-              <w:ind w:left="0" w:right="0" w:firstLine="0"/>
-              <w:spacing w:after="40" w:line="240" w:lineRule="auto" w:before="40"/>
+              <w:ind w:firstLine="0" w:left="0" w:right="0"/>
+              <w:spacing w:line="240" w:after="40" w:before="40" w:lineRule="auto"/>
             </w:pPr>
             <w:r>
               <w:t xml:space="preserve">TEXT</w:t>
@@ -5795,8 +5795,8 @@
           <w:p>
             <w:pPr>
               <w:pStyle w:val="Compact"/>
-              <w:ind w:left="0" w:right="0" w:firstLine="0"/>
-              <w:spacing w:after="40" w:line="240" w:lineRule="auto" w:before="40"/>
+              <w:ind w:firstLine="0" w:left="0" w:right="0"/>
+              <w:spacing w:line="240" w:after="40" w:before="40" w:lineRule="auto"/>
             </w:pPr>
             <w:r>
               <w:t xml:space="preserve">SHA1 checksum for change detection</w:t>
@@ -5810,8 +5810,8 @@
           <w:p>
             <w:pPr>
               <w:pStyle w:val="Compact"/>
-              <w:ind w:left="0" w:right="0" w:firstLine="0"/>
-              <w:spacing w:after="40" w:line="240" w:lineRule="auto" w:before="40"/>
+              <w:ind w:firstLine="0" w:left="0" w:right="0"/>
+              <w:spacing w:line="240" w:after="40" w:before="40" w:lineRule="auto"/>
             </w:pPr>
             <w:r>
               <w:t xml:space="preserve">specification_ref</w:t>
@@ -5823,8 +5823,8 @@
           <w:p>
             <w:pPr>
               <w:pStyle w:val="Compact"/>
-              <w:ind w:left="0" w:right="0" w:firstLine="0"/>
-              <w:spacing w:after="40" w:line="240" w:lineRule="auto" w:before="40"/>
+              <w:ind w:firstLine="0" w:left="0" w:right="0"/>
+              <w:spacing w:line="240" w:after="40" w:before="40" w:lineRule="auto"/>
             </w:pPr>
             <w:r>
               <w:t xml:space="preserve">TEXT NOT NULL FK</w:t>
@@ -5836,8 +5836,8 @@
           <w:p>
             <w:pPr>
               <w:pStyle w:val="Compact"/>
-              <w:ind w:left="0" w:right="0" w:firstLine="0"/>
-              <w:spacing w:after="40" w:line="240" w:lineRule="auto" w:before="40"/>
+              <w:ind w:firstLine="0" w:left="0" w:right="0"/>
+              <w:spacing w:line="240" w:after="40" w:before="40" w:lineRule="auto"/>
             </w:pPr>
             <w:r>
               <w:t xml:space="preserve">Parent specification</w:t>
@@ -5851,8 +5851,8 @@
           <w:p>
             <w:pPr>
               <w:pStyle w:val="Compact"/>
-              <w:ind w:left="0" w:right="0" w:firstLine="0"/>
-              <w:spacing w:after="40" w:line="240" w:lineRule="auto" w:before="40"/>
+              <w:ind w:firstLine="0" w:left="0" w:right="0"/>
+              <w:spacing w:line="240" w:after="40" w:before="40" w:lineRule="auto"/>
             </w:pPr>
             <w:r>
               <w:t xml:space="preserve">type_ref</w:t>
@@ -5864,8 +5864,8 @@
           <w:p>
             <w:pPr>
               <w:pStyle w:val="Compact"/>
-              <w:ind w:left="0" w:right="0" w:firstLine="0"/>
-              <w:spacing w:after="40" w:line="240" w:lineRule="auto" w:before="40"/>
+              <w:ind w:firstLine="0" w:left="0" w:right="0"/>
+              <w:spacing w:line="240" w:after="40" w:before="40" w:lineRule="auto"/>
             </w:pPr>
             <w:r>
               <w:t xml:space="preserve">TEXT NOT NULL FK</w:t>
@@ -5877,8 +5877,8 @@
           <w:p>
             <w:pPr>
               <w:pStyle w:val="Compact"/>
-              <w:ind w:left="0" w:right="0" w:firstLine="0"/>
-              <w:spacing w:after="40" w:line="240" w:lineRule="auto" w:before="40"/>
+              <w:ind w:firstLine="0" w:left="0" w:right="0"/>
+              <w:spacing w:line="240" w:after="40" w:before="40" w:lineRule="auto"/>
             </w:pPr>
             <w:r>
               <w:t xml:space="preserve">Float type</w:t>
@@ -5892,8 +5892,8 @@
           <w:p>
             <w:pPr>
               <w:pStyle w:val="Compact"/>
-              <w:ind w:left="0" w:right="0" w:firstLine="0"/>
-              <w:spacing w:after="40" w:line="240" w:lineRule="auto" w:before="40"/>
+              <w:ind w:firstLine="0" w:left="0" w:right="0"/>
+              <w:spacing w:line="240" w:after="40" w:before="40" w:lineRule="auto"/>
             </w:pPr>
             <w:r>
               <w:t xml:space="preserve">from_file</w:t>
@@ -5905,8 +5905,8 @@
           <w:p>
             <w:pPr>
               <w:pStyle w:val="Compact"/>
-              <w:ind w:left="0" w:right="0" w:firstLine="0"/>
-              <w:spacing w:after="40" w:line="240" w:lineRule="auto" w:before="40"/>
+              <w:ind w:firstLine="0" w:left="0" w:right="0"/>
+              <w:spacing w:line="240" w:after="40" w:before="40" w:lineRule="auto"/>
             </w:pPr>
             <w:r>
               <w:t xml:space="preserve">TEXT NOT NULL</w:t>
@@ -5918,8 +5918,8 @@
           <w:p>
             <w:pPr>
               <w:pStyle w:val="Compact"/>
-              <w:ind w:left="0" w:right="0" w:firstLine="0"/>
-              <w:spacing w:after="40" w:line="240" w:lineRule="auto" w:before="40"/>
+              <w:ind w:firstLine="0" w:left="0" w:right="0"/>
+              <w:spacing w:line="240" w:after="40" w:before="40" w:lineRule="auto"/>
             </w:pPr>
             <w:r>
               <w:t xml:space="preserve">Source file path</w:t>
@@ -5933,8 +5933,8 @@
           <w:p>
             <w:pPr>
               <w:pStyle w:val="Compact"/>
-              <w:ind w:left="0" w:right="0" w:firstLine="0"/>
-              <w:spacing w:after="40" w:line="240" w:lineRule="auto" w:before="40"/>
+              <w:ind w:firstLine="0" w:left="0" w:right="0"/>
+              <w:spacing w:line="240" w:after="40" w:before="40" w:lineRule="auto"/>
             </w:pPr>
             <w:r>
               <w:t xml:space="preserve">file_seq</w:t>
@@ -5946,8 +5946,8 @@
           <w:p>
             <w:pPr>
               <w:pStyle w:val="Compact"/>
-              <w:ind w:left="0" w:right="0" w:firstLine="0"/>
-              <w:spacing w:after="40" w:line="240" w:lineRule="auto" w:before="40"/>
+              <w:ind w:firstLine="0" w:left="0" w:right="0"/>
+              <w:spacing w:line="240" w:after="40" w:before="40" w:lineRule="auto"/>
             </w:pPr>
             <w:r>
               <w:t xml:space="preserve">INTEGER NOT NULL</w:t>
@@ -5959,8 +5959,8 @@
           <w:p>
             <w:pPr>
               <w:pStyle w:val="Compact"/>
-              <w:ind w:left="0" w:right="0" w:firstLine="0"/>
-              <w:spacing w:after="40" w:line="240" w:lineRule="auto" w:before="40"/>
+              <w:ind w:firstLine="0" w:left="0" w:right="0"/>
+              <w:spacing w:line="240" w:after="40" w:before="40" w:lineRule="auto"/>
             </w:pPr>
             <w:r>
               <w:t xml:space="preserve">Sequence within file</w:t>
@@ -5974,8 +5974,8 @@
           <w:p>
             <w:pPr>
               <w:pStyle w:val="Compact"/>
-              <w:ind w:left="0" w:right="0" w:firstLine="0"/>
-              <w:spacing w:after="40" w:line="240" w:lineRule="auto" w:before="40"/>
+              <w:ind w:firstLine="0" w:left="0" w:right="0"/>
+              <w:spacing w:line="240" w:after="40" w:before="40" w:lineRule="auto"/>
             </w:pPr>
             <w:r>
               <w:t xml:space="preserve">start_line</w:t>
@@ -5987,8 +5987,8 @@
           <w:p>
             <w:pPr>
               <w:pStyle w:val="Compact"/>
-              <w:ind w:left="0" w:right="0" w:firstLine="0"/>
-              <w:spacing w:after="40" w:line="240" w:lineRule="auto" w:before="40"/>
+              <w:ind w:firstLine="0" w:left="0" w:right="0"/>
+              <w:spacing w:line="240" w:after="40" w:before="40" w:lineRule="auto"/>
             </w:pPr>
             <w:r>
               <w:t xml:space="preserve">INTEGER</w:t>
@@ -6000,8 +6000,8 @@
           <w:p>
             <w:pPr>
               <w:pStyle w:val="Compact"/>
-              <w:ind w:left="0" w:right="0" w:firstLine="0"/>
-              <w:spacing w:after="40" w:line="240" w:lineRule="auto" w:before="40"/>
+              <w:ind w:firstLine="0" w:left="0" w:right="0"/>
+              <w:spacing w:line="240" w:after="40" w:before="40" w:lineRule="auto"/>
             </w:pPr>
             <w:r>
               <w:t xml:space="preserve">Start line in source</w:t>
@@ -6015,8 +6015,8 @@
           <w:p>
             <w:pPr>
               <w:pStyle w:val="Compact"/>
-              <w:ind w:left="0" w:right="0" w:firstLine="0"/>
-              <w:spacing w:after="40" w:line="240" w:lineRule="auto" w:before="40"/>
+              <w:ind w:firstLine="0" w:left="0" w:right="0"/>
+              <w:spacing w:line="240" w:after="40" w:before="40" w:lineRule="auto"/>
             </w:pPr>
             <w:r>
               <w:t xml:space="preserve">label</w:t>
@@ -6028,8 +6028,8 @@
           <w:p>
             <w:pPr>
               <w:pStyle w:val="Compact"/>
-              <w:ind w:left="0" w:right="0" w:firstLine="0"/>
-              <w:spacing w:after="40" w:line="240" w:lineRule="auto" w:before="40"/>
+              <w:ind w:firstLine="0" w:left="0" w:right="0"/>
+              <w:spacing w:line="240" w:after="40" w:before="40" w:lineRule="auto"/>
             </w:pPr>
             <w:r>
               <w:t xml:space="preserve">TEXT NOT NULL</w:t>
@@ -6041,8 +6041,8 @@
           <w:p>
             <w:pPr>
               <w:pStyle w:val="Compact"/>
-              <w:ind w:left="0" w:right="0" w:firstLine="0"/>
-              <w:spacing w:after="40" w:line="240" w:lineRule="auto" w:before="40"/>
+              <w:ind w:firstLine="0" w:left="0" w:right="0"/>
+              <w:spacing w:line="240" w:after="40" w:before="40" w:lineRule="auto"/>
             </w:pPr>
             <w:r>
               <w:t xml:space="preserve">Cross-reference label</w:t>
@@ -6056,8 +6056,8 @@
           <w:p>
             <w:pPr>
               <w:pStyle w:val="Compact"/>
-              <w:ind w:left="0" w:right="0" w:firstLine="0"/>
-              <w:spacing w:after="40" w:line="240" w:lineRule="auto" w:before="40"/>
+              <w:ind w:firstLine="0" w:left="0" w:right="0"/>
+              <w:spacing w:line="240" w:after="40" w:before="40" w:lineRule="auto"/>
             </w:pPr>
             <w:r>
               <w:t xml:space="preserve">number</w:t>
@@ -6069,8 +6069,8 @@
           <w:p>
             <w:pPr>
               <w:pStyle w:val="Compact"/>
-              <w:ind w:left="0" w:right="0" w:firstLine="0"/>
-              <w:spacing w:after="40" w:line="240" w:lineRule="auto" w:before="40"/>
+              <w:ind w:firstLine="0" w:left="0" w:right="0"/>
+              <w:spacing w:line="240" w:after="40" w:before="40" w:lineRule="auto"/>
             </w:pPr>
             <w:r>
               <w:t xml:space="preserve">INTEGER</w:t>
@@ -6082,8 +6082,8 @@
           <w:p>
             <w:pPr>
               <w:pStyle w:val="Compact"/>
-              <w:ind w:left="0" w:right="0" w:firstLine="0"/>
-              <w:spacing w:after="40" w:line="240" w:lineRule="auto" w:before="40"/>
+              <w:ind w:firstLine="0" w:left="0" w:right="0"/>
+              <w:spacing w:line="240" w:after="40" w:before="40" w:lineRule="auto"/>
             </w:pPr>
             <w:r>
               <w:t xml:space="preserve">Auto-assigned number within counter group</w:t>
@@ -6097,8 +6097,8 @@
           <w:p>
             <w:pPr>
               <w:pStyle w:val="Compact"/>
-              <w:ind w:left="0" w:right="0" w:firstLine="0"/>
-              <w:spacing w:after="40" w:line="240" w:lineRule="auto" w:before="40"/>
+              <w:ind w:firstLine="0" w:left="0" w:right="0"/>
+              <w:spacing w:line="240" w:after="40" w:before="40" w:lineRule="auto"/>
             </w:pPr>
             <w:r>
               <w:t xml:space="preserve">caption</w:t>
@@ -6110,8 +6110,8 @@
           <w:p>
             <w:pPr>
               <w:pStyle w:val="Compact"/>
-              <w:ind w:left="0" w:right="0" w:firstLine="0"/>
-              <w:spacing w:after="40" w:line="240" w:lineRule="auto" w:before="40"/>
+              <w:ind w:firstLine="0" w:left="0" w:right="0"/>
+              <w:spacing w:line="240" w:after="40" w:before="40" w:lineRule="auto"/>
             </w:pPr>
             <w:r>
               <w:t xml:space="preserve">TEXT</w:t>
@@ -6123,8 +6123,8 @@
           <w:p>
             <w:pPr>
               <w:pStyle w:val="Compact"/>
-              <w:ind w:left="0" w:right="0" w:firstLine="0"/>
-              <w:spacing w:after="40" w:line="240" w:lineRule="auto" w:before="40"/>
+              <w:ind w:firstLine="0" w:left="0" w:right="0"/>
+              <w:spacing w:line="240" w:after="40" w:before="40" w:lineRule="auto"/>
             </w:pPr>
             <w:r>
               <w:t xml:space="preserve">Caption text</w:t>
@@ -6138,8 +6138,8 @@
           <w:p>
             <w:pPr>
               <w:pStyle w:val="Compact"/>
-              <w:ind w:left="0" w:right="0" w:firstLine="0"/>
-              <w:spacing w:after="40" w:line="240" w:lineRule="auto" w:before="40"/>
+              <w:ind w:firstLine="0" w:left="0" w:right="0"/>
+              <w:spacing w:line="240" w:after="40" w:before="40" w:lineRule="auto"/>
             </w:pPr>
             <w:r>
               <w:t xml:space="preserve">pandoc_attributes</w:t>
@@ -6151,8 +6151,8 @@
           <w:p>
             <w:pPr>
               <w:pStyle w:val="Compact"/>
-              <w:ind w:left="0" w:right="0" w:firstLine="0"/>
-              <w:spacing w:after="40" w:line="240" w:lineRule="auto" w:before="40"/>
+              <w:ind w:firstLine="0" w:left="0" w:right="0"/>
+              <w:spacing w:line="240" w:after="40" w:before="40" w:lineRule="auto"/>
             </w:pPr>
             <w:r>
               <w:t xml:space="preserve">JSON</w:t>
@@ -6164,8 +6164,8 @@
           <w:p>
             <w:pPr>
               <w:pStyle w:val="Compact"/>
-              <w:ind w:left="0" w:right="0" w:firstLine="0"/>
-              <w:spacing w:after="40" w:line="240" w:lineRule="auto" w:before="40"/>
+              <w:ind w:firstLine="0" w:left="0" w:right="0"/>
+              <w:spacing w:line="240" w:after="40" w:before="40" w:lineRule="auto"/>
             </w:pPr>
             <w:r>
               <w:t xml:space="preserve">Parsed attributes from code block</w:t>
@@ -6179,8 +6179,8 @@
           <w:p>
             <w:pPr>
               <w:pStyle w:val="Compact"/>
-              <w:ind w:left="0" w:right="0" w:firstLine="0"/>
-              <w:spacing w:after="40" w:line="240" w:lineRule="auto" w:before="40"/>
+              <w:ind w:firstLine="0" w:left="0" w:right="0"/>
+              <w:spacing w:line="240" w:after="40" w:before="40" w:lineRule="auto"/>
             </w:pPr>
             <w:r>
               <w:t xml:space="preserve">raw_content</w:t>
@@ -6192,8 +6192,8 @@
           <w:p>
             <w:pPr>
               <w:pStyle w:val="Compact"/>
-              <w:ind w:left="0" w:right="0" w:firstLine="0"/>
-              <w:spacing w:after="40" w:line="240" w:lineRule="auto" w:before="40"/>
+              <w:ind w:firstLine="0" w:left="0" w:right="0"/>
+              <w:spacing w:line="240" w:after="40" w:before="40" w:lineRule="auto"/>
             </w:pPr>
             <w:r>
               <w:t xml:space="preserve">TEXT</w:t>
@@ -6205,8 +6205,8 @@
           <w:p>
             <w:pPr>
               <w:pStyle w:val="Compact"/>
-              <w:ind w:left="0" w:right="0" w:firstLine="0"/>
-              <w:spacing w:after="40" w:line="240" w:lineRule="auto" w:before="40"/>
+              <w:ind w:firstLine="0" w:left="0" w:right="0"/>
+              <w:spacing w:line="240" w:after="40" w:before="40" w:lineRule="auto"/>
             </w:pPr>
             <w:r>
               <w:t xml:space="preserve">Original raw content</w:t>
@@ -6220,8 +6220,8 @@
           <w:p>
             <w:pPr>
               <w:pStyle w:val="Compact"/>
-              <w:ind w:left="0" w:right="0" w:firstLine="0"/>
-              <w:spacing w:after="40" w:line="240" w:lineRule="auto" w:before="40"/>
+              <w:ind w:firstLine="0" w:left="0" w:right="0"/>
+              <w:spacing w:line="240" w:after="40" w:before="40" w:lineRule="auto"/>
             </w:pPr>
             <w:r>
               <w:t xml:space="preserve">raw_ast</w:t>
@@ -6233,8 +6233,8 @@
           <w:p>
             <w:pPr>
               <w:pStyle w:val="Compact"/>
-              <w:ind w:left="0" w:right="0" w:firstLine="0"/>
-              <w:spacing w:after="40" w:line="240" w:lineRule="auto" w:before="40"/>
+              <w:ind w:firstLine="0" w:left="0" w:right="0"/>
+              <w:spacing w:line="240" w:after="40" w:before="40" w:lineRule="auto"/>
             </w:pPr>
             <w:r>
               <w:t xml:space="preserve">JSON</w:t>
@@ -6246,8 +6246,8 @@
           <w:p>
             <w:pPr>
               <w:pStyle w:val="Compact"/>
-              <w:ind w:left="0" w:right="0" w:firstLine="0"/>
-              <w:spacing w:after="40" w:line="240" w:lineRule="auto" w:before="40"/>
+              <w:ind w:firstLine="0" w:left="0" w:right="0"/>
+              <w:spacing w:line="240" w:after="40" w:before="40" w:lineRule="auto"/>
             </w:pPr>
             <w:r>
               <w:t xml:space="preserve">Original Pandoc AST</w:t>
@@ -6261,8 +6261,8 @@
           <w:p>
             <w:pPr>
               <w:pStyle w:val="Compact"/>
-              <w:ind w:left="0" w:right="0" w:firstLine="0"/>
-              <w:spacing w:after="40" w:line="240" w:lineRule="auto" w:before="40"/>
+              <w:ind w:firstLine="0" w:left="0" w:right="0"/>
+              <w:spacing w:line="240" w:after="40" w:before="40" w:lineRule="auto"/>
             </w:pPr>
             <w:r>
               <w:t xml:space="preserve">resolved_ast</w:t>
@@ -6274,8 +6274,8 @@
           <w:p>
             <w:pPr>
               <w:pStyle w:val="Compact"/>
-              <w:ind w:left="0" w:right="0" w:firstLine="0"/>
-              <w:spacing w:after="40" w:line="240" w:lineRule="auto" w:before="40"/>
+              <w:ind w:firstLine="0" w:left="0" w:right="0"/>
+              <w:spacing w:line="240" w:after="40" w:before="40" w:lineRule="auto"/>
             </w:pPr>
             <w:r>
               <w:t xml:space="preserve">JSON</w:t>
@@ -6287,8 +6287,8 @@
           <w:p>
             <w:pPr>
               <w:pStyle w:val="Compact"/>
-              <w:ind w:left="0" w:right="0" w:firstLine="0"/>
-              <w:spacing w:after="40" w:line="240" w:lineRule="auto" w:before="40"/>
+              <w:ind w:firstLine="0" w:left="0" w:right="0"/>
+              <w:spacing w:line="240" w:after="40" w:before="40" w:lineRule="auto"/>
             </w:pPr>
             <w:r>
               <w:t xml:space="preserve">Processed AST after rendering</w:t>
@@ -6302,8 +6302,8 @@
           <w:p>
             <w:pPr>
               <w:pStyle w:val="Compact"/>
-              <w:ind w:left="0" w:right="0" w:firstLine="0"/>
-              <w:spacing w:after="40" w:line="240" w:lineRule="auto" w:before="40"/>
+              <w:ind w:firstLine="0" w:left="0" w:right="0"/>
+              <w:spacing w:line="240" w:after="40" w:before="40" w:lineRule="auto"/>
             </w:pPr>
             <w:r>
               <w:t xml:space="preserve">parent_object_id</w:t>
@@ -6315,8 +6315,8 @@
           <w:p>
             <w:pPr>
               <w:pStyle w:val="Compact"/>
-              <w:ind w:left="0" w:right="0" w:firstLine="0"/>
-              <w:spacing w:after="40" w:line="240" w:lineRule="auto" w:before="40"/>
+              <w:ind w:firstLine="0" w:left="0" w:right="0"/>
+              <w:spacing w:line="240" w:after="40" w:before="40" w:lineRule="auto"/>
             </w:pPr>
             <w:r>
               <w:t xml:space="preserve">INTEGER FK</w:t>
@@ -6328,8 +6328,8 @@
           <w:p>
             <w:pPr>
               <w:pStyle w:val="Compact"/>
-              <w:ind w:left="0" w:right="0" w:firstLine="0"/>
-              <w:spacing w:after="40" w:line="240" w:lineRule="auto" w:before="40"/>
+              <w:ind w:firstLine="0" w:left="0" w:right="0"/>
+              <w:spacing w:line="240" w:after="40" w:before="40" w:lineRule="auto"/>
             </w:pPr>
             <w:r>
               <w:t xml:space="preserve">Containing spec object</w:t>
@@ -6343,8 +6343,8 @@
           <w:p>
             <w:pPr>
               <w:pStyle w:val="Compact"/>
-              <w:ind w:left="0" w:right="0" w:firstLine="0"/>
-              <w:spacing w:after="40" w:line="240" w:lineRule="auto" w:before="40"/>
+              <w:ind w:firstLine="0" w:left="0" w:right="0"/>
+              <w:spacing w:line="240" w:after="40" w:before="40" w:lineRule="auto"/>
             </w:pPr>
             <w:r>
               <w:t xml:space="preserve">anchor</w:t>
@@ -6356,8 +6356,8 @@
           <w:p>
             <w:pPr>
               <w:pStyle w:val="Compact"/>
-              <w:ind w:left="0" w:right="0" w:firstLine="0"/>
-              <w:spacing w:after="40" w:line="240" w:lineRule="auto" w:before="40"/>
+              <w:ind w:firstLine="0" w:left="0" w:right="0"/>
+              <w:spacing w:line="240" w:after="40" w:before="40" w:lineRule="auto"/>
             </w:pPr>
             <w:r>
               <w:t xml:space="preserve">TEXT</w:t>
@@ -6369,8 +6369,8 @@
           <w:p>
             <w:pPr>
               <w:pStyle w:val="Compact"/>
-              <w:ind w:left="0" w:right="0" w:firstLine="0"/>
-              <w:spacing w:after="40" w:line="240" w:lineRule="auto" w:before="40"/>
+              <w:ind w:firstLine="0" w:left="0" w:right="0"/>
+              <w:spacing w:line="240" w:after="40" w:before="40" w:lineRule="auto"/>
             </w:pPr>
             <w:r>
               <w:t xml:space="preserve">HTML anchor for linking</w:t>
@@ -6384,8 +6384,8 @@
           <w:p>
             <w:pPr>
               <w:pStyle w:val="Compact"/>
-              <w:ind w:left="0" w:right="0" w:firstLine="0"/>
-              <w:spacing w:after="40" w:line="240" w:lineRule="auto" w:before="40"/>
+              <w:ind w:firstLine="0" w:left="0" w:right="0"/>
+              <w:spacing w:line="240" w:after="40" w:before="40" w:lineRule="auto"/>
             </w:pPr>
             <w:r>
               <w:t xml:space="preserve">syntax_key</w:t>
@@ -6397,8 +6397,8 @@
           <w:p>
             <w:pPr>
               <w:pStyle w:val="Compact"/>
-              <w:ind w:left="0" w:right="0" w:firstLine="0"/>
-              <w:spacing w:after="40" w:line="240" w:lineRule="auto" w:before="40"/>
+              <w:ind w:firstLine="0" w:left="0" w:right="0"/>
+              <w:spacing w:line="240" w:after="40" w:before="40" w:lineRule="auto"/>
             </w:pPr>
             <w:r>
               <w:t xml:space="preserve">TEXT</w:t>
@@ -6410,8 +6410,8 @@
           <w:p>
             <w:pPr>
               <w:pStyle w:val="Compact"/>
-              <w:ind w:left="0" w:right="0" w:firstLine="0"/>
-              <w:spacing w:after="40" w:line="240" w:lineRule="auto" w:before="40"/>
+              <w:ind w:firstLine="0" w:left="0" w:right="0"/>
+              <w:spacing w:line="240" w:after="40" w:before="40" w:lineRule="auto"/>
             </w:pPr>
             <w:r>
               <w:t xml:space="preserve">Original syntax from code block</w:t>
@@ -6474,12 +6474,12 @@
     </w:p>
     <w:p>
       <w:pPr>
-        <w:spacing w:before="0" w:lineRule="exact" w:after="0" w:line="20"/>
+        <w:spacing w:before="0" w:lineRule="exact" w:line="20" w:after="0"/>
         <w:rPr>
           <w:sz w:val="2"/>
         </w:rPr>
       </w:pPr>
-      <w:bookmarkStart w:id="66242" w:name="csv-tbl-relations"/>
+      <w:bookmarkStart w:name="csv-tbl-relations" w:id="66242"/>
       <w:bookmarkEnd w:id="66242"/>
     </w:p>
     <w:p>
@@ -6515,12 +6515,12 @@
         <w:tblW w:type="auto" w:w="0"/>
         <w:tblLook w:firstRow="1" w:lastRow="0" w:firstColumn="0" w:lastColumn="0" w:noHBand="0" w:noVBand="0" w:val="0020"/>
         <w:tblBorders>
-          <w:top w:space="0" w:sz="6" w:val="single" w:color="000000"/>
-          <w:left w:space="0" w:sz="6" w:val="single" w:color="000000"/>
-          <w:bottom w:space="0" w:sz="6" w:val="single" w:color="000000"/>
-          <w:right w:space="0" w:sz="6" w:val="single" w:color="000000"/>
-          <w:insideH w:space="0" w:sz="6" w:val="single" w:color="000000"/>
-          <w:insideV w:space="0" w:sz="6" w:val="single" w:color="000000"/>
+          <w:top w:space="0" w:sz="6" w:color="000000" w:val="single"/>
+          <w:left w:space="0" w:sz="6" w:color="000000" w:val="single"/>
+          <w:bottom w:space="0" w:sz="6" w:color="000000" w:val="single"/>
+          <w:right w:space="0" w:sz="6" w:color="000000" w:val="single"/>
+          <w:insideH w:space="0" w:sz="6" w:color="000000" w:val="single"/>
+          <w:insideV w:space="0" w:sz="6" w:color="000000" w:val="single"/>
         </w:tblBorders>
         <w:tblCellMar>
           <w:top w:type="dxa" w:w="57"/>
@@ -6540,13 +6540,13 @@
         </w:trPr>
         <w:tc>
           <w:tcPr>
-            <w:shd w:fill="E8E8E8" w:val="clear" w:color="auto"/>
+            <w:shd w:fill="E8E8E8" w:color="auto" w:val="clear"/>
           </w:tcPr>
           <w:p>
             <w:pPr>
               <w:pStyle w:val="Compact"/>
-              <w:ind w:left="0" w:right="0" w:firstLine="0"/>
-              <w:spacing w:after="40" w:line="240" w:lineRule="auto" w:before="40"/>
+              <w:ind w:firstLine="0" w:left="0" w:right="0"/>
+              <w:spacing w:line="240" w:after="40" w:before="40" w:lineRule="auto"/>
             </w:pPr>
             <w:r>
               <w:rPr>
@@ -6558,13 +6558,13 @@
         </w:tc>
         <w:tc>
           <w:tcPr>
-            <w:shd w:fill="E8E8E8" w:val="clear" w:color="auto"/>
+            <w:shd w:fill="E8E8E8" w:color="auto" w:val="clear"/>
           </w:tcPr>
           <w:p>
             <w:pPr>
               <w:pStyle w:val="Compact"/>
-              <w:ind w:left="0" w:right="0" w:firstLine="0"/>
-              <w:spacing w:after="40" w:line="240" w:lineRule="auto" w:before="40"/>
+              <w:ind w:firstLine="0" w:left="0" w:right="0"/>
+              <w:spacing w:line="240" w:after="40" w:before="40" w:lineRule="auto"/>
             </w:pPr>
             <w:r>
               <w:rPr>
@@ -6576,13 +6576,13 @@
         </w:tc>
         <w:tc>
           <w:tcPr>
-            <w:shd w:fill="E8E8E8" w:val="clear" w:color="auto"/>
+            <w:shd w:fill="E8E8E8" w:color="auto" w:val="clear"/>
           </w:tcPr>
           <w:p>
             <w:pPr>
               <w:pStyle w:val="Compact"/>
-              <w:ind w:left="0" w:right="0" w:firstLine="0"/>
-              <w:spacing w:after="40" w:line="240" w:lineRule="auto" w:before="40"/>
+              <w:ind w:firstLine="0" w:left="0" w:right="0"/>
+              <w:spacing w:line="240" w:after="40" w:before="40" w:lineRule="auto"/>
             </w:pPr>
             <w:r>
               <w:rPr>
@@ -6599,8 +6599,8 @@
           <w:p>
             <w:pPr>
               <w:pStyle w:val="Compact"/>
-              <w:ind w:left="0" w:right="0" w:firstLine="0"/>
-              <w:spacing w:after="40" w:line="240" w:lineRule="auto" w:before="40"/>
+              <w:ind w:firstLine="0" w:left="0" w:right="0"/>
+              <w:spacing w:line="240" w:after="40" w:before="40" w:lineRule="auto"/>
             </w:pPr>
             <w:r>
               <w:t xml:space="preserve">id</w:t>
@@ -6612,8 +6612,8 @@
           <w:p>
             <w:pPr>
               <w:pStyle w:val="Compact"/>
-              <w:ind w:left="0" w:right="0" w:firstLine="0"/>
-              <w:spacing w:after="40" w:line="240" w:lineRule="auto" w:before="40"/>
+              <w:ind w:firstLine="0" w:left="0" w:right="0"/>
+              <w:spacing w:line="240" w:after="40" w:before="40" w:lineRule="auto"/>
             </w:pPr>
             <w:r>
               <w:t xml:space="preserve">INTEGER PK</w:t>
@@ -6625,8 +6625,8 @@
           <w:p>
             <w:pPr>
               <w:pStyle w:val="Compact"/>
-              <w:ind w:left="0" w:right="0" w:firstLine="0"/>
-              <w:spacing w:after="40" w:line="240" w:lineRule="auto" w:before="40"/>
+              <w:ind w:firstLine="0" w:left="0" w:right="0"/>
+              <w:spacing w:line="240" w:after="40" w:before="40" w:lineRule="auto"/>
             </w:pPr>
             <w:r>
               <w:t xml:space="preserve">Auto-assigned internal key</w:t>
@@ -6640,8 +6640,8 @@
           <w:p>
             <w:pPr>
               <w:pStyle w:val="Compact"/>
-              <w:ind w:left="0" w:right="0" w:firstLine="0"/>
-              <w:spacing w:after="40" w:line="240" w:lineRule="auto" w:before="40"/>
+              <w:ind w:firstLine="0" w:left="0" w:right="0"/>
+              <w:spacing w:line="240" w:after="40" w:before="40" w:lineRule="auto"/>
             </w:pPr>
             <w:r>
               <w:t xml:space="preserve">content_sha</w:t>
@@ -6653,8 +6653,8 @@
           <w:p>
             <w:pPr>
               <w:pStyle w:val="Compact"/>
-              <w:ind w:left="0" w:right="0" w:firstLine="0"/>
-              <w:spacing w:after="40" w:line="240" w:lineRule="auto" w:before="40"/>
+              <w:ind w:firstLine="0" w:left="0" w:right="0"/>
+              <w:spacing w:line="240" w:after="40" w:before="40" w:lineRule="auto"/>
             </w:pPr>
             <w:r>
               <w:t xml:space="preserve">TEXT</w:t>
@@ -6666,8 +6666,8 @@
           <w:p>
             <w:pPr>
               <w:pStyle w:val="Compact"/>
-              <w:ind w:left="0" w:right="0" w:firstLine="0"/>
-              <w:spacing w:after="40" w:line="240" w:lineRule="auto" w:before="40"/>
+              <w:ind w:firstLine="0" w:left="0" w:right="0"/>
+              <w:spacing w:line="240" w:after="40" w:before="40" w:lineRule="auto"/>
             </w:pPr>
             <w:r>
               <w:t xml:space="preserve">SHA1 checksum for change detection</w:t>
@@ -6681,8 +6681,8 @@
           <w:p>
             <w:pPr>
               <w:pStyle w:val="Compact"/>
-              <w:ind w:left="0" w:right="0" w:firstLine="0"/>
-              <w:spacing w:after="40" w:line="240" w:lineRule="auto" w:before="40"/>
+              <w:ind w:firstLine="0" w:left="0" w:right="0"/>
+              <w:spacing w:line="240" w:after="40" w:before="40" w:lineRule="auto"/>
             </w:pPr>
             <w:r>
               <w:t xml:space="preserve">specification_ref</w:t>
@@ -6694,8 +6694,8 @@
           <w:p>
             <w:pPr>
               <w:pStyle w:val="Compact"/>
-              <w:ind w:left="0" w:right="0" w:firstLine="0"/>
-              <w:spacing w:after="40" w:line="240" w:lineRule="auto" w:before="40"/>
+              <w:ind w:firstLine="0" w:left="0" w:right="0"/>
+              <w:spacing w:line="240" w:after="40" w:before="40" w:lineRule="auto"/>
             </w:pPr>
             <w:r>
               <w:t xml:space="preserve">TEXT NOT NULL FK</w:t>
@@ -6707,8 +6707,8 @@
           <w:p>
             <w:pPr>
               <w:pStyle w:val="Compact"/>
-              <w:ind w:left="0" w:right="0" w:firstLine="0"/>
-              <w:spacing w:after="40" w:line="240" w:lineRule="auto" w:before="40"/>
+              <w:ind w:firstLine="0" w:left="0" w:right="0"/>
+              <w:spacing w:line="240" w:after="40" w:before="40" w:lineRule="auto"/>
             </w:pPr>
             <w:r>
               <w:t xml:space="preserve">Parent specification</w:t>
@@ -6722,8 +6722,8 @@
           <w:p>
             <w:pPr>
               <w:pStyle w:val="Compact"/>
-              <w:ind w:left="0" w:right="0" w:firstLine="0"/>
-              <w:spacing w:after="40" w:line="240" w:lineRule="auto" w:before="40"/>
+              <w:ind w:firstLine="0" w:left="0" w:right="0"/>
+              <w:spacing w:line="240" w:after="40" w:before="40" w:lineRule="auto"/>
             </w:pPr>
             <w:r>
               <w:t xml:space="preserve">source_object_id</w:t>
@@ -6735,8 +6735,8 @@
           <w:p>
             <w:pPr>
               <w:pStyle w:val="Compact"/>
-              <w:ind w:left="0" w:right="0" w:firstLine="0"/>
-              <w:spacing w:after="40" w:line="240" w:lineRule="auto" w:before="40"/>
+              <w:ind w:firstLine="0" w:left="0" w:right="0"/>
+              <w:spacing w:line="240" w:after="40" w:before="40" w:lineRule="auto"/>
             </w:pPr>
             <w:r>
               <w:t xml:space="preserve">INTEGER NOT NULL FK</w:t>
@@ -6748,8 +6748,8 @@
           <w:p>
             <w:pPr>
               <w:pStyle w:val="Compact"/>
-              <w:ind w:left="0" w:right="0" w:firstLine="0"/>
-              <w:spacing w:after="40" w:line="240" w:lineRule="auto" w:before="40"/>
+              <w:ind w:firstLine="0" w:left="0" w:right="0"/>
+              <w:spacing w:line="240" w:after="40" w:before="40" w:lineRule="auto"/>
             </w:pPr>
             <w:r>
               <w:t xml:space="preserve">Source object</w:t>
@@ -6763,8 +6763,8 @@
           <w:p>
             <w:pPr>
               <w:pStyle w:val="Compact"/>
-              <w:ind w:left="0" w:right="0" w:firstLine="0"/>
-              <w:spacing w:after="40" w:line="240" w:lineRule="auto" w:before="40"/>
+              <w:ind w:firstLine="0" w:left="0" w:right="0"/>
+              <w:spacing w:line="240" w:after="40" w:before="40" w:lineRule="auto"/>
             </w:pPr>
             <w:r>
               <w:t xml:space="preserve">target_text</w:t>
@@ -6776,8 +6776,8 @@
           <w:p>
             <w:pPr>
               <w:pStyle w:val="Compact"/>
-              <w:ind w:left="0" w:right="0" w:firstLine="0"/>
-              <w:spacing w:after="40" w:line="240" w:lineRule="auto" w:before="40"/>
+              <w:ind w:firstLine="0" w:left="0" w:right="0"/>
+              <w:spacing w:line="240" w:after="40" w:before="40" w:lineRule="auto"/>
             </w:pPr>
             <w:r>
               <w:t xml:space="preserve">TEXT</w:t>
@@ -6789,8 +6789,8 @@
           <w:p>
             <w:pPr>
               <w:pStyle w:val="Compact"/>
-              <w:ind w:left="0" w:right="0" w:firstLine="0"/>
-              <w:spacing w:after="40" w:line="240" w:lineRule="auto" w:before="40"/>
+              <w:ind w:firstLine="0" w:left="0" w:right="0"/>
+              <w:spacing w:line="240" w:after="40" w:before="40" w:lineRule="auto"/>
             </w:pPr>
             <w:r>
               <w:t xml:space="preserve">Target as written (before resolution)</w:t>
@@ -6804,8 +6804,8 @@
           <w:p>
             <w:pPr>
               <w:pStyle w:val="Compact"/>
-              <w:ind w:left="0" w:right="0" w:firstLine="0"/>
-              <w:spacing w:after="40" w:line="240" w:lineRule="auto" w:before="40"/>
+              <w:ind w:firstLine="0" w:left="0" w:right="0"/>
+              <w:spacing w:line="240" w:after="40" w:before="40" w:lineRule="auto"/>
             </w:pPr>
             <w:r>
               <w:t xml:space="preserve">target_object_id</w:t>
@@ -6817,8 +6817,8 @@
           <w:p>
             <w:pPr>
               <w:pStyle w:val="Compact"/>
-              <w:ind w:left="0" w:right="0" w:firstLine="0"/>
-              <w:spacing w:after="40" w:line="240" w:lineRule="auto" w:before="40"/>
+              <w:ind w:firstLine="0" w:left="0" w:right="0"/>
+              <w:spacing w:line="240" w:after="40" w:before="40" w:lineRule="auto"/>
             </w:pPr>
             <w:r>
               <w:t xml:space="preserve">INTEGER FK</w:t>
@@ -6830,8 +6830,8 @@
           <w:p>
             <w:pPr>
               <w:pStyle w:val="Compact"/>
-              <w:ind w:left="0" w:right="0" w:firstLine="0"/>
-              <w:spacing w:after="40" w:line="240" w:lineRule="auto" w:before="40"/>
+              <w:ind w:firstLine="0" w:left="0" w:right="0"/>
+              <w:spacing w:line="240" w:after="40" w:before="40" w:lineRule="auto"/>
             </w:pPr>
             <w:r>
               <w:t xml:space="preserve">Resolved target object (NULL if unresolved)</w:t>
@@ -6845,8 +6845,8 @@
           <w:p>
             <w:pPr>
               <w:pStyle w:val="Compact"/>
-              <w:ind w:left="0" w:right="0" w:firstLine="0"/>
-              <w:spacing w:after="40" w:line="240" w:lineRule="auto" w:before="40"/>
+              <w:ind w:firstLine="0" w:left="0" w:right="0"/>
+              <w:spacing w:line="240" w:after="40" w:before="40" w:lineRule="auto"/>
             </w:pPr>
             <w:r>
               <w:t xml:space="preserve">target_float_id</w:t>
@@ -6858,8 +6858,8 @@
           <w:p>
             <w:pPr>
               <w:pStyle w:val="Compact"/>
-              <w:ind w:left="0" w:right="0" w:firstLine="0"/>
-              <w:spacing w:after="40" w:line="240" w:lineRule="auto" w:before="40"/>
+              <w:ind w:firstLine="0" w:left="0" w:right="0"/>
+              <w:spacing w:line="240" w:after="40" w:before="40" w:lineRule="auto"/>
             </w:pPr>
             <w:r>
               <w:t xml:space="preserve">INTEGER FK</w:t>
@@ -6871,8 +6871,8 @@
           <w:p>
             <w:pPr>
               <w:pStyle w:val="Compact"/>
-              <w:ind w:left="0" w:right="0" w:firstLine="0"/>
-              <w:spacing w:after="40" w:line="240" w:lineRule="auto" w:before="40"/>
+              <w:ind w:firstLine="0" w:left="0" w:right="0"/>
+              <w:spacing w:line="240" w:after="40" w:before="40" w:lineRule="auto"/>
             </w:pPr>
             <w:r>
               <w:t xml:space="preserve">Resolved target float (NULL if unresolved)</w:t>
@@ -6886,8 +6886,8 @@
           <w:p>
             <w:pPr>
               <w:pStyle w:val="Compact"/>
-              <w:ind w:left="0" w:right="0" w:firstLine="0"/>
-              <w:spacing w:after="40" w:line="240" w:lineRule="auto" w:before="40"/>
+              <w:ind w:firstLine="0" w:left="0" w:right="0"/>
+              <w:spacing w:line="240" w:after="40" w:before="40" w:lineRule="auto"/>
             </w:pPr>
             <w:r>
               <w:t xml:space="preserve">type_ref</w:t>
@@ -6899,8 +6899,8 @@
           <w:p>
             <w:pPr>
               <w:pStyle w:val="Compact"/>
-              <w:ind w:left="0" w:right="0" w:firstLine="0"/>
-              <w:spacing w:after="40" w:line="240" w:lineRule="auto" w:before="40"/>
+              <w:ind w:firstLine="0" w:left="0" w:right="0"/>
+              <w:spacing w:line="240" w:after="40" w:before="40" w:lineRule="auto"/>
             </w:pPr>
             <w:r>
               <w:t xml:space="preserve">TEXT FK</w:t>
@@ -6912,8 +6912,8 @@
           <w:p>
             <w:pPr>
               <w:pStyle w:val="Compact"/>
-              <w:ind w:left="0" w:right="0" w:firstLine="0"/>
-              <w:spacing w:after="40" w:line="240" w:lineRule="auto" w:before="40"/>
+              <w:ind w:firstLine="0" w:left="0" w:right="0"/>
+              <w:spacing w:line="240" w:after="40" w:before="40" w:lineRule="auto"/>
             </w:pPr>
             <w:r>
               <w:t xml:space="preserve">Inferred relation type</w:t>
@@ -6927,8 +6927,8 @@
           <w:p>
             <w:pPr>
               <w:pStyle w:val="Compact"/>
-              <w:ind w:left="0" w:right="0" w:firstLine="0"/>
-              <w:spacing w:after="40" w:line="240" w:lineRule="auto" w:before="40"/>
+              <w:ind w:firstLine="0" w:left="0" w:right="0"/>
+              <w:spacing w:line="240" w:after="40" w:before="40" w:lineRule="auto"/>
             </w:pPr>
             <w:r>
               <w:t xml:space="preserve">is_ambiguous</w:t>
@@ -6940,8 +6940,8 @@
           <w:p>
             <w:pPr>
               <w:pStyle w:val="Compact"/>
-              <w:ind w:left="0" w:right="0" w:firstLine="0"/>
-              <w:spacing w:after="40" w:line="240" w:lineRule="auto" w:before="40"/>
+              <w:ind w:firstLine="0" w:left="0" w:right="0"/>
+              <w:spacing w:line="240" w:after="40" w:before="40" w:lineRule="auto"/>
             </w:pPr>
             <w:r>
               <w:t xml:space="preserve">INTEGER DEFAULT 0</w:t>
@@ -6953,8 +6953,8 @@
           <w:p>
             <w:pPr>
               <w:pStyle w:val="Compact"/>
-              <w:ind w:left="0" w:right="0" w:firstLine="0"/>
-              <w:spacing w:after="40" w:line="240" w:lineRule="auto" w:before="40"/>
+              <w:ind w:firstLine="0" w:left="0" w:right="0"/>
+              <w:spacing w:line="240" w:after="40" w:before="40" w:lineRule="auto"/>
             </w:pPr>
             <w:r>
               <w:t xml:space="preserve">1 = multiple matches found</w:t>
@@ -6968,8 +6968,8 @@
           <w:p>
             <w:pPr>
               <w:pStyle w:val="Compact"/>
-              <w:ind w:left="0" w:right="0" w:firstLine="0"/>
-              <w:spacing w:after="40" w:line="240" w:lineRule="auto" w:before="40"/>
+              <w:ind w:firstLine="0" w:left="0" w:right="0"/>
+              <w:spacing w:line="240" w:after="40" w:before="40" w:lineRule="auto"/>
             </w:pPr>
             <w:r>
               <w:t xml:space="preserve">from_file</w:t>
@@ -6981,8 +6981,8 @@
           <w:p>
             <w:pPr>
               <w:pStyle w:val="Compact"/>
-              <w:ind w:left="0" w:right="0" w:firstLine="0"/>
-              <w:spacing w:after="40" w:line="240" w:lineRule="auto" w:before="40"/>
+              <w:ind w:firstLine="0" w:left="0" w:right="0"/>
+              <w:spacing w:line="240" w:after="40" w:before="40" w:lineRule="auto"/>
             </w:pPr>
             <w:r>
               <w:t xml:space="preserve">TEXT NOT NULL</w:t>
@@ -6994,8 +6994,8 @@
           <w:p>
             <w:pPr>
               <w:pStyle w:val="Compact"/>
-              <w:ind w:left="0" w:right="0" w:firstLine="0"/>
-              <w:spacing w:after="40" w:line="240" w:lineRule="auto" w:before="40"/>
+              <w:ind w:firstLine="0" w:left="0" w:right="0"/>
+              <w:spacing w:line="240" w:after="40" w:before="40" w:lineRule="auto"/>
             </w:pPr>
             <w:r>
               <w:t xml:space="preserve">Source file</w:t>
@@ -7009,8 +7009,8 @@
           <w:p>
             <w:pPr>
               <w:pStyle w:val="Compact"/>
-              <w:ind w:left="0" w:right="0" w:firstLine="0"/>
-              <w:spacing w:after="40" w:line="240" w:lineRule="auto" w:before="40"/>
+              <w:ind w:firstLine="0" w:left="0" w:right="0"/>
+              <w:spacing w:line="240" w:after="40" w:before="40" w:lineRule="auto"/>
             </w:pPr>
             <w:r>
               <w:t xml:space="preserve">link_line</w:t>
@@ -7022,8 +7022,8 @@
           <w:p>
             <w:pPr>
               <w:pStyle w:val="Compact"/>
-              <w:ind w:left="0" w:right="0" w:firstLine="0"/>
-              <w:spacing w:after="40" w:line="240" w:lineRule="auto" w:before="40"/>
+              <w:ind w:firstLine="0" w:left="0" w:right="0"/>
+              <w:spacing w:line="240" w:after="40" w:before="40" w:lineRule="auto"/>
             </w:pPr>
             <w:r>
               <w:t xml:space="preserve">INTEGER DEFAULT 0</w:t>
@@ -7035,8 +7035,8 @@
           <w:p>
             <w:pPr>
               <w:pStyle w:val="Compact"/>
-              <w:ind w:left="0" w:right="0" w:firstLine="0"/>
-              <w:spacing w:after="40" w:line="240" w:lineRule="auto" w:before="40"/>
+              <w:ind w:firstLine="0" w:left="0" w:right="0"/>
+              <w:spacing w:line="240" w:after="40" w:before="40" w:lineRule="auto"/>
             </w:pPr>
             <w:r>
               <w:t xml:space="preserve">Line number of link</w:t>
@@ -7050,8 +7050,8 @@
           <w:p>
             <w:pPr>
               <w:pStyle w:val="Compact"/>
-              <w:ind w:left="0" w:right="0" w:firstLine="0"/>
-              <w:spacing w:after="40" w:line="240" w:lineRule="auto" w:before="40"/>
+              <w:ind w:firstLine="0" w:left="0" w:right="0"/>
+              <w:spacing w:line="240" w:after="40" w:before="40" w:lineRule="auto"/>
             </w:pPr>
             <w:r>
               <w:t xml:space="preserve">source_attribute</w:t>
@@ -7063,8 +7063,8 @@
           <w:p>
             <w:pPr>
               <w:pStyle w:val="Compact"/>
-              <w:ind w:left="0" w:right="0" w:firstLine="0"/>
-              <w:spacing w:after="40" w:line="240" w:lineRule="auto" w:before="40"/>
+              <w:ind w:firstLine="0" w:left="0" w:right="0"/>
+              <w:spacing w:line="240" w:after="40" w:before="40" w:lineRule="auto"/>
             </w:pPr>
             <w:r>
               <w:t xml:space="preserve">TEXT</w:t>
@@ -7076,8 +7076,8 @@
           <w:p>
             <w:pPr>
               <w:pStyle w:val="Compact"/>
-              <w:ind w:left="0" w:right="0" w:firstLine="0"/>
-              <w:spacing w:after="40" w:line="240" w:lineRule="auto" w:before="40"/>
+              <w:ind w:firstLine="0" w:left="0" w:right="0"/>
+              <w:spacing w:line="240" w:after="40" w:before="40" w:lineRule="auto"/>
             </w:pPr>
             <w:r>
               <w:t xml:space="preserve">Attribute containing the link (NULL if in body)</w:t>
@@ -7091,8 +7091,8 @@
           <w:p>
             <w:pPr>
               <w:pStyle w:val="Compact"/>
-              <w:ind w:left="0" w:right="0" w:firstLine="0"/>
-              <w:spacing w:after="40" w:line="240" w:lineRule="auto" w:before="40"/>
+              <w:ind w:firstLine="0" w:left="0" w:right="0"/>
+              <w:spacing w:line="240" w:after="40" w:before="40" w:lineRule="auto"/>
             </w:pPr>
             <w:r>
               <w:t xml:space="preserve">link_selector</w:t>
@@ -7104,8 +7104,8 @@
           <w:p>
             <w:pPr>
               <w:pStyle w:val="Compact"/>
-              <w:ind w:left="0" w:right="0" w:firstLine="0"/>
-              <w:spacing w:after="40" w:line="240" w:lineRule="auto" w:before="40"/>
+              <w:ind w:firstLine="0" w:left="0" w:right="0"/>
+              <w:spacing w:line="240" w:after="40" w:before="40" w:lineRule="auto"/>
             </w:pPr>
             <w:r>
               <w:t xml:space="preserve">TEXT</w:t>
@@ -7117,8 +7117,8 @@
           <w:p>
             <w:pPr>
               <w:pStyle w:val="Compact"/>
-              <w:ind w:left="0" w:right="0" w:firstLine="0"/>
-              <w:spacing w:after="40" w:line="240" w:lineRule="auto" w:before="40"/>
+              <w:ind w:firstLine="0" w:left="0" w:right="0"/>
+              <w:spacing w:line="240" w:after="40" w:before="40" w:lineRule="auto"/>
             </w:pPr>
             <w:r>
               <w:t xml:space="preserve">Selector syntax ("@" or "#")</w:t>
@@ -7166,12 +7166,12 @@
     </w:p>
     <w:p>
       <w:pPr>
-        <w:spacing w:before="0" w:lineRule="exact" w:after="0" w:line="20"/>
+        <w:spacing w:before="0" w:lineRule="exact" w:line="20" w:after="0"/>
         <w:rPr>
           <w:sz w:val="2"/>
         </w:rPr>
       </w:pPr>
-      <w:bookmarkStart w:id="86393" w:name="csv-tbl-views"/>
+      <w:bookmarkStart w:name="csv-tbl-views" w:id="86393"/>
       <w:bookmarkEnd w:id="86393"/>
     </w:p>
     <w:p>
@@ -7207,12 +7207,12 @@
         <w:tblW w:type="auto" w:w="0"/>
         <w:tblLook w:firstRow="1" w:lastRow="0" w:firstColumn="0" w:lastColumn="0" w:noHBand="0" w:noVBand="0" w:val="0020"/>
         <w:tblBorders>
-          <w:top w:space="0" w:sz="6" w:val="single" w:color="000000"/>
-          <w:left w:space="0" w:sz="6" w:val="single" w:color="000000"/>
-          <w:bottom w:space="0" w:sz="6" w:val="single" w:color="000000"/>
-          <w:right w:space="0" w:sz="6" w:val="single" w:color="000000"/>
-          <w:insideH w:space="0" w:sz="6" w:val="single" w:color="000000"/>
-          <w:insideV w:space="0" w:sz="6" w:val="single" w:color="000000"/>
+          <w:top w:space="0" w:sz="6" w:color="000000" w:val="single"/>
+          <w:left w:space="0" w:sz="6" w:color="000000" w:val="single"/>
+          <w:bottom w:space="0" w:sz="6" w:color="000000" w:val="single"/>
+          <w:right w:space="0" w:sz="6" w:color="000000" w:val="single"/>
+          <w:insideH w:space="0" w:sz="6" w:color="000000" w:val="single"/>
+          <w:insideV w:space="0" w:sz="6" w:color="000000" w:val="single"/>
         </w:tblBorders>
         <w:tblCellMar>
           <w:top w:type="dxa" w:w="57"/>
@@ -7232,13 +7232,13 @@
         </w:trPr>
         <w:tc>
           <w:tcPr>
-            <w:shd w:fill="E8E8E8" w:val="clear" w:color="auto"/>
+            <w:shd w:fill="E8E8E8" w:color="auto" w:val="clear"/>
           </w:tcPr>
           <w:p>
             <w:pPr>
               <w:pStyle w:val="Compact"/>
-              <w:ind w:left="0" w:right="0" w:firstLine="0"/>
-              <w:spacing w:after="40" w:line="240" w:lineRule="auto" w:before="40"/>
+              <w:ind w:firstLine="0" w:left="0" w:right="0"/>
+              <w:spacing w:line="240" w:after="40" w:before="40" w:lineRule="auto"/>
             </w:pPr>
             <w:r>
               <w:rPr>
@@ -7250,13 +7250,13 @@
         </w:tc>
         <w:tc>
           <w:tcPr>
-            <w:shd w:fill="E8E8E8" w:val="clear" w:color="auto"/>
+            <w:shd w:fill="E8E8E8" w:color="auto" w:val="clear"/>
           </w:tcPr>
           <w:p>
             <w:pPr>
               <w:pStyle w:val="Compact"/>
-              <w:ind w:left="0" w:right="0" w:firstLine="0"/>
-              <w:spacing w:after="40" w:line="240" w:lineRule="auto" w:before="40"/>
+              <w:ind w:firstLine="0" w:left="0" w:right="0"/>
+              <w:spacing w:line="240" w:after="40" w:before="40" w:lineRule="auto"/>
             </w:pPr>
             <w:r>
               <w:rPr>
@@ -7268,13 +7268,13 @@
         </w:tc>
         <w:tc>
           <w:tcPr>
-            <w:shd w:fill="E8E8E8" w:val="clear" w:color="auto"/>
+            <w:shd w:fill="E8E8E8" w:color="auto" w:val="clear"/>
           </w:tcPr>
           <w:p>
             <w:pPr>
               <w:pStyle w:val="Compact"/>
-              <w:ind w:left="0" w:right="0" w:firstLine="0"/>
-              <w:spacing w:after="40" w:line="240" w:lineRule="auto" w:before="40"/>
+              <w:ind w:firstLine="0" w:left="0" w:right="0"/>
+              <w:spacing w:line="240" w:after="40" w:before="40" w:lineRule="auto"/>
             </w:pPr>
             <w:r>
               <w:rPr>
@@ -7291,8 +7291,8 @@
           <w:p>
             <w:pPr>
               <w:pStyle w:val="Compact"/>
-              <w:ind w:left="0" w:right="0" w:firstLine="0"/>
-              <w:spacing w:after="40" w:line="240" w:lineRule="auto" w:before="40"/>
+              <w:ind w:firstLine="0" w:left="0" w:right="0"/>
+              <w:spacing w:line="240" w:after="40" w:before="40" w:lineRule="auto"/>
             </w:pPr>
             <w:r>
               <w:t xml:space="preserve">id</w:t>
@@ -7304,8 +7304,8 @@
           <w:p>
             <w:pPr>
               <w:pStyle w:val="Compact"/>
-              <w:ind w:left="0" w:right="0" w:firstLine="0"/>
-              <w:spacing w:after="40" w:line="240" w:lineRule="auto" w:before="40"/>
+              <w:ind w:firstLine="0" w:left="0" w:right="0"/>
+              <w:spacing w:line="240" w:after="40" w:before="40" w:lineRule="auto"/>
             </w:pPr>
             <w:r>
               <w:t xml:space="preserve">INTEGER PK</w:t>
@@ -7317,8 +7317,8 @@
           <w:p>
             <w:pPr>
               <w:pStyle w:val="Compact"/>
-              <w:ind w:left="0" w:right="0" w:firstLine="0"/>
-              <w:spacing w:after="40" w:line="240" w:lineRule="auto" w:before="40"/>
+              <w:ind w:firstLine="0" w:left="0" w:right="0"/>
+              <w:spacing w:line="240" w:after="40" w:before="40" w:lineRule="auto"/>
             </w:pPr>
             <w:r>
               <w:t xml:space="preserve">Auto-assigned internal key</w:t>
@@ -7332,8 +7332,8 @@
           <w:p>
             <w:pPr>
               <w:pStyle w:val="Compact"/>
-              <w:ind w:left="0" w:right="0" w:firstLine="0"/>
-              <w:spacing w:after="40" w:line="240" w:lineRule="auto" w:before="40"/>
+              <w:ind w:firstLine="0" w:left="0" w:right="0"/>
+              <w:spacing w:line="240" w:after="40" w:before="40" w:lineRule="auto"/>
             </w:pPr>
             <w:r>
               <w:t xml:space="preserve">content_sha</w:t>
@@ -7345,8 +7345,8 @@
           <w:p>
             <w:pPr>
               <w:pStyle w:val="Compact"/>
-              <w:ind w:left="0" w:right="0" w:firstLine="0"/>
-              <w:spacing w:after="40" w:line="240" w:lineRule="auto" w:before="40"/>
+              <w:ind w:firstLine="0" w:left="0" w:right="0"/>
+              <w:spacing w:line="240" w:after="40" w:before="40" w:lineRule="auto"/>
             </w:pPr>
             <w:r>
               <w:t xml:space="preserve">TEXT</w:t>
@@ -7358,8 +7358,8 @@
           <w:p>
             <w:pPr>
               <w:pStyle w:val="Compact"/>
-              <w:ind w:left="0" w:right="0" w:firstLine="0"/>
-              <w:spacing w:after="40" w:line="240" w:lineRule="auto" w:before="40"/>
+              <w:ind w:firstLine="0" w:left="0" w:right="0"/>
+              <w:spacing w:line="240" w:after="40" w:before="40" w:lineRule="auto"/>
             </w:pPr>
             <w:r>
               <w:t xml:space="preserve">SHA1 checksum for change detection</w:t>
@@ -7373,8 +7373,8 @@
           <w:p>
             <w:pPr>
               <w:pStyle w:val="Compact"/>
-              <w:ind w:left="0" w:right="0" w:firstLine="0"/>
-              <w:spacing w:after="40" w:line="240" w:lineRule="auto" w:before="40"/>
+              <w:ind w:firstLine="0" w:left="0" w:right="0"/>
+              <w:spacing w:line="240" w:after="40" w:before="40" w:lineRule="auto"/>
             </w:pPr>
             <w:r>
               <w:t xml:space="preserve">specification_ref</w:t>
@@ -7386,8 +7386,8 @@
           <w:p>
             <w:pPr>
               <w:pStyle w:val="Compact"/>
-              <w:ind w:left="0" w:right="0" w:firstLine="0"/>
-              <w:spacing w:after="40" w:line="240" w:lineRule="auto" w:before="40"/>
+              <w:ind w:firstLine="0" w:left="0" w:right="0"/>
+              <w:spacing w:line="240" w:after="40" w:before="40" w:lineRule="auto"/>
             </w:pPr>
             <w:r>
               <w:t xml:space="preserve">TEXT NOT NULL FK</w:t>
@@ -7399,8 +7399,8 @@
           <w:p>
             <w:pPr>
               <w:pStyle w:val="Compact"/>
-              <w:ind w:left="0" w:right="0" w:firstLine="0"/>
-              <w:spacing w:after="40" w:line="240" w:lineRule="auto" w:before="40"/>
+              <w:ind w:firstLine="0" w:left="0" w:right="0"/>
+              <w:spacing w:line="240" w:after="40" w:before="40" w:lineRule="auto"/>
             </w:pPr>
             <w:r>
               <w:t xml:space="preserve">Parent specification</w:t>
@@ -7414,8 +7414,8 @@
           <w:p>
             <w:pPr>
               <w:pStyle w:val="Compact"/>
-              <w:ind w:left="0" w:right="0" w:firstLine="0"/>
-              <w:spacing w:after="40" w:line="240" w:lineRule="auto" w:before="40"/>
+              <w:ind w:firstLine="0" w:left="0" w:right="0"/>
+              <w:spacing w:line="240" w:after="40" w:before="40" w:lineRule="auto"/>
             </w:pPr>
             <w:r>
               <w:t xml:space="preserve">view_type_ref</w:t>
@@ -7427,8 +7427,8 @@
           <w:p>
             <w:pPr>
               <w:pStyle w:val="Compact"/>
-              <w:ind w:left="0" w:right="0" w:firstLine="0"/>
-              <w:spacing w:after="40" w:line="240" w:lineRule="auto" w:before="40"/>
+              <w:ind w:firstLine="0" w:left="0" w:right="0"/>
+              <w:spacing w:line="240" w:after="40" w:before="40" w:lineRule="auto"/>
             </w:pPr>
             <w:r>
               <w:t xml:space="preserve">TEXT NOT NULL FK</w:t>
@@ -7440,8 +7440,8 @@
           <w:p>
             <w:pPr>
               <w:pStyle w:val="Compact"/>
-              <w:ind w:left="0" w:right="0" w:firstLine="0"/>
-              <w:spacing w:after="40" w:line="240" w:lineRule="auto" w:before="40"/>
+              <w:ind w:firstLine="0" w:left="0" w:right="0"/>
+              <w:spacing w:line="240" w:after="40" w:before="40" w:lineRule="auto"/>
             </w:pPr>
             <w:r>
               <w:t xml:space="preserve">View type</w:t>
@@ -7455,8 +7455,8 @@
           <w:p>
             <w:pPr>
               <w:pStyle w:val="Compact"/>
-              <w:ind w:left="0" w:right="0" w:firstLine="0"/>
-              <w:spacing w:after="40" w:line="240" w:lineRule="auto" w:before="40"/>
+              <w:ind w:firstLine="0" w:left="0" w:right="0"/>
+              <w:spacing w:line="240" w:after="40" w:before="40" w:lineRule="auto"/>
             </w:pPr>
             <w:r>
               <w:t xml:space="preserve">from_file</w:t>
@@ -7468,8 +7468,8 @@
           <w:p>
             <w:pPr>
               <w:pStyle w:val="Compact"/>
-              <w:ind w:left="0" w:right="0" w:firstLine="0"/>
-              <w:spacing w:after="40" w:line="240" w:lineRule="auto" w:before="40"/>
+              <w:ind w:firstLine="0" w:left="0" w:right="0"/>
+              <w:spacing w:line="240" w:after="40" w:before="40" w:lineRule="auto"/>
             </w:pPr>
             <w:r>
               <w:t xml:space="preserve">TEXT NOT NULL</w:t>
@@ -7481,8 +7481,8 @@
           <w:p>
             <w:pPr>
               <w:pStyle w:val="Compact"/>
-              <w:ind w:left="0" w:right="0" w:firstLine="0"/>
-              <w:spacing w:after="40" w:line="240" w:lineRule="auto" w:before="40"/>
+              <w:ind w:firstLine="0" w:left="0" w:right="0"/>
+              <w:spacing w:line="240" w:after="40" w:before="40" w:lineRule="auto"/>
             </w:pPr>
             <w:r>
               <w:t xml:space="preserve">Source file path</w:t>
@@ -7496,8 +7496,8 @@
           <w:p>
             <w:pPr>
               <w:pStyle w:val="Compact"/>
-              <w:ind w:left="0" w:right="0" w:firstLine="0"/>
-              <w:spacing w:after="40" w:line="240" w:lineRule="auto" w:before="40"/>
+              <w:ind w:firstLine="0" w:left="0" w:right="0"/>
+              <w:spacing w:line="240" w:after="40" w:before="40" w:lineRule="auto"/>
             </w:pPr>
             <w:r>
               <w:t xml:space="preserve">file_seq</w:t>
@@ -7509,8 +7509,8 @@
           <w:p>
             <w:pPr>
               <w:pStyle w:val="Compact"/>
-              <w:ind w:left="0" w:right="0" w:firstLine="0"/>
-              <w:spacing w:after="40" w:line="240" w:lineRule="auto" w:before="40"/>
+              <w:ind w:firstLine="0" w:left="0" w:right="0"/>
+              <w:spacing w:line="240" w:after="40" w:before="40" w:lineRule="auto"/>
             </w:pPr>
             <w:r>
               <w:t xml:space="preserve">INTEGER NOT NULL</w:t>
@@ -7522,8 +7522,8 @@
           <w:p>
             <w:pPr>
               <w:pStyle w:val="Compact"/>
-              <w:ind w:left="0" w:right="0" w:firstLine="0"/>
-              <w:spacing w:after="40" w:line="240" w:lineRule="auto" w:before="40"/>
+              <w:ind w:firstLine="0" w:left="0" w:right="0"/>
+              <w:spacing w:line="240" w:after="40" w:before="40" w:lineRule="auto"/>
             </w:pPr>
             <w:r>
               <w:t xml:space="preserve">Sequence within file</w:t>
@@ -7537,8 +7537,8 @@
           <w:p>
             <w:pPr>
               <w:pStyle w:val="Compact"/>
-              <w:ind w:left="0" w:right="0" w:firstLine="0"/>
-              <w:spacing w:after="40" w:line="240" w:lineRule="auto" w:before="40"/>
+              <w:ind w:firstLine="0" w:left="0" w:right="0"/>
+              <w:spacing w:line="240" w:after="40" w:before="40" w:lineRule="auto"/>
             </w:pPr>
             <w:r>
               <w:t xml:space="preserve">start_line</w:t>
@@ -7550,8 +7550,8 @@
           <w:p>
             <w:pPr>
               <w:pStyle w:val="Compact"/>
-              <w:ind w:left="0" w:right="0" w:firstLine="0"/>
-              <w:spacing w:after="40" w:line="240" w:lineRule="auto" w:before="40"/>
+              <w:ind w:firstLine="0" w:left="0" w:right="0"/>
+              <w:spacing w:line="240" w:after="40" w:before="40" w:lineRule="auto"/>
             </w:pPr>
             <w:r>
               <w:t xml:space="preserve">INTEGER</w:t>
@@ -7563,8 +7563,8 @@
           <w:p>
             <w:pPr>
               <w:pStyle w:val="Compact"/>
-              <w:ind w:left="0" w:right="0" w:firstLine="0"/>
-              <w:spacing w:after="40" w:line="240" w:lineRule="auto" w:before="40"/>
+              <w:ind w:firstLine="0" w:left="0" w:right="0"/>
+              <w:spacing w:line="240" w:after="40" w:before="40" w:lineRule="auto"/>
             </w:pPr>
             <w:r>
               <w:t xml:space="preserve">Start line in source</w:t>
@@ -7578,8 +7578,8 @@
           <w:p>
             <w:pPr>
               <w:pStyle w:val="Compact"/>
-              <w:ind w:left="0" w:right="0" w:firstLine="0"/>
-              <w:spacing w:after="40" w:line="240" w:lineRule="auto" w:before="40"/>
+              <w:ind w:firstLine="0" w:left="0" w:right="0"/>
+              <w:spacing w:line="240" w:after="40" w:before="40" w:lineRule="auto"/>
             </w:pPr>
             <w:r>
               <w:t xml:space="preserve">raw_ast</w:t>
@@ -7591,8 +7591,8 @@
           <w:p>
             <w:pPr>
               <w:pStyle w:val="Compact"/>
-              <w:ind w:left="0" w:right="0" w:firstLine="0"/>
-              <w:spacing w:after="40" w:line="240" w:lineRule="auto" w:before="40"/>
+              <w:ind w:firstLine="0" w:left="0" w:right="0"/>
+              <w:spacing w:line="240" w:after="40" w:before="40" w:lineRule="auto"/>
             </w:pPr>
             <w:r>
               <w:t xml:space="preserve">JSON</w:t>
@@ -7604,8 +7604,8 @@
           <w:p>
             <w:pPr>
               <w:pStyle w:val="Compact"/>
-              <w:ind w:left="0" w:right="0" w:firstLine="0"/>
-              <w:spacing w:after="40" w:line="240" w:lineRule="auto" w:before="40"/>
+              <w:ind w:firstLine="0" w:left="0" w:right="0"/>
+              <w:spacing w:line="240" w:after="40" w:before="40" w:lineRule="auto"/>
             </w:pPr>
             <w:r>
               <w:t xml:space="preserve">Original Pandoc AST</w:t>
@@ -7619,8 +7619,8 @@
           <w:p>
             <w:pPr>
               <w:pStyle w:val="Compact"/>
-              <w:ind w:left="0" w:right="0" w:firstLine="0"/>
-              <w:spacing w:after="40" w:line="240" w:lineRule="auto" w:before="40"/>
+              <w:ind w:firstLine="0" w:left="0" w:right="0"/>
+              <w:spacing w:line="240" w:after="40" w:before="40" w:lineRule="auto"/>
             </w:pPr>
             <w:r>
               <w:t xml:space="preserve">resolved_ast</w:t>
@@ -7632,8 +7632,8 @@
           <w:p>
             <w:pPr>
               <w:pStyle w:val="Compact"/>
-              <w:ind w:left="0" w:right="0" w:firstLine="0"/>
-              <w:spacing w:after="40" w:line="240" w:lineRule="auto" w:before="40"/>
+              <w:ind w:firstLine="0" w:left="0" w:right="0"/>
+              <w:spacing w:line="240" w:after="40" w:before="40" w:lineRule="auto"/>
             </w:pPr>
             <w:r>
               <w:t xml:space="preserve">JSON</w:t>
@@ -7645,8 +7645,8 @@
           <w:p>
             <w:pPr>
               <w:pStyle w:val="Compact"/>
-              <w:ind w:left="0" w:right="0" w:firstLine="0"/>
-              <w:spacing w:after="40" w:line="240" w:lineRule="auto" w:before="40"/>
+              <w:ind w:firstLine="0" w:left="0" w:right="0"/>
+              <w:spacing w:line="240" w:after="40" w:before="40" w:lineRule="auto"/>
             </w:pPr>
             <w:r>
               <w:t xml:space="preserve">Materialized view as Pandoc AST</w:t>
@@ -7660,8 +7660,8 @@
           <w:p>
             <w:pPr>
               <w:pStyle w:val="Compact"/>
-              <w:ind w:left="0" w:right="0" w:firstLine="0"/>
-              <w:spacing w:after="40" w:line="240" w:lineRule="auto" w:before="40"/>
+              <w:ind w:firstLine="0" w:left="0" w:right="0"/>
+              <w:spacing w:line="240" w:after="40" w:before="40" w:lineRule="auto"/>
             </w:pPr>
             <w:r>
               <w:t xml:space="preserve">resolved_data</w:t>
@@ -7673,8 +7673,8 @@
           <w:p>
             <w:pPr>
               <w:pStyle w:val="Compact"/>
-              <w:ind w:left="0" w:right="0" w:firstLine="0"/>
-              <w:spacing w:after="40" w:line="240" w:lineRule="auto" w:before="40"/>
+              <w:ind w:firstLine="0" w:left="0" w:right="0"/>
+              <w:spacing w:line="240" w:after="40" w:before="40" w:lineRule="auto"/>
             </w:pPr>
             <w:r>
               <w:t xml:space="preserve">JSON</w:t>
@@ -7686,8 +7686,8 @@
           <w:p>
             <w:pPr>
               <w:pStyle w:val="Compact"/>
-              <w:ind w:left="0" w:right="0" w:firstLine="0"/>
-              <w:spacing w:after="40" w:line="240" w:lineRule="auto" w:before="40"/>
+              <w:ind w:firstLine="0" w:left="0" w:right="0"/>
+              <w:spacing w:line="240" w:after="40" w:before="40" w:lineRule="auto"/>
             </w:pPr>
             <w:r>
               <w:t xml:space="preserve">Pre-computed view data</w:t>
@@ -7720,12 +7720,12 @@
     </w:p>
     <w:p>
       <w:pPr>
-        <w:spacing w:before="0" w:lineRule="exact" w:after="0" w:line="20"/>
+        <w:spacing w:before="0" w:lineRule="exact" w:line="20" w:after="0"/>
         <w:rPr>
           <w:sz w:val="2"/>
         </w:rPr>
       </w:pPr>
-      <w:bookmarkStart w:id="58030" w:name="csv-tbl-attributes"/>
+      <w:bookmarkStart w:name="csv-tbl-attributes" w:id="58030"/>
       <w:bookmarkEnd w:id="58030"/>
     </w:p>
     <w:p>
@@ -7761,12 +7761,12 @@
         <w:tblW w:type="auto" w:w="0"/>
         <w:tblLook w:firstRow="1" w:lastRow="0" w:firstColumn="0" w:lastColumn="0" w:noHBand="0" w:noVBand="0" w:val="0020"/>
         <w:tblBorders>
-          <w:top w:space="0" w:sz="6" w:val="single" w:color="000000"/>
-          <w:left w:space="0" w:sz="6" w:val="single" w:color="000000"/>
-          <w:bottom w:space="0" w:sz="6" w:val="single" w:color="000000"/>
-          <w:right w:space="0" w:sz="6" w:val="single" w:color="000000"/>
-          <w:insideH w:space="0" w:sz="6" w:val="single" w:color="000000"/>
-          <w:insideV w:space="0" w:sz="6" w:val="single" w:color="000000"/>
+          <w:top w:space="0" w:sz="6" w:color="000000" w:val="single"/>
+          <w:left w:space="0" w:sz="6" w:color="000000" w:val="single"/>
+          <w:bottom w:space="0" w:sz="6" w:color="000000" w:val="single"/>
+          <w:right w:space="0" w:sz="6" w:color="000000" w:val="single"/>
+          <w:insideH w:space="0" w:sz="6" w:color="000000" w:val="single"/>
+          <w:insideV w:space="0" w:sz="6" w:color="000000" w:val="single"/>
         </w:tblBorders>
         <w:tblCellMar>
           <w:top w:type="dxa" w:w="57"/>
@@ -7786,13 +7786,13 @@
         </w:trPr>
         <w:tc>
           <w:tcPr>
-            <w:shd w:fill="E8E8E8" w:val="clear" w:color="auto"/>
+            <w:shd w:fill="E8E8E8" w:color="auto" w:val="clear"/>
           </w:tcPr>
           <w:p>
             <w:pPr>
               <w:pStyle w:val="Compact"/>
-              <w:ind w:left="0" w:right="0" w:firstLine="0"/>
-              <w:spacing w:after="40" w:line="240" w:lineRule="auto" w:before="40"/>
+              <w:ind w:firstLine="0" w:left="0" w:right="0"/>
+              <w:spacing w:line="240" w:after="40" w:before="40" w:lineRule="auto"/>
             </w:pPr>
             <w:r>
               <w:rPr>
@@ -7804,13 +7804,13 @@
         </w:tc>
         <w:tc>
           <w:tcPr>
-            <w:shd w:fill="E8E8E8" w:val="clear" w:color="auto"/>
+            <w:shd w:fill="E8E8E8" w:color="auto" w:val="clear"/>
           </w:tcPr>
           <w:p>
             <w:pPr>
               <w:pStyle w:val="Compact"/>
-              <w:ind w:left="0" w:right="0" w:firstLine="0"/>
-              <w:spacing w:after="40" w:line="240" w:lineRule="auto" w:before="40"/>
+              <w:ind w:firstLine="0" w:left="0" w:right="0"/>
+              <w:spacing w:line="240" w:after="40" w:before="40" w:lineRule="auto"/>
             </w:pPr>
             <w:r>
               <w:rPr>
@@ -7822,13 +7822,13 @@
         </w:tc>
         <w:tc>
           <w:tcPr>
-            <w:shd w:fill="E8E8E8" w:val="clear" w:color="auto"/>
+            <w:shd w:fill="E8E8E8" w:color="auto" w:val="clear"/>
           </w:tcPr>
           <w:p>
             <w:pPr>
               <w:pStyle w:val="Compact"/>
-              <w:ind w:left="0" w:right="0" w:firstLine="0"/>
-              <w:spacing w:after="40" w:line="240" w:lineRule="auto" w:before="40"/>
+              <w:ind w:firstLine="0" w:left="0" w:right="0"/>
+              <w:spacing w:line="240" w:after="40" w:before="40" w:lineRule="auto"/>
             </w:pPr>
             <w:r>
               <w:rPr>
@@ -7845,8 +7845,8 @@
           <w:p>
             <w:pPr>
               <w:pStyle w:val="Compact"/>
-              <w:ind w:left="0" w:right="0" w:firstLine="0"/>
-              <w:spacing w:after="40" w:line="240" w:lineRule="auto" w:before="40"/>
+              <w:ind w:firstLine="0" w:left="0" w:right="0"/>
+              <w:spacing w:line="240" w:after="40" w:before="40" w:lineRule="auto"/>
             </w:pPr>
             <w:r>
               <w:t xml:space="preserve">id</w:t>
@@ -7858,8 +7858,8 @@
           <w:p>
             <w:pPr>
               <w:pStyle w:val="Compact"/>
-              <w:ind w:left="0" w:right="0" w:firstLine="0"/>
-              <w:spacing w:after="40" w:line="240" w:lineRule="auto" w:before="40"/>
+              <w:ind w:firstLine="0" w:left="0" w:right="0"/>
+              <w:spacing w:line="240" w:after="40" w:before="40" w:lineRule="auto"/>
             </w:pPr>
             <w:r>
               <w:t xml:space="preserve">INTEGER PK</w:t>
@@ -7871,8 +7871,8 @@
           <w:p>
             <w:pPr>
               <w:pStyle w:val="Compact"/>
-              <w:ind w:left="0" w:right="0" w:firstLine="0"/>
-              <w:spacing w:after="40" w:line="240" w:lineRule="auto" w:before="40"/>
+              <w:ind w:firstLine="0" w:left="0" w:right="0"/>
+              <w:spacing w:line="240" w:after="40" w:before="40" w:lineRule="auto"/>
             </w:pPr>
             <w:r>
               <w:t xml:space="preserve">Auto-assigned internal key</w:t>
@@ -7886,8 +7886,8 @@
           <w:p>
             <w:pPr>
               <w:pStyle w:val="Compact"/>
-              <w:ind w:left="0" w:right="0" w:firstLine="0"/>
-              <w:spacing w:after="40" w:line="240" w:lineRule="auto" w:before="40"/>
+              <w:ind w:firstLine="0" w:left="0" w:right="0"/>
+              <w:spacing w:line="240" w:after="40" w:before="40" w:lineRule="auto"/>
             </w:pPr>
             <w:r>
               <w:t xml:space="preserve">content_sha</w:t>
@@ -7899,8 +7899,8 @@
           <w:p>
             <w:pPr>
               <w:pStyle w:val="Compact"/>
-              <w:ind w:left="0" w:right="0" w:firstLine="0"/>
-              <w:spacing w:after="40" w:line="240" w:lineRule="auto" w:before="40"/>
+              <w:ind w:firstLine="0" w:left="0" w:right="0"/>
+              <w:spacing w:line="240" w:after="40" w:before="40" w:lineRule="auto"/>
             </w:pPr>
             <w:r>
               <w:t xml:space="preserve">TEXT</w:t>
@@ -7912,8 +7912,8 @@
           <w:p>
             <w:pPr>
               <w:pStyle w:val="Compact"/>
-              <w:ind w:left="0" w:right="0" w:firstLine="0"/>
-              <w:spacing w:after="40" w:line="240" w:lineRule="auto" w:before="40"/>
+              <w:ind w:firstLine="0" w:left="0" w:right="0"/>
+              <w:spacing w:line="240" w:after="40" w:before="40" w:lineRule="auto"/>
             </w:pPr>
             <w:r>
               <w:t xml:space="preserve">SHA1 checksum for change detection</w:t>
@@ -7927,8 +7927,8 @@
           <w:p>
             <w:pPr>
               <w:pStyle w:val="Compact"/>
-              <w:ind w:left="0" w:right="0" w:firstLine="0"/>
-              <w:spacing w:after="40" w:line="240" w:lineRule="auto" w:before="40"/>
+              <w:ind w:firstLine="0" w:left="0" w:right="0"/>
+              <w:spacing w:line="240" w:after="40" w:before="40" w:lineRule="auto"/>
             </w:pPr>
             <w:r>
               <w:t xml:space="preserve">specification_ref</w:t>
@@ -7940,8 +7940,8 @@
           <w:p>
             <w:pPr>
               <w:pStyle w:val="Compact"/>
-              <w:ind w:left="0" w:right="0" w:firstLine="0"/>
-              <w:spacing w:after="40" w:line="240" w:lineRule="auto" w:before="40"/>
+              <w:ind w:firstLine="0" w:left="0" w:right="0"/>
+              <w:spacing w:line="240" w:after="40" w:before="40" w:lineRule="auto"/>
             </w:pPr>
             <w:r>
               <w:t xml:space="preserve">TEXT NOT NULL FK</w:t>
@@ -7953,8 +7953,8 @@
           <w:p>
             <w:pPr>
               <w:pStyle w:val="Compact"/>
-              <w:ind w:left="0" w:right="0" w:firstLine="0"/>
-              <w:spacing w:after="40" w:line="240" w:lineRule="auto" w:before="40"/>
+              <w:ind w:firstLine="0" w:left="0" w:right="0"/>
+              <w:spacing w:line="240" w:after="40" w:before="40" w:lineRule="auto"/>
             </w:pPr>
             <w:r>
               <w:t xml:space="preserve">Parent specification</w:t>
@@ -7968,8 +7968,8 @@
           <w:p>
             <w:pPr>
               <w:pStyle w:val="Compact"/>
-              <w:ind w:left="0" w:right="0" w:firstLine="0"/>
-              <w:spacing w:after="40" w:line="240" w:lineRule="auto" w:before="40"/>
+              <w:ind w:firstLine="0" w:left="0" w:right="0"/>
+              <w:spacing w:line="240" w:after="40" w:before="40" w:lineRule="auto"/>
             </w:pPr>
             <w:r>
               <w:t xml:space="preserve">owner_object_id</w:t>
@@ -7981,8 +7981,8 @@
           <w:p>
             <w:pPr>
               <w:pStyle w:val="Compact"/>
-              <w:ind w:left="0" w:right="0" w:firstLine="0"/>
-              <w:spacing w:after="40" w:line="240" w:lineRule="auto" w:before="40"/>
+              <w:ind w:firstLine="0" w:left="0" w:right="0"/>
+              <w:spacing w:line="240" w:after="40" w:before="40" w:lineRule="auto"/>
             </w:pPr>
             <w:r>
               <w:t xml:space="preserve">INTEGER FK</w:t>
@@ -7994,8 +7994,8 @@
           <w:p>
             <w:pPr>
               <w:pStyle w:val="Compact"/>
-              <w:ind w:left="0" w:right="0" w:firstLine="0"/>
-              <w:spacing w:after="40" w:line="240" w:lineRule="auto" w:before="40"/>
+              <w:ind w:firstLine="0" w:left="0" w:right="0"/>
+              <w:spacing w:line="240" w:after="40" w:before="40" w:lineRule="auto"/>
             </w:pPr>
             <w:r>
               <w:t xml:space="preserve">Owner spec object (NULL if float)</w:t>
@@ -8009,8 +8009,8 @@
           <w:p>
             <w:pPr>
               <w:pStyle w:val="Compact"/>
-              <w:ind w:left="0" w:right="0" w:firstLine="0"/>
-              <w:spacing w:after="40" w:line="240" w:lineRule="auto" w:before="40"/>
+              <w:ind w:firstLine="0" w:left="0" w:right="0"/>
+              <w:spacing w:line="240" w:after="40" w:before="40" w:lineRule="auto"/>
             </w:pPr>
             <w:r>
               <w:t xml:space="preserve">owner_float_id</w:t>
@@ -8022,8 +8022,8 @@
           <w:p>
             <w:pPr>
               <w:pStyle w:val="Compact"/>
-              <w:ind w:left="0" w:right="0" w:firstLine="0"/>
-              <w:spacing w:after="40" w:line="240" w:lineRule="auto" w:before="40"/>
+              <w:ind w:firstLine="0" w:left="0" w:right="0"/>
+              <w:spacing w:line="240" w:after="40" w:before="40" w:lineRule="auto"/>
             </w:pPr>
             <w:r>
               <w:t xml:space="preserve">INTEGER FK</w:t>
@@ -8035,8 +8035,8 @@
           <w:p>
             <w:pPr>
               <w:pStyle w:val="Compact"/>
-              <w:ind w:left="0" w:right="0" w:firstLine="0"/>
-              <w:spacing w:after="40" w:line="240" w:lineRule="auto" w:before="40"/>
+              <w:ind w:firstLine="0" w:left="0" w:right="0"/>
+              <w:spacing w:line="240" w:after="40" w:before="40" w:lineRule="auto"/>
             </w:pPr>
             <w:r>
               <w:t xml:space="preserve">Owner spec float (NULL if object)</w:t>
@@ -8050,8 +8050,8 @@
           <w:p>
             <w:pPr>
               <w:pStyle w:val="Compact"/>
-              <w:ind w:left="0" w:right="0" w:firstLine="0"/>
-              <w:spacing w:after="40" w:line="240" w:lineRule="auto" w:before="40"/>
+              <w:ind w:firstLine="0" w:left="0" w:right="0"/>
+              <w:spacing w:line="240" w:after="40" w:before="40" w:lineRule="auto"/>
             </w:pPr>
             <w:r>
               <w:t xml:space="preserve">name</w:t>
@@ -8063,8 +8063,8 @@
           <w:p>
             <w:pPr>
               <w:pStyle w:val="Compact"/>
-              <w:ind w:left="0" w:right="0" w:firstLine="0"/>
-              <w:spacing w:after="40" w:line="240" w:lineRule="auto" w:before="40"/>
+              <w:ind w:firstLine="0" w:left="0" w:right="0"/>
+              <w:spacing w:line="240" w:after="40" w:before="40" w:lineRule="auto"/>
             </w:pPr>
             <w:r>
               <w:t xml:space="preserve">TEXT NOT NULL</w:t>
@@ -8076,8 +8076,8 @@
           <w:p>
             <w:pPr>
               <w:pStyle w:val="Compact"/>
-              <w:ind w:left="0" w:right="0" w:firstLine="0"/>
-              <w:spacing w:after="40" w:line="240" w:lineRule="auto" w:before="40"/>
+              <w:ind w:firstLine="0" w:left="0" w:right="0"/>
+              <w:spacing w:line="240" w:after="40" w:before="40" w:lineRule="auto"/>
             </w:pPr>
             <w:r>
               <w:t xml:space="preserve">Attribute name</w:t>
@@ -8091,8 +8091,8 @@
           <w:p>
             <w:pPr>
               <w:pStyle w:val="Compact"/>
-              <w:ind w:left="0" w:right="0" w:firstLine="0"/>
-              <w:spacing w:after="40" w:line="240" w:lineRule="auto" w:before="40"/>
+              <w:ind w:firstLine="0" w:left="0" w:right="0"/>
+              <w:spacing w:line="240" w:after="40" w:before="40" w:lineRule="auto"/>
             </w:pPr>
             <w:r>
               <w:t xml:space="preserve">raw_value</w:t>
@@ -8104,8 +8104,8 @@
           <w:p>
             <w:pPr>
               <w:pStyle w:val="Compact"/>
-              <w:ind w:left="0" w:right="0" w:firstLine="0"/>
-              <w:spacing w:after="40" w:line="240" w:lineRule="auto" w:before="40"/>
+              <w:ind w:firstLine="0" w:left="0" w:right="0"/>
+              <w:spacing w:line="240" w:after="40" w:before="40" w:lineRule="auto"/>
             </w:pPr>
             <w:r>
               <w:t xml:space="preserve">TEXT</w:t>
@@ -8117,8 +8117,8 @@
           <w:p>
             <w:pPr>
               <w:pStyle w:val="Compact"/>
-              <w:ind w:left="0" w:right="0" w:firstLine="0"/>
-              <w:spacing w:after="40" w:line="240" w:lineRule="auto" w:before="40"/>
+              <w:ind w:firstLine="0" w:left="0" w:right="0"/>
+              <w:spacing w:line="240" w:after="40" w:before="40" w:lineRule="auto"/>
             </w:pPr>
             <w:r>
               <w:t xml:space="preserve">Original value (before type casting)</w:t>
@@ -8132,8 +8132,8 @@
           <w:p>
             <w:pPr>
               <w:pStyle w:val="Compact"/>
-              <w:ind w:left="0" w:right="0" w:firstLine="0"/>
-              <w:spacing w:after="40" w:line="240" w:lineRule="auto" w:before="40"/>
+              <w:ind w:firstLine="0" w:left="0" w:right="0"/>
+              <w:spacing w:line="240" w:after="40" w:before="40" w:lineRule="auto"/>
             </w:pPr>
             <w:r>
               <w:t xml:space="preserve">string_value</w:t>
@@ -8145,8 +8145,8 @@
           <w:p>
             <w:pPr>
               <w:pStyle w:val="Compact"/>
-              <w:ind w:left="0" w:right="0" w:firstLine="0"/>
-              <w:spacing w:after="40" w:line="240" w:lineRule="auto" w:before="40"/>
+              <w:ind w:firstLine="0" w:left="0" w:right="0"/>
+              <w:spacing w:line="240" w:after="40" w:before="40" w:lineRule="auto"/>
             </w:pPr>
             <w:r>
               <w:t xml:space="preserve">TEXT</w:t>
@@ -8158,8 +8158,8 @@
           <w:p>
             <w:pPr>
               <w:pStyle w:val="Compact"/>
-              <w:ind w:left="0" w:right="0" w:firstLine="0"/>
-              <w:spacing w:after="40" w:line="240" w:lineRule="auto" w:before="40"/>
+              <w:ind w:firstLine="0" w:left="0" w:right="0"/>
+              <w:spacing w:line="240" w:after="40" w:before="40" w:lineRule="auto"/>
             </w:pPr>
             <w:r>
               <w:t xml:space="preserve">For STRING datatype</w:t>
@@ -8173,8 +8173,8 @@
           <w:p>
             <w:pPr>
               <w:pStyle w:val="Compact"/>
-              <w:ind w:left="0" w:right="0" w:firstLine="0"/>
-              <w:spacing w:after="40" w:line="240" w:lineRule="auto" w:before="40"/>
+              <w:ind w:firstLine="0" w:left="0" w:right="0"/>
+              <w:spacing w:line="240" w:after="40" w:before="40" w:lineRule="auto"/>
             </w:pPr>
             <w:r>
               <w:t xml:space="preserve">int_value</w:t>
@@ -8186,8 +8186,8 @@
           <w:p>
             <w:pPr>
               <w:pStyle w:val="Compact"/>
-              <w:ind w:left="0" w:right="0" w:firstLine="0"/>
-              <w:spacing w:after="40" w:line="240" w:lineRule="auto" w:before="40"/>
+              <w:ind w:firstLine="0" w:left="0" w:right="0"/>
+              <w:spacing w:line="240" w:after="40" w:before="40" w:lineRule="auto"/>
             </w:pPr>
             <w:r>
               <w:t xml:space="preserve">INTEGER</w:t>
@@ -8199,8 +8199,8 @@
           <w:p>
             <w:pPr>
               <w:pStyle w:val="Compact"/>
-              <w:ind w:left="0" w:right="0" w:firstLine="0"/>
-              <w:spacing w:after="40" w:line="240" w:lineRule="auto" w:before="40"/>
+              <w:ind w:firstLine="0" w:left="0" w:right="0"/>
+              <w:spacing w:line="240" w:after="40" w:before="40" w:lineRule="auto"/>
             </w:pPr>
             <w:r>
               <w:t xml:space="preserve">For INTEGER datatype</w:t>
@@ -8214,8 +8214,8 @@
           <w:p>
             <w:pPr>
               <w:pStyle w:val="Compact"/>
-              <w:ind w:left="0" w:right="0" w:firstLine="0"/>
-              <w:spacing w:after="40" w:line="240" w:lineRule="auto" w:before="40"/>
+              <w:ind w:firstLine="0" w:left="0" w:right="0"/>
+              <w:spacing w:line="240" w:after="40" w:before="40" w:lineRule="auto"/>
             </w:pPr>
             <w:r>
               <w:t xml:space="preserve">real_value</w:t>
@@ -8227,8 +8227,8 @@
           <w:p>
             <w:pPr>
               <w:pStyle w:val="Compact"/>
-              <w:ind w:left="0" w:right="0" w:firstLine="0"/>
-              <w:spacing w:after="40" w:line="240" w:lineRule="auto" w:before="40"/>
+              <w:ind w:firstLine="0" w:left="0" w:right="0"/>
+              <w:spacing w:line="240" w:after="40" w:before="40" w:lineRule="auto"/>
             </w:pPr>
             <w:r>
               <w:t xml:space="preserve">REAL</w:t>
@@ -8240,8 +8240,8 @@
           <w:p>
             <w:pPr>
               <w:pStyle w:val="Compact"/>
-              <w:ind w:left="0" w:right="0" w:firstLine="0"/>
-              <w:spacing w:after="40" w:line="240" w:lineRule="auto" w:before="40"/>
+              <w:ind w:firstLine="0" w:left="0" w:right="0"/>
+              <w:spacing w:line="240" w:after="40" w:before="40" w:lineRule="auto"/>
             </w:pPr>
             <w:r>
               <w:t xml:space="preserve">For REAL datatype</w:t>
@@ -8255,8 +8255,8 @@
           <w:p>
             <w:pPr>
               <w:pStyle w:val="Compact"/>
-              <w:ind w:left="0" w:right="0" w:firstLine="0"/>
-              <w:spacing w:after="40" w:line="240" w:lineRule="auto" w:before="40"/>
+              <w:ind w:firstLine="0" w:left="0" w:right="0"/>
+              <w:spacing w:line="240" w:after="40" w:before="40" w:lineRule="auto"/>
             </w:pPr>
             <w:r>
               <w:t xml:space="preserve">bool_value</w:t>
@@ -8268,8 +8268,8 @@
           <w:p>
             <w:pPr>
               <w:pStyle w:val="Compact"/>
-              <w:ind w:left="0" w:right="0" w:firstLine="0"/>
-              <w:spacing w:after="40" w:line="240" w:lineRule="auto" w:before="40"/>
+              <w:ind w:firstLine="0" w:left="0" w:right="0"/>
+              <w:spacing w:line="240" w:after="40" w:before="40" w:lineRule="auto"/>
             </w:pPr>
             <w:r>
               <w:t xml:space="preserve">INTEGER</w:t>
@@ -8281,8 +8281,8 @@
           <w:p>
             <w:pPr>
               <w:pStyle w:val="Compact"/>
-              <w:ind w:left="0" w:right="0" w:firstLine="0"/>
-              <w:spacing w:after="40" w:line="240" w:lineRule="auto" w:before="40"/>
+              <w:ind w:firstLine="0" w:left="0" w:right="0"/>
+              <w:spacing w:line="240" w:after="40" w:before="40" w:lineRule="auto"/>
             </w:pPr>
             <w:r>
               <w:t xml:space="preserve">For BOOLEAN datatype (0/1)</w:t>
@@ -8296,8 +8296,8 @@
           <w:p>
             <w:pPr>
               <w:pStyle w:val="Compact"/>
-              <w:ind w:left="0" w:right="0" w:firstLine="0"/>
-              <w:spacing w:after="40" w:line="240" w:lineRule="auto" w:before="40"/>
+              <w:ind w:firstLine="0" w:left="0" w:right="0"/>
+              <w:spacing w:line="240" w:after="40" w:before="40" w:lineRule="auto"/>
             </w:pPr>
             <w:r>
               <w:t xml:space="preserve">date_value</w:t>
@@ -8309,8 +8309,8 @@
           <w:p>
             <w:pPr>
               <w:pStyle w:val="Compact"/>
-              <w:ind w:left="0" w:right="0" w:firstLine="0"/>
-              <w:spacing w:after="40" w:line="240" w:lineRule="auto" w:before="40"/>
+              <w:ind w:firstLine="0" w:left="0" w:right="0"/>
+              <w:spacing w:line="240" w:after="40" w:before="40" w:lineRule="auto"/>
             </w:pPr>
             <w:r>
               <w:t xml:space="preserve">TEXT</w:t>
@@ -8322,8 +8322,8 @@
           <w:p>
             <w:pPr>
               <w:pStyle w:val="Compact"/>
-              <w:ind w:left="0" w:right="0" w:firstLine="0"/>
-              <w:spacing w:after="40" w:line="240" w:lineRule="auto" w:before="40"/>
+              <w:ind w:firstLine="0" w:left="0" w:right="0"/>
+              <w:spacing w:line="240" w:after="40" w:before="40" w:lineRule="auto"/>
             </w:pPr>
             <w:r>
               <w:t xml:space="preserve">For DATE datatype (YYYY-MM-DD)</w:t>
@@ -8337,8 +8337,8 @@
           <w:p>
             <w:pPr>
               <w:pStyle w:val="Compact"/>
-              <w:ind w:left="0" w:right="0" w:firstLine="0"/>
-              <w:spacing w:after="40" w:line="240" w:lineRule="auto" w:before="40"/>
+              <w:ind w:firstLine="0" w:left="0" w:right="0"/>
+              <w:spacing w:line="240" w:after="40" w:before="40" w:lineRule="auto"/>
             </w:pPr>
             <w:r>
               <w:t xml:space="preserve">enum_ref</w:t>
@@ -8350,8 +8350,8 @@
           <w:p>
             <w:pPr>
               <w:pStyle w:val="Compact"/>
-              <w:ind w:left="0" w:right="0" w:firstLine="0"/>
-              <w:spacing w:after="40" w:line="240" w:lineRule="auto" w:before="40"/>
+              <w:ind w:firstLine="0" w:left="0" w:right="0"/>
+              <w:spacing w:line="240" w:after="40" w:before="40" w:lineRule="auto"/>
             </w:pPr>
             <w:r>
               <w:t xml:space="preserve">TEXT FK</w:t>
@@ -8363,8 +8363,8 @@
           <w:p>
             <w:pPr>
               <w:pStyle w:val="Compact"/>
-              <w:ind w:left="0" w:right="0" w:firstLine="0"/>
-              <w:spacing w:after="40" w:line="240" w:lineRule="auto" w:before="40"/>
+              <w:ind w:firstLine="0" w:left="0" w:right="0"/>
+              <w:spacing w:line="240" w:after="40" w:before="40" w:lineRule="auto"/>
             </w:pPr>
             <w:r>
               <w:t xml:space="preserve">For ENUM datatype (FK to enum_values)</w:t>
@@ -8378,8 +8378,8 @@
           <w:p>
             <w:pPr>
               <w:pStyle w:val="Compact"/>
-              <w:ind w:left="0" w:right="0" w:firstLine="0"/>
-              <w:spacing w:after="40" w:line="240" w:lineRule="auto" w:before="40"/>
+              <w:ind w:firstLine="0" w:left="0" w:right="0"/>
+              <w:spacing w:line="240" w:after="40" w:before="40" w:lineRule="auto"/>
             </w:pPr>
             <w:r>
               <w:t xml:space="preserve">ast</w:t>
@@ -8391,8 +8391,8 @@
           <w:p>
             <w:pPr>
               <w:pStyle w:val="Compact"/>
-              <w:ind w:left="0" w:right="0" w:firstLine="0"/>
-              <w:spacing w:after="40" w:line="240" w:lineRule="auto" w:before="40"/>
+              <w:ind w:firstLine="0" w:left="0" w:right="0"/>
+              <w:spacing w:line="240" w:after="40" w:before="40" w:lineRule="auto"/>
             </w:pPr>
             <w:r>
               <w:t xml:space="preserve">JSON</w:t>
@@ -8404,8 +8404,8 @@
           <w:p>
             <w:pPr>
               <w:pStyle w:val="Compact"/>
-              <w:ind w:left="0" w:right="0" w:firstLine="0"/>
-              <w:spacing w:after="40" w:line="240" w:lineRule="auto" w:before="40"/>
+              <w:ind w:firstLine="0" w:left="0" w:right="0"/>
+              <w:spacing w:line="240" w:after="40" w:before="40" w:lineRule="auto"/>
             </w:pPr>
             <w:r>
               <w:t xml:space="preserve">For XHTML datatype (Pandoc AST)</w:t>
@@ -8419,8 +8419,8 @@
           <w:p>
             <w:pPr>
               <w:pStyle w:val="Compact"/>
-              <w:ind w:left="0" w:right="0" w:firstLine="0"/>
-              <w:spacing w:after="40" w:line="240" w:lineRule="auto" w:before="40"/>
+              <w:ind w:firstLine="0" w:left="0" w:right="0"/>
+              <w:spacing w:line="240" w:after="40" w:before="40" w:lineRule="auto"/>
             </w:pPr>
             <w:r>
               <w:t xml:space="preserve">datatype</w:t>
@@ -8432,8 +8432,8 @@
           <w:p>
             <w:pPr>
               <w:pStyle w:val="Compact"/>
-              <w:ind w:left="0" w:right="0" w:firstLine="0"/>
-              <w:spacing w:after="40" w:line="240" w:lineRule="auto" w:before="40"/>
+              <w:ind w:firstLine="0" w:left="0" w:right="0"/>
+              <w:spacing w:line="240" w:after="40" w:before="40" w:lineRule="auto"/>
             </w:pPr>
             <w:r>
               <w:t xml:space="preserve">TEXT NOT NULL</w:t>
@@ -8445,8 +8445,8 @@
           <w:p>
             <w:pPr>
               <w:pStyle w:val="Compact"/>
-              <w:ind w:left="0" w:right="0" w:firstLine="0"/>
-              <w:spacing w:after="40" w:line="240" w:lineRule="auto" w:before="40"/>
+              <w:ind w:firstLine="0" w:left="0" w:right="0"/>
+              <w:spacing w:line="240" w:after="40" w:before="40" w:lineRule="auto"/>
             </w:pPr>
             <w:r>
               <w:t xml:space="preserve">Actual datatype used</w:t>
@@ -9264,17 +9264,17 @@
 </file>
 
 <file path=word/footer1.xml><?xml version="1.0" encoding="utf-8"?>
-<w:ftr xmlns:r="http://schemas.openxmlformats.org/officeDocument/2006/relationships" xmlns:w="http://schemas.openxmlformats.org/wordprocessingml/2006/main">
+<w:ftr xmlns:w="http://schemas.openxmlformats.org/wordprocessingml/2006/main" xmlns:r="http://schemas.openxmlformats.org/officeDocument/2006/relationships">
   <w:tbl>
     <w:tblPr>
       <w:tblW w:type="pct" w:w="5000"/>
       <w:tblBorders>
-        <w:top w:space="1" w:sz="4" w:val="single" w:color="CCCCCC"/>
-        <w:bottom w:space="0" w:sz="0" w:val="none" w:color="auto"/>
-        <w:left w:space="0" w:sz="0" w:val="none" w:color="auto"/>
-        <w:right w:space="0" w:sz="0" w:val="none" w:color="auto"/>
-        <w:insideH w:space="0" w:sz="0" w:val="none" w:color="auto"/>
-        <w:insideV w:space="0" w:sz="0" w:val="none" w:color="auto"/>
+        <w:top w:space="1" w:sz="4" w:color="CCCCCC" w:val="single"/>
+        <w:bottom w:space="0" w:sz="0" w:color="auto" w:val="none"/>
+        <w:left w:space="0" w:sz="0" w:color="auto" w:val="none"/>
+        <w:right w:space="0" w:sz="0" w:color="auto" w:val="none"/>
+        <w:insideH w:space="0" w:sz="0" w:color="auto" w:val="none"/>
+        <w:insideV w:space="0" w:sz="0" w:color="auto" w:val="none"/>
       </w:tblBorders>
       <w:tblLayout w:type="fixed"/>
     </w:tblPr>
@@ -9390,7 +9390,7 @@
 </file>
 
 <file path=word/header1.xml><?xml version="1.0" encoding="utf-8"?>
-<w:hdr xmlns:r="http://schemas.openxmlformats.org/officeDocument/2006/relationships" xmlns:w="http://schemas.openxmlformats.org/wordprocessingml/2006/main">
+<w:hdr xmlns:w="http://schemas.openxmlformats.org/wordprocessingml/2006/main" xmlns:r="http://schemas.openxmlformats.org/officeDocument/2006/relationships">
   <w:p>
     <w:pPr>
       <w:pStyle w:val="Header"/>
@@ -9400,7 +9400,7 @@
 </file>
 
 <file path=word/header2.xml><?xml version="1.0" encoding="utf-8"?>
-<w:hdr xmlns:r="http://schemas.openxmlformats.org/officeDocument/2006/relationships" xmlns:w="http://schemas.openxmlformats.org/wordprocessingml/2006/main">
+<w:hdr xmlns:w="http://schemas.openxmlformats.org/wordprocessingml/2006/main" xmlns:r="http://schemas.openxmlformats.org/officeDocument/2006/relationships">
   <w:p>
     <w:pPr>
       <w:pStyle w:val="Header"/>
@@ -10701,46 +10701,18 @@
     <w:basedOn w:val="VerbatimChar"/>
     <w:rPr/>
   </w:style>
-  <w:style w:customStyle="1" w:styleId="VerbatimChar" w:type="character">
-    <w:name w:val="Verbatim Char"/>
-    <w:rPr>
-      <w:rFonts w:hAnsi="Courier New" w:cs="Courier New" w:ascii="Courier New"/>
-      <w:sz w:val="20"/>
-      <w:szCs w:val="20"/>
-    </w:rPr>
-  </w:style>
-  <w:style w:customStyle="1" w:styleId="SourceCode" w:type="paragraph">
-    <w:name w:val="Source Code"/>
-    <w:basedOn w:val="Normal"/>
-    <w:pPr>
-      <w:spacing w:after="0" w:line="240" w:lineRule="auto" w:before="0"/>
-      <w:jc w:val="left"/>
-      <w:pBdr>
-        <w:top w:space="1" w:sz="4" w:val="single" w:color="CCCCCC"/>
-        <w:bottom w:space="1" w:sz="4" w:val="single" w:color="CCCCCC"/>
-        <w:left w:space="1" w:sz="4" w:val="single" w:color="CCCCCC"/>
-        <w:right w:space="1" w:sz="4" w:val="single" w:color="CCCCCC"/>
-      </w:pBdr>
-      <w:shd w:fill="F5F5F5" w:val="clear" w:color="auto"/>
-    </w:pPr>
-    <w:rPr>
-      <w:rFonts w:hAnsi="Courier New" w:cs="Courier New" w:ascii="Courier New"/>
-      <w:sz w:val="20"/>
-      <w:szCs w:val="20"/>
-    </w:rPr>
-  </w:style>
-  <w:style w:customStyle="1" w:styleId="SpecObjectHeader" w:type="paragraph">
+  <w:style w:customStyle="1" w:type="paragraph" w:styleId="SpecObjectHeader">
     <w:name w:val="Spec Object Header"/>
     <w:basedOn w:val="Normal"/>
     <w:next w:val="FirstParagraph"/>
     <w:qFormat/>
     <w:pPr>
       <w:keepNext/>
-      <w:spacing w:after="120" w:line="276" w:lineRule="auto" w:before="280"/>
+      <w:spacing w:line="276" w:after="120" w:before="280" w:lineRule="auto"/>
       <w:outlineLvl w:val="0"/>
     </w:pPr>
     <w:rPr>
-      <w:rFonts w:hAnsi="Calibri Light" w:cs="Calibri Light" w:ascii="Calibri Light"/>
+      <w:rFonts w:cs="Calibri Light" w:hAnsi="Calibri Light" w:ascii="Calibri Light"/>
       <w:b/>
       <w:bCs/>
       <w:color w:val="0F4C64"/>

--- a/specir/downloads/specir.docx
+++ b/specir/downloads/specir.docx
@@ -2,7 +2,7 @@
 <file path=word/document.xml><?xml version="1.0" encoding="utf-8"?>
 <w:document xmlns:w="http://schemas.openxmlformats.org/wordprocessingml/2006/main" xmlns:m="http://schemas.openxmlformats.org/officeDocument/2006/math" xmlns:r="http://schemas.openxmlformats.org/officeDocument/2006/relationships" xmlns:o="urn:schemas-microsoft-com:office:office" xmlns:v="urn:schemas-microsoft-com:vml" xmlns:w10="urn:schemas-microsoft-com:office:word" xmlns:a="http://schemas.openxmlformats.org/drawingml/2006/main" xmlns:pic="http://schemas.openxmlformats.org/drawingml/2006/picture" xmlns:wp="http://schemas.openxmlformats.org/drawingml/2006/wordprocessingDrawing">
   <w:body>
-    <w:bookmarkStart w:id="9" w:name="SPEC"/>
+    <w:bookmarkStart w:id="20" w:name="SPEC"/>
     <w:p>
       <w:pPr>
         <w:pStyle w:val="Title"/>
@@ -11,7 +11,7 @@
         <w:t xml:space="preserve">SpecIR: Specification Intermediate Representation</w:t>
       </w:r>
     </w:p>
-    <w:bookmarkEnd w:id="9"/>
+    <w:bookmarkEnd w:id="20"/>
     <w:p>
       <w:pPr>
         <w:pStyle w:val="TOCHeading"/>
@@ -44,7 +44,7 @@
         <w:br w:type="page"/>
       </w:r>
     </w:p>
-    <w:bookmarkStart w:id="13" w:name="introduction"/>
+    <w:bookmarkStart w:id="24" w:name="introduction"/>
     <w:p>
       <w:pPr>
         <w:pStyle w:val="Heading1"/>
@@ -57,7 +57,7 @@
         <w:t xml:space="preserve">Introduction</w:t>
       </w:r>
     </w:p>
-    <w:bookmarkStart w:id="10" w:name="what-is-specir"/>
+    <w:bookmarkStart w:id="21" w:name="what-is-specir"/>
     <w:p>
       <w:pPr>
         <w:pStyle w:val="Heading2"/>
@@ -76,8 +76,8 @@
       </w:pPr>
       <w:r>
         <w:rPr>
+          <w:bCs/>
           <w:b/>
-          <w:bCs/>
         </w:rPr>
         <w:t xml:space="preserve">SpecIR</w:t>
       </w:r>
@@ -96,8 +96,8 @@
         <w:t xml:space="preserve">Any tool can read and write a SpecIR database. CommonSpec is one input format; ReqIF, DOORS CSV, or direct SQL are others. SpecCompiler is the reference compiler that produces SpecIR from CommonSpec, but the IR is not tied to any single tool.</w:t>
       </w:r>
     </w:p>
-    <w:bookmarkEnd w:id="10"/>
-    <w:bookmarkStart w:id="11" w:name="design-goals"/>
+    <w:bookmarkEnd w:id="21"/>
+    <w:bookmarkStart w:id="22" w:name="design-goals"/>
     <w:p>
       <w:pPr>
         <w:pStyle w:val="Heading2"/>
@@ -116,8 +116,8 @@
       </w:pPr>
       <w:r>
         <w:rPr>
+          <w:bCs/>
           <w:b/>
-          <w:bCs/>
         </w:rPr>
         <w:t xml:space="preserve">Portable.</w:t>
       </w:r>
@@ -149,8 +149,8 @@
       </w:pPr>
       <w:r>
         <w:rPr>
+          <w:bCs/>
           <w:b/>
-          <w:bCs/>
         </w:rPr>
         <w:t xml:space="preserve">Typed.</w:t>
       </w:r>
@@ -167,8 +167,8 @@
       </w:pPr>
       <w:r>
         <w:rPr>
+          <w:bCs/>
           <w:b/>
-          <w:bCs/>
         </w:rPr>
         <w:t xml:space="preserve">Queryable.</w:t>
       </w:r>
@@ -185,8 +185,8 @@
       </w:pPr>
       <w:r>
         <w:rPr>
+          <w:bCs/>
           <w:b/>
-          <w:bCs/>
         </w:rPr>
         <w:t xml:space="preserve">Interoperable.</w:t>
       </w:r>
@@ -197,8 +197,8 @@
         <w:t xml:space="preserve">SpecIR is the bridge between formats. Import from ReqIF, edit in CommonSpec, export to DOCX — SpecIR is the common ground.</w:t>
       </w:r>
     </w:p>
-    <w:bookmarkEnd w:id="11"/>
-    <w:bookmarkStart w:id="12" w:name="schema-layers"/>
+    <w:bookmarkEnd w:id="22"/>
+    <w:bookmarkStart w:id="23" w:name="schema-layers"/>
     <w:p>
       <w:pPr>
         <w:pStyle w:val="Heading2"/>
@@ -221,16 +221,16 @@
     </w:p>
     <w:p>
       <w:pPr>
-        <w:pStyle w:val="Compact"/>
         <w:numPr>
           <w:ilvl w:val="0"/>
           <w:numId w:val="1001"/>
         </w:numPr>
+        <w:pStyle w:val="Compact"/>
       </w:pPr>
       <w:r>
         <w:rPr>
+          <w:bCs/>
           <w:b/>
-          <w:bCs/>
         </w:rPr>
         <w:t xml:space="preserve">Type System</w:t>
       </w:r>
@@ -243,16 +243,16 @@
     </w:p>
     <w:p>
       <w:pPr>
-        <w:pStyle w:val="Compact"/>
         <w:numPr>
           <w:ilvl w:val="0"/>
           <w:numId w:val="1001"/>
         </w:numPr>
+        <w:pStyle w:val="Compact"/>
       </w:pPr>
       <w:r>
         <w:rPr>
+          <w:bCs/>
           <w:b/>
-          <w:bCs/>
         </w:rPr>
         <w:t xml:space="preserve">Content</w:t>
       </w:r>
@@ -265,16 +265,16 @@
     </w:p>
     <w:p>
       <w:pPr>
-        <w:pStyle w:val="Compact"/>
         <w:numPr>
           <w:ilvl w:val="0"/>
           <w:numId w:val="1001"/>
         </w:numPr>
+        <w:pStyle w:val="Compact"/>
       </w:pPr>
       <w:r>
         <w:rPr>
+          <w:bCs/>
           <w:b/>
-          <w:bCs/>
         </w:rPr>
         <w:t xml:space="preserve">Tooling</w:t>
       </w:r>
@@ -289,8 +289,8 @@
       </w:r>
       <w:r>
         <w:rPr>
+          <w:bCs/>
           <w:b/>
-          <w:bCs/>
         </w:rPr>
         <w:t xml:space="preserve">not part of the SpecIR specification</w:t>
       </w:r>
@@ -306,9 +306,9 @@
         <w:t xml:space="preserve">Only layers 1 and 2 constitute the SpecIR standard. External tools reading or writing SpecIR should ignore layer 3 tables.</w:t>
       </w:r>
     </w:p>
-    <w:bookmarkEnd w:id="12"/>
-    <w:bookmarkEnd w:id="13"/>
-    <w:bookmarkStart w:id="24" w:name="core-schema-type-system"/>
+    <w:bookmarkEnd w:id="23"/>
+    <w:bookmarkEnd w:id="24"/>
+    <w:bookmarkStart w:id="35" w:name="core-schema-type-system"/>
     <w:p>
       <w:pPr>
         <w:pStyle w:val="Heading1"/>
@@ -332,7 +332,13 @@
         <w:t xml:space="preserve"> </w:t>
       </w:r>
       <w:r>
-        <w:t xml:space="preserve">“What kinds of things can exist in this specification?”</w:t>
+        <w:t xml:space="preserve">“</w:t>
+      </w:r>
+      <w:r>
+        <w:t xml:space="preserve">What kinds of things can exist in this specification?</w:t>
+      </w:r>
+      <w:r>
+        <w:t xml:space="preserve">”</w:t>
       </w:r>
     </w:p>
     <w:p>
@@ -341,8 +347,8 @@
       </w:pPr>
       <w:r>
         <w:rPr>
+          <w:bCs/>
           <w:b/>
-          <w:bCs/>
         </w:rPr>
         <w:t xml:space="preserve">Authoritative source:</w:t>
       </w:r>
@@ -356,7 +362,7 @@
         <w:t xml:space="preserve">src/db/schema/types.lua</w:t>
       </w:r>
     </w:p>
-    <w:bookmarkStart w:id="14" w:name="spec_object_types"/>
+    <w:bookmarkStart w:id="25" w:name="spec_object_types"/>
     <w:p>
       <w:pPr>
         <w:pStyle w:val="Heading2"/>
@@ -379,12 +385,12 @@
     </w:p>
     <w:p>
       <w:pPr>
-        <w:spacing w:before="0" w:lineRule="exact" w:line="20" w:after="0"/>
+        <w:spacing w:before="0" w:after="0" w:line="20" w:lineRule="exact"/>
         <w:rPr>
           <w:sz w:val="2"/>
         </w:rPr>
       </w:pPr>
-      <w:bookmarkStart w:name="csv-tbl-object-types" w:id="64546"/>
+      <w:bookmarkStart w:id="64546" w:name="csv-tbl-object-types"/>
       <w:bookmarkEnd w:id="64546"/>
     </w:p>
     <w:p>
@@ -419,13 +425,14 @@
         <w:tblStyle w:val="Table"/>
         <w:tblW w:type="auto" w:w="0"/>
         <w:tblLook w:firstRow="1" w:lastRow="0" w:firstColumn="0" w:lastColumn="0" w:noHBand="0" w:noVBand="0" w:val="0020"/>
+        <w:jc w:val="start"/>
         <w:tblBorders>
-          <w:top w:space="0" w:sz="6" w:color="000000" w:val="single"/>
-          <w:left w:space="0" w:sz="6" w:color="000000" w:val="single"/>
-          <w:bottom w:space="0" w:sz="6" w:color="000000" w:val="single"/>
-          <w:right w:space="0" w:sz="6" w:color="000000" w:val="single"/>
-          <w:insideH w:space="0" w:sz="6" w:color="000000" w:val="single"/>
-          <w:insideV w:space="0" w:sz="6" w:color="000000" w:val="single"/>
+          <w:top w:color="000000" w:space="0" w:val="single" w:sz="6"/>
+          <w:left w:color="000000" w:space="0" w:val="single" w:sz="6"/>
+          <w:bottom w:color="000000" w:space="0" w:val="single" w:sz="6"/>
+          <w:right w:color="000000" w:space="0" w:val="single" w:sz="6"/>
+          <w:insideH w:color="000000" w:space="0" w:val="single" w:sz="6"/>
+          <w:insideV w:color="000000" w:space="0" w:val="single" w:sz="6"/>
         </w:tblBorders>
         <w:tblCellMar>
           <w:top w:type="dxa" w:w="57"/>
@@ -441,17 +448,18 @@
       </w:tblGrid>
       <w:tr>
         <w:trPr>
-          <w:tblHeader w:val="on"/>
+          <w:tblHeader w:val="true"/>
         </w:trPr>
         <w:tc>
           <w:tcPr>
-            <w:shd w:fill="E8E8E8" w:color="auto" w:val="clear"/>
+            <w:shd w:color="auto" w:val="clear" w:fill="E8E8E8"/>
           </w:tcPr>
           <w:p>
             <w:pPr>
               <w:pStyle w:val="Compact"/>
-              <w:ind w:firstLine="0" w:left="0" w:right="0"/>
-              <w:spacing w:line="240" w:after="40" w:before="40" w:lineRule="auto"/>
+              <w:jc w:val="left"/>
+              <w:ind w:left="0" w:right="0" w:firstLine="0"/>
+              <w:spacing w:lineRule="auto" w:line="240" w:before="40" w:after="40"/>
             </w:pPr>
             <w:r>
               <w:rPr>
@@ -463,13 +471,14 @@
         </w:tc>
         <w:tc>
           <w:tcPr>
-            <w:shd w:fill="E8E8E8" w:color="auto" w:val="clear"/>
+            <w:shd w:color="auto" w:val="clear" w:fill="E8E8E8"/>
           </w:tcPr>
           <w:p>
             <w:pPr>
               <w:pStyle w:val="Compact"/>
-              <w:ind w:firstLine="0" w:left="0" w:right="0"/>
-              <w:spacing w:line="240" w:after="40" w:before="40" w:lineRule="auto"/>
+              <w:jc w:val="left"/>
+              <w:ind w:left="0" w:right="0" w:firstLine="0"/>
+              <w:spacing w:lineRule="auto" w:line="240" w:before="40" w:after="40"/>
             </w:pPr>
             <w:r>
               <w:rPr>
@@ -481,13 +490,14 @@
         </w:tc>
         <w:tc>
           <w:tcPr>
-            <w:shd w:fill="E8E8E8" w:color="auto" w:val="clear"/>
+            <w:shd w:color="auto" w:val="clear" w:fill="E8E8E8"/>
           </w:tcPr>
           <w:p>
             <w:pPr>
               <w:pStyle w:val="Compact"/>
-              <w:ind w:firstLine="0" w:left="0" w:right="0"/>
-              <w:spacing w:line="240" w:after="40" w:before="40" w:lineRule="auto"/>
+              <w:jc w:val="left"/>
+              <w:ind w:left="0" w:right="0" w:firstLine="0"/>
+              <w:spacing w:lineRule="auto" w:line="240" w:before="40" w:after="40"/>
             </w:pPr>
             <w:r>
               <w:rPr>
@@ -504,8 +514,9 @@
           <w:p>
             <w:pPr>
               <w:pStyle w:val="Compact"/>
-              <w:ind w:firstLine="0" w:left="0" w:right="0"/>
-              <w:spacing w:line="240" w:after="40" w:before="40" w:lineRule="auto"/>
+              <w:jc w:val="left"/>
+              <w:ind w:left="0" w:right="0" w:firstLine="0"/>
+              <w:spacing w:lineRule="auto" w:line="240" w:before="40" w:after="40"/>
             </w:pPr>
             <w:r>
               <w:t xml:space="preserve">identifier</w:t>
@@ -517,8 +528,9 @@
           <w:p>
             <w:pPr>
               <w:pStyle w:val="Compact"/>
-              <w:ind w:firstLine="0" w:left="0" w:right="0"/>
-              <w:spacing w:line="240" w:after="40" w:before="40" w:lineRule="auto"/>
+              <w:jc w:val="left"/>
+              <w:ind w:left="0" w:right="0" w:firstLine="0"/>
+              <w:spacing w:lineRule="auto" w:line="240" w:before="40" w:after="40"/>
             </w:pPr>
             <w:r>
               <w:t xml:space="preserve">TEXT PK</w:t>
@@ -530,8 +542,9 @@
           <w:p>
             <w:pPr>
               <w:pStyle w:val="Compact"/>
-              <w:ind w:firstLine="0" w:left="0" w:right="0"/>
-              <w:spacing w:line="240" w:after="40" w:before="40" w:lineRule="auto"/>
+              <w:jc w:val="left"/>
+              <w:ind w:left="0" w:right="0" w:firstLine="0"/>
+              <w:spacing w:lineRule="auto" w:line="240" w:before="40" w:after="40"/>
             </w:pPr>
             <w:r>
               <w:t xml:space="preserve">Unique type code (e.g. HLR)</w:t>
@@ -545,8 +558,9 @@
           <w:p>
             <w:pPr>
               <w:pStyle w:val="Compact"/>
-              <w:ind w:firstLine="0" w:left="0" w:right="0"/>
-              <w:spacing w:line="240" w:after="40" w:before="40" w:lineRule="auto"/>
+              <w:jc w:val="left"/>
+              <w:ind w:left="0" w:right="0" w:firstLine="0"/>
+              <w:spacing w:lineRule="auto" w:line="240" w:before="40" w:after="40"/>
             </w:pPr>
             <w:r>
               <w:t xml:space="preserve">long_name</w:t>
@@ -558,8 +572,9 @@
           <w:p>
             <w:pPr>
               <w:pStyle w:val="Compact"/>
-              <w:ind w:firstLine="0" w:left="0" w:right="0"/>
-              <w:spacing w:line="240" w:after="40" w:before="40" w:lineRule="auto"/>
+              <w:jc w:val="left"/>
+              <w:ind w:left="0" w:right="0" w:firstLine="0"/>
+              <w:spacing w:lineRule="auto" w:line="240" w:before="40" w:after="40"/>
             </w:pPr>
             <w:r>
               <w:t xml:space="preserve">TEXT NOT NULL UNIQUE</w:t>
@@ -571,8 +586,9 @@
           <w:p>
             <w:pPr>
               <w:pStyle w:val="Compact"/>
-              <w:ind w:firstLine="0" w:left="0" w:right="0"/>
-              <w:spacing w:line="240" w:after="40" w:before="40" w:lineRule="auto"/>
+              <w:jc w:val="left"/>
+              <w:ind w:left="0" w:right="0" w:firstLine="0"/>
+              <w:spacing w:lineRule="auto" w:line="240" w:before="40" w:after="40"/>
             </w:pPr>
             <w:r>
               <w:t xml:space="preserve">Human-readable name</w:t>
@@ -586,8 +602,9 @@
           <w:p>
             <w:pPr>
               <w:pStyle w:val="Compact"/>
-              <w:ind w:firstLine="0" w:left="0" w:right="0"/>
-              <w:spacing w:line="240" w:after="40" w:before="40" w:lineRule="auto"/>
+              <w:jc w:val="left"/>
+              <w:ind w:left="0" w:right="0" w:firstLine="0"/>
+              <w:spacing w:lineRule="auto" w:line="240" w:before="40" w:after="40"/>
             </w:pPr>
             <w:r>
               <w:t xml:space="preserve">description</w:t>
@@ -599,8 +616,9 @@
           <w:p>
             <w:pPr>
               <w:pStyle w:val="Compact"/>
-              <w:ind w:firstLine="0" w:left="0" w:right="0"/>
-              <w:spacing w:line="240" w:after="40" w:before="40" w:lineRule="auto"/>
+              <w:jc w:val="left"/>
+              <w:ind w:left="0" w:right="0" w:firstLine="0"/>
+              <w:spacing w:lineRule="auto" w:line="240" w:before="40" w:after="40"/>
             </w:pPr>
             <w:r>
               <w:t xml:space="preserve">TEXT</w:t>
@@ -612,8 +630,9 @@
           <w:p>
             <w:pPr>
               <w:pStyle w:val="Compact"/>
-              <w:ind w:firstLine="0" w:left="0" w:right="0"/>
-              <w:spacing w:line="240" w:after="40" w:before="40" w:lineRule="auto"/>
+              <w:jc w:val="left"/>
+              <w:ind w:left="0" w:right="0" w:firstLine="0"/>
+              <w:spacing w:lineRule="auto" w:line="240" w:before="40" w:after="40"/>
             </w:pPr>
             <w:r>
               <w:t xml:space="preserve">Documentation</w:t>
@@ -627,8 +646,9 @@
           <w:p>
             <w:pPr>
               <w:pStyle w:val="Compact"/>
-              <w:ind w:firstLine="0" w:left="0" w:right="0"/>
-              <w:spacing w:line="240" w:after="40" w:before="40" w:lineRule="auto"/>
+              <w:jc w:val="left"/>
+              <w:ind w:left="0" w:right="0" w:firstLine="0"/>
+              <w:spacing w:lineRule="auto" w:line="240" w:before="40" w:after="40"/>
             </w:pPr>
             <w:r>
               <w:t xml:space="preserve">extends</w:t>
@@ -640,8 +660,9 @@
           <w:p>
             <w:pPr>
               <w:pStyle w:val="Compact"/>
-              <w:ind w:firstLine="0" w:left="0" w:right="0"/>
-              <w:spacing w:line="240" w:after="40" w:before="40" w:lineRule="auto"/>
+              <w:jc w:val="left"/>
+              <w:ind w:left="0" w:right="0" w:firstLine="0"/>
+              <w:spacing w:lineRule="auto" w:line="240" w:before="40" w:after="40"/>
             </w:pPr>
             <w:r>
               <w:t xml:space="preserve">TEXT</w:t>
@@ -653,8 +674,9 @@
           <w:p>
             <w:pPr>
               <w:pStyle w:val="Compact"/>
-              <w:ind w:firstLine="0" w:left="0" w:right="0"/>
-              <w:spacing w:line="240" w:after="40" w:before="40" w:lineRule="auto"/>
+              <w:jc w:val="left"/>
+              <w:ind w:left="0" w:right="0" w:firstLine="0"/>
+              <w:spacing w:lineRule="auto" w:line="240" w:before="40" w:after="40"/>
             </w:pPr>
             <w:r>
               <w:t xml:space="preserve">Parent type for inheritance</w:t>
@@ -668,8 +690,9 @@
           <w:p>
             <w:pPr>
               <w:pStyle w:val="Compact"/>
-              <w:ind w:firstLine="0" w:left="0" w:right="0"/>
-              <w:spacing w:line="240" w:after="40" w:before="40" w:lineRule="auto"/>
+              <w:jc w:val="left"/>
+              <w:ind w:left="0" w:right="0" w:firstLine="0"/>
+              <w:spacing w:lineRule="auto" w:line="240" w:before="40" w:after="40"/>
             </w:pPr>
             <w:r>
               <w:t xml:space="preserve">is_composite</w:t>
@@ -681,8 +704,9 @@
           <w:p>
             <w:pPr>
               <w:pStyle w:val="Compact"/>
-              <w:ind w:firstLine="0" w:left="0" w:right="0"/>
-              <w:spacing w:line="240" w:after="40" w:before="40" w:lineRule="auto"/>
+              <w:jc w:val="left"/>
+              <w:ind w:left="0" w:right="0" w:firstLine="0"/>
+              <w:spacing w:lineRule="auto" w:line="240" w:before="40" w:after="40"/>
             </w:pPr>
             <w:r>
               <w:t xml:space="preserve">INTEGER DEFAULT 0</w:t>
@@ -694,8 +718,9 @@
           <w:p>
             <w:pPr>
               <w:pStyle w:val="Compact"/>
-              <w:ind w:firstLine="0" w:left="0" w:right="0"/>
-              <w:spacing w:line="240" w:after="40" w:before="40" w:lineRule="auto"/>
+              <w:jc w:val="left"/>
+              <w:ind w:left="0" w:right="0" w:firstLine="0"/>
+              <w:spacing w:lineRule="auto" w:line="240" w:before="40" w:after="40"/>
             </w:pPr>
             <w:r>
               <w:t xml:space="preserve">1 = container type (e.g. SECTION)</w:t>
@@ -709,8 +734,9 @@
           <w:p>
             <w:pPr>
               <w:pStyle w:val="Compact"/>
-              <w:ind w:firstLine="0" w:left="0" w:right="0"/>
-              <w:spacing w:line="240" w:after="40" w:before="40" w:lineRule="auto"/>
+              <w:jc w:val="left"/>
+              <w:ind w:left="0" w:right="0" w:firstLine="0"/>
+              <w:spacing w:lineRule="auto" w:line="240" w:before="40" w:after="40"/>
             </w:pPr>
             <w:r>
               <w:t xml:space="preserve">is_required</w:t>
@@ -722,8 +748,9 @@
           <w:p>
             <w:pPr>
               <w:pStyle w:val="Compact"/>
-              <w:ind w:firstLine="0" w:left="0" w:right="0"/>
-              <w:spacing w:line="240" w:after="40" w:before="40" w:lineRule="auto"/>
+              <w:jc w:val="left"/>
+              <w:ind w:left="0" w:right="0" w:firstLine="0"/>
+              <w:spacing w:lineRule="auto" w:line="240" w:before="40" w:after="40"/>
             </w:pPr>
             <w:r>
               <w:t xml:space="preserve">INTEGER DEFAULT 0</w:t>
@@ -735,8 +762,9 @@
           <w:p>
             <w:pPr>
               <w:pStyle w:val="Compact"/>
-              <w:ind w:firstLine="0" w:left="0" w:right="0"/>
-              <w:spacing w:line="240" w:after="40" w:before="40" w:lineRule="auto"/>
+              <w:jc w:val="left"/>
+              <w:ind w:left="0" w:right="0" w:firstLine="0"/>
+              <w:spacing w:lineRule="auto" w:line="240" w:before="40" w:after="40"/>
             </w:pPr>
             <w:r>
               <w:t xml:space="preserve">1 = every spec must have at least one</w:t>
@@ -750,8 +778,9 @@
           <w:p>
             <w:pPr>
               <w:pStyle w:val="Compact"/>
-              <w:ind w:firstLine="0" w:left="0" w:right="0"/>
-              <w:spacing w:line="240" w:after="40" w:before="40" w:lineRule="auto"/>
+              <w:jc w:val="left"/>
+              <w:ind w:left="0" w:right="0" w:firstLine="0"/>
+              <w:spacing w:lineRule="auto" w:line="240" w:before="40" w:after="40"/>
             </w:pPr>
             <w:r>
               <w:t xml:space="preserve">is_default</w:t>
@@ -763,8 +792,9 @@
           <w:p>
             <w:pPr>
               <w:pStyle w:val="Compact"/>
-              <w:ind w:firstLine="0" w:left="0" w:right="0"/>
-              <w:spacing w:line="240" w:after="40" w:before="40" w:lineRule="auto"/>
+              <w:jc w:val="left"/>
+              <w:ind w:left="0" w:right="0" w:firstLine="0"/>
+              <w:spacing w:lineRule="auto" w:line="240" w:before="40" w:after="40"/>
             </w:pPr>
             <w:r>
               <w:t xml:space="preserve">INTEGER DEFAULT 0</w:t>
@@ -776,8 +806,9 @@
           <w:p>
             <w:pPr>
               <w:pStyle w:val="Compact"/>
-              <w:ind w:firstLine="0" w:left="0" w:right="0"/>
-              <w:spacing w:line="240" w:after="40" w:before="40" w:lineRule="auto"/>
+              <w:jc w:val="left"/>
+              <w:ind w:left="0" w:right="0" w:firstLine="0"/>
+              <w:spacing w:lineRule="auto" w:line="240" w:before="40" w:after="40"/>
             </w:pPr>
             <w:r>
               <w:t xml:space="preserve">1 = used when header has no explicit type</w:t>
@@ -791,8 +822,9 @@
           <w:p>
             <w:pPr>
               <w:pStyle w:val="Compact"/>
-              <w:ind w:firstLine="0" w:left="0" w:right="0"/>
-              <w:spacing w:line="240" w:after="40" w:before="40" w:lineRule="auto"/>
+              <w:jc w:val="left"/>
+              <w:ind w:left="0" w:right="0" w:firstLine="0"/>
+              <w:spacing w:lineRule="auto" w:line="240" w:before="40" w:after="40"/>
             </w:pPr>
             <w:r>
               <w:t xml:space="preserve">pid_prefix</w:t>
@@ -804,8 +836,9 @@
           <w:p>
             <w:pPr>
               <w:pStyle w:val="Compact"/>
-              <w:ind w:firstLine="0" w:left="0" w:right="0"/>
-              <w:spacing w:line="240" w:after="40" w:before="40" w:lineRule="auto"/>
+              <w:jc w:val="left"/>
+              <w:ind w:left="0" w:right="0" w:firstLine="0"/>
+              <w:spacing w:lineRule="auto" w:line="240" w:before="40" w:after="40"/>
             </w:pPr>
             <w:r>
               <w:t xml:space="preserve">TEXT</w:t>
@@ -817,8 +850,9 @@
           <w:p>
             <w:pPr>
               <w:pStyle w:val="Compact"/>
-              <w:ind w:firstLine="0" w:left="0" w:right="0"/>
-              <w:spacing w:line="240" w:after="40" w:before="40" w:lineRule="auto"/>
+              <w:jc w:val="left"/>
+              <w:ind w:left="0" w:right="0" w:firstLine="0"/>
+              <w:spacing w:lineRule="auto" w:line="240" w:before="40" w:after="40"/>
             </w:pPr>
             <w:r>
               <w:t xml:space="preserve">Default PID prefix for auto-generation</w:t>
@@ -832,8 +866,9 @@
           <w:p>
             <w:pPr>
               <w:pStyle w:val="Compact"/>
-              <w:ind w:firstLine="0" w:left="0" w:right="0"/>
-              <w:spacing w:line="240" w:after="40" w:before="40" w:lineRule="auto"/>
+              <w:jc w:val="left"/>
+              <w:ind w:left="0" w:right="0" w:firstLine="0"/>
+              <w:spacing w:lineRule="auto" w:line="240" w:before="40" w:after="40"/>
             </w:pPr>
             <w:r>
               <w:t xml:space="preserve">pid_format</w:t>
@@ -845,8 +880,9 @@
           <w:p>
             <w:pPr>
               <w:pStyle w:val="Compact"/>
-              <w:ind w:firstLine="0" w:left="0" w:right="0"/>
-              <w:spacing w:line="240" w:after="40" w:before="40" w:lineRule="auto"/>
+              <w:jc w:val="left"/>
+              <w:ind w:left="0" w:right="0" w:firstLine="0"/>
+              <w:spacing w:lineRule="auto" w:line="240" w:before="40" w:after="40"/>
             </w:pPr>
             <w:r>
               <w:t xml:space="preserve">TEXT DEFAULT '%s-%03d'</w:t>
@@ -858,8 +894,9 @@
           <w:p>
             <w:pPr>
               <w:pStyle w:val="Compact"/>
-              <w:ind w:firstLine="0" w:left="0" w:right="0"/>
-              <w:spacing w:line="240" w:after="40" w:before="40" w:lineRule="auto"/>
+              <w:jc w:val="left"/>
+              <w:ind w:left="0" w:right="0" w:firstLine="0"/>
+              <w:spacing w:lineRule="auto" w:line="240" w:before="40" w:after="40"/>
             </w:pPr>
             <w:r>
               <w:t xml:space="preserve">Printf format for auto-generated PIDs</w:t>
@@ -873,8 +910,9 @@
           <w:p>
             <w:pPr>
               <w:pStyle w:val="Compact"/>
-              <w:ind w:firstLine="0" w:left="0" w:right="0"/>
-              <w:spacing w:line="240" w:after="40" w:before="40" w:lineRule="auto"/>
+              <w:jc w:val="left"/>
+              <w:ind w:left="0" w:right="0" w:firstLine="0"/>
+              <w:spacing w:lineRule="auto" w:line="240" w:before="40" w:after="40"/>
             </w:pPr>
             <w:r>
               <w:t xml:space="preserve">aliases</w:t>
@@ -886,8 +924,9 @@
           <w:p>
             <w:pPr>
               <w:pStyle w:val="Compact"/>
-              <w:ind w:firstLine="0" w:left="0" w:right="0"/>
-              <w:spacing w:line="240" w:after="40" w:before="40" w:lineRule="auto"/>
+              <w:jc w:val="left"/>
+              <w:ind w:left="0" w:right="0" w:firstLine="0"/>
+              <w:spacing w:lineRule="auto" w:line="240" w:before="40" w:after="40"/>
             </w:pPr>
             <w:r>
               <w:t xml:space="preserve">TEXT</w:t>
@@ -899,8 +938,9 @@
           <w:p>
             <w:pPr>
               <w:pStyle w:val="Compact"/>
-              <w:ind w:firstLine="0" w:left="0" w:right="0"/>
-              <w:spacing w:line="240" w:after="40" w:before="40" w:lineRule="auto"/>
+              <w:jc w:val="left"/>
+              <w:ind w:left="0" w:right="0" w:firstLine="0"/>
+              <w:spacing w:lineRule="auto" w:line="240" w:before="40" w:after="40"/>
             </w:pPr>
             <w:r>
               <w:t xml:space="preserve">Comma-wrapped aliases (e.g. ",hlr,req,")</w:t>
@@ -909,8 +949,8 @@
         </w:tc>
       </w:tr>
     </w:tbl>
-    <w:bookmarkEnd w:id="14"/>
-    <w:bookmarkStart w:id="15" w:name="spec_float_types"/>
+    <w:bookmarkEnd w:id="25"/>
+    <w:bookmarkStart w:id="26" w:name="spec_float_types"/>
     <w:p>
       <w:pPr>
         <w:pStyle w:val="Heading2"/>
@@ -933,12 +973,12 @@
     </w:p>
     <w:p>
       <w:pPr>
-        <w:spacing w:before="0" w:lineRule="exact" w:line="20" w:after="0"/>
+        <w:spacing w:before="0" w:after="0" w:line="20" w:lineRule="exact"/>
         <w:rPr>
           <w:sz w:val="2"/>
         </w:rPr>
       </w:pPr>
-      <w:bookmarkStart w:name="csv-tbl-float-types" w:id="21619"/>
+      <w:bookmarkStart w:id="21619" w:name="csv-tbl-float-types"/>
       <w:bookmarkEnd w:id="21619"/>
     </w:p>
     <w:p>
@@ -973,13 +1013,14 @@
         <w:tblStyle w:val="Table"/>
         <w:tblW w:type="auto" w:w="0"/>
         <w:tblLook w:firstRow="1" w:lastRow="0" w:firstColumn="0" w:lastColumn="0" w:noHBand="0" w:noVBand="0" w:val="0020"/>
+        <w:jc w:val="start"/>
         <w:tblBorders>
-          <w:top w:space="0" w:sz="6" w:color="000000" w:val="single"/>
-          <w:left w:space="0" w:sz="6" w:color="000000" w:val="single"/>
-          <w:bottom w:space="0" w:sz="6" w:color="000000" w:val="single"/>
-          <w:right w:space="0" w:sz="6" w:color="000000" w:val="single"/>
-          <w:insideH w:space="0" w:sz="6" w:color="000000" w:val="single"/>
-          <w:insideV w:space="0" w:sz="6" w:color="000000" w:val="single"/>
+          <w:top w:color="000000" w:space="0" w:val="single" w:sz="6"/>
+          <w:left w:color="000000" w:space="0" w:val="single" w:sz="6"/>
+          <w:bottom w:color="000000" w:space="0" w:val="single" w:sz="6"/>
+          <w:right w:color="000000" w:space="0" w:val="single" w:sz="6"/>
+          <w:insideH w:color="000000" w:space="0" w:val="single" w:sz="6"/>
+          <w:insideV w:color="000000" w:space="0" w:val="single" w:sz="6"/>
         </w:tblBorders>
         <w:tblCellMar>
           <w:top w:type="dxa" w:w="57"/>
@@ -995,17 +1036,18 @@
       </w:tblGrid>
       <w:tr>
         <w:trPr>
-          <w:tblHeader w:val="on"/>
+          <w:tblHeader w:val="true"/>
         </w:trPr>
         <w:tc>
           <w:tcPr>
-            <w:shd w:fill="E8E8E8" w:color="auto" w:val="clear"/>
+            <w:shd w:color="auto" w:val="clear" w:fill="E8E8E8"/>
           </w:tcPr>
           <w:p>
             <w:pPr>
               <w:pStyle w:val="Compact"/>
-              <w:ind w:firstLine="0" w:left="0" w:right="0"/>
-              <w:spacing w:line="240" w:after="40" w:before="40" w:lineRule="auto"/>
+              <w:jc w:val="left"/>
+              <w:ind w:left="0" w:right="0" w:firstLine="0"/>
+              <w:spacing w:lineRule="auto" w:line="240" w:before="40" w:after="40"/>
             </w:pPr>
             <w:r>
               <w:rPr>
@@ -1017,13 +1059,14 @@
         </w:tc>
         <w:tc>
           <w:tcPr>
-            <w:shd w:fill="E8E8E8" w:color="auto" w:val="clear"/>
+            <w:shd w:color="auto" w:val="clear" w:fill="E8E8E8"/>
           </w:tcPr>
           <w:p>
             <w:pPr>
               <w:pStyle w:val="Compact"/>
-              <w:ind w:firstLine="0" w:left="0" w:right="0"/>
-              <w:spacing w:line="240" w:after="40" w:before="40" w:lineRule="auto"/>
+              <w:jc w:val="left"/>
+              <w:ind w:left="0" w:right="0" w:firstLine="0"/>
+              <w:spacing w:lineRule="auto" w:line="240" w:before="40" w:after="40"/>
             </w:pPr>
             <w:r>
               <w:rPr>
@@ -1035,13 +1078,14 @@
         </w:tc>
         <w:tc>
           <w:tcPr>
-            <w:shd w:fill="E8E8E8" w:color="auto" w:val="clear"/>
+            <w:shd w:color="auto" w:val="clear" w:fill="E8E8E8"/>
           </w:tcPr>
           <w:p>
             <w:pPr>
               <w:pStyle w:val="Compact"/>
-              <w:ind w:firstLine="0" w:left="0" w:right="0"/>
-              <w:spacing w:line="240" w:after="40" w:before="40" w:lineRule="auto"/>
+              <w:jc w:val="left"/>
+              <w:ind w:left="0" w:right="0" w:firstLine="0"/>
+              <w:spacing w:lineRule="auto" w:line="240" w:before="40" w:after="40"/>
             </w:pPr>
             <w:r>
               <w:rPr>
@@ -1058,8 +1102,9 @@
           <w:p>
             <w:pPr>
               <w:pStyle w:val="Compact"/>
-              <w:ind w:firstLine="0" w:left="0" w:right="0"/>
-              <w:spacing w:line="240" w:after="40" w:before="40" w:lineRule="auto"/>
+              <w:jc w:val="left"/>
+              <w:ind w:left="0" w:right="0" w:firstLine="0"/>
+              <w:spacing w:lineRule="auto" w:line="240" w:before="40" w:after="40"/>
             </w:pPr>
             <w:r>
               <w:t xml:space="preserve">identifier</w:t>
@@ -1071,8 +1116,9 @@
           <w:p>
             <w:pPr>
               <w:pStyle w:val="Compact"/>
-              <w:ind w:firstLine="0" w:left="0" w:right="0"/>
-              <w:spacing w:line="240" w:after="40" w:before="40" w:lineRule="auto"/>
+              <w:jc w:val="left"/>
+              <w:ind w:left="0" w:right="0" w:firstLine="0"/>
+              <w:spacing w:lineRule="auto" w:line="240" w:before="40" w:after="40"/>
             </w:pPr>
             <w:r>
               <w:t xml:space="preserve">TEXT PK</w:t>
@@ -1084,8 +1130,9 @@
           <w:p>
             <w:pPr>
               <w:pStyle w:val="Compact"/>
-              <w:ind w:firstLine="0" w:left="0" w:right="0"/>
-              <w:spacing w:line="240" w:after="40" w:before="40" w:lineRule="auto"/>
+              <w:jc w:val="left"/>
+              <w:ind w:left="0" w:right="0" w:firstLine="0"/>
+              <w:spacing w:lineRule="auto" w:line="240" w:before="40" w:after="40"/>
             </w:pPr>
             <w:r>
               <w:t xml:space="preserve">Unique type code (e.g. FIGURE)</w:t>
@@ -1099,8 +1146,9 @@
           <w:p>
             <w:pPr>
               <w:pStyle w:val="Compact"/>
-              <w:ind w:firstLine="0" w:left="0" w:right="0"/>
-              <w:spacing w:line="240" w:after="40" w:before="40" w:lineRule="auto"/>
+              <w:jc w:val="left"/>
+              <w:ind w:left="0" w:right="0" w:firstLine="0"/>
+              <w:spacing w:lineRule="auto" w:line="240" w:before="40" w:after="40"/>
             </w:pPr>
             <w:r>
               <w:t xml:space="preserve">long_name</w:t>
@@ -1112,8 +1160,9 @@
           <w:p>
             <w:pPr>
               <w:pStyle w:val="Compact"/>
-              <w:ind w:firstLine="0" w:left="0" w:right="0"/>
-              <w:spacing w:line="240" w:after="40" w:before="40" w:lineRule="auto"/>
+              <w:jc w:val="left"/>
+              <w:ind w:left="0" w:right="0" w:firstLine="0"/>
+              <w:spacing w:lineRule="auto" w:line="240" w:before="40" w:after="40"/>
             </w:pPr>
             <w:r>
               <w:t xml:space="preserve">TEXT NOT NULL UNIQUE</w:t>
@@ -1125,8 +1174,9 @@
           <w:p>
             <w:pPr>
               <w:pStyle w:val="Compact"/>
-              <w:ind w:firstLine="0" w:left="0" w:right="0"/>
-              <w:spacing w:line="240" w:after="40" w:before="40" w:lineRule="auto"/>
+              <w:jc w:val="left"/>
+              <w:ind w:left="0" w:right="0" w:firstLine="0"/>
+              <w:spacing w:lineRule="auto" w:line="240" w:before="40" w:after="40"/>
             </w:pPr>
             <w:r>
               <w:t xml:space="preserve">Human-readable name</w:t>
@@ -1140,8 +1190,9 @@
           <w:p>
             <w:pPr>
               <w:pStyle w:val="Compact"/>
-              <w:ind w:firstLine="0" w:left="0" w:right="0"/>
-              <w:spacing w:line="240" w:after="40" w:before="40" w:lineRule="auto"/>
+              <w:jc w:val="left"/>
+              <w:ind w:left="0" w:right="0" w:firstLine="0"/>
+              <w:spacing w:lineRule="auto" w:line="240" w:before="40" w:after="40"/>
             </w:pPr>
             <w:r>
               <w:t xml:space="preserve">description</w:t>
@@ -1153,8 +1204,9 @@
           <w:p>
             <w:pPr>
               <w:pStyle w:val="Compact"/>
-              <w:ind w:firstLine="0" w:left="0" w:right="0"/>
-              <w:spacing w:line="240" w:after="40" w:before="40" w:lineRule="auto"/>
+              <w:jc w:val="left"/>
+              <w:ind w:left="0" w:right="0" w:firstLine="0"/>
+              <w:spacing w:lineRule="auto" w:line="240" w:before="40" w:after="40"/>
             </w:pPr>
             <w:r>
               <w:t xml:space="preserve">TEXT</w:t>
@@ -1166,8 +1218,9 @@
           <w:p>
             <w:pPr>
               <w:pStyle w:val="Compact"/>
-              <w:ind w:firstLine="0" w:left="0" w:right="0"/>
-              <w:spacing w:line="240" w:after="40" w:before="40" w:lineRule="auto"/>
+              <w:jc w:val="left"/>
+              <w:ind w:left="0" w:right="0" w:firstLine="0"/>
+              <w:spacing w:lineRule="auto" w:line="240" w:before="40" w:after="40"/>
             </w:pPr>
             <w:r>
               <w:t xml:space="preserve">Documentation</w:t>
@@ -1181,8 +1234,9 @@
           <w:p>
             <w:pPr>
               <w:pStyle w:val="Compact"/>
-              <w:ind w:firstLine="0" w:left="0" w:right="0"/>
-              <w:spacing w:line="240" w:after="40" w:before="40" w:lineRule="auto"/>
+              <w:jc w:val="left"/>
+              <w:ind w:left="0" w:right="0" w:firstLine="0"/>
+              <w:spacing w:lineRule="auto" w:line="240" w:before="40" w:after="40"/>
             </w:pPr>
             <w:r>
               <w:t xml:space="preserve">caption_format</w:t>
@@ -1194,8 +1248,9 @@
           <w:p>
             <w:pPr>
               <w:pStyle w:val="Compact"/>
-              <w:ind w:firstLine="0" w:left="0" w:right="0"/>
-              <w:spacing w:line="240" w:after="40" w:before="40" w:lineRule="auto"/>
+              <w:jc w:val="left"/>
+              <w:ind w:left="0" w:right="0" w:firstLine="0"/>
+              <w:spacing w:lineRule="auto" w:line="240" w:before="40" w:after="40"/>
             </w:pPr>
             <w:r>
               <w:t xml:space="preserve">TEXT</w:t>
@@ -1207,8 +1262,9 @@
           <w:p>
             <w:pPr>
               <w:pStyle w:val="Compact"/>
-              <w:ind w:firstLine="0" w:left="0" w:right="0"/>
-              <w:spacing w:line="240" w:after="40" w:before="40" w:lineRule="auto"/>
+              <w:jc w:val="left"/>
+              <w:ind w:left="0" w:right="0" w:firstLine="0"/>
+              <w:spacing w:lineRule="auto" w:line="240" w:before="40" w:after="40"/>
             </w:pPr>
             <w:r>
               <w:t xml:space="preserve">Printf format for captions (e.g. Figure %d)</w:t>
@@ -1222,8 +1278,9 @@
           <w:p>
             <w:pPr>
               <w:pStyle w:val="Compact"/>
-              <w:ind w:firstLine="0" w:left="0" w:right="0"/>
-              <w:spacing w:line="240" w:after="40" w:before="40" w:lineRule="auto"/>
+              <w:jc w:val="left"/>
+              <w:ind w:left="0" w:right="0" w:firstLine="0"/>
+              <w:spacing w:lineRule="auto" w:line="240" w:before="40" w:after="40"/>
             </w:pPr>
             <w:r>
               <w:t xml:space="preserve">counter_group</w:t>
@@ -1235,8 +1292,9 @@
           <w:p>
             <w:pPr>
               <w:pStyle w:val="Compact"/>
-              <w:ind w:firstLine="0" w:left="0" w:right="0"/>
-              <w:spacing w:line="240" w:after="40" w:before="40" w:lineRule="auto"/>
+              <w:jc w:val="left"/>
+              <w:ind w:left="0" w:right="0" w:firstLine="0"/>
+              <w:spacing w:lineRule="auto" w:line="240" w:before="40" w:after="40"/>
             </w:pPr>
             <w:r>
               <w:t xml:space="preserve">TEXT</w:t>
@@ -1248,8 +1306,9 @@
           <w:p>
             <w:pPr>
               <w:pStyle w:val="Compact"/>
-              <w:ind w:firstLine="0" w:left="0" w:right="0"/>
-              <w:spacing w:line="240" w:after="40" w:before="40" w:lineRule="auto"/>
+              <w:jc w:val="left"/>
+              <w:ind w:left="0" w:right="0" w:firstLine="0"/>
+              <w:spacing w:lineRule="auto" w:line="240" w:before="40" w:after="40"/>
             </w:pPr>
             <w:r>
               <w:t xml:space="preserve">Shared numbering group</w:t>
@@ -1263,8 +1322,9 @@
           <w:p>
             <w:pPr>
               <w:pStyle w:val="Compact"/>
-              <w:ind w:firstLine="0" w:left="0" w:right="0"/>
-              <w:spacing w:line="240" w:after="40" w:before="40" w:lineRule="auto"/>
+              <w:jc w:val="left"/>
+              <w:ind w:left="0" w:right="0" w:firstLine="0"/>
+              <w:spacing w:lineRule="auto" w:line="240" w:before="40" w:after="40"/>
             </w:pPr>
             <w:r>
               <w:t xml:space="preserve">aliases</w:t>
@@ -1276,8 +1336,9 @@
           <w:p>
             <w:pPr>
               <w:pStyle w:val="Compact"/>
-              <w:ind w:firstLine="0" w:left="0" w:right="0"/>
-              <w:spacing w:line="240" w:after="40" w:before="40" w:lineRule="auto"/>
+              <w:jc w:val="left"/>
+              <w:ind w:left="0" w:right="0" w:firstLine="0"/>
+              <w:spacing w:lineRule="auto" w:line="240" w:before="40" w:after="40"/>
             </w:pPr>
             <w:r>
               <w:t xml:space="preserve">TEXT</w:t>
@@ -1289,8 +1350,9 @@
           <w:p>
             <w:pPr>
               <w:pStyle w:val="Compact"/>
-              <w:ind w:firstLine="0" w:left="0" w:right="0"/>
-              <w:spacing w:line="240" w:after="40" w:before="40" w:lineRule="auto"/>
+              <w:jc w:val="left"/>
+              <w:ind w:left="0" w:right="0" w:firstLine="0"/>
+              <w:spacing w:lineRule="auto" w:line="240" w:before="40" w:after="40"/>
             </w:pPr>
             <w:r>
               <w:t xml:space="preserve">Comma-wrapped aliases for syntax recognition</w:t>
@@ -1304,8 +1366,9 @@
           <w:p>
             <w:pPr>
               <w:pStyle w:val="Compact"/>
-              <w:ind w:firstLine="0" w:left="0" w:right="0"/>
-              <w:spacing w:line="240" w:after="40" w:before="40" w:lineRule="auto"/>
+              <w:jc w:val="left"/>
+              <w:ind w:left="0" w:right="0" w:firstLine="0"/>
+              <w:spacing w:lineRule="auto" w:line="240" w:before="40" w:after="40"/>
             </w:pPr>
             <w:r>
               <w:t xml:space="preserve">needs_external_render</w:t>
@@ -1317,8 +1380,9 @@
           <w:p>
             <w:pPr>
               <w:pStyle w:val="Compact"/>
-              <w:ind w:firstLine="0" w:left="0" w:right="0"/>
-              <w:spacing w:line="240" w:after="40" w:before="40" w:lineRule="auto"/>
+              <w:jc w:val="left"/>
+              <w:ind w:left="0" w:right="0" w:firstLine="0"/>
+              <w:spacing w:lineRule="auto" w:line="240" w:before="40" w:after="40"/>
             </w:pPr>
             <w:r>
               <w:t xml:space="preserve">INTEGER DEFAULT 0</w:t>
@@ -1330,8 +1394,9 @@
           <w:p>
             <w:pPr>
               <w:pStyle w:val="Compact"/>
-              <w:ind w:firstLine="0" w:left="0" w:right="0"/>
-              <w:spacing w:line="240" w:after="40" w:before="40" w:lineRule="auto"/>
+              <w:jc w:val="left"/>
+              <w:ind w:left="0" w:right="0" w:firstLine="0"/>
+              <w:spacing w:lineRule="auto" w:line="240" w:before="40" w:after="40"/>
             </w:pPr>
             <w:r>
               <w:t xml:space="preserve">1 = requires external tool</w:t>
@@ -1340,8 +1405,8 @@
         </w:tc>
       </w:tr>
     </w:tbl>
-    <w:bookmarkEnd w:id="15"/>
-    <w:bookmarkStart w:id="16" w:name="spec_relation_types"/>
+    <w:bookmarkEnd w:id="26"/>
+    <w:bookmarkStart w:id="27" w:name="spec_relation_types"/>
     <w:p>
       <w:pPr>
         <w:pStyle w:val="Heading2"/>
@@ -1364,12 +1429,12 @@
     </w:p>
     <w:p>
       <w:pPr>
-        <w:spacing w:before="0" w:lineRule="exact" w:line="20" w:after="0"/>
+        <w:spacing w:before="0" w:after="0" w:line="20" w:lineRule="exact"/>
         <w:rPr>
           <w:sz w:val="2"/>
         </w:rPr>
       </w:pPr>
-      <w:bookmarkStart w:name="csv-tbl-relation-types" w:id="94847"/>
+      <w:bookmarkStart w:id="94847" w:name="csv-tbl-relation-types"/>
       <w:bookmarkEnd w:id="94847"/>
     </w:p>
     <w:p>
@@ -1404,13 +1469,14 @@
         <w:tblStyle w:val="Table"/>
         <w:tblW w:type="auto" w:w="0"/>
         <w:tblLook w:firstRow="1" w:lastRow="0" w:firstColumn="0" w:lastColumn="0" w:noHBand="0" w:noVBand="0" w:val="0020"/>
+        <w:jc w:val="start"/>
         <w:tblBorders>
-          <w:top w:space="0" w:sz="6" w:color="000000" w:val="single"/>
-          <w:left w:space="0" w:sz="6" w:color="000000" w:val="single"/>
-          <w:bottom w:space="0" w:sz="6" w:color="000000" w:val="single"/>
-          <w:right w:space="0" w:sz="6" w:color="000000" w:val="single"/>
-          <w:insideH w:space="0" w:sz="6" w:color="000000" w:val="single"/>
-          <w:insideV w:space="0" w:sz="6" w:color="000000" w:val="single"/>
+          <w:top w:color="000000" w:space="0" w:val="single" w:sz="6"/>
+          <w:left w:color="000000" w:space="0" w:val="single" w:sz="6"/>
+          <w:bottom w:color="000000" w:space="0" w:val="single" w:sz="6"/>
+          <w:right w:color="000000" w:space="0" w:val="single" w:sz="6"/>
+          <w:insideH w:color="000000" w:space="0" w:val="single" w:sz="6"/>
+          <w:insideV w:color="000000" w:space="0" w:val="single" w:sz="6"/>
         </w:tblBorders>
         <w:tblCellMar>
           <w:top w:type="dxa" w:w="57"/>
@@ -1426,17 +1492,18 @@
       </w:tblGrid>
       <w:tr>
         <w:trPr>
-          <w:tblHeader w:val="on"/>
+          <w:tblHeader w:val="true"/>
         </w:trPr>
         <w:tc>
           <w:tcPr>
-            <w:shd w:fill="E8E8E8" w:color="auto" w:val="clear"/>
+            <w:shd w:color="auto" w:val="clear" w:fill="E8E8E8"/>
           </w:tcPr>
           <w:p>
             <w:pPr>
               <w:pStyle w:val="Compact"/>
-              <w:ind w:firstLine="0" w:left="0" w:right="0"/>
-              <w:spacing w:line="240" w:after="40" w:before="40" w:lineRule="auto"/>
+              <w:jc w:val="left"/>
+              <w:ind w:left="0" w:right="0" w:firstLine="0"/>
+              <w:spacing w:lineRule="auto" w:line="240" w:before="40" w:after="40"/>
             </w:pPr>
             <w:r>
               <w:rPr>
@@ -1448,13 +1515,14 @@
         </w:tc>
         <w:tc>
           <w:tcPr>
-            <w:shd w:fill="E8E8E8" w:color="auto" w:val="clear"/>
+            <w:shd w:color="auto" w:val="clear" w:fill="E8E8E8"/>
           </w:tcPr>
           <w:p>
             <w:pPr>
               <w:pStyle w:val="Compact"/>
-              <w:ind w:firstLine="0" w:left="0" w:right="0"/>
-              <w:spacing w:line="240" w:after="40" w:before="40" w:lineRule="auto"/>
+              <w:jc w:val="left"/>
+              <w:ind w:left="0" w:right="0" w:firstLine="0"/>
+              <w:spacing w:lineRule="auto" w:line="240" w:before="40" w:after="40"/>
             </w:pPr>
             <w:r>
               <w:rPr>
@@ -1466,13 +1534,14 @@
         </w:tc>
         <w:tc>
           <w:tcPr>
-            <w:shd w:fill="E8E8E8" w:color="auto" w:val="clear"/>
+            <w:shd w:color="auto" w:val="clear" w:fill="E8E8E8"/>
           </w:tcPr>
           <w:p>
             <w:pPr>
               <w:pStyle w:val="Compact"/>
-              <w:ind w:firstLine="0" w:left="0" w:right="0"/>
-              <w:spacing w:line="240" w:after="40" w:before="40" w:lineRule="auto"/>
+              <w:jc w:val="left"/>
+              <w:ind w:left="0" w:right="0" w:firstLine="0"/>
+              <w:spacing w:lineRule="auto" w:line="240" w:before="40" w:after="40"/>
             </w:pPr>
             <w:r>
               <w:rPr>
@@ -1489,8 +1558,9 @@
           <w:p>
             <w:pPr>
               <w:pStyle w:val="Compact"/>
-              <w:ind w:firstLine="0" w:left="0" w:right="0"/>
-              <w:spacing w:line="240" w:after="40" w:before="40" w:lineRule="auto"/>
+              <w:jc w:val="left"/>
+              <w:ind w:left="0" w:right="0" w:firstLine="0"/>
+              <w:spacing w:lineRule="auto" w:line="240" w:before="40" w:after="40"/>
             </w:pPr>
             <w:r>
               <w:t xml:space="preserve">identifier</w:t>
@@ -1502,8 +1572,9 @@
           <w:p>
             <w:pPr>
               <w:pStyle w:val="Compact"/>
-              <w:ind w:firstLine="0" w:left="0" w:right="0"/>
-              <w:spacing w:line="240" w:after="40" w:before="40" w:lineRule="auto"/>
+              <w:jc w:val="left"/>
+              <w:ind w:left="0" w:right="0" w:firstLine="0"/>
+              <w:spacing w:lineRule="auto" w:line="240" w:before="40" w:after="40"/>
             </w:pPr>
             <w:r>
               <w:t xml:space="preserve">TEXT PK</w:t>
@@ -1515,8 +1586,9 @@
           <w:p>
             <w:pPr>
               <w:pStyle w:val="Compact"/>
-              <w:ind w:firstLine="0" w:left="0" w:right="0"/>
-              <w:spacing w:line="240" w:after="40" w:before="40" w:lineRule="auto"/>
+              <w:jc w:val="left"/>
+              <w:ind w:left="0" w:right="0" w:firstLine="0"/>
+              <w:spacing w:lineRule="auto" w:line="240" w:before="40" w:after="40"/>
             </w:pPr>
             <w:r>
               <w:t xml:space="preserve">Unique relation type code</w:t>
@@ -1530,8 +1602,9 @@
           <w:p>
             <w:pPr>
               <w:pStyle w:val="Compact"/>
-              <w:ind w:firstLine="0" w:left="0" w:right="0"/>
-              <w:spacing w:line="240" w:after="40" w:before="40" w:lineRule="auto"/>
+              <w:jc w:val="left"/>
+              <w:ind w:left="0" w:right="0" w:firstLine="0"/>
+              <w:spacing w:lineRule="auto" w:line="240" w:before="40" w:after="40"/>
             </w:pPr>
             <w:r>
               <w:t xml:space="preserve">long_name</w:t>
@@ -1543,8 +1616,9 @@
           <w:p>
             <w:pPr>
               <w:pStyle w:val="Compact"/>
-              <w:ind w:firstLine="0" w:left="0" w:right="0"/>
-              <w:spacing w:line="240" w:after="40" w:before="40" w:lineRule="auto"/>
+              <w:jc w:val="left"/>
+              <w:ind w:left="0" w:right="0" w:firstLine="0"/>
+              <w:spacing w:lineRule="auto" w:line="240" w:before="40" w:after="40"/>
             </w:pPr>
             <w:r>
               <w:t xml:space="preserve">TEXT NOT NULL UNIQUE</w:t>
@@ -1556,8 +1630,9 @@
           <w:p>
             <w:pPr>
               <w:pStyle w:val="Compact"/>
-              <w:ind w:firstLine="0" w:left="0" w:right="0"/>
-              <w:spacing w:line="240" w:after="40" w:before="40" w:lineRule="auto"/>
+              <w:jc w:val="left"/>
+              <w:ind w:left="0" w:right="0" w:firstLine="0"/>
+              <w:spacing w:lineRule="auto" w:line="240" w:before="40" w:after="40"/>
             </w:pPr>
             <w:r>
               <w:t xml:space="preserve">Human-readable name</w:t>
@@ -1571,8 +1646,9 @@
           <w:p>
             <w:pPr>
               <w:pStyle w:val="Compact"/>
-              <w:ind w:firstLine="0" w:left="0" w:right="0"/>
-              <w:spacing w:line="240" w:after="40" w:before="40" w:lineRule="auto"/>
+              <w:jc w:val="left"/>
+              <w:ind w:left="0" w:right="0" w:firstLine="0"/>
+              <w:spacing w:lineRule="auto" w:line="240" w:before="40" w:after="40"/>
             </w:pPr>
             <w:r>
               <w:t xml:space="preserve">description</w:t>
@@ -1584,8 +1660,9 @@
           <w:p>
             <w:pPr>
               <w:pStyle w:val="Compact"/>
-              <w:ind w:firstLine="0" w:left="0" w:right="0"/>
-              <w:spacing w:line="240" w:after="40" w:before="40" w:lineRule="auto"/>
+              <w:jc w:val="left"/>
+              <w:ind w:left="0" w:right="0" w:firstLine="0"/>
+              <w:spacing w:lineRule="auto" w:line="240" w:before="40" w:after="40"/>
             </w:pPr>
             <w:r>
               <w:t xml:space="preserve">TEXT</w:t>
@@ -1597,8 +1674,9 @@
           <w:p>
             <w:pPr>
               <w:pStyle w:val="Compact"/>
-              <w:ind w:firstLine="0" w:left="0" w:right="0"/>
-              <w:spacing w:line="240" w:after="40" w:before="40" w:lineRule="auto"/>
+              <w:jc w:val="left"/>
+              <w:ind w:left="0" w:right="0" w:firstLine="0"/>
+              <w:spacing w:lineRule="auto" w:line="240" w:before="40" w:after="40"/>
             </w:pPr>
             <w:r>
               <w:t xml:space="preserve">Documentation</w:t>
@@ -1612,8 +1690,9 @@
           <w:p>
             <w:pPr>
               <w:pStyle w:val="Compact"/>
-              <w:ind w:firstLine="0" w:left="0" w:right="0"/>
-              <w:spacing w:line="240" w:after="40" w:before="40" w:lineRule="auto"/>
+              <w:jc w:val="left"/>
+              <w:ind w:left="0" w:right="0" w:firstLine="0"/>
+              <w:spacing w:lineRule="auto" w:line="240" w:before="40" w:after="40"/>
             </w:pPr>
             <w:r>
               <w:t xml:space="preserve">extends</w:t>
@@ -1625,8 +1704,9 @@
           <w:p>
             <w:pPr>
               <w:pStyle w:val="Compact"/>
-              <w:ind w:firstLine="0" w:left="0" w:right="0"/>
-              <w:spacing w:line="240" w:after="40" w:before="40" w:lineRule="auto"/>
+              <w:jc w:val="left"/>
+              <w:ind w:left="0" w:right="0" w:firstLine="0"/>
+              <w:spacing w:lineRule="auto" w:line="240" w:before="40" w:after="40"/>
             </w:pPr>
             <w:r>
               <w:t xml:space="preserve">TEXT</w:t>
@@ -1638,8 +1718,9 @@
           <w:p>
             <w:pPr>
               <w:pStyle w:val="Compact"/>
-              <w:ind w:firstLine="0" w:left="0" w:right="0"/>
-              <w:spacing w:line="240" w:after="40" w:before="40" w:lineRule="auto"/>
+              <w:jc w:val="left"/>
+              <w:ind w:left="0" w:right="0" w:firstLine="0"/>
+              <w:spacing w:lineRule="auto" w:line="240" w:before="40" w:after="40"/>
             </w:pPr>
             <w:r>
               <w:t xml:space="preserve">Parent relation type for inheritance</w:t>
@@ -1653,8 +1734,9 @@
           <w:p>
             <w:pPr>
               <w:pStyle w:val="Compact"/>
-              <w:ind w:firstLine="0" w:left="0" w:right="0"/>
-              <w:spacing w:line="240" w:after="40" w:before="40" w:lineRule="auto"/>
+              <w:jc w:val="left"/>
+              <w:ind w:left="0" w:right="0" w:firstLine="0"/>
+              <w:spacing w:lineRule="auto" w:line="240" w:before="40" w:after="40"/>
             </w:pPr>
             <w:r>
               <w:t xml:space="preserve">source_type_ref</w:t>
@@ -1666,8 +1748,9 @@
           <w:p>
             <w:pPr>
               <w:pStyle w:val="Compact"/>
-              <w:ind w:firstLine="0" w:left="0" w:right="0"/>
-              <w:spacing w:line="240" w:after="40" w:before="40" w:lineRule="auto"/>
+              <w:jc w:val="left"/>
+              <w:ind w:left="0" w:right="0" w:firstLine="0"/>
+              <w:spacing w:lineRule="auto" w:line="240" w:before="40" w:after="40"/>
             </w:pPr>
             <w:r>
               <w:t xml:space="preserve">TEXT FK</w:t>
@@ -1679,8 +1762,9 @@
           <w:p>
             <w:pPr>
               <w:pStyle w:val="Compact"/>
-              <w:ind w:firstLine="0" w:left="0" w:right="0"/>
-              <w:spacing w:line="240" w:after="40" w:before="40" w:lineRule="auto"/>
+              <w:jc w:val="left"/>
+              <w:ind w:left="0" w:right="0" w:firstLine="0"/>
+              <w:spacing w:lineRule="auto" w:line="240" w:before="40" w:after="40"/>
             </w:pPr>
             <w:r>
               <w:t xml:space="preserve">Constrain source object type (NULL = any)</w:t>
@@ -1694,8 +1778,9 @@
           <w:p>
             <w:pPr>
               <w:pStyle w:val="Compact"/>
-              <w:ind w:firstLine="0" w:left="0" w:right="0"/>
-              <w:spacing w:line="240" w:after="40" w:before="40" w:lineRule="auto"/>
+              <w:jc w:val="left"/>
+              <w:ind w:left="0" w:right="0" w:firstLine="0"/>
+              <w:spacing w:lineRule="auto" w:line="240" w:before="40" w:after="40"/>
             </w:pPr>
             <w:r>
               <w:t xml:space="preserve">target_type_ref</w:t>
@@ -1707,8 +1792,9 @@
           <w:p>
             <w:pPr>
               <w:pStyle w:val="Compact"/>
-              <w:ind w:firstLine="0" w:left="0" w:right="0"/>
-              <w:spacing w:line="240" w:after="40" w:before="40" w:lineRule="auto"/>
+              <w:jc w:val="left"/>
+              <w:ind w:left="0" w:right="0" w:firstLine="0"/>
+              <w:spacing w:lineRule="auto" w:line="240" w:before="40" w:after="40"/>
             </w:pPr>
             <w:r>
               <w:t xml:space="preserve">TEXT FK</w:t>
@@ -1720,8 +1806,9 @@
           <w:p>
             <w:pPr>
               <w:pStyle w:val="Compact"/>
-              <w:ind w:firstLine="0" w:left="0" w:right="0"/>
-              <w:spacing w:line="240" w:after="40" w:before="40" w:lineRule="auto"/>
+              <w:jc w:val="left"/>
+              <w:ind w:left="0" w:right="0" w:firstLine="0"/>
+              <w:spacing w:lineRule="auto" w:line="240" w:before="40" w:after="40"/>
             </w:pPr>
             <w:r>
               <w:t xml:space="preserve">Constrain target object type (NULL = any)</w:t>
@@ -1735,8 +1822,9 @@
           <w:p>
             <w:pPr>
               <w:pStyle w:val="Compact"/>
-              <w:ind w:firstLine="0" w:left="0" w:right="0"/>
-              <w:spacing w:line="240" w:after="40" w:before="40" w:lineRule="auto"/>
+              <w:jc w:val="left"/>
+              <w:ind w:left="0" w:right="0" w:firstLine="0"/>
+              <w:spacing w:lineRule="auto" w:line="240" w:before="40" w:after="40"/>
             </w:pPr>
             <w:r>
               <w:t xml:space="preserve">link_selector</w:t>
@@ -1748,8 +1836,9 @@
           <w:p>
             <w:pPr>
               <w:pStyle w:val="Compact"/>
-              <w:ind w:firstLine="0" w:left="0" w:right="0"/>
-              <w:spacing w:line="240" w:after="40" w:before="40" w:lineRule="auto"/>
+              <w:jc w:val="left"/>
+              <w:ind w:left="0" w:right="0" w:firstLine="0"/>
+              <w:spacing w:lineRule="auto" w:line="240" w:before="40" w:after="40"/>
             </w:pPr>
             <w:r>
               <w:t xml:space="preserve">TEXT</w:t>
@@ -1761,8 +1850,9 @@
           <w:p>
             <w:pPr>
               <w:pStyle w:val="Compact"/>
-              <w:ind w:firstLine="0" w:left="0" w:right="0"/>
-              <w:spacing w:line="240" w:after="40" w:before="40" w:lineRule="auto"/>
+              <w:jc w:val="left"/>
+              <w:ind w:left="0" w:right="0" w:firstLine="0"/>
+              <w:spacing w:lineRule="auto" w:line="240" w:before="40" w:after="40"/>
             </w:pPr>
             <w:r>
               <w:t xml:space="preserve">Syntax selector ("@" or "#")</w:t>
@@ -1776,8 +1866,9 @@
           <w:p>
             <w:pPr>
               <w:pStyle w:val="Compact"/>
-              <w:ind w:firstLine="0" w:left="0" w:right="0"/>
-              <w:spacing w:line="240" w:after="40" w:before="40" w:lineRule="auto"/>
+              <w:jc w:val="left"/>
+              <w:ind w:left="0" w:right="0" w:firstLine="0"/>
+              <w:spacing w:lineRule="auto" w:line="240" w:before="40" w:after="40"/>
             </w:pPr>
             <w:r>
               <w:t xml:space="preserve">source_attribute</w:t>
@@ -1789,8 +1880,9 @@
           <w:p>
             <w:pPr>
               <w:pStyle w:val="Compact"/>
-              <w:ind w:firstLine="0" w:left="0" w:right="0"/>
-              <w:spacing w:line="240" w:after="40" w:before="40" w:lineRule="auto"/>
+              <w:jc w:val="left"/>
+              <w:ind w:left="0" w:right="0" w:firstLine="0"/>
+              <w:spacing w:lineRule="auto" w:line="240" w:before="40" w:after="40"/>
             </w:pPr>
             <w:r>
               <w:t xml:space="preserve">TEXT</w:t>
@@ -1802,8 +1894,9 @@
           <w:p>
             <w:pPr>
               <w:pStyle w:val="Compact"/>
-              <w:ind w:firstLine="0" w:left="0" w:right="0"/>
-              <w:spacing w:line="240" w:after="40" w:before="40" w:lineRule="auto"/>
+              <w:jc w:val="left"/>
+              <w:ind w:left="0" w:right="0" w:firstLine="0"/>
+              <w:spacing w:lineRule="auto" w:line="240" w:before="40" w:after="40"/>
             </w:pPr>
             <w:r>
               <w:t xml:space="preserve">Attribute name for inference</w:t>
@@ -1812,8 +1905,8 @@
         </w:tc>
       </w:tr>
     </w:tbl>
-    <w:bookmarkEnd w:id="16"/>
-    <w:bookmarkStart w:id="17" w:name="spec_view_types"/>
+    <w:bookmarkEnd w:id="27"/>
+    <w:bookmarkStart w:id="28" w:name="spec_view_types"/>
     <w:p>
       <w:pPr>
         <w:pStyle w:val="Heading2"/>
@@ -1836,12 +1929,12 @@
     </w:p>
     <w:p>
       <w:pPr>
-        <w:spacing w:before="0" w:lineRule="exact" w:line="20" w:after="0"/>
+        <w:spacing w:before="0" w:after="0" w:line="20" w:lineRule="exact"/>
         <w:rPr>
           <w:sz w:val="2"/>
         </w:rPr>
       </w:pPr>
-      <w:bookmarkStart w:name="csv-tbl-view-types" w:id="16648"/>
+      <w:bookmarkStart w:id="16648" w:name="csv-tbl-view-types"/>
       <w:bookmarkEnd w:id="16648"/>
     </w:p>
     <w:p>
@@ -1876,13 +1969,14 @@
         <w:tblStyle w:val="Table"/>
         <w:tblW w:type="auto" w:w="0"/>
         <w:tblLook w:firstRow="1" w:lastRow="0" w:firstColumn="0" w:lastColumn="0" w:noHBand="0" w:noVBand="0" w:val="0020"/>
+        <w:jc w:val="start"/>
         <w:tblBorders>
-          <w:top w:space="0" w:sz="6" w:color="000000" w:val="single"/>
-          <w:left w:space="0" w:sz="6" w:color="000000" w:val="single"/>
-          <w:bottom w:space="0" w:sz="6" w:color="000000" w:val="single"/>
-          <w:right w:space="0" w:sz="6" w:color="000000" w:val="single"/>
-          <w:insideH w:space="0" w:sz="6" w:color="000000" w:val="single"/>
-          <w:insideV w:space="0" w:sz="6" w:color="000000" w:val="single"/>
+          <w:top w:color="000000" w:space="0" w:val="single" w:sz="6"/>
+          <w:left w:color="000000" w:space="0" w:val="single" w:sz="6"/>
+          <w:bottom w:color="000000" w:space="0" w:val="single" w:sz="6"/>
+          <w:right w:color="000000" w:space="0" w:val="single" w:sz="6"/>
+          <w:insideH w:color="000000" w:space="0" w:val="single" w:sz="6"/>
+          <w:insideV w:color="000000" w:space="0" w:val="single" w:sz="6"/>
         </w:tblBorders>
         <w:tblCellMar>
           <w:top w:type="dxa" w:w="57"/>
@@ -1898,17 +1992,18 @@
       </w:tblGrid>
       <w:tr>
         <w:trPr>
-          <w:tblHeader w:val="on"/>
+          <w:tblHeader w:val="true"/>
         </w:trPr>
         <w:tc>
           <w:tcPr>
-            <w:shd w:fill="E8E8E8" w:color="auto" w:val="clear"/>
+            <w:shd w:color="auto" w:val="clear" w:fill="E8E8E8"/>
           </w:tcPr>
           <w:p>
             <w:pPr>
               <w:pStyle w:val="Compact"/>
-              <w:ind w:firstLine="0" w:left="0" w:right="0"/>
-              <w:spacing w:line="240" w:after="40" w:before="40" w:lineRule="auto"/>
+              <w:jc w:val="left"/>
+              <w:ind w:left="0" w:right="0" w:firstLine="0"/>
+              <w:spacing w:lineRule="auto" w:line="240" w:before="40" w:after="40"/>
             </w:pPr>
             <w:r>
               <w:rPr>
@@ -1920,13 +2015,14 @@
         </w:tc>
         <w:tc>
           <w:tcPr>
-            <w:shd w:fill="E8E8E8" w:color="auto" w:val="clear"/>
+            <w:shd w:color="auto" w:val="clear" w:fill="E8E8E8"/>
           </w:tcPr>
           <w:p>
             <w:pPr>
               <w:pStyle w:val="Compact"/>
-              <w:ind w:firstLine="0" w:left="0" w:right="0"/>
-              <w:spacing w:line="240" w:after="40" w:before="40" w:lineRule="auto"/>
+              <w:jc w:val="left"/>
+              <w:ind w:left="0" w:right="0" w:firstLine="0"/>
+              <w:spacing w:lineRule="auto" w:line="240" w:before="40" w:after="40"/>
             </w:pPr>
             <w:r>
               <w:rPr>
@@ -1938,13 +2034,14 @@
         </w:tc>
         <w:tc>
           <w:tcPr>
-            <w:shd w:fill="E8E8E8" w:color="auto" w:val="clear"/>
+            <w:shd w:color="auto" w:val="clear" w:fill="E8E8E8"/>
           </w:tcPr>
           <w:p>
             <w:pPr>
               <w:pStyle w:val="Compact"/>
-              <w:ind w:firstLine="0" w:left="0" w:right="0"/>
-              <w:spacing w:line="240" w:after="40" w:before="40" w:lineRule="auto"/>
+              <w:jc w:val="left"/>
+              <w:ind w:left="0" w:right="0" w:firstLine="0"/>
+              <w:spacing w:lineRule="auto" w:line="240" w:before="40" w:after="40"/>
             </w:pPr>
             <w:r>
               <w:rPr>
@@ -1961,8 +2058,9 @@
           <w:p>
             <w:pPr>
               <w:pStyle w:val="Compact"/>
-              <w:ind w:firstLine="0" w:left="0" w:right="0"/>
-              <w:spacing w:line="240" w:after="40" w:before="40" w:lineRule="auto"/>
+              <w:jc w:val="left"/>
+              <w:ind w:left="0" w:right="0" w:firstLine="0"/>
+              <w:spacing w:lineRule="auto" w:line="240" w:before="40" w:after="40"/>
             </w:pPr>
             <w:r>
               <w:t xml:space="preserve">identifier</w:t>
@@ -1974,8 +2072,9 @@
           <w:p>
             <w:pPr>
               <w:pStyle w:val="Compact"/>
-              <w:ind w:firstLine="0" w:left="0" w:right="0"/>
-              <w:spacing w:line="240" w:after="40" w:before="40" w:lineRule="auto"/>
+              <w:jc w:val="left"/>
+              <w:ind w:left="0" w:right="0" w:firstLine="0"/>
+              <w:spacing w:lineRule="auto" w:line="240" w:before="40" w:after="40"/>
             </w:pPr>
             <w:r>
               <w:t xml:space="preserve">TEXT PK</w:t>
@@ -1987,8 +2086,9 @@
           <w:p>
             <w:pPr>
               <w:pStyle w:val="Compact"/>
-              <w:ind w:firstLine="0" w:left="0" w:right="0"/>
-              <w:spacing w:line="240" w:after="40" w:before="40" w:lineRule="auto"/>
+              <w:jc w:val="left"/>
+              <w:ind w:left="0" w:right="0" w:firstLine="0"/>
+              <w:spacing w:lineRule="auto" w:line="240" w:before="40" w:after="40"/>
             </w:pPr>
             <w:r>
               <w:t xml:space="preserve">Unique view type code</w:t>
@@ -2002,8 +2102,9 @@
           <w:p>
             <w:pPr>
               <w:pStyle w:val="Compact"/>
-              <w:ind w:firstLine="0" w:left="0" w:right="0"/>
-              <w:spacing w:line="240" w:after="40" w:before="40" w:lineRule="auto"/>
+              <w:jc w:val="left"/>
+              <w:ind w:left="0" w:right="0" w:firstLine="0"/>
+              <w:spacing w:lineRule="auto" w:line="240" w:before="40" w:after="40"/>
             </w:pPr>
             <w:r>
               <w:t xml:space="preserve">long_name</w:t>
@@ -2015,8 +2116,9 @@
           <w:p>
             <w:pPr>
               <w:pStyle w:val="Compact"/>
-              <w:ind w:firstLine="0" w:left="0" w:right="0"/>
-              <w:spacing w:line="240" w:after="40" w:before="40" w:lineRule="auto"/>
+              <w:jc w:val="left"/>
+              <w:ind w:left="0" w:right="0" w:firstLine="0"/>
+              <w:spacing w:lineRule="auto" w:line="240" w:before="40" w:after="40"/>
             </w:pPr>
             <w:r>
               <w:t xml:space="preserve">TEXT NOT NULL UNIQUE</w:t>
@@ -2028,8 +2130,9 @@
           <w:p>
             <w:pPr>
               <w:pStyle w:val="Compact"/>
-              <w:ind w:firstLine="0" w:left="0" w:right="0"/>
-              <w:spacing w:line="240" w:after="40" w:before="40" w:lineRule="auto"/>
+              <w:jc w:val="left"/>
+              <w:ind w:left="0" w:right="0" w:firstLine="0"/>
+              <w:spacing w:lineRule="auto" w:line="240" w:before="40" w:after="40"/>
             </w:pPr>
             <w:r>
               <w:t xml:space="preserve">Human-readable name</w:t>
@@ -2043,8 +2146,9 @@
           <w:p>
             <w:pPr>
               <w:pStyle w:val="Compact"/>
-              <w:ind w:firstLine="0" w:left="0" w:right="0"/>
-              <w:spacing w:line="240" w:after="40" w:before="40" w:lineRule="auto"/>
+              <w:jc w:val="left"/>
+              <w:ind w:left="0" w:right="0" w:firstLine="0"/>
+              <w:spacing w:lineRule="auto" w:line="240" w:before="40" w:after="40"/>
             </w:pPr>
             <w:r>
               <w:t xml:space="preserve">description</w:t>
@@ -2056,8 +2160,9 @@
           <w:p>
             <w:pPr>
               <w:pStyle w:val="Compact"/>
-              <w:ind w:firstLine="0" w:left="0" w:right="0"/>
-              <w:spacing w:line="240" w:after="40" w:before="40" w:lineRule="auto"/>
+              <w:jc w:val="left"/>
+              <w:ind w:left="0" w:right="0" w:firstLine="0"/>
+              <w:spacing w:lineRule="auto" w:line="240" w:before="40" w:after="40"/>
             </w:pPr>
             <w:r>
               <w:t xml:space="preserve">TEXT</w:t>
@@ -2069,8 +2174,9 @@
           <w:p>
             <w:pPr>
               <w:pStyle w:val="Compact"/>
-              <w:ind w:firstLine="0" w:left="0" w:right="0"/>
-              <w:spacing w:line="240" w:after="40" w:before="40" w:lineRule="auto"/>
+              <w:jc w:val="left"/>
+              <w:ind w:left="0" w:right="0" w:firstLine="0"/>
+              <w:spacing w:lineRule="auto" w:line="240" w:before="40" w:after="40"/>
             </w:pPr>
             <w:r>
               <w:t xml:space="preserve">Documentation</w:t>
@@ -2084,8 +2190,9 @@
           <w:p>
             <w:pPr>
               <w:pStyle w:val="Compact"/>
-              <w:ind w:firstLine="0" w:left="0" w:right="0"/>
-              <w:spacing w:line="240" w:after="40" w:before="40" w:lineRule="auto"/>
+              <w:jc w:val="left"/>
+              <w:ind w:left="0" w:right="0" w:firstLine="0"/>
+              <w:spacing w:lineRule="auto" w:line="240" w:before="40" w:after="40"/>
             </w:pPr>
             <w:r>
               <w:t xml:space="preserve">counter_group</w:t>
@@ -2097,8 +2204,9 @@
           <w:p>
             <w:pPr>
               <w:pStyle w:val="Compact"/>
-              <w:ind w:firstLine="0" w:left="0" w:right="0"/>
-              <w:spacing w:line="240" w:after="40" w:before="40" w:lineRule="auto"/>
+              <w:jc w:val="left"/>
+              <w:ind w:left="0" w:right="0" w:firstLine="0"/>
+              <w:spacing w:lineRule="auto" w:line="240" w:before="40" w:after="40"/>
             </w:pPr>
             <w:r>
               <w:t xml:space="preserve">TEXT</w:t>
@@ -2110,8 +2218,9 @@
           <w:p>
             <w:pPr>
               <w:pStyle w:val="Compact"/>
-              <w:ind w:firstLine="0" w:left="0" w:right="0"/>
-              <w:spacing w:line="240" w:after="40" w:before="40" w:lineRule="auto"/>
+              <w:jc w:val="left"/>
+              <w:ind w:left="0" w:right="0" w:firstLine="0"/>
+              <w:spacing w:lineRule="auto" w:line="240" w:before="40" w:after="40"/>
             </w:pPr>
             <w:r>
               <w:t xml:space="preserve">Float counter group to list</w:t>
@@ -2125,8 +2234,9 @@
           <w:p>
             <w:pPr>
               <w:pStyle w:val="Compact"/>
-              <w:ind w:firstLine="0" w:left="0" w:right="0"/>
-              <w:spacing w:line="240" w:after="40" w:before="40" w:lineRule="auto"/>
+              <w:jc w:val="left"/>
+              <w:ind w:left="0" w:right="0" w:firstLine="0"/>
+              <w:spacing w:lineRule="auto" w:line="240" w:before="40" w:after="40"/>
             </w:pPr>
             <w:r>
               <w:t xml:space="preserve">aliases</w:t>
@@ -2138,8 +2248,9 @@
           <w:p>
             <w:pPr>
               <w:pStyle w:val="Compact"/>
-              <w:ind w:firstLine="0" w:left="0" w:right="0"/>
-              <w:spacing w:line="240" w:after="40" w:before="40" w:lineRule="auto"/>
+              <w:jc w:val="left"/>
+              <w:ind w:left="0" w:right="0" w:firstLine="0"/>
+              <w:spacing w:lineRule="auto" w:line="240" w:before="40" w:after="40"/>
             </w:pPr>
             <w:r>
               <w:t xml:space="preserve">TEXT</w:t>
@@ -2151,8 +2262,9 @@
           <w:p>
             <w:pPr>
               <w:pStyle w:val="Compact"/>
-              <w:ind w:firstLine="0" w:left="0" w:right="0"/>
-              <w:spacing w:line="240" w:after="40" w:before="40" w:lineRule="auto"/>
+              <w:jc w:val="left"/>
+              <w:ind w:left="0" w:right="0" w:firstLine="0"/>
+              <w:spacing w:lineRule="auto" w:line="240" w:before="40" w:after="40"/>
             </w:pPr>
             <w:r>
               <w:t xml:space="preserve">Comma-wrapped aliases</w:t>
@@ -2166,8 +2278,9 @@
           <w:p>
             <w:pPr>
               <w:pStyle w:val="Compact"/>
-              <w:ind w:firstLine="0" w:left="0" w:right="0"/>
-              <w:spacing w:line="240" w:after="40" w:before="40" w:lineRule="auto"/>
+              <w:jc w:val="left"/>
+              <w:ind w:left="0" w:right="0" w:firstLine="0"/>
+              <w:spacing w:lineRule="auto" w:line="240" w:before="40" w:after="40"/>
             </w:pPr>
             <w:r>
               <w:t xml:space="preserve">inline_prefix</w:t>
@@ -2179,8 +2292,9 @@
           <w:p>
             <w:pPr>
               <w:pStyle w:val="Compact"/>
-              <w:ind w:firstLine="0" w:left="0" w:right="0"/>
-              <w:spacing w:line="240" w:after="40" w:before="40" w:lineRule="auto"/>
+              <w:jc w:val="left"/>
+              <w:ind w:left="0" w:right="0" w:firstLine="0"/>
+              <w:spacing w:lineRule="auto" w:line="240" w:before="40" w:after="40"/>
             </w:pPr>
             <w:r>
               <w:t xml:space="preserve">TEXT</w:t>
@@ -2192,8 +2306,9 @@
           <w:p>
             <w:pPr>
               <w:pStyle w:val="Compact"/>
-              <w:ind w:firstLine="0" w:left="0" w:right="0"/>
-              <w:spacing w:line="240" w:after="40" w:before="40" w:lineRule="auto"/>
+              <w:jc w:val="left"/>
+              <w:ind w:left="0" w:right="0" w:firstLine="0"/>
+              <w:spacing w:lineRule="auto" w:line="240" w:before="40" w:after="40"/>
             </w:pPr>
             <w:r>
               <w:t xml:space="preserve">Prefix for inline syntax (e.g. abbrev)</w:t>
@@ -2207,8 +2322,9 @@
           <w:p>
             <w:pPr>
               <w:pStyle w:val="Compact"/>
-              <w:ind w:firstLine="0" w:left="0" w:right="0"/>
-              <w:spacing w:line="240" w:after="40" w:before="40" w:lineRule="auto"/>
+              <w:jc w:val="left"/>
+              <w:ind w:left="0" w:right="0" w:firstLine="0"/>
+              <w:spacing w:lineRule="auto" w:line="240" w:before="40" w:after="40"/>
             </w:pPr>
             <w:r>
               <w:t xml:space="preserve">materializer_type</w:t>
@@ -2220,8 +2336,9 @@
           <w:p>
             <w:pPr>
               <w:pStyle w:val="Compact"/>
-              <w:ind w:firstLine="0" w:left="0" w:right="0"/>
-              <w:spacing w:line="240" w:after="40" w:before="40" w:lineRule="auto"/>
+              <w:jc w:val="left"/>
+              <w:ind w:left="0" w:right="0" w:firstLine="0"/>
+              <w:spacing w:lineRule="auto" w:line="240" w:before="40" w:after="40"/>
             </w:pPr>
             <w:r>
               <w:t xml:space="preserve">TEXT</w:t>
@@ -2233,8 +2350,9 @@
           <w:p>
             <w:pPr>
               <w:pStyle w:val="Compact"/>
-              <w:ind w:firstLine="0" w:left="0" w:right="0"/>
-              <w:spacing w:line="240" w:after="40" w:before="40" w:lineRule="auto"/>
+              <w:jc w:val="left"/>
+              <w:ind w:left="0" w:right="0" w:firstLine="0"/>
+              <w:spacing w:lineRule="auto" w:line="240" w:before="40" w:after="40"/>
             </w:pPr>
             <w:r>
               <w:t xml:space="preserve">Materialization strategy (toc, lof, abbrev_list, custom)</w:t>
@@ -2248,8 +2366,9 @@
           <w:p>
             <w:pPr>
               <w:pStyle w:val="Compact"/>
-              <w:ind w:firstLine="0" w:left="0" w:right="0"/>
-              <w:spacing w:line="240" w:after="40" w:before="40" w:lineRule="auto"/>
+              <w:jc w:val="left"/>
+              <w:ind w:left="0" w:right="0" w:firstLine="0"/>
+              <w:spacing w:lineRule="auto" w:line="240" w:before="40" w:after="40"/>
             </w:pPr>
             <w:r>
               <w:t xml:space="preserve">view_subtype_ref</w:t>
@@ -2261,8 +2380,9 @@
           <w:p>
             <w:pPr>
               <w:pStyle w:val="Compact"/>
-              <w:ind w:firstLine="0" w:left="0" w:right="0"/>
-              <w:spacing w:line="240" w:after="40" w:before="40" w:lineRule="auto"/>
+              <w:jc w:val="left"/>
+              <w:ind w:left="0" w:right="0" w:firstLine="0"/>
+              <w:spacing w:lineRule="auto" w:line="240" w:before="40" w:after="40"/>
             </w:pPr>
             <w:r>
               <w:t xml:space="preserve">TEXT</w:t>
@@ -2274,8 +2394,9 @@
           <w:p>
             <w:pPr>
               <w:pStyle w:val="Compact"/>
-              <w:ind w:firstLine="0" w:left="0" w:right="0"/>
-              <w:spacing w:line="240" w:after="40" w:before="40" w:lineRule="auto"/>
+              <w:jc w:val="left"/>
+              <w:ind w:left="0" w:right="0" w:firstLine="0"/>
+              <w:spacing w:lineRule="auto" w:line="240" w:before="40" w:after="40"/>
             </w:pPr>
             <w:r>
               <w:t xml:space="preserve">Parent view type for subtyped views</w:t>
@@ -2289,8 +2410,9 @@
           <w:p>
             <w:pPr>
               <w:pStyle w:val="Compact"/>
-              <w:ind w:firstLine="0" w:left="0" w:right="0"/>
-              <w:spacing w:line="240" w:after="40" w:before="40" w:lineRule="auto"/>
+              <w:jc w:val="left"/>
+              <w:ind w:left="0" w:right="0" w:firstLine="0"/>
+              <w:spacing w:lineRule="auto" w:line="240" w:before="40" w:after="40"/>
             </w:pPr>
             <w:r>
               <w:t xml:space="preserve">needs_external_render</w:t>
@@ -2302,8 +2424,9 @@
           <w:p>
             <w:pPr>
               <w:pStyle w:val="Compact"/>
-              <w:ind w:firstLine="0" w:left="0" w:right="0"/>
-              <w:spacing w:line="240" w:after="40" w:before="40" w:lineRule="auto"/>
+              <w:jc w:val="left"/>
+              <w:ind w:left="0" w:right="0" w:firstLine="0"/>
+              <w:spacing w:lineRule="auto" w:line="240" w:before="40" w:after="40"/>
             </w:pPr>
             <w:r>
               <w:t xml:space="preserve">INTEGER DEFAULT 0</w:t>
@@ -2315,8 +2438,9 @@
           <w:p>
             <w:pPr>
               <w:pStyle w:val="Compact"/>
-              <w:ind w:firstLine="0" w:left="0" w:right="0"/>
-              <w:spacing w:line="240" w:after="40" w:before="40" w:lineRule="auto"/>
+              <w:jc w:val="left"/>
+              <w:ind w:left="0" w:right="0" w:firstLine="0"/>
+              <w:spacing w:lineRule="auto" w:line="240" w:before="40" w:after="40"/>
             </w:pPr>
             <w:r>
               <w:t xml:space="preserve">1 = requires external tool</w:t>
@@ -2325,8 +2449,8 @@
         </w:tc>
       </w:tr>
     </w:tbl>
-    <w:bookmarkEnd w:id="17"/>
-    <w:bookmarkStart w:id="18" w:name="spec_specification_types"/>
+    <w:bookmarkEnd w:id="28"/>
+    <w:bookmarkStart w:id="29" w:name="spec_specification_types"/>
     <w:p>
       <w:pPr>
         <w:pStyle w:val="Heading2"/>
@@ -2349,12 +2473,12 @@
     </w:p>
     <w:p>
       <w:pPr>
-        <w:spacing w:before="0" w:lineRule="exact" w:line="20" w:after="0"/>
+        <w:spacing w:before="0" w:after="0" w:line="20" w:lineRule="exact"/>
         <w:rPr>
           <w:sz w:val="2"/>
         </w:rPr>
       </w:pPr>
-      <w:bookmarkStart w:name="csv-tbl-spec-types" w:id="23102"/>
+      <w:bookmarkStart w:id="23102" w:name="csv-tbl-spec-types"/>
       <w:bookmarkEnd w:id="23102"/>
     </w:p>
     <w:p>
@@ -2389,13 +2513,14 @@
         <w:tblStyle w:val="Table"/>
         <w:tblW w:type="auto" w:w="0"/>
         <w:tblLook w:firstRow="1" w:lastRow="0" w:firstColumn="0" w:lastColumn="0" w:noHBand="0" w:noVBand="0" w:val="0020"/>
+        <w:jc w:val="start"/>
         <w:tblBorders>
-          <w:top w:space="0" w:sz="6" w:color="000000" w:val="single"/>
-          <w:left w:space="0" w:sz="6" w:color="000000" w:val="single"/>
-          <w:bottom w:space="0" w:sz="6" w:color="000000" w:val="single"/>
-          <w:right w:space="0" w:sz="6" w:color="000000" w:val="single"/>
-          <w:insideH w:space="0" w:sz="6" w:color="000000" w:val="single"/>
-          <w:insideV w:space="0" w:sz="6" w:color="000000" w:val="single"/>
+          <w:top w:color="000000" w:space="0" w:val="single" w:sz="6"/>
+          <w:left w:color="000000" w:space="0" w:val="single" w:sz="6"/>
+          <w:bottom w:color="000000" w:space="0" w:val="single" w:sz="6"/>
+          <w:right w:color="000000" w:space="0" w:val="single" w:sz="6"/>
+          <w:insideH w:color="000000" w:space="0" w:val="single" w:sz="6"/>
+          <w:insideV w:color="000000" w:space="0" w:val="single" w:sz="6"/>
         </w:tblBorders>
         <w:tblCellMar>
           <w:top w:type="dxa" w:w="57"/>
@@ -2411,17 +2536,18 @@
       </w:tblGrid>
       <w:tr>
         <w:trPr>
-          <w:tblHeader w:val="on"/>
+          <w:tblHeader w:val="true"/>
         </w:trPr>
         <w:tc>
           <w:tcPr>
-            <w:shd w:fill="E8E8E8" w:color="auto" w:val="clear"/>
+            <w:shd w:color="auto" w:val="clear" w:fill="E8E8E8"/>
           </w:tcPr>
           <w:p>
             <w:pPr>
               <w:pStyle w:val="Compact"/>
-              <w:ind w:firstLine="0" w:left="0" w:right="0"/>
-              <w:spacing w:line="240" w:after="40" w:before="40" w:lineRule="auto"/>
+              <w:jc w:val="left"/>
+              <w:ind w:left="0" w:right="0" w:firstLine="0"/>
+              <w:spacing w:lineRule="auto" w:line="240" w:before="40" w:after="40"/>
             </w:pPr>
             <w:r>
               <w:rPr>
@@ -2433,13 +2559,14 @@
         </w:tc>
         <w:tc>
           <w:tcPr>
-            <w:shd w:fill="E8E8E8" w:color="auto" w:val="clear"/>
+            <w:shd w:color="auto" w:val="clear" w:fill="E8E8E8"/>
           </w:tcPr>
           <w:p>
             <w:pPr>
               <w:pStyle w:val="Compact"/>
-              <w:ind w:firstLine="0" w:left="0" w:right="0"/>
-              <w:spacing w:line="240" w:after="40" w:before="40" w:lineRule="auto"/>
+              <w:jc w:val="left"/>
+              <w:ind w:left="0" w:right="0" w:firstLine="0"/>
+              <w:spacing w:lineRule="auto" w:line="240" w:before="40" w:after="40"/>
             </w:pPr>
             <w:r>
               <w:rPr>
@@ -2451,13 +2578,14 @@
         </w:tc>
         <w:tc>
           <w:tcPr>
-            <w:shd w:fill="E8E8E8" w:color="auto" w:val="clear"/>
+            <w:shd w:color="auto" w:val="clear" w:fill="E8E8E8"/>
           </w:tcPr>
           <w:p>
             <w:pPr>
               <w:pStyle w:val="Compact"/>
-              <w:ind w:firstLine="0" w:left="0" w:right="0"/>
-              <w:spacing w:line="240" w:after="40" w:before="40" w:lineRule="auto"/>
+              <w:jc w:val="left"/>
+              <w:ind w:left="0" w:right="0" w:firstLine="0"/>
+              <w:spacing w:lineRule="auto" w:line="240" w:before="40" w:after="40"/>
             </w:pPr>
             <w:r>
               <w:rPr>
@@ -2474,8 +2602,9 @@
           <w:p>
             <w:pPr>
               <w:pStyle w:val="Compact"/>
-              <w:ind w:firstLine="0" w:left="0" w:right="0"/>
-              <w:spacing w:line="240" w:after="40" w:before="40" w:lineRule="auto"/>
+              <w:jc w:val="left"/>
+              <w:ind w:left="0" w:right="0" w:firstLine="0"/>
+              <w:spacing w:lineRule="auto" w:line="240" w:before="40" w:after="40"/>
             </w:pPr>
             <w:r>
               <w:t xml:space="preserve">identifier</w:t>
@@ -2487,8 +2616,9 @@
           <w:p>
             <w:pPr>
               <w:pStyle w:val="Compact"/>
-              <w:ind w:firstLine="0" w:left="0" w:right="0"/>
-              <w:spacing w:line="240" w:after="40" w:before="40" w:lineRule="auto"/>
+              <w:jc w:val="left"/>
+              <w:ind w:left="0" w:right="0" w:firstLine="0"/>
+              <w:spacing w:lineRule="auto" w:line="240" w:before="40" w:after="40"/>
             </w:pPr>
             <w:r>
               <w:t xml:space="preserve">TEXT PK</w:t>
@@ -2500,8 +2630,9 @@
           <w:p>
             <w:pPr>
               <w:pStyle w:val="Compact"/>
-              <w:ind w:firstLine="0" w:left="0" w:right="0"/>
-              <w:spacing w:line="240" w:after="40" w:before="40" w:lineRule="auto"/>
+              <w:jc w:val="left"/>
+              <w:ind w:left="0" w:right="0" w:firstLine="0"/>
+              <w:spacing w:lineRule="auto" w:line="240" w:before="40" w:after="40"/>
             </w:pPr>
             <w:r>
               <w:t xml:space="preserve">Unique specification type code</w:t>
@@ -2515,8 +2646,9 @@
           <w:p>
             <w:pPr>
               <w:pStyle w:val="Compact"/>
-              <w:ind w:firstLine="0" w:left="0" w:right="0"/>
-              <w:spacing w:line="240" w:after="40" w:before="40" w:lineRule="auto"/>
+              <w:jc w:val="left"/>
+              <w:ind w:left="0" w:right="0" w:firstLine="0"/>
+              <w:spacing w:lineRule="auto" w:line="240" w:before="40" w:after="40"/>
             </w:pPr>
             <w:r>
               <w:t xml:space="preserve">long_name</w:t>
@@ -2528,8 +2660,9 @@
           <w:p>
             <w:pPr>
               <w:pStyle w:val="Compact"/>
-              <w:ind w:firstLine="0" w:left="0" w:right="0"/>
-              <w:spacing w:line="240" w:after="40" w:before="40" w:lineRule="auto"/>
+              <w:jc w:val="left"/>
+              <w:ind w:left="0" w:right="0" w:firstLine="0"/>
+              <w:spacing w:lineRule="auto" w:line="240" w:before="40" w:after="40"/>
             </w:pPr>
             <w:r>
               <w:t xml:space="preserve">TEXT NOT NULL UNIQUE</w:t>
@@ -2541,8 +2674,9 @@
           <w:p>
             <w:pPr>
               <w:pStyle w:val="Compact"/>
-              <w:ind w:firstLine="0" w:left="0" w:right="0"/>
-              <w:spacing w:line="240" w:after="40" w:before="40" w:lineRule="auto"/>
+              <w:jc w:val="left"/>
+              <w:ind w:left="0" w:right="0" w:firstLine="0"/>
+              <w:spacing w:lineRule="auto" w:line="240" w:before="40" w:after="40"/>
             </w:pPr>
             <w:r>
               <w:t xml:space="preserve">Human-readable name</w:t>
@@ -2556,8 +2690,9 @@
           <w:p>
             <w:pPr>
               <w:pStyle w:val="Compact"/>
-              <w:ind w:firstLine="0" w:left="0" w:right="0"/>
-              <w:spacing w:line="240" w:after="40" w:before="40" w:lineRule="auto"/>
+              <w:jc w:val="left"/>
+              <w:ind w:left="0" w:right="0" w:firstLine="0"/>
+              <w:spacing w:lineRule="auto" w:line="240" w:before="40" w:after="40"/>
             </w:pPr>
             <w:r>
               <w:t xml:space="preserve">description</w:t>
@@ -2569,8 +2704,9 @@
           <w:p>
             <w:pPr>
               <w:pStyle w:val="Compact"/>
-              <w:ind w:firstLine="0" w:left="0" w:right="0"/>
-              <w:spacing w:line="240" w:after="40" w:before="40" w:lineRule="auto"/>
+              <w:jc w:val="left"/>
+              <w:ind w:left="0" w:right="0" w:firstLine="0"/>
+              <w:spacing w:lineRule="auto" w:line="240" w:before="40" w:after="40"/>
             </w:pPr>
             <w:r>
               <w:t xml:space="preserve">TEXT</w:t>
@@ -2582,8 +2718,9 @@
           <w:p>
             <w:pPr>
               <w:pStyle w:val="Compact"/>
-              <w:ind w:firstLine="0" w:left="0" w:right="0"/>
-              <w:spacing w:line="240" w:after="40" w:before="40" w:lineRule="auto"/>
+              <w:jc w:val="left"/>
+              <w:ind w:left="0" w:right="0" w:firstLine="0"/>
+              <w:spacing w:lineRule="auto" w:line="240" w:before="40" w:after="40"/>
             </w:pPr>
             <w:r>
               <w:t xml:space="preserve">Documentation</w:t>
@@ -2597,8 +2734,9 @@
           <w:p>
             <w:pPr>
               <w:pStyle w:val="Compact"/>
-              <w:ind w:firstLine="0" w:left="0" w:right="0"/>
-              <w:spacing w:line="240" w:after="40" w:before="40" w:lineRule="auto"/>
+              <w:jc w:val="left"/>
+              <w:ind w:left="0" w:right="0" w:firstLine="0"/>
+              <w:spacing w:lineRule="auto" w:line="240" w:before="40" w:after="40"/>
             </w:pPr>
             <w:r>
               <w:t xml:space="preserve">extends</w:t>
@@ -2610,8 +2748,9 @@
           <w:p>
             <w:pPr>
               <w:pStyle w:val="Compact"/>
-              <w:ind w:firstLine="0" w:left="0" w:right="0"/>
-              <w:spacing w:line="240" w:after="40" w:before="40" w:lineRule="auto"/>
+              <w:jc w:val="left"/>
+              <w:ind w:left="0" w:right="0" w:firstLine="0"/>
+              <w:spacing w:lineRule="auto" w:line="240" w:before="40" w:after="40"/>
             </w:pPr>
             <w:r>
               <w:t xml:space="preserve">TEXT</w:t>
@@ -2623,8 +2762,9 @@
           <w:p>
             <w:pPr>
               <w:pStyle w:val="Compact"/>
-              <w:ind w:firstLine="0" w:left="0" w:right="0"/>
-              <w:spacing w:line="240" w:after="40" w:before="40" w:lineRule="auto"/>
+              <w:jc w:val="left"/>
+              <w:ind w:left="0" w:right="0" w:firstLine="0"/>
+              <w:spacing w:lineRule="auto" w:line="240" w:before="40" w:after="40"/>
             </w:pPr>
             <w:r>
               <w:t xml:space="preserve">Parent type for inheritance</w:t>
@@ -2638,8 +2778,9 @@
           <w:p>
             <w:pPr>
               <w:pStyle w:val="Compact"/>
-              <w:ind w:firstLine="0" w:left="0" w:right="0"/>
-              <w:spacing w:line="240" w:after="40" w:before="40" w:lineRule="auto"/>
+              <w:jc w:val="left"/>
+              <w:ind w:left="0" w:right="0" w:firstLine="0"/>
+              <w:spacing w:lineRule="auto" w:line="240" w:before="40" w:after="40"/>
             </w:pPr>
             <w:r>
               <w:t xml:space="preserve">is_default</w:t>
@@ -2651,8 +2792,9 @@
           <w:p>
             <w:pPr>
               <w:pStyle w:val="Compact"/>
-              <w:ind w:firstLine="0" w:left="0" w:right="0"/>
-              <w:spacing w:line="240" w:after="40" w:before="40" w:lineRule="auto"/>
+              <w:jc w:val="left"/>
+              <w:ind w:left="0" w:right="0" w:firstLine="0"/>
+              <w:spacing w:lineRule="auto" w:line="240" w:before="40" w:after="40"/>
             </w:pPr>
             <w:r>
               <w:t xml:space="preserve">INTEGER DEFAULT 0</w:t>
@@ -2664,8 +2806,9 @@
           <w:p>
             <w:pPr>
               <w:pStyle w:val="Compact"/>
-              <w:ind w:firstLine="0" w:left="0" w:right="0"/>
-              <w:spacing w:line="240" w:after="40" w:before="40" w:lineRule="auto"/>
+              <w:jc w:val="left"/>
+              <w:ind w:left="0" w:right="0" w:firstLine="0"/>
+              <w:spacing w:lineRule="auto" w:line="240" w:before="40" w:after="40"/>
             </w:pPr>
             <w:r>
               <w:t xml:space="preserve">1 = default when no explicit type</w:t>
@@ -2674,8 +2817,8 @@
         </w:tc>
       </w:tr>
     </w:tbl>
-    <w:bookmarkEnd w:id="18"/>
-    <w:bookmarkStart w:id="19" w:name="datatype_definitions"/>
+    <w:bookmarkEnd w:id="29"/>
+    <w:bookmarkStart w:id="30" w:name="datatype_definitions"/>
     <w:p>
       <w:pPr>
         <w:pStyle w:val="Heading2"/>
@@ -2698,12 +2841,12 @@
     </w:p>
     <w:p>
       <w:pPr>
-        <w:spacing w:before="0" w:lineRule="exact" w:line="20" w:after="0"/>
+        <w:spacing w:before="0" w:after="0" w:line="20" w:lineRule="exact"/>
         <w:rPr>
           <w:sz w:val="2"/>
         </w:rPr>
       </w:pPr>
-      <w:bookmarkStart w:name="csv-tbl-datatypes" w:id="92410"/>
+      <w:bookmarkStart w:id="92410" w:name="csv-tbl-datatypes"/>
       <w:bookmarkEnd w:id="92410"/>
     </w:p>
     <w:p>
@@ -2738,13 +2881,14 @@
         <w:tblStyle w:val="Table"/>
         <w:tblW w:type="auto" w:w="0"/>
         <w:tblLook w:firstRow="1" w:lastRow="0" w:firstColumn="0" w:lastColumn="0" w:noHBand="0" w:noVBand="0" w:val="0020"/>
+        <w:jc w:val="start"/>
         <w:tblBorders>
-          <w:top w:space="0" w:sz="6" w:color="000000" w:val="single"/>
-          <w:left w:space="0" w:sz="6" w:color="000000" w:val="single"/>
-          <w:bottom w:space="0" w:sz="6" w:color="000000" w:val="single"/>
-          <w:right w:space="0" w:sz="6" w:color="000000" w:val="single"/>
-          <w:insideH w:space="0" w:sz="6" w:color="000000" w:val="single"/>
-          <w:insideV w:space="0" w:sz="6" w:color="000000" w:val="single"/>
+          <w:top w:color="000000" w:space="0" w:val="single" w:sz="6"/>
+          <w:left w:color="000000" w:space="0" w:val="single" w:sz="6"/>
+          <w:bottom w:color="000000" w:space="0" w:val="single" w:sz="6"/>
+          <w:right w:color="000000" w:space="0" w:val="single" w:sz="6"/>
+          <w:insideH w:color="000000" w:space="0" w:val="single" w:sz="6"/>
+          <w:insideV w:color="000000" w:space="0" w:val="single" w:sz="6"/>
         </w:tblBorders>
         <w:tblCellMar>
           <w:top w:type="dxa" w:w="57"/>
@@ -2760,17 +2904,18 @@
       </w:tblGrid>
       <w:tr>
         <w:trPr>
-          <w:tblHeader w:val="on"/>
+          <w:tblHeader w:val="true"/>
         </w:trPr>
         <w:tc>
           <w:tcPr>
-            <w:shd w:fill="E8E8E8" w:color="auto" w:val="clear"/>
+            <w:shd w:color="auto" w:val="clear" w:fill="E8E8E8"/>
           </w:tcPr>
           <w:p>
             <w:pPr>
               <w:pStyle w:val="Compact"/>
-              <w:ind w:firstLine="0" w:left="0" w:right="0"/>
-              <w:spacing w:line="240" w:after="40" w:before="40" w:lineRule="auto"/>
+              <w:jc w:val="left"/>
+              <w:ind w:left="0" w:right="0" w:firstLine="0"/>
+              <w:spacing w:lineRule="auto" w:line="240" w:before="40" w:after="40"/>
             </w:pPr>
             <w:r>
               <w:rPr>
@@ -2782,13 +2927,14 @@
         </w:tc>
         <w:tc>
           <w:tcPr>
-            <w:shd w:fill="E8E8E8" w:color="auto" w:val="clear"/>
+            <w:shd w:color="auto" w:val="clear" w:fill="E8E8E8"/>
           </w:tcPr>
           <w:p>
             <w:pPr>
               <w:pStyle w:val="Compact"/>
-              <w:ind w:firstLine="0" w:left="0" w:right="0"/>
-              <w:spacing w:line="240" w:after="40" w:before="40" w:lineRule="auto"/>
+              <w:jc w:val="left"/>
+              <w:ind w:left="0" w:right="0" w:firstLine="0"/>
+              <w:spacing w:lineRule="auto" w:line="240" w:before="40" w:after="40"/>
             </w:pPr>
             <w:r>
               <w:rPr>
@@ -2800,13 +2946,14 @@
         </w:tc>
         <w:tc>
           <w:tcPr>
-            <w:shd w:fill="E8E8E8" w:color="auto" w:val="clear"/>
+            <w:shd w:color="auto" w:val="clear" w:fill="E8E8E8"/>
           </w:tcPr>
           <w:p>
             <w:pPr>
               <w:pStyle w:val="Compact"/>
-              <w:ind w:firstLine="0" w:left="0" w:right="0"/>
-              <w:spacing w:line="240" w:after="40" w:before="40" w:lineRule="auto"/>
+              <w:jc w:val="left"/>
+              <w:ind w:left="0" w:right="0" w:firstLine="0"/>
+              <w:spacing w:lineRule="auto" w:line="240" w:before="40" w:after="40"/>
             </w:pPr>
             <w:r>
               <w:rPr>
@@ -2823,8 +2970,9 @@
           <w:p>
             <w:pPr>
               <w:pStyle w:val="Compact"/>
-              <w:ind w:firstLine="0" w:left="0" w:right="0"/>
-              <w:spacing w:line="240" w:after="40" w:before="40" w:lineRule="auto"/>
+              <w:jc w:val="left"/>
+              <w:ind w:left="0" w:right="0" w:firstLine="0"/>
+              <w:spacing w:lineRule="auto" w:line="240" w:before="40" w:after="40"/>
             </w:pPr>
             <w:r>
               <w:t xml:space="preserve">identifier</w:t>
@@ -2836,8 +2984,9 @@
           <w:p>
             <w:pPr>
               <w:pStyle w:val="Compact"/>
-              <w:ind w:firstLine="0" w:left="0" w:right="0"/>
-              <w:spacing w:line="240" w:after="40" w:before="40" w:lineRule="auto"/>
+              <w:jc w:val="left"/>
+              <w:ind w:left="0" w:right="0" w:firstLine="0"/>
+              <w:spacing w:lineRule="auto" w:line="240" w:before="40" w:after="40"/>
             </w:pPr>
             <w:r>
               <w:t xml:space="preserve">TEXT PK</w:t>
@@ -2849,8 +2998,9 @@
           <w:p>
             <w:pPr>
               <w:pStyle w:val="Compact"/>
-              <w:ind w:firstLine="0" w:left="0" w:right="0"/>
-              <w:spacing w:line="240" w:after="40" w:before="40" w:lineRule="auto"/>
+              <w:jc w:val="left"/>
+              <w:ind w:left="0" w:right="0" w:firstLine="0"/>
+              <w:spacing w:lineRule="auto" w:line="240" w:before="40" w:after="40"/>
             </w:pPr>
             <w:r>
               <w:t xml:space="preserve">Unique datatype ID</w:t>
@@ -2864,8 +3014,9 @@
           <w:p>
             <w:pPr>
               <w:pStyle w:val="Compact"/>
-              <w:ind w:firstLine="0" w:left="0" w:right="0"/>
-              <w:spacing w:line="240" w:after="40" w:before="40" w:lineRule="auto"/>
+              <w:jc w:val="left"/>
+              <w:ind w:left="0" w:right="0" w:firstLine="0"/>
+              <w:spacing w:lineRule="auto" w:line="240" w:before="40" w:after="40"/>
             </w:pPr>
             <w:r>
               <w:t xml:space="preserve">long_name</w:t>
@@ -2877,8 +3028,9 @@
           <w:p>
             <w:pPr>
               <w:pStyle w:val="Compact"/>
-              <w:ind w:firstLine="0" w:left="0" w:right="0"/>
-              <w:spacing w:line="240" w:after="40" w:before="40" w:lineRule="auto"/>
+              <w:jc w:val="left"/>
+              <w:ind w:left="0" w:right="0" w:firstLine="0"/>
+              <w:spacing w:lineRule="auto" w:line="240" w:before="40" w:after="40"/>
             </w:pPr>
             <w:r>
               <w:t xml:space="preserve">TEXT NOT NULL UNIQUE</w:t>
@@ -2890,8 +3042,9 @@
           <w:p>
             <w:pPr>
               <w:pStyle w:val="Compact"/>
-              <w:ind w:firstLine="0" w:left="0" w:right="0"/>
-              <w:spacing w:line="240" w:after="40" w:before="40" w:lineRule="auto"/>
+              <w:jc w:val="left"/>
+              <w:ind w:left="0" w:right="0" w:firstLine="0"/>
+              <w:spacing w:lineRule="auto" w:line="240" w:before="40" w:after="40"/>
             </w:pPr>
             <w:r>
               <w:t xml:space="preserve">Human-readable name</w:t>
@@ -2905,8 +3058,9 @@
           <w:p>
             <w:pPr>
               <w:pStyle w:val="Compact"/>
-              <w:ind w:firstLine="0" w:left="0" w:right="0"/>
-              <w:spacing w:line="240" w:after="40" w:before="40" w:lineRule="auto"/>
+              <w:jc w:val="left"/>
+              <w:ind w:left="0" w:right="0" w:firstLine="0"/>
+              <w:spacing w:lineRule="auto" w:line="240" w:before="40" w:after="40"/>
             </w:pPr>
             <w:r>
               <w:t xml:space="preserve">type</w:t>
@@ -2918,8 +3072,9 @@
           <w:p>
             <w:pPr>
               <w:pStyle w:val="Compact"/>
-              <w:ind w:firstLine="0" w:left="0" w:right="0"/>
-              <w:spacing w:line="240" w:after="40" w:before="40" w:lineRule="auto"/>
+              <w:jc w:val="left"/>
+              <w:ind w:left="0" w:right="0" w:firstLine="0"/>
+              <w:spacing w:lineRule="auto" w:line="240" w:before="40" w:after="40"/>
             </w:pPr>
             <w:r>
               <w:t xml:space="preserve">TEXT NOT NULL</w:t>
@@ -2931,8 +3086,9 @@
           <w:p>
             <w:pPr>
               <w:pStyle w:val="Compact"/>
-              <w:ind w:firstLine="0" w:left="0" w:right="0"/>
-              <w:spacing w:line="240" w:after="40" w:before="40" w:lineRule="auto"/>
+              <w:jc w:val="left"/>
+              <w:ind w:left="0" w:right="0" w:firstLine="0"/>
+              <w:spacing w:lineRule="auto" w:line="240" w:before="40" w:after="40"/>
             </w:pPr>
             <w:r>
               <w:t xml:space="preserve">Primitive category: STRING, INTEGER, REAL, BOOLEAN, DATE, ENUM, XHTML</w:t>
@@ -2979,8 +3135,8 @@
         <w:t xml:space="preserve">stores the data.</w:t>
       </w:r>
     </w:p>
-    <w:bookmarkEnd w:id="19"/>
-    <w:bookmarkStart w:id="20" w:name="spec_attribute_types"/>
+    <w:bookmarkEnd w:id="30"/>
+    <w:bookmarkStart w:id="31" w:name="spec_attribute_types"/>
     <w:p>
       <w:pPr>
         <w:pStyle w:val="Heading2"/>
@@ -3003,12 +3159,12 @@
     </w:p>
     <w:p>
       <w:pPr>
-        <w:spacing w:before="0" w:lineRule="exact" w:line="20" w:after="0"/>
+        <w:spacing w:before="0" w:after="0" w:line="20" w:lineRule="exact"/>
         <w:rPr>
           <w:sz w:val="2"/>
         </w:rPr>
       </w:pPr>
-      <w:bookmarkStart w:name="csv-tbl-attr-types" w:id="47668"/>
+      <w:bookmarkStart w:id="47668" w:name="csv-tbl-attr-types"/>
       <w:bookmarkEnd w:id="47668"/>
     </w:p>
     <w:p>
@@ -3043,13 +3199,14 @@
         <w:tblStyle w:val="Table"/>
         <w:tblW w:type="auto" w:w="0"/>
         <w:tblLook w:firstRow="1" w:lastRow="0" w:firstColumn="0" w:lastColumn="0" w:noHBand="0" w:noVBand="0" w:val="0020"/>
+        <w:jc w:val="start"/>
         <w:tblBorders>
-          <w:top w:space="0" w:sz="6" w:color="000000" w:val="single"/>
-          <w:left w:space="0" w:sz="6" w:color="000000" w:val="single"/>
-          <w:bottom w:space="0" w:sz="6" w:color="000000" w:val="single"/>
-          <w:right w:space="0" w:sz="6" w:color="000000" w:val="single"/>
-          <w:insideH w:space="0" w:sz="6" w:color="000000" w:val="single"/>
-          <w:insideV w:space="0" w:sz="6" w:color="000000" w:val="single"/>
+          <w:top w:color="000000" w:space="0" w:val="single" w:sz="6"/>
+          <w:left w:color="000000" w:space="0" w:val="single" w:sz="6"/>
+          <w:bottom w:color="000000" w:space="0" w:val="single" w:sz="6"/>
+          <w:right w:color="000000" w:space="0" w:val="single" w:sz="6"/>
+          <w:insideH w:color="000000" w:space="0" w:val="single" w:sz="6"/>
+          <w:insideV w:color="000000" w:space="0" w:val="single" w:sz="6"/>
         </w:tblBorders>
         <w:tblCellMar>
           <w:top w:type="dxa" w:w="57"/>
@@ -3065,17 +3222,18 @@
       </w:tblGrid>
       <w:tr>
         <w:trPr>
-          <w:tblHeader w:val="on"/>
+          <w:tblHeader w:val="true"/>
         </w:trPr>
         <w:tc>
           <w:tcPr>
-            <w:shd w:fill="E8E8E8" w:color="auto" w:val="clear"/>
+            <w:shd w:color="auto" w:val="clear" w:fill="E8E8E8"/>
           </w:tcPr>
           <w:p>
             <w:pPr>
               <w:pStyle w:val="Compact"/>
-              <w:ind w:firstLine="0" w:left="0" w:right="0"/>
-              <w:spacing w:line="240" w:after="40" w:before="40" w:lineRule="auto"/>
+              <w:jc w:val="left"/>
+              <w:ind w:left="0" w:right="0" w:firstLine="0"/>
+              <w:spacing w:lineRule="auto" w:line="240" w:before="40" w:after="40"/>
             </w:pPr>
             <w:r>
               <w:rPr>
@@ -3087,13 +3245,14 @@
         </w:tc>
         <w:tc>
           <w:tcPr>
-            <w:shd w:fill="E8E8E8" w:color="auto" w:val="clear"/>
+            <w:shd w:color="auto" w:val="clear" w:fill="E8E8E8"/>
           </w:tcPr>
           <w:p>
             <w:pPr>
               <w:pStyle w:val="Compact"/>
-              <w:ind w:firstLine="0" w:left="0" w:right="0"/>
-              <w:spacing w:line="240" w:after="40" w:before="40" w:lineRule="auto"/>
+              <w:jc w:val="left"/>
+              <w:ind w:left="0" w:right="0" w:firstLine="0"/>
+              <w:spacing w:lineRule="auto" w:line="240" w:before="40" w:after="40"/>
             </w:pPr>
             <w:r>
               <w:rPr>
@@ -3105,13 +3264,14 @@
         </w:tc>
         <w:tc>
           <w:tcPr>
-            <w:shd w:fill="E8E8E8" w:color="auto" w:val="clear"/>
+            <w:shd w:color="auto" w:val="clear" w:fill="E8E8E8"/>
           </w:tcPr>
           <w:p>
             <w:pPr>
               <w:pStyle w:val="Compact"/>
-              <w:ind w:firstLine="0" w:left="0" w:right="0"/>
-              <w:spacing w:line="240" w:after="40" w:before="40" w:lineRule="auto"/>
+              <w:jc w:val="left"/>
+              <w:ind w:left="0" w:right="0" w:firstLine="0"/>
+              <w:spacing w:lineRule="auto" w:line="240" w:before="40" w:after="40"/>
             </w:pPr>
             <w:r>
               <w:rPr>
@@ -3128,8 +3288,9 @@
           <w:p>
             <w:pPr>
               <w:pStyle w:val="Compact"/>
-              <w:ind w:firstLine="0" w:left="0" w:right="0"/>
-              <w:spacing w:line="240" w:after="40" w:before="40" w:lineRule="auto"/>
+              <w:jc w:val="left"/>
+              <w:ind w:left="0" w:right="0" w:firstLine="0"/>
+              <w:spacing w:lineRule="auto" w:line="240" w:before="40" w:after="40"/>
             </w:pPr>
             <w:r>
               <w:t xml:space="preserve">identifier</w:t>
@@ -3141,8 +3302,9 @@
           <w:p>
             <w:pPr>
               <w:pStyle w:val="Compact"/>
-              <w:ind w:firstLine="0" w:left="0" w:right="0"/>
-              <w:spacing w:line="240" w:after="40" w:before="40" w:lineRule="auto"/>
+              <w:jc w:val="left"/>
+              <w:ind w:left="0" w:right="0" w:firstLine="0"/>
+              <w:spacing w:lineRule="auto" w:line="240" w:before="40" w:after="40"/>
             </w:pPr>
             <w:r>
               <w:t xml:space="preserve">TEXT PK</w:t>
@@ -3154,8 +3316,9 @@
           <w:p>
             <w:pPr>
               <w:pStyle w:val="Compact"/>
-              <w:ind w:firstLine="0" w:left="0" w:right="0"/>
-              <w:spacing w:line="240" w:after="40" w:before="40" w:lineRule="auto"/>
+              <w:jc w:val="left"/>
+              <w:ind w:left="0" w:right="0" w:firstLine="0"/>
+              <w:spacing w:lineRule="auto" w:line="240" w:before="40" w:after="40"/>
             </w:pPr>
             <w:r>
               <w:t xml:space="preserve">Unique attribute definition ID</w:t>
@@ -3169,8 +3332,9 @@
           <w:p>
             <w:pPr>
               <w:pStyle w:val="Compact"/>
-              <w:ind w:firstLine="0" w:left="0" w:right="0"/>
-              <w:spacing w:line="240" w:after="40" w:before="40" w:lineRule="auto"/>
+              <w:jc w:val="left"/>
+              <w:ind w:left="0" w:right="0" w:firstLine="0"/>
+              <w:spacing w:lineRule="auto" w:line="240" w:before="40" w:after="40"/>
             </w:pPr>
             <w:r>
               <w:t xml:space="preserve">owner_type_ref</w:t>
@@ -3182,8 +3346,9 @@
           <w:p>
             <w:pPr>
               <w:pStyle w:val="Compact"/>
-              <w:ind w:firstLine="0" w:left="0" w:right="0"/>
-              <w:spacing w:line="240" w:after="40" w:before="40" w:lineRule="auto"/>
+              <w:jc w:val="left"/>
+              <w:ind w:left="0" w:right="0" w:firstLine="0"/>
+              <w:spacing w:lineRule="auto" w:line="240" w:before="40" w:after="40"/>
             </w:pPr>
             <w:r>
               <w:t xml:space="preserve">TEXT NOT NULL FK</w:t>
@@ -3195,8 +3360,9 @@
           <w:p>
             <w:pPr>
               <w:pStyle w:val="Compact"/>
-              <w:ind w:firstLine="0" w:left="0" w:right="0"/>
-              <w:spacing w:line="240" w:after="40" w:before="40" w:lineRule="auto"/>
+              <w:jc w:val="left"/>
+              <w:ind w:left="0" w:right="0" w:firstLine="0"/>
+              <w:spacing w:lineRule="auto" w:line="240" w:before="40" w:after="40"/>
             </w:pPr>
             <w:r>
               <w:t xml:space="preserve">Object type that owns this attribute</w:t>
@@ -3210,8 +3376,9 @@
           <w:p>
             <w:pPr>
               <w:pStyle w:val="Compact"/>
-              <w:ind w:firstLine="0" w:left="0" w:right="0"/>
-              <w:spacing w:line="240" w:after="40" w:before="40" w:lineRule="auto"/>
+              <w:jc w:val="left"/>
+              <w:ind w:left="0" w:right="0" w:firstLine="0"/>
+              <w:spacing w:lineRule="auto" w:line="240" w:before="40" w:after="40"/>
             </w:pPr>
             <w:r>
               <w:t xml:space="preserve">long_name</w:t>
@@ -3223,8 +3390,9 @@
           <w:p>
             <w:pPr>
               <w:pStyle w:val="Compact"/>
-              <w:ind w:firstLine="0" w:left="0" w:right="0"/>
-              <w:spacing w:line="240" w:after="40" w:before="40" w:lineRule="auto"/>
+              <w:jc w:val="left"/>
+              <w:ind w:left="0" w:right="0" w:firstLine="0"/>
+              <w:spacing w:lineRule="auto" w:line="240" w:before="40" w:after="40"/>
             </w:pPr>
             <w:r>
               <w:t xml:space="preserve">TEXT NOT NULL</w:t>
@@ -3236,8 +3404,9 @@
           <w:p>
             <w:pPr>
               <w:pStyle w:val="Compact"/>
-              <w:ind w:firstLine="0" w:left="0" w:right="0"/>
-              <w:spacing w:line="240" w:after="40" w:before="40" w:lineRule="auto"/>
+              <w:jc w:val="left"/>
+              <w:ind w:left="0" w:right="0" w:firstLine="0"/>
+              <w:spacing w:lineRule="auto" w:line="240" w:before="40" w:after="40"/>
             </w:pPr>
             <w:r>
               <w:t xml:space="preserve">Attribute name as written in source</w:t>
@@ -3251,8 +3420,9 @@
           <w:p>
             <w:pPr>
               <w:pStyle w:val="Compact"/>
-              <w:ind w:firstLine="0" w:left="0" w:right="0"/>
-              <w:spacing w:line="240" w:after="40" w:before="40" w:lineRule="auto"/>
+              <w:jc w:val="left"/>
+              <w:ind w:left="0" w:right="0" w:firstLine="0"/>
+              <w:spacing w:lineRule="auto" w:line="240" w:before="40" w:after="40"/>
             </w:pPr>
             <w:r>
               <w:t xml:space="preserve">datatype_ref</w:t>
@@ -3264,8 +3434,9 @@
           <w:p>
             <w:pPr>
               <w:pStyle w:val="Compact"/>
-              <w:ind w:firstLine="0" w:left="0" w:right="0"/>
-              <w:spacing w:line="240" w:after="40" w:before="40" w:lineRule="auto"/>
+              <w:jc w:val="left"/>
+              <w:ind w:left="0" w:right="0" w:firstLine="0"/>
+              <w:spacing w:lineRule="auto" w:line="240" w:before="40" w:after="40"/>
             </w:pPr>
             <w:r>
               <w:t xml:space="preserve">TEXT NOT NULL FK</w:t>
@@ -3277,8 +3448,9 @@
           <w:p>
             <w:pPr>
               <w:pStyle w:val="Compact"/>
-              <w:ind w:firstLine="0" w:left="0" w:right="0"/>
-              <w:spacing w:line="240" w:after="40" w:before="40" w:lineRule="auto"/>
+              <w:jc w:val="left"/>
+              <w:ind w:left="0" w:right="0" w:firstLine="0"/>
+              <w:spacing w:lineRule="auto" w:line="240" w:before="40" w:after="40"/>
             </w:pPr>
             <w:r>
               <w:t xml:space="preserve">Data type (FK to datatype_definitions)</w:t>
@@ -3292,8 +3464,9 @@
           <w:p>
             <w:pPr>
               <w:pStyle w:val="Compact"/>
-              <w:ind w:firstLine="0" w:left="0" w:right="0"/>
-              <w:spacing w:line="240" w:after="40" w:before="40" w:lineRule="auto"/>
+              <w:jc w:val="left"/>
+              <w:ind w:left="0" w:right="0" w:firstLine="0"/>
+              <w:spacing w:lineRule="auto" w:line="240" w:before="40" w:after="40"/>
             </w:pPr>
             <w:r>
               <w:t xml:space="preserve">min_occurs</w:t>
@@ -3305,8 +3478,9 @@
           <w:p>
             <w:pPr>
               <w:pStyle w:val="Compact"/>
-              <w:ind w:firstLine="0" w:left="0" w:right="0"/>
-              <w:spacing w:line="240" w:after="40" w:before="40" w:lineRule="auto"/>
+              <w:jc w:val="left"/>
+              <w:ind w:left="0" w:right="0" w:firstLine="0"/>
+              <w:spacing w:lineRule="auto" w:line="240" w:before="40" w:after="40"/>
             </w:pPr>
             <w:r>
               <w:t xml:space="preserve">INTEGER DEFAULT 0</w:t>
@@ -3318,8 +3492,9 @@
           <w:p>
             <w:pPr>
               <w:pStyle w:val="Compact"/>
-              <w:ind w:firstLine="0" w:left="0" w:right="0"/>
-              <w:spacing w:line="240" w:after="40" w:before="40" w:lineRule="auto"/>
+              <w:jc w:val="left"/>
+              <w:ind w:left="0" w:right="0" w:firstLine="0"/>
+              <w:spacing w:lineRule="auto" w:line="240" w:before="40" w:after="40"/>
             </w:pPr>
             <w:r>
               <w:t xml:space="preserve">Minimum occurrences (0 = optional)</w:t>
@@ -3333,8 +3508,9 @@
           <w:p>
             <w:pPr>
               <w:pStyle w:val="Compact"/>
-              <w:ind w:firstLine="0" w:left="0" w:right="0"/>
-              <w:spacing w:line="240" w:after="40" w:before="40" w:lineRule="auto"/>
+              <w:jc w:val="left"/>
+              <w:ind w:left="0" w:right="0" w:firstLine="0"/>
+              <w:spacing w:lineRule="auto" w:line="240" w:before="40" w:after="40"/>
             </w:pPr>
             <w:r>
               <w:t xml:space="preserve">max_occurs</w:t>
@@ -3346,8 +3522,9 @@
           <w:p>
             <w:pPr>
               <w:pStyle w:val="Compact"/>
-              <w:ind w:firstLine="0" w:left="0" w:right="0"/>
-              <w:spacing w:line="240" w:after="40" w:before="40" w:lineRule="auto"/>
+              <w:jc w:val="left"/>
+              <w:ind w:left="0" w:right="0" w:firstLine="0"/>
+              <w:spacing w:lineRule="auto" w:line="240" w:before="40" w:after="40"/>
             </w:pPr>
             <w:r>
               <w:t xml:space="preserve">INTEGER DEFAULT 1</w:t>
@@ -3359,8 +3536,9 @@
           <w:p>
             <w:pPr>
               <w:pStyle w:val="Compact"/>
-              <w:ind w:firstLine="0" w:left="0" w:right="0"/>
-              <w:spacing w:line="240" w:after="40" w:before="40" w:lineRule="auto"/>
+              <w:jc w:val="left"/>
+              <w:ind w:left="0" w:right="0" w:firstLine="0"/>
+              <w:spacing w:lineRule="auto" w:line="240" w:before="40" w:after="40"/>
             </w:pPr>
             <w:r>
               <w:t xml:space="preserve">Maximum occurrences</w:t>
@@ -3374,8 +3552,9 @@
           <w:p>
             <w:pPr>
               <w:pStyle w:val="Compact"/>
-              <w:ind w:firstLine="0" w:left="0" w:right="0"/>
-              <w:spacing w:line="240" w:after="40" w:before="40" w:lineRule="auto"/>
+              <w:jc w:val="left"/>
+              <w:ind w:left="0" w:right="0" w:firstLine="0"/>
+              <w:spacing w:lineRule="auto" w:line="240" w:before="40" w:after="40"/>
             </w:pPr>
             <w:r>
               <w:t xml:space="preserve">min_value</w:t>
@@ -3387,8 +3566,9 @@
           <w:p>
             <w:pPr>
               <w:pStyle w:val="Compact"/>
-              <w:ind w:firstLine="0" w:left="0" w:right="0"/>
-              <w:spacing w:line="240" w:after="40" w:before="40" w:lineRule="auto"/>
+              <w:jc w:val="left"/>
+              <w:ind w:left="0" w:right="0" w:firstLine="0"/>
+              <w:spacing w:lineRule="auto" w:line="240" w:before="40" w:after="40"/>
             </w:pPr>
             <w:r>
               <w:t xml:space="preserve">REAL</w:t>
@@ -3400,8 +3580,9 @@
           <w:p>
             <w:pPr>
               <w:pStyle w:val="Compact"/>
-              <w:ind w:firstLine="0" w:left="0" w:right="0"/>
-              <w:spacing w:line="240" w:after="40" w:before="40" w:lineRule="auto"/>
+              <w:jc w:val="left"/>
+              <w:ind w:left="0" w:right="0" w:firstLine="0"/>
+              <w:spacing w:lineRule="auto" w:line="240" w:before="40" w:after="40"/>
             </w:pPr>
             <w:r>
               <w:t xml:space="preserve">Minimum bound for INTEGER/REAL</w:t>
@@ -3415,8 +3596,9 @@
           <w:p>
             <w:pPr>
               <w:pStyle w:val="Compact"/>
-              <w:ind w:firstLine="0" w:left="0" w:right="0"/>
-              <w:spacing w:line="240" w:after="40" w:before="40" w:lineRule="auto"/>
+              <w:jc w:val="left"/>
+              <w:ind w:left="0" w:right="0" w:firstLine="0"/>
+              <w:spacing w:lineRule="auto" w:line="240" w:before="40" w:after="40"/>
             </w:pPr>
             <w:r>
               <w:t xml:space="preserve">max_value</w:t>
@@ -3428,8 +3610,9 @@
           <w:p>
             <w:pPr>
               <w:pStyle w:val="Compact"/>
-              <w:ind w:firstLine="0" w:left="0" w:right="0"/>
-              <w:spacing w:line="240" w:after="40" w:before="40" w:lineRule="auto"/>
+              <w:jc w:val="left"/>
+              <w:ind w:left="0" w:right="0" w:firstLine="0"/>
+              <w:spacing w:lineRule="auto" w:line="240" w:before="40" w:after="40"/>
             </w:pPr>
             <w:r>
               <w:t xml:space="preserve">REAL</w:t>
@@ -3441,8 +3624,9 @@
           <w:p>
             <w:pPr>
               <w:pStyle w:val="Compact"/>
-              <w:ind w:firstLine="0" w:left="0" w:right="0"/>
-              <w:spacing w:line="240" w:after="40" w:before="40" w:lineRule="auto"/>
+              <w:jc w:val="left"/>
+              <w:ind w:left="0" w:right="0" w:firstLine="0"/>
+              <w:spacing w:lineRule="auto" w:line="240" w:before="40" w:after="40"/>
             </w:pPr>
             <w:r>
               <w:t xml:space="preserve">Maximum bound for INTEGER/REAL</w:t>
@@ -3474,8 +3658,8 @@
         <w:t xml:space="preserve">— each type can define an attribute name only once.</w:t>
       </w:r>
     </w:p>
-    <w:bookmarkEnd w:id="20"/>
-    <w:bookmarkStart w:id="21" w:name="enum_values"/>
+    <w:bookmarkEnd w:id="31"/>
+    <w:bookmarkStart w:id="32" w:name="enum_values"/>
     <w:p>
       <w:pPr>
         <w:pStyle w:val="Heading2"/>
@@ -3498,12 +3682,12 @@
     </w:p>
     <w:p>
       <w:pPr>
-        <w:spacing w:before="0" w:lineRule="exact" w:line="20" w:after="0"/>
+        <w:spacing w:before="0" w:after="0" w:line="20" w:lineRule="exact"/>
         <w:rPr>
           <w:sz w:val="2"/>
         </w:rPr>
       </w:pPr>
-      <w:bookmarkStart w:name="csv-tbl-enum-values" w:id="93433"/>
+      <w:bookmarkStart w:id="93433" w:name="csv-tbl-enum-values"/>
       <w:bookmarkEnd w:id="93433"/>
     </w:p>
     <w:p>
@@ -3538,13 +3722,14 @@
         <w:tblStyle w:val="Table"/>
         <w:tblW w:type="auto" w:w="0"/>
         <w:tblLook w:firstRow="1" w:lastRow="0" w:firstColumn="0" w:lastColumn="0" w:noHBand="0" w:noVBand="0" w:val="0020"/>
+        <w:jc w:val="start"/>
         <w:tblBorders>
-          <w:top w:space="0" w:sz="6" w:color="000000" w:val="single"/>
-          <w:left w:space="0" w:sz="6" w:color="000000" w:val="single"/>
-          <w:bottom w:space="0" w:sz="6" w:color="000000" w:val="single"/>
-          <w:right w:space="0" w:sz="6" w:color="000000" w:val="single"/>
-          <w:insideH w:space="0" w:sz="6" w:color="000000" w:val="single"/>
-          <w:insideV w:space="0" w:sz="6" w:color="000000" w:val="single"/>
+          <w:top w:color="000000" w:space="0" w:val="single" w:sz="6"/>
+          <w:left w:color="000000" w:space="0" w:val="single" w:sz="6"/>
+          <w:bottom w:color="000000" w:space="0" w:val="single" w:sz="6"/>
+          <w:right w:color="000000" w:space="0" w:val="single" w:sz="6"/>
+          <w:insideH w:color="000000" w:space="0" w:val="single" w:sz="6"/>
+          <w:insideV w:color="000000" w:space="0" w:val="single" w:sz="6"/>
         </w:tblBorders>
         <w:tblCellMar>
           <w:top w:type="dxa" w:w="57"/>
@@ -3560,17 +3745,18 @@
       </w:tblGrid>
       <w:tr>
         <w:trPr>
-          <w:tblHeader w:val="on"/>
+          <w:tblHeader w:val="true"/>
         </w:trPr>
         <w:tc>
           <w:tcPr>
-            <w:shd w:fill="E8E8E8" w:color="auto" w:val="clear"/>
+            <w:shd w:color="auto" w:val="clear" w:fill="E8E8E8"/>
           </w:tcPr>
           <w:p>
             <w:pPr>
               <w:pStyle w:val="Compact"/>
-              <w:ind w:firstLine="0" w:left="0" w:right="0"/>
-              <w:spacing w:line="240" w:after="40" w:before="40" w:lineRule="auto"/>
+              <w:jc w:val="left"/>
+              <w:ind w:left="0" w:right="0" w:firstLine="0"/>
+              <w:spacing w:lineRule="auto" w:line="240" w:before="40" w:after="40"/>
             </w:pPr>
             <w:r>
               <w:rPr>
@@ -3582,13 +3768,14 @@
         </w:tc>
         <w:tc>
           <w:tcPr>
-            <w:shd w:fill="E8E8E8" w:color="auto" w:val="clear"/>
+            <w:shd w:color="auto" w:val="clear" w:fill="E8E8E8"/>
           </w:tcPr>
           <w:p>
             <w:pPr>
               <w:pStyle w:val="Compact"/>
-              <w:ind w:firstLine="0" w:left="0" w:right="0"/>
-              <w:spacing w:line="240" w:after="40" w:before="40" w:lineRule="auto"/>
+              <w:jc w:val="left"/>
+              <w:ind w:left="0" w:right="0" w:firstLine="0"/>
+              <w:spacing w:lineRule="auto" w:line="240" w:before="40" w:after="40"/>
             </w:pPr>
             <w:r>
               <w:rPr>
@@ -3600,13 +3787,14 @@
         </w:tc>
         <w:tc>
           <w:tcPr>
-            <w:shd w:fill="E8E8E8" w:color="auto" w:val="clear"/>
+            <w:shd w:color="auto" w:val="clear" w:fill="E8E8E8"/>
           </w:tcPr>
           <w:p>
             <w:pPr>
               <w:pStyle w:val="Compact"/>
-              <w:ind w:firstLine="0" w:left="0" w:right="0"/>
-              <w:spacing w:line="240" w:after="40" w:before="40" w:lineRule="auto"/>
+              <w:jc w:val="left"/>
+              <w:ind w:left="0" w:right="0" w:firstLine="0"/>
+              <w:spacing w:lineRule="auto" w:line="240" w:before="40" w:after="40"/>
             </w:pPr>
             <w:r>
               <w:rPr>
@@ -3623,8 +3811,9 @@
           <w:p>
             <w:pPr>
               <w:pStyle w:val="Compact"/>
-              <w:ind w:firstLine="0" w:left="0" w:right="0"/>
-              <w:spacing w:line="240" w:after="40" w:before="40" w:lineRule="auto"/>
+              <w:jc w:val="left"/>
+              <w:ind w:left="0" w:right="0" w:firstLine="0"/>
+              <w:spacing w:lineRule="auto" w:line="240" w:before="40" w:after="40"/>
             </w:pPr>
             <w:r>
               <w:t xml:space="preserve">identifier</w:t>
@@ -3636,8 +3825,9 @@
           <w:p>
             <w:pPr>
               <w:pStyle w:val="Compact"/>
-              <w:ind w:firstLine="0" w:left="0" w:right="0"/>
-              <w:spacing w:line="240" w:after="40" w:before="40" w:lineRule="auto"/>
+              <w:jc w:val="left"/>
+              <w:ind w:left="0" w:right="0" w:firstLine="0"/>
+              <w:spacing w:lineRule="auto" w:line="240" w:before="40" w:after="40"/>
             </w:pPr>
             <w:r>
               <w:t xml:space="preserve">TEXT PK</w:t>
@@ -3649,8 +3839,9 @@
           <w:p>
             <w:pPr>
               <w:pStyle w:val="Compact"/>
-              <w:ind w:firstLine="0" w:left="0" w:right="0"/>
-              <w:spacing w:line="240" w:after="40" w:before="40" w:lineRule="auto"/>
+              <w:jc w:val="left"/>
+              <w:ind w:left="0" w:right="0" w:firstLine="0"/>
+              <w:spacing w:lineRule="auto" w:line="240" w:before="40" w:after="40"/>
             </w:pPr>
             <w:r>
               <w:t xml:space="preserve">Unique enum value ID (e.g. STATUS_DRAFT)</w:t>
@@ -3664,8 +3855,9 @@
           <w:p>
             <w:pPr>
               <w:pStyle w:val="Compact"/>
-              <w:ind w:firstLine="0" w:left="0" w:right="0"/>
-              <w:spacing w:line="240" w:after="40" w:before="40" w:lineRule="auto"/>
+              <w:jc w:val="left"/>
+              <w:ind w:left="0" w:right="0" w:firstLine="0"/>
+              <w:spacing w:lineRule="auto" w:line="240" w:before="40" w:after="40"/>
             </w:pPr>
             <w:r>
               <w:t xml:space="preserve">datatype_ref</w:t>
@@ -3677,8 +3869,9 @@
           <w:p>
             <w:pPr>
               <w:pStyle w:val="Compact"/>
-              <w:ind w:firstLine="0" w:left="0" w:right="0"/>
-              <w:spacing w:line="240" w:after="40" w:before="40" w:lineRule="auto"/>
+              <w:jc w:val="left"/>
+              <w:ind w:left="0" w:right="0" w:firstLine="0"/>
+              <w:spacing w:lineRule="auto" w:line="240" w:before="40" w:after="40"/>
             </w:pPr>
             <w:r>
               <w:t xml:space="preserve">TEXT NOT NULL FK</w:t>
@@ -3690,8 +3883,9 @@
           <w:p>
             <w:pPr>
               <w:pStyle w:val="Compact"/>
-              <w:ind w:firstLine="0" w:left="0" w:right="0"/>
-              <w:spacing w:line="240" w:after="40" w:before="40" w:lineRule="auto"/>
+              <w:jc w:val="left"/>
+              <w:ind w:left="0" w:right="0" w:firstLine="0"/>
+              <w:spacing w:lineRule="auto" w:line="240" w:before="40" w:after="40"/>
             </w:pPr>
             <w:r>
               <w:t xml:space="preserve">Parent ENUM datatype</w:t>
@@ -3705,8 +3899,9 @@
           <w:p>
             <w:pPr>
               <w:pStyle w:val="Compact"/>
-              <w:ind w:firstLine="0" w:left="0" w:right="0"/>
-              <w:spacing w:line="240" w:after="40" w:before="40" w:lineRule="auto"/>
+              <w:jc w:val="left"/>
+              <w:ind w:left="0" w:right="0" w:firstLine="0"/>
+              <w:spacing w:lineRule="auto" w:line="240" w:before="40" w:after="40"/>
             </w:pPr>
             <w:r>
               <w:t xml:space="preserve">key</w:t>
@@ -3718,8 +3913,9 @@
           <w:p>
             <w:pPr>
               <w:pStyle w:val="Compact"/>
-              <w:ind w:firstLine="0" w:left="0" w:right="0"/>
-              <w:spacing w:line="240" w:after="40" w:before="40" w:lineRule="auto"/>
+              <w:jc w:val="left"/>
+              <w:ind w:left="0" w:right="0" w:firstLine="0"/>
+              <w:spacing w:lineRule="auto" w:line="240" w:before="40" w:after="40"/>
             </w:pPr>
             <w:r>
               <w:t xml:space="preserve">TEXT NOT NULL</w:t>
@@ -3731,8 +3927,9 @@
           <w:p>
             <w:pPr>
               <w:pStyle w:val="Compact"/>
-              <w:ind w:firstLine="0" w:left="0" w:right="0"/>
-              <w:spacing w:line="240" w:after="40" w:before="40" w:lineRule="auto"/>
+              <w:jc w:val="left"/>
+              <w:ind w:left="0" w:right="0" w:firstLine="0"/>
+              <w:spacing w:lineRule="auto" w:line="240" w:before="40" w:after="40"/>
             </w:pPr>
             <w:r>
               <w:t xml:space="preserve">Value as written in source</w:t>
@@ -3746,8 +3943,9 @@
           <w:p>
             <w:pPr>
               <w:pStyle w:val="Compact"/>
-              <w:ind w:firstLine="0" w:left="0" w:right="0"/>
-              <w:spacing w:line="240" w:after="40" w:before="40" w:lineRule="auto"/>
+              <w:jc w:val="left"/>
+              <w:ind w:left="0" w:right="0" w:firstLine="0"/>
+              <w:spacing w:lineRule="auto" w:line="240" w:before="40" w:after="40"/>
             </w:pPr>
             <w:r>
               <w:t xml:space="preserve">sequence</w:t>
@@ -3759,8 +3957,9 @@
           <w:p>
             <w:pPr>
               <w:pStyle w:val="Compact"/>
-              <w:ind w:firstLine="0" w:left="0" w:right="0"/>
-              <w:spacing w:line="240" w:after="40" w:before="40" w:lineRule="auto"/>
+              <w:jc w:val="left"/>
+              <w:ind w:left="0" w:right="0" w:firstLine="0"/>
+              <w:spacing w:lineRule="auto" w:line="240" w:before="40" w:after="40"/>
             </w:pPr>
             <w:r>
               <w:t xml:space="preserve">INTEGER DEFAULT 0</w:t>
@@ -3772,8 +3971,9 @@
           <w:p>
             <w:pPr>
               <w:pStyle w:val="Compact"/>
-              <w:ind w:firstLine="0" w:left="0" w:right="0"/>
-              <w:spacing w:line="240" w:after="40" w:before="40" w:lineRule="auto"/>
+              <w:jc w:val="left"/>
+              <w:ind w:left="0" w:right="0" w:firstLine="0"/>
+              <w:spacing w:lineRule="auto" w:line="240" w:before="40" w:after="40"/>
             </w:pPr>
             <w:r>
               <w:t xml:space="preserve">Display order</w:t>
@@ -3782,8 +3982,8 @@
         </w:tc>
       </w:tr>
     </w:tbl>
-    <w:bookmarkEnd w:id="21"/>
-    <w:bookmarkStart w:id="22" w:name="implicit_type_aliases"/>
+    <w:bookmarkEnd w:id="32"/>
+    <w:bookmarkStart w:id="33" w:name="implicit_type_aliases"/>
     <w:p>
       <w:pPr>
         <w:pStyle w:val="Heading2"/>
@@ -3806,12 +4006,12 @@
     </w:p>
     <w:p>
       <w:pPr>
-        <w:spacing w:before="0" w:lineRule="exact" w:line="20" w:after="0"/>
+        <w:spacing w:before="0" w:after="0" w:line="20" w:lineRule="exact"/>
         <w:rPr>
           <w:sz w:val="2"/>
         </w:rPr>
       </w:pPr>
-      <w:bookmarkStart w:name="csv-tbl-type-aliases" w:id="44898"/>
+      <w:bookmarkStart w:id="44898" w:name="csv-tbl-type-aliases"/>
       <w:bookmarkEnd w:id="44898"/>
     </w:p>
     <w:p>
@@ -3846,13 +4046,14 @@
         <w:tblStyle w:val="Table"/>
         <w:tblW w:type="auto" w:w="0"/>
         <w:tblLook w:firstRow="1" w:lastRow="0" w:firstColumn="0" w:lastColumn="0" w:noHBand="0" w:noVBand="0" w:val="0020"/>
+        <w:jc w:val="start"/>
         <w:tblBorders>
-          <w:top w:space="0" w:sz="6" w:color="000000" w:val="single"/>
-          <w:left w:space="0" w:sz="6" w:color="000000" w:val="single"/>
-          <w:bottom w:space="0" w:sz="6" w:color="000000" w:val="single"/>
-          <w:right w:space="0" w:sz="6" w:color="000000" w:val="single"/>
-          <w:insideH w:space="0" w:sz="6" w:color="000000" w:val="single"/>
-          <w:insideV w:space="0" w:sz="6" w:color="000000" w:val="single"/>
+          <w:top w:color="000000" w:space="0" w:val="single" w:sz="6"/>
+          <w:left w:color="000000" w:space="0" w:val="single" w:sz="6"/>
+          <w:bottom w:color="000000" w:space="0" w:val="single" w:sz="6"/>
+          <w:right w:color="000000" w:space="0" w:val="single" w:sz="6"/>
+          <w:insideH w:color="000000" w:space="0" w:val="single" w:sz="6"/>
+          <w:insideV w:color="000000" w:space="0" w:val="single" w:sz="6"/>
         </w:tblBorders>
         <w:tblCellMar>
           <w:top w:type="dxa" w:w="57"/>
@@ -3868,17 +4069,18 @@
       </w:tblGrid>
       <w:tr>
         <w:trPr>
-          <w:tblHeader w:val="on"/>
+          <w:tblHeader w:val="true"/>
         </w:trPr>
         <w:tc>
           <w:tcPr>
-            <w:shd w:fill="E8E8E8" w:color="auto" w:val="clear"/>
+            <w:shd w:color="auto" w:val="clear" w:fill="E8E8E8"/>
           </w:tcPr>
           <w:p>
             <w:pPr>
               <w:pStyle w:val="Compact"/>
-              <w:ind w:firstLine="0" w:left="0" w:right="0"/>
-              <w:spacing w:line="240" w:after="40" w:before="40" w:lineRule="auto"/>
+              <w:jc w:val="left"/>
+              <w:ind w:left="0" w:right="0" w:firstLine="0"/>
+              <w:spacing w:lineRule="auto" w:line="240" w:before="40" w:after="40"/>
             </w:pPr>
             <w:r>
               <w:rPr>
@@ -3890,13 +4092,14 @@
         </w:tc>
         <w:tc>
           <w:tcPr>
-            <w:shd w:fill="E8E8E8" w:color="auto" w:val="clear"/>
+            <w:shd w:color="auto" w:val="clear" w:fill="E8E8E8"/>
           </w:tcPr>
           <w:p>
             <w:pPr>
               <w:pStyle w:val="Compact"/>
-              <w:ind w:firstLine="0" w:left="0" w:right="0"/>
-              <w:spacing w:line="240" w:after="40" w:before="40" w:lineRule="auto"/>
+              <w:jc w:val="left"/>
+              <w:ind w:left="0" w:right="0" w:firstLine="0"/>
+              <w:spacing w:lineRule="auto" w:line="240" w:before="40" w:after="40"/>
             </w:pPr>
             <w:r>
               <w:rPr>
@@ -3908,13 +4111,14 @@
         </w:tc>
         <w:tc>
           <w:tcPr>
-            <w:shd w:fill="E8E8E8" w:color="auto" w:val="clear"/>
+            <w:shd w:color="auto" w:val="clear" w:fill="E8E8E8"/>
           </w:tcPr>
           <w:p>
             <w:pPr>
               <w:pStyle w:val="Compact"/>
-              <w:ind w:firstLine="0" w:left="0" w:right="0"/>
-              <w:spacing w:line="240" w:after="40" w:before="40" w:lineRule="auto"/>
+              <w:jc w:val="left"/>
+              <w:ind w:left="0" w:right="0" w:firstLine="0"/>
+              <w:spacing w:lineRule="auto" w:line="240" w:before="40" w:after="40"/>
             </w:pPr>
             <w:r>
               <w:rPr>
@@ -3931,8 +4135,9 @@
           <w:p>
             <w:pPr>
               <w:pStyle w:val="Compact"/>
-              <w:ind w:firstLine="0" w:left="0" w:right="0"/>
-              <w:spacing w:line="240" w:after="40" w:before="40" w:lineRule="auto"/>
+              <w:jc w:val="left"/>
+              <w:ind w:left="0" w:right="0" w:firstLine="0"/>
+              <w:spacing w:lineRule="auto" w:line="240" w:before="40" w:after="40"/>
             </w:pPr>
             <w:r>
               <w:t xml:space="preserve">alias</w:t>
@@ -3944,8 +4149,9 @@
           <w:p>
             <w:pPr>
               <w:pStyle w:val="Compact"/>
-              <w:ind w:firstLine="0" w:left="0" w:right="0"/>
-              <w:spacing w:line="240" w:after="40" w:before="40" w:lineRule="auto"/>
+              <w:jc w:val="left"/>
+              <w:ind w:left="0" w:right="0" w:firstLine="0"/>
+              <w:spacing w:lineRule="auto" w:line="240" w:before="40" w:after="40"/>
             </w:pPr>
             <w:r>
               <w:t xml:space="preserve">TEXT PK COLLATE NOCASE</w:t>
@@ -3957,8 +4163,9 @@
           <w:p>
             <w:pPr>
               <w:pStyle w:val="Compact"/>
-              <w:ind w:firstLine="0" w:left="0" w:right="0"/>
-              <w:spacing w:line="240" w:after="40" w:before="40" w:lineRule="auto"/>
+              <w:jc w:val="left"/>
+              <w:ind w:left="0" w:right="0" w:firstLine="0"/>
+              <w:spacing w:lineRule="auto" w:line="240" w:before="40" w:after="40"/>
             </w:pPr>
             <w:r>
               <w:t xml:space="preserve">Title text that triggers this type</w:t>
@@ -3972,8 +4179,9 @@
           <w:p>
             <w:pPr>
               <w:pStyle w:val="Compact"/>
-              <w:ind w:firstLine="0" w:left="0" w:right="0"/>
-              <w:spacing w:line="240" w:after="40" w:before="40" w:lineRule="auto"/>
+              <w:jc w:val="left"/>
+              <w:ind w:left="0" w:right="0" w:firstLine="0"/>
+              <w:spacing w:lineRule="auto" w:line="240" w:before="40" w:after="40"/>
             </w:pPr>
             <w:r>
               <w:t xml:space="preserve">object_type_id</w:t>
@@ -3985,8 +4193,9 @@
           <w:p>
             <w:pPr>
               <w:pStyle w:val="Compact"/>
-              <w:ind w:firstLine="0" w:left="0" w:right="0"/>
-              <w:spacing w:line="240" w:after="40" w:before="40" w:lineRule="auto"/>
+              <w:jc w:val="left"/>
+              <w:ind w:left="0" w:right="0" w:firstLine="0"/>
+              <w:spacing w:lineRule="auto" w:line="240" w:before="40" w:after="40"/>
             </w:pPr>
             <w:r>
               <w:t xml:space="preserve">TEXT NOT NULL FK</w:t>
@@ -3998,8 +4207,9 @@
           <w:p>
             <w:pPr>
               <w:pStyle w:val="Compact"/>
-              <w:ind w:firstLine="0" w:left="0" w:right="0"/>
-              <w:spacing w:line="240" w:after="40" w:before="40" w:lineRule="auto"/>
+              <w:jc w:val="left"/>
+              <w:ind w:left="0" w:right="0" w:firstLine="0"/>
+              <w:spacing w:lineRule="auto" w:line="240" w:before="40" w:after="40"/>
             </w:pPr>
             <w:r>
               <w:t xml:space="preserve">Object type to assign</w:t>
@@ -4008,8 +4218,8 @@
         </w:tc>
       </w:tr>
     </w:tbl>
-    <w:bookmarkEnd w:id="22"/>
-    <w:bookmarkStart w:id="23" w:name="implicit_spec_type_aliases"/>
+    <w:bookmarkEnd w:id="33"/>
+    <w:bookmarkStart w:id="34" w:name="implicit_spec_type_aliases"/>
     <w:p>
       <w:pPr>
         <w:pStyle w:val="Heading2"/>
@@ -4032,12 +4242,12 @@
     </w:p>
     <w:p>
       <w:pPr>
-        <w:spacing w:before="0" w:lineRule="exact" w:line="20" w:after="0"/>
+        <w:spacing w:before="0" w:after="0" w:line="20" w:lineRule="exact"/>
         <w:rPr>
           <w:sz w:val="2"/>
         </w:rPr>
       </w:pPr>
-      <w:bookmarkStart w:name="csv-tbl-spec-aliases" w:id="70595"/>
+      <w:bookmarkStart w:id="70595" w:name="csv-tbl-spec-aliases"/>
       <w:bookmarkEnd w:id="70595"/>
     </w:p>
     <w:p>
@@ -4072,13 +4282,14 @@
         <w:tblStyle w:val="Table"/>
         <w:tblW w:type="auto" w:w="0"/>
         <w:tblLook w:firstRow="1" w:lastRow="0" w:firstColumn="0" w:lastColumn="0" w:noHBand="0" w:noVBand="0" w:val="0020"/>
+        <w:jc w:val="start"/>
         <w:tblBorders>
-          <w:top w:space="0" w:sz="6" w:color="000000" w:val="single"/>
-          <w:left w:space="0" w:sz="6" w:color="000000" w:val="single"/>
-          <w:bottom w:space="0" w:sz="6" w:color="000000" w:val="single"/>
-          <w:right w:space="0" w:sz="6" w:color="000000" w:val="single"/>
-          <w:insideH w:space="0" w:sz="6" w:color="000000" w:val="single"/>
-          <w:insideV w:space="0" w:sz="6" w:color="000000" w:val="single"/>
+          <w:top w:color="000000" w:space="0" w:val="single" w:sz="6"/>
+          <w:left w:color="000000" w:space="0" w:val="single" w:sz="6"/>
+          <w:bottom w:color="000000" w:space="0" w:val="single" w:sz="6"/>
+          <w:right w:color="000000" w:space="0" w:val="single" w:sz="6"/>
+          <w:insideH w:color="000000" w:space="0" w:val="single" w:sz="6"/>
+          <w:insideV w:color="000000" w:space="0" w:val="single" w:sz="6"/>
         </w:tblBorders>
         <w:tblCellMar>
           <w:top w:type="dxa" w:w="57"/>
@@ -4094,17 +4305,18 @@
       </w:tblGrid>
       <w:tr>
         <w:trPr>
-          <w:tblHeader w:val="on"/>
+          <w:tblHeader w:val="true"/>
         </w:trPr>
         <w:tc>
           <w:tcPr>
-            <w:shd w:fill="E8E8E8" w:color="auto" w:val="clear"/>
+            <w:shd w:color="auto" w:val="clear" w:fill="E8E8E8"/>
           </w:tcPr>
           <w:p>
             <w:pPr>
               <w:pStyle w:val="Compact"/>
-              <w:ind w:firstLine="0" w:left="0" w:right="0"/>
-              <w:spacing w:line="240" w:after="40" w:before="40" w:lineRule="auto"/>
+              <w:jc w:val="left"/>
+              <w:ind w:left="0" w:right="0" w:firstLine="0"/>
+              <w:spacing w:lineRule="auto" w:line="240" w:before="40" w:after="40"/>
             </w:pPr>
             <w:r>
               <w:rPr>
@@ -4116,13 +4328,14 @@
         </w:tc>
         <w:tc>
           <w:tcPr>
-            <w:shd w:fill="E8E8E8" w:color="auto" w:val="clear"/>
+            <w:shd w:color="auto" w:val="clear" w:fill="E8E8E8"/>
           </w:tcPr>
           <w:p>
             <w:pPr>
               <w:pStyle w:val="Compact"/>
-              <w:ind w:firstLine="0" w:left="0" w:right="0"/>
-              <w:spacing w:line="240" w:after="40" w:before="40" w:lineRule="auto"/>
+              <w:jc w:val="left"/>
+              <w:ind w:left="0" w:right="0" w:firstLine="0"/>
+              <w:spacing w:lineRule="auto" w:line="240" w:before="40" w:after="40"/>
             </w:pPr>
             <w:r>
               <w:rPr>
@@ -4134,13 +4347,14 @@
         </w:tc>
         <w:tc>
           <w:tcPr>
-            <w:shd w:fill="E8E8E8" w:color="auto" w:val="clear"/>
+            <w:shd w:color="auto" w:val="clear" w:fill="E8E8E8"/>
           </w:tcPr>
           <w:p>
             <w:pPr>
               <w:pStyle w:val="Compact"/>
-              <w:ind w:firstLine="0" w:left="0" w:right="0"/>
-              <w:spacing w:line="240" w:after="40" w:before="40" w:lineRule="auto"/>
+              <w:jc w:val="left"/>
+              <w:ind w:left="0" w:right="0" w:firstLine="0"/>
+              <w:spacing w:lineRule="auto" w:line="240" w:before="40" w:after="40"/>
             </w:pPr>
             <w:r>
               <w:rPr>
@@ -4157,8 +4371,9 @@
           <w:p>
             <w:pPr>
               <w:pStyle w:val="Compact"/>
-              <w:ind w:firstLine="0" w:left="0" w:right="0"/>
-              <w:spacing w:line="240" w:after="40" w:before="40" w:lineRule="auto"/>
+              <w:jc w:val="left"/>
+              <w:ind w:left="0" w:right="0" w:firstLine="0"/>
+              <w:spacing w:lineRule="auto" w:line="240" w:before="40" w:after="40"/>
             </w:pPr>
             <w:r>
               <w:t xml:space="preserve">alias</w:t>
@@ -4170,8 +4385,9 @@
           <w:p>
             <w:pPr>
               <w:pStyle w:val="Compact"/>
-              <w:ind w:firstLine="0" w:left="0" w:right="0"/>
-              <w:spacing w:line="240" w:after="40" w:before="40" w:lineRule="auto"/>
+              <w:jc w:val="left"/>
+              <w:ind w:left="0" w:right="0" w:firstLine="0"/>
+              <w:spacing w:lineRule="auto" w:line="240" w:before="40" w:after="40"/>
             </w:pPr>
             <w:r>
               <w:t xml:space="preserve">TEXT PK COLLATE NOCASE</w:t>
@@ -4183,8 +4399,9 @@
           <w:p>
             <w:pPr>
               <w:pStyle w:val="Compact"/>
-              <w:ind w:firstLine="0" w:left="0" w:right="0"/>
-              <w:spacing w:line="240" w:after="40" w:before="40" w:lineRule="auto"/>
+              <w:jc w:val="left"/>
+              <w:ind w:left="0" w:right="0" w:firstLine="0"/>
+              <w:spacing w:lineRule="auto" w:line="240" w:before="40" w:after="40"/>
             </w:pPr>
             <w:r>
               <w:t xml:space="preserve">Title text that triggers this type</w:t>
@@ -4198,8 +4415,9 @@
           <w:p>
             <w:pPr>
               <w:pStyle w:val="Compact"/>
-              <w:ind w:firstLine="0" w:left="0" w:right="0"/>
-              <w:spacing w:line="240" w:after="40" w:before="40" w:lineRule="auto"/>
+              <w:jc w:val="left"/>
+              <w:ind w:left="0" w:right="0" w:firstLine="0"/>
+              <w:spacing w:lineRule="auto" w:line="240" w:before="40" w:after="40"/>
             </w:pPr>
             <w:r>
               <w:t xml:space="preserve">spec_type_id</w:t>
@@ -4211,8 +4429,9 @@
           <w:p>
             <w:pPr>
               <w:pStyle w:val="Compact"/>
-              <w:ind w:firstLine="0" w:left="0" w:right="0"/>
-              <w:spacing w:line="240" w:after="40" w:before="40" w:lineRule="auto"/>
+              <w:jc w:val="left"/>
+              <w:ind w:left="0" w:right="0" w:firstLine="0"/>
+              <w:spacing w:lineRule="auto" w:line="240" w:before="40" w:after="40"/>
             </w:pPr>
             <w:r>
               <w:t xml:space="preserve">TEXT NOT NULL FK</w:t>
@@ -4224,8 +4443,9 @@
           <w:p>
             <w:pPr>
               <w:pStyle w:val="Compact"/>
-              <w:ind w:firstLine="0" w:left="0" w:right="0"/>
-              <w:spacing w:line="240" w:after="40" w:before="40" w:lineRule="auto"/>
+              <w:jc w:val="left"/>
+              <w:ind w:left="0" w:right="0" w:firstLine="0"/>
+              <w:spacing w:lineRule="auto" w:line="240" w:before="40" w:after="40"/>
             </w:pPr>
             <w:r>
               <w:t xml:space="preserve">Specification type to assign</w:t>
@@ -4234,9 +4454,9 @@
         </w:tc>
       </w:tr>
     </w:tbl>
-    <w:bookmarkEnd w:id="23"/>
-    <w:bookmarkEnd w:id="24"/>
-    <w:bookmarkStart w:id="31" w:name="core-schema-content"/>
+    <w:bookmarkEnd w:id="34"/>
+    <w:bookmarkEnd w:id="35"/>
+    <w:bookmarkStart w:id="42" w:name="core-schema-content"/>
     <w:p>
       <w:pPr>
         <w:pStyle w:val="Heading1"/>
@@ -4260,7 +4480,13 @@
         <w:t xml:space="preserve"> </w:t>
       </w:r>
       <w:r>
-        <w:t xml:space="preserve">“What does this specification contain?”</w:t>
+        <w:t xml:space="preserve">“</w:t>
+      </w:r>
+      <w:r>
+        <w:t xml:space="preserve">What does this specification contain?</w:t>
+      </w:r>
+      <w:r>
+        <w:t xml:space="preserve">”</w:t>
       </w:r>
     </w:p>
     <w:p>
@@ -4269,8 +4495,8 @@
       </w:pPr>
       <w:r>
         <w:rPr>
+          <w:bCs/>
           <w:b/>
-          <w:bCs/>
         </w:rPr>
         <w:t xml:space="preserve">Authoritative source:</w:t>
       </w:r>
@@ -4284,7 +4510,7 @@
         <w:t xml:space="preserve">src/db/schema/content.lua</w:t>
       </w:r>
     </w:p>
-    <w:bookmarkStart w:id="25" w:name="specifications"/>
+    <w:bookmarkStart w:id="36" w:name="specifications"/>
     <w:p>
       <w:pPr>
         <w:pStyle w:val="Heading2"/>
@@ -4322,12 +4548,12 @@
     </w:p>
     <w:p>
       <w:pPr>
-        <w:spacing w:before="0" w:lineRule="exact" w:line="20" w:after="0"/>
+        <w:spacing w:before="0" w:after="0" w:line="20" w:lineRule="exact"/>
         <w:rPr>
           <w:sz w:val="2"/>
         </w:rPr>
       </w:pPr>
-      <w:bookmarkStart w:name="csv-tbl-specifications" w:id="46247"/>
+      <w:bookmarkStart w:id="46247" w:name="csv-tbl-specifications"/>
       <w:bookmarkEnd w:id="46247"/>
     </w:p>
     <w:p>
@@ -4362,13 +4588,14 @@
         <w:tblStyle w:val="Table"/>
         <w:tblW w:type="auto" w:w="0"/>
         <w:tblLook w:firstRow="1" w:lastRow="0" w:firstColumn="0" w:lastColumn="0" w:noHBand="0" w:noVBand="0" w:val="0020"/>
+        <w:jc w:val="start"/>
         <w:tblBorders>
-          <w:top w:space="0" w:sz="6" w:color="000000" w:val="single"/>
-          <w:left w:space="0" w:sz="6" w:color="000000" w:val="single"/>
-          <w:bottom w:space="0" w:sz="6" w:color="000000" w:val="single"/>
-          <w:right w:space="0" w:sz="6" w:color="000000" w:val="single"/>
-          <w:insideH w:space="0" w:sz="6" w:color="000000" w:val="single"/>
-          <w:insideV w:space="0" w:sz="6" w:color="000000" w:val="single"/>
+          <w:top w:color="000000" w:space="0" w:val="single" w:sz="6"/>
+          <w:left w:color="000000" w:space="0" w:val="single" w:sz="6"/>
+          <w:bottom w:color="000000" w:space="0" w:val="single" w:sz="6"/>
+          <w:right w:color="000000" w:space="0" w:val="single" w:sz="6"/>
+          <w:insideH w:color="000000" w:space="0" w:val="single" w:sz="6"/>
+          <w:insideV w:color="000000" w:space="0" w:val="single" w:sz="6"/>
         </w:tblBorders>
         <w:tblCellMar>
           <w:top w:type="dxa" w:w="57"/>
@@ -4384,17 +4611,18 @@
       </w:tblGrid>
       <w:tr>
         <w:trPr>
-          <w:tblHeader w:val="on"/>
+          <w:tblHeader w:val="true"/>
         </w:trPr>
         <w:tc>
           <w:tcPr>
-            <w:shd w:fill="E8E8E8" w:color="auto" w:val="clear"/>
+            <w:shd w:color="auto" w:val="clear" w:fill="E8E8E8"/>
           </w:tcPr>
           <w:p>
             <w:pPr>
               <w:pStyle w:val="Compact"/>
-              <w:ind w:firstLine="0" w:left="0" w:right="0"/>
-              <w:spacing w:line="240" w:after="40" w:before="40" w:lineRule="auto"/>
+              <w:jc w:val="left"/>
+              <w:ind w:left="0" w:right="0" w:firstLine="0"/>
+              <w:spacing w:lineRule="auto" w:line="240" w:before="40" w:after="40"/>
             </w:pPr>
             <w:r>
               <w:rPr>
@@ -4406,13 +4634,14 @@
         </w:tc>
         <w:tc>
           <w:tcPr>
-            <w:shd w:fill="E8E8E8" w:color="auto" w:val="clear"/>
+            <w:shd w:color="auto" w:val="clear" w:fill="E8E8E8"/>
           </w:tcPr>
           <w:p>
             <w:pPr>
               <w:pStyle w:val="Compact"/>
-              <w:ind w:firstLine="0" w:left="0" w:right="0"/>
-              <w:spacing w:line="240" w:after="40" w:before="40" w:lineRule="auto"/>
+              <w:jc w:val="left"/>
+              <w:ind w:left="0" w:right="0" w:firstLine="0"/>
+              <w:spacing w:lineRule="auto" w:line="240" w:before="40" w:after="40"/>
             </w:pPr>
             <w:r>
               <w:rPr>
@@ -4424,13 +4653,14 @@
         </w:tc>
         <w:tc>
           <w:tcPr>
-            <w:shd w:fill="E8E8E8" w:color="auto" w:val="clear"/>
+            <w:shd w:color="auto" w:val="clear" w:fill="E8E8E8"/>
           </w:tcPr>
           <w:p>
             <w:pPr>
               <w:pStyle w:val="Compact"/>
-              <w:ind w:firstLine="0" w:left="0" w:right="0"/>
-              <w:spacing w:line="240" w:after="40" w:before="40" w:lineRule="auto"/>
+              <w:jc w:val="left"/>
+              <w:ind w:left="0" w:right="0" w:firstLine="0"/>
+              <w:spacing w:lineRule="auto" w:line="240" w:before="40" w:after="40"/>
             </w:pPr>
             <w:r>
               <w:rPr>
@@ -4447,8 +4677,9 @@
           <w:p>
             <w:pPr>
               <w:pStyle w:val="Compact"/>
-              <w:ind w:firstLine="0" w:left="0" w:right="0"/>
-              <w:spacing w:line="240" w:after="40" w:before="40" w:lineRule="auto"/>
+              <w:jc w:val="left"/>
+              <w:ind w:left="0" w:right="0" w:firstLine="0"/>
+              <w:spacing w:lineRule="auto" w:line="240" w:before="40" w:after="40"/>
             </w:pPr>
             <w:r>
               <w:t xml:space="preserve">identifier</w:t>
@@ -4460,8 +4691,9 @@
           <w:p>
             <w:pPr>
               <w:pStyle w:val="Compact"/>
-              <w:ind w:firstLine="0" w:left="0" w:right="0"/>
-              <w:spacing w:line="240" w:after="40" w:before="40" w:lineRule="auto"/>
+              <w:jc w:val="left"/>
+              <w:ind w:left="0" w:right="0" w:firstLine="0"/>
+              <w:spacing w:lineRule="auto" w:line="240" w:before="40" w:after="40"/>
             </w:pPr>
             <w:r>
               <w:t xml:space="preserve">TEXT PK</w:t>
@@ -4473,8 +4705,9 @@
           <w:p>
             <w:pPr>
               <w:pStyle w:val="Compact"/>
-              <w:ind w:firstLine="0" w:left="0" w:right="0"/>
-              <w:spacing w:line="240" w:after="40" w:before="40" w:lineRule="auto"/>
+              <w:jc w:val="left"/>
+              <w:ind w:left="0" w:right="0" w:firstLine="0"/>
+              <w:spacing w:lineRule="auto" w:line="240" w:before="40" w:after="40"/>
             </w:pPr>
             <w:r>
               <w:t xml:space="preserve">Filename slug (natural key)</w:t>
@@ -4488,8 +4721,9 @@
           <w:p>
             <w:pPr>
               <w:pStyle w:val="Compact"/>
-              <w:ind w:firstLine="0" w:left="0" w:right="0"/>
-              <w:spacing w:line="240" w:after="40" w:before="40" w:lineRule="auto"/>
+              <w:jc w:val="left"/>
+              <w:ind w:left="0" w:right="0" w:firstLine="0"/>
+              <w:spacing w:lineRule="auto" w:line="240" w:before="40" w:after="40"/>
             </w:pPr>
             <w:r>
               <w:t xml:space="preserve">root_path</w:t>
@@ -4501,8 +4735,9 @@
           <w:p>
             <w:pPr>
               <w:pStyle w:val="Compact"/>
-              <w:ind w:firstLine="0" w:left="0" w:right="0"/>
-              <w:spacing w:line="240" w:after="40" w:before="40" w:lineRule="auto"/>
+              <w:jc w:val="left"/>
+              <w:ind w:left="0" w:right="0" w:firstLine="0"/>
+              <w:spacing w:lineRule="auto" w:line="240" w:before="40" w:after="40"/>
             </w:pPr>
             <w:r>
               <w:t xml:space="preserve">TEXT NOT NULL UNIQUE</w:t>
@@ -4514,8 +4749,9 @@
           <w:p>
             <w:pPr>
               <w:pStyle w:val="Compact"/>
-              <w:ind w:firstLine="0" w:left="0" w:right="0"/>
-              <w:spacing w:line="240" w:after="40" w:before="40" w:lineRule="auto"/>
+              <w:jc w:val="left"/>
+              <w:ind w:left="0" w:right="0" w:firstLine="0"/>
+              <w:spacing w:lineRule="auto" w:line="240" w:before="40" w:after="40"/>
             </w:pPr>
             <w:r>
               <w:t xml:space="preserve">Absolute path to root .md file</w:t>
@@ -4529,8 +4765,9 @@
           <w:p>
             <w:pPr>
               <w:pStyle w:val="Compact"/>
-              <w:ind w:firstLine="0" w:left="0" w:right="0"/>
-              <w:spacing w:line="240" w:after="40" w:before="40" w:lineRule="auto"/>
+              <w:jc w:val="left"/>
+              <w:ind w:left="0" w:right="0" w:firstLine="0"/>
+              <w:spacing w:lineRule="auto" w:line="240" w:before="40" w:after="40"/>
             </w:pPr>
             <w:r>
               <w:t xml:space="preserve">long_name</w:t>
@@ -4542,8 +4779,9 @@
           <w:p>
             <w:pPr>
               <w:pStyle w:val="Compact"/>
-              <w:ind w:firstLine="0" w:left="0" w:right="0"/>
-              <w:spacing w:line="240" w:after="40" w:before="40" w:lineRule="auto"/>
+              <w:jc w:val="left"/>
+              <w:ind w:left="0" w:right="0" w:firstLine="0"/>
+              <w:spacing w:lineRule="auto" w:line="240" w:before="40" w:after="40"/>
             </w:pPr>
             <w:r>
               <w:t xml:space="preserve">TEXT</w:t>
@@ -4555,8 +4793,9 @@
           <w:p>
             <w:pPr>
               <w:pStyle w:val="Compact"/>
-              <w:ind w:firstLine="0" w:left="0" w:right="0"/>
-              <w:spacing w:line="240" w:after="40" w:before="40" w:lineRule="auto"/>
+              <w:jc w:val="left"/>
+              <w:ind w:left="0" w:right="0" w:firstLine="0"/>
+              <w:spacing w:lineRule="auto" w:line="240" w:before="40" w:after="40"/>
             </w:pPr>
             <w:r>
               <w:t xml:space="preserve">Document title from H1 header</w:t>
@@ -4570,8 +4809,9 @@
           <w:p>
             <w:pPr>
               <w:pStyle w:val="Compact"/>
-              <w:ind w:firstLine="0" w:left="0" w:right="0"/>
-              <w:spacing w:line="240" w:after="40" w:before="40" w:lineRule="auto"/>
+              <w:jc w:val="left"/>
+              <w:ind w:left="0" w:right="0" w:firstLine="0"/>
+              <w:spacing w:lineRule="auto" w:line="240" w:before="40" w:after="40"/>
             </w:pPr>
             <w:r>
               <w:t xml:space="preserve">type_ref</w:t>
@@ -4583,8 +4823,9 @@
           <w:p>
             <w:pPr>
               <w:pStyle w:val="Compact"/>
-              <w:ind w:firstLine="0" w:left="0" w:right="0"/>
-              <w:spacing w:line="240" w:after="40" w:before="40" w:lineRule="auto"/>
+              <w:jc w:val="left"/>
+              <w:ind w:left="0" w:right="0" w:firstLine="0"/>
+              <w:spacing w:lineRule="auto" w:line="240" w:before="40" w:after="40"/>
             </w:pPr>
             <w:r>
               <w:t xml:space="preserve">TEXT FK</w:t>
@@ -4596,8 +4837,9 @@
           <w:p>
             <w:pPr>
               <w:pStyle w:val="Compact"/>
-              <w:ind w:firstLine="0" w:left="0" w:right="0"/>
-              <w:spacing w:line="240" w:after="40" w:before="40" w:lineRule="auto"/>
+              <w:jc w:val="left"/>
+              <w:ind w:left="0" w:right="0" w:firstLine="0"/>
+              <w:spacing w:lineRule="auto" w:line="240" w:before="40" w:after="40"/>
             </w:pPr>
             <w:r>
               <w:t xml:space="preserve">Specification type</w:t>
@@ -4611,8 +4853,9 @@
           <w:p>
             <w:pPr>
               <w:pStyle w:val="Compact"/>
-              <w:ind w:firstLine="0" w:left="0" w:right="0"/>
-              <w:spacing w:line="240" w:after="40" w:before="40" w:lineRule="auto"/>
+              <w:jc w:val="left"/>
+              <w:ind w:left="0" w:right="0" w:firstLine="0"/>
+              <w:spacing w:lineRule="auto" w:line="240" w:before="40" w:after="40"/>
             </w:pPr>
             <w:r>
               <w:t xml:space="preserve">pid</w:t>
@@ -4624,8 +4867,9 @@
           <w:p>
             <w:pPr>
               <w:pStyle w:val="Compact"/>
-              <w:ind w:firstLine="0" w:left="0" w:right="0"/>
-              <w:spacing w:line="240" w:after="40" w:before="40" w:lineRule="auto"/>
+              <w:jc w:val="left"/>
+              <w:ind w:left="0" w:right="0" w:firstLine="0"/>
+              <w:spacing w:lineRule="auto" w:line="240" w:before="40" w:after="40"/>
             </w:pPr>
             <w:r>
               <w:t xml:space="preserve">TEXT</w:t>
@@ -4637,8 +4881,9 @@
           <w:p>
             <w:pPr>
               <w:pStyle w:val="Compact"/>
-              <w:ind w:firstLine="0" w:left="0" w:right="0"/>
-              <w:spacing w:line="240" w:after="40" w:before="40" w:lineRule="auto"/>
+              <w:jc w:val="left"/>
+              <w:ind w:left="0" w:right="0" w:firstLine="0"/>
+              <w:spacing w:lineRule="auto" w:line="240" w:before="40" w:after="40"/>
             </w:pPr>
             <w:r>
               <w:t xml:space="preserve">Project identifier from @PID syntax</w:t>
@@ -4652,8 +4897,9 @@
           <w:p>
             <w:pPr>
               <w:pStyle w:val="Compact"/>
-              <w:ind w:firstLine="0" w:left="0" w:right="0"/>
-              <w:spacing w:line="240" w:after="40" w:before="40" w:lineRule="auto"/>
+              <w:jc w:val="left"/>
+              <w:ind w:left="0" w:right="0" w:firstLine="0"/>
+              <w:spacing w:lineRule="auto" w:line="240" w:before="40" w:after="40"/>
             </w:pPr>
             <w:r>
               <w:t xml:space="preserve">header_ast</w:t>
@@ -4665,8 +4911,9 @@
           <w:p>
             <w:pPr>
               <w:pStyle w:val="Compact"/>
-              <w:ind w:firstLine="0" w:left="0" w:right="0"/>
-              <w:spacing w:line="240" w:after="40" w:before="40" w:lineRule="auto"/>
+              <w:jc w:val="left"/>
+              <w:ind w:left="0" w:right="0" w:firstLine="0"/>
+              <w:spacing w:lineRule="auto" w:line="240" w:before="40" w:after="40"/>
             </w:pPr>
             <w:r>
               <w:t xml:space="preserve">JSON</w:t>
@@ -4678,8 +4925,9 @@
           <w:p>
             <w:pPr>
               <w:pStyle w:val="Compact"/>
-              <w:ind w:firstLine="0" w:left="0" w:right="0"/>
-              <w:spacing w:line="240" w:after="40" w:before="40" w:lineRule="auto"/>
+              <w:jc w:val="left"/>
+              <w:ind w:left="0" w:right="0" w:firstLine="0"/>
+              <w:spacing w:lineRule="auto" w:line="240" w:before="40" w:after="40"/>
             </w:pPr>
             <w:r>
               <w:t xml:space="preserve">Rendered H1 header as Pandoc AST</w:t>
@@ -4693,8 +4941,9 @@
           <w:p>
             <w:pPr>
               <w:pStyle w:val="Compact"/>
-              <w:ind w:firstLine="0" w:left="0" w:right="0"/>
-              <w:spacing w:line="240" w:after="40" w:before="40" w:lineRule="auto"/>
+              <w:jc w:val="left"/>
+              <w:ind w:left="0" w:right="0" w:firstLine="0"/>
+              <w:spacing w:lineRule="auto" w:line="240" w:before="40" w:after="40"/>
             </w:pPr>
             <w:r>
               <w:t xml:space="preserve">body_ast</w:t>
@@ -4706,8 +4955,9 @@
           <w:p>
             <w:pPr>
               <w:pStyle w:val="Compact"/>
-              <w:ind w:firstLine="0" w:left="0" w:right="0"/>
-              <w:spacing w:line="240" w:after="40" w:before="40" w:lineRule="auto"/>
+              <w:jc w:val="left"/>
+              <w:ind w:left="0" w:right="0" w:firstLine="0"/>
+              <w:spacing w:lineRule="auto" w:line="240" w:before="40" w:after="40"/>
             </w:pPr>
             <w:r>
               <w:t xml:space="preserve">JSON</w:t>
@@ -4719,8 +4969,9 @@
           <w:p>
             <w:pPr>
               <w:pStyle w:val="Compact"/>
-              <w:ind w:firstLine="0" w:left="0" w:right="0"/>
-              <w:spacing w:line="240" w:after="40" w:before="40" w:lineRule="auto"/>
+              <w:jc w:val="left"/>
+              <w:ind w:left="0" w:right="0" w:firstLine="0"/>
+              <w:spacing w:lineRule="auto" w:line="240" w:before="40" w:after="40"/>
             </w:pPr>
             <w:r>
               <w:t xml:space="preserve">Body content between H1 and first H2</w:t>
@@ -4729,8 +4980,8 @@
         </w:tc>
       </w:tr>
     </w:tbl>
-    <w:bookmarkEnd w:id="25"/>
-    <w:bookmarkStart w:id="26" w:name="spec_objects"/>
+    <w:bookmarkEnd w:id="36"/>
+    <w:bookmarkStart w:id="37" w:name="spec_objects"/>
     <w:p>
       <w:pPr>
         <w:pStyle w:val="Heading2"/>
@@ -4753,12 +5004,12 @@
     </w:p>
     <w:p>
       <w:pPr>
-        <w:spacing w:before="0" w:lineRule="exact" w:line="20" w:after="0"/>
+        <w:spacing w:before="0" w:after="0" w:line="20" w:lineRule="exact"/>
         <w:rPr>
           <w:sz w:val="2"/>
         </w:rPr>
       </w:pPr>
-      <w:bookmarkStart w:name="csv-tbl-objects" w:id="62591"/>
+      <w:bookmarkStart w:id="62591" w:name="csv-tbl-objects"/>
       <w:bookmarkEnd w:id="62591"/>
     </w:p>
     <w:p>
@@ -4793,13 +5044,14 @@
         <w:tblStyle w:val="Table"/>
         <w:tblW w:type="auto" w:w="0"/>
         <w:tblLook w:firstRow="1" w:lastRow="0" w:firstColumn="0" w:lastColumn="0" w:noHBand="0" w:noVBand="0" w:val="0020"/>
+        <w:jc w:val="start"/>
         <w:tblBorders>
-          <w:top w:space="0" w:sz="6" w:color="000000" w:val="single"/>
-          <w:left w:space="0" w:sz="6" w:color="000000" w:val="single"/>
-          <w:bottom w:space="0" w:sz="6" w:color="000000" w:val="single"/>
-          <w:right w:space="0" w:sz="6" w:color="000000" w:val="single"/>
-          <w:insideH w:space="0" w:sz="6" w:color="000000" w:val="single"/>
-          <w:insideV w:space="0" w:sz="6" w:color="000000" w:val="single"/>
+          <w:top w:color="000000" w:space="0" w:val="single" w:sz="6"/>
+          <w:left w:color="000000" w:space="0" w:val="single" w:sz="6"/>
+          <w:bottom w:color="000000" w:space="0" w:val="single" w:sz="6"/>
+          <w:right w:color="000000" w:space="0" w:val="single" w:sz="6"/>
+          <w:insideH w:color="000000" w:space="0" w:val="single" w:sz="6"/>
+          <w:insideV w:color="000000" w:space="0" w:val="single" w:sz="6"/>
         </w:tblBorders>
         <w:tblCellMar>
           <w:top w:type="dxa" w:w="57"/>
@@ -4815,17 +5067,18 @@
       </w:tblGrid>
       <w:tr>
         <w:trPr>
-          <w:tblHeader w:val="on"/>
+          <w:tblHeader w:val="true"/>
         </w:trPr>
         <w:tc>
           <w:tcPr>
-            <w:shd w:fill="E8E8E8" w:color="auto" w:val="clear"/>
+            <w:shd w:color="auto" w:val="clear" w:fill="E8E8E8"/>
           </w:tcPr>
           <w:p>
             <w:pPr>
               <w:pStyle w:val="Compact"/>
-              <w:ind w:firstLine="0" w:left="0" w:right="0"/>
-              <w:spacing w:line="240" w:after="40" w:before="40" w:lineRule="auto"/>
+              <w:jc w:val="left"/>
+              <w:ind w:left="0" w:right="0" w:firstLine="0"/>
+              <w:spacing w:lineRule="auto" w:line="240" w:before="40" w:after="40"/>
             </w:pPr>
             <w:r>
               <w:rPr>
@@ -4837,13 +5090,14 @@
         </w:tc>
         <w:tc>
           <w:tcPr>
-            <w:shd w:fill="E8E8E8" w:color="auto" w:val="clear"/>
+            <w:shd w:color="auto" w:val="clear" w:fill="E8E8E8"/>
           </w:tcPr>
           <w:p>
             <w:pPr>
               <w:pStyle w:val="Compact"/>
-              <w:ind w:firstLine="0" w:left="0" w:right="0"/>
-              <w:spacing w:line="240" w:after="40" w:before="40" w:lineRule="auto"/>
+              <w:jc w:val="left"/>
+              <w:ind w:left="0" w:right="0" w:firstLine="0"/>
+              <w:spacing w:lineRule="auto" w:line="240" w:before="40" w:after="40"/>
             </w:pPr>
             <w:r>
               <w:rPr>
@@ -4855,13 +5109,14 @@
         </w:tc>
         <w:tc>
           <w:tcPr>
-            <w:shd w:fill="E8E8E8" w:color="auto" w:val="clear"/>
+            <w:shd w:color="auto" w:val="clear" w:fill="E8E8E8"/>
           </w:tcPr>
           <w:p>
             <w:pPr>
               <w:pStyle w:val="Compact"/>
-              <w:ind w:firstLine="0" w:left="0" w:right="0"/>
-              <w:spacing w:line="240" w:after="40" w:before="40" w:lineRule="auto"/>
+              <w:jc w:val="left"/>
+              <w:ind w:left="0" w:right="0" w:firstLine="0"/>
+              <w:spacing w:lineRule="auto" w:line="240" w:before="40" w:after="40"/>
             </w:pPr>
             <w:r>
               <w:rPr>
@@ -4878,8 +5133,9 @@
           <w:p>
             <w:pPr>
               <w:pStyle w:val="Compact"/>
-              <w:ind w:firstLine="0" w:left="0" w:right="0"/>
-              <w:spacing w:line="240" w:after="40" w:before="40" w:lineRule="auto"/>
+              <w:jc w:val="left"/>
+              <w:ind w:left="0" w:right="0" w:firstLine="0"/>
+              <w:spacing w:lineRule="auto" w:line="240" w:before="40" w:after="40"/>
             </w:pPr>
             <w:r>
               <w:t xml:space="preserve">id</w:t>
@@ -4891,8 +5147,9 @@
           <w:p>
             <w:pPr>
               <w:pStyle w:val="Compact"/>
-              <w:ind w:firstLine="0" w:left="0" w:right="0"/>
-              <w:spacing w:line="240" w:after="40" w:before="40" w:lineRule="auto"/>
+              <w:jc w:val="left"/>
+              <w:ind w:left="0" w:right="0" w:firstLine="0"/>
+              <w:spacing w:lineRule="auto" w:line="240" w:before="40" w:after="40"/>
             </w:pPr>
             <w:r>
               <w:t xml:space="preserve">INTEGER PK</w:t>
@@ -4904,8 +5161,9 @@
           <w:p>
             <w:pPr>
               <w:pStyle w:val="Compact"/>
-              <w:ind w:firstLine="0" w:left="0" w:right="0"/>
-              <w:spacing w:line="240" w:after="40" w:before="40" w:lineRule="auto"/>
+              <w:jc w:val="left"/>
+              <w:ind w:left="0" w:right="0" w:firstLine="0"/>
+              <w:spacing w:lineRule="auto" w:line="240" w:before="40" w:after="40"/>
             </w:pPr>
             <w:r>
               <w:t xml:space="preserve">Auto-assigned internal key</w:t>
@@ -4919,8 +5177,9 @@
           <w:p>
             <w:pPr>
               <w:pStyle w:val="Compact"/>
-              <w:ind w:firstLine="0" w:left="0" w:right="0"/>
-              <w:spacing w:line="240" w:after="40" w:before="40" w:lineRule="auto"/>
+              <w:jc w:val="left"/>
+              <w:ind w:left="0" w:right="0" w:firstLine="0"/>
+              <w:spacing w:lineRule="auto" w:line="240" w:before="40" w:after="40"/>
             </w:pPr>
             <w:r>
               <w:t xml:space="preserve">content_sha</w:t>
@@ -4932,8 +5191,9 @@
           <w:p>
             <w:pPr>
               <w:pStyle w:val="Compact"/>
-              <w:ind w:firstLine="0" w:left="0" w:right="0"/>
-              <w:spacing w:line="240" w:after="40" w:before="40" w:lineRule="auto"/>
+              <w:jc w:val="left"/>
+              <w:ind w:left="0" w:right="0" w:firstLine="0"/>
+              <w:spacing w:lineRule="auto" w:line="240" w:before="40" w:after="40"/>
             </w:pPr>
             <w:r>
               <w:t xml:space="preserve">TEXT</w:t>
@@ -4945,8 +5205,9 @@
           <w:p>
             <w:pPr>
               <w:pStyle w:val="Compact"/>
-              <w:ind w:firstLine="0" w:left="0" w:right="0"/>
-              <w:spacing w:line="240" w:after="40" w:before="40" w:lineRule="auto"/>
+              <w:jc w:val="left"/>
+              <w:ind w:left="0" w:right="0" w:firstLine="0"/>
+              <w:spacing w:lineRule="auto" w:line="240" w:before="40" w:after="40"/>
             </w:pPr>
             <w:r>
               <w:t xml:space="preserve">SHA1 checksum for change detection</w:t>
@@ -4960,8 +5221,9 @@
           <w:p>
             <w:pPr>
               <w:pStyle w:val="Compact"/>
-              <w:ind w:firstLine="0" w:left="0" w:right="0"/>
-              <w:spacing w:line="240" w:after="40" w:before="40" w:lineRule="auto"/>
+              <w:jc w:val="left"/>
+              <w:ind w:left="0" w:right="0" w:firstLine="0"/>
+              <w:spacing w:lineRule="auto" w:line="240" w:before="40" w:after="40"/>
             </w:pPr>
             <w:r>
               <w:t xml:space="preserve">specification_ref</w:t>
@@ -4973,8 +5235,9 @@
           <w:p>
             <w:pPr>
               <w:pStyle w:val="Compact"/>
-              <w:ind w:firstLine="0" w:left="0" w:right="0"/>
-              <w:spacing w:line="240" w:after="40" w:before="40" w:lineRule="auto"/>
+              <w:jc w:val="left"/>
+              <w:ind w:left="0" w:right="0" w:firstLine="0"/>
+              <w:spacing w:lineRule="auto" w:line="240" w:before="40" w:after="40"/>
             </w:pPr>
             <w:r>
               <w:t xml:space="preserve">TEXT NOT NULL FK</w:t>
@@ -4986,8 +5249,9 @@
           <w:p>
             <w:pPr>
               <w:pStyle w:val="Compact"/>
-              <w:ind w:firstLine="0" w:left="0" w:right="0"/>
-              <w:spacing w:line="240" w:after="40" w:before="40" w:lineRule="auto"/>
+              <w:jc w:val="left"/>
+              <w:ind w:left="0" w:right="0" w:firstLine="0"/>
+              <w:spacing w:lineRule="auto" w:line="240" w:before="40" w:after="40"/>
             </w:pPr>
             <w:r>
               <w:t xml:space="preserve">Parent specification</w:t>
@@ -5001,8 +5265,9 @@
           <w:p>
             <w:pPr>
               <w:pStyle w:val="Compact"/>
-              <w:ind w:firstLine="0" w:left="0" w:right="0"/>
-              <w:spacing w:line="240" w:after="40" w:before="40" w:lineRule="auto"/>
+              <w:jc w:val="left"/>
+              <w:ind w:left="0" w:right="0" w:firstLine="0"/>
+              <w:spacing w:lineRule="auto" w:line="240" w:before="40" w:after="40"/>
             </w:pPr>
             <w:r>
               <w:t xml:space="preserve">type_ref</w:t>
@@ -5014,8 +5279,9 @@
           <w:p>
             <w:pPr>
               <w:pStyle w:val="Compact"/>
-              <w:ind w:firstLine="0" w:left="0" w:right="0"/>
-              <w:spacing w:line="240" w:after="40" w:before="40" w:lineRule="auto"/>
+              <w:jc w:val="left"/>
+              <w:ind w:left="0" w:right="0" w:firstLine="0"/>
+              <w:spacing w:lineRule="auto" w:line="240" w:before="40" w:after="40"/>
             </w:pPr>
             <w:r>
               <w:t xml:space="preserve">TEXT NOT NULL FK</w:t>
@@ -5027,8 +5293,9 @@
           <w:p>
             <w:pPr>
               <w:pStyle w:val="Compact"/>
-              <w:ind w:firstLine="0" w:left="0" w:right="0"/>
-              <w:spacing w:line="240" w:after="40" w:before="40" w:lineRule="auto"/>
+              <w:jc w:val="left"/>
+              <w:ind w:left="0" w:right="0" w:firstLine="0"/>
+              <w:spacing w:lineRule="auto" w:line="240" w:before="40" w:after="40"/>
             </w:pPr>
             <w:r>
               <w:t xml:space="preserve">Object type</w:t>
@@ -5042,8 +5309,9 @@
           <w:p>
             <w:pPr>
               <w:pStyle w:val="Compact"/>
-              <w:ind w:firstLine="0" w:left="0" w:right="0"/>
-              <w:spacing w:line="240" w:after="40" w:before="40" w:lineRule="auto"/>
+              <w:jc w:val="left"/>
+              <w:ind w:left="0" w:right="0" w:firstLine="0"/>
+              <w:spacing w:lineRule="auto" w:line="240" w:before="40" w:after="40"/>
             </w:pPr>
             <w:r>
               <w:t xml:space="preserve">from_file</w:t>
@@ -5055,8 +5323,9 @@
           <w:p>
             <w:pPr>
               <w:pStyle w:val="Compact"/>
-              <w:ind w:firstLine="0" w:left="0" w:right="0"/>
-              <w:spacing w:line="240" w:after="40" w:before="40" w:lineRule="auto"/>
+              <w:jc w:val="left"/>
+              <w:ind w:left="0" w:right="0" w:firstLine="0"/>
+              <w:spacing w:lineRule="auto" w:line="240" w:before="40" w:after="40"/>
             </w:pPr>
             <w:r>
               <w:t xml:space="preserve">TEXT NOT NULL</w:t>
@@ -5068,8 +5337,9 @@
           <w:p>
             <w:pPr>
               <w:pStyle w:val="Compact"/>
-              <w:ind w:firstLine="0" w:left="0" w:right="0"/>
-              <w:spacing w:line="240" w:after="40" w:before="40" w:lineRule="auto"/>
+              <w:jc w:val="left"/>
+              <w:ind w:left="0" w:right="0" w:firstLine="0"/>
+              <w:spacing w:lineRule="auto" w:line="240" w:before="40" w:after="40"/>
             </w:pPr>
             <w:r>
               <w:t xml:space="preserve">Source file path</w:t>
@@ -5083,8 +5353,9 @@
           <w:p>
             <w:pPr>
               <w:pStyle w:val="Compact"/>
-              <w:ind w:firstLine="0" w:left="0" w:right="0"/>
-              <w:spacing w:line="240" w:after="40" w:before="40" w:lineRule="auto"/>
+              <w:jc w:val="left"/>
+              <w:ind w:left="0" w:right="0" w:firstLine="0"/>
+              <w:spacing w:lineRule="auto" w:line="240" w:before="40" w:after="40"/>
             </w:pPr>
             <w:r>
               <w:t xml:space="preserve">file_seq</w:t>
@@ -5096,8 +5367,9 @@
           <w:p>
             <w:pPr>
               <w:pStyle w:val="Compact"/>
-              <w:ind w:firstLine="0" w:left="0" w:right="0"/>
-              <w:spacing w:line="240" w:after="40" w:before="40" w:lineRule="auto"/>
+              <w:jc w:val="left"/>
+              <w:ind w:left="0" w:right="0" w:firstLine="0"/>
+              <w:spacing w:lineRule="auto" w:line="240" w:before="40" w:after="40"/>
             </w:pPr>
             <w:r>
               <w:t xml:space="preserve">INTEGER NOT NULL</w:t>
@@ -5109,8 +5381,9 @@
           <w:p>
             <w:pPr>
               <w:pStyle w:val="Compact"/>
-              <w:ind w:firstLine="0" w:left="0" w:right="0"/>
-              <w:spacing w:line="240" w:after="40" w:before="40" w:lineRule="auto"/>
+              <w:jc w:val="left"/>
+              <w:ind w:left="0" w:right="0" w:firstLine="0"/>
+              <w:spacing w:lineRule="auto" w:line="240" w:before="40" w:after="40"/>
             </w:pPr>
             <w:r>
               <w:t xml:space="preserve">Sequence within file (0-indexed)</w:t>
@@ -5124,8 +5397,9 @@
           <w:p>
             <w:pPr>
               <w:pStyle w:val="Compact"/>
-              <w:ind w:firstLine="0" w:left="0" w:right="0"/>
-              <w:spacing w:line="240" w:after="40" w:before="40" w:lineRule="auto"/>
+              <w:jc w:val="left"/>
+              <w:ind w:left="0" w:right="0" w:firstLine="0"/>
+              <w:spacing w:lineRule="auto" w:line="240" w:before="40" w:after="40"/>
             </w:pPr>
             <w:r>
               <w:t xml:space="preserve">pid</w:t>
@@ -5137,8 +5411,9 @@
           <w:p>
             <w:pPr>
               <w:pStyle w:val="Compact"/>
-              <w:ind w:firstLine="0" w:left="0" w:right="0"/>
-              <w:spacing w:line="240" w:after="40" w:before="40" w:lineRule="auto"/>
+              <w:jc w:val="left"/>
+              <w:ind w:left="0" w:right="0" w:firstLine="0"/>
+              <w:spacing w:lineRule="auto" w:line="240" w:before="40" w:after="40"/>
             </w:pPr>
             <w:r>
               <w:t xml:space="preserve">TEXT</w:t>
@@ -5150,8 +5425,9 @@
           <w:p>
             <w:pPr>
               <w:pStyle w:val="Compact"/>
-              <w:ind w:firstLine="0" w:left="0" w:right="0"/>
-              <w:spacing w:line="240" w:after="40" w:before="40" w:lineRule="auto"/>
+              <w:jc w:val="left"/>
+              <w:ind w:left="0" w:right="0" w:firstLine="0"/>
+              <w:spacing w:lineRule="auto" w:line="240" w:before="40" w:after="40"/>
             </w:pPr>
             <w:r>
               <w:t xml:space="preserve">Project identifier</w:t>
@@ -5165,8 +5441,9 @@
           <w:p>
             <w:pPr>
               <w:pStyle w:val="Compact"/>
-              <w:ind w:firstLine="0" w:left="0" w:right="0"/>
-              <w:spacing w:line="240" w:after="40" w:before="40" w:lineRule="auto"/>
+              <w:jc w:val="left"/>
+              <w:ind w:left="0" w:right="0" w:firstLine="0"/>
+              <w:spacing w:lineRule="auto" w:line="240" w:before="40" w:after="40"/>
             </w:pPr>
             <w:r>
               <w:t xml:space="preserve">pid_prefix</w:t>
@@ -5178,8 +5455,9 @@
           <w:p>
             <w:pPr>
               <w:pStyle w:val="Compact"/>
-              <w:ind w:firstLine="0" w:left="0" w:right="0"/>
-              <w:spacing w:line="240" w:after="40" w:before="40" w:lineRule="auto"/>
+              <w:jc w:val="left"/>
+              <w:ind w:left="0" w:right="0" w:firstLine="0"/>
+              <w:spacing w:lineRule="auto" w:line="240" w:before="40" w:after="40"/>
             </w:pPr>
             <w:r>
               <w:t xml:space="preserve">TEXT</w:t>
@@ -5191,8 +5469,9 @@
           <w:p>
             <w:pPr>
               <w:pStyle w:val="Compact"/>
-              <w:ind w:firstLine="0" w:left="0" w:right="0"/>
-              <w:spacing w:line="240" w:after="40" w:before="40" w:lineRule="auto"/>
+              <w:jc w:val="left"/>
+              <w:ind w:left="0" w:right="0" w:firstLine="0"/>
+              <w:spacing w:lineRule="auto" w:line="240" w:before="40" w:after="40"/>
             </w:pPr>
             <w:r>
               <w:t xml:space="preserve">Extracted PID prefix</w:t>
@@ -5206,8 +5485,9 @@
           <w:p>
             <w:pPr>
               <w:pStyle w:val="Compact"/>
-              <w:ind w:firstLine="0" w:left="0" w:right="0"/>
-              <w:spacing w:line="240" w:after="40" w:before="40" w:lineRule="auto"/>
+              <w:jc w:val="left"/>
+              <w:ind w:left="0" w:right="0" w:firstLine="0"/>
+              <w:spacing w:lineRule="auto" w:line="240" w:before="40" w:after="40"/>
             </w:pPr>
             <w:r>
               <w:t xml:space="preserve">pid_sequence</w:t>
@@ -5219,8 +5499,9 @@
           <w:p>
             <w:pPr>
               <w:pStyle w:val="Compact"/>
-              <w:ind w:firstLine="0" w:left="0" w:right="0"/>
-              <w:spacing w:line="240" w:after="40" w:before="40" w:lineRule="auto"/>
+              <w:jc w:val="left"/>
+              <w:ind w:left="0" w:right="0" w:firstLine="0"/>
+              <w:spacing w:lineRule="auto" w:line="240" w:before="40" w:after="40"/>
             </w:pPr>
             <w:r>
               <w:t xml:space="preserve">INTEGER</w:t>
@@ -5232,8 +5513,9 @@
           <w:p>
             <w:pPr>
               <w:pStyle w:val="Compact"/>
-              <w:ind w:firstLine="0" w:left="0" w:right="0"/>
-              <w:spacing w:line="240" w:after="40" w:before="40" w:lineRule="auto"/>
+              <w:jc w:val="left"/>
+              <w:ind w:left="0" w:right="0" w:firstLine="0"/>
+              <w:spacing w:lineRule="auto" w:line="240" w:before="40" w:after="40"/>
             </w:pPr>
             <w:r>
               <w:t xml:space="preserve">Extracted PID sequence number</w:t>
@@ -5247,8 +5529,9 @@
           <w:p>
             <w:pPr>
               <w:pStyle w:val="Compact"/>
-              <w:ind w:firstLine="0" w:left="0" w:right="0"/>
-              <w:spacing w:line="240" w:after="40" w:before="40" w:lineRule="auto"/>
+              <w:jc w:val="left"/>
+              <w:ind w:left="0" w:right="0" w:firstLine="0"/>
+              <w:spacing w:lineRule="auto" w:line="240" w:before="40" w:after="40"/>
             </w:pPr>
             <w:r>
               <w:t xml:space="preserve">pid_auto_generated</w:t>
@@ -5260,8 +5543,9 @@
           <w:p>
             <w:pPr>
               <w:pStyle w:val="Compact"/>
-              <w:ind w:firstLine="0" w:left="0" w:right="0"/>
-              <w:spacing w:line="240" w:after="40" w:before="40" w:lineRule="auto"/>
+              <w:jc w:val="left"/>
+              <w:ind w:left="0" w:right="0" w:firstLine="0"/>
+              <w:spacing w:lineRule="auto" w:line="240" w:before="40" w:after="40"/>
             </w:pPr>
             <w:r>
               <w:t xml:space="preserve">INTEGER DEFAULT 0</w:t>
@@ -5273,8 +5557,9 @@
           <w:p>
             <w:pPr>
               <w:pStyle w:val="Compact"/>
-              <w:ind w:firstLine="0" w:left="0" w:right="0"/>
-              <w:spacing w:line="240" w:after="40" w:before="40" w:lineRule="auto"/>
+              <w:jc w:val="left"/>
+              <w:ind w:left="0" w:right="0" w:firstLine="0"/>
+              <w:spacing w:lineRule="auto" w:line="240" w:before="40" w:after="40"/>
             </w:pPr>
             <w:r>
               <w:t xml:space="preserve">1 = PID was auto-generated</w:t>
@@ -5288,8 +5573,9 @@
           <w:p>
             <w:pPr>
               <w:pStyle w:val="Compact"/>
-              <w:ind w:firstLine="0" w:left="0" w:right="0"/>
-              <w:spacing w:line="240" w:after="40" w:before="40" w:lineRule="auto"/>
+              <w:jc w:val="left"/>
+              <w:ind w:left="0" w:right="0" w:firstLine="0"/>
+              <w:spacing w:lineRule="auto" w:line="240" w:before="40" w:after="40"/>
             </w:pPr>
             <w:r>
               <w:t xml:space="preserve">title_text</w:t>
@@ -5301,8 +5587,9 @@
           <w:p>
             <w:pPr>
               <w:pStyle w:val="Compact"/>
-              <w:ind w:firstLine="0" w:left="0" w:right="0"/>
-              <w:spacing w:line="240" w:after="40" w:before="40" w:lineRule="auto"/>
+              <w:jc w:val="left"/>
+              <w:ind w:left="0" w:right="0" w:firstLine="0"/>
+              <w:spacing w:lineRule="auto" w:line="240" w:before="40" w:after="40"/>
             </w:pPr>
             <w:r>
               <w:t xml:space="preserve">TEXT NOT NULL</w:t>
@@ -5314,8 +5601,9 @@
           <w:p>
             <w:pPr>
               <w:pStyle w:val="Compact"/>
-              <w:ind w:firstLine="0" w:left="0" w:right="0"/>
-              <w:spacing w:line="240" w:after="40" w:before="40" w:lineRule="auto"/>
+              <w:jc w:val="left"/>
+              <w:ind w:left="0" w:right="0" w:firstLine="0"/>
+              <w:spacing w:lineRule="auto" w:line="240" w:before="40" w:after="40"/>
             </w:pPr>
             <w:r>
               <w:t xml:space="preserve">Plain-text title</w:t>
@@ -5329,8 +5617,9 @@
           <w:p>
             <w:pPr>
               <w:pStyle w:val="Compact"/>
-              <w:ind w:firstLine="0" w:left="0" w:right="0"/>
-              <w:spacing w:line="240" w:after="40" w:before="40" w:lineRule="auto"/>
+              <w:jc w:val="left"/>
+              <w:ind w:left="0" w:right="0" w:firstLine="0"/>
+              <w:spacing w:lineRule="auto" w:line="240" w:before="40" w:after="40"/>
             </w:pPr>
             <w:r>
               <w:t xml:space="preserve">label</w:t>
@@ -5342,8 +5631,9 @@
           <w:p>
             <w:pPr>
               <w:pStyle w:val="Compact"/>
-              <w:ind w:firstLine="0" w:left="0" w:right="0"/>
-              <w:spacing w:line="240" w:after="40" w:before="40" w:lineRule="auto"/>
+              <w:jc w:val="left"/>
+              <w:ind w:left="0" w:right="0" w:firstLine="0"/>
+              <w:spacing w:lineRule="auto" w:line="240" w:before="40" w:after="40"/>
             </w:pPr>
             <w:r>
               <w:t xml:space="preserve">TEXT</w:t>
@@ -5355,8 +5645,9 @@
           <w:p>
             <w:pPr>
               <w:pStyle w:val="Compact"/>
-              <w:ind w:firstLine="0" w:left="0" w:right="0"/>
-              <w:spacing w:line="240" w:after="40" w:before="40" w:lineRule="auto"/>
+              <w:jc w:val="left"/>
+              <w:ind w:left="0" w:right="0" w:firstLine="0"/>
+              <w:spacing w:lineRule="auto" w:line="240" w:before="40" w:after="40"/>
             </w:pPr>
             <w:r>
               <w:t xml:space="preserve">Unified label for # resolution</w:t>
@@ -5370,8 +5661,9 @@
           <w:p>
             <w:pPr>
               <w:pStyle w:val="Compact"/>
-              <w:ind w:firstLine="0" w:left="0" w:right="0"/>
-              <w:spacing w:line="240" w:after="40" w:before="40" w:lineRule="auto"/>
+              <w:jc w:val="left"/>
+              <w:ind w:left="0" w:right="0" w:firstLine="0"/>
+              <w:spacing w:lineRule="auto" w:line="240" w:before="40" w:after="40"/>
             </w:pPr>
             <w:r>
               <w:t xml:space="preserve">level</w:t>
@@ -5383,8 +5675,9 @@
           <w:p>
             <w:pPr>
               <w:pStyle w:val="Compact"/>
-              <w:ind w:firstLine="0" w:left="0" w:right="0"/>
-              <w:spacing w:line="240" w:after="40" w:before="40" w:lineRule="auto"/>
+              <w:jc w:val="left"/>
+              <w:ind w:left="0" w:right="0" w:firstLine="0"/>
+              <w:spacing w:lineRule="auto" w:line="240" w:before="40" w:after="40"/>
             </w:pPr>
             <w:r>
               <w:t xml:space="preserve">INTEGER</w:t>
@@ -5396,8 +5689,9 @@
           <w:p>
             <w:pPr>
               <w:pStyle w:val="Compact"/>
-              <w:ind w:firstLine="0" w:left="0" w:right="0"/>
-              <w:spacing w:line="240" w:after="40" w:before="40" w:lineRule="auto"/>
+              <w:jc w:val="left"/>
+              <w:ind w:left="0" w:right="0" w:firstLine="0"/>
+              <w:spacing w:lineRule="auto" w:line="240" w:before="40" w:after="40"/>
             </w:pPr>
             <w:r>
               <w:t xml:space="preserve">Heading level (2--6)</w:t>
@@ -5411,8 +5705,9 @@
           <w:p>
             <w:pPr>
               <w:pStyle w:val="Compact"/>
-              <w:ind w:firstLine="0" w:left="0" w:right="0"/>
-              <w:spacing w:line="240" w:after="40" w:before="40" w:lineRule="auto"/>
+              <w:jc w:val="left"/>
+              <w:ind w:left="0" w:right="0" w:firstLine="0"/>
+              <w:spacing w:lineRule="auto" w:line="240" w:before="40" w:after="40"/>
             </w:pPr>
             <w:r>
               <w:t xml:space="preserve">start_line</w:t>
@@ -5424,8 +5719,9 @@
           <w:p>
             <w:pPr>
               <w:pStyle w:val="Compact"/>
-              <w:ind w:firstLine="0" w:left="0" w:right="0"/>
-              <w:spacing w:line="240" w:after="40" w:before="40" w:lineRule="auto"/>
+              <w:jc w:val="left"/>
+              <w:ind w:left="0" w:right="0" w:firstLine="0"/>
+              <w:spacing w:lineRule="auto" w:line="240" w:before="40" w:after="40"/>
             </w:pPr>
             <w:r>
               <w:t xml:space="preserve">INTEGER</w:t>
@@ -5437,8 +5733,9 @@
           <w:p>
             <w:pPr>
               <w:pStyle w:val="Compact"/>
-              <w:ind w:firstLine="0" w:left="0" w:right="0"/>
-              <w:spacing w:line="240" w:after="40" w:before="40" w:lineRule="auto"/>
+              <w:jc w:val="left"/>
+              <w:ind w:left="0" w:right="0" w:firstLine="0"/>
+              <w:spacing w:lineRule="auto" w:line="240" w:before="40" w:after="40"/>
             </w:pPr>
             <w:r>
               <w:t xml:space="preserve">Start line in source (1-indexed)</w:t>
@@ -5452,8 +5749,9 @@
           <w:p>
             <w:pPr>
               <w:pStyle w:val="Compact"/>
-              <w:ind w:firstLine="0" w:left="0" w:right="0"/>
-              <w:spacing w:line="240" w:after="40" w:before="40" w:lineRule="auto"/>
+              <w:jc w:val="left"/>
+              <w:ind w:left="0" w:right="0" w:firstLine="0"/>
+              <w:spacing w:lineRule="auto" w:line="240" w:before="40" w:after="40"/>
             </w:pPr>
             <w:r>
               <w:t xml:space="preserve">end_line</w:t>
@@ -5465,8 +5763,9 @@
           <w:p>
             <w:pPr>
               <w:pStyle w:val="Compact"/>
-              <w:ind w:firstLine="0" w:left="0" w:right="0"/>
-              <w:spacing w:line="240" w:after="40" w:before="40" w:lineRule="auto"/>
+              <w:jc w:val="left"/>
+              <w:ind w:left="0" w:right="0" w:firstLine="0"/>
+              <w:spacing w:lineRule="auto" w:line="240" w:before="40" w:after="40"/>
             </w:pPr>
             <w:r>
               <w:t xml:space="preserve">INTEGER</w:t>
@@ -5478,8 +5777,9 @@
           <w:p>
             <w:pPr>
               <w:pStyle w:val="Compact"/>
-              <w:ind w:firstLine="0" w:left="0" w:right="0"/>
-              <w:spacing w:line="240" w:after="40" w:before="40" w:lineRule="auto"/>
+              <w:jc w:val="left"/>
+              <w:ind w:left="0" w:right="0" w:firstLine="0"/>
+              <w:spacing w:lineRule="auto" w:line="240" w:before="40" w:after="40"/>
             </w:pPr>
             <w:r>
               <w:t xml:space="preserve">End line in source</w:t>
@@ -5493,8 +5793,9 @@
           <w:p>
             <w:pPr>
               <w:pStyle w:val="Compact"/>
-              <w:ind w:firstLine="0" w:left="0" w:right="0"/>
-              <w:spacing w:line="240" w:after="40" w:before="40" w:lineRule="auto"/>
+              <w:jc w:val="left"/>
+              <w:ind w:left="0" w:right="0" w:firstLine="0"/>
+              <w:spacing w:lineRule="auto" w:line="240" w:before="40" w:after="40"/>
             </w:pPr>
             <w:r>
               <w:t xml:space="preserve">ast</w:t>
@@ -5506,8 +5807,9 @@
           <w:p>
             <w:pPr>
               <w:pStyle w:val="Compact"/>
-              <w:ind w:firstLine="0" w:left="0" w:right="0"/>
-              <w:spacing w:line="240" w:after="40" w:before="40" w:lineRule="auto"/>
+              <w:jc w:val="left"/>
+              <w:ind w:left="0" w:right="0" w:firstLine="0"/>
+              <w:spacing w:lineRule="auto" w:line="240" w:before="40" w:after="40"/>
             </w:pPr>
             <w:r>
               <w:t xml:space="preserve">JSON</w:t>
@@ -5519,8 +5821,9 @@
           <w:p>
             <w:pPr>
               <w:pStyle w:val="Compact"/>
-              <w:ind w:firstLine="0" w:left="0" w:right="0"/>
-              <w:spacing w:line="240" w:after="40" w:before="40" w:lineRule="auto"/>
+              <w:jc w:val="left"/>
+              <w:ind w:left="0" w:right="0" w:firstLine="0"/>
+              <w:spacing w:lineRule="auto" w:line="240" w:before="40" w:after="40"/>
             </w:pPr>
             <w:r>
               <w:t xml:space="preserve">Body as Pandoc AST</w:t>
@@ -5567,8 +5870,8 @@
         <w:t xml:space="preserve">(on specification_ref + pid).</w:t>
       </w:r>
     </w:p>
-    <w:bookmarkEnd w:id="26"/>
-    <w:bookmarkStart w:id="27" w:name="spec_floats"/>
+    <w:bookmarkEnd w:id="37"/>
+    <w:bookmarkStart w:id="38" w:name="spec_floats"/>
     <w:p>
       <w:pPr>
         <w:pStyle w:val="Heading2"/>
@@ -5603,12 +5906,12 @@
     </w:p>
     <w:p>
       <w:pPr>
-        <w:spacing w:before="0" w:lineRule="exact" w:line="20" w:after="0"/>
+        <w:spacing w:before="0" w:after="0" w:line="20" w:lineRule="exact"/>
         <w:rPr>
           <w:sz w:val="2"/>
         </w:rPr>
       </w:pPr>
-      <w:bookmarkStart w:name="csv-tbl-floats" w:id="59214"/>
+      <w:bookmarkStart w:id="59214" w:name="csv-tbl-floats"/>
       <w:bookmarkEnd w:id="59214"/>
     </w:p>
     <w:p>
@@ -5643,13 +5946,14 @@
         <w:tblStyle w:val="Table"/>
         <w:tblW w:type="auto" w:w="0"/>
         <w:tblLook w:firstRow="1" w:lastRow="0" w:firstColumn="0" w:lastColumn="0" w:noHBand="0" w:noVBand="0" w:val="0020"/>
+        <w:jc w:val="start"/>
         <w:tblBorders>
-          <w:top w:space="0" w:sz="6" w:color="000000" w:val="single"/>
-          <w:left w:space="0" w:sz="6" w:color="000000" w:val="single"/>
-          <w:bottom w:space="0" w:sz="6" w:color="000000" w:val="single"/>
-          <w:right w:space="0" w:sz="6" w:color="000000" w:val="single"/>
-          <w:insideH w:space="0" w:sz="6" w:color="000000" w:val="single"/>
-          <w:insideV w:space="0" w:sz="6" w:color="000000" w:val="single"/>
+          <w:top w:color="000000" w:space="0" w:val="single" w:sz="6"/>
+          <w:left w:color="000000" w:space="0" w:val="single" w:sz="6"/>
+          <w:bottom w:color="000000" w:space="0" w:val="single" w:sz="6"/>
+          <w:right w:color="000000" w:space="0" w:val="single" w:sz="6"/>
+          <w:insideH w:color="000000" w:space="0" w:val="single" w:sz="6"/>
+          <w:insideV w:color="000000" w:space="0" w:val="single" w:sz="6"/>
         </w:tblBorders>
         <w:tblCellMar>
           <w:top w:type="dxa" w:w="57"/>
@@ -5665,17 +5969,18 @@
       </w:tblGrid>
       <w:tr>
         <w:trPr>
-          <w:tblHeader w:val="on"/>
+          <w:tblHeader w:val="true"/>
         </w:trPr>
         <w:tc>
           <w:tcPr>
-            <w:shd w:fill="E8E8E8" w:color="auto" w:val="clear"/>
+            <w:shd w:color="auto" w:val="clear" w:fill="E8E8E8"/>
           </w:tcPr>
           <w:p>
             <w:pPr>
               <w:pStyle w:val="Compact"/>
-              <w:ind w:firstLine="0" w:left="0" w:right="0"/>
-              <w:spacing w:line="240" w:after="40" w:before="40" w:lineRule="auto"/>
+              <w:jc w:val="left"/>
+              <w:ind w:left="0" w:right="0" w:firstLine="0"/>
+              <w:spacing w:lineRule="auto" w:line="240" w:before="40" w:after="40"/>
             </w:pPr>
             <w:r>
               <w:rPr>
@@ -5687,13 +5992,14 @@
         </w:tc>
         <w:tc>
           <w:tcPr>
-            <w:shd w:fill="E8E8E8" w:color="auto" w:val="clear"/>
+            <w:shd w:color="auto" w:val="clear" w:fill="E8E8E8"/>
           </w:tcPr>
           <w:p>
             <w:pPr>
               <w:pStyle w:val="Compact"/>
-              <w:ind w:firstLine="0" w:left="0" w:right="0"/>
-              <w:spacing w:line="240" w:after="40" w:before="40" w:lineRule="auto"/>
+              <w:jc w:val="left"/>
+              <w:ind w:left="0" w:right="0" w:firstLine="0"/>
+              <w:spacing w:lineRule="auto" w:line="240" w:before="40" w:after="40"/>
             </w:pPr>
             <w:r>
               <w:rPr>
@@ -5705,13 +6011,14 @@
         </w:tc>
         <w:tc>
           <w:tcPr>
-            <w:shd w:fill="E8E8E8" w:color="auto" w:val="clear"/>
+            <w:shd w:color="auto" w:val="clear" w:fill="E8E8E8"/>
           </w:tcPr>
           <w:p>
             <w:pPr>
               <w:pStyle w:val="Compact"/>
-              <w:ind w:firstLine="0" w:left="0" w:right="0"/>
-              <w:spacing w:line="240" w:after="40" w:before="40" w:lineRule="auto"/>
+              <w:jc w:val="left"/>
+              <w:ind w:left="0" w:right="0" w:firstLine="0"/>
+              <w:spacing w:lineRule="auto" w:line="240" w:before="40" w:after="40"/>
             </w:pPr>
             <w:r>
               <w:rPr>
@@ -5728,8 +6035,9 @@
           <w:p>
             <w:pPr>
               <w:pStyle w:val="Compact"/>
-              <w:ind w:firstLine="0" w:left="0" w:right="0"/>
-              <w:spacing w:line="240" w:after="40" w:before="40" w:lineRule="auto"/>
+              <w:jc w:val="left"/>
+              <w:ind w:left="0" w:right="0" w:firstLine="0"/>
+              <w:spacing w:lineRule="auto" w:line="240" w:before="40" w:after="40"/>
             </w:pPr>
             <w:r>
               <w:t xml:space="preserve">id</w:t>
@@ -5741,8 +6049,9 @@
           <w:p>
             <w:pPr>
               <w:pStyle w:val="Compact"/>
-              <w:ind w:firstLine="0" w:left="0" w:right="0"/>
-              <w:spacing w:line="240" w:after="40" w:before="40" w:lineRule="auto"/>
+              <w:jc w:val="left"/>
+              <w:ind w:left="0" w:right="0" w:firstLine="0"/>
+              <w:spacing w:lineRule="auto" w:line="240" w:before="40" w:after="40"/>
             </w:pPr>
             <w:r>
               <w:t xml:space="preserve">INTEGER PK</w:t>
@@ -5754,8 +6063,9 @@
           <w:p>
             <w:pPr>
               <w:pStyle w:val="Compact"/>
-              <w:ind w:firstLine="0" w:left="0" w:right="0"/>
-              <w:spacing w:line="240" w:after="40" w:before="40" w:lineRule="auto"/>
+              <w:jc w:val="left"/>
+              <w:ind w:left="0" w:right="0" w:firstLine="0"/>
+              <w:spacing w:lineRule="auto" w:line="240" w:before="40" w:after="40"/>
             </w:pPr>
             <w:r>
               <w:t xml:space="preserve">Auto-assigned internal key</w:t>
@@ -5769,8 +6079,9 @@
           <w:p>
             <w:pPr>
               <w:pStyle w:val="Compact"/>
-              <w:ind w:firstLine="0" w:left="0" w:right="0"/>
-              <w:spacing w:line="240" w:after="40" w:before="40" w:lineRule="auto"/>
+              <w:jc w:val="left"/>
+              <w:ind w:left="0" w:right="0" w:firstLine="0"/>
+              <w:spacing w:lineRule="auto" w:line="240" w:before="40" w:after="40"/>
             </w:pPr>
             <w:r>
               <w:t xml:space="preserve">content_sha</w:t>
@@ -5782,8 +6093,9 @@
           <w:p>
             <w:pPr>
               <w:pStyle w:val="Compact"/>
-              <w:ind w:firstLine="0" w:left="0" w:right="0"/>
-              <w:spacing w:line="240" w:after="40" w:before="40" w:lineRule="auto"/>
+              <w:jc w:val="left"/>
+              <w:ind w:left="0" w:right="0" w:firstLine="0"/>
+              <w:spacing w:lineRule="auto" w:line="240" w:before="40" w:after="40"/>
             </w:pPr>
             <w:r>
               <w:t xml:space="preserve">TEXT</w:t>
@@ -5795,8 +6107,9 @@
           <w:p>
             <w:pPr>
               <w:pStyle w:val="Compact"/>
-              <w:ind w:firstLine="0" w:left="0" w:right="0"/>
-              <w:spacing w:line="240" w:after="40" w:before="40" w:lineRule="auto"/>
+              <w:jc w:val="left"/>
+              <w:ind w:left="0" w:right="0" w:firstLine="0"/>
+              <w:spacing w:lineRule="auto" w:line="240" w:before="40" w:after="40"/>
             </w:pPr>
             <w:r>
               <w:t xml:space="preserve">SHA1 checksum for change detection</w:t>
@@ -5810,8 +6123,9 @@
           <w:p>
             <w:pPr>
               <w:pStyle w:val="Compact"/>
-              <w:ind w:firstLine="0" w:left="0" w:right="0"/>
-              <w:spacing w:line="240" w:after="40" w:before="40" w:lineRule="auto"/>
+              <w:jc w:val="left"/>
+              <w:ind w:left="0" w:right="0" w:firstLine="0"/>
+              <w:spacing w:lineRule="auto" w:line="240" w:before="40" w:after="40"/>
             </w:pPr>
             <w:r>
               <w:t xml:space="preserve">specification_ref</w:t>
@@ -5823,8 +6137,9 @@
           <w:p>
             <w:pPr>
               <w:pStyle w:val="Compact"/>
-              <w:ind w:firstLine="0" w:left="0" w:right="0"/>
-              <w:spacing w:line="240" w:after="40" w:before="40" w:lineRule="auto"/>
+              <w:jc w:val="left"/>
+              <w:ind w:left="0" w:right="0" w:firstLine="0"/>
+              <w:spacing w:lineRule="auto" w:line="240" w:before="40" w:after="40"/>
             </w:pPr>
             <w:r>
               <w:t xml:space="preserve">TEXT NOT NULL FK</w:t>
@@ -5836,8 +6151,9 @@
           <w:p>
             <w:pPr>
               <w:pStyle w:val="Compact"/>
-              <w:ind w:firstLine="0" w:left="0" w:right="0"/>
-              <w:spacing w:line="240" w:after="40" w:before="40" w:lineRule="auto"/>
+              <w:jc w:val="left"/>
+              <w:ind w:left="0" w:right="0" w:firstLine="0"/>
+              <w:spacing w:lineRule="auto" w:line="240" w:before="40" w:after="40"/>
             </w:pPr>
             <w:r>
               <w:t xml:space="preserve">Parent specification</w:t>
@@ -5851,8 +6167,9 @@
           <w:p>
             <w:pPr>
               <w:pStyle w:val="Compact"/>
-              <w:ind w:firstLine="0" w:left="0" w:right="0"/>
-              <w:spacing w:line="240" w:after="40" w:before="40" w:lineRule="auto"/>
+              <w:jc w:val="left"/>
+              <w:ind w:left="0" w:right="0" w:firstLine="0"/>
+              <w:spacing w:lineRule="auto" w:line="240" w:before="40" w:after="40"/>
             </w:pPr>
             <w:r>
               <w:t xml:space="preserve">type_ref</w:t>
@@ -5864,8 +6181,9 @@
           <w:p>
             <w:pPr>
               <w:pStyle w:val="Compact"/>
-              <w:ind w:firstLine="0" w:left="0" w:right="0"/>
-              <w:spacing w:line="240" w:after="40" w:before="40" w:lineRule="auto"/>
+              <w:jc w:val="left"/>
+              <w:ind w:left="0" w:right="0" w:firstLine="0"/>
+              <w:spacing w:lineRule="auto" w:line="240" w:before="40" w:after="40"/>
             </w:pPr>
             <w:r>
               <w:t xml:space="preserve">TEXT NOT NULL FK</w:t>
@@ -5877,8 +6195,9 @@
           <w:p>
             <w:pPr>
               <w:pStyle w:val="Compact"/>
-              <w:ind w:firstLine="0" w:left="0" w:right="0"/>
-              <w:spacing w:line="240" w:after="40" w:before="40" w:lineRule="auto"/>
+              <w:jc w:val="left"/>
+              <w:ind w:left="0" w:right="0" w:firstLine="0"/>
+              <w:spacing w:lineRule="auto" w:line="240" w:before="40" w:after="40"/>
             </w:pPr>
             <w:r>
               <w:t xml:space="preserve">Float type</w:t>
@@ -5892,8 +6211,9 @@
           <w:p>
             <w:pPr>
               <w:pStyle w:val="Compact"/>
-              <w:ind w:firstLine="0" w:left="0" w:right="0"/>
-              <w:spacing w:line="240" w:after="40" w:before="40" w:lineRule="auto"/>
+              <w:jc w:val="left"/>
+              <w:ind w:left="0" w:right="0" w:firstLine="0"/>
+              <w:spacing w:lineRule="auto" w:line="240" w:before="40" w:after="40"/>
             </w:pPr>
             <w:r>
               <w:t xml:space="preserve">from_file</w:t>
@@ -5905,8 +6225,9 @@
           <w:p>
             <w:pPr>
               <w:pStyle w:val="Compact"/>
-              <w:ind w:firstLine="0" w:left="0" w:right="0"/>
-              <w:spacing w:line="240" w:after="40" w:before="40" w:lineRule="auto"/>
+              <w:jc w:val="left"/>
+              <w:ind w:left="0" w:right="0" w:firstLine="0"/>
+              <w:spacing w:lineRule="auto" w:line="240" w:before="40" w:after="40"/>
             </w:pPr>
             <w:r>
               <w:t xml:space="preserve">TEXT NOT NULL</w:t>
@@ -5918,8 +6239,9 @@
           <w:p>
             <w:pPr>
               <w:pStyle w:val="Compact"/>
-              <w:ind w:firstLine="0" w:left="0" w:right="0"/>
-              <w:spacing w:line="240" w:after="40" w:before="40" w:lineRule="auto"/>
+              <w:jc w:val="left"/>
+              <w:ind w:left="0" w:right="0" w:firstLine="0"/>
+              <w:spacing w:lineRule="auto" w:line="240" w:before="40" w:after="40"/>
             </w:pPr>
             <w:r>
               <w:t xml:space="preserve">Source file path</w:t>
@@ -5933,8 +6255,9 @@
           <w:p>
             <w:pPr>
               <w:pStyle w:val="Compact"/>
-              <w:ind w:firstLine="0" w:left="0" w:right="0"/>
-              <w:spacing w:line="240" w:after="40" w:before="40" w:lineRule="auto"/>
+              <w:jc w:val="left"/>
+              <w:ind w:left="0" w:right="0" w:firstLine="0"/>
+              <w:spacing w:lineRule="auto" w:line="240" w:before="40" w:after="40"/>
             </w:pPr>
             <w:r>
               <w:t xml:space="preserve">file_seq</w:t>
@@ -5946,8 +6269,9 @@
           <w:p>
             <w:pPr>
               <w:pStyle w:val="Compact"/>
-              <w:ind w:firstLine="0" w:left="0" w:right="0"/>
-              <w:spacing w:line="240" w:after="40" w:before="40" w:lineRule="auto"/>
+              <w:jc w:val="left"/>
+              <w:ind w:left="0" w:right="0" w:firstLine="0"/>
+              <w:spacing w:lineRule="auto" w:line="240" w:before="40" w:after="40"/>
             </w:pPr>
             <w:r>
               <w:t xml:space="preserve">INTEGER NOT NULL</w:t>
@@ -5959,8 +6283,9 @@
           <w:p>
             <w:pPr>
               <w:pStyle w:val="Compact"/>
-              <w:ind w:firstLine="0" w:left="0" w:right="0"/>
-              <w:spacing w:line="240" w:after="40" w:before="40" w:lineRule="auto"/>
+              <w:jc w:val="left"/>
+              <w:ind w:left="0" w:right="0" w:firstLine="0"/>
+              <w:spacing w:lineRule="auto" w:line="240" w:before="40" w:after="40"/>
             </w:pPr>
             <w:r>
               <w:t xml:space="preserve">Sequence within file</w:t>
@@ -5974,8 +6299,9 @@
           <w:p>
             <w:pPr>
               <w:pStyle w:val="Compact"/>
-              <w:ind w:firstLine="0" w:left="0" w:right="0"/>
-              <w:spacing w:line="240" w:after="40" w:before="40" w:lineRule="auto"/>
+              <w:jc w:val="left"/>
+              <w:ind w:left="0" w:right="0" w:firstLine="0"/>
+              <w:spacing w:lineRule="auto" w:line="240" w:before="40" w:after="40"/>
             </w:pPr>
             <w:r>
               <w:t xml:space="preserve">start_line</w:t>
@@ -5987,8 +6313,9 @@
           <w:p>
             <w:pPr>
               <w:pStyle w:val="Compact"/>
-              <w:ind w:firstLine="0" w:left="0" w:right="0"/>
-              <w:spacing w:line="240" w:after="40" w:before="40" w:lineRule="auto"/>
+              <w:jc w:val="left"/>
+              <w:ind w:left="0" w:right="0" w:firstLine="0"/>
+              <w:spacing w:lineRule="auto" w:line="240" w:before="40" w:after="40"/>
             </w:pPr>
             <w:r>
               <w:t xml:space="preserve">INTEGER</w:t>
@@ -6000,8 +6327,9 @@
           <w:p>
             <w:pPr>
               <w:pStyle w:val="Compact"/>
-              <w:ind w:firstLine="0" w:left="0" w:right="0"/>
-              <w:spacing w:line="240" w:after="40" w:before="40" w:lineRule="auto"/>
+              <w:jc w:val="left"/>
+              <w:ind w:left="0" w:right="0" w:firstLine="0"/>
+              <w:spacing w:lineRule="auto" w:line="240" w:before="40" w:after="40"/>
             </w:pPr>
             <w:r>
               <w:t xml:space="preserve">Start line in source</w:t>
@@ -6015,8 +6343,9 @@
           <w:p>
             <w:pPr>
               <w:pStyle w:val="Compact"/>
-              <w:ind w:firstLine="0" w:left="0" w:right="0"/>
-              <w:spacing w:line="240" w:after="40" w:before="40" w:lineRule="auto"/>
+              <w:jc w:val="left"/>
+              <w:ind w:left="0" w:right="0" w:firstLine="0"/>
+              <w:spacing w:lineRule="auto" w:line="240" w:before="40" w:after="40"/>
             </w:pPr>
             <w:r>
               <w:t xml:space="preserve">label</w:t>
@@ -6028,8 +6357,9 @@
           <w:p>
             <w:pPr>
               <w:pStyle w:val="Compact"/>
-              <w:ind w:firstLine="0" w:left="0" w:right="0"/>
-              <w:spacing w:line="240" w:after="40" w:before="40" w:lineRule="auto"/>
+              <w:jc w:val="left"/>
+              <w:ind w:left="0" w:right="0" w:firstLine="0"/>
+              <w:spacing w:lineRule="auto" w:line="240" w:before="40" w:after="40"/>
             </w:pPr>
             <w:r>
               <w:t xml:space="preserve">TEXT NOT NULL</w:t>
@@ -6041,8 +6371,9 @@
           <w:p>
             <w:pPr>
               <w:pStyle w:val="Compact"/>
-              <w:ind w:firstLine="0" w:left="0" w:right="0"/>
-              <w:spacing w:line="240" w:after="40" w:before="40" w:lineRule="auto"/>
+              <w:jc w:val="left"/>
+              <w:ind w:left="0" w:right="0" w:firstLine="0"/>
+              <w:spacing w:lineRule="auto" w:line="240" w:before="40" w:after="40"/>
             </w:pPr>
             <w:r>
               <w:t xml:space="preserve">Cross-reference label</w:t>
@@ -6056,8 +6387,9 @@
           <w:p>
             <w:pPr>
               <w:pStyle w:val="Compact"/>
-              <w:ind w:firstLine="0" w:left="0" w:right="0"/>
-              <w:spacing w:line="240" w:after="40" w:before="40" w:lineRule="auto"/>
+              <w:jc w:val="left"/>
+              <w:ind w:left="0" w:right="0" w:firstLine="0"/>
+              <w:spacing w:lineRule="auto" w:line="240" w:before="40" w:after="40"/>
             </w:pPr>
             <w:r>
               <w:t xml:space="preserve">number</w:t>
@@ -6069,8 +6401,9 @@
           <w:p>
             <w:pPr>
               <w:pStyle w:val="Compact"/>
-              <w:ind w:firstLine="0" w:left="0" w:right="0"/>
-              <w:spacing w:line="240" w:after="40" w:before="40" w:lineRule="auto"/>
+              <w:jc w:val="left"/>
+              <w:ind w:left="0" w:right="0" w:firstLine="0"/>
+              <w:spacing w:lineRule="auto" w:line="240" w:before="40" w:after="40"/>
             </w:pPr>
             <w:r>
               <w:t xml:space="preserve">INTEGER</w:t>
@@ -6082,8 +6415,9 @@
           <w:p>
             <w:pPr>
               <w:pStyle w:val="Compact"/>
-              <w:ind w:firstLine="0" w:left="0" w:right="0"/>
-              <w:spacing w:line="240" w:after="40" w:before="40" w:lineRule="auto"/>
+              <w:jc w:val="left"/>
+              <w:ind w:left="0" w:right="0" w:firstLine="0"/>
+              <w:spacing w:lineRule="auto" w:line="240" w:before="40" w:after="40"/>
             </w:pPr>
             <w:r>
               <w:t xml:space="preserve">Auto-assigned number within counter group</w:t>
@@ -6097,8 +6431,9 @@
           <w:p>
             <w:pPr>
               <w:pStyle w:val="Compact"/>
-              <w:ind w:firstLine="0" w:left="0" w:right="0"/>
-              <w:spacing w:line="240" w:after="40" w:before="40" w:lineRule="auto"/>
+              <w:jc w:val="left"/>
+              <w:ind w:left="0" w:right="0" w:firstLine="0"/>
+              <w:spacing w:lineRule="auto" w:line="240" w:before="40" w:after="40"/>
             </w:pPr>
             <w:r>
               <w:t xml:space="preserve">caption</w:t>
@@ -6110,8 +6445,9 @@
           <w:p>
             <w:pPr>
               <w:pStyle w:val="Compact"/>
-              <w:ind w:firstLine="0" w:left="0" w:right="0"/>
-              <w:spacing w:line="240" w:after="40" w:before="40" w:lineRule="auto"/>
+              <w:jc w:val="left"/>
+              <w:ind w:left="0" w:right="0" w:firstLine="0"/>
+              <w:spacing w:lineRule="auto" w:line="240" w:before="40" w:after="40"/>
             </w:pPr>
             <w:r>
               <w:t xml:space="preserve">TEXT</w:t>
@@ -6123,8 +6459,9 @@
           <w:p>
             <w:pPr>
               <w:pStyle w:val="Compact"/>
-              <w:ind w:firstLine="0" w:left="0" w:right="0"/>
-              <w:spacing w:line="240" w:after="40" w:before="40" w:lineRule="auto"/>
+              <w:jc w:val="left"/>
+              <w:ind w:left="0" w:right="0" w:firstLine="0"/>
+              <w:spacing w:lineRule="auto" w:line="240" w:before="40" w:after="40"/>
             </w:pPr>
             <w:r>
               <w:t xml:space="preserve">Caption text</w:t>
@@ -6138,8 +6475,9 @@
           <w:p>
             <w:pPr>
               <w:pStyle w:val="Compact"/>
-              <w:ind w:firstLine="0" w:left="0" w:right="0"/>
-              <w:spacing w:line="240" w:after="40" w:before="40" w:lineRule="auto"/>
+              <w:jc w:val="left"/>
+              <w:ind w:left="0" w:right="0" w:firstLine="0"/>
+              <w:spacing w:lineRule="auto" w:line="240" w:before="40" w:after="40"/>
             </w:pPr>
             <w:r>
               <w:t xml:space="preserve">pandoc_attributes</w:t>
@@ -6151,8 +6489,9 @@
           <w:p>
             <w:pPr>
               <w:pStyle w:val="Compact"/>
-              <w:ind w:firstLine="0" w:left="0" w:right="0"/>
-              <w:spacing w:line="240" w:after="40" w:before="40" w:lineRule="auto"/>
+              <w:jc w:val="left"/>
+              <w:ind w:left="0" w:right="0" w:firstLine="0"/>
+              <w:spacing w:lineRule="auto" w:line="240" w:before="40" w:after="40"/>
             </w:pPr>
             <w:r>
               <w:t xml:space="preserve">JSON</w:t>
@@ -6164,8 +6503,9 @@
           <w:p>
             <w:pPr>
               <w:pStyle w:val="Compact"/>
-              <w:ind w:firstLine="0" w:left="0" w:right="0"/>
-              <w:spacing w:line="240" w:after="40" w:before="40" w:lineRule="auto"/>
+              <w:jc w:val="left"/>
+              <w:ind w:left="0" w:right="0" w:firstLine="0"/>
+              <w:spacing w:lineRule="auto" w:line="240" w:before="40" w:after="40"/>
             </w:pPr>
             <w:r>
               <w:t xml:space="preserve">Parsed attributes from code block</w:t>
@@ -6179,8 +6519,9 @@
           <w:p>
             <w:pPr>
               <w:pStyle w:val="Compact"/>
-              <w:ind w:firstLine="0" w:left="0" w:right="0"/>
-              <w:spacing w:line="240" w:after="40" w:before="40" w:lineRule="auto"/>
+              <w:jc w:val="left"/>
+              <w:ind w:left="0" w:right="0" w:firstLine="0"/>
+              <w:spacing w:lineRule="auto" w:line="240" w:before="40" w:after="40"/>
             </w:pPr>
             <w:r>
               <w:t xml:space="preserve">raw_content</w:t>
@@ -6192,8 +6533,9 @@
           <w:p>
             <w:pPr>
               <w:pStyle w:val="Compact"/>
-              <w:ind w:firstLine="0" w:left="0" w:right="0"/>
-              <w:spacing w:line="240" w:after="40" w:before="40" w:lineRule="auto"/>
+              <w:jc w:val="left"/>
+              <w:ind w:left="0" w:right="0" w:firstLine="0"/>
+              <w:spacing w:lineRule="auto" w:line="240" w:before="40" w:after="40"/>
             </w:pPr>
             <w:r>
               <w:t xml:space="preserve">TEXT</w:t>
@@ -6205,8 +6547,9 @@
           <w:p>
             <w:pPr>
               <w:pStyle w:val="Compact"/>
-              <w:ind w:firstLine="0" w:left="0" w:right="0"/>
-              <w:spacing w:line="240" w:after="40" w:before="40" w:lineRule="auto"/>
+              <w:jc w:val="left"/>
+              <w:ind w:left="0" w:right="0" w:firstLine="0"/>
+              <w:spacing w:lineRule="auto" w:line="240" w:before="40" w:after="40"/>
             </w:pPr>
             <w:r>
               <w:t xml:space="preserve">Original raw content</w:t>
@@ -6220,8 +6563,9 @@
           <w:p>
             <w:pPr>
               <w:pStyle w:val="Compact"/>
-              <w:ind w:firstLine="0" w:left="0" w:right="0"/>
-              <w:spacing w:line="240" w:after="40" w:before="40" w:lineRule="auto"/>
+              <w:jc w:val="left"/>
+              <w:ind w:left="0" w:right="0" w:firstLine="0"/>
+              <w:spacing w:lineRule="auto" w:line="240" w:before="40" w:after="40"/>
             </w:pPr>
             <w:r>
               <w:t xml:space="preserve">raw_ast</w:t>
@@ -6233,8 +6577,9 @@
           <w:p>
             <w:pPr>
               <w:pStyle w:val="Compact"/>
-              <w:ind w:firstLine="0" w:left="0" w:right="0"/>
-              <w:spacing w:line="240" w:after="40" w:before="40" w:lineRule="auto"/>
+              <w:jc w:val="left"/>
+              <w:ind w:left="0" w:right="0" w:firstLine="0"/>
+              <w:spacing w:lineRule="auto" w:line="240" w:before="40" w:after="40"/>
             </w:pPr>
             <w:r>
               <w:t xml:space="preserve">JSON</w:t>
@@ -6246,8 +6591,9 @@
           <w:p>
             <w:pPr>
               <w:pStyle w:val="Compact"/>
-              <w:ind w:firstLine="0" w:left="0" w:right="0"/>
-              <w:spacing w:line="240" w:after="40" w:before="40" w:lineRule="auto"/>
+              <w:jc w:val="left"/>
+              <w:ind w:left="0" w:right="0" w:firstLine="0"/>
+              <w:spacing w:lineRule="auto" w:line="240" w:before="40" w:after="40"/>
             </w:pPr>
             <w:r>
               <w:t xml:space="preserve">Original Pandoc AST</w:t>
@@ -6261,8 +6607,9 @@
           <w:p>
             <w:pPr>
               <w:pStyle w:val="Compact"/>
-              <w:ind w:firstLine="0" w:left="0" w:right="0"/>
-              <w:spacing w:line="240" w:after="40" w:before="40" w:lineRule="auto"/>
+              <w:jc w:val="left"/>
+              <w:ind w:left="0" w:right="0" w:firstLine="0"/>
+              <w:spacing w:lineRule="auto" w:line="240" w:before="40" w:after="40"/>
             </w:pPr>
             <w:r>
               <w:t xml:space="preserve">resolved_ast</w:t>
@@ -6274,8 +6621,9 @@
           <w:p>
             <w:pPr>
               <w:pStyle w:val="Compact"/>
-              <w:ind w:firstLine="0" w:left="0" w:right="0"/>
-              <w:spacing w:line="240" w:after="40" w:before="40" w:lineRule="auto"/>
+              <w:jc w:val="left"/>
+              <w:ind w:left="0" w:right="0" w:firstLine="0"/>
+              <w:spacing w:lineRule="auto" w:line="240" w:before="40" w:after="40"/>
             </w:pPr>
             <w:r>
               <w:t xml:space="preserve">JSON</w:t>
@@ -6287,8 +6635,9 @@
           <w:p>
             <w:pPr>
               <w:pStyle w:val="Compact"/>
-              <w:ind w:firstLine="0" w:left="0" w:right="0"/>
-              <w:spacing w:line="240" w:after="40" w:before="40" w:lineRule="auto"/>
+              <w:jc w:val="left"/>
+              <w:ind w:left="0" w:right="0" w:firstLine="0"/>
+              <w:spacing w:lineRule="auto" w:line="240" w:before="40" w:after="40"/>
             </w:pPr>
             <w:r>
               <w:t xml:space="preserve">Processed AST after rendering</w:t>
@@ -6302,8 +6651,9 @@
           <w:p>
             <w:pPr>
               <w:pStyle w:val="Compact"/>
-              <w:ind w:firstLine="0" w:left="0" w:right="0"/>
-              <w:spacing w:line="240" w:after="40" w:before="40" w:lineRule="auto"/>
+              <w:jc w:val="left"/>
+              <w:ind w:left="0" w:right="0" w:firstLine="0"/>
+              <w:spacing w:lineRule="auto" w:line="240" w:before="40" w:after="40"/>
             </w:pPr>
             <w:r>
               <w:t xml:space="preserve">parent_object_id</w:t>
@@ -6315,8 +6665,9 @@
           <w:p>
             <w:pPr>
               <w:pStyle w:val="Compact"/>
-              <w:ind w:firstLine="0" w:left="0" w:right="0"/>
-              <w:spacing w:line="240" w:after="40" w:before="40" w:lineRule="auto"/>
+              <w:jc w:val="left"/>
+              <w:ind w:left="0" w:right="0" w:firstLine="0"/>
+              <w:spacing w:lineRule="auto" w:line="240" w:before="40" w:after="40"/>
             </w:pPr>
             <w:r>
               <w:t xml:space="preserve">INTEGER FK</w:t>
@@ -6328,8 +6679,9 @@
           <w:p>
             <w:pPr>
               <w:pStyle w:val="Compact"/>
-              <w:ind w:firstLine="0" w:left="0" w:right="0"/>
-              <w:spacing w:line="240" w:after="40" w:before="40" w:lineRule="auto"/>
+              <w:jc w:val="left"/>
+              <w:ind w:left="0" w:right="0" w:firstLine="0"/>
+              <w:spacing w:lineRule="auto" w:line="240" w:before="40" w:after="40"/>
             </w:pPr>
             <w:r>
               <w:t xml:space="preserve">Containing spec object</w:t>
@@ -6343,8 +6695,9 @@
           <w:p>
             <w:pPr>
               <w:pStyle w:val="Compact"/>
-              <w:ind w:firstLine="0" w:left="0" w:right="0"/>
-              <w:spacing w:line="240" w:after="40" w:before="40" w:lineRule="auto"/>
+              <w:jc w:val="left"/>
+              <w:ind w:left="0" w:right="0" w:firstLine="0"/>
+              <w:spacing w:lineRule="auto" w:line="240" w:before="40" w:after="40"/>
             </w:pPr>
             <w:r>
               <w:t xml:space="preserve">anchor</w:t>
@@ -6356,8 +6709,9 @@
           <w:p>
             <w:pPr>
               <w:pStyle w:val="Compact"/>
-              <w:ind w:firstLine="0" w:left="0" w:right="0"/>
-              <w:spacing w:line="240" w:after="40" w:before="40" w:lineRule="auto"/>
+              <w:jc w:val="left"/>
+              <w:ind w:left="0" w:right="0" w:firstLine="0"/>
+              <w:spacing w:lineRule="auto" w:line="240" w:before="40" w:after="40"/>
             </w:pPr>
             <w:r>
               <w:t xml:space="preserve">TEXT</w:t>
@@ -6369,8 +6723,9 @@
           <w:p>
             <w:pPr>
               <w:pStyle w:val="Compact"/>
-              <w:ind w:firstLine="0" w:left="0" w:right="0"/>
-              <w:spacing w:line="240" w:after="40" w:before="40" w:lineRule="auto"/>
+              <w:jc w:val="left"/>
+              <w:ind w:left="0" w:right="0" w:firstLine="0"/>
+              <w:spacing w:lineRule="auto" w:line="240" w:before="40" w:after="40"/>
             </w:pPr>
             <w:r>
               <w:t xml:space="preserve">HTML anchor for linking</w:t>
@@ -6384,8 +6739,9 @@
           <w:p>
             <w:pPr>
               <w:pStyle w:val="Compact"/>
-              <w:ind w:firstLine="0" w:left="0" w:right="0"/>
-              <w:spacing w:line="240" w:after="40" w:before="40" w:lineRule="auto"/>
+              <w:jc w:val="left"/>
+              <w:ind w:left="0" w:right="0" w:firstLine="0"/>
+              <w:spacing w:lineRule="auto" w:line="240" w:before="40" w:after="40"/>
             </w:pPr>
             <w:r>
               <w:t xml:space="preserve">syntax_key</w:t>
@@ -6397,8 +6753,9 @@
           <w:p>
             <w:pPr>
               <w:pStyle w:val="Compact"/>
-              <w:ind w:firstLine="0" w:left="0" w:right="0"/>
-              <w:spacing w:line="240" w:after="40" w:before="40" w:lineRule="auto"/>
+              <w:jc w:val="left"/>
+              <w:ind w:left="0" w:right="0" w:firstLine="0"/>
+              <w:spacing w:lineRule="auto" w:line="240" w:before="40" w:after="40"/>
             </w:pPr>
             <w:r>
               <w:t xml:space="preserve">TEXT</w:t>
@@ -6410,8 +6767,9 @@
           <w:p>
             <w:pPr>
               <w:pStyle w:val="Compact"/>
-              <w:ind w:firstLine="0" w:left="0" w:right="0"/>
-              <w:spacing w:line="240" w:after="40" w:before="40" w:lineRule="auto"/>
+              <w:jc w:val="left"/>
+              <w:ind w:left="0" w:right="0" w:firstLine="0"/>
+              <w:spacing w:lineRule="auto" w:line="240" w:before="40" w:after="40"/>
             </w:pPr>
             <w:r>
               <w:t xml:space="preserve">Original syntax from code block</w:t>
@@ -6420,8 +6778,8 @@
         </w:tc>
       </w:tr>
     </w:tbl>
-    <w:bookmarkEnd w:id="27"/>
-    <w:bookmarkStart w:id="28" w:name="spec_relations"/>
+    <w:bookmarkEnd w:id="38"/>
+    <w:bookmarkStart w:id="39" w:name="spec_relations"/>
     <w:p>
       <w:pPr>
         <w:pStyle w:val="Heading2"/>
@@ -6474,12 +6832,12 @@
     </w:p>
     <w:p>
       <w:pPr>
-        <w:spacing w:before="0" w:lineRule="exact" w:line="20" w:after="0"/>
+        <w:spacing w:before="0" w:after="0" w:line="20" w:lineRule="exact"/>
         <w:rPr>
           <w:sz w:val="2"/>
         </w:rPr>
       </w:pPr>
-      <w:bookmarkStart w:name="csv-tbl-relations" w:id="66242"/>
+      <w:bookmarkStart w:id="66242" w:name="csv-tbl-relations"/>
       <w:bookmarkEnd w:id="66242"/>
     </w:p>
     <w:p>
@@ -6514,13 +6872,14 @@
         <w:tblStyle w:val="Table"/>
         <w:tblW w:type="auto" w:w="0"/>
         <w:tblLook w:firstRow="1" w:lastRow="0" w:firstColumn="0" w:lastColumn="0" w:noHBand="0" w:noVBand="0" w:val="0020"/>
+        <w:jc w:val="start"/>
         <w:tblBorders>
-          <w:top w:space="0" w:sz="6" w:color="000000" w:val="single"/>
-          <w:left w:space="0" w:sz="6" w:color="000000" w:val="single"/>
-          <w:bottom w:space="0" w:sz="6" w:color="000000" w:val="single"/>
-          <w:right w:space="0" w:sz="6" w:color="000000" w:val="single"/>
-          <w:insideH w:space="0" w:sz="6" w:color="000000" w:val="single"/>
-          <w:insideV w:space="0" w:sz="6" w:color="000000" w:val="single"/>
+          <w:top w:color="000000" w:space="0" w:val="single" w:sz="6"/>
+          <w:left w:color="000000" w:space="0" w:val="single" w:sz="6"/>
+          <w:bottom w:color="000000" w:space="0" w:val="single" w:sz="6"/>
+          <w:right w:color="000000" w:space="0" w:val="single" w:sz="6"/>
+          <w:insideH w:color="000000" w:space="0" w:val="single" w:sz="6"/>
+          <w:insideV w:color="000000" w:space="0" w:val="single" w:sz="6"/>
         </w:tblBorders>
         <w:tblCellMar>
           <w:top w:type="dxa" w:w="57"/>
@@ -6536,17 +6895,18 @@
       </w:tblGrid>
       <w:tr>
         <w:trPr>
-          <w:tblHeader w:val="on"/>
+          <w:tblHeader w:val="true"/>
         </w:trPr>
         <w:tc>
           <w:tcPr>
-            <w:shd w:fill="E8E8E8" w:color="auto" w:val="clear"/>
+            <w:shd w:color="auto" w:val="clear" w:fill="E8E8E8"/>
           </w:tcPr>
           <w:p>
             <w:pPr>
               <w:pStyle w:val="Compact"/>
-              <w:ind w:firstLine="0" w:left="0" w:right="0"/>
-              <w:spacing w:line="240" w:after="40" w:before="40" w:lineRule="auto"/>
+              <w:jc w:val="left"/>
+              <w:ind w:left="0" w:right="0" w:firstLine="0"/>
+              <w:spacing w:lineRule="auto" w:line="240" w:before="40" w:after="40"/>
             </w:pPr>
             <w:r>
               <w:rPr>
@@ -6558,13 +6918,14 @@
         </w:tc>
         <w:tc>
           <w:tcPr>
-            <w:shd w:fill="E8E8E8" w:color="auto" w:val="clear"/>
+            <w:shd w:color="auto" w:val="clear" w:fill="E8E8E8"/>
           </w:tcPr>
           <w:p>
             <w:pPr>
               <w:pStyle w:val="Compact"/>
-              <w:ind w:firstLine="0" w:left="0" w:right="0"/>
-              <w:spacing w:line="240" w:after="40" w:before="40" w:lineRule="auto"/>
+              <w:jc w:val="left"/>
+              <w:ind w:left="0" w:right="0" w:firstLine="0"/>
+              <w:spacing w:lineRule="auto" w:line="240" w:before="40" w:after="40"/>
             </w:pPr>
             <w:r>
               <w:rPr>
@@ -6576,13 +6937,14 @@
         </w:tc>
         <w:tc>
           <w:tcPr>
-            <w:shd w:fill="E8E8E8" w:color="auto" w:val="clear"/>
+            <w:shd w:color="auto" w:val="clear" w:fill="E8E8E8"/>
           </w:tcPr>
           <w:p>
             <w:pPr>
               <w:pStyle w:val="Compact"/>
-              <w:ind w:firstLine="0" w:left="0" w:right="0"/>
-              <w:spacing w:line="240" w:after="40" w:before="40" w:lineRule="auto"/>
+              <w:jc w:val="left"/>
+              <w:ind w:left="0" w:right="0" w:firstLine="0"/>
+              <w:spacing w:lineRule="auto" w:line="240" w:before="40" w:after="40"/>
             </w:pPr>
             <w:r>
               <w:rPr>
@@ -6599,8 +6961,9 @@
           <w:p>
             <w:pPr>
               <w:pStyle w:val="Compact"/>
-              <w:ind w:firstLine="0" w:left="0" w:right="0"/>
-              <w:spacing w:line="240" w:after="40" w:before="40" w:lineRule="auto"/>
+              <w:jc w:val="left"/>
+              <w:ind w:left="0" w:right="0" w:firstLine="0"/>
+              <w:spacing w:lineRule="auto" w:line="240" w:before="40" w:after="40"/>
             </w:pPr>
             <w:r>
               <w:t xml:space="preserve">id</w:t>
@@ -6612,8 +6975,9 @@
           <w:p>
             <w:pPr>
               <w:pStyle w:val="Compact"/>
-              <w:ind w:firstLine="0" w:left="0" w:right="0"/>
-              <w:spacing w:line="240" w:after="40" w:before="40" w:lineRule="auto"/>
+              <w:jc w:val="left"/>
+              <w:ind w:left="0" w:right="0" w:firstLine="0"/>
+              <w:spacing w:lineRule="auto" w:line="240" w:before="40" w:after="40"/>
             </w:pPr>
             <w:r>
               <w:t xml:space="preserve">INTEGER PK</w:t>
@@ -6625,8 +6989,9 @@
           <w:p>
             <w:pPr>
               <w:pStyle w:val="Compact"/>
-              <w:ind w:firstLine="0" w:left="0" w:right="0"/>
-              <w:spacing w:line="240" w:after="40" w:before="40" w:lineRule="auto"/>
+              <w:jc w:val="left"/>
+              <w:ind w:left="0" w:right="0" w:firstLine="0"/>
+              <w:spacing w:lineRule="auto" w:line="240" w:before="40" w:after="40"/>
             </w:pPr>
             <w:r>
               <w:t xml:space="preserve">Auto-assigned internal key</w:t>
@@ -6640,8 +7005,9 @@
           <w:p>
             <w:pPr>
               <w:pStyle w:val="Compact"/>
-              <w:ind w:firstLine="0" w:left="0" w:right="0"/>
-              <w:spacing w:line="240" w:after="40" w:before="40" w:lineRule="auto"/>
+              <w:jc w:val="left"/>
+              <w:ind w:left="0" w:right="0" w:firstLine="0"/>
+              <w:spacing w:lineRule="auto" w:line="240" w:before="40" w:after="40"/>
             </w:pPr>
             <w:r>
               <w:t xml:space="preserve">content_sha</w:t>
@@ -6653,8 +7019,9 @@
           <w:p>
             <w:pPr>
               <w:pStyle w:val="Compact"/>
-              <w:ind w:firstLine="0" w:left="0" w:right="0"/>
-              <w:spacing w:line="240" w:after="40" w:before="40" w:lineRule="auto"/>
+              <w:jc w:val="left"/>
+              <w:ind w:left="0" w:right="0" w:firstLine="0"/>
+              <w:spacing w:lineRule="auto" w:line="240" w:before="40" w:after="40"/>
             </w:pPr>
             <w:r>
               <w:t xml:space="preserve">TEXT</w:t>
@@ -6666,8 +7033,9 @@
           <w:p>
             <w:pPr>
               <w:pStyle w:val="Compact"/>
-              <w:ind w:firstLine="0" w:left="0" w:right="0"/>
-              <w:spacing w:line="240" w:after="40" w:before="40" w:lineRule="auto"/>
+              <w:jc w:val="left"/>
+              <w:ind w:left="0" w:right="0" w:firstLine="0"/>
+              <w:spacing w:lineRule="auto" w:line="240" w:before="40" w:after="40"/>
             </w:pPr>
             <w:r>
               <w:t xml:space="preserve">SHA1 checksum for change detection</w:t>
@@ -6681,8 +7049,9 @@
           <w:p>
             <w:pPr>
               <w:pStyle w:val="Compact"/>
-              <w:ind w:firstLine="0" w:left="0" w:right="0"/>
-              <w:spacing w:line="240" w:after="40" w:before="40" w:lineRule="auto"/>
+              <w:jc w:val="left"/>
+              <w:ind w:left="0" w:right="0" w:firstLine="0"/>
+              <w:spacing w:lineRule="auto" w:line="240" w:before="40" w:after="40"/>
             </w:pPr>
             <w:r>
               <w:t xml:space="preserve">specification_ref</w:t>
@@ -6694,8 +7063,9 @@
           <w:p>
             <w:pPr>
               <w:pStyle w:val="Compact"/>
-              <w:ind w:firstLine="0" w:left="0" w:right="0"/>
-              <w:spacing w:line="240" w:after="40" w:before="40" w:lineRule="auto"/>
+              <w:jc w:val="left"/>
+              <w:ind w:left="0" w:right="0" w:firstLine="0"/>
+              <w:spacing w:lineRule="auto" w:line="240" w:before="40" w:after="40"/>
             </w:pPr>
             <w:r>
               <w:t xml:space="preserve">TEXT NOT NULL FK</w:t>
@@ -6707,8 +7077,9 @@
           <w:p>
             <w:pPr>
               <w:pStyle w:val="Compact"/>
-              <w:ind w:firstLine="0" w:left="0" w:right="0"/>
-              <w:spacing w:line="240" w:after="40" w:before="40" w:lineRule="auto"/>
+              <w:jc w:val="left"/>
+              <w:ind w:left="0" w:right="0" w:firstLine="0"/>
+              <w:spacing w:lineRule="auto" w:line="240" w:before="40" w:after="40"/>
             </w:pPr>
             <w:r>
               <w:t xml:space="preserve">Parent specification</w:t>
@@ -6722,8 +7093,9 @@
           <w:p>
             <w:pPr>
               <w:pStyle w:val="Compact"/>
-              <w:ind w:firstLine="0" w:left="0" w:right="0"/>
-              <w:spacing w:line="240" w:after="40" w:before="40" w:lineRule="auto"/>
+              <w:jc w:val="left"/>
+              <w:ind w:left="0" w:right="0" w:firstLine="0"/>
+              <w:spacing w:lineRule="auto" w:line="240" w:before="40" w:after="40"/>
             </w:pPr>
             <w:r>
               <w:t xml:space="preserve">source_object_id</w:t>
@@ -6735,8 +7107,9 @@
           <w:p>
             <w:pPr>
               <w:pStyle w:val="Compact"/>
-              <w:ind w:firstLine="0" w:left="0" w:right="0"/>
-              <w:spacing w:line="240" w:after="40" w:before="40" w:lineRule="auto"/>
+              <w:jc w:val="left"/>
+              <w:ind w:left="0" w:right="0" w:firstLine="0"/>
+              <w:spacing w:lineRule="auto" w:line="240" w:before="40" w:after="40"/>
             </w:pPr>
             <w:r>
               <w:t xml:space="preserve">INTEGER NOT NULL FK</w:t>
@@ -6748,8 +7121,9 @@
           <w:p>
             <w:pPr>
               <w:pStyle w:val="Compact"/>
-              <w:ind w:firstLine="0" w:left="0" w:right="0"/>
-              <w:spacing w:line="240" w:after="40" w:before="40" w:lineRule="auto"/>
+              <w:jc w:val="left"/>
+              <w:ind w:left="0" w:right="0" w:firstLine="0"/>
+              <w:spacing w:lineRule="auto" w:line="240" w:before="40" w:after="40"/>
             </w:pPr>
             <w:r>
               <w:t xml:space="preserve">Source object</w:t>
@@ -6763,8 +7137,9 @@
           <w:p>
             <w:pPr>
               <w:pStyle w:val="Compact"/>
-              <w:ind w:firstLine="0" w:left="0" w:right="0"/>
-              <w:spacing w:line="240" w:after="40" w:before="40" w:lineRule="auto"/>
+              <w:jc w:val="left"/>
+              <w:ind w:left="0" w:right="0" w:firstLine="0"/>
+              <w:spacing w:lineRule="auto" w:line="240" w:before="40" w:after="40"/>
             </w:pPr>
             <w:r>
               <w:t xml:space="preserve">target_text</w:t>
@@ -6776,8 +7151,9 @@
           <w:p>
             <w:pPr>
               <w:pStyle w:val="Compact"/>
-              <w:ind w:firstLine="0" w:left="0" w:right="0"/>
-              <w:spacing w:line="240" w:after="40" w:before="40" w:lineRule="auto"/>
+              <w:jc w:val="left"/>
+              <w:ind w:left="0" w:right="0" w:firstLine="0"/>
+              <w:spacing w:lineRule="auto" w:line="240" w:before="40" w:after="40"/>
             </w:pPr>
             <w:r>
               <w:t xml:space="preserve">TEXT</w:t>
@@ -6789,8 +7165,9 @@
           <w:p>
             <w:pPr>
               <w:pStyle w:val="Compact"/>
-              <w:ind w:firstLine="0" w:left="0" w:right="0"/>
-              <w:spacing w:line="240" w:after="40" w:before="40" w:lineRule="auto"/>
+              <w:jc w:val="left"/>
+              <w:ind w:left="0" w:right="0" w:firstLine="0"/>
+              <w:spacing w:lineRule="auto" w:line="240" w:before="40" w:after="40"/>
             </w:pPr>
             <w:r>
               <w:t xml:space="preserve">Target as written (before resolution)</w:t>
@@ -6804,8 +7181,9 @@
           <w:p>
             <w:pPr>
               <w:pStyle w:val="Compact"/>
-              <w:ind w:firstLine="0" w:left="0" w:right="0"/>
-              <w:spacing w:line="240" w:after="40" w:before="40" w:lineRule="auto"/>
+              <w:jc w:val="left"/>
+              <w:ind w:left="0" w:right="0" w:firstLine="0"/>
+              <w:spacing w:lineRule="auto" w:line="240" w:before="40" w:after="40"/>
             </w:pPr>
             <w:r>
               <w:t xml:space="preserve">target_object_id</w:t>
@@ -6817,8 +7195,9 @@
           <w:p>
             <w:pPr>
               <w:pStyle w:val="Compact"/>
-              <w:ind w:firstLine="0" w:left="0" w:right="0"/>
-              <w:spacing w:line="240" w:after="40" w:before="40" w:lineRule="auto"/>
+              <w:jc w:val="left"/>
+              <w:ind w:left="0" w:right="0" w:firstLine="0"/>
+              <w:spacing w:lineRule="auto" w:line="240" w:before="40" w:after="40"/>
             </w:pPr>
             <w:r>
               <w:t xml:space="preserve">INTEGER FK</w:t>
@@ -6830,8 +7209,9 @@
           <w:p>
             <w:pPr>
               <w:pStyle w:val="Compact"/>
-              <w:ind w:firstLine="0" w:left="0" w:right="0"/>
-              <w:spacing w:line="240" w:after="40" w:before="40" w:lineRule="auto"/>
+              <w:jc w:val="left"/>
+              <w:ind w:left="0" w:right="0" w:firstLine="0"/>
+              <w:spacing w:lineRule="auto" w:line="240" w:before="40" w:after="40"/>
             </w:pPr>
             <w:r>
               <w:t xml:space="preserve">Resolved target object (NULL if unresolved)</w:t>
@@ -6845,8 +7225,9 @@
           <w:p>
             <w:pPr>
               <w:pStyle w:val="Compact"/>
-              <w:ind w:firstLine="0" w:left="0" w:right="0"/>
-              <w:spacing w:line="240" w:after="40" w:before="40" w:lineRule="auto"/>
+              <w:jc w:val="left"/>
+              <w:ind w:left="0" w:right="0" w:firstLine="0"/>
+              <w:spacing w:lineRule="auto" w:line="240" w:before="40" w:after="40"/>
             </w:pPr>
             <w:r>
               <w:t xml:space="preserve">target_float_id</w:t>
@@ -6858,8 +7239,9 @@
           <w:p>
             <w:pPr>
               <w:pStyle w:val="Compact"/>
-              <w:ind w:firstLine="0" w:left="0" w:right="0"/>
-              <w:spacing w:line="240" w:after="40" w:before="40" w:lineRule="auto"/>
+              <w:jc w:val="left"/>
+              <w:ind w:left="0" w:right="0" w:firstLine="0"/>
+              <w:spacing w:lineRule="auto" w:line="240" w:before="40" w:after="40"/>
             </w:pPr>
             <w:r>
               <w:t xml:space="preserve">INTEGER FK</w:t>
@@ -6871,8 +7253,9 @@
           <w:p>
             <w:pPr>
               <w:pStyle w:val="Compact"/>
-              <w:ind w:firstLine="0" w:left="0" w:right="0"/>
-              <w:spacing w:line="240" w:after="40" w:before="40" w:lineRule="auto"/>
+              <w:jc w:val="left"/>
+              <w:ind w:left="0" w:right="0" w:firstLine="0"/>
+              <w:spacing w:lineRule="auto" w:line="240" w:before="40" w:after="40"/>
             </w:pPr>
             <w:r>
               <w:t xml:space="preserve">Resolved target float (NULL if unresolved)</w:t>
@@ -6886,8 +7269,9 @@
           <w:p>
             <w:pPr>
               <w:pStyle w:val="Compact"/>
-              <w:ind w:firstLine="0" w:left="0" w:right="0"/>
-              <w:spacing w:line="240" w:after="40" w:before="40" w:lineRule="auto"/>
+              <w:jc w:val="left"/>
+              <w:ind w:left="0" w:right="0" w:firstLine="0"/>
+              <w:spacing w:lineRule="auto" w:line="240" w:before="40" w:after="40"/>
             </w:pPr>
             <w:r>
               <w:t xml:space="preserve">type_ref</w:t>
@@ -6899,8 +7283,9 @@
           <w:p>
             <w:pPr>
               <w:pStyle w:val="Compact"/>
-              <w:ind w:firstLine="0" w:left="0" w:right="0"/>
-              <w:spacing w:line="240" w:after="40" w:before="40" w:lineRule="auto"/>
+              <w:jc w:val="left"/>
+              <w:ind w:left="0" w:right="0" w:firstLine="0"/>
+              <w:spacing w:lineRule="auto" w:line="240" w:before="40" w:after="40"/>
             </w:pPr>
             <w:r>
               <w:t xml:space="preserve">TEXT FK</w:t>
@@ -6912,8 +7297,9 @@
           <w:p>
             <w:pPr>
               <w:pStyle w:val="Compact"/>
-              <w:ind w:firstLine="0" w:left="0" w:right="0"/>
-              <w:spacing w:line="240" w:after="40" w:before="40" w:lineRule="auto"/>
+              <w:jc w:val="left"/>
+              <w:ind w:left="0" w:right="0" w:firstLine="0"/>
+              <w:spacing w:lineRule="auto" w:line="240" w:before="40" w:after="40"/>
             </w:pPr>
             <w:r>
               <w:t xml:space="preserve">Inferred relation type</w:t>
@@ -6927,8 +7313,9 @@
           <w:p>
             <w:pPr>
               <w:pStyle w:val="Compact"/>
-              <w:ind w:firstLine="0" w:left="0" w:right="0"/>
-              <w:spacing w:line="240" w:after="40" w:before="40" w:lineRule="auto"/>
+              <w:jc w:val="left"/>
+              <w:ind w:left="0" w:right="0" w:firstLine="0"/>
+              <w:spacing w:lineRule="auto" w:line="240" w:before="40" w:after="40"/>
             </w:pPr>
             <w:r>
               <w:t xml:space="preserve">is_ambiguous</w:t>
@@ -6940,8 +7327,9 @@
           <w:p>
             <w:pPr>
               <w:pStyle w:val="Compact"/>
-              <w:ind w:firstLine="0" w:left="0" w:right="0"/>
-              <w:spacing w:line="240" w:after="40" w:before="40" w:lineRule="auto"/>
+              <w:jc w:val="left"/>
+              <w:ind w:left="0" w:right="0" w:firstLine="0"/>
+              <w:spacing w:lineRule="auto" w:line="240" w:before="40" w:after="40"/>
             </w:pPr>
             <w:r>
               <w:t xml:space="preserve">INTEGER DEFAULT 0</w:t>
@@ -6953,8 +7341,9 @@
           <w:p>
             <w:pPr>
               <w:pStyle w:val="Compact"/>
-              <w:ind w:firstLine="0" w:left="0" w:right="0"/>
-              <w:spacing w:line="240" w:after="40" w:before="40" w:lineRule="auto"/>
+              <w:jc w:val="left"/>
+              <w:ind w:left="0" w:right="0" w:firstLine="0"/>
+              <w:spacing w:lineRule="auto" w:line="240" w:before="40" w:after="40"/>
             </w:pPr>
             <w:r>
               <w:t xml:space="preserve">1 = multiple matches found</w:t>
@@ -6968,8 +7357,9 @@
           <w:p>
             <w:pPr>
               <w:pStyle w:val="Compact"/>
-              <w:ind w:firstLine="0" w:left="0" w:right="0"/>
-              <w:spacing w:line="240" w:after="40" w:before="40" w:lineRule="auto"/>
+              <w:jc w:val="left"/>
+              <w:ind w:left="0" w:right="0" w:firstLine="0"/>
+              <w:spacing w:lineRule="auto" w:line="240" w:before="40" w:after="40"/>
             </w:pPr>
             <w:r>
               <w:t xml:space="preserve">from_file</w:t>
@@ -6981,8 +7371,9 @@
           <w:p>
             <w:pPr>
               <w:pStyle w:val="Compact"/>
-              <w:ind w:firstLine="0" w:left="0" w:right="0"/>
-              <w:spacing w:line="240" w:after="40" w:before="40" w:lineRule="auto"/>
+              <w:jc w:val="left"/>
+              <w:ind w:left="0" w:right="0" w:firstLine="0"/>
+              <w:spacing w:lineRule="auto" w:line="240" w:before="40" w:after="40"/>
             </w:pPr>
             <w:r>
               <w:t xml:space="preserve">TEXT NOT NULL</w:t>
@@ -6994,8 +7385,9 @@
           <w:p>
             <w:pPr>
               <w:pStyle w:val="Compact"/>
-              <w:ind w:firstLine="0" w:left="0" w:right="0"/>
-              <w:spacing w:line="240" w:after="40" w:before="40" w:lineRule="auto"/>
+              <w:jc w:val="left"/>
+              <w:ind w:left="0" w:right="0" w:firstLine="0"/>
+              <w:spacing w:lineRule="auto" w:line="240" w:before="40" w:after="40"/>
             </w:pPr>
             <w:r>
               <w:t xml:space="preserve">Source file</w:t>
@@ -7009,8 +7401,9 @@
           <w:p>
             <w:pPr>
               <w:pStyle w:val="Compact"/>
-              <w:ind w:firstLine="0" w:left="0" w:right="0"/>
-              <w:spacing w:line="240" w:after="40" w:before="40" w:lineRule="auto"/>
+              <w:jc w:val="left"/>
+              <w:ind w:left="0" w:right="0" w:firstLine="0"/>
+              <w:spacing w:lineRule="auto" w:line="240" w:before="40" w:after="40"/>
             </w:pPr>
             <w:r>
               <w:t xml:space="preserve">link_line</w:t>
@@ -7022,8 +7415,9 @@
           <w:p>
             <w:pPr>
               <w:pStyle w:val="Compact"/>
-              <w:ind w:firstLine="0" w:left="0" w:right="0"/>
-              <w:spacing w:line="240" w:after="40" w:before="40" w:lineRule="auto"/>
+              <w:jc w:val="left"/>
+              <w:ind w:left="0" w:right="0" w:firstLine="0"/>
+              <w:spacing w:lineRule="auto" w:line="240" w:before="40" w:after="40"/>
             </w:pPr>
             <w:r>
               <w:t xml:space="preserve">INTEGER DEFAULT 0</w:t>
@@ -7035,8 +7429,9 @@
           <w:p>
             <w:pPr>
               <w:pStyle w:val="Compact"/>
-              <w:ind w:firstLine="0" w:left="0" w:right="0"/>
-              <w:spacing w:line="240" w:after="40" w:before="40" w:lineRule="auto"/>
+              <w:jc w:val="left"/>
+              <w:ind w:left="0" w:right="0" w:firstLine="0"/>
+              <w:spacing w:lineRule="auto" w:line="240" w:before="40" w:after="40"/>
             </w:pPr>
             <w:r>
               <w:t xml:space="preserve">Line number of link</w:t>
@@ -7050,8 +7445,9 @@
           <w:p>
             <w:pPr>
               <w:pStyle w:val="Compact"/>
-              <w:ind w:firstLine="0" w:left="0" w:right="0"/>
-              <w:spacing w:line="240" w:after="40" w:before="40" w:lineRule="auto"/>
+              <w:jc w:val="left"/>
+              <w:ind w:left="0" w:right="0" w:firstLine="0"/>
+              <w:spacing w:lineRule="auto" w:line="240" w:before="40" w:after="40"/>
             </w:pPr>
             <w:r>
               <w:t xml:space="preserve">source_attribute</w:t>
@@ -7063,8 +7459,9 @@
           <w:p>
             <w:pPr>
               <w:pStyle w:val="Compact"/>
-              <w:ind w:firstLine="0" w:left="0" w:right="0"/>
-              <w:spacing w:line="240" w:after="40" w:before="40" w:lineRule="auto"/>
+              <w:jc w:val="left"/>
+              <w:ind w:left="0" w:right="0" w:firstLine="0"/>
+              <w:spacing w:lineRule="auto" w:line="240" w:before="40" w:after="40"/>
             </w:pPr>
             <w:r>
               <w:t xml:space="preserve">TEXT</w:t>
@@ -7076,8 +7473,9 @@
           <w:p>
             <w:pPr>
               <w:pStyle w:val="Compact"/>
-              <w:ind w:firstLine="0" w:left="0" w:right="0"/>
-              <w:spacing w:line="240" w:after="40" w:before="40" w:lineRule="auto"/>
+              <w:jc w:val="left"/>
+              <w:ind w:left="0" w:right="0" w:firstLine="0"/>
+              <w:spacing w:lineRule="auto" w:line="240" w:before="40" w:after="40"/>
             </w:pPr>
             <w:r>
               <w:t xml:space="preserve">Attribute containing the link (NULL if in body)</w:t>
@@ -7091,8 +7489,9 @@
           <w:p>
             <w:pPr>
               <w:pStyle w:val="Compact"/>
-              <w:ind w:firstLine="0" w:left="0" w:right="0"/>
-              <w:spacing w:line="240" w:after="40" w:before="40" w:lineRule="auto"/>
+              <w:jc w:val="left"/>
+              <w:ind w:left="0" w:right="0" w:firstLine="0"/>
+              <w:spacing w:lineRule="auto" w:line="240" w:before="40" w:after="40"/>
             </w:pPr>
             <w:r>
               <w:t xml:space="preserve">link_selector</w:t>
@@ -7104,8 +7503,9 @@
           <w:p>
             <w:pPr>
               <w:pStyle w:val="Compact"/>
-              <w:ind w:firstLine="0" w:left="0" w:right="0"/>
-              <w:spacing w:line="240" w:after="40" w:before="40" w:lineRule="auto"/>
+              <w:jc w:val="left"/>
+              <w:ind w:left="0" w:right="0" w:firstLine="0"/>
+              <w:spacing w:lineRule="auto" w:line="240" w:before="40" w:after="40"/>
             </w:pPr>
             <w:r>
               <w:t xml:space="preserve">TEXT</w:t>
@@ -7117,8 +7517,9 @@
           <w:p>
             <w:pPr>
               <w:pStyle w:val="Compact"/>
-              <w:ind w:firstLine="0" w:left="0" w:right="0"/>
-              <w:spacing w:line="240" w:after="40" w:before="40" w:lineRule="auto"/>
+              <w:jc w:val="left"/>
+              <w:ind w:left="0" w:right="0" w:firstLine="0"/>
+              <w:spacing w:lineRule="auto" w:line="240" w:before="40" w:after="40"/>
             </w:pPr>
             <w:r>
               <w:t xml:space="preserve">Selector syntax ("@" or "#")</w:t>
@@ -7127,8 +7528,8 @@
         </w:tc>
       </w:tr>
     </w:tbl>
-    <w:bookmarkEnd w:id="28"/>
-    <w:bookmarkStart w:id="29" w:name="spec_views"/>
+    <w:bookmarkEnd w:id="39"/>
+    <w:bookmarkStart w:id="40" w:name="spec_views"/>
     <w:p>
       <w:pPr>
         <w:pStyle w:val="Heading2"/>
@@ -7166,12 +7567,12 @@
     </w:p>
     <w:p>
       <w:pPr>
-        <w:spacing w:before="0" w:lineRule="exact" w:line="20" w:after="0"/>
+        <w:spacing w:before="0" w:after="0" w:line="20" w:lineRule="exact"/>
         <w:rPr>
           <w:sz w:val="2"/>
         </w:rPr>
       </w:pPr>
-      <w:bookmarkStart w:name="csv-tbl-views" w:id="86393"/>
+      <w:bookmarkStart w:id="86393" w:name="csv-tbl-views"/>
       <w:bookmarkEnd w:id="86393"/>
     </w:p>
     <w:p>
@@ -7206,13 +7607,14 @@
         <w:tblStyle w:val="Table"/>
         <w:tblW w:type="auto" w:w="0"/>
         <w:tblLook w:firstRow="1" w:lastRow="0" w:firstColumn="0" w:lastColumn="0" w:noHBand="0" w:noVBand="0" w:val="0020"/>
+        <w:jc w:val="start"/>
         <w:tblBorders>
-          <w:top w:space="0" w:sz="6" w:color="000000" w:val="single"/>
-          <w:left w:space="0" w:sz="6" w:color="000000" w:val="single"/>
-          <w:bottom w:space="0" w:sz="6" w:color="000000" w:val="single"/>
-          <w:right w:space="0" w:sz="6" w:color="000000" w:val="single"/>
-          <w:insideH w:space="0" w:sz="6" w:color="000000" w:val="single"/>
-          <w:insideV w:space="0" w:sz="6" w:color="000000" w:val="single"/>
+          <w:top w:color="000000" w:space="0" w:val="single" w:sz="6"/>
+          <w:left w:color="000000" w:space="0" w:val="single" w:sz="6"/>
+          <w:bottom w:color="000000" w:space="0" w:val="single" w:sz="6"/>
+          <w:right w:color="000000" w:space="0" w:val="single" w:sz="6"/>
+          <w:insideH w:color="000000" w:space="0" w:val="single" w:sz="6"/>
+          <w:insideV w:color="000000" w:space="0" w:val="single" w:sz="6"/>
         </w:tblBorders>
         <w:tblCellMar>
           <w:top w:type="dxa" w:w="57"/>
@@ -7228,17 +7630,18 @@
       </w:tblGrid>
       <w:tr>
         <w:trPr>
-          <w:tblHeader w:val="on"/>
+          <w:tblHeader w:val="true"/>
         </w:trPr>
         <w:tc>
           <w:tcPr>
-            <w:shd w:fill="E8E8E8" w:color="auto" w:val="clear"/>
+            <w:shd w:color="auto" w:val="clear" w:fill="E8E8E8"/>
           </w:tcPr>
           <w:p>
             <w:pPr>
               <w:pStyle w:val="Compact"/>
-              <w:ind w:firstLine="0" w:left="0" w:right="0"/>
-              <w:spacing w:line="240" w:after="40" w:before="40" w:lineRule="auto"/>
+              <w:jc w:val="left"/>
+              <w:ind w:left="0" w:right="0" w:firstLine="0"/>
+              <w:spacing w:lineRule="auto" w:line="240" w:before="40" w:after="40"/>
             </w:pPr>
             <w:r>
               <w:rPr>
@@ -7250,13 +7653,14 @@
         </w:tc>
         <w:tc>
           <w:tcPr>
-            <w:shd w:fill="E8E8E8" w:color="auto" w:val="clear"/>
+            <w:shd w:color="auto" w:val="clear" w:fill="E8E8E8"/>
           </w:tcPr>
           <w:p>
             <w:pPr>
               <w:pStyle w:val="Compact"/>
-              <w:ind w:firstLine="0" w:left="0" w:right="0"/>
-              <w:spacing w:line="240" w:after="40" w:before="40" w:lineRule="auto"/>
+              <w:jc w:val="left"/>
+              <w:ind w:left="0" w:right="0" w:firstLine="0"/>
+              <w:spacing w:lineRule="auto" w:line="240" w:before="40" w:after="40"/>
             </w:pPr>
             <w:r>
               <w:rPr>
@@ -7268,13 +7672,14 @@
         </w:tc>
         <w:tc>
           <w:tcPr>
-            <w:shd w:fill="E8E8E8" w:color="auto" w:val="clear"/>
+            <w:shd w:color="auto" w:val="clear" w:fill="E8E8E8"/>
           </w:tcPr>
           <w:p>
             <w:pPr>
               <w:pStyle w:val="Compact"/>
-              <w:ind w:firstLine="0" w:left="0" w:right="0"/>
-              <w:spacing w:line="240" w:after="40" w:before="40" w:lineRule="auto"/>
+              <w:jc w:val="left"/>
+              <w:ind w:left="0" w:right="0" w:firstLine="0"/>
+              <w:spacing w:lineRule="auto" w:line="240" w:before="40" w:after="40"/>
             </w:pPr>
             <w:r>
               <w:rPr>
@@ -7291,8 +7696,9 @@
           <w:p>
             <w:pPr>
               <w:pStyle w:val="Compact"/>
-              <w:ind w:firstLine="0" w:left="0" w:right="0"/>
-              <w:spacing w:line="240" w:after="40" w:before="40" w:lineRule="auto"/>
+              <w:jc w:val="left"/>
+              <w:ind w:left="0" w:right="0" w:firstLine="0"/>
+              <w:spacing w:lineRule="auto" w:line="240" w:before="40" w:after="40"/>
             </w:pPr>
             <w:r>
               <w:t xml:space="preserve">id</w:t>
@@ -7304,8 +7710,9 @@
           <w:p>
             <w:pPr>
               <w:pStyle w:val="Compact"/>
-              <w:ind w:firstLine="0" w:left="0" w:right="0"/>
-              <w:spacing w:line="240" w:after="40" w:before="40" w:lineRule="auto"/>
+              <w:jc w:val="left"/>
+              <w:ind w:left="0" w:right="0" w:firstLine="0"/>
+              <w:spacing w:lineRule="auto" w:line="240" w:before="40" w:after="40"/>
             </w:pPr>
             <w:r>
               <w:t xml:space="preserve">INTEGER PK</w:t>
@@ -7317,8 +7724,9 @@
           <w:p>
             <w:pPr>
               <w:pStyle w:val="Compact"/>
-              <w:ind w:firstLine="0" w:left="0" w:right="0"/>
-              <w:spacing w:line="240" w:after="40" w:before="40" w:lineRule="auto"/>
+              <w:jc w:val="left"/>
+              <w:ind w:left="0" w:right="0" w:firstLine="0"/>
+              <w:spacing w:lineRule="auto" w:line="240" w:before="40" w:after="40"/>
             </w:pPr>
             <w:r>
               <w:t xml:space="preserve">Auto-assigned internal key</w:t>
@@ -7332,8 +7740,9 @@
           <w:p>
             <w:pPr>
               <w:pStyle w:val="Compact"/>
-              <w:ind w:firstLine="0" w:left="0" w:right="0"/>
-              <w:spacing w:line="240" w:after="40" w:before="40" w:lineRule="auto"/>
+              <w:jc w:val="left"/>
+              <w:ind w:left="0" w:right="0" w:firstLine="0"/>
+              <w:spacing w:lineRule="auto" w:line="240" w:before="40" w:after="40"/>
             </w:pPr>
             <w:r>
               <w:t xml:space="preserve">content_sha</w:t>
@@ -7345,8 +7754,9 @@
           <w:p>
             <w:pPr>
               <w:pStyle w:val="Compact"/>
-              <w:ind w:firstLine="0" w:left="0" w:right="0"/>
-              <w:spacing w:line="240" w:after="40" w:before="40" w:lineRule="auto"/>
+              <w:jc w:val="left"/>
+              <w:ind w:left="0" w:right="0" w:firstLine="0"/>
+              <w:spacing w:lineRule="auto" w:line="240" w:before="40" w:after="40"/>
             </w:pPr>
             <w:r>
               <w:t xml:space="preserve">TEXT</w:t>
@@ -7358,8 +7768,9 @@
           <w:p>
             <w:pPr>
               <w:pStyle w:val="Compact"/>
-              <w:ind w:firstLine="0" w:left="0" w:right="0"/>
-              <w:spacing w:line="240" w:after="40" w:before="40" w:lineRule="auto"/>
+              <w:jc w:val="left"/>
+              <w:ind w:left="0" w:right="0" w:firstLine="0"/>
+              <w:spacing w:lineRule="auto" w:line="240" w:before="40" w:after="40"/>
             </w:pPr>
             <w:r>
               <w:t xml:space="preserve">SHA1 checksum for change detection</w:t>
@@ -7373,8 +7784,9 @@
           <w:p>
             <w:pPr>
               <w:pStyle w:val="Compact"/>
-              <w:ind w:firstLine="0" w:left="0" w:right="0"/>
-              <w:spacing w:line="240" w:after="40" w:before="40" w:lineRule="auto"/>
+              <w:jc w:val="left"/>
+              <w:ind w:left="0" w:right="0" w:firstLine="0"/>
+              <w:spacing w:lineRule="auto" w:line="240" w:before="40" w:after="40"/>
             </w:pPr>
             <w:r>
               <w:t xml:space="preserve">specification_ref</w:t>
@@ -7386,8 +7798,9 @@
           <w:p>
             <w:pPr>
               <w:pStyle w:val="Compact"/>
-              <w:ind w:firstLine="0" w:left="0" w:right="0"/>
-              <w:spacing w:line="240" w:after="40" w:before="40" w:lineRule="auto"/>
+              <w:jc w:val="left"/>
+              <w:ind w:left="0" w:right="0" w:firstLine="0"/>
+              <w:spacing w:lineRule="auto" w:line="240" w:before="40" w:after="40"/>
             </w:pPr>
             <w:r>
               <w:t xml:space="preserve">TEXT NOT NULL FK</w:t>
@@ -7399,8 +7812,9 @@
           <w:p>
             <w:pPr>
               <w:pStyle w:val="Compact"/>
-              <w:ind w:firstLine="0" w:left="0" w:right="0"/>
-              <w:spacing w:line="240" w:after="40" w:before="40" w:lineRule="auto"/>
+              <w:jc w:val="left"/>
+              <w:ind w:left="0" w:right="0" w:firstLine="0"/>
+              <w:spacing w:lineRule="auto" w:line="240" w:before="40" w:after="40"/>
             </w:pPr>
             <w:r>
               <w:t xml:space="preserve">Parent specification</w:t>
@@ -7414,8 +7828,9 @@
           <w:p>
             <w:pPr>
               <w:pStyle w:val="Compact"/>
-              <w:ind w:firstLine="0" w:left="0" w:right="0"/>
-              <w:spacing w:line="240" w:after="40" w:before="40" w:lineRule="auto"/>
+              <w:jc w:val="left"/>
+              <w:ind w:left="0" w:right="0" w:firstLine="0"/>
+              <w:spacing w:lineRule="auto" w:line="240" w:before="40" w:after="40"/>
             </w:pPr>
             <w:r>
               <w:t xml:space="preserve">view_type_ref</w:t>
@@ -7427,8 +7842,9 @@
           <w:p>
             <w:pPr>
               <w:pStyle w:val="Compact"/>
-              <w:ind w:firstLine="0" w:left="0" w:right="0"/>
-              <w:spacing w:line="240" w:after="40" w:before="40" w:lineRule="auto"/>
+              <w:jc w:val="left"/>
+              <w:ind w:left="0" w:right="0" w:firstLine="0"/>
+              <w:spacing w:lineRule="auto" w:line="240" w:before="40" w:after="40"/>
             </w:pPr>
             <w:r>
               <w:t xml:space="preserve">TEXT NOT NULL FK</w:t>
@@ -7440,8 +7856,9 @@
           <w:p>
             <w:pPr>
               <w:pStyle w:val="Compact"/>
-              <w:ind w:firstLine="0" w:left="0" w:right="0"/>
-              <w:spacing w:line="240" w:after="40" w:before="40" w:lineRule="auto"/>
+              <w:jc w:val="left"/>
+              <w:ind w:left="0" w:right="0" w:firstLine="0"/>
+              <w:spacing w:lineRule="auto" w:line="240" w:before="40" w:after="40"/>
             </w:pPr>
             <w:r>
               <w:t xml:space="preserve">View type</w:t>
@@ -7455,8 +7872,9 @@
           <w:p>
             <w:pPr>
               <w:pStyle w:val="Compact"/>
-              <w:ind w:firstLine="0" w:left="0" w:right="0"/>
-              <w:spacing w:line="240" w:after="40" w:before="40" w:lineRule="auto"/>
+              <w:jc w:val="left"/>
+              <w:ind w:left="0" w:right="0" w:firstLine="0"/>
+              <w:spacing w:lineRule="auto" w:line="240" w:before="40" w:after="40"/>
             </w:pPr>
             <w:r>
               <w:t xml:space="preserve">from_file</w:t>
@@ -7468,8 +7886,9 @@
           <w:p>
             <w:pPr>
               <w:pStyle w:val="Compact"/>
-              <w:ind w:firstLine="0" w:left="0" w:right="0"/>
-              <w:spacing w:line="240" w:after="40" w:before="40" w:lineRule="auto"/>
+              <w:jc w:val="left"/>
+              <w:ind w:left="0" w:right="0" w:firstLine="0"/>
+              <w:spacing w:lineRule="auto" w:line="240" w:before="40" w:after="40"/>
             </w:pPr>
             <w:r>
               <w:t xml:space="preserve">TEXT NOT NULL</w:t>
@@ -7481,8 +7900,9 @@
           <w:p>
             <w:pPr>
               <w:pStyle w:val="Compact"/>
-              <w:ind w:firstLine="0" w:left="0" w:right="0"/>
-              <w:spacing w:line="240" w:after="40" w:before="40" w:lineRule="auto"/>
+              <w:jc w:val="left"/>
+              <w:ind w:left="0" w:right="0" w:firstLine="0"/>
+              <w:spacing w:lineRule="auto" w:line="240" w:before="40" w:after="40"/>
             </w:pPr>
             <w:r>
               <w:t xml:space="preserve">Source file path</w:t>
@@ -7496,8 +7916,9 @@
           <w:p>
             <w:pPr>
               <w:pStyle w:val="Compact"/>
-              <w:ind w:firstLine="0" w:left="0" w:right="0"/>
-              <w:spacing w:line="240" w:after="40" w:before="40" w:lineRule="auto"/>
+              <w:jc w:val="left"/>
+              <w:ind w:left="0" w:right="0" w:firstLine="0"/>
+              <w:spacing w:lineRule="auto" w:line="240" w:before="40" w:after="40"/>
             </w:pPr>
             <w:r>
               <w:t xml:space="preserve">file_seq</w:t>
@@ -7509,8 +7930,9 @@
           <w:p>
             <w:pPr>
               <w:pStyle w:val="Compact"/>
-              <w:ind w:firstLine="0" w:left="0" w:right="0"/>
-              <w:spacing w:line="240" w:after="40" w:before="40" w:lineRule="auto"/>
+              <w:jc w:val="left"/>
+              <w:ind w:left="0" w:right="0" w:firstLine="0"/>
+              <w:spacing w:lineRule="auto" w:line="240" w:before="40" w:after="40"/>
             </w:pPr>
             <w:r>
               <w:t xml:space="preserve">INTEGER NOT NULL</w:t>
@@ -7522,8 +7944,9 @@
           <w:p>
             <w:pPr>
               <w:pStyle w:val="Compact"/>
-              <w:ind w:firstLine="0" w:left="0" w:right="0"/>
-              <w:spacing w:line="240" w:after="40" w:before="40" w:lineRule="auto"/>
+              <w:jc w:val="left"/>
+              <w:ind w:left="0" w:right="0" w:firstLine="0"/>
+              <w:spacing w:lineRule="auto" w:line="240" w:before="40" w:after="40"/>
             </w:pPr>
             <w:r>
               <w:t xml:space="preserve">Sequence within file</w:t>
@@ -7537,8 +7960,9 @@
           <w:p>
             <w:pPr>
               <w:pStyle w:val="Compact"/>
-              <w:ind w:firstLine="0" w:left="0" w:right="0"/>
-              <w:spacing w:line="240" w:after="40" w:before="40" w:lineRule="auto"/>
+              <w:jc w:val="left"/>
+              <w:ind w:left="0" w:right="0" w:firstLine="0"/>
+              <w:spacing w:lineRule="auto" w:line="240" w:before="40" w:after="40"/>
             </w:pPr>
             <w:r>
               <w:t xml:space="preserve">start_line</w:t>
@@ -7550,8 +7974,9 @@
           <w:p>
             <w:pPr>
               <w:pStyle w:val="Compact"/>
-              <w:ind w:firstLine="0" w:left="0" w:right="0"/>
-              <w:spacing w:line="240" w:after="40" w:before="40" w:lineRule="auto"/>
+              <w:jc w:val="left"/>
+              <w:ind w:left="0" w:right="0" w:firstLine="0"/>
+              <w:spacing w:lineRule="auto" w:line="240" w:before="40" w:after="40"/>
             </w:pPr>
             <w:r>
               <w:t xml:space="preserve">INTEGER</w:t>
@@ -7563,8 +7988,9 @@
           <w:p>
             <w:pPr>
               <w:pStyle w:val="Compact"/>
-              <w:ind w:firstLine="0" w:left="0" w:right="0"/>
-              <w:spacing w:line="240" w:after="40" w:before="40" w:lineRule="auto"/>
+              <w:jc w:val="left"/>
+              <w:ind w:left="0" w:right="0" w:firstLine="0"/>
+              <w:spacing w:lineRule="auto" w:line="240" w:before="40" w:after="40"/>
             </w:pPr>
             <w:r>
               <w:t xml:space="preserve">Start line in source</w:t>
@@ -7578,8 +8004,9 @@
           <w:p>
             <w:pPr>
               <w:pStyle w:val="Compact"/>
-              <w:ind w:firstLine="0" w:left="0" w:right="0"/>
-              <w:spacing w:line="240" w:after="40" w:before="40" w:lineRule="auto"/>
+              <w:jc w:val="left"/>
+              <w:ind w:left="0" w:right="0" w:firstLine="0"/>
+              <w:spacing w:lineRule="auto" w:line="240" w:before="40" w:after="40"/>
             </w:pPr>
             <w:r>
               <w:t xml:space="preserve">raw_ast</w:t>
@@ -7591,8 +8018,9 @@
           <w:p>
             <w:pPr>
               <w:pStyle w:val="Compact"/>
-              <w:ind w:firstLine="0" w:left="0" w:right="0"/>
-              <w:spacing w:line="240" w:after="40" w:before="40" w:lineRule="auto"/>
+              <w:jc w:val="left"/>
+              <w:ind w:left="0" w:right="0" w:firstLine="0"/>
+              <w:spacing w:lineRule="auto" w:line="240" w:before="40" w:after="40"/>
             </w:pPr>
             <w:r>
               <w:t xml:space="preserve">JSON</w:t>
@@ -7604,8 +8032,9 @@
           <w:p>
             <w:pPr>
               <w:pStyle w:val="Compact"/>
-              <w:ind w:firstLine="0" w:left="0" w:right="0"/>
-              <w:spacing w:line="240" w:after="40" w:before="40" w:lineRule="auto"/>
+              <w:jc w:val="left"/>
+              <w:ind w:left="0" w:right="0" w:firstLine="0"/>
+              <w:spacing w:lineRule="auto" w:line="240" w:before="40" w:after="40"/>
             </w:pPr>
             <w:r>
               <w:t xml:space="preserve">Original Pandoc AST</w:t>
@@ -7619,8 +8048,9 @@
           <w:p>
             <w:pPr>
               <w:pStyle w:val="Compact"/>
-              <w:ind w:firstLine="0" w:left="0" w:right="0"/>
-              <w:spacing w:line="240" w:after="40" w:before="40" w:lineRule="auto"/>
+              <w:jc w:val="left"/>
+              <w:ind w:left="0" w:right="0" w:firstLine="0"/>
+              <w:spacing w:lineRule="auto" w:line="240" w:before="40" w:after="40"/>
             </w:pPr>
             <w:r>
               <w:t xml:space="preserve">resolved_ast</w:t>
@@ -7632,8 +8062,9 @@
           <w:p>
             <w:pPr>
               <w:pStyle w:val="Compact"/>
-              <w:ind w:firstLine="0" w:left="0" w:right="0"/>
-              <w:spacing w:line="240" w:after="40" w:before="40" w:lineRule="auto"/>
+              <w:jc w:val="left"/>
+              <w:ind w:left="0" w:right="0" w:firstLine="0"/>
+              <w:spacing w:lineRule="auto" w:line="240" w:before="40" w:after="40"/>
             </w:pPr>
             <w:r>
               <w:t xml:space="preserve">JSON</w:t>
@@ -7645,8 +8076,9 @@
           <w:p>
             <w:pPr>
               <w:pStyle w:val="Compact"/>
-              <w:ind w:firstLine="0" w:left="0" w:right="0"/>
-              <w:spacing w:line="240" w:after="40" w:before="40" w:lineRule="auto"/>
+              <w:jc w:val="left"/>
+              <w:ind w:left="0" w:right="0" w:firstLine="0"/>
+              <w:spacing w:lineRule="auto" w:line="240" w:before="40" w:after="40"/>
             </w:pPr>
             <w:r>
               <w:t xml:space="preserve">Materialized view as Pandoc AST</w:t>
@@ -7660,8 +8092,9 @@
           <w:p>
             <w:pPr>
               <w:pStyle w:val="Compact"/>
-              <w:ind w:firstLine="0" w:left="0" w:right="0"/>
-              <w:spacing w:line="240" w:after="40" w:before="40" w:lineRule="auto"/>
+              <w:jc w:val="left"/>
+              <w:ind w:left="0" w:right="0" w:firstLine="0"/>
+              <w:spacing w:lineRule="auto" w:line="240" w:before="40" w:after="40"/>
             </w:pPr>
             <w:r>
               <w:t xml:space="preserve">resolved_data</w:t>
@@ -7673,8 +8106,9 @@
           <w:p>
             <w:pPr>
               <w:pStyle w:val="Compact"/>
-              <w:ind w:firstLine="0" w:left="0" w:right="0"/>
-              <w:spacing w:line="240" w:after="40" w:before="40" w:lineRule="auto"/>
+              <w:jc w:val="left"/>
+              <w:ind w:left="0" w:right="0" w:firstLine="0"/>
+              <w:spacing w:lineRule="auto" w:line="240" w:before="40" w:after="40"/>
             </w:pPr>
             <w:r>
               <w:t xml:space="preserve">JSON</w:t>
@@ -7686,8 +8120,9 @@
           <w:p>
             <w:pPr>
               <w:pStyle w:val="Compact"/>
-              <w:ind w:firstLine="0" w:left="0" w:right="0"/>
-              <w:spacing w:line="240" w:after="40" w:before="40" w:lineRule="auto"/>
+              <w:jc w:val="left"/>
+              <w:ind w:left="0" w:right="0" w:firstLine="0"/>
+              <w:spacing w:lineRule="auto" w:line="240" w:before="40" w:after="40"/>
             </w:pPr>
             <w:r>
               <w:t xml:space="preserve">Pre-computed view data</w:t>
@@ -7696,8 +8131,8 @@
         </w:tc>
       </w:tr>
     </w:tbl>
-    <w:bookmarkEnd w:id="29"/>
-    <w:bookmarkStart w:id="30" w:name="spec_attribute_values"/>
+    <w:bookmarkEnd w:id="40"/>
+    <w:bookmarkStart w:id="41" w:name="spec_attribute_values"/>
     <w:p>
       <w:pPr>
         <w:pStyle w:val="Heading2"/>
@@ -7720,12 +8155,12 @@
     </w:p>
     <w:p>
       <w:pPr>
-        <w:spacing w:before="0" w:lineRule="exact" w:line="20" w:after="0"/>
+        <w:spacing w:before="0" w:after="0" w:line="20" w:lineRule="exact"/>
         <w:rPr>
           <w:sz w:val="2"/>
         </w:rPr>
       </w:pPr>
-      <w:bookmarkStart w:name="csv-tbl-attributes" w:id="58030"/>
+      <w:bookmarkStart w:id="58030" w:name="csv-tbl-attributes"/>
       <w:bookmarkEnd w:id="58030"/>
     </w:p>
     <w:p>
@@ -7760,13 +8195,14 @@
         <w:tblStyle w:val="Table"/>
         <w:tblW w:type="auto" w:w="0"/>
         <w:tblLook w:firstRow="1" w:lastRow="0" w:firstColumn="0" w:lastColumn="0" w:noHBand="0" w:noVBand="0" w:val="0020"/>
+        <w:jc w:val="start"/>
         <w:tblBorders>
-          <w:top w:space="0" w:sz="6" w:color="000000" w:val="single"/>
-          <w:left w:space="0" w:sz="6" w:color="000000" w:val="single"/>
-          <w:bottom w:space="0" w:sz="6" w:color="000000" w:val="single"/>
-          <w:right w:space="0" w:sz="6" w:color="000000" w:val="single"/>
-          <w:insideH w:space="0" w:sz="6" w:color="000000" w:val="single"/>
-          <w:insideV w:space="0" w:sz="6" w:color="000000" w:val="single"/>
+          <w:top w:color="000000" w:space="0" w:val="single" w:sz="6"/>
+          <w:left w:color="000000" w:space="0" w:val="single" w:sz="6"/>
+          <w:bottom w:color="000000" w:space="0" w:val="single" w:sz="6"/>
+          <w:right w:color="000000" w:space="0" w:val="single" w:sz="6"/>
+          <w:insideH w:color="000000" w:space="0" w:val="single" w:sz="6"/>
+          <w:insideV w:color="000000" w:space="0" w:val="single" w:sz="6"/>
         </w:tblBorders>
         <w:tblCellMar>
           <w:top w:type="dxa" w:w="57"/>
@@ -7782,17 +8218,18 @@
       </w:tblGrid>
       <w:tr>
         <w:trPr>
-          <w:tblHeader w:val="on"/>
+          <w:tblHeader w:val="true"/>
         </w:trPr>
         <w:tc>
           <w:tcPr>
-            <w:shd w:fill="E8E8E8" w:color="auto" w:val="clear"/>
+            <w:shd w:color="auto" w:val="clear" w:fill="E8E8E8"/>
           </w:tcPr>
           <w:p>
             <w:pPr>
               <w:pStyle w:val="Compact"/>
-              <w:ind w:firstLine="0" w:left="0" w:right="0"/>
-              <w:spacing w:line="240" w:after="40" w:before="40" w:lineRule="auto"/>
+              <w:jc w:val="left"/>
+              <w:ind w:left="0" w:right="0" w:firstLine="0"/>
+              <w:spacing w:lineRule="auto" w:line="240" w:before="40" w:after="40"/>
             </w:pPr>
             <w:r>
               <w:rPr>
@@ -7804,13 +8241,14 @@
         </w:tc>
         <w:tc>
           <w:tcPr>
-            <w:shd w:fill="E8E8E8" w:color="auto" w:val="clear"/>
+            <w:shd w:color="auto" w:val="clear" w:fill="E8E8E8"/>
           </w:tcPr>
           <w:p>
             <w:pPr>
               <w:pStyle w:val="Compact"/>
-              <w:ind w:firstLine="0" w:left="0" w:right="0"/>
-              <w:spacing w:line="240" w:after="40" w:before="40" w:lineRule="auto"/>
+              <w:jc w:val="left"/>
+              <w:ind w:left="0" w:right="0" w:firstLine="0"/>
+              <w:spacing w:lineRule="auto" w:line="240" w:before="40" w:after="40"/>
             </w:pPr>
             <w:r>
               <w:rPr>
@@ -7822,13 +8260,14 @@
         </w:tc>
         <w:tc>
           <w:tcPr>
-            <w:shd w:fill="E8E8E8" w:color="auto" w:val="clear"/>
+            <w:shd w:color="auto" w:val="clear" w:fill="E8E8E8"/>
           </w:tcPr>
           <w:p>
             <w:pPr>
               <w:pStyle w:val="Compact"/>
-              <w:ind w:firstLine="0" w:left="0" w:right="0"/>
-              <w:spacing w:line="240" w:after="40" w:before="40" w:lineRule="auto"/>
+              <w:jc w:val="left"/>
+              <w:ind w:left="0" w:right="0" w:firstLine="0"/>
+              <w:spacing w:lineRule="auto" w:line="240" w:before="40" w:after="40"/>
             </w:pPr>
             <w:r>
               <w:rPr>
@@ -7845,8 +8284,9 @@
           <w:p>
             <w:pPr>
               <w:pStyle w:val="Compact"/>
-              <w:ind w:firstLine="0" w:left="0" w:right="0"/>
-              <w:spacing w:line="240" w:after="40" w:before="40" w:lineRule="auto"/>
+              <w:jc w:val="left"/>
+              <w:ind w:left="0" w:right="0" w:firstLine="0"/>
+              <w:spacing w:lineRule="auto" w:line="240" w:before="40" w:after="40"/>
             </w:pPr>
             <w:r>
               <w:t xml:space="preserve">id</w:t>
@@ -7858,8 +8298,9 @@
           <w:p>
             <w:pPr>
               <w:pStyle w:val="Compact"/>
-              <w:ind w:firstLine="0" w:left="0" w:right="0"/>
-              <w:spacing w:line="240" w:after="40" w:before="40" w:lineRule="auto"/>
+              <w:jc w:val="left"/>
+              <w:ind w:left="0" w:right="0" w:firstLine="0"/>
+              <w:spacing w:lineRule="auto" w:line="240" w:before="40" w:after="40"/>
             </w:pPr>
             <w:r>
               <w:t xml:space="preserve">INTEGER PK</w:t>
@@ -7871,8 +8312,9 @@
           <w:p>
             <w:pPr>
               <w:pStyle w:val="Compact"/>
-              <w:ind w:firstLine="0" w:left="0" w:right="0"/>
-              <w:spacing w:line="240" w:after="40" w:before="40" w:lineRule="auto"/>
+              <w:jc w:val="left"/>
+              <w:ind w:left="0" w:right="0" w:firstLine="0"/>
+              <w:spacing w:lineRule="auto" w:line="240" w:before="40" w:after="40"/>
             </w:pPr>
             <w:r>
               <w:t xml:space="preserve">Auto-assigned internal key</w:t>
@@ -7886,8 +8328,9 @@
           <w:p>
             <w:pPr>
               <w:pStyle w:val="Compact"/>
-              <w:ind w:firstLine="0" w:left="0" w:right="0"/>
-              <w:spacing w:line="240" w:after="40" w:before="40" w:lineRule="auto"/>
+              <w:jc w:val="left"/>
+              <w:ind w:left="0" w:right="0" w:firstLine="0"/>
+              <w:spacing w:lineRule="auto" w:line="240" w:before="40" w:after="40"/>
             </w:pPr>
             <w:r>
               <w:t xml:space="preserve">content_sha</w:t>
@@ -7899,8 +8342,9 @@
           <w:p>
             <w:pPr>
               <w:pStyle w:val="Compact"/>
-              <w:ind w:firstLine="0" w:left="0" w:right="0"/>
-              <w:spacing w:line="240" w:after="40" w:before="40" w:lineRule="auto"/>
+              <w:jc w:val="left"/>
+              <w:ind w:left="0" w:right="0" w:firstLine="0"/>
+              <w:spacing w:lineRule="auto" w:line="240" w:before="40" w:after="40"/>
             </w:pPr>
             <w:r>
               <w:t xml:space="preserve">TEXT</w:t>
@@ -7912,8 +8356,9 @@
           <w:p>
             <w:pPr>
               <w:pStyle w:val="Compact"/>
-              <w:ind w:firstLine="0" w:left="0" w:right="0"/>
-              <w:spacing w:line="240" w:after="40" w:before="40" w:lineRule="auto"/>
+              <w:jc w:val="left"/>
+              <w:ind w:left="0" w:right="0" w:firstLine="0"/>
+              <w:spacing w:lineRule="auto" w:line="240" w:before="40" w:after="40"/>
             </w:pPr>
             <w:r>
               <w:t xml:space="preserve">SHA1 checksum for change detection</w:t>
@@ -7927,8 +8372,9 @@
           <w:p>
             <w:pPr>
               <w:pStyle w:val="Compact"/>
-              <w:ind w:firstLine="0" w:left="0" w:right="0"/>
-              <w:spacing w:line="240" w:after="40" w:before="40" w:lineRule="auto"/>
+              <w:jc w:val="left"/>
+              <w:ind w:left="0" w:right="0" w:firstLine="0"/>
+              <w:spacing w:lineRule="auto" w:line="240" w:before="40" w:after="40"/>
             </w:pPr>
             <w:r>
               <w:t xml:space="preserve">specification_ref</w:t>
@@ -7940,8 +8386,9 @@
           <w:p>
             <w:pPr>
               <w:pStyle w:val="Compact"/>
-              <w:ind w:firstLine="0" w:left="0" w:right="0"/>
-              <w:spacing w:line="240" w:after="40" w:before="40" w:lineRule="auto"/>
+              <w:jc w:val="left"/>
+              <w:ind w:left="0" w:right="0" w:firstLine="0"/>
+              <w:spacing w:lineRule="auto" w:line="240" w:before="40" w:after="40"/>
             </w:pPr>
             <w:r>
               <w:t xml:space="preserve">TEXT NOT NULL FK</w:t>
@@ -7953,8 +8400,9 @@
           <w:p>
             <w:pPr>
               <w:pStyle w:val="Compact"/>
-              <w:ind w:firstLine="0" w:left="0" w:right="0"/>
-              <w:spacing w:line="240" w:after="40" w:before="40" w:lineRule="auto"/>
+              <w:jc w:val="left"/>
+              <w:ind w:left="0" w:right="0" w:firstLine="0"/>
+              <w:spacing w:lineRule="auto" w:line="240" w:before="40" w:after="40"/>
             </w:pPr>
             <w:r>
               <w:t xml:space="preserve">Parent specification</w:t>
@@ -7968,8 +8416,9 @@
           <w:p>
             <w:pPr>
               <w:pStyle w:val="Compact"/>
-              <w:ind w:firstLine="0" w:left="0" w:right="0"/>
-              <w:spacing w:line="240" w:after="40" w:before="40" w:lineRule="auto"/>
+              <w:jc w:val="left"/>
+              <w:ind w:left="0" w:right="0" w:firstLine="0"/>
+              <w:spacing w:lineRule="auto" w:line="240" w:before="40" w:after="40"/>
             </w:pPr>
             <w:r>
               <w:t xml:space="preserve">owner_object_id</w:t>
@@ -7981,8 +8430,9 @@
           <w:p>
             <w:pPr>
               <w:pStyle w:val="Compact"/>
-              <w:ind w:firstLine="0" w:left="0" w:right="0"/>
-              <w:spacing w:line="240" w:after="40" w:before="40" w:lineRule="auto"/>
+              <w:jc w:val="left"/>
+              <w:ind w:left="0" w:right="0" w:firstLine="0"/>
+              <w:spacing w:lineRule="auto" w:line="240" w:before="40" w:after="40"/>
             </w:pPr>
             <w:r>
               <w:t xml:space="preserve">INTEGER FK</w:t>
@@ -7994,8 +8444,9 @@
           <w:p>
             <w:pPr>
               <w:pStyle w:val="Compact"/>
-              <w:ind w:firstLine="0" w:left="0" w:right="0"/>
-              <w:spacing w:line="240" w:after="40" w:before="40" w:lineRule="auto"/>
+              <w:jc w:val="left"/>
+              <w:ind w:left="0" w:right="0" w:firstLine="0"/>
+              <w:spacing w:lineRule="auto" w:line="240" w:before="40" w:after="40"/>
             </w:pPr>
             <w:r>
               <w:t xml:space="preserve">Owner spec object (NULL if float)</w:t>
@@ -8009,8 +8460,9 @@
           <w:p>
             <w:pPr>
               <w:pStyle w:val="Compact"/>
-              <w:ind w:firstLine="0" w:left="0" w:right="0"/>
-              <w:spacing w:line="240" w:after="40" w:before="40" w:lineRule="auto"/>
+              <w:jc w:val="left"/>
+              <w:ind w:left="0" w:right="0" w:firstLine="0"/>
+              <w:spacing w:lineRule="auto" w:line="240" w:before="40" w:after="40"/>
             </w:pPr>
             <w:r>
               <w:t xml:space="preserve">owner_float_id</w:t>
@@ -8022,8 +8474,9 @@
           <w:p>
             <w:pPr>
               <w:pStyle w:val="Compact"/>
-              <w:ind w:firstLine="0" w:left="0" w:right="0"/>
-              <w:spacing w:line="240" w:after="40" w:before="40" w:lineRule="auto"/>
+              <w:jc w:val="left"/>
+              <w:ind w:left="0" w:right="0" w:firstLine="0"/>
+              <w:spacing w:lineRule="auto" w:line="240" w:before="40" w:after="40"/>
             </w:pPr>
             <w:r>
               <w:t xml:space="preserve">INTEGER FK</w:t>
@@ -8035,8 +8488,9 @@
           <w:p>
             <w:pPr>
               <w:pStyle w:val="Compact"/>
-              <w:ind w:firstLine="0" w:left="0" w:right="0"/>
-              <w:spacing w:line="240" w:after="40" w:before="40" w:lineRule="auto"/>
+              <w:jc w:val="left"/>
+              <w:ind w:left="0" w:right="0" w:firstLine="0"/>
+              <w:spacing w:lineRule="auto" w:line="240" w:before="40" w:after="40"/>
             </w:pPr>
             <w:r>
               <w:t xml:space="preserve">Owner spec float (NULL if object)</w:t>
@@ -8050,8 +8504,9 @@
           <w:p>
             <w:pPr>
               <w:pStyle w:val="Compact"/>
-              <w:ind w:firstLine="0" w:left="0" w:right="0"/>
-              <w:spacing w:line="240" w:after="40" w:before="40" w:lineRule="auto"/>
+              <w:jc w:val="left"/>
+              <w:ind w:left="0" w:right="0" w:firstLine="0"/>
+              <w:spacing w:lineRule="auto" w:line="240" w:before="40" w:after="40"/>
             </w:pPr>
             <w:r>
               <w:t xml:space="preserve">name</w:t>
@@ -8063,8 +8518,9 @@
           <w:p>
             <w:pPr>
               <w:pStyle w:val="Compact"/>
-              <w:ind w:firstLine="0" w:left="0" w:right="0"/>
-              <w:spacing w:line="240" w:after="40" w:before="40" w:lineRule="auto"/>
+              <w:jc w:val="left"/>
+              <w:ind w:left="0" w:right="0" w:firstLine="0"/>
+              <w:spacing w:lineRule="auto" w:line="240" w:before="40" w:after="40"/>
             </w:pPr>
             <w:r>
               <w:t xml:space="preserve">TEXT NOT NULL</w:t>
@@ -8076,8 +8532,9 @@
           <w:p>
             <w:pPr>
               <w:pStyle w:val="Compact"/>
-              <w:ind w:firstLine="0" w:left="0" w:right="0"/>
-              <w:spacing w:line="240" w:after="40" w:before="40" w:lineRule="auto"/>
+              <w:jc w:val="left"/>
+              <w:ind w:left="0" w:right="0" w:firstLine="0"/>
+              <w:spacing w:lineRule="auto" w:line="240" w:before="40" w:after="40"/>
             </w:pPr>
             <w:r>
               <w:t xml:space="preserve">Attribute name</w:t>
@@ -8091,8 +8548,9 @@
           <w:p>
             <w:pPr>
               <w:pStyle w:val="Compact"/>
-              <w:ind w:firstLine="0" w:left="0" w:right="0"/>
-              <w:spacing w:line="240" w:after="40" w:before="40" w:lineRule="auto"/>
+              <w:jc w:val="left"/>
+              <w:ind w:left="0" w:right="0" w:firstLine="0"/>
+              <w:spacing w:lineRule="auto" w:line="240" w:before="40" w:after="40"/>
             </w:pPr>
             <w:r>
               <w:t xml:space="preserve">raw_value</w:t>
@@ -8104,8 +8562,9 @@
           <w:p>
             <w:pPr>
               <w:pStyle w:val="Compact"/>
-              <w:ind w:firstLine="0" w:left="0" w:right="0"/>
-              <w:spacing w:line="240" w:after="40" w:before="40" w:lineRule="auto"/>
+              <w:jc w:val="left"/>
+              <w:ind w:left="0" w:right="0" w:firstLine="0"/>
+              <w:spacing w:lineRule="auto" w:line="240" w:before="40" w:after="40"/>
             </w:pPr>
             <w:r>
               <w:t xml:space="preserve">TEXT</w:t>
@@ -8117,8 +8576,9 @@
           <w:p>
             <w:pPr>
               <w:pStyle w:val="Compact"/>
-              <w:ind w:firstLine="0" w:left="0" w:right="0"/>
-              <w:spacing w:line="240" w:after="40" w:before="40" w:lineRule="auto"/>
+              <w:jc w:val="left"/>
+              <w:ind w:left="0" w:right="0" w:firstLine="0"/>
+              <w:spacing w:lineRule="auto" w:line="240" w:before="40" w:after="40"/>
             </w:pPr>
             <w:r>
               <w:t xml:space="preserve">Original value (before type casting)</w:t>
@@ -8132,8 +8592,9 @@
           <w:p>
             <w:pPr>
               <w:pStyle w:val="Compact"/>
-              <w:ind w:firstLine="0" w:left="0" w:right="0"/>
-              <w:spacing w:line="240" w:after="40" w:before="40" w:lineRule="auto"/>
+              <w:jc w:val="left"/>
+              <w:ind w:left="0" w:right="0" w:firstLine="0"/>
+              <w:spacing w:lineRule="auto" w:line="240" w:before="40" w:after="40"/>
             </w:pPr>
             <w:r>
               <w:t xml:space="preserve">string_value</w:t>
@@ -8145,8 +8606,9 @@
           <w:p>
             <w:pPr>
               <w:pStyle w:val="Compact"/>
-              <w:ind w:firstLine="0" w:left="0" w:right="0"/>
-              <w:spacing w:line="240" w:after="40" w:before="40" w:lineRule="auto"/>
+              <w:jc w:val="left"/>
+              <w:ind w:left="0" w:right="0" w:firstLine="0"/>
+              <w:spacing w:lineRule="auto" w:line="240" w:before="40" w:after="40"/>
             </w:pPr>
             <w:r>
               <w:t xml:space="preserve">TEXT</w:t>
@@ -8158,8 +8620,9 @@
           <w:p>
             <w:pPr>
               <w:pStyle w:val="Compact"/>
-              <w:ind w:firstLine="0" w:left="0" w:right="0"/>
-              <w:spacing w:line="240" w:after="40" w:before="40" w:lineRule="auto"/>
+              <w:jc w:val="left"/>
+              <w:ind w:left="0" w:right="0" w:firstLine="0"/>
+              <w:spacing w:lineRule="auto" w:line="240" w:before="40" w:after="40"/>
             </w:pPr>
             <w:r>
               <w:t xml:space="preserve">For STRING datatype</w:t>
@@ -8173,8 +8636,9 @@
           <w:p>
             <w:pPr>
               <w:pStyle w:val="Compact"/>
-              <w:ind w:firstLine="0" w:left="0" w:right="0"/>
-              <w:spacing w:line="240" w:after="40" w:before="40" w:lineRule="auto"/>
+              <w:jc w:val="left"/>
+              <w:ind w:left="0" w:right="0" w:firstLine="0"/>
+              <w:spacing w:lineRule="auto" w:line="240" w:before="40" w:after="40"/>
             </w:pPr>
             <w:r>
               <w:t xml:space="preserve">int_value</w:t>
@@ -8186,8 +8650,9 @@
           <w:p>
             <w:pPr>
               <w:pStyle w:val="Compact"/>
-              <w:ind w:firstLine="0" w:left="0" w:right="0"/>
-              <w:spacing w:line="240" w:after="40" w:before="40" w:lineRule="auto"/>
+              <w:jc w:val="left"/>
+              <w:ind w:left="0" w:right="0" w:firstLine="0"/>
+              <w:spacing w:lineRule="auto" w:line="240" w:before="40" w:after="40"/>
             </w:pPr>
             <w:r>
               <w:t xml:space="preserve">INTEGER</w:t>
@@ -8199,8 +8664,9 @@
           <w:p>
             <w:pPr>
               <w:pStyle w:val="Compact"/>
-              <w:ind w:firstLine="0" w:left="0" w:right="0"/>
-              <w:spacing w:line="240" w:after="40" w:before="40" w:lineRule="auto"/>
+              <w:jc w:val="left"/>
+              <w:ind w:left="0" w:right="0" w:firstLine="0"/>
+              <w:spacing w:lineRule="auto" w:line="240" w:before="40" w:after="40"/>
             </w:pPr>
             <w:r>
               <w:t xml:space="preserve">For INTEGER datatype</w:t>
@@ -8214,8 +8680,9 @@
           <w:p>
             <w:pPr>
               <w:pStyle w:val="Compact"/>
-              <w:ind w:firstLine="0" w:left="0" w:right="0"/>
-              <w:spacing w:line="240" w:after="40" w:before="40" w:lineRule="auto"/>
+              <w:jc w:val="left"/>
+              <w:ind w:left="0" w:right="0" w:firstLine="0"/>
+              <w:spacing w:lineRule="auto" w:line="240" w:before="40" w:after="40"/>
             </w:pPr>
             <w:r>
               <w:t xml:space="preserve">real_value</w:t>
@@ -8227,8 +8694,9 @@
           <w:p>
             <w:pPr>
               <w:pStyle w:val="Compact"/>
-              <w:ind w:firstLine="0" w:left="0" w:right="0"/>
-              <w:spacing w:line="240" w:after="40" w:before="40" w:lineRule="auto"/>
+              <w:jc w:val="left"/>
+              <w:ind w:left="0" w:right="0" w:firstLine="0"/>
+              <w:spacing w:lineRule="auto" w:line="240" w:before="40" w:after="40"/>
             </w:pPr>
             <w:r>
               <w:t xml:space="preserve">REAL</w:t>
@@ -8240,8 +8708,9 @@
           <w:p>
             <w:pPr>
               <w:pStyle w:val="Compact"/>
-              <w:ind w:firstLine="0" w:left="0" w:right="0"/>
-              <w:spacing w:line="240" w:after="40" w:before="40" w:lineRule="auto"/>
+              <w:jc w:val="left"/>
+              <w:ind w:left="0" w:right="0" w:firstLine="0"/>
+              <w:spacing w:lineRule="auto" w:line="240" w:before="40" w:after="40"/>
             </w:pPr>
             <w:r>
               <w:t xml:space="preserve">For REAL datatype</w:t>
@@ -8255,8 +8724,9 @@
           <w:p>
             <w:pPr>
               <w:pStyle w:val="Compact"/>
-              <w:ind w:firstLine="0" w:left="0" w:right="0"/>
-              <w:spacing w:line="240" w:after="40" w:before="40" w:lineRule="auto"/>
+              <w:jc w:val="left"/>
+              <w:ind w:left="0" w:right="0" w:firstLine="0"/>
+              <w:spacing w:lineRule="auto" w:line="240" w:before="40" w:after="40"/>
             </w:pPr>
             <w:r>
               <w:t xml:space="preserve">bool_value</w:t>
@@ -8268,8 +8738,9 @@
           <w:p>
             <w:pPr>
               <w:pStyle w:val="Compact"/>
-              <w:ind w:firstLine="0" w:left="0" w:right="0"/>
-              <w:spacing w:line="240" w:after="40" w:before="40" w:lineRule="auto"/>
+              <w:jc w:val="left"/>
+              <w:ind w:left="0" w:right="0" w:firstLine="0"/>
+              <w:spacing w:lineRule="auto" w:line="240" w:before="40" w:after="40"/>
             </w:pPr>
             <w:r>
               <w:t xml:space="preserve">INTEGER</w:t>
@@ -8281,8 +8752,9 @@
           <w:p>
             <w:pPr>
               <w:pStyle w:val="Compact"/>
-              <w:ind w:firstLine="0" w:left="0" w:right="0"/>
-              <w:spacing w:line="240" w:after="40" w:before="40" w:lineRule="auto"/>
+              <w:jc w:val="left"/>
+              <w:ind w:left="0" w:right="0" w:firstLine="0"/>
+              <w:spacing w:lineRule="auto" w:line="240" w:before="40" w:after="40"/>
             </w:pPr>
             <w:r>
               <w:t xml:space="preserve">For BOOLEAN datatype (0/1)</w:t>
@@ -8296,8 +8768,9 @@
           <w:p>
             <w:pPr>
               <w:pStyle w:val="Compact"/>
-              <w:ind w:firstLine="0" w:left="0" w:right="0"/>
-              <w:spacing w:line="240" w:after="40" w:before="40" w:lineRule="auto"/>
+              <w:jc w:val="left"/>
+              <w:ind w:left="0" w:right="0" w:firstLine="0"/>
+              <w:spacing w:lineRule="auto" w:line="240" w:before="40" w:after="40"/>
             </w:pPr>
             <w:r>
               <w:t xml:space="preserve">date_value</w:t>
@@ -8309,8 +8782,9 @@
           <w:p>
             <w:pPr>
               <w:pStyle w:val="Compact"/>
-              <w:ind w:firstLine="0" w:left="0" w:right="0"/>
-              <w:spacing w:line="240" w:after="40" w:before="40" w:lineRule="auto"/>
+              <w:jc w:val="left"/>
+              <w:ind w:left="0" w:right="0" w:firstLine="0"/>
+              <w:spacing w:lineRule="auto" w:line="240" w:before="40" w:after="40"/>
             </w:pPr>
             <w:r>
               <w:t xml:space="preserve">TEXT</w:t>
@@ -8322,8 +8796,9 @@
           <w:p>
             <w:pPr>
               <w:pStyle w:val="Compact"/>
-              <w:ind w:firstLine="0" w:left="0" w:right="0"/>
-              <w:spacing w:line="240" w:after="40" w:before="40" w:lineRule="auto"/>
+              <w:jc w:val="left"/>
+              <w:ind w:left="0" w:right="0" w:firstLine="0"/>
+              <w:spacing w:lineRule="auto" w:line="240" w:before="40" w:after="40"/>
             </w:pPr>
             <w:r>
               <w:t xml:space="preserve">For DATE datatype (YYYY-MM-DD)</w:t>
@@ -8337,8 +8812,9 @@
           <w:p>
             <w:pPr>
               <w:pStyle w:val="Compact"/>
-              <w:ind w:firstLine="0" w:left="0" w:right="0"/>
-              <w:spacing w:line="240" w:after="40" w:before="40" w:lineRule="auto"/>
+              <w:jc w:val="left"/>
+              <w:ind w:left="0" w:right="0" w:firstLine="0"/>
+              <w:spacing w:lineRule="auto" w:line="240" w:before="40" w:after="40"/>
             </w:pPr>
             <w:r>
               <w:t xml:space="preserve">enum_ref</w:t>
@@ -8350,8 +8826,9 @@
           <w:p>
             <w:pPr>
               <w:pStyle w:val="Compact"/>
-              <w:ind w:firstLine="0" w:left="0" w:right="0"/>
-              <w:spacing w:line="240" w:after="40" w:before="40" w:lineRule="auto"/>
+              <w:jc w:val="left"/>
+              <w:ind w:left="0" w:right="0" w:firstLine="0"/>
+              <w:spacing w:lineRule="auto" w:line="240" w:before="40" w:after="40"/>
             </w:pPr>
             <w:r>
               <w:t xml:space="preserve">TEXT FK</w:t>
@@ -8363,8 +8840,9 @@
           <w:p>
             <w:pPr>
               <w:pStyle w:val="Compact"/>
-              <w:ind w:firstLine="0" w:left="0" w:right="0"/>
-              <w:spacing w:line="240" w:after="40" w:before="40" w:lineRule="auto"/>
+              <w:jc w:val="left"/>
+              <w:ind w:left="0" w:right="0" w:firstLine="0"/>
+              <w:spacing w:lineRule="auto" w:line="240" w:before="40" w:after="40"/>
             </w:pPr>
             <w:r>
               <w:t xml:space="preserve">For ENUM datatype (FK to enum_values)</w:t>
@@ -8378,8 +8856,9 @@
           <w:p>
             <w:pPr>
               <w:pStyle w:val="Compact"/>
-              <w:ind w:firstLine="0" w:left="0" w:right="0"/>
-              <w:spacing w:line="240" w:after="40" w:before="40" w:lineRule="auto"/>
+              <w:jc w:val="left"/>
+              <w:ind w:left="0" w:right="0" w:firstLine="0"/>
+              <w:spacing w:lineRule="auto" w:line="240" w:before="40" w:after="40"/>
             </w:pPr>
             <w:r>
               <w:t xml:space="preserve">ast</w:t>
@@ -8391,8 +8870,9 @@
           <w:p>
             <w:pPr>
               <w:pStyle w:val="Compact"/>
-              <w:ind w:firstLine="0" w:left="0" w:right="0"/>
-              <w:spacing w:line="240" w:after="40" w:before="40" w:lineRule="auto"/>
+              <w:jc w:val="left"/>
+              <w:ind w:left="0" w:right="0" w:firstLine="0"/>
+              <w:spacing w:lineRule="auto" w:line="240" w:before="40" w:after="40"/>
             </w:pPr>
             <w:r>
               <w:t xml:space="preserve">JSON</w:t>
@@ -8404,8 +8884,9 @@
           <w:p>
             <w:pPr>
               <w:pStyle w:val="Compact"/>
-              <w:ind w:firstLine="0" w:left="0" w:right="0"/>
-              <w:spacing w:line="240" w:after="40" w:before="40" w:lineRule="auto"/>
+              <w:jc w:val="left"/>
+              <w:ind w:left="0" w:right="0" w:firstLine="0"/>
+              <w:spacing w:lineRule="auto" w:line="240" w:before="40" w:after="40"/>
             </w:pPr>
             <w:r>
               <w:t xml:space="preserve">For XHTML datatype (Pandoc AST)</w:t>
@@ -8419,8 +8900,9 @@
           <w:p>
             <w:pPr>
               <w:pStyle w:val="Compact"/>
-              <w:ind w:firstLine="0" w:left="0" w:right="0"/>
-              <w:spacing w:line="240" w:after="40" w:before="40" w:lineRule="auto"/>
+              <w:jc w:val="left"/>
+              <w:ind w:left="0" w:right="0" w:firstLine="0"/>
+              <w:spacing w:lineRule="auto" w:line="240" w:before="40" w:after="40"/>
             </w:pPr>
             <w:r>
               <w:t xml:space="preserve">datatype</w:t>
@@ -8432,8 +8914,9 @@
           <w:p>
             <w:pPr>
               <w:pStyle w:val="Compact"/>
-              <w:ind w:firstLine="0" w:left="0" w:right="0"/>
-              <w:spacing w:line="240" w:after="40" w:before="40" w:lineRule="auto"/>
+              <w:jc w:val="left"/>
+              <w:ind w:left="0" w:right="0" w:firstLine="0"/>
+              <w:spacing w:lineRule="auto" w:line="240" w:before="40" w:after="40"/>
             </w:pPr>
             <w:r>
               <w:t xml:space="preserve">TEXT NOT NULL</w:t>
@@ -8445,8 +8928,9 @@
           <w:p>
             <w:pPr>
               <w:pStyle w:val="Compact"/>
-              <w:ind w:firstLine="0" w:left="0" w:right="0"/>
-              <w:spacing w:line="240" w:after="40" w:before="40" w:lineRule="auto"/>
+              <w:jc w:val="left"/>
+              <w:ind w:left="0" w:right="0" w:firstLine="0"/>
+              <w:spacing w:lineRule="auto" w:line="240" w:before="40" w:after="40"/>
             </w:pPr>
             <w:r>
               <w:t xml:space="preserve">Actual datatype used</w:t>
@@ -8463,9 +8947,9 @@
         <w:t xml:space="preserve">The EAV pattern is used because the attribute set is unknown at schema creation time — models define custom attributes at runtime.</w:t>
       </w:r>
     </w:p>
-    <w:bookmarkEnd w:id="30"/>
-    <w:bookmarkEnd w:id="31"/>
-    <w:bookmarkStart w:id="34" w:name="non-core-tables"/>
+    <w:bookmarkEnd w:id="41"/>
+    <w:bookmarkEnd w:id="42"/>
+    <w:bookmarkStart w:id="45" w:name="non-core-tables"/>
     <w:p>
       <w:pPr>
         <w:pStyle w:val="Heading1"/>
@@ -8490,8 +8974,8 @@
       </w:r>
       <w:r>
         <w:rPr>
+          <w:bCs/>
           <w:b/>
-          <w:bCs/>
         </w:rPr>
         <w:t xml:space="preserve">not part of the SpecIR specification</w:t>
       </w:r>
@@ -8505,8 +8989,8 @@
       </w:pPr>
       <w:r>
         <w:rPr>
+          <w:bCs/>
           <w:b/>
-          <w:bCs/>
         </w:rPr>
         <w:t xml:space="preserve">Authoritative source:</w:t>
       </w:r>
@@ -8535,7 +9019,7 @@
         <w:t xml:space="preserve">src/db/schema/search.lua</w:t>
       </w:r>
     </w:p>
-    <w:bookmarkStart w:id="32" w:name="build-infrastructure"/>
+    <w:bookmarkStart w:id="43" w:name="build-infrastructure"/>
     <w:p>
       <w:pPr>
         <w:pStyle w:val="Heading2"/>
@@ -8550,16 +9034,16 @@
     </w:p>
     <w:p>
       <w:pPr>
-        <w:pStyle w:val="Compact"/>
         <w:numPr>
           <w:ilvl w:val="0"/>
           <w:numId w:val="1002"/>
         </w:numPr>
+        <w:pStyle w:val="Compact"/>
       </w:pPr>
       <w:r>
         <w:rPr>
+          <w:bCs/>
           <w:b/>
-          <w:bCs/>
         </w:rPr>
         <w:t xml:space="preserve">build_graph</w:t>
       </w:r>
@@ -8608,16 +9092,16 @@
     </w:p>
     <w:p>
       <w:pPr>
-        <w:pStyle w:val="Compact"/>
         <w:numPr>
           <w:ilvl w:val="0"/>
           <w:numId w:val="1002"/>
         </w:numPr>
+        <w:pStyle w:val="Compact"/>
       </w:pPr>
       <w:r>
         <w:rPr>
+          <w:bCs/>
           <w:b/>
-          <w:bCs/>
         </w:rPr>
         <w:t xml:space="preserve">source_files</w:t>
       </w:r>
@@ -8654,16 +9138,16 @@
     </w:p>
     <w:p>
       <w:pPr>
-        <w:pStyle w:val="Compact"/>
         <w:numPr>
           <w:ilvl w:val="0"/>
           <w:numId w:val="1002"/>
         </w:numPr>
+        <w:pStyle w:val="Compact"/>
       </w:pPr>
       <w:r>
         <w:rPr>
+          <w:bCs/>
           <w:b/>
-          <w:bCs/>
         </w:rPr>
         <w:t xml:space="preserve">output_cache</w:t>
       </w:r>
@@ -8722,8 +9206,8 @@
         <w:t xml:space="preserve">.</w:t>
       </w:r>
     </w:p>
-    <w:bookmarkEnd w:id="32"/>
-    <w:bookmarkStart w:id="33" w:name="full-text-search"/>
+    <w:bookmarkEnd w:id="43"/>
+    <w:bookmarkStart w:id="44" w:name="full-text-search"/>
     <w:p>
       <w:pPr>
         <w:pStyle w:val="Heading2"/>
@@ -8738,16 +9222,16 @@
     </w:p>
     <w:p>
       <w:pPr>
-        <w:pStyle w:val="Compact"/>
         <w:numPr>
           <w:ilvl w:val="0"/>
           <w:numId w:val="1003"/>
         </w:numPr>
+        <w:pStyle w:val="Compact"/>
       </w:pPr>
       <w:r>
         <w:rPr>
+          <w:bCs/>
           <w:b/>
-          <w:bCs/>
         </w:rPr>
         <w:t xml:space="preserve">fts_objects</w:t>
       </w:r>
@@ -8760,16 +9244,16 @@
     </w:p>
     <w:p>
       <w:pPr>
-        <w:pStyle w:val="Compact"/>
         <w:numPr>
           <w:ilvl w:val="0"/>
           <w:numId w:val="1003"/>
         </w:numPr>
+        <w:pStyle w:val="Compact"/>
       </w:pPr>
       <w:r>
         <w:rPr>
+          <w:bCs/>
           <w:b/>
-          <w:bCs/>
         </w:rPr>
         <w:t xml:space="preserve">fts_attributes</w:t>
       </w:r>
@@ -8782,16 +9266,16 @@
     </w:p>
     <w:p>
       <w:pPr>
-        <w:pStyle w:val="Compact"/>
         <w:numPr>
           <w:ilvl w:val="0"/>
           <w:numId w:val="1003"/>
         </w:numPr>
+        <w:pStyle w:val="Compact"/>
       </w:pPr>
       <w:r>
         <w:rPr>
+          <w:bCs/>
           <w:b/>
-          <w:bCs/>
         </w:rPr>
         <w:t xml:space="preserve">fts_floats</w:t>
       </w:r>
@@ -8810,9 +9294,9 @@
         <w:t xml:space="preserve">These tables are populated during the EMIT phase and used by the HTML5 web application for browser-native search.</w:t>
       </w:r>
     </w:p>
-    <w:bookmarkEnd w:id="33"/>
-    <w:bookmarkEnd w:id="34"/>
-    <w:bookmarkStart w:id="37" w:name="views"/>
+    <w:bookmarkEnd w:id="44"/>
+    <w:bookmarkEnd w:id="45"/>
+    <w:bookmarkStart w:id="48" w:name="views"/>
     <w:p>
       <w:pPr>
         <w:pStyle w:val="Heading1"/>
@@ -8825,7 +9309,7 @@
         <w:t xml:space="preserve">Views</w:t>
       </w:r>
     </w:p>
-    <w:bookmarkStart w:id="35" w:name="eav-pivot-views"/>
+    <w:bookmarkStart w:id="46" w:name="eav-pivot-views"/>
     <w:p>
       <w:pPr>
         <w:pStyle w:val="Heading2"/>
@@ -8951,8 +9435,8 @@
         <w:t xml:space="preserve">External tools querying SpecIR should prefer these pivot views over raw EAV joins.</w:t>
       </w:r>
     </w:p>
-    <w:bookmarkEnd w:id="35"/>
-    <w:bookmarkStart w:id="36" w:name="public-api-views"/>
+    <w:bookmarkEnd w:id="46"/>
+    <w:bookmarkStart w:id="47" w:name="public-api-views"/>
     <w:p>
       <w:pPr>
         <w:pStyle w:val="Heading2"/>
@@ -8979,8 +9463,8 @@
       </w:pPr>
       <w:r>
         <w:rPr>
+          <w:bCs/>
           <w:b/>
-          <w:bCs/>
         </w:rPr>
         <w:t xml:space="preserve">Authoritative source:</w:t>
       </w:r>
@@ -8996,16 +9480,16 @@
     </w:p>
     <w:p>
       <w:pPr>
-        <w:pStyle w:val="Compact"/>
         <w:numPr>
           <w:ilvl w:val="0"/>
           <w:numId w:val="1004"/>
         </w:numPr>
+        <w:pStyle w:val="Compact"/>
       </w:pPr>
       <w:r>
         <w:rPr>
+          <w:bCs/>
           <w:b/>
-          <w:bCs/>
         </w:rPr>
         <w:t xml:space="preserve">public_traceability_matrix</w:t>
       </w:r>
@@ -9018,16 +9502,16 @@
     </w:p>
     <w:p>
       <w:pPr>
-        <w:pStyle w:val="Compact"/>
         <w:numPr>
           <w:ilvl w:val="0"/>
           <w:numId w:val="1004"/>
         </w:numPr>
+        <w:pStyle w:val="Compact"/>
       </w:pPr>
       <w:r>
         <w:rPr>
+          <w:bCs/>
           <w:b/>
-          <w:bCs/>
         </w:rPr>
         <w:t xml:space="preserve">public_coverage_report</w:t>
       </w:r>
@@ -9040,16 +9524,16 @@
     </w:p>
     <w:p>
       <w:pPr>
-        <w:pStyle w:val="Compact"/>
         <w:numPr>
           <w:ilvl w:val="0"/>
           <w:numId w:val="1004"/>
         </w:numPr>
+        <w:pStyle w:val="Compact"/>
       </w:pPr>
       <w:r>
         <w:rPr>
+          <w:bCs/>
           <w:b/>
-          <w:bCs/>
         </w:rPr>
         <w:t xml:space="preserve">public_dangling_references</w:t>
       </w:r>
@@ -9062,16 +9546,16 @@
     </w:p>
     <w:p>
       <w:pPr>
-        <w:pStyle w:val="Compact"/>
         <w:numPr>
           <w:ilvl w:val="0"/>
           <w:numId w:val="1004"/>
         </w:numPr>
+        <w:pStyle w:val="Compact"/>
       </w:pPr>
       <w:r>
         <w:rPr>
+          <w:bCs/>
           <w:b/>
-          <w:bCs/>
         </w:rPr>
         <w:t xml:space="preserve">public_float_inventory</w:t>
       </w:r>
@@ -9084,16 +9568,16 @@
     </w:p>
     <w:p>
       <w:pPr>
-        <w:pStyle w:val="Compact"/>
         <w:numPr>
           <w:ilvl w:val="0"/>
           <w:numId w:val="1004"/>
         </w:numPr>
+        <w:pStyle w:val="Compact"/>
       </w:pPr>
       <w:r>
         <w:rPr>
+          <w:bCs/>
           <w:b/>
-          <w:bCs/>
         </w:rPr>
         <w:t xml:space="preserve">public_object_summary</w:t>
       </w:r>
@@ -9106,16 +9590,16 @@
     </w:p>
     <w:p>
       <w:pPr>
-        <w:pStyle w:val="Compact"/>
         <w:numPr>
           <w:ilvl w:val="0"/>
           <w:numId w:val="1004"/>
         </w:numPr>
+        <w:pStyle w:val="Compact"/>
       </w:pPr>
       <w:r>
         <w:rPr>
+          <w:bCs/>
           <w:b/>
-          <w:bCs/>
         </w:rPr>
         <w:t xml:space="preserve">public_specification_list</w:t>
       </w:r>
@@ -9126,9 +9610,9 @@
         <w:t xml:space="preserve">— all specifications with object/float/relation counts.</w:t>
       </w:r>
     </w:p>
-    <w:bookmarkEnd w:id="36"/>
-    <w:bookmarkEnd w:id="37"/>
-    <w:bookmarkStart w:id="38" w:name="interoperability"/>
+    <w:bookmarkEnd w:id="47"/>
+    <w:bookmarkEnd w:id="48"/>
+    <w:bookmarkStart w:id="49" w:name="interoperability"/>
     <w:p>
       <w:pPr>
         <w:pStyle w:val="Heading1"/>
@@ -9151,16 +9635,16 @@
     </w:p>
     <w:p>
       <w:pPr>
-        <w:pStyle w:val="Compact"/>
         <w:numPr>
           <w:ilvl w:val="0"/>
           <w:numId w:val="1005"/>
         </w:numPr>
+        <w:pStyle w:val="Compact"/>
       </w:pPr>
       <w:r>
         <w:rPr>
+          <w:bCs/>
           <w:b/>
-          <w:bCs/>
         </w:rPr>
         <w:t xml:space="preserve">CommonSpec</w:t>
       </w:r>
@@ -9173,16 +9657,16 @@
     </w:p>
     <w:p>
       <w:pPr>
-        <w:pStyle w:val="Compact"/>
         <w:numPr>
           <w:ilvl w:val="0"/>
           <w:numId w:val="1005"/>
         </w:numPr>
+        <w:pStyle w:val="Compact"/>
       </w:pPr>
       <w:r>
         <w:rPr>
+          <w:bCs/>
           <w:b/>
-          <w:bCs/>
         </w:rPr>
         <w:t xml:space="preserve">ReqIF</w:t>
       </w:r>
@@ -9195,16 +9679,16 @@
     </w:p>
     <w:p>
       <w:pPr>
-        <w:pStyle w:val="Compact"/>
         <w:numPr>
           <w:ilvl w:val="0"/>
           <w:numId w:val="1005"/>
         </w:numPr>
+        <w:pStyle w:val="Compact"/>
       </w:pPr>
       <w:r>
         <w:rPr>
+          <w:bCs/>
           <w:b/>
-          <w:bCs/>
         </w:rPr>
         <w:t xml:space="preserve">SQL</w:t>
       </w:r>
@@ -9217,16 +9701,16 @@
     </w:p>
     <w:p>
       <w:pPr>
-        <w:pStyle w:val="Compact"/>
         <w:numPr>
           <w:ilvl w:val="0"/>
           <w:numId w:val="1005"/>
         </w:numPr>
+        <w:pStyle w:val="Compact"/>
       </w:pPr>
       <w:r>
         <w:rPr>
+          <w:bCs/>
           <w:b/>
-          <w:bCs/>
         </w:rPr>
         <w:t xml:space="preserve">Any format</w:t>
       </w:r>
@@ -9245,14 +9729,11 @@
         <w:t xml:space="preserve">The formal separation of the SpecIR schema from the SpecCompiler implementation enables third-party tools to produce and consume SpecIR databases without depending on SpecCompiler.</w:t>
       </w:r>
     </w:p>
-    <w:bookmarkEnd w:id="38"/>
+    <w:bookmarkEnd w:id="49"/>
     <w:sectPr>
-      <w:footerReference r:id="rId9200" w:type="default"/>
-      <w:headerReference r:id="rId9101" w:type="default"/>
-      <w:headerReference r:id="rId9100" w:type="first"/>
-      <w:footnotePr>
-        <w:numRestart w:val="eachSect"/>
-      </w:footnotePr>
+      <w:footerReference w:type="default" r:id="rId9200"/>
+      <w:headerReference w:type="default" r:id="rId9101"/>
+      <w:headerReference w:type="first" r:id="rId9100"/>
       <w:titlePg/>
     </w:sectPr>
   </w:body>
@@ -9269,12 +9750,12 @@
     <w:tblPr>
       <w:tblW w:type="pct" w:w="5000"/>
       <w:tblBorders>
-        <w:top w:space="1" w:sz="4" w:color="CCCCCC" w:val="single"/>
-        <w:bottom w:space="0" w:sz="0" w:color="auto" w:val="none"/>
-        <w:left w:space="0" w:sz="0" w:color="auto" w:val="none"/>
-        <w:right w:space="0" w:sz="0" w:color="auto" w:val="none"/>
-        <w:insideH w:space="0" w:sz="0" w:color="auto" w:val="none"/>
-        <w:insideV w:space="0" w:sz="0" w:color="auto" w:val="none"/>
+        <w:top w:color="CCCCCC" w:space="1" w:val="single" w:sz="4"/>
+        <w:bottom w:color="auto" w:space="0" w:val="none" w:sz="0"/>
+        <w:left w:color="auto" w:space="0" w:val="none" w:sz="0"/>
+        <w:right w:color="auto" w:space="0" w:val="none" w:sz="0"/>
+        <w:insideH w:color="auto" w:space="0" w:val="none" w:sz="0"/>
+        <w:insideV w:color="auto" w:space="0" w:val="none" w:sz="0"/>
       </w:tblBorders>
       <w:tblLayout w:type="fixed"/>
     </w:tblPr>
@@ -9443,7 +9924,7 @@
       <w:lvlText w:val="%1"/>
       <w:lvlJc w:val="left"/>
       <w:pPr>
-        <w:ind w:left="0" w:hanging="0"/>
+        <w:ind w:hanging="0" w:left="0"/>
       </w:pPr>
     </w:lvl>
     <w:lvl w:ilvl="1">
@@ -9455,7 +9936,7 @@
       <w:lvlText w:val="%1.%2"/>
       <w:lvlJc w:val="left"/>
       <w:pPr>
-        <w:ind w:left="0" w:hanging="0"/>
+        <w:ind w:hanging="0" w:left="0"/>
       </w:pPr>
     </w:lvl>
     <w:lvl w:ilvl="2">
@@ -9467,7 +9948,7 @@
       <w:lvlText w:val="%1.%2.%3"/>
       <w:lvlJc w:val="left"/>
       <w:pPr>
-        <w:ind w:left="0" w:hanging="0"/>
+        <w:ind w:hanging="0" w:left="0"/>
       </w:pPr>
     </w:lvl>
     <w:lvl w:ilvl="3">
@@ -9479,7 +9960,7 @@
       <w:lvlText w:val="%1.%2.%3.%4"/>
       <w:lvlJc w:val="left"/>
       <w:pPr>
-        <w:ind w:left="0" w:hanging="0"/>
+        <w:ind w:hanging="0" w:left="0"/>
       </w:pPr>
     </w:lvl>
     <w:lvl w:ilvl="4">
@@ -9491,19 +9972,19 @@
       <w:lvlText w:val="%1.%2.%3.%4.%5"/>
       <w:lvlJc w:val="left"/>
       <w:pPr>
-        <w:ind w:left="0" w:hanging="0"/>
+        <w:ind w:hanging="0" w:left="0"/>
       </w:pPr>
     </w:lvl>
   </w:abstractNum>
   <w:abstractNum w:abstractNumId="990">
-    <w:nsid w:val="0000A990"/>
+    <w:nsid w:val="A990"/>
     <w:multiLevelType w:val="multilevel"/>
     <w:lvl w:ilvl="0">
       <w:numFmt w:val="bullet"/>
       <w:lvlText w:val=" "/>
       <w:lvlJc w:val="left"/>
       <w:pPr>
-        <w:ind w:left="720" w:hanging="360"/>
+        <w:ind w:left="720" w:hanging="480"/>
       </w:pPr>
     </w:lvl>
     <w:lvl w:ilvl="1">
@@ -9511,7 +9992,7 @@
       <w:lvlText w:val=" "/>
       <w:lvlJc w:val="left"/>
       <w:pPr>
-        <w:ind w:left="1440" w:hanging="360"/>
+        <w:ind w:left="1440" w:hanging="480"/>
       </w:pPr>
     </w:lvl>
     <w:lvl w:ilvl="2">
@@ -9519,7 +10000,7 @@
       <w:lvlText w:val=" "/>
       <w:lvlJc w:val="left"/>
       <w:pPr>
-        <w:ind w:left="2160" w:hanging="360"/>
+        <w:ind w:left="2160" w:hanging="480"/>
       </w:pPr>
     </w:lvl>
     <w:lvl w:ilvl="3">
@@ -9527,7 +10008,7 @@
       <w:lvlText w:val=" "/>
       <w:lvlJc w:val="left"/>
       <w:pPr>
-        <w:ind w:left="2880" w:hanging="360"/>
+        <w:ind w:left="2880" w:hanging="480"/>
       </w:pPr>
     </w:lvl>
     <w:lvl w:ilvl="4">
@@ -9535,7 +10016,7 @@
       <w:lvlText w:val=" "/>
       <w:lvlJc w:val="left"/>
       <w:pPr>
-        <w:ind w:left="3600" w:hanging="360"/>
+        <w:ind w:left="3600" w:hanging="480"/>
       </w:pPr>
     </w:lvl>
     <w:lvl w:ilvl="5">
@@ -9543,7 +10024,7 @@
       <w:lvlText w:val=" "/>
       <w:lvlJc w:val="left"/>
       <w:pPr>
-        <w:ind w:left="4320" w:hanging="360"/>
+        <w:ind w:left="4320" w:hanging="480"/>
       </w:pPr>
     </w:lvl>
     <w:lvl w:ilvl="6">
@@ -9551,7 +10032,7 @@
       <w:lvlText w:val=" "/>
       <w:lvlJc w:val="left"/>
       <w:pPr>
-        <w:ind w:left="5040" w:hanging="360"/>
+        <w:ind w:left="5040" w:hanging="480"/>
       </w:pPr>
     </w:lvl>
     <w:lvl w:ilvl="7">
@@ -9559,7 +10040,7 @@
       <w:lvlText w:val=" "/>
       <w:lvlJc w:val="left"/>
       <w:pPr>
-        <w:ind w:left="5760" w:hanging="360"/>
+        <w:ind w:left="5760" w:hanging="480"/>
       </w:pPr>
     </w:lvl>
     <w:lvl w:ilvl="8">
@@ -9567,12 +10048,12 @@
       <w:lvlText w:val=" "/>
       <w:lvlJc w:val="left"/>
       <w:pPr>
-        <w:ind w:left="6480" w:hanging="360"/>
+        <w:ind w:left="6480" w:hanging="480"/>
       </w:pPr>
     </w:lvl>
   </w:abstractNum>
   <w:abstractNum w:abstractNumId="99411">
-    <w:nsid w:val="00A99411"/>
+    <w:nsid w:val="A99411"/>
     <w:multiLevelType w:val="multilevel"/>
     <w:lvl w:ilvl="0">
       <w:start w:val="1"/>
@@ -9580,7 +10061,7 @@
       <w:lvlText w:val="%1."/>
       <w:lvlJc w:val="left"/>
       <w:pPr>
-        <w:ind w:left="720" w:hanging="360"/>
+        <w:ind w:left="720" w:hanging="480"/>
       </w:pPr>
     </w:lvl>
     <w:lvl w:ilvl="1">
@@ -9589,7 +10070,7 @@
       <w:lvlText w:val="%2."/>
       <w:lvlJc w:val="left"/>
       <w:pPr>
-        <w:ind w:left="1440" w:hanging="360"/>
+        <w:ind w:left="1440" w:hanging="480"/>
       </w:pPr>
     </w:lvl>
     <w:lvl w:ilvl="2">
@@ -9598,7 +10079,7 @@
       <w:lvlText w:val="%3."/>
       <w:lvlJc w:val="left"/>
       <w:pPr>
-        <w:ind w:left="2160" w:hanging="360"/>
+        <w:ind w:left="2160" w:hanging="480"/>
       </w:pPr>
     </w:lvl>
     <w:lvl w:ilvl="3">
@@ -9607,7 +10088,7 @@
       <w:lvlText w:val="%4."/>
       <w:lvlJc w:val="left"/>
       <w:pPr>
-        <w:ind w:left="2880" w:hanging="360"/>
+        <w:ind w:left="2880" w:hanging="480"/>
       </w:pPr>
     </w:lvl>
     <w:lvl w:ilvl="4">
@@ -9616,7 +10097,7 @@
       <w:lvlText w:val="%5."/>
       <w:lvlJc w:val="left"/>
       <w:pPr>
-        <w:ind w:left="3600" w:hanging="360"/>
+        <w:ind w:left="3600" w:hanging="480"/>
       </w:pPr>
     </w:lvl>
     <w:lvl w:ilvl="5">
@@ -9625,7 +10106,7 @@
       <w:lvlText w:val="%6."/>
       <w:lvlJc w:val="left"/>
       <w:pPr>
-        <w:ind w:left="4320" w:hanging="360"/>
+        <w:ind w:left="4320" w:hanging="480"/>
       </w:pPr>
     </w:lvl>
     <w:lvl w:ilvl="6">
@@ -9634,7 +10115,7 @@
       <w:lvlText w:val="%7."/>
       <w:lvlJc w:val="left"/>
       <w:pPr>
-        <w:ind w:left="5040" w:hanging="360"/>
+        <w:ind w:left="5040" w:hanging="480"/>
       </w:pPr>
     </w:lvl>
     <w:lvl w:ilvl="7">
@@ -9643,7 +10124,7 @@
       <w:lvlText w:val="%8."/>
       <w:lvlJc w:val="left"/>
       <w:pPr>
-        <w:ind w:left="5760" w:hanging="360"/>
+        <w:ind w:left="5760" w:hanging="480"/>
       </w:pPr>
     </w:lvl>
     <w:lvl w:ilvl="8">
@@ -9652,111 +10133,84 @@
       <w:lvlText w:val="%9."/>
       <w:lvlJc w:val="left"/>
       <w:pPr>
-        <w:ind w:left="6480" w:hanging="360"/>
+        <w:ind w:left="6480" w:hanging="480"/>
       </w:pPr>
     </w:lvl>
   </w:abstractNum>
   <w:abstractNum w:abstractNumId="991">
-    <w:nsid w:val="0000A991"/>
+    <w:nsid w:val="A991"/>
     <w:multiLevelType w:val="multilevel"/>
     <w:lvl w:ilvl="0">
       <w:numFmt w:val="bullet"/>
-      <w:lvlText w:val=""/>
+      <w:lvlText w:val="•"/>
       <w:lvlJc w:val="left"/>
       <w:pPr>
-        <w:ind w:left="720" w:hanging="360"/>
-      </w:pPr>
-      <w:rPr>
-        <w:rFonts w:ascii="Symbol" w:hAnsi="Symbol" w:cs="Symbol" w:hint="default"/>
-      </w:rPr>
+        <w:ind w:left="720" w:hanging="480"/>
+      </w:pPr>
     </w:lvl>
     <w:lvl w:ilvl="1">
       <w:numFmt w:val="bullet"/>
-      <w:lvlText w:val="o"/>
+      <w:lvlText w:val="–"/>
       <w:lvlJc w:val="left"/>
       <w:pPr>
-        <w:ind w:left="1440" w:hanging="360"/>
-      </w:pPr>
-      <w:rPr>
-        <w:rFonts w:ascii="Courier New" w:hAnsi="Courier New" w:cs="Courier New" w:hint="default"/>
-      </w:rPr>
+        <w:ind w:left="1440" w:hanging="480"/>
+      </w:pPr>
     </w:lvl>
     <w:lvl w:ilvl="2">
       <w:numFmt w:val="bullet"/>
-      <w:lvlText w:val=""/>
+      <w:lvlText w:val="•"/>
       <w:lvlJc w:val="left"/>
       <w:pPr>
-        <w:ind w:left="2160" w:hanging="360"/>
-      </w:pPr>
-      <w:rPr>
-        <w:rFonts w:ascii="Wingdings" w:hAnsi="Wingdings" w:cs="Wingdings" w:hint="default"/>
-      </w:rPr>
+        <w:ind w:left="2160" w:hanging="480"/>
+      </w:pPr>
     </w:lvl>
     <w:lvl w:ilvl="3">
       <w:numFmt w:val="bullet"/>
-      <w:lvlText w:val=""/>
+      <w:lvlText w:val="–"/>
       <w:lvlJc w:val="left"/>
       <w:pPr>
-        <w:ind w:left="2880" w:hanging="360"/>
-      </w:pPr>
-      <w:rPr>
-        <w:rFonts w:ascii="Symbol" w:hAnsi="Symbol" w:cs="Symbol" w:hint="default"/>
-      </w:rPr>
+        <w:ind w:left="2880" w:hanging="480"/>
+      </w:pPr>
     </w:lvl>
     <w:lvl w:ilvl="4">
       <w:numFmt w:val="bullet"/>
-      <w:lvlText w:val="o"/>
+      <w:lvlText w:val="•"/>
       <w:lvlJc w:val="left"/>
       <w:pPr>
-        <w:ind w:left="3600" w:hanging="360"/>
-      </w:pPr>
-      <w:rPr>
-        <w:rFonts w:ascii="Courier New" w:hAnsi="Courier New" w:cs="Courier New" w:hint="default"/>
-      </w:rPr>
+        <w:ind w:left="3600" w:hanging="480"/>
+      </w:pPr>
     </w:lvl>
     <w:lvl w:ilvl="5">
       <w:numFmt w:val="bullet"/>
-      <w:lvlText w:val=""/>
+      <w:lvlText w:val="–"/>
       <w:lvlJc w:val="left"/>
       <w:pPr>
-        <w:ind w:left="4320" w:hanging="360"/>
-      </w:pPr>
-      <w:rPr>
-        <w:rFonts w:ascii="Wingdings" w:hAnsi="Wingdings" w:cs="Wingdings" w:hint="default"/>
-      </w:rPr>
+        <w:ind w:left="4320" w:hanging="480"/>
+      </w:pPr>
     </w:lvl>
     <w:lvl w:ilvl="6">
       <w:numFmt w:val="bullet"/>
-      <w:lvlText w:val=""/>
+      <w:lvlText w:val="•"/>
       <w:lvlJc w:val="left"/>
       <w:pPr>
-        <w:ind w:left="5040" w:hanging="360"/>
-      </w:pPr>
-      <w:rPr>
-        <w:rFonts w:ascii="Symbol" w:hAnsi="Symbol" w:cs="Symbol" w:hint="default"/>
-      </w:rPr>
+        <w:ind w:left="5040" w:hanging="480"/>
+      </w:pPr>
     </w:lvl>
     <w:lvl w:ilvl="7">
       <w:numFmt w:val="bullet"/>
-      <w:lvlText w:val="o"/>
+      <w:lvlText w:val="–"/>
       <w:lvlJc w:val="left"/>
       <w:pPr>
-        <w:ind w:left="5760" w:hanging="360"/>
-      </w:pPr>
-      <w:rPr>
-        <w:rFonts w:ascii="Courier New" w:hAnsi="Courier New" w:cs="Courier New" w:hint="default"/>
-      </w:rPr>
+        <w:ind w:left="5760" w:hanging="480"/>
+      </w:pPr>
     </w:lvl>
     <w:lvl w:ilvl="8">
       <w:numFmt w:val="bullet"/>
-      <w:lvlText w:val=""/>
+      <w:lvlText w:val="•"/>
       <w:lvlJc w:val="left"/>
       <w:pPr>
-        <w:ind w:left="6480" w:hanging="360"/>
-      </w:pPr>
-      <w:rPr>
-        <w:rFonts w:ascii="Wingdings" w:hAnsi="Wingdings" w:cs="Wingdings" w:hint="default"/>
-      </w:rPr>
+        <w:ind w:left="6480" w:hanging="480"/>
+      </w:pPr>
     </w:lvl>
   </w:abstractNum>
   <w:num w:numId="1000">
@@ -9815,10 +10269,10 @@
   <w:docDefaults>
     <w:rPrDefault>
       <w:rPr>
-        <w:rFonts w:asciiTheme="minorHAnsi" w:cstheme="minorBidi" w:eastAsiaTheme="minorEastAsia" w:hAnsiTheme="minorHAnsi"/>
+        <w:rFonts w:asciiTheme="minorHAnsi" w:cstheme="minorBidi" w:eastAsiaTheme="minorHAnsi" w:hAnsiTheme="minorHAnsi"/>
         <w:sz w:val="24"/>
         <w:szCs w:val="24"/>
-        <w:lang w:bidi="ar-SA" w:eastAsia="zh-CN" w:val="en-US"/>
+        <w:lang w:bidi="ar-SA" w:eastAsia="en-US" w:val="en-US"/>
       </w:rPr>
     </w:rPrDefault>
     <w:pPrDefault>
@@ -9836,10 +10290,10 @@
     <w:name w:val="Body Text"/>
     <w:basedOn w:val="Normal"/>
     <w:link w:val="BodyTextChar"/>
-    <w:qFormat/>
     <w:pPr>
       <w:spacing w:after="180" w:before="180"/>
     </w:pPr>
+    <w:qFormat/>
   </w:style>
   <w:style w:customStyle="1" w:styleId="FirstParagraph" w:type="paragraph">
     <w:name w:val="First Paragraph"/>
@@ -9859,94 +10313,57 @@
     <w:name w:val="Title"/>
     <w:basedOn w:val="Normal"/>
     <w:next w:val="BodyText"/>
-    <w:link w:val="TitleChar"/>
-    <w:uiPriority w:val="10"/>
     <w:qFormat/>
-    <w:rsid w:val="00A10FD9"/>
     <w:pPr>
-      <w:spacing w:after="80" w:line="240" w:lineRule="auto"/>
-      <w:contextualSpacing/>
+      <w:keepNext/>
+      <w:keepLines/>
+      <w:spacing w:after="240" w:before="480"/>
       <w:jc w:val="center"/>
     </w:pPr>
     <w:rPr>
       <w:rFonts w:asciiTheme="majorHAnsi" w:cstheme="majorBidi" w:eastAsiaTheme="majorEastAsia" w:hAnsiTheme="majorHAnsi"/>
-      <w:sz w:val="56"/>
-      <w:szCs w:val="56"/>
-    </w:rPr>
-  </w:style>
-  <w:style w:customStyle="1" w:styleId="TitleChar" w:type="character">
-    <w:name w:val="Title Char"/>
-    <w:basedOn w:val="DefaultParagraphFont"/>
-    <w:link w:val="Title"/>
-    <w:uiPriority w:val="10"/>
-    <w:rsid w:val="00A10FD9"/>
-    <w:rPr>
-      <w:rFonts w:asciiTheme="majorHAnsi" w:cstheme="majorBidi" w:eastAsiaTheme="majorEastAsia" w:hAnsiTheme="majorHAnsi"/>
-      <w:sz w:val="56"/>
-      <w:szCs w:val="56"/>
+      <w:b/>
+      <w:bCs/>
+      <w:color w:themeColor="accent1" w:themeShade="B5" w:val="345A8A"/>
+      <w:sz w:val="36"/>
+      <w:szCs w:val="36"/>
     </w:rPr>
   </w:style>
   <w:style w:styleId="Subtitle" w:type="paragraph">
     <w:name w:val="Subtitle"/>
     <w:basedOn w:val="Title"/>
     <w:next w:val="BodyText"/>
-    <w:link w:val="SubtitleChar"/>
-    <w:uiPriority w:val="11"/>
     <w:qFormat/>
-    <w:rsid w:val="00A10FD9"/>
     <w:pPr>
-      <w:numPr>
-        <w:ilvl w:val="1"/>
-      </w:numPr>
+      <w:keepNext/>
+      <w:keepLines/>
+      <w:spacing w:after="240" w:before="240"/>
+      <w:jc w:val="center"/>
     </w:pPr>
     <w:rPr>
-      <w:rFonts w:cstheme="majorBidi" w:eastAsiaTheme="majorEastAsia"/>
-      <w:spacing w:val="15"/>
-      <w:sz w:val="28"/>
-      <w:szCs w:val="28"/>
-    </w:rPr>
-  </w:style>
-  <w:style w:customStyle="1" w:styleId="SubtitleChar" w:type="character">
-    <w:name w:val="Subtitle Char"/>
-    <w:basedOn w:val="DefaultParagraphFont"/>
-    <w:link w:val="Subtitle"/>
-    <w:uiPriority w:val="11"/>
-    <w:rsid w:val="00A10FD9"/>
-    <w:rPr>
-      <w:rFonts w:cstheme="majorBidi" w:eastAsiaTheme="majorEastAsia"/>
-      <w:color w:themeColor="text1" w:themeTint="A6" w:val="595959"/>
-      <w:spacing w:val="15"/>
-      <w:sz w:val="28"/>
-      <w:szCs w:val="28"/>
+      <w:sz w:val="30"/>
+      <w:szCs w:val="30"/>
     </w:rPr>
   </w:style>
   <w:style w:customStyle="1" w:styleId="Author" w:type="paragraph">
     <w:name w:val="Author"/>
-    <w:basedOn w:val="Title"/>
     <w:next w:val="BodyText"/>
     <w:qFormat/>
     <w:pPr>
       <w:keepNext/>
       <w:keepLines/>
+      <w:jc w:val="center"/>
     </w:pPr>
-    <w:rPr>
-      <w:sz w:val="24"/>
-      <w:szCs w:val="24"/>
-    </w:rPr>
   </w:style>
   <w:style w:styleId="Date" w:type="paragraph">
     <w:name w:val="Date"/>
-    <w:basedOn w:val="Title"/>
     <w:next w:val="BodyText"/>
     <w:qFormat/>
     <w:pPr>
       <w:keepNext/>
       <w:keepLines/>
+      <w:jc w:val="center"/>
     </w:pPr>
-    <w:rPr>
-      <w:sz w:val="24"/>
-      <w:szCs w:val="24"/>
-    </w:rPr>
   </w:style>
   <w:style w:customStyle="1" w:styleId="AbstractTitle" w:type="paragraph">
     <w:name w:val="Abstract Title"/>
@@ -9956,13 +10373,15 @@
     <w:pPr>
       <w:keepNext/>
       <w:keepLines/>
+      <w:jc w:val="center"/>
       <w:spacing w:after="0" w:before="300"/>
-      <w:jc w:val="center"/>
     </w:pPr>
     <w:rPr>
-      <w:b/>
       <w:sz w:val="20"/>
       <w:szCs w:val="20"/>
+      <w:b/>
+      <w:color w:val="345A8A"/>
+      &gt;
     </w:rPr>
   </w:style>
   <w:style w:customStyle="1" w:styleId="Abstract" w:type="paragraph">
@@ -9989,322 +10408,192 @@
     <w:rPr/>
   </w:style>
   <w:style w:styleId="Heading1" w:type="paragraph">
-    <w:name w:val="heading 1"/>
+    <w:name w:val="Heading 1"/>
     <w:basedOn w:val="Normal"/>
     <w:next w:val="BodyText"/>
-    <w:link w:val="Heading1Char"/>
     <w:uiPriority w:val="9"/>
     <w:qFormat/>
-    <w:rsid w:val="00A10FD9"/>
     <w:pPr>
       <w:keepNext/>
       <w:keepLines/>
-      <w:spacing w:after="80" w:before="360"/>
+      <w:spacing w:after="0" w:before="480"/>
       <w:outlineLvl w:val="0"/>
       <w:pageBreakBefore/>
     </w:pPr>
     <w:rPr>
       <w:rFonts w:asciiTheme="majorHAnsi" w:cstheme="majorBidi" w:eastAsiaTheme="majorEastAsia" w:hAnsiTheme="majorHAnsi"/>
-      <w:color w:themeColor="accent1" w:themeShade="BF" w:val="000000"/>
-      <w:sz w:val="40"/>
-      <w:szCs w:val="40"/>
+      <w:b/>
+      <w:bCs/>
+      <w:color w:themeColor="accent1" w:val="000000"/>
+      <w:sz w:val="32"/>
+      <w:szCs w:val="32"/>
     </w:rPr>
   </w:style>
   <w:style w:styleId="Heading2" w:type="paragraph">
-    <w:name w:val="heading 2"/>
+    <w:name w:val="Heading 2"/>
     <w:basedOn w:val="Normal"/>
     <w:next w:val="BodyText"/>
-    <w:link w:val="Heading2Char"/>
     <w:uiPriority w:val="9"/>
-    <w:semiHidden/>
     <w:unhideWhenUsed/>
     <w:qFormat/>
-    <w:rsid w:val="00A10FD9"/>
     <w:pPr>
       <w:keepNext/>
       <w:keepLines/>
-      <w:spacing w:after="80" w:before="160"/>
+      <w:spacing w:after="0" w:before="200"/>
       <w:outlineLvl w:val="1"/>
     </w:pPr>
     <w:rPr>
       <w:rFonts w:asciiTheme="majorHAnsi" w:cstheme="majorBidi" w:eastAsiaTheme="majorEastAsia" w:hAnsiTheme="majorHAnsi"/>
-      <w:color w:themeColor="accent1" w:themeShade="BF" w:val="000000"/>
-      <w:sz w:val="32"/>
-      <w:szCs w:val="32"/>
-    </w:rPr>
-  </w:style>
-  <w:style w:styleId="Heading3" w:type="paragraph">
-    <w:name w:val="heading 3"/>
-    <w:basedOn w:val="Normal"/>
-    <w:next w:val="BodyText"/>
-    <w:link w:val="Heading3Char"/>
-    <w:uiPriority w:val="9"/>
-    <w:semiHidden/>
-    <w:unhideWhenUsed/>
-    <w:qFormat/>
-    <w:rsid w:val="00A10FD9"/>
-    <w:pPr>
-      <w:keepNext/>
-      <w:keepLines/>
-      <w:spacing w:after="80" w:before="160"/>
-      <w:outlineLvl w:val="2"/>
-    </w:pPr>
-    <w:rPr>
-      <w:rFonts w:cstheme="majorBidi" w:eastAsiaTheme="majorEastAsia"/>
-      <w:color w:themeColor="accent1" w:themeShade="BF" w:val="000000"/>
+      <w:b/>
+      <w:bCs/>
+      <w:color w:themeColor="accent1" w:val="000000"/>
       <w:sz w:val="28"/>
       <w:szCs w:val="28"/>
     </w:rPr>
   </w:style>
-  <w:style w:styleId="Heading4" w:type="paragraph">
-    <w:name w:val="heading 4"/>
+  <w:style w:styleId="Heading3" w:type="paragraph">
+    <w:name w:val="Heading 3"/>
     <w:basedOn w:val="Normal"/>
     <w:next w:val="BodyText"/>
-    <w:link w:val="Heading4Char"/>
     <w:uiPriority w:val="9"/>
-    <w:semiHidden/>
     <w:unhideWhenUsed/>
     <w:qFormat/>
-    <w:rsid w:val="00A10FD9"/>
     <w:pPr>
       <w:keepNext/>
       <w:keepLines/>
-      <w:spacing w:after="40" w:before="80"/>
+      <w:spacing w:after="0" w:before="200"/>
+      <w:outlineLvl w:val="2"/>
+    </w:pPr>
+    <w:rPr>
+      <w:rFonts w:asciiTheme="majorHAnsi" w:cstheme="majorBidi" w:eastAsiaTheme="majorEastAsia" w:hAnsiTheme="majorHAnsi"/>
+      <w:b/>
+      <w:bCs/>
+      <w:color w:themeColor="accent1" w:val="000000"/>
+      <w:sz w:val="24"/>
+      <w:szCs w:val="24"/>
+    </w:rPr>
+  </w:style>
+  <w:style w:styleId="Heading4" w:type="paragraph">
+    <w:name w:val="Heading 4"/>
+    <w:basedOn w:val="Normal"/>
+    <w:next w:val="BodyText"/>
+    <w:uiPriority w:val="9"/>
+    <w:unhideWhenUsed/>
+    <w:qFormat/>
+    <w:pPr>
+      <w:keepNext/>
+      <w:keepLines/>
+      <w:spacing w:after="0" w:before="200"/>
       <w:outlineLvl w:val="3"/>
     </w:pPr>
     <w:rPr>
-      <w:rFonts w:cstheme="majorBidi" w:eastAsiaTheme="majorEastAsia"/>
+      <w:rFonts w:asciiTheme="majorHAnsi" w:cstheme="majorBidi" w:eastAsiaTheme="majorEastAsia" w:hAnsiTheme="majorHAnsi"/>
       <w:i/>
-      <w:iCs/>
-      <w:color w:themeColor="accent1" w:themeShade="BF" w:val="000000"/>
+      <w:bCs/>
+      <w:color w:themeColor="accent1" w:val="000000"/>
+      <w:sz w:val="24"/>
+      <w:szCs w:val="24"/>
     </w:rPr>
   </w:style>
   <w:style w:styleId="Heading5" w:type="paragraph">
-    <w:name w:val="heading 5"/>
+    <w:name w:val="Heading 5"/>
     <w:basedOn w:val="Normal"/>
     <w:next w:val="BodyText"/>
-    <w:link w:val="Heading5Char"/>
     <w:uiPriority w:val="9"/>
-    <w:semiHidden/>
     <w:unhideWhenUsed/>
     <w:qFormat/>
-    <w:rsid w:val="00A10FD9"/>
     <w:pPr>
       <w:keepNext/>
       <w:keepLines/>
-      <w:spacing w:after="40" w:before="80"/>
+      <w:spacing w:after="0" w:before="200"/>
       <w:outlineLvl w:val="4"/>
     </w:pPr>
     <w:rPr>
-      <w:rFonts w:cstheme="majorBidi" w:eastAsiaTheme="majorEastAsia"/>
-      <w:color w:themeColor="accent1" w:themeShade="BF" w:val="000000"/>
+      <w:rFonts w:asciiTheme="majorHAnsi" w:cstheme="majorBidi" w:eastAsiaTheme="majorEastAsia" w:hAnsiTheme="majorHAnsi"/>
+      <w:iCs/>
+      <w:color w:themeColor="accent1" w:val="000000"/>
+      <w:sz w:val="24"/>
+      <w:szCs w:val="24"/>
     </w:rPr>
   </w:style>
   <w:style w:styleId="Heading6" w:type="paragraph">
-    <w:name w:val="heading 6"/>
+    <w:name w:val="Heading 6"/>
     <w:basedOn w:val="Normal"/>
     <w:next w:val="BodyText"/>
-    <w:link w:val="Heading6Char"/>
     <w:uiPriority w:val="9"/>
-    <w:semiHidden/>
     <w:unhideWhenUsed/>
     <w:qFormat/>
-    <w:rsid w:val="00A10FD9"/>
     <w:pPr>
       <w:keepNext/>
       <w:keepLines/>
-      <w:spacing w:after="0" w:before="40"/>
+      <w:spacing w:after="0" w:before="200"/>
       <w:outlineLvl w:val="5"/>
     </w:pPr>
     <w:rPr>
-      <w:rFonts w:cstheme="majorBidi" w:eastAsiaTheme="majorEastAsia"/>
-      <w:i/>
-      <w:iCs/>
-      <w:color w:themeColor="text1" w:themeTint="A6" w:val="595959"/>
+      <w:rFonts w:asciiTheme="majorHAnsi" w:cstheme="majorBidi" w:eastAsiaTheme="majorEastAsia" w:hAnsiTheme="majorHAnsi"/>
+      <w:color w:themeColor="accent1" w:val="4F81BD"/>
+      <w:sz w:val="24"/>
+      <w:szCs w:val="24"/>
     </w:rPr>
   </w:style>
   <w:style w:styleId="Heading7" w:type="paragraph">
-    <w:name w:val="heading 7"/>
+    <w:name w:val="Heading 7"/>
     <w:basedOn w:val="Normal"/>
     <w:next w:val="BodyText"/>
-    <w:link w:val="Heading7Char"/>
     <w:uiPriority w:val="9"/>
-    <w:semiHidden/>
     <w:unhideWhenUsed/>
     <w:qFormat/>
-    <w:rsid w:val="00A10FD9"/>
     <w:pPr>
       <w:keepNext/>
       <w:keepLines/>
-      <w:spacing w:after="0" w:before="40"/>
+      <w:spacing w:after="0" w:before="200"/>
       <w:outlineLvl w:val="6"/>
     </w:pPr>
     <w:rPr>
-      <w:rFonts w:cstheme="majorBidi" w:eastAsiaTheme="majorEastAsia"/>
-      <w:color w:themeColor="text1" w:themeTint="A6" w:val="595959"/>
+      <w:rFonts w:asciiTheme="majorHAnsi" w:cstheme="majorBidi" w:eastAsiaTheme="majorEastAsia" w:hAnsiTheme="majorHAnsi"/>
+      <w:color w:themeColor="accent1" w:val="4F81BD"/>
+      <w:sz w:val="24"/>
+      <w:szCs w:val="24"/>
     </w:rPr>
   </w:style>
   <w:style w:styleId="Heading8" w:type="paragraph">
-    <w:name w:val="heading 8"/>
+    <w:name w:val="Heading 8"/>
     <w:basedOn w:val="Normal"/>
     <w:next w:val="BodyText"/>
-    <w:link w:val="Heading8Char"/>
     <w:uiPriority w:val="9"/>
-    <w:semiHidden/>
     <w:unhideWhenUsed/>
     <w:qFormat/>
-    <w:rsid w:val="00A10FD9"/>
     <w:pPr>
       <w:keepNext/>
       <w:keepLines/>
-      <w:spacing w:after="0"/>
+      <w:spacing w:after="0" w:before="200"/>
       <w:outlineLvl w:val="7"/>
     </w:pPr>
     <w:rPr>
-      <w:rFonts w:cstheme="majorBidi" w:eastAsiaTheme="majorEastAsia"/>
-      <w:i/>
-      <w:iCs/>
-      <w:color w:themeColor="text1" w:themeTint="D8" w:val="272727"/>
+      <w:rFonts w:asciiTheme="majorHAnsi" w:cstheme="majorBidi" w:eastAsiaTheme="majorEastAsia" w:hAnsiTheme="majorHAnsi"/>
+      <w:color w:themeColor="accent1" w:val="4F81BD"/>
+      <w:sz w:val="24"/>
+      <w:szCs w:val="24"/>
     </w:rPr>
   </w:style>
   <w:style w:styleId="Heading9" w:type="paragraph">
-    <w:name w:val="heading 9"/>
+    <w:name w:val="Heading 9"/>
     <w:basedOn w:val="Normal"/>
     <w:next w:val="BodyText"/>
-    <w:link w:val="Heading9Char"/>
     <w:uiPriority w:val="9"/>
-    <w:semiHidden/>
     <w:unhideWhenUsed/>
     <w:qFormat/>
-    <w:rsid w:val="00A10FD9"/>
     <w:pPr>
       <w:keepNext/>
       <w:keepLines/>
-      <w:spacing w:after="0"/>
+      <w:spacing w:after="0" w:before="200"/>
       <w:outlineLvl w:val="8"/>
     </w:pPr>
     <w:rPr>
-      <w:rFonts w:cstheme="majorBidi" w:eastAsiaTheme="majorEastAsia"/>
-      <w:color w:themeColor="text1" w:themeTint="D8" w:val="272727"/>
-    </w:rPr>
-  </w:style>
-  <w:style w:customStyle="1" w:styleId="Heading1Char" w:type="character">
-    <w:name w:val="Heading 1 Char"/>
-    <w:basedOn w:val="DefaultParagraphFont"/>
-    <w:link w:val="Heading1"/>
-    <w:uiPriority w:val="9"/>
-    <w:rsid w:val="00A10FD9"/>
-    <w:rPr>
       <w:rFonts w:asciiTheme="majorHAnsi" w:cstheme="majorBidi" w:eastAsiaTheme="majorEastAsia" w:hAnsiTheme="majorHAnsi"/>
-      <w:color w:themeColor="accent1" w:themeShade="BF" w:val="0F4761"/>
-      <w:sz w:val="40"/>
-      <w:szCs w:val="40"/>
-    </w:rPr>
-  </w:style>
-  <w:style w:customStyle="1" w:styleId="Heading2Char" w:type="character">
-    <w:name w:val="Heading 2 Char"/>
-    <w:basedOn w:val="DefaultParagraphFont"/>
-    <w:link w:val="Heading2"/>
-    <w:uiPriority w:val="9"/>
-    <w:semiHidden/>
-    <w:rsid w:val="00A10FD9"/>
-    <w:rPr>
-      <w:rFonts w:asciiTheme="majorHAnsi" w:cstheme="majorBidi" w:eastAsiaTheme="majorEastAsia" w:hAnsiTheme="majorHAnsi"/>
-      <w:color w:themeColor="accent1" w:themeShade="BF" w:val="0F4761"/>
-      <w:sz w:val="32"/>
-      <w:szCs w:val="32"/>
-    </w:rPr>
-  </w:style>
-  <w:style w:customStyle="1" w:styleId="Heading3Char" w:type="character">
-    <w:name w:val="Heading 3 Char"/>
-    <w:basedOn w:val="DefaultParagraphFont"/>
-    <w:link w:val="Heading3"/>
-    <w:uiPriority w:val="9"/>
-    <w:semiHidden/>
-    <w:rsid w:val="00A10FD9"/>
-    <w:rPr>
-      <w:rFonts w:cstheme="majorBidi" w:eastAsiaTheme="majorEastAsia"/>
-      <w:color w:themeColor="accent1" w:themeShade="BF" w:val="0F4761"/>
-      <w:sz w:val="28"/>
-      <w:szCs w:val="28"/>
-    </w:rPr>
-  </w:style>
-  <w:style w:customStyle="1" w:styleId="Heading4Char" w:type="character">
-    <w:name w:val="Heading 4 Char"/>
-    <w:basedOn w:val="DefaultParagraphFont"/>
-    <w:link w:val="Heading4"/>
-    <w:uiPriority w:val="9"/>
-    <w:semiHidden/>
-    <w:rsid w:val="00A10FD9"/>
-    <w:rPr>
-      <w:rFonts w:cstheme="majorBidi" w:eastAsiaTheme="majorEastAsia"/>
-      <w:i/>
-      <w:iCs/>
-      <w:color w:themeColor="accent1" w:themeShade="BF" w:val="0F4761"/>
-    </w:rPr>
-  </w:style>
-  <w:style w:customStyle="1" w:styleId="Heading5Char" w:type="character">
-    <w:name w:val="Heading 5 Char"/>
-    <w:basedOn w:val="DefaultParagraphFont"/>
-    <w:link w:val="Heading5"/>
-    <w:uiPriority w:val="9"/>
-    <w:semiHidden/>
-    <w:rsid w:val="00A10FD9"/>
-    <w:rPr>
-      <w:rFonts w:cstheme="majorBidi" w:eastAsiaTheme="majorEastAsia"/>
-      <w:color w:themeColor="accent1" w:themeShade="BF" w:val="0F4761"/>
-    </w:rPr>
-  </w:style>
-  <w:style w:customStyle="1" w:styleId="Heading6Char" w:type="character">
-    <w:name w:val="Heading 6 Char"/>
-    <w:basedOn w:val="DefaultParagraphFont"/>
-    <w:link w:val="Heading6"/>
-    <w:uiPriority w:val="9"/>
-    <w:semiHidden/>
-    <w:rsid w:val="00A10FD9"/>
-    <w:rPr>
-      <w:rFonts w:cstheme="majorBidi" w:eastAsiaTheme="majorEastAsia"/>
-      <w:i/>
-      <w:iCs/>
-      <w:color w:themeColor="text1" w:themeTint="A6" w:val="595959"/>
-    </w:rPr>
-  </w:style>
-  <w:style w:customStyle="1" w:styleId="Heading7Char" w:type="character">
-    <w:name w:val="Heading 7 Char"/>
-    <w:basedOn w:val="DefaultParagraphFont"/>
-    <w:link w:val="Heading7"/>
-    <w:uiPriority w:val="9"/>
-    <w:semiHidden/>
-    <w:rsid w:val="00A10FD9"/>
-    <w:rPr>
-      <w:rFonts w:cstheme="majorBidi" w:eastAsiaTheme="majorEastAsia"/>
-      <w:color w:themeColor="text1" w:themeTint="A6" w:val="595959"/>
-    </w:rPr>
-  </w:style>
-  <w:style w:customStyle="1" w:styleId="Heading8Char" w:type="character">
-    <w:name w:val="Heading 8 Char"/>
-    <w:basedOn w:val="DefaultParagraphFont"/>
-    <w:link w:val="Heading8"/>
-    <w:uiPriority w:val="9"/>
-    <w:semiHidden/>
-    <w:rsid w:val="00A10FD9"/>
-    <w:rPr>
-      <w:rFonts w:cstheme="majorBidi" w:eastAsiaTheme="majorEastAsia"/>
-      <w:i/>
-      <w:iCs/>
-      <w:color w:themeColor="text1" w:themeTint="D8" w:val="272727"/>
-    </w:rPr>
-  </w:style>
-  <w:style w:customStyle="1" w:styleId="Heading9Char" w:type="character">
-    <w:name w:val="Heading 9 Char"/>
-    <w:basedOn w:val="DefaultParagraphFont"/>
-    <w:link w:val="Heading9"/>
-    <w:uiPriority w:val="9"/>
-    <w:semiHidden/>
-    <w:rsid w:val="00A10FD9"/>
-    <w:rPr>
-      <w:rFonts w:cstheme="majorBidi" w:eastAsiaTheme="majorEastAsia"/>
-      <w:color w:themeColor="text1" w:themeTint="D8" w:val="272727"/>
+      <w:color w:themeColor="accent1" w:val="4F81BD"/>
+      <w:sz w:val="24"/>
+      <w:szCs w:val="24"/>
     </w:rPr>
   </w:style>
   <w:style w:styleId="BlockText" w:type="paragraph">
@@ -10327,18 +10616,6 @@
     <w:unhideWhenUsed/>
     <w:qFormat/>
   </w:style>
-  <w:style w:styleId="FootnoteBlockText" w:type="paragraph">
-    <w:name w:val="Footnote Block Text"/>
-    <w:basedOn w:val="FootnoteText"/>
-    <w:next w:val="FootnoteText"/>
-    <w:uiPriority w:val="9"/>
-    <w:unhideWhenUsed/>
-    <w:qFormat/>
-    <w:pPr>
-      <w:spacing w:after="100" w:before="100"/>
-      <w:ind w:firstLine="0" w:left="480" w:right="480"/>
-    </w:pPr>
-  </w:style>
   <w:style w:default="1" w:styleId="DefaultParagraphFont" w:type="character">
     <w:name w:val="Default Paragraph Font"/>
     <w:semiHidden/>
@@ -10360,11 +10637,18 @@
       </w:tblCellMar>
     </w:tblPr>
     <w:tblStylePr w:type="firstRow">
+      <w:tblPr>
+        <w:jc w:val="left"/>
+        <w:tblInd w:type="dxa" w:w="0"/>
+      </w:tblPr>
+      <w:trPr>
+        <w:jc w:val="left"/>
+      </w:trPr>
       <w:tcPr>
+        <w:vAlign w:val="bottom"/>
         <w:tcBorders>
           <w:bottom w:val="single"/>
         </w:tcBorders>
-        <w:vAlign w:val="bottom"/>
       </w:tcPr>
     </w:tblStylePr>
   </w:style>
@@ -10479,8 +10763,8 @@
     <w:name w:val="KeywordTok"/>
     <w:basedOn w:val="VerbatimChar"/>
     <w:rPr>
+      <w:color w:val="007020"/>
       <w:b/>
-      <w:color w:val="007020"/>
     </w:rPr>
   </w:style>
   <w:style w:type="character" w:customStyle="1" w:styleId="DataTypeTok">
@@ -10557,42 +10841,42 @@
     <w:name w:val="ImportTok"/>
     <w:basedOn w:val="VerbatimChar"/>
     <w:rPr>
+      <w:color w:val="008000"/>
       <w:b/>
-      <w:color w:val="008000"/>
     </w:rPr>
   </w:style>
   <w:style w:type="character" w:customStyle="1" w:styleId="CommentTok">
     <w:name w:val="CommentTok"/>
     <w:basedOn w:val="VerbatimChar"/>
     <w:rPr>
+      <w:color w:val="60a0b0"/>
       <w:i/>
-      <w:color w:val="60a0b0"/>
     </w:rPr>
   </w:style>
   <w:style w:type="character" w:customStyle="1" w:styleId="DocumentationTok">
     <w:name w:val="DocumentationTok"/>
     <w:basedOn w:val="VerbatimChar"/>
     <w:rPr>
+      <w:color w:val="ba2121"/>
       <w:i/>
-      <w:color w:val="ba2121"/>
     </w:rPr>
   </w:style>
   <w:style w:type="character" w:customStyle="1" w:styleId="AnnotationTok">
     <w:name w:val="AnnotationTok"/>
     <w:basedOn w:val="VerbatimChar"/>
     <w:rPr>
+      <w:color w:val="60a0b0"/>
       <w:b/>
       <w:i/>
-      <w:color w:val="60a0b0"/>
     </w:rPr>
   </w:style>
   <w:style w:type="character" w:customStyle="1" w:styleId="CommentVarTok">
     <w:name w:val="CommentVarTok"/>
     <w:basedOn w:val="VerbatimChar"/>
     <w:rPr>
+      <w:color w:val="60a0b0"/>
       <w:b/>
       <w:i/>
-      <w:color w:val="60a0b0"/>
     </w:rPr>
   </w:style>
   <w:style w:type="character" w:customStyle="1" w:styleId="OtherTok">
@@ -10620,8 +10904,8 @@
     <w:name w:val="ControlFlowTok"/>
     <w:basedOn w:val="VerbatimChar"/>
     <w:rPr>
+      <w:color w:val="007020"/>
       <w:b/>
-      <w:color w:val="007020"/>
     </w:rPr>
   </w:style>
   <w:style w:type="character" w:customStyle="1" w:styleId="OperatorTok">
@@ -10666,34 +10950,34 @@
     <w:name w:val="InformationTok"/>
     <w:basedOn w:val="VerbatimChar"/>
     <w:rPr>
+      <w:color w:val="60a0b0"/>
       <w:b/>
       <w:i/>
-      <w:color w:val="60a0b0"/>
     </w:rPr>
   </w:style>
   <w:style w:type="character" w:customStyle="1" w:styleId="WarningTok">
     <w:name w:val="WarningTok"/>
     <w:basedOn w:val="VerbatimChar"/>
     <w:rPr>
+      <w:color w:val="60a0b0"/>
       <w:b/>
       <w:i/>
-      <w:color w:val="60a0b0"/>
     </w:rPr>
   </w:style>
   <w:style w:type="character" w:customStyle="1" w:styleId="AlertTok">
     <w:name w:val="AlertTok"/>
     <w:basedOn w:val="VerbatimChar"/>
     <w:rPr>
+      <w:color w:val="ff0000"/>
       <w:b/>
-      <w:color w:val="ff0000"/>
     </w:rPr>
   </w:style>
   <w:style w:type="character" w:customStyle="1" w:styleId="ErrorTok">
     <w:name w:val="ErrorTok"/>
     <w:basedOn w:val="VerbatimChar"/>
     <w:rPr>
+      <w:color w:val="ff0000"/>
       <w:b/>
-      <w:color w:val="ff0000"/>
     </w:rPr>
   </w:style>
   <w:style w:type="character" w:customStyle="1" w:styleId="NormalTok">
@@ -10708,11 +10992,11 @@
     <w:qFormat/>
     <w:pPr>
       <w:keepNext/>
-      <w:spacing w:line="276" w:after="120" w:before="280" w:lineRule="auto"/>
+      <w:spacing w:lineRule="auto" w:line="276" w:before="280" w:after="120"/>
       <w:outlineLvl w:val="0"/>
     </w:pPr>
     <w:rPr>
-      <w:rFonts w:cs="Calibri Light" w:hAnsi="Calibri Light" w:ascii="Calibri Light"/>
+      <w:rFonts w:cs="Calibri Light" w:ascii="Calibri Light" w:hAnsi="Calibri Light"/>
       <w:b/>
       <w:bCs/>
       <w:color w:val="0F4C64"/>
@@ -10734,44 +11018,44 @@
         <a:sysClr val="window" lastClr="FFFFFF"/>
       </a:lt1>
       <a:dk2>
-        <a:srgbClr val="0E2841"/>
+        <a:srgbClr val="1F497D"/>
       </a:dk2>
       <a:lt2>
-        <a:srgbClr val="E8E8E8"/>
+        <a:srgbClr val="EEECE1"/>
       </a:lt2>
       <a:accent1>
-        <a:srgbClr val="156082"/>
+        <a:srgbClr val="4F81BD"/>
       </a:accent1>
       <a:accent2>
-        <a:srgbClr val="E97132"/>
+        <a:srgbClr val="C0504D"/>
       </a:accent2>
       <a:accent3>
-        <a:srgbClr val="196B24"/>
+        <a:srgbClr val="9BBB59"/>
       </a:accent3>
       <a:accent4>
-        <a:srgbClr val="0F9ED5"/>
+        <a:srgbClr val="8064A2"/>
       </a:accent4>
       <a:accent5>
-        <a:srgbClr val="A02B93"/>
+        <a:srgbClr val="4BACC6"/>
       </a:accent5>
       <a:accent6>
-        <a:srgbClr val="4EA72E"/>
+        <a:srgbClr val="F79646"/>
       </a:accent6>
       <a:hlink>
-        <a:srgbClr val="467886"/>
+        <a:srgbClr val="0000FF"/>
       </a:hlink>
       <a:folHlink>
-        <a:srgbClr val="96607D"/>
+        <a:srgbClr val="800080"/>
       </a:folHlink>
     </a:clrScheme>
     <a:fontScheme name="Office">
       <a:majorFont>
-        <a:latin typeface="Aptos Display" panose="02110004020202020204"/>
+        <a:latin typeface="Calibri"/>
         <a:ea typeface=""/>
         <a:cs typeface=""/>
-        <a:font script="Jpan" typeface="游ゴシック Light"/>
+        <a:font script="Jpan" typeface="ＭＳ ゴシック"/>
         <a:font script="Hang" typeface="맑은 고딕"/>
-        <a:font script="Hans" typeface="等线 Light"/>
+        <a:font script="Hans" typeface="宋体"/>
         <a:font script="Hant" typeface="新細明體"/>
         <a:font script="Arab" typeface="Times New Roman"/>
         <a:font script="Hebr" typeface="Times New Roman"/>
@@ -10798,32 +11082,14 @@
         <a:font script="Mong" typeface="Mongolian Baiti"/>
         <a:font script="Viet" typeface="Times New Roman"/>
         <a:font script="Uigh" typeface="Microsoft Uighur"/>
-        <a:font script="Geor" typeface="Sylfaen"/>
-        <a:font script="Armn" typeface="Arial"/>
-        <a:font script="Bugi" typeface="Leelawadee UI"/>
-        <a:font script="Bopo" typeface="Microsoft JhengHei"/>
-        <a:font script="Java" typeface="Javanese Text"/>
-        <a:font script="Lisu" typeface="Segoe UI"/>
-        <a:font script="Mymr" typeface="Myanmar Text"/>
-        <a:font script="Nkoo" typeface="Ebrima"/>
-        <a:font script="Olck" typeface="Nirmala UI"/>
-        <a:font script="Osma" typeface="Ebrima"/>
-        <a:font script="Phag" typeface="Phagspa"/>
-        <a:font script="Syrn" typeface="Estrangelo Edessa"/>
-        <a:font script="Syrj" typeface="Estrangelo Edessa"/>
-        <a:font script="Syre" typeface="Estrangelo Edessa"/>
-        <a:font script="Sora" typeface="Nirmala UI"/>
-        <a:font script="Tale" typeface="Microsoft Tai Le"/>
-        <a:font script="Talu" typeface="Microsoft New Tai Lue"/>
-        <a:font script="Tfng" typeface="Ebrima"/>
       </a:majorFont>
       <a:minorFont>
-        <a:latin typeface="Aptos" panose="02110004020202020204"/>
+        <a:latin typeface="Cambria"/>
         <a:ea typeface=""/>
         <a:cs typeface=""/>
-        <a:font script="Jpan" typeface="游明朝"/>
+        <a:font script="Jpan" typeface="ＭＳ 明朝"/>
         <a:font script="Hang" typeface="맑은 고딕"/>
-        <a:font script="Hans" typeface="等线"/>
+        <a:font script="Hans" typeface="宋体"/>
         <a:font script="Hant" typeface="新細明體"/>
         <a:font script="Arab" typeface="Arial"/>
         <a:font script="Hebr" typeface="Arial"/>
@@ -10850,24 +11116,6 @@
         <a:font script="Mong" typeface="Mongolian Baiti"/>
         <a:font script="Viet" typeface="Arial"/>
         <a:font script="Uigh" typeface="Microsoft Uighur"/>
-        <a:font script="Geor" typeface="Sylfaen"/>
-        <a:font script="Armn" typeface="Arial"/>
-        <a:font script="Bugi" typeface="Leelawadee UI"/>
-        <a:font script="Bopo" typeface="Microsoft JhengHei"/>
-        <a:font script="Java" typeface="Javanese Text"/>
-        <a:font script="Lisu" typeface="Segoe UI"/>
-        <a:font script="Mymr" typeface="Myanmar Text"/>
-        <a:font script="Nkoo" typeface="Ebrima"/>
-        <a:font script="Olck" typeface="Nirmala UI"/>
-        <a:font script="Osma" typeface="Ebrima"/>
-        <a:font script="Phag" typeface="Phagspa"/>
-        <a:font script="Syrn" typeface="Estrangelo Edessa"/>
-        <a:font script="Syrj" typeface="Estrangelo Edessa"/>
-        <a:font script="Syre" typeface="Estrangelo Edessa"/>
-        <a:font script="Sora" typeface="Nirmala UI"/>
-        <a:font script="Tale" typeface="Microsoft Tai Le"/>
-        <a:font script="Talu" typeface="Microsoft New Tai Lue"/>
-        <a:font script="Tfng" typeface="Ebrima"/>
       </a:minorFont>
     </a:fontScheme>
     <a:fmtScheme name="Office">
@@ -10879,141 +11127,200 @@
           <a:gsLst>
             <a:gs pos="0">
               <a:schemeClr val="phClr">
-                <a:lumMod val="110000"/>
-                <a:satMod val="105000"/>
-                <a:tint val="67000"/>
+                <a:tint val="50000"/>
+                <a:satMod val="300000"/>
               </a:schemeClr>
             </a:gs>
-            <a:gs pos="50000">
+            <a:gs pos="35000">
               <a:schemeClr val="phClr">
-                <a:lumMod val="105000"/>
-                <a:satMod val="103000"/>
-                <a:tint val="73000"/>
+                <a:tint val="37000"/>
+                <a:satMod val="300000"/>
               </a:schemeClr>
             </a:gs>
             <a:gs pos="100000">
               <a:schemeClr val="phClr">
-                <a:lumMod val="105000"/>
-                <a:satMod val="109000"/>
-                <a:tint val="81000"/>
+                <a:tint val="15000"/>
+                <a:satMod val="350000"/>
               </a:schemeClr>
             </a:gs>
           </a:gsLst>
-          <a:lin ang="5400000" scaled="0"/>
+          <a:lin ang="16200000" scaled="1"/>
         </a:gradFill>
         <a:gradFill rotWithShape="1">
           <a:gsLst>
             <a:gs pos="0">
               <a:schemeClr val="phClr">
-                <a:satMod val="103000"/>
-                <a:lumMod val="102000"/>
-                <a:tint val="94000"/>
-              </a:schemeClr>
-            </a:gs>
-            <a:gs pos="50000">
-              <a:schemeClr val="phClr">
-                <a:satMod val="110000"/>
-                <a:lumMod val="100000"/>
+                <a:tint val="100000"/>
                 <a:shade val="100000"/>
+                <a:satMod val="130000"/>
               </a:schemeClr>
             </a:gs>
             <a:gs pos="100000">
               <a:schemeClr val="phClr">
-                <a:lumMod val="99000"/>
-                <a:satMod val="120000"/>
-                <a:shade val="78000"/>
+                <a:tint val="50000"/>
+                <a:shade val="100000"/>
+                <a:satMod val="350000"/>
               </a:schemeClr>
             </a:gs>
           </a:gsLst>
-          <a:lin ang="5400000" scaled="0"/>
+          <a:lin ang="16200000" scaled="0"/>
         </a:gradFill>
       </a:fillStyleLst>
       <a:lnStyleLst>
-        <a:ln w="6350" cap="flat" cmpd="sng" algn="ctr">
+        <a:ln w="9525" cap="flat" cmpd="sng" algn="ctr">
+          <a:solidFill>
+            <a:schemeClr val="phClr">
+              <a:shade val="95000"/>
+              <a:satMod val="105000"/>
+            </a:schemeClr>
+          </a:solidFill>
+          <a:prstDash val="solid"/>
+        </a:ln>
+        <a:ln w="25400" cap="flat" cmpd="sng" algn="ctr">
           <a:solidFill>
             <a:schemeClr val="phClr"/>
           </a:solidFill>
           <a:prstDash val="solid"/>
-          <a:miter lim="800000"/>
         </a:ln>
-        <a:ln w="12700" cap="flat" cmpd="sng" algn="ctr">
+        <a:ln w="38100" cap="flat" cmpd="sng" algn="ctr">
           <a:solidFill>
             <a:schemeClr val="phClr"/>
           </a:solidFill>
           <a:prstDash val="solid"/>
-          <a:miter lim="800000"/>
-        </a:ln>
-        <a:ln w="19050" cap="flat" cmpd="sng" algn="ctr">
-          <a:solidFill>
-            <a:schemeClr val="phClr"/>
-          </a:solidFill>
-          <a:prstDash val="solid"/>
-          <a:miter lim="800000"/>
         </a:ln>
       </a:lnStyleLst>
       <a:effectStyleLst>
         <a:effectStyle>
-          <a:effectLst/>
-        </a:effectStyle>
-        <a:effectStyle>
-          <a:effectLst/>
+          <a:effectLst>
+            <a:outerShdw blurRad="40000" dist="20000" dir="5400000" rotWithShape="0">
+              <a:srgbClr val="000000">
+                <a:alpha val="38000"/>
+              </a:srgbClr>
+            </a:outerShdw>
+          </a:effectLst>
         </a:effectStyle>
         <a:effectStyle>
           <a:effectLst>
-            <a:outerShdw blurRad="57150" dist="19050" dir="5400000" algn="ctr" rotWithShape="0">
+            <a:outerShdw blurRad="40000" dist="23000" dir="5400000" rotWithShape="0">
               <a:srgbClr val="000000">
-                <a:alpha val="63000"/>
+                <a:alpha val="35000"/>
               </a:srgbClr>
             </a:outerShdw>
           </a:effectLst>
+        </a:effectStyle>
+        <a:effectStyle>
+          <a:effectLst>
+            <a:outerShdw blurRad="40000" dist="23000" dir="5400000" rotWithShape="0">
+              <a:srgbClr val="000000">
+                <a:alpha val="35000"/>
+              </a:srgbClr>
+            </a:outerShdw>
+          </a:effectLst>
+          <a:scene3d>
+            <a:camera prst="orthographicFront">
+              <a:rot lat="0" lon="0" rev="0"/>
+            </a:camera>
+            <a:lightRig rig="threePt" dir="t">
+              <a:rot lat="0" lon="0" rev="1200000"/>
+            </a:lightRig>
+          </a:scene3d>
+          <a:sp3d>
+            <a:bevelT w="63500" h="25400"/>
+          </a:sp3d>
         </a:effectStyle>
       </a:effectStyleLst>
       <a:bgFillStyleLst>
         <a:solidFill>
           <a:schemeClr val="phClr"/>
         </a:solidFill>
-        <a:solidFill>
-          <a:schemeClr val="phClr">
-            <a:tint val="95000"/>
-            <a:satMod val="170000"/>
-          </a:schemeClr>
-        </a:solidFill>
         <a:gradFill rotWithShape="1">
           <a:gsLst>
             <a:gs pos="0">
               <a:schemeClr val="phClr">
-                <a:tint val="93000"/>
-                <a:satMod val="150000"/>
-                <a:shade val="98000"/>
-                <a:lumMod val="102000"/>
+                <a:tint val="40000"/>
+                <a:satMod val="350000"/>
               </a:schemeClr>
             </a:gs>
-            <a:gs pos="50000">
+            <a:gs pos="40000">
               <a:schemeClr val="phClr">
-                <a:tint val="98000"/>
-                <a:satMod val="130000"/>
-                <a:shade val="90000"/>
-                <a:lumMod val="103000"/>
+                <a:tint val="45000"/>
+                <a:shade val="99000"/>
+                <a:satMod val="350000"/>
               </a:schemeClr>
             </a:gs>
             <a:gs pos="100000">
               <a:schemeClr val="phClr">
-                <a:shade val="63000"/>
-                <a:satMod val="120000"/>
+                <a:shade val="20000"/>
+                <a:satMod val="255000"/>
               </a:schemeClr>
             </a:gs>
           </a:gsLst>
-          <a:lin ang="5400000" scaled="0"/>
+          <a:path path="circle">
+            <a:fillToRect l="50000" t="-80000" r="50000" b="180000"/>
+          </a:path>
+        </a:gradFill>
+        <a:gradFill rotWithShape="1">
+          <a:gsLst>
+            <a:gs pos="0">
+              <a:schemeClr val="phClr">
+                <a:tint val="80000"/>
+                <a:satMod val="300000"/>
+              </a:schemeClr>
+            </a:gs>
+            <a:gs pos="100000">
+              <a:schemeClr val="phClr">
+                <a:shade val="30000"/>
+                <a:satMod val="200000"/>
+              </a:schemeClr>
+            </a:gs>
+          </a:gsLst>
+          <a:path path="circle">
+            <a:fillToRect l="50000" t="50000" r="50000" b="50000"/>
+          </a:path>
         </a:gradFill>
       </a:bgFillStyleLst>
     </a:fmtScheme>
   </a:themeElements>
-  <a:objectDefaults/>
+  <a:objectDefaults>
+    <a:spDef>
+      <a:spPr/>
+      <a:bodyPr/>
+      <a:lstStyle/>
+      <a:style>
+        <a:lnRef idx="1">
+          <a:schemeClr val="accent1"/>
+        </a:lnRef>
+        <a:fillRef idx="3">
+          <a:schemeClr val="accent1"/>
+        </a:fillRef>
+        <a:effectRef idx="2">
+          <a:schemeClr val="accent1"/>
+        </a:effectRef>
+        <a:fontRef idx="minor">
+          <a:schemeClr val="lt1"/>
+        </a:fontRef>
+      </a:style>
+    </a:spDef>
+    <a:lnDef>
+      <a:spPr/>
+      <a:bodyPr/>
+      <a:lstStyle/>
+      <a:style>
+        <a:lnRef idx="2">
+          <a:schemeClr val="accent1"/>
+        </a:lnRef>
+        <a:fillRef idx="0">
+          <a:schemeClr val="accent1"/>
+        </a:fillRef>
+        <a:effectRef idx="1">
+          <a:schemeClr val="accent1"/>
+        </a:effectRef>
+        <a:fontRef idx="minor">
+          <a:schemeClr val="tx1"/>
+        </a:fontRef>
+      </a:style>
+    </a:lnDef>
+  </a:objectDefaults>
   <a:extraClrSchemeLst/>
-  <a:extLst>
-    <a:ext uri="{05A4C25C-085E-4340-85A3-A5531E510DB2}">
-      <thm15:themeFamily xmlns:thm15="http://schemas.microsoft.com/office/thememl/2012/main" name="Office Theme" id="{2E142A2C-CD16-42D6-873A-C26D2A0506FA}" vid="{1BDDFF52-6CD6-40A5-AB3C-68EB2F1E4D0A}"/>
-    </a:ext>
-  </a:extLst>
 </a:theme>
 </file>
--- a/specir/downloads/specir.docx
+++ b/specir/downloads/specir.docx
@@ -385,12 +385,12 @@
     </w:p>
     <w:p>
       <w:pPr>
-        <w:spacing w:before="0" w:after="0" w:line="20" w:lineRule="exact"/>
+        <w:spacing w:before="0" w:after="0" w:lineRule="exact" w:line="20"/>
         <w:rPr>
           <w:sz w:val="2"/>
         </w:rPr>
       </w:pPr>
-      <w:bookmarkStart w:id="64546" w:name="csv-tbl-object-types"/>
+      <w:bookmarkStart w:name="csv-tbl-object-types" w:id="64546"/>
       <w:bookmarkEnd w:id="64546"/>
     </w:p>
     <w:p>
@@ -427,18 +427,18 @@
         <w:tblLook w:firstRow="1" w:lastRow="0" w:firstColumn="0" w:lastColumn="0" w:noHBand="0" w:noVBand="0" w:val="0020"/>
         <w:jc w:val="start"/>
         <w:tblBorders>
-          <w:top w:color="000000" w:space="0" w:val="single" w:sz="6"/>
-          <w:left w:color="000000" w:space="0" w:val="single" w:sz="6"/>
-          <w:bottom w:color="000000" w:space="0" w:val="single" w:sz="6"/>
-          <w:right w:color="000000" w:space="0" w:val="single" w:sz="6"/>
-          <w:insideH w:color="000000" w:space="0" w:val="single" w:sz="6"/>
-          <w:insideV w:color="000000" w:space="0" w:val="single" w:sz="6"/>
+          <w:top w:color="000000" w:space="0" w:sz="6" w:val="single"/>
+          <w:left w:color="000000" w:space="0" w:sz="6" w:val="single"/>
+          <w:bottom w:color="000000" w:space="0" w:sz="6" w:val="single"/>
+          <w:right w:color="000000" w:space="0" w:sz="6" w:val="single"/>
+          <w:insideH w:color="000000" w:space="0" w:sz="6" w:val="single"/>
+          <w:insideV w:color="000000" w:space="0" w:sz="6" w:val="single"/>
         </w:tblBorders>
         <w:tblCellMar>
-          <w:top w:type="dxa" w:w="57"/>
-          <w:left w:type="dxa" w:w="108"/>
-          <w:bottom w:type="dxa" w:w="57"/>
-          <w:right w:type="dxa" w:w="108"/>
+          <w:top w:w="57" w:type="dxa"/>
+          <w:left w:w="108" w:type="dxa"/>
+          <w:bottom w:w="57" w:type="dxa"/>
+          <w:right w:w="108" w:type="dxa"/>
         </w:tblCellMar>
       </w:tblPr>
       <w:tblGrid>
@@ -452,14 +452,14 @@
         </w:trPr>
         <w:tc>
           <w:tcPr>
-            <w:shd w:color="auto" w:val="clear" w:fill="E8E8E8"/>
+            <w:shd w:color="auto" w:fill="E8E8E8" w:val="clear"/>
           </w:tcPr>
           <w:p>
             <w:pPr>
               <w:pStyle w:val="Compact"/>
               <w:jc w:val="left"/>
-              <w:ind w:left="0" w:right="0" w:firstLine="0"/>
-              <w:spacing w:lineRule="auto" w:line="240" w:before="40" w:after="40"/>
+              <w:ind w:left="0" w:firstLine="0" w:right="0"/>
+              <w:spacing w:before="40" w:line="240" w:lineRule="auto" w:after="40"/>
             </w:pPr>
             <w:r>
               <w:rPr>
@@ -471,14 +471,14 @@
         </w:tc>
         <w:tc>
           <w:tcPr>
-            <w:shd w:color="auto" w:val="clear" w:fill="E8E8E8"/>
+            <w:shd w:color="auto" w:fill="E8E8E8" w:val="clear"/>
           </w:tcPr>
           <w:p>
             <w:pPr>
               <w:pStyle w:val="Compact"/>
               <w:jc w:val="left"/>
-              <w:ind w:left="0" w:right="0" w:firstLine="0"/>
-              <w:spacing w:lineRule="auto" w:line="240" w:before="40" w:after="40"/>
+              <w:ind w:left="0" w:firstLine="0" w:right="0"/>
+              <w:spacing w:before="40" w:line="240" w:lineRule="auto" w:after="40"/>
             </w:pPr>
             <w:r>
               <w:rPr>
@@ -490,14 +490,14 @@
         </w:tc>
         <w:tc>
           <w:tcPr>
-            <w:shd w:color="auto" w:val="clear" w:fill="E8E8E8"/>
+            <w:shd w:color="auto" w:fill="E8E8E8" w:val="clear"/>
           </w:tcPr>
           <w:p>
             <w:pPr>
               <w:pStyle w:val="Compact"/>
               <w:jc w:val="left"/>
-              <w:ind w:left="0" w:right="0" w:firstLine="0"/>
-              <w:spacing w:lineRule="auto" w:line="240" w:before="40" w:after="40"/>
+              <w:ind w:left="0" w:firstLine="0" w:right="0"/>
+              <w:spacing w:before="40" w:line="240" w:lineRule="auto" w:after="40"/>
             </w:pPr>
             <w:r>
               <w:rPr>
@@ -515,8 +515,8 @@
             <w:pPr>
               <w:pStyle w:val="Compact"/>
               <w:jc w:val="left"/>
-              <w:ind w:left="0" w:right="0" w:firstLine="0"/>
-              <w:spacing w:lineRule="auto" w:line="240" w:before="40" w:after="40"/>
+              <w:ind w:left="0" w:firstLine="0" w:right="0"/>
+              <w:spacing w:before="40" w:line="240" w:lineRule="auto" w:after="40"/>
             </w:pPr>
             <w:r>
               <w:t xml:space="preserve">identifier</w:t>
@@ -529,8 +529,8 @@
             <w:pPr>
               <w:pStyle w:val="Compact"/>
               <w:jc w:val="left"/>
-              <w:ind w:left="0" w:right="0" w:firstLine="0"/>
-              <w:spacing w:lineRule="auto" w:line="240" w:before="40" w:after="40"/>
+              <w:ind w:left="0" w:firstLine="0" w:right="0"/>
+              <w:spacing w:before="40" w:line="240" w:lineRule="auto" w:after="40"/>
             </w:pPr>
             <w:r>
               <w:t xml:space="preserve">TEXT PK</w:t>
@@ -543,8 +543,8 @@
             <w:pPr>
               <w:pStyle w:val="Compact"/>
               <w:jc w:val="left"/>
-              <w:ind w:left="0" w:right="0" w:firstLine="0"/>
-              <w:spacing w:lineRule="auto" w:line="240" w:before="40" w:after="40"/>
+              <w:ind w:left="0" w:firstLine="0" w:right="0"/>
+              <w:spacing w:before="40" w:line="240" w:lineRule="auto" w:after="40"/>
             </w:pPr>
             <w:r>
               <w:t xml:space="preserve">Unique type code (e.g. HLR)</w:t>
@@ -559,8 +559,8 @@
             <w:pPr>
               <w:pStyle w:val="Compact"/>
               <w:jc w:val="left"/>
-              <w:ind w:left="0" w:right="0" w:firstLine="0"/>
-              <w:spacing w:lineRule="auto" w:line="240" w:before="40" w:after="40"/>
+              <w:ind w:left="0" w:firstLine="0" w:right="0"/>
+              <w:spacing w:before="40" w:line="240" w:lineRule="auto" w:after="40"/>
             </w:pPr>
             <w:r>
               <w:t xml:space="preserve">long_name</w:t>
@@ -573,8 +573,8 @@
             <w:pPr>
               <w:pStyle w:val="Compact"/>
               <w:jc w:val="left"/>
-              <w:ind w:left="0" w:right="0" w:firstLine="0"/>
-              <w:spacing w:lineRule="auto" w:line="240" w:before="40" w:after="40"/>
+              <w:ind w:left="0" w:firstLine="0" w:right="0"/>
+              <w:spacing w:before="40" w:line="240" w:lineRule="auto" w:after="40"/>
             </w:pPr>
             <w:r>
               <w:t xml:space="preserve">TEXT NOT NULL UNIQUE</w:t>
@@ -587,8 +587,8 @@
             <w:pPr>
               <w:pStyle w:val="Compact"/>
               <w:jc w:val="left"/>
-              <w:ind w:left="0" w:right="0" w:firstLine="0"/>
-              <w:spacing w:lineRule="auto" w:line="240" w:before="40" w:after="40"/>
+              <w:ind w:left="0" w:firstLine="0" w:right="0"/>
+              <w:spacing w:before="40" w:line="240" w:lineRule="auto" w:after="40"/>
             </w:pPr>
             <w:r>
               <w:t xml:space="preserve">Human-readable name</w:t>
@@ -603,8 +603,8 @@
             <w:pPr>
               <w:pStyle w:val="Compact"/>
               <w:jc w:val="left"/>
-              <w:ind w:left="0" w:right="0" w:firstLine="0"/>
-              <w:spacing w:lineRule="auto" w:line="240" w:before="40" w:after="40"/>
+              <w:ind w:left="0" w:firstLine="0" w:right="0"/>
+              <w:spacing w:before="40" w:line="240" w:lineRule="auto" w:after="40"/>
             </w:pPr>
             <w:r>
               <w:t xml:space="preserve">description</w:t>
@@ -617,8 +617,8 @@
             <w:pPr>
               <w:pStyle w:val="Compact"/>
               <w:jc w:val="left"/>
-              <w:ind w:left="0" w:right="0" w:firstLine="0"/>
-              <w:spacing w:lineRule="auto" w:line="240" w:before="40" w:after="40"/>
+              <w:ind w:left="0" w:firstLine="0" w:right="0"/>
+              <w:spacing w:before="40" w:line="240" w:lineRule="auto" w:after="40"/>
             </w:pPr>
             <w:r>
               <w:t xml:space="preserve">TEXT</w:t>
@@ -631,8 +631,8 @@
             <w:pPr>
               <w:pStyle w:val="Compact"/>
               <w:jc w:val="left"/>
-              <w:ind w:left="0" w:right="0" w:firstLine="0"/>
-              <w:spacing w:lineRule="auto" w:line="240" w:before="40" w:after="40"/>
+              <w:ind w:left="0" w:firstLine="0" w:right="0"/>
+              <w:spacing w:before="40" w:line="240" w:lineRule="auto" w:after="40"/>
             </w:pPr>
             <w:r>
               <w:t xml:space="preserve">Documentation</w:t>
@@ -647,8 +647,8 @@
             <w:pPr>
               <w:pStyle w:val="Compact"/>
               <w:jc w:val="left"/>
-              <w:ind w:left="0" w:right="0" w:firstLine="0"/>
-              <w:spacing w:lineRule="auto" w:line="240" w:before="40" w:after="40"/>
+              <w:ind w:left="0" w:firstLine="0" w:right="0"/>
+              <w:spacing w:before="40" w:line="240" w:lineRule="auto" w:after="40"/>
             </w:pPr>
             <w:r>
               <w:t xml:space="preserve">extends</w:t>
@@ -661,8 +661,8 @@
             <w:pPr>
               <w:pStyle w:val="Compact"/>
               <w:jc w:val="left"/>
-              <w:ind w:left="0" w:right="0" w:firstLine="0"/>
-              <w:spacing w:lineRule="auto" w:line="240" w:before="40" w:after="40"/>
+              <w:ind w:left="0" w:firstLine="0" w:right="0"/>
+              <w:spacing w:before="40" w:line="240" w:lineRule="auto" w:after="40"/>
             </w:pPr>
             <w:r>
               <w:t xml:space="preserve">TEXT</w:t>
@@ -675,8 +675,8 @@
             <w:pPr>
               <w:pStyle w:val="Compact"/>
               <w:jc w:val="left"/>
-              <w:ind w:left="0" w:right="0" w:firstLine="0"/>
-              <w:spacing w:lineRule="auto" w:line="240" w:before="40" w:after="40"/>
+              <w:ind w:left="0" w:firstLine="0" w:right="0"/>
+              <w:spacing w:before="40" w:line="240" w:lineRule="auto" w:after="40"/>
             </w:pPr>
             <w:r>
               <w:t xml:space="preserve">Parent type for inheritance</w:t>
@@ -691,8 +691,8 @@
             <w:pPr>
               <w:pStyle w:val="Compact"/>
               <w:jc w:val="left"/>
-              <w:ind w:left="0" w:right="0" w:firstLine="0"/>
-              <w:spacing w:lineRule="auto" w:line="240" w:before="40" w:after="40"/>
+              <w:ind w:left="0" w:firstLine="0" w:right="0"/>
+              <w:spacing w:before="40" w:line="240" w:lineRule="auto" w:after="40"/>
             </w:pPr>
             <w:r>
               <w:t xml:space="preserve">is_composite</w:t>
@@ -705,8 +705,8 @@
             <w:pPr>
               <w:pStyle w:val="Compact"/>
               <w:jc w:val="left"/>
-              <w:ind w:left="0" w:right="0" w:firstLine="0"/>
-              <w:spacing w:lineRule="auto" w:line="240" w:before="40" w:after="40"/>
+              <w:ind w:left="0" w:firstLine="0" w:right="0"/>
+              <w:spacing w:before="40" w:line="240" w:lineRule="auto" w:after="40"/>
             </w:pPr>
             <w:r>
               <w:t xml:space="preserve">INTEGER DEFAULT 0</w:t>
@@ -719,8 +719,8 @@
             <w:pPr>
               <w:pStyle w:val="Compact"/>
               <w:jc w:val="left"/>
-              <w:ind w:left="0" w:right="0" w:firstLine="0"/>
-              <w:spacing w:lineRule="auto" w:line="240" w:before="40" w:after="40"/>
+              <w:ind w:left="0" w:firstLine="0" w:right="0"/>
+              <w:spacing w:before="40" w:line="240" w:lineRule="auto" w:after="40"/>
             </w:pPr>
             <w:r>
               <w:t xml:space="preserve">1 = container type (e.g. SECTION)</w:t>
@@ -735,8 +735,8 @@
             <w:pPr>
               <w:pStyle w:val="Compact"/>
               <w:jc w:val="left"/>
-              <w:ind w:left="0" w:right="0" w:firstLine="0"/>
-              <w:spacing w:lineRule="auto" w:line="240" w:before="40" w:after="40"/>
+              <w:ind w:left="0" w:firstLine="0" w:right="0"/>
+              <w:spacing w:before="40" w:line="240" w:lineRule="auto" w:after="40"/>
             </w:pPr>
             <w:r>
               <w:t xml:space="preserve">is_required</w:t>
@@ -749,8 +749,8 @@
             <w:pPr>
               <w:pStyle w:val="Compact"/>
               <w:jc w:val="left"/>
-              <w:ind w:left="0" w:right="0" w:firstLine="0"/>
-              <w:spacing w:lineRule="auto" w:line="240" w:before="40" w:after="40"/>
+              <w:ind w:left="0" w:firstLine="0" w:right="0"/>
+              <w:spacing w:before="40" w:line="240" w:lineRule="auto" w:after="40"/>
             </w:pPr>
             <w:r>
               <w:t xml:space="preserve">INTEGER DEFAULT 0</w:t>
@@ -763,8 +763,8 @@
             <w:pPr>
               <w:pStyle w:val="Compact"/>
               <w:jc w:val="left"/>
-              <w:ind w:left="0" w:right="0" w:firstLine="0"/>
-              <w:spacing w:lineRule="auto" w:line="240" w:before="40" w:after="40"/>
+              <w:ind w:left="0" w:firstLine="0" w:right="0"/>
+              <w:spacing w:before="40" w:line="240" w:lineRule="auto" w:after="40"/>
             </w:pPr>
             <w:r>
               <w:t xml:space="preserve">1 = every spec must have at least one</w:t>
@@ -779,8 +779,8 @@
             <w:pPr>
               <w:pStyle w:val="Compact"/>
               <w:jc w:val="left"/>
-              <w:ind w:left="0" w:right="0" w:firstLine="0"/>
-              <w:spacing w:lineRule="auto" w:line="240" w:before="40" w:after="40"/>
+              <w:ind w:left="0" w:firstLine="0" w:right="0"/>
+              <w:spacing w:before="40" w:line="240" w:lineRule="auto" w:after="40"/>
             </w:pPr>
             <w:r>
               <w:t xml:space="preserve">is_default</w:t>
@@ -793,8 +793,8 @@
             <w:pPr>
               <w:pStyle w:val="Compact"/>
               <w:jc w:val="left"/>
-              <w:ind w:left="0" w:right="0" w:firstLine="0"/>
-              <w:spacing w:lineRule="auto" w:line="240" w:before="40" w:after="40"/>
+              <w:ind w:left="0" w:firstLine="0" w:right="0"/>
+              <w:spacing w:before="40" w:line="240" w:lineRule="auto" w:after="40"/>
             </w:pPr>
             <w:r>
               <w:t xml:space="preserve">INTEGER DEFAULT 0</w:t>
@@ -807,8 +807,8 @@
             <w:pPr>
               <w:pStyle w:val="Compact"/>
               <w:jc w:val="left"/>
-              <w:ind w:left="0" w:right="0" w:firstLine="0"/>
-              <w:spacing w:lineRule="auto" w:line="240" w:before="40" w:after="40"/>
+              <w:ind w:left="0" w:firstLine="0" w:right="0"/>
+              <w:spacing w:before="40" w:line="240" w:lineRule="auto" w:after="40"/>
             </w:pPr>
             <w:r>
               <w:t xml:space="preserve">1 = used when header has no explicit type</w:t>
@@ -823,8 +823,8 @@
             <w:pPr>
               <w:pStyle w:val="Compact"/>
               <w:jc w:val="left"/>
-              <w:ind w:left="0" w:right="0" w:firstLine="0"/>
-              <w:spacing w:lineRule="auto" w:line="240" w:before="40" w:after="40"/>
+              <w:ind w:left="0" w:firstLine="0" w:right="0"/>
+              <w:spacing w:before="40" w:line="240" w:lineRule="auto" w:after="40"/>
             </w:pPr>
             <w:r>
               <w:t xml:space="preserve">pid_prefix</w:t>
@@ -837,8 +837,8 @@
             <w:pPr>
               <w:pStyle w:val="Compact"/>
               <w:jc w:val="left"/>
-              <w:ind w:left="0" w:right="0" w:firstLine="0"/>
-              <w:spacing w:lineRule="auto" w:line="240" w:before="40" w:after="40"/>
+              <w:ind w:left="0" w:firstLine="0" w:right="0"/>
+              <w:spacing w:before="40" w:line="240" w:lineRule="auto" w:after="40"/>
             </w:pPr>
             <w:r>
               <w:t xml:space="preserve">TEXT</w:t>
@@ -851,8 +851,8 @@
             <w:pPr>
               <w:pStyle w:val="Compact"/>
               <w:jc w:val="left"/>
-              <w:ind w:left="0" w:right="0" w:firstLine="0"/>
-              <w:spacing w:lineRule="auto" w:line="240" w:before="40" w:after="40"/>
+              <w:ind w:left="0" w:firstLine="0" w:right="0"/>
+              <w:spacing w:before="40" w:line="240" w:lineRule="auto" w:after="40"/>
             </w:pPr>
             <w:r>
               <w:t xml:space="preserve">Default PID prefix for auto-generation</w:t>
@@ -867,8 +867,8 @@
             <w:pPr>
               <w:pStyle w:val="Compact"/>
               <w:jc w:val="left"/>
-              <w:ind w:left="0" w:right="0" w:firstLine="0"/>
-              <w:spacing w:lineRule="auto" w:line="240" w:before="40" w:after="40"/>
+              <w:ind w:left="0" w:firstLine="0" w:right="0"/>
+              <w:spacing w:before="40" w:line="240" w:lineRule="auto" w:after="40"/>
             </w:pPr>
             <w:r>
               <w:t xml:space="preserve">pid_format</w:t>
@@ -881,8 +881,8 @@
             <w:pPr>
               <w:pStyle w:val="Compact"/>
               <w:jc w:val="left"/>
-              <w:ind w:left="0" w:right="0" w:firstLine="0"/>
-              <w:spacing w:lineRule="auto" w:line="240" w:before="40" w:after="40"/>
+              <w:ind w:left="0" w:firstLine="0" w:right="0"/>
+              <w:spacing w:before="40" w:line="240" w:lineRule="auto" w:after="40"/>
             </w:pPr>
             <w:r>
               <w:t xml:space="preserve">TEXT DEFAULT '%s-%03d'</w:t>
@@ -895,8 +895,8 @@
             <w:pPr>
               <w:pStyle w:val="Compact"/>
               <w:jc w:val="left"/>
-              <w:ind w:left="0" w:right="0" w:firstLine="0"/>
-              <w:spacing w:lineRule="auto" w:line="240" w:before="40" w:after="40"/>
+              <w:ind w:left="0" w:firstLine="0" w:right="0"/>
+              <w:spacing w:before="40" w:line="240" w:lineRule="auto" w:after="40"/>
             </w:pPr>
             <w:r>
               <w:t xml:space="preserve">Printf format for auto-generated PIDs</w:t>
@@ -911,8 +911,8 @@
             <w:pPr>
               <w:pStyle w:val="Compact"/>
               <w:jc w:val="left"/>
-              <w:ind w:left="0" w:right="0" w:firstLine="0"/>
-              <w:spacing w:lineRule="auto" w:line="240" w:before="40" w:after="40"/>
+              <w:ind w:left="0" w:firstLine="0" w:right="0"/>
+              <w:spacing w:before="40" w:line="240" w:lineRule="auto" w:after="40"/>
             </w:pPr>
             <w:r>
               <w:t xml:space="preserve">aliases</w:t>
@@ -925,8 +925,8 @@
             <w:pPr>
               <w:pStyle w:val="Compact"/>
               <w:jc w:val="left"/>
-              <w:ind w:left="0" w:right="0" w:firstLine="0"/>
-              <w:spacing w:lineRule="auto" w:line="240" w:before="40" w:after="40"/>
+              <w:ind w:left="0" w:firstLine="0" w:right="0"/>
+              <w:spacing w:before="40" w:line="240" w:lineRule="auto" w:after="40"/>
             </w:pPr>
             <w:r>
               <w:t xml:space="preserve">TEXT</w:t>
@@ -939,8 +939,8 @@
             <w:pPr>
               <w:pStyle w:val="Compact"/>
               <w:jc w:val="left"/>
-              <w:ind w:left="0" w:right="0" w:firstLine="0"/>
-              <w:spacing w:lineRule="auto" w:line="240" w:before="40" w:after="40"/>
+              <w:ind w:left="0" w:firstLine="0" w:right="0"/>
+              <w:spacing w:before="40" w:line="240" w:lineRule="auto" w:after="40"/>
             </w:pPr>
             <w:r>
               <w:t xml:space="preserve">Comma-wrapped aliases (e.g. ",hlr,req,")</w:t>
@@ -973,12 +973,12 @@
     </w:p>
     <w:p>
       <w:pPr>
-        <w:spacing w:before="0" w:after="0" w:line="20" w:lineRule="exact"/>
+        <w:spacing w:before="0" w:after="0" w:lineRule="exact" w:line="20"/>
         <w:rPr>
           <w:sz w:val="2"/>
         </w:rPr>
       </w:pPr>
-      <w:bookmarkStart w:id="21619" w:name="csv-tbl-float-types"/>
+      <w:bookmarkStart w:name="csv-tbl-float-types" w:id="21619"/>
       <w:bookmarkEnd w:id="21619"/>
     </w:p>
     <w:p>
@@ -1015,18 +1015,18 @@
         <w:tblLook w:firstRow="1" w:lastRow="0" w:firstColumn="0" w:lastColumn="0" w:noHBand="0" w:noVBand="0" w:val="0020"/>
         <w:jc w:val="start"/>
         <w:tblBorders>
-          <w:top w:color="000000" w:space="0" w:val="single" w:sz="6"/>
-          <w:left w:color="000000" w:space="0" w:val="single" w:sz="6"/>
-          <w:bottom w:color="000000" w:space="0" w:val="single" w:sz="6"/>
-          <w:right w:color="000000" w:space="0" w:val="single" w:sz="6"/>
-          <w:insideH w:color="000000" w:space="0" w:val="single" w:sz="6"/>
-          <w:insideV w:color="000000" w:space="0" w:val="single" w:sz="6"/>
+          <w:top w:color="000000" w:space="0" w:sz="6" w:val="single"/>
+          <w:left w:color="000000" w:space="0" w:sz="6" w:val="single"/>
+          <w:bottom w:color="000000" w:space="0" w:sz="6" w:val="single"/>
+          <w:right w:color="000000" w:space="0" w:sz="6" w:val="single"/>
+          <w:insideH w:color="000000" w:space="0" w:sz="6" w:val="single"/>
+          <w:insideV w:color="000000" w:space="0" w:sz="6" w:val="single"/>
         </w:tblBorders>
         <w:tblCellMar>
-          <w:top w:type="dxa" w:w="57"/>
-          <w:left w:type="dxa" w:w="108"/>
-          <w:bottom w:type="dxa" w:w="57"/>
-          <w:right w:type="dxa" w:w="108"/>
+          <w:top w:w="57" w:type="dxa"/>
+          <w:left w:w="108" w:type="dxa"/>
+          <w:bottom w:w="57" w:type="dxa"/>
+          <w:right w:w="108" w:type="dxa"/>
         </w:tblCellMar>
       </w:tblPr>
       <w:tblGrid>
@@ -1040,14 +1040,14 @@
         </w:trPr>
         <w:tc>
           <w:tcPr>
-            <w:shd w:color="auto" w:val="clear" w:fill="E8E8E8"/>
+            <w:shd w:color="auto" w:fill="E8E8E8" w:val="clear"/>
           </w:tcPr>
           <w:p>
             <w:pPr>
               <w:pStyle w:val="Compact"/>
               <w:jc w:val="left"/>
-              <w:ind w:left="0" w:right="0" w:firstLine="0"/>
-              <w:spacing w:lineRule="auto" w:line="240" w:before="40" w:after="40"/>
+              <w:ind w:left="0" w:firstLine="0" w:right="0"/>
+              <w:spacing w:before="40" w:line="240" w:lineRule="auto" w:after="40"/>
             </w:pPr>
             <w:r>
               <w:rPr>
@@ -1059,14 +1059,14 @@
         </w:tc>
         <w:tc>
           <w:tcPr>
-            <w:shd w:color="auto" w:val="clear" w:fill="E8E8E8"/>
+            <w:shd w:color="auto" w:fill="E8E8E8" w:val="clear"/>
           </w:tcPr>
           <w:p>
             <w:pPr>
               <w:pStyle w:val="Compact"/>
               <w:jc w:val="left"/>
-              <w:ind w:left="0" w:right="0" w:firstLine="0"/>
-              <w:spacing w:lineRule="auto" w:line="240" w:before="40" w:after="40"/>
+              <w:ind w:left="0" w:firstLine="0" w:right="0"/>
+              <w:spacing w:before="40" w:line="240" w:lineRule="auto" w:after="40"/>
             </w:pPr>
             <w:r>
               <w:rPr>
@@ -1078,14 +1078,14 @@
         </w:tc>
         <w:tc>
           <w:tcPr>
-            <w:shd w:color="auto" w:val="clear" w:fill="E8E8E8"/>
+            <w:shd w:color="auto" w:fill="E8E8E8" w:val="clear"/>
           </w:tcPr>
           <w:p>
             <w:pPr>
               <w:pStyle w:val="Compact"/>
               <w:jc w:val="left"/>
-              <w:ind w:left="0" w:right="0" w:firstLine="0"/>
-              <w:spacing w:lineRule="auto" w:line="240" w:before="40" w:after="40"/>
+              <w:ind w:left="0" w:firstLine="0" w:right="0"/>
+              <w:spacing w:before="40" w:line="240" w:lineRule="auto" w:after="40"/>
             </w:pPr>
             <w:r>
               <w:rPr>
@@ -1103,8 +1103,8 @@
             <w:pPr>
               <w:pStyle w:val="Compact"/>
               <w:jc w:val="left"/>
-              <w:ind w:left="0" w:right="0" w:firstLine="0"/>
-              <w:spacing w:lineRule="auto" w:line="240" w:before="40" w:after="40"/>
+              <w:ind w:left="0" w:firstLine="0" w:right="0"/>
+              <w:spacing w:before="40" w:line="240" w:lineRule="auto" w:after="40"/>
             </w:pPr>
             <w:r>
               <w:t xml:space="preserve">identifier</w:t>
@@ -1117,8 +1117,8 @@
             <w:pPr>
               <w:pStyle w:val="Compact"/>
               <w:jc w:val="left"/>
-              <w:ind w:left="0" w:right="0" w:firstLine="0"/>
-              <w:spacing w:lineRule="auto" w:line="240" w:before="40" w:after="40"/>
+              <w:ind w:left="0" w:firstLine="0" w:right="0"/>
+              <w:spacing w:before="40" w:line="240" w:lineRule="auto" w:after="40"/>
             </w:pPr>
             <w:r>
               <w:t xml:space="preserve">TEXT PK</w:t>
@@ -1131,8 +1131,8 @@
             <w:pPr>
               <w:pStyle w:val="Compact"/>
               <w:jc w:val="left"/>
-              <w:ind w:left="0" w:right="0" w:firstLine="0"/>
-              <w:spacing w:lineRule="auto" w:line="240" w:before="40" w:after="40"/>
+              <w:ind w:left="0" w:firstLine="0" w:right="0"/>
+              <w:spacing w:before="40" w:line="240" w:lineRule="auto" w:after="40"/>
             </w:pPr>
             <w:r>
               <w:t xml:space="preserve">Unique type code (e.g. FIGURE)</w:t>
@@ -1147,8 +1147,8 @@
             <w:pPr>
               <w:pStyle w:val="Compact"/>
               <w:jc w:val="left"/>
-              <w:ind w:left="0" w:right="0" w:firstLine="0"/>
-              <w:spacing w:lineRule="auto" w:line="240" w:before="40" w:after="40"/>
+              <w:ind w:left="0" w:firstLine="0" w:right="0"/>
+              <w:spacing w:before="40" w:line="240" w:lineRule="auto" w:after="40"/>
             </w:pPr>
             <w:r>
               <w:t xml:space="preserve">long_name</w:t>
@@ -1161,8 +1161,8 @@
             <w:pPr>
               <w:pStyle w:val="Compact"/>
               <w:jc w:val="left"/>
-              <w:ind w:left="0" w:right="0" w:firstLine="0"/>
-              <w:spacing w:lineRule="auto" w:line="240" w:before="40" w:after="40"/>
+              <w:ind w:left="0" w:firstLine="0" w:right="0"/>
+              <w:spacing w:before="40" w:line="240" w:lineRule="auto" w:after="40"/>
             </w:pPr>
             <w:r>
               <w:t xml:space="preserve">TEXT NOT NULL UNIQUE</w:t>
@@ -1175,8 +1175,8 @@
             <w:pPr>
               <w:pStyle w:val="Compact"/>
               <w:jc w:val="left"/>
-              <w:ind w:left="0" w:right="0" w:firstLine="0"/>
-              <w:spacing w:lineRule="auto" w:line="240" w:before="40" w:after="40"/>
+              <w:ind w:left="0" w:firstLine="0" w:right="0"/>
+              <w:spacing w:before="40" w:line="240" w:lineRule="auto" w:after="40"/>
             </w:pPr>
             <w:r>
               <w:t xml:space="preserve">Human-readable name</w:t>
@@ -1191,8 +1191,8 @@
             <w:pPr>
               <w:pStyle w:val="Compact"/>
               <w:jc w:val="left"/>
-              <w:ind w:left="0" w:right="0" w:firstLine="0"/>
-              <w:spacing w:lineRule="auto" w:line="240" w:before="40" w:after="40"/>
+              <w:ind w:left="0" w:firstLine="0" w:right="0"/>
+              <w:spacing w:before="40" w:line="240" w:lineRule="auto" w:after="40"/>
             </w:pPr>
             <w:r>
               <w:t xml:space="preserve">description</w:t>
@@ -1205,8 +1205,8 @@
             <w:pPr>
               <w:pStyle w:val="Compact"/>
               <w:jc w:val="left"/>
-              <w:ind w:left="0" w:right="0" w:firstLine="0"/>
-              <w:spacing w:lineRule="auto" w:line="240" w:before="40" w:after="40"/>
+              <w:ind w:left="0" w:firstLine="0" w:right="0"/>
+              <w:spacing w:before="40" w:line="240" w:lineRule="auto" w:after="40"/>
             </w:pPr>
             <w:r>
               <w:t xml:space="preserve">TEXT</w:t>
@@ -1219,8 +1219,8 @@
             <w:pPr>
               <w:pStyle w:val="Compact"/>
               <w:jc w:val="left"/>
-              <w:ind w:left="0" w:right="0" w:firstLine="0"/>
-              <w:spacing w:lineRule="auto" w:line="240" w:before="40" w:after="40"/>
+              <w:ind w:left="0" w:firstLine="0" w:right="0"/>
+              <w:spacing w:before="40" w:line="240" w:lineRule="auto" w:after="40"/>
             </w:pPr>
             <w:r>
               <w:t xml:space="preserve">Documentation</w:t>
@@ -1235,8 +1235,8 @@
             <w:pPr>
               <w:pStyle w:val="Compact"/>
               <w:jc w:val="left"/>
-              <w:ind w:left="0" w:right="0" w:firstLine="0"/>
-              <w:spacing w:lineRule="auto" w:line="240" w:before="40" w:after="40"/>
+              <w:ind w:left="0" w:firstLine="0" w:right="0"/>
+              <w:spacing w:before="40" w:line="240" w:lineRule="auto" w:after="40"/>
             </w:pPr>
             <w:r>
               <w:t xml:space="preserve">caption_format</w:t>
@@ -1249,8 +1249,8 @@
             <w:pPr>
               <w:pStyle w:val="Compact"/>
               <w:jc w:val="left"/>
-              <w:ind w:left="0" w:right="0" w:firstLine="0"/>
-              <w:spacing w:lineRule="auto" w:line="240" w:before="40" w:after="40"/>
+              <w:ind w:left="0" w:firstLine="0" w:right="0"/>
+              <w:spacing w:before="40" w:line="240" w:lineRule="auto" w:after="40"/>
             </w:pPr>
             <w:r>
               <w:t xml:space="preserve">TEXT</w:t>
@@ -1263,8 +1263,8 @@
             <w:pPr>
               <w:pStyle w:val="Compact"/>
               <w:jc w:val="left"/>
-              <w:ind w:left="0" w:right="0" w:firstLine="0"/>
-              <w:spacing w:lineRule="auto" w:line="240" w:before="40" w:after="40"/>
+              <w:ind w:left="0" w:firstLine="0" w:right="0"/>
+              <w:spacing w:before="40" w:line="240" w:lineRule="auto" w:after="40"/>
             </w:pPr>
             <w:r>
               <w:t xml:space="preserve">Printf format for captions (e.g. Figure %d)</w:t>
@@ -1279,8 +1279,8 @@
             <w:pPr>
               <w:pStyle w:val="Compact"/>
               <w:jc w:val="left"/>
-              <w:ind w:left="0" w:right="0" w:firstLine="0"/>
-              <w:spacing w:lineRule="auto" w:line="240" w:before="40" w:after="40"/>
+              <w:ind w:left="0" w:firstLine="0" w:right="0"/>
+              <w:spacing w:before="40" w:line="240" w:lineRule="auto" w:after="40"/>
             </w:pPr>
             <w:r>
               <w:t xml:space="preserve">counter_group</w:t>
@@ -1293,8 +1293,8 @@
             <w:pPr>
               <w:pStyle w:val="Compact"/>
               <w:jc w:val="left"/>
-              <w:ind w:left="0" w:right="0" w:firstLine="0"/>
-              <w:spacing w:lineRule="auto" w:line="240" w:before="40" w:after="40"/>
+              <w:ind w:left="0" w:firstLine="0" w:right="0"/>
+              <w:spacing w:before="40" w:line="240" w:lineRule="auto" w:after="40"/>
             </w:pPr>
             <w:r>
               <w:t xml:space="preserve">TEXT</w:t>
@@ -1307,8 +1307,8 @@
             <w:pPr>
               <w:pStyle w:val="Compact"/>
               <w:jc w:val="left"/>
-              <w:ind w:left="0" w:right="0" w:firstLine="0"/>
-              <w:spacing w:lineRule="auto" w:line="240" w:before="40" w:after="40"/>
+              <w:ind w:left="0" w:firstLine="0" w:right="0"/>
+              <w:spacing w:before="40" w:line="240" w:lineRule="auto" w:after="40"/>
             </w:pPr>
             <w:r>
               <w:t xml:space="preserve">Shared numbering group</w:t>
@@ -1323,8 +1323,8 @@
             <w:pPr>
               <w:pStyle w:val="Compact"/>
               <w:jc w:val="left"/>
-              <w:ind w:left="0" w:right="0" w:firstLine="0"/>
-              <w:spacing w:lineRule="auto" w:line="240" w:before="40" w:after="40"/>
+              <w:ind w:left="0" w:firstLine="0" w:right="0"/>
+              <w:spacing w:before="40" w:line="240" w:lineRule="auto" w:after="40"/>
             </w:pPr>
             <w:r>
               <w:t xml:space="preserve">aliases</w:t>
@@ -1337,8 +1337,8 @@
             <w:pPr>
               <w:pStyle w:val="Compact"/>
               <w:jc w:val="left"/>
-              <w:ind w:left="0" w:right="0" w:firstLine="0"/>
-              <w:spacing w:lineRule="auto" w:line="240" w:before="40" w:after="40"/>
+              <w:ind w:left="0" w:firstLine="0" w:right="0"/>
+              <w:spacing w:before="40" w:line="240" w:lineRule="auto" w:after="40"/>
             </w:pPr>
             <w:r>
               <w:t xml:space="preserve">TEXT</w:t>
@@ -1351,8 +1351,8 @@
             <w:pPr>
               <w:pStyle w:val="Compact"/>
               <w:jc w:val="left"/>
-              <w:ind w:left="0" w:right="0" w:firstLine="0"/>
-              <w:spacing w:lineRule="auto" w:line="240" w:before="40" w:after="40"/>
+              <w:ind w:left="0" w:firstLine="0" w:right="0"/>
+              <w:spacing w:before="40" w:line="240" w:lineRule="auto" w:after="40"/>
             </w:pPr>
             <w:r>
               <w:t xml:space="preserve">Comma-wrapped aliases for syntax recognition</w:t>
@@ -1367,8 +1367,8 @@
             <w:pPr>
               <w:pStyle w:val="Compact"/>
               <w:jc w:val="left"/>
-              <w:ind w:left="0" w:right="0" w:firstLine="0"/>
-              <w:spacing w:lineRule="auto" w:line="240" w:before="40" w:after="40"/>
+              <w:ind w:left="0" w:firstLine="0" w:right="0"/>
+              <w:spacing w:before="40" w:line="240" w:lineRule="auto" w:after="40"/>
             </w:pPr>
             <w:r>
               <w:t xml:space="preserve">needs_external_render</w:t>
@@ -1381,8 +1381,8 @@
             <w:pPr>
               <w:pStyle w:val="Compact"/>
               <w:jc w:val="left"/>
-              <w:ind w:left="0" w:right="0" w:firstLine="0"/>
-              <w:spacing w:lineRule="auto" w:line="240" w:before="40" w:after="40"/>
+              <w:ind w:left="0" w:firstLine="0" w:right="0"/>
+              <w:spacing w:before="40" w:line="240" w:lineRule="auto" w:after="40"/>
             </w:pPr>
             <w:r>
               <w:t xml:space="preserve">INTEGER DEFAULT 0</w:t>
@@ -1395,8 +1395,8 @@
             <w:pPr>
               <w:pStyle w:val="Compact"/>
               <w:jc w:val="left"/>
-              <w:ind w:left="0" w:right="0" w:firstLine="0"/>
-              <w:spacing w:lineRule="auto" w:line="240" w:before="40" w:after="40"/>
+              <w:ind w:left="0" w:firstLine="0" w:right="0"/>
+              <w:spacing w:before="40" w:line="240" w:lineRule="auto" w:after="40"/>
             </w:pPr>
             <w:r>
               <w:t xml:space="preserve">1 = requires external tool</w:t>
@@ -1429,12 +1429,12 @@
     </w:p>
     <w:p>
       <w:pPr>
-        <w:spacing w:before="0" w:after="0" w:line="20" w:lineRule="exact"/>
+        <w:spacing w:before="0" w:after="0" w:lineRule="exact" w:line="20"/>
         <w:rPr>
           <w:sz w:val="2"/>
         </w:rPr>
       </w:pPr>
-      <w:bookmarkStart w:id="94847" w:name="csv-tbl-relation-types"/>
+      <w:bookmarkStart w:name="csv-tbl-relation-types" w:id="94847"/>
       <w:bookmarkEnd w:id="94847"/>
     </w:p>
     <w:p>
@@ -1471,18 +1471,18 @@
         <w:tblLook w:firstRow="1" w:lastRow="0" w:firstColumn="0" w:lastColumn="0" w:noHBand="0" w:noVBand="0" w:val="0020"/>
         <w:jc w:val="start"/>
         <w:tblBorders>
-          <w:top w:color="000000" w:space="0" w:val="single" w:sz="6"/>
-          <w:left w:color="000000" w:space="0" w:val="single" w:sz="6"/>
-          <w:bottom w:color="000000" w:space="0" w:val="single" w:sz="6"/>
-          <w:right w:color="000000" w:space="0" w:val="single" w:sz="6"/>
-          <w:insideH w:color="000000" w:space="0" w:val="single" w:sz="6"/>
-          <w:insideV w:color="000000" w:space="0" w:val="single" w:sz="6"/>
+          <w:top w:color="000000" w:space="0" w:sz="6" w:val="single"/>
+          <w:left w:color="000000" w:space="0" w:sz="6" w:val="single"/>
+          <w:bottom w:color="000000" w:space="0" w:sz="6" w:val="single"/>
+          <w:right w:color="000000" w:space="0" w:sz="6" w:val="single"/>
+          <w:insideH w:color="000000" w:space="0" w:sz="6" w:val="single"/>
+          <w:insideV w:color="000000" w:space="0" w:sz="6" w:val="single"/>
         </w:tblBorders>
         <w:tblCellMar>
-          <w:top w:type="dxa" w:w="57"/>
-          <w:left w:type="dxa" w:w="108"/>
-          <w:bottom w:type="dxa" w:w="57"/>
-          <w:right w:type="dxa" w:w="108"/>
+          <w:top w:w="57" w:type="dxa"/>
+          <w:left w:w="108" w:type="dxa"/>
+          <w:bottom w:w="57" w:type="dxa"/>
+          <w:right w:w="108" w:type="dxa"/>
         </w:tblCellMar>
       </w:tblPr>
       <w:tblGrid>
@@ -1496,14 +1496,14 @@
         </w:trPr>
         <w:tc>
           <w:tcPr>
-            <w:shd w:color="auto" w:val="clear" w:fill="E8E8E8"/>
+            <w:shd w:color="auto" w:fill="E8E8E8" w:val="clear"/>
           </w:tcPr>
           <w:p>
             <w:pPr>
               <w:pStyle w:val="Compact"/>
               <w:jc w:val="left"/>
-              <w:ind w:left="0" w:right="0" w:firstLine="0"/>
-              <w:spacing w:lineRule="auto" w:line="240" w:before="40" w:after="40"/>
+              <w:ind w:left="0" w:firstLine="0" w:right="0"/>
+              <w:spacing w:before="40" w:line="240" w:lineRule="auto" w:after="40"/>
             </w:pPr>
             <w:r>
               <w:rPr>
@@ -1515,14 +1515,14 @@
         </w:tc>
         <w:tc>
           <w:tcPr>
-            <w:shd w:color="auto" w:val="clear" w:fill="E8E8E8"/>
+            <w:shd w:color="auto" w:fill="E8E8E8" w:val="clear"/>
           </w:tcPr>
           <w:p>
             <w:pPr>
               <w:pStyle w:val="Compact"/>
               <w:jc w:val="left"/>
-              <w:ind w:left="0" w:right="0" w:firstLine="0"/>
-              <w:spacing w:lineRule="auto" w:line="240" w:before="40" w:after="40"/>
+              <w:ind w:left="0" w:firstLine="0" w:right="0"/>
+              <w:spacing w:before="40" w:line="240" w:lineRule="auto" w:after="40"/>
             </w:pPr>
             <w:r>
               <w:rPr>
@@ -1534,14 +1534,14 @@
         </w:tc>
         <w:tc>
           <w:tcPr>
-            <w:shd w:color="auto" w:val="clear" w:fill="E8E8E8"/>
+            <w:shd w:color="auto" w:fill="E8E8E8" w:val="clear"/>
           </w:tcPr>
           <w:p>
             <w:pPr>
               <w:pStyle w:val="Compact"/>
               <w:jc w:val="left"/>
-              <w:ind w:left="0" w:right="0" w:firstLine="0"/>
-              <w:spacing w:lineRule="auto" w:line="240" w:before="40" w:after="40"/>
+              <w:ind w:left="0" w:firstLine="0" w:right="0"/>
+              <w:spacing w:before="40" w:line="240" w:lineRule="auto" w:after="40"/>
             </w:pPr>
             <w:r>
               <w:rPr>
@@ -1559,8 +1559,8 @@
             <w:pPr>
               <w:pStyle w:val="Compact"/>
               <w:jc w:val="left"/>
-              <w:ind w:left="0" w:right="0" w:firstLine="0"/>
-              <w:spacing w:lineRule="auto" w:line="240" w:before="40" w:after="40"/>
+              <w:ind w:left="0" w:firstLine="0" w:right="0"/>
+              <w:spacing w:before="40" w:line="240" w:lineRule="auto" w:after="40"/>
             </w:pPr>
             <w:r>
               <w:t xml:space="preserve">identifier</w:t>
@@ -1573,8 +1573,8 @@
             <w:pPr>
               <w:pStyle w:val="Compact"/>
               <w:jc w:val="left"/>
-              <w:ind w:left="0" w:right="0" w:firstLine="0"/>
-              <w:spacing w:lineRule="auto" w:line="240" w:before="40" w:after="40"/>
+              <w:ind w:left="0" w:firstLine="0" w:right="0"/>
+              <w:spacing w:before="40" w:line="240" w:lineRule="auto" w:after="40"/>
             </w:pPr>
             <w:r>
               <w:t xml:space="preserve">TEXT PK</w:t>
@@ -1587,8 +1587,8 @@
             <w:pPr>
               <w:pStyle w:val="Compact"/>
               <w:jc w:val="left"/>
-              <w:ind w:left="0" w:right="0" w:firstLine="0"/>
-              <w:spacing w:lineRule="auto" w:line="240" w:before="40" w:after="40"/>
+              <w:ind w:left="0" w:firstLine="0" w:right="0"/>
+              <w:spacing w:before="40" w:line="240" w:lineRule="auto" w:after="40"/>
             </w:pPr>
             <w:r>
               <w:t xml:space="preserve">Unique relation type code</w:t>
@@ -1603,8 +1603,8 @@
             <w:pPr>
               <w:pStyle w:val="Compact"/>
               <w:jc w:val="left"/>
-              <w:ind w:left="0" w:right="0" w:firstLine="0"/>
-              <w:spacing w:lineRule="auto" w:line="240" w:before="40" w:after="40"/>
+              <w:ind w:left="0" w:firstLine="0" w:right="0"/>
+              <w:spacing w:before="40" w:line="240" w:lineRule="auto" w:after="40"/>
             </w:pPr>
             <w:r>
               <w:t xml:space="preserve">long_name</w:t>
@@ -1617,8 +1617,8 @@
             <w:pPr>
               <w:pStyle w:val="Compact"/>
               <w:jc w:val="left"/>
-              <w:ind w:left="0" w:right="0" w:firstLine="0"/>
-              <w:spacing w:lineRule="auto" w:line="240" w:before="40" w:after="40"/>
+              <w:ind w:left="0" w:firstLine="0" w:right="0"/>
+              <w:spacing w:before="40" w:line="240" w:lineRule="auto" w:after="40"/>
             </w:pPr>
             <w:r>
               <w:t xml:space="preserve">TEXT NOT NULL UNIQUE</w:t>
@@ -1631,8 +1631,8 @@
             <w:pPr>
               <w:pStyle w:val="Compact"/>
               <w:jc w:val="left"/>
-              <w:ind w:left="0" w:right="0" w:firstLine="0"/>
-              <w:spacing w:lineRule="auto" w:line="240" w:before="40" w:after="40"/>
+              <w:ind w:left="0" w:firstLine="0" w:right="0"/>
+              <w:spacing w:before="40" w:line="240" w:lineRule="auto" w:after="40"/>
             </w:pPr>
             <w:r>
               <w:t xml:space="preserve">Human-readable name</w:t>
@@ -1647,8 +1647,8 @@
             <w:pPr>
               <w:pStyle w:val="Compact"/>
               <w:jc w:val="left"/>
-              <w:ind w:left="0" w:right="0" w:firstLine="0"/>
-              <w:spacing w:lineRule="auto" w:line="240" w:before="40" w:after="40"/>
+              <w:ind w:left="0" w:firstLine="0" w:right="0"/>
+              <w:spacing w:before="40" w:line="240" w:lineRule="auto" w:after="40"/>
             </w:pPr>
             <w:r>
               <w:t xml:space="preserve">description</w:t>
@@ -1661,8 +1661,8 @@
             <w:pPr>
               <w:pStyle w:val="Compact"/>
               <w:jc w:val="left"/>
-              <w:ind w:left="0" w:right="0" w:firstLine="0"/>
-              <w:spacing w:lineRule="auto" w:line="240" w:before="40" w:after="40"/>
+              <w:ind w:left="0" w:firstLine="0" w:right="0"/>
+              <w:spacing w:before="40" w:line="240" w:lineRule="auto" w:after="40"/>
             </w:pPr>
             <w:r>
               <w:t xml:space="preserve">TEXT</w:t>
@@ -1675,8 +1675,8 @@
             <w:pPr>
               <w:pStyle w:val="Compact"/>
               <w:jc w:val="left"/>
-              <w:ind w:left="0" w:right="0" w:firstLine="0"/>
-              <w:spacing w:lineRule="auto" w:line="240" w:before="40" w:after="40"/>
+              <w:ind w:left="0" w:firstLine="0" w:right="0"/>
+              <w:spacing w:before="40" w:line="240" w:lineRule="auto" w:after="40"/>
             </w:pPr>
             <w:r>
               <w:t xml:space="preserve">Documentation</w:t>
@@ -1691,8 +1691,8 @@
             <w:pPr>
               <w:pStyle w:val="Compact"/>
               <w:jc w:val="left"/>
-              <w:ind w:left="0" w:right="0" w:firstLine="0"/>
-              <w:spacing w:lineRule="auto" w:line="240" w:before="40" w:after="40"/>
+              <w:ind w:left="0" w:firstLine="0" w:right="0"/>
+              <w:spacing w:before="40" w:line="240" w:lineRule="auto" w:after="40"/>
             </w:pPr>
             <w:r>
               <w:t xml:space="preserve">extends</w:t>
@@ -1705,8 +1705,8 @@
             <w:pPr>
               <w:pStyle w:val="Compact"/>
               <w:jc w:val="left"/>
-              <w:ind w:left="0" w:right="0" w:firstLine="0"/>
-              <w:spacing w:lineRule="auto" w:line="240" w:before="40" w:after="40"/>
+              <w:ind w:left="0" w:firstLine="0" w:right="0"/>
+              <w:spacing w:before="40" w:line="240" w:lineRule="auto" w:after="40"/>
             </w:pPr>
             <w:r>
               <w:t xml:space="preserve">TEXT</w:t>
@@ -1719,8 +1719,8 @@
             <w:pPr>
               <w:pStyle w:val="Compact"/>
               <w:jc w:val="left"/>
-              <w:ind w:left="0" w:right="0" w:firstLine="0"/>
-              <w:spacing w:lineRule="auto" w:line="240" w:before="40" w:after="40"/>
+              <w:ind w:left="0" w:firstLine="0" w:right="0"/>
+              <w:spacing w:before="40" w:line="240" w:lineRule="auto" w:after="40"/>
             </w:pPr>
             <w:r>
               <w:t xml:space="preserve">Parent relation type for inheritance</w:t>
@@ -1735,8 +1735,8 @@
             <w:pPr>
               <w:pStyle w:val="Compact"/>
               <w:jc w:val="left"/>
-              <w:ind w:left="0" w:right="0" w:firstLine="0"/>
-              <w:spacing w:lineRule="auto" w:line="240" w:before="40" w:after="40"/>
+              <w:ind w:left="0" w:firstLine="0" w:right="0"/>
+              <w:spacing w:before="40" w:line="240" w:lineRule="auto" w:after="40"/>
             </w:pPr>
             <w:r>
               <w:t xml:space="preserve">source_type_ref</w:t>
@@ -1749,8 +1749,8 @@
             <w:pPr>
               <w:pStyle w:val="Compact"/>
               <w:jc w:val="left"/>
-              <w:ind w:left="0" w:right="0" w:firstLine="0"/>
-              <w:spacing w:lineRule="auto" w:line="240" w:before="40" w:after="40"/>
+              <w:ind w:left="0" w:firstLine="0" w:right="0"/>
+              <w:spacing w:before="40" w:line="240" w:lineRule="auto" w:after="40"/>
             </w:pPr>
             <w:r>
               <w:t xml:space="preserve">TEXT FK</w:t>
@@ -1763,8 +1763,8 @@
             <w:pPr>
               <w:pStyle w:val="Compact"/>
               <w:jc w:val="left"/>
-              <w:ind w:left="0" w:right="0" w:firstLine="0"/>
-              <w:spacing w:lineRule="auto" w:line="240" w:before="40" w:after="40"/>
+              <w:ind w:left="0" w:firstLine="0" w:right="0"/>
+              <w:spacing w:before="40" w:line="240" w:lineRule="auto" w:after="40"/>
             </w:pPr>
             <w:r>
               <w:t xml:space="preserve">Constrain source object type (NULL = any)</w:t>
@@ -1779,8 +1779,8 @@
             <w:pPr>
               <w:pStyle w:val="Compact"/>
               <w:jc w:val="left"/>
-              <w:ind w:left="0" w:right="0" w:firstLine="0"/>
-              <w:spacing w:lineRule="auto" w:line="240" w:before="40" w:after="40"/>
+              <w:ind w:left="0" w:firstLine="0" w:right="0"/>
+              <w:spacing w:before="40" w:line="240" w:lineRule="auto" w:after="40"/>
             </w:pPr>
             <w:r>
               <w:t xml:space="preserve">target_type_ref</w:t>
@@ -1793,8 +1793,8 @@
             <w:pPr>
               <w:pStyle w:val="Compact"/>
               <w:jc w:val="left"/>
-              <w:ind w:left="0" w:right="0" w:firstLine="0"/>
-              <w:spacing w:lineRule="auto" w:line="240" w:before="40" w:after="40"/>
+              <w:ind w:left="0" w:firstLine="0" w:right="0"/>
+              <w:spacing w:before="40" w:line="240" w:lineRule="auto" w:after="40"/>
             </w:pPr>
             <w:r>
               <w:t xml:space="preserve">TEXT FK</w:t>
@@ -1807,8 +1807,8 @@
             <w:pPr>
               <w:pStyle w:val="Compact"/>
               <w:jc w:val="left"/>
-              <w:ind w:left="0" w:right="0" w:firstLine="0"/>
-              <w:spacing w:lineRule="auto" w:line="240" w:before="40" w:after="40"/>
+              <w:ind w:left="0" w:firstLine="0" w:right="0"/>
+              <w:spacing w:before="40" w:line="240" w:lineRule="auto" w:after="40"/>
             </w:pPr>
             <w:r>
               <w:t xml:space="preserve">Constrain target object type (NULL = any)</w:t>
@@ -1823,8 +1823,8 @@
             <w:pPr>
               <w:pStyle w:val="Compact"/>
               <w:jc w:val="left"/>
-              <w:ind w:left="0" w:right="0" w:firstLine="0"/>
-              <w:spacing w:lineRule="auto" w:line="240" w:before="40" w:after="40"/>
+              <w:ind w:left="0" w:firstLine="0" w:right="0"/>
+              <w:spacing w:before="40" w:line="240" w:lineRule="auto" w:after="40"/>
             </w:pPr>
             <w:r>
               <w:t xml:space="preserve">link_selector</w:t>
@@ -1837,8 +1837,8 @@
             <w:pPr>
               <w:pStyle w:val="Compact"/>
               <w:jc w:val="left"/>
-              <w:ind w:left="0" w:right="0" w:firstLine="0"/>
-              <w:spacing w:lineRule="auto" w:line="240" w:before="40" w:after="40"/>
+              <w:ind w:left="0" w:firstLine="0" w:right="0"/>
+              <w:spacing w:before="40" w:line="240" w:lineRule="auto" w:after="40"/>
             </w:pPr>
             <w:r>
               <w:t xml:space="preserve">TEXT</w:t>
@@ -1851,8 +1851,8 @@
             <w:pPr>
               <w:pStyle w:val="Compact"/>
               <w:jc w:val="left"/>
-              <w:ind w:left="0" w:right="0" w:firstLine="0"/>
-              <w:spacing w:lineRule="auto" w:line="240" w:before="40" w:after="40"/>
+              <w:ind w:left="0" w:firstLine="0" w:right="0"/>
+              <w:spacing w:before="40" w:line="240" w:lineRule="auto" w:after="40"/>
             </w:pPr>
             <w:r>
               <w:t xml:space="preserve">Syntax selector ("@" or "#")</w:t>
@@ -1867,8 +1867,8 @@
             <w:pPr>
               <w:pStyle w:val="Compact"/>
               <w:jc w:val="left"/>
-              <w:ind w:left="0" w:right="0" w:firstLine="0"/>
-              <w:spacing w:lineRule="auto" w:line="240" w:before="40" w:after="40"/>
+              <w:ind w:left="0" w:firstLine="0" w:right="0"/>
+              <w:spacing w:before="40" w:line="240" w:lineRule="auto" w:after="40"/>
             </w:pPr>
             <w:r>
               <w:t xml:space="preserve">source_attribute</w:t>
@@ -1881,8 +1881,8 @@
             <w:pPr>
               <w:pStyle w:val="Compact"/>
               <w:jc w:val="left"/>
-              <w:ind w:left="0" w:right="0" w:firstLine="0"/>
-              <w:spacing w:lineRule="auto" w:line="240" w:before="40" w:after="40"/>
+              <w:ind w:left="0" w:firstLine="0" w:right="0"/>
+              <w:spacing w:before="40" w:line="240" w:lineRule="auto" w:after="40"/>
             </w:pPr>
             <w:r>
               <w:t xml:space="preserve">TEXT</w:t>
@@ -1895,8 +1895,8 @@
             <w:pPr>
               <w:pStyle w:val="Compact"/>
               <w:jc w:val="left"/>
-              <w:ind w:left="0" w:right="0" w:firstLine="0"/>
-              <w:spacing w:lineRule="auto" w:line="240" w:before="40" w:after="40"/>
+              <w:ind w:left="0" w:firstLine="0" w:right="0"/>
+              <w:spacing w:before="40" w:line="240" w:lineRule="auto" w:after="40"/>
             </w:pPr>
             <w:r>
               <w:t xml:space="preserve">Attribute name for inference</w:t>
@@ -1929,12 +1929,12 @@
     </w:p>
     <w:p>
       <w:pPr>
-        <w:spacing w:before="0" w:after="0" w:line="20" w:lineRule="exact"/>
+        <w:spacing w:before="0" w:after="0" w:lineRule="exact" w:line="20"/>
         <w:rPr>
           <w:sz w:val="2"/>
         </w:rPr>
       </w:pPr>
-      <w:bookmarkStart w:id="16648" w:name="csv-tbl-view-types"/>
+      <w:bookmarkStart w:name="csv-tbl-view-types" w:id="16648"/>
       <w:bookmarkEnd w:id="16648"/>
     </w:p>
     <w:p>
@@ -1971,18 +1971,18 @@
         <w:tblLook w:firstRow="1" w:lastRow="0" w:firstColumn="0" w:lastColumn="0" w:noHBand="0" w:noVBand="0" w:val="0020"/>
         <w:jc w:val="start"/>
         <w:tblBorders>
-          <w:top w:color="000000" w:space="0" w:val="single" w:sz="6"/>
-          <w:left w:color="000000" w:space="0" w:val="single" w:sz="6"/>
-          <w:bottom w:color="000000" w:space="0" w:val="single" w:sz="6"/>
-          <w:right w:color="000000" w:space="0" w:val="single" w:sz="6"/>
-          <w:insideH w:color="000000" w:space="0" w:val="single" w:sz="6"/>
-          <w:insideV w:color="000000" w:space="0" w:val="single" w:sz="6"/>
+          <w:top w:color="000000" w:space="0" w:sz="6" w:val="single"/>
+          <w:left w:color="000000" w:space="0" w:sz="6" w:val="single"/>
+          <w:bottom w:color="000000" w:space="0" w:sz="6" w:val="single"/>
+          <w:right w:color="000000" w:space="0" w:sz="6" w:val="single"/>
+          <w:insideH w:color="000000" w:space="0" w:sz="6" w:val="single"/>
+          <w:insideV w:color="000000" w:space="0" w:sz="6" w:val="single"/>
         </w:tblBorders>
         <w:tblCellMar>
-          <w:top w:type="dxa" w:w="57"/>
-          <w:left w:type="dxa" w:w="108"/>
-          <w:bottom w:type="dxa" w:w="57"/>
-          <w:right w:type="dxa" w:w="108"/>
+          <w:top w:w="57" w:type="dxa"/>
+          <w:left w:w="108" w:type="dxa"/>
+          <w:bottom w:w="57" w:type="dxa"/>
+          <w:right w:w="108" w:type="dxa"/>
         </w:tblCellMar>
       </w:tblPr>
       <w:tblGrid>
@@ -1996,14 +1996,14 @@
         </w:trPr>
         <w:tc>
           <w:tcPr>
-            <w:shd w:color="auto" w:val="clear" w:fill="E8E8E8"/>
+            <w:shd w:color="auto" w:fill="E8E8E8" w:val="clear"/>
           </w:tcPr>
           <w:p>
             <w:pPr>
               <w:pStyle w:val="Compact"/>
               <w:jc w:val="left"/>
-              <w:ind w:left="0" w:right="0" w:firstLine="0"/>
-              <w:spacing w:lineRule="auto" w:line="240" w:before="40" w:after="40"/>
+              <w:ind w:left="0" w:firstLine="0" w:right="0"/>
+              <w:spacing w:before="40" w:line="240" w:lineRule="auto" w:after="40"/>
             </w:pPr>
             <w:r>
               <w:rPr>
@@ -2015,14 +2015,14 @@
         </w:tc>
         <w:tc>
           <w:tcPr>
-            <w:shd w:color="auto" w:val="clear" w:fill="E8E8E8"/>
+            <w:shd w:color="auto" w:fill="E8E8E8" w:val="clear"/>
           </w:tcPr>
           <w:p>
             <w:pPr>
               <w:pStyle w:val="Compact"/>
               <w:jc w:val="left"/>
-              <w:ind w:left="0" w:right="0" w:firstLine="0"/>
-              <w:spacing w:lineRule="auto" w:line="240" w:before="40" w:after="40"/>
+              <w:ind w:left="0" w:firstLine="0" w:right="0"/>
+              <w:spacing w:before="40" w:line="240" w:lineRule="auto" w:after="40"/>
             </w:pPr>
             <w:r>
               <w:rPr>
@@ -2034,14 +2034,14 @@
         </w:tc>
         <w:tc>
           <w:tcPr>
-            <w:shd w:color="auto" w:val="clear" w:fill="E8E8E8"/>
+            <w:shd w:color="auto" w:fill="E8E8E8" w:val="clear"/>
           </w:tcPr>
           <w:p>
             <w:pPr>
               <w:pStyle w:val="Compact"/>
               <w:jc w:val="left"/>
-              <w:ind w:left="0" w:right="0" w:firstLine="0"/>
-              <w:spacing w:lineRule="auto" w:line="240" w:before="40" w:after="40"/>
+              <w:ind w:left="0" w:firstLine="0" w:right="0"/>
+              <w:spacing w:before="40" w:line="240" w:lineRule="auto" w:after="40"/>
             </w:pPr>
             <w:r>
               <w:rPr>
@@ -2059,8 +2059,8 @@
             <w:pPr>
               <w:pStyle w:val="Compact"/>
               <w:jc w:val="left"/>
-              <w:ind w:left="0" w:right="0" w:firstLine="0"/>
-              <w:spacing w:lineRule="auto" w:line="240" w:before="40" w:after="40"/>
+              <w:ind w:left="0" w:firstLine="0" w:right="0"/>
+              <w:spacing w:before="40" w:line="240" w:lineRule="auto" w:after="40"/>
             </w:pPr>
             <w:r>
               <w:t xml:space="preserve">identifier</w:t>
@@ -2073,8 +2073,8 @@
             <w:pPr>
               <w:pStyle w:val="Compact"/>
               <w:jc w:val="left"/>
-              <w:ind w:left="0" w:right="0" w:firstLine="0"/>
-              <w:spacing w:lineRule="auto" w:line="240" w:before="40" w:after="40"/>
+              <w:ind w:left="0" w:firstLine="0" w:right="0"/>
+              <w:spacing w:before="40" w:line="240" w:lineRule="auto" w:after="40"/>
             </w:pPr>
             <w:r>
               <w:t xml:space="preserve">TEXT PK</w:t>
@@ -2087,8 +2087,8 @@
             <w:pPr>
               <w:pStyle w:val="Compact"/>
               <w:jc w:val="left"/>
-              <w:ind w:left="0" w:right="0" w:firstLine="0"/>
-              <w:spacing w:lineRule="auto" w:line="240" w:before="40" w:after="40"/>
+              <w:ind w:left="0" w:firstLine="0" w:right="0"/>
+              <w:spacing w:before="40" w:line="240" w:lineRule="auto" w:after="40"/>
             </w:pPr>
             <w:r>
               <w:t xml:space="preserve">Unique view type code</w:t>
@@ -2103,8 +2103,8 @@
             <w:pPr>
               <w:pStyle w:val="Compact"/>
               <w:jc w:val="left"/>
-              <w:ind w:left="0" w:right="0" w:firstLine="0"/>
-              <w:spacing w:lineRule="auto" w:line="240" w:before="40" w:after="40"/>
+              <w:ind w:left="0" w:firstLine="0" w:right="0"/>
+              <w:spacing w:before="40" w:line="240" w:lineRule="auto" w:after="40"/>
             </w:pPr>
             <w:r>
               <w:t xml:space="preserve">long_name</w:t>
@@ -2117,8 +2117,8 @@
             <w:pPr>
               <w:pStyle w:val="Compact"/>
               <w:jc w:val="left"/>
-              <w:ind w:left="0" w:right="0" w:firstLine="0"/>
-              <w:spacing w:lineRule="auto" w:line="240" w:before="40" w:after="40"/>
+              <w:ind w:left="0" w:firstLine="0" w:right="0"/>
+              <w:spacing w:before="40" w:line="240" w:lineRule="auto" w:after="40"/>
             </w:pPr>
             <w:r>
               <w:t xml:space="preserve">TEXT NOT NULL UNIQUE</w:t>
@@ -2131,8 +2131,8 @@
             <w:pPr>
               <w:pStyle w:val="Compact"/>
               <w:jc w:val="left"/>
-              <w:ind w:left="0" w:right="0" w:firstLine="0"/>
-              <w:spacing w:lineRule="auto" w:line="240" w:before="40" w:after="40"/>
+              <w:ind w:left="0" w:firstLine="0" w:right="0"/>
+              <w:spacing w:before="40" w:line="240" w:lineRule="auto" w:after="40"/>
             </w:pPr>
             <w:r>
               <w:t xml:space="preserve">Human-readable name</w:t>
@@ -2147,8 +2147,8 @@
             <w:pPr>
               <w:pStyle w:val="Compact"/>
               <w:jc w:val="left"/>
-              <w:ind w:left="0" w:right="0" w:firstLine="0"/>
-              <w:spacing w:lineRule="auto" w:line="240" w:before="40" w:after="40"/>
+              <w:ind w:left="0" w:firstLine="0" w:right="0"/>
+              <w:spacing w:before="40" w:line="240" w:lineRule="auto" w:after="40"/>
             </w:pPr>
             <w:r>
               <w:t xml:space="preserve">description</w:t>
@@ -2161,8 +2161,8 @@
             <w:pPr>
               <w:pStyle w:val="Compact"/>
               <w:jc w:val="left"/>
-              <w:ind w:left="0" w:right="0" w:firstLine="0"/>
-              <w:spacing w:lineRule="auto" w:line="240" w:before="40" w:after="40"/>
+              <w:ind w:left="0" w:firstLine="0" w:right="0"/>
+              <w:spacing w:before="40" w:line="240" w:lineRule="auto" w:after="40"/>
             </w:pPr>
             <w:r>
               <w:t xml:space="preserve">TEXT</w:t>
@@ -2175,8 +2175,8 @@
             <w:pPr>
               <w:pStyle w:val="Compact"/>
               <w:jc w:val="left"/>
-              <w:ind w:left="0" w:right="0" w:firstLine="0"/>
-              <w:spacing w:lineRule="auto" w:line="240" w:before="40" w:after="40"/>
+              <w:ind w:left="0" w:firstLine="0" w:right="0"/>
+              <w:spacing w:before="40" w:line="240" w:lineRule="auto" w:after="40"/>
             </w:pPr>
             <w:r>
               <w:t xml:space="preserve">Documentation</w:t>
@@ -2191,8 +2191,8 @@
             <w:pPr>
               <w:pStyle w:val="Compact"/>
               <w:jc w:val="left"/>
-              <w:ind w:left="0" w:right="0" w:firstLine="0"/>
-              <w:spacing w:lineRule="auto" w:line="240" w:before="40" w:after="40"/>
+              <w:ind w:left="0" w:firstLine="0" w:right="0"/>
+              <w:spacing w:before="40" w:line="240" w:lineRule="auto" w:after="40"/>
             </w:pPr>
             <w:r>
               <w:t xml:space="preserve">counter_group</w:t>
@@ -2205,8 +2205,8 @@
             <w:pPr>
               <w:pStyle w:val="Compact"/>
               <w:jc w:val="left"/>
-              <w:ind w:left="0" w:right="0" w:firstLine="0"/>
-              <w:spacing w:lineRule="auto" w:line="240" w:before="40" w:after="40"/>
+              <w:ind w:left="0" w:firstLine="0" w:right="0"/>
+              <w:spacing w:before="40" w:line="240" w:lineRule="auto" w:after="40"/>
             </w:pPr>
             <w:r>
               <w:t xml:space="preserve">TEXT</w:t>
@@ -2219,8 +2219,8 @@
             <w:pPr>
               <w:pStyle w:val="Compact"/>
               <w:jc w:val="left"/>
-              <w:ind w:left="0" w:right="0" w:firstLine="0"/>
-              <w:spacing w:lineRule="auto" w:line="240" w:before="40" w:after="40"/>
+              <w:ind w:left="0" w:firstLine="0" w:right="0"/>
+              <w:spacing w:before="40" w:line="240" w:lineRule="auto" w:after="40"/>
             </w:pPr>
             <w:r>
               <w:t xml:space="preserve">Float counter group to list</w:t>
@@ -2235,8 +2235,8 @@
             <w:pPr>
               <w:pStyle w:val="Compact"/>
               <w:jc w:val="left"/>
-              <w:ind w:left="0" w:right="0" w:firstLine="0"/>
-              <w:spacing w:lineRule="auto" w:line="240" w:before="40" w:after="40"/>
+              <w:ind w:left="0" w:firstLine="0" w:right="0"/>
+              <w:spacing w:before="40" w:line="240" w:lineRule="auto" w:after="40"/>
             </w:pPr>
             <w:r>
               <w:t xml:space="preserve">aliases</w:t>
@@ -2249,8 +2249,8 @@
             <w:pPr>
               <w:pStyle w:val="Compact"/>
               <w:jc w:val="left"/>
-              <w:ind w:left="0" w:right="0" w:firstLine="0"/>
-              <w:spacing w:lineRule="auto" w:line="240" w:before="40" w:after="40"/>
+              <w:ind w:left="0" w:firstLine="0" w:right="0"/>
+              <w:spacing w:before="40" w:line="240" w:lineRule="auto" w:after="40"/>
             </w:pPr>
             <w:r>
               <w:t xml:space="preserve">TEXT</w:t>
@@ -2263,8 +2263,8 @@
             <w:pPr>
               <w:pStyle w:val="Compact"/>
               <w:jc w:val="left"/>
-              <w:ind w:left="0" w:right="0" w:firstLine="0"/>
-              <w:spacing w:lineRule="auto" w:line="240" w:before="40" w:after="40"/>
+              <w:ind w:left="0" w:firstLine="0" w:right="0"/>
+              <w:spacing w:before="40" w:line="240" w:lineRule="auto" w:after="40"/>
             </w:pPr>
             <w:r>
               <w:t xml:space="preserve">Comma-wrapped aliases</w:t>
@@ -2279,8 +2279,8 @@
             <w:pPr>
               <w:pStyle w:val="Compact"/>
               <w:jc w:val="left"/>
-              <w:ind w:left="0" w:right="0" w:firstLine="0"/>
-              <w:spacing w:lineRule="auto" w:line="240" w:before="40" w:after="40"/>
+              <w:ind w:left="0" w:firstLine="0" w:right="0"/>
+              <w:spacing w:before="40" w:line="240" w:lineRule="auto" w:after="40"/>
             </w:pPr>
             <w:r>
               <w:t xml:space="preserve">inline_prefix</w:t>
@@ -2293,8 +2293,8 @@
             <w:pPr>
               <w:pStyle w:val="Compact"/>
               <w:jc w:val="left"/>
-              <w:ind w:left="0" w:right="0" w:firstLine="0"/>
-              <w:spacing w:lineRule="auto" w:line="240" w:before="40" w:after="40"/>
+              <w:ind w:left="0" w:firstLine="0" w:right="0"/>
+              <w:spacing w:before="40" w:line="240" w:lineRule="auto" w:after="40"/>
             </w:pPr>
             <w:r>
               <w:t xml:space="preserve">TEXT</w:t>
@@ -2307,8 +2307,8 @@
             <w:pPr>
               <w:pStyle w:val="Compact"/>
               <w:jc w:val="left"/>
-              <w:ind w:left="0" w:right="0" w:firstLine="0"/>
-              <w:spacing w:lineRule="auto" w:line="240" w:before="40" w:after="40"/>
+              <w:ind w:left="0" w:firstLine="0" w:right="0"/>
+              <w:spacing w:before="40" w:line="240" w:lineRule="auto" w:after="40"/>
             </w:pPr>
             <w:r>
               <w:t xml:space="preserve">Prefix for inline syntax (e.g. abbrev)</w:t>
@@ -2323,8 +2323,8 @@
             <w:pPr>
               <w:pStyle w:val="Compact"/>
               <w:jc w:val="left"/>
-              <w:ind w:left="0" w:right="0" w:firstLine="0"/>
-              <w:spacing w:lineRule="auto" w:line="240" w:before="40" w:after="40"/>
+              <w:ind w:left="0" w:firstLine="0" w:right="0"/>
+              <w:spacing w:before="40" w:line="240" w:lineRule="auto" w:after="40"/>
             </w:pPr>
             <w:r>
               <w:t xml:space="preserve">materializer_type</w:t>
@@ -2337,8 +2337,8 @@
             <w:pPr>
               <w:pStyle w:val="Compact"/>
               <w:jc w:val="left"/>
-              <w:ind w:left="0" w:right="0" w:firstLine="0"/>
-              <w:spacing w:lineRule="auto" w:line="240" w:before="40" w:after="40"/>
+              <w:ind w:left="0" w:firstLine="0" w:right="0"/>
+              <w:spacing w:before="40" w:line="240" w:lineRule="auto" w:after="40"/>
             </w:pPr>
             <w:r>
               <w:t xml:space="preserve">TEXT</w:t>
@@ -2351,8 +2351,8 @@
             <w:pPr>
               <w:pStyle w:val="Compact"/>
               <w:jc w:val="left"/>
-              <w:ind w:left="0" w:right="0" w:firstLine="0"/>
-              <w:spacing w:lineRule="auto" w:line="240" w:before="40" w:after="40"/>
+              <w:ind w:left="0" w:firstLine="0" w:right="0"/>
+              <w:spacing w:before="40" w:line="240" w:lineRule="auto" w:after="40"/>
             </w:pPr>
             <w:r>
               <w:t xml:space="preserve">Materialization strategy (toc, lof, abbrev_list, custom)</w:t>
@@ -2367,8 +2367,8 @@
             <w:pPr>
               <w:pStyle w:val="Compact"/>
               <w:jc w:val="left"/>
-              <w:ind w:left="0" w:right="0" w:firstLine="0"/>
-              <w:spacing w:lineRule="auto" w:line="240" w:before="40" w:after="40"/>
+              <w:ind w:left="0" w:firstLine="0" w:right="0"/>
+              <w:spacing w:before="40" w:line="240" w:lineRule="auto" w:after="40"/>
             </w:pPr>
             <w:r>
               <w:t xml:space="preserve">view_subtype_ref</w:t>
@@ -2381,8 +2381,8 @@
             <w:pPr>
               <w:pStyle w:val="Compact"/>
               <w:jc w:val="left"/>
-              <w:ind w:left="0" w:right="0" w:firstLine="0"/>
-              <w:spacing w:lineRule="auto" w:line="240" w:before="40" w:after="40"/>
+              <w:ind w:left="0" w:firstLine="0" w:right="0"/>
+              <w:spacing w:before="40" w:line="240" w:lineRule="auto" w:after="40"/>
             </w:pPr>
             <w:r>
               <w:t xml:space="preserve">TEXT</w:t>
@@ -2395,8 +2395,8 @@
             <w:pPr>
               <w:pStyle w:val="Compact"/>
               <w:jc w:val="left"/>
-              <w:ind w:left="0" w:right="0" w:firstLine="0"/>
-              <w:spacing w:lineRule="auto" w:line="240" w:before="40" w:after="40"/>
+              <w:ind w:left="0" w:firstLine="0" w:right="0"/>
+              <w:spacing w:before="40" w:line="240" w:lineRule="auto" w:after="40"/>
             </w:pPr>
             <w:r>
               <w:t xml:space="preserve">Parent view type for subtyped views</w:t>
@@ -2411,8 +2411,8 @@
             <w:pPr>
               <w:pStyle w:val="Compact"/>
               <w:jc w:val="left"/>
-              <w:ind w:left="0" w:right="0" w:firstLine="0"/>
-              <w:spacing w:lineRule="auto" w:line="240" w:before="40" w:after="40"/>
+              <w:ind w:left="0" w:firstLine="0" w:right="0"/>
+              <w:spacing w:before="40" w:line="240" w:lineRule="auto" w:after="40"/>
             </w:pPr>
             <w:r>
               <w:t xml:space="preserve">needs_external_render</w:t>
@@ -2425,8 +2425,8 @@
             <w:pPr>
               <w:pStyle w:val="Compact"/>
               <w:jc w:val="left"/>
-              <w:ind w:left="0" w:right="0" w:firstLine="0"/>
-              <w:spacing w:lineRule="auto" w:line="240" w:before="40" w:after="40"/>
+              <w:ind w:left="0" w:firstLine="0" w:right="0"/>
+              <w:spacing w:before="40" w:line="240" w:lineRule="auto" w:after="40"/>
             </w:pPr>
             <w:r>
               <w:t xml:space="preserve">INTEGER DEFAULT 0</w:t>
@@ -2439,8 +2439,8 @@
             <w:pPr>
               <w:pStyle w:val="Compact"/>
               <w:jc w:val="left"/>
-              <w:ind w:left="0" w:right="0" w:firstLine="0"/>
-              <w:spacing w:lineRule="auto" w:line="240" w:before="40" w:after="40"/>
+              <w:ind w:left="0" w:firstLine="0" w:right="0"/>
+              <w:spacing w:before="40" w:line="240" w:lineRule="auto" w:after="40"/>
             </w:pPr>
             <w:r>
               <w:t xml:space="preserve">1 = requires external tool</w:t>
@@ -2473,12 +2473,12 @@
     </w:p>
     <w:p>
       <w:pPr>
-        <w:spacing w:before="0" w:after="0" w:line="20" w:lineRule="exact"/>
+        <w:spacing w:before="0" w:after="0" w:lineRule="exact" w:line="20"/>
         <w:rPr>
           <w:sz w:val="2"/>
         </w:rPr>
       </w:pPr>
-      <w:bookmarkStart w:id="23102" w:name="csv-tbl-spec-types"/>
+      <w:bookmarkStart w:name="csv-tbl-spec-types" w:id="23102"/>
       <w:bookmarkEnd w:id="23102"/>
     </w:p>
     <w:p>
@@ -2515,18 +2515,18 @@
         <w:tblLook w:firstRow="1" w:lastRow="0" w:firstColumn="0" w:lastColumn="0" w:noHBand="0" w:noVBand="0" w:val="0020"/>
         <w:jc w:val="start"/>
         <w:tblBorders>
-          <w:top w:color="000000" w:space="0" w:val="single" w:sz="6"/>
-          <w:left w:color="000000" w:space="0" w:val="single" w:sz="6"/>
-          <w:bottom w:color="000000" w:space="0" w:val="single" w:sz="6"/>
-          <w:right w:color="000000" w:space="0" w:val="single" w:sz="6"/>
-          <w:insideH w:color="000000" w:space="0" w:val="single" w:sz="6"/>
-          <w:insideV w:color="000000" w:space="0" w:val="single" w:sz="6"/>
+          <w:top w:color="000000" w:space="0" w:sz="6" w:val="single"/>
+          <w:left w:color="000000" w:space="0" w:sz="6" w:val="single"/>
+          <w:bottom w:color="000000" w:space="0" w:sz="6" w:val="single"/>
+          <w:right w:color="000000" w:space="0" w:sz="6" w:val="single"/>
+          <w:insideH w:color="000000" w:space="0" w:sz="6" w:val="single"/>
+          <w:insideV w:color="000000" w:space="0" w:sz="6" w:val="single"/>
         </w:tblBorders>
         <w:tblCellMar>
-          <w:top w:type="dxa" w:w="57"/>
-          <w:left w:type="dxa" w:w="108"/>
-          <w:bottom w:type="dxa" w:w="57"/>
-          <w:right w:type="dxa" w:w="108"/>
+          <w:top w:w="57" w:type="dxa"/>
+          <w:left w:w="108" w:type="dxa"/>
+          <w:bottom w:w="57" w:type="dxa"/>
+          <w:right w:w="108" w:type="dxa"/>
         </w:tblCellMar>
       </w:tblPr>
       <w:tblGrid>
@@ -2540,14 +2540,14 @@
         </w:trPr>
         <w:tc>
           <w:tcPr>
-            <w:shd w:color="auto" w:val="clear" w:fill="E8E8E8"/>
+            <w:shd w:color="auto" w:fill="E8E8E8" w:val="clear"/>
           </w:tcPr>
           <w:p>
             <w:pPr>
               <w:pStyle w:val="Compact"/>
               <w:jc w:val="left"/>
-              <w:ind w:left="0" w:right="0" w:firstLine="0"/>
-              <w:spacing w:lineRule="auto" w:line="240" w:before="40" w:after="40"/>
+              <w:ind w:left="0" w:firstLine="0" w:right="0"/>
+              <w:spacing w:before="40" w:line="240" w:lineRule="auto" w:after="40"/>
             </w:pPr>
             <w:r>
               <w:rPr>
@@ -2559,14 +2559,14 @@
         </w:tc>
         <w:tc>
           <w:tcPr>
-            <w:shd w:color="auto" w:val="clear" w:fill="E8E8E8"/>
+            <w:shd w:color="auto" w:fill="E8E8E8" w:val="clear"/>
           </w:tcPr>
           <w:p>
             <w:pPr>
               <w:pStyle w:val="Compact"/>
               <w:jc w:val="left"/>
-              <w:ind w:left="0" w:right="0" w:firstLine="0"/>
-              <w:spacing w:lineRule="auto" w:line="240" w:before="40" w:after="40"/>
+              <w:ind w:left="0" w:firstLine="0" w:right="0"/>
+              <w:spacing w:before="40" w:line="240" w:lineRule="auto" w:after="40"/>
             </w:pPr>
             <w:r>
               <w:rPr>
@@ -2578,14 +2578,14 @@
         </w:tc>
         <w:tc>
           <w:tcPr>
-            <w:shd w:color="auto" w:val="clear" w:fill="E8E8E8"/>
+            <w:shd w:color="auto" w:fill="E8E8E8" w:val="clear"/>
           </w:tcPr>
           <w:p>
             <w:pPr>
               <w:pStyle w:val="Compact"/>
               <w:jc w:val="left"/>
-              <w:ind w:left="0" w:right="0" w:firstLine="0"/>
-              <w:spacing w:lineRule="auto" w:line="240" w:before="40" w:after="40"/>
+              <w:ind w:left="0" w:firstLine="0" w:right="0"/>
+              <w:spacing w:before="40" w:line="240" w:lineRule="auto" w:after="40"/>
             </w:pPr>
             <w:r>
               <w:rPr>
@@ -2603,8 +2603,8 @@
             <w:pPr>
               <w:pStyle w:val="Compact"/>
               <w:jc w:val="left"/>
-              <w:ind w:left="0" w:right="0" w:firstLine="0"/>
-              <w:spacing w:lineRule="auto" w:line="240" w:before="40" w:after="40"/>
+              <w:ind w:left="0" w:firstLine="0" w:right="0"/>
+              <w:spacing w:before="40" w:line="240" w:lineRule="auto" w:after="40"/>
             </w:pPr>
             <w:r>
               <w:t xml:space="preserve">identifier</w:t>
@@ -2617,8 +2617,8 @@
             <w:pPr>
               <w:pStyle w:val="Compact"/>
               <w:jc w:val="left"/>
-              <w:ind w:left="0" w:right="0" w:firstLine="0"/>
-              <w:spacing w:lineRule="auto" w:line="240" w:before="40" w:after="40"/>
+              <w:ind w:left="0" w:firstLine="0" w:right="0"/>
+              <w:spacing w:before="40" w:line="240" w:lineRule="auto" w:after="40"/>
             </w:pPr>
             <w:r>
               <w:t xml:space="preserve">TEXT PK</w:t>
@@ -2631,8 +2631,8 @@
             <w:pPr>
               <w:pStyle w:val="Compact"/>
               <w:jc w:val="left"/>
-              <w:ind w:left="0" w:right="0" w:firstLine="0"/>
-              <w:spacing w:lineRule="auto" w:line="240" w:before="40" w:after="40"/>
+              <w:ind w:left="0" w:firstLine="0" w:right="0"/>
+              <w:spacing w:before="40" w:line="240" w:lineRule="auto" w:after="40"/>
             </w:pPr>
             <w:r>
               <w:t xml:space="preserve">Unique specification type code</w:t>
@@ -2647,8 +2647,8 @@
             <w:pPr>
               <w:pStyle w:val="Compact"/>
               <w:jc w:val="left"/>
-              <w:ind w:left="0" w:right="0" w:firstLine="0"/>
-              <w:spacing w:lineRule="auto" w:line="240" w:before="40" w:after="40"/>
+              <w:ind w:left="0" w:firstLine="0" w:right="0"/>
+              <w:spacing w:before="40" w:line="240" w:lineRule="auto" w:after="40"/>
             </w:pPr>
             <w:r>
               <w:t xml:space="preserve">long_name</w:t>
@@ -2661,8 +2661,8 @@
             <w:pPr>
               <w:pStyle w:val="Compact"/>
               <w:jc w:val="left"/>
-              <w:ind w:left="0" w:right="0" w:firstLine="0"/>
-              <w:spacing w:lineRule="auto" w:line="240" w:before="40" w:after="40"/>
+              <w:ind w:left="0" w:firstLine="0" w:right="0"/>
+              <w:spacing w:before="40" w:line="240" w:lineRule="auto" w:after="40"/>
             </w:pPr>
             <w:r>
               <w:t xml:space="preserve">TEXT NOT NULL UNIQUE</w:t>
@@ -2675,8 +2675,8 @@
             <w:pPr>
               <w:pStyle w:val="Compact"/>
               <w:jc w:val="left"/>
-              <w:ind w:left="0" w:right="0" w:firstLine="0"/>
-              <w:spacing w:lineRule="auto" w:line="240" w:before="40" w:after="40"/>
+              <w:ind w:left="0" w:firstLine="0" w:right="0"/>
+              <w:spacing w:before="40" w:line="240" w:lineRule="auto" w:after="40"/>
             </w:pPr>
             <w:r>
               <w:t xml:space="preserve">Human-readable name</w:t>
@@ -2691,8 +2691,8 @@
             <w:pPr>
               <w:pStyle w:val="Compact"/>
               <w:jc w:val="left"/>
-              <w:ind w:left="0" w:right="0" w:firstLine="0"/>
-              <w:spacing w:lineRule="auto" w:line="240" w:before="40" w:after="40"/>
+              <w:ind w:left="0" w:firstLine="0" w:right="0"/>
+              <w:spacing w:before="40" w:line="240" w:lineRule="auto" w:after="40"/>
             </w:pPr>
             <w:r>
               <w:t xml:space="preserve">description</w:t>
@@ -2705,8 +2705,8 @@
             <w:pPr>
               <w:pStyle w:val="Compact"/>
               <w:jc w:val="left"/>
-              <w:ind w:left="0" w:right="0" w:firstLine="0"/>
-              <w:spacing w:lineRule="auto" w:line="240" w:before="40" w:after="40"/>
+              <w:ind w:left="0" w:firstLine="0" w:right="0"/>
+              <w:spacing w:before="40" w:line="240" w:lineRule="auto" w:after="40"/>
             </w:pPr>
             <w:r>
               <w:t xml:space="preserve">TEXT</w:t>
@@ -2719,8 +2719,8 @@
             <w:pPr>
               <w:pStyle w:val="Compact"/>
               <w:jc w:val="left"/>
-              <w:ind w:left="0" w:right="0" w:firstLine="0"/>
-              <w:spacing w:lineRule="auto" w:line="240" w:before="40" w:after="40"/>
+              <w:ind w:left="0" w:firstLine="0" w:right="0"/>
+              <w:spacing w:before="40" w:line="240" w:lineRule="auto" w:after="40"/>
             </w:pPr>
             <w:r>
               <w:t xml:space="preserve">Documentation</w:t>
@@ -2735,8 +2735,8 @@
             <w:pPr>
               <w:pStyle w:val="Compact"/>
               <w:jc w:val="left"/>
-              <w:ind w:left="0" w:right="0" w:firstLine="0"/>
-              <w:spacing w:lineRule="auto" w:line="240" w:before="40" w:after="40"/>
+              <w:ind w:left="0" w:firstLine="0" w:right="0"/>
+              <w:spacing w:before="40" w:line="240" w:lineRule="auto" w:after="40"/>
             </w:pPr>
             <w:r>
               <w:t xml:space="preserve">extends</w:t>
@@ -2749,8 +2749,8 @@
             <w:pPr>
               <w:pStyle w:val="Compact"/>
               <w:jc w:val="left"/>
-              <w:ind w:left="0" w:right="0" w:firstLine="0"/>
-              <w:spacing w:lineRule="auto" w:line="240" w:before="40" w:after="40"/>
+              <w:ind w:left="0" w:firstLine="0" w:right="0"/>
+              <w:spacing w:before="40" w:line="240" w:lineRule="auto" w:after="40"/>
             </w:pPr>
             <w:r>
               <w:t xml:space="preserve">TEXT</w:t>
@@ -2763,8 +2763,8 @@
             <w:pPr>
               <w:pStyle w:val="Compact"/>
               <w:jc w:val="left"/>
-              <w:ind w:left="0" w:right="0" w:firstLine="0"/>
-              <w:spacing w:lineRule="auto" w:line="240" w:before="40" w:after="40"/>
+              <w:ind w:left="0" w:firstLine="0" w:right="0"/>
+              <w:spacing w:before="40" w:line="240" w:lineRule="auto" w:after="40"/>
             </w:pPr>
             <w:r>
               <w:t xml:space="preserve">Parent type for inheritance</w:t>
@@ -2779,8 +2779,8 @@
             <w:pPr>
               <w:pStyle w:val="Compact"/>
               <w:jc w:val="left"/>
-              <w:ind w:left="0" w:right="0" w:firstLine="0"/>
-              <w:spacing w:lineRule="auto" w:line="240" w:before="40" w:after="40"/>
+              <w:ind w:left="0" w:firstLine="0" w:right="0"/>
+              <w:spacing w:before="40" w:line="240" w:lineRule="auto" w:after="40"/>
             </w:pPr>
             <w:r>
               <w:t xml:space="preserve">is_default</w:t>
@@ -2793,8 +2793,8 @@
             <w:pPr>
               <w:pStyle w:val="Compact"/>
               <w:jc w:val="left"/>
-              <w:ind w:left="0" w:right="0" w:firstLine="0"/>
-              <w:spacing w:lineRule="auto" w:line="240" w:before="40" w:after="40"/>
+              <w:ind w:left="0" w:firstLine="0" w:right="0"/>
+              <w:spacing w:before="40" w:line="240" w:lineRule="auto" w:after="40"/>
             </w:pPr>
             <w:r>
               <w:t xml:space="preserve">INTEGER DEFAULT 0</w:t>
@@ -2807,8 +2807,8 @@
             <w:pPr>
               <w:pStyle w:val="Compact"/>
               <w:jc w:val="left"/>
-              <w:ind w:left="0" w:right="0" w:firstLine="0"/>
-              <w:spacing w:lineRule="auto" w:line="240" w:before="40" w:after="40"/>
+              <w:ind w:left="0" w:firstLine="0" w:right="0"/>
+              <w:spacing w:before="40" w:line="240" w:lineRule="auto" w:after="40"/>
             </w:pPr>
             <w:r>
               <w:t xml:space="preserve">1 = default when no explicit type</w:t>
@@ -2841,12 +2841,12 @@
     </w:p>
     <w:p>
       <w:pPr>
-        <w:spacing w:before="0" w:after="0" w:line="20" w:lineRule="exact"/>
+        <w:spacing w:before="0" w:after="0" w:lineRule="exact" w:line="20"/>
         <w:rPr>
           <w:sz w:val="2"/>
         </w:rPr>
       </w:pPr>
-      <w:bookmarkStart w:id="92410" w:name="csv-tbl-datatypes"/>
+      <w:bookmarkStart w:name="csv-tbl-datatypes" w:id="92410"/>
       <w:bookmarkEnd w:id="92410"/>
     </w:p>
     <w:p>
@@ -2883,18 +2883,18 @@
         <w:tblLook w:firstRow="1" w:lastRow="0" w:firstColumn="0" w:lastColumn="0" w:noHBand="0" w:noVBand="0" w:val="0020"/>
         <w:jc w:val="start"/>
         <w:tblBorders>
-          <w:top w:color="000000" w:space="0" w:val="single" w:sz="6"/>
-          <w:left w:color="000000" w:space="0" w:val="single" w:sz="6"/>
-          <w:bottom w:color="000000" w:space="0" w:val="single" w:sz="6"/>
-          <w:right w:color="000000" w:space="0" w:val="single" w:sz="6"/>
-          <w:insideH w:color="000000" w:space="0" w:val="single" w:sz="6"/>
-          <w:insideV w:color="000000" w:space="0" w:val="single" w:sz="6"/>
+          <w:top w:color="000000" w:space="0" w:sz="6" w:val="single"/>
+          <w:left w:color="000000" w:space="0" w:sz="6" w:val="single"/>
+          <w:bottom w:color="000000" w:space="0" w:sz="6" w:val="single"/>
+          <w:right w:color="000000" w:space="0" w:sz="6" w:val="single"/>
+          <w:insideH w:color="000000" w:space="0" w:sz="6" w:val="single"/>
+          <w:insideV w:color="000000" w:space="0" w:sz="6" w:val="single"/>
         </w:tblBorders>
         <w:tblCellMar>
-          <w:top w:type="dxa" w:w="57"/>
-          <w:left w:type="dxa" w:w="108"/>
-          <w:bottom w:type="dxa" w:w="57"/>
-          <w:right w:type="dxa" w:w="108"/>
+          <w:top w:w="57" w:type="dxa"/>
+          <w:left w:w="108" w:type="dxa"/>
+          <w:bottom w:w="57" w:type="dxa"/>
+          <w:right w:w="108" w:type="dxa"/>
         </w:tblCellMar>
       </w:tblPr>
       <w:tblGrid>
@@ -2908,14 +2908,14 @@
         </w:trPr>
         <w:tc>
           <w:tcPr>
-            <w:shd w:color="auto" w:val="clear" w:fill="E8E8E8"/>
+            <w:shd w:color="auto" w:fill="E8E8E8" w:val="clear"/>
           </w:tcPr>
           <w:p>
             <w:pPr>
               <w:pStyle w:val="Compact"/>
               <w:jc w:val="left"/>
-              <w:ind w:left="0" w:right="0" w:firstLine="0"/>
-              <w:spacing w:lineRule="auto" w:line="240" w:before="40" w:after="40"/>
+              <w:ind w:left="0" w:firstLine="0" w:right="0"/>
+              <w:spacing w:before="40" w:line="240" w:lineRule="auto" w:after="40"/>
             </w:pPr>
             <w:r>
               <w:rPr>
@@ -2927,14 +2927,14 @@
         </w:tc>
         <w:tc>
           <w:tcPr>
-            <w:shd w:color="auto" w:val="clear" w:fill="E8E8E8"/>
+            <w:shd w:color="auto" w:fill="E8E8E8" w:val="clear"/>
           </w:tcPr>
           <w:p>
             <w:pPr>
               <w:pStyle w:val="Compact"/>
               <w:jc w:val="left"/>
-              <w:ind w:left="0" w:right="0" w:firstLine="0"/>
-              <w:spacing w:lineRule="auto" w:line="240" w:before="40" w:after="40"/>
+              <w:ind w:left="0" w:firstLine="0" w:right="0"/>
+              <w:spacing w:before="40" w:line="240" w:lineRule="auto" w:after="40"/>
             </w:pPr>
             <w:r>
               <w:rPr>
@@ -2946,14 +2946,14 @@
         </w:tc>
         <w:tc>
           <w:tcPr>
-            <w:shd w:color="auto" w:val="clear" w:fill="E8E8E8"/>
+            <w:shd w:color="auto" w:fill="E8E8E8" w:val="clear"/>
           </w:tcPr>
           <w:p>
             <w:pPr>
               <w:pStyle w:val="Compact"/>
               <w:jc w:val="left"/>
-              <w:ind w:left="0" w:right="0" w:firstLine="0"/>
-              <w:spacing w:lineRule="auto" w:line="240" w:before="40" w:after="40"/>
+              <w:ind w:left="0" w:firstLine="0" w:right="0"/>
+              <w:spacing w:before="40" w:line="240" w:lineRule="auto" w:after="40"/>
             </w:pPr>
             <w:r>
               <w:rPr>
@@ -2971,8 +2971,8 @@
             <w:pPr>
               <w:pStyle w:val="Compact"/>
               <w:jc w:val="left"/>
-              <w:ind w:left="0" w:right="0" w:firstLine="0"/>
-              <w:spacing w:lineRule="auto" w:line="240" w:before="40" w:after="40"/>
+              <w:ind w:left="0" w:firstLine="0" w:right="0"/>
+              <w:spacing w:before="40" w:line="240" w:lineRule="auto" w:after="40"/>
             </w:pPr>
             <w:r>
               <w:t xml:space="preserve">identifier</w:t>
@@ -2985,8 +2985,8 @@
             <w:pPr>
               <w:pStyle w:val="Compact"/>
               <w:jc w:val="left"/>
-              <w:ind w:left="0" w:right="0" w:firstLine="0"/>
-              <w:spacing w:lineRule="auto" w:line="240" w:before="40" w:after="40"/>
+              <w:ind w:left="0" w:firstLine="0" w:right="0"/>
+              <w:spacing w:before="40" w:line="240" w:lineRule="auto" w:after="40"/>
             </w:pPr>
             <w:r>
               <w:t xml:space="preserve">TEXT PK</w:t>
@@ -2999,8 +2999,8 @@
             <w:pPr>
               <w:pStyle w:val="Compact"/>
               <w:jc w:val="left"/>
-              <w:ind w:left="0" w:right="0" w:firstLine="0"/>
-              <w:spacing w:lineRule="auto" w:line="240" w:before="40" w:after="40"/>
+              <w:ind w:left="0" w:firstLine="0" w:right="0"/>
+              <w:spacing w:before="40" w:line="240" w:lineRule="auto" w:after="40"/>
             </w:pPr>
             <w:r>
               <w:t xml:space="preserve">Unique datatype ID</w:t>
@@ -3015,8 +3015,8 @@
             <w:pPr>
               <w:pStyle w:val="Compact"/>
               <w:jc w:val="left"/>
-              <w:ind w:left="0" w:right="0" w:firstLine="0"/>
-              <w:spacing w:lineRule="auto" w:line="240" w:before="40" w:after="40"/>
+              <w:ind w:left="0" w:firstLine="0" w:right="0"/>
+              <w:spacing w:before="40" w:line="240" w:lineRule="auto" w:after="40"/>
             </w:pPr>
             <w:r>
               <w:t xml:space="preserve">long_name</w:t>
@@ -3029,8 +3029,8 @@
             <w:pPr>
               <w:pStyle w:val="Compact"/>
               <w:jc w:val="left"/>
-              <w:ind w:left="0" w:right="0" w:firstLine="0"/>
-              <w:spacing w:lineRule="auto" w:line="240" w:before="40" w:after="40"/>
+              <w:ind w:left="0" w:firstLine="0" w:right="0"/>
+              <w:spacing w:before="40" w:line="240" w:lineRule="auto" w:after="40"/>
             </w:pPr>
             <w:r>
               <w:t xml:space="preserve">TEXT NOT NULL UNIQUE</w:t>
@@ -3043,8 +3043,8 @@
             <w:pPr>
               <w:pStyle w:val="Compact"/>
               <w:jc w:val="left"/>
-              <w:ind w:left="0" w:right="0" w:firstLine="0"/>
-              <w:spacing w:lineRule="auto" w:line="240" w:before="40" w:after="40"/>
+              <w:ind w:left="0" w:firstLine="0" w:right="0"/>
+              <w:spacing w:before="40" w:line="240" w:lineRule="auto" w:after="40"/>
             </w:pPr>
             <w:r>
               <w:t xml:space="preserve">Human-readable name</w:t>
@@ -3059,8 +3059,8 @@
             <w:pPr>
               <w:pStyle w:val="Compact"/>
               <w:jc w:val="left"/>
-              <w:ind w:left="0" w:right="0" w:firstLine="0"/>
-              <w:spacing w:lineRule="auto" w:line="240" w:before="40" w:after="40"/>
+              <w:ind w:left="0" w:firstLine="0" w:right="0"/>
+              <w:spacing w:before="40" w:line="240" w:lineRule="auto" w:after="40"/>
             </w:pPr>
             <w:r>
               <w:t xml:space="preserve">type</w:t>
@@ -3073,8 +3073,8 @@
             <w:pPr>
               <w:pStyle w:val="Compact"/>
               <w:jc w:val="left"/>
-              <w:ind w:left="0" w:right="0" w:firstLine="0"/>
-              <w:spacing w:lineRule="auto" w:line="240" w:before="40" w:after="40"/>
+              <w:ind w:left="0" w:firstLine="0" w:right="0"/>
+              <w:spacing w:before="40" w:line="240" w:lineRule="auto" w:after="40"/>
             </w:pPr>
             <w:r>
               <w:t xml:space="preserve">TEXT NOT NULL</w:t>
@@ -3087,8 +3087,8 @@
             <w:pPr>
               <w:pStyle w:val="Compact"/>
               <w:jc w:val="left"/>
-              <w:ind w:left="0" w:right="0" w:firstLine="0"/>
-              <w:spacing w:lineRule="auto" w:line="240" w:before="40" w:after="40"/>
+              <w:ind w:left="0" w:firstLine="0" w:right="0"/>
+              <w:spacing w:before="40" w:line="240" w:lineRule="auto" w:after="40"/>
             </w:pPr>
             <w:r>
               <w:t xml:space="preserve">Primitive category: STRING, INTEGER, REAL, BOOLEAN, DATE, ENUM, XHTML</w:t>
@@ -3159,12 +3159,12 @@
     </w:p>
     <w:p>
       <w:pPr>
-        <w:spacing w:before="0" w:after="0" w:line="20" w:lineRule="exact"/>
+        <w:spacing w:before="0" w:after="0" w:lineRule="exact" w:line="20"/>
         <w:rPr>
           <w:sz w:val="2"/>
         </w:rPr>
       </w:pPr>
-      <w:bookmarkStart w:id="47668" w:name="csv-tbl-attr-types"/>
+      <w:bookmarkStart w:name="csv-tbl-attr-types" w:id="47668"/>
       <w:bookmarkEnd w:id="47668"/>
     </w:p>
     <w:p>
@@ -3201,18 +3201,18 @@
         <w:tblLook w:firstRow="1" w:lastRow="0" w:firstColumn="0" w:lastColumn="0" w:noHBand="0" w:noVBand="0" w:val="0020"/>
         <w:jc w:val="start"/>
         <w:tblBorders>
-          <w:top w:color="000000" w:space="0" w:val="single" w:sz="6"/>
-          <w:left w:color="000000" w:space="0" w:val="single" w:sz="6"/>
-          <w:bottom w:color="000000" w:space="0" w:val="single" w:sz="6"/>
-          <w:right w:color="000000" w:space="0" w:val="single" w:sz="6"/>
-          <w:insideH w:color="000000" w:space="0" w:val="single" w:sz="6"/>
-          <w:insideV w:color="000000" w:space="0" w:val="single" w:sz="6"/>
+          <w:top w:color="000000" w:space="0" w:sz="6" w:val="single"/>
+          <w:left w:color="000000" w:space="0" w:sz="6" w:val="single"/>
+          <w:bottom w:color="000000" w:space="0" w:sz="6" w:val="single"/>
+          <w:right w:color="000000" w:space="0" w:sz="6" w:val="single"/>
+          <w:insideH w:color="000000" w:space="0" w:sz="6" w:val="single"/>
+          <w:insideV w:color="000000" w:space="0" w:sz="6" w:val="single"/>
         </w:tblBorders>
         <w:tblCellMar>
-          <w:top w:type="dxa" w:w="57"/>
-          <w:left w:type="dxa" w:w="108"/>
-          <w:bottom w:type="dxa" w:w="57"/>
-          <w:right w:type="dxa" w:w="108"/>
+          <w:top w:w="57" w:type="dxa"/>
+          <w:left w:w="108" w:type="dxa"/>
+          <w:bottom w:w="57" w:type="dxa"/>
+          <w:right w:w="108" w:type="dxa"/>
         </w:tblCellMar>
       </w:tblPr>
       <w:tblGrid>
@@ -3226,14 +3226,14 @@
         </w:trPr>
         <w:tc>
           <w:tcPr>
-            <w:shd w:color="auto" w:val="clear" w:fill="E8E8E8"/>
+            <w:shd w:color="auto" w:fill="E8E8E8" w:val="clear"/>
           </w:tcPr>
           <w:p>
             <w:pPr>
               <w:pStyle w:val="Compact"/>
               <w:jc w:val="left"/>
-              <w:ind w:left="0" w:right="0" w:firstLine="0"/>
-              <w:spacing w:lineRule="auto" w:line="240" w:before="40" w:after="40"/>
+              <w:ind w:left="0" w:firstLine="0" w:right="0"/>
+              <w:spacing w:before="40" w:line="240" w:lineRule="auto" w:after="40"/>
             </w:pPr>
             <w:r>
               <w:rPr>
@@ -3245,14 +3245,14 @@
         </w:tc>
         <w:tc>
           <w:tcPr>
-            <w:shd w:color="auto" w:val="clear" w:fill="E8E8E8"/>
+            <w:shd w:color="auto" w:fill="E8E8E8" w:val="clear"/>
           </w:tcPr>
           <w:p>
             <w:pPr>
               <w:pStyle w:val="Compact"/>
               <w:jc w:val="left"/>
-              <w:ind w:left="0" w:right="0" w:firstLine="0"/>
-              <w:spacing w:lineRule="auto" w:line="240" w:before="40" w:after="40"/>
+              <w:ind w:left="0" w:firstLine="0" w:right="0"/>
+              <w:spacing w:before="40" w:line="240" w:lineRule="auto" w:after="40"/>
             </w:pPr>
             <w:r>
               <w:rPr>
@@ -3264,14 +3264,14 @@
         </w:tc>
         <w:tc>
           <w:tcPr>
-            <w:shd w:color="auto" w:val="clear" w:fill="E8E8E8"/>
+            <w:shd w:color="auto" w:fill="E8E8E8" w:val="clear"/>
           </w:tcPr>
           <w:p>
             <w:pPr>
               <w:pStyle w:val="Compact"/>
               <w:jc w:val="left"/>
-              <w:ind w:left="0" w:right="0" w:firstLine="0"/>
-              <w:spacing w:lineRule="auto" w:line="240" w:before="40" w:after="40"/>
+              <w:ind w:left="0" w:firstLine="0" w:right="0"/>
+              <w:spacing w:before="40" w:line="240" w:lineRule="auto" w:after="40"/>
             </w:pPr>
             <w:r>
               <w:rPr>
@@ -3289,8 +3289,8 @@
             <w:pPr>
               <w:pStyle w:val="Compact"/>
               <w:jc w:val="left"/>
-              <w:ind w:left="0" w:right="0" w:firstLine="0"/>
-              <w:spacing w:lineRule="auto" w:line="240" w:before="40" w:after="40"/>
+              <w:ind w:left="0" w:firstLine="0" w:right="0"/>
+              <w:spacing w:before="40" w:line="240" w:lineRule="auto" w:after="40"/>
             </w:pPr>
             <w:r>
               <w:t xml:space="preserve">identifier</w:t>
@@ -3303,8 +3303,8 @@
             <w:pPr>
               <w:pStyle w:val="Compact"/>
               <w:jc w:val="left"/>
-              <w:ind w:left="0" w:right="0" w:firstLine="0"/>
-              <w:spacing w:lineRule="auto" w:line="240" w:before="40" w:after="40"/>
+              <w:ind w:left="0" w:firstLine="0" w:right="0"/>
+              <w:spacing w:before="40" w:line="240" w:lineRule="auto" w:after="40"/>
             </w:pPr>
             <w:r>
               <w:t xml:space="preserve">TEXT PK</w:t>
@@ -3317,8 +3317,8 @@
             <w:pPr>
               <w:pStyle w:val="Compact"/>
               <w:jc w:val="left"/>
-              <w:ind w:left="0" w:right="0" w:firstLine="0"/>
-              <w:spacing w:lineRule="auto" w:line="240" w:before="40" w:after="40"/>
+              <w:ind w:left="0" w:firstLine="0" w:right="0"/>
+              <w:spacing w:before="40" w:line="240" w:lineRule="auto" w:after="40"/>
             </w:pPr>
             <w:r>
               <w:t xml:space="preserve">Unique attribute definition ID</w:t>
@@ -3333,8 +3333,8 @@
             <w:pPr>
               <w:pStyle w:val="Compact"/>
               <w:jc w:val="left"/>
-              <w:ind w:left="0" w:right="0" w:firstLine="0"/>
-              <w:spacing w:lineRule="auto" w:line="240" w:before="40" w:after="40"/>
+              <w:ind w:left="0" w:firstLine="0" w:right="0"/>
+              <w:spacing w:before="40" w:line="240" w:lineRule="auto" w:after="40"/>
             </w:pPr>
             <w:r>
               <w:t xml:space="preserve">owner_type_ref</w:t>
@@ -3347,8 +3347,8 @@
             <w:pPr>
               <w:pStyle w:val="Compact"/>
               <w:jc w:val="left"/>
-              <w:ind w:left="0" w:right="0" w:firstLine="0"/>
-              <w:spacing w:lineRule="auto" w:line="240" w:before="40" w:after="40"/>
+              <w:ind w:left="0" w:firstLine="0" w:right="0"/>
+              <w:spacing w:before="40" w:line="240" w:lineRule="auto" w:after="40"/>
             </w:pPr>
             <w:r>
               <w:t xml:space="preserve">TEXT NOT NULL FK</w:t>
@@ -3361,8 +3361,8 @@
             <w:pPr>
               <w:pStyle w:val="Compact"/>
               <w:jc w:val="left"/>
-              <w:ind w:left="0" w:right="0" w:firstLine="0"/>
-              <w:spacing w:lineRule="auto" w:line="240" w:before="40" w:after="40"/>
+              <w:ind w:left="0" w:firstLine="0" w:right="0"/>
+              <w:spacing w:before="40" w:line="240" w:lineRule="auto" w:after="40"/>
             </w:pPr>
             <w:r>
               <w:t xml:space="preserve">Object type that owns this attribute</w:t>
@@ -3377,8 +3377,8 @@
             <w:pPr>
               <w:pStyle w:val="Compact"/>
               <w:jc w:val="left"/>
-              <w:ind w:left="0" w:right="0" w:firstLine="0"/>
-              <w:spacing w:lineRule="auto" w:line="240" w:before="40" w:after="40"/>
+              <w:ind w:left="0" w:firstLine="0" w:right="0"/>
+              <w:spacing w:before="40" w:line="240" w:lineRule="auto" w:after="40"/>
             </w:pPr>
             <w:r>
               <w:t xml:space="preserve">long_name</w:t>
@@ -3391,8 +3391,8 @@
             <w:pPr>
               <w:pStyle w:val="Compact"/>
               <w:jc w:val="left"/>
-              <w:ind w:left="0" w:right="0" w:firstLine="0"/>
-              <w:spacing w:lineRule="auto" w:line="240" w:before="40" w:after="40"/>
+              <w:ind w:left="0" w:firstLine="0" w:right="0"/>
+              <w:spacing w:before="40" w:line="240" w:lineRule="auto" w:after="40"/>
             </w:pPr>
             <w:r>
               <w:t xml:space="preserve">TEXT NOT NULL</w:t>
@@ -3405,8 +3405,8 @@
             <w:pPr>
               <w:pStyle w:val="Compact"/>
               <w:jc w:val="left"/>
-              <w:ind w:left="0" w:right="0" w:firstLine="0"/>
-              <w:spacing w:lineRule="auto" w:line="240" w:before="40" w:after="40"/>
+              <w:ind w:left="0" w:firstLine="0" w:right="0"/>
+              <w:spacing w:before="40" w:line="240" w:lineRule="auto" w:after="40"/>
             </w:pPr>
             <w:r>
               <w:t xml:space="preserve">Attribute name as written in source</w:t>
@@ -3421,8 +3421,8 @@
             <w:pPr>
               <w:pStyle w:val="Compact"/>
               <w:jc w:val="left"/>
-              <w:ind w:left="0" w:right="0" w:firstLine="0"/>
-              <w:spacing w:lineRule="auto" w:line="240" w:before="40" w:after="40"/>
+              <w:ind w:left="0" w:firstLine="0" w:right="0"/>
+              <w:spacing w:before="40" w:line="240" w:lineRule="auto" w:after="40"/>
             </w:pPr>
             <w:r>
               <w:t xml:space="preserve">datatype_ref</w:t>
@@ -3435,8 +3435,8 @@
             <w:pPr>
               <w:pStyle w:val="Compact"/>
               <w:jc w:val="left"/>
-              <w:ind w:left="0" w:right="0" w:firstLine="0"/>
-              <w:spacing w:lineRule="auto" w:line="240" w:before="40" w:after="40"/>
+              <w:ind w:left="0" w:firstLine="0" w:right="0"/>
+              <w:spacing w:before="40" w:line="240" w:lineRule="auto" w:after="40"/>
             </w:pPr>
             <w:r>
               <w:t xml:space="preserve">TEXT NOT NULL FK</w:t>
@@ -3449,8 +3449,8 @@
             <w:pPr>
               <w:pStyle w:val="Compact"/>
               <w:jc w:val="left"/>
-              <w:ind w:left="0" w:right="0" w:firstLine="0"/>
-              <w:spacing w:lineRule="auto" w:line="240" w:before="40" w:after="40"/>
+              <w:ind w:left="0" w:firstLine="0" w:right="0"/>
+              <w:spacing w:before="40" w:line="240" w:lineRule="auto" w:after="40"/>
             </w:pPr>
             <w:r>
               <w:t xml:space="preserve">Data type (FK to datatype_definitions)</w:t>
@@ -3465,8 +3465,8 @@
             <w:pPr>
               <w:pStyle w:val="Compact"/>
               <w:jc w:val="left"/>
-              <w:ind w:left="0" w:right="0" w:firstLine="0"/>
-              <w:spacing w:lineRule="auto" w:line="240" w:before="40" w:after="40"/>
+              <w:ind w:left="0" w:firstLine="0" w:right="0"/>
+              <w:spacing w:before="40" w:line="240" w:lineRule="auto" w:after="40"/>
             </w:pPr>
             <w:r>
               <w:t xml:space="preserve">min_occurs</w:t>
@@ -3479,8 +3479,8 @@
             <w:pPr>
               <w:pStyle w:val="Compact"/>
               <w:jc w:val="left"/>
-              <w:ind w:left="0" w:right="0" w:firstLine="0"/>
-              <w:spacing w:lineRule="auto" w:line="240" w:before="40" w:after="40"/>
+              <w:ind w:left="0" w:firstLine="0" w:right="0"/>
+              <w:spacing w:before="40" w:line="240" w:lineRule="auto" w:after="40"/>
             </w:pPr>
             <w:r>
               <w:t xml:space="preserve">INTEGER DEFAULT 0</w:t>
@@ -3493,8 +3493,8 @@
             <w:pPr>
               <w:pStyle w:val="Compact"/>
               <w:jc w:val="left"/>
-              <w:ind w:left="0" w:right="0" w:firstLine="0"/>
-              <w:spacing w:lineRule="auto" w:line="240" w:before="40" w:after="40"/>
+              <w:ind w:left="0" w:firstLine="0" w:right="0"/>
+              <w:spacing w:before="40" w:line="240" w:lineRule="auto" w:after="40"/>
             </w:pPr>
             <w:r>
               <w:t xml:space="preserve">Minimum occurrences (0 = optional)</w:t>
@@ -3509,8 +3509,8 @@
             <w:pPr>
               <w:pStyle w:val="Compact"/>
               <w:jc w:val="left"/>
-              <w:ind w:left="0" w:right="0" w:firstLine="0"/>
-              <w:spacing w:lineRule="auto" w:line="240" w:before="40" w:after="40"/>
+              <w:ind w:left="0" w:firstLine="0" w:right="0"/>
+              <w:spacing w:before="40" w:line="240" w:lineRule="auto" w:after="40"/>
             </w:pPr>
             <w:r>
               <w:t xml:space="preserve">max_occurs</w:t>
@@ -3523,8 +3523,8 @@
             <w:pPr>
               <w:pStyle w:val="Compact"/>
               <w:jc w:val="left"/>
-              <w:ind w:left="0" w:right="0" w:firstLine="0"/>
-              <w:spacing w:lineRule="auto" w:line="240" w:before="40" w:after="40"/>
+              <w:ind w:left="0" w:firstLine="0" w:right="0"/>
+              <w:spacing w:before="40" w:line="240" w:lineRule="auto" w:after="40"/>
             </w:pPr>
             <w:r>
               <w:t xml:space="preserve">INTEGER DEFAULT 1</w:t>
@@ -3537,8 +3537,8 @@
             <w:pPr>
               <w:pStyle w:val="Compact"/>
               <w:jc w:val="left"/>
-              <w:ind w:left="0" w:right="0" w:firstLine="0"/>
-              <w:spacing w:lineRule="auto" w:line="240" w:before="40" w:after="40"/>
+              <w:ind w:left="0" w:firstLine="0" w:right="0"/>
+              <w:spacing w:before="40" w:line="240" w:lineRule="auto" w:after="40"/>
             </w:pPr>
             <w:r>
               <w:t xml:space="preserve">Maximum occurrences</w:t>
@@ -3553,8 +3553,8 @@
             <w:pPr>
               <w:pStyle w:val="Compact"/>
               <w:jc w:val="left"/>
-              <w:ind w:left="0" w:right="0" w:firstLine="0"/>
-              <w:spacing w:lineRule="auto" w:line="240" w:before="40" w:after="40"/>
+              <w:ind w:left="0" w:firstLine="0" w:right="0"/>
+              <w:spacing w:before="40" w:line="240" w:lineRule="auto" w:after="40"/>
             </w:pPr>
             <w:r>
               <w:t xml:space="preserve">min_value</w:t>
@@ -3567,8 +3567,8 @@
             <w:pPr>
               <w:pStyle w:val="Compact"/>
               <w:jc w:val="left"/>
-              <w:ind w:left="0" w:right="0" w:firstLine="0"/>
-              <w:spacing w:lineRule="auto" w:line="240" w:before="40" w:after="40"/>
+              <w:ind w:left="0" w:firstLine="0" w:right="0"/>
+              <w:spacing w:before="40" w:line="240" w:lineRule="auto" w:after="40"/>
             </w:pPr>
             <w:r>
               <w:t xml:space="preserve">REAL</w:t>
@@ -3581,8 +3581,8 @@
             <w:pPr>
               <w:pStyle w:val="Compact"/>
               <w:jc w:val="left"/>
-              <w:ind w:left="0" w:right="0" w:firstLine="0"/>
-              <w:spacing w:lineRule="auto" w:line="240" w:before="40" w:after="40"/>
+              <w:ind w:left="0" w:firstLine="0" w:right="0"/>
+              <w:spacing w:before="40" w:line="240" w:lineRule="auto" w:after="40"/>
             </w:pPr>
             <w:r>
               <w:t xml:space="preserve">Minimum bound for INTEGER/REAL</w:t>
@@ -3597,8 +3597,8 @@
             <w:pPr>
               <w:pStyle w:val="Compact"/>
               <w:jc w:val="left"/>
-              <w:ind w:left="0" w:right="0" w:firstLine="0"/>
-              <w:spacing w:lineRule="auto" w:line="240" w:before="40" w:after="40"/>
+              <w:ind w:left="0" w:firstLine="0" w:right="0"/>
+              <w:spacing w:before="40" w:line="240" w:lineRule="auto" w:after="40"/>
             </w:pPr>
             <w:r>
               <w:t xml:space="preserve">max_value</w:t>
@@ -3611,8 +3611,8 @@
             <w:pPr>
               <w:pStyle w:val="Compact"/>
               <w:jc w:val="left"/>
-              <w:ind w:left="0" w:right="0" w:firstLine="0"/>
-              <w:spacing w:lineRule="auto" w:line="240" w:before="40" w:after="40"/>
+              <w:ind w:left="0" w:firstLine="0" w:right="0"/>
+              <w:spacing w:before="40" w:line="240" w:lineRule="auto" w:after="40"/>
             </w:pPr>
             <w:r>
               <w:t xml:space="preserve">REAL</w:t>
@@ -3625,8 +3625,8 @@
             <w:pPr>
               <w:pStyle w:val="Compact"/>
               <w:jc w:val="left"/>
-              <w:ind w:left="0" w:right="0" w:firstLine="0"/>
-              <w:spacing w:lineRule="auto" w:line="240" w:before="40" w:after="40"/>
+              <w:ind w:left="0" w:firstLine="0" w:right="0"/>
+              <w:spacing w:before="40" w:line="240" w:lineRule="auto" w:after="40"/>
             </w:pPr>
             <w:r>
               <w:t xml:space="preserve">Maximum bound for INTEGER/REAL</w:t>
@@ -3682,12 +3682,12 @@
     </w:p>
     <w:p>
       <w:pPr>
-        <w:spacing w:before="0" w:after="0" w:line="20" w:lineRule="exact"/>
+        <w:spacing w:before="0" w:after="0" w:lineRule="exact" w:line="20"/>
         <w:rPr>
           <w:sz w:val="2"/>
         </w:rPr>
       </w:pPr>
-      <w:bookmarkStart w:id="93433" w:name="csv-tbl-enum-values"/>
+      <w:bookmarkStart w:name="csv-tbl-enum-values" w:id="93433"/>
       <w:bookmarkEnd w:id="93433"/>
     </w:p>
     <w:p>
@@ -3724,18 +3724,18 @@
         <w:tblLook w:firstRow="1" w:lastRow="0" w:firstColumn="0" w:lastColumn="0" w:noHBand="0" w:noVBand="0" w:val="0020"/>
         <w:jc w:val="start"/>
         <w:tblBorders>
-          <w:top w:color="000000" w:space="0" w:val="single" w:sz="6"/>
-          <w:left w:color="000000" w:space="0" w:val="single" w:sz="6"/>
-          <w:bottom w:color="000000" w:space="0" w:val="single" w:sz="6"/>
-          <w:right w:color="000000" w:space="0" w:val="single" w:sz="6"/>
-          <w:insideH w:color="000000" w:space="0" w:val="single" w:sz="6"/>
-          <w:insideV w:color="000000" w:space="0" w:val="single" w:sz="6"/>
+          <w:top w:color="000000" w:space="0" w:sz="6" w:val="single"/>
+          <w:left w:color="000000" w:space="0" w:sz="6" w:val="single"/>
+          <w:bottom w:color="000000" w:space="0" w:sz="6" w:val="single"/>
+          <w:right w:color="000000" w:space="0" w:sz="6" w:val="single"/>
+          <w:insideH w:color="000000" w:space="0" w:sz="6" w:val="single"/>
+          <w:insideV w:color="000000" w:space="0" w:sz="6" w:val="single"/>
         </w:tblBorders>
         <w:tblCellMar>
-          <w:top w:type="dxa" w:w="57"/>
-          <w:left w:type="dxa" w:w="108"/>
-          <w:bottom w:type="dxa" w:w="57"/>
-          <w:right w:type="dxa" w:w="108"/>
+          <w:top w:w="57" w:type="dxa"/>
+          <w:left w:w="108" w:type="dxa"/>
+          <w:bottom w:w="57" w:type="dxa"/>
+          <w:right w:w="108" w:type="dxa"/>
         </w:tblCellMar>
       </w:tblPr>
       <w:tblGrid>
@@ -3749,14 +3749,14 @@
         </w:trPr>
         <w:tc>
           <w:tcPr>
-            <w:shd w:color="auto" w:val="clear" w:fill="E8E8E8"/>
+            <w:shd w:color="auto" w:fill="E8E8E8" w:val="clear"/>
           </w:tcPr>
           <w:p>
             <w:pPr>
               <w:pStyle w:val="Compact"/>
               <w:jc w:val="left"/>
-              <w:ind w:left="0" w:right="0" w:firstLine="0"/>
-              <w:spacing w:lineRule="auto" w:line="240" w:before="40" w:after="40"/>
+              <w:ind w:left="0" w:firstLine="0" w:right="0"/>
+              <w:spacing w:before="40" w:line="240" w:lineRule="auto" w:after="40"/>
             </w:pPr>
             <w:r>
               <w:rPr>
@@ -3768,14 +3768,14 @@
         </w:tc>
         <w:tc>
           <w:tcPr>
-            <w:shd w:color="auto" w:val="clear" w:fill="E8E8E8"/>
+            <w:shd w:color="auto" w:fill="E8E8E8" w:val="clear"/>
           </w:tcPr>
           <w:p>
             <w:pPr>
               <w:pStyle w:val="Compact"/>
               <w:jc w:val="left"/>
-              <w:ind w:left="0" w:right="0" w:firstLine="0"/>
-              <w:spacing w:lineRule="auto" w:line="240" w:before="40" w:after="40"/>
+              <w:ind w:left="0" w:firstLine="0" w:right="0"/>
+              <w:spacing w:before="40" w:line="240" w:lineRule="auto" w:after="40"/>
             </w:pPr>
             <w:r>
               <w:rPr>
@@ -3787,14 +3787,14 @@
         </w:tc>
         <w:tc>
           <w:tcPr>
-            <w:shd w:color="auto" w:val="clear" w:fill="E8E8E8"/>
+            <w:shd w:color="auto" w:fill="E8E8E8" w:val="clear"/>
           </w:tcPr>
           <w:p>
             <w:pPr>
               <w:pStyle w:val="Compact"/>
               <w:jc w:val="left"/>
-              <w:ind w:left="0" w:right="0" w:firstLine="0"/>
-              <w:spacing w:lineRule="auto" w:line="240" w:before="40" w:after="40"/>
+              <w:ind w:left="0" w:firstLine="0" w:right="0"/>
+              <w:spacing w:before="40" w:line="240" w:lineRule="auto" w:after="40"/>
             </w:pPr>
             <w:r>
               <w:rPr>
@@ -3812,8 +3812,8 @@
             <w:pPr>
               <w:pStyle w:val="Compact"/>
               <w:jc w:val="left"/>
-              <w:ind w:left="0" w:right="0" w:firstLine="0"/>
-              <w:spacing w:lineRule="auto" w:line="240" w:before="40" w:after="40"/>
+              <w:ind w:left="0" w:firstLine="0" w:right="0"/>
+              <w:spacing w:before="40" w:line="240" w:lineRule="auto" w:after="40"/>
             </w:pPr>
             <w:r>
               <w:t xml:space="preserve">identifier</w:t>
@@ -3826,8 +3826,8 @@
             <w:pPr>
               <w:pStyle w:val="Compact"/>
               <w:jc w:val="left"/>
-              <w:ind w:left="0" w:right="0" w:firstLine="0"/>
-              <w:spacing w:lineRule="auto" w:line="240" w:before="40" w:after="40"/>
+              <w:ind w:left="0" w:firstLine="0" w:right="0"/>
+              <w:spacing w:before="40" w:line="240" w:lineRule="auto" w:after="40"/>
             </w:pPr>
             <w:r>
               <w:t xml:space="preserve">TEXT PK</w:t>
@@ -3840,8 +3840,8 @@
             <w:pPr>
               <w:pStyle w:val="Compact"/>
               <w:jc w:val="left"/>
-              <w:ind w:left="0" w:right="0" w:firstLine="0"/>
-              <w:spacing w:lineRule="auto" w:line="240" w:before="40" w:after="40"/>
+              <w:ind w:left="0" w:firstLine="0" w:right="0"/>
+              <w:spacing w:before="40" w:line="240" w:lineRule="auto" w:after="40"/>
             </w:pPr>
             <w:r>
               <w:t xml:space="preserve">Unique enum value ID (e.g. STATUS_DRAFT)</w:t>
@@ -3856,8 +3856,8 @@
             <w:pPr>
               <w:pStyle w:val="Compact"/>
               <w:jc w:val="left"/>
-              <w:ind w:left="0" w:right="0" w:firstLine="0"/>
-              <w:spacing w:lineRule="auto" w:line="240" w:before="40" w:after="40"/>
+              <w:ind w:left="0" w:firstLine="0" w:right="0"/>
+              <w:spacing w:before="40" w:line="240" w:lineRule="auto" w:after="40"/>
             </w:pPr>
             <w:r>
               <w:t xml:space="preserve">datatype_ref</w:t>
@@ -3870,8 +3870,8 @@
             <w:pPr>
               <w:pStyle w:val="Compact"/>
               <w:jc w:val="left"/>
-              <w:ind w:left="0" w:right="0" w:firstLine="0"/>
-              <w:spacing w:lineRule="auto" w:line="240" w:before="40" w:after="40"/>
+              <w:ind w:left="0" w:firstLine="0" w:right="0"/>
+              <w:spacing w:before="40" w:line="240" w:lineRule="auto" w:after="40"/>
             </w:pPr>
             <w:r>
               <w:t xml:space="preserve">TEXT NOT NULL FK</w:t>
@@ -3884,8 +3884,8 @@
             <w:pPr>
               <w:pStyle w:val="Compact"/>
               <w:jc w:val="left"/>
-              <w:ind w:left="0" w:right="0" w:firstLine="0"/>
-              <w:spacing w:lineRule="auto" w:line="240" w:before="40" w:after="40"/>
+              <w:ind w:left="0" w:firstLine="0" w:right="0"/>
+              <w:spacing w:before="40" w:line="240" w:lineRule="auto" w:after="40"/>
             </w:pPr>
             <w:r>
               <w:t xml:space="preserve">Parent ENUM datatype</w:t>
@@ -3900,8 +3900,8 @@
             <w:pPr>
               <w:pStyle w:val="Compact"/>
               <w:jc w:val="left"/>
-              <w:ind w:left="0" w:right="0" w:firstLine="0"/>
-              <w:spacing w:lineRule="auto" w:line="240" w:before="40" w:after="40"/>
+              <w:ind w:left="0" w:firstLine="0" w:right="0"/>
+              <w:spacing w:before="40" w:line="240" w:lineRule="auto" w:after="40"/>
             </w:pPr>
             <w:r>
               <w:t xml:space="preserve">key</w:t>
@@ -3914,8 +3914,8 @@
             <w:pPr>
               <w:pStyle w:val="Compact"/>
               <w:jc w:val="left"/>
-              <w:ind w:left="0" w:right="0" w:firstLine="0"/>
-              <w:spacing w:lineRule="auto" w:line="240" w:before="40" w:after="40"/>
+              <w:ind w:left="0" w:firstLine="0" w:right="0"/>
+              <w:spacing w:before="40" w:line="240" w:lineRule="auto" w:after="40"/>
             </w:pPr>
             <w:r>
               <w:t xml:space="preserve">TEXT NOT NULL</w:t>
@@ -3928,8 +3928,8 @@
             <w:pPr>
               <w:pStyle w:val="Compact"/>
               <w:jc w:val="left"/>
-              <w:ind w:left="0" w:right="0" w:firstLine="0"/>
-              <w:spacing w:lineRule="auto" w:line="240" w:before="40" w:after="40"/>
+              <w:ind w:left="0" w:firstLine="0" w:right="0"/>
+              <w:spacing w:before="40" w:line="240" w:lineRule="auto" w:after="40"/>
             </w:pPr>
             <w:r>
               <w:t xml:space="preserve">Value as written in source</w:t>
@@ -3944,8 +3944,8 @@
             <w:pPr>
               <w:pStyle w:val="Compact"/>
               <w:jc w:val="left"/>
-              <w:ind w:left="0" w:right="0" w:firstLine="0"/>
-              <w:spacing w:lineRule="auto" w:line="240" w:before="40" w:after="40"/>
+              <w:ind w:left="0" w:firstLine="0" w:right="0"/>
+              <w:spacing w:before="40" w:line="240" w:lineRule="auto" w:after="40"/>
             </w:pPr>
             <w:r>
               <w:t xml:space="preserve">sequence</w:t>
@@ -3958,8 +3958,8 @@
             <w:pPr>
               <w:pStyle w:val="Compact"/>
               <w:jc w:val="left"/>
-              <w:ind w:left="0" w:right="0" w:firstLine="0"/>
-              <w:spacing w:lineRule="auto" w:line="240" w:before="40" w:after="40"/>
+              <w:ind w:left="0" w:firstLine="0" w:right="0"/>
+              <w:spacing w:before="40" w:line="240" w:lineRule="auto" w:after="40"/>
             </w:pPr>
             <w:r>
               <w:t xml:space="preserve">INTEGER DEFAULT 0</w:t>
@@ -3972,8 +3972,8 @@
             <w:pPr>
               <w:pStyle w:val="Compact"/>
               <w:jc w:val="left"/>
-              <w:ind w:left="0" w:right="0" w:firstLine="0"/>
-              <w:spacing w:lineRule="auto" w:line="240" w:before="40" w:after="40"/>
+              <w:ind w:left="0" w:firstLine="0" w:right="0"/>
+              <w:spacing w:before="40" w:line="240" w:lineRule="auto" w:after="40"/>
             </w:pPr>
             <w:r>
               <w:t xml:space="preserve">Display order</w:t>
@@ -4006,12 +4006,12 @@
     </w:p>
     <w:p>
       <w:pPr>
-        <w:spacing w:before="0" w:after="0" w:line="20" w:lineRule="exact"/>
+        <w:spacing w:before="0" w:after="0" w:lineRule="exact" w:line="20"/>
         <w:rPr>
           <w:sz w:val="2"/>
         </w:rPr>
       </w:pPr>
-      <w:bookmarkStart w:id="44898" w:name="csv-tbl-type-aliases"/>
+      <w:bookmarkStart w:name="csv-tbl-type-aliases" w:id="44898"/>
       <w:bookmarkEnd w:id="44898"/>
     </w:p>
     <w:p>
@@ -4048,18 +4048,18 @@
         <w:tblLook w:firstRow="1" w:lastRow="0" w:firstColumn="0" w:lastColumn="0" w:noHBand="0" w:noVBand="0" w:val="0020"/>
         <w:jc w:val="start"/>
         <w:tblBorders>
-          <w:top w:color="000000" w:space="0" w:val="single" w:sz="6"/>
-          <w:left w:color="000000" w:space="0" w:val="single" w:sz="6"/>
-          <w:bottom w:color="000000" w:space="0" w:val="single" w:sz="6"/>
-          <w:right w:color="000000" w:space="0" w:val="single" w:sz="6"/>
-          <w:insideH w:color="000000" w:space="0" w:val="single" w:sz="6"/>
-          <w:insideV w:color="000000" w:space="0" w:val="single" w:sz="6"/>
+          <w:top w:color="000000" w:space="0" w:sz="6" w:val="single"/>
+          <w:left w:color="000000" w:space="0" w:sz="6" w:val="single"/>
+          <w:bottom w:color="000000" w:space="0" w:sz="6" w:val="single"/>
+          <w:right w:color="000000" w:space="0" w:sz="6" w:val="single"/>
+          <w:insideH w:color="000000" w:space="0" w:sz="6" w:val="single"/>
+          <w:insideV w:color="000000" w:space="0" w:sz="6" w:val="single"/>
         </w:tblBorders>
         <w:tblCellMar>
-          <w:top w:type="dxa" w:w="57"/>
-          <w:left w:type="dxa" w:w="108"/>
-          <w:bottom w:type="dxa" w:w="57"/>
-          <w:right w:type="dxa" w:w="108"/>
+          <w:top w:w="57" w:type="dxa"/>
+          <w:left w:w="108" w:type="dxa"/>
+          <w:bottom w:w="57" w:type="dxa"/>
+          <w:right w:w="108" w:type="dxa"/>
         </w:tblCellMar>
       </w:tblPr>
       <w:tblGrid>
@@ -4073,14 +4073,14 @@
         </w:trPr>
         <w:tc>
           <w:tcPr>
-            <w:shd w:color="auto" w:val="clear" w:fill="E8E8E8"/>
+            <w:shd w:color="auto" w:fill="E8E8E8" w:val="clear"/>
           </w:tcPr>
           <w:p>
             <w:pPr>
               <w:pStyle w:val="Compact"/>
               <w:jc w:val="left"/>
-              <w:ind w:left="0" w:right="0" w:firstLine="0"/>
-              <w:spacing w:lineRule="auto" w:line="240" w:before="40" w:after="40"/>
+              <w:ind w:left="0" w:firstLine="0" w:right="0"/>
+              <w:spacing w:before="40" w:line="240" w:lineRule="auto" w:after="40"/>
             </w:pPr>
             <w:r>
               <w:rPr>
@@ -4092,14 +4092,14 @@
         </w:tc>
         <w:tc>
           <w:tcPr>
-            <w:shd w:color="auto" w:val="clear" w:fill="E8E8E8"/>
+            <w:shd w:color="auto" w:fill="E8E8E8" w:val="clear"/>
           </w:tcPr>
           <w:p>
             <w:pPr>
               <w:pStyle w:val="Compact"/>
               <w:jc w:val="left"/>
-              <w:ind w:left="0" w:right="0" w:firstLine="0"/>
-              <w:spacing w:lineRule="auto" w:line="240" w:before="40" w:after="40"/>
+              <w:ind w:left="0" w:firstLine="0" w:right="0"/>
+              <w:spacing w:before="40" w:line="240" w:lineRule="auto" w:after="40"/>
             </w:pPr>
             <w:r>
               <w:rPr>
@@ -4111,14 +4111,14 @@
         </w:tc>
         <w:tc>
           <w:tcPr>
-            <w:shd w:color="auto" w:val="clear" w:fill="E8E8E8"/>
+            <w:shd w:color="auto" w:fill="E8E8E8" w:val="clear"/>
           </w:tcPr>
           <w:p>
             <w:pPr>
               <w:pStyle w:val="Compact"/>
               <w:jc w:val="left"/>
-              <w:ind w:left="0" w:right="0" w:firstLine="0"/>
-              <w:spacing w:lineRule="auto" w:line="240" w:before="40" w:after="40"/>
+              <w:ind w:left="0" w:firstLine="0" w:right="0"/>
+              <w:spacing w:before="40" w:line="240" w:lineRule="auto" w:after="40"/>
             </w:pPr>
             <w:r>
               <w:rPr>
@@ -4136,8 +4136,8 @@
             <w:pPr>
               <w:pStyle w:val="Compact"/>
               <w:jc w:val="left"/>
-              <w:ind w:left="0" w:right="0" w:firstLine="0"/>
-              <w:spacing w:lineRule="auto" w:line="240" w:before="40" w:after="40"/>
+              <w:ind w:left="0" w:firstLine="0" w:right="0"/>
+              <w:spacing w:before="40" w:line="240" w:lineRule="auto" w:after="40"/>
             </w:pPr>
             <w:r>
               <w:t xml:space="preserve">alias</w:t>
@@ -4150,8 +4150,8 @@
             <w:pPr>
               <w:pStyle w:val="Compact"/>
               <w:jc w:val="left"/>
-              <w:ind w:left="0" w:right="0" w:firstLine="0"/>
-              <w:spacing w:lineRule="auto" w:line="240" w:before="40" w:after="40"/>
+              <w:ind w:left="0" w:firstLine="0" w:right="0"/>
+              <w:spacing w:before="40" w:line="240" w:lineRule="auto" w:after="40"/>
             </w:pPr>
             <w:r>
               <w:t xml:space="preserve">TEXT PK COLLATE NOCASE</w:t>
@@ -4164,8 +4164,8 @@
             <w:pPr>
               <w:pStyle w:val="Compact"/>
               <w:jc w:val="left"/>
-              <w:ind w:left="0" w:right="0" w:firstLine="0"/>
-              <w:spacing w:lineRule="auto" w:line="240" w:before="40" w:after="40"/>
+              <w:ind w:left="0" w:firstLine="0" w:right="0"/>
+              <w:spacing w:before="40" w:line="240" w:lineRule="auto" w:after="40"/>
             </w:pPr>
             <w:r>
               <w:t xml:space="preserve">Title text that triggers this type</w:t>
@@ -4180,8 +4180,8 @@
             <w:pPr>
               <w:pStyle w:val="Compact"/>
               <w:jc w:val="left"/>
-              <w:ind w:left="0" w:right="0" w:firstLine="0"/>
-              <w:spacing w:lineRule="auto" w:line="240" w:before="40" w:after="40"/>
+              <w:ind w:left="0" w:firstLine="0" w:right="0"/>
+              <w:spacing w:before="40" w:line="240" w:lineRule="auto" w:after="40"/>
             </w:pPr>
             <w:r>
               <w:t xml:space="preserve">object_type_id</w:t>
@@ -4194,8 +4194,8 @@
             <w:pPr>
               <w:pStyle w:val="Compact"/>
               <w:jc w:val="left"/>
-              <w:ind w:left="0" w:right="0" w:firstLine="0"/>
-              <w:spacing w:lineRule="auto" w:line="240" w:before="40" w:after="40"/>
+              <w:ind w:left="0" w:firstLine="0" w:right="0"/>
+              <w:spacing w:before="40" w:line="240" w:lineRule="auto" w:after="40"/>
             </w:pPr>
             <w:r>
               <w:t xml:space="preserve">TEXT NOT NULL FK</w:t>
@@ -4208,8 +4208,8 @@
             <w:pPr>
               <w:pStyle w:val="Compact"/>
               <w:jc w:val="left"/>
-              <w:ind w:left="0" w:right="0" w:firstLine="0"/>
-              <w:spacing w:lineRule="auto" w:line="240" w:before="40" w:after="40"/>
+              <w:ind w:left="0" w:firstLine="0" w:right="0"/>
+              <w:spacing w:before="40" w:line="240" w:lineRule="auto" w:after="40"/>
             </w:pPr>
             <w:r>
               <w:t xml:space="preserve">Object type to assign</w:t>
@@ -4242,12 +4242,12 @@
     </w:p>
     <w:p>
       <w:pPr>
-        <w:spacing w:before="0" w:after="0" w:line="20" w:lineRule="exact"/>
+        <w:spacing w:before="0" w:after="0" w:lineRule="exact" w:line="20"/>
         <w:rPr>
           <w:sz w:val="2"/>
         </w:rPr>
       </w:pPr>
-      <w:bookmarkStart w:id="70595" w:name="csv-tbl-spec-aliases"/>
+      <w:bookmarkStart w:name="csv-tbl-spec-aliases" w:id="70595"/>
       <w:bookmarkEnd w:id="70595"/>
     </w:p>
     <w:p>
@@ -4284,18 +4284,18 @@
         <w:tblLook w:firstRow="1" w:lastRow="0" w:firstColumn="0" w:lastColumn="0" w:noHBand="0" w:noVBand="0" w:val="0020"/>
         <w:jc w:val="start"/>
         <w:tblBorders>
-          <w:top w:color="000000" w:space="0" w:val="single" w:sz="6"/>
-          <w:left w:color="000000" w:space="0" w:val="single" w:sz="6"/>
-          <w:bottom w:color="000000" w:space="0" w:val="single" w:sz="6"/>
-          <w:right w:color="000000" w:space="0" w:val="single" w:sz="6"/>
-          <w:insideH w:color="000000" w:space="0" w:val="single" w:sz="6"/>
-          <w:insideV w:color="000000" w:space="0" w:val="single" w:sz="6"/>
+          <w:top w:color="000000" w:space="0" w:sz="6" w:val="single"/>
+          <w:left w:color="000000" w:space="0" w:sz="6" w:val="single"/>
+          <w:bottom w:color="000000" w:space="0" w:sz="6" w:val="single"/>
+          <w:right w:color="000000" w:space="0" w:sz="6" w:val="single"/>
+          <w:insideH w:color="000000" w:space="0" w:sz="6" w:val="single"/>
+          <w:insideV w:color="000000" w:space="0" w:sz="6" w:val="single"/>
         </w:tblBorders>
         <w:tblCellMar>
-          <w:top w:type="dxa" w:w="57"/>
-          <w:left w:type="dxa" w:w="108"/>
-          <w:bottom w:type="dxa" w:w="57"/>
-          <w:right w:type="dxa" w:w="108"/>
+          <w:top w:w="57" w:type="dxa"/>
+          <w:left w:w="108" w:type="dxa"/>
+          <w:bottom w:w="57" w:type="dxa"/>
+          <w:right w:w="108" w:type="dxa"/>
         </w:tblCellMar>
       </w:tblPr>
       <w:tblGrid>
@@ -4309,14 +4309,14 @@
         </w:trPr>
         <w:tc>
           <w:tcPr>
-            <w:shd w:color="auto" w:val="clear" w:fill="E8E8E8"/>
+            <w:shd w:color="auto" w:fill="E8E8E8" w:val="clear"/>
           </w:tcPr>
           <w:p>
             <w:pPr>
               <w:pStyle w:val="Compact"/>
               <w:jc w:val="left"/>
-              <w:ind w:left="0" w:right="0" w:firstLine="0"/>
-              <w:spacing w:lineRule="auto" w:line="240" w:before="40" w:after="40"/>
+              <w:ind w:left="0" w:firstLine="0" w:right="0"/>
+              <w:spacing w:before="40" w:line="240" w:lineRule="auto" w:after="40"/>
             </w:pPr>
             <w:r>
               <w:rPr>
@@ -4328,14 +4328,14 @@
         </w:tc>
         <w:tc>
           <w:tcPr>
-            <w:shd w:color="auto" w:val="clear" w:fill="E8E8E8"/>
+            <w:shd w:color="auto" w:fill="E8E8E8" w:val="clear"/>
           </w:tcPr>
           <w:p>
             <w:pPr>
               <w:pStyle w:val="Compact"/>
               <w:jc w:val="left"/>
-              <w:ind w:left="0" w:right="0" w:firstLine="0"/>
-              <w:spacing w:lineRule="auto" w:line="240" w:before="40" w:after="40"/>
+              <w:ind w:left="0" w:firstLine="0" w:right="0"/>
+              <w:spacing w:before="40" w:line="240" w:lineRule="auto" w:after="40"/>
             </w:pPr>
             <w:r>
               <w:rPr>
@@ -4347,14 +4347,14 @@
         </w:tc>
         <w:tc>
           <w:tcPr>
-            <w:shd w:color="auto" w:val="clear" w:fill="E8E8E8"/>
+            <w:shd w:color="auto" w:fill="E8E8E8" w:val="clear"/>
           </w:tcPr>
           <w:p>
             <w:pPr>
               <w:pStyle w:val="Compact"/>
               <w:jc w:val="left"/>
-              <w:ind w:left="0" w:right="0" w:firstLine="0"/>
-              <w:spacing w:lineRule="auto" w:line="240" w:before="40" w:after="40"/>
+              <w:ind w:left="0" w:firstLine="0" w:right="0"/>
+              <w:spacing w:before="40" w:line="240" w:lineRule="auto" w:after="40"/>
             </w:pPr>
             <w:r>
               <w:rPr>
@@ -4372,8 +4372,8 @@
             <w:pPr>
               <w:pStyle w:val="Compact"/>
               <w:jc w:val="left"/>
-              <w:ind w:left="0" w:right="0" w:firstLine="0"/>
-              <w:spacing w:lineRule="auto" w:line="240" w:before="40" w:after="40"/>
+              <w:ind w:left="0" w:firstLine="0" w:right="0"/>
+              <w:spacing w:before="40" w:line="240" w:lineRule="auto" w:after="40"/>
             </w:pPr>
             <w:r>
               <w:t xml:space="preserve">alias</w:t>
@@ -4386,8 +4386,8 @@
             <w:pPr>
               <w:pStyle w:val="Compact"/>
               <w:jc w:val="left"/>
-              <w:ind w:left="0" w:right="0" w:firstLine="0"/>
-              <w:spacing w:lineRule="auto" w:line="240" w:before="40" w:after="40"/>
+              <w:ind w:left="0" w:firstLine="0" w:right="0"/>
+              <w:spacing w:before="40" w:line="240" w:lineRule="auto" w:after="40"/>
             </w:pPr>
             <w:r>
               <w:t xml:space="preserve">TEXT PK COLLATE NOCASE</w:t>
@@ -4400,8 +4400,8 @@
             <w:pPr>
               <w:pStyle w:val="Compact"/>
               <w:jc w:val="left"/>
-              <w:ind w:left="0" w:right="0" w:firstLine="0"/>
-              <w:spacing w:lineRule="auto" w:line="240" w:before="40" w:after="40"/>
+              <w:ind w:left="0" w:firstLine="0" w:right="0"/>
+              <w:spacing w:before="40" w:line="240" w:lineRule="auto" w:after="40"/>
             </w:pPr>
             <w:r>
               <w:t xml:space="preserve">Title text that triggers this type</w:t>
@@ -4416,8 +4416,8 @@
             <w:pPr>
               <w:pStyle w:val="Compact"/>
               <w:jc w:val="left"/>
-              <w:ind w:left="0" w:right="0" w:firstLine="0"/>
-              <w:spacing w:lineRule="auto" w:line="240" w:before="40" w:after="40"/>
+              <w:ind w:left="0" w:firstLine="0" w:right="0"/>
+              <w:spacing w:before="40" w:line="240" w:lineRule="auto" w:after="40"/>
             </w:pPr>
             <w:r>
               <w:t xml:space="preserve">spec_type_id</w:t>
@@ -4430,8 +4430,8 @@
             <w:pPr>
               <w:pStyle w:val="Compact"/>
               <w:jc w:val="left"/>
-              <w:ind w:left="0" w:right="0" w:firstLine="0"/>
-              <w:spacing w:lineRule="auto" w:line="240" w:before="40" w:after="40"/>
+              <w:ind w:left="0" w:firstLine="0" w:right="0"/>
+              <w:spacing w:before="40" w:line="240" w:lineRule="auto" w:after="40"/>
             </w:pPr>
             <w:r>
               <w:t xml:space="preserve">TEXT NOT NULL FK</w:t>
@@ -4444,8 +4444,8 @@
             <w:pPr>
               <w:pStyle w:val="Compact"/>
               <w:jc w:val="left"/>
-              <w:ind w:left="0" w:right="0" w:firstLine="0"/>
-              <w:spacing w:lineRule="auto" w:line="240" w:before="40" w:after="40"/>
+              <w:ind w:left="0" w:firstLine="0" w:right="0"/>
+              <w:spacing w:before="40" w:line="240" w:lineRule="auto" w:after="40"/>
             </w:pPr>
             <w:r>
               <w:t xml:space="preserve">Specification type to assign</w:t>
@@ -4548,12 +4548,12 @@
     </w:p>
     <w:p>
       <w:pPr>
-        <w:spacing w:before="0" w:after="0" w:line="20" w:lineRule="exact"/>
+        <w:spacing w:before="0" w:after="0" w:lineRule="exact" w:line="20"/>
         <w:rPr>
           <w:sz w:val="2"/>
         </w:rPr>
       </w:pPr>
-      <w:bookmarkStart w:id="46247" w:name="csv-tbl-specifications"/>
+      <w:bookmarkStart w:name="csv-tbl-specifications" w:id="46247"/>
       <w:bookmarkEnd w:id="46247"/>
     </w:p>
     <w:p>
@@ -4590,18 +4590,18 @@
         <w:tblLook w:firstRow="1" w:lastRow="0" w:firstColumn="0" w:lastColumn="0" w:noHBand="0" w:noVBand="0" w:val="0020"/>
         <w:jc w:val="start"/>
         <w:tblBorders>
-          <w:top w:color="000000" w:space="0" w:val="single" w:sz="6"/>
-          <w:left w:color="000000" w:space="0" w:val="single" w:sz="6"/>
-          <w:bottom w:color="000000" w:space="0" w:val="single" w:sz="6"/>
-          <w:right w:color="000000" w:space="0" w:val="single" w:sz="6"/>
-          <w:insideH w:color="000000" w:space="0" w:val="single" w:sz="6"/>
-          <w:insideV w:color="000000" w:space="0" w:val="single" w:sz="6"/>
+          <w:top w:color="000000" w:space="0" w:sz="6" w:val="single"/>
+          <w:left w:color="000000" w:space="0" w:sz="6" w:val="single"/>
+          <w:bottom w:color="000000" w:space="0" w:sz="6" w:val="single"/>
+          <w:right w:color="000000" w:space="0" w:sz="6" w:val="single"/>
+          <w:insideH w:color="000000" w:space="0" w:sz="6" w:val="single"/>
+          <w:insideV w:color="000000" w:space="0" w:sz="6" w:val="single"/>
         </w:tblBorders>
         <w:tblCellMar>
-          <w:top w:type="dxa" w:w="57"/>
-          <w:left w:type="dxa" w:w="108"/>
-          <w:bottom w:type="dxa" w:w="57"/>
-          <w:right w:type="dxa" w:w="108"/>
+          <w:top w:w="57" w:type="dxa"/>
+          <w:left w:w="108" w:type="dxa"/>
+          <w:bottom w:w="57" w:type="dxa"/>
+          <w:right w:w="108" w:type="dxa"/>
         </w:tblCellMar>
       </w:tblPr>
       <w:tblGrid>
@@ -4615,14 +4615,14 @@
         </w:trPr>
         <w:tc>
           <w:tcPr>
-            <w:shd w:color="auto" w:val="clear" w:fill="E8E8E8"/>
+            <w:shd w:color="auto" w:fill="E8E8E8" w:val="clear"/>
           </w:tcPr>
           <w:p>
             <w:pPr>
               <w:pStyle w:val="Compact"/>
               <w:jc w:val="left"/>
-              <w:ind w:left="0" w:right="0" w:firstLine="0"/>
-              <w:spacing w:lineRule="auto" w:line="240" w:before="40" w:after="40"/>
+              <w:ind w:left="0" w:firstLine="0" w:right="0"/>
+              <w:spacing w:before="40" w:line="240" w:lineRule="auto" w:after="40"/>
             </w:pPr>
             <w:r>
               <w:rPr>
@@ -4634,14 +4634,14 @@
         </w:tc>
         <w:tc>
           <w:tcPr>
-            <w:shd w:color="auto" w:val="clear" w:fill="E8E8E8"/>
+            <w:shd w:color="auto" w:fill="E8E8E8" w:val="clear"/>
           </w:tcPr>
           <w:p>
             <w:pPr>
               <w:pStyle w:val="Compact"/>
               <w:jc w:val="left"/>
-              <w:ind w:left="0" w:right="0" w:firstLine="0"/>
-              <w:spacing w:lineRule="auto" w:line="240" w:before="40" w:after="40"/>
+              <w:ind w:left="0" w:firstLine="0" w:right="0"/>
+              <w:spacing w:before="40" w:line="240" w:lineRule="auto" w:after="40"/>
             </w:pPr>
             <w:r>
               <w:rPr>
@@ -4653,14 +4653,14 @@
         </w:tc>
         <w:tc>
           <w:tcPr>
-            <w:shd w:color="auto" w:val="clear" w:fill="E8E8E8"/>
+            <w:shd w:color="auto" w:fill="E8E8E8" w:val="clear"/>
           </w:tcPr>
           <w:p>
             <w:pPr>
               <w:pStyle w:val="Compact"/>
               <w:jc w:val="left"/>
-              <w:ind w:left="0" w:right="0" w:firstLine="0"/>
-              <w:spacing w:lineRule="auto" w:line="240" w:before="40" w:after="40"/>
+              <w:ind w:left="0" w:firstLine="0" w:right="0"/>
+              <w:spacing w:before="40" w:line="240" w:lineRule="auto" w:after="40"/>
             </w:pPr>
             <w:r>
               <w:rPr>
@@ -4678,8 +4678,8 @@
             <w:pPr>
               <w:pStyle w:val="Compact"/>
               <w:jc w:val="left"/>
-              <w:ind w:left="0" w:right="0" w:firstLine="0"/>
-              <w:spacing w:lineRule="auto" w:line="240" w:before="40" w:after="40"/>
+              <w:ind w:left="0" w:firstLine="0" w:right="0"/>
+              <w:spacing w:before="40" w:line="240" w:lineRule="auto" w:after="40"/>
             </w:pPr>
             <w:r>
               <w:t xml:space="preserve">identifier</w:t>
@@ -4692,8 +4692,8 @@
             <w:pPr>
               <w:pStyle w:val="Compact"/>
               <w:jc w:val="left"/>
-              <w:ind w:left="0" w:right="0" w:firstLine="0"/>
-              <w:spacing w:lineRule="auto" w:line="240" w:before="40" w:after="40"/>
+              <w:ind w:left="0" w:firstLine="0" w:right="0"/>
+              <w:spacing w:before="40" w:line="240" w:lineRule="auto" w:after="40"/>
             </w:pPr>
             <w:r>
               <w:t xml:space="preserve">TEXT PK</w:t>
@@ -4706,8 +4706,8 @@
             <w:pPr>
               <w:pStyle w:val="Compact"/>
               <w:jc w:val="left"/>
-              <w:ind w:left="0" w:right="0" w:firstLine="0"/>
-              <w:spacing w:lineRule="auto" w:line="240" w:before="40" w:after="40"/>
+              <w:ind w:left="0" w:firstLine="0" w:right="0"/>
+              <w:spacing w:before="40" w:line="240" w:lineRule="auto" w:after="40"/>
             </w:pPr>
             <w:r>
               <w:t xml:space="preserve">Filename slug (natural key)</w:t>
@@ -4722,8 +4722,8 @@
             <w:pPr>
               <w:pStyle w:val="Compact"/>
               <w:jc w:val="left"/>
-              <w:ind w:left="0" w:right="0" w:firstLine="0"/>
-              <w:spacing w:lineRule="auto" w:line="240" w:before="40" w:after="40"/>
+              <w:ind w:left="0" w:firstLine="0" w:right="0"/>
+              <w:spacing w:before="40" w:line="240" w:lineRule="auto" w:after="40"/>
             </w:pPr>
             <w:r>
               <w:t xml:space="preserve">root_path</w:t>
@@ -4736,8 +4736,8 @@
             <w:pPr>
               <w:pStyle w:val="Compact"/>
               <w:jc w:val="left"/>
-              <w:ind w:left="0" w:right="0" w:firstLine="0"/>
-              <w:spacing w:lineRule="auto" w:line="240" w:before="40" w:after="40"/>
+              <w:ind w:left="0" w:firstLine="0" w:right="0"/>
+              <w:spacing w:before="40" w:line="240" w:lineRule="auto" w:after="40"/>
             </w:pPr>
             <w:r>
               <w:t xml:space="preserve">TEXT NOT NULL UNIQUE</w:t>
@@ -4750,8 +4750,8 @@
             <w:pPr>
               <w:pStyle w:val="Compact"/>
               <w:jc w:val="left"/>
-              <w:ind w:left="0" w:right="0" w:firstLine="0"/>
-              <w:spacing w:lineRule="auto" w:line="240" w:before="40" w:after="40"/>
+              <w:ind w:left="0" w:firstLine="0" w:right="0"/>
+              <w:spacing w:before="40" w:line="240" w:lineRule="auto" w:after="40"/>
             </w:pPr>
             <w:r>
               <w:t xml:space="preserve">Absolute path to root .md file</w:t>
@@ -4766,8 +4766,8 @@
             <w:pPr>
               <w:pStyle w:val="Compact"/>
               <w:jc w:val="left"/>
-              <w:ind w:left="0" w:right="0" w:firstLine="0"/>
-              <w:spacing w:lineRule="auto" w:line="240" w:before="40" w:after="40"/>
+              <w:ind w:left="0" w:firstLine="0" w:right="0"/>
+              <w:spacing w:before="40" w:line="240" w:lineRule="auto" w:after="40"/>
             </w:pPr>
             <w:r>
               <w:t xml:space="preserve">long_name</w:t>
@@ -4780,8 +4780,8 @@
             <w:pPr>
               <w:pStyle w:val="Compact"/>
               <w:jc w:val="left"/>
-              <w:ind w:left="0" w:right="0" w:firstLine="0"/>
-              <w:spacing w:lineRule="auto" w:line="240" w:before="40" w:after="40"/>
+              <w:ind w:left="0" w:firstLine="0" w:right="0"/>
+              <w:spacing w:before="40" w:line="240" w:lineRule="auto" w:after="40"/>
             </w:pPr>
             <w:r>
               <w:t xml:space="preserve">TEXT</w:t>
@@ -4794,8 +4794,8 @@
             <w:pPr>
               <w:pStyle w:val="Compact"/>
               <w:jc w:val="left"/>
-              <w:ind w:left="0" w:right="0" w:firstLine="0"/>
-              <w:spacing w:lineRule="auto" w:line="240" w:before="40" w:after="40"/>
+              <w:ind w:left="0" w:firstLine="0" w:right="0"/>
+              <w:spacing w:before="40" w:line="240" w:lineRule="auto" w:after="40"/>
             </w:pPr>
             <w:r>
               <w:t xml:space="preserve">Document title from H1 header</w:t>
@@ -4810,8 +4810,8 @@
             <w:pPr>
               <w:pStyle w:val="Compact"/>
               <w:jc w:val="left"/>
-              <w:ind w:left="0" w:right="0" w:firstLine="0"/>
-              <w:spacing w:lineRule="auto" w:line="240" w:before="40" w:after="40"/>
+              <w:ind w:left="0" w:firstLine="0" w:right="0"/>
+              <w:spacing w:before="40" w:line="240" w:lineRule="auto" w:after="40"/>
             </w:pPr>
             <w:r>
               <w:t xml:space="preserve">type_ref</w:t>
@@ -4824,8 +4824,8 @@
             <w:pPr>
               <w:pStyle w:val="Compact"/>
               <w:jc w:val="left"/>
-              <w:ind w:left="0" w:right="0" w:firstLine="0"/>
-              <w:spacing w:lineRule="auto" w:line="240" w:before="40" w:after="40"/>
+              <w:ind w:left="0" w:firstLine="0" w:right="0"/>
+              <w:spacing w:before="40" w:line="240" w:lineRule="auto" w:after="40"/>
             </w:pPr>
             <w:r>
               <w:t xml:space="preserve">TEXT FK</w:t>
@@ -4838,8 +4838,8 @@
             <w:pPr>
               <w:pStyle w:val="Compact"/>
               <w:jc w:val="left"/>
-              <w:ind w:left="0" w:right="0" w:firstLine="0"/>
-              <w:spacing w:lineRule="auto" w:line="240" w:before="40" w:after="40"/>
+              <w:ind w:left="0" w:firstLine="0" w:right="0"/>
+              <w:spacing w:before="40" w:line="240" w:lineRule="auto" w:after="40"/>
             </w:pPr>
             <w:r>
               <w:t xml:space="preserve">Specification type</w:t>
@@ -4854,8 +4854,8 @@
             <w:pPr>
               <w:pStyle w:val="Compact"/>
               <w:jc w:val="left"/>
-              <w:ind w:left="0" w:right="0" w:firstLine="0"/>
-              <w:spacing w:lineRule="auto" w:line="240" w:before="40" w:after="40"/>
+              <w:ind w:left="0" w:firstLine="0" w:right="0"/>
+              <w:spacing w:before="40" w:line="240" w:lineRule="auto" w:after="40"/>
             </w:pPr>
             <w:r>
               <w:t xml:space="preserve">pid</w:t>
@@ -4868,8 +4868,8 @@
             <w:pPr>
               <w:pStyle w:val="Compact"/>
               <w:jc w:val="left"/>
-              <w:ind w:left="0" w:right="0" w:firstLine="0"/>
-              <w:spacing w:lineRule="auto" w:line="240" w:before="40" w:after="40"/>
+              <w:ind w:left="0" w:firstLine="0" w:right="0"/>
+              <w:spacing w:before="40" w:line="240" w:lineRule="auto" w:after="40"/>
             </w:pPr>
             <w:r>
               <w:t xml:space="preserve">TEXT</w:t>
@@ -4882,8 +4882,8 @@
             <w:pPr>
               <w:pStyle w:val="Compact"/>
               <w:jc w:val="left"/>
-              <w:ind w:left="0" w:right="0" w:firstLine="0"/>
-              <w:spacing w:lineRule="auto" w:line="240" w:before="40" w:after="40"/>
+              <w:ind w:left="0" w:firstLine="0" w:right="0"/>
+              <w:spacing w:before="40" w:line="240" w:lineRule="auto" w:after="40"/>
             </w:pPr>
             <w:r>
               <w:t xml:space="preserve">Project identifier from @PID syntax</w:t>
@@ -4898,8 +4898,8 @@
             <w:pPr>
               <w:pStyle w:val="Compact"/>
               <w:jc w:val="left"/>
-              <w:ind w:left="0" w:right="0" w:firstLine="0"/>
-              <w:spacing w:lineRule="auto" w:line="240" w:before="40" w:after="40"/>
+              <w:ind w:left="0" w:firstLine="0" w:right="0"/>
+              <w:spacing w:before="40" w:line="240" w:lineRule="auto" w:after="40"/>
             </w:pPr>
             <w:r>
               <w:t xml:space="preserve">header_ast</w:t>
@@ -4912,8 +4912,8 @@
             <w:pPr>
               <w:pStyle w:val="Compact"/>
               <w:jc w:val="left"/>
-              <w:ind w:left="0" w:right="0" w:firstLine="0"/>
-              <w:spacing w:lineRule="auto" w:line="240" w:before="40" w:after="40"/>
+              <w:ind w:left="0" w:firstLine="0" w:right="0"/>
+              <w:spacing w:before="40" w:line="240" w:lineRule="auto" w:after="40"/>
             </w:pPr>
             <w:r>
               <w:t xml:space="preserve">JSON</w:t>
@@ -4926,8 +4926,8 @@
             <w:pPr>
               <w:pStyle w:val="Compact"/>
               <w:jc w:val="left"/>
-              <w:ind w:left="0" w:right="0" w:firstLine="0"/>
-              <w:spacing w:lineRule="auto" w:line="240" w:before="40" w:after="40"/>
+              <w:ind w:left="0" w:firstLine="0" w:right="0"/>
+              <w:spacing w:before="40" w:line="240" w:lineRule="auto" w:after="40"/>
             </w:pPr>
             <w:r>
               <w:t xml:space="preserve">Rendered H1 header as Pandoc AST</w:t>
@@ -4942,8 +4942,8 @@
             <w:pPr>
               <w:pStyle w:val="Compact"/>
               <w:jc w:val="left"/>
-              <w:ind w:left="0" w:right="0" w:firstLine="0"/>
-              <w:spacing w:lineRule="auto" w:line="240" w:before="40" w:after="40"/>
+              <w:ind w:left="0" w:firstLine="0" w:right="0"/>
+              <w:spacing w:before="40" w:line="240" w:lineRule="auto" w:after="40"/>
             </w:pPr>
             <w:r>
               <w:t xml:space="preserve">body_ast</w:t>
@@ -4956,8 +4956,8 @@
             <w:pPr>
               <w:pStyle w:val="Compact"/>
               <w:jc w:val="left"/>
-              <w:ind w:left="0" w:right="0" w:firstLine="0"/>
-              <w:spacing w:lineRule="auto" w:line="240" w:before="40" w:after="40"/>
+              <w:ind w:left="0" w:firstLine="0" w:right="0"/>
+              <w:spacing w:before="40" w:line="240" w:lineRule="auto" w:after="40"/>
             </w:pPr>
             <w:r>
               <w:t xml:space="preserve">JSON</w:t>
@@ -4970,8 +4970,8 @@
             <w:pPr>
               <w:pStyle w:val="Compact"/>
               <w:jc w:val="left"/>
-              <w:ind w:left="0" w:right="0" w:firstLine="0"/>
-              <w:spacing w:lineRule="auto" w:line="240" w:before="40" w:after="40"/>
+              <w:ind w:left="0" w:firstLine="0" w:right="0"/>
+              <w:spacing w:before="40" w:line="240" w:lineRule="auto" w:after="40"/>
             </w:pPr>
             <w:r>
               <w:t xml:space="preserve">Body content between H1 and first H2</w:t>
@@ -5004,12 +5004,12 @@
     </w:p>
     <w:p>
       <w:pPr>
-        <w:spacing w:before="0" w:after="0" w:line="20" w:lineRule="exact"/>
+        <w:spacing w:before="0" w:after="0" w:lineRule="exact" w:line="20"/>
         <w:rPr>
           <w:sz w:val="2"/>
         </w:rPr>
       </w:pPr>
-      <w:bookmarkStart w:id="62591" w:name="csv-tbl-objects"/>
+      <w:bookmarkStart w:name="csv-tbl-objects" w:id="62591"/>
       <w:bookmarkEnd w:id="62591"/>
     </w:p>
     <w:p>
@@ -5046,18 +5046,18 @@
         <w:tblLook w:firstRow="1" w:lastRow="0" w:firstColumn="0" w:lastColumn="0" w:noHBand="0" w:noVBand="0" w:val="0020"/>
         <w:jc w:val="start"/>
         <w:tblBorders>
-          <w:top w:color="000000" w:space="0" w:val="single" w:sz="6"/>
-          <w:left w:color="000000" w:space="0" w:val="single" w:sz="6"/>
-          <w:bottom w:color="000000" w:space="0" w:val="single" w:sz="6"/>
-          <w:right w:color="000000" w:space="0" w:val="single" w:sz="6"/>
-          <w:insideH w:color="000000" w:space="0" w:val="single" w:sz="6"/>
-          <w:insideV w:color="000000" w:space="0" w:val="single" w:sz="6"/>
+          <w:top w:color="000000" w:space="0" w:sz="6" w:val="single"/>
+          <w:left w:color="000000" w:space="0" w:sz="6" w:val="single"/>
+          <w:bottom w:color="000000" w:space="0" w:sz="6" w:val="single"/>
+          <w:right w:color="000000" w:space="0" w:sz="6" w:val="single"/>
+          <w:insideH w:color="000000" w:space="0" w:sz="6" w:val="single"/>
+          <w:insideV w:color="000000" w:space="0" w:sz="6" w:val="single"/>
         </w:tblBorders>
         <w:tblCellMar>
-          <w:top w:type="dxa" w:w="57"/>
-          <w:left w:type="dxa" w:w="108"/>
-          <w:bottom w:type="dxa" w:w="57"/>
-          <w:right w:type="dxa" w:w="108"/>
+          <w:top w:w="57" w:type="dxa"/>
+          <w:left w:w="108" w:type="dxa"/>
+          <w:bottom w:w="57" w:type="dxa"/>
+          <w:right w:w="108" w:type="dxa"/>
         </w:tblCellMar>
       </w:tblPr>
       <w:tblGrid>
@@ -5071,14 +5071,14 @@
         </w:trPr>
         <w:tc>
           <w:tcPr>
-            <w:shd w:color="auto" w:val="clear" w:fill="E8E8E8"/>
+            <w:shd w:color="auto" w:fill="E8E8E8" w:val="clear"/>
           </w:tcPr>
           <w:p>
             <w:pPr>
               <w:pStyle w:val="Compact"/>
               <w:jc w:val="left"/>
-              <w:ind w:left="0" w:right="0" w:firstLine="0"/>
-              <w:spacing w:lineRule="auto" w:line="240" w:before="40" w:after="40"/>
+              <w:ind w:left="0" w:firstLine="0" w:right="0"/>
+              <w:spacing w:before="40" w:line="240" w:lineRule="auto" w:after="40"/>
             </w:pPr>
             <w:r>
               <w:rPr>
@@ -5090,14 +5090,14 @@
         </w:tc>
         <w:tc>
           <w:tcPr>
-            <w:shd w:color="auto" w:val="clear" w:fill="E8E8E8"/>
+            <w:shd w:color="auto" w:fill="E8E8E8" w:val="clear"/>
           </w:tcPr>
           <w:p>
             <w:pPr>
               <w:pStyle w:val="Compact"/>
               <w:jc w:val="left"/>
-              <w:ind w:left="0" w:right="0" w:firstLine="0"/>
-              <w:spacing w:lineRule="auto" w:line="240" w:before="40" w:after="40"/>
+              <w:ind w:left="0" w:firstLine="0" w:right="0"/>
+              <w:spacing w:before="40" w:line="240" w:lineRule="auto" w:after="40"/>
             </w:pPr>
             <w:r>
               <w:rPr>
@@ -5109,14 +5109,14 @@
         </w:tc>
         <w:tc>
           <w:tcPr>
-            <w:shd w:color="auto" w:val="clear" w:fill="E8E8E8"/>
+            <w:shd w:color="auto" w:fill="E8E8E8" w:val="clear"/>
           </w:tcPr>
           <w:p>
             <w:pPr>
               <w:pStyle w:val="Compact"/>
               <w:jc w:val="left"/>
-              <w:ind w:left="0" w:right="0" w:firstLine="0"/>
-              <w:spacing w:lineRule="auto" w:line="240" w:before="40" w:after="40"/>
+              <w:ind w:left="0" w:firstLine="0" w:right="0"/>
+              <w:spacing w:before="40" w:line="240" w:lineRule="auto" w:after="40"/>
             </w:pPr>
             <w:r>
               <w:rPr>
@@ -5134,8 +5134,8 @@
             <w:pPr>
               <w:pStyle w:val="Compact"/>
               <w:jc w:val="left"/>
-              <w:ind w:left="0" w:right="0" w:firstLine="0"/>
-              <w:spacing w:lineRule="auto" w:line="240" w:before="40" w:after="40"/>
+              <w:ind w:left="0" w:firstLine="0" w:right="0"/>
+              <w:spacing w:before="40" w:line="240" w:lineRule="auto" w:after="40"/>
             </w:pPr>
             <w:r>
               <w:t xml:space="preserve">id</w:t>
@@ -5148,8 +5148,8 @@
             <w:pPr>
               <w:pStyle w:val="Compact"/>
               <w:jc w:val="left"/>
-              <w:ind w:left="0" w:right="0" w:firstLine="0"/>
-              <w:spacing w:lineRule="auto" w:line="240" w:before="40" w:after="40"/>
+              <w:ind w:left="0" w:firstLine="0" w:right="0"/>
+              <w:spacing w:before="40" w:line="240" w:lineRule="auto" w:after="40"/>
             </w:pPr>
             <w:r>
               <w:t xml:space="preserve">INTEGER PK</w:t>
@@ -5162,8 +5162,8 @@
             <w:pPr>
               <w:pStyle w:val="Compact"/>
               <w:jc w:val="left"/>
-              <w:ind w:left="0" w:right="0" w:firstLine="0"/>
-              <w:spacing w:lineRule="auto" w:line="240" w:before="40" w:after="40"/>
+              <w:ind w:left="0" w:firstLine="0" w:right="0"/>
+              <w:spacing w:before="40" w:line="240" w:lineRule="auto" w:after="40"/>
             </w:pPr>
             <w:r>
               <w:t xml:space="preserve">Auto-assigned internal key</w:t>
@@ -5178,8 +5178,8 @@
             <w:pPr>
               <w:pStyle w:val="Compact"/>
               <w:jc w:val="left"/>
-              <w:ind w:left="0" w:right="0" w:firstLine="0"/>
-              <w:spacing w:lineRule="auto" w:line="240" w:before="40" w:after="40"/>
+              <w:ind w:left="0" w:firstLine="0" w:right="0"/>
+              <w:spacing w:before="40" w:line="240" w:lineRule="auto" w:after="40"/>
             </w:pPr>
             <w:r>
               <w:t xml:space="preserve">content_sha</w:t>
@@ -5192,8 +5192,8 @@
             <w:pPr>
               <w:pStyle w:val="Compact"/>
               <w:jc w:val="left"/>
-              <w:ind w:left="0" w:right="0" w:firstLine="0"/>
-              <w:spacing w:lineRule="auto" w:line="240" w:before="40" w:after="40"/>
+              <w:ind w:left="0" w:firstLine="0" w:right="0"/>
+              <w:spacing w:before="40" w:line="240" w:lineRule="auto" w:after="40"/>
             </w:pPr>
             <w:r>
               <w:t xml:space="preserve">TEXT</w:t>
@@ -5206,8 +5206,8 @@
             <w:pPr>
               <w:pStyle w:val="Compact"/>
               <w:jc w:val="left"/>
-              <w:ind w:left="0" w:right="0" w:firstLine="0"/>
-              <w:spacing w:lineRule="auto" w:line="240" w:before="40" w:after="40"/>
+              <w:ind w:left="0" w:firstLine="0" w:right="0"/>
+              <w:spacing w:before="40" w:line="240" w:lineRule="auto" w:after="40"/>
             </w:pPr>
             <w:r>
               <w:t xml:space="preserve">SHA1 checksum for change detection</w:t>
@@ -5222,8 +5222,8 @@
             <w:pPr>
               <w:pStyle w:val="Compact"/>
               <w:jc w:val="left"/>
-              <w:ind w:left="0" w:right="0" w:firstLine="0"/>
-              <w:spacing w:lineRule="auto" w:line="240" w:before="40" w:after="40"/>
+              <w:ind w:left="0" w:firstLine="0" w:right="0"/>
+              <w:spacing w:before="40" w:line="240" w:lineRule="auto" w:after="40"/>
             </w:pPr>
             <w:r>
               <w:t xml:space="preserve">specification_ref</w:t>
@@ -5236,8 +5236,8 @@
             <w:pPr>
               <w:pStyle w:val="Compact"/>
               <w:jc w:val="left"/>
-              <w:ind w:left="0" w:right="0" w:firstLine="0"/>
-              <w:spacing w:lineRule="auto" w:line="240" w:before="40" w:after="40"/>
+              <w:ind w:left="0" w:firstLine="0" w:right="0"/>
+              <w:spacing w:before="40" w:line="240" w:lineRule="auto" w:after="40"/>
             </w:pPr>
             <w:r>
               <w:t xml:space="preserve">TEXT NOT NULL FK</w:t>
@@ -5250,8 +5250,8 @@
             <w:pPr>
               <w:pStyle w:val="Compact"/>
               <w:jc w:val="left"/>
-              <w:ind w:left="0" w:right="0" w:firstLine="0"/>
-              <w:spacing w:lineRule="auto" w:line="240" w:before="40" w:after="40"/>
+              <w:ind w:left="0" w:firstLine="0" w:right="0"/>
+              <w:spacing w:before="40" w:line="240" w:lineRule="auto" w:after="40"/>
             </w:pPr>
             <w:r>
               <w:t xml:space="preserve">Parent specification</w:t>
@@ -5266,8 +5266,8 @@
             <w:pPr>
               <w:pStyle w:val="Compact"/>
               <w:jc w:val="left"/>
-              <w:ind w:left="0" w:right="0" w:firstLine="0"/>
-              <w:spacing w:lineRule="auto" w:line="240" w:before="40" w:after="40"/>
+              <w:ind w:left="0" w:firstLine="0" w:right="0"/>
+              <w:spacing w:before="40" w:line="240" w:lineRule="auto" w:after="40"/>
             </w:pPr>
             <w:r>
               <w:t xml:space="preserve">type_ref</w:t>
@@ -5280,8 +5280,8 @@
             <w:pPr>
               <w:pStyle w:val="Compact"/>
               <w:jc w:val="left"/>
-              <w:ind w:left="0" w:right="0" w:firstLine="0"/>
-              <w:spacing w:lineRule="auto" w:line="240" w:before="40" w:after="40"/>
+              <w:ind w:left="0" w:firstLine="0" w:right="0"/>
+              <w:spacing w:before="40" w:line="240" w:lineRule="auto" w:after="40"/>
             </w:pPr>
             <w:r>
               <w:t xml:space="preserve">TEXT NOT NULL FK</w:t>
@@ -5294,8 +5294,8 @@
             <w:pPr>
               <w:pStyle w:val="Compact"/>
               <w:jc w:val="left"/>
-              <w:ind w:left="0" w:right="0" w:firstLine="0"/>
-              <w:spacing w:lineRule="auto" w:line="240" w:before="40" w:after="40"/>
+              <w:ind w:left="0" w:firstLine="0" w:right="0"/>
+              <w:spacing w:before="40" w:line="240" w:lineRule="auto" w:after="40"/>
             </w:pPr>
             <w:r>
               <w:t xml:space="preserve">Object type</w:t>
@@ -5310,8 +5310,8 @@
             <w:pPr>
               <w:pStyle w:val="Compact"/>
               <w:jc w:val="left"/>
-              <w:ind w:left="0" w:right="0" w:firstLine="0"/>
-              <w:spacing w:lineRule="auto" w:line="240" w:before="40" w:after="40"/>
+              <w:ind w:left="0" w:firstLine="0" w:right="0"/>
+              <w:spacing w:before="40" w:line="240" w:lineRule="auto" w:after="40"/>
             </w:pPr>
             <w:r>
               <w:t xml:space="preserve">from_file</w:t>
@@ -5324,8 +5324,8 @@
             <w:pPr>
               <w:pStyle w:val="Compact"/>
               <w:jc w:val="left"/>
-              <w:ind w:left="0" w:right="0" w:firstLine="0"/>
-              <w:spacing w:lineRule="auto" w:line="240" w:before="40" w:after="40"/>
+              <w:ind w:left="0" w:firstLine="0" w:right="0"/>
+              <w:spacing w:before="40" w:line="240" w:lineRule="auto" w:after="40"/>
             </w:pPr>
             <w:r>
               <w:t xml:space="preserve">TEXT NOT NULL</w:t>
@@ -5338,8 +5338,8 @@
             <w:pPr>
               <w:pStyle w:val="Compact"/>
               <w:jc w:val="left"/>
-              <w:ind w:left="0" w:right="0" w:firstLine="0"/>
-              <w:spacing w:lineRule="auto" w:line="240" w:before="40" w:after="40"/>
+              <w:ind w:left="0" w:firstLine="0" w:right="0"/>
+              <w:spacing w:before="40" w:line="240" w:lineRule="auto" w:after="40"/>
             </w:pPr>
             <w:r>
               <w:t xml:space="preserve">Source file path</w:t>
@@ -5354,8 +5354,8 @@
             <w:pPr>
               <w:pStyle w:val="Compact"/>
               <w:jc w:val="left"/>
-              <w:ind w:left="0" w:right="0" w:firstLine="0"/>
-              <w:spacing w:lineRule="auto" w:line="240" w:before="40" w:after="40"/>
+              <w:ind w:left="0" w:firstLine="0" w:right="0"/>
+              <w:spacing w:before="40" w:line="240" w:lineRule="auto" w:after="40"/>
             </w:pPr>
             <w:r>
               <w:t xml:space="preserve">file_seq</w:t>
@@ -5368,8 +5368,8 @@
             <w:pPr>
               <w:pStyle w:val="Compact"/>
               <w:jc w:val="left"/>
-              <w:ind w:left="0" w:right="0" w:firstLine="0"/>
-              <w:spacing w:lineRule="auto" w:line="240" w:before="40" w:after="40"/>
+              <w:ind w:left="0" w:firstLine="0" w:right="0"/>
+              <w:spacing w:before="40" w:line="240" w:lineRule="auto" w:after="40"/>
             </w:pPr>
             <w:r>
               <w:t xml:space="preserve">INTEGER NOT NULL</w:t>
@@ -5382,8 +5382,8 @@
             <w:pPr>
               <w:pStyle w:val="Compact"/>
               <w:jc w:val="left"/>
-              <w:ind w:left="0" w:right="0" w:firstLine="0"/>
-              <w:spacing w:lineRule="auto" w:line="240" w:before="40" w:after="40"/>
+              <w:ind w:left="0" w:firstLine="0" w:right="0"/>
+              <w:spacing w:before="40" w:line="240" w:lineRule="auto" w:after="40"/>
             </w:pPr>
             <w:r>
               <w:t xml:space="preserve">Sequence within file (0-indexed)</w:t>
@@ -5398,8 +5398,8 @@
             <w:pPr>
               <w:pStyle w:val="Compact"/>
               <w:jc w:val="left"/>
-              <w:ind w:left="0" w:right="0" w:firstLine="0"/>
-              <w:spacing w:lineRule="auto" w:line="240" w:before="40" w:after="40"/>
+              <w:ind w:left="0" w:firstLine="0" w:right="0"/>
+              <w:spacing w:before="40" w:line="240" w:lineRule="auto" w:after="40"/>
             </w:pPr>
             <w:r>
               <w:t xml:space="preserve">pid</w:t>
@@ -5412,8 +5412,8 @@
             <w:pPr>
               <w:pStyle w:val="Compact"/>
               <w:jc w:val="left"/>
-              <w:ind w:left="0" w:right="0" w:firstLine="0"/>
-              <w:spacing w:lineRule="auto" w:line="240" w:before="40" w:after="40"/>
+              <w:ind w:left="0" w:firstLine="0" w:right="0"/>
+              <w:spacing w:before="40" w:line="240" w:lineRule="auto" w:after="40"/>
             </w:pPr>
             <w:r>
               <w:t xml:space="preserve">TEXT</w:t>
@@ -5426,8 +5426,8 @@
             <w:pPr>
               <w:pStyle w:val="Compact"/>
               <w:jc w:val="left"/>
-              <w:ind w:left="0" w:right="0" w:firstLine="0"/>
-              <w:spacing w:lineRule="auto" w:line="240" w:before="40" w:after="40"/>
+              <w:ind w:left="0" w:firstLine="0" w:right="0"/>
+              <w:spacing w:before="40" w:line="240" w:lineRule="auto" w:after="40"/>
             </w:pPr>
             <w:r>
               <w:t xml:space="preserve">Project identifier</w:t>
@@ -5442,8 +5442,8 @@
             <w:pPr>
               <w:pStyle w:val="Compact"/>
               <w:jc w:val="left"/>
-              <w:ind w:left="0" w:right="0" w:firstLine="0"/>
-              <w:spacing w:lineRule="auto" w:line="240" w:before="40" w:after="40"/>
+              <w:ind w:left="0" w:firstLine="0" w:right="0"/>
+              <w:spacing w:before="40" w:line="240" w:lineRule="auto" w:after="40"/>
             </w:pPr>
             <w:r>
               <w:t xml:space="preserve">pid_prefix</w:t>
@@ -5456,8 +5456,8 @@
             <w:pPr>
               <w:pStyle w:val="Compact"/>
               <w:jc w:val="left"/>
-              <w:ind w:left="0" w:right="0" w:firstLine="0"/>
-              <w:spacing w:lineRule="auto" w:line="240" w:before="40" w:after="40"/>
+              <w:ind w:left="0" w:firstLine="0" w:right="0"/>
+              <w:spacing w:before="40" w:line="240" w:lineRule="auto" w:after="40"/>
             </w:pPr>
             <w:r>
               <w:t xml:space="preserve">TEXT</w:t>
@@ -5470,8 +5470,8 @@
             <w:pPr>
               <w:pStyle w:val="Compact"/>
               <w:jc w:val="left"/>
-              <w:ind w:left="0" w:right="0" w:firstLine="0"/>
-              <w:spacing w:lineRule="auto" w:line="240" w:before="40" w:after="40"/>
+              <w:ind w:left="0" w:firstLine="0" w:right="0"/>
+              <w:spacing w:before="40" w:line="240" w:lineRule="auto" w:after="40"/>
             </w:pPr>
             <w:r>
               <w:t xml:space="preserve">Extracted PID prefix</w:t>
@@ -5486,8 +5486,8 @@
             <w:pPr>
               <w:pStyle w:val="Compact"/>
               <w:jc w:val="left"/>
-              <w:ind w:left="0" w:right="0" w:firstLine="0"/>
-              <w:spacing w:lineRule="auto" w:line="240" w:before="40" w:after="40"/>
+              <w:ind w:left="0" w:firstLine="0" w:right="0"/>
+              <w:spacing w:before="40" w:line="240" w:lineRule="auto" w:after="40"/>
             </w:pPr>
             <w:r>
               <w:t xml:space="preserve">pid_sequence</w:t>
@@ -5500,8 +5500,8 @@
             <w:pPr>
               <w:pStyle w:val="Compact"/>
               <w:jc w:val="left"/>
-              <w:ind w:left="0" w:right="0" w:firstLine="0"/>
-              <w:spacing w:lineRule="auto" w:line="240" w:before="40" w:after="40"/>
+              <w:ind w:left="0" w:firstLine="0" w:right="0"/>
+              <w:spacing w:before="40" w:line="240" w:lineRule="auto" w:after="40"/>
             </w:pPr>
             <w:r>
               <w:t xml:space="preserve">INTEGER</w:t>
@@ -5514,8 +5514,8 @@
             <w:pPr>
               <w:pStyle w:val="Compact"/>
               <w:jc w:val="left"/>
-              <w:ind w:left="0" w:right="0" w:firstLine="0"/>
-              <w:spacing w:lineRule="auto" w:line="240" w:before="40" w:after="40"/>
+              <w:ind w:left="0" w:firstLine="0" w:right="0"/>
+              <w:spacing w:before="40" w:line="240" w:lineRule="auto" w:after="40"/>
             </w:pPr>
             <w:r>
               <w:t xml:space="preserve">Extracted PID sequence number</w:t>
@@ -5530,8 +5530,8 @@
             <w:pPr>
               <w:pStyle w:val="Compact"/>
               <w:jc w:val="left"/>
-              <w:ind w:left="0" w:right="0" w:firstLine="0"/>
-              <w:spacing w:lineRule="auto" w:line="240" w:before="40" w:after="40"/>
+              <w:ind w:left="0" w:firstLine="0" w:right="0"/>
+              <w:spacing w:before="40" w:line="240" w:lineRule="auto" w:after="40"/>
             </w:pPr>
             <w:r>
               <w:t xml:space="preserve">pid_auto_generated</w:t>
@@ -5544,8 +5544,8 @@
             <w:pPr>
               <w:pStyle w:val="Compact"/>
               <w:jc w:val="left"/>
-              <w:ind w:left="0" w:right="0" w:firstLine="0"/>
-              <w:spacing w:lineRule="auto" w:line="240" w:before="40" w:after="40"/>
+              <w:ind w:left="0" w:firstLine="0" w:right="0"/>
+              <w:spacing w:before="40" w:line="240" w:lineRule="auto" w:after="40"/>
             </w:pPr>
             <w:r>
               <w:t xml:space="preserve">INTEGER DEFAULT 0</w:t>
@@ -5558,8 +5558,8 @@
             <w:pPr>
               <w:pStyle w:val="Compact"/>
               <w:jc w:val="left"/>
-              <w:ind w:left="0" w:right="0" w:firstLine="0"/>
-              <w:spacing w:lineRule="auto" w:line="240" w:before="40" w:after="40"/>
+              <w:ind w:left="0" w:firstLine="0" w:right="0"/>
+              <w:spacing w:before="40" w:line="240" w:lineRule="auto" w:after="40"/>
             </w:pPr>
             <w:r>
               <w:t xml:space="preserve">1 = PID was auto-generated</w:t>
@@ -5574,8 +5574,8 @@
             <w:pPr>
               <w:pStyle w:val="Compact"/>
               <w:jc w:val="left"/>
-              <w:ind w:left="0" w:right="0" w:firstLine="0"/>
-              <w:spacing w:lineRule="auto" w:line="240" w:before="40" w:after="40"/>
+              <w:ind w:left="0" w:firstLine="0" w:right="0"/>
+              <w:spacing w:before="40" w:line="240" w:lineRule="auto" w:after="40"/>
             </w:pPr>
             <w:r>
               <w:t xml:space="preserve">title_text</w:t>
@@ -5588,8 +5588,8 @@
             <w:pPr>
               <w:pStyle w:val="Compact"/>
               <w:jc w:val="left"/>
-              <w:ind w:left="0" w:right="0" w:firstLine="0"/>
-              <w:spacing w:lineRule="auto" w:line="240" w:before="40" w:after="40"/>
+              <w:ind w:left="0" w:firstLine="0" w:right="0"/>
+              <w:spacing w:before="40" w:line="240" w:lineRule="auto" w:after="40"/>
             </w:pPr>
             <w:r>
               <w:t xml:space="preserve">TEXT NOT NULL</w:t>
@@ -5602,8 +5602,8 @@
             <w:pPr>
               <w:pStyle w:val="Compact"/>
               <w:jc w:val="left"/>
-              <w:ind w:left="0" w:right="0" w:firstLine="0"/>
-              <w:spacing w:lineRule="auto" w:line="240" w:before="40" w:after="40"/>
+              <w:ind w:left="0" w:firstLine="0" w:right="0"/>
+              <w:spacing w:before="40" w:line="240" w:lineRule="auto" w:after="40"/>
             </w:pPr>
             <w:r>
               <w:t xml:space="preserve">Plain-text title</w:t>
@@ -5618,8 +5618,8 @@
             <w:pPr>
               <w:pStyle w:val="Compact"/>
               <w:jc w:val="left"/>
-              <w:ind w:left="0" w:right="0" w:firstLine="0"/>
-              <w:spacing w:lineRule="auto" w:line="240" w:before="40" w:after="40"/>
+              <w:ind w:left="0" w:firstLine="0" w:right="0"/>
+              <w:spacing w:before="40" w:line="240" w:lineRule="auto" w:after="40"/>
             </w:pPr>
             <w:r>
               <w:t xml:space="preserve">label</w:t>
@@ -5632,8 +5632,8 @@
             <w:pPr>
               <w:pStyle w:val="Compact"/>
               <w:jc w:val="left"/>
-              <w:ind w:left="0" w:right="0" w:firstLine="0"/>
-              <w:spacing w:lineRule="auto" w:line="240" w:before="40" w:after="40"/>
+              <w:ind w:left="0" w:firstLine="0" w:right="0"/>
+              <w:spacing w:before="40" w:line="240" w:lineRule="auto" w:after="40"/>
             </w:pPr>
             <w:r>
               <w:t xml:space="preserve">TEXT</w:t>
@@ -5646,8 +5646,8 @@
             <w:pPr>
               <w:pStyle w:val="Compact"/>
               <w:jc w:val="left"/>
-              <w:ind w:left="0" w:right="0" w:firstLine="0"/>
-              <w:spacing w:lineRule="auto" w:line="240" w:before="40" w:after="40"/>
+              <w:ind w:left="0" w:firstLine="0" w:right="0"/>
+              <w:spacing w:before="40" w:line="240" w:lineRule="auto" w:after="40"/>
             </w:pPr>
             <w:r>
               <w:t xml:space="preserve">Unified label for # resolution</w:t>
@@ -5662,8 +5662,8 @@
             <w:pPr>
               <w:pStyle w:val="Compact"/>
               <w:jc w:val="left"/>
-              <w:ind w:left="0" w:right="0" w:firstLine="0"/>
-              <w:spacing w:lineRule="auto" w:line="240" w:before="40" w:after="40"/>
+              <w:ind w:left="0" w:firstLine="0" w:right="0"/>
+              <w:spacing w:before="40" w:line="240" w:lineRule="auto" w:after="40"/>
             </w:pPr>
             <w:r>
               <w:t xml:space="preserve">level</w:t>
@@ -5676,8 +5676,8 @@
             <w:pPr>
               <w:pStyle w:val="Compact"/>
               <w:jc w:val="left"/>
-              <w:ind w:left="0" w:right="0" w:firstLine="0"/>
-              <w:spacing w:lineRule="auto" w:line="240" w:before="40" w:after="40"/>
+              <w:ind w:left="0" w:firstLine="0" w:right="0"/>
+              <w:spacing w:before="40" w:line="240" w:lineRule="auto" w:after="40"/>
             </w:pPr>
             <w:r>
               <w:t xml:space="preserve">INTEGER</w:t>
@@ -5690,8 +5690,8 @@
             <w:pPr>
               <w:pStyle w:val="Compact"/>
               <w:jc w:val="left"/>
-              <w:ind w:left="0" w:right="0" w:firstLine="0"/>
-              <w:spacing w:lineRule="auto" w:line="240" w:before="40" w:after="40"/>
+              <w:ind w:left="0" w:firstLine="0" w:right="0"/>
+              <w:spacing w:before="40" w:line="240" w:lineRule="auto" w:after="40"/>
             </w:pPr>
             <w:r>
               <w:t xml:space="preserve">Heading level (2--6)</w:t>
@@ -5706,8 +5706,8 @@
             <w:pPr>
               <w:pStyle w:val="Compact"/>
               <w:jc w:val="left"/>
-              <w:ind w:left="0" w:right="0" w:firstLine="0"/>
-              <w:spacing w:lineRule="auto" w:line="240" w:before="40" w:after="40"/>
+              <w:ind w:left="0" w:firstLine="0" w:right="0"/>
+              <w:spacing w:before="40" w:line="240" w:lineRule="auto" w:after="40"/>
             </w:pPr>
             <w:r>
               <w:t xml:space="preserve">start_line</w:t>
@@ -5720,8 +5720,8 @@
             <w:pPr>
               <w:pStyle w:val="Compact"/>
               <w:jc w:val="left"/>
-              <w:ind w:left="0" w:right="0" w:firstLine="0"/>
-              <w:spacing w:lineRule="auto" w:line="240" w:before="40" w:after="40"/>
+              <w:ind w:left="0" w:firstLine="0" w:right="0"/>
+              <w:spacing w:before="40" w:line="240" w:lineRule="auto" w:after="40"/>
             </w:pPr>
             <w:r>
               <w:t xml:space="preserve">INTEGER</w:t>
@@ -5734,8 +5734,8 @@
             <w:pPr>
               <w:pStyle w:val="Compact"/>
               <w:jc w:val="left"/>
-              <w:ind w:left="0" w:right="0" w:firstLine="0"/>
-              <w:spacing w:lineRule="auto" w:line="240" w:before="40" w:after="40"/>
+              <w:ind w:left="0" w:firstLine="0" w:right="0"/>
+              <w:spacing w:before="40" w:line="240" w:lineRule="auto" w:after="40"/>
             </w:pPr>
             <w:r>
               <w:t xml:space="preserve">Start line in source (1-indexed)</w:t>
@@ -5750,8 +5750,8 @@
             <w:pPr>
               <w:pStyle w:val="Compact"/>
               <w:jc w:val="left"/>
-              <w:ind w:left="0" w:right="0" w:firstLine="0"/>
-              <w:spacing w:lineRule="auto" w:line="240" w:before="40" w:after="40"/>
+              <w:ind w:left="0" w:firstLine="0" w:right="0"/>
+              <w:spacing w:before="40" w:line="240" w:lineRule="auto" w:after="40"/>
             </w:pPr>
             <w:r>
               <w:t xml:space="preserve">end_line</w:t>
@@ -5764,8 +5764,8 @@
             <w:pPr>
               <w:pStyle w:val="Compact"/>
               <w:jc w:val="left"/>
-              <w:ind w:left="0" w:right="0" w:firstLine="0"/>
-              <w:spacing w:lineRule="auto" w:line="240" w:before="40" w:after="40"/>
+              <w:ind w:left="0" w:firstLine="0" w:right="0"/>
+              <w:spacing w:before="40" w:line="240" w:lineRule="auto" w:after="40"/>
             </w:pPr>
             <w:r>
               <w:t xml:space="preserve">INTEGER</w:t>
@@ -5778,8 +5778,8 @@
             <w:pPr>
               <w:pStyle w:val="Compact"/>
               <w:jc w:val="left"/>
-              <w:ind w:left="0" w:right="0" w:firstLine="0"/>
-              <w:spacing w:lineRule="auto" w:line="240" w:before="40" w:after="40"/>
+              <w:ind w:left="0" w:firstLine="0" w:right="0"/>
+              <w:spacing w:before="40" w:line="240" w:lineRule="auto" w:after="40"/>
             </w:pPr>
             <w:r>
               <w:t xml:space="preserve">End line in source</w:t>
@@ -5794,8 +5794,8 @@
             <w:pPr>
               <w:pStyle w:val="Compact"/>
               <w:jc w:val="left"/>
-              <w:ind w:left="0" w:right="0" w:firstLine="0"/>
-              <w:spacing w:lineRule="auto" w:line="240" w:before="40" w:after="40"/>
+              <w:ind w:left="0" w:firstLine="0" w:right="0"/>
+              <w:spacing w:before="40" w:line="240" w:lineRule="auto" w:after="40"/>
             </w:pPr>
             <w:r>
               <w:t xml:space="preserve">ast</w:t>
@@ -5808,8 +5808,8 @@
             <w:pPr>
               <w:pStyle w:val="Compact"/>
               <w:jc w:val="left"/>
-              <w:ind w:left="0" w:right="0" w:firstLine="0"/>
-              <w:spacing w:lineRule="auto" w:line="240" w:before="40" w:after="40"/>
+              <w:ind w:left="0" w:firstLine="0" w:right="0"/>
+              <w:spacing w:before="40" w:line="240" w:lineRule="auto" w:after="40"/>
             </w:pPr>
             <w:r>
               <w:t xml:space="preserve">JSON</w:t>
@@ -5822,8 +5822,8 @@
             <w:pPr>
               <w:pStyle w:val="Compact"/>
               <w:jc w:val="left"/>
-              <w:ind w:left="0" w:right="0" w:firstLine="0"/>
-              <w:spacing w:lineRule="auto" w:line="240" w:before="40" w:after="40"/>
+              <w:ind w:left="0" w:firstLine="0" w:right="0"/>
+              <w:spacing w:before="40" w:line="240" w:lineRule="auto" w:after="40"/>
             </w:pPr>
             <w:r>
               <w:t xml:space="preserve">Body as Pandoc AST</w:t>
@@ -5906,12 +5906,12 @@
     </w:p>
     <w:p>
       <w:pPr>
-        <w:spacing w:before="0" w:after="0" w:line="20" w:lineRule="exact"/>
+        <w:spacing w:before="0" w:after="0" w:lineRule="exact" w:line="20"/>
         <w:rPr>
           <w:sz w:val="2"/>
         </w:rPr>
       </w:pPr>
-      <w:bookmarkStart w:id="59214" w:name="csv-tbl-floats"/>
+      <w:bookmarkStart w:name="csv-tbl-floats" w:id="59214"/>
       <w:bookmarkEnd w:id="59214"/>
     </w:p>
     <w:p>
@@ -5948,18 +5948,18 @@
         <w:tblLook w:firstRow="1" w:lastRow="0" w:firstColumn="0" w:lastColumn="0" w:noHBand="0" w:noVBand="0" w:val="0020"/>
         <w:jc w:val="start"/>
         <w:tblBorders>
-          <w:top w:color="000000" w:space="0" w:val="single" w:sz="6"/>
-          <w:left w:color="000000" w:space="0" w:val="single" w:sz="6"/>
-          <w:bottom w:color="000000" w:space="0" w:val="single" w:sz="6"/>
-          <w:right w:color="000000" w:space="0" w:val="single" w:sz="6"/>
-          <w:insideH w:color="000000" w:space="0" w:val="single" w:sz="6"/>
-          <w:insideV w:color="000000" w:space="0" w:val="single" w:sz="6"/>
+          <w:top w:color="000000" w:space="0" w:sz="6" w:val="single"/>
+          <w:left w:color="000000" w:space="0" w:sz="6" w:val="single"/>
+          <w:bottom w:color="000000" w:space="0" w:sz="6" w:val="single"/>
+          <w:right w:color="000000" w:space="0" w:sz="6" w:val="single"/>
+          <w:insideH w:color="000000" w:space="0" w:sz="6" w:val="single"/>
+          <w:insideV w:color="000000" w:space="0" w:sz="6" w:val="single"/>
         </w:tblBorders>
         <w:tblCellMar>
-          <w:top w:type="dxa" w:w="57"/>
-          <w:left w:type="dxa" w:w="108"/>
-          <w:bottom w:type="dxa" w:w="57"/>
-          <w:right w:type="dxa" w:w="108"/>
+          <w:top w:w="57" w:type="dxa"/>
+          <w:left w:w="108" w:type="dxa"/>
+          <w:bottom w:w="57" w:type="dxa"/>
+          <w:right w:w="108" w:type="dxa"/>
         </w:tblCellMar>
       </w:tblPr>
       <w:tblGrid>
@@ -5973,14 +5973,14 @@
         </w:trPr>
         <w:tc>
           <w:tcPr>
-            <w:shd w:color="auto" w:val="clear" w:fill="E8E8E8"/>
+            <w:shd w:color="auto" w:fill="E8E8E8" w:val="clear"/>
           </w:tcPr>
           <w:p>
             <w:pPr>
               <w:pStyle w:val="Compact"/>
               <w:jc w:val="left"/>
-              <w:ind w:left="0" w:right="0" w:firstLine="0"/>
-              <w:spacing w:lineRule="auto" w:line="240" w:before="40" w:after="40"/>
+              <w:ind w:left="0" w:firstLine="0" w:right="0"/>
+              <w:spacing w:before="40" w:line="240" w:lineRule="auto" w:after="40"/>
             </w:pPr>
             <w:r>
               <w:rPr>
@@ -5992,14 +5992,14 @@
         </w:tc>
         <w:tc>
           <w:tcPr>
-            <w:shd w:color="auto" w:val="clear" w:fill="E8E8E8"/>
+            <w:shd w:color="auto" w:fill="E8E8E8" w:val="clear"/>
           </w:tcPr>
           <w:p>
             <w:pPr>
               <w:pStyle w:val="Compact"/>
               <w:jc w:val="left"/>
-              <w:ind w:left="0" w:right="0" w:firstLine="0"/>
-              <w:spacing w:lineRule="auto" w:line="240" w:before="40" w:after="40"/>
+              <w:ind w:left="0" w:firstLine="0" w:right="0"/>
+              <w:spacing w:before="40" w:line="240" w:lineRule="auto" w:after="40"/>
             </w:pPr>
             <w:r>
               <w:rPr>
@@ -6011,14 +6011,14 @@
         </w:tc>
         <w:tc>
           <w:tcPr>
-            <w:shd w:color="auto" w:val="clear" w:fill="E8E8E8"/>
+            <w:shd w:color="auto" w:fill="E8E8E8" w:val="clear"/>
           </w:tcPr>
           <w:p>
             <w:pPr>
               <w:pStyle w:val="Compact"/>
               <w:jc w:val="left"/>
-              <w:ind w:left="0" w:right="0" w:firstLine="0"/>
-              <w:spacing w:lineRule="auto" w:line="240" w:before="40" w:after="40"/>
+              <w:ind w:left="0" w:firstLine="0" w:right="0"/>
+              <w:spacing w:before="40" w:line="240" w:lineRule="auto" w:after="40"/>
             </w:pPr>
             <w:r>
               <w:rPr>
@@ -6036,8 +6036,8 @@
             <w:pPr>
               <w:pStyle w:val="Compact"/>
               <w:jc w:val="left"/>
-              <w:ind w:left="0" w:right="0" w:firstLine="0"/>
-              <w:spacing w:lineRule="auto" w:line="240" w:before="40" w:after="40"/>
+              <w:ind w:left="0" w:firstLine="0" w:right="0"/>
+              <w:spacing w:before="40" w:line="240" w:lineRule="auto" w:after="40"/>
             </w:pPr>
             <w:r>
               <w:t xml:space="preserve">id</w:t>
@@ -6050,8 +6050,8 @@
             <w:pPr>
               <w:pStyle w:val="Compact"/>
               <w:jc w:val="left"/>
-              <w:ind w:left="0" w:right="0" w:firstLine="0"/>
-              <w:spacing w:lineRule="auto" w:line="240" w:before="40" w:after="40"/>
+              <w:ind w:left="0" w:firstLine="0" w:right="0"/>
+              <w:spacing w:before="40" w:line="240" w:lineRule="auto" w:after="40"/>
             </w:pPr>
             <w:r>
               <w:t xml:space="preserve">INTEGER PK</w:t>
@@ -6064,8 +6064,8 @@
             <w:pPr>
               <w:pStyle w:val="Compact"/>
               <w:jc w:val="left"/>
-              <w:ind w:left="0" w:right="0" w:firstLine="0"/>
-              <w:spacing w:lineRule="auto" w:line="240" w:before="40" w:after="40"/>
+              <w:ind w:left="0" w:firstLine="0" w:right="0"/>
+              <w:spacing w:before="40" w:line="240" w:lineRule="auto" w:after="40"/>
             </w:pPr>
             <w:r>
               <w:t xml:space="preserve">Auto-assigned internal key</w:t>
@@ -6080,8 +6080,8 @@
             <w:pPr>
               <w:pStyle w:val="Compact"/>
               <w:jc w:val="left"/>
-              <w:ind w:left="0" w:right="0" w:firstLine="0"/>
-              <w:spacing w:lineRule="auto" w:line="240" w:before="40" w:after="40"/>
+              <w:ind w:left="0" w:firstLine="0" w:right="0"/>
+              <w:spacing w:before="40" w:line="240" w:lineRule="auto" w:after="40"/>
             </w:pPr>
             <w:r>
               <w:t xml:space="preserve">content_sha</w:t>
@@ -6094,8 +6094,8 @@
             <w:pPr>
               <w:pStyle w:val="Compact"/>
               <w:jc w:val="left"/>
-              <w:ind w:left="0" w:right="0" w:firstLine="0"/>
-              <w:spacing w:lineRule="auto" w:line="240" w:before="40" w:after="40"/>
+              <w:ind w:left="0" w:firstLine="0" w:right="0"/>
+              <w:spacing w:before="40" w:line="240" w:lineRule="auto" w:after="40"/>
             </w:pPr>
             <w:r>
               <w:t xml:space="preserve">TEXT</w:t>
@@ -6108,8 +6108,8 @@
             <w:pPr>
               <w:pStyle w:val="Compact"/>
               <w:jc w:val="left"/>
-              <w:ind w:left="0" w:right="0" w:firstLine="0"/>
-              <w:spacing w:lineRule="auto" w:line="240" w:before="40" w:after="40"/>
+              <w:ind w:left="0" w:firstLine="0" w:right="0"/>
+              <w:spacing w:before="40" w:line="240" w:lineRule="auto" w:after="40"/>
             </w:pPr>
             <w:r>
               <w:t xml:space="preserve">SHA1 checksum for change detection</w:t>
@@ -6124,8 +6124,8 @@
             <w:pPr>
               <w:pStyle w:val="Compact"/>
               <w:jc w:val="left"/>
-              <w:ind w:left="0" w:right="0" w:firstLine="0"/>
-              <w:spacing w:lineRule="auto" w:line="240" w:before="40" w:after="40"/>
+              <w:ind w:left="0" w:firstLine="0" w:right="0"/>
+              <w:spacing w:before="40" w:line="240" w:lineRule="auto" w:after="40"/>
             </w:pPr>
             <w:r>
               <w:t xml:space="preserve">specification_ref</w:t>
@@ -6138,8 +6138,8 @@
             <w:pPr>
               <w:pStyle w:val="Compact"/>
               <w:jc w:val="left"/>
-              <w:ind w:left="0" w:right="0" w:firstLine="0"/>
-              <w:spacing w:lineRule="auto" w:line="240" w:before="40" w:after="40"/>
+              <w:ind w:left="0" w:firstLine="0" w:right="0"/>
+              <w:spacing w:before="40" w:line="240" w:lineRule="auto" w:after="40"/>
             </w:pPr>
             <w:r>
               <w:t xml:space="preserve">TEXT NOT NULL FK</w:t>
@@ -6152,8 +6152,8 @@
             <w:pPr>
               <w:pStyle w:val="Compact"/>
               <w:jc w:val="left"/>
-              <w:ind w:left="0" w:right="0" w:firstLine="0"/>
-              <w:spacing w:lineRule="auto" w:line="240" w:before="40" w:after="40"/>
+              <w:ind w:left="0" w:firstLine="0" w:right="0"/>
+              <w:spacing w:before="40" w:line="240" w:lineRule="auto" w:after="40"/>
             </w:pPr>
             <w:r>
               <w:t xml:space="preserve">Parent specification</w:t>
@@ -6168,8 +6168,8 @@
             <w:pPr>
               <w:pStyle w:val="Compact"/>
               <w:jc w:val="left"/>
-              <w:ind w:left="0" w:right="0" w:firstLine="0"/>
-              <w:spacing w:lineRule="auto" w:line="240" w:before="40" w:after="40"/>
+              <w:ind w:left="0" w:firstLine="0" w:right="0"/>
+              <w:spacing w:before="40" w:line="240" w:lineRule="auto" w:after="40"/>
             </w:pPr>
             <w:r>
               <w:t xml:space="preserve">type_ref</w:t>
@@ -6182,8 +6182,8 @@
             <w:pPr>
               <w:pStyle w:val="Compact"/>
               <w:jc w:val="left"/>
-              <w:ind w:left="0" w:right="0" w:firstLine="0"/>
-              <w:spacing w:lineRule="auto" w:line="240" w:before="40" w:after="40"/>
+              <w:ind w:left="0" w:firstLine="0" w:right="0"/>
+              <w:spacing w:before="40" w:line="240" w:lineRule="auto" w:after="40"/>
             </w:pPr>
             <w:r>
               <w:t xml:space="preserve">TEXT NOT NULL FK</w:t>
@@ -6196,8 +6196,8 @@
             <w:pPr>
               <w:pStyle w:val="Compact"/>
               <w:jc w:val="left"/>
-              <w:ind w:left="0" w:right="0" w:firstLine="0"/>
-              <w:spacing w:lineRule="auto" w:line="240" w:before="40" w:after="40"/>
+              <w:ind w:left="0" w:firstLine="0" w:right="0"/>
+              <w:spacing w:before="40" w:line="240" w:lineRule="auto" w:after="40"/>
             </w:pPr>
             <w:r>
               <w:t xml:space="preserve">Float type</w:t>
@@ -6212,8 +6212,8 @@
             <w:pPr>
               <w:pStyle w:val="Compact"/>
               <w:jc w:val="left"/>
-              <w:ind w:left="0" w:right="0" w:firstLine="0"/>
-              <w:spacing w:lineRule="auto" w:line="240" w:before="40" w:after="40"/>
+              <w:ind w:left="0" w:firstLine="0" w:right="0"/>
+              <w:spacing w:before="40" w:line="240" w:lineRule="auto" w:after="40"/>
             </w:pPr>
             <w:r>
               <w:t xml:space="preserve">from_file</w:t>
@@ -6226,8 +6226,8 @@
             <w:pPr>
               <w:pStyle w:val="Compact"/>
               <w:jc w:val="left"/>
-              <w:ind w:left="0" w:right="0" w:firstLine="0"/>
-              <w:spacing w:lineRule="auto" w:line="240" w:before="40" w:after="40"/>
+              <w:ind w:left="0" w:firstLine="0" w:right="0"/>
+              <w:spacing w:before="40" w:line="240" w:lineRule="auto" w:after="40"/>
             </w:pPr>
             <w:r>
               <w:t xml:space="preserve">TEXT NOT NULL</w:t>
@@ -6240,8 +6240,8 @@
             <w:pPr>
               <w:pStyle w:val="Compact"/>
               <w:jc w:val="left"/>
-              <w:ind w:left="0" w:right="0" w:firstLine="0"/>
-              <w:spacing w:lineRule="auto" w:line="240" w:before="40" w:after="40"/>
+              <w:ind w:left="0" w:firstLine="0" w:right="0"/>
+              <w:spacing w:before="40" w:line="240" w:lineRule="auto" w:after="40"/>
             </w:pPr>
             <w:r>
               <w:t xml:space="preserve">Source file path</w:t>
@@ -6256,8 +6256,8 @@
             <w:pPr>
               <w:pStyle w:val="Compact"/>
               <w:jc w:val="left"/>
-              <w:ind w:left="0" w:right="0" w:firstLine="0"/>
-              <w:spacing w:lineRule="auto" w:line="240" w:before="40" w:after="40"/>
+              <w:ind w:left="0" w:firstLine="0" w:right="0"/>
+              <w:spacing w:before="40" w:line="240" w:lineRule="auto" w:after="40"/>
             </w:pPr>
             <w:r>
               <w:t xml:space="preserve">file_seq</w:t>
@@ -6270,8 +6270,8 @@
             <w:pPr>
               <w:pStyle w:val="Compact"/>
               <w:jc w:val="left"/>
-              <w:ind w:left="0" w:right="0" w:firstLine="0"/>
-              <w:spacing w:lineRule="auto" w:line="240" w:before="40" w:after="40"/>
+              <w:ind w:left="0" w:firstLine="0" w:right="0"/>
+              <w:spacing w:before="40" w:line="240" w:lineRule="auto" w:after="40"/>
             </w:pPr>
             <w:r>
               <w:t xml:space="preserve">INTEGER NOT NULL</w:t>
@@ -6284,8 +6284,8 @@
             <w:pPr>
               <w:pStyle w:val="Compact"/>
               <w:jc w:val="left"/>
-              <w:ind w:left="0" w:right="0" w:firstLine="0"/>
-              <w:spacing w:lineRule="auto" w:line="240" w:before="40" w:after="40"/>
+              <w:ind w:left="0" w:firstLine="0" w:right="0"/>
+              <w:spacing w:before="40" w:line="240" w:lineRule="auto" w:after="40"/>
             </w:pPr>
             <w:r>
               <w:t xml:space="preserve">Sequence within file</w:t>
@@ -6300,8 +6300,8 @@
             <w:pPr>
               <w:pStyle w:val="Compact"/>
               <w:jc w:val="left"/>
-              <w:ind w:left="0" w:right="0" w:firstLine="0"/>
-              <w:spacing w:lineRule="auto" w:line="240" w:before="40" w:after="40"/>
+              <w:ind w:left="0" w:firstLine="0" w:right="0"/>
+              <w:spacing w:before="40" w:line="240" w:lineRule="auto" w:after="40"/>
             </w:pPr>
             <w:r>
               <w:t xml:space="preserve">start_line</w:t>
@@ -6314,8 +6314,8 @@
             <w:pPr>
               <w:pStyle w:val="Compact"/>
               <w:jc w:val="left"/>
-              <w:ind w:left="0" w:right="0" w:firstLine="0"/>
-              <w:spacing w:lineRule="auto" w:line="240" w:before="40" w:after="40"/>
+              <w:ind w:left="0" w:firstLine="0" w:right="0"/>
+              <w:spacing w:before="40" w:line="240" w:lineRule="auto" w:after="40"/>
             </w:pPr>
             <w:r>
               <w:t xml:space="preserve">INTEGER</w:t>
@@ -6328,8 +6328,8 @@
             <w:pPr>
               <w:pStyle w:val="Compact"/>
               <w:jc w:val="left"/>
-              <w:ind w:left="0" w:right="0" w:firstLine="0"/>
-              <w:spacing w:lineRule="auto" w:line="240" w:before="40" w:after="40"/>
+              <w:ind w:left="0" w:firstLine="0" w:right="0"/>
+              <w:spacing w:before="40" w:line="240" w:lineRule="auto" w:after="40"/>
             </w:pPr>
             <w:r>
               <w:t xml:space="preserve">Start line in source</w:t>
@@ -6344,8 +6344,8 @@
             <w:pPr>
               <w:pStyle w:val="Compact"/>
               <w:jc w:val="left"/>
-              <w:ind w:left="0" w:right="0" w:firstLine="0"/>
-              <w:spacing w:lineRule="auto" w:line="240" w:before="40" w:after="40"/>
+              <w:ind w:left="0" w:firstLine="0" w:right="0"/>
+              <w:spacing w:before="40" w:line="240" w:lineRule="auto" w:after="40"/>
             </w:pPr>
             <w:r>
               <w:t xml:space="preserve">label</w:t>
@@ -6358,8 +6358,8 @@
             <w:pPr>
               <w:pStyle w:val="Compact"/>
               <w:jc w:val="left"/>
-              <w:ind w:left="0" w:right="0" w:firstLine="0"/>
-              <w:spacing w:lineRule="auto" w:line="240" w:before="40" w:after="40"/>
+              <w:ind w:left="0" w:firstLine="0" w:right="0"/>
+              <w:spacing w:before="40" w:line="240" w:lineRule="auto" w:after="40"/>
             </w:pPr>
             <w:r>
               <w:t xml:space="preserve">TEXT NOT NULL</w:t>
@@ -6372,8 +6372,8 @@
             <w:pPr>
               <w:pStyle w:val="Compact"/>
               <w:jc w:val="left"/>
-              <w:ind w:left="0" w:right="0" w:firstLine="0"/>
-              <w:spacing w:lineRule="auto" w:line="240" w:before="40" w:after="40"/>
+              <w:ind w:left="0" w:firstLine="0" w:right="0"/>
+              <w:spacing w:before="40" w:line="240" w:lineRule="auto" w:after="40"/>
             </w:pPr>
             <w:r>
               <w:t xml:space="preserve">Cross-reference label</w:t>
@@ -6388,8 +6388,8 @@
             <w:pPr>
               <w:pStyle w:val="Compact"/>
               <w:jc w:val="left"/>
-              <w:ind w:left="0" w:right="0" w:firstLine="0"/>
-              <w:spacing w:lineRule="auto" w:line="240" w:before="40" w:after="40"/>
+              <w:ind w:left="0" w:firstLine="0" w:right="0"/>
+              <w:spacing w:before="40" w:line="240" w:lineRule="auto" w:after="40"/>
             </w:pPr>
             <w:r>
               <w:t xml:space="preserve">number</w:t>
@@ -6402,8 +6402,8 @@
             <w:pPr>
               <w:pStyle w:val="Compact"/>
               <w:jc w:val="left"/>
-              <w:ind w:left="0" w:right="0" w:firstLine="0"/>
-              <w:spacing w:lineRule="auto" w:line="240" w:before="40" w:after="40"/>
+              <w:ind w:left="0" w:firstLine="0" w:right="0"/>
+              <w:spacing w:before="40" w:line="240" w:lineRule="auto" w:after="40"/>
             </w:pPr>
             <w:r>
               <w:t xml:space="preserve">INTEGER</w:t>
@@ -6416,8 +6416,8 @@
             <w:pPr>
               <w:pStyle w:val="Compact"/>
               <w:jc w:val="left"/>
-              <w:ind w:left="0" w:right="0" w:firstLine="0"/>
-              <w:spacing w:lineRule="auto" w:line="240" w:before="40" w:after="40"/>
+              <w:ind w:left="0" w:firstLine="0" w:right="0"/>
+              <w:spacing w:before="40" w:line="240" w:lineRule="auto" w:after="40"/>
             </w:pPr>
             <w:r>
               <w:t xml:space="preserve">Auto-assigned number within counter group</w:t>
@@ -6432,8 +6432,8 @@
             <w:pPr>
               <w:pStyle w:val="Compact"/>
               <w:jc w:val="left"/>
-              <w:ind w:left="0" w:right="0" w:firstLine="0"/>
-              <w:spacing w:lineRule="auto" w:line="240" w:before="40" w:after="40"/>
+              <w:ind w:left="0" w:firstLine="0" w:right="0"/>
+              <w:spacing w:before="40" w:line="240" w:lineRule="auto" w:after="40"/>
             </w:pPr>
             <w:r>
               <w:t xml:space="preserve">caption</w:t>
@@ -6446,8 +6446,8 @@
             <w:pPr>
               <w:pStyle w:val="Compact"/>
               <w:jc w:val="left"/>
-              <w:ind w:left="0" w:right="0" w:firstLine="0"/>
-              <w:spacing w:lineRule="auto" w:line="240" w:before="40" w:after="40"/>
+              <w:ind w:left="0" w:firstLine="0" w:right="0"/>
+              <w:spacing w:before="40" w:line="240" w:lineRule="auto" w:after="40"/>
             </w:pPr>
             <w:r>
               <w:t xml:space="preserve">TEXT</w:t>
@@ -6460,8 +6460,8 @@
             <w:pPr>
               <w:pStyle w:val="Compact"/>
               <w:jc w:val="left"/>
-              <w:ind w:left="0" w:right="0" w:firstLine="0"/>
-              <w:spacing w:lineRule="auto" w:line="240" w:before="40" w:after="40"/>
+              <w:ind w:left="0" w:firstLine="0" w:right="0"/>
+              <w:spacing w:before="40" w:line="240" w:lineRule="auto" w:after="40"/>
             </w:pPr>
             <w:r>
               <w:t xml:space="preserve">Caption text</w:t>
@@ -6476,8 +6476,8 @@
             <w:pPr>
               <w:pStyle w:val="Compact"/>
               <w:jc w:val="left"/>
-              <w:ind w:left="0" w:right="0" w:firstLine="0"/>
-              <w:spacing w:lineRule="auto" w:line="240" w:before="40" w:after="40"/>
+              <w:ind w:left="0" w:firstLine="0" w:right="0"/>
+              <w:spacing w:before="40" w:line="240" w:lineRule="auto" w:after="40"/>
             </w:pPr>
             <w:r>
               <w:t xml:space="preserve">pandoc_attributes</w:t>
@@ -6490,8 +6490,8 @@
             <w:pPr>
               <w:pStyle w:val="Compact"/>
               <w:jc w:val="left"/>
-              <w:ind w:left="0" w:right="0" w:firstLine="0"/>
-              <w:spacing w:lineRule="auto" w:line="240" w:before="40" w:after="40"/>
+              <w:ind w:left="0" w:firstLine="0" w:right="0"/>
+              <w:spacing w:before="40" w:line="240" w:lineRule="auto" w:after="40"/>
             </w:pPr>
             <w:r>
               <w:t xml:space="preserve">JSON</w:t>
@@ -6504,8 +6504,8 @@
             <w:pPr>
               <w:pStyle w:val="Compact"/>
               <w:jc w:val="left"/>
-              <w:ind w:left="0" w:right="0" w:firstLine="0"/>
-              <w:spacing w:lineRule="auto" w:line="240" w:before="40" w:after="40"/>
+              <w:ind w:left="0" w:firstLine="0" w:right="0"/>
+              <w:spacing w:before="40" w:line="240" w:lineRule="auto" w:after="40"/>
             </w:pPr>
             <w:r>
               <w:t xml:space="preserve">Parsed attributes from code block</w:t>
@@ -6520,8 +6520,8 @@
             <w:pPr>
               <w:pStyle w:val="Compact"/>
               <w:jc w:val="left"/>
-              <w:ind w:left="0" w:right="0" w:firstLine="0"/>
-              <w:spacing w:lineRule="auto" w:line="240" w:before="40" w:after="40"/>
+              <w:ind w:left="0" w:firstLine="0" w:right="0"/>
+              <w:spacing w:before="40" w:line="240" w:lineRule="auto" w:after="40"/>
             </w:pPr>
             <w:r>
               <w:t xml:space="preserve">raw_content</w:t>
@@ -6534,8 +6534,8 @@
             <w:pPr>
               <w:pStyle w:val="Compact"/>
               <w:jc w:val="left"/>
-              <w:ind w:left="0" w:right="0" w:firstLine="0"/>
-              <w:spacing w:lineRule="auto" w:line="240" w:before="40" w:after="40"/>
+              <w:ind w:left="0" w:firstLine="0" w:right="0"/>
+              <w:spacing w:before="40" w:line="240" w:lineRule="auto" w:after="40"/>
             </w:pPr>
             <w:r>
               <w:t xml:space="preserve">TEXT</w:t>
@@ -6548,8 +6548,8 @@
             <w:pPr>
               <w:pStyle w:val="Compact"/>
               <w:jc w:val="left"/>
-              <w:ind w:left="0" w:right="0" w:firstLine="0"/>
-              <w:spacing w:lineRule="auto" w:line="240" w:before="40" w:after="40"/>
+              <w:ind w:left="0" w:firstLine="0" w:right="0"/>
+              <w:spacing w:before="40" w:line="240" w:lineRule="auto" w:after="40"/>
             </w:pPr>
             <w:r>
               <w:t xml:space="preserve">Original raw content</w:t>
@@ -6564,8 +6564,8 @@
             <w:pPr>
               <w:pStyle w:val="Compact"/>
               <w:jc w:val="left"/>
-              <w:ind w:left="0" w:right="0" w:firstLine="0"/>
-              <w:spacing w:lineRule="auto" w:line="240" w:before="40" w:after="40"/>
+              <w:ind w:left="0" w:firstLine="0" w:right="0"/>
+              <w:spacing w:before="40" w:line="240" w:lineRule="auto" w:after="40"/>
             </w:pPr>
             <w:r>
               <w:t xml:space="preserve">raw_ast</w:t>
@@ -6578,8 +6578,8 @@
             <w:pPr>
               <w:pStyle w:val="Compact"/>
               <w:jc w:val="left"/>
-              <w:ind w:left="0" w:right="0" w:firstLine="0"/>
-              <w:spacing w:lineRule="auto" w:line="240" w:before="40" w:after="40"/>
+              <w:ind w:left="0" w:firstLine="0" w:right="0"/>
+              <w:spacing w:before="40" w:line="240" w:lineRule="auto" w:after="40"/>
             </w:pPr>
             <w:r>
               <w:t xml:space="preserve">JSON</w:t>
@@ -6592,8 +6592,8 @@
             <w:pPr>
               <w:pStyle w:val="Compact"/>
               <w:jc w:val="left"/>
-              <w:ind w:left="0" w:right="0" w:firstLine="0"/>
-              <w:spacing w:lineRule="auto" w:line="240" w:before="40" w:after="40"/>
+              <w:ind w:left="0" w:firstLine="0" w:right="0"/>
+              <w:spacing w:before="40" w:line="240" w:lineRule="auto" w:after="40"/>
             </w:pPr>
             <w:r>
               <w:t xml:space="preserve">Original Pandoc AST</w:t>
@@ -6608,8 +6608,8 @@
             <w:pPr>
               <w:pStyle w:val="Compact"/>
               <w:jc w:val="left"/>
-              <w:ind w:left="0" w:right="0" w:firstLine="0"/>
-              <w:spacing w:lineRule="auto" w:line="240" w:before="40" w:after="40"/>
+              <w:ind w:left="0" w:firstLine="0" w:right="0"/>
+              <w:spacing w:before="40" w:line="240" w:lineRule="auto" w:after="40"/>
             </w:pPr>
             <w:r>
               <w:t xml:space="preserve">resolved_ast</w:t>
@@ -6622,8 +6622,8 @@
             <w:pPr>
               <w:pStyle w:val="Compact"/>
               <w:jc w:val="left"/>
-              <w:ind w:left="0" w:right="0" w:firstLine="0"/>
-              <w:spacing w:lineRule="auto" w:line="240" w:before="40" w:after="40"/>
+              <w:ind w:left="0" w:firstLine="0" w:right="0"/>
+              <w:spacing w:before="40" w:line="240" w:lineRule="auto" w:after="40"/>
             </w:pPr>
             <w:r>
               <w:t xml:space="preserve">JSON</w:t>
@@ -6636,8 +6636,8 @@
             <w:pPr>
               <w:pStyle w:val="Compact"/>
               <w:jc w:val="left"/>
-              <w:ind w:left="0" w:right="0" w:firstLine="0"/>
-              <w:spacing w:lineRule="auto" w:line="240" w:before="40" w:after="40"/>
+              <w:ind w:left="0" w:firstLine="0" w:right="0"/>
+              <w:spacing w:before="40" w:line="240" w:lineRule="auto" w:after="40"/>
             </w:pPr>
             <w:r>
               <w:t xml:space="preserve">Processed AST after rendering</w:t>
@@ -6652,8 +6652,8 @@
             <w:pPr>
               <w:pStyle w:val="Compact"/>
               <w:jc w:val="left"/>
-              <w:ind w:left="0" w:right="0" w:firstLine="0"/>
-              <w:spacing w:lineRule="auto" w:line="240" w:before="40" w:after="40"/>
+              <w:ind w:left="0" w:firstLine="0" w:right="0"/>
+              <w:spacing w:before="40" w:line="240" w:lineRule="auto" w:after="40"/>
             </w:pPr>
             <w:r>
               <w:t xml:space="preserve">parent_object_id</w:t>
@@ -6666,8 +6666,8 @@
             <w:pPr>
               <w:pStyle w:val="Compact"/>
               <w:jc w:val="left"/>
-              <w:ind w:left="0" w:right="0" w:firstLine="0"/>
-              <w:spacing w:lineRule="auto" w:line="240" w:before="40" w:after="40"/>
+              <w:ind w:left="0" w:firstLine="0" w:right="0"/>
+              <w:spacing w:before="40" w:line="240" w:lineRule="auto" w:after="40"/>
             </w:pPr>
             <w:r>
               <w:t xml:space="preserve">INTEGER FK</w:t>
@@ -6680,8 +6680,8 @@
             <w:pPr>
               <w:pStyle w:val="Compact"/>
               <w:jc w:val="left"/>
-              <w:ind w:left="0" w:right="0" w:firstLine="0"/>
-              <w:spacing w:lineRule="auto" w:line="240" w:before="40" w:after="40"/>
+              <w:ind w:left="0" w:firstLine="0" w:right="0"/>
+              <w:spacing w:before="40" w:line="240" w:lineRule="auto" w:after="40"/>
             </w:pPr>
             <w:r>
               <w:t xml:space="preserve">Containing spec object</w:t>
@@ -6696,8 +6696,8 @@
             <w:pPr>
               <w:pStyle w:val="Compact"/>
               <w:jc w:val="left"/>
-              <w:ind w:left="0" w:right="0" w:firstLine="0"/>
-              <w:spacing w:lineRule="auto" w:line="240" w:before="40" w:after="40"/>
+              <w:ind w:left="0" w:firstLine="0" w:right="0"/>
+              <w:spacing w:before="40" w:line="240" w:lineRule="auto" w:after="40"/>
             </w:pPr>
             <w:r>
               <w:t xml:space="preserve">anchor</w:t>
@@ -6710,8 +6710,8 @@
             <w:pPr>
               <w:pStyle w:val="Compact"/>
               <w:jc w:val="left"/>
-              <w:ind w:left="0" w:right="0" w:firstLine="0"/>
-              <w:spacing w:lineRule="auto" w:line="240" w:before="40" w:after="40"/>
+              <w:ind w:left="0" w:firstLine="0" w:right="0"/>
+              <w:spacing w:before="40" w:line="240" w:lineRule="auto" w:after="40"/>
             </w:pPr>
             <w:r>
               <w:t xml:space="preserve">TEXT</w:t>
@@ -6724,8 +6724,8 @@
             <w:pPr>
               <w:pStyle w:val="Compact"/>
               <w:jc w:val="left"/>
-              <w:ind w:left="0" w:right="0" w:firstLine="0"/>
-              <w:spacing w:lineRule="auto" w:line="240" w:before="40" w:after="40"/>
+              <w:ind w:left="0" w:firstLine="0" w:right="0"/>
+              <w:spacing w:before="40" w:line="240" w:lineRule="auto" w:after="40"/>
             </w:pPr>
             <w:r>
               <w:t xml:space="preserve">HTML anchor for linking</w:t>
@@ -6740,8 +6740,8 @@
             <w:pPr>
               <w:pStyle w:val="Compact"/>
               <w:jc w:val="left"/>
-              <w:ind w:left="0" w:right="0" w:firstLine="0"/>
-              <w:spacing w:lineRule="auto" w:line="240" w:before="40" w:after="40"/>
+              <w:ind w:left="0" w:firstLine="0" w:right="0"/>
+              <w:spacing w:before="40" w:line="240" w:lineRule="auto" w:after="40"/>
             </w:pPr>
             <w:r>
               <w:t xml:space="preserve">syntax_key</w:t>
@@ -6754,8 +6754,8 @@
             <w:pPr>
               <w:pStyle w:val="Compact"/>
               <w:jc w:val="left"/>
-              <w:ind w:left="0" w:right="0" w:firstLine="0"/>
-              <w:spacing w:lineRule="auto" w:line="240" w:before="40" w:after="40"/>
+              <w:ind w:left="0" w:firstLine="0" w:right="0"/>
+              <w:spacing w:before="40" w:line="240" w:lineRule="auto" w:after="40"/>
             </w:pPr>
             <w:r>
               <w:t xml:space="preserve">TEXT</w:t>
@@ -6768,8 +6768,8 @@
             <w:pPr>
               <w:pStyle w:val="Compact"/>
               <w:jc w:val="left"/>
-              <w:ind w:left="0" w:right="0" w:firstLine="0"/>
-              <w:spacing w:lineRule="auto" w:line="240" w:before="40" w:after="40"/>
+              <w:ind w:left="0" w:firstLine="0" w:right="0"/>
+              <w:spacing w:before="40" w:line="240" w:lineRule="auto" w:after="40"/>
             </w:pPr>
             <w:r>
               <w:t xml:space="preserve">Original syntax from code block</w:t>
@@ -6832,12 +6832,12 @@
     </w:p>
     <w:p>
       <w:pPr>
-        <w:spacing w:before="0" w:after="0" w:line="20" w:lineRule="exact"/>
+        <w:spacing w:before="0" w:after="0" w:lineRule="exact" w:line="20"/>
         <w:rPr>
           <w:sz w:val="2"/>
         </w:rPr>
       </w:pPr>
-      <w:bookmarkStart w:id="66242" w:name="csv-tbl-relations"/>
+      <w:bookmarkStart w:name="csv-tbl-relations" w:id="66242"/>
       <w:bookmarkEnd w:id="66242"/>
     </w:p>
     <w:p>
@@ -6874,18 +6874,18 @@
         <w:tblLook w:firstRow="1" w:lastRow="0" w:firstColumn="0" w:lastColumn="0" w:noHBand="0" w:noVBand="0" w:val="0020"/>
         <w:jc w:val="start"/>
         <w:tblBorders>
-          <w:top w:color="000000" w:space="0" w:val="single" w:sz="6"/>
-          <w:left w:color="000000" w:space="0" w:val="single" w:sz="6"/>
-          <w:bottom w:color="000000" w:space="0" w:val="single" w:sz="6"/>
-          <w:right w:color="000000" w:space="0" w:val="single" w:sz="6"/>
-          <w:insideH w:color="000000" w:space="0" w:val="single" w:sz="6"/>
-          <w:insideV w:color="000000" w:space="0" w:val="single" w:sz="6"/>
+          <w:top w:color="000000" w:space="0" w:sz="6" w:val="single"/>
+          <w:left w:color="000000" w:space="0" w:sz="6" w:val="single"/>
+          <w:bottom w:color="000000" w:space="0" w:sz="6" w:val="single"/>
+          <w:right w:color="000000" w:space="0" w:sz="6" w:val="single"/>
+          <w:insideH w:color="000000" w:space="0" w:sz="6" w:val="single"/>
+          <w:insideV w:color="000000" w:space="0" w:sz="6" w:val="single"/>
         </w:tblBorders>
         <w:tblCellMar>
-          <w:top w:type="dxa" w:w="57"/>
-          <w:left w:type="dxa" w:w="108"/>
-          <w:bottom w:type="dxa" w:w="57"/>
-          <w:right w:type="dxa" w:w="108"/>
+          <w:top w:w="57" w:type="dxa"/>
+          <w:left w:w="108" w:type="dxa"/>
+          <w:bottom w:w="57" w:type="dxa"/>
+          <w:right w:w="108" w:type="dxa"/>
         </w:tblCellMar>
       </w:tblPr>
       <w:tblGrid>
@@ -6899,14 +6899,14 @@
         </w:trPr>
         <w:tc>
           <w:tcPr>
-            <w:shd w:color="auto" w:val="clear" w:fill="E8E8E8"/>
+            <w:shd w:color="auto" w:fill="E8E8E8" w:val="clear"/>
           </w:tcPr>
           <w:p>
             <w:pPr>
               <w:pStyle w:val="Compact"/>
               <w:jc w:val="left"/>
-              <w:ind w:left="0" w:right="0" w:firstLine="0"/>
-              <w:spacing w:lineRule="auto" w:line="240" w:before="40" w:after="40"/>
+              <w:ind w:left="0" w:firstLine="0" w:right="0"/>
+              <w:spacing w:before="40" w:line="240" w:lineRule="auto" w:after="40"/>
             </w:pPr>
             <w:r>
               <w:rPr>
@@ -6918,14 +6918,14 @@
         </w:tc>
         <w:tc>
           <w:tcPr>
-            <w:shd w:color="auto" w:val="clear" w:fill="E8E8E8"/>
+            <w:shd w:color="auto" w:fill="E8E8E8" w:val="clear"/>
           </w:tcPr>
           <w:p>
             <w:pPr>
               <w:pStyle w:val="Compact"/>
               <w:jc w:val="left"/>
-              <w:ind w:left="0" w:right="0" w:firstLine="0"/>
-              <w:spacing w:lineRule="auto" w:line="240" w:before="40" w:after="40"/>
+              <w:ind w:left="0" w:firstLine="0" w:right="0"/>
+              <w:spacing w:before="40" w:line="240" w:lineRule="auto" w:after="40"/>
             </w:pPr>
             <w:r>
               <w:rPr>
@@ -6937,14 +6937,14 @@
         </w:tc>
         <w:tc>
           <w:tcPr>
-            <w:shd w:color="auto" w:val="clear" w:fill="E8E8E8"/>
+            <w:shd w:color="auto" w:fill="E8E8E8" w:val="clear"/>
           </w:tcPr>
           <w:p>
             <w:pPr>
               <w:pStyle w:val="Compact"/>
               <w:jc w:val="left"/>
-              <w:ind w:left="0" w:right="0" w:firstLine="0"/>
-              <w:spacing w:lineRule="auto" w:line="240" w:before="40" w:after="40"/>
+              <w:ind w:left="0" w:firstLine="0" w:right="0"/>
+              <w:spacing w:before="40" w:line="240" w:lineRule="auto" w:after="40"/>
             </w:pPr>
             <w:r>
               <w:rPr>
@@ -6962,8 +6962,8 @@
             <w:pPr>
               <w:pStyle w:val="Compact"/>
               <w:jc w:val="left"/>
-              <w:ind w:left="0" w:right="0" w:firstLine="0"/>
-              <w:spacing w:lineRule="auto" w:line="240" w:before="40" w:after="40"/>
+              <w:ind w:left="0" w:firstLine="0" w:right="0"/>
+              <w:spacing w:before="40" w:line="240" w:lineRule="auto" w:after="40"/>
             </w:pPr>
             <w:r>
               <w:t xml:space="preserve">id</w:t>
@@ -6976,8 +6976,8 @@
             <w:pPr>
               <w:pStyle w:val="Compact"/>
               <w:jc w:val="left"/>
-              <w:ind w:left="0" w:right="0" w:firstLine="0"/>
-              <w:spacing w:lineRule="auto" w:line="240" w:before="40" w:after="40"/>
+              <w:ind w:left="0" w:firstLine="0" w:right="0"/>
+              <w:spacing w:before="40" w:line="240" w:lineRule="auto" w:after="40"/>
             </w:pPr>
             <w:r>
               <w:t xml:space="preserve">INTEGER PK</w:t>
@@ -6990,8 +6990,8 @@
             <w:pPr>
               <w:pStyle w:val="Compact"/>
               <w:jc w:val="left"/>
-              <w:ind w:left="0" w:right="0" w:firstLine="0"/>
-              <w:spacing w:lineRule="auto" w:line="240" w:before="40" w:after="40"/>
+              <w:ind w:left="0" w:firstLine="0" w:right="0"/>
+              <w:spacing w:before="40" w:line="240" w:lineRule="auto" w:after="40"/>
             </w:pPr>
             <w:r>
               <w:t xml:space="preserve">Auto-assigned internal key</w:t>
@@ -7006,8 +7006,8 @@
             <w:pPr>
               <w:pStyle w:val="Compact"/>
               <w:jc w:val="left"/>
-              <w:ind w:left="0" w:right="0" w:firstLine="0"/>
-              <w:spacing w:lineRule="auto" w:line="240" w:before="40" w:after="40"/>
+              <w:ind w:left="0" w:firstLine="0" w:right="0"/>
+              <w:spacing w:before="40" w:line="240" w:lineRule="auto" w:after="40"/>
             </w:pPr>
             <w:r>
               <w:t xml:space="preserve">content_sha</w:t>
@@ -7020,8 +7020,8 @@
             <w:pPr>
               <w:pStyle w:val="Compact"/>
               <w:jc w:val="left"/>
-              <w:ind w:left="0" w:right="0" w:firstLine="0"/>
-              <w:spacing w:lineRule="auto" w:line="240" w:before="40" w:after="40"/>
+              <w:ind w:left="0" w:firstLine="0" w:right="0"/>
+              <w:spacing w:before="40" w:line="240" w:lineRule="auto" w:after="40"/>
             </w:pPr>
             <w:r>
               <w:t xml:space="preserve">TEXT</w:t>
@@ -7034,8 +7034,8 @@
             <w:pPr>
               <w:pStyle w:val="Compact"/>
               <w:jc w:val="left"/>
-              <w:ind w:left="0" w:right="0" w:firstLine="0"/>
-              <w:spacing w:lineRule="auto" w:line="240" w:before="40" w:after="40"/>
+              <w:ind w:left="0" w:firstLine="0" w:right="0"/>
+              <w:spacing w:before="40" w:line="240" w:lineRule="auto" w:after="40"/>
             </w:pPr>
             <w:r>
               <w:t xml:space="preserve">SHA1 checksum for change detection</w:t>
@@ -7050,8 +7050,8 @@
             <w:pPr>
               <w:pStyle w:val="Compact"/>
               <w:jc w:val="left"/>
-              <w:ind w:left="0" w:right="0" w:firstLine="0"/>
-              <w:spacing w:lineRule="auto" w:line="240" w:before="40" w:after="40"/>
+              <w:ind w:left="0" w:firstLine="0" w:right="0"/>
+              <w:spacing w:before="40" w:line="240" w:lineRule="auto" w:after="40"/>
             </w:pPr>
             <w:r>
               <w:t xml:space="preserve">specification_ref</w:t>
@@ -7064,8 +7064,8 @@
             <w:pPr>
               <w:pStyle w:val="Compact"/>
               <w:jc w:val="left"/>
-              <w:ind w:left="0" w:right="0" w:firstLine="0"/>
-              <w:spacing w:lineRule="auto" w:line="240" w:before="40" w:after="40"/>
+              <w:ind w:left="0" w:firstLine="0" w:right="0"/>
+              <w:spacing w:before="40" w:line="240" w:lineRule="auto" w:after="40"/>
             </w:pPr>
             <w:r>
               <w:t xml:space="preserve">TEXT NOT NULL FK</w:t>
@@ -7078,8 +7078,8 @@
             <w:pPr>
               <w:pStyle w:val="Compact"/>
               <w:jc w:val="left"/>
-              <w:ind w:left="0" w:right="0" w:firstLine="0"/>
-              <w:spacing w:lineRule="auto" w:line="240" w:before="40" w:after="40"/>
+              <w:ind w:left="0" w:firstLine="0" w:right="0"/>
+              <w:spacing w:before="40" w:line="240" w:lineRule="auto" w:after="40"/>
             </w:pPr>
             <w:r>
               <w:t xml:space="preserve">Parent specification</w:t>
@@ -7094,8 +7094,8 @@
             <w:pPr>
               <w:pStyle w:val="Compact"/>
               <w:jc w:val="left"/>
-              <w:ind w:left="0" w:right="0" w:firstLine="0"/>
-              <w:spacing w:lineRule="auto" w:line="240" w:before="40" w:after="40"/>
+              <w:ind w:left="0" w:firstLine="0" w:right="0"/>
+              <w:spacing w:before="40" w:line="240" w:lineRule="auto" w:after="40"/>
             </w:pPr>
             <w:r>
               <w:t xml:space="preserve">source_object_id</w:t>
@@ -7108,8 +7108,8 @@
             <w:pPr>
               <w:pStyle w:val="Compact"/>
               <w:jc w:val="left"/>
-              <w:ind w:left="0" w:right="0" w:firstLine="0"/>
-              <w:spacing w:lineRule="auto" w:line="240" w:before="40" w:after="40"/>
+              <w:ind w:left="0" w:firstLine="0" w:right="0"/>
+              <w:spacing w:before="40" w:line="240" w:lineRule="auto" w:after="40"/>
             </w:pPr>
             <w:r>
               <w:t xml:space="preserve">INTEGER NOT NULL FK</w:t>
@@ -7122,8 +7122,8 @@
             <w:pPr>
               <w:pStyle w:val="Compact"/>
               <w:jc w:val="left"/>
-              <w:ind w:left="0" w:right="0" w:firstLine="0"/>
-              <w:spacing w:lineRule="auto" w:line="240" w:before="40" w:after="40"/>
+              <w:ind w:left="0" w:firstLine="0" w:right="0"/>
+              <w:spacing w:before="40" w:line="240" w:lineRule="auto" w:after="40"/>
             </w:pPr>
             <w:r>
               <w:t xml:space="preserve">Source object</w:t>
@@ -7138,8 +7138,8 @@
             <w:pPr>
               <w:pStyle w:val="Compact"/>
               <w:jc w:val="left"/>
-              <w:ind w:left="0" w:right="0" w:firstLine="0"/>
-              <w:spacing w:lineRule="auto" w:line="240" w:before="40" w:after="40"/>
+              <w:ind w:left="0" w:firstLine="0" w:right="0"/>
+              <w:spacing w:before="40" w:line="240" w:lineRule="auto" w:after="40"/>
             </w:pPr>
             <w:r>
               <w:t xml:space="preserve">target_text</w:t>
@@ -7152,8 +7152,8 @@
             <w:pPr>
               <w:pStyle w:val="Compact"/>
               <w:jc w:val="left"/>
-              <w:ind w:left="0" w:right="0" w:firstLine="0"/>
-              <w:spacing w:lineRule="auto" w:line="240" w:before="40" w:after="40"/>
+              <w:ind w:left="0" w:firstLine="0" w:right="0"/>
+              <w:spacing w:before="40" w:line="240" w:lineRule="auto" w:after="40"/>
             </w:pPr>
             <w:r>
               <w:t xml:space="preserve">TEXT</w:t>
@@ -7166,8 +7166,8 @@
             <w:pPr>
               <w:pStyle w:val="Compact"/>
               <w:jc w:val="left"/>
-              <w:ind w:left="0" w:right="0" w:firstLine="0"/>
-              <w:spacing w:lineRule="auto" w:line="240" w:before="40" w:after="40"/>
+              <w:ind w:left="0" w:firstLine="0" w:right="0"/>
+              <w:spacing w:before="40" w:line="240" w:lineRule="auto" w:after="40"/>
             </w:pPr>
             <w:r>
               <w:t xml:space="preserve">Target as written (before resolution)</w:t>
@@ -7182,8 +7182,8 @@
             <w:pPr>
               <w:pStyle w:val="Compact"/>
               <w:jc w:val="left"/>
-              <w:ind w:left="0" w:right="0" w:firstLine="0"/>
-              <w:spacing w:lineRule="auto" w:line="240" w:before="40" w:after="40"/>
+              <w:ind w:left="0" w:firstLine="0" w:right="0"/>
+              <w:spacing w:before="40" w:line="240" w:lineRule="auto" w:after="40"/>
             </w:pPr>
             <w:r>
               <w:t xml:space="preserve">target_object_id</w:t>
@@ -7196,8 +7196,8 @@
             <w:pPr>
               <w:pStyle w:val="Compact"/>
               <w:jc w:val="left"/>
-              <w:ind w:left="0" w:right="0" w:firstLine="0"/>
-              <w:spacing w:lineRule="auto" w:line="240" w:before="40" w:after="40"/>
+              <w:ind w:left="0" w:firstLine="0" w:right="0"/>
+              <w:spacing w:before="40" w:line="240" w:lineRule="auto" w:after="40"/>
             </w:pPr>
             <w:r>
               <w:t xml:space="preserve">INTEGER FK</w:t>
@@ -7210,8 +7210,8 @@
             <w:pPr>
               <w:pStyle w:val="Compact"/>
               <w:jc w:val="left"/>
-              <w:ind w:left="0" w:right="0" w:firstLine="0"/>
-              <w:spacing w:lineRule="auto" w:line="240" w:before="40" w:after="40"/>
+              <w:ind w:left="0" w:firstLine="0" w:right="0"/>
+              <w:spacing w:before="40" w:line="240" w:lineRule="auto" w:after="40"/>
             </w:pPr>
             <w:r>
               <w:t xml:space="preserve">Resolved target object (NULL if unresolved)</w:t>
@@ -7226,8 +7226,8 @@
             <w:pPr>
               <w:pStyle w:val="Compact"/>
               <w:jc w:val="left"/>
-              <w:ind w:left="0" w:right="0" w:firstLine="0"/>
-              <w:spacing w:lineRule="auto" w:line="240" w:before="40" w:after="40"/>
+              <w:ind w:left="0" w:firstLine="0" w:right="0"/>
+              <w:spacing w:before="40" w:line="240" w:lineRule="auto" w:after="40"/>
             </w:pPr>
             <w:r>
               <w:t xml:space="preserve">target_float_id</w:t>
@@ -7240,8 +7240,8 @@
             <w:pPr>
               <w:pStyle w:val="Compact"/>
               <w:jc w:val="left"/>
-              <w:ind w:left="0" w:right="0" w:firstLine="0"/>
-              <w:spacing w:lineRule="auto" w:line="240" w:before="40" w:after="40"/>
+              <w:ind w:left="0" w:firstLine="0" w:right="0"/>
+              <w:spacing w:before="40" w:line="240" w:lineRule="auto" w:after="40"/>
             </w:pPr>
             <w:r>
               <w:t xml:space="preserve">INTEGER FK</w:t>
@@ -7254,8 +7254,8 @@
             <w:pPr>
               <w:pStyle w:val="Compact"/>
               <w:jc w:val="left"/>
-              <w:ind w:left="0" w:right="0" w:firstLine="0"/>
-              <w:spacing w:lineRule="auto" w:line="240" w:before="40" w:after="40"/>
+              <w:ind w:left="0" w:firstLine="0" w:right="0"/>
+              <w:spacing w:before="40" w:line="240" w:lineRule="auto" w:after="40"/>
             </w:pPr>
             <w:r>
               <w:t xml:space="preserve">Resolved target float (NULL if unresolved)</w:t>
@@ -7270,8 +7270,8 @@
             <w:pPr>
               <w:pStyle w:val="Compact"/>
               <w:jc w:val="left"/>
-              <w:ind w:left="0" w:right="0" w:firstLine="0"/>
-              <w:spacing w:lineRule="auto" w:line="240" w:before="40" w:after="40"/>
+              <w:ind w:left="0" w:firstLine="0" w:right="0"/>
+              <w:spacing w:before="40" w:line="240" w:lineRule="auto" w:after="40"/>
             </w:pPr>
             <w:r>
               <w:t xml:space="preserve">type_ref</w:t>
@@ -7284,8 +7284,8 @@
             <w:pPr>
               <w:pStyle w:val="Compact"/>
               <w:jc w:val="left"/>
-              <w:ind w:left="0" w:right="0" w:firstLine="0"/>
-              <w:spacing w:lineRule="auto" w:line="240" w:before="40" w:after="40"/>
+              <w:ind w:left="0" w:firstLine="0" w:right="0"/>
+              <w:spacing w:before="40" w:line="240" w:lineRule="auto" w:after="40"/>
             </w:pPr>
             <w:r>
               <w:t xml:space="preserve">TEXT FK</w:t>
@@ -7298,8 +7298,8 @@
             <w:pPr>
               <w:pStyle w:val="Compact"/>
               <w:jc w:val="left"/>
-              <w:ind w:left="0" w:right="0" w:firstLine="0"/>
-              <w:spacing w:lineRule="auto" w:line="240" w:before="40" w:after="40"/>
+              <w:ind w:left="0" w:firstLine="0" w:right="0"/>
+              <w:spacing w:before="40" w:line="240" w:lineRule="auto" w:after="40"/>
             </w:pPr>
             <w:r>
               <w:t xml:space="preserve">Inferred relation type</w:t>
@@ -7314,8 +7314,8 @@
             <w:pPr>
               <w:pStyle w:val="Compact"/>
               <w:jc w:val="left"/>
-              <w:ind w:left="0" w:right="0" w:firstLine="0"/>
-              <w:spacing w:lineRule="auto" w:line="240" w:before="40" w:after="40"/>
+              <w:ind w:left="0" w:firstLine="0" w:right="0"/>
+              <w:spacing w:before="40" w:line="240" w:lineRule="auto" w:after="40"/>
             </w:pPr>
             <w:r>
               <w:t xml:space="preserve">is_ambiguous</w:t>
@@ -7328,8 +7328,8 @@
             <w:pPr>
               <w:pStyle w:val="Compact"/>
               <w:jc w:val="left"/>
-              <w:ind w:left="0" w:right="0" w:firstLine="0"/>
-              <w:spacing w:lineRule="auto" w:line="240" w:before="40" w:after="40"/>
+              <w:ind w:left="0" w:firstLine="0" w:right="0"/>
+              <w:spacing w:before="40" w:line="240" w:lineRule="auto" w:after="40"/>
             </w:pPr>
             <w:r>
               <w:t xml:space="preserve">INTEGER DEFAULT 0</w:t>
@@ -7342,8 +7342,8 @@
             <w:pPr>
               <w:pStyle w:val="Compact"/>
               <w:jc w:val="left"/>
-              <w:ind w:left="0" w:right="0" w:firstLine="0"/>
-              <w:spacing w:lineRule="auto" w:line="240" w:before="40" w:after="40"/>
+              <w:ind w:left="0" w:firstLine="0" w:right="0"/>
+              <w:spacing w:before="40" w:line="240" w:lineRule="auto" w:after="40"/>
             </w:pPr>
             <w:r>
               <w:t xml:space="preserve">1 = multiple matches found</w:t>
@@ -7358,8 +7358,8 @@
             <w:pPr>
               <w:pStyle w:val="Compact"/>
               <w:jc w:val="left"/>
-              <w:ind w:left="0" w:right="0" w:firstLine="0"/>
-              <w:spacing w:lineRule="auto" w:line="240" w:before="40" w:after="40"/>
+              <w:ind w:left="0" w:firstLine="0" w:right="0"/>
+              <w:spacing w:before="40" w:line="240" w:lineRule="auto" w:after="40"/>
             </w:pPr>
             <w:r>
               <w:t xml:space="preserve">from_file</w:t>
@@ -7372,8 +7372,8 @@
             <w:pPr>
               <w:pStyle w:val="Compact"/>
               <w:jc w:val="left"/>
-              <w:ind w:left="0" w:right="0" w:firstLine="0"/>
-              <w:spacing w:lineRule="auto" w:line="240" w:before="40" w:after="40"/>
+              <w:ind w:left="0" w:firstLine="0" w:right="0"/>
+              <w:spacing w:before="40" w:line="240" w:lineRule="auto" w:after="40"/>
             </w:pPr>
             <w:r>
               <w:t xml:space="preserve">TEXT NOT NULL</w:t>
@@ -7386,8 +7386,8 @@
             <w:pPr>
               <w:pStyle w:val="Compact"/>
               <w:jc w:val="left"/>
-              <w:ind w:left="0" w:right="0" w:firstLine="0"/>
-              <w:spacing w:lineRule="auto" w:line="240" w:before="40" w:after="40"/>
+              <w:ind w:left="0" w:firstLine="0" w:right="0"/>
+              <w:spacing w:before="40" w:line="240" w:lineRule="auto" w:after="40"/>
             </w:pPr>
             <w:r>
               <w:t xml:space="preserve">Source file</w:t>
@@ -7402,8 +7402,8 @@
             <w:pPr>
               <w:pStyle w:val="Compact"/>
               <w:jc w:val="left"/>
-              <w:ind w:left="0" w:right="0" w:firstLine="0"/>
-              <w:spacing w:lineRule="auto" w:line="240" w:before="40" w:after="40"/>
+              <w:ind w:left="0" w:firstLine="0" w:right="0"/>
+              <w:spacing w:before="40" w:line="240" w:lineRule="auto" w:after="40"/>
             </w:pPr>
             <w:r>
               <w:t xml:space="preserve">link_line</w:t>
@@ -7416,8 +7416,8 @@
             <w:pPr>
               <w:pStyle w:val="Compact"/>
               <w:jc w:val="left"/>
-              <w:ind w:left="0" w:right="0" w:firstLine="0"/>
-              <w:spacing w:lineRule="auto" w:line="240" w:before="40" w:after="40"/>
+              <w:ind w:left="0" w:firstLine="0" w:right="0"/>
+              <w:spacing w:before="40" w:line="240" w:lineRule="auto" w:after="40"/>
             </w:pPr>
             <w:r>
               <w:t xml:space="preserve">INTEGER DEFAULT 0</w:t>
@@ -7430,8 +7430,8 @@
             <w:pPr>
               <w:pStyle w:val="Compact"/>
               <w:jc w:val="left"/>
-              <w:ind w:left="0" w:right="0" w:firstLine="0"/>
-              <w:spacing w:lineRule="auto" w:line="240" w:before="40" w:after="40"/>
+              <w:ind w:left="0" w:firstLine="0" w:right="0"/>
+              <w:spacing w:before="40" w:line="240" w:lineRule="auto" w:after="40"/>
             </w:pPr>
             <w:r>
               <w:t xml:space="preserve">Line number of link</w:t>
@@ -7446,8 +7446,8 @@
             <w:pPr>
               <w:pStyle w:val="Compact"/>
               <w:jc w:val="left"/>
-              <w:ind w:left="0" w:right="0" w:firstLine="0"/>
-              <w:spacing w:lineRule="auto" w:line="240" w:before="40" w:after="40"/>
+              <w:ind w:left="0" w:firstLine="0" w:right="0"/>
+              <w:spacing w:before="40" w:line="240" w:lineRule="auto" w:after="40"/>
             </w:pPr>
             <w:r>
               <w:t xml:space="preserve">source_attribute</w:t>
@@ -7460,8 +7460,8 @@
             <w:pPr>
               <w:pStyle w:val="Compact"/>
               <w:jc w:val="left"/>
-              <w:ind w:left="0" w:right="0" w:firstLine="0"/>
-              <w:spacing w:lineRule="auto" w:line="240" w:before="40" w:after="40"/>
+              <w:ind w:left="0" w:firstLine="0" w:right="0"/>
+              <w:spacing w:before="40" w:line="240" w:lineRule="auto" w:after="40"/>
             </w:pPr>
             <w:r>
               <w:t xml:space="preserve">TEXT</w:t>
@@ -7474,8 +7474,8 @@
             <w:pPr>
               <w:pStyle w:val="Compact"/>
               <w:jc w:val="left"/>
-              <w:ind w:left="0" w:right="0" w:firstLine="0"/>
-              <w:spacing w:lineRule="auto" w:line="240" w:before="40" w:after="40"/>
+              <w:ind w:left="0" w:firstLine="0" w:right="0"/>
+              <w:spacing w:before="40" w:line="240" w:lineRule="auto" w:after="40"/>
             </w:pPr>
             <w:r>
               <w:t xml:space="preserve">Attribute containing the link (NULL if in body)</w:t>
@@ -7490,8 +7490,8 @@
             <w:pPr>
               <w:pStyle w:val="Compact"/>
               <w:jc w:val="left"/>
-              <w:ind w:left="0" w:right="0" w:firstLine="0"/>
-              <w:spacing w:lineRule="auto" w:line="240" w:before="40" w:after="40"/>
+              <w:ind w:left="0" w:firstLine="0" w:right="0"/>
+              <w:spacing w:before="40" w:line="240" w:lineRule="auto" w:after="40"/>
             </w:pPr>
             <w:r>
               <w:t xml:space="preserve">link_selector</w:t>
@@ -7504,8 +7504,8 @@
             <w:pPr>
               <w:pStyle w:val="Compact"/>
               <w:jc w:val="left"/>
-              <w:ind w:left="0" w:right="0" w:firstLine="0"/>
-              <w:spacing w:lineRule="auto" w:line="240" w:before="40" w:after="40"/>
+              <w:ind w:left="0" w:firstLine="0" w:right="0"/>
+              <w:spacing w:before="40" w:line="240" w:lineRule="auto" w:after="40"/>
             </w:pPr>
             <w:r>
               <w:t xml:space="preserve">TEXT</w:t>
@@ -7518,8 +7518,8 @@
             <w:pPr>
               <w:pStyle w:val="Compact"/>
               <w:jc w:val="left"/>
-              <w:ind w:left="0" w:right="0" w:firstLine="0"/>
-              <w:spacing w:lineRule="auto" w:line="240" w:before="40" w:after="40"/>
+              <w:ind w:left="0" w:firstLine="0" w:right="0"/>
+              <w:spacing w:before="40" w:line="240" w:lineRule="auto" w:after="40"/>
             </w:pPr>
             <w:r>
               <w:t xml:space="preserve">Selector syntax ("@" or "#")</w:t>
@@ -7567,12 +7567,12 @@
     </w:p>
     <w:p>
       <w:pPr>
-        <w:spacing w:before="0" w:after="0" w:line="20" w:lineRule="exact"/>
+        <w:spacing w:before="0" w:after="0" w:lineRule="exact" w:line="20"/>
         <w:rPr>
           <w:sz w:val="2"/>
         </w:rPr>
       </w:pPr>
-      <w:bookmarkStart w:id="86393" w:name="csv-tbl-views"/>
+      <w:bookmarkStart w:name="csv-tbl-views" w:id="86393"/>
       <w:bookmarkEnd w:id="86393"/>
     </w:p>
     <w:p>
@@ -7609,18 +7609,18 @@
         <w:tblLook w:firstRow="1" w:lastRow="0" w:firstColumn="0" w:lastColumn="0" w:noHBand="0" w:noVBand="0" w:val="0020"/>
         <w:jc w:val="start"/>
         <w:tblBorders>
-          <w:top w:color="000000" w:space="0" w:val="single" w:sz="6"/>
-          <w:left w:color="000000" w:space="0" w:val="single" w:sz="6"/>
-          <w:bottom w:color="000000" w:space="0" w:val="single" w:sz="6"/>
-          <w:right w:color="000000" w:space="0" w:val="single" w:sz="6"/>
-          <w:insideH w:color="000000" w:space="0" w:val="single" w:sz="6"/>
-          <w:insideV w:color="000000" w:space="0" w:val="single" w:sz="6"/>
+          <w:top w:color="000000" w:space="0" w:sz="6" w:val="single"/>
+          <w:left w:color="000000" w:space="0" w:sz="6" w:val="single"/>
+          <w:bottom w:color="000000" w:space="0" w:sz="6" w:val="single"/>
+          <w:right w:color="000000" w:space="0" w:sz="6" w:val="single"/>
+          <w:insideH w:color="000000" w:space="0" w:sz="6" w:val="single"/>
+          <w:insideV w:color="000000" w:space="0" w:sz="6" w:val="single"/>
         </w:tblBorders>
         <w:tblCellMar>
-          <w:top w:type="dxa" w:w="57"/>
-          <w:left w:type="dxa" w:w="108"/>
-          <w:bottom w:type="dxa" w:w="57"/>
-          <w:right w:type="dxa" w:w="108"/>
+          <w:top w:w="57" w:type="dxa"/>
+          <w:left w:w="108" w:type="dxa"/>
+          <w:bottom w:w="57" w:type="dxa"/>
+          <w:right w:w="108" w:type="dxa"/>
         </w:tblCellMar>
       </w:tblPr>
       <w:tblGrid>
@@ -7634,14 +7634,14 @@
         </w:trPr>
         <w:tc>
           <w:tcPr>
-            <w:shd w:color="auto" w:val="clear" w:fill="E8E8E8"/>
+            <w:shd w:color="auto" w:fill="E8E8E8" w:val="clear"/>
           </w:tcPr>
           <w:p>
             <w:pPr>
               <w:pStyle w:val="Compact"/>
               <w:jc w:val="left"/>
-              <w:ind w:left="0" w:right="0" w:firstLine="0"/>
-              <w:spacing w:lineRule="auto" w:line="240" w:before="40" w:after="40"/>
+              <w:ind w:left="0" w:firstLine="0" w:right="0"/>
+              <w:spacing w:before="40" w:line="240" w:lineRule="auto" w:after="40"/>
             </w:pPr>
             <w:r>
               <w:rPr>
@@ -7653,14 +7653,14 @@
         </w:tc>
         <w:tc>
           <w:tcPr>
-            <w:shd w:color="auto" w:val="clear" w:fill="E8E8E8"/>
+            <w:shd w:color="auto" w:fill="E8E8E8" w:val="clear"/>
           </w:tcPr>
           <w:p>
             <w:pPr>
               <w:pStyle w:val="Compact"/>
               <w:jc w:val="left"/>
-              <w:ind w:left="0" w:right="0" w:firstLine="0"/>
-              <w:spacing w:lineRule="auto" w:line="240" w:before="40" w:after="40"/>
+              <w:ind w:left="0" w:firstLine="0" w:right="0"/>
+              <w:spacing w:before="40" w:line="240" w:lineRule="auto" w:after="40"/>
             </w:pPr>
             <w:r>
               <w:rPr>
@@ -7672,14 +7672,14 @@
         </w:tc>
         <w:tc>
           <w:tcPr>
-            <w:shd w:color="auto" w:val="clear" w:fill="E8E8E8"/>
+            <w:shd w:color="auto" w:fill="E8E8E8" w:val="clear"/>
           </w:tcPr>
           <w:p>
             <w:pPr>
               <w:pStyle w:val="Compact"/>
               <w:jc w:val="left"/>
-              <w:ind w:left="0" w:right="0" w:firstLine="0"/>
-              <w:spacing w:lineRule="auto" w:line="240" w:before="40" w:after="40"/>
+              <w:ind w:left="0" w:firstLine="0" w:right="0"/>
+              <w:spacing w:before="40" w:line="240" w:lineRule="auto" w:after="40"/>
             </w:pPr>
             <w:r>
               <w:rPr>
@@ -7697,8 +7697,8 @@
             <w:pPr>
               <w:pStyle w:val="Compact"/>
               <w:jc w:val="left"/>
-              <w:ind w:left="0" w:right="0" w:firstLine="0"/>
-              <w:spacing w:lineRule="auto" w:line="240" w:before="40" w:after="40"/>
+              <w:ind w:left="0" w:firstLine="0" w:right="0"/>
+              <w:spacing w:before="40" w:line="240" w:lineRule="auto" w:after="40"/>
             </w:pPr>
             <w:r>
               <w:t xml:space="preserve">id</w:t>
@@ -7711,8 +7711,8 @@
             <w:pPr>
               <w:pStyle w:val="Compact"/>
               <w:jc w:val="left"/>
-              <w:ind w:left="0" w:right="0" w:firstLine="0"/>
-              <w:spacing w:lineRule="auto" w:line="240" w:before="40" w:after="40"/>
+              <w:ind w:left="0" w:firstLine="0" w:right="0"/>
+              <w:spacing w:before="40" w:line="240" w:lineRule="auto" w:after="40"/>
             </w:pPr>
             <w:r>
               <w:t xml:space="preserve">INTEGER PK</w:t>
@@ -7725,8 +7725,8 @@
             <w:pPr>
               <w:pStyle w:val="Compact"/>
               <w:jc w:val="left"/>
-              <w:ind w:left="0" w:right="0" w:firstLine="0"/>
-              <w:spacing w:lineRule="auto" w:line="240" w:before="40" w:after="40"/>
+              <w:ind w:left="0" w:firstLine="0" w:right="0"/>
+              <w:spacing w:before="40" w:line="240" w:lineRule="auto" w:after="40"/>
             </w:pPr>
             <w:r>
               <w:t xml:space="preserve">Auto-assigned internal key</w:t>
@@ -7741,8 +7741,8 @@
             <w:pPr>
               <w:pStyle w:val="Compact"/>
               <w:jc w:val="left"/>
-              <w:ind w:left="0" w:right="0" w:firstLine="0"/>
-              <w:spacing w:lineRule="auto" w:line="240" w:before="40" w:after="40"/>
+              <w:ind w:left="0" w:firstLine="0" w:right="0"/>
+              <w:spacing w:before="40" w:line="240" w:lineRule="auto" w:after="40"/>
             </w:pPr>
             <w:r>
               <w:t xml:space="preserve">content_sha</w:t>
@@ -7755,8 +7755,8 @@
             <w:pPr>
               <w:pStyle w:val="Compact"/>
               <w:jc w:val="left"/>
-              <w:ind w:left="0" w:right="0" w:firstLine="0"/>
-              <w:spacing w:lineRule="auto" w:line="240" w:before="40" w:after="40"/>
+              <w:ind w:left="0" w:firstLine="0" w:right="0"/>
+              <w:spacing w:before="40" w:line="240" w:lineRule="auto" w:after="40"/>
             </w:pPr>
             <w:r>
               <w:t xml:space="preserve">TEXT</w:t>
@@ -7769,8 +7769,8 @@
             <w:pPr>
               <w:pStyle w:val="Compact"/>
               <w:jc w:val="left"/>
-              <w:ind w:left="0" w:right="0" w:firstLine="0"/>
-              <w:spacing w:lineRule="auto" w:line="240" w:before="40" w:after="40"/>
+              <w:ind w:left="0" w:firstLine="0" w:right="0"/>
+              <w:spacing w:before="40" w:line="240" w:lineRule="auto" w:after="40"/>
             </w:pPr>
             <w:r>
               <w:t xml:space="preserve">SHA1 checksum for change detection</w:t>
@@ -7785,8 +7785,8 @@
             <w:pPr>
               <w:pStyle w:val="Compact"/>
               <w:jc w:val="left"/>
-              <w:ind w:left="0" w:right="0" w:firstLine="0"/>
-              <w:spacing w:lineRule="auto" w:line="240" w:before="40" w:after="40"/>
+              <w:ind w:left="0" w:firstLine="0" w:right="0"/>
+              <w:spacing w:before="40" w:line="240" w:lineRule="auto" w:after="40"/>
             </w:pPr>
             <w:r>
               <w:t xml:space="preserve">specification_ref</w:t>
@@ -7799,8 +7799,8 @@
             <w:pPr>
               <w:pStyle w:val="Compact"/>
               <w:jc w:val="left"/>
-              <w:ind w:left="0" w:right="0" w:firstLine="0"/>
-              <w:spacing w:lineRule="auto" w:line="240" w:before="40" w:after="40"/>
+              <w:ind w:left="0" w:firstLine="0" w:right="0"/>
+              <w:spacing w:before="40" w:line="240" w:lineRule="auto" w:after="40"/>
             </w:pPr>
             <w:r>
               <w:t xml:space="preserve">TEXT NOT NULL FK</w:t>
@@ -7813,8 +7813,8 @@
             <w:pPr>
               <w:pStyle w:val="Compact"/>
               <w:jc w:val="left"/>
-              <w:ind w:left="0" w:right="0" w:firstLine="0"/>
-              <w:spacing w:lineRule="auto" w:line="240" w:before="40" w:after="40"/>
+              <w:ind w:left="0" w:firstLine="0" w:right="0"/>
+              <w:spacing w:before="40" w:line="240" w:lineRule="auto" w:after="40"/>
             </w:pPr>
             <w:r>
               <w:t xml:space="preserve">Parent specification</w:t>
@@ -7829,8 +7829,8 @@
             <w:pPr>
               <w:pStyle w:val="Compact"/>
               <w:jc w:val="left"/>
-              <w:ind w:left="0" w:right="0" w:firstLine="0"/>
-              <w:spacing w:lineRule="auto" w:line="240" w:before="40" w:after="40"/>
+              <w:ind w:left="0" w:firstLine="0" w:right="0"/>
+              <w:spacing w:before="40" w:line="240" w:lineRule="auto" w:after="40"/>
             </w:pPr>
             <w:r>
               <w:t xml:space="preserve">view_type_ref</w:t>
@@ -7843,8 +7843,8 @@
             <w:pPr>
               <w:pStyle w:val="Compact"/>
               <w:jc w:val="left"/>
-              <w:ind w:left="0" w:right="0" w:firstLine="0"/>
-              <w:spacing w:lineRule="auto" w:line="240" w:before="40" w:after="40"/>
+              <w:ind w:left="0" w:firstLine="0" w:right="0"/>
+              <w:spacing w:before="40" w:line="240" w:lineRule="auto" w:after="40"/>
             </w:pPr>
             <w:r>
               <w:t xml:space="preserve">TEXT NOT NULL FK</w:t>
@@ -7857,8 +7857,8 @@
             <w:pPr>
               <w:pStyle w:val="Compact"/>
               <w:jc w:val="left"/>
-              <w:ind w:left="0" w:right="0" w:firstLine="0"/>
-              <w:spacing w:lineRule="auto" w:line="240" w:before="40" w:after="40"/>
+              <w:ind w:left="0" w:firstLine="0" w:right="0"/>
+              <w:spacing w:before="40" w:line="240" w:lineRule="auto" w:after="40"/>
             </w:pPr>
             <w:r>
               <w:t xml:space="preserve">View type</w:t>
@@ -7873,8 +7873,8 @@
             <w:pPr>
               <w:pStyle w:val="Compact"/>
               <w:jc w:val="left"/>
-              <w:ind w:left="0" w:right="0" w:firstLine="0"/>
-              <w:spacing w:lineRule="auto" w:line="240" w:before="40" w:after="40"/>
+              <w:ind w:left="0" w:firstLine="0" w:right="0"/>
+              <w:spacing w:before="40" w:line="240" w:lineRule="auto" w:after="40"/>
             </w:pPr>
             <w:r>
               <w:t xml:space="preserve">from_file</w:t>
@@ -7887,8 +7887,8 @@
             <w:pPr>
               <w:pStyle w:val="Compact"/>
               <w:jc w:val="left"/>
-              <w:ind w:left="0" w:right="0" w:firstLine="0"/>
-              <w:spacing w:lineRule="auto" w:line="240" w:before="40" w:after="40"/>
+              <w:ind w:left="0" w:firstLine="0" w:right="0"/>
+              <w:spacing w:before="40" w:line="240" w:lineRule="auto" w:after="40"/>
             </w:pPr>
             <w:r>
               <w:t xml:space="preserve">TEXT NOT NULL</w:t>
@@ -7901,8 +7901,8 @@
             <w:pPr>
               <w:pStyle w:val="Compact"/>
               <w:jc w:val="left"/>
-              <w:ind w:left="0" w:right="0" w:firstLine="0"/>
-              <w:spacing w:lineRule="auto" w:line="240" w:before="40" w:after="40"/>
+              <w:ind w:left="0" w:firstLine="0" w:right="0"/>
+              <w:spacing w:before="40" w:line="240" w:lineRule="auto" w:after="40"/>
             </w:pPr>
             <w:r>
               <w:t xml:space="preserve">Source file path</w:t>
@@ -7917,8 +7917,8 @@
             <w:pPr>
               <w:pStyle w:val="Compact"/>
               <w:jc w:val="left"/>
-              <w:ind w:left="0" w:right="0" w:firstLine="0"/>
-              <w:spacing w:lineRule="auto" w:line="240" w:before="40" w:after="40"/>
+              <w:ind w:left="0" w:firstLine="0" w:right="0"/>
+              <w:spacing w:before="40" w:line="240" w:lineRule="auto" w:after="40"/>
             </w:pPr>
             <w:r>
               <w:t xml:space="preserve">file_seq</w:t>
@@ -7931,8 +7931,8 @@
             <w:pPr>
               <w:pStyle w:val="Compact"/>
               <w:jc w:val="left"/>
-              <w:ind w:left="0" w:right="0" w:firstLine="0"/>
-              <w:spacing w:lineRule="auto" w:line="240" w:before="40" w:after="40"/>
+              <w:ind w:left="0" w:firstLine="0" w:right="0"/>
+              <w:spacing w:before="40" w:line="240" w:lineRule="auto" w:after="40"/>
             </w:pPr>
             <w:r>
               <w:t xml:space="preserve">INTEGER NOT NULL</w:t>
@@ -7945,8 +7945,8 @@
             <w:pPr>
               <w:pStyle w:val="Compact"/>
               <w:jc w:val="left"/>
-              <w:ind w:left="0" w:right="0" w:firstLine="0"/>
-              <w:spacing w:lineRule="auto" w:line="240" w:before="40" w:after="40"/>
+              <w:ind w:left="0" w:firstLine="0" w:right="0"/>
+              <w:spacing w:before="40" w:line="240" w:lineRule="auto" w:after="40"/>
             </w:pPr>
             <w:r>
               <w:t xml:space="preserve">Sequence within file</w:t>
@@ -7961,8 +7961,8 @@
             <w:pPr>
               <w:pStyle w:val="Compact"/>
               <w:jc w:val="left"/>
-              <w:ind w:left="0" w:right="0" w:firstLine="0"/>
-              <w:spacing w:lineRule="auto" w:line="240" w:before="40" w:after="40"/>
+              <w:ind w:left="0" w:firstLine="0" w:right="0"/>
+              <w:spacing w:before="40" w:line="240" w:lineRule="auto" w:after="40"/>
             </w:pPr>
             <w:r>
               <w:t xml:space="preserve">start_line</w:t>
@@ -7975,8 +7975,8 @@
             <w:pPr>
               <w:pStyle w:val="Compact"/>
               <w:jc w:val="left"/>
-              <w:ind w:left="0" w:right="0" w:firstLine="0"/>
-              <w:spacing w:lineRule="auto" w:line="240" w:before="40" w:after="40"/>
+              <w:ind w:left="0" w:firstLine="0" w:right="0"/>
+              <w:spacing w:before="40" w:line="240" w:lineRule="auto" w:after="40"/>
             </w:pPr>
             <w:r>
               <w:t xml:space="preserve">INTEGER</w:t>
@@ -7989,8 +7989,8 @@
             <w:pPr>
               <w:pStyle w:val="Compact"/>
               <w:jc w:val="left"/>
-              <w:ind w:left="0" w:right="0" w:firstLine="0"/>
-              <w:spacing w:lineRule="auto" w:line="240" w:before="40" w:after="40"/>
+              <w:ind w:left="0" w:firstLine="0" w:right="0"/>
+              <w:spacing w:before="40" w:line="240" w:lineRule="auto" w:after="40"/>
             </w:pPr>
             <w:r>
               <w:t xml:space="preserve">Start line in source</w:t>
@@ -8005,8 +8005,8 @@
             <w:pPr>
               <w:pStyle w:val="Compact"/>
               <w:jc w:val="left"/>
-              <w:ind w:left="0" w:right="0" w:firstLine="0"/>
-              <w:spacing w:lineRule="auto" w:line="240" w:before="40" w:after="40"/>
+              <w:ind w:left="0" w:firstLine="0" w:right="0"/>
+              <w:spacing w:before="40" w:line="240" w:lineRule="auto" w:after="40"/>
             </w:pPr>
             <w:r>
               <w:t xml:space="preserve">raw_ast</w:t>
@@ -8019,8 +8019,8 @@
             <w:pPr>
               <w:pStyle w:val="Compact"/>
               <w:jc w:val="left"/>
-              <w:ind w:left="0" w:right="0" w:firstLine="0"/>
-              <w:spacing w:lineRule="auto" w:line="240" w:before="40" w:after="40"/>
+              <w:ind w:left="0" w:firstLine="0" w:right="0"/>
+              <w:spacing w:before="40" w:line="240" w:lineRule="auto" w:after="40"/>
             </w:pPr>
             <w:r>
               <w:t xml:space="preserve">JSON</w:t>
@@ -8033,8 +8033,8 @@
             <w:pPr>
               <w:pStyle w:val="Compact"/>
               <w:jc w:val="left"/>
-              <w:ind w:left="0" w:right="0" w:firstLine="0"/>
-              <w:spacing w:lineRule="auto" w:line="240" w:before="40" w:after="40"/>
+              <w:ind w:left="0" w:firstLine="0" w:right="0"/>
+              <w:spacing w:before="40" w:line="240" w:lineRule="auto" w:after="40"/>
             </w:pPr>
             <w:r>
               <w:t xml:space="preserve">Original Pandoc AST</w:t>
@@ -8049,8 +8049,8 @@
             <w:pPr>
               <w:pStyle w:val="Compact"/>
               <w:jc w:val="left"/>
-              <w:ind w:left="0" w:right="0" w:firstLine="0"/>
-              <w:spacing w:lineRule="auto" w:line="240" w:before="40" w:after="40"/>
+              <w:ind w:left="0" w:firstLine="0" w:right="0"/>
+              <w:spacing w:before="40" w:line="240" w:lineRule="auto" w:after="40"/>
             </w:pPr>
             <w:r>
               <w:t xml:space="preserve">resolved_ast</w:t>
@@ -8063,8 +8063,8 @@
             <w:pPr>
               <w:pStyle w:val="Compact"/>
               <w:jc w:val="left"/>
-              <w:ind w:left="0" w:right="0" w:firstLine="0"/>
-              <w:spacing w:lineRule="auto" w:line="240" w:before="40" w:after="40"/>
+              <w:ind w:left="0" w:firstLine="0" w:right="0"/>
+              <w:spacing w:before="40" w:line="240" w:lineRule="auto" w:after="40"/>
             </w:pPr>
             <w:r>
               <w:t xml:space="preserve">JSON</w:t>
@@ -8077,8 +8077,8 @@
             <w:pPr>
               <w:pStyle w:val="Compact"/>
               <w:jc w:val="left"/>
-              <w:ind w:left="0" w:right="0" w:firstLine="0"/>
-              <w:spacing w:lineRule="auto" w:line="240" w:before="40" w:after="40"/>
+              <w:ind w:left="0" w:firstLine="0" w:right="0"/>
+              <w:spacing w:before="40" w:line="240" w:lineRule="auto" w:after="40"/>
             </w:pPr>
             <w:r>
               <w:t xml:space="preserve">Materialized view as Pandoc AST</w:t>
@@ -8093,8 +8093,8 @@
             <w:pPr>
               <w:pStyle w:val="Compact"/>
               <w:jc w:val="left"/>
-              <w:ind w:left="0" w:right="0" w:firstLine="0"/>
-              <w:spacing w:lineRule="auto" w:line="240" w:before="40" w:after="40"/>
+              <w:ind w:left="0" w:firstLine="0" w:right="0"/>
+              <w:spacing w:before="40" w:line="240" w:lineRule="auto" w:after="40"/>
             </w:pPr>
             <w:r>
               <w:t xml:space="preserve">resolved_data</w:t>
@@ -8107,8 +8107,8 @@
             <w:pPr>
               <w:pStyle w:val="Compact"/>
               <w:jc w:val="left"/>
-              <w:ind w:left="0" w:right="0" w:firstLine="0"/>
-              <w:spacing w:lineRule="auto" w:line="240" w:before="40" w:after="40"/>
+              <w:ind w:left="0" w:firstLine="0" w:right="0"/>
+              <w:spacing w:before="40" w:line="240" w:lineRule="auto" w:after="40"/>
             </w:pPr>
             <w:r>
               <w:t xml:space="preserve">JSON</w:t>
@@ -8121,8 +8121,8 @@
             <w:pPr>
               <w:pStyle w:val="Compact"/>
               <w:jc w:val="left"/>
-              <w:ind w:left="0" w:right="0" w:firstLine="0"/>
-              <w:spacing w:lineRule="auto" w:line="240" w:before="40" w:after="40"/>
+              <w:ind w:left="0" w:firstLine="0" w:right="0"/>
+              <w:spacing w:before="40" w:line="240" w:lineRule="auto" w:after="40"/>
             </w:pPr>
             <w:r>
               <w:t xml:space="preserve">Pre-computed view data</w:t>
@@ -8155,12 +8155,12 @@
     </w:p>
     <w:p>
       <w:pPr>
-        <w:spacing w:before="0" w:after="0" w:line="20" w:lineRule="exact"/>
+        <w:spacing w:before="0" w:after="0" w:lineRule="exact" w:line="20"/>
         <w:rPr>
           <w:sz w:val="2"/>
         </w:rPr>
       </w:pPr>
-      <w:bookmarkStart w:id="58030" w:name="csv-tbl-attributes"/>
+      <w:bookmarkStart w:name="csv-tbl-attributes" w:id="58030"/>
       <w:bookmarkEnd w:id="58030"/>
     </w:p>
     <w:p>
@@ -8197,18 +8197,18 @@
         <w:tblLook w:firstRow="1" w:lastRow="0" w:firstColumn="0" w:lastColumn="0" w:noHBand="0" w:noVBand="0" w:val="0020"/>
         <w:jc w:val="start"/>
         <w:tblBorders>
-          <w:top w:color="000000" w:space="0" w:val="single" w:sz="6"/>
-          <w:left w:color="000000" w:space="0" w:val="single" w:sz="6"/>
-          <w:bottom w:color="000000" w:space="0" w:val="single" w:sz="6"/>
-          <w:right w:color="000000" w:space="0" w:val="single" w:sz="6"/>
-          <w:insideH w:color="000000" w:space="0" w:val="single" w:sz="6"/>
-          <w:insideV w:color="000000" w:space="0" w:val="single" w:sz="6"/>
+          <w:top w:color="000000" w:space="0" w:sz="6" w:val="single"/>
+          <w:left w:color="000000" w:space="0" w:sz="6" w:val="single"/>
+          <w:bottom w:color="000000" w:space="0" w:sz="6" w:val="single"/>
+          <w:right w:color="000000" w:space="0" w:sz="6" w:val="single"/>
+          <w:insideH w:color="000000" w:space="0" w:sz="6" w:val="single"/>
+          <w:insideV w:color="000000" w:space="0" w:sz="6" w:val="single"/>
         </w:tblBorders>
         <w:tblCellMar>
-          <w:top w:type="dxa" w:w="57"/>
-          <w:left w:type="dxa" w:w="108"/>
-          <w:bottom w:type="dxa" w:w="57"/>
-          <w:right w:type="dxa" w:w="108"/>
+          <w:top w:w="57" w:type="dxa"/>
+          <w:left w:w="108" w:type="dxa"/>
+          <w:bottom w:w="57" w:type="dxa"/>
+          <w:right w:w="108" w:type="dxa"/>
         </w:tblCellMar>
       </w:tblPr>
       <w:tblGrid>
@@ -8222,14 +8222,14 @@
         </w:trPr>
         <w:tc>
           <w:tcPr>
-            <w:shd w:color="auto" w:val="clear" w:fill="E8E8E8"/>
+            <w:shd w:color="auto" w:fill="E8E8E8" w:val="clear"/>
           </w:tcPr>
           <w:p>
             <w:pPr>
               <w:pStyle w:val="Compact"/>
               <w:jc w:val="left"/>
-              <w:ind w:left="0" w:right="0" w:firstLine="0"/>
-              <w:spacing w:lineRule="auto" w:line="240" w:before="40" w:after="40"/>
+              <w:ind w:left="0" w:firstLine="0" w:right="0"/>
+              <w:spacing w:before="40" w:line="240" w:lineRule="auto" w:after="40"/>
             </w:pPr>
             <w:r>
               <w:rPr>
@@ -8241,14 +8241,14 @@
         </w:tc>
         <w:tc>
           <w:tcPr>
-            <w:shd w:color="auto" w:val="clear" w:fill="E8E8E8"/>
+            <w:shd w:color="auto" w:fill="E8E8E8" w:val="clear"/>
           </w:tcPr>
           <w:p>
             <w:pPr>
               <w:pStyle w:val="Compact"/>
               <w:jc w:val="left"/>
-              <w:ind w:left="0" w:right="0" w:firstLine="0"/>
-              <w:spacing w:lineRule="auto" w:line="240" w:before="40" w:after="40"/>
+              <w:ind w:left="0" w:firstLine="0" w:right="0"/>
+              <w:spacing w:before="40" w:line="240" w:lineRule="auto" w:after="40"/>
             </w:pPr>
             <w:r>
               <w:rPr>
@@ -8260,14 +8260,14 @@
         </w:tc>
         <w:tc>
           <w:tcPr>
-            <w:shd w:color="auto" w:val="clear" w:fill="E8E8E8"/>
+            <w:shd w:color="auto" w:fill="E8E8E8" w:val="clear"/>
           </w:tcPr>
           <w:p>
             <w:pPr>
               <w:pStyle w:val="Compact"/>
               <w:jc w:val="left"/>
-              <w:ind w:left="0" w:right="0" w:firstLine="0"/>
-              <w:spacing w:lineRule="auto" w:line="240" w:before="40" w:after="40"/>
+              <w:ind w:left="0" w:firstLine="0" w:right="0"/>
+              <w:spacing w:before="40" w:line="240" w:lineRule="auto" w:after="40"/>
             </w:pPr>
             <w:r>
               <w:rPr>
@@ -8285,8 +8285,8 @@
             <w:pPr>
               <w:pStyle w:val="Compact"/>
               <w:jc w:val="left"/>
-              <w:ind w:left="0" w:right="0" w:firstLine="0"/>
-              <w:spacing w:lineRule="auto" w:line="240" w:before="40" w:after="40"/>
+              <w:ind w:left="0" w:firstLine="0" w:right="0"/>
+              <w:spacing w:before="40" w:line="240" w:lineRule="auto" w:after="40"/>
             </w:pPr>
             <w:r>
               <w:t xml:space="preserve">id</w:t>
@@ -8299,8 +8299,8 @@
             <w:pPr>
               <w:pStyle w:val="Compact"/>
               <w:jc w:val="left"/>
-              <w:ind w:left="0" w:right="0" w:firstLine="0"/>
-              <w:spacing w:lineRule="auto" w:line="240" w:before="40" w:after="40"/>
+              <w:ind w:left="0" w:firstLine="0" w:right="0"/>
+              <w:spacing w:before="40" w:line="240" w:lineRule="auto" w:after="40"/>
             </w:pPr>
             <w:r>
               <w:t xml:space="preserve">INTEGER PK</w:t>
@@ -8313,8 +8313,8 @@
             <w:pPr>
               <w:pStyle w:val="Compact"/>
               <w:jc w:val="left"/>
-              <w:ind w:left="0" w:right="0" w:firstLine="0"/>
-              <w:spacing w:lineRule="auto" w:line="240" w:before="40" w:after="40"/>
+              <w:ind w:left="0" w:firstLine="0" w:right="0"/>
+              <w:spacing w:before="40" w:line="240" w:lineRule="auto" w:after="40"/>
             </w:pPr>
             <w:r>
               <w:t xml:space="preserve">Auto-assigned internal key</w:t>
@@ -8329,8 +8329,8 @@
             <w:pPr>
               <w:pStyle w:val="Compact"/>
               <w:jc w:val="left"/>
-              <w:ind w:left="0" w:right="0" w:firstLine="0"/>
-              <w:spacing w:lineRule="auto" w:line="240" w:before="40" w:after="40"/>
+              <w:ind w:left="0" w:firstLine="0" w:right="0"/>
+              <w:spacing w:before="40" w:line="240" w:lineRule="auto" w:after="40"/>
             </w:pPr>
             <w:r>
               <w:t xml:space="preserve">content_sha</w:t>
@@ -8343,8 +8343,8 @@
             <w:pPr>
               <w:pStyle w:val="Compact"/>
               <w:jc w:val="left"/>
-              <w:ind w:left="0" w:right="0" w:firstLine="0"/>
-              <w:spacing w:lineRule="auto" w:line="240" w:before="40" w:after="40"/>
+              <w:ind w:left="0" w:firstLine="0" w:right="0"/>
+              <w:spacing w:before="40" w:line="240" w:lineRule="auto" w:after="40"/>
             </w:pPr>
             <w:r>
               <w:t xml:space="preserve">TEXT</w:t>
@@ -8357,8 +8357,8 @@
             <w:pPr>
               <w:pStyle w:val="Compact"/>
               <w:jc w:val="left"/>
-              <w:ind w:left="0" w:right="0" w:firstLine="0"/>
-              <w:spacing w:lineRule="auto" w:line="240" w:before="40" w:after="40"/>
+              <w:ind w:left="0" w:firstLine="0" w:right="0"/>
+              <w:spacing w:before="40" w:line="240" w:lineRule="auto" w:after="40"/>
             </w:pPr>
             <w:r>
               <w:t xml:space="preserve">SHA1 checksum for change detection</w:t>
@@ -8373,8 +8373,8 @@
             <w:pPr>
               <w:pStyle w:val="Compact"/>
               <w:jc w:val="left"/>
-              <w:ind w:left="0" w:right="0" w:firstLine="0"/>
-              <w:spacing w:lineRule="auto" w:line="240" w:before="40" w:after="40"/>
+              <w:ind w:left="0" w:firstLine="0" w:right="0"/>
+              <w:spacing w:before="40" w:line="240" w:lineRule="auto" w:after="40"/>
             </w:pPr>
             <w:r>
               <w:t xml:space="preserve">specification_ref</w:t>
@@ -8387,8 +8387,8 @@
             <w:pPr>
               <w:pStyle w:val="Compact"/>
               <w:jc w:val="left"/>
-              <w:ind w:left="0" w:right="0" w:firstLine="0"/>
-              <w:spacing w:lineRule="auto" w:line="240" w:before="40" w:after="40"/>
+              <w:ind w:left="0" w:firstLine="0" w:right="0"/>
+              <w:spacing w:before="40" w:line="240" w:lineRule="auto" w:after="40"/>
             </w:pPr>
             <w:r>
               <w:t xml:space="preserve">TEXT NOT NULL FK</w:t>
@@ -8401,8 +8401,8 @@
             <w:pPr>
               <w:pStyle w:val="Compact"/>
               <w:jc w:val="left"/>
-              <w:ind w:left="0" w:right="0" w:firstLine="0"/>
-              <w:spacing w:lineRule="auto" w:line="240" w:before="40" w:after="40"/>
+              <w:ind w:left="0" w:firstLine="0" w:right="0"/>
+              <w:spacing w:before="40" w:line="240" w:lineRule="auto" w:after="40"/>
             </w:pPr>
             <w:r>
               <w:t xml:space="preserve">Parent specification</w:t>
@@ -8417,8 +8417,8 @@
             <w:pPr>
               <w:pStyle w:val="Compact"/>
               <w:jc w:val="left"/>
-              <w:ind w:left="0" w:right="0" w:firstLine="0"/>
-              <w:spacing w:lineRule="auto" w:line="240" w:before="40" w:after="40"/>
+              <w:ind w:left="0" w:firstLine="0" w:right="0"/>
+              <w:spacing w:before="40" w:line="240" w:lineRule="auto" w:after="40"/>
             </w:pPr>
             <w:r>
               <w:t xml:space="preserve">owner_object_id</w:t>
@@ -8431,8 +8431,8 @@
             <w:pPr>
               <w:pStyle w:val="Compact"/>
               <w:jc w:val="left"/>
-              <w:ind w:left="0" w:right="0" w:firstLine="0"/>
-              <w:spacing w:lineRule="auto" w:line="240" w:before="40" w:after="40"/>
+              <w:ind w:left="0" w:firstLine="0" w:right="0"/>
+              <w:spacing w:before="40" w:line="240" w:lineRule="auto" w:after="40"/>
             </w:pPr>
             <w:r>
               <w:t xml:space="preserve">INTEGER FK</w:t>
@@ -8445,8 +8445,8 @@
             <w:pPr>
               <w:pStyle w:val="Compact"/>
               <w:jc w:val="left"/>
-              <w:ind w:left="0" w:right="0" w:firstLine="0"/>
-              <w:spacing w:lineRule="auto" w:line="240" w:before="40" w:after="40"/>
+              <w:ind w:left="0" w:firstLine="0" w:right="0"/>
+              <w:spacing w:before="40" w:line="240" w:lineRule="auto" w:after="40"/>
             </w:pPr>
             <w:r>
               <w:t xml:space="preserve">Owner spec object (NULL if float)</w:t>
@@ -8461,8 +8461,8 @@
             <w:pPr>
               <w:pStyle w:val="Compact"/>
               <w:jc w:val="left"/>
-              <w:ind w:left="0" w:right="0" w:firstLine="0"/>
-              <w:spacing w:lineRule="auto" w:line="240" w:before="40" w:after="40"/>
+              <w:ind w:left="0" w:firstLine="0" w:right="0"/>
+              <w:spacing w:before="40" w:line="240" w:lineRule="auto" w:after="40"/>
             </w:pPr>
             <w:r>
               <w:t xml:space="preserve">owner_float_id</w:t>
@@ -8475,8 +8475,8 @@
             <w:pPr>
               <w:pStyle w:val="Compact"/>
               <w:jc w:val="left"/>
-              <w:ind w:left="0" w:right="0" w:firstLine="0"/>
-              <w:spacing w:lineRule="auto" w:line="240" w:before="40" w:after="40"/>
+              <w:ind w:left="0" w:firstLine="0" w:right="0"/>
+              <w:spacing w:before="40" w:line="240" w:lineRule="auto" w:after="40"/>
             </w:pPr>
             <w:r>
               <w:t xml:space="preserve">INTEGER FK</w:t>
@@ -8489,8 +8489,8 @@
             <w:pPr>
               <w:pStyle w:val="Compact"/>
               <w:jc w:val="left"/>
-              <w:ind w:left="0" w:right="0" w:firstLine="0"/>
-              <w:spacing w:lineRule="auto" w:line="240" w:before="40" w:after="40"/>
+              <w:ind w:left="0" w:firstLine="0" w:right="0"/>
+              <w:spacing w:before="40" w:line="240" w:lineRule="auto" w:after="40"/>
             </w:pPr>
             <w:r>
               <w:t xml:space="preserve">Owner spec float (NULL if object)</w:t>
@@ -8505,8 +8505,8 @@
             <w:pPr>
               <w:pStyle w:val="Compact"/>
               <w:jc w:val="left"/>
-              <w:ind w:left="0" w:right="0" w:firstLine="0"/>
-              <w:spacing w:lineRule="auto" w:line="240" w:before="40" w:after="40"/>
+              <w:ind w:left="0" w:firstLine="0" w:right="0"/>
+              <w:spacing w:before="40" w:line="240" w:lineRule="auto" w:after="40"/>
             </w:pPr>
             <w:r>
               <w:t xml:space="preserve">name</w:t>
@@ -8519,8 +8519,8 @@
             <w:pPr>
               <w:pStyle w:val="Compact"/>
               <w:jc w:val="left"/>
-              <w:ind w:left="0" w:right="0" w:firstLine="0"/>
-              <w:spacing w:lineRule="auto" w:line="240" w:before="40" w:after="40"/>
+              <w:ind w:left="0" w:firstLine="0" w:right="0"/>
+              <w:spacing w:before="40" w:line="240" w:lineRule="auto" w:after="40"/>
             </w:pPr>
             <w:r>
               <w:t xml:space="preserve">TEXT NOT NULL</w:t>
@@ -8533,8 +8533,8 @@
             <w:pPr>
               <w:pStyle w:val="Compact"/>
               <w:jc w:val="left"/>
-              <w:ind w:left="0" w:right="0" w:firstLine="0"/>
-              <w:spacing w:lineRule="auto" w:line="240" w:before="40" w:after="40"/>
+              <w:ind w:left="0" w:firstLine="0" w:right="0"/>
+              <w:spacing w:before="40" w:line="240" w:lineRule="auto" w:after="40"/>
             </w:pPr>
             <w:r>
               <w:t xml:space="preserve">Attribute name</w:t>
@@ -8549,8 +8549,8 @@
             <w:pPr>
               <w:pStyle w:val="Compact"/>
               <w:jc w:val="left"/>
-              <w:ind w:left="0" w:right="0" w:firstLine="0"/>
-              <w:spacing w:lineRule="auto" w:line="240" w:before="40" w:after="40"/>
+              <w:ind w:left="0" w:firstLine="0" w:right="0"/>
+              <w:spacing w:before="40" w:line="240" w:lineRule="auto" w:after="40"/>
             </w:pPr>
             <w:r>
               <w:t xml:space="preserve">raw_value</w:t>
@@ -8563,8 +8563,8 @@
             <w:pPr>
               <w:pStyle w:val="Compact"/>
               <w:jc w:val="left"/>
-              <w:ind w:left="0" w:right="0" w:firstLine="0"/>
-              <w:spacing w:lineRule="auto" w:line="240" w:before="40" w:after="40"/>
+              <w:ind w:left="0" w:firstLine="0" w:right="0"/>
+              <w:spacing w:before="40" w:line="240" w:lineRule="auto" w:after="40"/>
             </w:pPr>
             <w:r>
               <w:t xml:space="preserve">TEXT</w:t>
@@ -8577,8 +8577,8 @@
             <w:pPr>
               <w:pStyle w:val="Compact"/>
               <w:jc w:val="left"/>
-              <w:ind w:left="0" w:right="0" w:firstLine="0"/>
-              <w:spacing w:lineRule="auto" w:line="240" w:before="40" w:after="40"/>
+              <w:ind w:left="0" w:firstLine="0" w:right="0"/>
+              <w:spacing w:before="40" w:line="240" w:lineRule="auto" w:after="40"/>
             </w:pPr>
             <w:r>
               <w:t xml:space="preserve">Original value (before type casting)</w:t>
@@ -8593,8 +8593,8 @@
             <w:pPr>
               <w:pStyle w:val="Compact"/>
               <w:jc w:val="left"/>
-              <w:ind w:left="0" w:right="0" w:firstLine="0"/>
-              <w:spacing w:lineRule="auto" w:line="240" w:before="40" w:after="40"/>
+              <w:ind w:left="0" w:firstLine="0" w:right="0"/>
+              <w:spacing w:before="40" w:line="240" w:lineRule="auto" w:after="40"/>
             </w:pPr>
             <w:r>
               <w:t xml:space="preserve">string_value</w:t>
@@ -8607,8 +8607,8 @@
             <w:pPr>
               <w:pStyle w:val="Compact"/>
               <w:jc w:val="left"/>
-              <w:ind w:left="0" w:right="0" w:firstLine="0"/>
-              <w:spacing w:lineRule="auto" w:line="240" w:before="40" w:after="40"/>
+              <w:ind w:left="0" w:firstLine="0" w:right="0"/>
+              <w:spacing w:before="40" w:line="240" w:lineRule="auto" w:after="40"/>
             </w:pPr>
             <w:r>
               <w:t xml:space="preserve">TEXT</w:t>
@@ -8621,8 +8621,8 @@
             <w:pPr>
               <w:pStyle w:val="Compact"/>
               <w:jc w:val="left"/>
-              <w:ind w:left="0" w:right="0" w:firstLine="0"/>
-              <w:spacing w:lineRule="auto" w:line="240" w:before="40" w:after="40"/>
+              <w:ind w:left="0" w:firstLine="0" w:right="0"/>
+              <w:spacing w:before="40" w:line="240" w:lineRule="auto" w:after="40"/>
             </w:pPr>
             <w:r>
               <w:t xml:space="preserve">For STRING datatype</w:t>
@@ -8637,8 +8637,8 @@
             <w:pPr>
               <w:pStyle w:val="Compact"/>
               <w:jc w:val="left"/>
-              <w:ind w:left="0" w:right="0" w:firstLine="0"/>
-              <w:spacing w:lineRule="auto" w:line="240" w:before="40" w:after="40"/>
+              <w:ind w:left="0" w:firstLine="0" w:right="0"/>
+              <w:spacing w:before="40" w:line="240" w:lineRule="auto" w:after="40"/>
             </w:pPr>
             <w:r>
               <w:t xml:space="preserve">int_value</w:t>
@@ -8651,8 +8651,8 @@
             <w:pPr>
               <w:pStyle w:val="Compact"/>
               <w:jc w:val="left"/>
-              <w:ind w:left="0" w:right="0" w:firstLine="0"/>
-              <w:spacing w:lineRule="auto" w:line="240" w:before="40" w:after="40"/>
+              <w:ind w:left="0" w:firstLine="0" w:right="0"/>
+              <w:spacing w:before="40" w:line="240" w:lineRule="auto" w:after="40"/>
             </w:pPr>
             <w:r>
               <w:t xml:space="preserve">INTEGER</w:t>
@@ -8665,8 +8665,8 @@
             <w:pPr>
               <w:pStyle w:val="Compact"/>
               <w:jc w:val="left"/>
-              <w:ind w:left="0" w:right="0" w:firstLine="0"/>
-              <w:spacing w:lineRule="auto" w:line="240" w:before="40" w:after="40"/>
+              <w:ind w:left="0" w:firstLine="0" w:right="0"/>
+              <w:spacing w:before="40" w:line="240" w:lineRule="auto" w:after="40"/>
             </w:pPr>
             <w:r>
               <w:t xml:space="preserve">For INTEGER datatype</w:t>
@@ -8681,8 +8681,8 @@
             <w:pPr>
               <w:pStyle w:val="Compact"/>
               <w:jc w:val="left"/>
-              <w:ind w:left="0" w:right="0" w:firstLine="0"/>
-              <w:spacing w:lineRule="auto" w:line="240" w:before="40" w:after="40"/>
+              <w:ind w:left="0" w:firstLine="0" w:right="0"/>
+              <w:spacing w:before="40" w:line="240" w:lineRule="auto" w:after="40"/>
             </w:pPr>
             <w:r>
               <w:t xml:space="preserve">real_value</w:t>
@@ -8695,8 +8695,8 @@
             <w:pPr>
               <w:pStyle w:val="Compact"/>
               <w:jc w:val="left"/>
-              <w:ind w:left="0" w:right="0" w:firstLine="0"/>
-              <w:spacing w:lineRule="auto" w:line="240" w:before="40" w:after="40"/>
+              <w:ind w:left="0" w:firstLine="0" w:right="0"/>
+              <w:spacing w:before="40" w:line="240" w:lineRule="auto" w:after="40"/>
             </w:pPr>
             <w:r>
               <w:t xml:space="preserve">REAL</w:t>
@@ -8709,8 +8709,8 @@
             <w:pPr>
               <w:pStyle w:val="Compact"/>
               <w:jc w:val="left"/>
-              <w:ind w:left="0" w:right="0" w:firstLine="0"/>
-              <w:spacing w:lineRule="auto" w:line="240" w:before="40" w:after="40"/>
+              <w:ind w:left="0" w:firstLine="0" w:right="0"/>
+              <w:spacing w:before="40" w:line="240" w:lineRule="auto" w:after="40"/>
             </w:pPr>
             <w:r>
               <w:t xml:space="preserve">For REAL datatype</w:t>
@@ -8725,8 +8725,8 @@
             <w:pPr>
               <w:pStyle w:val="Compact"/>
               <w:jc w:val="left"/>
-              <w:ind w:left="0" w:right="0" w:firstLine="0"/>
-              <w:spacing w:lineRule="auto" w:line="240" w:before="40" w:after="40"/>
+              <w:ind w:left="0" w:firstLine="0" w:right="0"/>
+              <w:spacing w:before="40" w:line="240" w:lineRule="auto" w:after="40"/>
             </w:pPr>
             <w:r>
               <w:t xml:space="preserve">bool_value</w:t>
@@ -8739,8 +8739,8 @@
             <w:pPr>
               <w:pStyle w:val="Compact"/>
               <w:jc w:val="left"/>
-              <w:ind w:left="0" w:right="0" w:firstLine="0"/>
-              <w:spacing w:lineRule="auto" w:line="240" w:before="40" w:after="40"/>
+              <w:ind w:left="0" w:firstLine="0" w:right="0"/>
+              <w:spacing w:before="40" w:line="240" w:lineRule="auto" w:after="40"/>
             </w:pPr>
             <w:r>
               <w:t xml:space="preserve">INTEGER</w:t>
@@ -8753,8 +8753,8 @@
             <w:pPr>
               <w:pStyle w:val="Compact"/>
               <w:jc w:val="left"/>
-              <w:ind w:left="0" w:right="0" w:firstLine="0"/>
-              <w:spacing w:lineRule="auto" w:line="240" w:before="40" w:after="40"/>
+              <w:ind w:left="0" w:firstLine="0" w:right="0"/>
+              <w:spacing w:before="40" w:line="240" w:lineRule="auto" w:after="40"/>
             </w:pPr>
             <w:r>
               <w:t xml:space="preserve">For BOOLEAN datatype (0/1)</w:t>
@@ -8769,8 +8769,8 @@
             <w:pPr>
               <w:pStyle w:val="Compact"/>
               <w:jc w:val="left"/>
-              <w:ind w:left="0" w:right="0" w:firstLine="0"/>
-              <w:spacing w:lineRule="auto" w:line="240" w:before="40" w:after="40"/>
+              <w:ind w:left="0" w:firstLine="0" w:right="0"/>
+              <w:spacing w:before="40" w:line="240" w:lineRule="auto" w:after="40"/>
             </w:pPr>
             <w:r>
               <w:t xml:space="preserve">date_value</w:t>
@@ -8783,8 +8783,8 @@
             <w:pPr>
               <w:pStyle w:val="Compact"/>
               <w:jc w:val="left"/>
-              <w:ind w:left="0" w:right="0" w:firstLine="0"/>
-              <w:spacing w:lineRule="auto" w:line="240" w:before="40" w:after="40"/>
+              <w:ind w:left="0" w:firstLine="0" w:right="0"/>
+              <w:spacing w:before="40" w:line="240" w:lineRule="auto" w:after="40"/>
             </w:pPr>
             <w:r>
               <w:t xml:space="preserve">TEXT</w:t>
@@ -8797,8 +8797,8 @@
             <w:pPr>
               <w:pStyle w:val="Compact"/>
               <w:jc w:val="left"/>
-              <w:ind w:left="0" w:right="0" w:firstLine="0"/>
-              <w:spacing w:lineRule="auto" w:line="240" w:before="40" w:after="40"/>
+              <w:ind w:left="0" w:firstLine="0" w:right="0"/>
+              <w:spacing w:before="40" w:line="240" w:lineRule="auto" w:after="40"/>
             </w:pPr>
             <w:r>
               <w:t xml:space="preserve">For DATE datatype (YYYY-MM-DD)</w:t>
@@ -8813,8 +8813,8 @@
             <w:pPr>
               <w:pStyle w:val="Compact"/>
               <w:jc w:val="left"/>
-              <w:ind w:left="0" w:right="0" w:firstLine="0"/>
-              <w:spacing w:lineRule="auto" w:line="240" w:before="40" w:after="40"/>
+              <w:ind w:left="0" w:firstLine="0" w:right="0"/>
+              <w:spacing w:before="40" w:line="240" w:lineRule="auto" w:after="40"/>
             </w:pPr>
             <w:r>
               <w:t xml:space="preserve">enum_ref</w:t>
@@ -8827,8 +8827,8 @@
             <w:pPr>
               <w:pStyle w:val="Compact"/>
               <w:jc w:val="left"/>
-              <w:ind w:left="0" w:right="0" w:firstLine="0"/>
-              <w:spacing w:lineRule="auto" w:line="240" w:before="40" w:after="40"/>
+              <w:ind w:left="0" w:firstLine="0" w:right="0"/>
+              <w:spacing w:before="40" w:line="240" w:lineRule="auto" w:after="40"/>
             </w:pPr>
             <w:r>
               <w:t xml:space="preserve">TEXT FK</w:t>
@@ -8841,8 +8841,8 @@
             <w:pPr>
               <w:pStyle w:val="Compact"/>
               <w:jc w:val="left"/>
-              <w:ind w:left="0" w:right="0" w:firstLine="0"/>
-              <w:spacing w:lineRule="auto" w:line="240" w:before="40" w:after="40"/>
+              <w:ind w:left="0" w:firstLine="0" w:right="0"/>
+              <w:spacing w:before="40" w:line="240" w:lineRule="auto" w:after="40"/>
             </w:pPr>
             <w:r>
               <w:t xml:space="preserve">For ENUM datatype (FK to enum_values)</w:t>
@@ -8857,8 +8857,8 @@
             <w:pPr>
               <w:pStyle w:val="Compact"/>
               <w:jc w:val="left"/>
-              <w:ind w:left="0" w:right="0" w:firstLine="0"/>
-              <w:spacing w:lineRule="auto" w:line="240" w:before="40" w:after="40"/>
+              <w:ind w:left="0" w:firstLine="0" w:right="0"/>
+              <w:spacing w:before="40" w:line="240" w:lineRule="auto" w:after="40"/>
             </w:pPr>
             <w:r>
               <w:t xml:space="preserve">ast</w:t>
@@ -8871,8 +8871,8 @@
             <w:pPr>
               <w:pStyle w:val="Compact"/>
               <w:jc w:val="left"/>
-              <w:ind w:left="0" w:right="0" w:firstLine="0"/>
-              <w:spacing w:lineRule="auto" w:line="240" w:before="40" w:after="40"/>
+              <w:ind w:left="0" w:firstLine="0" w:right="0"/>
+              <w:spacing w:before="40" w:line="240" w:lineRule="auto" w:after="40"/>
             </w:pPr>
             <w:r>
               <w:t xml:space="preserve">JSON</w:t>
@@ -8885,8 +8885,8 @@
             <w:pPr>
               <w:pStyle w:val="Compact"/>
               <w:jc w:val="left"/>
-              <w:ind w:left="0" w:right="0" w:firstLine="0"/>
-              <w:spacing w:lineRule="auto" w:line="240" w:before="40" w:after="40"/>
+              <w:ind w:left="0" w:firstLine="0" w:right="0"/>
+              <w:spacing w:before="40" w:line="240" w:lineRule="auto" w:after="40"/>
             </w:pPr>
             <w:r>
               <w:t xml:space="preserve">For XHTML datatype (Pandoc AST)</w:t>
@@ -8901,8 +8901,8 @@
             <w:pPr>
               <w:pStyle w:val="Compact"/>
               <w:jc w:val="left"/>
-              <w:ind w:left="0" w:right="0" w:firstLine="0"/>
-              <w:spacing w:lineRule="auto" w:line="240" w:before="40" w:after="40"/>
+              <w:ind w:left="0" w:firstLine="0" w:right="0"/>
+              <w:spacing w:before="40" w:line="240" w:lineRule="auto" w:after="40"/>
             </w:pPr>
             <w:r>
               <w:t xml:space="preserve">datatype</w:t>
@@ -8915,8 +8915,8 @@
             <w:pPr>
               <w:pStyle w:val="Compact"/>
               <w:jc w:val="left"/>
-              <w:ind w:left="0" w:right="0" w:firstLine="0"/>
-              <w:spacing w:lineRule="auto" w:line="240" w:before="40" w:after="40"/>
+              <w:ind w:left="0" w:firstLine="0" w:right="0"/>
+              <w:spacing w:before="40" w:line="240" w:lineRule="auto" w:after="40"/>
             </w:pPr>
             <w:r>
               <w:t xml:space="preserve">TEXT NOT NULL</w:t>
@@ -8929,8 +8929,8 @@
             <w:pPr>
               <w:pStyle w:val="Compact"/>
               <w:jc w:val="left"/>
-              <w:ind w:left="0" w:right="0" w:firstLine="0"/>
-              <w:spacing w:lineRule="auto" w:line="240" w:before="40" w:after="40"/>
+              <w:ind w:left="0" w:firstLine="0" w:right="0"/>
+              <w:spacing w:before="40" w:line="240" w:lineRule="auto" w:after="40"/>
             </w:pPr>
             <w:r>
               <w:t xml:space="preserve">Actual datatype used</w:t>
@@ -9745,17 +9745,17 @@
 </file>
 
 <file path=word/footer1.xml><?xml version="1.0" encoding="utf-8"?>
-<w:ftr xmlns:w="http://schemas.openxmlformats.org/wordprocessingml/2006/main" xmlns:r="http://schemas.openxmlformats.org/officeDocument/2006/relationships">
+<w:ftr xmlns:r="http://schemas.openxmlformats.org/officeDocument/2006/relationships" xmlns:w="http://schemas.openxmlformats.org/wordprocessingml/2006/main">
   <w:tbl>
     <w:tblPr>
-      <w:tblW w:type="pct" w:w="5000"/>
+      <w:tblW w:w="5000" w:type="pct"/>
       <w:tblBorders>
-        <w:top w:color="CCCCCC" w:space="1" w:val="single" w:sz="4"/>
-        <w:bottom w:color="auto" w:space="0" w:val="none" w:sz="0"/>
-        <w:left w:color="auto" w:space="0" w:val="none" w:sz="0"/>
-        <w:right w:color="auto" w:space="0" w:val="none" w:sz="0"/>
-        <w:insideH w:color="auto" w:space="0" w:val="none" w:sz="0"/>
-        <w:insideV w:color="auto" w:space="0" w:val="none" w:sz="0"/>
+        <w:top w:color="CCCCCC" w:space="1" w:sz="4" w:val="single"/>
+        <w:bottom w:color="auto" w:space="0" w:sz="0" w:val="none"/>
+        <w:left w:color="auto" w:space="0" w:sz="0" w:val="none"/>
+        <w:right w:color="auto" w:space="0" w:sz="0" w:val="none"/>
+        <w:insideH w:color="auto" w:space="0" w:sz="0" w:val="none"/>
+        <w:insideV w:color="auto" w:space="0" w:sz="0" w:val="none"/>
       </w:tblBorders>
       <w:tblLayout w:type="fixed"/>
     </w:tblPr>
@@ -9767,7 +9767,7 @@
     <w:tr>
       <w:tc>
         <w:tcPr>
-          <w:tcW w:type="pct" w:w="1667"/>
+          <w:tcW w:w="1667" w:type="pct"/>
         </w:tcPr>
         <w:p>
           <w:pPr>
@@ -9781,7 +9781,7 @@
       </w:tc>
       <w:tc>
         <w:tcPr>
-          <w:tcW w:type="pct" w:w="1667"/>
+          <w:tcW w:w="1667" w:type="pct"/>
         </w:tcPr>
         <w:p>
           <w:pPr>
@@ -9795,7 +9795,7 @@
       </w:tc>
       <w:tc>
         <w:tcPr>
-          <w:tcW w:type="pct" w:w="1667"/>
+          <w:tcW w:w="1667" w:type="pct"/>
         </w:tcPr>
         <w:p>
           <w:pPr>
@@ -9871,7 +9871,7 @@
 </file>
 
 <file path=word/header1.xml><?xml version="1.0" encoding="utf-8"?>
-<w:hdr xmlns:w="http://schemas.openxmlformats.org/wordprocessingml/2006/main" xmlns:r="http://schemas.openxmlformats.org/officeDocument/2006/relationships">
+<w:hdr xmlns:r="http://schemas.openxmlformats.org/officeDocument/2006/relationships" xmlns:w="http://schemas.openxmlformats.org/wordprocessingml/2006/main">
   <w:p>
     <w:pPr>
       <w:pStyle w:val="Header"/>
@@ -9881,7 +9881,7 @@
 </file>
 
 <file path=word/header2.xml><?xml version="1.0" encoding="utf-8"?>
-<w:hdr xmlns:w="http://schemas.openxmlformats.org/wordprocessingml/2006/main" xmlns:r="http://schemas.openxmlformats.org/officeDocument/2006/relationships">
+<w:hdr xmlns:r="http://schemas.openxmlformats.org/officeDocument/2006/relationships" xmlns:w="http://schemas.openxmlformats.org/wordprocessingml/2006/main">
   <w:p>
     <w:pPr>
       <w:pStyle w:val="Header"/>
@@ -9924,7 +9924,7 @@
       <w:lvlText w:val="%1"/>
       <w:lvlJc w:val="left"/>
       <w:pPr>
-        <w:ind w:hanging="0" w:left="0"/>
+        <w:ind w:left="0" w:hanging="0"/>
       </w:pPr>
     </w:lvl>
     <w:lvl w:ilvl="1">
@@ -9936,7 +9936,7 @@
       <w:lvlText w:val="%1.%2"/>
       <w:lvlJc w:val="left"/>
       <w:pPr>
-        <w:ind w:hanging="0" w:left="0"/>
+        <w:ind w:left="0" w:hanging="0"/>
       </w:pPr>
     </w:lvl>
     <w:lvl w:ilvl="2">
@@ -9948,7 +9948,7 @@
       <w:lvlText w:val="%1.%2.%3"/>
       <w:lvlJc w:val="left"/>
       <w:pPr>
-        <w:ind w:hanging="0" w:left="0"/>
+        <w:ind w:left="0" w:hanging="0"/>
       </w:pPr>
     </w:lvl>
     <w:lvl w:ilvl="3">
@@ -9960,7 +9960,7 @@
       <w:lvlText w:val="%1.%2.%3.%4"/>
       <w:lvlJc w:val="left"/>
       <w:pPr>
-        <w:ind w:hanging="0" w:left="0"/>
+        <w:ind w:left="0" w:hanging="0"/>
       </w:pPr>
     </w:lvl>
     <w:lvl w:ilvl="4">
@@ -9972,7 +9972,7 @@
       <w:lvlText w:val="%1.%2.%3.%4.%5"/>
       <w:lvlJc w:val="left"/>
       <w:pPr>
-        <w:ind w:hanging="0" w:left="0"/>
+        <w:ind w:left="0" w:hanging="0"/>
       </w:pPr>
     </w:lvl>
   </w:abstractNum>
@@ -10985,18 +10985,18 @@
     <w:basedOn w:val="VerbatimChar"/>
     <w:rPr/>
   </w:style>
-  <w:style w:customStyle="1" w:type="paragraph" w:styleId="SpecObjectHeader">
+  <w:style w:type="paragraph" w:styleId="SpecObjectHeader" w:customStyle="1">
     <w:name w:val="Spec Object Header"/>
     <w:basedOn w:val="Normal"/>
     <w:next w:val="FirstParagraph"/>
     <w:qFormat/>
     <w:pPr>
       <w:keepNext/>
-      <w:spacing w:lineRule="auto" w:line="276" w:before="280" w:after="120"/>
+      <w:spacing w:before="280" w:line="276" w:lineRule="auto" w:after="120"/>
       <w:outlineLvl w:val="0"/>
     </w:pPr>
     <w:rPr>
-      <w:rFonts w:cs="Calibri Light" w:ascii="Calibri Light" w:hAnsi="Calibri Light"/>
+      <w:rFonts w:hAnsi="Calibri Light" w:cs="Calibri Light" w:ascii="Calibri Light"/>
       <w:b/>
       <w:bCs/>
       <w:color w:val="0F4C64"/>

--- a/specir/downloads/specir.docx
+++ b/specir/downloads/specir.docx
@@ -390,7 +390,7 @@
           <w:sz w:val="2"/>
         </w:rPr>
       </w:pPr>
-      <w:bookmarkStart w:name="csv-tbl-object-types" w:id="64546"/>
+      <w:bookmarkStart w:id="64546" w:name="csv-tbl-object-types"/>
       <w:bookmarkEnd w:id="64546"/>
     </w:p>
     <w:p>
@@ -427,12 +427,12 @@
         <w:tblLook w:firstRow="1" w:lastRow="0" w:firstColumn="0" w:lastColumn="0" w:noHBand="0" w:noVBand="0" w:val="0020"/>
         <w:jc w:val="start"/>
         <w:tblBorders>
-          <w:top w:color="000000" w:space="0" w:sz="6" w:val="single"/>
-          <w:left w:color="000000" w:space="0" w:sz="6" w:val="single"/>
-          <w:bottom w:color="000000" w:space="0" w:sz="6" w:val="single"/>
-          <w:right w:color="000000" w:space="0" w:sz="6" w:val="single"/>
-          <w:insideH w:color="000000" w:space="0" w:sz="6" w:val="single"/>
-          <w:insideV w:color="000000" w:space="0" w:sz="6" w:val="single"/>
+          <w:top w:space="0" w:sz="6" w:color="000000" w:val="single"/>
+          <w:left w:space="0" w:sz="6" w:color="000000" w:val="single"/>
+          <w:bottom w:space="0" w:sz="6" w:color="000000" w:val="single"/>
+          <w:right w:space="0" w:sz="6" w:color="000000" w:val="single"/>
+          <w:insideH w:space="0" w:sz="6" w:color="000000" w:val="single"/>
+          <w:insideV w:space="0" w:sz="6" w:color="000000" w:val="single"/>
         </w:tblBorders>
         <w:tblCellMar>
           <w:top w:w="57" w:type="dxa"/>
@@ -458,8 +458,8 @@
             <w:pPr>
               <w:pStyle w:val="Compact"/>
               <w:jc w:val="left"/>
-              <w:ind w:left="0" w:firstLine="0" w:right="0"/>
-              <w:spacing w:before="40" w:line="240" w:lineRule="auto" w:after="40"/>
+              <w:ind w:firstLine="0" w:left="0" w:right="0"/>
+              <w:spacing w:after="40" w:before="40" w:line="240" w:lineRule="auto"/>
             </w:pPr>
             <w:r>
               <w:rPr>
@@ -477,8 +477,8 @@
             <w:pPr>
               <w:pStyle w:val="Compact"/>
               <w:jc w:val="left"/>
-              <w:ind w:left="0" w:firstLine="0" w:right="0"/>
-              <w:spacing w:before="40" w:line="240" w:lineRule="auto" w:after="40"/>
+              <w:ind w:firstLine="0" w:left="0" w:right="0"/>
+              <w:spacing w:after="40" w:before="40" w:line="240" w:lineRule="auto"/>
             </w:pPr>
             <w:r>
               <w:rPr>
@@ -496,8 +496,8 @@
             <w:pPr>
               <w:pStyle w:val="Compact"/>
               <w:jc w:val="left"/>
-              <w:ind w:left="0" w:firstLine="0" w:right="0"/>
-              <w:spacing w:before="40" w:line="240" w:lineRule="auto" w:after="40"/>
+              <w:ind w:firstLine="0" w:left="0" w:right="0"/>
+              <w:spacing w:after="40" w:before="40" w:line="240" w:lineRule="auto"/>
             </w:pPr>
             <w:r>
               <w:rPr>
@@ -515,8 +515,8 @@
             <w:pPr>
               <w:pStyle w:val="Compact"/>
               <w:jc w:val="left"/>
-              <w:ind w:left="0" w:firstLine="0" w:right="0"/>
-              <w:spacing w:before="40" w:line="240" w:lineRule="auto" w:after="40"/>
+              <w:ind w:firstLine="0" w:left="0" w:right="0"/>
+              <w:spacing w:after="40" w:before="40" w:line="240" w:lineRule="auto"/>
             </w:pPr>
             <w:r>
               <w:t xml:space="preserve">identifier</w:t>
@@ -529,8 +529,8 @@
             <w:pPr>
               <w:pStyle w:val="Compact"/>
               <w:jc w:val="left"/>
-              <w:ind w:left="0" w:firstLine="0" w:right="0"/>
-              <w:spacing w:before="40" w:line="240" w:lineRule="auto" w:after="40"/>
+              <w:ind w:firstLine="0" w:left="0" w:right="0"/>
+              <w:spacing w:after="40" w:before="40" w:line="240" w:lineRule="auto"/>
             </w:pPr>
             <w:r>
               <w:t xml:space="preserve">TEXT PK</w:t>
@@ -543,8 +543,8 @@
             <w:pPr>
               <w:pStyle w:val="Compact"/>
               <w:jc w:val="left"/>
-              <w:ind w:left="0" w:firstLine="0" w:right="0"/>
-              <w:spacing w:before="40" w:line="240" w:lineRule="auto" w:after="40"/>
+              <w:ind w:firstLine="0" w:left="0" w:right="0"/>
+              <w:spacing w:after="40" w:before="40" w:line="240" w:lineRule="auto"/>
             </w:pPr>
             <w:r>
               <w:t xml:space="preserve">Unique type code (e.g. HLR)</w:t>
@@ -559,8 +559,8 @@
             <w:pPr>
               <w:pStyle w:val="Compact"/>
               <w:jc w:val="left"/>
-              <w:ind w:left="0" w:firstLine="0" w:right="0"/>
-              <w:spacing w:before="40" w:line="240" w:lineRule="auto" w:after="40"/>
+              <w:ind w:firstLine="0" w:left="0" w:right="0"/>
+              <w:spacing w:after="40" w:before="40" w:line="240" w:lineRule="auto"/>
             </w:pPr>
             <w:r>
               <w:t xml:space="preserve">long_name</w:t>
@@ -573,8 +573,8 @@
             <w:pPr>
               <w:pStyle w:val="Compact"/>
               <w:jc w:val="left"/>
-              <w:ind w:left="0" w:firstLine="0" w:right="0"/>
-              <w:spacing w:before="40" w:line="240" w:lineRule="auto" w:after="40"/>
+              <w:ind w:firstLine="0" w:left="0" w:right="0"/>
+              <w:spacing w:after="40" w:before="40" w:line="240" w:lineRule="auto"/>
             </w:pPr>
             <w:r>
               <w:t xml:space="preserve">TEXT NOT NULL UNIQUE</w:t>
@@ -587,8 +587,8 @@
             <w:pPr>
               <w:pStyle w:val="Compact"/>
               <w:jc w:val="left"/>
-              <w:ind w:left="0" w:firstLine="0" w:right="0"/>
-              <w:spacing w:before="40" w:line="240" w:lineRule="auto" w:after="40"/>
+              <w:ind w:firstLine="0" w:left="0" w:right="0"/>
+              <w:spacing w:after="40" w:before="40" w:line="240" w:lineRule="auto"/>
             </w:pPr>
             <w:r>
               <w:t xml:space="preserve">Human-readable name</w:t>
@@ -603,8 +603,8 @@
             <w:pPr>
               <w:pStyle w:val="Compact"/>
               <w:jc w:val="left"/>
-              <w:ind w:left="0" w:firstLine="0" w:right="0"/>
-              <w:spacing w:before="40" w:line="240" w:lineRule="auto" w:after="40"/>
+              <w:ind w:firstLine="0" w:left="0" w:right="0"/>
+              <w:spacing w:after="40" w:before="40" w:line="240" w:lineRule="auto"/>
             </w:pPr>
             <w:r>
               <w:t xml:space="preserve">description</w:t>
@@ -617,8 +617,8 @@
             <w:pPr>
               <w:pStyle w:val="Compact"/>
               <w:jc w:val="left"/>
-              <w:ind w:left="0" w:firstLine="0" w:right="0"/>
-              <w:spacing w:before="40" w:line="240" w:lineRule="auto" w:after="40"/>
+              <w:ind w:firstLine="0" w:left="0" w:right="0"/>
+              <w:spacing w:after="40" w:before="40" w:line="240" w:lineRule="auto"/>
             </w:pPr>
             <w:r>
               <w:t xml:space="preserve">TEXT</w:t>
@@ -631,8 +631,8 @@
             <w:pPr>
               <w:pStyle w:val="Compact"/>
               <w:jc w:val="left"/>
-              <w:ind w:left="0" w:firstLine="0" w:right="0"/>
-              <w:spacing w:before="40" w:line="240" w:lineRule="auto" w:after="40"/>
+              <w:ind w:firstLine="0" w:left="0" w:right="0"/>
+              <w:spacing w:after="40" w:before="40" w:line="240" w:lineRule="auto"/>
             </w:pPr>
             <w:r>
               <w:t xml:space="preserve">Documentation</w:t>
@@ -647,8 +647,8 @@
             <w:pPr>
               <w:pStyle w:val="Compact"/>
               <w:jc w:val="left"/>
-              <w:ind w:left="0" w:firstLine="0" w:right="0"/>
-              <w:spacing w:before="40" w:line="240" w:lineRule="auto" w:after="40"/>
+              <w:ind w:firstLine="0" w:left="0" w:right="0"/>
+              <w:spacing w:after="40" w:before="40" w:line="240" w:lineRule="auto"/>
             </w:pPr>
             <w:r>
               <w:t xml:space="preserve">extends</w:t>
@@ -661,8 +661,8 @@
             <w:pPr>
               <w:pStyle w:val="Compact"/>
               <w:jc w:val="left"/>
-              <w:ind w:left="0" w:firstLine="0" w:right="0"/>
-              <w:spacing w:before="40" w:line="240" w:lineRule="auto" w:after="40"/>
+              <w:ind w:firstLine="0" w:left="0" w:right="0"/>
+              <w:spacing w:after="40" w:before="40" w:line="240" w:lineRule="auto"/>
             </w:pPr>
             <w:r>
               <w:t xml:space="preserve">TEXT</w:t>
@@ -675,8 +675,8 @@
             <w:pPr>
               <w:pStyle w:val="Compact"/>
               <w:jc w:val="left"/>
-              <w:ind w:left="0" w:firstLine="0" w:right="0"/>
-              <w:spacing w:before="40" w:line="240" w:lineRule="auto" w:after="40"/>
+              <w:ind w:firstLine="0" w:left="0" w:right="0"/>
+              <w:spacing w:after="40" w:before="40" w:line="240" w:lineRule="auto"/>
             </w:pPr>
             <w:r>
               <w:t xml:space="preserve">Parent type for inheritance</w:t>
@@ -691,8 +691,8 @@
             <w:pPr>
               <w:pStyle w:val="Compact"/>
               <w:jc w:val="left"/>
-              <w:ind w:left="0" w:firstLine="0" w:right="0"/>
-              <w:spacing w:before="40" w:line="240" w:lineRule="auto" w:after="40"/>
+              <w:ind w:firstLine="0" w:left="0" w:right="0"/>
+              <w:spacing w:after="40" w:before="40" w:line="240" w:lineRule="auto"/>
             </w:pPr>
             <w:r>
               <w:t xml:space="preserve">is_composite</w:t>
@@ -705,8 +705,8 @@
             <w:pPr>
               <w:pStyle w:val="Compact"/>
               <w:jc w:val="left"/>
-              <w:ind w:left="0" w:firstLine="0" w:right="0"/>
-              <w:spacing w:before="40" w:line="240" w:lineRule="auto" w:after="40"/>
+              <w:ind w:firstLine="0" w:left="0" w:right="0"/>
+              <w:spacing w:after="40" w:before="40" w:line="240" w:lineRule="auto"/>
             </w:pPr>
             <w:r>
               <w:t xml:space="preserve">INTEGER DEFAULT 0</w:t>
@@ -719,8 +719,8 @@
             <w:pPr>
               <w:pStyle w:val="Compact"/>
               <w:jc w:val="left"/>
-              <w:ind w:left="0" w:firstLine="0" w:right="0"/>
-              <w:spacing w:before="40" w:line="240" w:lineRule="auto" w:after="40"/>
+              <w:ind w:firstLine="0" w:left="0" w:right="0"/>
+              <w:spacing w:after="40" w:before="40" w:line="240" w:lineRule="auto"/>
             </w:pPr>
             <w:r>
               <w:t xml:space="preserve">1 = container type (e.g. SECTION)</w:t>
@@ -735,8 +735,8 @@
             <w:pPr>
               <w:pStyle w:val="Compact"/>
               <w:jc w:val="left"/>
-              <w:ind w:left="0" w:firstLine="0" w:right="0"/>
-              <w:spacing w:before="40" w:line="240" w:lineRule="auto" w:after="40"/>
+              <w:ind w:firstLine="0" w:left="0" w:right="0"/>
+              <w:spacing w:after="40" w:before="40" w:line="240" w:lineRule="auto"/>
             </w:pPr>
             <w:r>
               <w:t xml:space="preserve">is_required</w:t>
@@ -749,8 +749,8 @@
             <w:pPr>
               <w:pStyle w:val="Compact"/>
               <w:jc w:val="left"/>
-              <w:ind w:left="0" w:firstLine="0" w:right="0"/>
-              <w:spacing w:before="40" w:line="240" w:lineRule="auto" w:after="40"/>
+              <w:ind w:firstLine="0" w:left="0" w:right="0"/>
+              <w:spacing w:after="40" w:before="40" w:line="240" w:lineRule="auto"/>
             </w:pPr>
             <w:r>
               <w:t xml:space="preserve">INTEGER DEFAULT 0</w:t>
@@ -763,8 +763,8 @@
             <w:pPr>
               <w:pStyle w:val="Compact"/>
               <w:jc w:val="left"/>
-              <w:ind w:left="0" w:firstLine="0" w:right="0"/>
-              <w:spacing w:before="40" w:line="240" w:lineRule="auto" w:after="40"/>
+              <w:ind w:firstLine="0" w:left="0" w:right="0"/>
+              <w:spacing w:after="40" w:before="40" w:line="240" w:lineRule="auto"/>
             </w:pPr>
             <w:r>
               <w:t xml:space="preserve">1 = every spec must have at least one</w:t>
@@ -779,8 +779,8 @@
             <w:pPr>
               <w:pStyle w:val="Compact"/>
               <w:jc w:val="left"/>
-              <w:ind w:left="0" w:firstLine="0" w:right="0"/>
-              <w:spacing w:before="40" w:line="240" w:lineRule="auto" w:after="40"/>
+              <w:ind w:firstLine="0" w:left="0" w:right="0"/>
+              <w:spacing w:after="40" w:before="40" w:line="240" w:lineRule="auto"/>
             </w:pPr>
             <w:r>
               <w:t xml:space="preserve">is_default</w:t>
@@ -793,8 +793,8 @@
             <w:pPr>
               <w:pStyle w:val="Compact"/>
               <w:jc w:val="left"/>
-              <w:ind w:left="0" w:firstLine="0" w:right="0"/>
-              <w:spacing w:before="40" w:line="240" w:lineRule="auto" w:after="40"/>
+              <w:ind w:firstLine="0" w:left="0" w:right="0"/>
+              <w:spacing w:after="40" w:before="40" w:line="240" w:lineRule="auto"/>
             </w:pPr>
             <w:r>
               <w:t xml:space="preserve">INTEGER DEFAULT 0</w:t>
@@ -807,8 +807,8 @@
             <w:pPr>
               <w:pStyle w:val="Compact"/>
               <w:jc w:val="left"/>
-              <w:ind w:left="0" w:firstLine="0" w:right="0"/>
-              <w:spacing w:before="40" w:line="240" w:lineRule="auto" w:after="40"/>
+              <w:ind w:firstLine="0" w:left="0" w:right="0"/>
+              <w:spacing w:after="40" w:before="40" w:line="240" w:lineRule="auto"/>
             </w:pPr>
             <w:r>
               <w:t xml:space="preserve">1 = used when header has no explicit type</w:t>
@@ -823,8 +823,8 @@
             <w:pPr>
               <w:pStyle w:val="Compact"/>
               <w:jc w:val="left"/>
-              <w:ind w:left="0" w:firstLine="0" w:right="0"/>
-              <w:spacing w:before="40" w:line="240" w:lineRule="auto" w:after="40"/>
+              <w:ind w:firstLine="0" w:left="0" w:right="0"/>
+              <w:spacing w:after="40" w:before="40" w:line="240" w:lineRule="auto"/>
             </w:pPr>
             <w:r>
               <w:t xml:space="preserve">pid_prefix</w:t>
@@ -837,8 +837,8 @@
             <w:pPr>
               <w:pStyle w:val="Compact"/>
               <w:jc w:val="left"/>
-              <w:ind w:left="0" w:firstLine="0" w:right="0"/>
-              <w:spacing w:before="40" w:line="240" w:lineRule="auto" w:after="40"/>
+              <w:ind w:firstLine="0" w:left="0" w:right="0"/>
+              <w:spacing w:after="40" w:before="40" w:line="240" w:lineRule="auto"/>
             </w:pPr>
             <w:r>
               <w:t xml:space="preserve">TEXT</w:t>
@@ -851,8 +851,8 @@
             <w:pPr>
               <w:pStyle w:val="Compact"/>
               <w:jc w:val="left"/>
-              <w:ind w:left="0" w:firstLine="0" w:right="0"/>
-              <w:spacing w:before="40" w:line="240" w:lineRule="auto" w:after="40"/>
+              <w:ind w:firstLine="0" w:left="0" w:right="0"/>
+              <w:spacing w:after="40" w:before="40" w:line="240" w:lineRule="auto"/>
             </w:pPr>
             <w:r>
               <w:t xml:space="preserve">Default PID prefix for auto-generation</w:t>
@@ -867,8 +867,8 @@
             <w:pPr>
               <w:pStyle w:val="Compact"/>
               <w:jc w:val="left"/>
-              <w:ind w:left="0" w:firstLine="0" w:right="0"/>
-              <w:spacing w:before="40" w:line="240" w:lineRule="auto" w:after="40"/>
+              <w:ind w:firstLine="0" w:left="0" w:right="0"/>
+              <w:spacing w:after="40" w:before="40" w:line="240" w:lineRule="auto"/>
             </w:pPr>
             <w:r>
               <w:t xml:space="preserve">pid_format</w:t>
@@ -881,8 +881,8 @@
             <w:pPr>
               <w:pStyle w:val="Compact"/>
               <w:jc w:val="left"/>
-              <w:ind w:left="0" w:firstLine="0" w:right="0"/>
-              <w:spacing w:before="40" w:line="240" w:lineRule="auto" w:after="40"/>
+              <w:ind w:firstLine="0" w:left="0" w:right="0"/>
+              <w:spacing w:after="40" w:before="40" w:line="240" w:lineRule="auto"/>
             </w:pPr>
             <w:r>
               <w:t xml:space="preserve">TEXT DEFAULT '%s-%03d'</w:t>
@@ -895,8 +895,8 @@
             <w:pPr>
               <w:pStyle w:val="Compact"/>
               <w:jc w:val="left"/>
-              <w:ind w:left="0" w:firstLine="0" w:right="0"/>
-              <w:spacing w:before="40" w:line="240" w:lineRule="auto" w:after="40"/>
+              <w:ind w:firstLine="0" w:left="0" w:right="0"/>
+              <w:spacing w:after="40" w:before="40" w:line="240" w:lineRule="auto"/>
             </w:pPr>
             <w:r>
               <w:t xml:space="preserve">Printf format for auto-generated PIDs</w:t>
@@ -911,8 +911,8 @@
             <w:pPr>
               <w:pStyle w:val="Compact"/>
               <w:jc w:val="left"/>
-              <w:ind w:left="0" w:firstLine="0" w:right="0"/>
-              <w:spacing w:before="40" w:line="240" w:lineRule="auto" w:after="40"/>
+              <w:ind w:firstLine="0" w:left="0" w:right="0"/>
+              <w:spacing w:after="40" w:before="40" w:line="240" w:lineRule="auto"/>
             </w:pPr>
             <w:r>
               <w:t xml:space="preserve">aliases</w:t>
@@ -925,8 +925,8 @@
             <w:pPr>
               <w:pStyle w:val="Compact"/>
               <w:jc w:val="left"/>
-              <w:ind w:left="0" w:firstLine="0" w:right="0"/>
-              <w:spacing w:before="40" w:line="240" w:lineRule="auto" w:after="40"/>
+              <w:ind w:firstLine="0" w:left="0" w:right="0"/>
+              <w:spacing w:after="40" w:before="40" w:line="240" w:lineRule="auto"/>
             </w:pPr>
             <w:r>
               <w:t xml:space="preserve">TEXT</w:t>
@@ -939,8 +939,8 @@
             <w:pPr>
               <w:pStyle w:val="Compact"/>
               <w:jc w:val="left"/>
-              <w:ind w:left="0" w:firstLine="0" w:right="0"/>
-              <w:spacing w:before="40" w:line="240" w:lineRule="auto" w:after="40"/>
+              <w:ind w:firstLine="0" w:left="0" w:right="0"/>
+              <w:spacing w:after="40" w:before="40" w:line="240" w:lineRule="auto"/>
             </w:pPr>
             <w:r>
               <w:t xml:space="preserve">Comma-wrapped aliases (e.g. ",hlr,req,")</w:t>
@@ -978,7 +978,7 @@
           <w:sz w:val="2"/>
         </w:rPr>
       </w:pPr>
-      <w:bookmarkStart w:name="csv-tbl-float-types" w:id="21619"/>
+      <w:bookmarkStart w:id="21619" w:name="csv-tbl-float-types"/>
       <w:bookmarkEnd w:id="21619"/>
     </w:p>
     <w:p>
@@ -1015,12 +1015,12 @@
         <w:tblLook w:firstRow="1" w:lastRow="0" w:firstColumn="0" w:lastColumn="0" w:noHBand="0" w:noVBand="0" w:val="0020"/>
         <w:jc w:val="start"/>
         <w:tblBorders>
-          <w:top w:color="000000" w:space="0" w:sz="6" w:val="single"/>
-          <w:left w:color="000000" w:space="0" w:sz="6" w:val="single"/>
-          <w:bottom w:color="000000" w:space="0" w:sz="6" w:val="single"/>
-          <w:right w:color="000000" w:space="0" w:sz="6" w:val="single"/>
-          <w:insideH w:color="000000" w:space="0" w:sz="6" w:val="single"/>
-          <w:insideV w:color="000000" w:space="0" w:sz="6" w:val="single"/>
+          <w:top w:space="0" w:sz="6" w:color="000000" w:val="single"/>
+          <w:left w:space="0" w:sz="6" w:color="000000" w:val="single"/>
+          <w:bottom w:space="0" w:sz="6" w:color="000000" w:val="single"/>
+          <w:right w:space="0" w:sz="6" w:color="000000" w:val="single"/>
+          <w:insideH w:space="0" w:sz="6" w:color="000000" w:val="single"/>
+          <w:insideV w:space="0" w:sz="6" w:color="000000" w:val="single"/>
         </w:tblBorders>
         <w:tblCellMar>
           <w:top w:w="57" w:type="dxa"/>
@@ -1046,8 +1046,8 @@
             <w:pPr>
               <w:pStyle w:val="Compact"/>
               <w:jc w:val="left"/>
-              <w:ind w:left="0" w:firstLine="0" w:right="0"/>
-              <w:spacing w:before="40" w:line="240" w:lineRule="auto" w:after="40"/>
+              <w:ind w:firstLine="0" w:left="0" w:right="0"/>
+              <w:spacing w:after="40" w:before="40" w:line="240" w:lineRule="auto"/>
             </w:pPr>
             <w:r>
               <w:rPr>
@@ -1065,8 +1065,8 @@
             <w:pPr>
               <w:pStyle w:val="Compact"/>
               <w:jc w:val="left"/>
-              <w:ind w:left="0" w:firstLine="0" w:right="0"/>
-              <w:spacing w:before="40" w:line="240" w:lineRule="auto" w:after="40"/>
+              <w:ind w:firstLine="0" w:left="0" w:right="0"/>
+              <w:spacing w:after="40" w:before="40" w:line="240" w:lineRule="auto"/>
             </w:pPr>
             <w:r>
               <w:rPr>
@@ -1084,8 +1084,8 @@
             <w:pPr>
               <w:pStyle w:val="Compact"/>
               <w:jc w:val="left"/>
-              <w:ind w:left="0" w:firstLine="0" w:right="0"/>
-              <w:spacing w:before="40" w:line="240" w:lineRule="auto" w:after="40"/>
+              <w:ind w:firstLine="0" w:left="0" w:right="0"/>
+              <w:spacing w:after="40" w:before="40" w:line="240" w:lineRule="auto"/>
             </w:pPr>
             <w:r>
               <w:rPr>
@@ -1103,8 +1103,8 @@
             <w:pPr>
               <w:pStyle w:val="Compact"/>
               <w:jc w:val="left"/>
-              <w:ind w:left="0" w:firstLine="0" w:right="0"/>
-              <w:spacing w:before="40" w:line="240" w:lineRule="auto" w:after="40"/>
+              <w:ind w:firstLine="0" w:left="0" w:right="0"/>
+              <w:spacing w:after="40" w:before="40" w:line="240" w:lineRule="auto"/>
             </w:pPr>
             <w:r>
               <w:t xml:space="preserve">identifier</w:t>
@@ -1117,8 +1117,8 @@
             <w:pPr>
               <w:pStyle w:val="Compact"/>
               <w:jc w:val="left"/>
-              <w:ind w:left="0" w:firstLine="0" w:right="0"/>
-              <w:spacing w:before="40" w:line="240" w:lineRule="auto" w:after="40"/>
+              <w:ind w:firstLine="0" w:left="0" w:right="0"/>
+              <w:spacing w:after="40" w:before="40" w:line="240" w:lineRule="auto"/>
             </w:pPr>
             <w:r>
               <w:t xml:space="preserve">TEXT PK</w:t>
@@ -1131,8 +1131,8 @@
             <w:pPr>
               <w:pStyle w:val="Compact"/>
               <w:jc w:val="left"/>
-              <w:ind w:left="0" w:firstLine="0" w:right="0"/>
-              <w:spacing w:before="40" w:line="240" w:lineRule="auto" w:after="40"/>
+              <w:ind w:firstLine="0" w:left="0" w:right="0"/>
+              <w:spacing w:after="40" w:before="40" w:line="240" w:lineRule="auto"/>
             </w:pPr>
             <w:r>
               <w:t xml:space="preserve">Unique type code (e.g. FIGURE)</w:t>
@@ -1147,8 +1147,8 @@
             <w:pPr>
               <w:pStyle w:val="Compact"/>
               <w:jc w:val="left"/>
-              <w:ind w:left="0" w:firstLine="0" w:right="0"/>
-              <w:spacing w:before="40" w:line="240" w:lineRule="auto" w:after="40"/>
+              <w:ind w:firstLine="0" w:left="0" w:right="0"/>
+              <w:spacing w:after="40" w:before="40" w:line="240" w:lineRule="auto"/>
             </w:pPr>
             <w:r>
               <w:t xml:space="preserve">long_name</w:t>
@@ -1161,8 +1161,8 @@
             <w:pPr>
               <w:pStyle w:val="Compact"/>
               <w:jc w:val="left"/>
-              <w:ind w:left="0" w:firstLine="0" w:right="0"/>
-              <w:spacing w:before="40" w:line="240" w:lineRule="auto" w:after="40"/>
+              <w:ind w:firstLine="0" w:left="0" w:right="0"/>
+              <w:spacing w:after="40" w:before="40" w:line="240" w:lineRule="auto"/>
             </w:pPr>
             <w:r>
               <w:t xml:space="preserve">TEXT NOT NULL UNIQUE</w:t>
@@ -1175,8 +1175,8 @@
             <w:pPr>
               <w:pStyle w:val="Compact"/>
               <w:jc w:val="left"/>
-              <w:ind w:left="0" w:firstLine="0" w:right="0"/>
-              <w:spacing w:before="40" w:line="240" w:lineRule="auto" w:after="40"/>
+              <w:ind w:firstLine="0" w:left="0" w:right="0"/>
+              <w:spacing w:after="40" w:before="40" w:line="240" w:lineRule="auto"/>
             </w:pPr>
             <w:r>
               <w:t xml:space="preserve">Human-readable name</w:t>
@@ -1191,8 +1191,8 @@
             <w:pPr>
               <w:pStyle w:val="Compact"/>
               <w:jc w:val="left"/>
-              <w:ind w:left="0" w:firstLine="0" w:right="0"/>
-              <w:spacing w:before="40" w:line="240" w:lineRule="auto" w:after="40"/>
+              <w:ind w:firstLine="0" w:left="0" w:right="0"/>
+              <w:spacing w:after="40" w:before="40" w:line="240" w:lineRule="auto"/>
             </w:pPr>
             <w:r>
               <w:t xml:space="preserve">description</w:t>
@@ -1205,8 +1205,8 @@
             <w:pPr>
               <w:pStyle w:val="Compact"/>
               <w:jc w:val="left"/>
-              <w:ind w:left="0" w:firstLine="0" w:right="0"/>
-              <w:spacing w:before="40" w:line="240" w:lineRule="auto" w:after="40"/>
+              <w:ind w:firstLine="0" w:left="0" w:right="0"/>
+              <w:spacing w:after="40" w:before="40" w:line="240" w:lineRule="auto"/>
             </w:pPr>
             <w:r>
               <w:t xml:space="preserve">TEXT</w:t>
@@ -1219,8 +1219,8 @@
             <w:pPr>
               <w:pStyle w:val="Compact"/>
               <w:jc w:val="left"/>
-              <w:ind w:left="0" w:firstLine="0" w:right="0"/>
-              <w:spacing w:before="40" w:line="240" w:lineRule="auto" w:after="40"/>
+              <w:ind w:firstLine="0" w:left="0" w:right="0"/>
+              <w:spacing w:after="40" w:before="40" w:line="240" w:lineRule="auto"/>
             </w:pPr>
             <w:r>
               <w:t xml:space="preserve">Documentation</w:t>
@@ -1235,8 +1235,8 @@
             <w:pPr>
               <w:pStyle w:val="Compact"/>
               <w:jc w:val="left"/>
-              <w:ind w:left="0" w:firstLine="0" w:right="0"/>
-              <w:spacing w:before="40" w:line="240" w:lineRule="auto" w:after="40"/>
+              <w:ind w:firstLine="0" w:left="0" w:right="0"/>
+              <w:spacing w:after="40" w:before="40" w:line="240" w:lineRule="auto"/>
             </w:pPr>
             <w:r>
               <w:t xml:space="preserve">caption_format</w:t>
@@ -1249,8 +1249,8 @@
             <w:pPr>
               <w:pStyle w:val="Compact"/>
               <w:jc w:val="left"/>
-              <w:ind w:left="0" w:firstLine="0" w:right="0"/>
-              <w:spacing w:before="40" w:line="240" w:lineRule="auto" w:after="40"/>
+              <w:ind w:firstLine="0" w:left="0" w:right="0"/>
+              <w:spacing w:after="40" w:before="40" w:line="240" w:lineRule="auto"/>
             </w:pPr>
             <w:r>
               <w:t xml:space="preserve">TEXT</w:t>
@@ -1263,8 +1263,8 @@
             <w:pPr>
               <w:pStyle w:val="Compact"/>
               <w:jc w:val="left"/>
-              <w:ind w:left="0" w:firstLine="0" w:right="0"/>
-              <w:spacing w:before="40" w:line="240" w:lineRule="auto" w:after="40"/>
+              <w:ind w:firstLine="0" w:left="0" w:right="0"/>
+              <w:spacing w:after="40" w:before="40" w:line="240" w:lineRule="auto"/>
             </w:pPr>
             <w:r>
               <w:t xml:space="preserve">Printf format for captions (e.g. Figure %d)</w:t>
@@ -1279,8 +1279,8 @@
             <w:pPr>
               <w:pStyle w:val="Compact"/>
               <w:jc w:val="left"/>
-              <w:ind w:left="0" w:firstLine="0" w:right="0"/>
-              <w:spacing w:before="40" w:line="240" w:lineRule="auto" w:after="40"/>
+              <w:ind w:firstLine="0" w:left="0" w:right="0"/>
+              <w:spacing w:after="40" w:before="40" w:line="240" w:lineRule="auto"/>
             </w:pPr>
             <w:r>
               <w:t xml:space="preserve">counter_group</w:t>
@@ -1293,8 +1293,8 @@
             <w:pPr>
               <w:pStyle w:val="Compact"/>
               <w:jc w:val="left"/>
-              <w:ind w:left="0" w:firstLine="0" w:right="0"/>
-              <w:spacing w:before="40" w:line="240" w:lineRule="auto" w:after="40"/>
+              <w:ind w:firstLine="0" w:left="0" w:right="0"/>
+              <w:spacing w:after="40" w:before="40" w:line="240" w:lineRule="auto"/>
             </w:pPr>
             <w:r>
               <w:t xml:space="preserve">TEXT</w:t>
@@ -1307,8 +1307,8 @@
             <w:pPr>
               <w:pStyle w:val="Compact"/>
               <w:jc w:val="left"/>
-              <w:ind w:left="0" w:firstLine="0" w:right="0"/>
-              <w:spacing w:before="40" w:line="240" w:lineRule="auto" w:after="40"/>
+              <w:ind w:firstLine="0" w:left="0" w:right="0"/>
+              <w:spacing w:after="40" w:before="40" w:line="240" w:lineRule="auto"/>
             </w:pPr>
             <w:r>
               <w:t xml:space="preserve">Shared numbering group</w:t>
@@ -1323,8 +1323,8 @@
             <w:pPr>
               <w:pStyle w:val="Compact"/>
               <w:jc w:val="left"/>
-              <w:ind w:left="0" w:firstLine="0" w:right="0"/>
-              <w:spacing w:before="40" w:line="240" w:lineRule="auto" w:after="40"/>
+              <w:ind w:firstLine="0" w:left="0" w:right="0"/>
+              <w:spacing w:after="40" w:before="40" w:line="240" w:lineRule="auto"/>
             </w:pPr>
             <w:r>
               <w:t xml:space="preserve">aliases</w:t>
@@ -1337,8 +1337,8 @@
             <w:pPr>
               <w:pStyle w:val="Compact"/>
               <w:jc w:val="left"/>
-              <w:ind w:left="0" w:firstLine="0" w:right="0"/>
-              <w:spacing w:before="40" w:line="240" w:lineRule="auto" w:after="40"/>
+              <w:ind w:firstLine="0" w:left="0" w:right="0"/>
+              <w:spacing w:after="40" w:before="40" w:line="240" w:lineRule="auto"/>
             </w:pPr>
             <w:r>
               <w:t xml:space="preserve">TEXT</w:t>
@@ -1351,8 +1351,8 @@
             <w:pPr>
               <w:pStyle w:val="Compact"/>
               <w:jc w:val="left"/>
-              <w:ind w:left="0" w:firstLine="0" w:right="0"/>
-              <w:spacing w:before="40" w:line="240" w:lineRule="auto" w:after="40"/>
+              <w:ind w:firstLine="0" w:left="0" w:right="0"/>
+              <w:spacing w:after="40" w:before="40" w:line="240" w:lineRule="auto"/>
             </w:pPr>
             <w:r>
               <w:t xml:space="preserve">Comma-wrapped aliases for syntax recognition</w:t>
@@ -1367,8 +1367,8 @@
             <w:pPr>
               <w:pStyle w:val="Compact"/>
               <w:jc w:val="left"/>
-              <w:ind w:left="0" w:firstLine="0" w:right="0"/>
-              <w:spacing w:before="40" w:line="240" w:lineRule="auto" w:after="40"/>
+              <w:ind w:firstLine="0" w:left="0" w:right="0"/>
+              <w:spacing w:after="40" w:before="40" w:line="240" w:lineRule="auto"/>
             </w:pPr>
             <w:r>
               <w:t xml:space="preserve">needs_external_render</w:t>
@@ -1381,8 +1381,8 @@
             <w:pPr>
               <w:pStyle w:val="Compact"/>
               <w:jc w:val="left"/>
-              <w:ind w:left="0" w:firstLine="0" w:right="0"/>
-              <w:spacing w:before="40" w:line="240" w:lineRule="auto" w:after="40"/>
+              <w:ind w:firstLine="0" w:left="0" w:right="0"/>
+              <w:spacing w:after="40" w:before="40" w:line="240" w:lineRule="auto"/>
             </w:pPr>
             <w:r>
               <w:t xml:space="preserve">INTEGER DEFAULT 0</w:t>
@@ -1395,8 +1395,8 @@
             <w:pPr>
               <w:pStyle w:val="Compact"/>
               <w:jc w:val="left"/>
-              <w:ind w:left="0" w:firstLine="0" w:right="0"/>
-              <w:spacing w:before="40" w:line="240" w:lineRule="auto" w:after="40"/>
+              <w:ind w:firstLine="0" w:left="0" w:right="0"/>
+              <w:spacing w:after="40" w:before="40" w:line="240" w:lineRule="auto"/>
             </w:pPr>
             <w:r>
               <w:t xml:space="preserve">1 = requires external tool</w:t>
@@ -1434,7 +1434,7 @@
           <w:sz w:val="2"/>
         </w:rPr>
       </w:pPr>
-      <w:bookmarkStart w:name="csv-tbl-relation-types" w:id="94847"/>
+      <w:bookmarkStart w:id="94847" w:name="csv-tbl-relation-types"/>
       <w:bookmarkEnd w:id="94847"/>
     </w:p>
     <w:p>
@@ -1471,12 +1471,12 @@
         <w:tblLook w:firstRow="1" w:lastRow="0" w:firstColumn="0" w:lastColumn="0" w:noHBand="0" w:noVBand="0" w:val="0020"/>
         <w:jc w:val="start"/>
         <w:tblBorders>
-          <w:top w:color="000000" w:space="0" w:sz="6" w:val="single"/>
-          <w:left w:color="000000" w:space="0" w:sz="6" w:val="single"/>
-          <w:bottom w:color="000000" w:space="0" w:sz="6" w:val="single"/>
-          <w:right w:color="000000" w:space="0" w:sz="6" w:val="single"/>
-          <w:insideH w:color="000000" w:space="0" w:sz="6" w:val="single"/>
-          <w:insideV w:color="000000" w:space="0" w:sz="6" w:val="single"/>
+          <w:top w:space="0" w:sz="6" w:color="000000" w:val="single"/>
+          <w:left w:space="0" w:sz="6" w:color="000000" w:val="single"/>
+          <w:bottom w:space="0" w:sz="6" w:color="000000" w:val="single"/>
+          <w:right w:space="0" w:sz="6" w:color="000000" w:val="single"/>
+          <w:insideH w:space="0" w:sz="6" w:color="000000" w:val="single"/>
+          <w:insideV w:space="0" w:sz="6" w:color="000000" w:val="single"/>
         </w:tblBorders>
         <w:tblCellMar>
           <w:top w:w="57" w:type="dxa"/>
@@ -1502,8 +1502,8 @@
             <w:pPr>
               <w:pStyle w:val="Compact"/>
               <w:jc w:val="left"/>
-              <w:ind w:left="0" w:firstLine="0" w:right="0"/>
-              <w:spacing w:before="40" w:line="240" w:lineRule="auto" w:after="40"/>
+              <w:ind w:firstLine="0" w:left="0" w:right="0"/>
+              <w:spacing w:after="40" w:before="40" w:line="240" w:lineRule="auto"/>
             </w:pPr>
             <w:r>
               <w:rPr>
@@ -1521,8 +1521,8 @@
             <w:pPr>
               <w:pStyle w:val="Compact"/>
               <w:jc w:val="left"/>
-              <w:ind w:left="0" w:firstLine="0" w:right="0"/>
-              <w:spacing w:before="40" w:line="240" w:lineRule="auto" w:after="40"/>
+              <w:ind w:firstLine="0" w:left="0" w:right="0"/>
+              <w:spacing w:after="40" w:before="40" w:line="240" w:lineRule="auto"/>
             </w:pPr>
             <w:r>
               <w:rPr>
@@ -1540,8 +1540,8 @@
             <w:pPr>
               <w:pStyle w:val="Compact"/>
               <w:jc w:val="left"/>
-              <w:ind w:left="0" w:firstLine="0" w:right="0"/>
-              <w:spacing w:before="40" w:line="240" w:lineRule="auto" w:after="40"/>
+              <w:ind w:firstLine="0" w:left="0" w:right="0"/>
+              <w:spacing w:after="40" w:before="40" w:line="240" w:lineRule="auto"/>
             </w:pPr>
             <w:r>
               <w:rPr>
@@ -1559,8 +1559,8 @@
             <w:pPr>
               <w:pStyle w:val="Compact"/>
               <w:jc w:val="left"/>
-              <w:ind w:left="0" w:firstLine="0" w:right="0"/>
-              <w:spacing w:before="40" w:line="240" w:lineRule="auto" w:after="40"/>
+              <w:ind w:firstLine="0" w:left="0" w:right="0"/>
+              <w:spacing w:after="40" w:before="40" w:line="240" w:lineRule="auto"/>
             </w:pPr>
             <w:r>
               <w:t xml:space="preserve">identifier</w:t>
@@ -1573,8 +1573,8 @@
             <w:pPr>
               <w:pStyle w:val="Compact"/>
               <w:jc w:val="left"/>
-              <w:ind w:left="0" w:firstLine="0" w:right="0"/>
-              <w:spacing w:before="40" w:line="240" w:lineRule="auto" w:after="40"/>
+              <w:ind w:firstLine="0" w:left="0" w:right="0"/>
+              <w:spacing w:after="40" w:before="40" w:line="240" w:lineRule="auto"/>
             </w:pPr>
             <w:r>
               <w:t xml:space="preserve">TEXT PK</w:t>
@@ -1587,8 +1587,8 @@
             <w:pPr>
               <w:pStyle w:val="Compact"/>
               <w:jc w:val="left"/>
-              <w:ind w:left="0" w:firstLine="0" w:right="0"/>
-              <w:spacing w:before="40" w:line="240" w:lineRule="auto" w:after="40"/>
+              <w:ind w:firstLine="0" w:left="0" w:right="0"/>
+              <w:spacing w:after="40" w:before="40" w:line="240" w:lineRule="auto"/>
             </w:pPr>
             <w:r>
               <w:t xml:space="preserve">Unique relation type code</w:t>
@@ -1603,8 +1603,8 @@
             <w:pPr>
               <w:pStyle w:val="Compact"/>
               <w:jc w:val="left"/>
-              <w:ind w:left="0" w:firstLine="0" w:right="0"/>
-              <w:spacing w:before="40" w:line="240" w:lineRule="auto" w:after="40"/>
+              <w:ind w:firstLine="0" w:left="0" w:right="0"/>
+              <w:spacing w:after="40" w:before="40" w:line="240" w:lineRule="auto"/>
             </w:pPr>
             <w:r>
               <w:t xml:space="preserve">long_name</w:t>
@@ -1617,8 +1617,8 @@
             <w:pPr>
               <w:pStyle w:val="Compact"/>
               <w:jc w:val="left"/>
-              <w:ind w:left="0" w:firstLine="0" w:right="0"/>
-              <w:spacing w:before="40" w:line="240" w:lineRule="auto" w:after="40"/>
+              <w:ind w:firstLine="0" w:left="0" w:right="0"/>
+              <w:spacing w:after="40" w:before="40" w:line="240" w:lineRule="auto"/>
             </w:pPr>
             <w:r>
               <w:t xml:space="preserve">TEXT NOT NULL UNIQUE</w:t>
@@ -1631,8 +1631,8 @@
             <w:pPr>
               <w:pStyle w:val="Compact"/>
               <w:jc w:val="left"/>
-              <w:ind w:left="0" w:firstLine="0" w:right="0"/>
-              <w:spacing w:before="40" w:line="240" w:lineRule="auto" w:after="40"/>
+              <w:ind w:firstLine="0" w:left="0" w:right="0"/>
+              <w:spacing w:after="40" w:before="40" w:line="240" w:lineRule="auto"/>
             </w:pPr>
             <w:r>
               <w:t xml:space="preserve">Human-readable name</w:t>
@@ -1647,8 +1647,8 @@
             <w:pPr>
               <w:pStyle w:val="Compact"/>
               <w:jc w:val="left"/>
-              <w:ind w:left="0" w:firstLine="0" w:right="0"/>
-              <w:spacing w:before="40" w:line="240" w:lineRule="auto" w:after="40"/>
+              <w:ind w:firstLine="0" w:left="0" w:right="0"/>
+              <w:spacing w:after="40" w:before="40" w:line="240" w:lineRule="auto"/>
             </w:pPr>
             <w:r>
               <w:t xml:space="preserve">description</w:t>
@@ -1661,8 +1661,8 @@
             <w:pPr>
               <w:pStyle w:val="Compact"/>
               <w:jc w:val="left"/>
-              <w:ind w:left="0" w:firstLine="0" w:right="0"/>
-              <w:spacing w:before="40" w:line="240" w:lineRule="auto" w:after="40"/>
+              <w:ind w:firstLine="0" w:left="0" w:right="0"/>
+              <w:spacing w:after="40" w:before="40" w:line="240" w:lineRule="auto"/>
             </w:pPr>
             <w:r>
               <w:t xml:space="preserve">TEXT</w:t>
@@ -1675,8 +1675,8 @@
             <w:pPr>
               <w:pStyle w:val="Compact"/>
               <w:jc w:val="left"/>
-              <w:ind w:left="0" w:firstLine="0" w:right="0"/>
-              <w:spacing w:before="40" w:line="240" w:lineRule="auto" w:after="40"/>
+              <w:ind w:firstLine="0" w:left="0" w:right="0"/>
+              <w:spacing w:after="40" w:before="40" w:line="240" w:lineRule="auto"/>
             </w:pPr>
             <w:r>
               <w:t xml:space="preserve">Documentation</w:t>
@@ -1691,8 +1691,8 @@
             <w:pPr>
               <w:pStyle w:val="Compact"/>
               <w:jc w:val="left"/>
-              <w:ind w:left="0" w:firstLine="0" w:right="0"/>
-              <w:spacing w:before="40" w:line="240" w:lineRule="auto" w:after="40"/>
+              <w:ind w:firstLine="0" w:left="0" w:right="0"/>
+              <w:spacing w:after="40" w:before="40" w:line="240" w:lineRule="auto"/>
             </w:pPr>
             <w:r>
               <w:t xml:space="preserve">extends</w:t>
@@ -1705,8 +1705,8 @@
             <w:pPr>
               <w:pStyle w:val="Compact"/>
               <w:jc w:val="left"/>
-              <w:ind w:left="0" w:firstLine="0" w:right="0"/>
-              <w:spacing w:before="40" w:line="240" w:lineRule="auto" w:after="40"/>
+              <w:ind w:firstLine="0" w:left="0" w:right="0"/>
+              <w:spacing w:after="40" w:before="40" w:line="240" w:lineRule="auto"/>
             </w:pPr>
             <w:r>
               <w:t xml:space="preserve">TEXT</w:t>
@@ -1719,8 +1719,8 @@
             <w:pPr>
               <w:pStyle w:val="Compact"/>
               <w:jc w:val="left"/>
-              <w:ind w:left="0" w:firstLine="0" w:right="0"/>
-              <w:spacing w:before="40" w:line="240" w:lineRule="auto" w:after="40"/>
+              <w:ind w:firstLine="0" w:left="0" w:right="0"/>
+              <w:spacing w:after="40" w:before="40" w:line="240" w:lineRule="auto"/>
             </w:pPr>
             <w:r>
               <w:t xml:space="preserve">Parent relation type for inheritance</w:t>
@@ -1735,8 +1735,8 @@
             <w:pPr>
               <w:pStyle w:val="Compact"/>
               <w:jc w:val="left"/>
-              <w:ind w:left="0" w:firstLine="0" w:right="0"/>
-              <w:spacing w:before="40" w:line="240" w:lineRule="auto" w:after="40"/>
+              <w:ind w:firstLine="0" w:left="0" w:right="0"/>
+              <w:spacing w:after="40" w:before="40" w:line="240" w:lineRule="auto"/>
             </w:pPr>
             <w:r>
               <w:t xml:space="preserve">source_type_ref</w:t>
@@ -1749,8 +1749,8 @@
             <w:pPr>
               <w:pStyle w:val="Compact"/>
               <w:jc w:val="left"/>
-              <w:ind w:left="0" w:firstLine="0" w:right="0"/>
-              <w:spacing w:before="40" w:line="240" w:lineRule="auto" w:after="40"/>
+              <w:ind w:firstLine="0" w:left="0" w:right="0"/>
+              <w:spacing w:after="40" w:before="40" w:line="240" w:lineRule="auto"/>
             </w:pPr>
             <w:r>
               <w:t xml:space="preserve">TEXT FK</w:t>
@@ -1763,8 +1763,8 @@
             <w:pPr>
               <w:pStyle w:val="Compact"/>
               <w:jc w:val="left"/>
-              <w:ind w:left="0" w:firstLine="0" w:right="0"/>
-              <w:spacing w:before="40" w:line="240" w:lineRule="auto" w:after="40"/>
+              <w:ind w:firstLine="0" w:left="0" w:right="0"/>
+              <w:spacing w:after="40" w:before="40" w:line="240" w:lineRule="auto"/>
             </w:pPr>
             <w:r>
               <w:t xml:space="preserve">Constrain source object type (NULL = any)</w:t>
@@ -1779,8 +1779,8 @@
             <w:pPr>
               <w:pStyle w:val="Compact"/>
               <w:jc w:val="left"/>
-              <w:ind w:left="0" w:firstLine="0" w:right="0"/>
-              <w:spacing w:before="40" w:line="240" w:lineRule="auto" w:after="40"/>
+              <w:ind w:firstLine="0" w:left="0" w:right="0"/>
+              <w:spacing w:after="40" w:before="40" w:line="240" w:lineRule="auto"/>
             </w:pPr>
             <w:r>
               <w:t xml:space="preserve">target_type_ref</w:t>
@@ -1793,8 +1793,8 @@
             <w:pPr>
               <w:pStyle w:val="Compact"/>
               <w:jc w:val="left"/>
-              <w:ind w:left="0" w:firstLine="0" w:right="0"/>
-              <w:spacing w:before="40" w:line="240" w:lineRule="auto" w:after="40"/>
+              <w:ind w:firstLine="0" w:left="0" w:right="0"/>
+              <w:spacing w:after="40" w:before="40" w:line="240" w:lineRule="auto"/>
             </w:pPr>
             <w:r>
               <w:t xml:space="preserve">TEXT FK</w:t>
@@ -1807,8 +1807,8 @@
             <w:pPr>
               <w:pStyle w:val="Compact"/>
               <w:jc w:val="left"/>
-              <w:ind w:left="0" w:firstLine="0" w:right="0"/>
-              <w:spacing w:before="40" w:line="240" w:lineRule="auto" w:after="40"/>
+              <w:ind w:firstLine="0" w:left="0" w:right="0"/>
+              <w:spacing w:after="40" w:before="40" w:line="240" w:lineRule="auto"/>
             </w:pPr>
             <w:r>
               <w:t xml:space="preserve">Constrain target object type (NULL = any)</w:t>
@@ -1823,8 +1823,8 @@
             <w:pPr>
               <w:pStyle w:val="Compact"/>
               <w:jc w:val="left"/>
-              <w:ind w:left="0" w:firstLine="0" w:right="0"/>
-              <w:spacing w:before="40" w:line="240" w:lineRule="auto" w:after="40"/>
+              <w:ind w:firstLine="0" w:left="0" w:right="0"/>
+              <w:spacing w:after="40" w:before="40" w:line="240" w:lineRule="auto"/>
             </w:pPr>
             <w:r>
               <w:t xml:space="preserve">link_selector</w:t>
@@ -1837,8 +1837,8 @@
             <w:pPr>
               <w:pStyle w:val="Compact"/>
               <w:jc w:val="left"/>
-              <w:ind w:left="0" w:firstLine="0" w:right="0"/>
-              <w:spacing w:before="40" w:line="240" w:lineRule="auto" w:after="40"/>
+              <w:ind w:firstLine="0" w:left="0" w:right="0"/>
+              <w:spacing w:after="40" w:before="40" w:line="240" w:lineRule="auto"/>
             </w:pPr>
             <w:r>
               <w:t xml:space="preserve">TEXT</w:t>
@@ -1851,8 +1851,8 @@
             <w:pPr>
               <w:pStyle w:val="Compact"/>
               <w:jc w:val="left"/>
-              <w:ind w:left="0" w:firstLine="0" w:right="0"/>
-              <w:spacing w:before="40" w:line="240" w:lineRule="auto" w:after="40"/>
+              <w:ind w:firstLine="0" w:left="0" w:right="0"/>
+              <w:spacing w:after="40" w:before="40" w:line="240" w:lineRule="auto"/>
             </w:pPr>
             <w:r>
               <w:t xml:space="preserve">Syntax selector ("@" or "#")</w:t>
@@ -1867,8 +1867,8 @@
             <w:pPr>
               <w:pStyle w:val="Compact"/>
               <w:jc w:val="left"/>
-              <w:ind w:left="0" w:firstLine="0" w:right="0"/>
-              <w:spacing w:before="40" w:line="240" w:lineRule="auto" w:after="40"/>
+              <w:ind w:firstLine="0" w:left="0" w:right="0"/>
+              <w:spacing w:after="40" w:before="40" w:line="240" w:lineRule="auto"/>
             </w:pPr>
             <w:r>
               <w:t xml:space="preserve">source_attribute</w:t>
@@ -1881,8 +1881,8 @@
             <w:pPr>
               <w:pStyle w:val="Compact"/>
               <w:jc w:val="left"/>
-              <w:ind w:left="0" w:firstLine="0" w:right="0"/>
-              <w:spacing w:before="40" w:line="240" w:lineRule="auto" w:after="40"/>
+              <w:ind w:firstLine="0" w:left="0" w:right="0"/>
+              <w:spacing w:after="40" w:before="40" w:line="240" w:lineRule="auto"/>
             </w:pPr>
             <w:r>
               <w:t xml:space="preserve">TEXT</w:t>
@@ -1895,8 +1895,8 @@
             <w:pPr>
               <w:pStyle w:val="Compact"/>
               <w:jc w:val="left"/>
-              <w:ind w:left="0" w:firstLine="0" w:right="0"/>
-              <w:spacing w:before="40" w:line="240" w:lineRule="auto" w:after="40"/>
+              <w:ind w:firstLine="0" w:left="0" w:right="0"/>
+              <w:spacing w:after="40" w:before="40" w:line="240" w:lineRule="auto"/>
             </w:pPr>
             <w:r>
               <w:t xml:space="preserve">Attribute name for inference</w:t>
@@ -1934,7 +1934,7 @@
           <w:sz w:val="2"/>
         </w:rPr>
       </w:pPr>
-      <w:bookmarkStart w:name="csv-tbl-view-types" w:id="16648"/>
+      <w:bookmarkStart w:id="16648" w:name="csv-tbl-view-types"/>
       <w:bookmarkEnd w:id="16648"/>
     </w:p>
     <w:p>
@@ -1971,12 +1971,12 @@
         <w:tblLook w:firstRow="1" w:lastRow="0" w:firstColumn="0" w:lastColumn="0" w:noHBand="0" w:noVBand="0" w:val="0020"/>
         <w:jc w:val="start"/>
         <w:tblBorders>
-          <w:top w:color="000000" w:space="0" w:sz="6" w:val="single"/>
-          <w:left w:color="000000" w:space="0" w:sz="6" w:val="single"/>
-          <w:bottom w:color="000000" w:space="0" w:sz="6" w:val="single"/>
-          <w:right w:color="000000" w:space="0" w:sz="6" w:val="single"/>
-          <w:insideH w:color="000000" w:space="0" w:sz="6" w:val="single"/>
-          <w:insideV w:color="000000" w:space="0" w:sz="6" w:val="single"/>
+          <w:top w:space="0" w:sz="6" w:color="000000" w:val="single"/>
+          <w:left w:space="0" w:sz="6" w:color="000000" w:val="single"/>
+          <w:bottom w:space="0" w:sz="6" w:color="000000" w:val="single"/>
+          <w:right w:space="0" w:sz="6" w:color="000000" w:val="single"/>
+          <w:insideH w:space="0" w:sz="6" w:color="000000" w:val="single"/>
+          <w:insideV w:space="0" w:sz="6" w:color="000000" w:val="single"/>
         </w:tblBorders>
         <w:tblCellMar>
           <w:top w:w="57" w:type="dxa"/>
@@ -2002,8 +2002,8 @@
             <w:pPr>
               <w:pStyle w:val="Compact"/>
               <w:jc w:val="left"/>
-              <w:ind w:left="0" w:firstLine="0" w:right="0"/>
-              <w:spacing w:before="40" w:line="240" w:lineRule="auto" w:after="40"/>
+              <w:ind w:firstLine="0" w:left="0" w:right="0"/>
+              <w:spacing w:after="40" w:before="40" w:line="240" w:lineRule="auto"/>
             </w:pPr>
             <w:r>
               <w:rPr>
@@ -2021,8 +2021,8 @@
             <w:pPr>
               <w:pStyle w:val="Compact"/>
               <w:jc w:val="left"/>
-              <w:ind w:left="0" w:firstLine="0" w:right="0"/>
-              <w:spacing w:before="40" w:line="240" w:lineRule="auto" w:after="40"/>
+              <w:ind w:firstLine="0" w:left="0" w:right="0"/>
+              <w:spacing w:after="40" w:before="40" w:line="240" w:lineRule="auto"/>
             </w:pPr>
             <w:r>
               <w:rPr>
@@ -2040,8 +2040,8 @@
             <w:pPr>
               <w:pStyle w:val="Compact"/>
               <w:jc w:val="left"/>
-              <w:ind w:left="0" w:firstLine="0" w:right="0"/>
-              <w:spacing w:before="40" w:line="240" w:lineRule="auto" w:after="40"/>
+              <w:ind w:firstLine="0" w:left="0" w:right="0"/>
+              <w:spacing w:after="40" w:before="40" w:line="240" w:lineRule="auto"/>
             </w:pPr>
             <w:r>
               <w:rPr>
@@ -2059,8 +2059,8 @@
             <w:pPr>
               <w:pStyle w:val="Compact"/>
               <w:jc w:val="left"/>
-              <w:ind w:left="0" w:firstLine="0" w:right="0"/>
-              <w:spacing w:before="40" w:line="240" w:lineRule="auto" w:after="40"/>
+              <w:ind w:firstLine="0" w:left="0" w:right="0"/>
+              <w:spacing w:after="40" w:before="40" w:line="240" w:lineRule="auto"/>
             </w:pPr>
             <w:r>
               <w:t xml:space="preserve">identifier</w:t>
@@ -2073,8 +2073,8 @@
             <w:pPr>
               <w:pStyle w:val="Compact"/>
               <w:jc w:val="left"/>
-              <w:ind w:left="0" w:firstLine="0" w:right="0"/>
-              <w:spacing w:before="40" w:line="240" w:lineRule="auto" w:after="40"/>
+              <w:ind w:firstLine="0" w:left="0" w:right="0"/>
+              <w:spacing w:after="40" w:before="40" w:line="240" w:lineRule="auto"/>
             </w:pPr>
             <w:r>
               <w:t xml:space="preserve">TEXT PK</w:t>
@@ -2087,8 +2087,8 @@
             <w:pPr>
               <w:pStyle w:val="Compact"/>
               <w:jc w:val="left"/>
-              <w:ind w:left="0" w:firstLine="0" w:right="0"/>
-              <w:spacing w:before="40" w:line="240" w:lineRule="auto" w:after="40"/>
+              <w:ind w:firstLine="0" w:left="0" w:right="0"/>
+              <w:spacing w:after="40" w:before="40" w:line="240" w:lineRule="auto"/>
             </w:pPr>
             <w:r>
               <w:t xml:space="preserve">Unique view type code</w:t>
@@ -2103,8 +2103,8 @@
             <w:pPr>
               <w:pStyle w:val="Compact"/>
               <w:jc w:val="left"/>
-              <w:ind w:left="0" w:firstLine="0" w:right="0"/>
-              <w:spacing w:before="40" w:line="240" w:lineRule="auto" w:after="40"/>
+              <w:ind w:firstLine="0" w:left="0" w:right="0"/>
+              <w:spacing w:after="40" w:before="40" w:line="240" w:lineRule="auto"/>
             </w:pPr>
             <w:r>
               <w:t xml:space="preserve">long_name</w:t>
@@ -2117,8 +2117,8 @@
             <w:pPr>
               <w:pStyle w:val="Compact"/>
               <w:jc w:val="left"/>
-              <w:ind w:left="0" w:firstLine="0" w:right="0"/>
-              <w:spacing w:before="40" w:line="240" w:lineRule="auto" w:after="40"/>
+              <w:ind w:firstLine="0" w:left="0" w:right="0"/>
+              <w:spacing w:after="40" w:before="40" w:line="240" w:lineRule="auto"/>
             </w:pPr>
             <w:r>
               <w:t xml:space="preserve">TEXT NOT NULL UNIQUE</w:t>
@@ -2131,8 +2131,8 @@
             <w:pPr>
               <w:pStyle w:val="Compact"/>
               <w:jc w:val="left"/>
-              <w:ind w:left="0" w:firstLine="0" w:right="0"/>
-              <w:spacing w:before="40" w:line="240" w:lineRule="auto" w:after="40"/>
+              <w:ind w:firstLine="0" w:left="0" w:right="0"/>
+              <w:spacing w:after="40" w:before="40" w:line="240" w:lineRule="auto"/>
             </w:pPr>
             <w:r>
               <w:t xml:space="preserve">Human-readable name</w:t>
@@ -2147,8 +2147,8 @@
             <w:pPr>
               <w:pStyle w:val="Compact"/>
               <w:jc w:val="left"/>
-              <w:ind w:left="0" w:firstLine="0" w:right="0"/>
-              <w:spacing w:before="40" w:line="240" w:lineRule="auto" w:after="40"/>
+              <w:ind w:firstLine="0" w:left="0" w:right="0"/>
+              <w:spacing w:after="40" w:before="40" w:line="240" w:lineRule="auto"/>
             </w:pPr>
             <w:r>
               <w:t xml:space="preserve">description</w:t>
@@ -2161,8 +2161,8 @@
             <w:pPr>
               <w:pStyle w:val="Compact"/>
               <w:jc w:val="left"/>
-              <w:ind w:left="0" w:firstLine="0" w:right="0"/>
-              <w:spacing w:before="40" w:line="240" w:lineRule="auto" w:after="40"/>
+              <w:ind w:firstLine="0" w:left="0" w:right="0"/>
+              <w:spacing w:after="40" w:before="40" w:line="240" w:lineRule="auto"/>
             </w:pPr>
             <w:r>
               <w:t xml:space="preserve">TEXT</w:t>
@@ -2175,8 +2175,8 @@
             <w:pPr>
               <w:pStyle w:val="Compact"/>
               <w:jc w:val="left"/>
-              <w:ind w:left="0" w:firstLine="0" w:right="0"/>
-              <w:spacing w:before="40" w:line="240" w:lineRule="auto" w:after="40"/>
+              <w:ind w:firstLine="0" w:left="0" w:right="0"/>
+              <w:spacing w:after="40" w:before="40" w:line="240" w:lineRule="auto"/>
             </w:pPr>
             <w:r>
               <w:t xml:space="preserve">Documentation</w:t>
@@ -2191,8 +2191,8 @@
             <w:pPr>
               <w:pStyle w:val="Compact"/>
               <w:jc w:val="left"/>
-              <w:ind w:left="0" w:firstLine="0" w:right="0"/>
-              <w:spacing w:before="40" w:line="240" w:lineRule="auto" w:after="40"/>
+              <w:ind w:firstLine="0" w:left="0" w:right="0"/>
+              <w:spacing w:after="40" w:before="40" w:line="240" w:lineRule="auto"/>
             </w:pPr>
             <w:r>
               <w:t xml:space="preserve">counter_group</w:t>
@@ -2205,8 +2205,8 @@
             <w:pPr>
               <w:pStyle w:val="Compact"/>
               <w:jc w:val="left"/>
-              <w:ind w:left="0" w:firstLine="0" w:right="0"/>
-              <w:spacing w:before="40" w:line="240" w:lineRule="auto" w:after="40"/>
+              <w:ind w:firstLine="0" w:left="0" w:right="0"/>
+              <w:spacing w:after="40" w:before="40" w:line="240" w:lineRule="auto"/>
             </w:pPr>
             <w:r>
               <w:t xml:space="preserve">TEXT</w:t>
@@ -2219,8 +2219,8 @@
             <w:pPr>
               <w:pStyle w:val="Compact"/>
               <w:jc w:val="left"/>
-              <w:ind w:left="0" w:firstLine="0" w:right="0"/>
-              <w:spacing w:before="40" w:line="240" w:lineRule="auto" w:after="40"/>
+              <w:ind w:firstLine="0" w:left="0" w:right="0"/>
+              <w:spacing w:after="40" w:before="40" w:line="240" w:lineRule="auto"/>
             </w:pPr>
             <w:r>
               <w:t xml:space="preserve">Float counter group to list</w:t>
@@ -2235,8 +2235,8 @@
             <w:pPr>
               <w:pStyle w:val="Compact"/>
               <w:jc w:val="left"/>
-              <w:ind w:left="0" w:firstLine="0" w:right="0"/>
-              <w:spacing w:before="40" w:line="240" w:lineRule="auto" w:after="40"/>
+              <w:ind w:firstLine="0" w:left="0" w:right="0"/>
+              <w:spacing w:after="40" w:before="40" w:line="240" w:lineRule="auto"/>
             </w:pPr>
             <w:r>
               <w:t xml:space="preserve">aliases</w:t>
@@ -2249,8 +2249,8 @@
             <w:pPr>
               <w:pStyle w:val="Compact"/>
               <w:jc w:val="left"/>
-              <w:ind w:left="0" w:firstLine="0" w:right="0"/>
-              <w:spacing w:before="40" w:line="240" w:lineRule="auto" w:after="40"/>
+              <w:ind w:firstLine="0" w:left="0" w:right="0"/>
+              <w:spacing w:after="40" w:before="40" w:line="240" w:lineRule="auto"/>
             </w:pPr>
             <w:r>
               <w:t xml:space="preserve">TEXT</w:t>
@@ -2263,8 +2263,8 @@
             <w:pPr>
               <w:pStyle w:val="Compact"/>
               <w:jc w:val="left"/>
-              <w:ind w:left="0" w:firstLine="0" w:right="0"/>
-              <w:spacing w:before="40" w:line="240" w:lineRule="auto" w:after="40"/>
+              <w:ind w:firstLine="0" w:left="0" w:right="0"/>
+              <w:spacing w:after="40" w:before="40" w:line="240" w:lineRule="auto"/>
             </w:pPr>
             <w:r>
               <w:t xml:space="preserve">Comma-wrapped aliases</w:t>
@@ -2279,8 +2279,8 @@
             <w:pPr>
               <w:pStyle w:val="Compact"/>
               <w:jc w:val="left"/>
-              <w:ind w:left="0" w:firstLine="0" w:right="0"/>
-              <w:spacing w:before="40" w:line="240" w:lineRule="auto" w:after="40"/>
+              <w:ind w:firstLine="0" w:left="0" w:right="0"/>
+              <w:spacing w:after="40" w:before="40" w:line="240" w:lineRule="auto"/>
             </w:pPr>
             <w:r>
               <w:t xml:space="preserve">inline_prefix</w:t>
@@ -2293,8 +2293,8 @@
             <w:pPr>
               <w:pStyle w:val="Compact"/>
               <w:jc w:val="left"/>
-              <w:ind w:left="0" w:firstLine="0" w:right="0"/>
-              <w:spacing w:before="40" w:line="240" w:lineRule="auto" w:after="40"/>
+              <w:ind w:firstLine="0" w:left="0" w:right="0"/>
+              <w:spacing w:after="40" w:before="40" w:line="240" w:lineRule="auto"/>
             </w:pPr>
             <w:r>
               <w:t xml:space="preserve">TEXT</w:t>
@@ -2307,8 +2307,8 @@
             <w:pPr>
               <w:pStyle w:val="Compact"/>
               <w:jc w:val="left"/>
-              <w:ind w:left="0" w:firstLine="0" w:right="0"/>
-              <w:spacing w:before="40" w:line="240" w:lineRule="auto" w:after="40"/>
+              <w:ind w:firstLine="0" w:left="0" w:right="0"/>
+              <w:spacing w:after="40" w:before="40" w:line="240" w:lineRule="auto"/>
             </w:pPr>
             <w:r>
               <w:t xml:space="preserve">Prefix for inline syntax (e.g. abbrev)</w:t>
@@ -2323,8 +2323,8 @@
             <w:pPr>
               <w:pStyle w:val="Compact"/>
               <w:jc w:val="left"/>
-              <w:ind w:left="0" w:firstLine="0" w:right="0"/>
-              <w:spacing w:before="40" w:line="240" w:lineRule="auto" w:after="40"/>
+              <w:ind w:firstLine="0" w:left="0" w:right="0"/>
+              <w:spacing w:after="40" w:before="40" w:line="240" w:lineRule="auto"/>
             </w:pPr>
             <w:r>
               <w:t xml:space="preserve">materializer_type</w:t>
@@ -2337,8 +2337,8 @@
             <w:pPr>
               <w:pStyle w:val="Compact"/>
               <w:jc w:val="left"/>
-              <w:ind w:left="0" w:firstLine="0" w:right="0"/>
-              <w:spacing w:before="40" w:line="240" w:lineRule="auto" w:after="40"/>
+              <w:ind w:firstLine="0" w:left="0" w:right="0"/>
+              <w:spacing w:after="40" w:before="40" w:line="240" w:lineRule="auto"/>
             </w:pPr>
             <w:r>
               <w:t xml:space="preserve">TEXT</w:t>
@@ -2351,8 +2351,8 @@
             <w:pPr>
               <w:pStyle w:val="Compact"/>
               <w:jc w:val="left"/>
-              <w:ind w:left="0" w:firstLine="0" w:right="0"/>
-              <w:spacing w:before="40" w:line="240" w:lineRule="auto" w:after="40"/>
+              <w:ind w:firstLine="0" w:left="0" w:right="0"/>
+              <w:spacing w:after="40" w:before="40" w:line="240" w:lineRule="auto"/>
             </w:pPr>
             <w:r>
               <w:t xml:space="preserve">Materialization strategy (toc, lof, abbrev_list, custom)</w:t>
@@ -2367,8 +2367,8 @@
             <w:pPr>
               <w:pStyle w:val="Compact"/>
               <w:jc w:val="left"/>
-              <w:ind w:left="0" w:firstLine="0" w:right="0"/>
-              <w:spacing w:before="40" w:line="240" w:lineRule="auto" w:after="40"/>
+              <w:ind w:firstLine="0" w:left="0" w:right="0"/>
+              <w:spacing w:after="40" w:before="40" w:line="240" w:lineRule="auto"/>
             </w:pPr>
             <w:r>
               <w:t xml:space="preserve">view_subtype_ref</w:t>
@@ -2381,8 +2381,8 @@
             <w:pPr>
               <w:pStyle w:val="Compact"/>
               <w:jc w:val="left"/>
-              <w:ind w:left="0" w:firstLine="0" w:right="0"/>
-              <w:spacing w:before="40" w:line="240" w:lineRule="auto" w:after="40"/>
+              <w:ind w:firstLine="0" w:left="0" w:right="0"/>
+              <w:spacing w:after="40" w:before="40" w:line="240" w:lineRule="auto"/>
             </w:pPr>
             <w:r>
               <w:t xml:space="preserve">TEXT</w:t>
@@ -2395,8 +2395,8 @@
             <w:pPr>
               <w:pStyle w:val="Compact"/>
               <w:jc w:val="left"/>
-              <w:ind w:left="0" w:firstLine="0" w:right="0"/>
-              <w:spacing w:before="40" w:line="240" w:lineRule="auto" w:after="40"/>
+              <w:ind w:firstLine="0" w:left="0" w:right="0"/>
+              <w:spacing w:after="40" w:before="40" w:line="240" w:lineRule="auto"/>
             </w:pPr>
             <w:r>
               <w:t xml:space="preserve">Parent view type for subtyped views</w:t>
@@ -2411,8 +2411,8 @@
             <w:pPr>
               <w:pStyle w:val="Compact"/>
               <w:jc w:val="left"/>
-              <w:ind w:left="0" w:firstLine="0" w:right="0"/>
-              <w:spacing w:before="40" w:line="240" w:lineRule="auto" w:after="40"/>
+              <w:ind w:firstLine="0" w:left="0" w:right="0"/>
+              <w:spacing w:after="40" w:before="40" w:line="240" w:lineRule="auto"/>
             </w:pPr>
             <w:r>
               <w:t xml:space="preserve">needs_external_render</w:t>
@@ -2425,8 +2425,8 @@
             <w:pPr>
               <w:pStyle w:val="Compact"/>
               <w:jc w:val="left"/>
-              <w:ind w:left="0" w:firstLine="0" w:right="0"/>
-              <w:spacing w:before="40" w:line="240" w:lineRule="auto" w:after="40"/>
+              <w:ind w:firstLine="0" w:left="0" w:right="0"/>
+              <w:spacing w:after="40" w:before="40" w:line="240" w:lineRule="auto"/>
             </w:pPr>
             <w:r>
               <w:t xml:space="preserve">INTEGER DEFAULT 0</w:t>
@@ -2439,8 +2439,8 @@
             <w:pPr>
               <w:pStyle w:val="Compact"/>
               <w:jc w:val="left"/>
-              <w:ind w:left="0" w:firstLine="0" w:right="0"/>
-              <w:spacing w:before="40" w:line="240" w:lineRule="auto" w:after="40"/>
+              <w:ind w:firstLine="0" w:left="0" w:right="0"/>
+              <w:spacing w:after="40" w:before="40" w:line="240" w:lineRule="auto"/>
             </w:pPr>
             <w:r>
               <w:t xml:space="preserve">1 = requires external tool</w:t>
@@ -2478,7 +2478,7 @@
           <w:sz w:val="2"/>
         </w:rPr>
       </w:pPr>
-      <w:bookmarkStart w:name="csv-tbl-spec-types" w:id="23102"/>
+      <w:bookmarkStart w:id="23102" w:name="csv-tbl-spec-types"/>
       <w:bookmarkEnd w:id="23102"/>
     </w:p>
     <w:p>
@@ -2515,12 +2515,12 @@
         <w:tblLook w:firstRow="1" w:lastRow="0" w:firstColumn="0" w:lastColumn="0" w:noHBand="0" w:noVBand="0" w:val="0020"/>
         <w:jc w:val="start"/>
         <w:tblBorders>
-          <w:top w:color="000000" w:space="0" w:sz="6" w:val="single"/>
-          <w:left w:color="000000" w:space="0" w:sz="6" w:val="single"/>
-          <w:bottom w:color="000000" w:space="0" w:sz="6" w:val="single"/>
-          <w:right w:color="000000" w:space="0" w:sz="6" w:val="single"/>
-          <w:insideH w:color="000000" w:space="0" w:sz="6" w:val="single"/>
-          <w:insideV w:color="000000" w:space="0" w:sz="6" w:val="single"/>
+          <w:top w:space="0" w:sz="6" w:color="000000" w:val="single"/>
+          <w:left w:space="0" w:sz="6" w:color="000000" w:val="single"/>
+          <w:bottom w:space="0" w:sz="6" w:color="000000" w:val="single"/>
+          <w:right w:space="0" w:sz="6" w:color="000000" w:val="single"/>
+          <w:insideH w:space="0" w:sz="6" w:color="000000" w:val="single"/>
+          <w:insideV w:space="0" w:sz="6" w:color="000000" w:val="single"/>
         </w:tblBorders>
         <w:tblCellMar>
           <w:top w:w="57" w:type="dxa"/>
@@ -2546,8 +2546,8 @@
             <w:pPr>
               <w:pStyle w:val="Compact"/>
               <w:jc w:val="left"/>
-              <w:ind w:left="0" w:firstLine="0" w:right="0"/>
-              <w:spacing w:before="40" w:line="240" w:lineRule="auto" w:after="40"/>
+              <w:ind w:firstLine="0" w:left="0" w:right="0"/>
+              <w:spacing w:after="40" w:before="40" w:line="240" w:lineRule="auto"/>
             </w:pPr>
             <w:r>
               <w:rPr>
@@ -2565,8 +2565,8 @@
             <w:pPr>
               <w:pStyle w:val="Compact"/>
               <w:jc w:val="left"/>
-              <w:ind w:left="0" w:firstLine="0" w:right="0"/>
-              <w:spacing w:before="40" w:line="240" w:lineRule="auto" w:after="40"/>
+              <w:ind w:firstLine="0" w:left="0" w:right="0"/>
+              <w:spacing w:after="40" w:before="40" w:line="240" w:lineRule="auto"/>
             </w:pPr>
             <w:r>
               <w:rPr>
@@ -2584,8 +2584,8 @@
             <w:pPr>
               <w:pStyle w:val="Compact"/>
               <w:jc w:val="left"/>
-              <w:ind w:left="0" w:firstLine="0" w:right="0"/>
-              <w:spacing w:before="40" w:line="240" w:lineRule="auto" w:after="40"/>
+              <w:ind w:firstLine="0" w:left="0" w:right="0"/>
+              <w:spacing w:after="40" w:before="40" w:line="240" w:lineRule="auto"/>
             </w:pPr>
             <w:r>
               <w:rPr>
@@ -2603,8 +2603,8 @@
             <w:pPr>
               <w:pStyle w:val="Compact"/>
               <w:jc w:val="left"/>
-              <w:ind w:left="0" w:firstLine="0" w:right="0"/>
-              <w:spacing w:before="40" w:line="240" w:lineRule="auto" w:after="40"/>
+              <w:ind w:firstLine="0" w:left="0" w:right="0"/>
+              <w:spacing w:after="40" w:before="40" w:line="240" w:lineRule="auto"/>
             </w:pPr>
             <w:r>
               <w:t xml:space="preserve">identifier</w:t>
@@ -2617,8 +2617,8 @@
             <w:pPr>
               <w:pStyle w:val="Compact"/>
               <w:jc w:val="left"/>
-              <w:ind w:left="0" w:firstLine="0" w:right="0"/>
-              <w:spacing w:before="40" w:line="240" w:lineRule="auto" w:after="40"/>
+              <w:ind w:firstLine="0" w:left="0" w:right="0"/>
+              <w:spacing w:after="40" w:before="40" w:line="240" w:lineRule="auto"/>
             </w:pPr>
             <w:r>
               <w:t xml:space="preserve">TEXT PK</w:t>
@@ -2631,8 +2631,8 @@
             <w:pPr>
               <w:pStyle w:val="Compact"/>
               <w:jc w:val="left"/>
-              <w:ind w:left="0" w:firstLine="0" w:right="0"/>
-              <w:spacing w:before="40" w:line="240" w:lineRule="auto" w:after="40"/>
+              <w:ind w:firstLine="0" w:left="0" w:right="0"/>
+              <w:spacing w:after="40" w:before="40" w:line="240" w:lineRule="auto"/>
             </w:pPr>
             <w:r>
               <w:t xml:space="preserve">Unique specification type code</w:t>
@@ -2647,8 +2647,8 @@
             <w:pPr>
               <w:pStyle w:val="Compact"/>
               <w:jc w:val="left"/>
-              <w:ind w:left="0" w:firstLine="0" w:right="0"/>
-              <w:spacing w:before="40" w:line="240" w:lineRule="auto" w:after="40"/>
+              <w:ind w:firstLine="0" w:left="0" w:right="0"/>
+              <w:spacing w:after="40" w:before="40" w:line="240" w:lineRule="auto"/>
             </w:pPr>
             <w:r>
               <w:t xml:space="preserve">long_name</w:t>
@@ -2661,8 +2661,8 @@
             <w:pPr>
               <w:pStyle w:val="Compact"/>
               <w:jc w:val="left"/>
-              <w:ind w:left="0" w:firstLine="0" w:right="0"/>
-              <w:spacing w:before="40" w:line="240" w:lineRule="auto" w:after="40"/>
+              <w:ind w:firstLine="0" w:left="0" w:right="0"/>
+              <w:spacing w:after="40" w:before="40" w:line="240" w:lineRule="auto"/>
             </w:pPr>
             <w:r>
               <w:t xml:space="preserve">TEXT NOT NULL UNIQUE</w:t>
@@ -2675,8 +2675,8 @@
             <w:pPr>
               <w:pStyle w:val="Compact"/>
               <w:jc w:val="left"/>
-              <w:ind w:left="0" w:firstLine="0" w:right="0"/>
-              <w:spacing w:before="40" w:line="240" w:lineRule="auto" w:after="40"/>
+              <w:ind w:firstLine="0" w:left="0" w:right="0"/>
+              <w:spacing w:after="40" w:before="40" w:line="240" w:lineRule="auto"/>
             </w:pPr>
             <w:r>
               <w:t xml:space="preserve">Human-readable name</w:t>
@@ -2691,8 +2691,8 @@
             <w:pPr>
               <w:pStyle w:val="Compact"/>
               <w:jc w:val="left"/>
-              <w:ind w:left="0" w:firstLine="0" w:right="0"/>
-              <w:spacing w:before="40" w:line="240" w:lineRule="auto" w:after="40"/>
+              <w:ind w:firstLine="0" w:left="0" w:right="0"/>
+              <w:spacing w:after="40" w:before="40" w:line="240" w:lineRule="auto"/>
             </w:pPr>
             <w:r>
               <w:t xml:space="preserve">description</w:t>
@@ -2705,8 +2705,8 @@
             <w:pPr>
               <w:pStyle w:val="Compact"/>
               <w:jc w:val="left"/>
-              <w:ind w:left="0" w:firstLine="0" w:right="0"/>
-              <w:spacing w:before="40" w:line="240" w:lineRule="auto" w:after="40"/>
+              <w:ind w:firstLine="0" w:left="0" w:right="0"/>
+              <w:spacing w:after="40" w:before="40" w:line="240" w:lineRule="auto"/>
             </w:pPr>
             <w:r>
               <w:t xml:space="preserve">TEXT</w:t>
@@ -2719,8 +2719,8 @@
             <w:pPr>
               <w:pStyle w:val="Compact"/>
               <w:jc w:val="left"/>
-              <w:ind w:left="0" w:firstLine="0" w:right="0"/>
-              <w:spacing w:before="40" w:line="240" w:lineRule="auto" w:after="40"/>
+              <w:ind w:firstLine="0" w:left="0" w:right="0"/>
+              <w:spacing w:after="40" w:before="40" w:line="240" w:lineRule="auto"/>
             </w:pPr>
             <w:r>
               <w:t xml:space="preserve">Documentation</w:t>
@@ -2735,8 +2735,8 @@
             <w:pPr>
               <w:pStyle w:val="Compact"/>
               <w:jc w:val="left"/>
-              <w:ind w:left="0" w:firstLine="0" w:right="0"/>
-              <w:spacing w:before="40" w:line="240" w:lineRule="auto" w:after="40"/>
+              <w:ind w:firstLine="0" w:left="0" w:right="0"/>
+              <w:spacing w:after="40" w:before="40" w:line="240" w:lineRule="auto"/>
             </w:pPr>
             <w:r>
               <w:t xml:space="preserve">extends</w:t>
@@ -2749,8 +2749,8 @@
             <w:pPr>
               <w:pStyle w:val="Compact"/>
               <w:jc w:val="left"/>
-              <w:ind w:left="0" w:firstLine="0" w:right="0"/>
-              <w:spacing w:before="40" w:line="240" w:lineRule="auto" w:after="40"/>
+              <w:ind w:firstLine="0" w:left="0" w:right="0"/>
+              <w:spacing w:after="40" w:before="40" w:line="240" w:lineRule="auto"/>
             </w:pPr>
             <w:r>
               <w:t xml:space="preserve">TEXT</w:t>
@@ -2763,8 +2763,8 @@
             <w:pPr>
               <w:pStyle w:val="Compact"/>
               <w:jc w:val="left"/>
-              <w:ind w:left="0" w:firstLine="0" w:right="0"/>
-              <w:spacing w:before="40" w:line="240" w:lineRule="auto" w:after="40"/>
+              <w:ind w:firstLine="0" w:left="0" w:right="0"/>
+              <w:spacing w:after="40" w:before="40" w:line="240" w:lineRule="auto"/>
             </w:pPr>
             <w:r>
               <w:t xml:space="preserve">Parent type for inheritance</w:t>
@@ -2779,8 +2779,8 @@
             <w:pPr>
               <w:pStyle w:val="Compact"/>
               <w:jc w:val="left"/>
-              <w:ind w:left="0" w:firstLine="0" w:right="0"/>
-              <w:spacing w:before="40" w:line="240" w:lineRule="auto" w:after="40"/>
+              <w:ind w:firstLine="0" w:left="0" w:right="0"/>
+              <w:spacing w:after="40" w:before="40" w:line="240" w:lineRule="auto"/>
             </w:pPr>
             <w:r>
               <w:t xml:space="preserve">is_default</w:t>
@@ -2793,8 +2793,8 @@
             <w:pPr>
               <w:pStyle w:val="Compact"/>
               <w:jc w:val="left"/>
-              <w:ind w:left="0" w:firstLine="0" w:right="0"/>
-              <w:spacing w:before="40" w:line="240" w:lineRule="auto" w:after="40"/>
+              <w:ind w:firstLine="0" w:left="0" w:right="0"/>
+              <w:spacing w:after="40" w:before="40" w:line="240" w:lineRule="auto"/>
             </w:pPr>
             <w:r>
               <w:t xml:space="preserve">INTEGER DEFAULT 0</w:t>
@@ -2807,8 +2807,8 @@
             <w:pPr>
               <w:pStyle w:val="Compact"/>
               <w:jc w:val="left"/>
-              <w:ind w:left="0" w:firstLine="0" w:right="0"/>
-              <w:spacing w:before="40" w:line="240" w:lineRule="auto" w:after="40"/>
+              <w:ind w:firstLine="0" w:left="0" w:right="0"/>
+              <w:spacing w:after="40" w:before="40" w:line="240" w:lineRule="auto"/>
             </w:pPr>
             <w:r>
               <w:t xml:space="preserve">1 = default when no explicit type</w:t>
@@ -2846,7 +2846,7 @@
           <w:sz w:val="2"/>
         </w:rPr>
       </w:pPr>
-      <w:bookmarkStart w:name="csv-tbl-datatypes" w:id="92410"/>
+      <w:bookmarkStart w:id="92410" w:name="csv-tbl-datatypes"/>
       <w:bookmarkEnd w:id="92410"/>
     </w:p>
     <w:p>
@@ -2883,12 +2883,12 @@
         <w:tblLook w:firstRow="1" w:lastRow="0" w:firstColumn="0" w:lastColumn="0" w:noHBand="0" w:noVBand="0" w:val="0020"/>
         <w:jc w:val="start"/>
         <w:tblBorders>
-          <w:top w:color="000000" w:space="0" w:sz="6" w:val="single"/>
-          <w:left w:color="000000" w:space="0" w:sz="6" w:val="single"/>
-          <w:bottom w:color="000000" w:space="0" w:sz="6" w:val="single"/>
-          <w:right w:color="000000" w:space="0" w:sz="6" w:val="single"/>
-          <w:insideH w:color="000000" w:space="0" w:sz="6" w:val="single"/>
-          <w:insideV w:color="000000" w:space="0" w:sz="6" w:val="single"/>
+          <w:top w:space="0" w:sz="6" w:color="000000" w:val="single"/>
+          <w:left w:space="0" w:sz="6" w:color="000000" w:val="single"/>
+          <w:bottom w:space="0" w:sz="6" w:color="000000" w:val="single"/>
+          <w:right w:space="0" w:sz="6" w:color="000000" w:val="single"/>
+          <w:insideH w:space="0" w:sz="6" w:color="000000" w:val="single"/>
+          <w:insideV w:space="0" w:sz="6" w:color="000000" w:val="single"/>
         </w:tblBorders>
         <w:tblCellMar>
           <w:top w:w="57" w:type="dxa"/>
@@ -2914,8 +2914,8 @@
             <w:pPr>
               <w:pStyle w:val="Compact"/>
               <w:jc w:val="left"/>
-              <w:ind w:left="0" w:firstLine="0" w:right="0"/>
-              <w:spacing w:before="40" w:line="240" w:lineRule="auto" w:after="40"/>
+              <w:ind w:firstLine="0" w:left="0" w:right="0"/>
+              <w:spacing w:after="40" w:before="40" w:line="240" w:lineRule="auto"/>
             </w:pPr>
             <w:r>
               <w:rPr>
@@ -2933,8 +2933,8 @@
             <w:pPr>
               <w:pStyle w:val="Compact"/>
               <w:jc w:val="left"/>
-              <w:ind w:left="0" w:firstLine="0" w:right="0"/>
-              <w:spacing w:before="40" w:line="240" w:lineRule="auto" w:after="40"/>
+              <w:ind w:firstLine="0" w:left="0" w:right="0"/>
+              <w:spacing w:after="40" w:before="40" w:line="240" w:lineRule="auto"/>
             </w:pPr>
             <w:r>
               <w:rPr>
@@ -2952,8 +2952,8 @@
             <w:pPr>
               <w:pStyle w:val="Compact"/>
               <w:jc w:val="left"/>
-              <w:ind w:left="0" w:firstLine="0" w:right="0"/>
-              <w:spacing w:before="40" w:line="240" w:lineRule="auto" w:after="40"/>
+              <w:ind w:firstLine="0" w:left="0" w:right="0"/>
+              <w:spacing w:after="40" w:before="40" w:line="240" w:lineRule="auto"/>
             </w:pPr>
             <w:r>
               <w:rPr>
@@ -2971,8 +2971,8 @@
             <w:pPr>
               <w:pStyle w:val="Compact"/>
               <w:jc w:val="left"/>
-              <w:ind w:left="0" w:firstLine="0" w:right="0"/>
-              <w:spacing w:before="40" w:line="240" w:lineRule="auto" w:after="40"/>
+              <w:ind w:firstLine="0" w:left="0" w:right="0"/>
+              <w:spacing w:after="40" w:before="40" w:line="240" w:lineRule="auto"/>
             </w:pPr>
             <w:r>
               <w:t xml:space="preserve">identifier</w:t>
@@ -2985,8 +2985,8 @@
             <w:pPr>
               <w:pStyle w:val="Compact"/>
               <w:jc w:val="left"/>
-              <w:ind w:left="0" w:firstLine="0" w:right="0"/>
-              <w:spacing w:before="40" w:line="240" w:lineRule="auto" w:after="40"/>
+              <w:ind w:firstLine="0" w:left="0" w:right="0"/>
+              <w:spacing w:after="40" w:before="40" w:line="240" w:lineRule="auto"/>
             </w:pPr>
             <w:r>
               <w:t xml:space="preserve">TEXT PK</w:t>
@@ -2999,8 +2999,8 @@
             <w:pPr>
               <w:pStyle w:val="Compact"/>
               <w:jc w:val="left"/>
-              <w:ind w:left="0" w:firstLine="0" w:right="0"/>
-              <w:spacing w:before="40" w:line="240" w:lineRule="auto" w:after="40"/>
+              <w:ind w:firstLine="0" w:left="0" w:right="0"/>
+              <w:spacing w:after="40" w:before="40" w:line="240" w:lineRule="auto"/>
             </w:pPr>
             <w:r>
               <w:t xml:space="preserve">Unique datatype ID</w:t>
@@ -3015,8 +3015,8 @@
             <w:pPr>
               <w:pStyle w:val="Compact"/>
               <w:jc w:val="left"/>
-              <w:ind w:left="0" w:firstLine="0" w:right="0"/>
-              <w:spacing w:before="40" w:line="240" w:lineRule="auto" w:after="40"/>
+              <w:ind w:firstLine="0" w:left="0" w:right="0"/>
+              <w:spacing w:after="40" w:before="40" w:line="240" w:lineRule="auto"/>
             </w:pPr>
             <w:r>
               <w:t xml:space="preserve">long_name</w:t>
@@ -3029,8 +3029,8 @@
             <w:pPr>
               <w:pStyle w:val="Compact"/>
               <w:jc w:val="left"/>
-              <w:ind w:left="0" w:firstLine="0" w:right="0"/>
-              <w:spacing w:before="40" w:line="240" w:lineRule="auto" w:after="40"/>
+              <w:ind w:firstLine="0" w:left="0" w:right="0"/>
+              <w:spacing w:after="40" w:before="40" w:line="240" w:lineRule="auto"/>
             </w:pPr>
             <w:r>
               <w:t xml:space="preserve">TEXT NOT NULL UNIQUE</w:t>
@@ -3043,8 +3043,8 @@
             <w:pPr>
               <w:pStyle w:val="Compact"/>
               <w:jc w:val="left"/>
-              <w:ind w:left="0" w:firstLine="0" w:right="0"/>
-              <w:spacing w:before="40" w:line="240" w:lineRule="auto" w:after="40"/>
+              <w:ind w:firstLine="0" w:left="0" w:right="0"/>
+              <w:spacing w:after="40" w:before="40" w:line="240" w:lineRule="auto"/>
             </w:pPr>
             <w:r>
               <w:t xml:space="preserve">Human-readable name</w:t>
@@ -3059,8 +3059,8 @@
             <w:pPr>
               <w:pStyle w:val="Compact"/>
               <w:jc w:val="left"/>
-              <w:ind w:left="0" w:firstLine="0" w:right="0"/>
-              <w:spacing w:before="40" w:line="240" w:lineRule="auto" w:after="40"/>
+              <w:ind w:firstLine="0" w:left="0" w:right="0"/>
+              <w:spacing w:after="40" w:before="40" w:line="240" w:lineRule="auto"/>
             </w:pPr>
             <w:r>
               <w:t xml:space="preserve">type</w:t>
@@ -3073,8 +3073,8 @@
             <w:pPr>
               <w:pStyle w:val="Compact"/>
               <w:jc w:val="left"/>
-              <w:ind w:left="0" w:firstLine="0" w:right="0"/>
-              <w:spacing w:before="40" w:line="240" w:lineRule="auto" w:after="40"/>
+              <w:ind w:firstLine="0" w:left="0" w:right="0"/>
+              <w:spacing w:after="40" w:before="40" w:line="240" w:lineRule="auto"/>
             </w:pPr>
             <w:r>
               <w:t xml:space="preserve">TEXT NOT NULL</w:t>
@@ -3087,8 +3087,8 @@
             <w:pPr>
               <w:pStyle w:val="Compact"/>
               <w:jc w:val="left"/>
-              <w:ind w:left="0" w:firstLine="0" w:right="0"/>
-              <w:spacing w:before="40" w:line="240" w:lineRule="auto" w:after="40"/>
+              <w:ind w:firstLine="0" w:left="0" w:right="0"/>
+              <w:spacing w:after="40" w:before="40" w:line="240" w:lineRule="auto"/>
             </w:pPr>
             <w:r>
               <w:t xml:space="preserve">Primitive category: STRING, INTEGER, REAL, BOOLEAN, DATE, ENUM, XHTML</w:t>
@@ -3164,7 +3164,7 @@
           <w:sz w:val="2"/>
         </w:rPr>
       </w:pPr>
-      <w:bookmarkStart w:name="csv-tbl-attr-types" w:id="47668"/>
+      <w:bookmarkStart w:id="47668" w:name="csv-tbl-attr-types"/>
       <w:bookmarkEnd w:id="47668"/>
     </w:p>
     <w:p>
@@ -3201,12 +3201,12 @@
         <w:tblLook w:firstRow="1" w:lastRow="0" w:firstColumn="0" w:lastColumn="0" w:noHBand="0" w:noVBand="0" w:val="0020"/>
         <w:jc w:val="start"/>
         <w:tblBorders>
-          <w:top w:color="000000" w:space="0" w:sz="6" w:val="single"/>
-          <w:left w:color="000000" w:space="0" w:sz="6" w:val="single"/>
-          <w:bottom w:color="000000" w:space="0" w:sz="6" w:val="single"/>
-          <w:right w:color="000000" w:space="0" w:sz="6" w:val="single"/>
-          <w:insideH w:color="000000" w:space="0" w:sz="6" w:val="single"/>
-          <w:insideV w:color="000000" w:space="0" w:sz="6" w:val="single"/>
+          <w:top w:space="0" w:sz="6" w:color="000000" w:val="single"/>
+          <w:left w:space="0" w:sz="6" w:color="000000" w:val="single"/>
+          <w:bottom w:space="0" w:sz="6" w:color="000000" w:val="single"/>
+          <w:right w:space="0" w:sz="6" w:color="000000" w:val="single"/>
+          <w:insideH w:space="0" w:sz="6" w:color="000000" w:val="single"/>
+          <w:insideV w:space="0" w:sz="6" w:color="000000" w:val="single"/>
         </w:tblBorders>
         <w:tblCellMar>
           <w:top w:w="57" w:type="dxa"/>
@@ -3232,8 +3232,8 @@
             <w:pPr>
               <w:pStyle w:val="Compact"/>
               <w:jc w:val="left"/>
-              <w:ind w:left="0" w:firstLine="0" w:right="0"/>
-              <w:spacing w:before="40" w:line="240" w:lineRule="auto" w:after="40"/>
+              <w:ind w:firstLine="0" w:left="0" w:right="0"/>
+              <w:spacing w:after="40" w:before="40" w:line="240" w:lineRule="auto"/>
             </w:pPr>
             <w:r>
               <w:rPr>
@@ -3251,8 +3251,8 @@
             <w:pPr>
               <w:pStyle w:val="Compact"/>
               <w:jc w:val="left"/>
-              <w:ind w:left="0" w:firstLine="0" w:right="0"/>
-              <w:spacing w:before="40" w:line="240" w:lineRule="auto" w:after="40"/>
+              <w:ind w:firstLine="0" w:left="0" w:right="0"/>
+              <w:spacing w:after="40" w:before="40" w:line="240" w:lineRule="auto"/>
             </w:pPr>
             <w:r>
               <w:rPr>
@@ -3270,8 +3270,8 @@
             <w:pPr>
               <w:pStyle w:val="Compact"/>
               <w:jc w:val="left"/>
-              <w:ind w:left="0" w:firstLine="0" w:right="0"/>
-              <w:spacing w:before="40" w:line="240" w:lineRule="auto" w:after="40"/>
+              <w:ind w:firstLine="0" w:left="0" w:right="0"/>
+              <w:spacing w:after="40" w:before="40" w:line="240" w:lineRule="auto"/>
             </w:pPr>
             <w:r>
               <w:rPr>
@@ -3289,8 +3289,8 @@
             <w:pPr>
               <w:pStyle w:val="Compact"/>
               <w:jc w:val="left"/>
-              <w:ind w:left="0" w:firstLine="0" w:right="0"/>
-              <w:spacing w:before="40" w:line="240" w:lineRule="auto" w:after="40"/>
+              <w:ind w:firstLine="0" w:left="0" w:right="0"/>
+              <w:spacing w:after="40" w:before="40" w:line="240" w:lineRule="auto"/>
             </w:pPr>
             <w:r>
               <w:t xml:space="preserve">identifier</w:t>
@@ -3303,8 +3303,8 @@
             <w:pPr>
               <w:pStyle w:val="Compact"/>
               <w:jc w:val="left"/>
-              <w:ind w:left="0" w:firstLine="0" w:right="0"/>
-              <w:spacing w:before="40" w:line="240" w:lineRule="auto" w:after="40"/>
+              <w:ind w:firstLine="0" w:left="0" w:right="0"/>
+              <w:spacing w:after="40" w:before="40" w:line="240" w:lineRule="auto"/>
             </w:pPr>
             <w:r>
               <w:t xml:space="preserve">TEXT PK</w:t>
@@ -3317,8 +3317,8 @@
             <w:pPr>
               <w:pStyle w:val="Compact"/>
               <w:jc w:val="left"/>
-              <w:ind w:left="0" w:firstLine="0" w:right="0"/>
-              <w:spacing w:before="40" w:line="240" w:lineRule="auto" w:after="40"/>
+              <w:ind w:firstLine="0" w:left="0" w:right="0"/>
+              <w:spacing w:after="40" w:before="40" w:line="240" w:lineRule="auto"/>
             </w:pPr>
             <w:r>
               <w:t xml:space="preserve">Unique attribute definition ID</w:t>
@@ -3333,8 +3333,8 @@
             <w:pPr>
               <w:pStyle w:val="Compact"/>
               <w:jc w:val="left"/>
-              <w:ind w:left="0" w:firstLine="0" w:right="0"/>
-              <w:spacing w:before="40" w:line="240" w:lineRule="auto" w:after="40"/>
+              <w:ind w:firstLine="0" w:left="0" w:right="0"/>
+              <w:spacing w:after="40" w:before="40" w:line="240" w:lineRule="auto"/>
             </w:pPr>
             <w:r>
               <w:t xml:space="preserve">owner_type_ref</w:t>
@@ -3347,8 +3347,8 @@
             <w:pPr>
               <w:pStyle w:val="Compact"/>
               <w:jc w:val="left"/>
-              <w:ind w:left="0" w:firstLine="0" w:right="0"/>
-              <w:spacing w:before="40" w:line="240" w:lineRule="auto" w:after="40"/>
+              <w:ind w:firstLine="0" w:left="0" w:right="0"/>
+              <w:spacing w:after="40" w:before="40" w:line="240" w:lineRule="auto"/>
             </w:pPr>
             <w:r>
               <w:t xml:space="preserve">TEXT NOT NULL FK</w:t>
@@ -3361,8 +3361,8 @@
             <w:pPr>
               <w:pStyle w:val="Compact"/>
               <w:jc w:val="left"/>
-              <w:ind w:left="0" w:firstLine="0" w:right="0"/>
-              <w:spacing w:before="40" w:line="240" w:lineRule="auto" w:after="40"/>
+              <w:ind w:firstLine="0" w:left="0" w:right="0"/>
+              <w:spacing w:after="40" w:before="40" w:line="240" w:lineRule="auto"/>
             </w:pPr>
             <w:r>
               <w:t xml:space="preserve">Object type that owns this attribute</w:t>
@@ -3377,8 +3377,8 @@
             <w:pPr>
               <w:pStyle w:val="Compact"/>
               <w:jc w:val="left"/>
-              <w:ind w:left="0" w:firstLine="0" w:right="0"/>
-              <w:spacing w:before="40" w:line="240" w:lineRule="auto" w:after="40"/>
+              <w:ind w:firstLine="0" w:left="0" w:right="0"/>
+              <w:spacing w:after="40" w:before="40" w:line="240" w:lineRule="auto"/>
             </w:pPr>
             <w:r>
               <w:t xml:space="preserve">long_name</w:t>
@@ -3391,8 +3391,8 @@
             <w:pPr>
               <w:pStyle w:val="Compact"/>
               <w:jc w:val="left"/>
-              <w:ind w:left="0" w:firstLine="0" w:right="0"/>
-              <w:spacing w:before="40" w:line="240" w:lineRule="auto" w:after="40"/>
+              <w:ind w:firstLine="0" w:left="0" w:right="0"/>
+              <w:spacing w:after="40" w:before="40" w:line="240" w:lineRule="auto"/>
             </w:pPr>
             <w:r>
               <w:t xml:space="preserve">TEXT NOT NULL</w:t>
@@ -3405,8 +3405,8 @@
             <w:pPr>
               <w:pStyle w:val="Compact"/>
               <w:jc w:val="left"/>
-              <w:ind w:left="0" w:firstLine="0" w:right="0"/>
-              <w:spacing w:before="40" w:line="240" w:lineRule="auto" w:after="40"/>
+              <w:ind w:firstLine="0" w:left="0" w:right="0"/>
+              <w:spacing w:after="40" w:before="40" w:line="240" w:lineRule="auto"/>
             </w:pPr>
             <w:r>
               <w:t xml:space="preserve">Attribute name as written in source</w:t>
@@ -3421,8 +3421,8 @@
             <w:pPr>
               <w:pStyle w:val="Compact"/>
               <w:jc w:val="left"/>
-              <w:ind w:left="0" w:firstLine="0" w:right="0"/>
-              <w:spacing w:before="40" w:line="240" w:lineRule="auto" w:after="40"/>
+              <w:ind w:firstLine="0" w:left="0" w:right="0"/>
+              <w:spacing w:after="40" w:before="40" w:line="240" w:lineRule="auto"/>
             </w:pPr>
             <w:r>
               <w:t xml:space="preserve">datatype_ref</w:t>
@@ -3435,8 +3435,8 @@
             <w:pPr>
               <w:pStyle w:val="Compact"/>
               <w:jc w:val="left"/>
-              <w:ind w:left="0" w:firstLine="0" w:right="0"/>
-              <w:spacing w:before="40" w:line="240" w:lineRule="auto" w:after="40"/>
+              <w:ind w:firstLine="0" w:left="0" w:right="0"/>
+              <w:spacing w:after="40" w:before="40" w:line="240" w:lineRule="auto"/>
             </w:pPr>
             <w:r>
               <w:t xml:space="preserve">TEXT NOT NULL FK</w:t>
@@ -3449,8 +3449,8 @@
             <w:pPr>
               <w:pStyle w:val="Compact"/>
               <w:jc w:val="left"/>
-              <w:ind w:left="0" w:firstLine="0" w:right="0"/>
-              <w:spacing w:before="40" w:line="240" w:lineRule="auto" w:after="40"/>
+              <w:ind w:firstLine="0" w:left="0" w:right="0"/>
+              <w:spacing w:after="40" w:before="40" w:line="240" w:lineRule="auto"/>
             </w:pPr>
             <w:r>
               <w:t xml:space="preserve">Data type (FK to datatype_definitions)</w:t>
@@ -3465,8 +3465,8 @@
             <w:pPr>
               <w:pStyle w:val="Compact"/>
               <w:jc w:val="left"/>
-              <w:ind w:left="0" w:firstLine="0" w:right="0"/>
-              <w:spacing w:before="40" w:line="240" w:lineRule="auto" w:after="40"/>
+              <w:ind w:firstLine="0" w:left="0" w:right="0"/>
+              <w:spacing w:after="40" w:before="40" w:line="240" w:lineRule="auto"/>
             </w:pPr>
             <w:r>
               <w:t xml:space="preserve">min_occurs</w:t>
@@ -3479,8 +3479,8 @@
             <w:pPr>
               <w:pStyle w:val="Compact"/>
               <w:jc w:val="left"/>
-              <w:ind w:left="0" w:firstLine="0" w:right="0"/>
-              <w:spacing w:before="40" w:line="240" w:lineRule="auto" w:after="40"/>
+              <w:ind w:firstLine="0" w:left="0" w:right="0"/>
+              <w:spacing w:after="40" w:before="40" w:line="240" w:lineRule="auto"/>
             </w:pPr>
             <w:r>
               <w:t xml:space="preserve">INTEGER DEFAULT 0</w:t>
@@ -3493,8 +3493,8 @@
             <w:pPr>
               <w:pStyle w:val="Compact"/>
               <w:jc w:val="left"/>
-              <w:ind w:left="0" w:firstLine="0" w:right="0"/>
-              <w:spacing w:before="40" w:line="240" w:lineRule="auto" w:after="40"/>
+              <w:ind w:firstLine="0" w:left="0" w:right="0"/>
+              <w:spacing w:after="40" w:before="40" w:line="240" w:lineRule="auto"/>
             </w:pPr>
             <w:r>
               <w:t xml:space="preserve">Minimum occurrences (0 = optional)</w:t>
@@ -3509,8 +3509,8 @@
             <w:pPr>
               <w:pStyle w:val="Compact"/>
               <w:jc w:val="left"/>
-              <w:ind w:left="0" w:firstLine="0" w:right="0"/>
-              <w:spacing w:before="40" w:line="240" w:lineRule="auto" w:after="40"/>
+              <w:ind w:firstLine="0" w:left="0" w:right="0"/>
+              <w:spacing w:after="40" w:before="40" w:line="240" w:lineRule="auto"/>
             </w:pPr>
             <w:r>
               <w:t xml:space="preserve">max_occurs</w:t>
@@ -3523,8 +3523,8 @@
             <w:pPr>
               <w:pStyle w:val="Compact"/>
               <w:jc w:val="left"/>
-              <w:ind w:left="0" w:firstLine="0" w:right="0"/>
-              <w:spacing w:before="40" w:line="240" w:lineRule="auto" w:after="40"/>
+              <w:ind w:firstLine="0" w:left="0" w:right="0"/>
+              <w:spacing w:after="40" w:before="40" w:line="240" w:lineRule="auto"/>
             </w:pPr>
             <w:r>
               <w:t xml:space="preserve">INTEGER DEFAULT 1</w:t>
@@ -3537,8 +3537,8 @@
             <w:pPr>
               <w:pStyle w:val="Compact"/>
               <w:jc w:val="left"/>
-              <w:ind w:left="0" w:firstLine="0" w:right="0"/>
-              <w:spacing w:before="40" w:line="240" w:lineRule="auto" w:after="40"/>
+              <w:ind w:firstLine="0" w:left="0" w:right="0"/>
+              <w:spacing w:after="40" w:before="40" w:line="240" w:lineRule="auto"/>
             </w:pPr>
             <w:r>
               <w:t xml:space="preserve">Maximum occurrences</w:t>
@@ -3553,8 +3553,8 @@
             <w:pPr>
               <w:pStyle w:val="Compact"/>
               <w:jc w:val="left"/>
-              <w:ind w:left="0" w:firstLine="0" w:right="0"/>
-              <w:spacing w:before="40" w:line="240" w:lineRule="auto" w:after="40"/>
+              <w:ind w:firstLine="0" w:left="0" w:right="0"/>
+              <w:spacing w:after="40" w:before="40" w:line="240" w:lineRule="auto"/>
             </w:pPr>
             <w:r>
               <w:t xml:space="preserve">min_value</w:t>
@@ -3567,8 +3567,8 @@
             <w:pPr>
               <w:pStyle w:val="Compact"/>
               <w:jc w:val="left"/>
-              <w:ind w:left="0" w:firstLine="0" w:right="0"/>
-              <w:spacing w:before="40" w:line="240" w:lineRule="auto" w:after="40"/>
+              <w:ind w:firstLine="0" w:left="0" w:right="0"/>
+              <w:spacing w:after="40" w:before="40" w:line="240" w:lineRule="auto"/>
             </w:pPr>
             <w:r>
               <w:t xml:space="preserve">REAL</w:t>
@@ -3581,8 +3581,8 @@
             <w:pPr>
               <w:pStyle w:val="Compact"/>
               <w:jc w:val="left"/>
-              <w:ind w:left="0" w:firstLine="0" w:right="0"/>
-              <w:spacing w:before="40" w:line="240" w:lineRule="auto" w:after="40"/>
+              <w:ind w:firstLine="0" w:left="0" w:right="0"/>
+              <w:spacing w:after="40" w:before="40" w:line="240" w:lineRule="auto"/>
             </w:pPr>
             <w:r>
               <w:t xml:space="preserve">Minimum bound for INTEGER/REAL</w:t>
@@ -3597,8 +3597,8 @@
             <w:pPr>
               <w:pStyle w:val="Compact"/>
               <w:jc w:val="left"/>
-              <w:ind w:left="0" w:firstLine="0" w:right="0"/>
-              <w:spacing w:before="40" w:line="240" w:lineRule="auto" w:after="40"/>
+              <w:ind w:firstLine="0" w:left="0" w:right="0"/>
+              <w:spacing w:after="40" w:before="40" w:line="240" w:lineRule="auto"/>
             </w:pPr>
             <w:r>
               <w:t xml:space="preserve">max_value</w:t>
@@ -3611,8 +3611,8 @@
             <w:pPr>
               <w:pStyle w:val="Compact"/>
               <w:jc w:val="left"/>
-              <w:ind w:left="0" w:firstLine="0" w:right="0"/>
-              <w:spacing w:before="40" w:line="240" w:lineRule="auto" w:after="40"/>
+              <w:ind w:firstLine="0" w:left="0" w:right="0"/>
+              <w:spacing w:after="40" w:before="40" w:line="240" w:lineRule="auto"/>
             </w:pPr>
             <w:r>
               <w:t xml:space="preserve">REAL</w:t>
@@ -3625,8 +3625,8 @@
             <w:pPr>
               <w:pStyle w:val="Compact"/>
               <w:jc w:val="left"/>
-              <w:ind w:left="0" w:firstLine="0" w:right="0"/>
-              <w:spacing w:before="40" w:line="240" w:lineRule="auto" w:after="40"/>
+              <w:ind w:firstLine="0" w:left="0" w:right="0"/>
+              <w:spacing w:after="40" w:before="40" w:line="240" w:lineRule="auto"/>
             </w:pPr>
             <w:r>
               <w:t xml:space="preserve">Maximum bound for INTEGER/REAL</w:t>
@@ -3687,7 +3687,7 @@
           <w:sz w:val="2"/>
         </w:rPr>
       </w:pPr>
-      <w:bookmarkStart w:name="csv-tbl-enum-values" w:id="93433"/>
+      <w:bookmarkStart w:id="93433" w:name="csv-tbl-enum-values"/>
       <w:bookmarkEnd w:id="93433"/>
     </w:p>
     <w:p>
@@ -3724,12 +3724,12 @@
         <w:tblLook w:firstRow="1" w:lastRow="0" w:firstColumn="0" w:lastColumn="0" w:noHBand="0" w:noVBand="0" w:val="0020"/>
         <w:jc w:val="start"/>
         <w:tblBorders>
-          <w:top w:color="000000" w:space="0" w:sz="6" w:val="single"/>
-          <w:left w:color="000000" w:space="0" w:sz="6" w:val="single"/>
-          <w:bottom w:color="000000" w:space="0" w:sz="6" w:val="single"/>
-          <w:right w:color="000000" w:space="0" w:sz="6" w:val="single"/>
-          <w:insideH w:color="000000" w:space="0" w:sz="6" w:val="single"/>
-          <w:insideV w:color="000000" w:space="0" w:sz="6" w:val="single"/>
+          <w:top w:space="0" w:sz="6" w:color="000000" w:val="single"/>
+          <w:left w:space="0" w:sz="6" w:color="000000" w:val="single"/>
+          <w:bottom w:space="0" w:sz="6" w:color="000000" w:val="single"/>
+          <w:right w:space="0" w:sz="6" w:color="000000" w:val="single"/>
+          <w:insideH w:space="0" w:sz="6" w:color="000000" w:val="single"/>
+          <w:insideV w:space="0" w:sz="6" w:color="000000" w:val="single"/>
         </w:tblBorders>
         <w:tblCellMar>
           <w:top w:w="57" w:type="dxa"/>
@@ -3755,8 +3755,8 @@
             <w:pPr>
               <w:pStyle w:val="Compact"/>
               <w:jc w:val="left"/>
-              <w:ind w:left="0" w:firstLine="0" w:right="0"/>
-              <w:spacing w:before="40" w:line="240" w:lineRule="auto" w:after="40"/>
+              <w:ind w:firstLine="0" w:left="0" w:right="0"/>
+              <w:spacing w:after="40" w:before="40" w:line="240" w:lineRule="auto"/>
             </w:pPr>
             <w:r>
               <w:rPr>
@@ -3774,8 +3774,8 @@
             <w:pPr>
               <w:pStyle w:val="Compact"/>
               <w:jc w:val="left"/>
-              <w:ind w:left="0" w:firstLine="0" w:right="0"/>
-              <w:spacing w:before="40" w:line="240" w:lineRule="auto" w:after="40"/>
+              <w:ind w:firstLine="0" w:left="0" w:right="0"/>
+              <w:spacing w:after="40" w:before="40" w:line="240" w:lineRule="auto"/>
             </w:pPr>
             <w:r>
               <w:rPr>
@@ -3793,8 +3793,8 @@
             <w:pPr>
               <w:pStyle w:val="Compact"/>
               <w:jc w:val="left"/>
-              <w:ind w:left="0" w:firstLine="0" w:right="0"/>
-              <w:spacing w:before="40" w:line="240" w:lineRule="auto" w:after="40"/>
+              <w:ind w:firstLine="0" w:left="0" w:right="0"/>
+              <w:spacing w:after="40" w:before="40" w:line="240" w:lineRule="auto"/>
             </w:pPr>
             <w:r>
               <w:rPr>
@@ -3812,8 +3812,8 @@
             <w:pPr>
               <w:pStyle w:val="Compact"/>
               <w:jc w:val="left"/>
-              <w:ind w:left="0" w:firstLine="0" w:right="0"/>
-              <w:spacing w:before="40" w:line="240" w:lineRule="auto" w:after="40"/>
+              <w:ind w:firstLine="0" w:left="0" w:right="0"/>
+              <w:spacing w:after="40" w:before="40" w:line="240" w:lineRule="auto"/>
             </w:pPr>
             <w:r>
               <w:t xml:space="preserve">identifier</w:t>
@@ -3826,8 +3826,8 @@
             <w:pPr>
               <w:pStyle w:val="Compact"/>
               <w:jc w:val="left"/>
-              <w:ind w:left="0" w:firstLine="0" w:right="0"/>
-              <w:spacing w:before="40" w:line="240" w:lineRule="auto" w:after="40"/>
+              <w:ind w:firstLine="0" w:left="0" w:right="0"/>
+              <w:spacing w:after="40" w:before="40" w:line="240" w:lineRule="auto"/>
             </w:pPr>
             <w:r>
               <w:t xml:space="preserve">TEXT PK</w:t>
@@ -3840,8 +3840,8 @@
             <w:pPr>
               <w:pStyle w:val="Compact"/>
               <w:jc w:val="left"/>
-              <w:ind w:left="0" w:firstLine="0" w:right="0"/>
-              <w:spacing w:before="40" w:line="240" w:lineRule="auto" w:after="40"/>
+              <w:ind w:firstLine="0" w:left="0" w:right="0"/>
+              <w:spacing w:after="40" w:before="40" w:line="240" w:lineRule="auto"/>
             </w:pPr>
             <w:r>
               <w:t xml:space="preserve">Unique enum value ID (e.g. STATUS_DRAFT)</w:t>
@@ -3856,8 +3856,8 @@
             <w:pPr>
               <w:pStyle w:val="Compact"/>
               <w:jc w:val="left"/>
-              <w:ind w:left="0" w:firstLine="0" w:right="0"/>
-              <w:spacing w:before="40" w:line="240" w:lineRule="auto" w:after="40"/>
+              <w:ind w:firstLine="0" w:left="0" w:right="0"/>
+              <w:spacing w:after="40" w:before="40" w:line="240" w:lineRule="auto"/>
             </w:pPr>
             <w:r>
               <w:t xml:space="preserve">datatype_ref</w:t>
@@ -3870,8 +3870,8 @@
             <w:pPr>
               <w:pStyle w:val="Compact"/>
               <w:jc w:val="left"/>
-              <w:ind w:left="0" w:firstLine="0" w:right="0"/>
-              <w:spacing w:before="40" w:line="240" w:lineRule="auto" w:after="40"/>
+              <w:ind w:firstLine="0" w:left="0" w:right="0"/>
+              <w:spacing w:after="40" w:before="40" w:line="240" w:lineRule="auto"/>
             </w:pPr>
             <w:r>
               <w:t xml:space="preserve">TEXT NOT NULL FK</w:t>
@@ -3884,8 +3884,8 @@
             <w:pPr>
               <w:pStyle w:val="Compact"/>
               <w:jc w:val="left"/>
-              <w:ind w:left="0" w:firstLine="0" w:right="0"/>
-              <w:spacing w:before="40" w:line="240" w:lineRule="auto" w:after="40"/>
+              <w:ind w:firstLine="0" w:left="0" w:right="0"/>
+              <w:spacing w:after="40" w:before="40" w:line="240" w:lineRule="auto"/>
             </w:pPr>
             <w:r>
               <w:t xml:space="preserve">Parent ENUM datatype</w:t>
@@ -3900,8 +3900,8 @@
             <w:pPr>
               <w:pStyle w:val="Compact"/>
               <w:jc w:val="left"/>
-              <w:ind w:left="0" w:firstLine="0" w:right="0"/>
-              <w:spacing w:before="40" w:line="240" w:lineRule="auto" w:after="40"/>
+              <w:ind w:firstLine="0" w:left="0" w:right="0"/>
+              <w:spacing w:after="40" w:before="40" w:line="240" w:lineRule="auto"/>
             </w:pPr>
             <w:r>
               <w:t xml:space="preserve">key</w:t>
@@ -3914,8 +3914,8 @@
             <w:pPr>
               <w:pStyle w:val="Compact"/>
               <w:jc w:val="left"/>
-              <w:ind w:left="0" w:firstLine="0" w:right="0"/>
-              <w:spacing w:before="40" w:line="240" w:lineRule="auto" w:after="40"/>
+              <w:ind w:firstLine="0" w:left="0" w:right="0"/>
+              <w:spacing w:after="40" w:before="40" w:line="240" w:lineRule="auto"/>
             </w:pPr>
             <w:r>
               <w:t xml:space="preserve">TEXT NOT NULL</w:t>
@@ -3928,8 +3928,8 @@
             <w:pPr>
               <w:pStyle w:val="Compact"/>
               <w:jc w:val="left"/>
-              <w:ind w:left="0" w:firstLine="0" w:right="0"/>
-              <w:spacing w:before="40" w:line="240" w:lineRule="auto" w:after="40"/>
+              <w:ind w:firstLine="0" w:left="0" w:right="0"/>
+              <w:spacing w:after="40" w:before="40" w:line="240" w:lineRule="auto"/>
             </w:pPr>
             <w:r>
               <w:t xml:space="preserve">Value as written in source</w:t>
@@ -3944,8 +3944,8 @@
             <w:pPr>
               <w:pStyle w:val="Compact"/>
               <w:jc w:val="left"/>
-              <w:ind w:left="0" w:firstLine="0" w:right="0"/>
-              <w:spacing w:before="40" w:line="240" w:lineRule="auto" w:after="40"/>
+              <w:ind w:firstLine="0" w:left="0" w:right="0"/>
+              <w:spacing w:after="40" w:before="40" w:line="240" w:lineRule="auto"/>
             </w:pPr>
             <w:r>
               <w:t xml:space="preserve">sequence</w:t>
@@ -3958,8 +3958,8 @@
             <w:pPr>
               <w:pStyle w:val="Compact"/>
               <w:jc w:val="left"/>
-              <w:ind w:left="0" w:firstLine="0" w:right="0"/>
-              <w:spacing w:before="40" w:line="240" w:lineRule="auto" w:after="40"/>
+              <w:ind w:firstLine="0" w:left="0" w:right="0"/>
+              <w:spacing w:after="40" w:before="40" w:line="240" w:lineRule="auto"/>
             </w:pPr>
             <w:r>
               <w:t xml:space="preserve">INTEGER DEFAULT 0</w:t>
@@ -3972,8 +3972,8 @@
             <w:pPr>
               <w:pStyle w:val="Compact"/>
               <w:jc w:val="left"/>
-              <w:ind w:left="0" w:firstLine="0" w:right="0"/>
-              <w:spacing w:before="40" w:line="240" w:lineRule="auto" w:after="40"/>
+              <w:ind w:firstLine="0" w:left="0" w:right="0"/>
+              <w:spacing w:after="40" w:before="40" w:line="240" w:lineRule="auto"/>
             </w:pPr>
             <w:r>
               <w:t xml:space="preserve">Display order</w:t>
@@ -4011,7 +4011,7 @@
           <w:sz w:val="2"/>
         </w:rPr>
       </w:pPr>
-      <w:bookmarkStart w:name="csv-tbl-type-aliases" w:id="44898"/>
+      <w:bookmarkStart w:id="44898" w:name="csv-tbl-type-aliases"/>
       <w:bookmarkEnd w:id="44898"/>
     </w:p>
     <w:p>
@@ -4048,12 +4048,12 @@
         <w:tblLook w:firstRow="1" w:lastRow="0" w:firstColumn="0" w:lastColumn="0" w:noHBand="0" w:noVBand="0" w:val="0020"/>
         <w:jc w:val="start"/>
         <w:tblBorders>
-          <w:top w:color="000000" w:space="0" w:sz="6" w:val="single"/>
-          <w:left w:color="000000" w:space="0" w:sz="6" w:val="single"/>
-          <w:bottom w:color="000000" w:space="0" w:sz="6" w:val="single"/>
-          <w:right w:color="000000" w:space="0" w:sz="6" w:val="single"/>
-          <w:insideH w:color="000000" w:space="0" w:sz="6" w:val="single"/>
-          <w:insideV w:color="000000" w:space="0" w:sz="6" w:val="single"/>
+          <w:top w:space="0" w:sz="6" w:color="000000" w:val="single"/>
+          <w:left w:space="0" w:sz="6" w:color="000000" w:val="single"/>
+          <w:bottom w:space="0" w:sz="6" w:color="000000" w:val="single"/>
+          <w:right w:space="0" w:sz="6" w:color="000000" w:val="single"/>
+          <w:insideH w:space="0" w:sz="6" w:color="000000" w:val="single"/>
+          <w:insideV w:space="0" w:sz="6" w:color="000000" w:val="single"/>
         </w:tblBorders>
         <w:tblCellMar>
           <w:top w:w="57" w:type="dxa"/>
@@ -4079,8 +4079,8 @@
             <w:pPr>
               <w:pStyle w:val="Compact"/>
               <w:jc w:val="left"/>
-              <w:ind w:left="0" w:firstLine="0" w:right="0"/>
-              <w:spacing w:before="40" w:line="240" w:lineRule="auto" w:after="40"/>
+              <w:ind w:firstLine="0" w:left="0" w:right="0"/>
+              <w:spacing w:after="40" w:before="40" w:line="240" w:lineRule="auto"/>
             </w:pPr>
             <w:r>
               <w:rPr>
@@ -4098,8 +4098,8 @@
             <w:pPr>
               <w:pStyle w:val="Compact"/>
               <w:jc w:val="left"/>
-              <w:ind w:left="0" w:firstLine="0" w:right="0"/>
-              <w:spacing w:before="40" w:line="240" w:lineRule="auto" w:after="40"/>
+              <w:ind w:firstLine="0" w:left="0" w:right="0"/>
+              <w:spacing w:after="40" w:before="40" w:line="240" w:lineRule="auto"/>
             </w:pPr>
             <w:r>
               <w:rPr>
@@ -4117,8 +4117,8 @@
             <w:pPr>
               <w:pStyle w:val="Compact"/>
               <w:jc w:val="left"/>
-              <w:ind w:left="0" w:firstLine="0" w:right="0"/>
-              <w:spacing w:before="40" w:line="240" w:lineRule="auto" w:after="40"/>
+              <w:ind w:firstLine="0" w:left="0" w:right="0"/>
+              <w:spacing w:after="40" w:before="40" w:line="240" w:lineRule="auto"/>
             </w:pPr>
             <w:r>
               <w:rPr>
@@ -4136,8 +4136,8 @@
             <w:pPr>
               <w:pStyle w:val="Compact"/>
               <w:jc w:val="left"/>
-              <w:ind w:left="0" w:firstLine="0" w:right="0"/>
-              <w:spacing w:before="40" w:line="240" w:lineRule="auto" w:after="40"/>
+              <w:ind w:firstLine="0" w:left="0" w:right="0"/>
+              <w:spacing w:after="40" w:before="40" w:line="240" w:lineRule="auto"/>
             </w:pPr>
             <w:r>
               <w:t xml:space="preserve">alias</w:t>
@@ -4150,8 +4150,8 @@
             <w:pPr>
               <w:pStyle w:val="Compact"/>
               <w:jc w:val="left"/>
-              <w:ind w:left="0" w:firstLine="0" w:right="0"/>
-              <w:spacing w:before="40" w:line="240" w:lineRule="auto" w:after="40"/>
+              <w:ind w:firstLine="0" w:left="0" w:right="0"/>
+              <w:spacing w:after="40" w:before="40" w:line="240" w:lineRule="auto"/>
             </w:pPr>
             <w:r>
               <w:t xml:space="preserve">TEXT PK COLLATE NOCASE</w:t>
@@ -4164,8 +4164,8 @@
             <w:pPr>
               <w:pStyle w:val="Compact"/>
               <w:jc w:val="left"/>
-              <w:ind w:left="0" w:firstLine="0" w:right="0"/>
-              <w:spacing w:before="40" w:line="240" w:lineRule="auto" w:after="40"/>
+              <w:ind w:firstLine="0" w:left="0" w:right="0"/>
+              <w:spacing w:after="40" w:before="40" w:line="240" w:lineRule="auto"/>
             </w:pPr>
             <w:r>
               <w:t xml:space="preserve">Title text that triggers this type</w:t>
@@ -4180,8 +4180,8 @@
             <w:pPr>
               <w:pStyle w:val="Compact"/>
               <w:jc w:val="left"/>
-              <w:ind w:left="0" w:firstLine="0" w:right="0"/>
-              <w:spacing w:before="40" w:line="240" w:lineRule="auto" w:after="40"/>
+              <w:ind w:firstLine="0" w:left="0" w:right="0"/>
+              <w:spacing w:after="40" w:before="40" w:line="240" w:lineRule="auto"/>
             </w:pPr>
             <w:r>
               <w:t xml:space="preserve">object_type_id</w:t>
@@ -4194,8 +4194,8 @@
             <w:pPr>
               <w:pStyle w:val="Compact"/>
               <w:jc w:val="left"/>
-              <w:ind w:left="0" w:firstLine="0" w:right="0"/>
-              <w:spacing w:before="40" w:line="240" w:lineRule="auto" w:after="40"/>
+              <w:ind w:firstLine="0" w:left="0" w:right="0"/>
+              <w:spacing w:after="40" w:before="40" w:line="240" w:lineRule="auto"/>
             </w:pPr>
             <w:r>
               <w:t xml:space="preserve">TEXT NOT NULL FK</w:t>
@@ -4208,8 +4208,8 @@
             <w:pPr>
               <w:pStyle w:val="Compact"/>
               <w:jc w:val="left"/>
-              <w:ind w:left="0" w:firstLine="0" w:right="0"/>
-              <w:spacing w:before="40" w:line="240" w:lineRule="auto" w:after="40"/>
+              <w:ind w:firstLine="0" w:left="0" w:right="0"/>
+              <w:spacing w:after="40" w:before="40" w:line="240" w:lineRule="auto"/>
             </w:pPr>
             <w:r>
               <w:t xml:space="preserve">Object type to assign</w:t>
@@ -4247,7 +4247,7 @@
           <w:sz w:val="2"/>
         </w:rPr>
       </w:pPr>
-      <w:bookmarkStart w:name="csv-tbl-spec-aliases" w:id="70595"/>
+      <w:bookmarkStart w:id="70595" w:name="csv-tbl-spec-aliases"/>
       <w:bookmarkEnd w:id="70595"/>
     </w:p>
     <w:p>
@@ -4284,12 +4284,12 @@
         <w:tblLook w:firstRow="1" w:lastRow="0" w:firstColumn="0" w:lastColumn="0" w:noHBand="0" w:noVBand="0" w:val="0020"/>
         <w:jc w:val="start"/>
         <w:tblBorders>
-          <w:top w:color="000000" w:space="0" w:sz="6" w:val="single"/>
-          <w:left w:color="000000" w:space="0" w:sz="6" w:val="single"/>
-          <w:bottom w:color="000000" w:space="0" w:sz="6" w:val="single"/>
-          <w:right w:color="000000" w:space="0" w:sz="6" w:val="single"/>
-          <w:insideH w:color="000000" w:space="0" w:sz="6" w:val="single"/>
-          <w:insideV w:color="000000" w:space="0" w:sz="6" w:val="single"/>
+          <w:top w:space="0" w:sz="6" w:color="000000" w:val="single"/>
+          <w:left w:space="0" w:sz="6" w:color="000000" w:val="single"/>
+          <w:bottom w:space="0" w:sz="6" w:color="000000" w:val="single"/>
+          <w:right w:space="0" w:sz="6" w:color="000000" w:val="single"/>
+          <w:insideH w:space="0" w:sz="6" w:color="000000" w:val="single"/>
+          <w:insideV w:space="0" w:sz="6" w:color="000000" w:val="single"/>
         </w:tblBorders>
         <w:tblCellMar>
           <w:top w:w="57" w:type="dxa"/>
@@ -4315,8 +4315,8 @@
             <w:pPr>
               <w:pStyle w:val="Compact"/>
               <w:jc w:val="left"/>
-              <w:ind w:left="0" w:firstLine="0" w:right="0"/>
-              <w:spacing w:before="40" w:line="240" w:lineRule="auto" w:after="40"/>
+              <w:ind w:firstLine="0" w:left="0" w:right="0"/>
+              <w:spacing w:after="40" w:before="40" w:line="240" w:lineRule="auto"/>
             </w:pPr>
             <w:r>
               <w:rPr>
@@ -4334,8 +4334,8 @@
             <w:pPr>
               <w:pStyle w:val="Compact"/>
               <w:jc w:val="left"/>
-              <w:ind w:left="0" w:firstLine="0" w:right="0"/>
-              <w:spacing w:before="40" w:line="240" w:lineRule="auto" w:after="40"/>
+              <w:ind w:firstLine="0" w:left="0" w:right="0"/>
+              <w:spacing w:after="40" w:before="40" w:line="240" w:lineRule="auto"/>
             </w:pPr>
             <w:r>
               <w:rPr>
@@ -4353,8 +4353,8 @@
             <w:pPr>
               <w:pStyle w:val="Compact"/>
               <w:jc w:val="left"/>
-              <w:ind w:left="0" w:firstLine="0" w:right="0"/>
-              <w:spacing w:before="40" w:line="240" w:lineRule="auto" w:after="40"/>
+              <w:ind w:firstLine="0" w:left="0" w:right="0"/>
+              <w:spacing w:after="40" w:before="40" w:line="240" w:lineRule="auto"/>
             </w:pPr>
             <w:r>
               <w:rPr>
@@ -4372,8 +4372,8 @@
             <w:pPr>
               <w:pStyle w:val="Compact"/>
               <w:jc w:val="left"/>
-              <w:ind w:left="0" w:firstLine="0" w:right="0"/>
-              <w:spacing w:before="40" w:line="240" w:lineRule="auto" w:after="40"/>
+              <w:ind w:firstLine="0" w:left="0" w:right="0"/>
+              <w:spacing w:after="40" w:before="40" w:line="240" w:lineRule="auto"/>
             </w:pPr>
             <w:r>
               <w:t xml:space="preserve">alias</w:t>
@@ -4386,8 +4386,8 @@
             <w:pPr>
               <w:pStyle w:val="Compact"/>
               <w:jc w:val="left"/>
-              <w:ind w:left="0" w:firstLine="0" w:right="0"/>
-              <w:spacing w:before="40" w:line="240" w:lineRule="auto" w:after="40"/>
+              <w:ind w:firstLine="0" w:left="0" w:right="0"/>
+              <w:spacing w:after="40" w:before="40" w:line="240" w:lineRule="auto"/>
             </w:pPr>
             <w:r>
               <w:t xml:space="preserve">TEXT PK COLLATE NOCASE</w:t>
@@ -4400,8 +4400,8 @@
             <w:pPr>
               <w:pStyle w:val="Compact"/>
               <w:jc w:val="left"/>
-              <w:ind w:left="0" w:firstLine="0" w:right="0"/>
-              <w:spacing w:before="40" w:line="240" w:lineRule="auto" w:after="40"/>
+              <w:ind w:firstLine="0" w:left="0" w:right="0"/>
+              <w:spacing w:after="40" w:before="40" w:line="240" w:lineRule="auto"/>
             </w:pPr>
             <w:r>
               <w:t xml:space="preserve">Title text that triggers this type</w:t>
@@ -4416,8 +4416,8 @@
             <w:pPr>
               <w:pStyle w:val="Compact"/>
               <w:jc w:val="left"/>
-              <w:ind w:left="0" w:firstLine="0" w:right="0"/>
-              <w:spacing w:before="40" w:line="240" w:lineRule="auto" w:after="40"/>
+              <w:ind w:firstLine="0" w:left="0" w:right="0"/>
+              <w:spacing w:after="40" w:before="40" w:line="240" w:lineRule="auto"/>
             </w:pPr>
             <w:r>
               <w:t xml:space="preserve">spec_type_id</w:t>
@@ -4430,8 +4430,8 @@
             <w:pPr>
               <w:pStyle w:val="Compact"/>
               <w:jc w:val="left"/>
-              <w:ind w:left="0" w:firstLine="0" w:right="0"/>
-              <w:spacing w:before="40" w:line="240" w:lineRule="auto" w:after="40"/>
+              <w:ind w:firstLine="0" w:left="0" w:right="0"/>
+              <w:spacing w:after="40" w:before="40" w:line="240" w:lineRule="auto"/>
             </w:pPr>
             <w:r>
               <w:t xml:space="preserve">TEXT NOT NULL FK</w:t>
@@ -4444,8 +4444,8 @@
             <w:pPr>
               <w:pStyle w:val="Compact"/>
               <w:jc w:val="left"/>
-              <w:ind w:left="0" w:firstLine="0" w:right="0"/>
-              <w:spacing w:before="40" w:line="240" w:lineRule="auto" w:after="40"/>
+              <w:ind w:firstLine="0" w:left="0" w:right="0"/>
+              <w:spacing w:after="40" w:before="40" w:line="240" w:lineRule="auto"/>
             </w:pPr>
             <w:r>
               <w:t xml:space="preserve">Specification type to assign</w:t>
@@ -4553,7 +4553,7 @@
           <w:sz w:val="2"/>
         </w:rPr>
       </w:pPr>
-      <w:bookmarkStart w:name="csv-tbl-specifications" w:id="46247"/>
+      <w:bookmarkStart w:id="46247" w:name="csv-tbl-specifications"/>
       <w:bookmarkEnd w:id="46247"/>
     </w:p>
     <w:p>
@@ -4590,12 +4590,12 @@
         <w:tblLook w:firstRow="1" w:lastRow="0" w:firstColumn="0" w:lastColumn="0" w:noHBand="0" w:noVBand="0" w:val="0020"/>
         <w:jc w:val="start"/>
         <w:tblBorders>
-          <w:top w:color="000000" w:space="0" w:sz="6" w:val="single"/>
-          <w:left w:color="000000" w:space="0" w:sz="6" w:val="single"/>
-          <w:bottom w:color="000000" w:space="0" w:sz="6" w:val="single"/>
-          <w:right w:color="000000" w:space="0" w:sz="6" w:val="single"/>
-          <w:insideH w:color="000000" w:space="0" w:sz="6" w:val="single"/>
-          <w:insideV w:color="000000" w:space="0" w:sz="6" w:val="single"/>
+          <w:top w:space="0" w:sz="6" w:color="000000" w:val="single"/>
+          <w:left w:space="0" w:sz="6" w:color="000000" w:val="single"/>
+          <w:bottom w:space="0" w:sz="6" w:color="000000" w:val="single"/>
+          <w:right w:space="0" w:sz="6" w:color="000000" w:val="single"/>
+          <w:insideH w:space="0" w:sz="6" w:color="000000" w:val="single"/>
+          <w:insideV w:space="0" w:sz="6" w:color="000000" w:val="single"/>
         </w:tblBorders>
         <w:tblCellMar>
           <w:top w:w="57" w:type="dxa"/>
@@ -4621,8 +4621,8 @@
             <w:pPr>
               <w:pStyle w:val="Compact"/>
               <w:jc w:val="left"/>
-              <w:ind w:left="0" w:firstLine="0" w:right="0"/>
-              <w:spacing w:before="40" w:line="240" w:lineRule="auto" w:after="40"/>
+              <w:ind w:firstLine="0" w:left="0" w:right="0"/>
+              <w:spacing w:after="40" w:before="40" w:line="240" w:lineRule="auto"/>
             </w:pPr>
             <w:r>
               <w:rPr>
@@ -4640,8 +4640,8 @@
             <w:pPr>
               <w:pStyle w:val="Compact"/>
               <w:jc w:val="left"/>
-              <w:ind w:left="0" w:firstLine="0" w:right="0"/>
-              <w:spacing w:before="40" w:line="240" w:lineRule="auto" w:after="40"/>
+              <w:ind w:firstLine="0" w:left="0" w:right="0"/>
+              <w:spacing w:after="40" w:before="40" w:line="240" w:lineRule="auto"/>
             </w:pPr>
             <w:r>
               <w:rPr>
@@ -4659,8 +4659,8 @@
             <w:pPr>
               <w:pStyle w:val="Compact"/>
               <w:jc w:val="left"/>
-              <w:ind w:left="0" w:firstLine="0" w:right="0"/>
-              <w:spacing w:before="40" w:line="240" w:lineRule="auto" w:after="40"/>
+              <w:ind w:firstLine="0" w:left="0" w:right="0"/>
+              <w:spacing w:after="40" w:before="40" w:line="240" w:lineRule="auto"/>
             </w:pPr>
             <w:r>
               <w:rPr>
@@ -4678,8 +4678,8 @@
             <w:pPr>
               <w:pStyle w:val="Compact"/>
               <w:jc w:val="left"/>
-              <w:ind w:left="0" w:firstLine="0" w:right="0"/>
-              <w:spacing w:before="40" w:line="240" w:lineRule="auto" w:after="40"/>
+              <w:ind w:firstLine="0" w:left="0" w:right="0"/>
+              <w:spacing w:after="40" w:before="40" w:line="240" w:lineRule="auto"/>
             </w:pPr>
             <w:r>
               <w:t xml:space="preserve">identifier</w:t>
@@ -4692,8 +4692,8 @@
             <w:pPr>
               <w:pStyle w:val="Compact"/>
               <w:jc w:val="left"/>
-              <w:ind w:left="0" w:firstLine="0" w:right="0"/>
-              <w:spacing w:before="40" w:line="240" w:lineRule="auto" w:after="40"/>
+              <w:ind w:firstLine="0" w:left="0" w:right="0"/>
+              <w:spacing w:after="40" w:before="40" w:line="240" w:lineRule="auto"/>
             </w:pPr>
             <w:r>
               <w:t xml:space="preserve">TEXT PK</w:t>
@@ -4706,8 +4706,8 @@
             <w:pPr>
               <w:pStyle w:val="Compact"/>
               <w:jc w:val="left"/>
-              <w:ind w:left="0" w:firstLine="0" w:right="0"/>
-              <w:spacing w:before="40" w:line="240" w:lineRule="auto" w:after="40"/>
+              <w:ind w:firstLine="0" w:left="0" w:right="0"/>
+              <w:spacing w:after="40" w:before="40" w:line="240" w:lineRule="auto"/>
             </w:pPr>
             <w:r>
               <w:t xml:space="preserve">Filename slug (natural key)</w:t>
@@ -4722,8 +4722,8 @@
             <w:pPr>
               <w:pStyle w:val="Compact"/>
               <w:jc w:val="left"/>
-              <w:ind w:left="0" w:firstLine="0" w:right="0"/>
-              <w:spacing w:before="40" w:line="240" w:lineRule="auto" w:after="40"/>
+              <w:ind w:firstLine="0" w:left="0" w:right="0"/>
+              <w:spacing w:after="40" w:before="40" w:line="240" w:lineRule="auto"/>
             </w:pPr>
             <w:r>
               <w:t xml:space="preserve">root_path</w:t>
@@ -4736,8 +4736,8 @@
             <w:pPr>
               <w:pStyle w:val="Compact"/>
               <w:jc w:val="left"/>
-              <w:ind w:left="0" w:firstLine="0" w:right="0"/>
-              <w:spacing w:before="40" w:line="240" w:lineRule="auto" w:after="40"/>
+              <w:ind w:firstLine="0" w:left="0" w:right="0"/>
+              <w:spacing w:after="40" w:before="40" w:line="240" w:lineRule="auto"/>
             </w:pPr>
             <w:r>
               <w:t xml:space="preserve">TEXT NOT NULL UNIQUE</w:t>
@@ -4750,8 +4750,8 @@
             <w:pPr>
               <w:pStyle w:val="Compact"/>
               <w:jc w:val="left"/>
-              <w:ind w:left="0" w:firstLine="0" w:right="0"/>
-              <w:spacing w:before="40" w:line="240" w:lineRule="auto" w:after="40"/>
+              <w:ind w:firstLine="0" w:left="0" w:right="0"/>
+              <w:spacing w:after="40" w:before="40" w:line="240" w:lineRule="auto"/>
             </w:pPr>
             <w:r>
               <w:t xml:space="preserve">Absolute path to root .md file</w:t>
@@ -4766,8 +4766,8 @@
             <w:pPr>
               <w:pStyle w:val="Compact"/>
               <w:jc w:val="left"/>
-              <w:ind w:left="0" w:firstLine="0" w:right="0"/>
-              <w:spacing w:before="40" w:line="240" w:lineRule="auto" w:after="40"/>
+              <w:ind w:firstLine="0" w:left="0" w:right="0"/>
+              <w:spacing w:after="40" w:before="40" w:line="240" w:lineRule="auto"/>
             </w:pPr>
             <w:r>
               <w:t xml:space="preserve">long_name</w:t>
@@ -4780,8 +4780,8 @@
             <w:pPr>
               <w:pStyle w:val="Compact"/>
               <w:jc w:val="left"/>
-              <w:ind w:left="0" w:firstLine="0" w:right="0"/>
-              <w:spacing w:before="40" w:line="240" w:lineRule="auto" w:after="40"/>
+              <w:ind w:firstLine="0" w:left="0" w:right="0"/>
+              <w:spacing w:after="40" w:before="40" w:line="240" w:lineRule="auto"/>
             </w:pPr>
             <w:r>
               <w:t xml:space="preserve">TEXT</w:t>
@@ -4794,8 +4794,8 @@
             <w:pPr>
               <w:pStyle w:val="Compact"/>
               <w:jc w:val="left"/>
-              <w:ind w:left="0" w:firstLine="0" w:right="0"/>
-              <w:spacing w:before="40" w:line="240" w:lineRule="auto" w:after="40"/>
+              <w:ind w:firstLine="0" w:left="0" w:right="0"/>
+              <w:spacing w:after="40" w:before="40" w:line="240" w:lineRule="auto"/>
             </w:pPr>
             <w:r>
               <w:t xml:space="preserve">Document title from H1 header</w:t>
@@ -4810,8 +4810,8 @@
             <w:pPr>
               <w:pStyle w:val="Compact"/>
               <w:jc w:val="left"/>
-              <w:ind w:left="0" w:firstLine="0" w:right="0"/>
-              <w:spacing w:before="40" w:line="240" w:lineRule="auto" w:after="40"/>
+              <w:ind w:firstLine="0" w:left="0" w:right="0"/>
+              <w:spacing w:after="40" w:before="40" w:line="240" w:lineRule="auto"/>
             </w:pPr>
             <w:r>
               <w:t xml:space="preserve">type_ref</w:t>
@@ -4824,8 +4824,8 @@
             <w:pPr>
               <w:pStyle w:val="Compact"/>
               <w:jc w:val="left"/>
-              <w:ind w:left="0" w:firstLine="0" w:right="0"/>
-              <w:spacing w:before="40" w:line="240" w:lineRule="auto" w:after="40"/>
+              <w:ind w:firstLine="0" w:left="0" w:right="0"/>
+              <w:spacing w:after="40" w:before="40" w:line="240" w:lineRule="auto"/>
             </w:pPr>
             <w:r>
               <w:t xml:space="preserve">TEXT FK</w:t>
@@ -4838,8 +4838,8 @@
             <w:pPr>
               <w:pStyle w:val="Compact"/>
               <w:jc w:val="left"/>
-              <w:ind w:left="0" w:firstLine="0" w:right="0"/>
-              <w:spacing w:before="40" w:line="240" w:lineRule="auto" w:after="40"/>
+              <w:ind w:firstLine="0" w:left="0" w:right="0"/>
+              <w:spacing w:after="40" w:before="40" w:line="240" w:lineRule="auto"/>
             </w:pPr>
             <w:r>
               <w:t xml:space="preserve">Specification type</w:t>
@@ -4854,8 +4854,8 @@
             <w:pPr>
               <w:pStyle w:val="Compact"/>
               <w:jc w:val="left"/>
-              <w:ind w:left="0" w:firstLine="0" w:right="0"/>
-              <w:spacing w:before="40" w:line="240" w:lineRule="auto" w:after="40"/>
+              <w:ind w:firstLine="0" w:left="0" w:right="0"/>
+              <w:spacing w:after="40" w:before="40" w:line="240" w:lineRule="auto"/>
             </w:pPr>
             <w:r>
               <w:t xml:space="preserve">pid</w:t>
@@ -4868,8 +4868,8 @@
             <w:pPr>
               <w:pStyle w:val="Compact"/>
               <w:jc w:val="left"/>
-              <w:ind w:left="0" w:firstLine="0" w:right="0"/>
-              <w:spacing w:before="40" w:line="240" w:lineRule="auto" w:after="40"/>
+              <w:ind w:firstLine="0" w:left="0" w:right="0"/>
+              <w:spacing w:after="40" w:before="40" w:line="240" w:lineRule="auto"/>
             </w:pPr>
             <w:r>
               <w:t xml:space="preserve">TEXT</w:t>
@@ -4882,8 +4882,8 @@
             <w:pPr>
               <w:pStyle w:val="Compact"/>
               <w:jc w:val="left"/>
-              <w:ind w:left="0" w:firstLine="0" w:right="0"/>
-              <w:spacing w:before="40" w:line="240" w:lineRule="auto" w:after="40"/>
+              <w:ind w:firstLine="0" w:left="0" w:right="0"/>
+              <w:spacing w:after="40" w:before="40" w:line="240" w:lineRule="auto"/>
             </w:pPr>
             <w:r>
               <w:t xml:space="preserve">Project identifier from @PID syntax</w:t>
@@ -4898,8 +4898,8 @@
             <w:pPr>
               <w:pStyle w:val="Compact"/>
               <w:jc w:val="left"/>
-              <w:ind w:left="0" w:firstLine="0" w:right="0"/>
-              <w:spacing w:before="40" w:line="240" w:lineRule="auto" w:after="40"/>
+              <w:ind w:firstLine="0" w:left="0" w:right="0"/>
+              <w:spacing w:after="40" w:before="40" w:line="240" w:lineRule="auto"/>
             </w:pPr>
             <w:r>
               <w:t xml:space="preserve">header_ast</w:t>
@@ -4912,8 +4912,8 @@
             <w:pPr>
               <w:pStyle w:val="Compact"/>
               <w:jc w:val="left"/>
-              <w:ind w:left="0" w:firstLine="0" w:right="0"/>
-              <w:spacing w:before="40" w:line="240" w:lineRule="auto" w:after="40"/>
+              <w:ind w:firstLine="0" w:left="0" w:right="0"/>
+              <w:spacing w:after="40" w:before="40" w:line="240" w:lineRule="auto"/>
             </w:pPr>
             <w:r>
               <w:t xml:space="preserve">JSON</w:t>
@@ -4926,8 +4926,8 @@
             <w:pPr>
               <w:pStyle w:val="Compact"/>
               <w:jc w:val="left"/>
-              <w:ind w:left="0" w:firstLine="0" w:right="0"/>
-              <w:spacing w:before="40" w:line="240" w:lineRule="auto" w:after="40"/>
+              <w:ind w:firstLine="0" w:left="0" w:right="0"/>
+              <w:spacing w:after="40" w:before="40" w:line="240" w:lineRule="auto"/>
             </w:pPr>
             <w:r>
               <w:t xml:space="preserve">Rendered H1 header as Pandoc AST</w:t>
@@ -4942,8 +4942,8 @@
             <w:pPr>
               <w:pStyle w:val="Compact"/>
               <w:jc w:val="left"/>
-              <w:ind w:left="0" w:firstLine="0" w:right="0"/>
-              <w:spacing w:before="40" w:line="240" w:lineRule="auto" w:after="40"/>
+              <w:ind w:firstLine="0" w:left="0" w:right="0"/>
+              <w:spacing w:after="40" w:before="40" w:line="240" w:lineRule="auto"/>
             </w:pPr>
             <w:r>
               <w:t xml:space="preserve">body_ast</w:t>
@@ -4956,8 +4956,8 @@
             <w:pPr>
               <w:pStyle w:val="Compact"/>
               <w:jc w:val="left"/>
-              <w:ind w:left="0" w:firstLine="0" w:right="0"/>
-              <w:spacing w:before="40" w:line="240" w:lineRule="auto" w:after="40"/>
+              <w:ind w:firstLine="0" w:left="0" w:right="0"/>
+              <w:spacing w:after="40" w:before="40" w:line="240" w:lineRule="auto"/>
             </w:pPr>
             <w:r>
               <w:t xml:space="preserve">JSON</w:t>
@@ -4970,8 +4970,8 @@
             <w:pPr>
               <w:pStyle w:val="Compact"/>
               <w:jc w:val="left"/>
-              <w:ind w:left="0" w:firstLine="0" w:right="0"/>
-              <w:spacing w:before="40" w:line="240" w:lineRule="auto" w:after="40"/>
+              <w:ind w:firstLine="0" w:left="0" w:right="0"/>
+              <w:spacing w:after="40" w:before="40" w:line="240" w:lineRule="auto"/>
             </w:pPr>
             <w:r>
               <w:t xml:space="preserve">Body content between H1 and first H2</w:t>
@@ -5009,7 +5009,7 @@
           <w:sz w:val="2"/>
         </w:rPr>
       </w:pPr>
-      <w:bookmarkStart w:name="csv-tbl-objects" w:id="62591"/>
+      <w:bookmarkStart w:id="62591" w:name="csv-tbl-objects"/>
       <w:bookmarkEnd w:id="62591"/>
     </w:p>
     <w:p>
@@ -5046,12 +5046,12 @@
         <w:tblLook w:firstRow="1" w:lastRow="0" w:firstColumn="0" w:lastColumn="0" w:noHBand="0" w:noVBand="0" w:val="0020"/>
         <w:jc w:val="start"/>
         <w:tblBorders>
-          <w:top w:color="000000" w:space="0" w:sz="6" w:val="single"/>
-          <w:left w:color="000000" w:space="0" w:sz="6" w:val="single"/>
-          <w:bottom w:color="000000" w:space="0" w:sz="6" w:val="single"/>
-          <w:right w:color="000000" w:space="0" w:sz="6" w:val="single"/>
-          <w:insideH w:color="000000" w:space="0" w:sz="6" w:val="single"/>
-          <w:insideV w:color="000000" w:space="0" w:sz="6" w:val="single"/>
+          <w:top w:space="0" w:sz="6" w:color="000000" w:val="single"/>
+          <w:left w:space="0" w:sz="6" w:color="000000" w:val="single"/>
+          <w:bottom w:space="0" w:sz="6" w:color="000000" w:val="single"/>
+          <w:right w:space="0" w:sz="6" w:color="000000" w:val="single"/>
+          <w:insideH w:space="0" w:sz="6" w:color="000000" w:val="single"/>
+          <w:insideV w:space="0" w:sz="6" w:color="000000" w:val="single"/>
         </w:tblBorders>
         <w:tblCellMar>
           <w:top w:w="57" w:type="dxa"/>
@@ -5077,8 +5077,8 @@
             <w:pPr>
               <w:pStyle w:val="Compact"/>
               <w:jc w:val="left"/>
-              <w:ind w:left="0" w:firstLine="0" w:right="0"/>
-              <w:spacing w:before="40" w:line="240" w:lineRule="auto" w:after="40"/>
+              <w:ind w:firstLine="0" w:left="0" w:right="0"/>
+              <w:spacing w:after="40" w:before="40" w:line="240" w:lineRule="auto"/>
             </w:pPr>
             <w:r>
               <w:rPr>
@@ -5096,8 +5096,8 @@
             <w:pPr>
               <w:pStyle w:val="Compact"/>
               <w:jc w:val="left"/>
-              <w:ind w:left="0" w:firstLine="0" w:right="0"/>
-              <w:spacing w:before="40" w:line="240" w:lineRule="auto" w:after="40"/>
+              <w:ind w:firstLine="0" w:left="0" w:right="0"/>
+              <w:spacing w:after="40" w:before="40" w:line="240" w:lineRule="auto"/>
             </w:pPr>
             <w:r>
               <w:rPr>
@@ -5115,8 +5115,8 @@
             <w:pPr>
               <w:pStyle w:val="Compact"/>
               <w:jc w:val="left"/>
-              <w:ind w:left="0" w:firstLine="0" w:right="0"/>
-              <w:spacing w:before="40" w:line="240" w:lineRule="auto" w:after="40"/>
+              <w:ind w:firstLine="0" w:left="0" w:right="0"/>
+              <w:spacing w:after="40" w:before="40" w:line="240" w:lineRule="auto"/>
             </w:pPr>
             <w:r>
               <w:rPr>
@@ -5134,8 +5134,8 @@
             <w:pPr>
               <w:pStyle w:val="Compact"/>
               <w:jc w:val="left"/>
-              <w:ind w:left="0" w:firstLine="0" w:right="0"/>
-              <w:spacing w:before="40" w:line="240" w:lineRule="auto" w:after="40"/>
+              <w:ind w:firstLine="0" w:left="0" w:right="0"/>
+              <w:spacing w:after="40" w:before="40" w:line="240" w:lineRule="auto"/>
             </w:pPr>
             <w:r>
               <w:t xml:space="preserve">id</w:t>
@@ -5148,8 +5148,8 @@
             <w:pPr>
               <w:pStyle w:val="Compact"/>
               <w:jc w:val="left"/>
-              <w:ind w:left="0" w:firstLine="0" w:right="0"/>
-              <w:spacing w:before="40" w:line="240" w:lineRule="auto" w:after="40"/>
+              <w:ind w:firstLine="0" w:left="0" w:right="0"/>
+              <w:spacing w:after="40" w:before="40" w:line="240" w:lineRule="auto"/>
             </w:pPr>
             <w:r>
               <w:t xml:space="preserve">INTEGER PK</w:t>
@@ -5162,8 +5162,8 @@
             <w:pPr>
               <w:pStyle w:val="Compact"/>
               <w:jc w:val="left"/>
-              <w:ind w:left="0" w:firstLine="0" w:right="0"/>
-              <w:spacing w:before="40" w:line="240" w:lineRule="auto" w:after="40"/>
+              <w:ind w:firstLine="0" w:left="0" w:right="0"/>
+              <w:spacing w:after="40" w:before="40" w:line="240" w:lineRule="auto"/>
             </w:pPr>
             <w:r>
               <w:t xml:space="preserve">Auto-assigned internal key</w:t>
@@ -5178,8 +5178,8 @@
             <w:pPr>
               <w:pStyle w:val="Compact"/>
               <w:jc w:val="left"/>
-              <w:ind w:left="0" w:firstLine="0" w:right="0"/>
-              <w:spacing w:before="40" w:line="240" w:lineRule="auto" w:after="40"/>
+              <w:ind w:firstLine="0" w:left="0" w:right="0"/>
+              <w:spacing w:after="40" w:before="40" w:line="240" w:lineRule="auto"/>
             </w:pPr>
             <w:r>
               <w:t xml:space="preserve">content_sha</w:t>
@@ -5192,8 +5192,8 @@
             <w:pPr>
               <w:pStyle w:val="Compact"/>
               <w:jc w:val="left"/>
-              <w:ind w:left="0" w:firstLine="0" w:right="0"/>
-              <w:spacing w:before="40" w:line="240" w:lineRule="auto" w:after="40"/>
+              <w:ind w:firstLine="0" w:left="0" w:right="0"/>
+              <w:spacing w:after="40" w:before="40" w:line="240" w:lineRule="auto"/>
             </w:pPr>
             <w:r>
               <w:t xml:space="preserve">TEXT</w:t>
@@ -5206,8 +5206,8 @@
             <w:pPr>
               <w:pStyle w:val="Compact"/>
               <w:jc w:val="left"/>
-              <w:ind w:left="0" w:firstLine="0" w:right="0"/>
-              <w:spacing w:before="40" w:line="240" w:lineRule="auto" w:after="40"/>
+              <w:ind w:firstLine="0" w:left="0" w:right="0"/>
+              <w:spacing w:after="40" w:before="40" w:line="240" w:lineRule="auto"/>
             </w:pPr>
             <w:r>
               <w:t xml:space="preserve">SHA1 checksum for change detection</w:t>
@@ -5222,8 +5222,8 @@
             <w:pPr>
               <w:pStyle w:val="Compact"/>
               <w:jc w:val="left"/>
-              <w:ind w:left="0" w:firstLine="0" w:right="0"/>
-              <w:spacing w:before="40" w:line="240" w:lineRule="auto" w:after="40"/>
+              <w:ind w:firstLine="0" w:left="0" w:right="0"/>
+              <w:spacing w:after="40" w:before="40" w:line="240" w:lineRule="auto"/>
             </w:pPr>
             <w:r>
               <w:t xml:space="preserve">specification_ref</w:t>
@@ -5236,8 +5236,8 @@
             <w:pPr>
               <w:pStyle w:val="Compact"/>
               <w:jc w:val="left"/>
-              <w:ind w:left="0" w:firstLine="0" w:right="0"/>
-              <w:spacing w:before="40" w:line="240" w:lineRule="auto" w:after="40"/>
+              <w:ind w:firstLine="0" w:left="0" w:right="0"/>
+              <w:spacing w:after="40" w:before="40" w:line="240" w:lineRule="auto"/>
             </w:pPr>
             <w:r>
               <w:t xml:space="preserve">TEXT NOT NULL FK</w:t>
@@ -5250,8 +5250,8 @@
             <w:pPr>
               <w:pStyle w:val="Compact"/>
               <w:jc w:val="left"/>
-              <w:ind w:left="0" w:firstLine="0" w:right="0"/>
-              <w:spacing w:before="40" w:line="240" w:lineRule="auto" w:after="40"/>
+              <w:ind w:firstLine="0" w:left="0" w:right="0"/>
+              <w:spacing w:after="40" w:before="40" w:line="240" w:lineRule="auto"/>
             </w:pPr>
             <w:r>
               <w:t xml:space="preserve">Parent specification</w:t>
@@ -5266,8 +5266,8 @@
             <w:pPr>
               <w:pStyle w:val="Compact"/>
               <w:jc w:val="left"/>
-              <w:ind w:left="0" w:firstLine="0" w:right="0"/>
-              <w:spacing w:before="40" w:line="240" w:lineRule="auto" w:after="40"/>
+              <w:ind w:firstLine="0" w:left="0" w:right="0"/>
+              <w:spacing w:after="40" w:before="40" w:line="240" w:lineRule="auto"/>
             </w:pPr>
             <w:r>
               <w:t xml:space="preserve">type_ref</w:t>
@@ -5280,8 +5280,8 @@
             <w:pPr>
               <w:pStyle w:val="Compact"/>
               <w:jc w:val="left"/>
-              <w:ind w:left="0" w:firstLine="0" w:right="0"/>
-              <w:spacing w:before="40" w:line="240" w:lineRule="auto" w:after="40"/>
+              <w:ind w:firstLine="0" w:left="0" w:right="0"/>
+              <w:spacing w:after="40" w:before="40" w:line="240" w:lineRule="auto"/>
             </w:pPr>
             <w:r>
               <w:t xml:space="preserve">TEXT NOT NULL FK</w:t>
@@ -5294,8 +5294,8 @@
             <w:pPr>
               <w:pStyle w:val="Compact"/>
               <w:jc w:val="left"/>
-              <w:ind w:left="0" w:firstLine="0" w:right="0"/>
-              <w:spacing w:before="40" w:line="240" w:lineRule="auto" w:after="40"/>
+              <w:ind w:firstLine="0" w:left="0" w:right="0"/>
+              <w:spacing w:after="40" w:before="40" w:line="240" w:lineRule="auto"/>
             </w:pPr>
             <w:r>
               <w:t xml:space="preserve">Object type</w:t>
@@ -5310,8 +5310,8 @@
             <w:pPr>
               <w:pStyle w:val="Compact"/>
               <w:jc w:val="left"/>
-              <w:ind w:left="0" w:firstLine="0" w:right="0"/>
-              <w:spacing w:before="40" w:line="240" w:lineRule="auto" w:after="40"/>
+              <w:ind w:firstLine="0" w:left="0" w:right="0"/>
+              <w:spacing w:after="40" w:before="40" w:line="240" w:lineRule="auto"/>
             </w:pPr>
             <w:r>
               <w:t xml:space="preserve">from_file</w:t>
@@ -5324,8 +5324,8 @@
             <w:pPr>
               <w:pStyle w:val="Compact"/>
               <w:jc w:val="left"/>
-              <w:ind w:left="0" w:firstLine="0" w:right="0"/>
-              <w:spacing w:before="40" w:line="240" w:lineRule="auto" w:after="40"/>
+              <w:ind w:firstLine="0" w:left="0" w:right="0"/>
+              <w:spacing w:after="40" w:before="40" w:line="240" w:lineRule="auto"/>
             </w:pPr>
             <w:r>
               <w:t xml:space="preserve">TEXT NOT NULL</w:t>
@@ -5338,8 +5338,8 @@
             <w:pPr>
               <w:pStyle w:val="Compact"/>
               <w:jc w:val="left"/>
-              <w:ind w:left="0" w:firstLine="0" w:right="0"/>
-              <w:spacing w:before="40" w:line="240" w:lineRule="auto" w:after="40"/>
+              <w:ind w:firstLine="0" w:left="0" w:right="0"/>
+              <w:spacing w:after="40" w:before="40" w:line="240" w:lineRule="auto"/>
             </w:pPr>
             <w:r>
               <w:t xml:space="preserve">Source file path</w:t>
@@ -5354,8 +5354,8 @@
             <w:pPr>
               <w:pStyle w:val="Compact"/>
               <w:jc w:val="left"/>
-              <w:ind w:left="0" w:firstLine="0" w:right="0"/>
-              <w:spacing w:before="40" w:line="240" w:lineRule="auto" w:after="40"/>
+              <w:ind w:firstLine="0" w:left="0" w:right="0"/>
+              <w:spacing w:after="40" w:before="40" w:line="240" w:lineRule="auto"/>
             </w:pPr>
             <w:r>
               <w:t xml:space="preserve">file_seq</w:t>
@@ -5368,8 +5368,8 @@
             <w:pPr>
               <w:pStyle w:val="Compact"/>
               <w:jc w:val="left"/>
-              <w:ind w:left="0" w:firstLine="0" w:right="0"/>
-              <w:spacing w:before="40" w:line="240" w:lineRule="auto" w:after="40"/>
+              <w:ind w:firstLine="0" w:left="0" w:right="0"/>
+              <w:spacing w:after="40" w:before="40" w:line="240" w:lineRule="auto"/>
             </w:pPr>
             <w:r>
               <w:t xml:space="preserve">INTEGER NOT NULL</w:t>
@@ -5382,8 +5382,8 @@
             <w:pPr>
               <w:pStyle w:val="Compact"/>
               <w:jc w:val="left"/>
-              <w:ind w:left="0" w:firstLine="0" w:right="0"/>
-              <w:spacing w:before="40" w:line="240" w:lineRule="auto" w:after="40"/>
+              <w:ind w:firstLine="0" w:left="0" w:right="0"/>
+              <w:spacing w:after="40" w:before="40" w:line="240" w:lineRule="auto"/>
             </w:pPr>
             <w:r>
               <w:t xml:space="preserve">Sequence within file (0-indexed)</w:t>
@@ -5398,8 +5398,8 @@
             <w:pPr>
               <w:pStyle w:val="Compact"/>
               <w:jc w:val="left"/>
-              <w:ind w:left="0" w:firstLine="0" w:right="0"/>
-              <w:spacing w:before="40" w:line="240" w:lineRule="auto" w:after="40"/>
+              <w:ind w:firstLine="0" w:left="0" w:right="0"/>
+              <w:spacing w:after="40" w:before="40" w:line="240" w:lineRule="auto"/>
             </w:pPr>
             <w:r>
               <w:t xml:space="preserve">pid</w:t>
@@ -5412,8 +5412,8 @@
             <w:pPr>
               <w:pStyle w:val="Compact"/>
               <w:jc w:val="left"/>
-              <w:ind w:left="0" w:firstLine="0" w:right="0"/>
-              <w:spacing w:before="40" w:line="240" w:lineRule="auto" w:after="40"/>
+              <w:ind w:firstLine="0" w:left="0" w:right="0"/>
+              <w:spacing w:after="40" w:before="40" w:line="240" w:lineRule="auto"/>
             </w:pPr>
             <w:r>
               <w:t xml:space="preserve">TEXT</w:t>
@@ -5426,8 +5426,8 @@
             <w:pPr>
               <w:pStyle w:val="Compact"/>
               <w:jc w:val="left"/>
-              <w:ind w:left="0" w:firstLine="0" w:right="0"/>
-              <w:spacing w:before="40" w:line="240" w:lineRule="auto" w:after="40"/>
+              <w:ind w:firstLine="0" w:left="0" w:right="0"/>
+              <w:spacing w:after="40" w:before="40" w:line="240" w:lineRule="auto"/>
             </w:pPr>
             <w:r>
               <w:t xml:space="preserve">Project identifier</w:t>
@@ -5442,8 +5442,8 @@
             <w:pPr>
               <w:pStyle w:val="Compact"/>
               <w:jc w:val="left"/>
-              <w:ind w:left="0" w:firstLine="0" w:right="0"/>
-              <w:spacing w:before="40" w:line="240" w:lineRule="auto" w:after="40"/>
+              <w:ind w:firstLine="0" w:left="0" w:right="0"/>
+              <w:spacing w:after="40" w:before="40" w:line="240" w:lineRule="auto"/>
             </w:pPr>
             <w:r>
               <w:t xml:space="preserve">pid_prefix</w:t>
@@ -5456,8 +5456,8 @@
             <w:pPr>
               <w:pStyle w:val="Compact"/>
               <w:jc w:val="left"/>
-              <w:ind w:left="0" w:firstLine="0" w:right="0"/>
-              <w:spacing w:before="40" w:line="240" w:lineRule="auto" w:after="40"/>
+              <w:ind w:firstLine="0" w:left="0" w:right="0"/>
+              <w:spacing w:after="40" w:before="40" w:line="240" w:lineRule="auto"/>
             </w:pPr>
             <w:r>
               <w:t xml:space="preserve">TEXT</w:t>
@@ -5470,8 +5470,8 @@
             <w:pPr>
               <w:pStyle w:val="Compact"/>
               <w:jc w:val="left"/>
-              <w:ind w:left="0" w:firstLine="0" w:right="0"/>
-              <w:spacing w:before="40" w:line="240" w:lineRule="auto" w:after="40"/>
+              <w:ind w:firstLine="0" w:left="0" w:right="0"/>
+              <w:spacing w:after="40" w:before="40" w:line="240" w:lineRule="auto"/>
             </w:pPr>
             <w:r>
               <w:t xml:space="preserve">Extracted PID prefix</w:t>
@@ -5486,8 +5486,8 @@
             <w:pPr>
               <w:pStyle w:val="Compact"/>
               <w:jc w:val="left"/>
-              <w:ind w:left="0" w:firstLine="0" w:right="0"/>
-              <w:spacing w:before="40" w:line="240" w:lineRule="auto" w:after="40"/>
+              <w:ind w:firstLine="0" w:left="0" w:right="0"/>
+              <w:spacing w:after="40" w:before="40" w:line="240" w:lineRule="auto"/>
             </w:pPr>
             <w:r>
               <w:t xml:space="preserve">pid_sequence</w:t>
@@ -5500,8 +5500,8 @@
             <w:pPr>
               <w:pStyle w:val="Compact"/>
               <w:jc w:val="left"/>
-              <w:ind w:left="0" w:firstLine="0" w:right="0"/>
-              <w:spacing w:before="40" w:line="240" w:lineRule="auto" w:after="40"/>
+              <w:ind w:firstLine="0" w:left="0" w:right="0"/>
+              <w:spacing w:after="40" w:before="40" w:line="240" w:lineRule="auto"/>
             </w:pPr>
             <w:r>
               <w:t xml:space="preserve">INTEGER</w:t>
@@ -5514,8 +5514,8 @@
             <w:pPr>
               <w:pStyle w:val="Compact"/>
               <w:jc w:val="left"/>
-              <w:ind w:left="0" w:firstLine="0" w:right="0"/>
-              <w:spacing w:before="40" w:line="240" w:lineRule="auto" w:after="40"/>
+              <w:ind w:firstLine="0" w:left="0" w:right="0"/>
+              <w:spacing w:after="40" w:before="40" w:line="240" w:lineRule="auto"/>
             </w:pPr>
             <w:r>
               <w:t xml:space="preserve">Extracted PID sequence number</w:t>
@@ -5530,8 +5530,8 @@
             <w:pPr>
               <w:pStyle w:val="Compact"/>
               <w:jc w:val="left"/>
-              <w:ind w:left="0" w:firstLine="0" w:right="0"/>
-              <w:spacing w:before="40" w:line="240" w:lineRule="auto" w:after="40"/>
+              <w:ind w:firstLine="0" w:left="0" w:right="0"/>
+              <w:spacing w:after="40" w:before="40" w:line="240" w:lineRule="auto"/>
             </w:pPr>
             <w:r>
               <w:t xml:space="preserve">pid_auto_generated</w:t>
@@ -5544,8 +5544,8 @@
             <w:pPr>
               <w:pStyle w:val="Compact"/>
               <w:jc w:val="left"/>
-              <w:ind w:left="0" w:firstLine="0" w:right="0"/>
-              <w:spacing w:before="40" w:line="240" w:lineRule="auto" w:after="40"/>
+              <w:ind w:firstLine="0" w:left="0" w:right="0"/>
+              <w:spacing w:after="40" w:before="40" w:line="240" w:lineRule="auto"/>
             </w:pPr>
             <w:r>
               <w:t xml:space="preserve">INTEGER DEFAULT 0</w:t>
@@ -5558,8 +5558,8 @@
             <w:pPr>
               <w:pStyle w:val="Compact"/>
               <w:jc w:val="left"/>
-              <w:ind w:left="0" w:firstLine="0" w:right="0"/>
-              <w:spacing w:before="40" w:line="240" w:lineRule="auto" w:after="40"/>
+              <w:ind w:firstLine="0" w:left="0" w:right="0"/>
+              <w:spacing w:after="40" w:before="40" w:line="240" w:lineRule="auto"/>
             </w:pPr>
             <w:r>
               <w:t xml:space="preserve">1 = PID was auto-generated</w:t>
@@ -5574,8 +5574,8 @@
             <w:pPr>
               <w:pStyle w:val="Compact"/>
               <w:jc w:val="left"/>
-              <w:ind w:left="0" w:firstLine="0" w:right="0"/>
-              <w:spacing w:before="40" w:line="240" w:lineRule="auto" w:after="40"/>
+              <w:ind w:firstLine="0" w:left="0" w:right="0"/>
+              <w:spacing w:after="40" w:before="40" w:line="240" w:lineRule="auto"/>
             </w:pPr>
             <w:r>
               <w:t xml:space="preserve">title_text</w:t>
@@ -5588,8 +5588,8 @@
             <w:pPr>
               <w:pStyle w:val="Compact"/>
               <w:jc w:val="left"/>
-              <w:ind w:left="0" w:firstLine="0" w:right="0"/>
-              <w:spacing w:before="40" w:line="240" w:lineRule="auto" w:after="40"/>
+              <w:ind w:firstLine="0" w:left="0" w:right="0"/>
+              <w:spacing w:after="40" w:before="40" w:line="240" w:lineRule="auto"/>
             </w:pPr>
             <w:r>
               <w:t xml:space="preserve">TEXT NOT NULL</w:t>
@@ -5602,8 +5602,8 @@
             <w:pPr>
               <w:pStyle w:val="Compact"/>
               <w:jc w:val="left"/>
-              <w:ind w:left="0" w:firstLine="0" w:right="0"/>
-              <w:spacing w:before="40" w:line="240" w:lineRule="auto" w:after="40"/>
+              <w:ind w:firstLine="0" w:left="0" w:right="0"/>
+              <w:spacing w:after="40" w:before="40" w:line="240" w:lineRule="auto"/>
             </w:pPr>
             <w:r>
               <w:t xml:space="preserve">Plain-text title</w:t>
@@ -5618,8 +5618,8 @@
             <w:pPr>
               <w:pStyle w:val="Compact"/>
               <w:jc w:val="left"/>
-              <w:ind w:left="0" w:firstLine="0" w:right="0"/>
-              <w:spacing w:before="40" w:line="240" w:lineRule="auto" w:after="40"/>
+              <w:ind w:firstLine="0" w:left="0" w:right="0"/>
+              <w:spacing w:after="40" w:before="40" w:line="240" w:lineRule="auto"/>
             </w:pPr>
             <w:r>
               <w:t xml:space="preserve">label</w:t>
@@ -5632,8 +5632,8 @@
             <w:pPr>
               <w:pStyle w:val="Compact"/>
               <w:jc w:val="left"/>
-              <w:ind w:left="0" w:firstLine="0" w:right="0"/>
-              <w:spacing w:before="40" w:line="240" w:lineRule="auto" w:after="40"/>
+              <w:ind w:firstLine="0" w:left="0" w:right="0"/>
+              <w:spacing w:after="40" w:before="40" w:line="240" w:lineRule="auto"/>
             </w:pPr>
             <w:r>
               <w:t xml:space="preserve">TEXT</w:t>
@@ -5646,8 +5646,8 @@
             <w:pPr>
               <w:pStyle w:val="Compact"/>
               <w:jc w:val="left"/>
-              <w:ind w:left="0" w:firstLine="0" w:right="0"/>
-              <w:spacing w:before="40" w:line="240" w:lineRule="auto" w:after="40"/>
+              <w:ind w:firstLine="0" w:left="0" w:right="0"/>
+              <w:spacing w:after="40" w:before="40" w:line="240" w:lineRule="auto"/>
             </w:pPr>
             <w:r>
               <w:t xml:space="preserve">Unified label for # resolution</w:t>
@@ -5662,8 +5662,8 @@
             <w:pPr>
               <w:pStyle w:val="Compact"/>
               <w:jc w:val="left"/>
-              <w:ind w:left="0" w:firstLine="0" w:right="0"/>
-              <w:spacing w:before="40" w:line="240" w:lineRule="auto" w:after="40"/>
+              <w:ind w:firstLine="0" w:left="0" w:right="0"/>
+              <w:spacing w:after="40" w:before="40" w:line="240" w:lineRule="auto"/>
             </w:pPr>
             <w:r>
               <w:t xml:space="preserve">level</w:t>
@@ -5676,8 +5676,8 @@
             <w:pPr>
               <w:pStyle w:val="Compact"/>
               <w:jc w:val="left"/>
-              <w:ind w:left="0" w:firstLine="0" w:right="0"/>
-              <w:spacing w:before="40" w:line="240" w:lineRule="auto" w:after="40"/>
+              <w:ind w:firstLine="0" w:left="0" w:right="0"/>
+              <w:spacing w:after="40" w:before="40" w:line="240" w:lineRule="auto"/>
             </w:pPr>
             <w:r>
               <w:t xml:space="preserve">INTEGER</w:t>
@@ -5690,8 +5690,8 @@
             <w:pPr>
               <w:pStyle w:val="Compact"/>
               <w:jc w:val="left"/>
-              <w:ind w:left="0" w:firstLine="0" w:right="0"/>
-              <w:spacing w:before="40" w:line="240" w:lineRule="auto" w:after="40"/>
+              <w:ind w:firstLine="0" w:left="0" w:right="0"/>
+              <w:spacing w:after="40" w:before="40" w:line="240" w:lineRule="auto"/>
             </w:pPr>
             <w:r>
               <w:t xml:space="preserve">Heading level (2--6)</w:t>
@@ -5706,8 +5706,8 @@
             <w:pPr>
               <w:pStyle w:val="Compact"/>
               <w:jc w:val="left"/>
-              <w:ind w:left="0" w:firstLine="0" w:right="0"/>
-              <w:spacing w:before="40" w:line="240" w:lineRule="auto" w:after="40"/>
+              <w:ind w:firstLine="0" w:left="0" w:right="0"/>
+              <w:spacing w:after="40" w:before="40" w:line="240" w:lineRule="auto"/>
             </w:pPr>
             <w:r>
               <w:t xml:space="preserve">start_line</w:t>
@@ -5720,8 +5720,8 @@
             <w:pPr>
               <w:pStyle w:val="Compact"/>
               <w:jc w:val="left"/>
-              <w:ind w:left="0" w:firstLine="0" w:right="0"/>
-              <w:spacing w:before="40" w:line="240" w:lineRule="auto" w:after="40"/>
+              <w:ind w:firstLine="0" w:left="0" w:right="0"/>
+              <w:spacing w:after="40" w:before="40" w:line="240" w:lineRule="auto"/>
             </w:pPr>
             <w:r>
               <w:t xml:space="preserve">INTEGER</w:t>
@@ -5734,8 +5734,8 @@
             <w:pPr>
               <w:pStyle w:val="Compact"/>
               <w:jc w:val="left"/>
-              <w:ind w:left="0" w:firstLine="0" w:right="0"/>
-              <w:spacing w:before="40" w:line="240" w:lineRule="auto" w:after="40"/>
+              <w:ind w:firstLine="0" w:left="0" w:right="0"/>
+              <w:spacing w:after="40" w:before="40" w:line="240" w:lineRule="auto"/>
             </w:pPr>
             <w:r>
               <w:t xml:space="preserve">Start line in source (1-indexed)</w:t>
@@ -5750,8 +5750,8 @@
             <w:pPr>
               <w:pStyle w:val="Compact"/>
               <w:jc w:val="left"/>
-              <w:ind w:left="0" w:firstLine="0" w:right="0"/>
-              <w:spacing w:before="40" w:line="240" w:lineRule="auto" w:after="40"/>
+              <w:ind w:firstLine="0" w:left="0" w:right="0"/>
+              <w:spacing w:after="40" w:before="40" w:line="240" w:lineRule="auto"/>
             </w:pPr>
             <w:r>
               <w:t xml:space="preserve">end_line</w:t>
@@ -5764,8 +5764,8 @@
             <w:pPr>
               <w:pStyle w:val="Compact"/>
               <w:jc w:val="left"/>
-              <w:ind w:left="0" w:firstLine="0" w:right="0"/>
-              <w:spacing w:before="40" w:line="240" w:lineRule="auto" w:after="40"/>
+              <w:ind w:firstLine="0" w:left="0" w:right="0"/>
+              <w:spacing w:after="40" w:before="40" w:line="240" w:lineRule="auto"/>
             </w:pPr>
             <w:r>
               <w:t xml:space="preserve">INTEGER</w:t>
@@ -5778,8 +5778,8 @@
             <w:pPr>
               <w:pStyle w:val="Compact"/>
               <w:jc w:val="left"/>
-              <w:ind w:left="0" w:firstLine="0" w:right="0"/>
-              <w:spacing w:before="40" w:line="240" w:lineRule="auto" w:after="40"/>
+              <w:ind w:firstLine="0" w:left="0" w:right="0"/>
+              <w:spacing w:after="40" w:before="40" w:line="240" w:lineRule="auto"/>
             </w:pPr>
             <w:r>
               <w:t xml:space="preserve">End line in source</w:t>
@@ -5794,8 +5794,8 @@
             <w:pPr>
               <w:pStyle w:val="Compact"/>
               <w:jc w:val="left"/>
-              <w:ind w:left="0" w:firstLine="0" w:right="0"/>
-              <w:spacing w:before="40" w:line="240" w:lineRule="auto" w:after="40"/>
+              <w:ind w:firstLine="0" w:left="0" w:right="0"/>
+              <w:spacing w:after="40" w:before="40" w:line="240" w:lineRule="auto"/>
             </w:pPr>
             <w:r>
               <w:t xml:space="preserve">ast</w:t>
@@ -5808,8 +5808,8 @@
             <w:pPr>
               <w:pStyle w:val="Compact"/>
               <w:jc w:val="left"/>
-              <w:ind w:left="0" w:firstLine="0" w:right="0"/>
-              <w:spacing w:before="40" w:line="240" w:lineRule="auto" w:after="40"/>
+              <w:ind w:firstLine="0" w:left="0" w:right="0"/>
+              <w:spacing w:after="40" w:before="40" w:line="240" w:lineRule="auto"/>
             </w:pPr>
             <w:r>
               <w:t xml:space="preserve">JSON</w:t>
@@ -5822,8 +5822,8 @@
             <w:pPr>
               <w:pStyle w:val="Compact"/>
               <w:jc w:val="left"/>
-              <w:ind w:left="0" w:firstLine="0" w:right="0"/>
-              <w:spacing w:before="40" w:line="240" w:lineRule="auto" w:after="40"/>
+              <w:ind w:firstLine="0" w:left="0" w:right="0"/>
+              <w:spacing w:after="40" w:before="40" w:line="240" w:lineRule="auto"/>
             </w:pPr>
             <w:r>
               <w:t xml:space="preserve">Body as Pandoc AST</w:t>
@@ -5911,7 +5911,7 @@
           <w:sz w:val="2"/>
         </w:rPr>
       </w:pPr>
-      <w:bookmarkStart w:name="csv-tbl-floats" w:id="59214"/>
+      <w:bookmarkStart w:id="59214" w:name="csv-tbl-floats"/>
       <w:bookmarkEnd w:id="59214"/>
     </w:p>
     <w:p>
@@ -5948,12 +5948,12 @@
         <w:tblLook w:firstRow="1" w:lastRow="0" w:firstColumn="0" w:lastColumn="0" w:noHBand="0" w:noVBand="0" w:val="0020"/>
         <w:jc w:val="start"/>
         <w:tblBorders>
-          <w:top w:color="000000" w:space="0" w:sz="6" w:val="single"/>
-          <w:left w:color="000000" w:space="0" w:sz="6" w:val="single"/>
-          <w:bottom w:color="000000" w:space="0" w:sz="6" w:val="single"/>
-          <w:right w:color="000000" w:space="0" w:sz="6" w:val="single"/>
-          <w:insideH w:color="000000" w:space="0" w:sz="6" w:val="single"/>
-          <w:insideV w:color="000000" w:space="0" w:sz="6" w:val="single"/>
+          <w:top w:space="0" w:sz="6" w:color="000000" w:val="single"/>
+          <w:left w:space="0" w:sz="6" w:color="000000" w:val="single"/>
+          <w:bottom w:space="0" w:sz="6" w:color="000000" w:val="single"/>
+          <w:right w:space="0" w:sz="6" w:color="000000" w:val="single"/>
+          <w:insideH w:space="0" w:sz="6" w:color="000000" w:val="single"/>
+          <w:insideV w:space="0" w:sz="6" w:color="000000" w:val="single"/>
         </w:tblBorders>
         <w:tblCellMar>
           <w:top w:w="57" w:type="dxa"/>
@@ -5979,8 +5979,8 @@
             <w:pPr>
               <w:pStyle w:val="Compact"/>
               <w:jc w:val="left"/>
-              <w:ind w:left="0" w:firstLine="0" w:right="0"/>
-              <w:spacing w:before="40" w:line="240" w:lineRule="auto" w:after="40"/>
+              <w:ind w:firstLine="0" w:left="0" w:right="0"/>
+              <w:spacing w:after="40" w:before="40" w:line="240" w:lineRule="auto"/>
             </w:pPr>
             <w:r>
               <w:rPr>
@@ -5998,8 +5998,8 @@
             <w:pPr>
               <w:pStyle w:val="Compact"/>
               <w:jc w:val="left"/>
-              <w:ind w:left="0" w:firstLine="0" w:right="0"/>
-              <w:spacing w:before="40" w:line="240" w:lineRule="auto" w:after="40"/>
+              <w:ind w:firstLine="0" w:left="0" w:right="0"/>
+              <w:spacing w:after="40" w:before="40" w:line="240" w:lineRule="auto"/>
             </w:pPr>
             <w:r>
               <w:rPr>
@@ -6017,8 +6017,8 @@
             <w:pPr>
               <w:pStyle w:val="Compact"/>
               <w:jc w:val="left"/>
-              <w:ind w:left="0" w:firstLine="0" w:right="0"/>
-              <w:spacing w:before="40" w:line="240" w:lineRule="auto" w:after="40"/>
+              <w:ind w:firstLine="0" w:left="0" w:right="0"/>
+              <w:spacing w:after="40" w:before="40" w:line="240" w:lineRule="auto"/>
             </w:pPr>
             <w:r>
               <w:rPr>
@@ -6036,8 +6036,8 @@
             <w:pPr>
               <w:pStyle w:val="Compact"/>
               <w:jc w:val="left"/>
-              <w:ind w:left="0" w:firstLine="0" w:right="0"/>
-              <w:spacing w:before="40" w:line="240" w:lineRule="auto" w:after="40"/>
+              <w:ind w:firstLine="0" w:left="0" w:right="0"/>
+              <w:spacing w:after="40" w:before="40" w:line="240" w:lineRule="auto"/>
             </w:pPr>
             <w:r>
               <w:t xml:space="preserve">id</w:t>
@@ -6050,8 +6050,8 @@
             <w:pPr>
               <w:pStyle w:val="Compact"/>
               <w:jc w:val="left"/>
-              <w:ind w:left="0" w:firstLine="0" w:right="0"/>
-              <w:spacing w:before="40" w:line="240" w:lineRule="auto" w:after="40"/>
+              <w:ind w:firstLine="0" w:left="0" w:right="0"/>
+              <w:spacing w:after="40" w:before="40" w:line="240" w:lineRule="auto"/>
             </w:pPr>
             <w:r>
               <w:t xml:space="preserve">INTEGER PK</w:t>
@@ -6064,8 +6064,8 @@
             <w:pPr>
               <w:pStyle w:val="Compact"/>
               <w:jc w:val="left"/>
-              <w:ind w:left="0" w:firstLine="0" w:right="0"/>
-              <w:spacing w:before="40" w:line="240" w:lineRule="auto" w:after="40"/>
+              <w:ind w:firstLine="0" w:left="0" w:right="0"/>
+              <w:spacing w:after="40" w:before="40" w:line="240" w:lineRule="auto"/>
             </w:pPr>
             <w:r>
               <w:t xml:space="preserve">Auto-assigned internal key</w:t>
@@ -6080,8 +6080,8 @@
             <w:pPr>
               <w:pStyle w:val="Compact"/>
               <w:jc w:val="left"/>
-              <w:ind w:left="0" w:firstLine="0" w:right="0"/>
-              <w:spacing w:before="40" w:line="240" w:lineRule="auto" w:after="40"/>
+              <w:ind w:firstLine="0" w:left="0" w:right="0"/>
+              <w:spacing w:after="40" w:before="40" w:line="240" w:lineRule="auto"/>
             </w:pPr>
             <w:r>
               <w:t xml:space="preserve">content_sha</w:t>
@@ -6094,8 +6094,8 @@
             <w:pPr>
               <w:pStyle w:val="Compact"/>
               <w:jc w:val="left"/>
-              <w:ind w:left="0" w:firstLine="0" w:right="0"/>
-              <w:spacing w:before="40" w:line="240" w:lineRule="auto" w:after="40"/>
+              <w:ind w:firstLine="0" w:left="0" w:right="0"/>
+              <w:spacing w:after="40" w:before="40" w:line="240" w:lineRule="auto"/>
             </w:pPr>
             <w:r>
               <w:t xml:space="preserve">TEXT</w:t>
@@ -6108,8 +6108,8 @@
             <w:pPr>
               <w:pStyle w:val="Compact"/>
               <w:jc w:val="left"/>
-              <w:ind w:left="0" w:firstLine="0" w:right="0"/>
-              <w:spacing w:before="40" w:line="240" w:lineRule="auto" w:after="40"/>
+              <w:ind w:firstLine="0" w:left="0" w:right="0"/>
+              <w:spacing w:after="40" w:before="40" w:line="240" w:lineRule="auto"/>
             </w:pPr>
             <w:r>
               <w:t xml:space="preserve">SHA1 checksum for change detection</w:t>
@@ -6124,8 +6124,8 @@
             <w:pPr>
               <w:pStyle w:val="Compact"/>
               <w:jc w:val="left"/>
-              <w:ind w:left="0" w:firstLine="0" w:right="0"/>
-              <w:spacing w:before="40" w:line="240" w:lineRule="auto" w:after="40"/>
+              <w:ind w:firstLine="0" w:left="0" w:right="0"/>
+              <w:spacing w:after="40" w:before="40" w:line="240" w:lineRule="auto"/>
             </w:pPr>
             <w:r>
               <w:t xml:space="preserve">specification_ref</w:t>
@@ -6138,8 +6138,8 @@
             <w:pPr>
               <w:pStyle w:val="Compact"/>
               <w:jc w:val="left"/>
-              <w:ind w:left="0" w:firstLine="0" w:right="0"/>
-              <w:spacing w:before="40" w:line="240" w:lineRule="auto" w:after="40"/>
+              <w:ind w:firstLine="0" w:left="0" w:right="0"/>
+              <w:spacing w:after="40" w:before="40" w:line="240" w:lineRule="auto"/>
             </w:pPr>
             <w:r>
               <w:t xml:space="preserve">TEXT NOT NULL FK</w:t>
@@ -6152,8 +6152,8 @@
             <w:pPr>
               <w:pStyle w:val="Compact"/>
               <w:jc w:val="left"/>
-              <w:ind w:left="0" w:firstLine="0" w:right="0"/>
-              <w:spacing w:before="40" w:line="240" w:lineRule="auto" w:after="40"/>
+              <w:ind w:firstLine="0" w:left="0" w:right="0"/>
+              <w:spacing w:after="40" w:before="40" w:line="240" w:lineRule="auto"/>
             </w:pPr>
             <w:r>
               <w:t xml:space="preserve">Parent specification</w:t>
@@ -6168,8 +6168,8 @@
             <w:pPr>
               <w:pStyle w:val="Compact"/>
               <w:jc w:val="left"/>
-              <w:ind w:left="0" w:firstLine="0" w:right="0"/>
-              <w:spacing w:before="40" w:line="240" w:lineRule="auto" w:after="40"/>
+              <w:ind w:firstLine="0" w:left="0" w:right="0"/>
+              <w:spacing w:after="40" w:before="40" w:line="240" w:lineRule="auto"/>
             </w:pPr>
             <w:r>
               <w:t xml:space="preserve">type_ref</w:t>
@@ -6182,8 +6182,8 @@
             <w:pPr>
               <w:pStyle w:val="Compact"/>
               <w:jc w:val="left"/>
-              <w:ind w:left="0" w:firstLine="0" w:right="0"/>
-              <w:spacing w:before="40" w:line="240" w:lineRule="auto" w:after="40"/>
+              <w:ind w:firstLine="0" w:left="0" w:right="0"/>
+              <w:spacing w:after="40" w:before="40" w:line="240" w:lineRule="auto"/>
             </w:pPr>
             <w:r>
               <w:t xml:space="preserve">TEXT NOT NULL FK</w:t>
@@ -6196,8 +6196,8 @@
             <w:pPr>
               <w:pStyle w:val="Compact"/>
               <w:jc w:val="left"/>
-              <w:ind w:left="0" w:firstLine="0" w:right="0"/>
-              <w:spacing w:before="40" w:line="240" w:lineRule="auto" w:after="40"/>
+              <w:ind w:firstLine="0" w:left="0" w:right="0"/>
+              <w:spacing w:after="40" w:before="40" w:line="240" w:lineRule="auto"/>
             </w:pPr>
             <w:r>
               <w:t xml:space="preserve">Float type</w:t>
@@ -6212,8 +6212,8 @@
             <w:pPr>
               <w:pStyle w:val="Compact"/>
               <w:jc w:val="left"/>
-              <w:ind w:left="0" w:firstLine="0" w:right="0"/>
-              <w:spacing w:before="40" w:line="240" w:lineRule="auto" w:after="40"/>
+              <w:ind w:firstLine="0" w:left="0" w:right="0"/>
+              <w:spacing w:after="40" w:before="40" w:line="240" w:lineRule="auto"/>
             </w:pPr>
             <w:r>
               <w:t xml:space="preserve">from_file</w:t>
@@ -6226,8 +6226,8 @@
             <w:pPr>
               <w:pStyle w:val="Compact"/>
               <w:jc w:val="left"/>
-              <w:ind w:left="0" w:firstLine="0" w:right="0"/>
-              <w:spacing w:before="40" w:line="240" w:lineRule="auto" w:after="40"/>
+              <w:ind w:firstLine="0" w:left="0" w:right="0"/>
+              <w:spacing w:after="40" w:before="40" w:line="240" w:lineRule="auto"/>
             </w:pPr>
             <w:r>
               <w:t xml:space="preserve">TEXT NOT NULL</w:t>
@@ -6240,8 +6240,8 @@
             <w:pPr>
               <w:pStyle w:val="Compact"/>
               <w:jc w:val="left"/>
-              <w:ind w:left="0" w:firstLine="0" w:right="0"/>
-              <w:spacing w:before="40" w:line="240" w:lineRule="auto" w:after="40"/>
+              <w:ind w:firstLine="0" w:left="0" w:right="0"/>
+              <w:spacing w:after="40" w:before="40" w:line="240" w:lineRule="auto"/>
             </w:pPr>
             <w:r>
               <w:t xml:space="preserve">Source file path</w:t>
@@ -6256,8 +6256,8 @@
             <w:pPr>
               <w:pStyle w:val="Compact"/>
               <w:jc w:val="left"/>
-              <w:ind w:left="0" w:firstLine="0" w:right="0"/>
-              <w:spacing w:before="40" w:line="240" w:lineRule="auto" w:after="40"/>
+              <w:ind w:firstLine="0" w:left="0" w:right="0"/>
+              <w:spacing w:after="40" w:before="40" w:line="240" w:lineRule="auto"/>
             </w:pPr>
             <w:r>
               <w:t xml:space="preserve">file_seq</w:t>
@@ -6270,8 +6270,8 @@
             <w:pPr>
               <w:pStyle w:val="Compact"/>
               <w:jc w:val="left"/>
-              <w:ind w:left="0" w:firstLine="0" w:right="0"/>
-              <w:spacing w:before="40" w:line="240" w:lineRule="auto" w:after="40"/>
+              <w:ind w:firstLine="0" w:left="0" w:right="0"/>
+              <w:spacing w:after="40" w:before="40" w:line="240" w:lineRule="auto"/>
             </w:pPr>
             <w:r>
               <w:t xml:space="preserve">INTEGER NOT NULL</w:t>
@@ -6284,8 +6284,8 @@
             <w:pPr>
               <w:pStyle w:val="Compact"/>
               <w:jc w:val="left"/>
-              <w:ind w:left="0" w:firstLine="0" w:right="0"/>
-              <w:spacing w:before="40" w:line="240" w:lineRule="auto" w:after="40"/>
+              <w:ind w:firstLine="0" w:left="0" w:right="0"/>
+              <w:spacing w:after="40" w:before="40" w:line="240" w:lineRule="auto"/>
             </w:pPr>
             <w:r>
               <w:t xml:space="preserve">Sequence within file</w:t>
@@ -6300,8 +6300,8 @@
             <w:pPr>
               <w:pStyle w:val="Compact"/>
               <w:jc w:val="left"/>
-              <w:ind w:left="0" w:firstLine="0" w:right="0"/>
-              <w:spacing w:before="40" w:line="240" w:lineRule="auto" w:after="40"/>
+              <w:ind w:firstLine="0" w:left="0" w:right="0"/>
+              <w:spacing w:after="40" w:before="40" w:line="240" w:lineRule="auto"/>
             </w:pPr>
             <w:r>
               <w:t xml:space="preserve">start_line</w:t>
@@ -6314,8 +6314,8 @@
             <w:pPr>
               <w:pStyle w:val="Compact"/>
               <w:jc w:val="left"/>
-              <w:ind w:left="0" w:firstLine="0" w:right="0"/>
-              <w:spacing w:before="40" w:line="240" w:lineRule="auto" w:after="40"/>
+              <w:ind w:firstLine="0" w:left="0" w:right="0"/>
+              <w:spacing w:after="40" w:before="40" w:line="240" w:lineRule="auto"/>
             </w:pPr>
             <w:r>
               <w:t xml:space="preserve">INTEGER</w:t>
@@ -6328,8 +6328,8 @@
             <w:pPr>
               <w:pStyle w:val="Compact"/>
               <w:jc w:val="left"/>
-              <w:ind w:left="0" w:firstLine="0" w:right="0"/>
-              <w:spacing w:before="40" w:line="240" w:lineRule="auto" w:after="40"/>
+              <w:ind w:firstLine="0" w:left="0" w:right="0"/>
+              <w:spacing w:after="40" w:before="40" w:line="240" w:lineRule="auto"/>
             </w:pPr>
             <w:r>
               <w:t xml:space="preserve">Start line in source</w:t>
@@ -6344,8 +6344,8 @@
             <w:pPr>
               <w:pStyle w:val="Compact"/>
               <w:jc w:val="left"/>
-              <w:ind w:left="0" w:firstLine="0" w:right="0"/>
-              <w:spacing w:before="40" w:line="240" w:lineRule="auto" w:after="40"/>
+              <w:ind w:firstLine="0" w:left="0" w:right="0"/>
+              <w:spacing w:after="40" w:before="40" w:line="240" w:lineRule="auto"/>
             </w:pPr>
             <w:r>
               <w:t xml:space="preserve">label</w:t>
@@ -6358,8 +6358,8 @@
             <w:pPr>
               <w:pStyle w:val="Compact"/>
               <w:jc w:val="left"/>
-              <w:ind w:left="0" w:firstLine="0" w:right="0"/>
-              <w:spacing w:before="40" w:line="240" w:lineRule="auto" w:after="40"/>
+              <w:ind w:firstLine="0" w:left="0" w:right="0"/>
+              <w:spacing w:after="40" w:before="40" w:line="240" w:lineRule="auto"/>
             </w:pPr>
             <w:r>
               <w:t xml:space="preserve">TEXT NOT NULL</w:t>
@@ -6372,8 +6372,8 @@
             <w:pPr>
               <w:pStyle w:val="Compact"/>
               <w:jc w:val="left"/>
-              <w:ind w:left="0" w:firstLine="0" w:right="0"/>
-              <w:spacing w:before="40" w:line="240" w:lineRule="auto" w:after="40"/>
+              <w:ind w:firstLine="0" w:left="0" w:right="0"/>
+              <w:spacing w:after="40" w:before="40" w:line="240" w:lineRule="auto"/>
             </w:pPr>
             <w:r>
               <w:t xml:space="preserve">Cross-reference label</w:t>
@@ -6388,8 +6388,8 @@
             <w:pPr>
               <w:pStyle w:val="Compact"/>
               <w:jc w:val="left"/>
-              <w:ind w:left="0" w:firstLine="0" w:right="0"/>
-              <w:spacing w:before="40" w:line="240" w:lineRule="auto" w:after="40"/>
+              <w:ind w:firstLine="0" w:left="0" w:right="0"/>
+              <w:spacing w:after="40" w:before="40" w:line="240" w:lineRule="auto"/>
             </w:pPr>
             <w:r>
               <w:t xml:space="preserve">number</w:t>
@@ -6402,8 +6402,8 @@
             <w:pPr>
               <w:pStyle w:val="Compact"/>
               <w:jc w:val="left"/>
-              <w:ind w:left="0" w:firstLine="0" w:right="0"/>
-              <w:spacing w:before="40" w:line="240" w:lineRule="auto" w:after="40"/>
+              <w:ind w:firstLine="0" w:left="0" w:right="0"/>
+              <w:spacing w:after="40" w:before="40" w:line="240" w:lineRule="auto"/>
             </w:pPr>
             <w:r>
               <w:t xml:space="preserve">INTEGER</w:t>
@@ -6416,8 +6416,8 @@
             <w:pPr>
               <w:pStyle w:val="Compact"/>
               <w:jc w:val="left"/>
-              <w:ind w:left="0" w:firstLine="0" w:right="0"/>
-              <w:spacing w:before="40" w:line="240" w:lineRule="auto" w:after="40"/>
+              <w:ind w:firstLine="0" w:left="0" w:right="0"/>
+              <w:spacing w:after="40" w:before="40" w:line="240" w:lineRule="auto"/>
             </w:pPr>
             <w:r>
               <w:t xml:space="preserve">Auto-assigned number within counter group</w:t>
@@ -6432,8 +6432,8 @@
             <w:pPr>
               <w:pStyle w:val="Compact"/>
               <w:jc w:val="left"/>
-              <w:ind w:left="0" w:firstLine="0" w:right="0"/>
-              <w:spacing w:before="40" w:line="240" w:lineRule="auto" w:after="40"/>
+              <w:ind w:firstLine="0" w:left="0" w:right="0"/>
+              <w:spacing w:after="40" w:before="40" w:line="240" w:lineRule="auto"/>
             </w:pPr>
             <w:r>
               <w:t xml:space="preserve">caption</w:t>
@@ -6446,8 +6446,8 @@
             <w:pPr>
               <w:pStyle w:val="Compact"/>
               <w:jc w:val="left"/>
-              <w:ind w:left="0" w:firstLine="0" w:right="0"/>
-              <w:spacing w:before="40" w:line="240" w:lineRule="auto" w:after="40"/>
+              <w:ind w:firstLine="0" w:left="0" w:right="0"/>
+              <w:spacing w:after="40" w:before="40" w:line="240" w:lineRule="auto"/>
             </w:pPr>
             <w:r>
               <w:t xml:space="preserve">TEXT</w:t>
@@ -6460,8 +6460,8 @@
             <w:pPr>
               <w:pStyle w:val="Compact"/>
               <w:jc w:val="left"/>
-              <w:ind w:left="0" w:firstLine="0" w:right="0"/>
-              <w:spacing w:before="40" w:line="240" w:lineRule="auto" w:after="40"/>
+              <w:ind w:firstLine="0" w:left="0" w:right="0"/>
+              <w:spacing w:after="40" w:before="40" w:line="240" w:lineRule="auto"/>
             </w:pPr>
             <w:r>
               <w:t xml:space="preserve">Caption text</w:t>
@@ -6476,8 +6476,8 @@
             <w:pPr>
               <w:pStyle w:val="Compact"/>
               <w:jc w:val="left"/>
-              <w:ind w:left="0" w:firstLine="0" w:right="0"/>
-              <w:spacing w:before="40" w:line="240" w:lineRule="auto" w:after="40"/>
+              <w:ind w:firstLine="0" w:left="0" w:right="0"/>
+              <w:spacing w:after="40" w:before="40" w:line="240" w:lineRule="auto"/>
             </w:pPr>
             <w:r>
               <w:t xml:space="preserve">pandoc_attributes</w:t>
@@ -6490,8 +6490,8 @@
             <w:pPr>
               <w:pStyle w:val="Compact"/>
               <w:jc w:val="left"/>
-              <w:ind w:left="0" w:firstLine="0" w:right="0"/>
-              <w:spacing w:before="40" w:line="240" w:lineRule="auto" w:after="40"/>
+              <w:ind w:firstLine="0" w:left="0" w:right="0"/>
+              <w:spacing w:after="40" w:before="40" w:line="240" w:lineRule="auto"/>
             </w:pPr>
             <w:r>
               <w:t xml:space="preserve">JSON</w:t>
@@ -6504,8 +6504,8 @@
             <w:pPr>
               <w:pStyle w:val="Compact"/>
               <w:jc w:val="left"/>
-              <w:ind w:left="0" w:firstLine="0" w:right="0"/>
-              <w:spacing w:before="40" w:line="240" w:lineRule="auto" w:after="40"/>
+              <w:ind w:firstLine="0" w:left="0" w:right="0"/>
+              <w:spacing w:after="40" w:before="40" w:line="240" w:lineRule="auto"/>
             </w:pPr>
             <w:r>
               <w:t xml:space="preserve">Parsed attributes from code block</w:t>
@@ -6520,8 +6520,8 @@
             <w:pPr>
               <w:pStyle w:val="Compact"/>
               <w:jc w:val="left"/>
-              <w:ind w:left="0" w:firstLine="0" w:right="0"/>
-              <w:spacing w:before="40" w:line="240" w:lineRule="auto" w:after="40"/>
+              <w:ind w:firstLine="0" w:left="0" w:right="0"/>
+              <w:spacing w:after="40" w:before="40" w:line="240" w:lineRule="auto"/>
             </w:pPr>
             <w:r>
               <w:t xml:space="preserve">raw_content</w:t>
@@ -6534,8 +6534,8 @@
             <w:pPr>
               <w:pStyle w:val="Compact"/>
               <w:jc w:val="left"/>
-              <w:ind w:left="0" w:firstLine="0" w:right="0"/>
-              <w:spacing w:before="40" w:line="240" w:lineRule="auto" w:after="40"/>
+              <w:ind w:firstLine="0" w:left="0" w:right="0"/>
+              <w:spacing w:after="40" w:before="40" w:line="240" w:lineRule="auto"/>
             </w:pPr>
             <w:r>
               <w:t xml:space="preserve">TEXT</w:t>
@@ -6548,8 +6548,8 @@
             <w:pPr>
               <w:pStyle w:val="Compact"/>
               <w:jc w:val="left"/>
-              <w:ind w:left="0" w:firstLine="0" w:right="0"/>
-              <w:spacing w:before="40" w:line="240" w:lineRule="auto" w:after="40"/>
+              <w:ind w:firstLine="0" w:left="0" w:right="0"/>
+              <w:spacing w:after="40" w:before="40" w:line="240" w:lineRule="auto"/>
             </w:pPr>
             <w:r>
               <w:t xml:space="preserve">Original raw content</w:t>
@@ -6564,8 +6564,8 @@
             <w:pPr>
               <w:pStyle w:val="Compact"/>
               <w:jc w:val="left"/>
-              <w:ind w:left="0" w:firstLine="0" w:right="0"/>
-              <w:spacing w:before="40" w:line="240" w:lineRule="auto" w:after="40"/>
+              <w:ind w:firstLine="0" w:left="0" w:right="0"/>
+              <w:spacing w:after="40" w:before="40" w:line="240" w:lineRule="auto"/>
             </w:pPr>
             <w:r>
               <w:t xml:space="preserve">raw_ast</w:t>
@@ -6578,8 +6578,8 @@
             <w:pPr>
               <w:pStyle w:val="Compact"/>
               <w:jc w:val="left"/>
-              <w:ind w:left="0" w:firstLine="0" w:right="0"/>
-              <w:spacing w:before="40" w:line="240" w:lineRule="auto" w:after="40"/>
+              <w:ind w:firstLine="0" w:left="0" w:right="0"/>
+              <w:spacing w:after="40" w:before="40" w:line="240" w:lineRule="auto"/>
             </w:pPr>
             <w:r>
               <w:t xml:space="preserve">JSON</w:t>
@@ -6592,8 +6592,8 @@
             <w:pPr>
               <w:pStyle w:val="Compact"/>
               <w:jc w:val="left"/>
-              <w:ind w:left="0" w:firstLine="0" w:right="0"/>
-              <w:spacing w:before="40" w:line="240" w:lineRule="auto" w:after="40"/>
+              <w:ind w:firstLine="0" w:left="0" w:right="0"/>
+              <w:spacing w:after="40" w:before="40" w:line="240" w:lineRule="auto"/>
             </w:pPr>
             <w:r>
               <w:t xml:space="preserve">Original Pandoc AST</w:t>
@@ -6608,8 +6608,8 @@
             <w:pPr>
               <w:pStyle w:val="Compact"/>
               <w:jc w:val="left"/>
-              <w:ind w:left="0" w:firstLine="0" w:right="0"/>
-              <w:spacing w:before="40" w:line="240" w:lineRule="auto" w:after="40"/>
+              <w:ind w:firstLine="0" w:left="0" w:right="0"/>
+              <w:spacing w:after="40" w:before="40" w:line="240" w:lineRule="auto"/>
             </w:pPr>
             <w:r>
               <w:t xml:space="preserve">resolved_ast</w:t>
@@ -6622,8 +6622,8 @@
             <w:pPr>
               <w:pStyle w:val="Compact"/>
               <w:jc w:val="left"/>
-              <w:ind w:left="0" w:firstLine="0" w:right="0"/>
-              <w:spacing w:before="40" w:line="240" w:lineRule="auto" w:after="40"/>
+              <w:ind w:firstLine="0" w:left="0" w:right="0"/>
+              <w:spacing w:after="40" w:before="40" w:line="240" w:lineRule="auto"/>
             </w:pPr>
             <w:r>
               <w:t xml:space="preserve">JSON</w:t>
@@ -6636,8 +6636,8 @@
             <w:pPr>
               <w:pStyle w:val="Compact"/>
               <w:jc w:val="left"/>
-              <w:ind w:left="0" w:firstLine="0" w:right="0"/>
-              <w:spacing w:before="40" w:line="240" w:lineRule="auto" w:after="40"/>
+              <w:ind w:firstLine="0" w:left="0" w:right="0"/>
+              <w:spacing w:after="40" w:before="40" w:line="240" w:lineRule="auto"/>
             </w:pPr>
             <w:r>
               <w:t xml:space="preserve">Processed AST after rendering</w:t>
@@ -6652,8 +6652,8 @@
             <w:pPr>
               <w:pStyle w:val="Compact"/>
               <w:jc w:val="left"/>
-              <w:ind w:left="0" w:firstLine="0" w:right="0"/>
-              <w:spacing w:before="40" w:line="240" w:lineRule="auto" w:after="40"/>
+              <w:ind w:firstLine="0" w:left="0" w:right="0"/>
+              <w:spacing w:after="40" w:before="40" w:line="240" w:lineRule="auto"/>
             </w:pPr>
             <w:r>
               <w:t xml:space="preserve">parent_object_id</w:t>
@@ -6666,8 +6666,8 @@
             <w:pPr>
               <w:pStyle w:val="Compact"/>
               <w:jc w:val="left"/>
-              <w:ind w:left="0" w:firstLine="0" w:right="0"/>
-              <w:spacing w:before="40" w:line="240" w:lineRule="auto" w:after="40"/>
+              <w:ind w:firstLine="0" w:left="0" w:right="0"/>
+              <w:spacing w:after="40" w:before="40" w:line="240" w:lineRule="auto"/>
             </w:pPr>
             <w:r>
               <w:t xml:space="preserve">INTEGER FK</w:t>
@@ -6680,8 +6680,8 @@
             <w:pPr>
               <w:pStyle w:val="Compact"/>
               <w:jc w:val="left"/>
-              <w:ind w:left="0" w:firstLine="0" w:right="0"/>
-              <w:spacing w:before="40" w:line="240" w:lineRule="auto" w:after="40"/>
+              <w:ind w:firstLine="0" w:left="0" w:right="0"/>
+              <w:spacing w:after="40" w:before="40" w:line="240" w:lineRule="auto"/>
             </w:pPr>
             <w:r>
               <w:t xml:space="preserve">Containing spec object</w:t>
@@ -6696,8 +6696,8 @@
             <w:pPr>
               <w:pStyle w:val="Compact"/>
               <w:jc w:val="left"/>
-              <w:ind w:left="0" w:firstLine="0" w:right="0"/>
-              <w:spacing w:before="40" w:line="240" w:lineRule="auto" w:after="40"/>
+              <w:ind w:firstLine="0" w:left="0" w:right="0"/>
+              <w:spacing w:after="40" w:before="40" w:line="240" w:lineRule="auto"/>
             </w:pPr>
             <w:r>
               <w:t xml:space="preserve">anchor</w:t>
@@ -6710,8 +6710,8 @@
             <w:pPr>
               <w:pStyle w:val="Compact"/>
               <w:jc w:val="left"/>
-              <w:ind w:left="0" w:firstLine="0" w:right="0"/>
-              <w:spacing w:before="40" w:line="240" w:lineRule="auto" w:after="40"/>
+              <w:ind w:firstLine="0" w:left="0" w:right="0"/>
+              <w:spacing w:after="40" w:before="40" w:line="240" w:lineRule="auto"/>
             </w:pPr>
             <w:r>
               <w:t xml:space="preserve">TEXT</w:t>
@@ -6724,8 +6724,8 @@
             <w:pPr>
               <w:pStyle w:val="Compact"/>
               <w:jc w:val="left"/>
-              <w:ind w:left="0" w:firstLine="0" w:right="0"/>
-              <w:spacing w:before="40" w:line="240" w:lineRule="auto" w:after="40"/>
+              <w:ind w:firstLine="0" w:left="0" w:right="0"/>
+              <w:spacing w:after="40" w:before="40" w:line="240" w:lineRule="auto"/>
             </w:pPr>
             <w:r>
               <w:t xml:space="preserve">HTML anchor for linking</w:t>
@@ -6740,8 +6740,8 @@
             <w:pPr>
               <w:pStyle w:val="Compact"/>
               <w:jc w:val="left"/>
-              <w:ind w:left="0" w:firstLine="0" w:right="0"/>
-              <w:spacing w:before="40" w:line="240" w:lineRule="auto" w:after="40"/>
+              <w:ind w:firstLine="0" w:left="0" w:right="0"/>
+              <w:spacing w:after="40" w:before="40" w:line="240" w:lineRule="auto"/>
             </w:pPr>
             <w:r>
               <w:t xml:space="preserve">syntax_key</w:t>
@@ -6754,8 +6754,8 @@
             <w:pPr>
               <w:pStyle w:val="Compact"/>
               <w:jc w:val="left"/>
-              <w:ind w:left="0" w:firstLine="0" w:right="0"/>
-              <w:spacing w:before="40" w:line="240" w:lineRule="auto" w:after="40"/>
+              <w:ind w:firstLine="0" w:left="0" w:right="0"/>
+              <w:spacing w:after="40" w:before="40" w:line="240" w:lineRule="auto"/>
             </w:pPr>
             <w:r>
               <w:t xml:space="preserve">TEXT</w:t>
@@ -6768,8 +6768,8 @@
             <w:pPr>
               <w:pStyle w:val="Compact"/>
               <w:jc w:val="left"/>
-              <w:ind w:left="0" w:firstLine="0" w:right="0"/>
-              <w:spacing w:before="40" w:line="240" w:lineRule="auto" w:after="40"/>
+              <w:ind w:firstLine="0" w:left="0" w:right="0"/>
+              <w:spacing w:after="40" w:before="40" w:line="240" w:lineRule="auto"/>
             </w:pPr>
             <w:r>
               <w:t xml:space="preserve">Original syntax from code block</w:t>
@@ -6837,7 +6837,7 @@
           <w:sz w:val="2"/>
         </w:rPr>
       </w:pPr>
-      <w:bookmarkStart w:name="csv-tbl-relations" w:id="66242"/>
+      <w:bookmarkStart w:id="66242" w:name="csv-tbl-relations"/>
       <w:bookmarkEnd w:id="66242"/>
     </w:p>
     <w:p>
@@ -6874,12 +6874,12 @@
         <w:tblLook w:firstRow="1" w:lastRow="0" w:firstColumn="0" w:lastColumn="0" w:noHBand="0" w:noVBand="0" w:val="0020"/>
         <w:jc w:val="start"/>
         <w:tblBorders>
-          <w:top w:color="000000" w:space="0" w:sz="6" w:val="single"/>
-          <w:left w:color="000000" w:space="0" w:sz="6" w:val="single"/>
-          <w:bottom w:color="000000" w:space="0" w:sz="6" w:val="single"/>
-          <w:right w:color="000000" w:space="0" w:sz="6" w:val="single"/>
-          <w:insideH w:color="000000" w:space="0" w:sz="6" w:val="single"/>
-          <w:insideV w:color="000000" w:space="0" w:sz="6" w:val="single"/>
+          <w:top w:space="0" w:sz="6" w:color="000000" w:val="single"/>
+          <w:left w:space="0" w:sz="6" w:color="000000" w:val="single"/>
+          <w:bottom w:space="0" w:sz="6" w:color="000000" w:val="single"/>
+          <w:right w:space="0" w:sz="6" w:color="000000" w:val="single"/>
+          <w:insideH w:space="0" w:sz="6" w:color="000000" w:val="single"/>
+          <w:insideV w:space="0" w:sz="6" w:color="000000" w:val="single"/>
         </w:tblBorders>
         <w:tblCellMar>
           <w:top w:w="57" w:type="dxa"/>
@@ -6905,8 +6905,8 @@
             <w:pPr>
               <w:pStyle w:val="Compact"/>
               <w:jc w:val="left"/>
-              <w:ind w:left="0" w:firstLine="0" w:right="0"/>
-              <w:spacing w:before="40" w:line="240" w:lineRule="auto" w:after="40"/>
+              <w:ind w:firstLine="0" w:left="0" w:right="0"/>
+              <w:spacing w:after="40" w:before="40" w:line="240" w:lineRule="auto"/>
             </w:pPr>
             <w:r>
               <w:rPr>
@@ -6924,8 +6924,8 @@
             <w:pPr>
               <w:pStyle w:val="Compact"/>
               <w:jc w:val="left"/>
-              <w:ind w:left="0" w:firstLine="0" w:right="0"/>
-              <w:spacing w:before="40" w:line="240" w:lineRule="auto" w:after="40"/>
+              <w:ind w:firstLine="0" w:left="0" w:right="0"/>
+              <w:spacing w:after="40" w:before="40" w:line="240" w:lineRule="auto"/>
             </w:pPr>
             <w:r>
               <w:rPr>
@@ -6943,8 +6943,8 @@
             <w:pPr>
               <w:pStyle w:val="Compact"/>
               <w:jc w:val="left"/>
-              <w:ind w:left="0" w:firstLine="0" w:right="0"/>
-              <w:spacing w:before="40" w:line="240" w:lineRule="auto" w:after="40"/>
+              <w:ind w:firstLine="0" w:left="0" w:right="0"/>
+              <w:spacing w:after="40" w:before="40" w:line="240" w:lineRule="auto"/>
             </w:pPr>
             <w:r>
               <w:rPr>
@@ -6962,8 +6962,8 @@
             <w:pPr>
               <w:pStyle w:val="Compact"/>
               <w:jc w:val="left"/>
-              <w:ind w:left="0" w:firstLine="0" w:right="0"/>
-              <w:spacing w:before="40" w:line="240" w:lineRule="auto" w:after="40"/>
+              <w:ind w:firstLine="0" w:left="0" w:right="0"/>
+              <w:spacing w:after="40" w:before="40" w:line="240" w:lineRule="auto"/>
             </w:pPr>
             <w:r>
               <w:t xml:space="preserve">id</w:t>
@@ -6976,8 +6976,8 @@
             <w:pPr>
               <w:pStyle w:val="Compact"/>
               <w:jc w:val="left"/>
-              <w:ind w:left="0" w:firstLine="0" w:right="0"/>
-              <w:spacing w:before="40" w:line="240" w:lineRule="auto" w:after="40"/>
+              <w:ind w:firstLine="0" w:left="0" w:right="0"/>
+              <w:spacing w:after="40" w:before="40" w:line="240" w:lineRule="auto"/>
             </w:pPr>
             <w:r>
               <w:t xml:space="preserve">INTEGER PK</w:t>
@@ -6990,8 +6990,8 @@
             <w:pPr>
               <w:pStyle w:val="Compact"/>
               <w:jc w:val="left"/>
-              <w:ind w:left="0" w:firstLine="0" w:right="0"/>
-              <w:spacing w:before="40" w:line="240" w:lineRule="auto" w:after="40"/>
+              <w:ind w:firstLine="0" w:left="0" w:right="0"/>
+              <w:spacing w:after="40" w:before="40" w:line="240" w:lineRule="auto"/>
             </w:pPr>
             <w:r>
               <w:t xml:space="preserve">Auto-assigned internal key</w:t>
@@ -7006,8 +7006,8 @@
             <w:pPr>
               <w:pStyle w:val="Compact"/>
               <w:jc w:val="left"/>
-              <w:ind w:left="0" w:firstLine="0" w:right="0"/>
-              <w:spacing w:before="40" w:line="240" w:lineRule="auto" w:after="40"/>
+              <w:ind w:firstLine="0" w:left="0" w:right="0"/>
+              <w:spacing w:after="40" w:before="40" w:line="240" w:lineRule="auto"/>
             </w:pPr>
             <w:r>
               <w:t xml:space="preserve">content_sha</w:t>
@@ -7020,8 +7020,8 @@
             <w:pPr>
               <w:pStyle w:val="Compact"/>
               <w:jc w:val="left"/>
-              <w:ind w:left="0" w:firstLine="0" w:right="0"/>
-              <w:spacing w:before="40" w:line="240" w:lineRule="auto" w:after="40"/>
+              <w:ind w:firstLine="0" w:left="0" w:right="0"/>
+              <w:spacing w:after="40" w:before="40" w:line="240" w:lineRule="auto"/>
             </w:pPr>
             <w:r>
               <w:t xml:space="preserve">TEXT</w:t>
@@ -7034,8 +7034,8 @@
             <w:pPr>
               <w:pStyle w:val="Compact"/>
               <w:jc w:val="left"/>
-              <w:ind w:left="0" w:firstLine="0" w:right="0"/>
-              <w:spacing w:before="40" w:line="240" w:lineRule="auto" w:after="40"/>
+              <w:ind w:firstLine="0" w:left="0" w:right="0"/>
+              <w:spacing w:after="40" w:before="40" w:line="240" w:lineRule="auto"/>
             </w:pPr>
             <w:r>
               <w:t xml:space="preserve">SHA1 checksum for change detection</w:t>
@@ -7050,8 +7050,8 @@
             <w:pPr>
               <w:pStyle w:val="Compact"/>
               <w:jc w:val="left"/>
-              <w:ind w:left="0" w:firstLine="0" w:right="0"/>
-              <w:spacing w:before="40" w:line="240" w:lineRule="auto" w:after="40"/>
+              <w:ind w:firstLine="0" w:left="0" w:right="0"/>
+              <w:spacing w:after="40" w:before="40" w:line="240" w:lineRule="auto"/>
             </w:pPr>
             <w:r>
               <w:t xml:space="preserve">specification_ref</w:t>
@@ -7064,8 +7064,8 @@
             <w:pPr>
               <w:pStyle w:val="Compact"/>
               <w:jc w:val="left"/>
-              <w:ind w:left="0" w:firstLine="0" w:right="0"/>
-              <w:spacing w:before="40" w:line="240" w:lineRule="auto" w:after="40"/>
+              <w:ind w:firstLine="0" w:left="0" w:right="0"/>
+              <w:spacing w:after="40" w:before="40" w:line="240" w:lineRule="auto"/>
             </w:pPr>
             <w:r>
               <w:t xml:space="preserve">TEXT NOT NULL FK</w:t>
@@ -7078,8 +7078,8 @@
             <w:pPr>
               <w:pStyle w:val="Compact"/>
               <w:jc w:val="left"/>
-              <w:ind w:left="0" w:firstLine="0" w:right="0"/>
-              <w:spacing w:before="40" w:line="240" w:lineRule="auto" w:after="40"/>
+              <w:ind w:firstLine="0" w:left="0" w:right="0"/>
+              <w:spacing w:after="40" w:before="40" w:line="240" w:lineRule="auto"/>
             </w:pPr>
             <w:r>
               <w:t xml:space="preserve">Parent specification</w:t>
@@ -7094,8 +7094,8 @@
             <w:pPr>
               <w:pStyle w:val="Compact"/>
               <w:jc w:val="left"/>
-              <w:ind w:left="0" w:firstLine="0" w:right="0"/>
-              <w:spacing w:before="40" w:line="240" w:lineRule="auto" w:after="40"/>
+              <w:ind w:firstLine="0" w:left="0" w:right="0"/>
+              <w:spacing w:after="40" w:before="40" w:line="240" w:lineRule="auto"/>
             </w:pPr>
             <w:r>
               <w:t xml:space="preserve">source_object_id</w:t>
@@ -7108,8 +7108,8 @@
             <w:pPr>
               <w:pStyle w:val="Compact"/>
               <w:jc w:val="left"/>
-              <w:ind w:left="0" w:firstLine="0" w:right="0"/>
-              <w:spacing w:before="40" w:line="240" w:lineRule="auto" w:after="40"/>
+              <w:ind w:firstLine="0" w:left="0" w:right="0"/>
+              <w:spacing w:after="40" w:before="40" w:line="240" w:lineRule="auto"/>
             </w:pPr>
             <w:r>
               <w:t xml:space="preserve">INTEGER NOT NULL FK</w:t>
@@ -7122,8 +7122,8 @@
             <w:pPr>
               <w:pStyle w:val="Compact"/>
               <w:jc w:val="left"/>
-              <w:ind w:left="0" w:firstLine="0" w:right="0"/>
-              <w:spacing w:before="40" w:line="240" w:lineRule="auto" w:after="40"/>
+              <w:ind w:firstLine="0" w:left="0" w:right="0"/>
+              <w:spacing w:after="40" w:before="40" w:line="240" w:lineRule="auto"/>
             </w:pPr>
             <w:r>
               <w:t xml:space="preserve">Source object</w:t>
@@ -7138,8 +7138,8 @@
             <w:pPr>
               <w:pStyle w:val="Compact"/>
               <w:jc w:val="left"/>
-              <w:ind w:left="0" w:firstLine="0" w:right="0"/>
-              <w:spacing w:before="40" w:line="240" w:lineRule="auto" w:after="40"/>
+              <w:ind w:firstLine="0" w:left="0" w:right="0"/>
+              <w:spacing w:after="40" w:before="40" w:line="240" w:lineRule="auto"/>
             </w:pPr>
             <w:r>
               <w:t xml:space="preserve">target_text</w:t>
@@ -7152,8 +7152,8 @@
             <w:pPr>
               <w:pStyle w:val="Compact"/>
               <w:jc w:val="left"/>
-              <w:ind w:left="0" w:firstLine="0" w:right="0"/>
-              <w:spacing w:before="40" w:line="240" w:lineRule="auto" w:after="40"/>
+              <w:ind w:firstLine="0" w:left="0" w:right="0"/>
+              <w:spacing w:after="40" w:before="40" w:line="240" w:lineRule="auto"/>
             </w:pPr>
             <w:r>
               <w:t xml:space="preserve">TEXT</w:t>
@@ -7166,8 +7166,8 @@
             <w:pPr>
               <w:pStyle w:val="Compact"/>
               <w:jc w:val="left"/>
-              <w:ind w:left="0" w:firstLine="0" w:right="0"/>
-              <w:spacing w:before="40" w:line="240" w:lineRule="auto" w:after="40"/>
+              <w:ind w:firstLine="0" w:left="0" w:right="0"/>
+              <w:spacing w:after="40" w:before="40" w:line="240" w:lineRule="auto"/>
             </w:pPr>
             <w:r>
               <w:t xml:space="preserve">Target as written (before resolution)</w:t>
@@ -7182,8 +7182,8 @@
             <w:pPr>
               <w:pStyle w:val="Compact"/>
               <w:jc w:val="left"/>
-              <w:ind w:left="0" w:firstLine="0" w:right="0"/>
-              <w:spacing w:before="40" w:line="240" w:lineRule="auto" w:after="40"/>
+              <w:ind w:firstLine="0" w:left="0" w:right="0"/>
+              <w:spacing w:after="40" w:before="40" w:line="240" w:lineRule="auto"/>
             </w:pPr>
             <w:r>
               <w:t xml:space="preserve">target_object_id</w:t>
@@ -7196,8 +7196,8 @@
             <w:pPr>
               <w:pStyle w:val="Compact"/>
               <w:jc w:val="left"/>
-              <w:ind w:left="0" w:firstLine="0" w:right="0"/>
-              <w:spacing w:before="40" w:line="240" w:lineRule="auto" w:after="40"/>
+              <w:ind w:firstLine="0" w:left="0" w:right="0"/>
+              <w:spacing w:after="40" w:before="40" w:line="240" w:lineRule="auto"/>
             </w:pPr>
             <w:r>
               <w:t xml:space="preserve">INTEGER FK</w:t>
@@ -7210,8 +7210,8 @@
             <w:pPr>
               <w:pStyle w:val="Compact"/>
               <w:jc w:val="left"/>
-              <w:ind w:left="0" w:firstLine="0" w:right="0"/>
-              <w:spacing w:before="40" w:line="240" w:lineRule="auto" w:after="40"/>
+              <w:ind w:firstLine="0" w:left="0" w:right="0"/>
+              <w:spacing w:after="40" w:before="40" w:line="240" w:lineRule="auto"/>
             </w:pPr>
             <w:r>
               <w:t xml:space="preserve">Resolved target object (NULL if unresolved)</w:t>
@@ -7226,8 +7226,8 @@
             <w:pPr>
               <w:pStyle w:val="Compact"/>
               <w:jc w:val="left"/>
-              <w:ind w:left="0" w:firstLine="0" w:right="0"/>
-              <w:spacing w:before="40" w:line="240" w:lineRule="auto" w:after="40"/>
+              <w:ind w:firstLine="0" w:left="0" w:right="0"/>
+              <w:spacing w:after="40" w:before="40" w:line="240" w:lineRule="auto"/>
             </w:pPr>
             <w:r>
               <w:t xml:space="preserve">target_float_id</w:t>
@@ -7240,8 +7240,8 @@
             <w:pPr>
               <w:pStyle w:val="Compact"/>
               <w:jc w:val="left"/>
-              <w:ind w:left="0" w:firstLine="0" w:right="0"/>
-              <w:spacing w:before="40" w:line="240" w:lineRule="auto" w:after="40"/>
+              <w:ind w:firstLine="0" w:left="0" w:right="0"/>
+              <w:spacing w:after="40" w:before="40" w:line="240" w:lineRule="auto"/>
             </w:pPr>
             <w:r>
               <w:t xml:space="preserve">INTEGER FK</w:t>
@@ -7254,8 +7254,8 @@
             <w:pPr>
               <w:pStyle w:val="Compact"/>
               <w:jc w:val="left"/>
-              <w:ind w:left="0" w:firstLine="0" w:right="0"/>
-              <w:spacing w:before="40" w:line="240" w:lineRule="auto" w:after="40"/>
+              <w:ind w:firstLine="0" w:left="0" w:right="0"/>
+              <w:spacing w:after="40" w:before="40" w:line="240" w:lineRule="auto"/>
             </w:pPr>
             <w:r>
               <w:t xml:space="preserve">Resolved target float (NULL if unresolved)</w:t>
@@ -7270,8 +7270,8 @@
             <w:pPr>
               <w:pStyle w:val="Compact"/>
               <w:jc w:val="left"/>
-              <w:ind w:left="0" w:firstLine="0" w:right="0"/>
-              <w:spacing w:before="40" w:line="240" w:lineRule="auto" w:after="40"/>
+              <w:ind w:firstLine="0" w:left="0" w:right="0"/>
+              <w:spacing w:after="40" w:before="40" w:line="240" w:lineRule="auto"/>
             </w:pPr>
             <w:r>
               <w:t xml:space="preserve">type_ref</w:t>
@@ -7284,8 +7284,8 @@
             <w:pPr>
               <w:pStyle w:val="Compact"/>
               <w:jc w:val="left"/>
-              <w:ind w:left="0" w:firstLine="0" w:right="0"/>
-              <w:spacing w:before="40" w:line="240" w:lineRule="auto" w:after="40"/>
+              <w:ind w:firstLine="0" w:left="0" w:right="0"/>
+              <w:spacing w:after="40" w:before="40" w:line="240" w:lineRule="auto"/>
             </w:pPr>
             <w:r>
               <w:t xml:space="preserve">TEXT FK</w:t>
@@ -7298,8 +7298,8 @@
             <w:pPr>
               <w:pStyle w:val="Compact"/>
               <w:jc w:val="left"/>
-              <w:ind w:left="0" w:firstLine="0" w:right="0"/>
-              <w:spacing w:before="40" w:line="240" w:lineRule="auto" w:after="40"/>
+              <w:ind w:firstLine="0" w:left="0" w:right="0"/>
+              <w:spacing w:after="40" w:before="40" w:line="240" w:lineRule="auto"/>
             </w:pPr>
             <w:r>
               <w:t xml:space="preserve">Inferred relation type</w:t>
@@ -7314,8 +7314,8 @@
             <w:pPr>
               <w:pStyle w:val="Compact"/>
               <w:jc w:val="left"/>
-              <w:ind w:left="0" w:firstLine="0" w:right="0"/>
-              <w:spacing w:before="40" w:line="240" w:lineRule="auto" w:after="40"/>
+              <w:ind w:firstLine="0" w:left="0" w:right="0"/>
+              <w:spacing w:after="40" w:before="40" w:line="240" w:lineRule="auto"/>
             </w:pPr>
             <w:r>
               <w:t xml:space="preserve">is_ambiguous</w:t>
@@ -7328,8 +7328,8 @@
             <w:pPr>
               <w:pStyle w:val="Compact"/>
               <w:jc w:val="left"/>
-              <w:ind w:left="0" w:firstLine="0" w:right="0"/>
-              <w:spacing w:before="40" w:line="240" w:lineRule="auto" w:after="40"/>
+              <w:ind w:firstLine="0" w:left="0" w:right="0"/>
+              <w:spacing w:after="40" w:before="40" w:line="240" w:lineRule="auto"/>
             </w:pPr>
             <w:r>
               <w:t xml:space="preserve">INTEGER DEFAULT 0</w:t>
@@ -7342,8 +7342,8 @@
             <w:pPr>
               <w:pStyle w:val="Compact"/>
               <w:jc w:val="left"/>
-              <w:ind w:left="0" w:firstLine="0" w:right="0"/>
-              <w:spacing w:before="40" w:line="240" w:lineRule="auto" w:after="40"/>
+              <w:ind w:firstLine="0" w:left="0" w:right="0"/>
+              <w:spacing w:after="40" w:before="40" w:line="240" w:lineRule="auto"/>
             </w:pPr>
             <w:r>
               <w:t xml:space="preserve">1 = multiple matches found</w:t>
@@ -7358,8 +7358,8 @@
             <w:pPr>
               <w:pStyle w:val="Compact"/>
               <w:jc w:val="left"/>
-              <w:ind w:left="0" w:firstLine="0" w:right="0"/>
-              <w:spacing w:before="40" w:line="240" w:lineRule="auto" w:after="40"/>
+              <w:ind w:firstLine="0" w:left="0" w:right="0"/>
+              <w:spacing w:after="40" w:before="40" w:line="240" w:lineRule="auto"/>
             </w:pPr>
             <w:r>
               <w:t xml:space="preserve">from_file</w:t>
@@ -7372,8 +7372,8 @@
             <w:pPr>
               <w:pStyle w:val="Compact"/>
               <w:jc w:val="left"/>
-              <w:ind w:left="0" w:firstLine="0" w:right="0"/>
-              <w:spacing w:before="40" w:line="240" w:lineRule="auto" w:after="40"/>
+              <w:ind w:firstLine="0" w:left="0" w:right="0"/>
+              <w:spacing w:after="40" w:before="40" w:line="240" w:lineRule="auto"/>
             </w:pPr>
             <w:r>
               <w:t xml:space="preserve">TEXT NOT NULL</w:t>
@@ -7386,8 +7386,8 @@
             <w:pPr>
               <w:pStyle w:val="Compact"/>
               <w:jc w:val="left"/>
-              <w:ind w:left="0" w:firstLine="0" w:right="0"/>
-              <w:spacing w:before="40" w:line="240" w:lineRule="auto" w:after="40"/>
+              <w:ind w:firstLine="0" w:left="0" w:right="0"/>
+              <w:spacing w:after="40" w:before="40" w:line="240" w:lineRule="auto"/>
             </w:pPr>
             <w:r>
               <w:t xml:space="preserve">Source file</w:t>
@@ -7402,8 +7402,8 @@
             <w:pPr>
               <w:pStyle w:val="Compact"/>
               <w:jc w:val="left"/>
-              <w:ind w:left="0" w:firstLine="0" w:right="0"/>
-              <w:spacing w:before="40" w:line="240" w:lineRule="auto" w:after="40"/>
+              <w:ind w:firstLine="0" w:left="0" w:right="0"/>
+              <w:spacing w:after="40" w:before="40" w:line="240" w:lineRule="auto"/>
             </w:pPr>
             <w:r>
               <w:t xml:space="preserve">link_line</w:t>
@@ -7416,8 +7416,8 @@
             <w:pPr>
               <w:pStyle w:val="Compact"/>
               <w:jc w:val="left"/>
-              <w:ind w:left="0" w:firstLine="0" w:right="0"/>
-              <w:spacing w:before="40" w:line="240" w:lineRule="auto" w:after="40"/>
+              <w:ind w:firstLine="0" w:left="0" w:right="0"/>
+              <w:spacing w:after="40" w:before="40" w:line="240" w:lineRule="auto"/>
             </w:pPr>
             <w:r>
               <w:t xml:space="preserve">INTEGER DEFAULT 0</w:t>
@@ -7430,8 +7430,8 @@
             <w:pPr>
               <w:pStyle w:val="Compact"/>
               <w:jc w:val="left"/>
-              <w:ind w:left="0" w:firstLine="0" w:right="0"/>
-              <w:spacing w:before="40" w:line="240" w:lineRule="auto" w:after="40"/>
+              <w:ind w:firstLine="0" w:left="0" w:right="0"/>
+              <w:spacing w:after="40" w:before="40" w:line="240" w:lineRule="auto"/>
             </w:pPr>
             <w:r>
               <w:t xml:space="preserve">Line number of link</w:t>
@@ -7446,8 +7446,8 @@
             <w:pPr>
               <w:pStyle w:val="Compact"/>
               <w:jc w:val="left"/>
-              <w:ind w:left="0" w:firstLine="0" w:right="0"/>
-              <w:spacing w:before="40" w:line="240" w:lineRule="auto" w:after="40"/>
+              <w:ind w:firstLine="0" w:left="0" w:right="0"/>
+              <w:spacing w:after="40" w:before="40" w:line="240" w:lineRule="auto"/>
             </w:pPr>
             <w:r>
               <w:t xml:space="preserve">source_attribute</w:t>
@@ -7460,8 +7460,8 @@
             <w:pPr>
               <w:pStyle w:val="Compact"/>
               <w:jc w:val="left"/>
-              <w:ind w:left="0" w:firstLine="0" w:right="0"/>
-              <w:spacing w:before="40" w:line="240" w:lineRule="auto" w:after="40"/>
+              <w:ind w:firstLine="0" w:left="0" w:right="0"/>
+              <w:spacing w:after="40" w:before="40" w:line="240" w:lineRule="auto"/>
             </w:pPr>
             <w:r>
               <w:t xml:space="preserve">TEXT</w:t>
@@ -7474,8 +7474,8 @@
             <w:pPr>
               <w:pStyle w:val="Compact"/>
               <w:jc w:val="left"/>
-              <w:ind w:left="0" w:firstLine="0" w:right="0"/>
-              <w:spacing w:before="40" w:line="240" w:lineRule="auto" w:after="40"/>
+              <w:ind w:firstLine="0" w:left="0" w:right="0"/>
+              <w:spacing w:after="40" w:before="40" w:line="240" w:lineRule="auto"/>
             </w:pPr>
             <w:r>
               <w:t xml:space="preserve">Attribute containing the link (NULL if in body)</w:t>
@@ -7490,8 +7490,8 @@
             <w:pPr>
               <w:pStyle w:val="Compact"/>
               <w:jc w:val="left"/>
-              <w:ind w:left="0" w:firstLine="0" w:right="0"/>
-              <w:spacing w:before="40" w:line="240" w:lineRule="auto" w:after="40"/>
+              <w:ind w:firstLine="0" w:left="0" w:right="0"/>
+              <w:spacing w:after="40" w:before="40" w:line="240" w:lineRule="auto"/>
             </w:pPr>
             <w:r>
               <w:t xml:space="preserve">link_selector</w:t>
@@ -7504,8 +7504,8 @@
             <w:pPr>
               <w:pStyle w:val="Compact"/>
               <w:jc w:val="left"/>
-              <w:ind w:left="0" w:firstLine="0" w:right="0"/>
-              <w:spacing w:before="40" w:line="240" w:lineRule="auto" w:after="40"/>
+              <w:ind w:firstLine="0" w:left="0" w:right="0"/>
+              <w:spacing w:after="40" w:before="40" w:line="240" w:lineRule="auto"/>
             </w:pPr>
             <w:r>
               <w:t xml:space="preserve">TEXT</w:t>
@@ -7518,8 +7518,8 @@
             <w:pPr>
               <w:pStyle w:val="Compact"/>
               <w:jc w:val="left"/>
-              <w:ind w:left="0" w:firstLine="0" w:right="0"/>
-              <w:spacing w:before="40" w:line="240" w:lineRule="auto" w:after="40"/>
+              <w:ind w:firstLine="0" w:left="0" w:right="0"/>
+              <w:spacing w:after="40" w:before="40" w:line="240" w:lineRule="auto"/>
             </w:pPr>
             <w:r>
               <w:t xml:space="preserve">Selector syntax ("@" or "#")</w:t>
@@ -7572,7 +7572,7 @@
           <w:sz w:val="2"/>
         </w:rPr>
       </w:pPr>
-      <w:bookmarkStart w:name="csv-tbl-views" w:id="86393"/>
+      <w:bookmarkStart w:id="86393" w:name="csv-tbl-views"/>
       <w:bookmarkEnd w:id="86393"/>
     </w:p>
     <w:p>
@@ -7609,12 +7609,12 @@
         <w:tblLook w:firstRow="1" w:lastRow="0" w:firstColumn="0" w:lastColumn="0" w:noHBand="0" w:noVBand="0" w:val="0020"/>
         <w:jc w:val="start"/>
         <w:tblBorders>
-          <w:top w:color="000000" w:space="0" w:sz="6" w:val="single"/>
-          <w:left w:color="000000" w:space="0" w:sz="6" w:val="single"/>
-          <w:bottom w:color="000000" w:space="0" w:sz="6" w:val="single"/>
-          <w:right w:color="000000" w:space="0" w:sz="6" w:val="single"/>
-          <w:insideH w:color="000000" w:space="0" w:sz="6" w:val="single"/>
-          <w:insideV w:color="000000" w:space="0" w:sz="6" w:val="single"/>
+          <w:top w:space="0" w:sz="6" w:color="000000" w:val="single"/>
+          <w:left w:space="0" w:sz="6" w:color="000000" w:val="single"/>
+          <w:bottom w:space="0" w:sz="6" w:color="000000" w:val="single"/>
+          <w:right w:space="0" w:sz="6" w:color="000000" w:val="single"/>
+          <w:insideH w:space="0" w:sz="6" w:color="000000" w:val="single"/>
+          <w:insideV w:space="0" w:sz="6" w:color="000000" w:val="single"/>
         </w:tblBorders>
         <w:tblCellMar>
           <w:top w:w="57" w:type="dxa"/>
@@ -7640,8 +7640,8 @@
             <w:pPr>
               <w:pStyle w:val="Compact"/>
               <w:jc w:val="left"/>
-              <w:ind w:left="0" w:firstLine="0" w:right="0"/>
-              <w:spacing w:before="40" w:line="240" w:lineRule="auto" w:after="40"/>
+              <w:ind w:firstLine="0" w:left="0" w:right="0"/>
+              <w:spacing w:after="40" w:before="40" w:line="240" w:lineRule="auto"/>
             </w:pPr>
             <w:r>
               <w:rPr>
@@ -7659,8 +7659,8 @@
             <w:pPr>
               <w:pStyle w:val="Compact"/>
               <w:jc w:val="left"/>
-              <w:ind w:left="0" w:firstLine="0" w:right="0"/>
-              <w:spacing w:before="40" w:line="240" w:lineRule="auto" w:after="40"/>
+              <w:ind w:firstLine="0" w:left="0" w:right="0"/>
+              <w:spacing w:after="40" w:before="40" w:line="240" w:lineRule="auto"/>
             </w:pPr>
             <w:r>
               <w:rPr>
@@ -7678,8 +7678,8 @@
             <w:pPr>
               <w:pStyle w:val="Compact"/>
               <w:jc w:val="left"/>
-              <w:ind w:left="0" w:firstLine="0" w:right="0"/>
-              <w:spacing w:before="40" w:line="240" w:lineRule="auto" w:after="40"/>
+              <w:ind w:firstLine="0" w:left="0" w:right="0"/>
+              <w:spacing w:after="40" w:before="40" w:line="240" w:lineRule="auto"/>
             </w:pPr>
             <w:r>
               <w:rPr>
@@ -7697,8 +7697,8 @@
             <w:pPr>
               <w:pStyle w:val="Compact"/>
               <w:jc w:val="left"/>
-              <w:ind w:left="0" w:firstLine="0" w:right="0"/>
-              <w:spacing w:before="40" w:line="240" w:lineRule="auto" w:after="40"/>
+              <w:ind w:firstLine="0" w:left="0" w:right="0"/>
+              <w:spacing w:after="40" w:before="40" w:line="240" w:lineRule="auto"/>
             </w:pPr>
             <w:r>
               <w:t xml:space="preserve">id</w:t>
@@ -7711,8 +7711,8 @@
             <w:pPr>
               <w:pStyle w:val="Compact"/>
               <w:jc w:val="left"/>
-              <w:ind w:left="0" w:firstLine="0" w:right="0"/>
-              <w:spacing w:before="40" w:line="240" w:lineRule="auto" w:after="40"/>
+              <w:ind w:firstLine="0" w:left="0" w:right="0"/>
+              <w:spacing w:after="40" w:before="40" w:line="240" w:lineRule="auto"/>
             </w:pPr>
             <w:r>
               <w:t xml:space="preserve">INTEGER PK</w:t>
@@ -7725,8 +7725,8 @@
             <w:pPr>
               <w:pStyle w:val="Compact"/>
               <w:jc w:val="left"/>
-              <w:ind w:left="0" w:firstLine="0" w:right="0"/>
-              <w:spacing w:before="40" w:line="240" w:lineRule="auto" w:after="40"/>
+              <w:ind w:firstLine="0" w:left="0" w:right="0"/>
+              <w:spacing w:after="40" w:before="40" w:line="240" w:lineRule="auto"/>
             </w:pPr>
             <w:r>
               <w:t xml:space="preserve">Auto-assigned internal key</w:t>
@@ -7741,8 +7741,8 @@
             <w:pPr>
               <w:pStyle w:val="Compact"/>
               <w:jc w:val="left"/>
-              <w:ind w:left="0" w:firstLine="0" w:right="0"/>
-              <w:spacing w:before="40" w:line="240" w:lineRule="auto" w:after="40"/>
+              <w:ind w:firstLine="0" w:left="0" w:right="0"/>
+              <w:spacing w:after="40" w:before="40" w:line="240" w:lineRule="auto"/>
             </w:pPr>
             <w:r>
               <w:t xml:space="preserve">content_sha</w:t>
@@ -7755,8 +7755,8 @@
             <w:pPr>
               <w:pStyle w:val="Compact"/>
               <w:jc w:val="left"/>
-              <w:ind w:left="0" w:firstLine="0" w:right="0"/>
-              <w:spacing w:before="40" w:line="240" w:lineRule="auto" w:after="40"/>
+              <w:ind w:firstLine="0" w:left="0" w:right="0"/>
+              <w:spacing w:after="40" w:before="40" w:line="240" w:lineRule="auto"/>
             </w:pPr>
             <w:r>
               <w:t xml:space="preserve">TEXT</w:t>
@@ -7769,8 +7769,8 @@
             <w:pPr>
               <w:pStyle w:val="Compact"/>
               <w:jc w:val="left"/>
-              <w:ind w:left="0" w:firstLine="0" w:right="0"/>
-              <w:spacing w:before="40" w:line="240" w:lineRule="auto" w:after="40"/>
+              <w:ind w:firstLine="0" w:left="0" w:right="0"/>
+              <w:spacing w:after="40" w:before="40" w:line="240" w:lineRule="auto"/>
             </w:pPr>
             <w:r>
               <w:t xml:space="preserve">SHA1 checksum for change detection</w:t>
@@ -7785,8 +7785,8 @@
             <w:pPr>
               <w:pStyle w:val="Compact"/>
               <w:jc w:val="left"/>
-              <w:ind w:left="0" w:firstLine="0" w:right="0"/>
-              <w:spacing w:before="40" w:line="240" w:lineRule="auto" w:after="40"/>
+              <w:ind w:firstLine="0" w:left="0" w:right="0"/>
+              <w:spacing w:after="40" w:before="40" w:line="240" w:lineRule="auto"/>
             </w:pPr>
             <w:r>
               <w:t xml:space="preserve">specification_ref</w:t>
@@ -7799,8 +7799,8 @@
             <w:pPr>
               <w:pStyle w:val="Compact"/>
               <w:jc w:val="left"/>
-              <w:ind w:left="0" w:firstLine="0" w:right="0"/>
-              <w:spacing w:before="40" w:line="240" w:lineRule="auto" w:after="40"/>
+              <w:ind w:firstLine="0" w:left="0" w:right="0"/>
+              <w:spacing w:after="40" w:before="40" w:line="240" w:lineRule="auto"/>
             </w:pPr>
             <w:r>
               <w:t xml:space="preserve">TEXT NOT NULL FK</w:t>
@@ -7813,8 +7813,8 @@
             <w:pPr>
               <w:pStyle w:val="Compact"/>
               <w:jc w:val="left"/>
-              <w:ind w:left="0" w:firstLine="0" w:right="0"/>
-              <w:spacing w:before="40" w:line="240" w:lineRule="auto" w:after="40"/>
+              <w:ind w:firstLine="0" w:left="0" w:right="0"/>
+              <w:spacing w:after="40" w:before="40" w:line="240" w:lineRule="auto"/>
             </w:pPr>
             <w:r>
               <w:t xml:space="preserve">Parent specification</w:t>
@@ -7829,8 +7829,8 @@
             <w:pPr>
               <w:pStyle w:val="Compact"/>
               <w:jc w:val="left"/>
-              <w:ind w:left="0" w:firstLine="0" w:right="0"/>
-              <w:spacing w:before="40" w:line="240" w:lineRule="auto" w:after="40"/>
+              <w:ind w:firstLine="0" w:left="0" w:right="0"/>
+              <w:spacing w:after="40" w:before="40" w:line="240" w:lineRule="auto"/>
             </w:pPr>
             <w:r>
               <w:t xml:space="preserve">view_type_ref</w:t>
@@ -7843,8 +7843,8 @@
             <w:pPr>
               <w:pStyle w:val="Compact"/>
               <w:jc w:val="left"/>
-              <w:ind w:left="0" w:firstLine="0" w:right="0"/>
-              <w:spacing w:before="40" w:line="240" w:lineRule="auto" w:after="40"/>
+              <w:ind w:firstLine="0" w:left="0" w:right="0"/>
+              <w:spacing w:after="40" w:before="40" w:line="240" w:lineRule="auto"/>
             </w:pPr>
             <w:r>
               <w:t xml:space="preserve">TEXT NOT NULL FK</w:t>
@@ -7857,8 +7857,8 @@
             <w:pPr>
               <w:pStyle w:val="Compact"/>
               <w:jc w:val="left"/>
-              <w:ind w:left="0" w:firstLine="0" w:right="0"/>
-              <w:spacing w:before="40" w:line="240" w:lineRule="auto" w:after="40"/>
+              <w:ind w:firstLine="0" w:left="0" w:right="0"/>
+              <w:spacing w:after="40" w:before="40" w:line="240" w:lineRule="auto"/>
             </w:pPr>
             <w:r>
               <w:t xml:space="preserve">View type</w:t>
@@ -7873,8 +7873,8 @@
             <w:pPr>
               <w:pStyle w:val="Compact"/>
               <w:jc w:val="left"/>
-              <w:ind w:left="0" w:firstLine="0" w:right="0"/>
-              <w:spacing w:before="40" w:line="240" w:lineRule="auto" w:after="40"/>
+              <w:ind w:firstLine="0" w:left="0" w:right="0"/>
+              <w:spacing w:after="40" w:before="40" w:line="240" w:lineRule="auto"/>
             </w:pPr>
             <w:r>
               <w:t xml:space="preserve">from_file</w:t>
@@ -7887,8 +7887,8 @@
             <w:pPr>
               <w:pStyle w:val="Compact"/>
               <w:jc w:val="left"/>
-              <w:ind w:left="0" w:firstLine="0" w:right="0"/>
-              <w:spacing w:before="40" w:line="240" w:lineRule="auto" w:after="40"/>
+              <w:ind w:firstLine="0" w:left="0" w:right="0"/>
+              <w:spacing w:after="40" w:before="40" w:line="240" w:lineRule="auto"/>
             </w:pPr>
             <w:r>
               <w:t xml:space="preserve">TEXT NOT NULL</w:t>
@@ -7901,8 +7901,8 @@
             <w:pPr>
               <w:pStyle w:val="Compact"/>
               <w:jc w:val="left"/>
-              <w:ind w:left="0" w:firstLine="0" w:right="0"/>
-              <w:spacing w:before="40" w:line="240" w:lineRule="auto" w:after="40"/>
+              <w:ind w:firstLine="0" w:left="0" w:right="0"/>
+              <w:spacing w:after="40" w:before="40" w:line="240" w:lineRule="auto"/>
             </w:pPr>
             <w:r>
               <w:t xml:space="preserve">Source file path</w:t>
@@ -7917,8 +7917,8 @@
             <w:pPr>
               <w:pStyle w:val="Compact"/>
               <w:jc w:val="left"/>
-              <w:ind w:left="0" w:firstLine="0" w:right="0"/>
-              <w:spacing w:before="40" w:line="240" w:lineRule="auto" w:after="40"/>
+              <w:ind w:firstLine="0" w:left="0" w:right="0"/>
+              <w:spacing w:after="40" w:before="40" w:line="240" w:lineRule="auto"/>
             </w:pPr>
             <w:r>
               <w:t xml:space="preserve">file_seq</w:t>
@@ -7931,8 +7931,8 @@
             <w:pPr>
               <w:pStyle w:val="Compact"/>
               <w:jc w:val="left"/>
-              <w:ind w:left="0" w:firstLine="0" w:right="0"/>
-              <w:spacing w:before="40" w:line="240" w:lineRule="auto" w:after="40"/>
+              <w:ind w:firstLine="0" w:left="0" w:right="0"/>
+              <w:spacing w:after="40" w:before="40" w:line="240" w:lineRule="auto"/>
             </w:pPr>
             <w:r>
               <w:t xml:space="preserve">INTEGER NOT NULL</w:t>
@@ -7945,8 +7945,8 @@
             <w:pPr>
               <w:pStyle w:val="Compact"/>
               <w:jc w:val="left"/>
-              <w:ind w:left="0" w:firstLine="0" w:right="0"/>
-              <w:spacing w:before="40" w:line="240" w:lineRule="auto" w:after="40"/>
+              <w:ind w:firstLine="0" w:left="0" w:right="0"/>
+              <w:spacing w:after="40" w:before="40" w:line="240" w:lineRule="auto"/>
             </w:pPr>
             <w:r>
               <w:t xml:space="preserve">Sequence within file</w:t>
@@ -7961,8 +7961,8 @@
             <w:pPr>
               <w:pStyle w:val="Compact"/>
               <w:jc w:val="left"/>
-              <w:ind w:left="0" w:firstLine="0" w:right="0"/>
-              <w:spacing w:before="40" w:line="240" w:lineRule="auto" w:after="40"/>
+              <w:ind w:firstLine="0" w:left="0" w:right="0"/>
+              <w:spacing w:after="40" w:before="40" w:line="240" w:lineRule="auto"/>
             </w:pPr>
             <w:r>
               <w:t xml:space="preserve">start_line</w:t>
@@ -7975,8 +7975,8 @@
             <w:pPr>
               <w:pStyle w:val="Compact"/>
               <w:jc w:val="left"/>
-              <w:ind w:left="0" w:firstLine="0" w:right="0"/>
-              <w:spacing w:before="40" w:line="240" w:lineRule="auto" w:after="40"/>
+              <w:ind w:firstLine="0" w:left="0" w:right="0"/>
+              <w:spacing w:after="40" w:before="40" w:line="240" w:lineRule="auto"/>
             </w:pPr>
             <w:r>
               <w:t xml:space="preserve">INTEGER</w:t>
@@ -7989,8 +7989,8 @@
             <w:pPr>
               <w:pStyle w:val="Compact"/>
               <w:jc w:val="left"/>
-              <w:ind w:left="0" w:firstLine="0" w:right="0"/>
-              <w:spacing w:before="40" w:line="240" w:lineRule="auto" w:after="40"/>
+              <w:ind w:firstLine="0" w:left="0" w:right="0"/>
+              <w:spacing w:after="40" w:before="40" w:line="240" w:lineRule="auto"/>
             </w:pPr>
             <w:r>
               <w:t xml:space="preserve">Start line in source</w:t>
@@ -8005,8 +8005,8 @@
             <w:pPr>
               <w:pStyle w:val="Compact"/>
               <w:jc w:val="left"/>
-              <w:ind w:left="0" w:firstLine="0" w:right="0"/>
-              <w:spacing w:before="40" w:line="240" w:lineRule="auto" w:after="40"/>
+              <w:ind w:firstLine="0" w:left="0" w:right="0"/>
+              <w:spacing w:after="40" w:before="40" w:line="240" w:lineRule="auto"/>
             </w:pPr>
             <w:r>
               <w:t xml:space="preserve">raw_ast</w:t>
@@ -8019,8 +8019,8 @@
             <w:pPr>
               <w:pStyle w:val="Compact"/>
               <w:jc w:val="left"/>
-              <w:ind w:left="0" w:firstLine="0" w:right="0"/>
-              <w:spacing w:before="40" w:line="240" w:lineRule="auto" w:after="40"/>
+              <w:ind w:firstLine="0" w:left="0" w:right="0"/>
+              <w:spacing w:after="40" w:before="40" w:line="240" w:lineRule="auto"/>
             </w:pPr>
             <w:r>
               <w:t xml:space="preserve">JSON</w:t>
@@ -8033,8 +8033,8 @@
             <w:pPr>
               <w:pStyle w:val="Compact"/>
               <w:jc w:val="left"/>
-              <w:ind w:left="0" w:firstLine="0" w:right="0"/>
-              <w:spacing w:before="40" w:line="240" w:lineRule="auto" w:after="40"/>
+              <w:ind w:firstLine="0" w:left="0" w:right="0"/>
+              <w:spacing w:after="40" w:before="40" w:line="240" w:lineRule="auto"/>
             </w:pPr>
             <w:r>
               <w:t xml:space="preserve">Original Pandoc AST</w:t>
@@ -8049,8 +8049,8 @@
             <w:pPr>
               <w:pStyle w:val="Compact"/>
               <w:jc w:val="left"/>
-              <w:ind w:left="0" w:firstLine="0" w:right="0"/>
-              <w:spacing w:before="40" w:line="240" w:lineRule="auto" w:after="40"/>
+              <w:ind w:firstLine="0" w:left="0" w:right="0"/>
+              <w:spacing w:after="40" w:before="40" w:line="240" w:lineRule="auto"/>
             </w:pPr>
             <w:r>
               <w:t xml:space="preserve">resolved_ast</w:t>
@@ -8063,8 +8063,8 @@
             <w:pPr>
               <w:pStyle w:val="Compact"/>
               <w:jc w:val="left"/>
-              <w:ind w:left="0" w:firstLine="0" w:right="0"/>
-              <w:spacing w:before="40" w:line="240" w:lineRule="auto" w:after="40"/>
+              <w:ind w:firstLine="0" w:left="0" w:right="0"/>
+              <w:spacing w:after="40" w:before="40" w:line="240" w:lineRule="auto"/>
             </w:pPr>
             <w:r>
               <w:t xml:space="preserve">JSON</w:t>
@@ -8077,8 +8077,8 @@
             <w:pPr>
               <w:pStyle w:val="Compact"/>
               <w:jc w:val="left"/>
-              <w:ind w:left="0" w:firstLine="0" w:right="0"/>
-              <w:spacing w:before="40" w:line="240" w:lineRule="auto" w:after="40"/>
+              <w:ind w:firstLine="0" w:left="0" w:right="0"/>
+              <w:spacing w:after="40" w:before="40" w:line="240" w:lineRule="auto"/>
             </w:pPr>
             <w:r>
               <w:t xml:space="preserve">Materialized view as Pandoc AST</w:t>
@@ -8093,8 +8093,8 @@
             <w:pPr>
               <w:pStyle w:val="Compact"/>
               <w:jc w:val="left"/>
-              <w:ind w:left="0" w:firstLine="0" w:right="0"/>
-              <w:spacing w:before="40" w:line="240" w:lineRule="auto" w:after="40"/>
+              <w:ind w:firstLine="0" w:left="0" w:right="0"/>
+              <w:spacing w:after="40" w:before="40" w:line="240" w:lineRule="auto"/>
             </w:pPr>
             <w:r>
               <w:t xml:space="preserve">resolved_data</w:t>
@@ -8107,8 +8107,8 @@
             <w:pPr>
               <w:pStyle w:val="Compact"/>
               <w:jc w:val="left"/>
-              <w:ind w:left="0" w:firstLine="0" w:right="0"/>
-              <w:spacing w:before="40" w:line="240" w:lineRule="auto" w:after="40"/>
+              <w:ind w:firstLine="0" w:left="0" w:right="0"/>
+              <w:spacing w:after="40" w:before="40" w:line="240" w:lineRule="auto"/>
             </w:pPr>
             <w:r>
               <w:t xml:space="preserve">JSON</w:t>
@@ -8121,8 +8121,8 @@
             <w:pPr>
               <w:pStyle w:val="Compact"/>
               <w:jc w:val="left"/>
-              <w:ind w:left="0" w:firstLine="0" w:right="0"/>
-              <w:spacing w:before="40" w:line="240" w:lineRule="auto" w:after="40"/>
+              <w:ind w:firstLine="0" w:left="0" w:right="0"/>
+              <w:spacing w:after="40" w:before="40" w:line="240" w:lineRule="auto"/>
             </w:pPr>
             <w:r>
               <w:t xml:space="preserve">Pre-computed view data</w:t>
@@ -8160,7 +8160,7 @@
           <w:sz w:val="2"/>
         </w:rPr>
       </w:pPr>
-      <w:bookmarkStart w:name="csv-tbl-attributes" w:id="58030"/>
+      <w:bookmarkStart w:id="58030" w:name="csv-tbl-attributes"/>
       <w:bookmarkEnd w:id="58030"/>
     </w:p>
     <w:p>
@@ -8197,12 +8197,12 @@
         <w:tblLook w:firstRow="1" w:lastRow="0" w:firstColumn="0" w:lastColumn="0" w:noHBand="0" w:noVBand="0" w:val="0020"/>
         <w:jc w:val="start"/>
         <w:tblBorders>
-          <w:top w:color="000000" w:space="0" w:sz="6" w:val="single"/>
-          <w:left w:color="000000" w:space="0" w:sz="6" w:val="single"/>
-          <w:bottom w:color="000000" w:space="0" w:sz="6" w:val="single"/>
-          <w:right w:color="000000" w:space="0" w:sz="6" w:val="single"/>
-          <w:insideH w:color="000000" w:space="0" w:sz="6" w:val="single"/>
-          <w:insideV w:color="000000" w:space="0" w:sz="6" w:val="single"/>
+          <w:top w:space="0" w:sz="6" w:color="000000" w:val="single"/>
+          <w:left w:space="0" w:sz="6" w:color="000000" w:val="single"/>
+          <w:bottom w:space="0" w:sz="6" w:color="000000" w:val="single"/>
+          <w:right w:space="0" w:sz="6" w:color="000000" w:val="single"/>
+          <w:insideH w:space="0" w:sz="6" w:color="000000" w:val="single"/>
+          <w:insideV w:space="0" w:sz="6" w:color="000000" w:val="single"/>
         </w:tblBorders>
         <w:tblCellMar>
           <w:top w:w="57" w:type="dxa"/>
@@ -8228,8 +8228,8 @@
             <w:pPr>
               <w:pStyle w:val="Compact"/>
               <w:jc w:val="left"/>
-              <w:ind w:left="0" w:firstLine="0" w:right="0"/>
-              <w:spacing w:before="40" w:line="240" w:lineRule="auto" w:after="40"/>
+              <w:ind w:firstLine="0" w:left="0" w:right="0"/>
+              <w:spacing w:after="40" w:before="40" w:line="240" w:lineRule="auto"/>
             </w:pPr>
             <w:r>
               <w:rPr>
@@ -8247,8 +8247,8 @@
             <w:pPr>
               <w:pStyle w:val="Compact"/>
               <w:jc w:val="left"/>
-              <w:ind w:left="0" w:firstLine="0" w:right="0"/>
-              <w:spacing w:before="40" w:line="240" w:lineRule="auto" w:after="40"/>
+              <w:ind w:firstLine="0" w:left="0" w:right="0"/>
+              <w:spacing w:after="40" w:before="40" w:line="240" w:lineRule="auto"/>
             </w:pPr>
             <w:r>
               <w:rPr>
@@ -8266,8 +8266,8 @@
             <w:pPr>
               <w:pStyle w:val="Compact"/>
               <w:jc w:val="left"/>
-              <w:ind w:left="0" w:firstLine="0" w:right="0"/>
-              <w:spacing w:before="40" w:line="240" w:lineRule="auto" w:after="40"/>
+              <w:ind w:firstLine="0" w:left="0" w:right="0"/>
+              <w:spacing w:after="40" w:before="40" w:line="240" w:lineRule="auto"/>
             </w:pPr>
             <w:r>
               <w:rPr>
@@ -8285,8 +8285,8 @@
             <w:pPr>
               <w:pStyle w:val="Compact"/>
               <w:jc w:val="left"/>
-              <w:ind w:left="0" w:firstLine="0" w:right="0"/>
-              <w:spacing w:before="40" w:line="240" w:lineRule="auto" w:after="40"/>
+              <w:ind w:firstLine="0" w:left="0" w:right="0"/>
+              <w:spacing w:after="40" w:before="40" w:line="240" w:lineRule="auto"/>
             </w:pPr>
             <w:r>
               <w:t xml:space="preserve">id</w:t>
@@ -8299,8 +8299,8 @@
             <w:pPr>
               <w:pStyle w:val="Compact"/>
               <w:jc w:val="left"/>
-              <w:ind w:left="0" w:firstLine="0" w:right="0"/>
-              <w:spacing w:before="40" w:line="240" w:lineRule="auto" w:after="40"/>
+              <w:ind w:firstLine="0" w:left="0" w:right="0"/>
+              <w:spacing w:after="40" w:before="40" w:line="240" w:lineRule="auto"/>
             </w:pPr>
             <w:r>
               <w:t xml:space="preserve">INTEGER PK</w:t>
@@ -8313,8 +8313,8 @@
             <w:pPr>
               <w:pStyle w:val="Compact"/>
               <w:jc w:val="left"/>
-              <w:ind w:left="0" w:firstLine="0" w:right="0"/>
-              <w:spacing w:before="40" w:line="240" w:lineRule="auto" w:after="40"/>
+              <w:ind w:firstLine="0" w:left="0" w:right="0"/>
+              <w:spacing w:after="40" w:before="40" w:line="240" w:lineRule="auto"/>
             </w:pPr>
             <w:r>
               <w:t xml:space="preserve">Auto-assigned internal key</w:t>
@@ -8329,8 +8329,8 @@
             <w:pPr>
               <w:pStyle w:val="Compact"/>
               <w:jc w:val="left"/>
-              <w:ind w:left="0" w:firstLine="0" w:right="0"/>
-              <w:spacing w:before="40" w:line="240" w:lineRule="auto" w:after="40"/>
+              <w:ind w:firstLine="0" w:left="0" w:right="0"/>
+              <w:spacing w:after="40" w:before="40" w:line="240" w:lineRule="auto"/>
             </w:pPr>
             <w:r>
               <w:t xml:space="preserve">content_sha</w:t>
@@ -8343,8 +8343,8 @@
             <w:pPr>
               <w:pStyle w:val="Compact"/>
               <w:jc w:val="left"/>
-              <w:ind w:left="0" w:firstLine="0" w:right="0"/>
-              <w:spacing w:before="40" w:line="240" w:lineRule="auto" w:after="40"/>
+              <w:ind w:firstLine="0" w:left="0" w:right="0"/>
+              <w:spacing w:after="40" w:before="40" w:line="240" w:lineRule="auto"/>
             </w:pPr>
             <w:r>
               <w:t xml:space="preserve">TEXT</w:t>
@@ -8357,8 +8357,8 @@
             <w:pPr>
               <w:pStyle w:val="Compact"/>
               <w:jc w:val="left"/>
-              <w:ind w:left="0" w:firstLine="0" w:right="0"/>
-              <w:spacing w:before="40" w:line="240" w:lineRule="auto" w:after="40"/>
+              <w:ind w:firstLine="0" w:left="0" w:right="0"/>
+              <w:spacing w:after="40" w:before="40" w:line="240" w:lineRule="auto"/>
             </w:pPr>
             <w:r>
               <w:t xml:space="preserve">SHA1 checksum for change detection</w:t>
@@ -8373,8 +8373,8 @@
             <w:pPr>
               <w:pStyle w:val="Compact"/>
               <w:jc w:val="left"/>
-              <w:ind w:left="0" w:firstLine="0" w:right="0"/>
-              <w:spacing w:before="40" w:line="240" w:lineRule="auto" w:after="40"/>
+              <w:ind w:firstLine="0" w:left="0" w:right="0"/>
+              <w:spacing w:after="40" w:before="40" w:line="240" w:lineRule="auto"/>
             </w:pPr>
             <w:r>
               <w:t xml:space="preserve">specification_ref</w:t>
@@ -8387,8 +8387,8 @@
             <w:pPr>
               <w:pStyle w:val="Compact"/>
               <w:jc w:val="left"/>
-              <w:ind w:left="0" w:firstLine="0" w:right="0"/>
-              <w:spacing w:before="40" w:line="240" w:lineRule="auto" w:after="40"/>
+              <w:ind w:firstLine="0" w:left="0" w:right="0"/>
+              <w:spacing w:after="40" w:before="40" w:line="240" w:lineRule="auto"/>
             </w:pPr>
             <w:r>
               <w:t xml:space="preserve">TEXT NOT NULL FK</w:t>
@@ -8401,8 +8401,8 @@
             <w:pPr>
               <w:pStyle w:val="Compact"/>
               <w:jc w:val="left"/>
-              <w:ind w:left="0" w:firstLine="0" w:right="0"/>
-              <w:spacing w:before="40" w:line="240" w:lineRule="auto" w:after="40"/>
+              <w:ind w:firstLine="0" w:left="0" w:right="0"/>
+              <w:spacing w:after="40" w:before="40" w:line="240" w:lineRule="auto"/>
             </w:pPr>
             <w:r>
               <w:t xml:space="preserve">Parent specification</w:t>
@@ -8417,8 +8417,8 @@
             <w:pPr>
               <w:pStyle w:val="Compact"/>
               <w:jc w:val="left"/>
-              <w:ind w:left="0" w:firstLine="0" w:right="0"/>
-              <w:spacing w:before="40" w:line="240" w:lineRule="auto" w:after="40"/>
+              <w:ind w:firstLine="0" w:left="0" w:right="0"/>
+              <w:spacing w:after="40" w:before="40" w:line="240" w:lineRule="auto"/>
             </w:pPr>
             <w:r>
               <w:t xml:space="preserve">owner_object_id</w:t>
@@ -8431,8 +8431,8 @@
             <w:pPr>
               <w:pStyle w:val="Compact"/>
               <w:jc w:val="left"/>
-              <w:ind w:left="0" w:firstLine="0" w:right="0"/>
-              <w:spacing w:before="40" w:line="240" w:lineRule="auto" w:after="40"/>
+              <w:ind w:firstLine="0" w:left="0" w:right="0"/>
+              <w:spacing w:after="40" w:before="40" w:line="240" w:lineRule="auto"/>
             </w:pPr>
             <w:r>
               <w:t xml:space="preserve">INTEGER FK</w:t>
@@ -8445,8 +8445,8 @@
             <w:pPr>
               <w:pStyle w:val="Compact"/>
               <w:jc w:val="left"/>
-              <w:ind w:left="0" w:firstLine="0" w:right="0"/>
-              <w:spacing w:before="40" w:line="240" w:lineRule="auto" w:after="40"/>
+              <w:ind w:firstLine="0" w:left="0" w:right="0"/>
+              <w:spacing w:after="40" w:before="40" w:line="240" w:lineRule="auto"/>
             </w:pPr>
             <w:r>
               <w:t xml:space="preserve">Owner spec object (NULL if float)</w:t>
@@ -8461,8 +8461,8 @@
             <w:pPr>
               <w:pStyle w:val="Compact"/>
               <w:jc w:val="left"/>
-              <w:ind w:left="0" w:firstLine="0" w:right="0"/>
-              <w:spacing w:before="40" w:line="240" w:lineRule="auto" w:after="40"/>
+              <w:ind w:firstLine="0" w:left="0" w:right="0"/>
+              <w:spacing w:after="40" w:before="40" w:line="240" w:lineRule="auto"/>
             </w:pPr>
             <w:r>
               <w:t xml:space="preserve">owner_float_id</w:t>
@@ -8475,8 +8475,8 @@
             <w:pPr>
               <w:pStyle w:val="Compact"/>
               <w:jc w:val="left"/>
-              <w:ind w:left="0" w:firstLine="0" w:right="0"/>
-              <w:spacing w:before="40" w:line="240" w:lineRule="auto" w:after="40"/>
+              <w:ind w:firstLine="0" w:left="0" w:right="0"/>
+              <w:spacing w:after="40" w:before="40" w:line="240" w:lineRule="auto"/>
             </w:pPr>
             <w:r>
               <w:t xml:space="preserve">INTEGER FK</w:t>
@@ -8489,8 +8489,8 @@
             <w:pPr>
               <w:pStyle w:val="Compact"/>
               <w:jc w:val="left"/>
-              <w:ind w:left="0" w:firstLine="0" w:right="0"/>
-              <w:spacing w:before="40" w:line="240" w:lineRule="auto" w:after="40"/>
+              <w:ind w:firstLine="0" w:left="0" w:right="0"/>
+              <w:spacing w:after="40" w:before="40" w:line="240" w:lineRule="auto"/>
             </w:pPr>
             <w:r>
               <w:t xml:space="preserve">Owner spec float (NULL if object)</w:t>
@@ -8505,8 +8505,8 @@
             <w:pPr>
               <w:pStyle w:val="Compact"/>
               <w:jc w:val="left"/>
-              <w:ind w:left="0" w:firstLine="0" w:right="0"/>
-              <w:spacing w:before="40" w:line="240" w:lineRule="auto" w:after="40"/>
+              <w:ind w:firstLine="0" w:left="0" w:right="0"/>
+              <w:spacing w:after="40" w:before="40" w:line="240" w:lineRule="auto"/>
             </w:pPr>
             <w:r>
               <w:t xml:space="preserve">name</w:t>
@@ -8519,8 +8519,8 @@
             <w:pPr>
               <w:pStyle w:val="Compact"/>
               <w:jc w:val="left"/>
-              <w:ind w:left="0" w:firstLine="0" w:right="0"/>
-              <w:spacing w:before="40" w:line="240" w:lineRule="auto" w:after="40"/>
+              <w:ind w:firstLine="0" w:left="0" w:right="0"/>
+              <w:spacing w:after="40" w:before="40" w:line="240" w:lineRule="auto"/>
             </w:pPr>
             <w:r>
               <w:t xml:space="preserve">TEXT NOT NULL</w:t>
@@ -8533,8 +8533,8 @@
             <w:pPr>
               <w:pStyle w:val="Compact"/>
               <w:jc w:val="left"/>
-              <w:ind w:left="0" w:firstLine="0" w:right="0"/>
-              <w:spacing w:before="40" w:line="240" w:lineRule="auto" w:after="40"/>
+              <w:ind w:firstLine="0" w:left="0" w:right="0"/>
+              <w:spacing w:after="40" w:before="40" w:line="240" w:lineRule="auto"/>
             </w:pPr>
             <w:r>
               <w:t xml:space="preserve">Attribute name</w:t>
@@ -8549,8 +8549,8 @@
             <w:pPr>
               <w:pStyle w:val="Compact"/>
               <w:jc w:val="left"/>
-              <w:ind w:left="0" w:firstLine="0" w:right="0"/>
-              <w:spacing w:before="40" w:line="240" w:lineRule="auto" w:after="40"/>
+              <w:ind w:firstLine="0" w:left="0" w:right="0"/>
+              <w:spacing w:after="40" w:before="40" w:line="240" w:lineRule="auto"/>
             </w:pPr>
             <w:r>
               <w:t xml:space="preserve">raw_value</w:t>
@@ -8563,8 +8563,8 @@
             <w:pPr>
               <w:pStyle w:val="Compact"/>
               <w:jc w:val="left"/>
-              <w:ind w:left="0" w:firstLine="0" w:right="0"/>
-              <w:spacing w:before="40" w:line="240" w:lineRule="auto" w:after="40"/>
+              <w:ind w:firstLine="0" w:left="0" w:right="0"/>
+              <w:spacing w:after="40" w:before="40" w:line="240" w:lineRule="auto"/>
             </w:pPr>
             <w:r>
               <w:t xml:space="preserve">TEXT</w:t>
@@ -8577,8 +8577,8 @@
             <w:pPr>
               <w:pStyle w:val="Compact"/>
               <w:jc w:val="left"/>
-              <w:ind w:left="0" w:firstLine="0" w:right="0"/>
-              <w:spacing w:before="40" w:line="240" w:lineRule="auto" w:after="40"/>
+              <w:ind w:firstLine="0" w:left="0" w:right="0"/>
+              <w:spacing w:after="40" w:before="40" w:line="240" w:lineRule="auto"/>
             </w:pPr>
             <w:r>
               <w:t xml:space="preserve">Original value (before type casting)</w:t>
@@ -8593,8 +8593,8 @@
             <w:pPr>
               <w:pStyle w:val="Compact"/>
               <w:jc w:val="left"/>
-              <w:ind w:left="0" w:firstLine="0" w:right="0"/>
-              <w:spacing w:before="40" w:line="240" w:lineRule="auto" w:after="40"/>
+              <w:ind w:firstLine="0" w:left="0" w:right="0"/>
+              <w:spacing w:after="40" w:before="40" w:line="240" w:lineRule="auto"/>
             </w:pPr>
             <w:r>
               <w:t xml:space="preserve">string_value</w:t>
@@ -8607,8 +8607,8 @@
             <w:pPr>
               <w:pStyle w:val="Compact"/>
               <w:jc w:val="left"/>
-              <w:ind w:left="0" w:firstLine="0" w:right="0"/>
-              <w:spacing w:before="40" w:line="240" w:lineRule="auto" w:after="40"/>
+              <w:ind w:firstLine="0" w:left="0" w:right="0"/>
+              <w:spacing w:after="40" w:before="40" w:line="240" w:lineRule="auto"/>
             </w:pPr>
             <w:r>
               <w:t xml:space="preserve">TEXT</w:t>
@@ -8621,8 +8621,8 @@
             <w:pPr>
               <w:pStyle w:val="Compact"/>
               <w:jc w:val="left"/>
-              <w:ind w:left="0" w:firstLine="0" w:right="0"/>
-              <w:spacing w:before="40" w:line="240" w:lineRule="auto" w:after="40"/>
+              <w:ind w:firstLine="0" w:left="0" w:right="0"/>
+              <w:spacing w:after="40" w:before="40" w:line="240" w:lineRule="auto"/>
             </w:pPr>
             <w:r>
               <w:t xml:space="preserve">For STRING datatype</w:t>
@@ -8637,8 +8637,8 @@
             <w:pPr>
               <w:pStyle w:val="Compact"/>
               <w:jc w:val="left"/>
-              <w:ind w:left="0" w:firstLine="0" w:right="0"/>
-              <w:spacing w:before="40" w:line="240" w:lineRule="auto" w:after="40"/>
+              <w:ind w:firstLine="0" w:left="0" w:right="0"/>
+              <w:spacing w:after="40" w:before="40" w:line="240" w:lineRule="auto"/>
             </w:pPr>
             <w:r>
               <w:t xml:space="preserve">int_value</w:t>
@@ -8651,8 +8651,8 @@
             <w:pPr>
               <w:pStyle w:val="Compact"/>
               <w:jc w:val="left"/>
-              <w:ind w:left="0" w:firstLine="0" w:right="0"/>
-              <w:spacing w:before="40" w:line="240" w:lineRule="auto" w:after="40"/>
+              <w:ind w:firstLine="0" w:left="0" w:right="0"/>
+              <w:spacing w:after="40" w:before="40" w:line="240" w:lineRule="auto"/>
             </w:pPr>
             <w:r>
               <w:t xml:space="preserve">INTEGER</w:t>
@@ -8665,8 +8665,8 @@
             <w:pPr>
               <w:pStyle w:val="Compact"/>
               <w:jc w:val="left"/>
-              <w:ind w:left="0" w:firstLine="0" w:right="0"/>
-              <w:spacing w:before="40" w:line="240" w:lineRule="auto" w:after="40"/>
+              <w:ind w:firstLine="0" w:left="0" w:right="0"/>
+              <w:spacing w:after="40" w:before="40" w:line="240" w:lineRule="auto"/>
             </w:pPr>
             <w:r>
               <w:t xml:space="preserve">For INTEGER datatype</w:t>
@@ -8681,8 +8681,8 @@
             <w:pPr>
               <w:pStyle w:val="Compact"/>
               <w:jc w:val="left"/>
-              <w:ind w:left="0" w:firstLine="0" w:right="0"/>
-              <w:spacing w:before="40" w:line="240" w:lineRule="auto" w:after="40"/>
+              <w:ind w:firstLine="0" w:left="0" w:right="0"/>
+              <w:spacing w:after="40" w:before="40" w:line="240" w:lineRule="auto"/>
             </w:pPr>
             <w:r>
               <w:t xml:space="preserve">real_value</w:t>
@@ -8695,8 +8695,8 @@
             <w:pPr>
               <w:pStyle w:val="Compact"/>
               <w:jc w:val="left"/>
-              <w:ind w:left="0" w:firstLine="0" w:right="0"/>
-              <w:spacing w:before="40" w:line="240" w:lineRule="auto" w:after="40"/>
+              <w:ind w:firstLine="0" w:left="0" w:right="0"/>
+              <w:spacing w:after="40" w:before="40" w:line="240" w:lineRule="auto"/>
             </w:pPr>
             <w:r>
               <w:t xml:space="preserve">REAL</w:t>
@@ -8709,8 +8709,8 @@
             <w:pPr>
               <w:pStyle w:val="Compact"/>
               <w:jc w:val="left"/>
-              <w:ind w:left="0" w:firstLine="0" w:right="0"/>
-              <w:spacing w:before="40" w:line="240" w:lineRule="auto" w:after="40"/>
+              <w:ind w:firstLine="0" w:left="0" w:right="0"/>
+              <w:spacing w:after="40" w:before="40" w:line="240" w:lineRule="auto"/>
             </w:pPr>
             <w:r>
               <w:t xml:space="preserve">For REAL datatype</w:t>
@@ -8725,8 +8725,8 @@
             <w:pPr>
               <w:pStyle w:val="Compact"/>
               <w:jc w:val="left"/>
-              <w:ind w:left="0" w:firstLine="0" w:right="0"/>
-              <w:spacing w:before="40" w:line="240" w:lineRule="auto" w:after="40"/>
+              <w:ind w:firstLine="0" w:left="0" w:right="0"/>
+              <w:spacing w:after="40" w:before="40" w:line="240" w:lineRule="auto"/>
             </w:pPr>
             <w:r>
               <w:t xml:space="preserve">bool_value</w:t>
@@ -8739,8 +8739,8 @@
             <w:pPr>
               <w:pStyle w:val="Compact"/>
               <w:jc w:val="left"/>
-              <w:ind w:left="0" w:firstLine="0" w:right="0"/>
-              <w:spacing w:before="40" w:line="240" w:lineRule="auto" w:after="40"/>
+              <w:ind w:firstLine="0" w:left="0" w:right="0"/>
+              <w:spacing w:after="40" w:before="40" w:line="240" w:lineRule="auto"/>
             </w:pPr>
             <w:r>
               <w:t xml:space="preserve">INTEGER</w:t>
@@ -8753,8 +8753,8 @@
             <w:pPr>
               <w:pStyle w:val="Compact"/>
               <w:jc w:val="left"/>
-              <w:ind w:left="0" w:firstLine="0" w:right="0"/>
-              <w:spacing w:before="40" w:line="240" w:lineRule="auto" w:after="40"/>
+              <w:ind w:firstLine="0" w:left="0" w:right="0"/>
+              <w:spacing w:after="40" w:before="40" w:line="240" w:lineRule="auto"/>
             </w:pPr>
             <w:r>
               <w:t xml:space="preserve">For BOOLEAN datatype (0/1)</w:t>
@@ -8769,8 +8769,8 @@
             <w:pPr>
               <w:pStyle w:val="Compact"/>
               <w:jc w:val="left"/>
-              <w:ind w:left="0" w:firstLine="0" w:right="0"/>
-              <w:spacing w:before="40" w:line="240" w:lineRule="auto" w:after="40"/>
+              <w:ind w:firstLine="0" w:left="0" w:right="0"/>
+              <w:spacing w:after="40" w:before="40" w:line="240" w:lineRule="auto"/>
             </w:pPr>
             <w:r>
               <w:t xml:space="preserve">date_value</w:t>
@@ -8783,8 +8783,8 @@
             <w:pPr>
               <w:pStyle w:val="Compact"/>
               <w:jc w:val="left"/>
-              <w:ind w:left="0" w:firstLine="0" w:right="0"/>
-              <w:spacing w:before="40" w:line="240" w:lineRule="auto" w:after="40"/>
+              <w:ind w:firstLine="0" w:left="0" w:right="0"/>
+              <w:spacing w:after="40" w:before="40" w:line="240" w:lineRule="auto"/>
             </w:pPr>
             <w:r>
               <w:t xml:space="preserve">TEXT</w:t>
@@ -8797,8 +8797,8 @@
             <w:pPr>
               <w:pStyle w:val="Compact"/>
               <w:jc w:val="left"/>
-              <w:ind w:left="0" w:firstLine="0" w:right="0"/>
-              <w:spacing w:before="40" w:line="240" w:lineRule="auto" w:after="40"/>
+              <w:ind w:firstLine="0" w:left="0" w:right="0"/>
+              <w:spacing w:after="40" w:before="40" w:line="240" w:lineRule="auto"/>
             </w:pPr>
             <w:r>
               <w:t xml:space="preserve">For DATE datatype (YYYY-MM-DD)</w:t>
@@ -8813,8 +8813,8 @@
             <w:pPr>
               <w:pStyle w:val="Compact"/>
               <w:jc w:val="left"/>
-              <w:ind w:left="0" w:firstLine="0" w:right="0"/>
-              <w:spacing w:before="40" w:line="240" w:lineRule="auto" w:after="40"/>
+              <w:ind w:firstLine="0" w:left="0" w:right="0"/>
+              <w:spacing w:after="40" w:before="40" w:line="240" w:lineRule="auto"/>
             </w:pPr>
             <w:r>
               <w:t xml:space="preserve">enum_ref</w:t>
@@ -8827,8 +8827,8 @@
             <w:pPr>
               <w:pStyle w:val="Compact"/>
               <w:jc w:val="left"/>
-              <w:ind w:left="0" w:firstLine="0" w:right="0"/>
-              <w:spacing w:before="40" w:line="240" w:lineRule="auto" w:after="40"/>
+              <w:ind w:firstLine="0" w:left="0" w:right="0"/>
+              <w:spacing w:after="40" w:before="40" w:line="240" w:lineRule="auto"/>
             </w:pPr>
             <w:r>
               <w:t xml:space="preserve">TEXT FK</w:t>
@@ -8841,8 +8841,8 @@
             <w:pPr>
               <w:pStyle w:val="Compact"/>
               <w:jc w:val="left"/>
-              <w:ind w:left="0" w:firstLine="0" w:right="0"/>
-              <w:spacing w:before="40" w:line="240" w:lineRule="auto" w:after="40"/>
+              <w:ind w:firstLine="0" w:left="0" w:right="0"/>
+              <w:spacing w:after="40" w:before="40" w:line="240" w:lineRule="auto"/>
             </w:pPr>
             <w:r>
               <w:t xml:space="preserve">For ENUM datatype (FK to enum_values)</w:t>
@@ -8857,8 +8857,8 @@
             <w:pPr>
               <w:pStyle w:val="Compact"/>
               <w:jc w:val="left"/>
-              <w:ind w:left="0" w:firstLine="0" w:right="0"/>
-              <w:spacing w:before="40" w:line="240" w:lineRule="auto" w:after="40"/>
+              <w:ind w:firstLine="0" w:left="0" w:right="0"/>
+              <w:spacing w:after="40" w:before="40" w:line="240" w:lineRule="auto"/>
             </w:pPr>
             <w:r>
               <w:t xml:space="preserve">ast</w:t>
@@ -8871,8 +8871,8 @@
             <w:pPr>
               <w:pStyle w:val="Compact"/>
               <w:jc w:val="left"/>
-              <w:ind w:left="0" w:firstLine="0" w:right="0"/>
-              <w:spacing w:before="40" w:line="240" w:lineRule="auto" w:after="40"/>
+              <w:ind w:firstLine="0" w:left="0" w:right="0"/>
+              <w:spacing w:after="40" w:before="40" w:line="240" w:lineRule="auto"/>
             </w:pPr>
             <w:r>
               <w:t xml:space="preserve">JSON</w:t>
@@ -8885,8 +8885,8 @@
             <w:pPr>
               <w:pStyle w:val="Compact"/>
               <w:jc w:val="left"/>
-              <w:ind w:left="0" w:firstLine="0" w:right="0"/>
-              <w:spacing w:before="40" w:line="240" w:lineRule="auto" w:after="40"/>
+              <w:ind w:firstLine="0" w:left="0" w:right="0"/>
+              <w:spacing w:after="40" w:before="40" w:line="240" w:lineRule="auto"/>
             </w:pPr>
             <w:r>
               <w:t xml:space="preserve">For XHTML datatype (Pandoc AST)</w:t>
@@ -8901,8 +8901,8 @@
             <w:pPr>
               <w:pStyle w:val="Compact"/>
               <w:jc w:val="left"/>
-              <w:ind w:left="0" w:firstLine="0" w:right="0"/>
-              <w:spacing w:before="40" w:line="240" w:lineRule="auto" w:after="40"/>
+              <w:ind w:firstLine="0" w:left="0" w:right="0"/>
+              <w:spacing w:after="40" w:before="40" w:line="240" w:lineRule="auto"/>
             </w:pPr>
             <w:r>
               <w:t xml:space="preserve">datatype</w:t>
@@ -8915,8 +8915,8 @@
             <w:pPr>
               <w:pStyle w:val="Compact"/>
               <w:jc w:val="left"/>
-              <w:ind w:left="0" w:firstLine="0" w:right="0"/>
-              <w:spacing w:before="40" w:line="240" w:lineRule="auto" w:after="40"/>
+              <w:ind w:firstLine="0" w:left="0" w:right="0"/>
+              <w:spacing w:after="40" w:before="40" w:line="240" w:lineRule="auto"/>
             </w:pPr>
             <w:r>
               <w:t xml:space="preserve">TEXT NOT NULL</w:t>
@@ -8929,8 +8929,8 @@
             <w:pPr>
               <w:pStyle w:val="Compact"/>
               <w:jc w:val="left"/>
-              <w:ind w:left="0" w:firstLine="0" w:right="0"/>
-              <w:spacing w:before="40" w:line="240" w:lineRule="auto" w:after="40"/>
+              <w:ind w:firstLine="0" w:left="0" w:right="0"/>
+              <w:spacing w:after="40" w:before="40" w:line="240" w:lineRule="auto"/>
             </w:pPr>
             <w:r>
               <w:t xml:space="preserve">Actual datatype used</w:t>
@@ -9731,9 +9731,9 @@
     </w:p>
     <w:bookmarkEnd w:id="49"/>
     <w:sectPr>
-      <w:footerReference w:type="default" r:id="rId9200"/>
-      <w:headerReference w:type="default" r:id="rId9101"/>
-      <w:headerReference w:type="first" r:id="rId9100"/>
+      <w:footerReference r:id="rId9200" w:type="default"/>
+      <w:headerReference r:id="rId9101" w:type="default"/>
+      <w:headerReference r:id="rId9100" w:type="first"/>
       <w:titlePg/>
     </w:sectPr>
   </w:body>
@@ -9745,17 +9745,17 @@
 </file>
 
 <file path=word/footer1.xml><?xml version="1.0" encoding="utf-8"?>
-<w:ftr xmlns:r="http://schemas.openxmlformats.org/officeDocument/2006/relationships" xmlns:w="http://schemas.openxmlformats.org/wordprocessingml/2006/main">
+<w:ftr xmlns:w="http://schemas.openxmlformats.org/wordprocessingml/2006/main" xmlns:r="http://schemas.openxmlformats.org/officeDocument/2006/relationships">
   <w:tbl>
     <w:tblPr>
       <w:tblW w:w="5000" w:type="pct"/>
       <w:tblBorders>
-        <w:top w:color="CCCCCC" w:space="1" w:sz="4" w:val="single"/>
-        <w:bottom w:color="auto" w:space="0" w:sz="0" w:val="none"/>
-        <w:left w:color="auto" w:space="0" w:sz="0" w:val="none"/>
-        <w:right w:color="auto" w:space="0" w:sz="0" w:val="none"/>
-        <w:insideH w:color="auto" w:space="0" w:sz="0" w:val="none"/>
-        <w:insideV w:color="auto" w:space="0" w:sz="0" w:val="none"/>
+        <w:top w:space="1" w:sz="4" w:color="CCCCCC" w:val="single"/>
+        <w:bottom w:space="0" w:sz="0" w:color="auto" w:val="none"/>
+        <w:left w:space="0" w:sz="0" w:color="auto" w:val="none"/>
+        <w:right w:space="0" w:sz="0" w:color="auto" w:val="none"/>
+        <w:insideH w:space="0" w:sz="0" w:color="auto" w:val="none"/>
+        <w:insideV w:space="0" w:sz="0" w:color="auto" w:val="none"/>
       </w:tblBorders>
       <w:tblLayout w:type="fixed"/>
     </w:tblPr>
@@ -9871,7 +9871,7 @@
 </file>
 
 <file path=word/header1.xml><?xml version="1.0" encoding="utf-8"?>
-<w:hdr xmlns:r="http://schemas.openxmlformats.org/officeDocument/2006/relationships" xmlns:w="http://schemas.openxmlformats.org/wordprocessingml/2006/main">
+<w:hdr xmlns:w="http://schemas.openxmlformats.org/wordprocessingml/2006/main" xmlns:r="http://schemas.openxmlformats.org/officeDocument/2006/relationships">
   <w:p>
     <w:pPr>
       <w:pStyle w:val="Header"/>
@@ -9881,7 +9881,7 @@
 </file>
 
 <file path=word/header2.xml><?xml version="1.0" encoding="utf-8"?>
-<w:hdr xmlns:r="http://schemas.openxmlformats.org/officeDocument/2006/relationships" xmlns:w="http://schemas.openxmlformats.org/wordprocessingml/2006/main">
+<w:hdr xmlns:w="http://schemas.openxmlformats.org/wordprocessingml/2006/main" xmlns:r="http://schemas.openxmlformats.org/officeDocument/2006/relationships">
   <w:p>
     <w:pPr>
       <w:pStyle w:val="Header"/>
@@ -10985,18 +10985,18 @@
     <w:basedOn w:val="VerbatimChar"/>
     <w:rPr/>
   </w:style>
-  <w:style w:type="paragraph" w:styleId="SpecObjectHeader" w:customStyle="1">
+  <w:style w:customStyle="1" w:type="paragraph" w:styleId="SpecObjectHeader">
     <w:name w:val="Spec Object Header"/>
     <w:basedOn w:val="Normal"/>
     <w:next w:val="FirstParagraph"/>
     <w:qFormat/>
     <w:pPr>
       <w:keepNext/>
-      <w:spacing w:before="280" w:line="276" w:lineRule="auto" w:after="120"/>
+      <w:spacing w:after="120" w:before="280" w:line="276" w:lineRule="auto"/>
       <w:outlineLvl w:val="0"/>
     </w:pPr>
     <w:rPr>
-      <w:rFonts w:hAnsi="Calibri Light" w:cs="Calibri Light" w:ascii="Calibri Light"/>
+      <w:rFonts w:cs="Calibri Light" w:hAnsi="Calibri Light" w:ascii="Calibri Light"/>
       <w:b/>
       <w:bCs/>
       <w:color w:val="0F4C64"/>

--- a/specir/downloads/specir.docx
+++ b/specir/downloads/specir.docx
@@ -16,12 +16,14 @@
       <w:pPr>
         <w:pStyle w:val="TOCHeading"/>
       </w:pPr>
+      <w:bookmarkStart w:id="46067" w:name="index"/>
       <w:r>
         <w:rPr>
           <w:color w:val="000000"/>
         </w:rPr>
         <w:t xml:space="preserve">INDEX</w:t>
       </w:r>
+      <w:bookmarkEnd w:id="46067"/>
     </w:p>
     <w:p>
       <w:r>
@@ -385,7 +387,7 @@
     </w:p>
     <w:p>
       <w:pPr>
-        <w:spacing w:before="0" w:after="0" w:lineRule="exact" w:line="20"/>
+        <w:spacing w:after="0" w:lineRule="exact" w:line="20" w:before="0"/>
         <w:rPr>
           <w:sz w:val="2"/>
         </w:rPr>
@@ -427,12 +429,12 @@
         <w:tblLook w:firstRow="1" w:lastRow="0" w:firstColumn="0" w:lastColumn="0" w:noHBand="0" w:noVBand="0" w:val="0020"/>
         <w:jc w:val="start"/>
         <w:tblBorders>
-          <w:top w:space="0" w:sz="6" w:color="000000" w:val="single"/>
-          <w:left w:space="0" w:sz="6" w:color="000000" w:val="single"/>
-          <w:bottom w:space="0" w:sz="6" w:color="000000" w:val="single"/>
-          <w:right w:space="0" w:sz="6" w:color="000000" w:val="single"/>
-          <w:insideH w:space="0" w:sz="6" w:color="000000" w:val="single"/>
-          <w:insideV w:space="0" w:sz="6" w:color="000000" w:val="single"/>
+          <w:top w:color="000000" w:val="single" w:sz="6" w:space="0"/>
+          <w:left w:color="000000" w:val="single" w:sz="6" w:space="0"/>
+          <w:bottom w:color="000000" w:val="single" w:sz="6" w:space="0"/>
+          <w:right w:color="000000" w:val="single" w:sz="6" w:space="0"/>
+          <w:insideH w:color="000000" w:val="single" w:sz="6" w:space="0"/>
+          <w:insideV w:color="000000" w:val="single" w:sz="6" w:space="0"/>
         </w:tblBorders>
         <w:tblCellMar>
           <w:top w:w="57" w:type="dxa"/>
@@ -452,14 +454,14 @@
         </w:trPr>
         <w:tc>
           <w:tcPr>
-            <w:shd w:color="auto" w:fill="E8E8E8" w:val="clear"/>
+            <w:shd w:color="auto" w:val="clear" w:fill="E8E8E8"/>
           </w:tcPr>
           <w:p>
             <w:pPr>
               <w:pStyle w:val="Compact"/>
               <w:jc w:val="left"/>
-              <w:ind w:firstLine="0" w:left="0" w:right="0"/>
-              <w:spacing w:after="40" w:before="40" w:line="240" w:lineRule="auto"/>
+              <w:ind w:left="0" w:right="0" w:firstLine="0"/>
+              <w:spacing w:line="240" w:lineRule="auto" w:after="40" w:before="40"/>
             </w:pPr>
             <w:r>
               <w:rPr>
@@ -471,14 +473,14 @@
         </w:tc>
         <w:tc>
           <w:tcPr>
-            <w:shd w:color="auto" w:fill="E8E8E8" w:val="clear"/>
+            <w:shd w:color="auto" w:val="clear" w:fill="E8E8E8"/>
           </w:tcPr>
           <w:p>
             <w:pPr>
               <w:pStyle w:val="Compact"/>
               <w:jc w:val="left"/>
-              <w:ind w:firstLine="0" w:left="0" w:right="0"/>
-              <w:spacing w:after="40" w:before="40" w:line="240" w:lineRule="auto"/>
+              <w:ind w:left="0" w:right="0" w:firstLine="0"/>
+              <w:spacing w:line="240" w:lineRule="auto" w:after="40" w:before="40"/>
             </w:pPr>
             <w:r>
               <w:rPr>
@@ -490,14 +492,14 @@
         </w:tc>
         <w:tc>
           <w:tcPr>
-            <w:shd w:color="auto" w:fill="E8E8E8" w:val="clear"/>
+            <w:shd w:color="auto" w:val="clear" w:fill="E8E8E8"/>
           </w:tcPr>
           <w:p>
             <w:pPr>
               <w:pStyle w:val="Compact"/>
               <w:jc w:val="left"/>
-              <w:ind w:firstLine="0" w:left="0" w:right="0"/>
-              <w:spacing w:after="40" w:before="40" w:line="240" w:lineRule="auto"/>
+              <w:ind w:left="0" w:right="0" w:firstLine="0"/>
+              <w:spacing w:line="240" w:lineRule="auto" w:after="40" w:before="40"/>
             </w:pPr>
             <w:r>
               <w:rPr>
@@ -515,8 +517,8 @@
             <w:pPr>
               <w:pStyle w:val="Compact"/>
               <w:jc w:val="left"/>
-              <w:ind w:firstLine="0" w:left="0" w:right="0"/>
-              <w:spacing w:after="40" w:before="40" w:line="240" w:lineRule="auto"/>
+              <w:ind w:left="0" w:right="0" w:firstLine="0"/>
+              <w:spacing w:line="240" w:lineRule="auto" w:after="40" w:before="40"/>
             </w:pPr>
             <w:r>
               <w:t xml:space="preserve">identifier</w:t>
@@ -529,8 +531,8 @@
             <w:pPr>
               <w:pStyle w:val="Compact"/>
               <w:jc w:val="left"/>
-              <w:ind w:firstLine="0" w:left="0" w:right="0"/>
-              <w:spacing w:after="40" w:before="40" w:line="240" w:lineRule="auto"/>
+              <w:ind w:left="0" w:right="0" w:firstLine="0"/>
+              <w:spacing w:line="240" w:lineRule="auto" w:after="40" w:before="40"/>
             </w:pPr>
             <w:r>
               <w:t xml:space="preserve">TEXT PK</w:t>
@@ -543,8 +545,8 @@
             <w:pPr>
               <w:pStyle w:val="Compact"/>
               <w:jc w:val="left"/>
-              <w:ind w:firstLine="0" w:left="0" w:right="0"/>
-              <w:spacing w:after="40" w:before="40" w:line="240" w:lineRule="auto"/>
+              <w:ind w:left="0" w:right="0" w:firstLine="0"/>
+              <w:spacing w:line="240" w:lineRule="auto" w:after="40" w:before="40"/>
             </w:pPr>
             <w:r>
               <w:t xml:space="preserve">Unique type code (e.g. HLR)</w:t>
@@ -559,8 +561,8 @@
             <w:pPr>
               <w:pStyle w:val="Compact"/>
               <w:jc w:val="left"/>
-              <w:ind w:firstLine="0" w:left="0" w:right="0"/>
-              <w:spacing w:after="40" w:before="40" w:line="240" w:lineRule="auto"/>
+              <w:ind w:left="0" w:right="0" w:firstLine="0"/>
+              <w:spacing w:line="240" w:lineRule="auto" w:after="40" w:before="40"/>
             </w:pPr>
             <w:r>
               <w:t xml:space="preserve">long_name</w:t>
@@ -573,8 +575,8 @@
             <w:pPr>
               <w:pStyle w:val="Compact"/>
               <w:jc w:val="left"/>
-              <w:ind w:firstLine="0" w:left="0" w:right="0"/>
-              <w:spacing w:after="40" w:before="40" w:line="240" w:lineRule="auto"/>
+              <w:ind w:left="0" w:right="0" w:firstLine="0"/>
+              <w:spacing w:line="240" w:lineRule="auto" w:after="40" w:before="40"/>
             </w:pPr>
             <w:r>
               <w:t xml:space="preserve">TEXT NOT NULL UNIQUE</w:t>
@@ -587,8 +589,8 @@
             <w:pPr>
               <w:pStyle w:val="Compact"/>
               <w:jc w:val="left"/>
-              <w:ind w:firstLine="0" w:left="0" w:right="0"/>
-              <w:spacing w:after="40" w:before="40" w:line="240" w:lineRule="auto"/>
+              <w:ind w:left="0" w:right="0" w:firstLine="0"/>
+              <w:spacing w:line="240" w:lineRule="auto" w:after="40" w:before="40"/>
             </w:pPr>
             <w:r>
               <w:t xml:space="preserve">Human-readable name</w:t>
@@ -603,8 +605,8 @@
             <w:pPr>
               <w:pStyle w:val="Compact"/>
               <w:jc w:val="left"/>
-              <w:ind w:firstLine="0" w:left="0" w:right="0"/>
-              <w:spacing w:after="40" w:before="40" w:line="240" w:lineRule="auto"/>
+              <w:ind w:left="0" w:right="0" w:firstLine="0"/>
+              <w:spacing w:line="240" w:lineRule="auto" w:after="40" w:before="40"/>
             </w:pPr>
             <w:r>
               <w:t xml:space="preserve">description</w:t>
@@ -617,8 +619,8 @@
             <w:pPr>
               <w:pStyle w:val="Compact"/>
               <w:jc w:val="left"/>
-              <w:ind w:firstLine="0" w:left="0" w:right="0"/>
-              <w:spacing w:after="40" w:before="40" w:line="240" w:lineRule="auto"/>
+              <w:ind w:left="0" w:right="0" w:firstLine="0"/>
+              <w:spacing w:line="240" w:lineRule="auto" w:after="40" w:before="40"/>
             </w:pPr>
             <w:r>
               <w:t xml:space="preserve">TEXT</w:t>
@@ -631,8 +633,8 @@
             <w:pPr>
               <w:pStyle w:val="Compact"/>
               <w:jc w:val="left"/>
-              <w:ind w:firstLine="0" w:left="0" w:right="0"/>
-              <w:spacing w:after="40" w:before="40" w:line="240" w:lineRule="auto"/>
+              <w:ind w:left="0" w:right="0" w:firstLine="0"/>
+              <w:spacing w:line="240" w:lineRule="auto" w:after="40" w:before="40"/>
             </w:pPr>
             <w:r>
               <w:t xml:space="preserve">Documentation</w:t>
@@ -647,8 +649,8 @@
             <w:pPr>
               <w:pStyle w:val="Compact"/>
               <w:jc w:val="left"/>
-              <w:ind w:firstLine="0" w:left="0" w:right="0"/>
-              <w:spacing w:after="40" w:before="40" w:line="240" w:lineRule="auto"/>
+              <w:ind w:left="0" w:right="0" w:firstLine="0"/>
+              <w:spacing w:line="240" w:lineRule="auto" w:after="40" w:before="40"/>
             </w:pPr>
             <w:r>
               <w:t xml:space="preserve">extends</w:t>
@@ -661,8 +663,8 @@
             <w:pPr>
               <w:pStyle w:val="Compact"/>
               <w:jc w:val="left"/>
-              <w:ind w:firstLine="0" w:left="0" w:right="0"/>
-              <w:spacing w:after="40" w:before="40" w:line="240" w:lineRule="auto"/>
+              <w:ind w:left="0" w:right="0" w:firstLine="0"/>
+              <w:spacing w:line="240" w:lineRule="auto" w:after="40" w:before="40"/>
             </w:pPr>
             <w:r>
               <w:t xml:space="preserve">TEXT</w:t>
@@ -675,8 +677,8 @@
             <w:pPr>
               <w:pStyle w:val="Compact"/>
               <w:jc w:val="left"/>
-              <w:ind w:firstLine="0" w:left="0" w:right="0"/>
-              <w:spacing w:after="40" w:before="40" w:line="240" w:lineRule="auto"/>
+              <w:ind w:left="0" w:right="0" w:firstLine="0"/>
+              <w:spacing w:line="240" w:lineRule="auto" w:after="40" w:before="40"/>
             </w:pPr>
             <w:r>
               <w:t xml:space="preserve">Parent type for inheritance</w:t>
@@ -691,8 +693,8 @@
             <w:pPr>
               <w:pStyle w:val="Compact"/>
               <w:jc w:val="left"/>
-              <w:ind w:firstLine="0" w:left="0" w:right="0"/>
-              <w:spacing w:after="40" w:before="40" w:line="240" w:lineRule="auto"/>
+              <w:ind w:left="0" w:right="0" w:firstLine="0"/>
+              <w:spacing w:line="240" w:lineRule="auto" w:after="40" w:before="40"/>
             </w:pPr>
             <w:r>
               <w:t xml:space="preserve">is_composite</w:t>
@@ -705,8 +707,8 @@
             <w:pPr>
               <w:pStyle w:val="Compact"/>
               <w:jc w:val="left"/>
-              <w:ind w:firstLine="0" w:left="0" w:right="0"/>
-              <w:spacing w:after="40" w:before="40" w:line="240" w:lineRule="auto"/>
+              <w:ind w:left="0" w:right="0" w:firstLine="0"/>
+              <w:spacing w:line="240" w:lineRule="auto" w:after="40" w:before="40"/>
             </w:pPr>
             <w:r>
               <w:t xml:space="preserve">INTEGER DEFAULT 0</w:t>
@@ -719,8 +721,8 @@
             <w:pPr>
               <w:pStyle w:val="Compact"/>
               <w:jc w:val="left"/>
-              <w:ind w:firstLine="0" w:left="0" w:right="0"/>
-              <w:spacing w:after="40" w:before="40" w:line="240" w:lineRule="auto"/>
+              <w:ind w:left="0" w:right="0" w:firstLine="0"/>
+              <w:spacing w:line="240" w:lineRule="auto" w:after="40" w:before="40"/>
             </w:pPr>
             <w:r>
               <w:t xml:space="preserve">1 = container type (e.g. SECTION)</w:t>
@@ -735,8 +737,8 @@
             <w:pPr>
               <w:pStyle w:val="Compact"/>
               <w:jc w:val="left"/>
-              <w:ind w:firstLine="0" w:left="0" w:right="0"/>
-              <w:spacing w:after="40" w:before="40" w:line="240" w:lineRule="auto"/>
+              <w:ind w:left="0" w:right="0" w:firstLine="0"/>
+              <w:spacing w:line="240" w:lineRule="auto" w:after="40" w:before="40"/>
             </w:pPr>
             <w:r>
               <w:t xml:space="preserve">is_required</w:t>
@@ -749,8 +751,8 @@
             <w:pPr>
               <w:pStyle w:val="Compact"/>
               <w:jc w:val="left"/>
-              <w:ind w:firstLine="0" w:left="0" w:right="0"/>
-              <w:spacing w:after="40" w:before="40" w:line="240" w:lineRule="auto"/>
+              <w:ind w:left="0" w:right="0" w:firstLine="0"/>
+              <w:spacing w:line="240" w:lineRule="auto" w:after="40" w:before="40"/>
             </w:pPr>
             <w:r>
               <w:t xml:space="preserve">INTEGER DEFAULT 0</w:t>
@@ -763,8 +765,8 @@
             <w:pPr>
               <w:pStyle w:val="Compact"/>
               <w:jc w:val="left"/>
-              <w:ind w:firstLine="0" w:left="0" w:right="0"/>
-              <w:spacing w:after="40" w:before="40" w:line="240" w:lineRule="auto"/>
+              <w:ind w:left="0" w:right="0" w:firstLine="0"/>
+              <w:spacing w:line="240" w:lineRule="auto" w:after="40" w:before="40"/>
             </w:pPr>
             <w:r>
               <w:t xml:space="preserve">1 = every spec must have at least one</w:t>
@@ -779,8 +781,8 @@
             <w:pPr>
               <w:pStyle w:val="Compact"/>
               <w:jc w:val="left"/>
-              <w:ind w:firstLine="0" w:left="0" w:right="0"/>
-              <w:spacing w:after="40" w:before="40" w:line="240" w:lineRule="auto"/>
+              <w:ind w:left="0" w:right="0" w:firstLine="0"/>
+              <w:spacing w:line="240" w:lineRule="auto" w:after="40" w:before="40"/>
             </w:pPr>
             <w:r>
               <w:t xml:space="preserve">is_default</w:t>
@@ -793,8 +795,8 @@
             <w:pPr>
               <w:pStyle w:val="Compact"/>
               <w:jc w:val="left"/>
-              <w:ind w:firstLine="0" w:left="0" w:right="0"/>
-              <w:spacing w:after="40" w:before="40" w:line="240" w:lineRule="auto"/>
+              <w:ind w:left="0" w:right="0" w:firstLine="0"/>
+              <w:spacing w:line="240" w:lineRule="auto" w:after="40" w:before="40"/>
             </w:pPr>
             <w:r>
               <w:t xml:space="preserve">INTEGER DEFAULT 0</w:t>
@@ -807,8 +809,8 @@
             <w:pPr>
               <w:pStyle w:val="Compact"/>
               <w:jc w:val="left"/>
-              <w:ind w:firstLine="0" w:left="0" w:right="0"/>
-              <w:spacing w:after="40" w:before="40" w:line="240" w:lineRule="auto"/>
+              <w:ind w:left="0" w:right="0" w:firstLine="0"/>
+              <w:spacing w:line="240" w:lineRule="auto" w:after="40" w:before="40"/>
             </w:pPr>
             <w:r>
               <w:t xml:space="preserve">1 = used when header has no explicit type</w:t>
@@ -823,8 +825,8 @@
             <w:pPr>
               <w:pStyle w:val="Compact"/>
               <w:jc w:val="left"/>
-              <w:ind w:firstLine="0" w:left="0" w:right="0"/>
-              <w:spacing w:after="40" w:before="40" w:line="240" w:lineRule="auto"/>
+              <w:ind w:left="0" w:right="0" w:firstLine="0"/>
+              <w:spacing w:line="240" w:lineRule="auto" w:after="40" w:before="40"/>
             </w:pPr>
             <w:r>
               <w:t xml:space="preserve">pid_prefix</w:t>
@@ -837,8 +839,8 @@
             <w:pPr>
               <w:pStyle w:val="Compact"/>
               <w:jc w:val="left"/>
-              <w:ind w:firstLine="0" w:left="0" w:right="0"/>
-              <w:spacing w:after="40" w:before="40" w:line="240" w:lineRule="auto"/>
+              <w:ind w:left="0" w:right="0" w:firstLine="0"/>
+              <w:spacing w:line="240" w:lineRule="auto" w:after="40" w:before="40"/>
             </w:pPr>
             <w:r>
               <w:t xml:space="preserve">TEXT</w:t>
@@ -851,8 +853,8 @@
             <w:pPr>
               <w:pStyle w:val="Compact"/>
               <w:jc w:val="left"/>
-              <w:ind w:firstLine="0" w:left="0" w:right="0"/>
-              <w:spacing w:after="40" w:before="40" w:line="240" w:lineRule="auto"/>
+              <w:ind w:left="0" w:right="0" w:firstLine="0"/>
+              <w:spacing w:line="240" w:lineRule="auto" w:after="40" w:before="40"/>
             </w:pPr>
             <w:r>
               <w:t xml:space="preserve">Default PID prefix for auto-generation</w:t>
@@ -867,8 +869,8 @@
             <w:pPr>
               <w:pStyle w:val="Compact"/>
               <w:jc w:val="left"/>
-              <w:ind w:firstLine="0" w:left="0" w:right="0"/>
-              <w:spacing w:after="40" w:before="40" w:line="240" w:lineRule="auto"/>
+              <w:ind w:left="0" w:right="0" w:firstLine="0"/>
+              <w:spacing w:line="240" w:lineRule="auto" w:after="40" w:before="40"/>
             </w:pPr>
             <w:r>
               <w:t xml:space="preserve">pid_format</w:t>
@@ -881,8 +883,8 @@
             <w:pPr>
               <w:pStyle w:val="Compact"/>
               <w:jc w:val="left"/>
-              <w:ind w:firstLine="0" w:left="0" w:right="0"/>
-              <w:spacing w:after="40" w:before="40" w:line="240" w:lineRule="auto"/>
+              <w:ind w:left="0" w:right="0" w:firstLine="0"/>
+              <w:spacing w:line="240" w:lineRule="auto" w:after="40" w:before="40"/>
             </w:pPr>
             <w:r>
               <w:t xml:space="preserve">TEXT DEFAULT '%s-%03d'</w:t>
@@ -895,8 +897,8 @@
             <w:pPr>
               <w:pStyle w:val="Compact"/>
               <w:jc w:val="left"/>
-              <w:ind w:firstLine="0" w:left="0" w:right="0"/>
-              <w:spacing w:after="40" w:before="40" w:line="240" w:lineRule="auto"/>
+              <w:ind w:left="0" w:right="0" w:firstLine="0"/>
+              <w:spacing w:line="240" w:lineRule="auto" w:after="40" w:before="40"/>
             </w:pPr>
             <w:r>
               <w:t xml:space="preserve">Printf format for auto-generated PIDs</w:t>
@@ -911,8 +913,8 @@
             <w:pPr>
               <w:pStyle w:val="Compact"/>
               <w:jc w:val="left"/>
-              <w:ind w:firstLine="0" w:left="0" w:right="0"/>
-              <w:spacing w:after="40" w:before="40" w:line="240" w:lineRule="auto"/>
+              <w:ind w:left="0" w:right="0" w:firstLine="0"/>
+              <w:spacing w:line="240" w:lineRule="auto" w:after="40" w:before="40"/>
             </w:pPr>
             <w:r>
               <w:t xml:space="preserve">aliases</w:t>
@@ -925,8 +927,8 @@
             <w:pPr>
               <w:pStyle w:val="Compact"/>
               <w:jc w:val="left"/>
-              <w:ind w:firstLine="0" w:left="0" w:right="0"/>
-              <w:spacing w:after="40" w:before="40" w:line="240" w:lineRule="auto"/>
+              <w:ind w:left="0" w:right="0" w:firstLine="0"/>
+              <w:spacing w:line="240" w:lineRule="auto" w:after="40" w:before="40"/>
             </w:pPr>
             <w:r>
               <w:t xml:space="preserve">TEXT</w:t>
@@ -939,8 +941,8 @@
             <w:pPr>
               <w:pStyle w:val="Compact"/>
               <w:jc w:val="left"/>
-              <w:ind w:firstLine="0" w:left="0" w:right="0"/>
-              <w:spacing w:after="40" w:before="40" w:line="240" w:lineRule="auto"/>
+              <w:ind w:left="0" w:right="0" w:firstLine="0"/>
+              <w:spacing w:line="240" w:lineRule="auto" w:after="40" w:before="40"/>
             </w:pPr>
             <w:r>
               <w:t xml:space="preserve">Comma-wrapped aliases (e.g. ",hlr,req,")</w:t>
@@ -973,7 +975,7 @@
     </w:p>
     <w:p>
       <w:pPr>
-        <w:spacing w:before="0" w:after="0" w:lineRule="exact" w:line="20"/>
+        <w:spacing w:after="0" w:lineRule="exact" w:line="20" w:before="0"/>
         <w:rPr>
           <w:sz w:val="2"/>
         </w:rPr>
@@ -1015,12 +1017,12 @@
         <w:tblLook w:firstRow="1" w:lastRow="0" w:firstColumn="0" w:lastColumn="0" w:noHBand="0" w:noVBand="0" w:val="0020"/>
         <w:jc w:val="start"/>
         <w:tblBorders>
-          <w:top w:space="0" w:sz="6" w:color="000000" w:val="single"/>
-          <w:left w:space="0" w:sz="6" w:color="000000" w:val="single"/>
-          <w:bottom w:space="0" w:sz="6" w:color="000000" w:val="single"/>
-          <w:right w:space="0" w:sz="6" w:color="000000" w:val="single"/>
-          <w:insideH w:space="0" w:sz="6" w:color="000000" w:val="single"/>
-          <w:insideV w:space="0" w:sz="6" w:color="000000" w:val="single"/>
+          <w:top w:color="000000" w:val="single" w:sz="6" w:space="0"/>
+          <w:left w:color="000000" w:val="single" w:sz="6" w:space="0"/>
+          <w:bottom w:color="000000" w:val="single" w:sz="6" w:space="0"/>
+          <w:right w:color="000000" w:val="single" w:sz="6" w:space="0"/>
+          <w:insideH w:color="000000" w:val="single" w:sz="6" w:space="0"/>
+          <w:insideV w:color="000000" w:val="single" w:sz="6" w:space="0"/>
         </w:tblBorders>
         <w:tblCellMar>
           <w:top w:w="57" w:type="dxa"/>
@@ -1040,14 +1042,14 @@
         </w:trPr>
         <w:tc>
           <w:tcPr>
-            <w:shd w:color="auto" w:fill="E8E8E8" w:val="clear"/>
+            <w:shd w:color="auto" w:val="clear" w:fill="E8E8E8"/>
           </w:tcPr>
           <w:p>
             <w:pPr>
               <w:pStyle w:val="Compact"/>
               <w:jc w:val="left"/>
-              <w:ind w:firstLine="0" w:left="0" w:right="0"/>
-              <w:spacing w:after="40" w:before="40" w:line="240" w:lineRule="auto"/>
+              <w:ind w:left="0" w:right="0" w:firstLine="0"/>
+              <w:spacing w:line="240" w:lineRule="auto" w:after="40" w:before="40"/>
             </w:pPr>
             <w:r>
               <w:rPr>
@@ -1059,14 +1061,14 @@
         </w:tc>
         <w:tc>
           <w:tcPr>
-            <w:shd w:color="auto" w:fill="E8E8E8" w:val="clear"/>
+            <w:shd w:color="auto" w:val="clear" w:fill="E8E8E8"/>
           </w:tcPr>
           <w:p>
             <w:pPr>
               <w:pStyle w:val="Compact"/>
               <w:jc w:val="left"/>
-              <w:ind w:firstLine="0" w:left="0" w:right="0"/>
-              <w:spacing w:after="40" w:before="40" w:line="240" w:lineRule="auto"/>
+              <w:ind w:left="0" w:right="0" w:firstLine="0"/>
+              <w:spacing w:line="240" w:lineRule="auto" w:after="40" w:before="40"/>
             </w:pPr>
             <w:r>
               <w:rPr>
@@ -1078,14 +1080,14 @@
         </w:tc>
         <w:tc>
           <w:tcPr>
-            <w:shd w:color="auto" w:fill="E8E8E8" w:val="clear"/>
+            <w:shd w:color="auto" w:val="clear" w:fill="E8E8E8"/>
           </w:tcPr>
           <w:p>
             <w:pPr>
               <w:pStyle w:val="Compact"/>
               <w:jc w:val="left"/>
-              <w:ind w:firstLine="0" w:left="0" w:right="0"/>
-              <w:spacing w:after="40" w:before="40" w:line="240" w:lineRule="auto"/>
+              <w:ind w:left="0" w:right="0" w:firstLine="0"/>
+              <w:spacing w:line="240" w:lineRule="auto" w:after="40" w:before="40"/>
             </w:pPr>
             <w:r>
               <w:rPr>
@@ -1103,8 +1105,8 @@
             <w:pPr>
               <w:pStyle w:val="Compact"/>
               <w:jc w:val="left"/>
-              <w:ind w:firstLine="0" w:left="0" w:right="0"/>
-              <w:spacing w:after="40" w:before="40" w:line="240" w:lineRule="auto"/>
+              <w:ind w:left="0" w:right="0" w:firstLine="0"/>
+              <w:spacing w:line="240" w:lineRule="auto" w:after="40" w:before="40"/>
             </w:pPr>
             <w:r>
               <w:t xml:space="preserve">identifier</w:t>
@@ -1117,8 +1119,8 @@
             <w:pPr>
               <w:pStyle w:val="Compact"/>
               <w:jc w:val="left"/>
-              <w:ind w:firstLine="0" w:left="0" w:right="0"/>
-              <w:spacing w:after="40" w:before="40" w:line="240" w:lineRule="auto"/>
+              <w:ind w:left="0" w:right="0" w:firstLine="0"/>
+              <w:spacing w:line="240" w:lineRule="auto" w:after="40" w:before="40"/>
             </w:pPr>
             <w:r>
               <w:t xml:space="preserve">TEXT PK</w:t>
@@ -1131,8 +1133,8 @@
             <w:pPr>
               <w:pStyle w:val="Compact"/>
               <w:jc w:val="left"/>
-              <w:ind w:firstLine="0" w:left="0" w:right="0"/>
-              <w:spacing w:after="40" w:before="40" w:line="240" w:lineRule="auto"/>
+              <w:ind w:left="0" w:right="0" w:firstLine="0"/>
+              <w:spacing w:line="240" w:lineRule="auto" w:after="40" w:before="40"/>
             </w:pPr>
             <w:r>
               <w:t xml:space="preserve">Unique type code (e.g. FIGURE)</w:t>
@@ -1147,8 +1149,8 @@
             <w:pPr>
               <w:pStyle w:val="Compact"/>
               <w:jc w:val="left"/>
-              <w:ind w:firstLine="0" w:left="0" w:right="0"/>
-              <w:spacing w:after="40" w:before="40" w:line="240" w:lineRule="auto"/>
+              <w:ind w:left="0" w:right="0" w:firstLine="0"/>
+              <w:spacing w:line="240" w:lineRule="auto" w:after="40" w:before="40"/>
             </w:pPr>
             <w:r>
               <w:t xml:space="preserve">long_name</w:t>
@@ -1161,8 +1163,8 @@
             <w:pPr>
               <w:pStyle w:val="Compact"/>
               <w:jc w:val="left"/>
-              <w:ind w:firstLine="0" w:left="0" w:right="0"/>
-              <w:spacing w:after="40" w:before="40" w:line="240" w:lineRule="auto"/>
+              <w:ind w:left="0" w:right="0" w:firstLine="0"/>
+              <w:spacing w:line="240" w:lineRule="auto" w:after="40" w:before="40"/>
             </w:pPr>
             <w:r>
               <w:t xml:space="preserve">TEXT NOT NULL UNIQUE</w:t>
@@ -1175,8 +1177,8 @@
             <w:pPr>
               <w:pStyle w:val="Compact"/>
               <w:jc w:val="left"/>
-              <w:ind w:firstLine="0" w:left="0" w:right="0"/>
-              <w:spacing w:after="40" w:before="40" w:line="240" w:lineRule="auto"/>
+              <w:ind w:left="0" w:right="0" w:firstLine="0"/>
+              <w:spacing w:line="240" w:lineRule="auto" w:after="40" w:before="40"/>
             </w:pPr>
             <w:r>
               <w:t xml:space="preserve">Human-readable name</w:t>
@@ -1191,8 +1193,8 @@
             <w:pPr>
               <w:pStyle w:val="Compact"/>
               <w:jc w:val="left"/>
-              <w:ind w:firstLine="0" w:left="0" w:right="0"/>
-              <w:spacing w:after="40" w:before="40" w:line="240" w:lineRule="auto"/>
+              <w:ind w:left="0" w:right="0" w:firstLine="0"/>
+              <w:spacing w:line="240" w:lineRule="auto" w:after="40" w:before="40"/>
             </w:pPr>
             <w:r>
               <w:t xml:space="preserve">description</w:t>
@@ -1205,8 +1207,8 @@
             <w:pPr>
               <w:pStyle w:val="Compact"/>
               <w:jc w:val="left"/>
-              <w:ind w:firstLine="0" w:left="0" w:right="0"/>
-              <w:spacing w:after="40" w:before="40" w:line="240" w:lineRule="auto"/>
+              <w:ind w:left="0" w:right="0" w:firstLine="0"/>
+              <w:spacing w:line="240" w:lineRule="auto" w:after="40" w:before="40"/>
             </w:pPr>
             <w:r>
               <w:t xml:space="preserve">TEXT</w:t>
@@ -1219,8 +1221,8 @@
             <w:pPr>
               <w:pStyle w:val="Compact"/>
               <w:jc w:val="left"/>
-              <w:ind w:firstLine="0" w:left="0" w:right="0"/>
-              <w:spacing w:after="40" w:before="40" w:line="240" w:lineRule="auto"/>
+              <w:ind w:left="0" w:right="0" w:firstLine="0"/>
+              <w:spacing w:line="240" w:lineRule="auto" w:after="40" w:before="40"/>
             </w:pPr>
             <w:r>
               <w:t xml:space="preserve">Documentation</w:t>
@@ -1235,8 +1237,8 @@
             <w:pPr>
               <w:pStyle w:val="Compact"/>
               <w:jc w:val="left"/>
-              <w:ind w:firstLine="0" w:left="0" w:right="0"/>
-              <w:spacing w:after="40" w:before="40" w:line="240" w:lineRule="auto"/>
+              <w:ind w:left="0" w:right="0" w:firstLine="0"/>
+              <w:spacing w:line="240" w:lineRule="auto" w:after="40" w:before="40"/>
             </w:pPr>
             <w:r>
               <w:t xml:space="preserve">caption_format</w:t>
@@ -1249,8 +1251,8 @@
             <w:pPr>
               <w:pStyle w:val="Compact"/>
               <w:jc w:val="left"/>
-              <w:ind w:firstLine="0" w:left="0" w:right="0"/>
-              <w:spacing w:after="40" w:before="40" w:line="240" w:lineRule="auto"/>
+              <w:ind w:left="0" w:right="0" w:firstLine="0"/>
+              <w:spacing w:line="240" w:lineRule="auto" w:after="40" w:before="40"/>
             </w:pPr>
             <w:r>
               <w:t xml:space="preserve">TEXT</w:t>
@@ -1263,8 +1265,8 @@
             <w:pPr>
               <w:pStyle w:val="Compact"/>
               <w:jc w:val="left"/>
-              <w:ind w:firstLine="0" w:left="0" w:right="0"/>
-              <w:spacing w:after="40" w:before="40" w:line="240" w:lineRule="auto"/>
+              <w:ind w:left="0" w:right="0" w:firstLine="0"/>
+              <w:spacing w:line="240" w:lineRule="auto" w:after="40" w:before="40"/>
             </w:pPr>
             <w:r>
               <w:t xml:space="preserve">Printf format for captions (e.g. Figure %d)</w:t>
@@ -1279,8 +1281,8 @@
             <w:pPr>
               <w:pStyle w:val="Compact"/>
               <w:jc w:val="left"/>
-              <w:ind w:firstLine="0" w:left="0" w:right="0"/>
-              <w:spacing w:after="40" w:before="40" w:line="240" w:lineRule="auto"/>
+              <w:ind w:left="0" w:right="0" w:firstLine="0"/>
+              <w:spacing w:line="240" w:lineRule="auto" w:after="40" w:before="40"/>
             </w:pPr>
             <w:r>
               <w:t xml:space="preserve">counter_group</w:t>
@@ -1293,8 +1295,8 @@
             <w:pPr>
               <w:pStyle w:val="Compact"/>
               <w:jc w:val="left"/>
-              <w:ind w:firstLine="0" w:left="0" w:right="0"/>
-              <w:spacing w:after="40" w:before="40" w:line="240" w:lineRule="auto"/>
+              <w:ind w:left="0" w:right="0" w:firstLine="0"/>
+              <w:spacing w:line="240" w:lineRule="auto" w:after="40" w:before="40"/>
             </w:pPr>
             <w:r>
               <w:t xml:space="preserve">TEXT</w:t>
@@ -1307,8 +1309,8 @@
             <w:pPr>
               <w:pStyle w:val="Compact"/>
               <w:jc w:val="left"/>
-              <w:ind w:firstLine="0" w:left="0" w:right="0"/>
-              <w:spacing w:after="40" w:before="40" w:line="240" w:lineRule="auto"/>
+              <w:ind w:left="0" w:right="0" w:firstLine="0"/>
+              <w:spacing w:line="240" w:lineRule="auto" w:after="40" w:before="40"/>
             </w:pPr>
             <w:r>
               <w:t xml:space="preserve">Shared numbering group</w:t>
@@ -1323,8 +1325,8 @@
             <w:pPr>
               <w:pStyle w:val="Compact"/>
               <w:jc w:val="left"/>
-              <w:ind w:firstLine="0" w:left="0" w:right="0"/>
-              <w:spacing w:after="40" w:before="40" w:line="240" w:lineRule="auto"/>
+              <w:ind w:left="0" w:right="0" w:firstLine="0"/>
+              <w:spacing w:line="240" w:lineRule="auto" w:after="40" w:before="40"/>
             </w:pPr>
             <w:r>
               <w:t xml:space="preserve">aliases</w:t>
@@ -1337,8 +1339,8 @@
             <w:pPr>
               <w:pStyle w:val="Compact"/>
               <w:jc w:val="left"/>
-              <w:ind w:firstLine="0" w:left="0" w:right="0"/>
-              <w:spacing w:after="40" w:before="40" w:line="240" w:lineRule="auto"/>
+              <w:ind w:left="0" w:right="0" w:firstLine="0"/>
+              <w:spacing w:line="240" w:lineRule="auto" w:after="40" w:before="40"/>
             </w:pPr>
             <w:r>
               <w:t xml:space="preserve">TEXT</w:t>
@@ -1351,8 +1353,8 @@
             <w:pPr>
               <w:pStyle w:val="Compact"/>
               <w:jc w:val="left"/>
-              <w:ind w:firstLine="0" w:left="0" w:right="0"/>
-              <w:spacing w:after="40" w:before="40" w:line="240" w:lineRule="auto"/>
+              <w:ind w:left="0" w:right="0" w:firstLine="0"/>
+              <w:spacing w:line="240" w:lineRule="auto" w:after="40" w:before="40"/>
             </w:pPr>
             <w:r>
               <w:t xml:space="preserve">Comma-wrapped aliases for syntax recognition</w:t>
@@ -1367,8 +1369,8 @@
             <w:pPr>
               <w:pStyle w:val="Compact"/>
               <w:jc w:val="left"/>
-              <w:ind w:firstLine="0" w:left="0" w:right="0"/>
-              <w:spacing w:after="40" w:before="40" w:line="240" w:lineRule="auto"/>
+              <w:ind w:left="0" w:right="0" w:firstLine="0"/>
+              <w:spacing w:line="240" w:lineRule="auto" w:after="40" w:before="40"/>
             </w:pPr>
             <w:r>
               <w:t xml:space="preserve">needs_external_render</w:t>
@@ -1381,8 +1383,8 @@
             <w:pPr>
               <w:pStyle w:val="Compact"/>
               <w:jc w:val="left"/>
-              <w:ind w:firstLine="0" w:left="0" w:right="0"/>
-              <w:spacing w:after="40" w:before="40" w:line="240" w:lineRule="auto"/>
+              <w:ind w:left="0" w:right="0" w:firstLine="0"/>
+              <w:spacing w:line="240" w:lineRule="auto" w:after="40" w:before="40"/>
             </w:pPr>
             <w:r>
               <w:t xml:space="preserve">INTEGER DEFAULT 0</w:t>
@@ -1395,8 +1397,8 @@
             <w:pPr>
               <w:pStyle w:val="Compact"/>
               <w:jc w:val="left"/>
-              <w:ind w:firstLine="0" w:left="0" w:right="0"/>
-              <w:spacing w:after="40" w:before="40" w:line="240" w:lineRule="auto"/>
+              <w:ind w:left="0" w:right="0" w:firstLine="0"/>
+              <w:spacing w:line="240" w:lineRule="auto" w:after="40" w:before="40"/>
             </w:pPr>
             <w:r>
               <w:t xml:space="preserve">1 = requires external tool</w:t>
@@ -1429,7 +1431,7 @@
     </w:p>
     <w:p>
       <w:pPr>
-        <w:spacing w:before="0" w:after="0" w:lineRule="exact" w:line="20"/>
+        <w:spacing w:after="0" w:lineRule="exact" w:line="20" w:before="0"/>
         <w:rPr>
           <w:sz w:val="2"/>
         </w:rPr>
@@ -1471,12 +1473,12 @@
         <w:tblLook w:firstRow="1" w:lastRow="0" w:firstColumn="0" w:lastColumn="0" w:noHBand="0" w:noVBand="0" w:val="0020"/>
         <w:jc w:val="start"/>
         <w:tblBorders>
-          <w:top w:space="0" w:sz="6" w:color="000000" w:val="single"/>
-          <w:left w:space="0" w:sz="6" w:color="000000" w:val="single"/>
-          <w:bottom w:space="0" w:sz="6" w:color="000000" w:val="single"/>
-          <w:right w:space="0" w:sz="6" w:color="000000" w:val="single"/>
-          <w:insideH w:space="0" w:sz="6" w:color="000000" w:val="single"/>
-          <w:insideV w:space="0" w:sz="6" w:color="000000" w:val="single"/>
+          <w:top w:color="000000" w:val="single" w:sz="6" w:space="0"/>
+          <w:left w:color="000000" w:val="single" w:sz="6" w:space="0"/>
+          <w:bottom w:color="000000" w:val="single" w:sz="6" w:space="0"/>
+          <w:right w:color="000000" w:val="single" w:sz="6" w:space="0"/>
+          <w:insideH w:color="000000" w:val="single" w:sz="6" w:space="0"/>
+          <w:insideV w:color="000000" w:val="single" w:sz="6" w:space="0"/>
         </w:tblBorders>
         <w:tblCellMar>
           <w:top w:w="57" w:type="dxa"/>
@@ -1496,14 +1498,14 @@
         </w:trPr>
         <w:tc>
           <w:tcPr>
-            <w:shd w:color="auto" w:fill="E8E8E8" w:val="clear"/>
+            <w:shd w:color="auto" w:val="clear" w:fill="E8E8E8"/>
           </w:tcPr>
           <w:p>
             <w:pPr>
               <w:pStyle w:val="Compact"/>
               <w:jc w:val="left"/>
-              <w:ind w:firstLine="0" w:left="0" w:right="0"/>
-              <w:spacing w:after="40" w:before="40" w:line="240" w:lineRule="auto"/>
+              <w:ind w:left="0" w:right="0" w:firstLine="0"/>
+              <w:spacing w:line="240" w:lineRule="auto" w:after="40" w:before="40"/>
             </w:pPr>
             <w:r>
               <w:rPr>
@@ -1515,14 +1517,14 @@
         </w:tc>
         <w:tc>
           <w:tcPr>
-            <w:shd w:color="auto" w:fill="E8E8E8" w:val="clear"/>
+            <w:shd w:color="auto" w:val="clear" w:fill="E8E8E8"/>
           </w:tcPr>
           <w:p>
             <w:pPr>
               <w:pStyle w:val="Compact"/>
               <w:jc w:val="left"/>
-              <w:ind w:firstLine="0" w:left="0" w:right="0"/>
-              <w:spacing w:after="40" w:before="40" w:line="240" w:lineRule="auto"/>
+              <w:ind w:left="0" w:right="0" w:firstLine="0"/>
+              <w:spacing w:line="240" w:lineRule="auto" w:after="40" w:before="40"/>
             </w:pPr>
             <w:r>
               <w:rPr>
@@ -1534,14 +1536,14 @@
         </w:tc>
         <w:tc>
           <w:tcPr>
-            <w:shd w:color="auto" w:fill="E8E8E8" w:val="clear"/>
+            <w:shd w:color="auto" w:val="clear" w:fill="E8E8E8"/>
           </w:tcPr>
           <w:p>
             <w:pPr>
               <w:pStyle w:val="Compact"/>
               <w:jc w:val="left"/>
-              <w:ind w:firstLine="0" w:left="0" w:right="0"/>
-              <w:spacing w:after="40" w:before="40" w:line="240" w:lineRule="auto"/>
+              <w:ind w:left="0" w:right="0" w:firstLine="0"/>
+              <w:spacing w:line="240" w:lineRule="auto" w:after="40" w:before="40"/>
             </w:pPr>
             <w:r>
               <w:rPr>
@@ -1559,8 +1561,8 @@
             <w:pPr>
               <w:pStyle w:val="Compact"/>
               <w:jc w:val="left"/>
-              <w:ind w:firstLine="0" w:left="0" w:right="0"/>
-              <w:spacing w:after="40" w:before="40" w:line="240" w:lineRule="auto"/>
+              <w:ind w:left="0" w:right="0" w:firstLine="0"/>
+              <w:spacing w:line="240" w:lineRule="auto" w:after="40" w:before="40"/>
             </w:pPr>
             <w:r>
               <w:t xml:space="preserve">identifier</w:t>
@@ -1573,8 +1575,8 @@
             <w:pPr>
               <w:pStyle w:val="Compact"/>
               <w:jc w:val="left"/>
-              <w:ind w:firstLine="0" w:left="0" w:right="0"/>
-              <w:spacing w:after="40" w:before="40" w:line="240" w:lineRule="auto"/>
+              <w:ind w:left="0" w:right="0" w:firstLine="0"/>
+              <w:spacing w:line="240" w:lineRule="auto" w:after="40" w:before="40"/>
             </w:pPr>
             <w:r>
               <w:t xml:space="preserve">TEXT PK</w:t>
@@ -1587,8 +1589,8 @@
             <w:pPr>
               <w:pStyle w:val="Compact"/>
               <w:jc w:val="left"/>
-              <w:ind w:firstLine="0" w:left="0" w:right="0"/>
-              <w:spacing w:after="40" w:before="40" w:line="240" w:lineRule="auto"/>
+              <w:ind w:left="0" w:right="0" w:firstLine="0"/>
+              <w:spacing w:line="240" w:lineRule="auto" w:after="40" w:before="40"/>
             </w:pPr>
             <w:r>
               <w:t xml:space="preserve">Unique relation type code</w:t>
@@ -1603,8 +1605,8 @@
             <w:pPr>
               <w:pStyle w:val="Compact"/>
               <w:jc w:val="left"/>
-              <w:ind w:firstLine="0" w:left="0" w:right="0"/>
-              <w:spacing w:after="40" w:before="40" w:line="240" w:lineRule="auto"/>
+              <w:ind w:left="0" w:right="0" w:firstLine="0"/>
+              <w:spacing w:line="240" w:lineRule="auto" w:after="40" w:before="40"/>
             </w:pPr>
             <w:r>
               <w:t xml:space="preserve">long_name</w:t>
@@ -1617,8 +1619,8 @@
             <w:pPr>
               <w:pStyle w:val="Compact"/>
               <w:jc w:val="left"/>
-              <w:ind w:firstLine="0" w:left="0" w:right="0"/>
-              <w:spacing w:after="40" w:before="40" w:line="240" w:lineRule="auto"/>
+              <w:ind w:left="0" w:right="0" w:firstLine="0"/>
+              <w:spacing w:line="240" w:lineRule="auto" w:after="40" w:before="40"/>
             </w:pPr>
             <w:r>
               <w:t xml:space="preserve">TEXT NOT NULL UNIQUE</w:t>
@@ -1631,8 +1633,8 @@
             <w:pPr>
               <w:pStyle w:val="Compact"/>
               <w:jc w:val="left"/>
-              <w:ind w:firstLine="0" w:left="0" w:right="0"/>
-              <w:spacing w:after="40" w:before="40" w:line="240" w:lineRule="auto"/>
+              <w:ind w:left="0" w:right="0" w:firstLine="0"/>
+              <w:spacing w:line="240" w:lineRule="auto" w:after="40" w:before="40"/>
             </w:pPr>
             <w:r>
               <w:t xml:space="preserve">Human-readable name</w:t>
@@ -1647,8 +1649,8 @@
             <w:pPr>
               <w:pStyle w:val="Compact"/>
               <w:jc w:val="left"/>
-              <w:ind w:firstLine="0" w:left="0" w:right="0"/>
-              <w:spacing w:after="40" w:before="40" w:line="240" w:lineRule="auto"/>
+              <w:ind w:left="0" w:right="0" w:firstLine="0"/>
+              <w:spacing w:line="240" w:lineRule="auto" w:after="40" w:before="40"/>
             </w:pPr>
             <w:r>
               <w:t xml:space="preserve">description</w:t>
@@ -1661,8 +1663,8 @@
             <w:pPr>
               <w:pStyle w:val="Compact"/>
               <w:jc w:val="left"/>
-              <w:ind w:firstLine="0" w:left="0" w:right="0"/>
-              <w:spacing w:after="40" w:before="40" w:line="240" w:lineRule="auto"/>
+              <w:ind w:left="0" w:right="0" w:firstLine="0"/>
+              <w:spacing w:line="240" w:lineRule="auto" w:after="40" w:before="40"/>
             </w:pPr>
             <w:r>
               <w:t xml:space="preserve">TEXT</w:t>
@@ -1675,8 +1677,8 @@
             <w:pPr>
               <w:pStyle w:val="Compact"/>
               <w:jc w:val="left"/>
-              <w:ind w:firstLine="0" w:left="0" w:right="0"/>
-              <w:spacing w:after="40" w:before="40" w:line="240" w:lineRule="auto"/>
+              <w:ind w:left="0" w:right="0" w:firstLine="0"/>
+              <w:spacing w:line="240" w:lineRule="auto" w:after="40" w:before="40"/>
             </w:pPr>
             <w:r>
               <w:t xml:space="preserve">Documentation</w:t>
@@ -1691,8 +1693,8 @@
             <w:pPr>
               <w:pStyle w:val="Compact"/>
               <w:jc w:val="left"/>
-              <w:ind w:firstLine="0" w:left="0" w:right="0"/>
-              <w:spacing w:after="40" w:before="40" w:line="240" w:lineRule="auto"/>
+              <w:ind w:left="0" w:right="0" w:firstLine="0"/>
+              <w:spacing w:line="240" w:lineRule="auto" w:after="40" w:before="40"/>
             </w:pPr>
             <w:r>
               <w:t xml:space="preserve">extends</w:t>
@@ -1705,8 +1707,8 @@
             <w:pPr>
               <w:pStyle w:val="Compact"/>
               <w:jc w:val="left"/>
-              <w:ind w:firstLine="0" w:left="0" w:right="0"/>
-              <w:spacing w:after="40" w:before="40" w:line="240" w:lineRule="auto"/>
+              <w:ind w:left="0" w:right="0" w:firstLine="0"/>
+              <w:spacing w:line="240" w:lineRule="auto" w:after="40" w:before="40"/>
             </w:pPr>
             <w:r>
               <w:t xml:space="preserve">TEXT</w:t>
@@ -1719,8 +1721,8 @@
             <w:pPr>
               <w:pStyle w:val="Compact"/>
               <w:jc w:val="left"/>
-              <w:ind w:firstLine="0" w:left="0" w:right="0"/>
-              <w:spacing w:after="40" w:before="40" w:line="240" w:lineRule="auto"/>
+              <w:ind w:left="0" w:right="0" w:firstLine="0"/>
+              <w:spacing w:line="240" w:lineRule="auto" w:after="40" w:before="40"/>
             </w:pPr>
             <w:r>
               <w:t xml:space="preserve">Parent relation type for inheritance</w:t>
@@ -1735,8 +1737,8 @@
             <w:pPr>
               <w:pStyle w:val="Compact"/>
               <w:jc w:val="left"/>
-              <w:ind w:firstLine="0" w:left="0" w:right="0"/>
-              <w:spacing w:after="40" w:before="40" w:line="240" w:lineRule="auto"/>
+              <w:ind w:left="0" w:right="0" w:firstLine="0"/>
+              <w:spacing w:line="240" w:lineRule="auto" w:after="40" w:before="40"/>
             </w:pPr>
             <w:r>
               <w:t xml:space="preserve">source_type_ref</w:t>
@@ -1749,8 +1751,8 @@
             <w:pPr>
               <w:pStyle w:val="Compact"/>
               <w:jc w:val="left"/>
-              <w:ind w:firstLine="0" w:left="0" w:right="0"/>
-              <w:spacing w:after="40" w:before="40" w:line="240" w:lineRule="auto"/>
+              <w:ind w:left="0" w:right="0" w:firstLine="0"/>
+              <w:spacing w:line="240" w:lineRule="auto" w:after="40" w:before="40"/>
             </w:pPr>
             <w:r>
               <w:t xml:space="preserve">TEXT FK</w:t>
@@ -1763,8 +1765,8 @@
             <w:pPr>
               <w:pStyle w:val="Compact"/>
               <w:jc w:val="left"/>
-              <w:ind w:firstLine="0" w:left="0" w:right="0"/>
-              <w:spacing w:after="40" w:before="40" w:line="240" w:lineRule="auto"/>
+              <w:ind w:left="0" w:right="0" w:firstLine="0"/>
+              <w:spacing w:line="240" w:lineRule="auto" w:after="40" w:before="40"/>
             </w:pPr>
             <w:r>
               <w:t xml:space="preserve">Constrain source object type (NULL = any)</w:t>
@@ -1779,8 +1781,8 @@
             <w:pPr>
               <w:pStyle w:val="Compact"/>
               <w:jc w:val="left"/>
-              <w:ind w:firstLine="0" w:left="0" w:right="0"/>
-              <w:spacing w:after="40" w:before="40" w:line="240" w:lineRule="auto"/>
+              <w:ind w:left="0" w:right="0" w:firstLine="0"/>
+              <w:spacing w:line="240" w:lineRule="auto" w:after="40" w:before="40"/>
             </w:pPr>
             <w:r>
               <w:t xml:space="preserve">target_type_ref</w:t>
@@ -1793,8 +1795,8 @@
             <w:pPr>
               <w:pStyle w:val="Compact"/>
               <w:jc w:val="left"/>
-              <w:ind w:firstLine="0" w:left="0" w:right="0"/>
-              <w:spacing w:after="40" w:before="40" w:line="240" w:lineRule="auto"/>
+              <w:ind w:left="0" w:right="0" w:firstLine="0"/>
+              <w:spacing w:line="240" w:lineRule="auto" w:after="40" w:before="40"/>
             </w:pPr>
             <w:r>
               <w:t xml:space="preserve">TEXT FK</w:t>
@@ -1807,8 +1809,8 @@
             <w:pPr>
               <w:pStyle w:val="Compact"/>
               <w:jc w:val="left"/>
-              <w:ind w:firstLine="0" w:left="0" w:right="0"/>
-              <w:spacing w:after="40" w:before="40" w:line="240" w:lineRule="auto"/>
+              <w:ind w:left="0" w:right="0" w:firstLine="0"/>
+              <w:spacing w:line="240" w:lineRule="auto" w:after="40" w:before="40"/>
             </w:pPr>
             <w:r>
               <w:t xml:space="preserve">Constrain target object type (NULL = any)</w:t>
@@ -1823,8 +1825,8 @@
             <w:pPr>
               <w:pStyle w:val="Compact"/>
               <w:jc w:val="left"/>
-              <w:ind w:firstLine="0" w:left="0" w:right="0"/>
-              <w:spacing w:after="40" w:before="40" w:line="240" w:lineRule="auto"/>
+              <w:ind w:left="0" w:right="0" w:firstLine="0"/>
+              <w:spacing w:line="240" w:lineRule="auto" w:after="40" w:before="40"/>
             </w:pPr>
             <w:r>
               <w:t xml:space="preserve">link_selector</w:t>
@@ -1837,8 +1839,8 @@
             <w:pPr>
               <w:pStyle w:val="Compact"/>
               <w:jc w:val="left"/>
-              <w:ind w:firstLine="0" w:left="0" w:right="0"/>
-              <w:spacing w:after="40" w:before="40" w:line="240" w:lineRule="auto"/>
+              <w:ind w:left="0" w:right="0" w:firstLine="0"/>
+              <w:spacing w:line="240" w:lineRule="auto" w:after="40" w:before="40"/>
             </w:pPr>
             <w:r>
               <w:t xml:space="preserve">TEXT</w:t>
@@ -1851,8 +1853,8 @@
             <w:pPr>
               <w:pStyle w:val="Compact"/>
               <w:jc w:val="left"/>
-              <w:ind w:firstLine="0" w:left="0" w:right="0"/>
-              <w:spacing w:after="40" w:before="40" w:line="240" w:lineRule="auto"/>
+              <w:ind w:left="0" w:right="0" w:firstLine="0"/>
+              <w:spacing w:line="240" w:lineRule="auto" w:after="40" w:before="40"/>
             </w:pPr>
             <w:r>
               <w:t xml:space="preserve">Syntax selector ("@" or "#")</w:t>
@@ -1867,8 +1869,8 @@
             <w:pPr>
               <w:pStyle w:val="Compact"/>
               <w:jc w:val="left"/>
-              <w:ind w:firstLine="0" w:left="0" w:right="0"/>
-              <w:spacing w:after="40" w:before="40" w:line="240" w:lineRule="auto"/>
+              <w:ind w:left="0" w:right="0" w:firstLine="0"/>
+              <w:spacing w:line="240" w:lineRule="auto" w:after="40" w:before="40"/>
             </w:pPr>
             <w:r>
               <w:t xml:space="preserve">source_attribute</w:t>
@@ -1881,8 +1883,8 @@
             <w:pPr>
               <w:pStyle w:val="Compact"/>
               <w:jc w:val="left"/>
-              <w:ind w:firstLine="0" w:left="0" w:right="0"/>
-              <w:spacing w:after="40" w:before="40" w:line="240" w:lineRule="auto"/>
+              <w:ind w:left="0" w:right="0" w:firstLine="0"/>
+              <w:spacing w:line="240" w:lineRule="auto" w:after="40" w:before="40"/>
             </w:pPr>
             <w:r>
               <w:t xml:space="preserve">TEXT</w:t>
@@ -1895,8 +1897,8 @@
             <w:pPr>
               <w:pStyle w:val="Compact"/>
               <w:jc w:val="left"/>
-              <w:ind w:firstLine="0" w:left="0" w:right="0"/>
-              <w:spacing w:after="40" w:before="40" w:line="240" w:lineRule="auto"/>
+              <w:ind w:left="0" w:right="0" w:firstLine="0"/>
+              <w:spacing w:line="240" w:lineRule="auto" w:after="40" w:before="40"/>
             </w:pPr>
             <w:r>
               <w:t xml:space="preserve">Attribute name for inference</w:t>
@@ -1929,7 +1931,7 @@
     </w:p>
     <w:p>
       <w:pPr>
-        <w:spacing w:before="0" w:after="0" w:lineRule="exact" w:line="20"/>
+        <w:spacing w:after="0" w:lineRule="exact" w:line="20" w:before="0"/>
         <w:rPr>
           <w:sz w:val="2"/>
         </w:rPr>
@@ -1971,12 +1973,12 @@
         <w:tblLook w:firstRow="1" w:lastRow="0" w:firstColumn="0" w:lastColumn="0" w:noHBand="0" w:noVBand="0" w:val="0020"/>
         <w:jc w:val="start"/>
         <w:tblBorders>
-          <w:top w:space="0" w:sz="6" w:color="000000" w:val="single"/>
-          <w:left w:space="0" w:sz="6" w:color="000000" w:val="single"/>
-          <w:bottom w:space="0" w:sz="6" w:color="000000" w:val="single"/>
-          <w:right w:space="0" w:sz="6" w:color="000000" w:val="single"/>
-          <w:insideH w:space="0" w:sz="6" w:color="000000" w:val="single"/>
-          <w:insideV w:space="0" w:sz="6" w:color="000000" w:val="single"/>
+          <w:top w:color="000000" w:val="single" w:sz="6" w:space="0"/>
+          <w:left w:color="000000" w:val="single" w:sz="6" w:space="0"/>
+          <w:bottom w:color="000000" w:val="single" w:sz="6" w:space="0"/>
+          <w:right w:color="000000" w:val="single" w:sz="6" w:space="0"/>
+          <w:insideH w:color="000000" w:val="single" w:sz="6" w:space="0"/>
+          <w:insideV w:color="000000" w:val="single" w:sz="6" w:space="0"/>
         </w:tblBorders>
         <w:tblCellMar>
           <w:top w:w="57" w:type="dxa"/>
@@ -1996,14 +1998,14 @@
         </w:trPr>
         <w:tc>
           <w:tcPr>
-            <w:shd w:color="auto" w:fill="E8E8E8" w:val="clear"/>
+            <w:shd w:color="auto" w:val="clear" w:fill="E8E8E8"/>
           </w:tcPr>
           <w:p>
             <w:pPr>
               <w:pStyle w:val="Compact"/>
               <w:jc w:val="left"/>
-              <w:ind w:firstLine="0" w:left="0" w:right="0"/>
-              <w:spacing w:after="40" w:before="40" w:line="240" w:lineRule="auto"/>
+              <w:ind w:left="0" w:right="0" w:firstLine="0"/>
+              <w:spacing w:line="240" w:lineRule="auto" w:after="40" w:before="40"/>
             </w:pPr>
             <w:r>
               <w:rPr>
@@ -2015,14 +2017,14 @@
         </w:tc>
         <w:tc>
           <w:tcPr>
-            <w:shd w:color="auto" w:fill="E8E8E8" w:val="clear"/>
+            <w:shd w:color="auto" w:val="clear" w:fill="E8E8E8"/>
           </w:tcPr>
           <w:p>
             <w:pPr>
               <w:pStyle w:val="Compact"/>
               <w:jc w:val="left"/>
-              <w:ind w:firstLine="0" w:left="0" w:right="0"/>
-              <w:spacing w:after="40" w:before="40" w:line="240" w:lineRule="auto"/>
+              <w:ind w:left="0" w:right="0" w:firstLine="0"/>
+              <w:spacing w:line="240" w:lineRule="auto" w:after="40" w:before="40"/>
             </w:pPr>
             <w:r>
               <w:rPr>
@@ -2034,14 +2036,14 @@
         </w:tc>
         <w:tc>
           <w:tcPr>
-            <w:shd w:color="auto" w:fill="E8E8E8" w:val="clear"/>
+            <w:shd w:color="auto" w:val="clear" w:fill="E8E8E8"/>
           </w:tcPr>
           <w:p>
             <w:pPr>
               <w:pStyle w:val="Compact"/>
               <w:jc w:val="left"/>
-              <w:ind w:firstLine="0" w:left="0" w:right="0"/>
-              <w:spacing w:after="40" w:before="40" w:line="240" w:lineRule="auto"/>
+              <w:ind w:left="0" w:right="0" w:firstLine="0"/>
+              <w:spacing w:line="240" w:lineRule="auto" w:after="40" w:before="40"/>
             </w:pPr>
             <w:r>
               <w:rPr>
@@ -2059,8 +2061,8 @@
             <w:pPr>
               <w:pStyle w:val="Compact"/>
               <w:jc w:val="left"/>
-              <w:ind w:firstLine="0" w:left="0" w:right="0"/>
-              <w:spacing w:after="40" w:before="40" w:line="240" w:lineRule="auto"/>
+              <w:ind w:left="0" w:right="0" w:firstLine="0"/>
+              <w:spacing w:line="240" w:lineRule="auto" w:after="40" w:before="40"/>
             </w:pPr>
             <w:r>
               <w:t xml:space="preserve">identifier</w:t>
@@ -2073,8 +2075,8 @@
             <w:pPr>
               <w:pStyle w:val="Compact"/>
               <w:jc w:val="left"/>
-              <w:ind w:firstLine="0" w:left="0" w:right="0"/>
-              <w:spacing w:after="40" w:before="40" w:line="240" w:lineRule="auto"/>
+              <w:ind w:left="0" w:right="0" w:firstLine="0"/>
+              <w:spacing w:line="240" w:lineRule="auto" w:after="40" w:before="40"/>
             </w:pPr>
             <w:r>
               <w:t xml:space="preserve">TEXT PK</w:t>
@@ -2087,8 +2089,8 @@
             <w:pPr>
               <w:pStyle w:val="Compact"/>
               <w:jc w:val="left"/>
-              <w:ind w:firstLine="0" w:left="0" w:right="0"/>
-              <w:spacing w:after="40" w:before="40" w:line="240" w:lineRule="auto"/>
+              <w:ind w:left="0" w:right="0" w:firstLine="0"/>
+              <w:spacing w:line="240" w:lineRule="auto" w:after="40" w:before="40"/>
             </w:pPr>
             <w:r>
               <w:t xml:space="preserve">Unique view type code</w:t>
@@ -2103,8 +2105,8 @@
             <w:pPr>
               <w:pStyle w:val="Compact"/>
               <w:jc w:val="left"/>
-              <w:ind w:firstLine="0" w:left="0" w:right="0"/>
-              <w:spacing w:after="40" w:before="40" w:line="240" w:lineRule="auto"/>
+              <w:ind w:left="0" w:right="0" w:firstLine="0"/>
+              <w:spacing w:line="240" w:lineRule="auto" w:after="40" w:before="40"/>
             </w:pPr>
             <w:r>
               <w:t xml:space="preserve">long_name</w:t>
@@ -2117,8 +2119,8 @@
             <w:pPr>
               <w:pStyle w:val="Compact"/>
               <w:jc w:val="left"/>
-              <w:ind w:firstLine="0" w:left="0" w:right="0"/>
-              <w:spacing w:after="40" w:before="40" w:line="240" w:lineRule="auto"/>
+              <w:ind w:left="0" w:right="0" w:firstLine="0"/>
+              <w:spacing w:line="240" w:lineRule="auto" w:after="40" w:before="40"/>
             </w:pPr>
             <w:r>
               <w:t xml:space="preserve">TEXT NOT NULL UNIQUE</w:t>
@@ -2131,8 +2133,8 @@
             <w:pPr>
               <w:pStyle w:val="Compact"/>
               <w:jc w:val="left"/>
-              <w:ind w:firstLine="0" w:left="0" w:right="0"/>
-              <w:spacing w:after="40" w:before="40" w:line="240" w:lineRule="auto"/>
+              <w:ind w:left="0" w:right="0" w:firstLine="0"/>
+              <w:spacing w:line="240" w:lineRule="auto" w:after="40" w:before="40"/>
             </w:pPr>
             <w:r>
               <w:t xml:space="preserve">Human-readable name</w:t>
@@ -2147,8 +2149,8 @@
             <w:pPr>
               <w:pStyle w:val="Compact"/>
               <w:jc w:val="left"/>
-              <w:ind w:firstLine="0" w:left="0" w:right="0"/>
-              <w:spacing w:after="40" w:before="40" w:line="240" w:lineRule="auto"/>
+              <w:ind w:left="0" w:right="0" w:firstLine="0"/>
+              <w:spacing w:line="240" w:lineRule="auto" w:after="40" w:before="40"/>
             </w:pPr>
             <w:r>
               <w:t xml:space="preserve">description</w:t>
@@ -2161,8 +2163,8 @@
             <w:pPr>
               <w:pStyle w:val="Compact"/>
               <w:jc w:val="left"/>
-              <w:ind w:firstLine="0" w:left="0" w:right="0"/>
-              <w:spacing w:after="40" w:before="40" w:line="240" w:lineRule="auto"/>
+              <w:ind w:left="0" w:right="0" w:firstLine="0"/>
+              <w:spacing w:line="240" w:lineRule="auto" w:after="40" w:before="40"/>
             </w:pPr>
             <w:r>
               <w:t xml:space="preserve">TEXT</w:t>
@@ -2175,8 +2177,8 @@
             <w:pPr>
               <w:pStyle w:val="Compact"/>
               <w:jc w:val="left"/>
-              <w:ind w:firstLine="0" w:left="0" w:right="0"/>
-              <w:spacing w:after="40" w:before="40" w:line="240" w:lineRule="auto"/>
+              <w:ind w:left="0" w:right="0" w:firstLine="0"/>
+              <w:spacing w:line="240" w:lineRule="auto" w:after="40" w:before="40"/>
             </w:pPr>
             <w:r>
               <w:t xml:space="preserve">Documentation</w:t>
@@ -2191,8 +2193,8 @@
             <w:pPr>
               <w:pStyle w:val="Compact"/>
               <w:jc w:val="left"/>
-              <w:ind w:firstLine="0" w:left="0" w:right="0"/>
-              <w:spacing w:after="40" w:before="40" w:line="240" w:lineRule="auto"/>
+              <w:ind w:left="0" w:right="0" w:firstLine="0"/>
+              <w:spacing w:line="240" w:lineRule="auto" w:after="40" w:before="40"/>
             </w:pPr>
             <w:r>
               <w:t xml:space="preserve">counter_group</w:t>
@@ -2205,8 +2207,8 @@
             <w:pPr>
               <w:pStyle w:val="Compact"/>
               <w:jc w:val="left"/>
-              <w:ind w:firstLine="0" w:left="0" w:right="0"/>
-              <w:spacing w:after="40" w:before="40" w:line="240" w:lineRule="auto"/>
+              <w:ind w:left="0" w:right="0" w:firstLine="0"/>
+              <w:spacing w:line="240" w:lineRule="auto" w:after="40" w:before="40"/>
             </w:pPr>
             <w:r>
               <w:t xml:space="preserve">TEXT</w:t>
@@ -2219,8 +2221,8 @@
             <w:pPr>
               <w:pStyle w:val="Compact"/>
               <w:jc w:val="left"/>
-              <w:ind w:firstLine="0" w:left="0" w:right="0"/>
-              <w:spacing w:after="40" w:before="40" w:line="240" w:lineRule="auto"/>
+              <w:ind w:left="0" w:right="0" w:firstLine="0"/>
+              <w:spacing w:line="240" w:lineRule="auto" w:after="40" w:before="40"/>
             </w:pPr>
             <w:r>
               <w:t xml:space="preserve">Float counter group to list</w:t>
@@ -2235,8 +2237,8 @@
             <w:pPr>
               <w:pStyle w:val="Compact"/>
               <w:jc w:val="left"/>
-              <w:ind w:firstLine="0" w:left="0" w:right="0"/>
-              <w:spacing w:after="40" w:before="40" w:line="240" w:lineRule="auto"/>
+              <w:ind w:left="0" w:right="0" w:firstLine="0"/>
+              <w:spacing w:line="240" w:lineRule="auto" w:after="40" w:before="40"/>
             </w:pPr>
             <w:r>
               <w:t xml:space="preserve">aliases</w:t>
@@ -2249,8 +2251,8 @@
             <w:pPr>
               <w:pStyle w:val="Compact"/>
               <w:jc w:val="left"/>
-              <w:ind w:firstLine="0" w:left="0" w:right="0"/>
-              <w:spacing w:after="40" w:before="40" w:line="240" w:lineRule="auto"/>
+              <w:ind w:left="0" w:right="0" w:firstLine="0"/>
+              <w:spacing w:line="240" w:lineRule="auto" w:after="40" w:before="40"/>
             </w:pPr>
             <w:r>
               <w:t xml:space="preserve">TEXT</w:t>
@@ -2263,8 +2265,8 @@
             <w:pPr>
               <w:pStyle w:val="Compact"/>
               <w:jc w:val="left"/>
-              <w:ind w:firstLine="0" w:left="0" w:right="0"/>
-              <w:spacing w:after="40" w:before="40" w:line="240" w:lineRule="auto"/>
+              <w:ind w:left="0" w:right="0" w:firstLine="0"/>
+              <w:spacing w:line="240" w:lineRule="auto" w:after="40" w:before="40"/>
             </w:pPr>
             <w:r>
               <w:t xml:space="preserve">Comma-wrapped aliases</w:t>
@@ -2279,8 +2281,8 @@
             <w:pPr>
               <w:pStyle w:val="Compact"/>
               <w:jc w:val="left"/>
-              <w:ind w:firstLine="0" w:left="0" w:right="0"/>
-              <w:spacing w:after="40" w:before="40" w:line="240" w:lineRule="auto"/>
+              <w:ind w:left="0" w:right="0" w:firstLine="0"/>
+              <w:spacing w:line="240" w:lineRule="auto" w:after="40" w:before="40"/>
             </w:pPr>
             <w:r>
               <w:t xml:space="preserve">inline_prefix</w:t>
@@ -2293,8 +2295,8 @@
             <w:pPr>
               <w:pStyle w:val="Compact"/>
               <w:jc w:val="left"/>
-              <w:ind w:firstLine="0" w:left="0" w:right="0"/>
-              <w:spacing w:after="40" w:before="40" w:line="240" w:lineRule="auto"/>
+              <w:ind w:left="0" w:right="0" w:firstLine="0"/>
+              <w:spacing w:line="240" w:lineRule="auto" w:after="40" w:before="40"/>
             </w:pPr>
             <w:r>
               <w:t xml:space="preserve">TEXT</w:t>
@@ -2307,8 +2309,8 @@
             <w:pPr>
               <w:pStyle w:val="Compact"/>
               <w:jc w:val="left"/>
-              <w:ind w:firstLine="0" w:left="0" w:right="0"/>
-              <w:spacing w:after="40" w:before="40" w:line="240" w:lineRule="auto"/>
+              <w:ind w:left="0" w:right="0" w:firstLine="0"/>
+              <w:spacing w:line="240" w:lineRule="auto" w:after="40" w:before="40"/>
             </w:pPr>
             <w:r>
               <w:t xml:space="preserve">Prefix for inline syntax (e.g. abbrev)</w:t>
@@ -2323,8 +2325,8 @@
             <w:pPr>
               <w:pStyle w:val="Compact"/>
               <w:jc w:val="left"/>
-              <w:ind w:firstLine="0" w:left="0" w:right="0"/>
-              <w:spacing w:after="40" w:before="40" w:line="240" w:lineRule="auto"/>
+              <w:ind w:left="0" w:right="0" w:firstLine="0"/>
+              <w:spacing w:line="240" w:lineRule="auto" w:after="40" w:before="40"/>
             </w:pPr>
             <w:r>
               <w:t xml:space="preserve">materializer_type</w:t>
@@ -2337,8 +2339,8 @@
             <w:pPr>
               <w:pStyle w:val="Compact"/>
               <w:jc w:val="left"/>
-              <w:ind w:firstLine="0" w:left="0" w:right="0"/>
-              <w:spacing w:after="40" w:before="40" w:line="240" w:lineRule="auto"/>
+              <w:ind w:left="0" w:right="0" w:firstLine="0"/>
+              <w:spacing w:line="240" w:lineRule="auto" w:after="40" w:before="40"/>
             </w:pPr>
             <w:r>
               <w:t xml:space="preserve">TEXT</w:t>
@@ -2351,8 +2353,8 @@
             <w:pPr>
               <w:pStyle w:val="Compact"/>
               <w:jc w:val="left"/>
-              <w:ind w:firstLine="0" w:left="0" w:right="0"/>
-              <w:spacing w:after="40" w:before="40" w:line="240" w:lineRule="auto"/>
+              <w:ind w:left="0" w:right="0" w:firstLine="0"/>
+              <w:spacing w:line="240" w:lineRule="auto" w:after="40" w:before="40"/>
             </w:pPr>
             <w:r>
               <w:t xml:space="preserve">Materialization strategy (toc, lof, abbrev_list, custom)</w:t>
@@ -2367,8 +2369,8 @@
             <w:pPr>
               <w:pStyle w:val="Compact"/>
               <w:jc w:val="left"/>
-              <w:ind w:firstLine="0" w:left="0" w:right="0"/>
-              <w:spacing w:after="40" w:before="40" w:line="240" w:lineRule="auto"/>
+              <w:ind w:left="0" w:right="0" w:firstLine="0"/>
+              <w:spacing w:line="240" w:lineRule="auto" w:after="40" w:before="40"/>
             </w:pPr>
             <w:r>
               <w:t xml:space="preserve">view_subtype_ref</w:t>
@@ -2381,8 +2383,8 @@
             <w:pPr>
               <w:pStyle w:val="Compact"/>
               <w:jc w:val="left"/>
-              <w:ind w:firstLine="0" w:left="0" w:right="0"/>
-              <w:spacing w:after="40" w:before="40" w:line="240" w:lineRule="auto"/>
+              <w:ind w:left="0" w:right="0" w:firstLine="0"/>
+              <w:spacing w:line="240" w:lineRule="auto" w:after="40" w:before="40"/>
             </w:pPr>
             <w:r>
               <w:t xml:space="preserve">TEXT</w:t>
@@ -2395,8 +2397,8 @@
             <w:pPr>
               <w:pStyle w:val="Compact"/>
               <w:jc w:val="left"/>
-              <w:ind w:firstLine="0" w:left="0" w:right="0"/>
-              <w:spacing w:after="40" w:before="40" w:line="240" w:lineRule="auto"/>
+              <w:ind w:left="0" w:right="0" w:firstLine="0"/>
+              <w:spacing w:line="240" w:lineRule="auto" w:after="40" w:before="40"/>
             </w:pPr>
             <w:r>
               <w:t xml:space="preserve">Parent view type for subtyped views</w:t>
@@ -2411,8 +2413,8 @@
             <w:pPr>
               <w:pStyle w:val="Compact"/>
               <w:jc w:val="left"/>
-              <w:ind w:firstLine="0" w:left="0" w:right="0"/>
-              <w:spacing w:after="40" w:before="40" w:line="240" w:lineRule="auto"/>
+              <w:ind w:left="0" w:right="0" w:firstLine="0"/>
+              <w:spacing w:line="240" w:lineRule="auto" w:after="40" w:before="40"/>
             </w:pPr>
             <w:r>
               <w:t xml:space="preserve">needs_external_render</w:t>
@@ -2425,8 +2427,8 @@
             <w:pPr>
               <w:pStyle w:val="Compact"/>
               <w:jc w:val="left"/>
-              <w:ind w:firstLine="0" w:left="0" w:right="0"/>
-              <w:spacing w:after="40" w:before="40" w:line="240" w:lineRule="auto"/>
+              <w:ind w:left="0" w:right="0" w:firstLine="0"/>
+              <w:spacing w:line="240" w:lineRule="auto" w:after="40" w:before="40"/>
             </w:pPr>
             <w:r>
               <w:t xml:space="preserve">INTEGER DEFAULT 0</w:t>
@@ -2439,8 +2441,8 @@
             <w:pPr>
               <w:pStyle w:val="Compact"/>
               <w:jc w:val="left"/>
-              <w:ind w:firstLine="0" w:left="0" w:right="0"/>
-              <w:spacing w:after="40" w:before="40" w:line="240" w:lineRule="auto"/>
+              <w:ind w:left="0" w:right="0" w:firstLine="0"/>
+              <w:spacing w:line="240" w:lineRule="auto" w:after="40" w:before="40"/>
             </w:pPr>
             <w:r>
               <w:t xml:space="preserve">1 = requires external tool</w:t>
@@ -2473,7 +2475,7 @@
     </w:p>
     <w:p>
       <w:pPr>
-        <w:spacing w:before="0" w:after="0" w:lineRule="exact" w:line="20"/>
+        <w:spacing w:after="0" w:lineRule="exact" w:line="20" w:before="0"/>
         <w:rPr>
           <w:sz w:val="2"/>
         </w:rPr>
@@ -2515,12 +2517,12 @@
         <w:tblLook w:firstRow="1" w:lastRow="0" w:firstColumn="0" w:lastColumn="0" w:noHBand="0" w:noVBand="0" w:val="0020"/>
         <w:jc w:val="start"/>
         <w:tblBorders>
-          <w:top w:space="0" w:sz="6" w:color="000000" w:val="single"/>
-          <w:left w:space="0" w:sz="6" w:color="000000" w:val="single"/>
-          <w:bottom w:space="0" w:sz="6" w:color="000000" w:val="single"/>
-          <w:right w:space="0" w:sz="6" w:color="000000" w:val="single"/>
-          <w:insideH w:space="0" w:sz="6" w:color="000000" w:val="single"/>
-          <w:insideV w:space="0" w:sz="6" w:color="000000" w:val="single"/>
+          <w:top w:color="000000" w:val="single" w:sz="6" w:space="0"/>
+          <w:left w:color="000000" w:val="single" w:sz="6" w:space="0"/>
+          <w:bottom w:color="000000" w:val="single" w:sz="6" w:space="0"/>
+          <w:right w:color="000000" w:val="single" w:sz="6" w:space="0"/>
+          <w:insideH w:color="000000" w:val="single" w:sz="6" w:space="0"/>
+          <w:insideV w:color="000000" w:val="single" w:sz="6" w:space="0"/>
         </w:tblBorders>
         <w:tblCellMar>
           <w:top w:w="57" w:type="dxa"/>
@@ -2540,14 +2542,14 @@
         </w:trPr>
         <w:tc>
           <w:tcPr>
-            <w:shd w:color="auto" w:fill="E8E8E8" w:val="clear"/>
+            <w:shd w:color="auto" w:val="clear" w:fill="E8E8E8"/>
           </w:tcPr>
           <w:p>
             <w:pPr>
               <w:pStyle w:val="Compact"/>
               <w:jc w:val="left"/>
-              <w:ind w:firstLine="0" w:left="0" w:right="0"/>
-              <w:spacing w:after="40" w:before="40" w:line="240" w:lineRule="auto"/>
+              <w:ind w:left="0" w:right="0" w:firstLine="0"/>
+              <w:spacing w:line="240" w:lineRule="auto" w:after="40" w:before="40"/>
             </w:pPr>
             <w:r>
               <w:rPr>
@@ -2559,14 +2561,14 @@
         </w:tc>
         <w:tc>
           <w:tcPr>
-            <w:shd w:color="auto" w:fill="E8E8E8" w:val="clear"/>
+            <w:shd w:color="auto" w:val="clear" w:fill="E8E8E8"/>
           </w:tcPr>
           <w:p>
             <w:pPr>
               <w:pStyle w:val="Compact"/>
               <w:jc w:val="left"/>
-              <w:ind w:firstLine="0" w:left="0" w:right="0"/>
-              <w:spacing w:after="40" w:before="40" w:line="240" w:lineRule="auto"/>
+              <w:ind w:left="0" w:right="0" w:firstLine="0"/>
+              <w:spacing w:line="240" w:lineRule="auto" w:after="40" w:before="40"/>
             </w:pPr>
             <w:r>
               <w:rPr>
@@ -2578,14 +2580,14 @@
         </w:tc>
         <w:tc>
           <w:tcPr>
-            <w:shd w:color="auto" w:fill="E8E8E8" w:val="clear"/>
+            <w:shd w:color="auto" w:val="clear" w:fill="E8E8E8"/>
           </w:tcPr>
           <w:p>
             <w:pPr>
               <w:pStyle w:val="Compact"/>
               <w:jc w:val="left"/>
-              <w:ind w:firstLine="0" w:left="0" w:right="0"/>
-              <w:spacing w:after="40" w:before="40" w:line="240" w:lineRule="auto"/>
+              <w:ind w:left="0" w:right="0" w:firstLine="0"/>
+              <w:spacing w:line="240" w:lineRule="auto" w:after="40" w:before="40"/>
             </w:pPr>
             <w:r>
               <w:rPr>
@@ -2603,8 +2605,8 @@
             <w:pPr>
               <w:pStyle w:val="Compact"/>
               <w:jc w:val="left"/>
-              <w:ind w:firstLine="0" w:left="0" w:right="0"/>
-              <w:spacing w:after="40" w:before="40" w:line="240" w:lineRule="auto"/>
+              <w:ind w:left="0" w:right="0" w:firstLine="0"/>
+              <w:spacing w:line="240" w:lineRule="auto" w:after="40" w:before="40"/>
             </w:pPr>
             <w:r>
               <w:t xml:space="preserve">identifier</w:t>
@@ -2617,8 +2619,8 @@
             <w:pPr>
               <w:pStyle w:val="Compact"/>
               <w:jc w:val="left"/>
-              <w:ind w:firstLine="0" w:left="0" w:right="0"/>
-              <w:spacing w:after="40" w:before="40" w:line="240" w:lineRule="auto"/>
+              <w:ind w:left="0" w:right="0" w:firstLine="0"/>
+              <w:spacing w:line="240" w:lineRule="auto" w:after="40" w:before="40"/>
             </w:pPr>
             <w:r>
               <w:t xml:space="preserve">TEXT PK</w:t>
@@ -2631,8 +2633,8 @@
             <w:pPr>
               <w:pStyle w:val="Compact"/>
               <w:jc w:val="left"/>
-              <w:ind w:firstLine="0" w:left="0" w:right="0"/>
-              <w:spacing w:after="40" w:before="40" w:line="240" w:lineRule="auto"/>
+              <w:ind w:left="0" w:right="0" w:firstLine="0"/>
+              <w:spacing w:line="240" w:lineRule="auto" w:after="40" w:before="40"/>
             </w:pPr>
             <w:r>
               <w:t xml:space="preserve">Unique specification type code</w:t>
@@ -2647,8 +2649,8 @@
             <w:pPr>
               <w:pStyle w:val="Compact"/>
               <w:jc w:val="left"/>
-              <w:ind w:firstLine="0" w:left="0" w:right="0"/>
-              <w:spacing w:after="40" w:before="40" w:line="240" w:lineRule="auto"/>
+              <w:ind w:left="0" w:right="0" w:firstLine="0"/>
+              <w:spacing w:line="240" w:lineRule="auto" w:after="40" w:before="40"/>
             </w:pPr>
             <w:r>
               <w:t xml:space="preserve">long_name</w:t>
@@ -2661,8 +2663,8 @@
             <w:pPr>
               <w:pStyle w:val="Compact"/>
               <w:jc w:val="left"/>
-              <w:ind w:firstLine="0" w:left="0" w:right="0"/>
-              <w:spacing w:after="40" w:before="40" w:line="240" w:lineRule="auto"/>
+              <w:ind w:left="0" w:right="0" w:firstLine="0"/>
+              <w:spacing w:line="240" w:lineRule="auto" w:after="40" w:before="40"/>
             </w:pPr>
             <w:r>
               <w:t xml:space="preserve">TEXT NOT NULL UNIQUE</w:t>
@@ -2675,8 +2677,8 @@
             <w:pPr>
               <w:pStyle w:val="Compact"/>
               <w:jc w:val="left"/>
-              <w:ind w:firstLine="0" w:left="0" w:right="0"/>
-              <w:spacing w:after="40" w:before="40" w:line="240" w:lineRule="auto"/>
+              <w:ind w:left="0" w:right="0" w:firstLine="0"/>
+              <w:spacing w:line="240" w:lineRule="auto" w:after="40" w:before="40"/>
             </w:pPr>
             <w:r>
               <w:t xml:space="preserve">Human-readable name</w:t>
@@ -2691,8 +2693,8 @@
             <w:pPr>
               <w:pStyle w:val="Compact"/>
               <w:jc w:val="left"/>
-              <w:ind w:firstLine="0" w:left="0" w:right="0"/>
-              <w:spacing w:after="40" w:before="40" w:line="240" w:lineRule="auto"/>
+              <w:ind w:left="0" w:right="0" w:firstLine="0"/>
+              <w:spacing w:line="240" w:lineRule="auto" w:after="40" w:before="40"/>
             </w:pPr>
             <w:r>
               <w:t xml:space="preserve">description</w:t>
@@ -2705,8 +2707,8 @@
             <w:pPr>
               <w:pStyle w:val="Compact"/>
               <w:jc w:val="left"/>
-              <w:ind w:firstLine="0" w:left="0" w:right="0"/>
-              <w:spacing w:after="40" w:before="40" w:line="240" w:lineRule="auto"/>
+              <w:ind w:left="0" w:right="0" w:firstLine="0"/>
+              <w:spacing w:line="240" w:lineRule="auto" w:after="40" w:before="40"/>
             </w:pPr>
             <w:r>
               <w:t xml:space="preserve">TEXT</w:t>
@@ -2719,8 +2721,8 @@
             <w:pPr>
               <w:pStyle w:val="Compact"/>
               <w:jc w:val="left"/>
-              <w:ind w:firstLine="0" w:left="0" w:right="0"/>
-              <w:spacing w:after="40" w:before="40" w:line="240" w:lineRule="auto"/>
+              <w:ind w:left="0" w:right="0" w:firstLine="0"/>
+              <w:spacing w:line="240" w:lineRule="auto" w:after="40" w:before="40"/>
             </w:pPr>
             <w:r>
               <w:t xml:space="preserve">Documentation</w:t>
@@ -2735,8 +2737,8 @@
             <w:pPr>
               <w:pStyle w:val="Compact"/>
               <w:jc w:val="left"/>
-              <w:ind w:firstLine="0" w:left="0" w:right="0"/>
-              <w:spacing w:after="40" w:before="40" w:line="240" w:lineRule="auto"/>
+              <w:ind w:left="0" w:right="0" w:firstLine="0"/>
+              <w:spacing w:line="240" w:lineRule="auto" w:after="40" w:before="40"/>
             </w:pPr>
             <w:r>
               <w:t xml:space="preserve">extends</w:t>
@@ -2749,8 +2751,8 @@
             <w:pPr>
               <w:pStyle w:val="Compact"/>
               <w:jc w:val="left"/>
-              <w:ind w:firstLine="0" w:left="0" w:right="0"/>
-              <w:spacing w:after="40" w:before="40" w:line="240" w:lineRule="auto"/>
+              <w:ind w:left="0" w:right="0" w:firstLine="0"/>
+              <w:spacing w:line="240" w:lineRule="auto" w:after="40" w:before="40"/>
             </w:pPr>
             <w:r>
               <w:t xml:space="preserve">TEXT</w:t>
@@ -2763,8 +2765,8 @@
             <w:pPr>
               <w:pStyle w:val="Compact"/>
               <w:jc w:val="left"/>
-              <w:ind w:firstLine="0" w:left="0" w:right="0"/>
-              <w:spacing w:after="40" w:before="40" w:line="240" w:lineRule="auto"/>
+              <w:ind w:left="0" w:right="0" w:firstLine="0"/>
+              <w:spacing w:line="240" w:lineRule="auto" w:after="40" w:before="40"/>
             </w:pPr>
             <w:r>
               <w:t xml:space="preserve">Parent type for inheritance</w:t>
@@ -2779,8 +2781,8 @@
             <w:pPr>
               <w:pStyle w:val="Compact"/>
               <w:jc w:val="left"/>
-              <w:ind w:firstLine="0" w:left="0" w:right="0"/>
-              <w:spacing w:after="40" w:before="40" w:line="240" w:lineRule="auto"/>
+              <w:ind w:left="0" w:right="0" w:firstLine="0"/>
+              <w:spacing w:line="240" w:lineRule="auto" w:after="40" w:before="40"/>
             </w:pPr>
             <w:r>
               <w:t xml:space="preserve">is_default</w:t>
@@ -2793,8 +2795,8 @@
             <w:pPr>
               <w:pStyle w:val="Compact"/>
               <w:jc w:val="left"/>
-              <w:ind w:firstLine="0" w:left="0" w:right="0"/>
-              <w:spacing w:after="40" w:before="40" w:line="240" w:lineRule="auto"/>
+              <w:ind w:left="0" w:right="0" w:firstLine="0"/>
+              <w:spacing w:line="240" w:lineRule="auto" w:after="40" w:before="40"/>
             </w:pPr>
             <w:r>
               <w:t xml:space="preserve">INTEGER DEFAULT 0</w:t>
@@ -2807,8 +2809,8 @@
             <w:pPr>
               <w:pStyle w:val="Compact"/>
               <w:jc w:val="left"/>
-              <w:ind w:firstLine="0" w:left="0" w:right="0"/>
-              <w:spacing w:after="40" w:before="40" w:line="240" w:lineRule="auto"/>
+              <w:ind w:left="0" w:right="0" w:firstLine="0"/>
+              <w:spacing w:line="240" w:lineRule="auto" w:after="40" w:before="40"/>
             </w:pPr>
             <w:r>
               <w:t xml:space="preserve">1 = default when no explicit type</w:t>
@@ -2841,7 +2843,7 @@
     </w:p>
     <w:p>
       <w:pPr>
-        <w:spacing w:before="0" w:after="0" w:lineRule="exact" w:line="20"/>
+        <w:spacing w:after="0" w:lineRule="exact" w:line="20" w:before="0"/>
         <w:rPr>
           <w:sz w:val="2"/>
         </w:rPr>
@@ -2883,12 +2885,12 @@
         <w:tblLook w:firstRow="1" w:lastRow="0" w:firstColumn="0" w:lastColumn="0" w:noHBand="0" w:noVBand="0" w:val="0020"/>
         <w:jc w:val="start"/>
         <w:tblBorders>
-          <w:top w:space="0" w:sz="6" w:color="000000" w:val="single"/>
-          <w:left w:space="0" w:sz="6" w:color="000000" w:val="single"/>
-          <w:bottom w:space="0" w:sz="6" w:color="000000" w:val="single"/>
-          <w:right w:space="0" w:sz="6" w:color="000000" w:val="single"/>
-          <w:insideH w:space="0" w:sz="6" w:color="000000" w:val="single"/>
-          <w:insideV w:space="0" w:sz="6" w:color="000000" w:val="single"/>
+          <w:top w:color="000000" w:val="single" w:sz="6" w:space="0"/>
+          <w:left w:color="000000" w:val="single" w:sz="6" w:space="0"/>
+          <w:bottom w:color="000000" w:val="single" w:sz="6" w:space="0"/>
+          <w:right w:color="000000" w:val="single" w:sz="6" w:space="0"/>
+          <w:insideH w:color="000000" w:val="single" w:sz="6" w:space="0"/>
+          <w:insideV w:color="000000" w:val="single" w:sz="6" w:space="0"/>
         </w:tblBorders>
         <w:tblCellMar>
           <w:top w:w="57" w:type="dxa"/>
@@ -2908,14 +2910,14 @@
         </w:trPr>
         <w:tc>
           <w:tcPr>
-            <w:shd w:color="auto" w:fill="E8E8E8" w:val="clear"/>
+            <w:shd w:color="auto" w:val="clear" w:fill="E8E8E8"/>
           </w:tcPr>
           <w:p>
             <w:pPr>
               <w:pStyle w:val="Compact"/>
               <w:jc w:val="left"/>
-              <w:ind w:firstLine="0" w:left="0" w:right="0"/>
-              <w:spacing w:after="40" w:before="40" w:line="240" w:lineRule="auto"/>
+              <w:ind w:left="0" w:right="0" w:firstLine="0"/>
+              <w:spacing w:line="240" w:lineRule="auto" w:after="40" w:before="40"/>
             </w:pPr>
             <w:r>
               <w:rPr>
@@ -2927,14 +2929,14 @@
         </w:tc>
         <w:tc>
           <w:tcPr>
-            <w:shd w:color="auto" w:fill="E8E8E8" w:val="clear"/>
+            <w:shd w:color="auto" w:val="clear" w:fill="E8E8E8"/>
           </w:tcPr>
           <w:p>
             <w:pPr>
               <w:pStyle w:val="Compact"/>
               <w:jc w:val="left"/>
-              <w:ind w:firstLine="0" w:left="0" w:right="0"/>
-              <w:spacing w:after="40" w:before="40" w:line="240" w:lineRule="auto"/>
+              <w:ind w:left="0" w:right="0" w:firstLine="0"/>
+              <w:spacing w:line="240" w:lineRule="auto" w:after="40" w:before="40"/>
             </w:pPr>
             <w:r>
               <w:rPr>
@@ -2946,14 +2948,14 @@
         </w:tc>
         <w:tc>
           <w:tcPr>
-            <w:shd w:color="auto" w:fill="E8E8E8" w:val="clear"/>
+            <w:shd w:color="auto" w:val="clear" w:fill="E8E8E8"/>
           </w:tcPr>
           <w:p>
             <w:pPr>
               <w:pStyle w:val="Compact"/>
               <w:jc w:val="left"/>
-              <w:ind w:firstLine="0" w:left="0" w:right="0"/>
-              <w:spacing w:after="40" w:before="40" w:line="240" w:lineRule="auto"/>
+              <w:ind w:left="0" w:right="0" w:firstLine="0"/>
+              <w:spacing w:line="240" w:lineRule="auto" w:after="40" w:before="40"/>
             </w:pPr>
             <w:r>
               <w:rPr>
@@ -2971,8 +2973,8 @@
             <w:pPr>
               <w:pStyle w:val="Compact"/>
               <w:jc w:val="left"/>
-              <w:ind w:firstLine="0" w:left="0" w:right="0"/>
-              <w:spacing w:after="40" w:before="40" w:line="240" w:lineRule="auto"/>
+              <w:ind w:left="0" w:right="0" w:firstLine="0"/>
+              <w:spacing w:line="240" w:lineRule="auto" w:after="40" w:before="40"/>
             </w:pPr>
             <w:r>
               <w:t xml:space="preserve">identifier</w:t>
@@ -2985,8 +2987,8 @@
             <w:pPr>
               <w:pStyle w:val="Compact"/>
               <w:jc w:val="left"/>
-              <w:ind w:firstLine="0" w:left="0" w:right="0"/>
-              <w:spacing w:after="40" w:before="40" w:line="240" w:lineRule="auto"/>
+              <w:ind w:left="0" w:right="0" w:firstLine="0"/>
+              <w:spacing w:line="240" w:lineRule="auto" w:after="40" w:before="40"/>
             </w:pPr>
             <w:r>
               <w:t xml:space="preserve">TEXT PK</w:t>
@@ -2999,8 +3001,8 @@
             <w:pPr>
               <w:pStyle w:val="Compact"/>
               <w:jc w:val="left"/>
-              <w:ind w:firstLine="0" w:left="0" w:right="0"/>
-              <w:spacing w:after="40" w:before="40" w:line="240" w:lineRule="auto"/>
+              <w:ind w:left="0" w:right="0" w:firstLine="0"/>
+              <w:spacing w:line="240" w:lineRule="auto" w:after="40" w:before="40"/>
             </w:pPr>
             <w:r>
               <w:t xml:space="preserve">Unique datatype ID</w:t>
@@ -3015,8 +3017,8 @@
             <w:pPr>
               <w:pStyle w:val="Compact"/>
               <w:jc w:val="left"/>
-              <w:ind w:firstLine="0" w:left="0" w:right="0"/>
-              <w:spacing w:after="40" w:before="40" w:line="240" w:lineRule="auto"/>
+              <w:ind w:left="0" w:right="0" w:firstLine="0"/>
+              <w:spacing w:line="240" w:lineRule="auto" w:after="40" w:before="40"/>
             </w:pPr>
             <w:r>
               <w:t xml:space="preserve">long_name</w:t>
@@ -3029,8 +3031,8 @@
             <w:pPr>
               <w:pStyle w:val="Compact"/>
               <w:jc w:val="left"/>
-              <w:ind w:firstLine="0" w:left="0" w:right="0"/>
-              <w:spacing w:after="40" w:before="40" w:line="240" w:lineRule="auto"/>
+              <w:ind w:left="0" w:right="0" w:firstLine="0"/>
+              <w:spacing w:line="240" w:lineRule="auto" w:after="40" w:before="40"/>
             </w:pPr>
             <w:r>
               <w:t xml:space="preserve">TEXT NOT NULL UNIQUE</w:t>
@@ -3043,8 +3045,8 @@
             <w:pPr>
               <w:pStyle w:val="Compact"/>
               <w:jc w:val="left"/>
-              <w:ind w:firstLine="0" w:left="0" w:right="0"/>
-              <w:spacing w:after="40" w:before="40" w:line="240" w:lineRule="auto"/>
+              <w:ind w:left="0" w:right="0" w:firstLine="0"/>
+              <w:spacing w:line="240" w:lineRule="auto" w:after="40" w:before="40"/>
             </w:pPr>
             <w:r>
               <w:t xml:space="preserve">Human-readable name</w:t>
@@ -3059,8 +3061,8 @@
             <w:pPr>
               <w:pStyle w:val="Compact"/>
               <w:jc w:val="left"/>
-              <w:ind w:firstLine="0" w:left="0" w:right="0"/>
-              <w:spacing w:after="40" w:before="40" w:line="240" w:lineRule="auto"/>
+              <w:ind w:left="0" w:right="0" w:firstLine="0"/>
+              <w:spacing w:line="240" w:lineRule="auto" w:after="40" w:before="40"/>
             </w:pPr>
             <w:r>
               <w:t xml:space="preserve">type</w:t>
@@ -3073,8 +3075,8 @@
             <w:pPr>
               <w:pStyle w:val="Compact"/>
               <w:jc w:val="left"/>
-              <w:ind w:firstLine="0" w:left="0" w:right="0"/>
-              <w:spacing w:after="40" w:before="40" w:line="240" w:lineRule="auto"/>
+              <w:ind w:left="0" w:right="0" w:firstLine="0"/>
+              <w:spacing w:line="240" w:lineRule="auto" w:after="40" w:before="40"/>
             </w:pPr>
             <w:r>
               <w:t xml:space="preserve">TEXT NOT NULL</w:t>
@@ -3087,8 +3089,8 @@
             <w:pPr>
               <w:pStyle w:val="Compact"/>
               <w:jc w:val="left"/>
-              <w:ind w:firstLine="0" w:left="0" w:right="0"/>
-              <w:spacing w:after="40" w:before="40" w:line="240" w:lineRule="auto"/>
+              <w:ind w:left="0" w:right="0" w:firstLine="0"/>
+              <w:spacing w:line="240" w:lineRule="auto" w:after="40" w:before="40"/>
             </w:pPr>
             <w:r>
               <w:t xml:space="preserve">Primitive category: STRING, INTEGER, REAL, BOOLEAN, DATE, ENUM, XHTML</w:t>
@@ -3159,7 +3161,7 @@
     </w:p>
     <w:p>
       <w:pPr>
-        <w:spacing w:before="0" w:after="0" w:lineRule="exact" w:line="20"/>
+        <w:spacing w:after="0" w:lineRule="exact" w:line="20" w:before="0"/>
         <w:rPr>
           <w:sz w:val="2"/>
         </w:rPr>
@@ -3201,12 +3203,12 @@
         <w:tblLook w:firstRow="1" w:lastRow="0" w:firstColumn="0" w:lastColumn="0" w:noHBand="0" w:noVBand="0" w:val="0020"/>
         <w:jc w:val="start"/>
         <w:tblBorders>
-          <w:top w:space="0" w:sz="6" w:color="000000" w:val="single"/>
-          <w:left w:space="0" w:sz="6" w:color="000000" w:val="single"/>
-          <w:bottom w:space="0" w:sz="6" w:color="000000" w:val="single"/>
-          <w:right w:space="0" w:sz="6" w:color="000000" w:val="single"/>
-          <w:insideH w:space="0" w:sz="6" w:color="000000" w:val="single"/>
-          <w:insideV w:space="0" w:sz="6" w:color="000000" w:val="single"/>
+          <w:top w:color="000000" w:val="single" w:sz="6" w:space="0"/>
+          <w:left w:color="000000" w:val="single" w:sz="6" w:space="0"/>
+          <w:bottom w:color="000000" w:val="single" w:sz="6" w:space="0"/>
+          <w:right w:color="000000" w:val="single" w:sz="6" w:space="0"/>
+          <w:insideH w:color="000000" w:val="single" w:sz="6" w:space="0"/>
+          <w:insideV w:color="000000" w:val="single" w:sz="6" w:space="0"/>
         </w:tblBorders>
         <w:tblCellMar>
           <w:top w:w="57" w:type="dxa"/>
@@ -3226,14 +3228,14 @@
         </w:trPr>
         <w:tc>
           <w:tcPr>
-            <w:shd w:color="auto" w:fill="E8E8E8" w:val="clear"/>
+            <w:shd w:color="auto" w:val="clear" w:fill="E8E8E8"/>
           </w:tcPr>
           <w:p>
             <w:pPr>
               <w:pStyle w:val="Compact"/>
               <w:jc w:val="left"/>
-              <w:ind w:firstLine="0" w:left="0" w:right="0"/>
-              <w:spacing w:after="40" w:before="40" w:line="240" w:lineRule="auto"/>
+              <w:ind w:left="0" w:right="0" w:firstLine="0"/>
+              <w:spacing w:line="240" w:lineRule="auto" w:after="40" w:before="40"/>
             </w:pPr>
             <w:r>
               <w:rPr>
@@ -3245,14 +3247,14 @@
         </w:tc>
         <w:tc>
           <w:tcPr>
-            <w:shd w:color="auto" w:fill="E8E8E8" w:val="clear"/>
+            <w:shd w:color="auto" w:val="clear" w:fill="E8E8E8"/>
           </w:tcPr>
           <w:p>
             <w:pPr>
               <w:pStyle w:val="Compact"/>
               <w:jc w:val="left"/>
-              <w:ind w:firstLine="0" w:left="0" w:right="0"/>
-              <w:spacing w:after="40" w:before="40" w:line="240" w:lineRule="auto"/>
+              <w:ind w:left="0" w:right="0" w:firstLine="0"/>
+              <w:spacing w:line="240" w:lineRule="auto" w:after="40" w:before="40"/>
             </w:pPr>
             <w:r>
               <w:rPr>
@@ -3264,14 +3266,14 @@
         </w:tc>
         <w:tc>
           <w:tcPr>
-            <w:shd w:color="auto" w:fill="E8E8E8" w:val="clear"/>
+            <w:shd w:color="auto" w:val="clear" w:fill="E8E8E8"/>
           </w:tcPr>
           <w:p>
             <w:pPr>
               <w:pStyle w:val="Compact"/>
               <w:jc w:val="left"/>
-              <w:ind w:firstLine="0" w:left="0" w:right="0"/>
-              <w:spacing w:after="40" w:before="40" w:line="240" w:lineRule="auto"/>
+              <w:ind w:left="0" w:right="0" w:firstLine="0"/>
+              <w:spacing w:line="240" w:lineRule="auto" w:after="40" w:before="40"/>
             </w:pPr>
             <w:r>
               <w:rPr>
@@ -3289,8 +3291,8 @@
             <w:pPr>
               <w:pStyle w:val="Compact"/>
               <w:jc w:val="left"/>
-              <w:ind w:firstLine="0" w:left="0" w:right="0"/>
-              <w:spacing w:after="40" w:before="40" w:line="240" w:lineRule="auto"/>
+              <w:ind w:left="0" w:right="0" w:firstLine="0"/>
+              <w:spacing w:line="240" w:lineRule="auto" w:after="40" w:before="40"/>
             </w:pPr>
             <w:r>
               <w:t xml:space="preserve">identifier</w:t>
@@ -3303,8 +3305,8 @@
             <w:pPr>
               <w:pStyle w:val="Compact"/>
               <w:jc w:val="left"/>
-              <w:ind w:firstLine="0" w:left="0" w:right="0"/>
-              <w:spacing w:after="40" w:before="40" w:line="240" w:lineRule="auto"/>
+              <w:ind w:left="0" w:right="0" w:firstLine="0"/>
+              <w:spacing w:line="240" w:lineRule="auto" w:after="40" w:before="40"/>
             </w:pPr>
             <w:r>
               <w:t xml:space="preserve">TEXT PK</w:t>
@@ -3317,8 +3319,8 @@
             <w:pPr>
               <w:pStyle w:val="Compact"/>
               <w:jc w:val="left"/>
-              <w:ind w:firstLine="0" w:left="0" w:right="0"/>
-              <w:spacing w:after="40" w:before="40" w:line="240" w:lineRule="auto"/>
+              <w:ind w:left="0" w:right="0" w:firstLine="0"/>
+              <w:spacing w:line="240" w:lineRule="auto" w:after="40" w:before="40"/>
             </w:pPr>
             <w:r>
               <w:t xml:space="preserve">Unique attribute definition ID</w:t>
@@ -3333,8 +3335,8 @@
             <w:pPr>
               <w:pStyle w:val="Compact"/>
               <w:jc w:val="left"/>
-              <w:ind w:firstLine="0" w:left="0" w:right="0"/>
-              <w:spacing w:after="40" w:before="40" w:line="240" w:lineRule="auto"/>
+              <w:ind w:left="0" w:right="0" w:firstLine="0"/>
+              <w:spacing w:line="240" w:lineRule="auto" w:after="40" w:before="40"/>
             </w:pPr>
             <w:r>
               <w:t xml:space="preserve">owner_type_ref</w:t>
@@ -3347,8 +3349,8 @@
             <w:pPr>
               <w:pStyle w:val="Compact"/>
               <w:jc w:val="left"/>
-              <w:ind w:firstLine="0" w:left="0" w:right="0"/>
-              <w:spacing w:after="40" w:before="40" w:line="240" w:lineRule="auto"/>
+              <w:ind w:left="0" w:right="0" w:firstLine="0"/>
+              <w:spacing w:line="240" w:lineRule="auto" w:after="40" w:before="40"/>
             </w:pPr>
             <w:r>
               <w:t xml:space="preserve">TEXT NOT NULL FK</w:t>
@@ -3361,8 +3363,8 @@
             <w:pPr>
               <w:pStyle w:val="Compact"/>
               <w:jc w:val="left"/>
-              <w:ind w:firstLine="0" w:left="0" w:right="0"/>
-              <w:spacing w:after="40" w:before="40" w:line="240" w:lineRule="auto"/>
+              <w:ind w:left="0" w:right="0" w:firstLine="0"/>
+              <w:spacing w:line="240" w:lineRule="auto" w:after="40" w:before="40"/>
             </w:pPr>
             <w:r>
               <w:t xml:space="preserve">Object type that owns this attribute</w:t>
@@ -3377,8 +3379,8 @@
             <w:pPr>
               <w:pStyle w:val="Compact"/>
               <w:jc w:val="left"/>
-              <w:ind w:firstLine="0" w:left="0" w:right="0"/>
-              <w:spacing w:after="40" w:before="40" w:line="240" w:lineRule="auto"/>
+              <w:ind w:left="0" w:right="0" w:firstLine="0"/>
+              <w:spacing w:line="240" w:lineRule="auto" w:after="40" w:before="40"/>
             </w:pPr>
             <w:r>
               <w:t xml:space="preserve">long_name</w:t>
@@ -3391,8 +3393,8 @@
             <w:pPr>
               <w:pStyle w:val="Compact"/>
               <w:jc w:val="left"/>
-              <w:ind w:firstLine="0" w:left="0" w:right="0"/>
-              <w:spacing w:after="40" w:before="40" w:line="240" w:lineRule="auto"/>
+              <w:ind w:left="0" w:right="0" w:firstLine="0"/>
+              <w:spacing w:line="240" w:lineRule="auto" w:after="40" w:before="40"/>
             </w:pPr>
             <w:r>
               <w:t xml:space="preserve">TEXT NOT NULL</w:t>
@@ -3405,8 +3407,8 @@
             <w:pPr>
               <w:pStyle w:val="Compact"/>
               <w:jc w:val="left"/>
-              <w:ind w:firstLine="0" w:left="0" w:right="0"/>
-              <w:spacing w:after="40" w:before="40" w:line="240" w:lineRule="auto"/>
+              <w:ind w:left="0" w:right="0" w:firstLine="0"/>
+              <w:spacing w:line="240" w:lineRule="auto" w:after="40" w:before="40"/>
             </w:pPr>
             <w:r>
               <w:t xml:space="preserve">Attribute name as written in source</w:t>
@@ -3421,8 +3423,8 @@
             <w:pPr>
               <w:pStyle w:val="Compact"/>
               <w:jc w:val="left"/>
-              <w:ind w:firstLine="0" w:left="0" w:right="0"/>
-              <w:spacing w:after="40" w:before="40" w:line="240" w:lineRule="auto"/>
+              <w:ind w:left="0" w:right="0" w:firstLine="0"/>
+              <w:spacing w:line="240" w:lineRule="auto" w:after="40" w:before="40"/>
             </w:pPr>
             <w:r>
               <w:t xml:space="preserve">datatype_ref</w:t>
@@ -3435,8 +3437,8 @@
             <w:pPr>
               <w:pStyle w:val="Compact"/>
               <w:jc w:val="left"/>
-              <w:ind w:firstLine="0" w:left="0" w:right="0"/>
-              <w:spacing w:after="40" w:before="40" w:line="240" w:lineRule="auto"/>
+              <w:ind w:left="0" w:right="0" w:firstLine="0"/>
+              <w:spacing w:line="240" w:lineRule="auto" w:after="40" w:before="40"/>
             </w:pPr>
             <w:r>
               <w:t xml:space="preserve">TEXT NOT NULL FK</w:t>
@@ -3449,8 +3451,8 @@
             <w:pPr>
               <w:pStyle w:val="Compact"/>
               <w:jc w:val="left"/>
-              <w:ind w:firstLine="0" w:left="0" w:right="0"/>
-              <w:spacing w:after="40" w:before="40" w:line="240" w:lineRule="auto"/>
+              <w:ind w:left="0" w:right="0" w:firstLine="0"/>
+              <w:spacing w:line="240" w:lineRule="auto" w:after="40" w:before="40"/>
             </w:pPr>
             <w:r>
               <w:t xml:space="preserve">Data type (FK to datatype_definitions)</w:t>
@@ -3465,8 +3467,8 @@
             <w:pPr>
               <w:pStyle w:val="Compact"/>
               <w:jc w:val="left"/>
-              <w:ind w:firstLine="0" w:left="0" w:right="0"/>
-              <w:spacing w:after="40" w:before="40" w:line="240" w:lineRule="auto"/>
+              <w:ind w:left="0" w:right="0" w:firstLine="0"/>
+              <w:spacing w:line="240" w:lineRule="auto" w:after="40" w:before="40"/>
             </w:pPr>
             <w:r>
               <w:t xml:space="preserve">min_occurs</w:t>
@@ -3479,8 +3481,8 @@
             <w:pPr>
               <w:pStyle w:val="Compact"/>
               <w:jc w:val="left"/>
-              <w:ind w:firstLine="0" w:left="0" w:right="0"/>
-              <w:spacing w:after="40" w:before="40" w:line="240" w:lineRule="auto"/>
+              <w:ind w:left="0" w:right="0" w:firstLine="0"/>
+              <w:spacing w:line="240" w:lineRule="auto" w:after="40" w:before="40"/>
             </w:pPr>
             <w:r>
               <w:t xml:space="preserve">INTEGER DEFAULT 0</w:t>
@@ -3493,8 +3495,8 @@
             <w:pPr>
               <w:pStyle w:val="Compact"/>
               <w:jc w:val="left"/>
-              <w:ind w:firstLine="0" w:left="0" w:right="0"/>
-              <w:spacing w:after="40" w:before="40" w:line="240" w:lineRule="auto"/>
+              <w:ind w:left="0" w:right="0" w:firstLine="0"/>
+              <w:spacing w:line="240" w:lineRule="auto" w:after="40" w:before="40"/>
             </w:pPr>
             <w:r>
               <w:t xml:space="preserve">Minimum occurrences (0 = optional)</w:t>
@@ -3509,8 +3511,8 @@
             <w:pPr>
               <w:pStyle w:val="Compact"/>
               <w:jc w:val="left"/>
-              <w:ind w:firstLine="0" w:left="0" w:right="0"/>
-              <w:spacing w:after="40" w:before="40" w:line="240" w:lineRule="auto"/>
+              <w:ind w:left="0" w:right="0" w:firstLine="0"/>
+              <w:spacing w:line="240" w:lineRule="auto" w:after="40" w:before="40"/>
             </w:pPr>
             <w:r>
               <w:t xml:space="preserve">max_occurs</w:t>
@@ -3523,8 +3525,8 @@
             <w:pPr>
               <w:pStyle w:val="Compact"/>
               <w:jc w:val="left"/>
-              <w:ind w:firstLine="0" w:left="0" w:right="0"/>
-              <w:spacing w:after="40" w:before="40" w:line="240" w:lineRule="auto"/>
+              <w:ind w:left="0" w:right="0" w:firstLine="0"/>
+              <w:spacing w:line="240" w:lineRule="auto" w:after="40" w:before="40"/>
             </w:pPr>
             <w:r>
               <w:t xml:space="preserve">INTEGER DEFAULT 1</w:t>
@@ -3537,8 +3539,8 @@
             <w:pPr>
               <w:pStyle w:val="Compact"/>
               <w:jc w:val="left"/>
-              <w:ind w:firstLine="0" w:left="0" w:right="0"/>
-              <w:spacing w:after="40" w:before="40" w:line="240" w:lineRule="auto"/>
+              <w:ind w:left="0" w:right="0" w:firstLine="0"/>
+              <w:spacing w:line="240" w:lineRule="auto" w:after="40" w:before="40"/>
             </w:pPr>
             <w:r>
               <w:t xml:space="preserve">Maximum occurrences</w:t>
@@ -3553,8 +3555,8 @@
             <w:pPr>
               <w:pStyle w:val="Compact"/>
               <w:jc w:val="left"/>
-              <w:ind w:firstLine="0" w:left="0" w:right="0"/>
-              <w:spacing w:after="40" w:before="40" w:line="240" w:lineRule="auto"/>
+              <w:ind w:left="0" w:right="0" w:firstLine="0"/>
+              <w:spacing w:line="240" w:lineRule="auto" w:after="40" w:before="40"/>
             </w:pPr>
             <w:r>
               <w:t xml:space="preserve">min_value</w:t>
@@ -3567,8 +3569,8 @@
             <w:pPr>
               <w:pStyle w:val="Compact"/>
               <w:jc w:val="left"/>
-              <w:ind w:firstLine="0" w:left="0" w:right="0"/>
-              <w:spacing w:after="40" w:before="40" w:line="240" w:lineRule="auto"/>
+              <w:ind w:left="0" w:right="0" w:firstLine="0"/>
+              <w:spacing w:line="240" w:lineRule="auto" w:after="40" w:before="40"/>
             </w:pPr>
             <w:r>
               <w:t xml:space="preserve">REAL</w:t>
@@ -3581,8 +3583,8 @@
             <w:pPr>
               <w:pStyle w:val="Compact"/>
               <w:jc w:val="left"/>
-              <w:ind w:firstLine="0" w:left="0" w:right="0"/>
-              <w:spacing w:after="40" w:before="40" w:line="240" w:lineRule="auto"/>
+              <w:ind w:left="0" w:right="0" w:firstLine="0"/>
+              <w:spacing w:line="240" w:lineRule="auto" w:after="40" w:before="40"/>
             </w:pPr>
             <w:r>
               <w:t xml:space="preserve">Minimum bound for INTEGER/REAL</w:t>
@@ -3597,8 +3599,8 @@
             <w:pPr>
               <w:pStyle w:val="Compact"/>
               <w:jc w:val="left"/>
-              <w:ind w:firstLine="0" w:left="0" w:right="0"/>
-              <w:spacing w:after="40" w:before="40" w:line="240" w:lineRule="auto"/>
+              <w:ind w:left="0" w:right="0" w:firstLine="0"/>
+              <w:spacing w:line="240" w:lineRule="auto" w:after="40" w:before="40"/>
             </w:pPr>
             <w:r>
               <w:t xml:space="preserve">max_value</w:t>
@@ -3611,8 +3613,8 @@
             <w:pPr>
               <w:pStyle w:val="Compact"/>
               <w:jc w:val="left"/>
-              <w:ind w:firstLine="0" w:left="0" w:right="0"/>
-              <w:spacing w:after="40" w:before="40" w:line="240" w:lineRule="auto"/>
+              <w:ind w:left="0" w:right="0" w:firstLine="0"/>
+              <w:spacing w:line="240" w:lineRule="auto" w:after="40" w:before="40"/>
             </w:pPr>
             <w:r>
               <w:t xml:space="preserve">REAL</w:t>
@@ -3625,8 +3627,8 @@
             <w:pPr>
               <w:pStyle w:val="Compact"/>
               <w:jc w:val="left"/>
-              <w:ind w:firstLine="0" w:left="0" w:right="0"/>
-              <w:spacing w:after="40" w:before="40" w:line="240" w:lineRule="auto"/>
+              <w:ind w:left="0" w:right="0" w:firstLine="0"/>
+              <w:spacing w:line="240" w:lineRule="auto" w:after="40" w:before="40"/>
             </w:pPr>
             <w:r>
               <w:t xml:space="preserve">Maximum bound for INTEGER/REAL</w:t>
@@ -3682,7 +3684,7 @@
     </w:p>
     <w:p>
       <w:pPr>
-        <w:spacing w:before="0" w:after="0" w:lineRule="exact" w:line="20"/>
+        <w:spacing w:after="0" w:lineRule="exact" w:line="20" w:before="0"/>
         <w:rPr>
           <w:sz w:val="2"/>
         </w:rPr>
@@ -3724,12 +3726,12 @@
         <w:tblLook w:firstRow="1" w:lastRow="0" w:firstColumn="0" w:lastColumn="0" w:noHBand="0" w:noVBand="0" w:val="0020"/>
         <w:jc w:val="start"/>
         <w:tblBorders>
-          <w:top w:space="0" w:sz="6" w:color="000000" w:val="single"/>
-          <w:left w:space="0" w:sz="6" w:color="000000" w:val="single"/>
-          <w:bottom w:space="0" w:sz="6" w:color="000000" w:val="single"/>
-          <w:right w:space="0" w:sz="6" w:color="000000" w:val="single"/>
-          <w:insideH w:space="0" w:sz="6" w:color="000000" w:val="single"/>
-          <w:insideV w:space="0" w:sz="6" w:color="000000" w:val="single"/>
+          <w:top w:color="000000" w:val="single" w:sz="6" w:space="0"/>
+          <w:left w:color="000000" w:val="single" w:sz="6" w:space="0"/>
+          <w:bottom w:color="000000" w:val="single" w:sz="6" w:space="0"/>
+          <w:right w:color="000000" w:val="single" w:sz="6" w:space="0"/>
+          <w:insideH w:color="000000" w:val="single" w:sz="6" w:space="0"/>
+          <w:insideV w:color="000000" w:val="single" w:sz="6" w:space="0"/>
         </w:tblBorders>
         <w:tblCellMar>
           <w:top w:w="57" w:type="dxa"/>
@@ -3749,14 +3751,14 @@
         </w:trPr>
         <w:tc>
           <w:tcPr>
-            <w:shd w:color="auto" w:fill="E8E8E8" w:val="clear"/>
+            <w:shd w:color="auto" w:val="clear" w:fill="E8E8E8"/>
           </w:tcPr>
           <w:p>
             <w:pPr>
               <w:pStyle w:val="Compact"/>
               <w:jc w:val="left"/>
-              <w:ind w:firstLine="0" w:left="0" w:right="0"/>
-              <w:spacing w:after="40" w:before="40" w:line="240" w:lineRule="auto"/>
+              <w:ind w:left="0" w:right="0" w:firstLine="0"/>
+              <w:spacing w:line="240" w:lineRule="auto" w:after="40" w:before="40"/>
             </w:pPr>
             <w:r>
               <w:rPr>
@@ -3768,14 +3770,14 @@
         </w:tc>
         <w:tc>
           <w:tcPr>
-            <w:shd w:color="auto" w:fill="E8E8E8" w:val="clear"/>
+            <w:shd w:color="auto" w:val="clear" w:fill="E8E8E8"/>
           </w:tcPr>
           <w:p>
             <w:pPr>
               <w:pStyle w:val="Compact"/>
               <w:jc w:val="left"/>
-              <w:ind w:firstLine="0" w:left="0" w:right="0"/>
-              <w:spacing w:after="40" w:before="40" w:line="240" w:lineRule="auto"/>
+              <w:ind w:left="0" w:right="0" w:firstLine="0"/>
+              <w:spacing w:line="240" w:lineRule="auto" w:after="40" w:before="40"/>
             </w:pPr>
             <w:r>
               <w:rPr>
@@ -3787,14 +3789,14 @@
         </w:tc>
         <w:tc>
           <w:tcPr>
-            <w:shd w:color="auto" w:fill="E8E8E8" w:val="clear"/>
+            <w:shd w:color="auto" w:val="clear" w:fill="E8E8E8"/>
           </w:tcPr>
           <w:p>
             <w:pPr>
               <w:pStyle w:val="Compact"/>
               <w:jc w:val="left"/>
-              <w:ind w:firstLine="0" w:left="0" w:right="0"/>
-              <w:spacing w:after="40" w:before="40" w:line="240" w:lineRule="auto"/>
+              <w:ind w:left="0" w:right="0" w:firstLine="0"/>
+              <w:spacing w:line="240" w:lineRule="auto" w:after="40" w:before="40"/>
             </w:pPr>
             <w:r>
               <w:rPr>
@@ -3812,8 +3814,8 @@
             <w:pPr>
               <w:pStyle w:val="Compact"/>
               <w:jc w:val="left"/>
-              <w:ind w:firstLine="0" w:left="0" w:right="0"/>
-              <w:spacing w:after="40" w:before="40" w:line="240" w:lineRule="auto"/>
+              <w:ind w:left="0" w:right="0" w:firstLine="0"/>
+              <w:spacing w:line="240" w:lineRule="auto" w:after="40" w:before="40"/>
             </w:pPr>
             <w:r>
               <w:t xml:space="preserve">identifier</w:t>
@@ -3826,8 +3828,8 @@
             <w:pPr>
               <w:pStyle w:val="Compact"/>
               <w:jc w:val="left"/>
-              <w:ind w:firstLine="0" w:left="0" w:right="0"/>
-              <w:spacing w:after="40" w:before="40" w:line="240" w:lineRule="auto"/>
+              <w:ind w:left="0" w:right="0" w:firstLine="0"/>
+              <w:spacing w:line="240" w:lineRule="auto" w:after="40" w:before="40"/>
             </w:pPr>
             <w:r>
               <w:t xml:space="preserve">TEXT PK</w:t>
@@ -3840,8 +3842,8 @@
             <w:pPr>
               <w:pStyle w:val="Compact"/>
               <w:jc w:val="left"/>
-              <w:ind w:firstLine="0" w:left="0" w:right="0"/>
-              <w:spacing w:after="40" w:before="40" w:line="240" w:lineRule="auto"/>
+              <w:ind w:left="0" w:right="0" w:firstLine="0"/>
+              <w:spacing w:line="240" w:lineRule="auto" w:after="40" w:before="40"/>
             </w:pPr>
             <w:r>
               <w:t xml:space="preserve">Unique enum value ID (e.g. STATUS_DRAFT)</w:t>
@@ -3856,8 +3858,8 @@
             <w:pPr>
               <w:pStyle w:val="Compact"/>
               <w:jc w:val="left"/>
-              <w:ind w:firstLine="0" w:left="0" w:right="0"/>
-              <w:spacing w:after="40" w:before="40" w:line="240" w:lineRule="auto"/>
+              <w:ind w:left="0" w:right="0" w:firstLine="0"/>
+              <w:spacing w:line="240" w:lineRule="auto" w:after="40" w:before="40"/>
             </w:pPr>
             <w:r>
               <w:t xml:space="preserve">datatype_ref</w:t>
@@ -3870,8 +3872,8 @@
             <w:pPr>
               <w:pStyle w:val="Compact"/>
               <w:jc w:val="left"/>
-              <w:ind w:firstLine="0" w:left="0" w:right="0"/>
-              <w:spacing w:after="40" w:before="40" w:line="240" w:lineRule="auto"/>
+              <w:ind w:left="0" w:right="0" w:firstLine="0"/>
+              <w:spacing w:line="240" w:lineRule="auto" w:after="40" w:before="40"/>
             </w:pPr>
             <w:r>
               <w:t xml:space="preserve">TEXT NOT NULL FK</w:t>
@@ -3884,8 +3886,8 @@
             <w:pPr>
               <w:pStyle w:val="Compact"/>
               <w:jc w:val="left"/>
-              <w:ind w:firstLine="0" w:left="0" w:right="0"/>
-              <w:spacing w:after="40" w:before="40" w:line="240" w:lineRule="auto"/>
+              <w:ind w:left="0" w:right="0" w:firstLine="0"/>
+              <w:spacing w:line="240" w:lineRule="auto" w:after="40" w:before="40"/>
             </w:pPr>
             <w:r>
               <w:t xml:space="preserve">Parent ENUM datatype</w:t>
@@ -3900,8 +3902,8 @@
             <w:pPr>
               <w:pStyle w:val="Compact"/>
               <w:jc w:val="left"/>
-              <w:ind w:firstLine="0" w:left="0" w:right="0"/>
-              <w:spacing w:after="40" w:before="40" w:line="240" w:lineRule="auto"/>
+              <w:ind w:left="0" w:right="0" w:firstLine="0"/>
+              <w:spacing w:line="240" w:lineRule="auto" w:after="40" w:before="40"/>
             </w:pPr>
             <w:r>
               <w:t xml:space="preserve">key</w:t>
@@ -3914,8 +3916,8 @@
             <w:pPr>
               <w:pStyle w:val="Compact"/>
               <w:jc w:val="left"/>
-              <w:ind w:firstLine="0" w:left="0" w:right="0"/>
-              <w:spacing w:after="40" w:before="40" w:line="240" w:lineRule="auto"/>
+              <w:ind w:left="0" w:right="0" w:firstLine="0"/>
+              <w:spacing w:line="240" w:lineRule="auto" w:after="40" w:before="40"/>
             </w:pPr>
             <w:r>
               <w:t xml:space="preserve">TEXT NOT NULL</w:t>
@@ -3928,8 +3930,8 @@
             <w:pPr>
               <w:pStyle w:val="Compact"/>
               <w:jc w:val="left"/>
-              <w:ind w:firstLine="0" w:left="0" w:right="0"/>
-              <w:spacing w:after="40" w:before="40" w:line="240" w:lineRule="auto"/>
+              <w:ind w:left="0" w:right="0" w:firstLine="0"/>
+              <w:spacing w:line="240" w:lineRule="auto" w:after="40" w:before="40"/>
             </w:pPr>
             <w:r>
               <w:t xml:space="preserve">Value as written in source</w:t>
@@ -3944,8 +3946,8 @@
             <w:pPr>
               <w:pStyle w:val="Compact"/>
               <w:jc w:val="left"/>
-              <w:ind w:firstLine="0" w:left="0" w:right="0"/>
-              <w:spacing w:after="40" w:before="40" w:line="240" w:lineRule="auto"/>
+              <w:ind w:left="0" w:right="0" w:firstLine="0"/>
+              <w:spacing w:line="240" w:lineRule="auto" w:after="40" w:before="40"/>
             </w:pPr>
             <w:r>
               <w:t xml:space="preserve">sequence</w:t>
@@ -3958,8 +3960,8 @@
             <w:pPr>
               <w:pStyle w:val="Compact"/>
               <w:jc w:val="left"/>
-              <w:ind w:firstLine="0" w:left="0" w:right="0"/>
-              <w:spacing w:after="40" w:before="40" w:line="240" w:lineRule="auto"/>
+              <w:ind w:left="0" w:right="0" w:firstLine="0"/>
+              <w:spacing w:line="240" w:lineRule="auto" w:after="40" w:before="40"/>
             </w:pPr>
             <w:r>
               <w:t xml:space="preserve">INTEGER DEFAULT 0</w:t>
@@ -3972,8 +3974,8 @@
             <w:pPr>
               <w:pStyle w:val="Compact"/>
               <w:jc w:val="left"/>
-              <w:ind w:firstLine="0" w:left="0" w:right="0"/>
-              <w:spacing w:after="40" w:before="40" w:line="240" w:lineRule="auto"/>
+              <w:ind w:left="0" w:right="0" w:firstLine="0"/>
+              <w:spacing w:line="240" w:lineRule="auto" w:after="40" w:before="40"/>
             </w:pPr>
             <w:r>
               <w:t xml:space="preserve">Display order</w:t>
@@ -4006,7 +4008,7 @@
     </w:p>
     <w:p>
       <w:pPr>
-        <w:spacing w:before="0" w:after="0" w:lineRule="exact" w:line="20"/>
+        <w:spacing w:after="0" w:lineRule="exact" w:line="20" w:before="0"/>
         <w:rPr>
           <w:sz w:val="2"/>
         </w:rPr>
@@ -4048,12 +4050,12 @@
         <w:tblLook w:firstRow="1" w:lastRow="0" w:firstColumn="0" w:lastColumn="0" w:noHBand="0" w:noVBand="0" w:val="0020"/>
         <w:jc w:val="start"/>
         <w:tblBorders>
-          <w:top w:space="0" w:sz="6" w:color="000000" w:val="single"/>
-          <w:left w:space="0" w:sz="6" w:color="000000" w:val="single"/>
-          <w:bottom w:space="0" w:sz="6" w:color="000000" w:val="single"/>
-          <w:right w:space="0" w:sz="6" w:color="000000" w:val="single"/>
-          <w:insideH w:space="0" w:sz="6" w:color="000000" w:val="single"/>
-          <w:insideV w:space="0" w:sz="6" w:color="000000" w:val="single"/>
+          <w:top w:color="000000" w:val="single" w:sz="6" w:space="0"/>
+          <w:left w:color="000000" w:val="single" w:sz="6" w:space="0"/>
+          <w:bottom w:color="000000" w:val="single" w:sz="6" w:space="0"/>
+          <w:right w:color="000000" w:val="single" w:sz="6" w:space="0"/>
+          <w:insideH w:color="000000" w:val="single" w:sz="6" w:space="0"/>
+          <w:insideV w:color="000000" w:val="single" w:sz="6" w:space="0"/>
         </w:tblBorders>
         <w:tblCellMar>
           <w:top w:w="57" w:type="dxa"/>
@@ -4073,14 +4075,14 @@
         </w:trPr>
         <w:tc>
           <w:tcPr>
-            <w:shd w:color="auto" w:fill="E8E8E8" w:val="clear"/>
+            <w:shd w:color="auto" w:val="clear" w:fill="E8E8E8"/>
           </w:tcPr>
           <w:p>
             <w:pPr>
               <w:pStyle w:val="Compact"/>
               <w:jc w:val="left"/>
-              <w:ind w:firstLine="0" w:left="0" w:right="0"/>
-              <w:spacing w:after="40" w:before="40" w:line="240" w:lineRule="auto"/>
+              <w:ind w:left="0" w:right="0" w:firstLine="0"/>
+              <w:spacing w:line="240" w:lineRule="auto" w:after="40" w:before="40"/>
             </w:pPr>
             <w:r>
               <w:rPr>
@@ -4092,14 +4094,14 @@
         </w:tc>
         <w:tc>
           <w:tcPr>
-            <w:shd w:color="auto" w:fill="E8E8E8" w:val="clear"/>
+            <w:shd w:color="auto" w:val="clear" w:fill="E8E8E8"/>
           </w:tcPr>
           <w:p>
             <w:pPr>
               <w:pStyle w:val="Compact"/>
               <w:jc w:val="left"/>
-              <w:ind w:firstLine="0" w:left="0" w:right="0"/>
-              <w:spacing w:after="40" w:before="40" w:line="240" w:lineRule="auto"/>
+              <w:ind w:left="0" w:right="0" w:firstLine="0"/>
+              <w:spacing w:line="240" w:lineRule="auto" w:after="40" w:before="40"/>
             </w:pPr>
             <w:r>
               <w:rPr>
@@ -4111,14 +4113,14 @@
         </w:tc>
         <w:tc>
           <w:tcPr>
-            <w:shd w:color="auto" w:fill="E8E8E8" w:val="clear"/>
+            <w:shd w:color="auto" w:val="clear" w:fill="E8E8E8"/>
           </w:tcPr>
           <w:p>
             <w:pPr>
               <w:pStyle w:val="Compact"/>
               <w:jc w:val="left"/>
-              <w:ind w:firstLine="0" w:left="0" w:right="0"/>
-              <w:spacing w:after="40" w:before="40" w:line="240" w:lineRule="auto"/>
+              <w:ind w:left="0" w:right="0" w:firstLine="0"/>
+              <w:spacing w:line="240" w:lineRule="auto" w:after="40" w:before="40"/>
             </w:pPr>
             <w:r>
               <w:rPr>
@@ -4136,8 +4138,8 @@
             <w:pPr>
               <w:pStyle w:val="Compact"/>
               <w:jc w:val="left"/>
-              <w:ind w:firstLine="0" w:left="0" w:right="0"/>
-              <w:spacing w:after="40" w:before="40" w:line="240" w:lineRule="auto"/>
+              <w:ind w:left="0" w:right="0" w:firstLine="0"/>
+              <w:spacing w:line="240" w:lineRule="auto" w:after="40" w:before="40"/>
             </w:pPr>
             <w:r>
               <w:t xml:space="preserve">alias</w:t>
@@ -4150,8 +4152,8 @@
             <w:pPr>
               <w:pStyle w:val="Compact"/>
               <w:jc w:val="left"/>
-              <w:ind w:firstLine="0" w:left="0" w:right="0"/>
-              <w:spacing w:after="40" w:before="40" w:line="240" w:lineRule="auto"/>
+              <w:ind w:left="0" w:right="0" w:firstLine="0"/>
+              <w:spacing w:line="240" w:lineRule="auto" w:after="40" w:before="40"/>
             </w:pPr>
             <w:r>
               <w:t xml:space="preserve">TEXT PK COLLATE NOCASE</w:t>
@@ -4164,8 +4166,8 @@
             <w:pPr>
               <w:pStyle w:val="Compact"/>
               <w:jc w:val="left"/>
-              <w:ind w:firstLine="0" w:left="0" w:right="0"/>
-              <w:spacing w:after="40" w:before="40" w:line="240" w:lineRule="auto"/>
+              <w:ind w:left="0" w:right="0" w:firstLine="0"/>
+              <w:spacing w:line="240" w:lineRule="auto" w:after="40" w:before="40"/>
             </w:pPr>
             <w:r>
               <w:t xml:space="preserve">Title text that triggers this type</w:t>
@@ -4180,8 +4182,8 @@
             <w:pPr>
               <w:pStyle w:val="Compact"/>
               <w:jc w:val="left"/>
-              <w:ind w:firstLine="0" w:left="0" w:right="0"/>
-              <w:spacing w:after="40" w:before="40" w:line="240" w:lineRule="auto"/>
+              <w:ind w:left="0" w:right="0" w:firstLine="0"/>
+              <w:spacing w:line="240" w:lineRule="auto" w:after="40" w:before="40"/>
             </w:pPr>
             <w:r>
               <w:t xml:space="preserve">object_type_id</w:t>
@@ -4194,8 +4196,8 @@
             <w:pPr>
               <w:pStyle w:val="Compact"/>
               <w:jc w:val="left"/>
-              <w:ind w:firstLine="0" w:left="0" w:right="0"/>
-              <w:spacing w:after="40" w:before="40" w:line="240" w:lineRule="auto"/>
+              <w:ind w:left="0" w:right="0" w:firstLine="0"/>
+              <w:spacing w:line="240" w:lineRule="auto" w:after="40" w:before="40"/>
             </w:pPr>
             <w:r>
               <w:t xml:space="preserve">TEXT NOT NULL FK</w:t>
@@ -4208,8 +4210,8 @@
             <w:pPr>
               <w:pStyle w:val="Compact"/>
               <w:jc w:val="left"/>
-              <w:ind w:firstLine="0" w:left="0" w:right="0"/>
-              <w:spacing w:after="40" w:before="40" w:line="240" w:lineRule="auto"/>
+              <w:ind w:left="0" w:right="0" w:firstLine="0"/>
+              <w:spacing w:line="240" w:lineRule="auto" w:after="40" w:before="40"/>
             </w:pPr>
             <w:r>
               <w:t xml:space="preserve">Object type to assign</w:t>
@@ -4242,7 +4244,7 @@
     </w:p>
     <w:p>
       <w:pPr>
-        <w:spacing w:before="0" w:after="0" w:lineRule="exact" w:line="20"/>
+        <w:spacing w:after="0" w:lineRule="exact" w:line="20" w:before="0"/>
         <w:rPr>
           <w:sz w:val="2"/>
         </w:rPr>
@@ -4284,12 +4286,12 @@
         <w:tblLook w:firstRow="1" w:lastRow="0" w:firstColumn="0" w:lastColumn="0" w:noHBand="0" w:noVBand="0" w:val="0020"/>
         <w:jc w:val="start"/>
         <w:tblBorders>
-          <w:top w:space="0" w:sz="6" w:color="000000" w:val="single"/>
-          <w:left w:space="0" w:sz="6" w:color="000000" w:val="single"/>
-          <w:bottom w:space="0" w:sz="6" w:color="000000" w:val="single"/>
-          <w:right w:space="0" w:sz="6" w:color="000000" w:val="single"/>
-          <w:insideH w:space="0" w:sz="6" w:color="000000" w:val="single"/>
-          <w:insideV w:space="0" w:sz="6" w:color="000000" w:val="single"/>
+          <w:top w:color="000000" w:val="single" w:sz="6" w:space="0"/>
+          <w:left w:color="000000" w:val="single" w:sz="6" w:space="0"/>
+          <w:bottom w:color="000000" w:val="single" w:sz="6" w:space="0"/>
+          <w:right w:color="000000" w:val="single" w:sz="6" w:space="0"/>
+          <w:insideH w:color="000000" w:val="single" w:sz="6" w:space="0"/>
+          <w:insideV w:color="000000" w:val="single" w:sz="6" w:space="0"/>
         </w:tblBorders>
         <w:tblCellMar>
           <w:top w:w="57" w:type="dxa"/>
@@ -4309,14 +4311,14 @@
         </w:trPr>
         <w:tc>
           <w:tcPr>
-            <w:shd w:color="auto" w:fill="E8E8E8" w:val="clear"/>
+            <w:shd w:color="auto" w:val="clear" w:fill="E8E8E8"/>
           </w:tcPr>
           <w:p>
             <w:pPr>
               <w:pStyle w:val="Compact"/>
               <w:jc w:val="left"/>
-              <w:ind w:firstLine="0" w:left="0" w:right="0"/>
-              <w:spacing w:after="40" w:before="40" w:line="240" w:lineRule="auto"/>
+              <w:ind w:left="0" w:right="0" w:firstLine="0"/>
+              <w:spacing w:line="240" w:lineRule="auto" w:after="40" w:before="40"/>
             </w:pPr>
             <w:r>
               <w:rPr>
@@ -4328,14 +4330,14 @@
         </w:tc>
         <w:tc>
           <w:tcPr>
-            <w:shd w:color="auto" w:fill="E8E8E8" w:val="clear"/>
+            <w:shd w:color="auto" w:val="clear" w:fill="E8E8E8"/>
           </w:tcPr>
           <w:p>
             <w:pPr>
               <w:pStyle w:val="Compact"/>
               <w:jc w:val="left"/>
-              <w:ind w:firstLine="0" w:left="0" w:right="0"/>
-              <w:spacing w:after="40" w:before="40" w:line="240" w:lineRule="auto"/>
+              <w:ind w:left="0" w:right="0" w:firstLine="0"/>
+              <w:spacing w:line="240" w:lineRule="auto" w:after="40" w:before="40"/>
             </w:pPr>
             <w:r>
               <w:rPr>
@@ -4347,14 +4349,14 @@
         </w:tc>
         <w:tc>
           <w:tcPr>
-            <w:shd w:color="auto" w:fill="E8E8E8" w:val="clear"/>
+            <w:shd w:color="auto" w:val="clear" w:fill="E8E8E8"/>
           </w:tcPr>
           <w:p>
             <w:pPr>
               <w:pStyle w:val="Compact"/>
               <w:jc w:val="left"/>
-              <w:ind w:firstLine="0" w:left="0" w:right="0"/>
-              <w:spacing w:after="40" w:before="40" w:line="240" w:lineRule="auto"/>
+              <w:ind w:left="0" w:right="0" w:firstLine="0"/>
+              <w:spacing w:line="240" w:lineRule="auto" w:after="40" w:before="40"/>
             </w:pPr>
             <w:r>
               <w:rPr>
@@ -4372,8 +4374,8 @@
             <w:pPr>
               <w:pStyle w:val="Compact"/>
               <w:jc w:val="left"/>
-              <w:ind w:firstLine="0" w:left="0" w:right="0"/>
-              <w:spacing w:after="40" w:before="40" w:line="240" w:lineRule="auto"/>
+              <w:ind w:left="0" w:right="0" w:firstLine="0"/>
+              <w:spacing w:line="240" w:lineRule="auto" w:after="40" w:before="40"/>
             </w:pPr>
             <w:r>
               <w:t xml:space="preserve">alias</w:t>
@@ -4386,8 +4388,8 @@
             <w:pPr>
               <w:pStyle w:val="Compact"/>
               <w:jc w:val="left"/>
-              <w:ind w:firstLine="0" w:left="0" w:right="0"/>
-              <w:spacing w:after="40" w:before="40" w:line="240" w:lineRule="auto"/>
+              <w:ind w:left="0" w:right="0" w:firstLine="0"/>
+              <w:spacing w:line="240" w:lineRule="auto" w:after="40" w:before="40"/>
             </w:pPr>
             <w:r>
               <w:t xml:space="preserve">TEXT PK COLLATE NOCASE</w:t>
@@ -4400,8 +4402,8 @@
             <w:pPr>
               <w:pStyle w:val="Compact"/>
               <w:jc w:val="left"/>
-              <w:ind w:firstLine="0" w:left="0" w:right="0"/>
-              <w:spacing w:after="40" w:before="40" w:line="240" w:lineRule="auto"/>
+              <w:ind w:left="0" w:right="0" w:firstLine="0"/>
+              <w:spacing w:line="240" w:lineRule="auto" w:after="40" w:before="40"/>
             </w:pPr>
             <w:r>
               <w:t xml:space="preserve">Title text that triggers this type</w:t>
@@ -4416,8 +4418,8 @@
             <w:pPr>
               <w:pStyle w:val="Compact"/>
               <w:jc w:val="left"/>
-              <w:ind w:firstLine="0" w:left="0" w:right="0"/>
-              <w:spacing w:after="40" w:before="40" w:line="240" w:lineRule="auto"/>
+              <w:ind w:left="0" w:right="0" w:firstLine="0"/>
+              <w:spacing w:line="240" w:lineRule="auto" w:after="40" w:before="40"/>
             </w:pPr>
             <w:r>
               <w:t xml:space="preserve">spec_type_id</w:t>
@@ -4430,8 +4432,8 @@
             <w:pPr>
               <w:pStyle w:val="Compact"/>
               <w:jc w:val="left"/>
-              <w:ind w:firstLine="0" w:left="0" w:right="0"/>
-              <w:spacing w:after="40" w:before="40" w:line="240" w:lineRule="auto"/>
+              <w:ind w:left="0" w:right="0" w:firstLine="0"/>
+              <w:spacing w:line="240" w:lineRule="auto" w:after="40" w:before="40"/>
             </w:pPr>
             <w:r>
               <w:t xml:space="preserve">TEXT NOT NULL FK</w:t>
@@ -4444,8 +4446,8 @@
             <w:pPr>
               <w:pStyle w:val="Compact"/>
               <w:jc w:val="left"/>
-              <w:ind w:firstLine="0" w:left="0" w:right="0"/>
-              <w:spacing w:after="40" w:before="40" w:line="240" w:lineRule="auto"/>
+              <w:ind w:left="0" w:right="0" w:firstLine="0"/>
+              <w:spacing w:line="240" w:lineRule="auto" w:after="40" w:before="40"/>
             </w:pPr>
             <w:r>
               <w:t xml:space="preserve">Specification type to assign</w:t>
@@ -4548,7 +4550,7 @@
     </w:p>
     <w:p>
       <w:pPr>
-        <w:spacing w:before="0" w:after="0" w:lineRule="exact" w:line="20"/>
+        <w:spacing w:after="0" w:lineRule="exact" w:line="20" w:before="0"/>
         <w:rPr>
           <w:sz w:val="2"/>
         </w:rPr>
@@ -4590,12 +4592,12 @@
         <w:tblLook w:firstRow="1" w:lastRow="0" w:firstColumn="0" w:lastColumn="0" w:noHBand="0" w:noVBand="0" w:val="0020"/>
         <w:jc w:val="start"/>
         <w:tblBorders>
-          <w:top w:space="0" w:sz="6" w:color="000000" w:val="single"/>
-          <w:left w:space="0" w:sz="6" w:color="000000" w:val="single"/>
-          <w:bottom w:space="0" w:sz="6" w:color="000000" w:val="single"/>
-          <w:right w:space="0" w:sz="6" w:color="000000" w:val="single"/>
-          <w:insideH w:space="0" w:sz="6" w:color="000000" w:val="single"/>
-          <w:insideV w:space="0" w:sz="6" w:color="000000" w:val="single"/>
+          <w:top w:color="000000" w:val="single" w:sz="6" w:space="0"/>
+          <w:left w:color="000000" w:val="single" w:sz="6" w:space="0"/>
+          <w:bottom w:color="000000" w:val="single" w:sz="6" w:space="0"/>
+          <w:right w:color="000000" w:val="single" w:sz="6" w:space="0"/>
+          <w:insideH w:color="000000" w:val="single" w:sz="6" w:space="0"/>
+          <w:insideV w:color="000000" w:val="single" w:sz="6" w:space="0"/>
         </w:tblBorders>
         <w:tblCellMar>
           <w:top w:w="57" w:type="dxa"/>
@@ -4615,14 +4617,14 @@
         </w:trPr>
         <w:tc>
           <w:tcPr>
-            <w:shd w:color="auto" w:fill="E8E8E8" w:val="clear"/>
+            <w:shd w:color="auto" w:val="clear" w:fill="E8E8E8"/>
           </w:tcPr>
           <w:p>
             <w:pPr>
               <w:pStyle w:val="Compact"/>
               <w:jc w:val="left"/>
-              <w:ind w:firstLine="0" w:left="0" w:right="0"/>
-              <w:spacing w:after="40" w:before="40" w:line="240" w:lineRule="auto"/>
+              <w:ind w:left="0" w:right="0" w:firstLine="0"/>
+              <w:spacing w:line="240" w:lineRule="auto" w:after="40" w:before="40"/>
             </w:pPr>
             <w:r>
               <w:rPr>
@@ -4634,14 +4636,14 @@
         </w:tc>
         <w:tc>
           <w:tcPr>
-            <w:shd w:color="auto" w:fill="E8E8E8" w:val="clear"/>
+            <w:shd w:color="auto" w:val="clear" w:fill="E8E8E8"/>
           </w:tcPr>
           <w:p>
             <w:pPr>
               <w:pStyle w:val="Compact"/>
               <w:jc w:val="left"/>
-              <w:ind w:firstLine="0" w:left="0" w:right="0"/>
-              <w:spacing w:after="40" w:before="40" w:line="240" w:lineRule="auto"/>
+              <w:ind w:left="0" w:right="0" w:firstLine="0"/>
+              <w:spacing w:line="240" w:lineRule="auto" w:after="40" w:before="40"/>
             </w:pPr>
             <w:r>
               <w:rPr>
@@ -4653,14 +4655,14 @@
         </w:tc>
         <w:tc>
           <w:tcPr>
-            <w:shd w:color="auto" w:fill="E8E8E8" w:val="clear"/>
+            <w:shd w:color="auto" w:val="clear" w:fill="E8E8E8"/>
           </w:tcPr>
           <w:p>
             <w:pPr>
               <w:pStyle w:val="Compact"/>
               <w:jc w:val="left"/>
-              <w:ind w:firstLine="0" w:left="0" w:right="0"/>
-              <w:spacing w:after="40" w:before="40" w:line="240" w:lineRule="auto"/>
+              <w:ind w:left="0" w:right="0" w:firstLine="0"/>
+              <w:spacing w:line="240" w:lineRule="auto" w:after="40" w:before="40"/>
             </w:pPr>
             <w:r>
               <w:rPr>
@@ -4678,8 +4680,8 @@
             <w:pPr>
               <w:pStyle w:val="Compact"/>
               <w:jc w:val="left"/>
-              <w:ind w:firstLine="0" w:left="0" w:right="0"/>
-              <w:spacing w:after="40" w:before="40" w:line="240" w:lineRule="auto"/>
+              <w:ind w:left="0" w:right="0" w:firstLine="0"/>
+              <w:spacing w:line="240" w:lineRule="auto" w:after="40" w:before="40"/>
             </w:pPr>
             <w:r>
               <w:t xml:space="preserve">identifier</w:t>
@@ -4692,8 +4694,8 @@
             <w:pPr>
               <w:pStyle w:val="Compact"/>
               <w:jc w:val="left"/>
-              <w:ind w:firstLine="0" w:left="0" w:right="0"/>
-              <w:spacing w:after="40" w:before="40" w:line="240" w:lineRule="auto"/>
+              <w:ind w:left="0" w:right="0" w:firstLine="0"/>
+              <w:spacing w:line="240" w:lineRule="auto" w:after="40" w:before="40"/>
             </w:pPr>
             <w:r>
               <w:t xml:space="preserve">TEXT PK</w:t>
@@ -4706,8 +4708,8 @@
             <w:pPr>
               <w:pStyle w:val="Compact"/>
               <w:jc w:val="left"/>
-              <w:ind w:firstLine="0" w:left="0" w:right="0"/>
-              <w:spacing w:after="40" w:before="40" w:line="240" w:lineRule="auto"/>
+              <w:ind w:left="0" w:right="0" w:firstLine="0"/>
+              <w:spacing w:line="240" w:lineRule="auto" w:after="40" w:before="40"/>
             </w:pPr>
             <w:r>
               <w:t xml:space="preserve">Filename slug (natural key)</w:t>
@@ -4722,8 +4724,8 @@
             <w:pPr>
               <w:pStyle w:val="Compact"/>
               <w:jc w:val="left"/>
-              <w:ind w:firstLine="0" w:left="0" w:right="0"/>
-              <w:spacing w:after="40" w:before="40" w:line="240" w:lineRule="auto"/>
+              <w:ind w:left="0" w:right="0" w:firstLine="0"/>
+              <w:spacing w:line="240" w:lineRule="auto" w:after="40" w:before="40"/>
             </w:pPr>
             <w:r>
               <w:t xml:space="preserve">root_path</w:t>
@@ -4736,8 +4738,8 @@
             <w:pPr>
               <w:pStyle w:val="Compact"/>
               <w:jc w:val="left"/>
-              <w:ind w:firstLine="0" w:left="0" w:right="0"/>
-              <w:spacing w:after="40" w:before="40" w:line="240" w:lineRule="auto"/>
+              <w:ind w:left="0" w:right="0" w:firstLine="0"/>
+              <w:spacing w:line="240" w:lineRule="auto" w:after="40" w:before="40"/>
             </w:pPr>
             <w:r>
               <w:t xml:space="preserve">TEXT NOT NULL UNIQUE</w:t>
@@ -4750,8 +4752,8 @@
             <w:pPr>
               <w:pStyle w:val="Compact"/>
               <w:jc w:val="left"/>
-              <w:ind w:firstLine="0" w:left="0" w:right="0"/>
-              <w:spacing w:after="40" w:before="40" w:line="240" w:lineRule="auto"/>
+              <w:ind w:left="0" w:right="0" w:firstLine="0"/>
+              <w:spacing w:line="240" w:lineRule="auto" w:after="40" w:before="40"/>
             </w:pPr>
             <w:r>
               <w:t xml:space="preserve">Absolute path to root .md file</w:t>
@@ -4766,8 +4768,8 @@
             <w:pPr>
               <w:pStyle w:val="Compact"/>
               <w:jc w:val="left"/>
-              <w:ind w:firstLine="0" w:left="0" w:right="0"/>
-              <w:spacing w:after="40" w:before="40" w:line="240" w:lineRule="auto"/>
+              <w:ind w:left="0" w:right="0" w:firstLine="0"/>
+              <w:spacing w:line="240" w:lineRule="auto" w:after="40" w:before="40"/>
             </w:pPr>
             <w:r>
               <w:t xml:space="preserve">long_name</w:t>
@@ -4780,8 +4782,8 @@
             <w:pPr>
               <w:pStyle w:val="Compact"/>
               <w:jc w:val="left"/>
-              <w:ind w:firstLine="0" w:left="0" w:right="0"/>
-              <w:spacing w:after="40" w:before="40" w:line="240" w:lineRule="auto"/>
+              <w:ind w:left="0" w:right="0" w:firstLine="0"/>
+              <w:spacing w:line="240" w:lineRule="auto" w:after="40" w:before="40"/>
             </w:pPr>
             <w:r>
               <w:t xml:space="preserve">TEXT</w:t>
@@ -4794,8 +4796,8 @@
             <w:pPr>
               <w:pStyle w:val="Compact"/>
               <w:jc w:val="left"/>
-              <w:ind w:firstLine="0" w:left="0" w:right="0"/>
-              <w:spacing w:after="40" w:before="40" w:line="240" w:lineRule="auto"/>
+              <w:ind w:left="0" w:right="0" w:firstLine="0"/>
+              <w:spacing w:line="240" w:lineRule="auto" w:after="40" w:before="40"/>
             </w:pPr>
             <w:r>
               <w:t xml:space="preserve">Document title from H1 header</w:t>
@@ -4810,8 +4812,8 @@
             <w:pPr>
               <w:pStyle w:val="Compact"/>
               <w:jc w:val="left"/>
-              <w:ind w:firstLine="0" w:left="0" w:right="0"/>
-              <w:spacing w:after="40" w:before="40" w:line="240" w:lineRule="auto"/>
+              <w:ind w:left="0" w:right="0" w:firstLine="0"/>
+              <w:spacing w:line="240" w:lineRule="auto" w:after="40" w:before="40"/>
             </w:pPr>
             <w:r>
               <w:t xml:space="preserve">type_ref</w:t>
@@ -4824,8 +4826,8 @@
             <w:pPr>
               <w:pStyle w:val="Compact"/>
               <w:jc w:val="left"/>
-              <w:ind w:firstLine="0" w:left="0" w:right="0"/>
-              <w:spacing w:after="40" w:before="40" w:line="240" w:lineRule="auto"/>
+              <w:ind w:left="0" w:right="0" w:firstLine="0"/>
+              <w:spacing w:line="240" w:lineRule="auto" w:after="40" w:before="40"/>
             </w:pPr>
             <w:r>
               <w:t xml:space="preserve">TEXT FK</w:t>
@@ -4838,8 +4840,8 @@
             <w:pPr>
               <w:pStyle w:val="Compact"/>
               <w:jc w:val="left"/>
-              <w:ind w:firstLine="0" w:left="0" w:right="0"/>
-              <w:spacing w:after="40" w:before="40" w:line="240" w:lineRule="auto"/>
+              <w:ind w:left="0" w:right="0" w:firstLine="0"/>
+              <w:spacing w:line="240" w:lineRule="auto" w:after="40" w:before="40"/>
             </w:pPr>
             <w:r>
               <w:t xml:space="preserve">Specification type</w:t>
@@ -4854,8 +4856,8 @@
             <w:pPr>
               <w:pStyle w:val="Compact"/>
               <w:jc w:val="left"/>
-              <w:ind w:firstLine="0" w:left="0" w:right="0"/>
-              <w:spacing w:after="40" w:before="40" w:line="240" w:lineRule="auto"/>
+              <w:ind w:left="0" w:right="0" w:firstLine="0"/>
+              <w:spacing w:line="240" w:lineRule="auto" w:after="40" w:before="40"/>
             </w:pPr>
             <w:r>
               <w:t xml:space="preserve">pid</w:t>
@@ -4868,8 +4870,8 @@
             <w:pPr>
               <w:pStyle w:val="Compact"/>
               <w:jc w:val="left"/>
-              <w:ind w:firstLine="0" w:left="0" w:right="0"/>
-              <w:spacing w:after="40" w:before="40" w:line="240" w:lineRule="auto"/>
+              <w:ind w:left="0" w:right="0" w:firstLine="0"/>
+              <w:spacing w:line="240" w:lineRule="auto" w:after="40" w:before="40"/>
             </w:pPr>
             <w:r>
               <w:t xml:space="preserve">TEXT</w:t>
@@ -4882,8 +4884,8 @@
             <w:pPr>
               <w:pStyle w:val="Compact"/>
               <w:jc w:val="left"/>
-              <w:ind w:firstLine="0" w:left="0" w:right="0"/>
-              <w:spacing w:after="40" w:before="40" w:line="240" w:lineRule="auto"/>
+              <w:ind w:left="0" w:right="0" w:firstLine="0"/>
+              <w:spacing w:line="240" w:lineRule="auto" w:after="40" w:before="40"/>
             </w:pPr>
             <w:r>
               <w:t xml:space="preserve">Project identifier from @PID syntax</w:t>
@@ -4898,8 +4900,8 @@
             <w:pPr>
               <w:pStyle w:val="Compact"/>
               <w:jc w:val="left"/>
-              <w:ind w:firstLine="0" w:left="0" w:right="0"/>
-              <w:spacing w:after="40" w:before="40" w:line="240" w:lineRule="auto"/>
+              <w:ind w:left="0" w:right="0" w:firstLine="0"/>
+              <w:spacing w:line="240" w:lineRule="auto" w:after="40" w:before="40"/>
             </w:pPr>
             <w:r>
               <w:t xml:space="preserve">header_ast</w:t>
@@ -4912,8 +4914,8 @@
             <w:pPr>
               <w:pStyle w:val="Compact"/>
               <w:jc w:val="left"/>
-              <w:ind w:firstLine="0" w:left="0" w:right="0"/>
-              <w:spacing w:after="40" w:before="40" w:line="240" w:lineRule="auto"/>
+              <w:ind w:left="0" w:right="0" w:firstLine="0"/>
+              <w:spacing w:line="240" w:lineRule="auto" w:after="40" w:before="40"/>
             </w:pPr>
             <w:r>
               <w:t xml:space="preserve">JSON</w:t>
@@ -4926,8 +4928,8 @@
             <w:pPr>
               <w:pStyle w:val="Compact"/>
               <w:jc w:val="left"/>
-              <w:ind w:firstLine="0" w:left="0" w:right="0"/>
-              <w:spacing w:after="40" w:before="40" w:line="240" w:lineRule="auto"/>
+              <w:ind w:left="0" w:right="0" w:firstLine="0"/>
+              <w:spacing w:line="240" w:lineRule="auto" w:after="40" w:before="40"/>
             </w:pPr>
             <w:r>
               <w:t xml:space="preserve">Rendered H1 header as Pandoc AST</w:t>
@@ -4942,8 +4944,8 @@
             <w:pPr>
               <w:pStyle w:val="Compact"/>
               <w:jc w:val="left"/>
-              <w:ind w:firstLine="0" w:left="0" w:right="0"/>
-              <w:spacing w:after="40" w:before="40" w:line="240" w:lineRule="auto"/>
+              <w:ind w:left="0" w:right="0" w:firstLine="0"/>
+              <w:spacing w:line="240" w:lineRule="auto" w:after="40" w:before="40"/>
             </w:pPr>
             <w:r>
               <w:t xml:space="preserve">body_ast</w:t>
@@ -4956,8 +4958,8 @@
             <w:pPr>
               <w:pStyle w:val="Compact"/>
               <w:jc w:val="left"/>
-              <w:ind w:firstLine="0" w:left="0" w:right="0"/>
-              <w:spacing w:after="40" w:before="40" w:line="240" w:lineRule="auto"/>
+              <w:ind w:left="0" w:right="0" w:firstLine="0"/>
+              <w:spacing w:line="240" w:lineRule="auto" w:after="40" w:before="40"/>
             </w:pPr>
             <w:r>
               <w:t xml:space="preserve">JSON</w:t>
@@ -4970,8 +4972,8 @@
             <w:pPr>
               <w:pStyle w:val="Compact"/>
               <w:jc w:val="left"/>
-              <w:ind w:firstLine="0" w:left="0" w:right="0"/>
-              <w:spacing w:after="40" w:before="40" w:line="240" w:lineRule="auto"/>
+              <w:ind w:left="0" w:right="0" w:firstLine="0"/>
+              <w:spacing w:line="240" w:lineRule="auto" w:after="40" w:before="40"/>
             </w:pPr>
             <w:r>
               <w:t xml:space="preserve">Body content between H1 and first H2</w:t>
@@ -5004,7 +5006,7 @@
     </w:p>
     <w:p>
       <w:pPr>
-        <w:spacing w:before="0" w:after="0" w:lineRule="exact" w:line="20"/>
+        <w:spacing w:after="0" w:lineRule="exact" w:line="20" w:before="0"/>
         <w:rPr>
           <w:sz w:val="2"/>
         </w:rPr>
@@ -5046,12 +5048,12 @@
         <w:tblLook w:firstRow="1" w:lastRow="0" w:firstColumn="0" w:lastColumn="0" w:noHBand="0" w:noVBand="0" w:val="0020"/>
         <w:jc w:val="start"/>
         <w:tblBorders>
-          <w:top w:space="0" w:sz="6" w:color="000000" w:val="single"/>
-          <w:left w:space="0" w:sz="6" w:color="000000" w:val="single"/>
-          <w:bottom w:space="0" w:sz="6" w:color="000000" w:val="single"/>
-          <w:right w:space="0" w:sz="6" w:color="000000" w:val="single"/>
-          <w:insideH w:space="0" w:sz="6" w:color="000000" w:val="single"/>
-          <w:insideV w:space="0" w:sz="6" w:color="000000" w:val="single"/>
+          <w:top w:color="000000" w:val="single" w:sz="6" w:space="0"/>
+          <w:left w:color="000000" w:val="single" w:sz="6" w:space="0"/>
+          <w:bottom w:color="000000" w:val="single" w:sz="6" w:space="0"/>
+          <w:right w:color="000000" w:val="single" w:sz="6" w:space="0"/>
+          <w:insideH w:color="000000" w:val="single" w:sz="6" w:space="0"/>
+          <w:insideV w:color="000000" w:val="single" w:sz="6" w:space="0"/>
         </w:tblBorders>
         <w:tblCellMar>
           <w:top w:w="57" w:type="dxa"/>
@@ -5071,14 +5073,14 @@
         </w:trPr>
         <w:tc>
           <w:tcPr>
-            <w:shd w:color="auto" w:fill="E8E8E8" w:val="clear"/>
+            <w:shd w:color="auto" w:val="clear" w:fill="E8E8E8"/>
           </w:tcPr>
           <w:p>
             <w:pPr>
               <w:pStyle w:val="Compact"/>
               <w:jc w:val="left"/>
-              <w:ind w:firstLine="0" w:left="0" w:right="0"/>
-              <w:spacing w:after="40" w:before="40" w:line="240" w:lineRule="auto"/>
+              <w:ind w:left="0" w:right="0" w:firstLine="0"/>
+              <w:spacing w:line="240" w:lineRule="auto" w:after="40" w:before="40"/>
             </w:pPr>
             <w:r>
               <w:rPr>
@@ -5090,14 +5092,14 @@
         </w:tc>
         <w:tc>
           <w:tcPr>
-            <w:shd w:color="auto" w:fill="E8E8E8" w:val="clear"/>
+            <w:shd w:color="auto" w:val="clear" w:fill="E8E8E8"/>
           </w:tcPr>
           <w:p>
             <w:pPr>
               <w:pStyle w:val="Compact"/>
               <w:jc w:val="left"/>
-              <w:ind w:firstLine="0" w:left="0" w:right="0"/>
-              <w:spacing w:after="40" w:before="40" w:line="240" w:lineRule="auto"/>
+              <w:ind w:left="0" w:right="0" w:firstLine="0"/>
+              <w:spacing w:line="240" w:lineRule="auto" w:after="40" w:before="40"/>
             </w:pPr>
             <w:r>
               <w:rPr>
@@ -5109,14 +5111,14 @@
         </w:tc>
         <w:tc>
           <w:tcPr>
-            <w:shd w:color="auto" w:fill="E8E8E8" w:val="clear"/>
+            <w:shd w:color="auto" w:val="clear" w:fill="E8E8E8"/>
           </w:tcPr>
           <w:p>
             <w:pPr>
               <w:pStyle w:val="Compact"/>
               <w:jc w:val="left"/>
-              <w:ind w:firstLine="0" w:left="0" w:right="0"/>
-              <w:spacing w:after="40" w:before="40" w:line="240" w:lineRule="auto"/>
+              <w:ind w:left="0" w:right="0" w:firstLine="0"/>
+              <w:spacing w:line="240" w:lineRule="auto" w:after="40" w:before="40"/>
             </w:pPr>
             <w:r>
               <w:rPr>
@@ -5134,8 +5136,8 @@
             <w:pPr>
               <w:pStyle w:val="Compact"/>
               <w:jc w:val="left"/>
-              <w:ind w:firstLine="0" w:left="0" w:right="0"/>
-              <w:spacing w:after="40" w:before="40" w:line="240" w:lineRule="auto"/>
+              <w:ind w:left="0" w:right="0" w:firstLine="0"/>
+              <w:spacing w:line="240" w:lineRule="auto" w:after="40" w:before="40"/>
             </w:pPr>
             <w:r>
               <w:t xml:space="preserve">id</w:t>
@@ -5148,8 +5150,8 @@
             <w:pPr>
               <w:pStyle w:val="Compact"/>
               <w:jc w:val="left"/>
-              <w:ind w:firstLine="0" w:left="0" w:right="0"/>
-              <w:spacing w:after="40" w:before="40" w:line="240" w:lineRule="auto"/>
+              <w:ind w:left="0" w:right="0" w:firstLine="0"/>
+              <w:spacing w:line="240" w:lineRule="auto" w:after="40" w:before="40"/>
             </w:pPr>
             <w:r>
               <w:t xml:space="preserve">INTEGER PK</w:t>
@@ -5162,8 +5164,8 @@
             <w:pPr>
               <w:pStyle w:val="Compact"/>
               <w:jc w:val="left"/>
-              <w:ind w:firstLine="0" w:left="0" w:right="0"/>
-              <w:spacing w:after="40" w:before="40" w:line="240" w:lineRule="auto"/>
+              <w:ind w:left="0" w:right="0" w:firstLine="0"/>
+              <w:spacing w:line="240" w:lineRule="auto" w:after="40" w:before="40"/>
             </w:pPr>
             <w:r>
               <w:t xml:space="preserve">Auto-assigned internal key</w:t>
@@ -5178,8 +5180,8 @@
             <w:pPr>
               <w:pStyle w:val="Compact"/>
               <w:jc w:val="left"/>
-              <w:ind w:firstLine="0" w:left="0" w:right="0"/>
-              <w:spacing w:after="40" w:before="40" w:line="240" w:lineRule="auto"/>
+              <w:ind w:left="0" w:right="0" w:firstLine="0"/>
+              <w:spacing w:line="240" w:lineRule="auto" w:after="40" w:before="40"/>
             </w:pPr>
             <w:r>
               <w:t xml:space="preserve">content_sha</w:t>
@@ -5192,8 +5194,8 @@
             <w:pPr>
               <w:pStyle w:val="Compact"/>
               <w:jc w:val="left"/>
-              <w:ind w:firstLine="0" w:left="0" w:right="0"/>
-              <w:spacing w:after="40" w:before="40" w:line="240" w:lineRule="auto"/>
+              <w:ind w:left="0" w:right="0" w:firstLine="0"/>
+              <w:spacing w:line="240" w:lineRule="auto" w:after="40" w:before="40"/>
             </w:pPr>
             <w:r>
               <w:t xml:space="preserve">TEXT</w:t>
@@ -5206,8 +5208,8 @@
             <w:pPr>
               <w:pStyle w:val="Compact"/>
               <w:jc w:val="left"/>
-              <w:ind w:firstLine="0" w:left="0" w:right="0"/>
-              <w:spacing w:after="40" w:before="40" w:line="240" w:lineRule="auto"/>
+              <w:ind w:left="0" w:right="0" w:firstLine="0"/>
+              <w:spacing w:line="240" w:lineRule="auto" w:after="40" w:before="40"/>
             </w:pPr>
             <w:r>
               <w:t xml:space="preserve">SHA1 checksum for change detection</w:t>
@@ -5222,8 +5224,8 @@
             <w:pPr>
               <w:pStyle w:val="Compact"/>
               <w:jc w:val="left"/>
-              <w:ind w:firstLine="0" w:left="0" w:right="0"/>
-              <w:spacing w:after="40" w:before="40" w:line="240" w:lineRule="auto"/>
+              <w:ind w:left="0" w:right="0" w:firstLine="0"/>
+              <w:spacing w:line="240" w:lineRule="auto" w:after="40" w:before="40"/>
             </w:pPr>
             <w:r>
               <w:t xml:space="preserve">specification_ref</w:t>
@@ -5236,8 +5238,8 @@
             <w:pPr>
               <w:pStyle w:val="Compact"/>
               <w:jc w:val="left"/>
-              <w:ind w:firstLine="0" w:left="0" w:right="0"/>
-              <w:spacing w:after="40" w:before="40" w:line="240" w:lineRule="auto"/>
+              <w:ind w:left="0" w:right="0" w:firstLine="0"/>
+              <w:spacing w:line="240" w:lineRule="auto" w:after="40" w:before="40"/>
             </w:pPr>
             <w:r>
               <w:t xml:space="preserve">TEXT NOT NULL FK</w:t>
@@ -5250,8 +5252,8 @@
             <w:pPr>
               <w:pStyle w:val="Compact"/>
               <w:jc w:val="left"/>
-              <w:ind w:firstLine="0" w:left="0" w:right="0"/>
-              <w:spacing w:after="40" w:before="40" w:line="240" w:lineRule="auto"/>
+              <w:ind w:left="0" w:right="0" w:firstLine="0"/>
+              <w:spacing w:line="240" w:lineRule="auto" w:after="40" w:before="40"/>
             </w:pPr>
             <w:r>
               <w:t xml:space="preserve">Parent specification</w:t>
@@ -5266,8 +5268,8 @@
             <w:pPr>
               <w:pStyle w:val="Compact"/>
               <w:jc w:val="left"/>
-              <w:ind w:firstLine="0" w:left="0" w:right="0"/>
-              <w:spacing w:after="40" w:before="40" w:line="240" w:lineRule="auto"/>
+              <w:ind w:left="0" w:right="0" w:firstLine="0"/>
+              <w:spacing w:line="240" w:lineRule="auto" w:after="40" w:before="40"/>
             </w:pPr>
             <w:r>
               <w:t xml:space="preserve">type_ref</w:t>
@@ -5280,8 +5282,8 @@
             <w:pPr>
               <w:pStyle w:val="Compact"/>
               <w:jc w:val="left"/>
-              <w:ind w:firstLine="0" w:left="0" w:right="0"/>
-              <w:spacing w:after="40" w:before="40" w:line="240" w:lineRule="auto"/>
+              <w:ind w:left="0" w:right="0" w:firstLine="0"/>
+              <w:spacing w:line="240" w:lineRule="auto" w:after="40" w:before="40"/>
             </w:pPr>
             <w:r>
               <w:t xml:space="preserve">TEXT NOT NULL FK</w:t>
@@ -5294,8 +5296,8 @@
             <w:pPr>
               <w:pStyle w:val="Compact"/>
               <w:jc w:val="left"/>
-              <w:ind w:firstLine="0" w:left="0" w:right="0"/>
-              <w:spacing w:after="40" w:before="40" w:line="240" w:lineRule="auto"/>
+              <w:ind w:left="0" w:right="0" w:firstLine="0"/>
+              <w:spacing w:line="240" w:lineRule="auto" w:after="40" w:before="40"/>
             </w:pPr>
             <w:r>
               <w:t xml:space="preserve">Object type</w:t>
@@ -5310,8 +5312,8 @@
             <w:pPr>
               <w:pStyle w:val="Compact"/>
               <w:jc w:val="left"/>
-              <w:ind w:firstLine="0" w:left="0" w:right="0"/>
-              <w:spacing w:after="40" w:before="40" w:line="240" w:lineRule="auto"/>
+              <w:ind w:left="0" w:right="0" w:firstLine="0"/>
+              <w:spacing w:line="240" w:lineRule="auto" w:after="40" w:before="40"/>
             </w:pPr>
             <w:r>
               <w:t xml:space="preserve">from_file</w:t>
@@ -5324,8 +5326,8 @@
             <w:pPr>
               <w:pStyle w:val="Compact"/>
               <w:jc w:val="left"/>
-              <w:ind w:firstLine="0" w:left="0" w:right="0"/>
-              <w:spacing w:after="40" w:before="40" w:line="240" w:lineRule="auto"/>
+              <w:ind w:left="0" w:right="0" w:firstLine="0"/>
+              <w:spacing w:line="240" w:lineRule="auto" w:after="40" w:before="40"/>
             </w:pPr>
             <w:r>
               <w:t xml:space="preserve">TEXT NOT NULL</w:t>
@@ -5338,8 +5340,8 @@
             <w:pPr>
               <w:pStyle w:val="Compact"/>
               <w:jc w:val="left"/>
-              <w:ind w:firstLine="0" w:left="0" w:right="0"/>
-              <w:spacing w:after="40" w:before="40" w:line="240" w:lineRule="auto"/>
+              <w:ind w:left="0" w:right="0" w:firstLine="0"/>
+              <w:spacing w:line="240" w:lineRule="auto" w:after="40" w:before="40"/>
             </w:pPr>
             <w:r>
               <w:t xml:space="preserve">Source file path</w:t>
@@ -5354,8 +5356,8 @@
             <w:pPr>
               <w:pStyle w:val="Compact"/>
               <w:jc w:val="left"/>
-              <w:ind w:firstLine="0" w:left="0" w:right="0"/>
-              <w:spacing w:after="40" w:before="40" w:line="240" w:lineRule="auto"/>
+              <w:ind w:left="0" w:right="0" w:firstLine="0"/>
+              <w:spacing w:line="240" w:lineRule="auto" w:after="40" w:before="40"/>
             </w:pPr>
             <w:r>
               <w:t xml:space="preserve">file_seq</w:t>
@@ -5368,8 +5370,8 @@
             <w:pPr>
               <w:pStyle w:val="Compact"/>
               <w:jc w:val="left"/>
-              <w:ind w:firstLine="0" w:left="0" w:right="0"/>
-              <w:spacing w:after="40" w:before="40" w:line="240" w:lineRule="auto"/>
+              <w:ind w:left="0" w:right="0" w:firstLine="0"/>
+              <w:spacing w:line="240" w:lineRule="auto" w:after="40" w:before="40"/>
             </w:pPr>
             <w:r>
               <w:t xml:space="preserve">INTEGER NOT NULL</w:t>
@@ -5382,8 +5384,8 @@
             <w:pPr>
               <w:pStyle w:val="Compact"/>
               <w:jc w:val="left"/>
-              <w:ind w:firstLine="0" w:left="0" w:right="0"/>
-              <w:spacing w:after="40" w:before="40" w:line="240" w:lineRule="auto"/>
+              <w:ind w:left="0" w:right="0" w:firstLine="0"/>
+              <w:spacing w:line="240" w:lineRule="auto" w:after="40" w:before="40"/>
             </w:pPr>
             <w:r>
               <w:t xml:space="preserve">Sequence within file (0-indexed)</w:t>
@@ -5398,8 +5400,8 @@
             <w:pPr>
               <w:pStyle w:val="Compact"/>
               <w:jc w:val="left"/>
-              <w:ind w:firstLine="0" w:left="0" w:right="0"/>
-              <w:spacing w:after="40" w:before="40" w:line="240" w:lineRule="auto"/>
+              <w:ind w:left="0" w:right="0" w:firstLine="0"/>
+              <w:spacing w:line="240" w:lineRule="auto" w:after="40" w:before="40"/>
             </w:pPr>
             <w:r>
               <w:t xml:space="preserve">pid</w:t>
@@ -5412,8 +5414,8 @@
             <w:pPr>
               <w:pStyle w:val="Compact"/>
               <w:jc w:val="left"/>
-              <w:ind w:firstLine="0" w:left="0" w:right="0"/>
-              <w:spacing w:after="40" w:before="40" w:line="240" w:lineRule="auto"/>
+              <w:ind w:left="0" w:right="0" w:firstLine="0"/>
+              <w:spacing w:line="240" w:lineRule="auto" w:after="40" w:before="40"/>
             </w:pPr>
             <w:r>
               <w:t xml:space="preserve">TEXT</w:t>
@@ -5426,8 +5428,8 @@
             <w:pPr>
               <w:pStyle w:val="Compact"/>
               <w:jc w:val="left"/>
-              <w:ind w:firstLine="0" w:left="0" w:right="0"/>
-              <w:spacing w:after="40" w:before="40" w:line="240" w:lineRule="auto"/>
+              <w:ind w:left="0" w:right="0" w:firstLine="0"/>
+              <w:spacing w:line="240" w:lineRule="auto" w:after="40" w:before="40"/>
             </w:pPr>
             <w:r>
               <w:t xml:space="preserve">Project identifier</w:t>
@@ -5442,8 +5444,8 @@
             <w:pPr>
               <w:pStyle w:val="Compact"/>
               <w:jc w:val="left"/>
-              <w:ind w:firstLine="0" w:left="0" w:right="0"/>
-              <w:spacing w:after="40" w:before="40" w:line="240" w:lineRule="auto"/>
+              <w:ind w:left="0" w:right="0" w:firstLine="0"/>
+              <w:spacing w:line="240" w:lineRule="auto" w:after="40" w:before="40"/>
             </w:pPr>
             <w:r>
               <w:t xml:space="preserve">pid_prefix</w:t>
@@ -5456,8 +5458,8 @@
             <w:pPr>
               <w:pStyle w:val="Compact"/>
               <w:jc w:val="left"/>
-              <w:ind w:firstLine="0" w:left="0" w:right="0"/>
-              <w:spacing w:after="40" w:before="40" w:line="240" w:lineRule="auto"/>
+              <w:ind w:left="0" w:right="0" w:firstLine="0"/>
+              <w:spacing w:line="240" w:lineRule="auto" w:after="40" w:before="40"/>
             </w:pPr>
             <w:r>
               <w:t xml:space="preserve">TEXT</w:t>
@@ -5470,8 +5472,8 @@
             <w:pPr>
               <w:pStyle w:val="Compact"/>
               <w:jc w:val="left"/>
-              <w:ind w:firstLine="0" w:left="0" w:right="0"/>
-              <w:spacing w:after="40" w:before="40" w:line="240" w:lineRule="auto"/>
+              <w:ind w:left="0" w:right="0" w:firstLine="0"/>
+              <w:spacing w:line="240" w:lineRule="auto" w:after="40" w:before="40"/>
             </w:pPr>
             <w:r>
               <w:t xml:space="preserve">Extracted PID prefix</w:t>
@@ -5486,8 +5488,8 @@
             <w:pPr>
               <w:pStyle w:val="Compact"/>
               <w:jc w:val="left"/>
-              <w:ind w:firstLine="0" w:left="0" w:right="0"/>
-              <w:spacing w:after="40" w:before="40" w:line="240" w:lineRule="auto"/>
+              <w:ind w:left="0" w:right="0" w:firstLine="0"/>
+              <w:spacing w:line="240" w:lineRule="auto" w:after="40" w:before="40"/>
             </w:pPr>
             <w:r>
               <w:t xml:space="preserve">pid_sequence</w:t>
@@ -5500,8 +5502,8 @@
             <w:pPr>
               <w:pStyle w:val="Compact"/>
               <w:jc w:val="left"/>
-              <w:ind w:firstLine="0" w:left="0" w:right="0"/>
-              <w:spacing w:after="40" w:before="40" w:line="240" w:lineRule="auto"/>
+              <w:ind w:left="0" w:right="0" w:firstLine="0"/>
+              <w:spacing w:line="240" w:lineRule="auto" w:after="40" w:before="40"/>
             </w:pPr>
             <w:r>
               <w:t xml:space="preserve">INTEGER</w:t>
@@ -5514,8 +5516,8 @@
             <w:pPr>
               <w:pStyle w:val="Compact"/>
               <w:jc w:val="left"/>
-              <w:ind w:firstLine="0" w:left="0" w:right="0"/>
-              <w:spacing w:after="40" w:before="40" w:line="240" w:lineRule="auto"/>
+              <w:ind w:left="0" w:right="0" w:firstLine="0"/>
+              <w:spacing w:line="240" w:lineRule="auto" w:after="40" w:before="40"/>
             </w:pPr>
             <w:r>
               <w:t xml:space="preserve">Extracted PID sequence number</w:t>
@@ -5530,8 +5532,8 @@
             <w:pPr>
               <w:pStyle w:val="Compact"/>
               <w:jc w:val="left"/>
-              <w:ind w:firstLine="0" w:left="0" w:right="0"/>
-              <w:spacing w:after="40" w:before="40" w:line="240" w:lineRule="auto"/>
+              <w:ind w:left="0" w:right="0" w:firstLine="0"/>
+              <w:spacing w:line="240" w:lineRule="auto" w:after="40" w:before="40"/>
             </w:pPr>
             <w:r>
               <w:t xml:space="preserve">pid_auto_generated</w:t>
@@ -5544,8 +5546,8 @@
             <w:pPr>
               <w:pStyle w:val="Compact"/>
               <w:jc w:val="left"/>
-              <w:ind w:firstLine="0" w:left="0" w:right="0"/>
-              <w:spacing w:after="40" w:before="40" w:line="240" w:lineRule="auto"/>
+              <w:ind w:left="0" w:right="0" w:firstLine="0"/>
+              <w:spacing w:line="240" w:lineRule="auto" w:after="40" w:before="40"/>
             </w:pPr>
             <w:r>
               <w:t xml:space="preserve">INTEGER DEFAULT 0</w:t>
@@ -5558,8 +5560,8 @@
             <w:pPr>
               <w:pStyle w:val="Compact"/>
               <w:jc w:val="left"/>
-              <w:ind w:firstLine="0" w:left="0" w:right="0"/>
-              <w:spacing w:after="40" w:before="40" w:line="240" w:lineRule="auto"/>
+              <w:ind w:left="0" w:right="0" w:firstLine="0"/>
+              <w:spacing w:line="240" w:lineRule="auto" w:after="40" w:before="40"/>
             </w:pPr>
             <w:r>
               <w:t xml:space="preserve">1 = PID was auto-generated</w:t>
@@ -5574,8 +5576,8 @@
             <w:pPr>
               <w:pStyle w:val="Compact"/>
               <w:jc w:val="left"/>
-              <w:ind w:firstLine="0" w:left="0" w:right="0"/>
-              <w:spacing w:after="40" w:before="40" w:line="240" w:lineRule="auto"/>
+              <w:ind w:left="0" w:right="0" w:firstLine="0"/>
+              <w:spacing w:line="240" w:lineRule="auto" w:after="40" w:before="40"/>
             </w:pPr>
             <w:r>
               <w:t xml:space="preserve">title_text</w:t>
@@ -5588,8 +5590,8 @@
             <w:pPr>
               <w:pStyle w:val="Compact"/>
               <w:jc w:val="left"/>
-              <w:ind w:firstLine="0" w:left="0" w:right="0"/>
-              <w:spacing w:after="40" w:before="40" w:line="240" w:lineRule="auto"/>
+              <w:ind w:left="0" w:right="0" w:firstLine="0"/>
+              <w:spacing w:line="240" w:lineRule="auto" w:after="40" w:before="40"/>
             </w:pPr>
             <w:r>
               <w:t xml:space="preserve">TEXT NOT NULL</w:t>
@@ -5602,8 +5604,8 @@
             <w:pPr>
               <w:pStyle w:val="Compact"/>
               <w:jc w:val="left"/>
-              <w:ind w:firstLine="0" w:left="0" w:right="0"/>
-              <w:spacing w:after="40" w:before="40" w:line="240" w:lineRule="auto"/>
+              <w:ind w:left="0" w:right="0" w:firstLine="0"/>
+              <w:spacing w:line="240" w:lineRule="auto" w:after="40" w:before="40"/>
             </w:pPr>
             <w:r>
               <w:t xml:space="preserve">Plain-text title</w:t>
@@ -5618,8 +5620,8 @@
             <w:pPr>
               <w:pStyle w:val="Compact"/>
               <w:jc w:val="left"/>
-              <w:ind w:firstLine="0" w:left="0" w:right="0"/>
-              <w:spacing w:after="40" w:before="40" w:line="240" w:lineRule="auto"/>
+              <w:ind w:left="0" w:right="0" w:firstLine="0"/>
+              <w:spacing w:line="240" w:lineRule="auto" w:after="40" w:before="40"/>
             </w:pPr>
             <w:r>
               <w:t xml:space="preserve">label</w:t>
@@ -5632,8 +5634,8 @@
             <w:pPr>
               <w:pStyle w:val="Compact"/>
               <w:jc w:val="left"/>
-              <w:ind w:firstLine="0" w:left="0" w:right="0"/>
-              <w:spacing w:after="40" w:before="40" w:line="240" w:lineRule="auto"/>
+              <w:ind w:left="0" w:right="0" w:firstLine="0"/>
+              <w:spacing w:line="240" w:lineRule="auto" w:after="40" w:before="40"/>
             </w:pPr>
             <w:r>
               <w:t xml:space="preserve">TEXT</w:t>
@@ -5646,8 +5648,8 @@
             <w:pPr>
               <w:pStyle w:val="Compact"/>
               <w:jc w:val="left"/>
-              <w:ind w:firstLine="0" w:left="0" w:right="0"/>
-              <w:spacing w:after="40" w:before="40" w:line="240" w:lineRule="auto"/>
+              <w:ind w:left="0" w:right="0" w:firstLine="0"/>
+              <w:spacing w:line="240" w:lineRule="auto" w:after="40" w:before="40"/>
             </w:pPr>
             <w:r>
               <w:t xml:space="preserve">Unified label for # resolution</w:t>
@@ -5662,8 +5664,8 @@
             <w:pPr>
               <w:pStyle w:val="Compact"/>
               <w:jc w:val="left"/>
-              <w:ind w:firstLine="0" w:left="0" w:right="0"/>
-              <w:spacing w:after="40" w:before="40" w:line="240" w:lineRule="auto"/>
+              <w:ind w:left="0" w:right="0" w:firstLine="0"/>
+              <w:spacing w:line="240" w:lineRule="auto" w:after="40" w:before="40"/>
             </w:pPr>
             <w:r>
               <w:t xml:space="preserve">level</w:t>
@@ -5676,8 +5678,8 @@
             <w:pPr>
               <w:pStyle w:val="Compact"/>
               <w:jc w:val="left"/>
-              <w:ind w:firstLine="0" w:left="0" w:right="0"/>
-              <w:spacing w:after="40" w:before="40" w:line="240" w:lineRule="auto"/>
+              <w:ind w:left="0" w:right="0" w:firstLine="0"/>
+              <w:spacing w:line="240" w:lineRule="auto" w:after="40" w:before="40"/>
             </w:pPr>
             <w:r>
               <w:t xml:space="preserve">INTEGER</w:t>
@@ -5690,8 +5692,8 @@
             <w:pPr>
               <w:pStyle w:val="Compact"/>
               <w:jc w:val="left"/>
-              <w:ind w:firstLine="0" w:left="0" w:right="0"/>
-              <w:spacing w:after="40" w:before="40" w:line="240" w:lineRule="auto"/>
+              <w:ind w:left="0" w:right="0" w:firstLine="0"/>
+              <w:spacing w:line="240" w:lineRule="auto" w:after="40" w:before="40"/>
             </w:pPr>
             <w:r>
               <w:t xml:space="preserve">Heading level (2--6)</w:t>
@@ -5706,8 +5708,8 @@
             <w:pPr>
               <w:pStyle w:val="Compact"/>
               <w:jc w:val="left"/>
-              <w:ind w:firstLine="0" w:left="0" w:right="0"/>
-              <w:spacing w:after="40" w:before="40" w:line="240" w:lineRule="auto"/>
+              <w:ind w:left="0" w:right="0" w:firstLine="0"/>
+              <w:spacing w:line="240" w:lineRule="auto" w:after="40" w:before="40"/>
             </w:pPr>
             <w:r>
               <w:t xml:space="preserve">start_line</w:t>
@@ -5720,8 +5722,8 @@
             <w:pPr>
               <w:pStyle w:val="Compact"/>
               <w:jc w:val="left"/>
-              <w:ind w:firstLine="0" w:left="0" w:right="0"/>
-              <w:spacing w:after="40" w:before="40" w:line="240" w:lineRule="auto"/>
+              <w:ind w:left="0" w:right="0" w:firstLine="0"/>
+              <w:spacing w:line="240" w:lineRule="auto" w:after="40" w:before="40"/>
             </w:pPr>
             <w:r>
               <w:t xml:space="preserve">INTEGER</w:t>
@@ -5734,8 +5736,8 @@
             <w:pPr>
               <w:pStyle w:val="Compact"/>
               <w:jc w:val="left"/>
-              <w:ind w:firstLine="0" w:left="0" w:right="0"/>
-              <w:spacing w:after="40" w:before="40" w:line="240" w:lineRule="auto"/>
+              <w:ind w:left="0" w:right="0" w:firstLine="0"/>
+              <w:spacing w:line="240" w:lineRule="auto" w:after="40" w:before="40"/>
             </w:pPr>
             <w:r>
               <w:t xml:space="preserve">Start line in source (1-indexed)</w:t>
@@ -5750,8 +5752,8 @@
             <w:pPr>
               <w:pStyle w:val="Compact"/>
               <w:jc w:val="left"/>
-              <w:ind w:firstLine="0" w:left="0" w:right="0"/>
-              <w:spacing w:after="40" w:before="40" w:line="240" w:lineRule="auto"/>
+              <w:ind w:left="0" w:right="0" w:firstLine="0"/>
+              <w:spacing w:line="240" w:lineRule="auto" w:after="40" w:before="40"/>
             </w:pPr>
             <w:r>
               <w:t xml:space="preserve">end_line</w:t>
@@ -5764,8 +5766,8 @@
             <w:pPr>
               <w:pStyle w:val="Compact"/>
               <w:jc w:val="left"/>
-              <w:ind w:firstLine="0" w:left="0" w:right="0"/>
-              <w:spacing w:after="40" w:before="40" w:line="240" w:lineRule="auto"/>
+              <w:ind w:left="0" w:right="0" w:firstLine="0"/>
+              <w:spacing w:line="240" w:lineRule="auto" w:after="40" w:before="40"/>
             </w:pPr>
             <w:r>
               <w:t xml:space="preserve">INTEGER</w:t>
@@ -5778,8 +5780,8 @@
             <w:pPr>
               <w:pStyle w:val="Compact"/>
               <w:jc w:val="left"/>
-              <w:ind w:firstLine="0" w:left="0" w:right="0"/>
-              <w:spacing w:after="40" w:before="40" w:line="240" w:lineRule="auto"/>
+              <w:ind w:left="0" w:right="0" w:firstLine="0"/>
+              <w:spacing w:line="240" w:lineRule="auto" w:after="40" w:before="40"/>
             </w:pPr>
             <w:r>
               <w:t xml:space="preserve">End line in source</w:t>
@@ -5794,8 +5796,8 @@
             <w:pPr>
               <w:pStyle w:val="Compact"/>
               <w:jc w:val="left"/>
-              <w:ind w:firstLine="0" w:left="0" w:right="0"/>
-              <w:spacing w:after="40" w:before="40" w:line="240" w:lineRule="auto"/>
+              <w:ind w:left="0" w:right="0" w:firstLine="0"/>
+              <w:spacing w:line="240" w:lineRule="auto" w:after="40" w:before="40"/>
             </w:pPr>
             <w:r>
               <w:t xml:space="preserve">ast</w:t>
@@ -5808,8 +5810,8 @@
             <w:pPr>
               <w:pStyle w:val="Compact"/>
               <w:jc w:val="left"/>
-              <w:ind w:firstLine="0" w:left="0" w:right="0"/>
-              <w:spacing w:after="40" w:before="40" w:line="240" w:lineRule="auto"/>
+              <w:ind w:left="0" w:right="0" w:firstLine="0"/>
+              <w:spacing w:line="240" w:lineRule="auto" w:after="40" w:before="40"/>
             </w:pPr>
             <w:r>
               <w:t xml:space="preserve">JSON</w:t>
@@ -5822,8 +5824,8 @@
             <w:pPr>
               <w:pStyle w:val="Compact"/>
               <w:jc w:val="left"/>
-              <w:ind w:firstLine="0" w:left="0" w:right="0"/>
-              <w:spacing w:after="40" w:before="40" w:line="240" w:lineRule="auto"/>
+              <w:ind w:left="0" w:right="0" w:firstLine="0"/>
+              <w:spacing w:line="240" w:lineRule="auto" w:after="40" w:before="40"/>
             </w:pPr>
             <w:r>
               <w:t xml:space="preserve">Body as Pandoc AST</w:t>
@@ -5906,7 +5908,7 @@
     </w:p>
     <w:p>
       <w:pPr>
-        <w:spacing w:before="0" w:after="0" w:lineRule="exact" w:line="20"/>
+        <w:spacing w:after="0" w:lineRule="exact" w:line="20" w:before="0"/>
         <w:rPr>
           <w:sz w:val="2"/>
         </w:rPr>
@@ -5948,12 +5950,12 @@
         <w:tblLook w:firstRow="1" w:lastRow="0" w:firstColumn="0" w:lastColumn="0" w:noHBand="0" w:noVBand="0" w:val="0020"/>
         <w:jc w:val="start"/>
         <w:tblBorders>
-          <w:top w:space="0" w:sz="6" w:color="000000" w:val="single"/>
-          <w:left w:space="0" w:sz="6" w:color="000000" w:val="single"/>
-          <w:bottom w:space="0" w:sz="6" w:color="000000" w:val="single"/>
-          <w:right w:space="0" w:sz="6" w:color="000000" w:val="single"/>
-          <w:insideH w:space="0" w:sz="6" w:color="000000" w:val="single"/>
-          <w:insideV w:space="0" w:sz="6" w:color="000000" w:val="single"/>
+          <w:top w:color="000000" w:val="single" w:sz="6" w:space="0"/>
+          <w:left w:color="000000" w:val="single" w:sz="6" w:space="0"/>
+          <w:bottom w:color="000000" w:val="single" w:sz="6" w:space="0"/>
+          <w:right w:color="000000" w:val="single" w:sz="6" w:space="0"/>
+          <w:insideH w:color="000000" w:val="single" w:sz="6" w:space="0"/>
+          <w:insideV w:color="000000" w:val="single" w:sz="6" w:space="0"/>
         </w:tblBorders>
         <w:tblCellMar>
           <w:top w:w="57" w:type="dxa"/>
@@ -5973,14 +5975,14 @@
         </w:trPr>
         <w:tc>
           <w:tcPr>
-            <w:shd w:color="auto" w:fill="E8E8E8" w:val="clear"/>
+            <w:shd w:color="auto" w:val="clear" w:fill="E8E8E8"/>
           </w:tcPr>
           <w:p>
             <w:pPr>
               <w:pStyle w:val="Compact"/>
               <w:jc w:val="left"/>
-              <w:ind w:firstLine="0" w:left="0" w:right="0"/>
-              <w:spacing w:after="40" w:before="40" w:line="240" w:lineRule="auto"/>
+              <w:ind w:left="0" w:right="0" w:firstLine="0"/>
+              <w:spacing w:line="240" w:lineRule="auto" w:after="40" w:before="40"/>
             </w:pPr>
             <w:r>
               <w:rPr>
@@ -5992,14 +5994,14 @@
         </w:tc>
         <w:tc>
           <w:tcPr>
-            <w:shd w:color="auto" w:fill="E8E8E8" w:val="clear"/>
+            <w:shd w:color="auto" w:val="clear" w:fill="E8E8E8"/>
           </w:tcPr>
           <w:p>
             <w:pPr>
               <w:pStyle w:val="Compact"/>
               <w:jc w:val="left"/>
-              <w:ind w:firstLine="0" w:left="0" w:right="0"/>
-              <w:spacing w:after="40" w:before="40" w:line="240" w:lineRule="auto"/>
+              <w:ind w:left="0" w:right="0" w:firstLine="0"/>
+              <w:spacing w:line="240" w:lineRule="auto" w:after="40" w:before="40"/>
             </w:pPr>
             <w:r>
               <w:rPr>
@@ -6011,14 +6013,14 @@
         </w:tc>
         <w:tc>
           <w:tcPr>
-            <w:shd w:color="auto" w:fill="E8E8E8" w:val="clear"/>
+            <w:shd w:color="auto" w:val="clear" w:fill="E8E8E8"/>
           </w:tcPr>
           <w:p>
             <w:pPr>
               <w:pStyle w:val="Compact"/>
               <w:jc w:val="left"/>
-              <w:ind w:firstLine="0" w:left="0" w:right="0"/>
-              <w:spacing w:after="40" w:before="40" w:line="240" w:lineRule="auto"/>
+              <w:ind w:left="0" w:right="0" w:firstLine="0"/>
+              <w:spacing w:line="240" w:lineRule="auto" w:after="40" w:before="40"/>
             </w:pPr>
             <w:r>
               <w:rPr>
@@ -6036,8 +6038,8 @@
             <w:pPr>
               <w:pStyle w:val="Compact"/>
               <w:jc w:val="left"/>
-              <w:ind w:firstLine="0" w:left="0" w:right="0"/>
-              <w:spacing w:after="40" w:before="40" w:line="240" w:lineRule="auto"/>
+              <w:ind w:left="0" w:right="0" w:firstLine="0"/>
+              <w:spacing w:line="240" w:lineRule="auto" w:after="40" w:before="40"/>
             </w:pPr>
             <w:r>
               <w:t xml:space="preserve">id</w:t>
@@ -6050,8 +6052,8 @@
             <w:pPr>
               <w:pStyle w:val="Compact"/>
               <w:jc w:val="left"/>
-              <w:ind w:firstLine="0" w:left="0" w:right="0"/>
-              <w:spacing w:after="40" w:before="40" w:line="240" w:lineRule="auto"/>
+              <w:ind w:left="0" w:right="0" w:firstLine="0"/>
+              <w:spacing w:line="240" w:lineRule="auto" w:after="40" w:before="40"/>
             </w:pPr>
             <w:r>
               <w:t xml:space="preserve">INTEGER PK</w:t>
@@ -6064,8 +6066,8 @@
             <w:pPr>
               <w:pStyle w:val="Compact"/>
               <w:jc w:val="left"/>
-              <w:ind w:firstLine="0" w:left="0" w:right="0"/>
-              <w:spacing w:after="40" w:before="40" w:line="240" w:lineRule="auto"/>
+              <w:ind w:left="0" w:right="0" w:firstLine="0"/>
+              <w:spacing w:line="240" w:lineRule="auto" w:after="40" w:before="40"/>
             </w:pPr>
             <w:r>
               <w:t xml:space="preserve">Auto-assigned internal key</w:t>
@@ -6080,8 +6082,8 @@
             <w:pPr>
               <w:pStyle w:val="Compact"/>
               <w:jc w:val="left"/>
-              <w:ind w:firstLine="0" w:left="0" w:right="0"/>
-              <w:spacing w:after="40" w:before="40" w:line="240" w:lineRule="auto"/>
+              <w:ind w:left="0" w:right="0" w:firstLine="0"/>
+              <w:spacing w:line="240" w:lineRule="auto" w:after="40" w:before="40"/>
             </w:pPr>
             <w:r>
               <w:t xml:space="preserve">content_sha</w:t>
@@ -6094,8 +6096,8 @@
             <w:pPr>
               <w:pStyle w:val="Compact"/>
               <w:jc w:val="left"/>
-              <w:ind w:firstLine="0" w:left="0" w:right="0"/>
-              <w:spacing w:after="40" w:before="40" w:line="240" w:lineRule="auto"/>
+              <w:ind w:left="0" w:right="0" w:firstLine="0"/>
+              <w:spacing w:line="240" w:lineRule="auto" w:after="40" w:before="40"/>
             </w:pPr>
             <w:r>
               <w:t xml:space="preserve">TEXT</w:t>
@@ -6108,8 +6110,8 @@
             <w:pPr>
               <w:pStyle w:val="Compact"/>
               <w:jc w:val="left"/>
-              <w:ind w:firstLine="0" w:left="0" w:right="0"/>
-              <w:spacing w:after="40" w:before="40" w:line="240" w:lineRule="auto"/>
+              <w:ind w:left="0" w:right="0" w:firstLine="0"/>
+              <w:spacing w:line="240" w:lineRule="auto" w:after="40" w:before="40"/>
             </w:pPr>
             <w:r>
               <w:t xml:space="preserve">SHA1 checksum for change detection</w:t>
@@ -6124,8 +6126,8 @@
             <w:pPr>
               <w:pStyle w:val="Compact"/>
               <w:jc w:val="left"/>
-              <w:ind w:firstLine="0" w:left="0" w:right="0"/>
-              <w:spacing w:after="40" w:before="40" w:line="240" w:lineRule="auto"/>
+              <w:ind w:left="0" w:right="0" w:firstLine="0"/>
+              <w:spacing w:line="240" w:lineRule="auto" w:after="40" w:before="40"/>
             </w:pPr>
             <w:r>
               <w:t xml:space="preserve">specification_ref</w:t>
@@ -6138,8 +6140,8 @@
             <w:pPr>
               <w:pStyle w:val="Compact"/>
               <w:jc w:val="left"/>
-              <w:ind w:firstLine="0" w:left="0" w:right="0"/>
-              <w:spacing w:after="40" w:before="40" w:line="240" w:lineRule="auto"/>
+              <w:ind w:left="0" w:right="0" w:firstLine="0"/>
+              <w:spacing w:line="240" w:lineRule="auto" w:after="40" w:before="40"/>
             </w:pPr>
             <w:r>
               <w:t xml:space="preserve">TEXT NOT NULL FK</w:t>
@@ -6152,8 +6154,8 @@
             <w:pPr>
               <w:pStyle w:val="Compact"/>
               <w:jc w:val="left"/>
-              <w:ind w:firstLine="0" w:left="0" w:right="0"/>
-              <w:spacing w:after="40" w:before="40" w:line="240" w:lineRule="auto"/>
+              <w:ind w:left="0" w:right="0" w:firstLine="0"/>
+              <w:spacing w:line="240" w:lineRule="auto" w:after="40" w:before="40"/>
             </w:pPr>
             <w:r>
               <w:t xml:space="preserve">Parent specification</w:t>
@@ -6168,8 +6170,8 @@
             <w:pPr>
               <w:pStyle w:val="Compact"/>
               <w:jc w:val="left"/>
-              <w:ind w:firstLine="0" w:left="0" w:right="0"/>
-              <w:spacing w:after="40" w:before="40" w:line="240" w:lineRule="auto"/>
+              <w:ind w:left="0" w:right="0" w:firstLine="0"/>
+              <w:spacing w:line="240" w:lineRule="auto" w:after="40" w:before="40"/>
             </w:pPr>
             <w:r>
               <w:t xml:space="preserve">type_ref</w:t>
@@ -6182,8 +6184,8 @@
             <w:pPr>
               <w:pStyle w:val="Compact"/>
               <w:jc w:val="left"/>
-              <w:ind w:firstLine="0" w:left="0" w:right="0"/>
-              <w:spacing w:after="40" w:before="40" w:line="240" w:lineRule="auto"/>
+              <w:ind w:left="0" w:right="0" w:firstLine="0"/>
+              <w:spacing w:line="240" w:lineRule="auto" w:after="40" w:before="40"/>
             </w:pPr>
             <w:r>
               <w:t xml:space="preserve">TEXT NOT NULL FK</w:t>
@@ -6196,8 +6198,8 @@
             <w:pPr>
               <w:pStyle w:val="Compact"/>
               <w:jc w:val="left"/>
-              <w:ind w:firstLine="0" w:left="0" w:right="0"/>
-              <w:spacing w:after="40" w:before="40" w:line="240" w:lineRule="auto"/>
+              <w:ind w:left="0" w:right="0" w:firstLine="0"/>
+              <w:spacing w:line="240" w:lineRule="auto" w:after="40" w:before="40"/>
             </w:pPr>
             <w:r>
               <w:t xml:space="preserve">Float type</w:t>
@@ -6212,8 +6214,8 @@
             <w:pPr>
               <w:pStyle w:val="Compact"/>
               <w:jc w:val="left"/>
-              <w:ind w:firstLine="0" w:left="0" w:right="0"/>
-              <w:spacing w:after="40" w:before="40" w:line="240" w:lineRule="auto"/>
+              <w:ind w:left="0" w:right="0" w:firstLine="0"/>
+              <w:spacing w:line="240" w:lineRule="auto" w:after="40" w:before="40"/>
             </w:pPr>
             <w:r>
               <w:t xml:space="preserve">from_file</w:t>
@@ -6226,8 +6228,8 @@
             <w:pPr>
               <w:pStyle w:val="Compact"/>
               <w:jc w:val="left"/>
-              <w:ind w:firstLine="0" w:left="0" w:right="0"/>
-              <w:spacing w:after="40" w:before="40" w:line="240" w:lineRule="auto"/>
+              <w:ind w:left="0" w:right="0" w:firstLine="0"/>
+              <w:spacing w:line="240" w:lineRule="auto" w:after="40" w:before="40"/>
             </w:pPr>
             <w:r>
               <w:t xml:space="preserve">TEXT NOT NULL</w:t>
@@ -6240,8 +6242,8 @@
             <w:pPr>
               <w:pStyle w:val="Compact"/>
               <w:jc w:val="left"/>
-              <w:ind w:firstLine="0" w:left="0" w:right="0"/>
-              <w:spacing w:after="40" w:before="40" w:line="240" w:lineRule="auto"/>
+              <w:ind w:left="0" w:right="0" w:firstLine="0"/>
+              <w:spacing w:line="240" w:lineRule="auto" w:after="40" w:before="40"/>
             </w:pPr>
             <w:r>
               <w:t xml:space="preserve">Source file path</w:t>
@@ -6256,8 +6258,8 @@
             <w:pPr>
               <w:pStyle w:val="Compact"/>
               <w:jc w:val="left"/>
-              <w:ind w:firstLine="0" w:left="0" w:right="0"/>
-              <w:spacing w:after="40" w:before="40" w:line="240" w:lineRule="auto"/>
+              <w:ind w:left="0" w:right="0" w:firstLine="0"/>
+              <w:spacing w:line="240" w:lineRule="auto" w:after="40" w:before="40"/>
             </w:pPr>
             <w:r>
               <w:t xml:space="preserve">file_seq</w:t>
@@ -6270,8 +6272,8 @@
             <w:pPr>
               <w:pStyle w:val="Compact"/>
               <w:jc w:val="left"/>
-              <w:ind w:firstLine="0" w:left="0" w:right="0"/>
-              <w:spacing w:after="40" w:before="40" w:line="240" w:lineRule="auto"/>
+              <w:ind w:left="0" w:right="0" w:firstLine="0"/>
+              <w:spacing w:line="240" w:lineRule="auto" w:after="40" w:before="40"/>
             </w:pPr>
             <w:r>
               <w:t xml:space="preserve">INTEGER NOT NULL</w:t>
@@ -6284,8 +6286,8 @@
             <w:pPr>
               <w:pStyle w:val="Compact"/>
               <w:jc w:val="left"/>
-              <w:ind w:firstLine="0" w:left="0" w:right="0"/>
-              <w:spacing w:after="40" w:before="40" w:line="240" w:lineRule="auto"/>
+              <w:ind w:left="0" w:right="0" w:firstLine="0"/>
+              <w:spacing w:line="240" w:lineRule="auto" w:after="40" w:before="40"/>
             </w:pPr>
             <w:r>
               <w:t xml:space="preserve">Sequence within file</w:t>
@@ -6300,8 +6302,8 @@
             <w:pPr>
               <w:pStyle w:val="Compact"/>
               <w:jc w:val="left"/>
-              <w:ind w:firstLine="0" w:left="0" w:right="0"/>
-              <w:spacing w:after="40" w:before="40" w:line="240" w:lineRule="auto"/>
+              <w:ind w:left="0" w:right="0" w:firstLine="0"/>
+              <w:spacing w:line="240" w:lineRule="auto" w:after="40" w:before="40"/>
             </w:pPr>
             <w:r>
               <w:t xml:space="preserve">start_line</w:t>
@@ -6314,8 +6316,8 @@
             <w:pPr>
               <w:pStyle w:val="Compact"/>
               <w:jc w:val="left"/>
-              <w:ind w:firstLine="0" w:left="0" w:right="0"/>
-              <w:spacing w:after="40" w:before="40" w:line="240" w:lineRule="auto"/>
+              <w:ind w:left="0" w:right="0" w:firstLine="0"/>
+              <w:spacing w:line="240" w:lineRule="auto" w:after="40" w:before="40"/>
             </w:pPr>
             <w:r>
               <w:t xml:space="preserve">INTEGER</w:t>
@@ -6328,8 +6330,8 @@
             <w:pPr>
               <w:pStyle w:val="Compact"/>
               <w:jc w:val="left"/>
-              <w:ind w:firstLine="0" w:left="0" w:right="0"/>
-              <w:spacing w:after="40" w:before="40" w:line="240" w:lineRule="auto"/>
+              <w:ind w:left="0" w:right="0" w:firstLine="0"/>
+              <w:spacing w:line="240" w:lineRule="auto" w:after="40" w:before="40"/>
             </w:pPr>
             <w:r>
               <w:t xml:space="preserve">Start line in source</w:t>
@@ -6344,8 +6346,8 @@
             <w:pPr>
               <w:pStyle w:val="Compact"/>
               <w:jc w:val="left"/>
-              <w:ind w:firstLine="0" w:left="0" w:right="0"/>
-              <w:spacing w:after="40" w:before="40" w:line="240" w:lineRule="auto"/>
+              <w:ind w:left="0" w:right="0" w:firstLine="0"/>
+              <w:spacing w:line="240" w:lineRule="auto" w:after="40" w:before="40"/>
             </w:pPr>
             <w:r>
               <w:t xml:space="preserve">label</w:t>
@@ -6358,8 +6360,8 @@
             <w:pPr>
               <w:pStyle w:val="Compact"/>
               <w:jc w:val="left"/>
-              <w:ind w:firstLine="0" w:left="0" w:right="0"/>
-              <w:spacing w:after="40" w:before="40" w:line="240" w:lineRule="auto"/>
+              <w:ind w:left="0" w:right="0" w:firstLine="0"/>
+              <w:spacing w:line="240" w:lineRule="auto" w:after="40" w:before="40"/>
             </w:pPr>
             <w:r>
               <w:t xml:space="preserve">TEXT NOT NULL</w:t>
@@ -6372,8 +6374,8 @@
             <w:pPr>
               <w:pStyle w:val="Compact"/>
               <w:jc w:val="left"/>
-              <w:ind w:firstLine="0" w:left="0" w:right="0"/>
-              <w:spacing w:after="40" w:before="40" w:line="240" w:lineRule="auto"/>
+              <w:ind w:left="0" w:right="0" w:firstLine="0"/>
+              <w:spacing w:line="240" w:lineRule="auto" w:after="40" w:before="40"/>
             </w:pPr>
             <w:r>
               <w:t xml:space="preserve">Cross-reference label</w:t>
@@ -6388,8 +6390,8 @@
             <w:pPr>
               <w:pStyle w:val="Compact"/>
               <w:jc w:val="left"/>
-              <w:ind w:firstLine="0" w:left="0" w:right="0"/>
-              <w:spacing w:after="40" w:before="40" w:line="240" w:lineRule="auto"/>
+              <w:ind w:left="0" w:right="0" w:firstLine="0"/>
+              <w:spacing w:line="240" w:lineRule="auto" w:after="40" w:before="40"/>
             </w:pPr>
             <w:r>
               <w:t xml:space="preserve">number</w:t>
@@ -6402,8 +6404,8 @@
             <w:pPr>
               <w:pStyle w:val="Compact"/>
               <w:jc w:val="left"/>
-              <w:ind w:firstLine="0" w:left="0" w:right="0"/>
-              <w:spacing w:after="40" w:before="40" w:line="240" w:lineRule="auto"/>
+              <w:ind w:left="0" w:right="0" w:firstLine="0"/>
+              <w:spacing w:line="240" w:lineRule="auto" w:after="40" w:before="40"/>
             </w:pPr>
             <w:r>
               <w:t xml:space="preserve">INTEGER</w:t>
@@ -6416,8 +6418,8 @@
             <w:pPr>
               <w:pStyle w:val="Compact"/>
               <w:jc w:val="left"/>
-              <w:ind w:firstLine="0" w:left="0" w:right="0"/>
-              <w:spacing w:after="40" w:before="40" w:line="240" w:lineRule="auto"/>
+              <w:ind w:left="0" w:right="0" w:firstLine="0"/>
+              <w:spacing w:line="240" w:lineRule="auto" w:after="40" w:before="40"/>
             </w:pPr>
             <w:r>
               <w:t xml:space="preserve">Auto-assigned number within counter group</w:t>
@@ -6432,8 +6434,8 @@
             <w:pPr>
               <w:pStyle w:val="Compact"/>
               <w:jc w:val="left"/>
-              <w:ind w:firstLine="0" w:left="0" w:right="0"/>
-              <w:spacing w:after="40" w:before="40" w:line="240" w:lineRule="auto"/>
+              <w:ind w:left="0" w:right="0" w:firstLine="0"/>
+              <w:spacing w:line="240" w:lineRule="auto" w:after="40" w:before="40"/>
             </w:pPr>
             <w:r>
               <w:t xml:space="preserve">caption</w:t>
@@ -6446,8 +6448,8 @@
             <w:pPr>
               <w:pStyle w:val="Compact"/>
               <w:jc w:val="left"/>
-              <w:ind w:firstLine="0" w:left="0" w:right="0"/>
-              <w:spacing w:after="40" w:before="40" w:line="240" w:lineRule="auto"/>
+              <w:ind w:left="0" w:right="0" w:firstLine="0"/>
+              <w:spacing w:line="240" w:lineRule="auto" w:after="40" w:before="40"/>
             </w:pPr>
             <w:r>
               <w:t xml:space="preserve">TEXT</w:t>
@@ -6460,8 +6462,8 @@
             <w:pPr>
               <w:pStyle w:val="Compact"/>
               <w:jc w:val="left"/>
-              <w:ind w:firstLine="0" w:left="0" w:right="0"/>
-              <w:spacing w:after="40" w:before="40" w:line="240" w:lineRule="auto"/>
+              <w:ind w:left="0" w:right="0" w:firstLine="0"/>
+              <w:spacing w:line="240" w:lineRule="auto" w:after="40" w:before="40"/>
             </w:pPr>
             <w:r>
               <w:t xml:space="preserve">Caption text</w:t>
@@ -6476,8 +6478,8 @@
             <w:pPr>
               <w:pStyle w:val="Compact"/>
               <w:jc w:val="left"/>
-              <w:ind w:firstLine="0" w:left="0" w:right="0"/>
-              <w:spacing w:after="40" w:before="40" w:line="240" w:lineRule="auto"/>
+              <w:ind w:left="0" w:right="0" w:firstLine="0"/>
+              <w:spacing w:line="240" w:lineRule="auto" w:after="40" w:before="40"/>
             </w:pPr>
             <w:r>
               <w:t xml:space="preserve">pandoc_attributes</w:t>
@@ -6490,8 +6492,8 @@
             <w:pPr>
               <w:pStyle w:val="Compact"/>
               <w:jc w:val="left"/>
-              <w:ind w:firstLine="0" w:left="0" w:right="0"/>
-              <w:spacing w:after="40" w:before="40" w:line="240" w:lineRule="auto"/>
+              <w:ind w:left="0" w:right="0" w:firstLine="0"/>
+              <w:spacing w:line="240" w:lineRule="auto" w:after="40" w:before="40"/>
             </w:pPr>
             <w:r>
               <w:t xml:space="preserve">JSON</w:t>
@@ -6504,8 +6506,8 @@
             <w:pPr>
               <w:pStyle w:val="Compact"/>
               <w:jc w:val="left"/>
-              <w:ind w:firstLine="0" w:left="0" w:right="0"/>
-              <w:spacing w:after="40" w:before="40" w:line="240" w:lineRule="auto"/>
+              <w:ind w:left="0" w:right="0" w:firstLine="0"/>
+              <w:spacing w:line="240" w:lineRule="auto" w:after="40" w:before="40"/>
             </w:pPr>
             <w:r>
               <w:t xml:space="preserve">Parsed attributes from code block</w:t>
@@ -6520,8 +6522,8 @@
             <w:pPr>
               <w:pStyle w:val="Compact"/>
               <w:jc w:val="left"/>
-              <w:ind w:firstLine="0" w:left="0" w:right="0"/>
-              <w:spacing w:after="40" w:before="40" w:line="240" w:lineRule="auto"/>
+              <w:ind w:left="0" w:right="0" w:firstLine="0"/>
+              <w:spacing w:line="240" w:lineRule="auto" w:after="40" w:before="40"/>
             </w:pPr>
             <w:r>
               <w:t xml:space="preserve">raw_content</w:t>
@@ -6534,8 +6536,8 @@
             <w:pPr>
               <w:pStyle w:val="Compact"/>
               <w:jc w:val="left"/>
-              <w:ind w:firstLine="0" w:left="0" w:right="0"/>
-              <w:spacing w:after="40" w:before="40" w:line="240" w:lineRule="auto"/>
+              <w:ind w:left="0" w:right="0" w:firstLine="0"/>
+              <w:spacing w:line="240" w:lineRule="auto" w:after="40" w:before="40"/>
             </w:pPr>
             <w:r>
               <w:t xml:space="preserve">TEXT</w:t>
@@ -6548,8 +6550,8 @@
             <w:pPr>
               <w:pStyle w:val="Compact"/>
               <w:jc w:val="left"/>
-              <w:ind w:firstLine="0" w:left="0" w:right="0"/>
-              <w:spacing w:after="40" w:before="40" w:line="240" w:lineRule="auto"/>
+              <w:ind w:left="0" w:right="0" w:firstLine="0"/>
+              <w:spacing w:line="240" w:lineRule="auto" w:after="40" w:before="40"/>
             </w:pPr>
             <w:r>
               <w:t xml:space="preserve">Original raw content</w:t>
@@ -6564,8 +6566,8 @@
             <w:pPr>
               <w:pStyle w:val="Compact"/>
               <w:jc w:val="left"/>
-              <w:ind w:firstLine="0" w:left="0" w:right="0"/>
-              <w:spacing w:after="40" w:before="40" w:line="240" w:lineRule="auto"/>
+              <w:ind w:left="0" w:right="0" w:firstLine="0"/>
+              <w:spacing w:line="240" w:lineRule="auto" w:after="40" w:before="40"/>
             </w:pPr>
             <w:r>
               <w:t xml:space="preserve">raw_ast</w:t>
@@ -6578,8 +6580,8 @@
             <w:pPr>
               <w:pStyle w:val="Compact"/>
               <w:jc w:val="left"/>
-              <w:ind w:firstLine="0" w:left="0" w:right="0"/>
-              <w:spacing w:after="40" w:before="40" w:line="240" w:lineRule="auto"/>
+              <w:ind w:left="0" w:right="0" w:firstLine="0"/>
+              <w:spacing w:line="240" w:lineRule="auto" w:after="40" w:before="40"/>
             </w:pPr>
             <w:r>
               <w:t xml:space="preserve">JSON</w:t>
@@ -6592,8 +6594,8 @@
             <w:pPr>
               <w:pStyle w:val="Compact"/>
               <w:jc w:val="left"/>
-              <w:ind w:firstLine="0" w:left="0" w:right="0"/>
-              <w:spacing w:after="40" w:before="40" w:line="240" w:lineRule="auto"/>
+              <w:ind w:left="0" w:right="0" w:firstLine="0"/>
+              <w:spacing w:line="240" w:lineRule="auto" w:after="40" w:before="40"/>
             </w:pPr>
             <w:r>
               <w:t xml:space="preserve">Original Pandoc AST</w:t>
@@ -6608,8 +6610,8 @@
             <w:pPr>
               <w:pStyle w:val="Compact"/>
               <w:jc w:val="left"/>
-              <w:ind w:firstLine="0" w:left="0" w:right="0"/>
-              <w:spacing w:after="40" w:before="40" w:line="240" w:lineRule="auto"/>
+              <w:ind w:left="0" w:right="0" w:firstLine="0"/>
+              <w:spacing w:line="240" w:lineRule="auto" w:after="40" w:before="40"/>
             </w:pPr>
             <w:r>
               <w:t xml:space="preserve">resolved_ast</w:t>
@@ -6622,8 +6624,8 @@
             <w:pPr>
               <w:pStyle w:val="Compact"/>
               <w:jc w:val="left"/>
-              <w:ind w:firstLine="0" w:left="0" w:right="0"/>
-              <w:spacing w:after="40" w:before="40" w:line="240" w:lineRule="auto"/>
+              <w:ind w:left="0" w:right="0" w:firstLine="0"/>
+              <w:spacing w:line="240" w:lineRule="auto" w:after="40" w:before="40"/>
             </w:pPr>
             <w:r>
               <w:t xml:space="preserve">JSON</w:t>
@@ -6636,8 +6638,8 @@
             <w:pPr>
               <w:pStyle w:val="Compact"/>
               <w:jc w:val="left"/>
-              <w:ind w:firstLine="0" w:left="0" w:right="0"/>
-              <w:spacing w:after="40" w:before="40" w:line="240" w:lineRule="auto"/>
+              <w:ind w:left="0" w:right="0" w:firstLine="0"/>
+              <w:spacing w:line="240" w:lineRule="auto" w:after="40" w:before="40"/>
             </w:pPr>
             <w:r>
               <w:t xml:space="preserve">Processed AST after rendering</w:t>
@@ -6652,8 +6654,8 @@
             <w:pPr>
               <w:pStyle w:val="Compact"/>
               <w:jc w:val="left"/>
-              <w:ind w:firstLine="0" w:left="0" w:right="0"/>
-              <w:spacing w:after="40" w:before="40" w:line="240" w:lineRule="auto"/>
+              <w:ind w:left="0" w:right="0" w:firstLine="0"/>
+              <w:spacing w:line="240" w:lineRule="auto" w:after="40" w:before="40"/>
             </w:pPr>
             <w:r>
               <w:t xml:space="preserve">parent_object_id</w:t>
@@ -6666,8 +6668,8 @@
             <w:pPr>
               <w:pStyle w:val="Compact"/>
               <w:jc w:val="left"/>
-              <w:ind w:firstLine="0" w:left="0" w:right="0"/>
-              <w:spacing w:after="40" w:before="40" w:line="240" w:lineRule="auto"/>
+              <w:ind w:left="0" w:right="0" w:firstLine="0"/>
+              <w:spacing w:line="240" w:lineRule="auto" w:after="40" w:before="40"/>
             </w:pPr>
             <w:r>
               <w:t xml:space="preserve">INTEGER FK</w:t>
@@ -6680,8 +6682,8 @@
             <w:pPr>
               <w:pStyle w:val="Compact"/>
               <w:jc w:val="left"/>
-              <w:ind w:firstLine="0" w:left="0" w:right="0"/>
-              <w:spacing w:after="40" w:before="40" w:line="240" w:lineRule="auto"/>
+              <w:ind w:left="0" w:right="0" w:firstLine="0"/>
+              <w:spacing w:line="240" w:lineRule="auto" w:after="40" w:before="40"/>
             </w:pPr>
             <w:r>
               <w:t xml:space="preserve">Containing spec object</w:t>
@@ -6696,8 +6698,8 @@
             <w:pPr>
               <w:pStyle w:val="Compact"/>
               <w:jc w:val="left"/>
-              <w:ind w:firstLine="0" w:left="0" w:right="0"/>
-              <w:spacing w:after="40" w:before="40" w:line="240" w:lineRule="auto"/>
+              <w:ind w:left="0" w:right="0" w:firstLine="0"/>
+              <w:spacing w:line="240" w:lineRule="auto" w:after="40" w:before="40"/>
             </w:pPr>
             <w:r>
               <w:t xml:space="preserve">anchor</w:t>
@@ -6710,8 +6712,8 @@
             <w:pPr>
               <w:pStyle w:val="Compact"/>
               <w:jc w:val="left"/>
-              <w:ind w:firstLine="0" w:left="0" w:right="0"/>
-              <w:spacing w:after="40" w:before="40" w:line="240" w:lineRule="auto"/>
+              <w:ind w:left="0" w:right="0" w:firstLine="0"/>
+              <w:spacing w:line="240" w:lineRule="auto" w:after="40" w:before="40"/>
             </w:pPr>
             <w:r>
               <w:t xml:space="preserve">TEXT</w:t>
@@ -6724,8 +6726,8 @@
             <w:pPr>
               <w:pStyle w:val="Compact"/>
               <w:jc w:val="left"/>
-              <w:ind w:firstLine="0" w:left="0" w:right="0"/>
-              <w:spacing w:after="40" w:before="40" w:line="240" w:lineRule="auto"/>
+              <w:ind w:left="0" w:right="0" w:firstLine="0"/>
+              <w:spacing w:line="240" w:lineRule="auto" w:after="40" w:before="40"/>
             </w:pPr>
             <w:r>
               <w:t xml:space="preserve">HTML anchor for linking</w:t>
@@ -6740,8 +6742,8 @@
             <w:pPr>
               <w:pStyle w:val="Compact"/>
               <w:jc w:val="left"/>
-              <w:ind w:firstLine="0" w:left="0" w:right="0"/>
-              <w:spacing w:after="40" w:before="40" w:line="240" w:lineRule="auto"/>
+              <w:ind w:left="0" w:right="0" w:firstLine="0"/>
+              <w:spacing w:line="240" w:lineRule="auto" w:after="40" w:before="40"/>
             </w:pPr>
             <w:r>
               <w:t xml:space="preserve">syntax_key</w:t>
@@ -6754,8 +6756,8 @@
             <w:pPr>
               <w:pStyle w:val="Compact"/>
               <w:jc w:val="left"/>
-              <w:ind w:firstLine="0" w:left="0" w:right="0"/>
-              <w:spacing w:after="40" w:before="40" w:line="240" w:lineRule="auto"/>
+              <w:ind w:left="0" w:right="0" w:firstLine="0"/>
+              <w:spacing w:line="240" w:lineRule="auto" w:after="40" w:before="40"/>
             </w:pPr>
             <w:r>
               <w:t xml:space="preserve">TEXT</w:t>
@@ -6768,8 +6770,8 @@
             <w:pPr>
               <w:pStyle w:val="Compact"/>
               <w:jc w:val="left"/>
-              <w:ind w:firstLine="0" w:left="0" w:right="0"/>
-              <w:spacing w:after="40" w:before="40" w:line="240" w:lineRule="auto"/>
+              <w:ind w:left="0" w:right="0" w:firstLine="0"/>
+              <w:spacing w:line="240" w:lineRule="auto" w:after="40" w:before="40"/>
             </w:pPr>
             <w:r>
               <w:t xml:space="preserve">Original syntax from code block</w:t>
@@ -6832,7 +6834,7 @@
     </w:p>
     <w:p>
       <w:pPr>
-        <w:spacing w:before="0" w:after="0" w:lineRule="exact" w:line="20"/>
+        <w:spacing w:after="0" w:lineRule="exact" w:line="20" w:before="0"/>
         <w:rPr>
           <w:sz w:val="2"/>
         </w:rPr>
@@ -6874,12 +6876,12 @@
         <w:tblLook w:firstRow="1" w:lastRow="0" w:firstColumn="0" w:lastColumn="0" w:noHBand="0" w:noVBand="0" w:val="0020"/>
         <w:jc w:val="start"/>
         <w:tblBorders>
-          <w:top w:space="0" w:sz="6" w:color="000000" w:val="single"/>
-          <w:left w:space="0" w:sz="6" w:color="000000" w:val="single"/>
-          <w:bottom w:space="0" w:sz="6" w:color="000000" w:val="single"/>
-          <w:right w:space="0" w:sz="6" w:color="000000" w:val="single"/>
-          <w:insideH w:space="0" w:sz="6" w:color="000000" w:val="single"/>
-          <w:insideV w:space="0" w:sz="6" w:color="000000" w:val="single"/>
+          <w:top w:color="000000" w:val="single" w:sz="6" w:space="0"/>
+          <w:left w:color="000000" w:val="single" w:sz="6" w:space="0"/>
+          <w:bottom w:color="000000" w:val="single" w:sz="6" w:space="0"/>
+          <w:right w:color="000000" w:val="single" w:sz="6" w:space="0"/>
+          <w:insideH w:color="000000" w:val="single" w:sz="6" w:space="0"/>
+          <w:insideV w:color="000000" w:val="single" w:sz="6" w:space="0"/>
         </w:tblBorders>
         <w:tblCellMar>
           <w:top w:w="57" w:type="dxa"/>
@@ -6899,14 +6901,14 @@
         </w:trPr>
         <w:tc>
           <w:tcPr>
-            <w:shd w:color="auto" w:fill="E8E8E8" w:val="clear"/>
+            <w:shd w:color="auto" w:val="clear" w:fill="E8E8E8"/>
           </w:tcPr>
           <w:p>
             <w:pPr>
               <w:pStyle w:val="Compact"/>
               <w:jc w:val="left"/>
-              <w:ind w:firstLine="0" w:left="0" w:right="0"/>
-              <w:spacing w:after="40" w:before="40" w:line="240" w:lineRule="auto"/>
+              <w:ind w:left="0" w:right="0" w:firstLine="0"/>
+              <w:spacing w:line="240" w:lineRule="auto" w:after="40" w:before="40"/>
             </w:pPr>
             <w:r>
               <w:rPr>
@@ -6918,14 +6920,14 @@
         </w:tc>
         <w:tc>
           <w:tcPr>
-            <w:shd w:color="auto" w:fill="E8E8E8" w:val="clear"/>
+            <w:shd w:color="auto" w:val="clear" w:fill="E8E8E8"/>
           </w:tcPr>
           <w:p>
             <w:pPr>
               <w:pStyle w:val="Compact"/>
               <w:jc w:val="left"/>
-              <w:ind w:firstLine="0" w:left="0" w:right="0"/>
-              <w:spacing w:after="40" w:before="40" w:line="240" w:lineRule="auto"/>
+              <w:ind w:left="0" w:right="0" w:firstLine="0"/>
+              <w:spacing w:line="240" w:lineRule="auto" w:after="40" w:before="40"/>
             </w:pPr>
             <w:r>
               <w:rPr>
@@ -6937,14 +6939,14 @@
         </w:tc>
         <w:tc>
           <w:tcPr>
-            <w:shd w:color="auto" w:fill="E8E8E8" w:val="clear"/>
+            <w:shd w:color="auto" w:val="clear" w:fill="E8E8E8"/>
           </w:tcPr>
           <w:p>
             <w:pPr>
               <w:pStyle w:val="Compact"/>
               <w:jc w:val="left"/>
-              <w:ind w:firstLine="0" w:left="0" w:right="0"/>
-              <w:spacing w:after="40" w:before="40" w:line="240" w:lineRule="auto"/>
+              <w:ind w:left="0" w:right="0" w:firstLine="0"/>
+              <w:spacing w:line="240" w:lineRule="auto" w:after="40" w:before="40"/>
             </w:pPr>
             <w:r>
               <w:rPr>
@@ -6962,8 +6964,8 @@
             <w:pPr>
               <w:pStyle w:val="Compact"/>
               <w:jc w:val="left"/>
-              <w:ind w:firstLine="0" w:left="0" w:right="0"/>
-              <w:spacing w:after="40" w:before="40" w:line="240" w:lineRule="auto"/>
+              <w:ind w:left="0" w:right="0" w:firstLine="0"/>
+              <w:spacing w:line="240" w:lineRule="auto" w:after="40" w:before="40"/>
             </w:pPr>
             <w:r>
               <w:t xml:space="preserve">id</w:t>
@@ -6976,8 +6978,8 @@
             <w:pPr>
               <w:pStyle w:val="Compact"/>
               <w:jc w:val="left"/>
-              <w:ind w:firstLine="0" w:left="0" w:right="0"/>
-              <w:spacing w:after="40" w:before="40" w:line="240" w:lineRule="auto"/>
+              <w:ind w:left="0" w:right="0" w:firstLine="0"/>
+              <w:spacing w:line="240" w:lineRule="auto" w:after="40" w:before="40"/>
             </w:pPr>
             <w:r>
               <w:t xml:space="preserve">INTEGER PK</w:t>
@@ -6990,8 +6992,8 @@
             <w:pPr>
               <w:pStyle w:val="Compact"/>
               <w:jc w:val="left"/>
-              <w:ind w:firstLine="0" w:left="0" w:right="0"/>
-              <w:spacing w:after="40" w:before="40" w:line="240" w:lineRule="auto"/>
+              <w:ind w:left="0" w:right="0" w:firstLine="0"/>
+              <w:spacing w:line="240" w:lineRule="auto" w:after="40" w:before="40"/>
             </w:pPr>
             <w:r>
               <w:t xml:space="preserve">Auto-assigned internal key</w:t>
@@ -7006,8 +7008,8 @@
             <w:pPr>
               <w:pStyle w:val="Compact"/>
               <w:jc w:val="left"/>
-              <w:ind w:firstLine="0" w:left="0" w:right="0"/>
-              <w:spacing w:after="40" w:before="40" w:line="240" w:lineRule="auto"/>
+              <w:ind w:left="0" w:right="0" w:firstLine="0"/>
+              <w:spacing w:line="240" w:lineRule="auto" w:after="40" w:before="40"/>
             </w:pPr>
             <w:r>
               <w:t xml:space="preserve">content_sha</w:t>
@@ -7020,8 +7022,8 @@
             <w:pPr>
               <w:pStyle w:val="Compact"/>
               <w:jc w:val="left"/>
-              <w:ind w:firstLine="0" w:left="0" w:right="0"/>
-              <w:spacing w:after="40" w:before="40" w:line="240" w:lineRule="auto"/>
+              <w:ind w:left="0" w:right="0" w:firstLine="0"/>
+              <w:spacing w:line="240" w:lineRule="auto" w:after="40" w:before="40"/>
             </w:pPr>
             <w:r>
               <w:t xml:space="preserve">TEXT</w:t>
@@ -7034,8 +7036,8 @@
             <w:pPr>
               <w:pStyle w:val="Compact"/>
               <w:jc w:val="left"/>
-              <w:ind w:firstLine="0" w:left="0" w:right="0"/>
-              <w:spacing w:after="40" w:before="40" w:line="240" w:lineRule="auto"/>
+              <w:ind w:left="0" w:right="0" w:firstLine="0"/>
+              <w:spacing w:line="240" w:lineRule="auto" w:after="40" w:before="40"/>
             </w:pPr>
             <w:r>
               <w:t xml:space="preserve">SHA1 checksum for change detection</w:t>
@@ -7050,8 +7052,8 @@
             <w:pPr>
               <w:pStyle w:val="Compact"/>
               <w:jc w:val="left"/>
-              <w:ind w:firstLine="0" w:left="0" w:right="0"/>
-              <w:spacing w:after="40" w:before="40" w:line="240" w:lineRule="auto"/>
+              <w:ind w:left="0" w:right="0" w:firstLine="0"/>
+              <w:spacing w:line="240" w:lineRule="auto" w:after="40" w:before="40"/>
             </w:pPr>
             <w:r>
               <w:t xml:space="preserve">specification_ref</w:t>
@@ -7064,8 +7066,8 @@
             <w:pPr>
               <w:pStyle w:val="Compact"/>
               <w:jc w:val="left"/>
-              <w:ind w:firstLine="0" w:left="0" w:right="0"/>
-              <w:spacing w:after="40" w:before="40" w:line="240" w:lineRule="auto"/>
+              <w:ind w:left="0" w:right="0" w:firstLine="0"/>
+              <w:spacing w:line="240" w:lineRule="auto" w:after="40" w:before="40"/>
             </w:pPr>
             <w:r>
               <w:t xml:space="preserve">TEXT NOT NULL FK</w:t>
@@ -7078,8 +7080,8 @@
             <w:pPr>
               <w:pStyle w:val="Compact"/>
               <w:jc w:val="left"/>
-              <w:ind w:firstLine="0" w:left="0" w:right="0"/>
-              <w:spacing w:after="40" w:before="40" w:line="240" w:lineRule="auto"/>
+              <w:ind w:left="0" w:right="0" w:firstLine="0"/>
+              <w:spacing w:line="240" w:lineRule="auto" w:after="40" w:before="40"/>
             </w:pPr>
             <w:r>
               <w:t xml:space="preserve">Parent specification</w:t>
@@ -7094,8 +7096,8 @@
             <w:pPr>
               <w:pStyle w:val="Compact"/>
               <w:jc w:val="left"/>
-              <w:ind w:firstLine="0" w:left="0" w:right="0"/>
-              <w:spacing w:after="40" w:before="40" w:line="240" w:lineRule="auto"/>
+              <w:ind w:left="0" w:right="0" w:firstLine="0"/>
+              <w:spacing w:line="240" w:lineRule="auto" w:after="40" w:before="40"/>
             </w:pPr>
             <w:r>
               <w:t xml:space="preserve">source_object_id</w:t>
@@ -7108,8 +7110,8 @@
             <w:pPr>
               <w:pStyle w:val="Compact"/>
               <w:jc w:val="left"/>
-              <w:ind w:firstLine="0" w:left="0" w:right="0"/>
-              <w:spacing w:after="40" w:before="40" w:line="240" w:lineRule="auto"/>
+              <w:ind w:left="0" w:right="0" w:firstLine="0"/>
+              <w:spacing w:line="240" w:lineRule="auto" w:after="40" w:before="40"/>
             </w:pPr>
             <w:r>
               <w:t xml:space="preserve">INTEGER NOT NULL FK</w:t>
@@ -7122,8 +7124,8 @@
             <w:pPr>
               <w:pStyle w:val="Compact"/>
               <w:jc w:val="left"/>
-              <w:ind w:firstLine="0" w:left="0" w:right="0"/>
-              <w:spacing w:after="40" w:before="40" w:line="240" w:lineRule="auto"/>
+              <w:ind w:left="0" w:right="0" w:firstLine="0"/>
+              <w:spacing w:line="240" w:lineRule="auto" w:after="40" w:before="40"/>
             </w:pPr>
             <w:r>
               <w:t xml:space="preserve">Source object</w:t>
@@ -7138,8 +7140,8 @@
             <w:pPr>
               <w:pStyle w:val="Compact"/>
               <w:jc w:val="left"/>
-              <w:ind w:firstLine="0" w:left="0" w:right="0"/>
-              <w:spacing w:after="40" w:before="40" w:line="240" w:lineRule="auto"/>
+              <w:ind w:left="0" w:right="0" w:firstLine="0"/>
+              <w:spacing w:line="240" w:lineRule="auto" w:after="40" w:before="40"/>
             </w:pPr>
             <w:r>
               <w:t xml:space="preserve">target_text</w:t>
@@ -7152,8 +7154,8 @@
             <w:pPr>
               <w:pStyle w:val="Compact"/>
               <w:jc w:val="left"/>
-              <w:ind w:firstLine="0" w:left="0" w:right="0"/>
-              <w:spacing w:after="40" w:before="40" w:line="240" w:lineRule="auto"/>
+              <w:ind w:left="0" w:right="0" w:firstLine="0"/>
+              <w:spacing w:line="240" w:lineRule="auto" w:after="40" w:before="40"/>
             </w:pPr>
             <w:r>
               <w:t xml:space="preserve">TEXT</w:t>
@@ -7166,8 +7168,8 @@
             <w:pPr>
               <w:pStyle w:val="Compact"/>
               <w:jc w:val="left"/>
-              <w:ind w:firstLine="0" w:left="0" w:right="0"/>
-              <w:spacing w:after="40" w:before="40" w:line="240" w:lineRule="auto"/>
+              <w:ind w:left="0" w:right="0" w:firstLine="0"/>
+              <w:spacing w:line="240" w:lineRule="auto" w:after="40" w:before="40"/>
             </w:pPr>
             <w:r>
               <w:t xml:space="preserve">Target as written (before resolution)</w:t>
@@ -7182,8 +7184,8 @@
             <w:pPr>
               <w:pStyle w:val="Compact"/>
               <w:jc w:val="left"/>
-              <w:ind w:firstLine="0" w:left="0" w:right="0"/>
-              <w:spacing w:after="40" w:before="40" w:line="240" w:lineRule="auto"/>
+              <w:ind w:left="0" w:right="0" w:firstLine="0"/>
+              <w:spacing w:line="240" w:lineRule="auto" w:after="40" w:before="40"/>
             </w:pPr>
             <w:r>
               <w:t xml:space="preserve">target_object_id</w:t>
@@ -7196,8 +7198,8 @@
             <w:pPr>
               <w:pStyle w:val="Compact"/>
               <w:jc w:val="left"/>
-              <w:ind w:firstLine="0" w:left="0" w:right="0"/>
-              <w:spacing w:after="40" w:before="40" w:line="240" w:lineRule="auto"/>
+              <w:ind w:left="0" w:right="0" w:firstLine="0"/>
+              <w:spacing w:line="240" w:lineRule="auto" w:after="40" w:before="40"/>
             </w:pPr>
             <w:r>
               <w:t xml:space="preserve">INTEGER FK</w:t>
@@ -7210,8 +7212,8 @@
             <w:pPr>
               <w:pStyle w:val="Compact"/>
               <w:jc w:val="left"/>
-              <w:ind w:firstLine="0" w:left="0" w:right="0"/>
-              <w:spacing w:after="40" w:before="40" w:line="240" w:lineRule="auto"/>
+              <w:ind w:left="0" w:right="0" w:firstLine="0"/>
+              <w:spacing w:line="240" w:lineRule="auto" w:after="40" w:before="40"/>
             </w:pPr>
             <w:r>
               <w:t xml:space="preserve">Resolved target object (NULL if unresolved)</w:t>
@@ -7226,8 +7228,8 @@
             <w:pPr>
               <w:pStyle w:val="Compact"/>
               <w:jc w:val="left"/>
-              <w:ind w:firstLine="0" w:left="0" w:right="0"/>
-              <w:spacing w:after="40" w:before="40" w:line="240" w:lineRule="auto"/>
+              <w:ind w:left="0" w:right="0" w:firstLine="0"/>
+              <w:spacing w:line="240" w:lineRule="auto" w:after="40" w:before="40"/>
             </w:pPr>
             <w:r>
               <w:t xml:space="preserve">target_float_id</w:t>
@@ -7240,8 +7242,8 @@
             <w:pPr>
               <w:pStyle w:val="Compact"/>
               <w:jc w:val="left"/>
-              <w:ind w:firstLine="0" w:left="0" w:right="0"/>
-              <w:spacing w:after="40" w:before="40" w:line="240" w:lineRule="auto"/>
+              <w:ind w:left="0" w:right="0" w:firstLine="0"/>
+              <w:spacing w:line="240" w:lineRule="auto" w:after="40" w:before="40"/>
             </w:pPr>
             <w:r>
               <w:t xml:space="preserve">INTEGER FK</w:t>
@@ -7254,8 +7256,8 @@
             <w:pPr>
               <w:pStyle w:val="Compact"/>
               <w:jc w:val="left"/>
-              <w:ind w:firstLine="0" w:left="0" w:right="0"/>
-              <w:spacing w:after="40" w:before="40" w:line="240" w:lineRule="auto"/>
+              <w:ind w:left="0" w:right="0" w:firstLine="0"/>
+              <w:spacing w:line="240" w:lineRule="auto" w:after="40" w:before="40"/>
             </w:pPr>
             <w:r>
               <w:t xml:space="preserve">Resolved target float (NULL if unresolved)</w:t>
@@ -7270,8 +7272,8 @@
             <w:pPr>
               <w:pStyle w:val="Compact"/>
               <w:jc w:val="left"/>
-              <w:ind w:firstLine="0" w:left="0" w:right="0"/>
-              <w:spacing w:after="40" w:before="40" w:line="240" w:lineRule="auto"/>
+              <w:ind w:left="0" w:right="0" w:firstLine="0"/>
+              <w:spacing w:line="240" w:lineRule="auto" w:after="40" w:before="40"/>
             </w:pPr>
             <w:r>
               <w:t xml:space="preserve">type_ref</w:t>
@@ -7284,8 +7286,8 @@
             <w:pPr>
               <w:pStyle w:val="Compact"/>
               <w:jc w:val="left"/>
-              <w:ind w:firstLine="0" w:left="0" w:right="0"/>
-              <w:spacing w:after="40" w:before="40" w:line="240" w:lineRule="auto"/>
+              <w:ind w:left="0" w:right="0" w:firstLine="0"/>
+              <w:spacing w:line="240" w:lineRule="auto" w:after="40" w:before="40"/>
             </w:pPr>
             <w:r>
               <w:t xml:space="preserve">TEXT FK</w:t>
@@ -7298,8 +7300,8 @@
             <w:pPr>
               <w:pStyle w:val="Compact"/>
               <w:jc w:val="left"/>
-              <w:ind w:firstLine="0" w:left="0" w:right="0"/>
-              <w:spacing w:after="40" w:before="40" w:line="240" w:lineRule="auto"/>
+              <w:ind w:left="0" w:right="0" w:firstLine="0"/>
+              <w:spacing w:line="240" w:lineRule="auto" w:after="40" w:before="40"/>
             </w:pPr>
             <w:r>
               <w:t xml:space="preserve">Inferred relation type</w:t>
@@ -7314,8 +7316,8 @@
             <w:pPr>
               <w:pStyle w:val="Compact"/>
               <w:jc w:val="left"/>
-              <w:ind w:firstLine="0" w:left="0" w:right="0"/>
-              <w:spacing w:after="40" w:before="40" w:line="240" w:lineRule="auto"/>
+              <w:ind w:left="0" w:right="0" w:firstLine="0"/>
+              <w:spacing w:line="240" w:lineRule="auto" w:after="40" w:before="40"/>
             </w:pPr>
             <w:r>
               <w:t xml:space="preserve">is_ambiguous</w:t>
@@ -7328,8 +7330,8 @@
             <w:pPr>
               <w:pStyle w:val="Compact"/>
               <w:jc w:val="left"/>
-              <w:ind w:firstLine="0" w:left="0" w:right="0"/>
-              <w:spacing w:after="40" w:before="40" w:line="240" w:lineRule="auto"/>
+              <w:ind w:left="0" w:right="0" w:firstLine="0"/>
+              <w:spacing w:line="240" w:lineRule="auto" w:after="40" w:before="40"/>
             </w:pPr>
             <w:r>
               <w:t xml:space="preserve">INTEGER DEFAULT 0</w:t>
@@ -7342,8 +7344,8 @@
             <w:pPr>
               <w:pStyle w:val="Compact"/>
               <w:jc w:val="left"/>
-              <w:ind w:firstLine="0" w:left="0" w:right="0"/>
-              <w:spacing w:after="40" w:before="40" w:line="240" w:lineRule="auto"/>
+              <w:ind w:left="0" w:right="0" w:firstLine="0"/>
+              <w:spacing w:line="240" w:lineRule="auto" w:after="40" w:before="40"/>
             </w:pPr>
             <w:r>
               <w:t xml:space="preserve">1 = multiple matches found</w:t>
@@ -7358,8 +7360,8 @@
             <w:pPr>
               <w:pStyle w:val="Compact"/>
               <w:jc w:val="left"/>
-              <w:ind w:firstLine="0" w:left="0" w:right="0"/>
-              <w:spacing w:after="40" w:before="40" w:line="240" w:lineRule="auto"/>
+              <w:ind w:left="0" w:right="0" w:firstLine="0"/>
+              <w:spacing w:line="240" w:lineRule="auto" w:after="40" w:before="40"/>
             </w:pPr>
             <w:r>
               <w:t xml:space="preserve">from_file</w:t>
@@ -7372,8 +7374,8 @@
             <w:pPr>
               <w:pStyle w:val="Compact"/>
               <w:jc w:val="left"/>
-              <w:ind w:firstLine="0" w:left="0" w:right="0"/>
-              <w:spacing w:after="40" w:before="40" w:line="240" w:lineRule="auto"/>
+              <w:ind w:left="0" w:right="0" w:firstLine="0"/>
+              <w:spacing w:line="240" w:lineRule="auto" w:after="40" w:before="40"/>
             </w:pPr>
             <w:r>
               <w:t xml:space="preserve">TEXT NOT NULL</w:t>
@@ -7386,8 +7388,8 @@
             <w:pPr>
               <w:pStyle w:val="Compact"/>
               <w:jc w:val="left"/>
-              <w:ind w:firstLine="0" w:left="0" w:right="0"/>
-              <w:spacing w:after="40" w:before="40" w:line="240" w:lineRule="auto"/>
+              <w:ind w:left="0" w:right="0" w:firstLine="0"/>
+              <w:spacing w:line="240" w:lineRule="auto" w:after="40" w:before="40"/>
             </w:pPr>
             <w:r>
               <w:t xml:space="preserve">Source file</w:t>
@@ -7402,8 +7404,8 @@
             <w:pPr>
               <w:pStyle w:val="Compact"/>
               <w:jc w:val="left"/>
-              <w:ind w:firstLine="0" w:left="0" w:right="0"/>
-              <w:spacing w:after="40" w:before="40" w:line="240" w:lineRule="auto"/>
+              <w:ind w:left="0" w:right="0" w:firstLine="0"/>
+              <w:spacing w:line="240" w:lineRule="auto" w:after="40" w:before="40"/>
             </w:pPr>
             <w:r>
               <w:t xml:space="preserve">link_line</w:t>
@@ -7416,8 +7418,8 @@
             <w:pPr>
               <w:pStyle w:val="Compact"/>
               <w:jc w:val="left"/>
-              <w:ind w:firstLine="0" w:left="0" w:right="0"/>
-              <w:spacing w:after="40" w:before="40" w:line="240" w:lineRule="auto"/>
+              <w:ind w:left="0" w:right="0" w:firstLine="0"/>
+              <w:spacing w:line="240" w:lineRule="auto" w:after="40" w:before="40"/>
             </w:pPr>
             <w:r>
               <w:t xml:space="preserve">INTEGER DEFAULT 0</w:t>
@@ -7430,8 +7432,8 @@
             <w:pPr>
               <w:pStyle w:val="Compact"/>
               <w:jc w:val="left"/>
-              <w:ind w:firstLine="0" w:left="0" w:right="0"/>
-              <w:spacing w:after="40" w:before="40" w:line="240" w:lineRule="auto"/>
+              <w:ind w:left="0" w:right="0" w:firstLine="0"/>
+              <w:spacing w:line="240" w:lineRule="auto" w:after="40" w:before="40"/>
             </w:pPr>
             <w:r>
               <w:t xml:space="preserve">Line number of link</w:t>
@@ -7446,8 +7448,8 @@
             <w:pPr>
               <w:pStyle w:val="Compact"/>
               <w:jc w:val="left"/>
-              <w:ind w:firstLine="0" w:left="0" w:right="0"/>
-              <w:spacing w:after="40" w:before="40" w:line="240" w:lineRule="auto"/>
+              <w:ind w:left="0" w:right="0" w:firstLine="0"/>
+              <w:spacing w:line="240" w:lineRule="auto" w:after="40" w:before="40"/>
             </w:pPr>
             <w:r>
               <w:t xml:space="preserve">source_attribute</w:t>
@@ -7460,8 +7462,8 @@
             <w:pPr>
               <w:pStyle w:val="Compact"/>
               <w:jc w:val="left"/>
-              <w:ind w:firstLine="0" w:left="0" w:right="0"/>
-              <w:spacing w:after="40" w:before="40" w:line="240" w:lineRule="auto"/>
+              <w:ind w:left="0" w:right="0" w:firstLine="0"/>
+              <w:spacing w:line="240" w:lineRule="auto" w:after="40" w:before="40"/>
             </w:pPr>
             <w:r>
               <w:t xml:space="preserve">TEXT</w:t>
@@ -7474,8 +7476,8 @@
             <w:pPr>
               <w:pStyle w:val="Compact"/>
               <w:jc w:val="left"/>
-              <w:ind w:firstLine="0" w:left="0" w:right="0"/>
-              <w:spacing w:after="40" w:before="40" w:line="240" w:lineRule="auto"/>
+              <w:ind w:left="0" w:right="0" w:firstLine="0"/>
+              <w:spacing w:line="240" w:lineRule="auto" w:after="40" w:before="40"/>
             </w:pPr>
             <w:r>
               <w:t xml:space="preserve">Attribute containing the link (NULL if in body)</w:t>
@@ -7490,8 +7492,8 @@
             <w:pPr>
               <w:pStyle w:val="Compact"/>
               <w:jc w:val="left"/>
-              <w:ind w:firstLine="0" w:left="0" w:right="0"/>
-              <w:spacing w:after="40" w:before="40" w:line="240" w:lineRule="auto"/>
+              <w:ind w:left="0" w:right="0" w:firstLine="0"/>
+              <w:spacing w:line="240" w:lineRule="auto" w:after="40" w:before="40"/>
             </w:pPr>
             <w:r>
               <w:t xml:space="preserve">link_selector</w:t>
@@ -7504,8 +7506,8 @@
             <w:pPr>
               <w:pStyle w:val="Compact"/>
               <w:jc w:val="left"/>
-              <w:ind w:firstLine="0" w:left="0" w:right="0"/>
-              <w:spacing w:after="40" w:before="40" w:line="240" w:lineRule="auto"/>
+              <w:ind w:left="0" w:right="0" w:firstLine="0"/>
+              <w:spacing w:line="240" w:lineRule="auto" w:after="40" w:before="40"/>
             </w:pPr>
             <w:r>
               <w:t xml:space="preserve">TEXT</w:t>
@@ -7518,8 +7520,8 @@
             <w:pPr>
               <w:pStyle w:val="Compact"/>
               <w:jc w:val="left"/>
-              <w:ind w:firstLine="0" w:left="0" w:right="0"/>
-              <w:spacing w:after="40" w:before="40" w:line="240" w:lineRule="auto"/>
+              <w:ind w:left="0" w:right="0" w:firstLine="0"/>
+              <w:spacing w:line="240" w:lineRule="auto" w:after="40" w:before="40"/>
             </w:pPr>
             <w:r>
               <w:t xml:space="preserve">Selector syntax ("@" or "#")</w:t>
@@ -7567,7 +7569,7 @@
     </w:p>
     <w:p>
       <w:pPr>
-        <w:spacing w:before="0" w:after="0" w:lineRule="exact" w:line="20"/>
+        <w:spacing w:after="0" w:lineRule="exact" w:line="20" w:before="0"/>
         <w:rPr>
           <w:sz w:val="2"/>
         </w:rPr>
@@ -7609,12 +7611,12 @@
         <w:tblLook w:firstRow="1" w:lastRow="0" w:firstColumn="0" w:lastColumn="0" w:noHBand="0" w:noVBand="0" w:val="0020"/>
         <w:jc w:val="start"/>
         <w:tblBorders>
-          <w:top w:space="0" w:sz="6" w:color="000000" w:val="single"/>
-          <w:left w:space="0" w:sz="6" w:color="000000" w:val="single"/>
-          <w:bottom w:space="0" w:sz="6" w:color="000000" w:val="single"/>
-          <w:right w:space="0" w:sz="6" w:color="000000" w:val="single"/>
-          <w:insideH w:space="0" w:sz="6" w:color="000000" w:val="single"/>
-          <w:insideV w:space="0" w:sz="6" w:color="000000" w:val="single"/>
+          <w:top w:color="000000" w:val="single" w:sz="6" w:space="0"/>
+          <w:left w:color="000000" w:val="single" w:sz="6" w:space="0"/>
+          <w:bottom w:color="000000" w:val="single" w:sz="6" w:space="0"/>
+          <w:right w:color="000000" w:val="single" w:sz="6" w:space="0"/>
+          <w:insideH w:color="000000" w:val="single" w:sz="6" w:space="0"/>
+          <w:insideV w:color="000000" w:val="single" w:sz="6" w:space="0"/>
         </w:tblBorders>
         <w:tblCellMar>
           <w:top w:w="57" w:type="dxa"/>
@@ -7634,14 +7636,14 @@
         </w:trPr>
         <w:tc>
           <w:tcPr>
-            <w:shd w:color="auto" w:fill="E8E8E8" w:val="clear"/>
+            <w:shd w:color="auto" w:val="clear" w:fill="E8E8E8"/>
           </w:tcPr>
           <w:p>
             <w:pPr>
               <w:pStyle w:val="Compact"/>
               <w:jc w:val="left"/>
-              <w:ind w:firstLine="0" w:left="0" w:right="0"/>
-              <w:spacing w:after="40" w:before="40" w:line="240" w:lineRule="auto"/>
+              <w:ind w:left="0" w:right="0" w:firstLine="0"/>
+              <w:spacing w:line="240" w:lineRule="auto" w:after="40" w:before="40"/>
             </w:pPr>
             <w:r>
               <w:rPr>
@@ -7653,14 +7655,14 @@
         </w:tc>
         <w:tc>
           <w:tcPr>
-            <w:shd w:color="auto" w:fill="E8E8E8" w:val="clear"/>
+            <w:shd w:color="auto" w:val="clear" w:fill="E8E8E8"/>
           </w:tcPr>
           <w:p>
             <w:pPr>
               <w:pStyle w:val="Compact"/>
               <w:jc w:val="left"/>
-              <w:ind w:firstLine="0" w:left="0" w:right="0"/>
-              <w:spacing w:after="40" w:before="40" w:line="240" w:lineRule="auto"/>
+              <w:ind w:left="0" w:right="0" w:firstLine="0"/>
+              <w:spacing w:line="240" w:lineRule="auto" w:after="40" w:before="40"/>
             </w:pPr>
             <w:r>
               <w:rPr>
@@ -7672,14 +7674,14 @@
         </w:tc>
         <w:tc>
           <w:tcPr>
-            <w:shd w:color="auto" w:fill="E8E8E8" w:val="clear"/>
+            <w:shd w:color="auto" w:val="clear" w:fill="E8E8E8"/>
           </w:tcPr>
           <w:p>
             <w:pPr>
               <w:pStyle w:val="Compact"/>
               <w:jc w:val="left"/>
-              <w:ind w:firstLine="0" w:left="0" w:right="0"/>
-              <w:spacing w:after="40" w:before="40" w:line="240" w:lineRule="auto"/>
+              <w:ind w:left="0" w:right="0" w:firstLine="0"/>
+              <w:spacing w:line="240" w:lineRule="auto" w:after="40" w:before="40"/>
             </w:pPr>
             <w:r>
               <w:rPr>
@@ -7697,8 +7699,8 @@
             <w:pPr>
               <w:pStyle w:val="Compact"/>
               <w:jc w:val="left"/>
-              <w:ind w:firstLine="0" w:left="0" w:right="0"/>
-              <w:spacing w:after="40" w:before="40" w:line="240" w:lineRule="auto"/>
+              <w:ind w:left="0" w:right="0" w:firstLine="0"/>
+              <w:spacing w:line="240" w:lineRule="auto" w:after="40" w:before="40"/>
             </w:pPr>
             <w:r>
               <w:t xml:space="preserve">id</w:t>
@@ -7711,8 +7713,8 @@
             <w:pPr>
               <w:pStyle w:val="Compact"/>
               <w:jc w:val="left"/>
-              <w:ind w:firstLine="0" w:left="0" w:right="0"/>
-              <w:spacing w:after="40" w:before="40" w:line="240" w:lineRule="auto"/>
+              <w:ind w:left="0" w:right="0" w:firstLine="0"/>
+              <w:spacing w:line="240" w:lineRule="auto" w:after="40" w:before="40"/>
             </w:pPr>
             <w:r>
               <w:t xml:space="preserve">INTEGER PK</w:t>
@@ -7725,8 +7727,8 @@
             <w:pPr>
               <w:pStyle w:val="Compact"/>
               <w:jc w:val="left"/>
-              <w:ind w:firstLine="0" w:left="0" w:right="0"/>
-              <w:spacing w:after="40" w:before="40" w:line="240" w:lineRule="auto"/>
+              <w:ind w:left="0" w:right="0" w:firstLine="0"/>
+              <w:spacing w:line="240" w:lineRule="auto" w:after="40" w:before="40"/>
             </w:pPr>
             <w:r>
               <w:t xml:space="preserve">Auto-assigned internal key</w:t>
@@ -7741,8 +7743,8 @@
             <w:pPr>
               <w:pStyle w:val="Compact"/>
               <w:jc w:val="left"/>
-              <w:ind w:firstLine="0" w:left="0" w:right="0"/>
-              <w:spacing w:after="40" w:before="40" w:line="240" w:lineRule="auto"/>
+              <w:ind w:left="0" w:right="0" w:firstLine="0"/>
+              <w:spacing w:line="240" w:lineRule="auto" w:after="40" w:before="40"/>
             </w:pPr>
             <w:r>
               <w:t xml:space="preserve">content_sha</w:t>
@@ -7755,8 +7757,8 @@
             <w:pPr>
               <w:pStyle w:val="Compact"/>
               <w:jc w:val="left"/>
-              <w:ind w:firstLine="0" w:left="0" w:right="0"/>
-              <w:spacing w:after="40" w:before="40" w:line="240" w:lineRule="auto"/>
+              <w:ind w:left="0" w:right="0" w:firstLine="0"/>
+              <w:spacing w:line="240" w:lineRule="auto" w:after="40" w:before="40"/>
             </w:pPr>
             <w:r>
               <w:t xml:space="preserve">TEXT</w:t>
@@ -7769,8 +7771,8 @@
             <w:pPr>
               <w:pStyle w:val="Compact"/>
               <w:jc w:val="left"/>
-              <w:ind w:firstLine="0" w:left="0" w:right="0"/>
-              <w:spacing w:after="40" w:before="40" w:line="240" w:lineRule="auto"/>
+              <w:ind w:left="0" w:right="0" w:firstLine="0"/>
+              <w:spacing w:line="240" w:lineRule="auto" w:after="40" w:before="40"/>
             </w:pPr>
             <w:r>
               <w:t xml:space="preserve">SHA1 checksum for change detection</w:t>
@@ -7785,8 +7787,8 @@
             <w:pPr>
               <w:pStyle w:val="Compact"/>
               <w:jc w:val="left"/>
-              <w:ind w:firstLine="0" w:left="0" w:right="0"/>
-              <w:spacing w:after="40" w:before="40" w:line="240" w:lineRule="auto"/>
+              <w:ind w:left="0" w:right="0" w:firstLine="0"/>
+              <w:spacing w:line="240" w:lineRule="auto" w:after="40" w:before="40"/>
             </w:pPr>
             <w:r>
               <w:t xml:space="preserve">specification_ref</w:t>
@@ -7799,8 +7801,8 @@
             <w:pPr>
               <w:pStyle w:val="Compact"/>
               <w:jc w:val="left"/>
-              <w:ind w:firstLine="0" w:left="0" w:right="0"/>
-              <w:spacing w:after="40" w:before="40" w:line="240" w:lineRule="auto"/>
+              <w:ind w:left="0" w:right="0" w:firstLine="0"/>
+              <w:spacing w:line="240" w:lineRule="auto" w:after="40" w:before="40"/>
             </w:pPr>
             <w:r>
               <w:t xml:space="preserve">TEXT NOT NULL FK</w:t>
@@ -7813,8 +7815,8 @@
             <w:pPr>
               <w:pStyle w:val="Compact"/>
               <w:jc w:val="left"/>
-              <w:ind w:firstLine="0" w:left="0" w:right="0"/>
-              <w:spacing w:after="40" w:before="40" w:line="240" w:lineRule="auto"/>
+              <w:ind w:left="0" w:right="0" w:firstLine="0"/>
+              <w:spacing w:line="240" w:lineRule="auto" w:after="40" w:before="40"/>
             </w:pPr>
             <w:r>
               <w:t xml:space="preserve">Parent specification</w:t>
@@ -7829,8 +7831,8 @@
             <w:pPr>
               <w:pStyle w:val="Compact"/>
               <w:jc w:val="left"/>
-              <w:ind w:firstLine="0" w:left="0" w:right="0"/>
-              <w:spacing w:after="40" w:before="40" w:line="240" w:lineRule="auto"/>
+              <w:ind w:left="0" w:right="0" w:firstLine="0"/>
+              <w:spacing w:line="240" w:lineRule="auto" w:after="40" w:before="40"/>
             </w:pPr>
             <w:r>
               <w:t xml:space="preserve">view_type_ref</w:t>
@@ -7843,8 +7845,8 @@
             <w:pPr>
               <w:pStyle w:val="Compact"/>
               <w:jc w:val="left"/>
-              <w:ind w:firstLine="0" w:left="0" w:right="0"/>
-              <w:spacing w:after="40" w:before="40" w:line="240" w:lineRule="auto"/>
+              <w:ind w:left="0" w:right="0" w:firstLine="0"/>
+              <w:spacing w:line="240" w:lineRule="auto" w:after="40" w:before="40"/>
             </w:pPr>
             <w:r>
               <w:t xml:space="preserve">TEXT NOT NULL FK</w:t>
@@ -7857,8 +7859,8 @@
             <w:pPr>
               <w:pStyle w:val="Compact"/>
               <w:jc w:val="left"/>
-              <w:ind w:firstLine="0" w:left="0" w:right="0"/>
-              <w:spacing w:after="40" w:before="40" w:line="240" w:lineRule="auto"/>
+              <w:ind w:left="0" w:right="0" w:firstLine="0"/>
+              <w:spacing w:line="240" w:lineRule="auto" w:after="40" w:before="40"/>
             </w:pPr>
             <w:r>
               <w:t xml:space="preserve">View type</w:t>
@@ -7873,8 +7875,8 @@
             <w:pPr>
               <w:pStyle w:val="Compact"/>
               <w:jc w:val="left"/>
-              <w:ind w:firstLine="0" w:left="0" w:right="0"/>
-              <w:spacing w:after="40" w:before="40" w:line="240" w:lineRule="auto"/>
+              <w:ind w:left="0" w:right="0" w:firstLine="0"/>
+              <w:spacing w:line="240" w:lineRule="auto" w:after="40" w:before="40"/>
             </w:pPr>
             <w:r>
               <w:t xml:space="preserve">from_file</w:t>
@@ -7887,8 +7889,8 @@
             <w:pPr>
               <w:pStyle w:val="Compact"/>
               <w:jc w:val="left"/>
-              <w:ind w:firstLine="0" w:left="0" w:right="0"/>
-              <w:spacing w:after="40" w:before="40" w:line="240" w:lineRule="auto"/>
+              <w:ind w:left="0" w:right="0" w:firstLine="0"/>
+              <w:spacing w:line="240" w:lineRule="auto" w:after="40" w:before="40"/>
             </w:pPr>
             <w:r>
               <w:t xml:space="preserve">TEXT NOT NULL</w:t>
@@ -7901,8 +7903,8 @@
             <w:pPr>
               <w:pStyle w:val="Compact"/>
               <w:jc w:val="left"/>
-              <w:ind w:firstLine="0" w:left="0" w:right="0"/>
-              <w:spacing w:after="40" w:before="40" w:line="240" w:lineRule="auto"/>
+              <w:ind w:left="0" w:right="0" w:firstLine="0"/>
+              <w:spacing w:line="240" w:lineRule="auto" w:after="40" w:before="40"/>
             </w:pPr>
             <w:r>
               <w:t xml:space="preserve">Source file path</w:t>
@@ -7917,8 +7919,8 @@
             <w:pPr>
               <w:pStyle w:val="Compact"/>
               <w:jc w:val="left"/>
-              <w:ind w:firstLine="0" w:left="0" w:right="0"/>
-              <w:spacing w:after="40" w:before="40" w:line="240" w:lineRule="auto"/>
+              <w:ind w:left="0" w:right="0" w:firstLine="0"/>
+              <w:spacing w:line="240" w:lineRule="auto" w:after="40" w:before="40"/>
             </w:pPr>
             <w:r>
               <w:t xml:space="preserve">file_seq</w:t>
@@ -7931,8 +7933,8 @@
             <w:pPr>
               <w:pStyle w:val="Compact"/>
               <w:jc w:val="left"/>
-              <w:ind w:firstLine="0" w:left="0" w:right="0"/>
-              <w:spacing w:after="40" w:before="40" w:line="240" w:lineRule="auto"/>
+              <w:ind w:left="0" w:right="0" w:firstLine="0"/>
+              <w:spacing w:line="240" w:lineRule="auto" w:after="40" w:before="40"/>
             </w:pPr>
             <w:r>
               <w:t xml:space="preserve">INTEGER NOT NULL</w:t>
@@ -7945,8 +7947,8 @@
             <w:pPr>
               <w:pStyle w:val="Compact"/>
               <w:jc w:val="left"/>
-              <w:ind w:firstLine="0" w:left="0" w:right="0"/>
-              <w:spacing w:after="40" w:before="40" w:line="240" w:lineRule="auto"/>
+              <w:ind w:left="0" w:right="0" w:firstLine="0"/>
+              <w:spacing w:line="240" w:lineRule="auto" w:after="40" w:before="40"/>
             </w:pPr>
             <w:r>
               <w:t xml:space="preserve">Sequence within file</w:t>
@@ -7961,8 +7963,8 @@
             <w:pPr>
               <w:pStyle w:val="Compact"/>
               <w:jc w:val="left"/>
-              <w:ind w:firstLine="0" w:left="0" w:right="0"/>
-              <w:spacing w:after="40" w:before="40" w:line="240" w:lineRule="auto"/>
+              <w:ind w:left="0" w:right="0" w:firstLine="0"/>
+              <w:spacing w:line="240" w:lineRule="auto" w:after="40" w:before="40"/>
             </w:pPr>
             <w:r>
               <w:t xml:space="preserve">start_line</w:t>
@@ -7975,8 +7977,8 @@
             <w:pPr>
               <w:pStyle w:val="Compact"/>
               <w:jc w:val="left"/>
-              <w:ind w:firstLine="0" w:left="0" w:right="0"/>
-              <w:spacing w:after="40" w:before="40" w:line="240" w:lineRule="auto"/>
+              <w:ind w:left="0" w:right="0" w:firstLine="0"/>
+              <w:spacing w:line="240" w:lineRule="auto" w:after="40" w:before="40"/>
             </w:pPr>
             <w:r>
               <w:t xml:space="preserve">INTEGER</w:t>
@@ -7989,8 +7991,8 @@
             <w:pPr>
               <w:pStyle w:val="Compact"/>
               <w:jc w:val="left"/>
-              <w:ind w:firstLine="0" w:left="0" w:right="0"/>
-              <w:spacing w:after="40" w:before="40" w:line="240" w:lineRule="auto"/>
+              <w:ind w:left="0" w:right="0" w:firstLine="0"/>
+              <w:spacing w:line="240" w:lineRule="auto" w:after="40" w:before="40"/>
             </w:pPr>
             <w:r>
               <w:t xml:space="preserve">Start line in source</w:t>
@@ -8005,8 +8007,8 @@
             <w:pPr>
               <w:pStyle w:val="Compact"/>
               <w:jc w:val="left"/>
-              <w:ind w:firstLine="0" w:left="0" w:right="0"/>
-              <w:spacing w:after="40" w:before="40" w:line="240" w:lineRule="auto"/>
+              <w:ind w:left="0" w:right="0" w:firstLine="0"/>
+              <w:spacing w:line="240" w:lineRule="auto" w:after="40" w:before="40"/>
             </w:pPr>
             <w:r>
               <w:t xml:space="preserve">raw_ast</w:t>
@@ -8019,8 +8021,8 @@
             <w:pPr>
               <w:pStyle w:val="Compact"/>
               <w:jc w:val="left"/>
-              <w:ind w:firstLine="0" w:left="0" w:right="0"/>
-              <w:spacing w:after="40" w:before="40" w:line="240" w:lineRule="auto"/>
+              <w:ind w:left="0" w:right="0" w:firstLine="0"/>
+              <w:spacing w:line="240" w:lineRule="auto" w:after="40" w:before="40"/>
             </w:pPr>
             <w:r>
               <w:t xml:space="preserve">JSON</w:t>
@@ -8033,8 +8035,8 @@
             <w:pPr>
               <w:pStyle w:val="Compact"/>
               <w:jc w:val="left"/>
-              <w:ind w:firstLine="0" w:left="0" w:right="0"/>
-              <w:spacing w:after="40" w:before="40" w:line="240" w:lineRule="auto"/>
+              <w:ind w:left="0" w:right="0" w:firstLine="0"/>
+              <w:spacing w:line="240" w:lineRule="auto" w:after="40" w:before="40"/>
             </w:pPr>
             <w:r>
               <w:t xml:space="preserve">Original Pandoc AST</w:t>
@@ -8049,8 +8051,8 @@
             <w:pPr>
               <w:pStyle w:val="Compact"/>
               <w:jc w:val="left"/>
-              <w:ind w:firstLine="0" w:left="0" w:right="0"/>
-              <w:spacing w:after="40" w:before="40" w:line="240" w:lineRule="auto"/>
+              <w:ind w:left="0" w:right="0" w:firstLine="0"/>
+              <w:spacing w:line="240" w:lineRule="auto" w:after="40" w:before="40"/>
             </w:pPr>
             <w:r>
               <w:t xml:space="preserve">resolved_ast</w:t>
@@ -8063,8 +8065,8 @@
             <w:pPr>
               <w:pStyle w:val="Compact"/>
               <w:jc w:val="left"/>
-              <w:ind w:firstLine="0" w:left="0" w:right="0"/>
-              <w:spacing w:after="40" w:before="40" w:line="240" w:lineRule="auto"/>
+              <w:ind w:left="0" w:right="0" w:firstLine="0"/>
+              <w:spacing w:line="240" w:lineRule="auto" w:after="40" w:before="40"/>
             </w:pPr>
             <w:r>
               <w:t xml:space="preserve">JSON</w:t>
@@ -8077,8 +8079,8 @@
             <w:pPr>
               <w:pStyle w:val="Compact"/>
               <w:jc w:val="left"/>
-              <w:ind w:firstLine="0" w:left="0" w:right="0"/>
-              <w:spacing w:after="40" w:before="40" w:line="240" w:lineRule="auto"/>
+              <w:ind w:left="0" w:right="0" w:firstLine="0"/>
+              <w:spacing w:line="240" w:lineRule="auto" w:after="40" w:before="40"/>
             </w:pPr>
             <w:r>
               <w:t xml:space="preserve">Materialized view as Pandoc AST</w:t>
@@ -8093,8 +8095,8 @@
             <w:pPr>
               <w:pStyle w:val="Compact"/>
               <w:jc w:val="left"/>
-              <w:ind w:firstLine="0" w:left="0" w:right="0"/>
-              <w:spacing w:after="40" w:before="40" w:line="240" w:lineRule="auto"/>
+              <w:ind w:left="0" w:right="0" w:firstLine="0"/>
+              <w:spacing w:line="240" w:lineRule="auto" w:after="40" w:before="40"/>
             </w:pPr>
             <w:r>
               <w:t xml:space="preserve">resolved_data</w:t>
@@ -8107,8 +8109,8 @@
             <w:pPr>
               <w:pStyle w:val="Compact"/>
               <w:jc w:val="left"/>
-              <w:ind w:firstLine="0" w:left="0" w:right="0"/>
-              <w:spacing w:after="40" w:before="40" w:line="240" w:lineRule="auto"/>
+              <w:ind w:left="0" w:right="0" w:firstLine="0"/>
+              <w:spacing w:line="240" w:lineRule="auto" w:after="40" w:before="40"/>
             </w:pPr>
             <w:r>
               <w:t xml:space="preserve">JSON</w:t>
@@ -8121,8 +8123,8 @@
             <w:pPr>
               <w:pStyle w:val="Compact"/>
               <w:jc w:val="left"/>
-              <w:ind w:firstLine="0" w:left="0" w:right="0"/>
-              <w:spacing w:after="40" w:before="40" w:line="240" w:lineRule="auto"/>
+              <w:ind w:left="0" w:right="0" w:firstLine="0"/>
+              <w:spacing w:line="240" w:lineRule="auto" w:after="40" w:before="40"/>
             </w:pPr>
             <w:r>
               <w:t xml:space="preserve">Pre-computed view data</w:t>
@@ -8155,7 +8157,7 @@
     </w:p>
     <w:p>
       <w:pPr>
-        <w:spacing w:before="0" w:after="0" w:lineRule="exact" w:line="20"/>
+        <w:spacing w:after="0" w:lineRule="exact" w:line="20" w:before="0"/>
         <w:rPr>
           <w:sz w:val="2"/>
         </w:rPr>
@@ -8197,12 +8199,12 @@
         <w:tblLook w:firstRow="1" w:lastRow="0" w:firstColumn="0" w:lastColumn="0" w:noHBand="0" w:noVBand="0" w:val="0020"/>
         <w:jc w:val="start"/>
         <w:tblBorders>
-          <w:top w:space="0" w:sz="6" w:color="000000" w:val="single"/>
-          <w:left w:space="0" w:sz="6" w:color="000000" w:val="single"/>
-          <w:bottom w:space="0" w:sz="6" w:color="000000" w:val="single"/>
-          <w:right w:space="0" w:sz="6" w:color="000000" w:val="single"/>
-          <w:insideH w:space="0" w:sz="6" w:color="000000" w:val="single"/>
-          <w:insideV w:space="0" w:sz="6" w:color="000000" w:val="single"/>
+          <w:top w:color="000000" w:val="single" w:sz="6" w:space="0"/>
+          <w:left w:color="000000" w:val="single" w:sz="6" w:space="0"/>
+          <w:bottom w:color="000000" w:val="single" w:sz="6" w:space="0"/>
+          <w:right w:color="000000" w:val="single" w:sz="6" w:space="0"/>
+          <w:insideH w:color="000000" w:val="single" w:sz="6" w:space="0"/>
+          <w:insideV w:color="000000" w:val="single" w:sz="6" w:space="0"/>
         </w:tblBorders>
         <w:tblCellMar>
           <w:top w:w="57" w:type="dxa"/>
@@ -8222,14 +8224,14 @@
         </w:trPr>
         <w:tc>
           <w:tcPr>
-            <w:shd w:color="auto" w:fill="E8E8E8" w:val="clear"/>
+            <w:shd w:color="auto" w:val="clear" w:fill="E8E8E8"/>
           </w:tcPr>
           <w:p>
             <w:pPr>
               <w:pStyle w:val="Compact"/>
               <w:jc w:val="left"/>
-              <w:ind w:firstLine="0" w:left="0" w:right="0"/>
-              <w:spacing w:after="40" w:before="40" w:line="240" w:lineRule="auto"/>
+              <w:ind w:left="0" w:right="0" w:firstLine="0"/>
+              <w:spacing w:line="240" w:lineRule="auto" w:after="40" w:before="40"/>
             </w:pPr>
             <w:r>
               <w:rPr>
@@ -8241,14 +8243,14 @@
         </w:tc>
         <w:tc>
           <w:tcPr>
-            <w:shd w:color="auto" w:fill="E8E8E8" w:val="clear"/>
+            <w:shd w:color="auto" w:val="clear" w:fill="E8E8E8"/>
           </w:tcPr>
           <w:p>
             <w:pPr>
               <w:pStyle w:val="Compact"/>
               <w:jc w:val="left"/>
-              <w:ind w:firstLine="0" w:left="0" w:right="0"/>
-              <w:spacing w:after="40" w:before="40" w:line="240" w:lineRule="auto"/>
+              <w:ind w:left="0" w:right="0" w:firstLine="0"/>
+              <w:spacing w:line="240" w:lineRule="auto" w:after="40" w:before="40"/>
             </w:pPr>
             <w:r>
               <w:rPr>
@@ -8260,14 +8262,14 @@
         </w:tc>
         <w:tc>
           <w:tcPr>
-            <w:shd w:color="auto" w:fill="E8E8E8" w:val="clear"/>
+            <w:shd w:color="auto" w:val="clear" w:fill="E8E8E8"/>
           </w:tcPr>
           <w:p>
             <w:pPr>
               <w:pStyle w:val="Compact"/>
               <w:jc w:val="left"/>
-              <w:ind w:firstLine="0" w:left="0" w:right="0"/>
-              <w:spacing w:after="40" w:before="40" w:line="240" w:lineRule="auto"/>
+              <w:ind w:left="0" w:right="0" w:firstLine="0"/>
+              <w:spacing w:line="240" w:lineRule="auto" w:after="40" w:before="40"/>
             </w:pPr>
             <w:r>
               <w:rPr>
@@ -8285,8 +8287,8 @@
             <w:pPr>
               <w:pStyle w:val="Compact"/>
               <w:jc w:val="left"/>
-              <w:ind w:firstLine="0" w:left="0" w:right="0"/>
-              <w:spacing w:after="40" w:before="40" w:line="240" w:lineRule="auto"/>
+              <w:ind w:left="0" w:right="0" w:firstLine="0"/>
+              <w:spacing w:line="240" w:lineRule="auto" w:after="40" w:before="40"/>
             </w:pPr>
             <w:r>
               <w:t xml:space="preserve">id</w:t>
@@ -8299,8 +8301,8 @@
             <w:pPr>
               <w:pStyle w:val="Compact"/>
               <w:jc w:val="left"/>
-              <w:ind w:firstLine="0" w:left="0" w:right="0"/>
-              <w:spacing w:after="40" w:before="40" w:line="240" w:lineRule="auto"/>
+              <w:ind w:left="0" w:right="0" w:firstLine="0"/>
+              <w:spacing w:line="240" w:lineRule="auto" w:after="40" w:before="40"/>
             </w:pPr>
             <w:r>
               <w:t xml:space="preserve">INTEGER PK</w:t>
@@ -8313,8 +8315,8 @@
             <w:pPr>
               <w:pStyle w:val="Compact"/>
               <w:jc w:val="left"/>
-              <w:ind w:firstLine="0" w:left="0" w:right="0"/>
-              <w:spacing w:after="40" w:before="40" w:line="240" w:lineRule="auto"/>
+              <w:ind w:left="0" w:right="0" w:firstLine="0"/>
+              <w:spacing w:line="240" w:lineRule="auto" w:after="40" w:before="40"/>
             </w:pPr>
             <w:r>
               <w:t xml:space="preserve">Auto-assigned internal key</w:t>
@@ -8329,8 +8331,8 @@
             <w:pPr>
               <w:pStyle w:val="Compact"/>
               <w:jc w:val="left"/>
-              <w:ind w:firstLine="0" w:left="0" w:right="0"/>
-              <w:spacing w:after="40" w:before="40" w:line="240" w:lineRule="auto"/>
+              <w:ind w:left="0" w:right="0" w:firstLine="0"/>
+              <w:spacing w:line="240" w:lineRule="auto" w:after="40" w:before="40"/>
             </w:pPr>
             <w:r>
               <w:t xml:space="preserve">content_sha</w:t>
@@ -8343,8 +8345,8 @@
             <w:pPr>
               <w:pStyle w:val="Compact"/>
               <w:jc w:val="left"/>
-              <w:ind w:firstLine="0" w:left="0" w:right="0"/>
-              <w:spacing w:after="40" w:before="40" w:line="240" w:lineRule="auto"/>
+              <w:ind w:left="0" w:right="0" w:firstLine="0"/>
+              <w:spacing w:line="240" w:lineRule="auto" w:after="40" w:before="40"/>
             </w:pPr>
             <w:r>
               <w:t xml:space="preserve">TEXT</w:t>
@@ -8357,8 +8359,8 @@
             <w:pPr>
               <w:pStyle w:val="Compact"/>
               <w:jc w:val="left"/>
-              <w:ind w:firstLine="0" w:left="0" w:right="0"/>
-              <w:spacing w:after="40" w:before="40" w:line="240" w:lineRule="auto"/>
+              <w:ind w:left="0" w:right="0" w:firstLine="0"/>
+              <w:spacing w:line="240" w:lineRule="auto" w:after="40" w:before="40"/>
             </w:pPr>
             <w:r>
               <w:t xml:space="preserve">SHA1 checksum for change detection</w:t>
@@ -8373,8 +8375,8 @@
             <w:pPr>
               <w:pStyle w:val="Compact"/>
               <w:jc w:val="left"/>
-              <w:ind w:firstLine="0" w:left="0" w:right="0"/>
-              <w:spacing w:after="40" w:before="40" w:line="240" w:lineRule="auto"/>
+              <w:ind w:left="0" w:right="0" w:firstLine="0"/>
+              <w:spacing w:line="240" w:lineRule="auto" w:after="40" w:before="40"/>
             </w:pPr>
             <w:r>
               <w:t xml:space="preserve">specification_ref</w:t>
@@ -8387,8 +8389,8 @@
             <w:pPr>
               <w:pStyle w:val="Compact"/>
               <w:jc w:val="left"/>
-              <w:ind w:firstLine="0" w:left="0" w:right="0"/>
-              <w:spacing w:after="40" w:before="40" w:line="240" w:lineRule="auto"/>
+              <w:ind w:left="0" w:right="0" w:firstLine="0"/>
+              <w:spacing w:line="240" w:lineRule="auto" w:after="40" w:before="40"/>
             </w:pPr>
             <w:r>
               <w:t xml:space="preserve">TEXT NOT NULL FK</w:t>
@@ -8401,8 +8403,8 @@
             <w:pPr>
               <w:pStyle w:val="Compact"/>
               <w:jc w:val="left"/>
-              <w:ind w:firstLine="0" w:left="0" w:right="0"/>
-              <w:spacing w:after="40" w:before="40" w:line="240" w:lineRule="auto"/>
+              <w:ind w:left="0" w:right="0" w:firstLine="0"/>
+              <w:spacing w:line="240" w:lineRule="auto" w:after="40" w:before="40"/>
             </w:pPr>
             <w:r>
               <w:t xml:space="preserve">Parent specification</w:t>
@@ -8417,8 +8419,8 @@
             <w:pPr>
               <w:pStyle w:val="Compact"/>
               <w:jc w:val="left"/>
-              <w:ind w:firstLine="0" w:left="0" w:right="0"/>
-              <w:spacing w:after="40" w:before="40" w:line="240" w:lineRule="auto"/>
+              <w:ind w:left="0" w:right="0" w:firstLine="0"/>
+              <w:spacing w:line="240" w:lineRule="auto" w:after="40" w:before="40"/>
             </w:pPr>
             <w:r>
               <w:t xml:space="preserve">owner_object_id</w:t>
@@ -8431,8 +8433,8 @@
             <w:pPr>
               <w:pStyle w:val="Compact"/>
               <w:jc w:val="left"/>
-              <w:ind w:firstLine="0" w:left="0" w:right="0"/>
-              <w:spacing w:after="40" w:before="40" w:line="240" w:lineRule="auto"/>
+              <w:ind w:left="0" w:right="0" w:firstLine="0"/>
+              <w:spacing w:line="240" w:lineRule="auto" w:after="40" w:before="40"/>
             </w:pPr>
             <w:r>
               <w:t xml:space="preserve">INTEGER FK</w:t>
@@ -8445,8 +8447,8 @@
             <w:pPr>
               <w:pStyle w:val="Compact"/>
               <w:jc w:val="left"/>
-              <w:ind w:firstLine="0" w:left="0" w:right="0"/>
-              <w:spacing w:after="40" w:before="40" w:line="240" w:lineRule="auto"/>
+              <w:ind w:left="0" w:right="0" w:firstLine="0"/>
+              <w:spacing w:line="240" w:lineRule="auto" w:after="40" w:before="40"/>
             </w:pPr>
             <w:r>
               <w:t xml:space="preserve">Owner spec object (NULL if float)</w:t>
@@ -8461,8 +8463,8 @@
             <w:pPr>
               <w:pStyle w:val="Compact"/>
               <w:jc w:val="left"/>
-              <w:ind w:firstLine="0" w:left="0" w:right="0"/>
-              <w:spacing w:after="40" w:before="40" w:line="240" w:lineRule="auto"/>
+              <w:ind w:left="0" w:right="0" w:firstLine="0"/>
+              <w:spacing w:line="240" w:lineRule="auto" w:after="40" w:before="40"/>
             </w:pPr>
             <w:r>
               <w:t xml:space="preserve">owner_float_id</w:t>
@@ -8475,8 +8477,8 @@
             <w:pPr>
               <w:pStyle w:val="Compact"/>
               <w:jc w:val="left"/>
-              <w:ind w:firstLine="0" w:left="0" w:right="0"/>
-              <w:spacing w:after="40" w:before="40" w:line="240" w:lineRule="auto"/>
+              <w:ind w:left="0" w:right="0" w:firstLine="0"/>
+              <w:spacing w:line="240" w:lineRule="auto" w:after="40" w:before="40"/>
             </w:pPr>
             <w:r>
               <w:t xml:space="preserve">INTEGER FK</w:t>
@@ -8489,8 +8491,8 @@
             <w:pPr>
               <w:pStyle w:val="Compact"/>
               <w:jc w:val="left"/>
-              <w:ind w:firstLine="0" w:left="0" w:right="0"/>
-              <w:spacing w:after="40" w:before="40" w:line="240" w:lineRule="auto"/>
+              <w:ind w:left="0" w:right="0" w:firstLine="0"/>
+              <w:spacing w:line="240" w:lineRule="auto" w:after="40" w:before="40"/>
             </w:pPr>
             <w:r>
               <w:t xml:space="preserve">Owner spec float (NULL if object)</w:t>
@@ -8505,8 +8507,8 @@
             <w:pPr>
               <w:pStyle w:val="Compact"/>
               <w:jc w:val="left"/>
-              <w:ind w:firstLine="0" w:left="0" w:right="0"/>
-              <w:spacing w:after="40" w:before="40" w:line="240" w:lineRule="auto"/>
+              <w:ind w:left="0" w:right="0" w:firstLine="0"/>
+              <w:spacing w:line="240" w:lineRule="auto" w:after="40" w:before="40"/>
             </w:pPr>
             <w:r>
               <w:t xml:space="preserve">name</w:t>
@@ -8519,8 +8521,8 @@
             <w:pPr>
               <w:pStyle w:val="Compact"/>
               <w:jc w:val="left"/>
-              <w:ind w:firstLine="0" w:left="0" w:right="0"/>
-              <w:spacing w:after="40" w:before="40" w:line="240" w:lineRule="auto"/>
+              <w:ind w:left="0" w:right="0" w:firstLine="0"/>
+              <w:spacing w:line="240" w:lineRule="auto" w:after="40" w:before="40"/>
             </w:pPr>
             <w:r>
               <w:t xml:space="preserve">TEXT NOT NULL</w:t>
@@ -8533,8 +8535,8 @@
             <w:pPr>
               <w:pStyle w:val="Compact"/>
               <w:jc w:val="left"/>
-              <w:ind w:firstLine="0" w:left="0" w:right="0"/>
-              <w:spacing w:after="40" w:before="40" w:line="240" w:lineRule="auto"/>
+              <w:ind w:left="0" w:right="0" w:firstLine="0"/>
+              <w:spacing w:line="240" w:lineRule="auto" w:after="40" w:before="40"/>
             </w:pPr>
             <w:r>
               <w:t xml:space="preserve">Attribute name</w:t>
@@ -8549,8 +8551,8 @@
             <w:pPr>
               <w:pStyle w:val="Compact"/>
               <w:jc w:val="left"/>
-              <w:ind w:firstLine="0" w:left="0" w:right="0"/>
-              <w:spacing w:after="40" w:before="40" w:line="240" w:lineRule="auto"/>
+              <w:ind w:left="0" w:right="0" w:firstLine="0"/>
+              <w:spacing w:line="240" w:lineRule="auto" w:after="40" w:before="40"/>
             </w:pPr>
             <w:r>
               <w:t xml:space="preserve">raw_value</w:t>
@@ -8563,8 +8565,8 @@
             <w:pPr>
               <w:pStyle w:val="Compact"/>
               <w:jc w:val="left"/>
-              <w:ind w:firstLine="0" w:left="0" w:right="0"/>
-              <w:spacing w:after="40" w:before="40" w:line="240" w:lineRule="auto"/>
+              <w:ind w:left="0" w:right="0" w:firstLine="0"/>
+              <w:spacing w:line="240" w:lineRule="auto" w:after="40" w:before="40"/>
             </w:pPr>
             <w:r>
               <w:t xml:space="preserve">TEXT</w:t>
@@ -8577,8 +8579,8 @@
             <w:pPr>
               <w:pStyle w:val="Compact"/>
               <w:jc w:val="left"/>
-              <w:ind w:firstLine="0" w:left="0" w:right="0"/>
-              <w:spacing w:after="40" w:before="40" w:line="240" w:lineRule="auto"/>
+              <w:ind w:left="0" w:right="0" w:firstLine="0"/>
+              <w:spacing w:line="240" w:lineRule="auto" w:after="40" w:before="40"/>
             </w:pPr>
             <w:r>
               <w:t xml:space="preserve">Original value (before type casting)</w:t>
@@ -8593,8 +8595,8 @@
             <w:pPr>
               <w:pStyle w:val="Compact"/>
               <w:jc w:val="left"/>
-              <w:ind w:firstLine="0" w:left="0" w:right="0"/>
-              <w:spacing w:after="40" w:before="40" w:line="240" w:lineRule="auto"/>
+              <w:ind w:left="0" w:right="0" w:firstLine="0"/>
+              <w:spacing w:line="240" w:lineRule="auto" w:after="40" w:before="40"/>
             </w:pPr>
             <w:r>
               <w:t xml:space="preserve">string_value</w:t>
@@ -8607,8 +8609,8 @@
             <w:pPr>
               <w:pStyle w:val="Compact"/>
               <w:jc w:val="left"/>
-              <w:ind w:firstLine="0" w:left="0" w:right="0"/>
-              <w:spacing w:after="40" w:before="40" w:line="240" w:lineRule="auto"/>
+              <w:ind w:left="0" w:right="0" w:firstLine="0"/>
+              <w:spacing w:line="240" w:lineRule="auto" w:after="40" w:before="40"/>
             </w:pPr>
             <w:r>
               <w:t xml:space="preserve">TEXT</w:t>
@@ -8621,8 +8623,8 @@
             <w:pPr>
               <w:pStyle w:val="Compact"/>
               <w:jc w:val="left"/>
-              <w:ind w:firstLine="0" w:left="0" w:right="0"/>
-              <w:spacing w:after="40" w:before="40" w:line="240" w:lineRule="auto"/>
+              <w:ind w:left="0" w:right="0" w:firstLine="0"/>
+              <w:spacing w:line="240" w:lineRule="auto" w:after="40" w:before="40"/>
             </w:pPr>
             <w:r>
               <w:t xml:space="preserve">For STRING datatype</w:t>
@@ -8637,8 +8639,8 @@
             <w:pPr>
               <w:pStyle w:val="Compact"/>
               <w:jc w:val="left"/>
-              <w:ind w:firstLine="0" w:left="0" w:right="0"/>
-              <w:spacing w:after="40" w:before="40" w:line="240" w:lineRule="auto"/>
+              <w:ind w:left="0" w:right="0" w:firstLine="0"/>
+              <w:spacing w:line="240" w:lineRule="auto" w:after="40" w:before="40"/>
             </w:pPr>
             <w:r>
               <w:t xml:space="preserve">int_value</w:t>
@@ -8651,8 +8653,8 @@
             <w:pPr>
               <w:pStyle w:val="Compact"/>
               <w:jc w:val="left"/>
-              <w:ind w:firstLine="0" w:left="0" w:right="0"/>
-              <w:spacing w:after="40" w:before="40" w:line="240" w:lineRule="auto"/>
+              <w:ind w:left="0" w:right="0" w:firstLine="0"/>
+              <w:spacing w:line="240" w:lineRule="auto" w:after="40" w:before="40"/>
             </w:pPr>
             <w:r>
               <w:t xml:space="preserve">INTEGER</w:t>
@@ -8665,8 +8667,8 @@
             <w:pPr>
               <w:pStyle w:val="Compact"/>
               <w:jc w:val="left"/>
-              <w:ind w:firstLine="0" w:left="0" w:right="0"/>
-              <w:spacing w:after="40" w:before="40" w:line="240" w:lineRule="auto"/>
+              <w:ind w:left="0" w:right="0" w:firstLine="0"/>
+              <w:spacing w:line="240" w:lineRule="auto" w:after="40" w:before="40"/>
             </w:pPr>
             <w:r>
               <w:t xml:space="preserve">For INTEGER datatype</w:t>
@@ -8681,8 +8683,8 @@
             <w:pPr>
               <w:pStyle w:val="Compact"/>
               <w:jc w:val="left"/>
-              <w:ind w:firstLine="0" w:left="0" w:right="0"/>
-              <w:spacing w:after="40" w:before="40" w:line="240" w:lineRule="auto"/>
+              <w:ind w:left="0" w:right="0" w:firstLine="0"/>
+              <w:spacing w:line="240" w:lineRule="auto" w:after="40" w:before="40"/>
             </w:pPr>
             <w:r>
               <w:t xml:space="preserve">real_value</w:t>
@@ -8695,8 +8697,8 @@
             <w:pPr>
               <w:pStyle w:val="Compact"/>
               <w:jc w:val="left"/>
-              <w:ind w:firstLine="0" w:left="0" w:right="0"/>
-              <w:spacing w:after="40" w:before="40" w:line="240" w:lineRule="auto"/>
+              <w:ind w:left="0" w:right="0" w:firstLine="0"/>
+              <w:spacing w:line="240" w:lineRule="auto" w:after="40" w:before="40"/>
             </w:pPr>
             <w:r>
               <w:t xml:space="preserve">REAL</w:t>
@@ -8709,8 +8711,8 @@
             <w:pPr>
               <w:pStyle w:val="Compact"/>
               <w:jc w:val="left"/>
-              <w:ind w:firstLine="0" w:left="0" w:right="0"/>
-              <w:spacing w:after="40" w:before="40" w:line="240" w:lineRule="auto"/>
+              <w:ind w:left="0" w:right="0" w:firstLine="0"/>
+              <w:spacing w:line="240" w:lineRule="auto" w:after="40" w:before="40"/>
             </w:pPr>
             <w:r>
               <w:t xml:space="preserve">For REAL datatype</w:t>
@@ -8725,8 +8727,8 @@
             <w:pPr>
               <w:pStyle w:val="Compact"/>
               <w:jc w:val="left"/>
-              <w:ind w:firstLine="0" w:left="0" w:right="0"/>
-              <w:spacing w:after="40" w:before="40" w:line="240" w:lineRule="auto"/>
+              <w:ind w:left="0" w:right="0" w:firstLine="0"/>
+              <w:spacing w:line="240" w:lineRule="auto" w:after="40" w:before="40"/>
             </w:pPr>
             <w:r>
               <w:t xml:space="preserve">bool_value</w:t>
@@ -8739,8 +8741,8 @@
             <w:pPr>
               <w:pStyle w:val="Compact"/>
               <w:jc w:val="left"/>
-              <w:ind w:firstLine="0" w:left="0" w:right="0"/>
-              <w:spacing w:after="40" w:before="40" w:line="240" w:lineRule="auto"/>
+              <w:ind w:left="0" w:right="0" w:firstLine="0"/>
+              <w:spacing w:line="240" w:lineRule="auto" w:after="40" w:before="40"/>
             </w:pPr>
             <w:r>
               <w:t xml:space="preserve">INTEGER</w:t>
@@ -8753,8 +8755,8 @@
             <w:pPr>
               <w:pStyle w:val="Compact"/>
               <w:jc w:val="left"/>
-              <w:ind w:firstLine="0" w:left="0" w:right="0"/>
-              <w:spacing w:after="40" w:before="40" w:line="240" w:lineRule="auto"/>
+              <w:ind w:left="0" w:right="0" w:firstLine="0"/>
+              <w:spacing w:line="240" w:lineRule="auto" w:after="40" w:before="40"/>
             </w:pPr>
             <w:r>
               <w:t xml:space="preserve">For BOOLEAN datatype (0/1)</w:t>
@@ -8769,8 +8771,8 @@
             <w:pPr>
               <w:pStyle w:val="Compact"/>
               <w:jc w:val="left"/>
-              <w:ind w:firstLine="0" w:left="0" w:right="0"/>
-              <w:spacing w:after="40" w:before="40" w:line="240" w:lineRule="auto"/>
+              <w:ind w:left="0" w:right="0" w:firstLine="0"/>
+              <w:spacing w:line="240" w:lineRule="auto" w:after="40" w:before="40"/>
             </w:pPr>
             <w:r>
               <w:t xml:space="preserve">date_value</w:t>
@@ -8783,8 +8785,8 @@
             <w:pPr>
               <w:pStyle w:val="Compact"/>
               <w:jc w:val="left"/>
-              <w:ind w:firstLine="0" w:left="0" w:right="0"/>
-              <w:spacing w:after="40" w:before="40" w:line="240" w:lineRule="auto"/>
+              <w:ind w:left="0" w:right="0" w:firstLine="0"/>
+              <w:spacing w:line="240" w:lineRule="auto" w:after="40" w:before="40"/>
             </w:pPr>
             <w:r>
               <w:t xml:space="preserve">TEXT</w:t>
@@ -8797,8 +8799,8 @@
             <w:pPr>
               <w:pStyle w:val="Compact"/>
               <w:jc w:val="left"/>
-              <w:ind w:firstLine="0" w:left="0" w:right="0"/>
-              <w:spacing w:after="40" w:before="40" w:line="240" w:lineRule="auto"/>
+              <w:ind w:left="0" w:right="0" w:firstLine="0"/>
+              <w:spacing w:line="240" w:lineRule="auto" w:after="40" w:before="40"/>
             </w:pPr>
             <w:r>
               <w:t xml:space="preserve">For DATE datatype (YYYY-MM-DD)</w:t>
@@ -8813,8 +8815,8 @@
             <w:pPr>
               <w:pStyle w:val="Compact"/>
               <w:jc w:val="left"/>
-              <w:ind w:firstLine="0" w:left="0" w:right="0"/>
-              <w:spacing w:after="40" w:before="40" w:line="240" w:lineRule="auto"/>
+              <w:ind w:left="0" w:right="0" w:firstLine="0"/>
+              <w:spacing w:line="240" w:lineRule="auto" w:after="40" w:before="40"/>
             </w:pPr>
             <w:r>
               <w:t xml:space="preserve">enum_ref</w:t>
@@ -8827,8 +8829,8 @@
             <w:pPr>
               <w:pStyle w:val="Compact"/>
               <w:jc w:val="left"/>
-              <w:ind w:firstLine="0" w:left="0" w:right="0"/>
-              <w:spacing w:after="40" w:before="40" w:line="240" w:lineRule="auto"/>
+              <w:ind w:left="0" w:right="0" w:firstLine="0"/>
+              <w:spacing w:line="240" w:lineRule="auto" w:after="40" w:before="40"/>
             </w:pPr>
             <w:r>
               <w:t xml:space="preserve">TEXT FK</w:t>
@@ -8841,8 +8843,8 @@
             <w:pPr>
               <w:pStyle w:val="Compact"/>
               <w:jc w:val="left"/>
-              <w:ind w:firstLine="0" w:left="0" w:right="0"/>
-              <w:spacing w:after="40" w:before="40" w:line="240" w:lineRule="auto"/>
+              <w:ind w:left="0" w:right="0" w:firstLine="0"/>
+              <w:spacing w:line="240" w:lineRule="auto" w:after="40" w:before="40"/>
             </w:pPr>
             <w:r>
               <w:t xml:space="preserve">For ENUM datatype (FK to enum_values)</w:t>
@@ -8857,8 +8859,8 @@
             <w:pPr>
               <w:pStyle w:val="Compact"/>
               <w:jc w:val="left"/>
-              <w:ind w:firstLine="0" w:left="0" w:right="0"/>
-              <w:spacing w:after="40" w:before="40" w:line="240" w:lineRule="auto"/>
+              <w:ind w:left="0" w:right="0" w:firstLine="0"/>
+              <w:spacing w:line="240" w:lineRule="auto" w:after="40" w:before="40"/>
             </w:pPr>
             <w:r>
               <w:t xml:space="preserve">ast</w:t>
@@ -8871,8 +8873,8 @@
             <w:pPr>
               <w:pStyle w:val="Compact"/>
               <w:jc w:val="left"/>
-              <w:ind w:firstLine="0" w:left="0" w:right="0"/>
-              <w:spacing w:after="40" w:before="40" w:line="240" w:lineRule="auto"/>
+              <w:ind w:left="0" w:right="0" w:firstLine="0"/>
+              <w:spacing w:line="240" w:lineRule="auto" w:after="40" w:before="40"/>
             </w:pPr>
             <w:r>
               <w:t xml:space="preserve">JSON</w:t>
@@ -8885,8 +8887,8 @@
             <w:pPr>
               <w:pStyle w:val="Compact"/>
               <w:jc w:val="left"/>
-              <w:ind w:firstLine="0" w:left="0" w:right="0"/>
-              <w:spacing w:after="40" w:before="40" w:line="240" w:lineRule="auto"/>
+              <w:ind w:left="0" w:right="0" w:firstLine="0"/>
+              <w:spacing w:line="240" w:lineRule="auto" w:after="40" w:before="40"/>
             </w:pPr>
             <w:r>
               <w:t xml:space="preserve">For XHTML datatype (Pandoc AST)</w:t>
@@ -8901,8 +8903,8 @@
             <w:pPr>
               <w:pStyle w:val="Compact"/>
               <w:jc w:val="left"/>
-              <w:ind w:firstLine="0" w:left="0" w:right="0"/>
-              <w:spacing w:after="40" w:before="40" w:line="240" w:lineRule="auto"/>
+              <w:ind w:left="0" w:right="0" w:firstLine="0"/>
+              <w:spacing w:line="240" w:lineRule="auto" w:after="40" w:before="40"/>
             </w:pPr>
             <w:r>
               <w:t xml:space="preser